--- a/sumsala_diplomova_praca.docx
+++ b/sumsala_diplomova_praca.docx
@@ -1003,7 +1003,7 @@
         </w:rPr>
         <w:fldChar w:fldCharType="separate"/>
       </w:r>
-      <w:hyperlink w:anchor="_Toc227445262" w:history="1">
+      <w:hyperlink w:anchor="_Toc227449162" w:history="1">
         <w:r>
           <w:rPr>
             <w:rStyle w:val="Hyperlink"/>
@@ -1030,7 +1030,7 @@
             <w:noProof/>
             <w:webHidden/>
           </w:rPr>
-          <w:instrText xml:space="preserve"> PAGEREF _Toc227445262 \h </w:instrText>
+          <w:instrText xml:space="preserve"> PAGEREF _Toc227449162 \h </w:instrText>
         </w:r>
         <w:r>
           <w:rPr>
@@ -1071,7 +1071,7 @@
           <w:szCs w:val="24"/>
         </w:rPr>
       </w:pPr>
-      <w:hyperlink w:anchor="_Toc227445263" w:history="1">
+      <w:hyperlink w:anchor="_Toc227449163" w:history="1">
         <w:r>
           <w:rPr>
             <w:rStyle w:val="Hyperlink"/>
@@ -1098,7 +1098,7 @@
             <w:noProof/>
             <w:webHidden/>
           </w:rPr>
-          <w:instrText xml:space="preserve"> PAGEREF _Toc227445263 \h </w:instrText>
+          <w:instrText xml:space="preserve"> PAGEREF _Toc227449163 \h </w:instrText>
         </w:r>
         <w:r>
           <w:rPr>
@@ -1139,7 +1139,7 @@
           <w:szCs w:val="24"/>
         </w:rPr>
       </w:pPr>
-      <w:hyperlink w:anchor="_Toc227445264" w:history="1">
+      <w:hyperlink w:anchor="_Toc227449164" w:history="1">
         <w:r>
           <w:rPr>
             <w:rStyle w:val="Hyperlink"/>
@@ -1166,7 +1166,7 @@
             <w:noProof/>
             <w:webHidden/>
           </w:rPr>
-          <w:instrText xml:space="preserve"> PAGEREF _Toc227445264 \h </w:instrText>
+          <w:instrText xml:space="preserve"> PAGEREF _Toc227449164 \h </w:instrText>
         </w:r>
         <w:r>
           <w:rPr>
@@ -1210,7 +1210,7 @@
           <w:szCs w:val="24"/>
         </w:rPr>
       </w:pPr>
-      <w:hyperlink w:anchor="_Toc227445265" w:history="1">
+      <w:hyperlink w:anchor="_Toc227449165" w:history="1">
         <w:r>
           <w:rPr>
             <w:rStyle w:val="Hyperlink"/>
@@ -1237,7 +1237,7 @@
             <w:noProof/>
             <w:webHidden/>
           </w:rPr>
-          <w:instrText xml:space="preserve"> PAGEREF _Toc227445265 \h </w:instrText>
+          <w:instrText xml:space="preserve"> PAGEREF _Toc227449165 \h </w:instrText>
         </w:r>
         <w:r>
           <w:rPr>
@@ -1281,7 +1281,7 @@
           <w:szCs w:val="24"/>
         </w:rPr>
       </w:pPr>
-      <w:hyperlink w:anchor="_Toc227445266" w:history="1">
+      <w:hyperlink w:anchor="_Toc227449166" w:history="1">
         <w:r>
           <w:rPr>
             <w:rStyle w:val="Hyperlink"/>
@@ -1326,7 +1326,7 @@
             <w:noProof/>
             <w:webHidden/>
           </w:rPr>
-          <w:instrText xml:space="preserve"> PAGEREF _Toc227445266 \h </w:instrText>
+          <w:instrText xml:space="preserve"> PAGEREF _Toc227449166 \h </w:instrText>
         </w:r>
         <w:r>
           <w:rPr>
@@ -1367,7 +1367,7 @@
           <w:szCs w:val="24"/>
         </w:rPr>
       </w:pPr>
-      <w:hyperlink w:anchor="_Toc227445267" w:history="1">
+      <w:hyperlink w:anchor="_Toc227449167" w:history="1">
         <w:r>
           <w:rPr>
             <w:rStyle w:val="Hyperlink"/>
@@ -1394,7 +1394,7 @@
             <w:noProof/>
             <w:webHidden/>
           </w:rPr>
-          <w:instrText xml:space="preserve"> PAGEREF _Toc227445267 \h </w:instrText>
+          <w:instrText xml:space="preserve"> PAGEREF _Toc227449167 \h </w:instrText>
         </w:r>
         <w:r>
           <w:rPr>
@@ -1435,7 +1435,7 @@
           <w:szCs w:val="24"/>
         </w:rPr>
       </w:pPr>
-      <w:hyperlink w:anchor="_Toc227445268" w:history="1">
+      <w:hyperlink w:anchor="_Toc227449168" w:history="1">
         <w:r>
           <w:rPr>
             <w:rStyle w:val="Hyperlink"/>
@@ -1462,7 +1462,7 @@
             <w:noProof/>
             <w:webHidden/>
           </w:rPr>
-          <w:instrText xml:space="preserve"> PAGEREF _Toc227445268 \h </w:instrText>
+          <w:instrText xml:space="preserve"> PAGEREF _Toc227449168 \h </w:instrText>
         </w:r>
         <w:r>
           <w:rPr>
@@ -1503,7 +1503,7 @@
           <w:szCs w:val="24"/>
         </w:rPr>
       </w:pPr>
-      <w:hyperlink w:anchor="_Toc227445269" w:history="1">
+      <w:hyperlink w:anchor="_Toc227449169" w:history="1">
         <w:r>
           <w:rPr>
             <w:rStyle w:val="Hyperlink"/>
@@ -1530,7 +1530,7 @@
             <w:noProof/>
             <w:webHidden/>
           </w:rPr>
-          <w:instrText xml:space="preserve"> PAGEREF _Toc227445269 \h </w:instrText>
+          <w:instrText xml:space="preserve"> PAGEREF _Toc227449169 \h </w:instrText>
         </w:r>
         <w:r>
           <w:rPr>
@@ -1574,7 +1574,7 @@
           <w:szCs w:val="24"/>
         </w:rPr>
       </w:pPr>
-      <w:hyperlink w:anchor="_Toc227445270" w:history="1">
+      <w:hyperlink w:anchor="_Toc227449170" w:history="1">
         <w:r>
           <w:rPr>
             <w:rStyle w:val="Hyperlink"/>
@@ -1619,7 +1619,7 @@
             <w:noProof/>
             <w:webHidden/>
           </w:rPr>
-          <w:instrText xml:space="preserve"> PAGEREF _Toc227445270 \h </w:instrText>
+          <w:instrText xml:space="preserve"> PAGEREF _Toc227449170 \h </w:instrText>
         </w:r>
         <w:r>
           <w:rPr>
@@ -1660,7 +1660,7 @@
           <w:szCs w:val="24"/>
         </w:rPr>
       </w:pPr>
-      <w:hyperlink w:anchor="_Toc227445271" w:history="1">
+      <w:hyperlink w:anchor="_Toc227449171" w:history="1">
         <w:r>
           <w:rPr>
             <w:rStyle w:val="Hyperlink"/>
@@ -1687,7 +1687,7 @@
             <w:noProof/>
             <w:webHidden/>
           </w:rPr>
-          <w:instrText xml:space="preserve"> PAGEREF _Toc227445271 \h </w:instrText>
+          <w:instrText xml:space="preserve"> PAGEREF _Toc227449171 \h </w:instrText>
         </w:r>
         <w:r>
           <w:rPr>
@@ -1728,7 +1728,7 @@
           <w:szCs w:val="24"/>
         </w:rPr>
       </w:pPr>
-      <w:hyperlink w:anchor="_Toc227445272" w:history="1">
+      <w:hyperlink w:anchor="_Toc227449172" w:history="1">
         <w:r>
           <w:rPr>
             <w:rStyle w:val="Hyperlink"/>
@@ -1755,7 +1755,7 @@
             <w:noProof/>
             <w:webHidden/>
           </w:rPr>
-          <w:instrText xml:space="preserve"> PAGEREF _Toc227445272 \h </w:instrText>
+          <w:instrText xml:space="preserve"> PAGEREF _Toc227449172 \h </w:instrText>
         </w:r>
         <w:r>
           <w:rPr>
@@ -1799,7 +1799,7 @@
           <w:szCs w:val="24"/>
         </w:rPr>
       </w:pPr>
-      <w:hyperlink w:anchor="_Toc227445273" w:history="1">
+      <w:hyperlink w:anchor="_Toc227449173" w:history="1">
         <w:r>
           <w:rPr>
             <w:rStyle w:val="Hyperlink"/>
@@ -1844,7 +1844,7 @@
             <w:noProof/>
             <w:webHidden/>
           </w:rPr>
-          <w:instrText xml:space="preserve"> PAGEREF _Toc227445273 \h </w:instrText>
+          <w:instrText xml:space="preserve"> PAGEREF _Toc227449173 \h </w:instrText>
         </w:r>
         <w:r>
           <w:rPr>
@@ -1885,7 +1885,7 @@
           <w:szCs w:val="24"/>
         </w:rPr>
       </w:pPr>
-      <w:hyperlink w:anchor="_Toc227445274" w:history="1">
+      <w:hyperlink w:anchor="_Toc227449174" w:history="1">
         <w:r>
           <w:rPr>
             <w:rStyle w:val="Hyperlink"/>
@@ -1912,7 +1912,7 @@
             <w:noProof/>
             <w:webHidden/>
           </w:rPr>
-          <w:instrText xml:space="preserve"> PAGEREF _Toc227445274 \h </w:instrText>
+          <w:instrText xml:space="preserve"> PAGEREF _Toc227449174 \h </w:instrText>
         </w:r>
         <w:r>
           <w:rPr>
@@ -1952,7 +1952,7 @@
           <w:szCs w:val="24"/>
         </w:rPr>
       </w:pPr>
-      <w:hyperlink w:anchor="_Toc227445275" w:history="1">
+      <w:hyperlink w:anchor="_Toc227449175" w:history="1">
         <w:r>
           <w:rPr>
             <w:rStyle w:val="Hyperlink"/>
@@ -1979,7 +1979,7 @@
             <w:noProof/>
             <w:webHidden/>
           </w:rPr>
-          <w:instrText xml:space="preserve"> PAGEREF _Toc227445275 \h </w:instrText>
+          <w:instrText xml:space="preserve"> PAGEREF _Toc227449175 \h </w:instrText>
         </w:r>
         <w:r>
           <w:rPr>
@@ -2019,7 +2019,7 @@
           <w:szCs w:val="24"/>
         </w:rPr>
       </w:pPr>
-      <w:hyperlink w:anchor="_Toc227445276" w:history="1">
+      <w:hyperlink w:anchor="_Toc227449176" w:history="1">
         <w:r>
           <w:rPr>
             <w:rStyle w:val="Hyperlink"/>
@@ -2046,7 +2046,7 @@
             <w:noProof/>
             <w:webHidden/>
           </w:rPr>
-          <w:instrText xml:space="preserve"> PAGEREF _Toc227445276 \h </w:instrText>
+          <w:instrText xml:space="preserve"> PAGEREF _Toc227449176 \h </w:instrText>
         </w:r>
         <w:r>
           <w:rPr>
@@ -2086,7 +2086,7 @@
           <w:szCs w:val="24"/>
         </w:rPr>
       </w:pPr>
-      <w:hyperlink w:anchor="_Toc227445277" w:history="1">
+      <w:hyperlink w:anchor="_Toc227449177" w:history="1">
         <w:r>
           <w:rPr>
             <w:rStyle w:val="Hyperlink"/>
@@ -2113,7 +2113,7 @@
             <w:noProof/>
             <w:webHidden/>
           </w:rPr>
-          <w:instrText xml:space="preserve"> PAGEREF _Toc227445277 \h </w:instrText>
+          <w:instrText xml:space="preserve"> PAGEREF _Toc227449177 \h </w:instrText>
         </w:r>
         <w:r>
           <w:rPr>
@@ -2153,7 +2153,7 @@
           <w:szCs w:val="24"/>
         </w:rPr>
       </w:pPr>
-      <w:hyperlink w:anchor="_Toc227445278" w:history="1">
+      <w:hyperlink w:anchor="_Toc227449178" w:history="1">
         <w:r>
           <w:rPr>
             <w:rStyle w:val="Hyperlink"/>
@@ -2180,7 +2180,7 @@
             <w:noProof/>
             <w:webHidden/>
           </w:rPr>
-          <w:instrText xml:space="preserve"> PAGEREF _Toc227445278 \h </w:instrText>
+          <w:instrText xml:space="preserve"> PAGEREF _Toc227449178 \h </w:instrText>
         </w:r>
         <w:r>
           <w:rPr>
@@ -2220,7 +2220,7 @@
           <w:szCs w:val="24"/>
         </w:rPr>
       </w:pPr>
-      <w:hyperlink w:anchor="_Toc227445279" w:history="1">
+      <w:hyperlink w:anchor="_Toc227449179" w:history="1">
         <w:r>
           <w:rPr>
             <w:rStyle w:val="Hyperlink"/>
@@ -2247,7 +2247,7 @@
             <w:noProof/>
             <w:webHidden/>
           </w:rPr>
-          <w:instrText xml:space="preserve"> PAGEREF _Toc227445279 \h </w:instrText>
+          <w:instrText xml:space="preserve"> PAGEREF _Toc227449179 \h </w:instrText>
         </w:r>
         <w:r>
           <w:rPr>
@@ -2287,7 +2287,7 @@
           <w:szCs w:val="24"/>
         </w:rPr>
       </w:pPr>
-      <w:hyperlink w:anchor="_Toc227445280" w:history="1">
+      <w:hyperlink w:anchor="_Toc227449180" w:history="1">
         <w:r>
           <w:rPr>
             <w:rStyle w:val="Hyperlink"/>
@@ -2314,7 +2314,7 @@
             <w:noProof/>
             <w:webHidden/>
           </w:rPr>
-          <w:instrText xml:space="preserve"> PAGEREF _Toc227445280 \h </w:instrText>
+          <w:instrText xml:space="preserve"> PAGEREF _Toc227449180 \h </w:instrText>
         </w:r>
         <w:r>
           <w:rPr>
@@ -2354,7 +2354,7 @@
           <w:szCs w:val="24"/>
         </w:rPr>
       </w:pPr>
-      <w:hyperlink w:anchor="_Toc227445281" w:history="1">
+      <w:hyperlink w:anchor="_Toc227449181" w:history="1">
         <w:r>
           <w:rPr>
             <w:rStyle w:val="Hyperlink"/>
@@ -2381,7 +2381,7 @@
             <w:noProof/>
             <w:webHidden/>
           </w:rPr>
-          <w:instrText xml:space="preserve"> PAGEREF _Toc227445281 \h </w:instrText>
+          <w:instrText xml:space="preserve"> PAGEREF _Toc227449181 \h </w:instrText>
         </w:r>
         <w:r>
           <w:rPr>
@@ -2421,7 +2421,7 @@
           <w:szCs w:val="24"/>
         </w:rPr>
       </w:pPr>
-      <w:hyperlink w:anchor="_Toc227445282" w:history="1">
+      <w:hyperlink w:anchor="_Toc227449182" w:history="1">
         <w:r>
           <w:rPr>
             <w:rStyle w:val="Hyperlink"/>
@@ -2448,7 +2448,7 @@
             <w:noProof/>
             <w:webHidden/>
           </w:rPr>
-          <w:instrText xml:space="preserve"> PAGEREF _Toc227445282 \h </w:instrText>
+          <w:instrText xml:space="preserve"> PAGEREF _Toc227449182 \h </w:instrText>
         </w:r>
         <w:r>
           <w:rPr>
@@ -2489,7 +2489,7 @@
           <w:szCs w:val="24"/>
         </w:rPr>
       </w:pPr>
-      <w:hyperlink w:anchor="_Toc227445283" w:history="1">
+      <w:hyperlink w:anchor="_Toc227449183" w:history="1">
         <w:r>
           <w:rPr>
             <w:rStyle w:val="Hyperlink"/>
@@ -2516,7 +2516,7 @@
             <w:noProof/>
             <w:webHidden/>
           </w:rPr>
-          <w:instrText xml:space="preserve"> PAGEREF _Toc227445283 \h </w:instrText>
+          <w:instrText xml:space="preserve"> PAGEREF _Toc227449183 \h </w:instrText>
         </w:r>
         <w:r>
           <w:rPr>
@@ -2557,7 +2557,7 @@
           <w:szCs w:val="24"/>
         </w:rPr>
       </w:pPr>
-      <w:hyperlink w:anchor="_Toc227445284" w:history="1">
+      <w:hyperlink w:anchor="_Toc227449184" w:history="1">
         <w:r>
           <w:rPr>
             <w:rStyle w:val="Hyperlink"/>
@@ -2584,7 +2584,7 @@
             <w:noProof/>
             <w:webHidden/>
           </w:rPr>
-          <w:instrText xml:space="preserve"> PAGEREF _Toc227445284 \h </w:instrText>
+          <w:instrText xml:space="preserve"> PAGEREF _Toc227449184 \h </w:instrText>
         </w:r>
         <w:r>
           <w:rPr>
@@ -2624,7 +2624,7 @@
           <w:szCs w:val="24"/>
         </w:rPr>
       </w:pPr>
-      <w:hyperlink w:anchor="_Toc227445285" w:history="1">
+      <w:hyperlink w:anchor="_Toc227449185" w:history="1">
         <w:r>
           <w:rPr>
             <w:rStyle w:val="Hyperlink"/>
@@ -2651,7 +2651,7 @@
             <w:noProof/>
             <w:webHidden/>
           </w:rPr>
-          <w:instrText xml:space="preserve"> PAGEREF _Toc227445285 \h </w:instrText>
+          <w:instrText xml:space="preserve"> PAGEREF _Toc227449185 \h </w:instrText>
         </w:r>
         <w:r>
           <w:rPr>
@@ -2691,7 +2691,7 @@
           <w:szCs w:val="24"/>
         </w:rPr>
       </w:pPr>
-      <w:hyperlink w:anchor="_Toc227445286" w:history="1">
+      <w:hyperlink w:anchor="_Toc227449186" w:history="1">
         <w:r>
           <w:rPr>
             <w:rStyle w:val="Hyperlink"/>
@@ -2719,7 +2719,7 @@
             <w:noProof/>
             <w:webHidden/>
           </w:rPr>
-          <w:instrText xml:space="preserve"> PAGEREF _Toc227445286 \h </w:instrText>
+          <w:instrText xml:space="preserve"> PAGEREF _Toc227449186 \h </w:instrText>
         </w:r>
         <w:r>
           <w:rPr>
@@ -2759,7 +2759,7 @@
           <w:szCs w:val="24"/>
         </w:rPr>
       </w:pPr>
-      <w:hyperlink w:anchor="_Toc227445287" w:history="1">
+      <w:hyperlink w:anchor="_Toc227449187" w:history="1">
         <w:r>
           <w:rPr>
             <w:rStyle w:val="Hyperlink"/>
@@ -2787,7 +2787,7 @@
             <w:noProof/>
             <w:webHidden/>
           </w:rPr>
-          <w:instrText xml:space="preserve"> PAGEREF _Toc227445287 \h </w:instrText>
+          <w:instrText xml:space="preserve"> PAGEREF _Toc227449187 \h </w:instrText>
         </w:r>
         <w:r>
           <w:rPr>
@@ -2827,7 +2827,7 @@
           <w:szCs w:val="24"/>
         </w:rPr>
       </w:pPr>
-      <w:hyperlink w:anchor="_Toc227445288" w:history="1">
+      <w:hyperlink w:anchor="_Toc227449188" w:history="1">
         <w:r>
           <w:rPr>
             <w:rStyle w:val="Hyperlink"/>
@@ -2855,7 +2855,7 @@
             <w:noProof/>
             <w:webHidden/>
           </w:rPr>
-          <w:instrText xml:space="preserve"> PAGEREF _Toc227445288 \h </w:instrText>
+          <w:instrText xml:space="preserve"> PAGEREF _Toc227449188 \h </w:instrText>
         </w:r>
         <w:r>
           <w:rPr>
@@ -2896,7 +2896,7 @@
           <w:szCs w:val="24"/>
         </w:rPr>
       </w:pPr>
-      <w:hyperlink w:anchor="_Toc227445289" w:history="1">
+      <w:hyperlink w:anchor="_Toc227449189" w:history="1">
         <w:r>
           <w:rPr>
             <w:rStyle w:val="Hyperlink"/>
@@ -2938,7 +2938,7 @@
             <w:noProof/>
             <w:webHidden/>
           </w:rPr>
-          <w:instrText xml:space="preserve"> PAGEREF _Toc227445289 \h </w:instrText>
+          <w:instrText xml:space="preserve"> PAGEREF _Toc227449189 \h </w:instrText>
         </w:r>
         <w:r>
           <w:rPr>
@@ -2978,7 +2978,7 @@
           <w:szCs w:val="24"/>
         </w:rPr>
       </w:pPr>
-      <w:hyperlink w:anchor="_Toc227445290" w:history="1">
+      <w:hyperlink w:anchor="_Toc227449190" w:history="1">
         <w:r>
           <w:rPr>
             <w:rStyle w:val="Hyperlink"/>
@@ -3006,7 +3006,7 @@
             <w:noProof/>
             <w:webHidden/>
           </w:rPr>
-          <w:instrText xml:space="preserve"> PAGEREF _Toc227445290 \h </w:instrText>
+          <w:instrText xml:space="preserve"> PAGEREF _Toc227449190 \h </w:instrText>
         </w:r>
         <w:r>
           <w:rPr>
@@ -3046,7 +3046,7 @@
           <w:szCs w:val="24"/>
         </w:rPr>
       </w:pPr>
-      <w:hyperlink w:anchor="_Toc227445291" w:history="1">
+      <w:hyperlink w:anchor="_Toc227449191" w:history="1">
         <w:r>
           <w:rPr>
             <w:rStyle w:val="Hyperlink"/>
@@ -3074,7 +3074,7 @@
             <w:noProof/>
             <w:webHidden/>
           </w:rPr>
-          <w:instrText xml:space="preserve"> PAGEREF _Toc227445291 \h </w:instrText>
+          <w:instrText xml:space="preserve"> PAGEREF _Toc227449191 \h </w:instrText>
         </w:r>
         <w:r>
           <w:rPr>
@@ -3114,7 +3114,7 @@
           <w:szCs w:val="24"/>
         </w:rPr>
       </w:pPr>
-      <w:hyperlink w:anchor="_Toc227445292" w:history="1">
+      <w:hyperlink w:anchor="_Toc227449192" w:history="1">
         <w:r>
           <w:rPr>
             <w:rStyle w:val="Hyperlink"/>
@@ -3142,7 +3142,7 @@
             <w:noProof/>
             <w:webHidden/>
           </w:rPr>
-          <w:instrText xml:space="preserve"> PAGEREF _Toc227445292 \h </w:instrText>
+          <w:instrText xml:space="preserve"> PAGEREF _Toc227449192 \h </w:instrText>
         </w:r>
         <w:r>
           <w:rPr>
@@ -3183,7 +3183,7 @@
           <w:szCs w:val="24"/>
         </w:rPr>
       </w:pPr>
-      <w:hyperlink w:anchor="_Toc227445293" w:history="1">
+      <w:hyperlink w:anchor="_Toc227449193" w:history="1">
         <w:r>
           <w:rPr>
             <w:rStyle w:val="Hyperlink"/>
@@ -3218,7 +3218,7 @@
             <w:noProof/>
             <w:webHidden/>
           </w:rPr>
-          <w:instrText xml:space="preserve"> PAGEREF _Toc227445293 \h </w:instrText>
+          <w:instrText xml:space="preserve"> PAGEREF _Toc227449193 \h </w:instrText>
         </w:r>
         <w:r>
           <w:rPr>
@@ -3258,7 +3258,7 @@
           <w:szCs w:val="24"/>
         </w:rPr>
       </w:pPr>
-      <w:hyperlink w:anchor="_Toc227445294" w:history="1">
+      <w:hyperlink w:anchor="_Toc227449194" w:history="1">
         <w:r>
           <w:rPr>
             <w:rStyle w:val="Hyperlink"/>
@@ -3286,7 +3286,7 @@
             <w:noProof/>
             <w:webHidden/>
           </w:rPr>
-          <w:instrText xml:space="preserve"> PAGEREF _Toc227445294 \h </w:instrText>
+          <w:instrText xml:space="preserve"> PAGEREF _Toc227449194 \h </w:instrText>
         </w:r>
         <w:r>
           <w:rPr>
@@ -3326,7 +3326,7 @@
           <w:szCs w:val="24"/>
         </w:rPr>
       </w:pPr>
-      <w:hyperlink w:anchor="_Toc227445295" w:history="1">
+      <w:hyperlink w:anchor="_Toc227449195" w:history="1">
         <w:r>
           <w:rPr>
             <w:rStyle w:val="Hyperlink"/>
@@ -3354,7 +3354,7 @@
             <w:noProof/>
             <w:webHidden/>
           </w:rPr>
-          <w:instrText xml:space="preserve"> PAGEREF _Toc227445295 \h </w:instrText>
+          <w:instrText xml:space="preserve"> PAGEREF _Toc227449195 \h </w:instrText>
         </w:r>
         <w:r>
           <w:rPr>
@@ -3394,7 +3394,7 @@
           <w:szCs w:val="24"/>
         </w:rPr>
       </w:pPr>
-      <w:hyperlink w:anchor="_Toc227445296" w:history="1">
+      <w:hyperlink w:anchor="_Toc227449196" w:history="1">
         <w:r>
           <w:rPr>
             <w:rStyle w:val="Hyperlink"/>
@@ -3422,7 +3422,7 @@
             <w:noProof/>
             <w:webHidden/>
           </w:rPr>
-          <w:instrText xml:space="preserve"> PAGEREF _Toc227445296 \h </w:instrText>
+          <w:instrText xml:space="preserve"> PAGEREF _Toc227449196 \h </w:instrText>
         </w:r>
         <w:r>
           <w:rPr>
@@ -3462,7 +3462,7 @@
           <w:szCs w:val="24"/>
         </w:rPr>
       </w:pPr>
-      <w:hyperlink w:anchor="_Toc227445297" w:history="1">
+      <w:hyperlink w:anchor="_Toc227449197" w:history="1">
         <w:r>
           <w:rPr>
             <w:rStyle w:val="Hyperlink"/>
@@ -3490,7 +3490,7 @@
             <w:noProof/>
             <w:webHidden/>
           </w:rPr>
-          <w:instrText xml:space="preserve"> PAGEREF _Toc227445297 \h </w:instrText>
+          <w:instrText xml:space="preserve"> PAGEREF _Toc227449197 \h </w:instrText>
         </w:r>
         <w:r>
           <w:rPr>
@@ -3530,7 +3530,7 @@
           <w:szCs w:val="24"/>
         </w:rPr>
       </w:pPr>
-      <w:hyperlink w:anchor="_Toc227445298" w:history="1">
+      <w:hyperlink w:anchor="_Toc227449198" w:history="1">
         <w:r>
           <w:rPr>
             <w:rStyle w:val="Hyperlink"/>
@@ -3558,7 +3558,7 @@
             <w:noProof/>
             <w:webHidden/>
           </w:rPr>
-          <w:instrText xml:space="preserve"> PAGEREF _Toc227445298 \h </w:instrText>
+          <w:instrText xml:space="preserve"> PAGEREF _Toc227449198 \h </w:instrText>
         </w:r>
         <w:r>
           <w:rPr>
@@ -3602,11 +3602,12 @@
           <w:szCs w:val="24"/>
         </w:rPr>
       </w:pPr>
-      <w:hyperlink w:anchor="_Toc227445299" w:history="1">
+      <w:hyperlink w:anchor="_Toc227449199" w:history="1">
         <w:r>
           <w:rPr>
             <w:rStyle w:val="Hyperlink"/>
             <w:noProof/>
+            <w:lang w:val="sk-SK"/>
           </w:rPr>
           <w:t>4</w:t>
         </w:r>
@@ -3627,23 +3628,83 @@
             <w:noProof/>
             <w:lang w:val="sk-SK"/>
           </w:rPr>
-          <w:t>Metódy strojového uče</w:t>
-        </w:r>
+          <w:t>Predikcia slnečného žiarenia</w:t>
+        </w:r>
+        <w:r>
+          <w:rPr>
+            <w:noProof/>
+            <w:webHidden/>
+          </w:rPr>
+          <w:tab/>
+        </w:r>
+        <w:r>
+          <w:rPr>
+            <w:noProof/>
+            <w:webHidden/>
+          </w:rPr>
+          <w:fldChar w:fldCharType="begin"/>
+        </w:r>
+        <w:r>
+          <w:rPr>
+            <w:noProof/>
+            <w:webHidden/>
+          </w:rPr>
+          <w:instrText xml:space="preserve"> PAGEREF _Toc227449199 \h </w:instrText>
+        </w:r>
+        <w:r>
+          <w:rPr>
+            <w:noProof/>
+            <w:webHidden/>
+          </w:rPr>
+        </w:r>
+        <w:r>
+          <w:rPr>
+            <w:noProof/>
+            <w:webHidden/>
+          </w:rPr>
+          <w:fldChar w:fldCharType="separate"/>
+        </w:r>
+        <w:r>
+          <w:rPr>
+            <w:noProof/>
+            <w:webHidden/>
+          </w:rPr>
+          <w:t>26</w:t>
+        </w:r>
+        <w:r>
+          <w:rPr>
+            <w:noProof/>
+            <w:webHidden/>
+          </w:rPr>
+          <w:fldChar w:fldCharType="end"/>
+        </w:r>
+      </w:hyperlink>
+    </w:p>
+    <w:p>
+      <w:pPr>
+        <w:pStyle w:val="TOC2"/>
+        <w:rPr>
+          <w:rFonts w:asciiTheme="minorHAnsi" w:eastAsiaTheme="minorEastAsia" w:hAnsiTheme="minorHAnsi" w:cstheme="minorBidi"/>
+          <w:iCs w:val="0"/>
+          <w:noProof/>
+          <w:szCs w:val="24"/>
+        </w:rPr>
+      </w:pPr>
+      <w:hyperlink w:anchor="_Toc227449200" w:history="1">
         <w:r>
           <w:rPr>
             <w:rStyle w:val="Hyperlink"/>
             <w:noProof/>
+          </w:rPr>
+          <w:t>4.1</w:t>
+        </w:r>
+        <w:r>
+          <w:rPr>
+            <w:rStyle w:val="Hyperlink"/>
+            <w:noProof/>
             <w:lang w:val="sk-SK"/>
           </w:rPr>
-          <w:t>n</w:t>
-        </w:r>
-        <w:r>
-          <w:rPr>
-            <w:rStyle w:val="Hyperlink"/>
-            <w:noProof/>
-            <w:lang w:val="sk-SK"/>
-          </w:rPr>
-          <w:t>ia pre odhad slnečného žiarenia</w:t>
+          <w:t xml:space="preserve"> Tradičné prístupu a moderné metódy</w:t>
         </w:r>
         <w:r>
           <w:rPr>
@@ -3664,7 +3725,7 @@
             <w:noProof/>
             <w:webHidden/>
           </w:rPr>
-          <w:instrText xml:space="preserve"> PAGEREF _Toc227445299 \h </w:instrText>
+          <w:instrText xml:space="preserve"> PAGEREF _Toc227449200 \h </w:instrText>
         </w:r>
         <w:r>
           <w:rPr>
@@ -3704,13 +3765,21 @@
           <w:szCs w:val="24"/>
         </w:rPr>
       </w:pPr>
-      <w:hyperlink w:anchor="_Toc227445300" w:history="1">
+      <w:hyperlink w:anchor="_Toc227449201" w:history="1">
         <w:r>
           <w:rPr>
             <w:rStyle w:val="Hyperlink"/>
             <w:noProof/>
           </w:rPr>
-          <w:t>4.1.1 Záver</w:t>
+          <w:t>4.1.1</w:t>
+        </w:r>
+        <w:r>
+          <w:rPr>
+            <w:rStyle w:val="Hyperlink"/>
+            <w:noProof/>
+            <w:lang w:val="sk-SK"/>
+          </w:rPr>
+          <w:t xml:space="preserve"> Model perzistencie</w:t>
         </w:r>
         <w:r>
           <w:rPr>
@@ -3731,7 +3800,7 @@
             <w:noProof/>
             <w:webHidden/>
           </w:rPr>
-          <w:instrText xml:space="preserve"> PAGEREF _Toc227445300 \h </w:instrText>
+          <w:instrText xml:space="preserve"> PAGEREF _Toc227449201 \h </w:instrText>
         </w:r>
         <w:r>
           <w:rPr>
@@ -3752,6 +3821,438 @@
             <w:webHidden/>
           </w:rPr>
           <w:t>26</w:t>
+        </w:r>
+        <w:r>
+          <w:rPr>
+            <w:noProof/>
+            <w:webHidden/>
+          </w:rPr>
+          <w:fldChar w:fldCharType="end"/>
+        </w:r>
+      </w:hyperlink>
+    </w:p>
+    <w:p>
+      <w:pPr>
+        <w:pStyle w:val="TOC3"/>
+        <w:rPr>
+          <w:rFonts w:asciiTheme="minorHAnsi" w:eastAsiaTheme="minorEastAsia" w:hAnsiTheme="minorHAnsi" w:cstheme="minorBidi"/>
+          <w:noProof/>
+          <w:szCs w:val="24"/>
+        </w:rPr>
+      </w:pPr>
+      <w:hyperlink w:anchor="_Toc227449202" w:history="1">
+        <w:r>
+          <w:rPr>
+            <w:rStyle w:val="Hyperlink"/>
+            <w:noProof/>
+          </w:rPr>
+          <w:t>4.1.2</w:t>
+        </w:r>
+        <w:r>
+          <w:rPr>
+            <w:rStyle w:val="Hyperlink"/>
+            <w:noProof/>
+            <w:lang w:val="sk-SK"/>
+          </w:rPr>
+          <w:t xml:space="preserve"> Fyzikálne a satelitné modely</w:t>
+        </w:r>
+        <w:r>
+          <w:rPr>
+            <w:noProof/>
+            <w:webHidden/>
+          </w:rPr>
+          <w:tab/>
+        </w:r>
+        <w:r>
+          <w:rPr>
+            <w:noProof/>
+            <w:webHidden/>
+          </w:rPr>
+          <w:fldChar w:fldCharType="begin"/>
+        </w:r>
+        <w:r>
+          <w:rPr>
+            <w:noProof/>
+            <w:webHidden/>
+          </w:rPr>
+          <w:instrText xml:space="preserve"> PAGEREF _Toc227449202 \h </w:instrText>
+        </w:r>
+        <w:r>
+          <w:rPr>
+            <w:noProof/>
+            <w:webHidden/>
+          </w:rPr>
+        </w:r>
+        <w:r>
+          <w:rPr>
+            <w:noProof/>
+            <w:webHidden/>
+          </w:rPr>
+          <w:fldChar w:fldCharType="separate"/>
+        </w:r>
+        <w:r>
+          <w:rPr>
+            <w:noProof/>
+            <w:webHidden/>
+          </w:rPr>
+          <w:t>26</w:t>
+        </w:r>
+        <w:r>
+          <w:rPr>
+            <w:noProof/>
+            <w:webHidden/>
+          </w:rPr>
+          <w:fldChar w:fldCharType="end"/>
+        </w:r>
+      </w:hyperlink>
+    </w:p>
+    <w:p>
+      <w:pPr>
+        <w:pStyle w:val="TOC3"/>
+        <w:rPr>
+          <w:rFonts w:asciiTheme="minorHAnsi" w:eastAsiaTheme="minorEastAsia" w:hAnsiTheme="minorHAnsi" w:cstheme="minorBidi"/>
+          <w:noProof/>
+          <w:szCs w:val="24"/>
+        </w:rPr>
+      </w:pPr>
+      <w:hyperlink w:anchor="_Toc227449203" w:history="1">
+        <w:r>
+          <w:rPr>
+            <w:rStyle w:val="Hyperlink"/>
+            <w:noProof/>
+          </w:rPr>
+          <w:t>4.1.3</w:t>
+        </w:r>
+        <w:r>
+          <w:rPr>
+            <w:rStyle w:val="Hyperlink"/>
+            <w:noProof/>
+            <w:lang w:val="sk-SK"/>
+          </w:rPr>
+          <w:t xml:space="preserve"> Modely založené na celooblohových snímkach</w:t>
+        </w:r>
+        <w:r>
+          <w:rPr>
+            <w:noProof/>
+            <w:webHidden/>
+          </w:rPr>
+          <w:tab/>
+        </w:r>
+        <w:r>
+          <w:rPr>
+            <w:noProof/>
+            <w:webHidden/>
+          </w:rPr>
+          <w:fldChar w:fldCharType="begin"/>
+        </w:r>
+        <w:r>
+          <w:rPr>
+            <w:noProof/>
+            <w:webHidden/>
+          </w:rPr>
+          <w:instrText xml:space="preserve"> PAGEREF _Toc227449203 \h </w:instrText>
+        </w:r>
+        <w:r>
+          <w:rPr>
+            <w:noProof/>
+            <w:webHidden/>
+          </w:rPr>
+        </w:r>
+        <w:r>
+          <w:rPr>
+            <w:noProof/>
+            <w:webHidden/>
+          </w:rPr>
+          <w:fldChar w:fldCharType="separate"/>
+        </w:r>
+        <w:r>
+          <w:rPr>
+            <w:noProof/>
+            <w:webHidden/>
+          </w:rPr>
+          <w:t>27</w:t>
+        </w:r>
+        <w:r>
+          <w:rPr>
+            <w:noProof/>
+            <w:webHidden/>
+          </w:rPr>
+          <w:fldChar w:fldCharType="end"/>
+        </w:r>
+      </w:hyperlink>
+    </w:p>
+    <w:p>
+      <w:pPr>
+        <w:pStyle w:val="TOC2"/>
+        <w:rPr>
+          <w:rFonts w:asciiTheme="minorHAnsi" w:eastAsiaTheme="minorEastAsia" w:hAnsiTheme="minorHAnsi" w:cstheme="minorBidi"/>
+          <w:iCs w:val="0"/>
+          <w:noProof/>
+          <w:szCs w:val="24"/>
+        </w:rPr>
+      </w:pPr>
+      <w:hyperlink w:anchor="_Toc227449204" w:history="1">
+        <w:r>
+          <w:rPr>
+            <w:rStyle w:val="Hyperlink"/>
+            <w:noProof/>
+            <w:lang w:val="sk-SK"/>
+          </w:rPr>
+          <w:t>4.2 Extrakcia príznakov</w:t>
+        </w:r>
+        <w:r>
+          <w:rPr>
+            <w:noProof/>
+            <w:webHidden/>
+          </w:rPr>
+          <w:tab/>
+        </w:r>
+        <w:r>
+          <w:rPr>
+            <w:noProof/>
+            <w:webHidden/>
+          </w:rPr>
+          <w:fldChar w:fldCharType="begin"/>
+        </w:r>
+        <w:r>
+          <w:rPr>
+            <w:noProof/>
+            <w:webHidden/>
+          </w:rPr>
+          <w:instrText xml:space="preserve"> PAGEREF _Toc227449204 \h </w:instrText>
+        </w:r>
+        <w:r>
+          <w:rPr>
+            <w:noProof/>
+            <w:webHidden/>
+          </w:rPr>
+        </w:r>
+        <w:r>
+          <w:rPr>
+            <w:noProof/>
+            <w:webHidden/>
+          </w:rPr>
+          <w:fldChar w:fldCharType="separate"/>
+        </w:r>
+        <w:r>
+          <w:rPr>
+            <w:noProof/>
+            <w:webHidden/>
+          </w:rPr>
+          <w:t>27</w:t>
+        </w:r>
+        <w:r>
+          <w:rPr>
+            <w:noProof/>
+            <w:webHidden/>
+          </w:rPr>
+          <w:fldChar w:fldCharType="end"/>
+        </w:r>
+      </w:hyperlink>
+    </w:p>
+    <w:p>
+      <w:pPr>
+        <w:pStyle w:val="TOC3"/>
+        <w:rPr>
+          <w:rFonts w:asciiTheme="minorHAnsi" w:eastAsiaTheme="minorEastAsia" w:hAnsiTheme="minorHAnsi" w:cstheme="minorBidi"/>
+          <w:noProof/>
+          <w:szCs w:val="24"/>
+        </w:rPr>
+      </w:pPr>
+      <w:hyperlink w:anchor="_Toc227449205" w:history="1">
+        <w:r>
+          <w:rPr>
+            <w:rStyle w:val="Hyperlink"/>
+            <w:noProof/>
+          </w:rPr>
+          <w:t>4.2.1</w:t>
+        </w:r>
+        <w:r>
+          <w:rPr>
+            <w:rStyle w:val="Hyperlink"/>
+            <w:noProof/>
+            <w:lang w:val="sk-SK"/>
+          </w:rPr>
+          <w:t xml:space="preserve"> Porovnanie hlboké učenia (deep learning) a tradičných prístupov v kontexte extrakcie príznakov pri predikcii slnečného žiarenia</w:t>
+        </w:r>
+        <w:r>
+          <w:rPr>
+            <w:noProof/>
+            <w:webHidden/>
+          </w:rPr>
+          <w:tab/>
+        </w:r>
+        <w:r>
+          <w:rPr>
+            <w:noProof/>
+            <w:webHidden/>
+          </w:rPr>
+          <w:fldChar w:fldCharType="begin"/>
+        </w:r>
+        <w:r>
+          <w:rPr>
+            <w:noProof/>
+            <w:webHidden/>
+          </w:rPr>
+          <w:instrText xml:space="preserve"> PAGEREF _Toc227449205 \h </w:instrText>
+        </w:r>
+        <w:r>
+          <w:rPr>
+            <w:noProof/>
+            <w:webHidden/>
+          </w:rPr>
+        </w:r>
+        <w:r>
+          <w:rPr>
+            <w:noProof/>
+            <w:webHidden/>
+          </w:rPr>
+          <w:fldChar w:fldCharType="separate"/>
+        </w:r>
+        <w:r>
+          <w:rPr>
+            <w:noProof/>
+            <w:webHidden/>
+          </w:rPr>
+          <w:t>28</w:t>
+        </w:r>
+        <w:r>
+          <w:rPr>
+            <w:noProof/>
+            <w:webHidden/>
+          </w:rPr>
+          <w:fldChar w:fldCharType="end"/>
+        </w:r>
+      </w:hyperlink>
+    </w:p>
+    <w:p>
+      <w:pPr>
+        <w:pStyle w:val="TOC2"/>
+        <w:rPr>
+          <w:rFonts w:asciiTheme="minorHAnsi" w:eastAsiaTheme="minorEastAsia" w:hAnsiTheme="minorHAnsi" w:cstheme="minorBidi"/>
+          <w:iCs w:val="0"/>
+          <w:noProof/>
+          <w:szCs w:val="24"/>
+        </w:rPr>
+      </w:pPr>
+      <w:hyperlink w:anchor="_Toc227449206" w:history="1">
+        <w:r>
+          <w:rPr>
+            <w:rStyle w:val="Hyperlink"/>
+            <w:noProof/>
+            <w:lang w:val="sk-SK"/>
+          </w:rPr>
+          <w:t>4.3 Konvolučné neurónové siete (CNN)</w:t>
+        </w:r>
+        <w:r>
+          <w:rPr>
+            <w:noProof/>
+            <w:webHidden/>
+          </w:rPr>
+          <w:tab/>
+        </w:r>
+        <w:r>
+          <w:rPr>
+            <w:noProof/>
+            <w:webHidden/>
+          </w:rPr>
+          <w:fldChar w:fldCharType="begin"/>
+        </w:r>
+        <w:r>
+          <w:rPr>
+            <w:noProof/>
+            <w:webHidden/>
+          </w:rPr>
+          <w:instrText xml:space="preserve"> PAGEREF _Toc227449206 \h </w:instrText>
+        </w:r>
+        <w:r>
+          <w:rPr>
+            <w:noProof/>
+            <w:webHidden/>
+          </w:rPr>
+        </w:r>
+        <w:r>
+          <w:rPr>
+            <w:noProof/>
+            <w:webHidden/>
+          </w:rPr>
+          <w:fldChar w:fldCharType="separate"/>
+        </w:r>
+        <w:r>
+          <w:rPr>
+            <w:noProof/>
+            <w:webHidden/>
+          </w:rPr>
+          <w:t>28</w:t>
+        </w:r>
+        <w:r>
+          <w:rPr>
+            <w:noProof/>
+            <w:webHidden/>
+          </w:rPr>
+          <w:fldChar w:fldCharType="end"/>
+        </w:r>
+      </w:hyperlink>
+    </w:p>
+    <w:p>
+      <w:pPr>
+        <w:pStyle w:val="TOC2"/>
+        <w:rPr>
+          <w:rFonts w:asciiTheme="minorHAnsi" w:eastAsiaTheme="minorEastAsia" w:hAnsiTheme="minorHAnsi" w:cstheme="minorBidi"/>
+          <w:iCs w:val="0"/>
+          <w:noProof/>
+          <w:szCs w:val="24"/>
+        </w:rPr>
+      </w:pPr>
+      <w:hyperlink w:anchor="_Toc227449207" w:history="1">
+        <w:r>
+          <w:rPr>
+            <w:rStyle w:val="Hyperlink"/>
+            <w:noProof/>
+            <w:lang w:val="sk-SK"/>
+          </w:rPr>
+          <w:t>4.4 Vhodnosť CNN pre analýzu snímok oblohy</w:t>
+        </w:r>
+        <w:r>
+          <w:rPr>
+            <w:noProof/>
+            <w:webHidden/>
+          </w:rPr>
+          <w:tab/>
+        </w:r>
+        <w:r>
+          <w:rPr>
+            <w:noProof/>
+            <w:webHidden/>
+          </w:rPr>
+          <w:fldChar w:fldCharType="begin"/>
+        </w:r>
+        <w:r>
+          <w:rPr>
+            <w:noProof/>
+            <w:webHidden/>
+          </w:rPr>
+          <w:instrText xml:space="preserve"> PAGEREF _Toc227449207 \h </w:instrText>
+        </w:r>
+        <w:r>
+          <w:rPr>
+            <w:noProof/>
+            <w:webHidden/>
+          </w:rPr>
+        </w:r>
+        <w:r>
+          <w:rPr>
+            <w:noProof/>
+            <w:webHidden/>
+          </w:rPr>
+          <w:fldChar w:fldCharType="separate"/>
+        </w:r>
+        <w:r>
+          <w:rPr>
+            <w:noProof/>
+            <w:webHidden/>
+          </w:rPr>
+          <w:t>29</w:t>
         </w:r>
         <w:r>
           <w:rPr>
@@ -3775,23 +4276,43 @@
           <w:szCs w:val="24"/>
         </w:rPr>
       </w:pPr>
-      <w:hyperlink w:anchor="_Toc227445301" w:history="1">
+      <w:hyperlink w:anchor="_Toc227449208" w:history="1">
         <w:r>
           <w:rPr>
             <w:rStyle w:val="Hyperlink"/>
             <w:noProof/>
-          </w:rPr>
-          <w:t>Záver</w:t>
-        </w:r>
-        <w:r>
-          <w:rPr>
-            <w:noProof/>
-            <w:webHidden/>
+            <w:lang w:val="sk-SK"/>
+          </w:rPr>
+          <w:t>5</w:t>
+        </w:r>
+        <w:r>
+          <w:rPr>
+            <w:rFonts w:asciiTheme="minorHAnsi" w:eastAsiaTheme="minorEastAsia" w:hAnsiTheme="minorHAnsi" w:cstheme="minorBidi"/>
+            <w:b w:val="0"/>
+            <w:bCs w:val="0"/>
+            <w:noProof/>
+            <w:sz w:val="24"/>
+            <w:szCs w:val="24"/>
           </w:rPr>
           <w:tab/>
         </w:r>
         <w:r>
           <w:rPr>
+            <w:rStyle w:val="Hyperlink"/>
+            <w:noProof/>
+            <w:lang w:val="sk-SK"/>
+          </w:rPr>
+          <w:t>Hodnotiace metriky</w:t>
+        </w:r>
+        <w:r>
+          <w:rPr>
+            <w:noProof/>
+            <w:webHidden/>
+          </w:rPr>
+          <w:tab/>
+        </w:r>
+        <w:r>
+          <w:rPr>
             <w:noProof/>
             <w:webHidden/>
           </w:rPr>
@@ -3802,7 +4323,7 @@
             <w:noProof/>
             <w:webHidden/>
           </w:rPr>
-          <w:instrText xml:space="preserve"> PAGEREF _Toc227445301 \h </w:instrText>
+          <w:instrText xml:space="preserve"> PAGEREF _Toc227449208 \h </w:instrText>
         </w:r>
         <w:r>
           <w:rPr>
@@ -3822,7 +4343,74 @@
             <w:noProof/>
             <w:webHidden/>
           </w:rPr>
-          <w:t>27</w:t>
+          <w:t>30</w:t>
+        </w:r>
+        <w:r>
+          <w:rPr>
+            <w:noProof/>
+            <w:webHidden/>
+          </w:rPr>
+          <w:fldChar w:fldCharType="end"/>
+        </w:r>
+      </w:hyperlink>
+    </w:p>
+    <w:p>
+      <w:pPr>
+        <w:pStyle w:val="TOC3"/>
+        <w:rPr>
+          <w:rFonts w:asciiTheme="minorHAnsi" w:eastAsiaTheme="minorEastAsia" w:hAnsiTheme="minorHAnsi" w:cstheme="minorBidi"/>
+          <w:noProof/>
+          <w:szCs w:val="24"/>
+        </w:rPr>
+      </w:pPr>
+      <w:hyperlink w:anchor="_Toc227449209" w:history="1">
+        <w:r>
+          <w:rPr>
+            <w:rStyle w:val="Hyperlink"/>
+            <w:noProof/>
+          </w:rPr>
+          <w:t>5.1.1 Záver</w:t>
+        </w:r>
+        <w:r>
+          <w:rPr>
+            <w:noProof/>
+            <w:webHidden/>
+          </w:rPr>
+          <w:tab/>
+        </w:r>
+        <w:r>
+          <w:rPr>
+            <w:noProof/>
+            <w:webHidden/>
+          </w:rPr>
+          <w:fldChar w:fldCharType="begin"/>
+        </w:r>
+        <w:r>
+          <w:rPr>
+            <w:noProof/>
+            <w:webHidden/>
+          </w:rPr>
+          <w:instrText xml:space="preserve"> PAGEREF _Toc227449209 \h </w:instrText>
+        </w:r>
+        <w:r>
+          <w:rPr>
+            <w:noProof/>
+            <w:webHidden/>
+          </w:rPr>
+        </w:r>
+        <w:r>
+          <w:rPr>
+            <w:noProof/>
+            <w:webHidden/>
+          </w:rPr>
+          <w:fldChar w:fldCharType="separate"/>
+        </w:r>
+        <w:r>
+          <w:rPr>
+            <w:noProof/>
+            <w:webHidden/>
+          </w:rPr>
+          <w:t>30</w:t>
         </w:r>
         <w:r>
           <w:rPr>
@@ -3846,13 +4434,13 @@
           <w:szCs w:val="24"/>
         </w:rPr>
       </w:pPr>
-      <w:hyperlink w:anchor="_Toc227445302" w:history="1">
+      <w:hyperlink w:anchor="_Toc227449210" w:history="1">
         <w:r>
           <w:rPr>
             <w:rStyle w:val="Hyperlink"/>
             <w:noProof/>
           </w:rPr>
-          <w:t>Literatúra</w:t>
+          <w:t>Záver</w:t>
         </w:r>
         <w:r>
           <w:rPr>
@@ -3873,7 +4461,7 @@
             <w:noProof/>
             <w:webHidden/>
           </w:rPr>
-          <w:instrText xml:space="preserve"> PAGEREF _Toc227445302 \h </w:instrText>
+          <w:instrText xml:space="preserve"> PAGEREF _Toc227449210 \h </w:instrText>
         </w:r>
         <w:r>
           <w:rPr>
@@ -3893,7 +4481,7 @@
             <w:noProof/>
             <w:webHidden/>
           </w:rPr>
-          <w:t>28</w:t>
+          <w:t>31</w:t>
         </w:r>
         <w:r>
           <w:rPr>
@@ -3917,12 +4505,83 @@
           <w:szCs w:val="24"/>
         </w:rPr>
       </w:pPr>
-      <w:hyperlink w:anchor="_Toc227445303" w:history="1">
+      <w:hyperlink w:anchor="_Toc227449211" w:history="1">
         <w:r>
           <w:rPr>
             <w:rStyle w:val="Hyperlink"/>
             <w:noProof/>
           </w:rPr>
+          <w:t>Literatúra</w:t>
+        </w:r>
+        <w:r>
+          <w:rPr>
+            <w:noProof/>
+            <w:webHidden/>
+          </w:rPr>
+          <w:tab/>
+        </w:r>
+        <w:r>
+          <w:rPr>
+            <w:noProof/>
+            <w:webHidden/>
+          </w:rPr>
+          <w:fldChar w:fldCharType="begin"/>
+        </w:r>
+        <w:r>
+          <w:rPr>
+            <w:noProof/>
+            <w:webHidden/>
+          </w:rPr>
+          <w:instrText xml:space="preserve"> PAGEREF _Toc227449211 \h </w:instrText>
+        </w:r>
+        <w:r>
+          <w:rPr>
+            <w:noProof/>
+            <w:webHidden/>
+          </w:rPr>
+        </w:r>
+        <w:r>
+          <w:rPr>
+            <w:noProof/>
+            <w:webHidden/>
+          </w:rPr>
+          <w:fldChar w:fldCharType="separate"/>
+        </w:r>
+        <w:r>
+          <w:rPr>
+            <w:noProof/>
+            <w:webHidden/>
+          </w:rPr>
+          <w:t>32</w:t>
+        </w:r>
+        <w:r>
+          <w:rPr>
+            <w:noProof/>
+            <w:webHidden/>
+          </w:rPr>
+          <w:fldChar w:fldCharType="end"/>
+        </w:r>
+      </w:hyperlink>
+    </w:p>
+    <w:p>
+      <w:pPr>
+        <w:pStyle w:val="TOC1"/>
+        <w:spacing w:before="240"/>
+        <w:rPr>
+          <w:rFonts w:asciiTheme="minorHAnsi" w:eastAsiaTheme="minorEastAsia" w:hAnsiTheme="minorHAnsi" w:cstheme="minorBidi"/>
+          <w:b w:val="0"/>
+          <w:bCs w:val="0"/>
+          <w:noProof/>
+          <w:sz w:val="24"/>
+          <w:szCs w:val="24"/>
+        </w:rPr>
+      </w:pPr>
+      <w:hyperlink w:anchor="_Toc227449212" w:history="1">
+        <w:r>
+          <w:rPr>
+            <w:rStyle w:val="Hyperlink"/>
+            <w:noProof/>
+          </w:rPr>
           <w:t>Prílohy</w:t>
         </w:r>
         <w:r>
@@ -3944,7 +4603,7 @@
             <w:noProof/>
             <w:webHidden/>
           </w:rPr>
-          <w:instrText xml:space="preserve"> PAGEREF _Toc227445303 \h </w:instrText>
+          <w:instrText xml:space="preserve"> PAGEREF _Toc227449212 \h </w:instrText>
         </w:r>
         <w:r>
           <w:rPr>
@@ -3964,7 +4623,7 @@
             <w:noProof/>
             <w:webHidden/>
           </w:rPr>
-          <w:t>31</w:t>
+          <w:t>37</w:t>
         </w:r>
         <w:r>
           <w:rPr>
@@ -3992,7 +4651,7 @@
         <w:lastRenderedPageBreak/>
         <w:fldChar w:fldCharType="end"/>
       </w:r>
-      <w:bookmarkStart w:id="4" w:name="_Toc227445262"/>
+      <w:bookmarkStart w:id="4" w:name="_Toc227449162"/>
       <w:r>
         <w:t>Zoznam obrázkov</w:t>
       </w:r>
@@ -4025,7 +4684,7 @@
         </w:rPr>
         <w:fldChar w:fldCharType="separate"/>
       </w:r>
-      <w:hyperlink w:anchor="_Toc227445250" w:history="1">
+      <w:hyperlink w:anchor="_Toc227449150" w:history="1">
         <w:r>
           <w:rPr>
             <w:rStyle w:val="Hyperlink"/>
@@ -4053,7 +4712,7 @@
             <w:noProof/>
             <w:webHidden/>
           </w:rPr>
-          <w:instrText xml:space="preserve"> PAGEREF _Toc227445250 \h </w:instrText>
+          <w:instrText xml:space="preserve"> PAGEREF _Toc227449150 \h </w:instrText>
         </w:r>
         <w:r>
           <w:rPr>
@@ -4096,7 +4755,7 @@
           <w:noProof/>
         </w:rPr>
       </w:pPr>
-      <w:hyperlink w:anchor="_Toc227445251" w:history="1">
+      <w:hyperlink w:anchor="_Toc227449151" w:history="1">
         <w:r>
           <w:rPr>
             <w:rStyle w:val="Hyperlink"/>
@@ -4124,7 +4783,7 @@
             <w:noProof/>
             <w:webHidden/>
           </w:rPr>
-          <w:instrText xml:space="preserve"> PAGEREF _Toc227445251 \h </w:instrText>
+          <w:instrText xml:space="preserve"> PAGEREF _Toc227449151 \h </w:instrText>
         </w:r>
         <w:r>
           <w:rPr>
@@ -4167,7 +4826,7 @@
           <w:noProof/>
         </w:rPr>
       </w:pPr>
-      <w:hyperlink w:anchor="_Toc227445252" w:history="1">
+      <w:hyperlink w:anchor="_Toc227449152" w:history="1">
         <w:r>
           <w:rPr>
             <w:rStyle w:val="Hyperlink"/>
@@ -4195,7 +4854,7 @@
             <w:noProof/>
             <w:webHidden/>
           </w:rPr>
-          <w:instrText xml:space="preserve"> PAGEREF _Toc227445252 \h </w:instrText>
+          <w:instrText xml:space="preserve"> PAGEREF _Toc227449152 \h </w:instrText>
         </w:r>
         <w:r>
           <w:rPr>
@@ -4238,7 +4897,7 @@
           <w:noProof/>
         </w:rPr>
       </w:pPr>
-      <w:hyperlink w:anchor="_Toc227445253" w:history="1">
+      <w:hyperlink w:anchor="_Toc227449153" w:history="1">
         <w:r>
           <w:rPr>
             <w:rStyle w:val="Hyperlink"/>
@@ -4266,7 +4925,7 @@
             <w:noProof/>
             <w:webHidden/>
           </w:rPr>
-          <w:instrText xml:space="preserve"> PAGEREF _Toc227445253 \h </w:instrText>
+          <w:instrText xml:space="preserve"> PAGEREF _Toc227449153 \h </w:instrText>
         </w:r>
         <w:r>
           <w:rPr>
@@ -4309,7 +4968,7 @@
           <w:noProof/>
         </w:rPr>
       </w:pPr>
-      <w:hyperlink w:anchor="_Toc227445254" w:history="1">
+      <w:hyperlink w:anchor="_Toc227449154" w:history="1">
         <w:r>
           <w:rPr>
             <w:rStyle w:val="Hyperlink"/>
@@ -4337,7 +4996,7 @@
             <w:noProof/>
             <w:webHidden/>
           </w:rPr>
-          <w:instrText xml:space="preserve"> PAGEREF _Toc227445254 \h </w:instrText>
+          <w:instrText xml:space="preserve"> PAGEREF _Toc227449154 \h </w:instrText>
         </w:r>
         <w:r>
           <w:rPr>
@@ -4380,7 +5039,7 @@
           <w:noProof/>
         </w:rPr>
       </w:pPr>
-      <w:hyperlink w:anchor="_Toc227445255" w:history="1">
+      <w:hyperlink w:anchor="_Toc227449155" w:history="1">
         <w:r>
           <w:rPr>
             <w:rStyle w:val="Hyperlink"/>
@@ -4408,7 +5067,7 @@
             <w:noProof/>
             <w:webHidden/>
           </w:rPr>
-          <w:instrText xml:space="preserve"> PAGEREF _Toc227445255 \h </w:instrText>
+          <w:instrText xml:space="preserve"> PAGEREF _Toc227449155 \h </w:instrText>
         </w:r>
         <w:r>
           <w:rPr>
@@ -4451,7 +5110,7 @@
           <w:noProof/>
         </w:rPr>
       </w:pPr>
-      <w:hyperlink w:anchor="_Toc227445256" w:history="1">
+      <w:hyperlink w:anchor="_Toc227449156" w:history="1">
         <w:r>
           <w:rPr>
             <w:rStyle w:val="Hyperlink"/>
@@ -4479,7 +5138,7 @@
             <w:noProof/>
             <w:webHidden/>
           </w:rPr>
-          <w:instrText xml:space="preserve"> PAGEREF _Toc227445256 \h </w:instrText>
+          <w:instrText xml:space="preserve"> PAGEREF _Toc227449156 \h </w:instrText>
         </w:r>
         <w:r>
           <w:rPr>
@@ -4522,7 +5181,7 @@
           <w:noProof/>
         </w:rPr>
       </w:pPr>
-      <w:hyperlink w:anchor="_Toc227445257" w:history="1">
+      <w:hyperlink w:anchor="_Toc227449157" w:history="1">
         <w:r>
           <w:rPr>
             <w:rStyle w:val="Hyperlink"/>
@@ -4584,7 +5243,7 @@
             <w:noProof/>
             <w:webHidden/>
           </w:rPr>
-          <w:instrText xml:space="preserve"> PAGEREF _Toc227445257 \h </w:instrText>
+          <w:instrText xml:space="preserve"> PAGEREF _Toc227449157 \h </w:instrText>
         </w:r>
         <w:r>
           <w:rPr>
@@ -4627,7 +5286,7 @@
           <w:noProof/>
         </w:rPr>
       </w:pPr>
-      <w:hyperlink w:anchor="_Toc227445258" w:history="1">
+      <w:hyperlink w:anchor="_Toc227449158" w:history="1">
         <w:r>
           <w:rPr>
             <w:rStyle w:val="Hyperlink"/>
@@ -4689,7 +5348,7 @@
             <w:noProof/>
             <w:webHidden/>
           </w:rPr>
-          <w:instrText xml:space="preserve"> PAGEREF _Toc227445258 \h </w:instrText>
+          <w:instrText xml:space="preserve"> PAGEREF _Toc227449158 \h </w:instrText>
         </w:r>
         <w:r>
           <w:rPr>
@@ -4732,7 +5391,7 @@
           <w:noProof/>
         </w:rPr>
       </w:pPr>
-      <w:hyperlink w:anchor="_Toc227445259" w:history="1">
+      <w:hyperlink w:anchor="_Toc227449159" w:history="1">
         <w:r>
           <w:rPr>
             <w:rStyle w:val="Hyperlink"/>
@@ -4794,7 +5453,7 @@
             <w:noProof/>
             <w:webHidden/>
           </w:rPr>
-          <w:instrText xml:space="preserve"> PAGEREF _Toc227445259 \h </w:instrText>
+          <w:instrText xml:space="preserve"> PAGEREF _Toc227449159 \h </w:instrText>
         </w:r>
         <w:r>
           <w:rPr>
@@ -4837,7 +5496,7 @@
           <w:noProof/>
         </w:rPr>
       </w:pPr>
-      <w:hyperlink w:anchor="_Toc227445260" w:history="1">
+      <w:hyperlink w:anchor="_Toc227449160" w:history="1">
         <w:r>
           <w:rPr>
             <w:rStyle w:val="Hyperlink"/>
@@ -4899,7 +5558,7 @@
             <w:noProof/>
             <w:webHidden/>
           </w:rPr>
-          <w:instrText xml:space="preserve"> PAGEREF _Toc227445260 \h </w:instrText>
+          <w:instrText xml:space="preserve"> PAGEREF _Toc227449160 \h </w:instrText>
         </w:r>
         <w:r>
           <w:rPr>
@@ -4920,6 +5579,86 @@
             <w:webHidden/>
           </w:rPr>
           <w:t>25</w:t>
+        </w:r>
+        <w:r>
+          <w:rPr>
+            <w:noProof/>
+            <w:webHidden/>
+          </w:rPr>
+          <w:fldChar w:fldCharType="end"/>
+        </w:r>
+      </w:hyperlink>
+    </w:p>
+    <w:p>
+      <w:pPr>
+        <w:pStyle w:val="TableofFigures"/>
+        <w:tabs>
+          <w:tab w:val="right" w:leader="dot" w:pos="8778"/>
+        </w:tabs>
+        <w:spacing w:after="240"/>
+        <w:rPr>
+          <w:rFonts w:asciiTheme="minorHAnsi" w:eastAsiaTheme="minorEastAsia" w:hAnsiTheme="minorHAnsi" w:cstheme="minorBidi"/>
+          <w:noProof/>
+        </w:rPr>
+      </w:pPr>
+      <w:hyperlink w:anchor="_Toc227449161" w:history="1">
+        <w:r>
+          <w:rPr>
+            <w:rStyle w:val="Hyperlink"/>
+            <w:rFonts w:eastAsiaTheme="minorEastAsia"/>
+            <w:noProof/>
+          </w:rPr>
+          <w:t xml:space="preserve">Obr. 12: </w:t>
+        </w:r>
+        <w:r>
+          <w:rPr>
+            <w:rStyle w:val="Hyperlink"/>
+            <w:rFonts w:eastAsiaTheme="minorEastAsia"/>
+            <w:noProof/>
+            <w:lang w:val="sk-SK"/>
+          </w:rPr>
+          <w:t>Zjednodušený diagram konvolučnej neurónovej siete</w:t>
+        </w:r>
+        <w:r>
+          <w:rPr>
+            <w:noProof/>
+            <w:webHidden/>
+          </w:rPr>
+          <w:tab/>
+        </w:r>
+        <w:r>
+          <w:rPr>
+            <w:noProof/>
+            <w:webHidden/>
+          </w:rPr>
+          <w:fldChar w:fldCharType="begin"/>
+        </w:r>
+        <w:r>
+          <w:rPr>
+            <w:noProof/>
+            <w:webHidden/>
+          </w:rPr>
+          <w:instrText xml:space="preserve"> PAGEREF _Toc227449161 \h </w:instrText>
+        </w:r>
+        <w:r>
+          <w:rPr>
+            <w:noProof/>
+            <w:webHidden/>
+          </w:rPr>
+        </w:r>
+        <w:r>
+          <w:rPr>
+            <w:noProof/>
+            <w:webHidden/>
+          </w:rPr>
+          <w:fldChar w:fldCharType="separate"/>
+        </w:r>
+        <w:r>
+          <w:rPr>
+            <w:noProof/>
+            <w:webHidden/>
+          </w:rPr>
+          <w:t>29</w:t>
         </w:r>
         <w:r>
           <w:rPr>
@@ -4940,7 +5679,7 @@
         <w:lastRenderedPageBreak/>
         <w:fldChar w:fldCharType="end"/>
       </w:r>
-      <w:bookmarkStart w:id="5" w:name="_Toc227445263"/>
+      <w:bookmarkStart w:id="5" w:name="_Toc227449163"/>
       <w:r>
         <w:t>Zoznam tabuliek</w:t>
       </w:r>
@@ -5274,7 +6013,7 @@
         <w:lastRenderedPageBreak/>
         <w:fldChar w:fldCharType="end"/>
       </w:r>
-      <w:bookmarkStart w:id="6" w:name="_Toc227445264"/>
+      <w:bookmarkStart w:id="6" w:name="_Toc227449164"/>
       <w:r>
         <w:t>Zoznam značiek a skratiek</w:t>
       </w:r>
@@ -5438,158 +6177,176 @@
           <w:i/>
           <w:iCs/>
         </w:rPr>
-        <w:t xml:space="preserve">. </w:t>
+        <w:t>. D</w:t>
       </w:r>
       <w:r>
         <w:rPr>
           <w:i/>
           <w:iCs/>
         </w:rPr>
-        <w:t>D</w:t>
-      </w:r>
-      <w:r>
+        <w:t>irect Normal Irradiance</w:t>
+      </w:r>
+    </w:p>
+    <w:p>
+      <w:pPr>
+        <w:pStyle w:val="List"/>
         <w:rPr>
           <w:i/>
           <w:iCs/>
         </w:rPr>
-        <w:t>irect Normal Irradiance</w:t>
-      </w:r>
-    </w:p>
-    <w:p>
-      <w:pPr>
-        <w:pStyle w:val="List"/>
+      </w:pPr>
+      <w:r>
+        <w:t xml:space="preserve">DHI </w:t>
+      </w:r>
+      <w:r>
+        <w:rPr>
+          <w:rFonts w:eastAsiaTheme="minorEastAsia"/>
+          <w:iCs/>
+        </w:rPr>
+        <w:t>–</w:t>
+      </w:r>
+      <w:r>
+        <w:t xml:space="preserve"> </w:t>
+      </w:r>
+      <w:r>
+        <w:t>d</w:t>
+      </w:r>
+      <w:r>
+        <w:t xml:space="preserve">ifúzne horizontálne žiarenie </w:t>
+      </w:r>
+      <w:r>
+        <w:t>z angl.</w:t>
+      </w:r>
+      <w:r>
+        <w:t xml:space="preserve"> </w:t>
+      </w:r>
+      <w:r>
         <w:rPr>
           <w:i/>
           <w:iCs/>
         </w:rPr>
-      </w:pPr>
-      <w:r>
-        <w:t xml:space="preserve">DHI </w:t>
-      </w:r>
-      <w:r>
-        <w:rPr>
-          <w:rFonts w:eastAsiaTheme="minorEastAsia"/>
-          <w:iCs/>
-        </w:rPr>
-        <w:t>–</w:t>
-      </w:r>
-      <w:r>
-        <w:t xml:space="preserve"> </w:t>
-      </w:r>
-      <w:r>
-        <w:t>d</w:t>
-      </w:r>
-      <w:r>
-        <w:t xml:space="preserve">ifúzne horizontálne žiarenie </w:t>
-      </w:r>
-      <w:r>
-        <w:t>z</w:t>
-      </w:r>
-      <w:r>
-        <w:t> </w:t>
-      </w:r>
-      <w:r>
-        <w:t>angl</w:t>
-      </w:r>
-      <w:r>
-        <w:t>.</w:t>
-      </w:r>
-      <w:r>
-        <w:t xml:space="preserve"> </w:t>
-      </w:r>
-      <w:r>
+        <w:t>Diffuse Horizontal Irradiance</w:t>
+      </w:r>
+    </w:p>
+    <w:p>
+      <w:pPr>
+        <w:pStyle w:val="List"/>
+      </w:pPr>
+      <w:r>
+        <w:t>GW – gigawatt</w:t>
+      </w:r>
+    </w:p>
+    <w:p>
+      <w:pPr>
+        <w:pStyle w:val="List"/>
         <w:rPr>
           <w:i/>
           <w:iCs/>
         </w:rPr>
-        <w:t>Diffuse Horizontal Irradiance</w:t>
-      </w:r>
-    </w:p>
-    <w:p>
-      <w:pPr>
-        <w:pStyle w:val="List"/>
-      </w:pPr>
-      <w:r>
-        <w:t>GW – gigawatt</w:t>
-      </w:r>
-    </w:p>
-    <w:p>
-      <w:pPr>
-        <w:pStyle w:val="List"/>
+      </w:pPr>
+      <w:r>
+        <w:t xml:space="preserve">RGB – farebný priestor: červená, zelená, modrá z angl. </w:t>
+      </w:r>
+      <w:r>
         <w:rPr>
           <w:i/>
           <w:iCs/>
         </w:rPr>
-      </w:pPr>
-      <w:r>
-        <w:t xml:space="preserve">RGB – farebný priestor: červená, zelená, modrá z angl. </w:t>
-      </w:r>
-      <w:r>
+        <w:t>Red, Green, Blue</w:t>
+      </w:r>
+    </w:p>
+    <w:p>
+      <w:pPr>
+        <w:pStyle w:val="List"/>
         <w:rPr>
           <w:i/>
           <w:iCs/>
         </w:rPr>
-        <w:t>Red, Green, Blue</w:t>
-      </w:r>
-    </w:p>
-    <w:p>
-      <w:pPr>
-        <w:pStyle w:val="List"/>
+      </w:pPr>
+      <w:r>
+        <w:t xml:space="preserve">HSV – farebný priestor: odtieň, sýtosť, jase z angl. </w:t>
+      </w:r>
+      <w:r>
         <w:rPr>
           <w:i/>
           <w:iCs/>
         </w:rPr>
-      </w:pPr>
-      <w:r>
-        <w:t xml:space="preserve">HSV – farebný priestor: odtieň, sýtosť, jase z angl. </w:t>
-      </w:r>
-      <w:r>
+        <w:t>Hue, Saturation, Value</w:t>
+      </w:r>
+    </w:p>
+    <w:p>
+      <w:pPr>
+        <w:pStyle w:val="List"/>
         <w:rPr>
           <w:i/>
           <w:iCs/>
         </w:rPr>
-        <w:t>Hue, Saturation, Value</w:t>
-      </w:r>
-    </w:p>
-    <w:p>
-      <w:pPr>
-        <w:pStyle w:val="List"/>
+      </w:pPr>
+      <w:r>
+        <w:t>YCrCb – farebný priestor:</w:t>
+      </w:r>
+      <w:r>
+        <w:t xml:space="preserve"> jas, červená zložka, modrá zložka z angl.</w:t>
+      </w:r>
+      <w:r>
         <w:rPr>
           <w:i/>
           <w:iCs/>
         </w:rPr>
-      </w:pPr>
-      <w:r>
-        <w:t>YCrCb – farebný priestor:</w:t>
-      </w:r>
-      <w:r>
-        <w:t xml:space="preserve"> jas, červená zložka, modrá zložka z angl.</w:t>
-      </w:r>
-      <w:r>
+        <w:t xml:space="preserve"> Luma, Chroma Red, Chroma Blue</w:t>
+      </w:r>
+    </w:p>
+    <w:p>
+      <w:pPr>
+        <w:pStyle w:val="List"/>
         <w:rPr>
           <w:i/>
           <w:iCs/>
         </w:rPr>
-        <w:t xml:space="preserve"> Luma, Chroma Red, Chroma Blue</w:t>
-      </w:r>
-    </w:p>
-    <w:p>
-      <w:pPr>
-        <w:pStyle w:val="List"/>
+      </w:pPr>
+      <w:r>
+        <w:t xml:space="preserve">CMYK – farebný priestor: azúrová, purpurová, žltá, čierna z angl. </w:t>
+      </w:r>
+      <w:r>
         <w:rPr>
           <w:i/>
           <w:iCs/>
         </w:rPr>
-      </w:pPr>
-      <w:r>
-        <w:t xml:space="preserve">CMYK – farebný priestor: azúrová, purpurová, žltá, čierna z angl. </w:t>
+        <w:t>Cyan, Magenta, Yellow, Key/Black</w:t>
+      </w:r>
+    </w:p>
+    <w:p>
+      <w:pPr>
+        <w:pStyle w:val="List"/>
+        <w:rPr>
+          <w:lang w:val="sk-SK"/>
+        </w:rPr>
+      </w:pPr>
+      <w:r>
+        <w:rPr>
+          <w:lang w:val="sk-SK"/>
+        </w:rPr>
+        <w:t xml:space="preserve">SIFT – </w:t>
+      </w:r>
+      <w:r>
+        <w:rPr>
+          <w:lang w:val="sk-SK"/>
+        </w:rPr>
+        <w:t>i</w:t>
+      </w:r>
+      <w:r>
+        <w:rPr>
+          <w:lang w:val="sk-SK"/>
+        </w:rPr>
+        <w:t xml:space="preserve">nvariantná transformácia príznakov voči mierke z angl. </w:t>
       </w:r>
       <w:r>
         <w:rPr>
           <w:i/>
           <w:iCs/>
-        </w:rPr>
-        <w:t>Cyan, Magenta, Yellow, Key/Black</w:t>
+          <w:lang w:val="sk-SK"/>
+        </w:rPr>
+        <w:t>Scale-Invariant Feature Transform</w:t>
       </w:r>
     </w:p>
     <w:p>
@@ -5598,17 +6355,164 @@
         <w:rPr>
           <w:i/>
           <w:iCs/>
-        </w:rPr>
-      </w:pPr>
+          <w:lang w:val="sk-SK"/>
+        </w:rPr>
+      </w:pPr>
+      <w:r>
+        <w:rPr>
+          <w:lang w:val="sk-SK"/>
+        </w:rPr>
+        <w:t xml:space="preserve">SURF </w:t>
+      </w:r>
+      <w:r>
+        <w:rPr>
+          <w:lang w:val="sk-SK"/>
+        </w:rPr>
+        <w:t>–</w:t>
+      </w:r>
+      <w:r>
+        <w:rPr>
+          <w:lang w:val="sk-SK"/>
+        </w:rPr>
+        <w:t xml:space="preserve"> </w:t>
+      </w:r>
+      <w:r>
+        <w:rPr>
+          <w:lang w:val="sk-SK"/>
+        </w:rPr>
+        <w:t xml:space="preserve">zrýchlené robustné príznaky z angl. </w:t>
+      </w:r>
+      <w:r>
+        <w:rPr>
+          <w:i/>
+          <w:iCs/>
+          <w:lang w:val="sk-SK"/>
+        </w:rPr>
+        <w:t>Speeded-Up Robust Features</w:t>
+      </w:r>
     </w:p>
     <w:p>
       <w:pPr>
         <w:pStyle w:val="List"/>
+        <w:rPr>
+          <w:i/>
+          <w:iCs/>
+          <w:lang w:val="sk-SK"/>
+        </w:rPr>
+      </w:pPr>
+      <w:r>
+        <w:rPr>
+          <w:lang w:val="sk-SK"/>
+        </w:rPr>
+        <w:t>FAST</w:t>
+      </w:r>
+      <w:r>
+        <w:rPr>
+          <w:lang w:val="sk-SK"/>
+        </w:rPr>
+        <w:t xml:space="preserve"> – príznaky zrýchleného segmentového testu  z angl. </w:t>
+      </w:r>
+      <w:r>
+        <w:rPr>
+          <w:i/>
+          <w:iCs/>
+          <w:lang w:val="sk-SK"/>
+        </w:rPr>
+        <w:t>Features from Accelerated Segment Test</w:t>
+      </w:r>
+    </w:p>
+    <w:p>
+      <w:pPr>
+        <w:pStyle w:val="List"/>
+        <w:rPr>
+          <w:i/>
+          <w:iCs/>
+          <w:lang w:val="sk-SK"/>
+        </w:rPr>
+      </w:pPr>
+      <w:r>
+        <w:rPr>
+          <w:lang w:val="sk-SK"/>
+        </w:rPr>
+        <w:t>SVM – metóda podporných vektorov z angl</w:t>
+      </w:r>
+      <w:r>
+        <w:rPr>
+          <w:i/>
+          <w:iCs/>
+          <w:lang w:val="sk-SK"/>
+        </w:rPr>
+        <w:t>. Support Vector Machine</w:t>
+      </w:r>
+    </w:p>
+    <w:p>
+      <w:pPr>
+        <w:pStyle w:val="List"/>
+        <w:rPr>
+          <w:i/>
+          <w:iCs/>
+          <w:lang w:val="sk-SK"/>
+        </w:rPr>
+      </w:pPr>
+      <w:r>
+        <w:rPr>
+          <w:lang w:val="sk-SK"/>
+        </w:rPr>
+        <w:t xml:space="preserve">KNN </w:t>
+      </w:r>
+      <w:r>
+        <w:rPr>
+          <w:lang w:val="sk-SK"/>
+        </w:rPr>
+        <w:t>–</w:t>
+      </w:r>
+      <w:r>
+        <w:rPr>
+          <w:lang w:val="sk-SK"/>
+        </w:rPr>
+        <w:t xml:space="preserve"> </w:t>
+      </w:r>
+      <w:r>
+        <w:rPr>
+          <w:lang w:val="sk-SK"/>
+        </w:rPr>
+        <w:t xml:space="preserve">k-najbližších susedov z angl. </w:t>
+      </w:r>
+      <w:r>
+        <w:rPr>
+          <w:i/>
+          <w:iCs/>
+          <w:lang w:val="sk-SK"/>
+        </w:rPr>
+        <w:t>K-Nearest Neighbors</w:t>
+      </w:r>
+    </w:p>
+    <w:p>
+      <w:pPr>
+        <w:pStyle w:val="List"/>
+        <w:rPr>
+          <w:rFonts w:eastAsiaTheme="minorEastAsia"/>
+          <w:i/>
+          <w:iCs/>
+          <w:lang w:val="sk-SK"/>
+        </w:rPr>
+      </w:pPr>
+      <w:r>
         <w:rPr>
           <w:rFonts w:eastAsiaTheme="minorEastAsia"/>
           <w:lang w:val="sk-SK"/>
         </w:rPr>
-      </w:pPr>
+        <w:t xml:space="preserve">CNN – konvolučné neurónové siete z angl. </w:t>
+      </w:r>
+      <w:r>
+        <w:rPr>
+          <w:rFonts w:eastAsiaTheme="minorEastAsia"/>
+          <w:i/>
+          <w:iCs/>
+          <w:lang w:val="sk-SK"/>
+        </w:rPr>
+        <w:t xml:space="preserve">Convolutional Neural Network </w:t>
+      </w:r>
     </w:p>
     <w:p/>
     <w:p>
@@ -5618,7 +6522,7 @@
       </w:pPr>
       <w:bookmarkStart w:id="7" w:name="_Toc173791394"/>
       <w:bookmarkStart w:id="8" w:name="_Toc173791533"/>
-      <w:bookmarkStart w:id="9" w:name="_Toc227445265"/>
+      <w:bookmarkStart w:id="9" w:name="_Toc227449165"/>
       <w:r>
         <w:lastRenderedPageBreak/>
         <w:t>Úvod</w:t>
@@ -5838,7 +6742,7 @@
       <w:r>
         <w:fldChar w:fldCharType="end"/>
       </w:r>
-      <w:bookmarkStart w:id="11" w:name="_Toc227445266"/>
+      <w:bookmarkStart w:id="11" w:name="_Toc227449166"/>
       <w:r>
         <w:t>Slnečné žiarenie a jeho význam</w:t>
       </w:r>
@@ -5849,7 +6753,7 @@
         <w:pStyle w:val="Heading2"/>
         <w:spacing w:before="480" w:after="240"/>
       </w:pPr>
-      <w:bookmarkStart w:id="12" w:name="_Toc227445267"/>
+      <w:bookmarkStart w:id="12" w:name="_Toc227449167"/>
       <w:r>
         <w:t>Charakteristika slnečného žiarenia</w:t>
       </w:r>
@@ -5894,7 +6798,7 @@
         <w:pStyle w:val="Heading2"/>
         <w:spacing w:before="480" w:after="240"/>
       </w:pPr>
-      <w:bookmarkStart w:id="13" w:name="_Toc227445268"/>
+      <w:bookmarkStart w:id="13" w:name="_Toc227449168"/>
       <w:r>
         <w:t>Význam a využitie v energetike</w:t>
       </w:r>
@@ -6036,7 +6940,7 @@
           <w14:ligatures w14:val="standardContextual"/>
         </w:rPr>
       </w:pPr>
-      <w:bookmarkStart w:id="14" w:name="_Toc227445250"/>
+      <w:bookmarkStart w:id="14" w:name="_Toc227449150"/>
       <w:r>
         <w:t xml:space="preserve">Obr. </w:t>
       </w:r>
@@ -6141,7 +7045,7 @@
           <w14:ligatures w14:val="standardContextual"/>
         </w:rPr>
       </w:pPr>
-      <w:bookmarkStart w:id="15" w:name="_Toc227445251"/>
+      <w:bookmarkStart w:id="15" w:name="_Toc227449151"/>
       <w:r>
         <w:t xml:space="preserve">Obr. </w:t>
       </w:r>
@@ -6170,10 +7074,7 @@
         <w:t>:</w:t>
       </w:r>
       <w:r>
-        <w:t xml:space="preserve"> </w:t>
-      </w:r>
-      <w:r>
-        <w:t xml:space="preserve">Nárast kapacity obnoviteľných zdrojov energie v GW </w:t>
+        <w:t xml:space="preserve"> Nárast kapacity obnoviteľných zdrojov energie v GW </w:t>
       </w:r>
       <w:r>
         <w:t>[2]</w:t>
@@ -6241,7 +7142,7 @@
         <w:pStyle w:val="Heading2"/>
         <w:spacing w:before="480" w:after="240"/>
       </w:pPr>
-      <w:bookmarkStart w:id="16" w:name="_Toc227445269"/>
+      <w:bookmarkStart w:id="16" w:name="_Toc227449169"/>
       <w:r>
         <w:t>Meranie slnečného žiarenia</w:t>
       </w:r>
@@ -6301,7 +7202,7 @@
       <w:r>
         <w:fldChar w:fldCharType="end"/>
       </w:r>
-      <w:bookmarkStart w:id="17" w:name="_Toc227445270"/>
+      <w:bookmarkStart w:id="17" w:name="_Toc227449170"/>
       <w:r>
         <w:t>Celooblohové zobrazovacie systémy</w:t>
       </w:r>
@@ -6354,7 +7255,7 @@
         <w:pStyle w:val="Heading2"/>
         <w:spacing w:before="480" w:after="240"/>
       </w:pPr>
-      <w:bookmarkStart w:id="18" w:name="_Toc227445271"/>
+      <w:bookmarkStart w:id="18" w:name="_Toc227449171"/>
       <w:r>
         <w:t>Fisheye kamery</w:t>
       </w:r>
@@ -6380,7 +7281,7 @@
         <w:pStyle w:val="Heading2"/>
         <w:spacing w:before="480" w:after="240"/>
       </w:pPr>
-      <w:bookmarkStart w:id="19" w:name="_Toc227445272"/>
+      <w:bookmarkStart w:id="19" w:name="_Toc227449172"/>
       <w:r>
         <w:t>Geometrické skreslenie a charakteristiky obrazu</w:t>
       </w:r>
@@ -6519,7 +7420,7 @@
           <w14:ligatures w14:val="standardContextual"/>
         </w:rPr>
       </w:pPr>
-      <w:bookmarkStart w:id="20" w:name="_Toc227445252"/>
+      <w:bookmarkStart w:id="20" w:name="_Toc227449152"/>
       <w:r>
         <w:t xml:space="preserve">Obr. </w:t>
       </w:r>
@@ -6605,7 +7506,7 @@
       <w:r>
         <w:fldChar w:fldCharType="end"/>
       </w:r>
-      <w:bookmarkStart w:id="21" w:name="_Toc227445273"/>
+      <w:bookmarkStart w:id="21" w:name="_Toc227449173"/>
       <w:r>
         <w:t>Predspracovanie obrazových dát</w:t>
       </w:r>
@@ -6616,7 +7517,7 @@
         <w:pStyle w:val="Heading2"/>
         <w:spacing w:before="480" w:after="240"/>
       </w:pPr>
-      <w:bookmarkStart w:id="22" w:name="_Toc227445274"/>
+      <w:bookmarkStart w:id="22" w:name="_Toc227449174"/>
       <w:r>
         <w:t>Základný postup predspracovania</w:t>
       </w:r>
@@ -6703,7 +7604,7 @@
       <w:pPr>
         <w:pStyle w:val="Heading3"/>
       </w:pPr>
-      <w:bookmarkStart w:id="23" w:name="_Toc227445275"/>
+      <w:bookmarkStart w:id="23" w:name="_Toc227449175"/>
       <w:r>
         <w:t>Zmena veľkosti obrazu</w:t>
       </w:r>
@@ -6728,7 +7629,7 @@
       <w:pPr>
         <w:pStyle w:val="Heading3"/>
       </w:pPr>
-      <w:bookmarkStart w:id="24" w:name="_Toc227445276"/>
+      <w:bookmarkStart w:id="24" w:name="_Toc227449176"/>
       <w:r>
         <w:t>Transformácia farebného obrazu</w:t>
       </w:r>
@@ -6838,7 +7739,7 @@
       <w:pPr>
         <w:pStyle w:val="Heading3"/>
       </w:pPr>
-      <w:bookmarkStart w:id="25" w:name="_Toc227445277"/>
+      <w:bookmarkStart w:id="25" w:name="_Toc227449177"/>
       <w:r>
         <w:lastRenderedPageBreak/>
         <w:t>Farebné priestory – RGB</w:t>
@@ -6950,7 +7851,7 @@
           <w14:ligatures w14:val="standardContextual"/>
         </w:rPr>
       </w:pPr>
-      <w:bookmarkStart w:id="26" w:name="_Toc227445253"/>
+      <w:bookmarkStart w:id="26" w:name="_Toc227449153"/>
       <w:r>
         <w:t xml:space="preserve">Obr. </w:t>
       </w:r>
@@ -6999,12 +7900,9 @@
       <w:pPr>
         <w:pStyle w:val="Heading3"/>
       </w:pPr>
-      <w:bookmarkStart w:id="27" w:name="_Toc227445278"/>
-      <w:r>
-        <w:t xml:space="preserve">Farebné priestory – </w:t>
-      </w:r>
-      <w:r>
-        <w:t>HSV</w:t>
+      <w:bookmarkStart w:id="27" w:name="_Toc227449178"/>
+      <w:r>
+        <w:t>Farebné priestory – HSV</w:t>
       </w:r>
       <w:bookmarkEnd w:id="27"/>
     </w:p>
@@ -7107,7 +8005,7 @@
           <w14:ligatures w14:val="standardContextual"/>
         </w:rPr>
       </w:pPr>
-      <w:bookmarkStart w:id="28" w:name="_Toc227445254"/>
+      <w:bookmarkStart w:id="28" w:name="_Toc227449154"/>
       <w:r>
         <w:t xml:space="preserve">Obr. </w:t>
       </w:r>
@@ -7159,12 +8057,9 @@
       <w:pPr>
         <w:pStyle w:val="Heading3"/>
       </w:pPr>
-      <w:bookmarkStart w:id="29" w:name="_Toc227445279"/>
-      <w:r>
-        <w:t xml:space="preserve">Farebné priestory – </w:t>
-      </w:r>
-      <w:r>
-        <w:t>YCrCb</w:t>
+      <w:bookmarkStart w:id="29" w:name="_Toc227449179"/>
+      <w:r>
+        <w:t>Farebné priestory – YCrCb</w:t>
       </w:r>
       <w:bookmarkEnd w:id="29"/>
     </w:p>
@@ -7456,7 +8351,7 @@
           <w14:ligatures w14:val="standardContextual"/>
         </w:rPr>
       </w:pPr>
-      <w:bookmarkStart w:id="30" w:name="_Toc227445255"/>
+      <w:bookmarkStart w:id="30" w:name="_Toc227449155"/>
       <w:r>
         <w:t xml:space="preserve">Obr. </w:t>
       </w:r>
@@ -7485,10 +8380,7 @@
         <w:t xml:space="preserve">: </w:t>
       </w:r>
       <w:r>
-        <w:t>Vzorový obrázok a jeho Y, Cb a Cr zložky</w:t>
-      </w:r>
-      <w:r>
-        <w:t xml:space="preserve"> </w:t>
+        <w:t xml:space="preserve">Vzorový obrázok a jeho Y, Cb a Cr zložky </w:t>
       </w:r>
       <w:r>
         <w:t>[</w:t>
@@ -7505,12 +8397,9 @@
       <w:pPr>
         <w:pStyle w:val="Heading3"/>
       </w:pPr>
-      <w:bookmarkStart w:id="31" w:name="_Toc227445280"/>
-      <w:r>
-        <w:t xml:space="preserve">Farebné priestory – </w:t>
-      </w:r>
-      <w:r>
-        <w:t>CMYK</w:t>
+      <w:bookmarkStart w:id="31" w:name="_Toc227449180"/>
+      <w:r>
+        <w:t>Farebné priestory – CMYK</w:t>
       </w:r>
       <w:bookmarkEnd w:id="31"/>
     </w:p>
@@ -7636,7 +8525,7 @@
       <w:pPr>
         <w:pStyle w:val="Caption"/>
       </w:pPr>
-      <w:bookmarkStart w:id="32" w:name="_Toc227445256"/>
+      <w:bookmarkStart w:id="32" w:name="_Toc227449156"/>
       <w:r>
         <w:t xml:space="preserve">Obr. </w:t>
       </w:r>
@@ -7665,13 +8554,7 @@
         <w:t xml:space="preserve">: </w:t>
       </w:r>
       <w:r>
-        <w:t xml:space="preserve">Vizualizácia </w:t>
-      </w:r>
-      <w:r>
-        <w:t>CMYK</w:t>
-      </w:r>
-      <w:r>
-        <w:t xml:space="preserve"> farebného priestoru </w:t>
+        <w:t xml:space="preserve">Vizualizácia CMYK farebného priestoru </w:t>
       </w:r>
       <w:r>
         <w:t>[</w:t>
@@ -7688,7 +8571,7 @@
       <w:pPr>
         <w:pStyle w:val="Heading3"/>
       </w:pPr>
-      <w:bookmarkStart w:id="33" w:name="_Toc227445281"/>
+      <w:bookmarkStart w:id="33" w:name="_Toc227449181"/>
       <w:r>
         <w:t>Normalizácia dát</w:t>
       </w:r>
@@ -7731,7 +8614,7 @@
       <w:pPr>
         <w:pStyle w:val="Heading3"/>
       </w:pPr>
-      <w:bookmarkStart w:id="34" w:name="_Toc227445282"/>
+      <w:bookmarkStart w:id="34" w:name="_Toc227449182"/>
       <w:r>
         <w:lastRenderedPageBreak/>
         <w:t>Výber kanálu</w:t>
@@ -7761,7 +8644,7 @@
         <w:pStyle w:val="Heading2"/>
         <w:spacing w:before="480" w:after="240"/>
       </w:pPr>
-      <w:bookmarkStart w:id="35" w:name="_Toc227445283"/>
+      <w:bookmarkStart w:id="35" w:name="_Toc227449183"/>
       <w:r>
         <w:t>Dátové augmentácie</w:t>
       </w:r>
@@ -7805,10 +8688,7 @@
         <w:jc w:val="both"/>
       </w:pPr>
       <w:r>
-        <w:t>g</w:t>
-      </w:r>
-      <w:r>
-        <w:t>eometrické</w:t>
+        <w:t>geometrické</w:t>
       </w:r>
     </w:p>
     <w:p>
@@ -7844,12 +8724,9 @@
         <w:pStyle w:val="Heading2"/>
         <w:spacing w:before="480" w:after="240"/>
       </w:pPr>
-      <w:bookmarkStart w:id="36" w:name="_Toc227445284"/>
-      <w:r>
-        <w:t>Geometrické</w:t>
-      </w:r>
-      <w:r>
-        <w:t xml:space="preserve"> augmentácie</w:t>
+      <w:bookmarkStart w:id="36" w:name="_Toc227449184"/>
+      <w:r>
+        <w:t>Geometrické augmentácie</w:t>
       </w:r>
       <w:bookmarkEnd w:id="36"/>
     </w:p>
@@ -7866,7 +8743,7 @@
       <w:pPr>
         <w:pStyle w:val="Heading3"/>
       </w:pPr>
-      <w:bookmarkStart w:id="37" w:name="_Toc227445285"/>
+      <w:bookmarkStart w:id="37" w:name="_Toc227449185"/>
       <w:r>
         <w:t>Rotácia</w:t>
       </w:r>
@@ -7888,7 +8765,7 @@
           <w:lang w:val="sk-SK"/>
         </w:rPr>
       </w:pPr>
-      <w:bookmarkStart w:id="38" w:name="_Toc227445286"/>
+      <w:bookmarkStart w:id="38" w:name="_Toc227449186"/>
       <w:r>
         <w:rPr>
           <w:lang w:val="sk-SK"/>
@@ -7919,7 +8796,7 @@
           <w:lang w:val="sk-SK"/>
         </w:rPr>
       </w:pPr>
-      <w:bookmarkStart w:id="39" w:name="_Toc227445287"/>
+      <w:bookmarkStart w:id="39" w:name="_Toc227449187"/>
       <w:r>
         <w:rPr>
           <w:lang w:val="sk-SK"/>
@@ -7961,7 +8838,7 @@
           <w:lang w:val="sk-SK"/>
         </w:rPr>
       </w:pPr>
-      <w:bookmarkStart w:id="40" w:name="_Toc227445288"/>
+      <w:bookmarkStart w:id="40" w:name="_Toc227449188"/>
       <w:r>
         <w:rPr>
           <w:lang w:val="sk-SK"/>
@@ -7985,7 +8862,7 @@
         <w:pStyle w:val="Heading2"/>
         <w:spacing w:before="480" w:after="240"/>
       </w:pPr>
-      <w:bookmarkStart w:id="41" w:name="_Toc227445289"/>
+      <w:bookmarkStart w:id="41" w:name="_Toc227449189"/>
       <w:r>
         <w:rPr>
           <w:lang w:val="sk-SK"/>
@@ -8013,7 +8890,7 @@
           <w:lang w:val="sk-SK"/>
         </w:rPr>
       </w:pPr>
-      <w:bookmarkStart w:id="42" w:name="_Toc227445290"/>
+      <w:bookmarkStart w:id="42" w:name="_Toc227449190"/>
       <w:r>
         <w:rPr>
           <w:lang w:val="sk-SK"/>
@@ -8038,7 +8915,7 @@
           <w:lang w:val="sk-SK"/>
         </w:rPr>
       </w:pPr>
-      <w:bookmarkStart w:id="43" w:name="_Toc227445291"/>
+      <w:bookmarkStart w:id="43" w:name="_Toc227449191"/>
       <w:r>
         <w:rPr>
           <w:lang w:val="sk-SK"/>
@@ -8063,7 +8940,7 @@
           <w:lang w:val="sk-SK"/>
         </w:rPr>
       </w:pPr>
-      <w:bookmarkStart w:id="44" w:name="_Toc227445292"/>
+      <w:bookmarkStart w:id="44" w:name="_Toc227449192"/>
       <w:r>
         <w:rPr>
           <w:lang w:val="sk-SK"/>
@@ -8201,7 +9078,7 @@
       <w:pPr>
         <w:pStyle w:val="Caption"/>
       </w:pPr>
-      <w:bookmarkStart w:id="45" w:name="_Toc227445257"/>
+      <w:bookmarkStart w:id="45" w:name="_Toc227449157"/>
       <w:r>
         <w:t xml:space="preserve">Obr. </w:t>
       </w:r>
@@ -8257,7 +9134,7 @@
         <w:pStyle w:val="Heading2"/>
         <w:spacing w:before="480" w:after="240"/>
       </w:pPr>
-      <w:bookmarkStart w:id="46" w:name="_Toc227445293"/>
+      <w:bookmarkStart w:id="46" w:name="_Toc227449193"/>
       <w:r>
         <w:rPr>
           <w:lang w:val="sk-SK"/>
@@ -8283,7 +9160,7 @@
           <w:lang w:val="sk-SK"/>
         </w:rPr>
       </w:pPr>
-      <w:bookmarkStart w:id="47" w:name="_Toc227445294"/>
+      <w:bookmarkStart w:id="47" w:name="_Toc227449194"/>
       <w:r>
         <w:rPr>
           <w:lang w:val="sk-SK"/>
@@ -8309,7 +9186,7 @@
           <w:lang w:val="sk-SK"/>
         </w:rPr>
       </w:pPr>
-      <w:bookmarkStart w:id="48" w:name="_Toc227445295"/>
+      <w:bookmarkStart w:id="48" w:name="_Toc227449195"/>
       <w:r>
         <w:rPr>
           <w:lang w:val="sk-SK"/>
@@ -8343,7 +9220,7 @@
           <w:lang w:val="sk-SK"/>
         </w:rPr>
       </w:pPr>
-      <w:bookmarkStart w:id="49" w:name="_Toc227445296"/>
+      <w:bookmarkStart w:id="49" w:name="_Toc227449196"/>
       <w:r>
         <w:rPr>
           <w:lang w:val="sk-SK"/>
@@ -8424,7 +9301,7 @@
       <w:pPr>
         <w:pStyle w:val="Caption"/>
       </w:pPr>
-      <w:bookmarkStart w:id="50" w:name="_Toc227445258"/>
+      <w:bookmarkStart w:id="50" w:name="_Toc227449158"/>
       <w:r>
         <w:t xml:space="preserve">Obr. </w:t>
       </w:r>
@@ -8456,42 +9333,36 @@
         <w:rPr>
           <w:lang w:val="sk-SK"/>
         </w:rPr>
-        <w:t>Príklad obrázka po aplikova</w:t>
+        <w:t>Príklad obrázka po aplikovaní augmentácie, ktorá pridá do originálu šum</w:t>
       </w:r>
       <w:r>
         <w:rPr>
           <w:lang w:val="sk-SK"/>
         </w:rPr>
-        <w:t>ní augmentácie, ktorá pridá do originálu šum</w:t>
+        <w:t xml:space="preserve"> </w:t>
+      </w:r>
+      <w:r>
+        <w:t>[</w:t>
       </w:r>
       <w:r>
         <w:rPr>
           <w:lang w:val="sk-SK"/>
         </w:rPr>
-        <w:t xml:space="preserve"> </w:t>
-      </w:r>
-      <w:r>
-        <w:t>[</w:t>
-      </w:r>
-      <w:r>
+        <w:t>9</w:t>
+      </w:r>
+      <w:r>
+        <w:t>]</w:t>
+      </w:r>
+      <w:bookmarkEnd w:id="50"/>
+    </w:p>
+    <w:p>
+      <w:pPr>
+        <w:pStyle w:val="Heading3"/>
         <w:rPr>
           <w:lang w:val="sk-SK"/>
         </w:rPr>
-        <w:t>9</w:t>
-      </w:r>
-      <w:r>
-        <w:t>]</w:t>
-      </w:r>
-      <w:bookmarkEnd w:id="50"/>
-    </w:p>
-    <w:p>
-      <w:pPr>
-        <w:pStyle w:val="Heading3"/>
-        <w:rPr>
-          <w:lang w:val="sk-SK"/>
-        </w:rPr>
-      </w:pPr>
-      <w:bookmarkStart w:id="51" w:name="_Toc227445297"/>
+      </w:pPr>
+      <w:bookmarkStart w:id="51" w:name="_Toc227449197"/>
       <w:r>
         <w:rPr>
           <w:lang w:val="sk-SK"/>
@@ -8572,7 +9443,7 @@
       <w:pPr>
         <w:pStyle w:val="Caption"/>
       </w:pPr>
-      <w:bookmarkStart w:id="52" w:name="_Toc227445259"/>
+      <w:bookmarkStart w:id="52" w:name="_Toc227449159"/>
       <w:r>
         <w:t xml:space="preserve">Obr. </w:t>
       </w:r>
@@ -8604,13 +9475,7 @@
         <w:rPr>
           <w:lang w:val="sk-SK"/>
         </w:rPr>
-        <w:t xml:space="preserve">Príklad obrázka po aplikovaní </w:t>
-      </w:r>
-      <w:r>
-        <w:rPr>
-          <w:lang w:val="sk-SK"/>
-        </w:rPr>
-        <w:t>CutMix augmentácie</w:t>
+        <w:t>Príklad obrázka po aplikovaní CutMix augmentácie</w:t>
       </w:r>
       <w:r>
         <w:rPr>
@@ -8645,7 +9510,7 @@
           <w:lang w:val="sk-SK"/>
         </w:rPr>
       </w:pPr>
-      <w:bookmarkStart w:id="53" w:name="_Toc227445298"/>
+      <w:bookmarkStart w:id="53" w:name="_Toc227449198"/>
       <w:r>
         <w:rPr>
           <w:lang w:val="sk-SK"/>
@@ -8727,7 +9592,7 @@
       <w:pPr>
         <w:pStyle w:val="Caption"/>
       </w:pPr>
-      <w:bookmarkStart w:id="54" w:name="_Toc227445260"/>
+      <w:bookmarkStart w:id="54" w:name="_Toc227449160"/>
       <w:r>
         <w:t xml:space="preserve">Obr. </w:t>
       </w:r>
@@ -8759,19 +9624,7 @@
         <w:rPr>
           <w:lang w:val="sk-SK"/>
         </w:rPr>
-        <w:t>Príklad obrázka po aplikovaní augmentácie</w:t>
-      </w:r>
-      <w:r>
-        <w:rPr>
-          <w:lang w:val="sk-SK"/>
-        </w:rPr>
-        <w:t xml:space="preserve"> typu oklúzia</w:t>
-      </w:r>
-      <w:r>
-        <w:rPr>
-          <w:lang w:val="sk-SK"/>
-        </w:rPr>
-        <w:t xml:space="preserve"> </w:t>
+        <w:t xml:space="preserve">Príklad obrázka po aplikovaní augmentácie typu oklúzia </w:t>
       </w:r>
       <w:r>
         <w:t>[</w:t>
@@ -8795,6 +9648,9 @@
           <w:numId w:val="36"/>
         </w:numPr>
         <w:spacing w:after="480"/>
+        <w:rPr>
+          <w:lang w:val="sk-SK"/>
+        </w:rPr>
       </w:pPr>
       <w:r>
         <w:lastRenderedPageBreak/>
@@ -8806,72 +9662,794 @@
       <w:r>
         <w:fldChar w:fldCharType="end"/>
       </w:r>
-      <w:bookmarkStart w:id="55" w:name="_Toc227445299"/>
+      <w:bookmarkStart w:id="55" w:name="_Toc227449199"/>
       <w:r>
         <w:rPr>
           <w:lang w:val="sk-SK"/>
         </w:rPr>
-        <w:t>Metódy strojového učenia pre odhad slnečného žiarenia</w:t>
+        <w:t>Predikcia</w:t>
+      </w:r>
+      <w:r>
+        <w:rPr>
+          <w:lang w:val="sk-SK"/>
+        </w:rPr>
+        <w:t xml:space="preserve"> slnečného žiarenia</w:t>
       </w:r>
       <w:bookmarkEnd w:id="55"/>
     </w:p>
     <w:p>
       <w:pPr>
-        <w:pStyle w:val="Bezodsadenia"/>
-      </w:pPr>
-    </w:p>
-    <w:p>
-      <w:pPr>
-        <w:pStyle w:val="Bezodsadenia"/>
-      </w:pPr>
+        <w:pStyle w:val="Heading2"/>
+        <w:spacing w:before="480" w:after="240"/>
+      </w:pPr>
+      <w:bookmarkStart w:id="56" w:name="_Toc227449200"/>
+      <w:r>
+        <w:rPr>
+          <w:lang w:val="sk-SK"/>
+        </w:rPr>
+        <w:t>Tradičné prístupu a moderné metódy</w:t>
+      </w:r>
+      <w:bookmarkEnd w:id="56"/>
     </w:p>
     <w:p>
       <w:pPr>
         <w:spacing w:line="312" w:lineRule="auto"/>
         <w:jc w:val="both"/>
-      </w:pPr>
+        <w:rPr>
+          <w:lang w:val="sk-SK"/>
+        </w:rPr>
+      </w:pPr>
+      <w:r>
+        <w:t>Predikcia solárnej energie je spojená s vysokou mierou neistoty, čo predstavuje zásadnú výzvu pri zabezpečovaní spoľahlivej výroby elektrickej energie. Pre výber vhodného modelu je nevyhnutné využívať dostupné meteorologické údaje, testovať a porovnávať viaceré prístupy a dôkladne hodnotiť ich presnosť v konkrétnych podmienkach danej lokality. Neustály vývoj v oblasti spracovania dát prináša nové stratégie a prístupy, ktorých cieľom je znížiť mieru nepresnosti a zvýšiť spoľahlivosť predikcie. Tradičné štatistické metódy sú často založené na diferenciálnych výpočtoch a analytických modeloch, zatiaľ čo dostupnosť rozsiahlych databáz meteorologických meraní umožnila nasadenie metód umelej inteligencie, využívaných na výpočet a predikciu intenzity solárneho žiarenia [</w:t>
+      </w:r>
+      <w:r>
+        <w:rPr>
+          <w:lang w:val="sk-SK"/>
+        </w:rPr>
+        <w:t>10</w:t>
+      </w:r>
+      <w:r>
+        <w:t>]</w:t>
+      </w:r>
+      <w:r>
+        <w:rPr>
+          <w:lang w:val="sk-SK"/>
+        </w:rPr>
+        <w:t>.</w:t>
+      </w:r>
+    </w:p>
+    <w:p>
+      <w:pPr>
+        <w:pStyle w:val="Heading3"/>
+      </w:pPr>
+      <w:bookmarkStart w:id="57" w:name="_Toc227449201"/>
+      <w:r>
+        <w:rPr>
+          <w:lang w:val="sk-SK"/>
+        </w:rPr>
+        <w:t>Model perzistencie</w:t>
+      </w:r>
+      <w:bookmarkEnd w:id="57"/>
     </w:p>
     <w:p>
       <w:pPr>
         <w:spacing w:line="312" w:lineRule="auto"/>
         <w:jc w:val="both"/>
-      </w:pPr>
+        <w:rPr>
+          <w:lang w:val="sk-SK"/>
+        </w:rPr>
+      </w:pPr>
+      <w:r>
+        <w:t>Medzi najjednoduchšie prístupy patrí model perzistencie, ktorý predstavuje základný referenčný model pre hodnotenie pokročilejších metód. Jeho princíp spočíva v predpoklade, že budúce hodnoty žiarenia budú podobné aktuálne nameraným hodnotám. Model perzistencie predstavuje najjednoduchší a zároveň základný prístup k predikcii solárneho žiarenia a výkonu fotovoltických systémov, pričom sa často používa ako referenčný model na porovnanie s pokročilejšími metódami. Jeho princíp spočíva v predpoklade, že budúce hodnoty žiarenia budú rovnaké alebo veľmi podobné tým, ktoré boli namerané v nedávnej minulosti. V praxi sa tento model často vyjadruje prostredníctvom tzv. clear-sky indexu, ktorý umožňuje korigovať namerané údaje vzhľadom na ideálne podmienky bez oblačnosti. Perzistenčný model dosahuje relatívne dobrú presnosť počas jasných dní, kedy je intenzita slnečného žiarenia stabilná. Naopak, jeho presnosť výrazne klesá pri rýchlych zmenách oblačnosti, ktoré spôsobujú krátkodobé výkyvy žiarenia. Napriek svojej jednoduchosti zostáva tento model dôležitý ako základná referencia, pretože poskytuje minimálny štandard, ktorý musia pokročilejšie predikčné prístupy prekonať [</w:t>
+      </w:r>
+      <w:r>
+        <w:rPr>
+          <w:lang w:val="sk-SK"/>
+        </w:rPr>
+        <w:t>11</w:t>
+      </w:r>
+      <w:r>
+        <w:t>]</w:t>
+      </w:r>
+      <w:r>
+        <w:rPr>
+          <w:lang w:val="sk-SK"/>
+        </w:rPr>
+        <w:t>.</w:t>
+      </w:r>
+    </w:p>
+    <w:p>
+      <w:pPr>
+        <w:pStyle w:val="Heading3"/>
+      </w:pPr>
+      <w:bookmarkStart w:id="58" w:name="_Toc227449202"/>
+      <w:r>
+        <w:rPr>
+          <w:lang w:val="sk-SK"/>
+        </w:rPr>
+        <w:t>Fyzikálne a satelitné modely</w:t>
+      </w:r>
+      <w:bookmarkEnd w:id="58"/>
     </w:p>
     <w:p>
       <w:pPr>
         <w:spacing w:line="312" w:lineRule="auto"/>
         <w:jc w:val="both"/>
-      </w:pPr>
+        <w:rPr>
+          <w:lang w:val="sk-SK"/>
+        </w:rPr>
+      </w:pPr>
+      <w:r>
+        <w:t xml:space="preserve">Ďalšiu skupinu tvoria fyzikálne a satelitné modely, ktoré využívajú informácie o stave atmosféry získané zo satelitných snímok. Fyzikálne modely predstavujú prístup, ktorý využíva satelitné snímky na predikciu oblačnosti s vysokým priestorovým rozlíšením. Základom týchto modelov je identifikácia polohy oblakov a následné vyhodnotenie ich </w:t>
+      </w:r>
+      <w:r>
+        <w:lastRenderedPageBreak/>
+        <w:t>vlastností, najmä pokrytia a optickej hrúbky, ktoré zásadne ovplyvňujú presnosť predikcie. Fyzikálne satelitné modely umožňujú predpovedať intenzitu slnečného žiarenia spravidla s</w:t>
+      </w:r>
+      <w:r>
+        <w:rPr>
+          <w:lang w:val="sk-SK"/>
+        </w:rPr>
+        <w:t> </w:t>
+      </w:r>
+      <w:r>
+        <w:t>časovým horizontom do šiestich hodín dopredu, čo ich robí vhodnými najmä pre krátkodobé predikcie. Ich nevýhodou však môže byť nižšia časová presnosť v prípade rýchlo sa meniacej oblačnosti alebo pri lokálnych meteorologických javoch, ktoré satelitné merania nedokážu detailne zachytiť [</w:t>
+      </w:r>
+      <w:r>
+        <w:rPr>
+          <w:lang w:val="sk-SK"/>
+        </w:rPr>
+        <w:t>12</w:t>
+      </w:r>
+      <w:r>
+        <w:t>]</w:t>
+      </w:r>
+      <w:r>
+        <w:rPr>
+          <w:lang w:val="sk-SK"/>
+        </w:rPr>
+        <w:t>.</w:t>
+      </w:r>
+    </w:p>
+    <w:p>
+      <w:pPr>
+        <w:pStyle w:val="Heading3"/>
+      </w:pPr>
+      <w:bookmarkStart w:id="59" w:name="_Toc227449203"/>
+      <w:r>
+        <w:rPr>
+          <w:lang w:val="sk-SK"/>
+        </w:rPr>
+        <w:t>Modely založené na celooblohových snímkach</w:t>
+      </w:r>
+      <w:bookmarkEnd w:id="59"/>
     </w:p>
     <w:p>
       <w:pPr>
         <w:spacing w:line="312" w:lineRule="auto"/>
         <w:jc w:val="both"/>
       </w:pPr>
+      <w:r>
+        <w:t>Špecifickú kategóriu predstavujú modely založené na celooblohových snímkach. Modely založené na snímkach oblohy (Sky Image) sa odlišujú od numerických predikčných modelov a satelitných modelov a sú obzvlášť užitočné pre predikcie solárneho žiarenia s</w:t>
+      </w:r>
+      <w:r>
+        <w:rPr>
+          <w:lang w:val="sk-SK"/>
+        </w:rPr>
+        <w:t> </w:t>
+      </w:r>
+      <w:r>
+        <w:t>krátkym časovým horizontom, napríklad v rámci hodiny. Fyzikálne prístupy využívajúce snímky oblohy zahŕňajú sledovanie pohybu oblakov, detekciu a klasifikáciu oblačnosti. Intenzita slnečného žiarenia dopadajúceho na povrch Zeme je veľmi citlivá na prítomnosť oblakov, zatiaľ čo iné zložky atmosféry, ako vodná para, aerosóly či vzduch, majú menší vplyv. Snímky oblohy poskytujú informácie o vlastnostiach oblakov, ako sú jas, veľkosť, tvar, spektrum a textúra, pričom textúra popisuje priestorové rozloženie pixelov v</w:t>
+      </w:r>
+      <w:r>
+        <w:rPr>
+          <w:lang w:val="sk-SK"/>
+        </w:rPr>
+        <w:t> </w:t>
+      </w:r>
+      <w:r>
+        <w:t>obraze.</w:t>
+      </w:r>
+    </w:p>
+    <w:p>
+      <w:pPr>
+        <w:spacing w:line="312" w:lineRule="auto"/>
+        <w:ind w:firstLine="426"/>
+        <w:jc w:val="both"/>
+        <w:rPr>
+          <w:lang w:val="sk-SK"/>
+        </w:rPr>
+      </w:pPr>
+      <w:r>
+        <w:t>Z pohľadu predikcie umožňujú samotné snímky vykonávať regionálne prognózy pre rôzne časové horizonty pomocou jednej kamery. Sky imager pozostáva hlavne z kamery a</w:t>
+      </w:r>
+      <w:r>
+        <w:rPr>
+          <w:lang w:val="sk-SK"/>
+        </w:rPr>
+        <w:t> </w:t>
+      </w:r>
+      <w:r>
+        <w:t xml:space="preserve">hemisférického zrkadla, pričom slnečný štít chráni kameru pred priamym slnečným žiarením. Na </w:t>
+      </w:r>
+      <w:r>
+        <w:rPr>
+          <w:lang w:val="sk-SK"/>
+        </w:rPr>
+        <w:t xml:space="preserve">fotovoltickej </w:t>
+      </w:r>
+      <w:r>
+        <w:t>elektrárni sú okrem kamery umiestnené aj senzory žiarenia, ktoré súčasne merajú intenzitu dopadajúceho žiarenia a zaznamenávajú snímky oblohy. Niektoré časti snímky môžu spôsobovať nežiaduci šum a znižovať presnosť predikcie, preto je potrebné tieto časti identifikovať a odstrániť pred spracovaním dát</w:t>
+      </w:r>
+      <w:r>
+        <w:rPr>
+          <w:lang w:val="sk-SK"/>
+        </w:rPr>
+        <w:t xml:space="preserve"> </w:t>
+      </w:r>
+      <w:r>
+        <w:t>[</w:t>
+      </w:r>
+      <w:r>
+        <w:rPr>
+          <w:lang w:val="sk-SK"/>
+        </w:rPr>
+        <w:t>13</w:t>
+      </w:r>
+      <w:r>
+        <w:t>]</w:t>
+      </w:r>
+      <w:r>
+        <w:rPr>
+          <w:lang w:val="sk-SK"/>
+        </w:rPr>
+        <w:t>.</w:t>
+      </w:r>
+    </w:p>
+    <w:p>
+      <w:pPr>
+        <w:pStyle w:val="Heading2"/>
+        <w:spacing w:before="480" w:after="240"/>
+        <w:rPr>
+          <w:lang w:val="sk-SK"/>
+        </w:rPr>
+      </w:pPr>
+      <w:bookmarkStart w:id="60" w:name="_Toc227449204"/>
+      <w:r>
+        <w:rPr>
+          <w:lang w:val="sk-SK"/>
+        </w:rPr>
+        <w:t>Extrakcia príznakov</w:t>
+      </w:r>
+      <w:bookmarkEnd w:id="60"/>
+      <w:r>
+        <w:rPr>
+          <w:lang w:val="sk-SK"/>
+        </w:rPr>
+        <w:t xml:space="preserve"> </w:t>
+      </w:r>
     </w:p>
     <w:p>
       <w:pPr>
         <w:spacing w:line="312" w:lineRule="auto"/>
         <w:jc w:val="both"/>
       </w:pPr>
+      <w:r>
+        <w:t>Extrakcia príznakov predstavuje proces transformácie surových dát do kompaktnejšej a</w:t>
+      </w:r>
+      <w:r>
+        <w:rPr>
+          <w:lang w:val="sk-SK"/>
+        </w:rPr>
+        <w:t> </w:t>
+      </w:r>
+      <w:r>
+        <w:t>informatívnejšej reprezentácie, ktorá je vhodná pre ďalšie spracovanie alebo klasifikáciu. V kontexte obrazových dát ide o identifikáciu a výber charakteristických vlastností obrazu, ako sú hrany, textúry, tvary alebo farebné rozloženie, ktoré nesú relevantnú informáciu o</w:t>
+      </w:r>
+      <w:r>
+        <w:rPr>
+          <w:lang w:val="sk-SK"/>
+        </w:rPr>
+        <w:t> </w:t>
+      </w:r>
+      <w:r>
+        <w:t>jeho obsahu. Cieľom extrakcie príznakov je zjednodušiť vstupné dáta pri zachovaní ich najdôležitejších vlastností, čím sa znižuje výpočtová náročnosť a zároveň zvyšuje efektivita a presnosť modelov strojového učenia. V tradičných prístupoch sú príznaky definované manuálne, zatiaľ čo v hlbokom učení sú tieto príznaky učené automaticky priamo z dát.</w:t>
+      </w:r>
+    </w:p>
+    <w:p>
+      <w:pPr>
+        <w:pStyle w:val="Bezodsadenia"/>
+        <w:spacing w:line="312" w:lineRule="auto"/>
+        <w:rPr>
+          <w:lang w:val="sk-SK"/>
+        </w:rPr>
+      </w:pPr>
+    </w:p>
+    <w:p>
+      <w:pPr>
+        <w:pStyle w:val="Heading3"/>
+      </w:pPr>
+      <w:bookmarkStart w:id="61" w:name="_Toc227449205"/>
+      <w:r>
+        <w:rPr>
+          <w:lang w:val="sk-SK"/>
+        </w:rPr>
+        <w:lastRenderedPageBreak/>
+        <w:t>Porovnanie h</w:t>
+      </w:r>
+      <w:r>
+        <w:rPr>
+          <w:lang w:val="sk-SK"/>
+        </w:rPr>
+        <w:t>lboké učeni</w:t>
+      </w:r>
+      <w:r>
+        <w:rPr>
+          <w:lang w:val="sk-SK"/>
+        </w:rPr>
+        <w:t>a</w:t>
+      </w:r>
+      <w:r>
+        <w:rPr>
+          <w:lang w:val="sk-SK"/>
+        </w:rPr>
+        <w:t xml:space="preserve"> (deep learning)</w:t>
+      </w:r>
+      <w:r>
+        <w:rPr>
+          <w:lang w:val="sk-SK"/>
+        </w:rPr>
+        <w:t xml:space="preserve"> a tradičných </w:t>
+      </w:r>
+      <w:r>
+        <w:rPr>
+          <w:lang w:val="sk-SK"/>
+        </w:rPr>
+        <w:t xml:space="preserve">prístupov </w:t>
+      </w:r>
+      <w:r>
+        <w:rPr>
+          <w:lang w:val="sk-SK"/>
+        </w:rPr>
+        <w:t>v kontexte extrakcie príznakov pri predikcii slnečného žiarenia</w:t>
+      </w:r>
+      <w:bookmarkEnd w:id="61"/>
     </w:p>
     <w:p>
       <w:pPr>
         <w:spacing w:line="312" w:lineRule="auto"/>
         <w:jc w:val="both"/>
-      </w:pPr>
+        <w:rPr>
+          <w:lang w:val="sk-SK"/>
+        </w:rPr>
+      </w:pPr>
+      <w:r>
+        <w:t>Hlboké učenie (Deep Learning) výrazne posunulo hranice možností digitálneho spracovania obrazov a umožnilo automatickú extrakciu komplexných a abstraktných príznakov, ktoré boli tradičnými metódami ťažko dosiahnuteľné. Napriek tomu tradičné techniky počítačového videnia nezanikli a stále nachádzajú uplatnenie. Klasické metódy, ako extrakcia hrán, histogramy farieb alebo textúrne deskriptory, sú rýchle, interpretovateľné a</w:t>
+      </w:r>
+      <w:r>
+        <w:rPr>
+          <w:lang w:val="sk-SK"/>
+        </w:rPr>
+        <w:t> </w:t>
+      </w:r>
+      <w:r>
+        <w:t>vhodné pre menšie datasety. Naopak, ich nevýhodou je obmedzená schopnosť zachytiť komplexné vzory a kontextuálne informácie, ktoré hlboké neurónové siete zvládajú efektívne [</w:t>
+      </w:r>
+      <w:r>
+        <w:rPr>
+          <w:lang w:val="sk-SK"/>
+        </w:rPr>
+        <w:t>14</w:t>
+      </w:r>
+      <w:r>
+        <w:t>]</w:t>
+      </w:r>
+      <w:r>
+        <w:rPr>
+          <w:lang w:val="sk-SK"/>
+        </w:rPr>
+        <w:t>.</w:t>
+      </w:r>
+    </w:p>
+    <w:p>
+      <w:pPr>
+        <w:spacing w:line="312" w:lineRule="auto"/>
+        <w:ind w:firstLine="426"/>
+        <w:jc w:val="both"/>
+        <w:rPr>
+          <w:lang w:val="sk-SK"/>
+        </w:rPr>
+      </w:pPr>
+      <w:r>
+        <w:t>Tradičné metódy počítačového videnia využívajú explicitne definované príznaky, ako napríklad SIFT, SURF alebo FAST, ktoré sú následne spracované klasifikačnými algoritmami, napríklad SVM alebo KNN. Tieto prístupy sú výhodné najmä z hľadiska interpretovateľnosti a nižších výpočtových nárokov, avšak vyžadujú odborné znalosti pri</w:t>
+      </w:r>
+      <w:r>
+        <w:rPr>
+          <w:lang w:val="sk-SK"/>
+        </w:rPr>
+        <w:t> </w:t>
+      </w:r>
+      <w:r>
+        <w:t>návrhu príznakov a často nedokážu zachytiť komplexné vzory v dátach [</w:t>
+      </w:r>
+      <w:r>
+        <w:rPr>
+          <w:lang w:val="sk-SK"/>
+        </w:rPr>
+        <w:t>15</w:t>
+      </w:r>
+      <w:r>
+        <w:t>]</w:t>
+      </w:r>
+      <w:r>
+        <w:rPr>
+          <w:lang w:val="sk-SK"/>
+        </w:rPr>
+        <w:t>.</w:t>
+      </w:r>
+    </w:p>
+    <w:p>
+      <w:pPr>
+        <w:spacing w:line="312" w:lineRule="auto"/>
+        <w:ind w:firstLine="426"/>
+        <w:jc w:val="both"/>
+      </w:pPr>
+      <w:r>
+        <w:t>Na druhej strane, hlboké učenie umožňuje end-to-end prístup, pri ktorom model automaticky extrahuje príznaky priamo zo vstupných dát. Výhodou je vyššia presnosť, flexibilita a schopnosť pracovať s veľkým množstvom dát, pričom sa eliminuje potreba manuálnej extrakcie príznakov. Nevýhodou sú vyššie výpočtové nároky a nižšia interpretovateľnosť modelov. Medzi najvýznamnejšie prístupy hlbokého učenia v oblasti spracovania obrazov patria konvolučné neurónové siete (CNN), ktoré sú špeciálne navrhnuté na analýzu obrazových dát a umožňujú efektívnu extrakciu priestorových príznakov</w:t>
+      </w:r>
+      <w:r>
+        <w:rPr>
+          <w:lang w:val="sk-SK"/>
+        </w:rPr>
+        <w:t xml:space="preserve"> </w:t>
+      </w:r>
+      <w:r>
+        <w:t>[</w:t>
+      </w:r>
+      <w:r>
+        <w:rPr>
+          <w:lang w:val="sk-SK"/>
+        </w:rPr>
+        <w:t>1</w:t>
+      </w:r>
+      <w:r>
+        <w:rPr>
+          <w:lang w:val="sk-SK"/>
+        </w:rPr>
+        <w:t>6</w:t>
+      </w:r>
+      <w:r>
+        <w:t>]</w:t>
+      </w:r>
+      <w:r>
+        <w:rPr>
+          <w:lang w:val="sk-SK"/>
+        </w:rPr>
+        <w:t>.</w:t>
+      </w:r>
+      <w:r>
+        <w:t xml:space="preserve"> </w:t>
+      </w:r>
+    </w:p>
+    <w:p>
+      <w:pPr>
+        <w:spacing w:line="312" w:lineRule="auto"/>
+        <w:ind w:firstLine="426"/>
+        <w:jc w:val="both"/>
+        <w:rPr>
+          <w:lang w:val="sk-SK"/>
+        </w:rPr>
+      </w:pPr>
+      <w:r>
+        <w:t>V súčasnosti sa čoraz častejšie uplatňujú hybridné prístupy, ktoré kombinujú výhody oboch paradigiem. Takéto riešenia umožňujú dosiahnuť vysokú presnosť pri súčasnom znížení výpočtovej náročnosti a lepšej interpretovateľnosti výsledkov</w:t>
+      </w:r>
+      <w:r>
+        <w:rPr>
+          <w:lang w:val="sk-SK"/>
+        </w:rPr>
+        <w:t xml:space="preserve"> </w:t>
+      </w:r>
+      <w:r>
+        <w:t>[</w:t>
+      </w:r>
+      <w:r>
+        <w:rPr>
+          <w:lang w:val="sk-SK"/>
+        </w:rPr>
+        <w:t>1</w:t>
+      </w:r>
+      <w:r>
+        <w:rPr>
+          <w:lang w:val="sk-SK"/>
+        </w:rPr>
+        <w:t>7</w:t>
+      </w:r>
+      <w:r>
+        <w:t>]</w:t>
+      </w:r>
+      <w:r>
+        <w:rPr>
+          <w:lang w:val="sk-SK"/>
+        </w:rPr>
+        <w:t>.</w:t>
+      </w:r>
+    </w:p>
+    <w:p>
+      <w:pPr>
+        <w:pStyle w:val="Heading2"/>
+        <w:spacing w:before="480" w:after="240"/>
+        <w:rPr>
+          <w:lang w:val="sk-SK"/>
+        </w:rPr>
+      </w:pPr>
+      <w:bookmarkStart w:id="62" w:name="_Toc227449206"/>
+      <w:r>
+        <w:rPr>
+          <w:lang w:val="sk-SK"/>
+        </w:rPr>
+        <w:t>Konvolučné neurónové siete</w:t>
+      </w:r>
+      <w:r>
+        <w:rPr>
+          <w:lang w:val="sk-SK"/>
+        </w:rPr>
+        <w:t xml:space="preserve"> (CNN)</w:t>
+      </w:r>
+      <w:bookmarkEnd w:id="62"/>
     </w:p>
     <w:p>
       <w:pPr>
         <w:spacing w:line="312" w:lineRule="auto"/>
         <w:jc w:val="both"/>
       </w:pPr>
+      <w:r>
+        <w:t>Konvolučné neurónové siete (CNN) predstavujú špecializovanú triedu neurónových sietí navrhnutých na spracovanie obrazových dát. Ich základným stavebným prvkom je konvolučná vrstva, ktorá aplikuje filtre na vstupný obraz s cieľom extrahovať lokálne príznaky, ako sú hrany, textúry alebo tvary. Tieto príznaky sú následne kombinované vo</w:t>
+      </w:r>
+      <w:r>
+        <w:rPr>
+          <w:lang w:val="sk-SK"/>
+        </w:rPr>
+        <w:t> </w:t>
+      </w:r>
+      <w:r>
+        <w:t>vyšších vrstvách siete, čím vzniká hierarchická reprezentácia obrazu.</w:t>
+      </w:r>
+    </w:p>
+    <w:p>
+      <w:pPr>
+        <w:spacing w:line="312" w:lineRule="auto"/>
+        <w:ind w:firstLine="426"/>
+        <w:jc w:val="both"/>
+      </w:pPr>
+      <w:r>
+        <w:t>Okrem konvolučných vrstiev obsahujú CNN aj pooling vrstvy, ktoré znižujú rozlíšenie dát a tým aj výpočtovú náročnosť, a aktivačné funkcie, ktoré zavádzajú nelinearitu do modelu. Výsledkom je schopnosť modelu učiť sa komplexné vzory priamo z dát bez potreby manuálneho zásahu.</w:t>
+      </w:r>
+    </w:p>
+    <w:p>
+      <w:pPr>
+        <w:pStyle w:val="Obrzok"/>
+        <w:spacing w:before="240"/>
+      </w:pPr>
+      <w:r>
+        <w:rPr>
+          <w:noProof/>
+        </w:rPr>
+        <w:lastRenderedPageBreak/>
+        <w:drawing>
+          <wp:inline distT="0" distB="0" distL="0" distR="0" wp14:anchorId="17E81D9D" wp14:editId="2FADEC62">
+            <wp:extent cx="4806950" cy="1856672"/>
+            <wp:effectExtent l="0" t="0" r="0" b="0"/>
+            <wp:docPr id="1" name="Obrázok 1"/>
+            <wp:cNvGraphicFramePr>
+              <a:graphicFrameLocks xmlns:a="http://schemas.openxmlformats.org/drawingml/2006/main" noChangeAspect="1"/>
+            </wp:cNvGraphicFramePr>
+            <a:graphic xmlns:a="http://schemas.openxmlformats.org/drawingml/2006/main">
+              <a:graphicData uri="http://schemas.openxmlformats.org/drawingml/2006/picture">
+                <pic:pic xmlns:pic="http://schemas.openxmlformats.org/drawingml/2006/picture">
+                  <pic:nvPicPr>
+                    <pic:cNvPr id="1" name="Obrázok 1"/>
+                    <pic:cNvPicPr/>
+                  </pic:nvPicPr>
+                  <pic:blipFill rotWithShape="1">
+                    <a:blip r:embed="rId28">
+                      <a:extLst>
+                        <a:ext uri="{28A0092B-C50C-407E-A947-70E740481C1C}">
+                          <a14:useLocalDpi xmlns:a14="http://schemas.microsoft.com/office/drawing/2010/main" val="0"/>
+                        </a:ext>
+                      </a:extLst>
+                    </a:blip>
+                    <a:srcRect l="1016" r="1447"/>
+                    <a:stretch/>
+                  </pic:blipFill>
+                  <pic:spPr bwMode="auto">
+                    <a:xfrm>
+                      <a:off x="0" y="0"/>
+                      <a:ext cx="4859880" cy="1877116"/>
+                    </a:xfrm>
+                    <a:prstGeom prst="rect">
+                      <a:avLst/>
+                    </a:prstGeom>
+                    <a:ln>
+                      <a:noFill/>
+                    </a:ln>
+                    <a:extLst>
+                      <a:ext uri="{53640926-AAD7-44D8-BBD7-CCE9431645EC}">
+                        <a14:shadowObscured xmlns:a14="http://schemas.microsoft.com/office/drawing/2010/main"/>
+                      </a:ext>
+                    </a:extLst>
+                  </pic:spPr>
+                </pic:pic>
+              </a:graphicData>
+            </a:graphic>
+          </wp:inline>
+        </w:drawing>
+      </w:r>
+    </w:p>
+    <w:p>
+      <w:pPr>
+        <w:pStyle w:val="Caption"/>
+      </w:pPr>
+      <w:bookmarkStart w:id="63" w:name="_Toc227449161"/>
+      <w:r>
+        <w:t xml:space="preserve">Obr. </w:t>
+      </w:r>
+      <w:r>
+        <w:fldChar w:fldCharType="begin"/>
+      </w:r>
+      <w:r>
+        <w:instrText xml:space="preserve"> SEQ Obrázok \* ARABIC </w:instrText>
+      </w:r>
+      <w:r>
+        <w:fldChar w:fldCharType="separate"/>
+      </w:r>
+      <w:r>
+        <w:rPr>
+          <w:noProof/>
+        </w:rPr>
+        <w:t>12</w:t>
+      </w:r>
+      <w:r>
+        <w:rPr>
+          <w:noProof/>
+        </w:rPr>
+        <w:fldChar w:fldCharType="end"/>
+      </w:r>
+      <w:r>
+        <w:t xml:space="preserve">: </w:t>
+      </w:r>
+      <w:r>
+        <w:rPr>
+          <w:lang w:val="sk-SK"/>
+        </w:rPr>
+        <w:t>Zjednodušený diagram konvolučnej neurónovej siete</w:t>
+      </w:r>
+      <w:bookmarkEnd w:id="63"/>
+      <w:r>
+        <w:rPr>
+          <w:lang w:val="sk-SK"/>
+        </w:rPr>
+        <w:t xml:space="preserve"> </w:t>
+      </w:r>
+    </w:p>
+    <w:p>
+      <w:pPr>
+        <w:pStyle w:val="Heading2"/>
+        <w:spacing w:before="480" w:after="240"/>
+        <w:rPr>
+          <w:lang w:val="sk-SK"/>
+        </w:rPr>
+      </w:pPr>
+      <w:bookmarkStart w:id="64" w:name="_Toc227449207"/>
+      <w:r>
+        <w:rPr>
+          <w:lang w:val="sk-SK"/>
+        </w:rPr>
+        <w:t xml:space="preserve">Vhodnosť </w:t>
+      </w:r>
+      <w:r>
+        <w:rPr>
+          <w:lang w:val="sk-SK"/>
+        </w:rPr>
+        <w:t>CNN pre analýzu snímok oblohy</w:t>
+      </w:r>
+      <w:bookmarkEnd w:id="64"/>
     </w:p>
     <w:p>
       <w:pPr>
         <w:spacing w:line="312" w:lineRule="auto"/>
         <w:jc w:val="both"/>
       </w:pPr>
+      <w:r>
+        <w:t>Použitie konvolučných neurónových sietí je obzvlášť vhodné pre analýzu celooblohových snímok, keďže tieto obrazy obsahujú komplexné priestorové vzory, ktoré sú ťažko popísateľné tradičnými metódami. CNN dokážu efektívne extrahovať príznaky spojené s</w:t>
+      </w:r>
+      <w:r>
+        <w:rPr>
+          <w:lang w:val="sk-SK"/>
+        </w:rPr>
+        <w:t> </w:t>
+      </w:r>
+      <w:r>
+        <w:t>oblačnosťou, jej štruktúrou, pohybom a jasovými charakteristikami, ktoré priamo ovplyvňujú intenzitu slnečného žiarenia.</w:t>
+      </w:r>
+    </w:p>
+    <w:p>
+      <w:pPr>
+        <w:spacing w:line="312" w:lineRule="auto"/>
+        <w:ind w:firstLine="426"/>
+        <w:jc w:val="both"/>
+      </w:pPr>
+      <w:r>
+        <w:t>Významnou výhodou je schopnosť pracovať s celým obrazom ako vstupom a automaticky identifikovať relevantné oblasti bez potreby explicitného definovania príznakov. Zároveň dokážu zachytiť nelineárne vzťahy medzi obrazovými dátami a cieľovou veličinou, čo je v</w:t>
+      </w:r>
+      <w:r>
+        <w:rPr>
+          <w:lang w:val="sk-SK"/>
+        </w:rPr>
+        <w:t> </w:t>
+      </w:r>
+      <w:r>
+        <w:t>prípade odhadu slnečného žiarenia kľúčové</w:t>
+      </w:r>
+    </w:p>
+    <w:p>
+      <w:pPr>
+        <w:spacing w:line="312" w:lineRule="auto"/>
+        <w:ind w:firstLine="426"/>
+        <w:jc w:val="both"/>
+      </w:pPr>
+      <w:r>
+        <w:t>Napriek týmto výhodám je potrebné zohľadniť aj obmedzenia hlbokého učenia, najmä vysoké nároky na dáta a výpočtové zdroje, ako aj citlivosť na kvalitu vstupných dát. Práve preto zohráva predspracovanie obrazov zásadnú úlohu pri dosahovaní kvalitných výsledkov.</w:t>
+      </w:r>
+    </w:p>
+    <w:p>
+      <w:pPr>
+        <w:pStyle w:val="Heading1"/>
+        <w:numPr>
+          <w:ilvl w:val="0"/>
+          <w:numId w:val="36"/>
+        </w:numPr>
+        <w:spacing w:after="480"/>
+        <w:rPr>
+          <w:lang w:val="sk-SK"/>
+        </w:rPr>
+      </w:pPr>
+      <w:r>
+        <w:lastRenderedPageBreak/>
+        <w:fldChar w:fldCharType="begin"/>
+      </w:r>
+      <w:r>
+        <w:instrText xml:space="preserve">  </w:instrText>
+      </w:r>
+      <w:r>
+        <w:fldChar w:fldCharType="end"/>
+      </w:r>
+      <w:bookmarkStart w:id="65" w:name="_Toc227449208"/>
+      <w:r>
+        <w:rPr>
+          <w:lang w:val="sk-SK"/>
+        </w:rPr>
+        <w:t>Hodnotiace metriky</w:t>
+      </w:r>
+      <w:bookmarkEnd w:id="65"/>
+    </w:p>
+    <w:p>
+      <w:pPr>
+        <w:pStyle w:val="Bezodsadenia"/>
+        <w:spacing w:line="312" w:lineRule="auto"/>
+        <w:rPr>
+          <w:lang w:val="sk-SK"/>
+        </w:rPr>
+      </w:pPr>
+    </w:p>
+    <w:p>
+      <w:pPr>
+        <w:pStyle w:val="Bezodsadenia"/>
+      </w:pPr>
+    </w:p>
+    <w:p>
+      <w:pPr>
+        <w:pStyle w:val="Bezodsadenia"/>
+      </w:pPr>
     </w:p>
     <w:p>
       <w:pPr>
@@ -8887,6 +10465,54 @@
     </w:p>
     <w:p>
       <w:pPr>
+        <w:spacing w:line="312" w:lineRule="auto"/>
+        <w:jc w:val="both"/>
+      </w:pPr>
+    </w:p>
+    <w:p>
+      <w:pPr>
+        <w:spacing w:line="312" w:lineRule="auto"/>
+        <w:jc w:val="both"/>
+      </w:pPr>
+    </w:p>
+    <w:p>
+      <w:pPr>
+        <w:spacing w:line="312" w:lineRule="auto"/>
+        <w:jc w:val="both"/>
+      </w:pPr>
+    </w:p>
+    <w:p>
+      <w:pPr>
+        <w:spacing w:line="312" w:lineRule="auto"/>
+        <w:jc w:val="both"/>
+      </w:pPr>
+    </w:p>
+    <w:p>
+      <w:pPr>
+        <w:spacing w:line="312" w:lineRule="auto"/>
+        <w:jc w:val="both"/>
+      </w:pPr>
+    </w:p>
+    <w:p>
+      <w:pPr>
+        <w:spacing w:line="312" w:lineRule="auto"/>
+        <w:jc w:val="both"/>
+      </w:pPr>
+    </w:p>
+    <w:p>
+      <w:pPr>
+        <w:spacing w:line="312" w:lineRule="auto"/>
+        <w:jc w:val="both"/>
+      </w:pPr>
+    </w:p>
+    <w:p>
+      <w:pPr>
+        <w:spacing w:line="312" w:lineRule="auto"/>
+        <w:jc w:val="both"/>
+      </w:pPr>
+    </w:p>
+    <w:p>
+      <w:pPr>
         <w:pStyle w:val="Bezodsadenia"/>
       </w:pPr>
     </w:p>
@@ -8894,11 +10520,11 @@
       <w:pPr>
         <w:pStyle w:val="Heading3"/>
       </w:pPr>
-      <w:bookmarkStart w:id="56" w:name="_Toc227445300"/>
+      <w:bookmarkStart w:id="66" w:name="_Toc227449209"/>
       <w:r>
         <w:t>Záver</w:t>
       </w:r>
-      <w:bookmarkEnd w:id="56"/>
+      <w:bookmarkEnd w:id="66"/>
     </w:p>
     <w:p>
       <w:pPr>
@@ -8908,10 +10534,10 @@
           <w:bCs/>
         </w:rPr>
       </w:pPr>
-      <w:bookmarkStart w:id="57" w:name="_Toc173791406"/>
-      <w:bookmarkStart w:id="58" w:name="_Toc173791545"/>
-      <w:bookmarkStart w:id="59" w:name="_Ref178418312"/>
-      <w:bookmarkStart w:id="60" w:name="_Toc181225510"/>
+      <w:bookmarkStart w:id="67" w:name="_Ref178418312"/>
+      <w:bookmarkStart w:id="68" w:name="_Toc181225510"/>
+      <w:bookmarkStart w:id="69" w:name="_Toc173791406"/>
+      <w:bookmarkStart w:id="70" w:name="_Toc173791545"/>
       <w:r>
         <w:rPr>
           <w:b/>
@@ -8956,7 +10582,7 @@
         </w:rPr>
         <w:fldChar w:fldCharType="end"/>
       </w:r>
-      <w:bookmarkEnd w:id="59"/>
+      <w:bookmarkEnd w:id="67"/>
       <w:r>
         <w:rPr>
           <w:b/>
@@ -9033,7 +10659,7 @@
         </w:rPr>
         <w:t>.</w:t>
       </w:r>
-      <w:bookmarkEnd w:id="60"/>
+      <w:bookmarkEnd w:id="68"/>
     </w:p>
     <w:tbl>
       <w:tblPr>
@@ -9612,12 +11238,12 @@
         <w:pStyle w:val="Nadpis1bezslovania"/>
         <w:spacing w:before="1440" w:after="480"/>
       </w:pPr>
-      <w:bookmarkStart w:id="61" w:name="_Toc227445301"/>
+      <w:bookmarkStart w:id="71" w:name="_Toc227449210"/>
       <w:r>
         <w:lastRenderedPageBreak/>
         <w:t>Záver</w:t>
       </w:r>
-      <w:bookmarkEnd w:id="61"/>
+      <w:bookmarkEnd w:id="71"/>
     </w:p>
     <w:p>
       <w:pPr>
@@ -9690,15 +11316,15 @@
         <w:pStyle w:val="Nadpis1bezslovania"/>
         <w:spacing w:before="1440" w:after="480"/>
       </w:pPr>
-      <w:bookmarkStart w:id="62" w:name="_Toc227445302"/>
+      <w:bookmarkStart w:id="72" w:name="_Toc227449211"/>
       <w:r>
         <w:lastRenderedPageBreak/>
         <w:t>Literatúra</w:t>
       </w:r>
-      <w:bookmarkEnd w:id="62"/>
-    </w:p>
-    <w:bookmarkEnd w:id="57"/>
-    <w:bookmarkEnd w:id="58"/>
+      <w:bookmarkEnd w:id="72"/>
+    </w:p>
+    <w:bookmarkEnd w:id="69"/>
+    <w:bookmarkEnd w:id="70"/>
     <w:p>
       <w:pPr>
         <w:pStyle w:val="NormalWeb"/>
@@ -10543,6 +12169,7 @@
     <w:p>
       <w:pPr>
         <w:pStyle w:val="TableofAuthorities"/>
+        <w:spacing w:line="312" w:lineRule="auto"/>
       </w:pPr>
       <w:r>
         <w:t>[4]</w:t>
@@ -10557,6 +12184,7 @@
     <w:p>
       <w:pPr>
         <w:pStyle w:val="TableofAuthorities"/>
+        <w:spacing w:line="312" w:lineRule="auto"/>
       </w:pPr>
       <w:r>
         <w:t>[</w:t>
@@ -10571,108 +12199,602 @@
         <w:tab/>
       </w:r>
       <w:r>
-        <w:t>https://en.wikipedia.org/wiki/HSL_and_HSV</w:t>
-      </w:r>
-      <w:r>
+        <w:t xml:space="preserve">https://en.wikipedia.org/wiki/HSL_and_HSV </w:t>
+      </w:r>
+    </w:p>
+    <w:p>
+      <w:pPr>
+        <w:pStyle w:val="TableofAuthorities"/>
+        <w:spacing w:line="312" w:lineRule="auto"/>
+      </w:pPr>
+      <w:r>
+        <w:t>[</w:t>
+      </w:r>
+      <w:r>
+        <w:t>6</w:t>
+      </w:r>
+      <w:r>
+        <w:t>]</w:t>
+      </w:r>
+      <w:r>
+        <w:tab/>
+      </w:r>
+      <w:r>
+        <w:t>https://en.wikipedia.org/wiki/YCbCr</w:t>
+      </w:r>
+    </w:p>
+    <w:p>
+      <w:pPr>
+        <w:pStyle w:val="TableofAuthorities"/>
+        <w:spacing w:line="312" w:lineRule="auto"/>
+      </w:pPr>
+      <w:r>
+        <w:t>[</w:t>
+      </w:r>
+      <w:r>
+        <w:t>7</w:t>
+      </w:r>
+      <w:r>
+        <w:t>]</w:t>
+      </w:r>
+      <w:r>
+        <w:tab/>
+      </w:r>
+      <w:r>
+        <w:t xml:space="preserve">https://en.wikipedia.org/wiki/CMYK_color_model </w:t>
+      </w:r>
+    </w:p>
+    <w:p>
+      <w:pPr>
+        <w:pStyle w:val="TableofAuthorities"/>
+        <w:spacing w:line="312" w:lineRule="auto"/>
+      </w:pPr>
+      <w:r>
+        <w:t>[</w:t>
+      </w:r>
+      <w:r>
+        <w:t>8</w:t>
+      </w:r>
+      <w:r>
+        <w:t>]</w:t>
+      </w:r>
+      <w:r>
+        <w:tab/>
+      </w:r>
+      <w:r>
+        <w:t>https://imagemagick.org/clahe/#gsc.tab=0</w:t>
+      </w:r>
+    </w:p>
+    <w:p>
+      <w:pPr>
+        <w:pStyle w:val="TableofAuthorities"/>
+        <w:spacing w:line="312" w:lineRule="auto"/>
+      </w:pPr>
+      <w:r>
+        <w:t>[</w:t>
+      </w:r>
+      <w:r>
+        <w:t>9</w:t>
+      </w:r>
+      <w:r>
+        <w:t>]</w:t>
+      </w:r>
+      <w:r>
+        <w:tab/>
+      </w:r>
+      <w:r>
+        <w:t>https://medium.com/@muyandiritujr/noise-in-image-processing-and-how-to-add-it-to-images-in-python-456a434dcc3f</w:t>
+      </w:r>
+    </w:p>
+    <w:p>
+      <w:pPr>
+        <w:pStyle w:val="TableofAuthorities"/>
+        <w:spacing w:line="312" w:lineRule="auto"/>
+      </w:pPr>
+      <w:r>
+        <w:t>[10]</w:t>
+      </w:r>
+      <w:r>
+        <w:tab/>
+      </w:r>
+      <w:hyperlink r:id="rId29" w:history="1">
+        <w:r>
+          <w:rPr>
+            <w:rStyle w:val="Hyperlink"/>
+          </w:rPr>
+          <w:t>https://sarthakforwet.medium.com/cutmix-a-new-strategy-for-data-augmentation-bbc1c3d29aab</w:t>
+        </w:r>
+      </w:hyperlink>
+    </w:p>
+    <w:p>
+      <w:pPr>
+        <w:pStyle w:val="NormalWeb"/>
+        <w:shd w:val="clear" w:color="auto" w:fill="FFFFFF"/>
+        <w:spacing w:line="312" w:lineRule="auto"/>
+        <w:ind w:left="709" w:hanging="709"/>
+      </w:pPr>
+      <w:r>
+        <w:t>[10]</w:t>
+      </w:r>
+      <w:r>
+        <w:rPr>
+          <w:rFonts w:ascii="TimesNewRomanPSMT" w:hAnsi="TimesNewRomanPSMT"/>
+        </w:rPr>
         <w:t xml:space="preserve"> </w:t>
       </w:r>
+      <w:r>
+        <w:rPr>
+          <w:rFonts w:ascii="TimesNewRomanPSMT" w:hAnsi="TimesNewRomanPSMT"/>
+        </w:rPr>
+        <w:tab/>
+      </w:r>
+      <w:r>
+        <w:rPr>
+          <w:rFonts w:ascii="TimesNewRomanPSMT" w:hAnsi="TimesNewRomanPSMT"/>
+        </w:rPr>
+        <w:t xml:space="preserve">(PDF in Articles Folder) </w:t>
+      </w:r>
+      <w:r>
+        <w:rPr>
+          <w:rFonts w:ascii="Calibri" w:hAnsi="Calibri" w:cs="Calibri"/>
+        </w:rPr>
+        <w:t xml:space="preserve">Systematic Review on Impact of Different Irradiance Forecasting Techniques for Solar Energy Prediction, </w:t>
+      </w:r>
+      <w:r>
+        <w:rPr>
+          <w:rFonts w:ascii="TimesNewRomanPSMT" w:hAnsi="TimesNewRomanPSMT"/>
+        </w:rPr>
+        <w:t xml:space="preserve">Big Data and Advanced Analytics in Energy Systems and Applications , edited by: Prof. Dr. Constantinos S. Psomopoulos, Dr. Helen C. Leligou, Prof. Dr. Ferdinanda Ponci, Prof. Dr. Josep M. Guerrero and Prof. Dr. Elisa Peñalvo-López, str.: 1 </w:t>
+      </w:r>
+    </w:p>
+    <w:p>
+      <w:pPr>
+        <w:pStyle w:val="NormalWeb"/>
+        <w:shd w:val="clear" w:color="auto" w:fill="FFFFFF"/>
+        <w:spacing w:line="312" w:lineRule="auto"/>
+        <w:ind w:left="709" w:hanging="709"/>
+      </w:pPr>
+      <w:r>
+        <w:t>[1</w:t>
+      </w:r>
+      <w:r>
+        <w:rPr>
+          <w:lang w:val="sk-SK"/>
+        </w:rPr>
+        <w:t>1</w:t>
+      </w:r>
+      <w:r>
+        <w:t>]</w:t>
+      </w:r>
+      <w:r>
+        <w:rPr>
+          <w:rFonts w:ascii="TimesNewRomanPSMT" w:hAnsi="TimesNewRomanPSMT"/>
+        </w:rPr>
+        <w:t xml:space="preserve"> </w:t>
+      </w:r>
+      <w:r>
+        <w:rPr>
+          <w:rFonts w:ascii="TimesNewRomanPSMT" w:hAnsi="TimesNewRomanPSMT"/>
+        </w:rPr>
+        <w:tab/>
+        <w:t xml:space="preserve">(PDF in Articles Folder) </w:t>
+      </w:r>
+      <w:r>
+        <w:rPr>
+          <w:rFonts w:ascii="Calibri" w:hAnsi="Calibri" w:cs="Calibri"/>
+        </w:rPr>
+        <w:t xml:space="preserve">Systematic Review on Impact of Different Irradiance Forecasting Techniques for Solar Energy Prediction, </w:t>
+      </w:r>
+      <w:r>
+        <w:rPr>
+          <w:rFonts w:ascii="TimesNewRomanPSMT" w:hAnsi="TimesNewRomanPSMT"/>
+        </w:rPr>
+        <w:t xml:space="preserve">Big Data and Advanced Analytics in Energy Systems and Applications , edited by: Prof. Dr. Constantinos </w:t>
+      </w:r>
+      <w:r>
+        <w:rPr>
+          <w:rFonts w:ascii="TimesNewRomanPSMT" w:hAnsi="TimesNewRomanPSMT"/>
+        </w:rPr>
+        <w:lastRenderedPageBreak/>
+        <w:t>S. Psomopoulos, Dr. Helen C. Leligou, Prof. Dr. Ferdinanda Ponci, Prof. Dr. Josep M. Guerrero and Prof. Dr. Elisa Peñalvo-López, str.: 1</w:t>
+      </w:r>
+      <w:r>
+        <w:rPr>
+          <w:rFonts w:ascii="TimesNewRomanPSMT" w:hAnsi="TimesNewRomanPSMT"/>
+          <w:lang w:val="sk-SK"/>
+        </w:rPr>
+        <w:t>1-12</w:t>
+      </w:r>
+      <w:r>
+        <w:rPr>
+          <w:rFonts w:ascii="TimesNewRomanPSMT" w:hAnsi="TimesNewRomanPSMT"/>
+        </w:rPr>
+        <w:t xml:space="preserve"> </w:t>
+      </w:r>
+    </w:p>
+    <w:p>
+      <w:pPr>
+        <w:pStyle w:val="NormalWeb"/>
+        <w:shd w:val="clear" w:color="auto" w:fill="FFFFFF"/>
+        <w:spacing w:line="312" w:lineRule="auto"/>
+        <w:ind w:left="709" w:hanging="709"/>
+      </w:pPr>
+      <w:r>
+        <w:t>[1</w:t>
+      </w:r>
+      <w:r>
+        <w:rPr>
+          <w:lang w:val="sk-SK"/>
+        </w:rPr>
+        <w:t>2</w:t>
+      </w:r>
+      <w:r>
+        <w:t>]</w:t>
+      </w:r>
+      <w:r>
+        <w:rPr>
+          <w:rFonts w:ascii="TimesNewRomanPSMT" w:hAnsi="TimesNewRomanPSMT"/>
+        </w:rPr>
+        <w:t xml:space="preserve"> </w:t>
+      </w:r>
+      <w:r>
+        <w:rPr>
+          <w:rFonts w:ascii="TimesNewRomanPSMT" w:hAnsi="TimesNewRomanPSMT"/>
+        </w:rPr>
+        <w:tab/>
+        <w:t xml:space="preserve">(PDF in Articles Folder) </w:t>
+      </w:r>
+      <w:r>
+        <w:rPr>
+          <w:rFonts w:ascii="Calibri" w:hAnsi="Calibri" w:cs="Calibri"/>
+        </w:rPr>
+        <w:t xml:space="preserve">Systematic Review on Impact of Different Irradiance Forecasting Techniques for Solar Energy Prediction, </w:t>
+      </w:r>
+      <w:r>
+        <w:rPr>
+          <w:rFonts w:ascii="TimesNewRomanPSMT" w:hAnsi="TimesNewRomanPSMT"/>
+        </w:rPr>
+        <w:t xml:space="preserve">Big Data and Advanced Analytics in Energy Systems and Applications , edited by: Prof. Dr. Constantinos S. Psomopoulos, Dr. Helen C. Leligou, Prof. Dr. Ferdinanda Ponci, Prof. Dr. Josep M. Guerrero and Prof. Dr. Elisa Peñalvo-López, str.: </w:t>
+      </w:r>
+      <w:r>
+        <w:rPr>
+          <w:rFonts w:ascii="TimesNewRomanPSMT" w:hAnsi="TimesNewRomanPSMT"/>
+          <w:lang w:val="sk-SK"/>
+        </w:rPr>
+        <w:t>12</w:t>
+      </w:r>
+      <w:r>
+        <w:rPr>
+          <w:rFonts w:ascii="TimesNewRomanPSMT" w:hAnsi="TimesNewRomanPSMT"/>
+        </w:rPr>
+        <w:t xml:space="preserve"> </w:t>
+      </w:r>
+    </w:p>
+    <w:p>
+      <w:pPr>
+        <w:pStyle w:val="NormalWeb"/>
+        <w:shd w:val="clear" w:color="auto" w:fill="FFFFFF"/>
+        <w:spacing w:line="312" w:lineRule="auto"/>
+        <w:ind w:left="709" w:hanging="709"/>
+      </w:pPr>
+      <w:r>
+        <w:t>[1</w:t>
+      </w:r>
+      <w:r>
+        <w:rPr>
+          <w:lang w:val="sk-SK"/>
+        </w:rPr>
+        <w:t>3</w:t>
+      </w:r>
+      <w:r>
+        <w:t>]</w:t>
+      </w:r>
+      <w:r>
+        <w:rPr>
+          <w:rFonts w:ascii="TimesNewRomanPSMT" w:hAnsi="TimesNewRomanPSMT"/>
+        </w:rPr>
+        <w:t xml:space="preserve"> </w:t>
+      </w:r>
+      <w:r>
+        <w:rPr>
+          <w:rFonts w:ascii="TimesNewRomanPSMT" w:hAnsi="TimesNewRomanPSMT"/>
+        </w:rPr>
+        <w:tab/>
+        <w:t xml:space="preserve">(PDF in Articles Folder) </w:t>
+      </w:r>
+      <w:r>
+        <w:rPr>
+          <w:rFonts w:ascii="Calibri" w:hAnsi="Calibri" w:cs="Calibri"/>
+        </w:rPr>
+        <w:t xml:space="preserve">Systematic Review on Impact of Different Irradiance Forecasting Techniques for Solar Energy Prediction, </w:t>
+      </w:r>
+      <w:r>
+        <w:rPr>
+          <w:rFonts w:ascii="TimesNewRomanPSMT" w:hAnsi="TimesNewRomanPSMT"/>
+        </w:rPr>
+        <w:t xml:space="preserve">Big Data and Advanced Analytics in Energy Systems and Applications , edited by: Prof. Dr. Constantinos S. Psomopoulos, Dr. Helen C. Leligou, Prof. Dr. Ferdinanda Ponci, Prof. Dr. Josep M. Guerrero and Prof. Dr. Elisa Peñalvo-López, str.: </w:t>
+      </w:r>
+      <w:r>
+        <w:rPr>
+          <w:rFonts w:ascii="TimesNewRomanPSMT" w:hAnsi="TimesNewRomanPSMT"/>
+          <w:lang w:val="sk-SK"/>
+        </w:rPr>
+        <w:t>1</w:t>
+      </w:r>
+      <w:r>
+        <w:rPr>
+          <w:rFonts w:ascii="TimesNewRomanPSMT" w:hAnsi="TimesNewRomanPSMT"/>
+          <w:lang w:val="sk-SK"/>
+        </w:rPr>
+        <w:t>3</w:t>
+      </w:r>
+      <w:r>
+        <w:rPr>
+          <w:rFonts w:ascii="TimesNewRomanPSMT" w:hAnsi="TimesNewRomanPSMT"/>
+        </w:rPr>
+        <w:t xml:space="preserve"> </w:t>
+      </w:r>
+    </w:p>
+    <w:p>
+      <w:pPr>
+        <w:pStyle w:val="NormalWeb"/>
+        <w:spacing w:line="312" w:lineRule="auto"/>
+        <w:ind w:left="567" w:hanging="567"/>
+      </w:pPr>
+      <w:r>
+        <w:t>[1</w:t>
+      </w:r>
+      <w:r>
+        <w:rPr>
+          <w:lang w:val="sk-SK"/>
+        </w:rPr>
+        <w:t>4</w:t>
+      </w:r>
+      <w:r>
+        <w:t>]</w:t>
+      </w:r>
+      <w:r>
+        <w:rPr>
+          <w:rFonts w:ascii="TimesNewRomanPSMT" w:hAnsi="TimesNewRomanPSMT"/>
+        </w:rPr>
+        <w:t xml:space="preserve"> </w:t>
+      </w:r>
+      <w:r>
+        <w:rPr>
+          <w:rFonts w:ascii="TimesNewRomanPSMT" w:hAnsi="TimesNewRomanPSMT"/>
+        </w:rPr>
+        <w:tab/>
+      </w:r>
+      <w:r>
+        <w:rPr>
+          <w:rFonts w:ascii="TimesNewRomanPSMT" w:hAnsi="TimesNewRomanPSMT"/>
+          <w:lang w:val="sk-SK"/>
+        </w:rPr>
+        <w:t>(</w:t>
+      </w:r>
+      <w:r>
+        <w:rPr>
+          <w:rFonts w:ascii="TimesNewRomanPSMT" w:hAnsi="TimesNewRomanPSMT"/>
+        </w:rPr>
+        <w:t xml:space="preserve">PDF in Articles Folder) </w:t>
+      </w:r>
+      <w:r>
+        <w:rPr>
+          <w:rFonts w:ascii="Calibri" w:hAnsi="Calibri" w:cs="Calibri"/>
+        </w:rPr>
+        <w:t xml:space="preserve">Deep Learning vs. Traditional Computer Vision, Niall O’ Mahony, Sean Campbell, Anderson Carvalho, Suman Harapanahalli, Gustavo Velasco Hernandez, Lenka Krpalkova, Daniel Riordan, Joseph Walsh, IMaR Technology Gateway, Institute of Technology Tralee, Tralee, Ireland, str.: 1 </w:t>
+      </w:r>
+    </w:p>
+    <w:p>
+      <w:pPr>
+        <w:pStyle w:val="NormalWeb"/>
+        <w:spacing w:line="312" w:lineRule="auto"/>
+        <w:ind w:left="567" w:hanging="567"/>
+      </w:pPr>
+      <w:r>
+        <w:t>[1</w:t>
+      </w:r>
+      <w:r>
+        <w:rPr>
+          <w:lang w:val="sk-SK"/>
+        </w:rPr>
+        <w:t>5</w:t>
+      </w:r>
+      <w:r>
+        <w:t>]</w:t>
+      </w:r>
+      <w:r>
+        <w:rPr>
+          <w:rFonts w:ascii="TimesNewRomanPSMT" w:hAnsi="TimesNewRomanPSMT"/>
+        </w:rPr>
+        <w:t xml:space="preserve"> </w:t>
+      </w:r>
+      <w:r>
+        <w:rPr>
+          <w:rFonts w:ascii="TimesNewRomanPSMT" w:hAnsi="TimesNewRomanPSMT"/>
+        </w:rPr>
+        <w:tab/>
+      </w:r>
+      <w:r>
+        <w:rPr>
+          <w:rFonts w:ascii="TimesNewRomanPSMT" w:hAnsi="TimesNewRomanPSMT"/>
+          <w:lang w:val="sk-SK"/>
+        </w:rPr>
+        <w:t>(</w:t>
+      </w:r>
+      <w:r>
+        <w:rPr>
+          <w:rFonts w:ascii="TimesNewRomanPSMT" w:hAnsi="TimesNewRomanPSMT"/>
+        </w:rPr>
+        <w:t xml:space="preserve">PDF in Articles Folder) </w:t>
+      </w:r>
+      <w:r>
+        <w:rPr>
+          <w:rFonts w:ascii="Calibri" w:hAnsi="Calibri" w:cs="Calibri"/>
+        </w:rPr>
+        <w:t xml:space="preserve">Deep Learning vs. Traditional Computer Vision, Niall O’ Mahony, Sean Campbell, Anderson Carvalho, Suman Harapanahalli, Gustavo Velasco Hernandez, Lenka Krpalkova, Daniel Riordan, Joseph Walsh, IMaR Technology Gateway, Institute of Technology Tralee, Tralee, Ireland, str.: </w:t>
+      </w:r>
+      <w:r>
+        <w:rPr>
+          <w:rFonts w:ascii="Calibri" w:hAnsi="Calibri" w:cs="Calibri"/>
+          <w:lang w:val="sk-SK"/>
+        </w:rPr>
+        <w:t>5-6</w:t>
+      </w:r>
+      <w:r>
+        <w:rPr>
+          <w:rFonts w:ascii="Calibri" w:hAnsi="Calibri" w:cs="Calibri"/>
+        </w:rPr>
+        <w:t xml:space="preserve"> </w:t>
+      </w:r>
+    </w:p>
+    <w:p>
+      <w:pPr>
+        <w:pStyle w:val="NormalWeb"/>
+        <w:spacing w:line="312" w:lineRule="auto"/>
+        <w:ind w:left="567" w:hanging="567"/>
+      </w:pPr>
+      <w:r>
+        <w:t>[1</w:t>
+      </w:r>
+      <w:r>
+        <w:rPr>
+          <w:lang w:val="sk-SK"/>
+        </w:rPr>
+        <w:t>6</w:t>
+      </w:r>
+      <w:r>
+        <w:t>]</w:t>
+      </w:r>
+      <w:r>
+        <w:rPr>
+          <w:rFonts w:ascii="TimesNewRomanPSMT" w:hAnsi="TimesNewRomanPSMT"/>
+        </w:rPr>
+        <w:t xml:space="preserve"> </w:t>
+      </w:r>
+      <w:r>
+        <w:rPr>
+          <w:rFonts w:ascii="TimesNewRomanPSMT" w:hAnsi="TimesNewRomanPSMT"/>
+        </w:rPr>
+        <w:tab/>
+      </w:r>
+      <w:r>
+        <w:rPr>
+          <w:rFonts w:ascii="TimesNewRomanPSMT" w:hAnsi="TimesNewRomanPSMT"/>
+          <w:lang w:val="sk-SK"/>
+        </w:rPr>
+        <w:t>(</w:t>
+      </w:r>
+      <w:r>
+        <w:rPr>
+          <w:rFonts w:ascii="TimesNewRomanPSMT" w:hAnsi="TimesNewRomanPSMT"/>
+        </w:rPr>
+        <w:t xml:space="preserve">PDF in Articles Folder) </w:t>
+      </w:r>
+      <w:r>
+        <w:rPr>
+          <w:rFonts w:ascii="Calibri" w:hAnsi="Calibri" w:cs="Calibri"/>
+        </w:rPr>
+        <w:t xml:space="preserve">Deep Learning vs. Traditional Computer Vision, Niall O’ Mahony, Sean Campbell, Anderson Carvalho, Suman Harapanahalli, Gustavo Velasco Hernandez, Lenka Krpalkova, Daniel Riordan, Joseph Walsh, IMaR Technology Gateway, Institute of Technology Tralee, Tralee, Ireland, str.: </w:t>
+      </w:r>
+      <w:r>
+        <w:rPr>
+          <w:rFonts w:ascii="Calibri" w:hAnsi="Calibri" w:cs="Calibri"/>
+          <w:lang w:val="sk-SK"/>
+        </w:rPr>
+        <w:t>3</w:t>
+      </w:r>
+      <w:r>
+        <w:rPr>
+          <w:rFonts w:ascii="Calibri" w:hAnsi="Calibri" w:cs="Calibri"/>
+        </w:rPr>
+        <w:t xml:space="preserve"> </w:t>
+      </w:r>
+    </w:p>
+    <w:p>
+      <w:pPr>
+        <w:pStyle w:val="NormalWeb"/>
+        <w:spacing w:line="312" w:lineRule="auto"/>
+        <w:ind w:left="567" w:hanging="567"/>
+      </w:pPr>
+      <w:r>
+        <w:t>[1</w:t>
+      </w:r>
+      <w:r>
+        <w:rPr>
+          <w:lang w:val="sk-SK"/>
+        </w:rPr>
+        <w:t>7</w:t>
+      </w:r>
+      <w:r>
+        <w:t>]</w:t>
+      </w:r>
+      <w:r>
+        <w:rPr>
+          <w:rFonts w:ascii="TimesNewRomanPSMT" w:hAnsi="TimesNewRomanPSMT"/>
+        </w:rPr>
+        <w:t xml:space="preserve"> </w:t>
+      </w:r>
+      <w:r>
+        <w:rPr>
+          <w:rFonts w:ascii="TimesNewRomanPSMT" w:hAnsi="TimesNewRomanPSMT"/>
+        </w:rPr>
+        <w:tab/>
+      </w:r>
+      <w:r>
+        <w:rPr>
+          <w:rFonts w:ascii="TimesNewRomanPSMT" w:hAnsi="TimesNewRomanPSMT"/>
+          <w:lang w:val="sk-SK"/>
+        </w:rPr>
+        <w:t>(</w:t>
+      </w:r>
+      <w:r>
+        <w:rPr>
+          <w:rFonts w:ascii="TimesNewRomanPSMT" w:hAnsi="TimesNewRomanPSMT"/>
+        </w:rPr>
+        <w:t xml:space="preserve">PDF in Articles Folder) </w:t>
+      </w:r>
+      <w:r>
+        <w:rPr>
+          <w:rFonts w:ascii="Calibri" w:hAnsi="Calibri" w:cs="Calibri"/>
+        </w:rPr>
+        <w:t xml:space="preserve">Deep Learning vs. Traditional Computer Vision, Niall O’ Mahony, Sean Campbell, Anderson Carvalho, Suman Harapanahalli, Gustavo Velasco Hernandez, Lenka Krpalkova, Daniel Riordan, Joseph Walsh, IMaR Technology Gateway, Institute of Technology Tralee, Tralee, Ireland, str.: </w:t>
+      </w:r>
+      <w:r>
+        <w:rPr>
+          <w:rFonts w:ascii="Calibri" w:hAnsi="Calibri" w:cs="Calibri"/>
+          <w:lang w:val="sk-SK"/>
+        </w:rPr>
+        <w:t>6-8</w:t>
+      </w:r>
+      <w:r>
+        <w:rPr>
+          <w:rFonts w:ascii="Calibri" w:hAnsi="Calibri" w:cs="Calibri"/>
+        </w:rPr>
+        <w:t xml:space="preserve"> </w:t>
+      </w:r>
+    </w:p>
+    <w:p>
+      <w:pPr>
+        <w:pStyle w:val="NormalWeb"/>
+        <w:shd w:val="clear" w:color="auto" w:fill="FFFFFF"/>
+        <w:spacing w:line="312" w:lineRule="auto"/>
+        <w:ind w:left="709" w:hanging="709"/>
+      </w:pPr>
+    </w:p>
+    <w:p>
+      <w:pPr>
+        <w:pStyle w:val="NormalWeb"/>
+        <w:shd w:val="clear" w:color="auto" w:fill="FFFFFF"/>
+        <w:spacing w:line="312" w:lineRule="auto"/>
+        <w:ind w:left="709" w:hanging="709"/>
+      </w:pPr>
     </w:p>
     <w:p>
       <w:pPr>
         <w:pStyle w:val="TableofAuthorities"/>
-      </w:pPr>
-      <w:r>
-        <w:t>[</w:t>
-      </w:r>
-      <w:r>
-        <w:t>6</w:t>
-      </w:r>
-      <w:r>
-        <w:t>]</w:t>
-      </w:r>
-      <w:r>
-        <w:tab/>
-      </w:r>
-      <w:r>
-        <w:t>https://en.wikipedia.org/wiki/YCbCr</w:t>
-      </w:r>
-    </w:p>
-    <w:p>
-      <w:pPr>
-        <w:pStyle w:val="TableofAuthorities"/>
-      </w:pPr>
-      <w:r>
-        <w:t>[</w:t>
-      </w:r>
-      <w:r>
-        <w:t>7</w:t>
-      </w:r>
-      <w:r>
-        <w:t>]</w:t>
-      </w:r>
-      <w:r>
-        <w:tab/>
-      </w:r>
-      <w:r>
-        <w:t>https://en.wikipedia.org/wiki/CMYK_color_model</w:t>
-      </w:r>
-      <w:r>
-        <w:t xml:space="preserve"> </w:t>
-      </w:r>
-    </w:p>
-    <w:p>
-      <w:pPr>
-        <w:pStyle w:val="TableofAuthorities"/>
-      </w:pPr>
-      <w:r>
-        <w:t>[</w:t>
-      </w:r>
-      <w:r>
-        <w:t>8</w:t>
-      </w:r>
-      <w:r>
-        <w:t>]</w:t>
-      </w:r>
-      <w:r>
-        <w:tab/>
-      </w:r>
-      <w:r>
-        <w:t>https://imagemagick.org/clahe/#gsc.tab=0</w:t>
-      </w:r>
-    </w:p>
-    <w:p>
-      <w:pPr>
-        <w:pStyle w:val="TableofAuthorities"/>
-      </w:pPr>
-      <w:r>
-        <w:t>[</w:t>
-      </w:r>
-      <w:r>
-        <w:t>9</w:t>
-      </w:r>
-      <w:r>
-        <w:t>]</w:t>
-      </w:r>
-      <w:r>
-        <w:tab/>
-      </w:r>
-      <w:r>
-        <w:t>https://medium.com/@muyandiritujr/noise-in-image-processing-and-how-to-add-it-to-images-in-python-456a434dcc3f</w:t>
-      </w:r>
-    </w:p>
-    <w:p>
-      <w:pPr>
-        <w:pStyle w:val="TableofAuthorities"/>
-      </w:pPr>
-      <w:r>
-        <w:t>[10]</w:t>
-      </w:r>
-      <w:r>
-        <w:tab/>
-      </w:r>
-      <w:r>
-        <w:t>https://sarthakforwet.medium.com/cutmix-a-new-strategy-for-data-augmentation-bbc1c3d29aab</w:t>
-      </w:r>
+        <w:spacing w:line="312" w:lineRule="auto"/>
+      </w:pPr>
     </w:p>
     <w:p>
       <w:pPr>
@@ -11092,12 +13214,12 @@
         <w:pStyle w:val="Nadpis1bezslovania"/>
         <w:spacing w:after="480"/>
       </w:pPr>
-      <w:bookmarkStart w:id="63" w:name="_Toc227445303"/>
+      <w:bookmarkStart w:id="73" w:name="_Toc227449212"/>
       <w:r>
         <w:lastRenderedPageBreak/>
         <w:t>Prílohy</w:t>
       </w:r>
-      <w:bookmarkEnd w:id="63"/>
+      <w:bookmarkEnd w:id="73"/>
     </w:p>
     <w:p>
       <w:pPr>
@@ -11140,7 +13262,7 @@
       </w:pPr>
     </w:p>
     <w:sectPr>
-      <w:footerReference w:type="default" r:id="rId28"/>
+      <w:footerReference w:type="default" r:id="rId30"/>
       <w:type w:val="continuous"/>
       <w:pgSz w:w="11906" w:h="16838"/>
       <w:pgMar w:top="1701" w:right="1559" w:bottom="1701" w:left="1559" w:header="709" w:footer="709" w:gutter="0"/>
@@ -15138,7 +17260,7 @@
   <w:style w:type="paragraph" w:default="1" w:styleId="Normal">
     <w:name w:val="Normal"/>
     <w:qFormat/>
-    <w:rsid w:val="00885068"/>
+    <w:rsid w:val="0073293F"/>
     <w:pPr>
       <w:spacing w:line="240" w:lineRule="auto"/>
     </w:pPr>

--- a/sumsala_diplomova_praca.docx
+++ b/sumsala_diplomova_praca.docx
@@ -1003,7 +1003,7 @@
         </w:rPr>
         <w:fldChar w:fldCharType="separate"/>
       </w:r>
-      <w:hyperlink w:anchor="_Toc227449162" w:history="1">
+      <w:hyperlink w:anchor="_Toc227512556" w:history="1">
         <w:r>
           <w:rPr>
             <w:rStyle w:val="Hyperlink"/>
@@ -1030,7 +1030,7 @@
             <w:noProof/>
             <w:webHidden/>
           </w:rPr>
-          <w:instrText xml:space="preserve"> PAGEREF _Toc227449162 \h </w:instrText>
+          <w:instrText xml:space="preserve"> PAGEREF _Toc227512556 \h </w:instrText>
         </w:r>
         <w:r>
           <w:rPr>
@@ -1071,7 +1071,7 @@
           <w:szCs w:val="24"/>
         </w:rPr>
       </w:pPr>
-      <w:hyperlink w:anchor="_Toc227449163" w:history="1">
+      <w:hyperlink w:anchor="_Toc227512557" w:history="1">
         <w:r>
           <w:rPr>
             <w:rStyle w:val="Hyperlink"/>
@@ -1098,7 +1098,7 @@
             <w:noProof/>
             <w:webHidden/>
           </w:rPr>
-          <w:instrText xml:space="preserve"> PAGEREF _Toc227449163 \h </w:instrText>
+          <w:instrText xml:space="preserve"> PAGEREF _Toc227512557 \h </w:instrText>
         </w:r>
         <w:r>
           <w:rPr>
@@ -1139,7 +1139,7 @@
           <w:szCs w:val="24"/>
         </w:rPr>
       </w:pPr>
-      <w:hyperlink w:anchor="_Toc227449164" w:history="1">
+      <w:hyperlink w:anchor="_Toc227512558" w:history="1">
         <w:r>
           <w:rPr>
             <w:rStyle w:val="Hyperlink"/>
@@ -1166,7 +1166,7 @@
             <w:noProof/>
             <w:webHidden/>
           </w:rPr>
-          <w:instrText xml:space="preserve"> PAGEREF _Toc227449164 \h </w:instrText>
+          <w:instrText xml:space="preserve"> PAGEREF _Toc227512558 \h </w:instrText>
         </w:r>
         <w:r>
           <w:rPr>
@@ -1210,7 +1210,7 @@
           <w:szCs w:val="24"/>
         </w:rPr>
       </w:pPr>
-      <w:hyperlink w:anchor="_Toc227449165" w:history="1">
+      <w:hyperlink w:anchor="_Toc227512559" w:history="1">
         <w:r>
           <w:rPr>
             <w:rStyle w:val="Hyperlink"/>
@@ -1237,7 +1237,7 @@
             <w:noProof/>
             <w:webHidden/>
           </w:rPr>
-          <w:instrText xml:space="preserve"> PAGEREF _Toc227449165 \h </w:instrText>
+          <w:instrText xml:space="preserve"> PAGEREF _Toc227512559 \h </w:instrText>
         </w:r>
         <w:r>
           <w:rPr>
@@ -1281,7 +1281,7 @@
           <w:szCs w:val="24"/>
         </w:rPr>
       </w:pPr>
-      <w:hyperlink w:anchor="_Toc227449166" w:history="1">
+      <w:hyperlink w:anchor="_Toc227512560" w:history="1">
         <w:r>
           <w:rPr>
             <w:rStyle w:val="Hyperlink"/>
@@ -1326,7 +1326,7 @@
             <w:noProof/>
             <w:webHidden/>
           </w:rPr>
-          <w:instrText xml:space="preserve"> PAGEREF _Toc227449166 \h </w:instrText>
+          <w:instrText xml:space="preserve"> PAGEREF _Toc227512560 \h </w:instrText>
         </w:r>
         <w:r>
           <w:rPr>
@@ -1367,7 +1367,7 @@
           <w:szCs w:val="24"/>
         </w:rPr>
       </w:pPr>
-      <w:hyperlink w:anchor="_Toc227449167" w:history="1">
+      <w:hyperlink w:anchor="_Toc227512561" w:history="1">
         <w:r>
           <w:rPr>
             <w:rStyle w:val="Hyperlink"/>
@@ -1394,7 +1394,7 @@
             <w:noProof/>
             <w:webHidden/>
           </w:rPr>
-          <w:instrText xml:space="preserve"> PAGEREF _Toc227449167 \h </w:instrText>
+          <w:instrText xml:space="preserve"> PAGEREF _Toc227512561 \h </w:instrText>
         </w:r>
         <w:r>
           <w:rPr>
@@ -1435,7 +1435,7 @@
           <w:szCs w:val="24"/>
         </w:rPr>
       </w:pPr>
-      <w:hyperlink w:anchor="_Toc227449168" w:history="1">
+      <w:hyperlink w:anchor="_Toc227512562" w:history="1">
         <w:r>
           <w:rPr>
             <w:rStyle w:val="Hyperlink"/>
@@ -1462,7 +1462,7 @@
             <w:noProof/>
             <w:webHidden/>
           </w:rPr>
-          <w:instrText xml:space="preserve"> PAGEREF _Toc227449168 \h </w:instrText>
+          <w:instrText xml:space="preserve"> PAGEREF _Toc227512562 \h </w:instrText>
         </w:r>
         <w:r>
           <w:rPr>
@@ -1503,7 +1503,7 @@
           <w:szCs w:val="24"/>
         </w:rPr>
       </w:pPr>
-      <w:hyperlink w:anchor="_Toc227449169" w:history="1">
+      <w:hyperlink w:anchor="_Toc227512563" w:history="1">
         <w:r>
           <w:rPr>
             <w:rStyle w:val="Hyperlink"/>
@@ -1530,7 +1530,7 @@
             <w:noProof/>
             <w:webHidden/>
           </w:rPr>
-          <w:instrText xml:space="preserve"> PAGEREF _Toc227449169 \h </w:instrText>
+          <w:instrText xml:space="preserve"> PAGEREF _Toc227512563 \h </w:instrText>
         </w:r>
         <w:r>
           <w:rPr>
@@ -1550,7 +1550,7 @@
             <w:noProof/>
             <w:webHidden/>
           </w:rPr>
-          <w:t>15</w:t>
+          <w:t>16</w:t>
         </w:r>
         <w:r>
           <w:rPr>
@@ -1574,7 +1574,7 @@
           <w:szCs w:val="24"/>
         </w:rPr>
       </w:pPr>
-      <w:hyperlink w:anchor="_Toc227449170" w:history="1">
+      <w:hyperlink w:anchor="_Toc227512564" w:history="1">
         <w:r>
           <w:rPr>
             <w:rStyle w:val="Hyperlink"/>
@@ -1619,7 +1619,7 @@
             <w:noProof/>
             <w:webHidden/>
           </w:rPr>
-          <w:instrText xml:space="preserve"> PAGEREF _Toc227449170 \h </w:instrText>
+          <w:instrText xml:space="preserve"> PAGEREF _Toc227512564 \h </w:instrText>
         </w:r>
         <w:r>
           <w:rPr>
@@ -1660,7 +1660,7 @@
           <w:szCs w:val="24"/>
         </w:rPr>
       </w:pPr>
-      <w:hyperlink w:anchor="_Toc227449171" w:history="1">
+      <w:hyperlink w:anchor="_Toc227512565" w:history="1">
         <w:r>
           <w:rPr>
             <w:rStyle w:val="Hyperlink"/>
@@ -1687,7 +1687,7 @@
             <w:noProof/>
             <w:webHidden/>
           </w:rPr>
-          <w:instrText xml:space="preserve"> PAGEREF _Toc227449171 \h </w:instrText>
+          <w:instrText xml:space="preserve"> PAGEREF _Toc227512565 \h </w:instrText>
         </w:r>
         <w:r>
           <w:rPr>
@@ -1728,7 +1728,7 @@
           <w:szCs w:val="24"/>
         </w:rPr>
       </w:pPr>
-      <w:hyperlink w:anchor="_Toc227449172" w:history="1">
+      <w:hyperlink w:anchor="_Toc227512566" w:history="1">
         <w:r>
           <w:rPr>
             <w:rStyle w:val="Hyperlink"/>
@@ -1755,7 +1755,7 @@
             <w:noProof/>
             <w:webHidden/>
           </w:rPr>
-          <w:instrText xml:space="preserve"> PAGEREF _Toc227449172 \h </w:instrText>
+          <w:instrText xml:space="preserve"> PAGEREF _Toc227512566 \h </w:instrText>
         </w:r>
         <w:r>
           <w:rPr>
@@ -1799,7 +1799,7 @@
           <w:szCs w:val="24"/>
         </w:rPr>
       </w:pPr>
-      <w:hyperlink w:anchor="_Toc227449173" w:history="1">
+      <w:hyperlink w:anchor="_Toc227512567" w:history="1">
         <w:r>
           <w:rPr>
             <w:rStyle w:val="Hyperlink"/>
@@ -1844,7 +1844,7 @@
             <w:noProof/>
             <w:webHidden/>
           </w:rPr>
-          <w:instrText xml:space="preserve"> PAGEREF _Toc227449173 \h </w:instrText>
+          <w:instrText xml:space="preserve"> PAGEREF _Toc227512567 \h </w:instrText>
         </w:r>
         <w:r>
           <w:rPr>
@@ -1885,7 +1885,7 @@
           <w:szCs w:val="24"/>
         </w:rPr>
       </w:pPr>
-      <w:hyperlink w:anchor="_Toc227449174" w:history="1">
+      <w:hyperlink w:anchor="_Toc227512568" w:history="1">
         <w:r>
           <w:rPr>
             <w:rStyle w:val="Hyperlink"/>
@@ -1912,7 +1912,7 @@
             <w:noProof/>
             <w:webHidden/>
           </w:rPr>
-          <w:instrText xml:space="preserve"> PAGEREF _Toc227449174 \h </w:instrText>
+          <w:instrText xml:space="preserve"> PAGEREF _Toc227512568 \h </w:instrText>
         </w:r>
         <w:r>
           <w:rPr>
@@ -1952,7 +1952,7 @@
           <w:szCs w:val="24"/>
         </w:rPr>
       </w:pPr>
-      <w:hyperlink w:anchor="_Toc227449175" w:history="1">
+      <w:hyperlink w:anchor="_Toc227512569" w:history="1">
         <w:r>
           <w:rPr>
             <w:rStyle w:val="Hyperlink"/>
@@ -1979,7 +1979,7 @@
             <w:noProof/>
             <w:webHidden/>
           </w:rPr>
-          <w:instrText xml:space="preserve"> PAGEREF _Toc227449175 \h </w:instrText>
+          <w:instrText xml:space="preserve"> PAGEREF _Toc227512569 \h </w:instrText>
         </w:r>
         <w:r>
           <w:rPr>
@@ -2019,7 +2019,7 @@
           <w:szCs w:val="24"/>
         </w:rPr>
       </w:pPr>
-      <w:hyperlink w:anchor="_Toc227449176" w:history="1">
+      <w:hyperlink w:anchor="_Toc227512570" w:history="1">
         <w:r>
           <w:rPr>
             <w:rStyle w:val="Hyperlink"/>
@@ -2046,7 +2046,7 @@
             <w:noProof/>
             <w:webHidden/>
           </w:rPr>
-          <w:instrText xml:space="preserve"> PAGEREF _Toc227449176 \h </w:instrText>
+          <w:instrText xml:space="preserve"> PAGEREF _Toc227512570 \h </w:instrText>
         </w:r>
         <w:r>
           <w:rPr>
@@ -2086,7 +2086,7 @@
           <w:szCs w:val="24"/>
         </w:rPr>
       </w:pPr>
-      <w:hyperlink w:anchor="_Toc227449177" w:history="1">
+      <w:hyperlink w:anchor="_Toc227512571" w:history="1">
         <w:r>
           <w:rPr>
             <w:rStyle w:val="Hyperlink"/>
@@ -2113,7 +2113,7 @@
             <w:noProof/>
             <w:webHidden/>
           </w:rPr>
-          <w:instrText xml:space="preserve"> PAGEREF _Toc227449177 \h </w:instrText>
+          <w:instrText xml:space="preserve"> PAGEREF _Toc227512571 \h </w:instrText>
         </w:r>
         <w:r>
           <w:rPr>
@@ -2153,7 +2153,7 @@
           <w:szCs w:val="24"/>
         </w:rPr>
       </w:pPr>
-      <w:hyperlink w:anchor="_Toc227449178" w:history="1">
+      <w:hyperlink w:anchor="_Toc227512572" w:history="1">
         <w:r>
           <w:rPr>
             <w:rStyle w:val="Hyperlink"/>
@@ -2180,7 +2180,7 @@
             <w:noProof/>
             <w:webHidden/>
           </w:rPr>
-          <w:instrText xml:space="preserve"> PAGEREF _Toc227449178 \h </w:instrText>
+          <w:instrText xml:space="preserve"> PAGEREF _Toc227512572 \h </w:instrText>
         </w:r>
         <w:r>
           <w:rPr>
@@ -2220,7 +2220,7 @@
           <w:szCs w:val="24"/>
         </w:rPr>
       </w:pPr>
-      <w:hyperlink w:anchor="_Toc227449179" w:history="1">
+      <w:hyperlink w:anchor="_Toc227512573" w:history="1">
         <w:r>
           <w:rPr>
             <w:rStyle w:val="Hyperlink"/>
@@ -2247,7 +2247,7 @@
             <w:noProof/>
             <w:webHidden/>
           </w:rPr>
-          <w:instrText xml:space="preserve"> PAGEREF _Toc227449179 \h </w:instrText>
+          <w:instrText xml:space="preserve"> PAGEREF _Toc227512573 \h </w:instrText>
         </w:r>
         <w:r>
           <w:rPr>
@@ -2287,7 +2287,7 @@
           <w:szCs w:val="24"/>
         </w:rPr>
       </w:pPr>
-      <w:hyperlink w:anchor="_Toc227449180" w:history="1">
+      <w:hyperlink w:anchor="_Toc227512574" w:history="1">
         <w:r>
           <w:rPr>
             <w:rStyle w:val="Hyperlink"/>
@@ -2314,7 +2314,7 @@
             <w:noProof/>
             <w:webHidden/>
           </w:rPr>
-          <w:instrText xml:space="preserve"> PAGEREF _Toc227449180 \h </w:instrText>
+          <w:instrText xml:space="preserve"> PAGEREF _Toc227512574 \h </w:instrText>
         </w:r>
         <w:r>
           <w:rPr>
@@ -2354,7 +2354,7 @@
           <w:szCs w:val="24"/>
         </w:rPr>
       </w:pPr>
-      <w:hyperlink w:anchor="_Toc227449181" w:history="1">
+      <w:hyperlink w:anchor="_Toc227512575" w:history="1">
         <w:r>
           <w:rPr>
             <w:rStyle w:val="Hyperlink"/>
@@ -2381,7 +2381,7 @@
             <w:noProof/>
             <w:webHidden/>
           </w:rPr>
-          <w:instrText xml:space="preserve"> PAGEREF _Toc227449181 \h </w:instrText>
+          <w:instrText xml:space="preserve"> PAGEREF _Toc227512575 \h </w:instrText>
         </w:r>
         <w:r>
           <w:rPr>
@@ -2421,7 +2421,7 @@
           <w:szCs w:val="24"/>
         </w:rPr>
       </w:pPr>
-      <w:hyperlink w:anchor="_Toc227449182" w:history="1">
+      <w:hyperlink w:anchor="_Toc227512576" w:history="1">
         <w:r>
           <w:rPr>
             <w:rStyle w:val="Hyperlink"/>
@@ -2448,7 +2448,7 @@
             <w:noProof/>
             <w:webHidden/>
           </w:rPr>
-          <w:instrText xml:space="preserve"> PAGEREF _Toc227449182 \h </w:instrText>
+          <w:instrText xml:space="preserve"> PAGEREF _Toc227512576 \h </w:instrText>
         </w:r>
         <w:r>
           <w:rPr>
@@ -2489,7 +2489,7 @@
           <w:szCs w:val="24"/>
         </w:rPr>
       </w:pPr>
-      <w:hyperlink w:anchor="_Toc227449183" w:history="1">
+      <w:hyperlink w:anchor="_Toc227512577" w:history="1">
         <w:r>
           <w:rPr>
             <w:rStyle w:val="Hyperlink"/>
@@ -2516,7 +2516,7 @@
             <w:noProof/>
             <w:webHidden/>
           </w:rPr>
-          <w:instrText xml:space="preserve"> PAGEREF _Toc227449183 \h </w:instrText>
+          <w:instrText xml:space="preserve"> PAGEREF _Toc227512577 \h </w:instrText>
         </w:r>
         <w:r>
           <w:rPr>
@@ -2557,7 +2557,7 @@
           <w:szCs w:val="24"/>
         </w:rPr>
       </w:pPr>
-      <w:hyperlink w:anchor="_Toc227449184" w:history="1">
+      <w:hyperlink w:anchor="_Toc227512578" w:history="1">
         <w:r>
           <w:rPr>
             <w:rStyle w:val="Hyperlink"/>
@@ -2584,7 +2584,7 @@
             <w:noProof/>
             <w:webHidden/>
           </w:rPr>
-          <w:instrText xml:space="preserve"> PAGEREF _Toc227449184 \h </w:instrText>
+          <w:instrText xml:space="preserve"> PAGEREF _Toc227512578 \h </w:instrText>
         </w:r>
         <w:r>
           <w:rPr>
@@ -2624,7 +2624,7 @@
           <w:szCs w:val="24"/>
         </w:rPr>
       </w:pPr>
-      <w:hyperlink w:anchor="_Toc227449185" w:history="1">
+      <w:hyperlink w:anchor="_Toc227512579" w:history="1">
         <w:r>
           <w:rPr>
             <w:rStyle w:val="Hyperlink"/>
@@ -2651,7 +2651,7 @@
             <w:noProof/>
             <w:webHidden/>
           </w:rPr>
-          <w:instrText xml:space="preserve"> PAGEREF _Toc227449185 \h </w:instrText>
+          <w:instrText xml:space="preserve"> PAGEREF _Toc227512579 \h </w:instrText>
         </w:r>
         <w:r>
           <w:rPr>
@@ -2691,7 +2691,7 @@
           <w:szCs w:val="24"/>
         </w:rPr>
       </w:pPr>
-      <w:hyperlink w:anchor="_Toc227449186" w:history="1">
+      <w:hyperlink w:anchor="_Toc227512580" w:history="1">
         <w:r>
           <w:rPr>
             <w:rStyle w:val="Hyperlink"/>
@@ -2719,7 +2719,7 @@
             <w:noProof/>
             <w:webHidden/>
           </w:rPr>
-          <w:instrText xml:space="preserve"> PAGEREF _Toc227449186 \h </w:instrText>
+          <w:instrText xml:space="preserve"> PAGEREF _Toc227512580 \h </w:instrText>
         </w:r>
         <w:r>
           <w:rPr>
@@ -2759,7 +2759,7 @@
           <w:szCs w:val="24"/>
         </w:rPr>
       </w:pPr>
-      <w:hyperlink w:anchor="_Toc227449187" w:history="1">
+      <w:hyperlink w:anchor="_Toc227512581" w:history="1">
         <w:r>
           <w:rPr>
             <w:rStyle w:val="Hyperlink"/>
@@ -2787,7 +2787,7 @@
             <w:noProof/>
             <w:webHidden/>
           </w:rPr>
-          <w:instrText xml:space="preserve"> PAGEREF _Toc227449187 \h </w:instrText>
+          <w:instrText xml:space="preserve"> PAGEREF _Toc227512581 \h </w:instrText>
         </w:r>
         <w:r>
           <w:rPr>
@@ -2827,7 +2827,7 @@
           <w:szCs w:val="24"/>
         </w:rPr>
       </w:pPr>
-      <w:hyperlink w:anchor="_Toc227449188" w:history="1">
+      <w:hyperlink w:anchor="_Toc227512582" w:history="1">
         <w:r>
           <w:rPr>
             <w:rStyle w:val="Hyperlink"/>
@@ -2855,7 +2855,7 @@
             <w:noProof/>
             <w:webHidden/>
           </w:rPr>
-          <w:instrText xml:space="preserve"> PAGEREF _Toc227449188 \h </w:instrText>
+          <w:instrText xml:space="preserve"> PAGEREF _Toc227512582 \h </w:instrText>
         </w:r>
         <w:r>
           <w:rPr>
@@ -2896,7 +2896,7 @@
           <w:szCs w:val="24"/>
         </w:rPr>
       </w:pPr>
-      <w:hyperlink w:anchor="_Toc227449189" w:history="1">
+      <w:hyperlink w:anchor="_Toc227512583" w:history="1">
         <w:r>
           <w:rPr>
             <w:rStyle w:val="Hyperlink"/>
@@ -2938,7 +2938,7 @@
             <w:noProof/>
             <w:webHidden/>
           </w:rPr>
-          <w:instrText xml:space="preserve"> PAGEREF _Toc227449189 \h </w:instrText>
+          <w:instrText xml:space="preserve"> PAGEREF _Toc227512583 \h </w:instrText>
         </w:r>
         <w:r>
           <w:rPr>
@@ -2978,7 +2978,7 @@
           <w:szCs w:val="24"/>
         </w:rPr>
       </w:pPr>
-      <w:hyperlink w:anchor="_Toc227449190" w:history="1">
+      <w:hyperlink w:anchor="_Toc227512584" w:history="1">
         <w:r>
           <w:rPr>
             <w:rStyle w:val="Hyperlink"/>
@@ -3006,7 +3006,7 @@
             <w:noProof/>
             <w:webHidden/>
           </w:rPr>
-          <w:instrText xml:space="preserve"> PAGEREF _Toc227449190 \h </w:instrText>
+          <w:instrText xml:space="preserve"> PAGEREF _Toc227512584 \h </w:instrText>
         </w:r>
         <w:r>
           <w:rPr>
@@ -3046,7 +3046,7 @@
           <w:szCs w:val="24"/>
         </w:rPr>
       </w:pPr>
-      <w:hyperlink w:anchor="_Toc227449191" w:history="1">
+      <w:hyperlink w:anchor="_Toc227512585" w:history="1">
         <w:r>
           <w:rPr>
             <w:rStyle w:val="Hyperlink"/>
@@ -3074,7 +3074,7 @@
             <w:noProof/>
             <w:webHidden/>
           </w:rPr>
-          <w:instrText xml:space="preserve"> PAGEREF _Toc227449191 \h </w:instrText>
+          <w:instrText xml:space="preserve"> PAGEREF _Toc227512585 \h </w:instrText>
         </w:r>
         <w:r>
           <w:rPr>
@@ -3114,7 +3114,7 @@
           <w:szCs w:val="24"/>
         </w:rPr>
       </w:pPr>
-      <w:hyperlink w:anchor="_Toc227449192" w:history="1">
+      <w:hyperlink w:anchor="_Toc227512586" w:history="1">
         <w:r>
           <w:rPr>
             <w:rStyle w:val="Hyperlink"/>
@@ -3142,7 +3142,7 @@
             <w:noProof/>
             <w:webHidden/>
           </w:rPr>
-          <w:instrText xml:space="preserve"> PAGEREF _Toc227449192 \h </w:instrText>
+          <w:instrText xml:space="preserve"> PAGEREF _Toc227512586 \h </w:instrText>
         </w:r>
         <w:r>
           <w:rPr>
@@ -3183,7 +3183,7 @@
           <w:szCs w:val="24"/>
         </w:rPr>
       </w:pPr>
-      <w:hyperlink w:anchor="_Toc227449193" w:history="1">
+      <w:hyperlink w:anchor="_Toc227512587" w:history="1">
         <w:r>
           <w:rPr>
             <w:rStyle w:val="Hyperlink"/>
@@ -3218,7 +3218,7 @@
             <w:noProof/>
             <w:webHidden/>
           </w:rPr>
-          <w:instrText xml:space="preserve"> PAGEREF _Toc227449193 \h </w:instrText>
+          <w:instrText xml:space="preserve"> PAGEREF _Toc227512587 \h </w:instrText>
         </w:r>
         <w:r>
           <w:rPr>
@@ -3258,7 +3258,7 @@
           <w:szCs w:val="24"/>
         </w:rPr>
       </w:pPr>
-      <w:hyperlink w:anchor="_Toc227449194" w:history="1">
+      <w:hyperlink w:anchor="_Toc227512588" w:history="1">
         <w:r>
           <w:rPr>
             <w:rStyle w:val="Hyperlink"/>
@@ -3286,7 +3286,7 @@
             <w:noProof/>
             <w:webHidden/>
           </w:rPr>
-          <w:instrText xml:space="preserve"> PAGEREF _Toc227449194 \h </w:instrText>
+          <w:instrText xml:space="preserve"> PAGEREF _Toc227512588 \h </w:instrText>
         </w:r>
         <w:r>
           <w:rPr>
@@ -3326,7 +3326,7 @@
           <w:szCs w:val="24"/>
         </w:rPr>
       </w:pPr>
-      <w:hyperlink w:anchor="_Toc227449195" w:history="1">
+      <w:hyperlink w:anchor="_Toc227512589" w:history="1">
         <w:r>
           <w:rPr>
             <w:rStyle w:val="Hyperlink"/>
@@ -3354,7 +3354,7 @@
             <w:noProof/>
             <w:webHidden/>
           </w:rPr>
-          <w:instrText xml:space="preserve"> PAGEREF _Toc227449195 \h </w:instrText>
+          <w:instrText xml:space="preserve"> PAGEREF _Toc227512589 \h </w:instrText>
         </w:r>
         <w:r>
           <w:rPr>
@@ -3394,7 +3394,7 @@
           <w:szCs w:val="24"/>
         </w:rPr>
       </w:pPr>
-      <w:hyperlink w:anchor="_Toc227449196" w:history="1">
+      <w:hyperlink w:anchor="_Toc227512590" w:history="1">
         <w:r>
           <w:rPr>
             <w:rStyle w:val="Hyperlink"/>
@@ -3422,7 +3422,7 @@
             <w:noProof/>
             <w:webHidden/>
           </w:rPr>
-          <w:instrText xml:space="preserve"> PAGEREF _Toc227449196 \h </w:instrText>
+          <w:instrText xml:space="preserve"> PAGEREF _Toc227512590 \h </w:instrText>
         </w:r>
         <w:r>
           <w:rPr>
@@ -3462,7 +3462,7 @@
           <w:szCs w:val="24"/>
         </w:rPr>
       </w:pPr>
-      <w:hyperlink w:anchor="_Toc227449197" w:history="1">
+      <w:hyperlink w:anchor="_Toc227512591" w:history="1">
         <w:r>
           <w:rPr>
             <w:rStyle w:val="Hyperlink"/>
@@ -3490,7 +3490,7 @@
             <w:noProof/>
             <w:webHidden/>
           </w:rPr>
-          <w:instrText xml:space="preserve"> PAGEREF _Toc227449197 \h </w:instrText>
+          <w:instrText xml:space="preserve"> PAGEREF _Toc227512591 \h </w:instrText>
         </w:r>
         <w:r>
           <w:rPr>
@@ -3530,7 +3530,7 @@
           <w:szCs w:val="24"/>
         </w:rPr>
       </w:pPr>
-      <w:hyperlink w:anchor="_Toc227449198" w:history="1">
+      <w:hyperlink w:anchor="_Toc227512592" w:history="1">
         <w:r>
           <w:rPr>
             <w:rStyle w:val="Hyperlink"/>
@@ -3558,7 +3558,7 @@
             <w:noProof/>
             <w:webHidden/>
           </w:rPr>
-          <w:instrText xml:space="preserve"> PAGEREF _Toc227449198 \h </w:instrText>
+          <w:instrText xml:space="preserve"> PAGEREF _Toc227512592 \h </w:instrText>
         </w:r>
         <w:r>
           <w:rPr>
@@ -3602,7 +3602,7 @@
           <w:szCs w:val="24"/>
         </w:rPr>
       </w:pPr>
-      <w:hyperlink w:anchor="_Toc227449199" w:history="1">
+      <w:hyperlink w:anchor="_Toc227512593" w:history="1">
         <w:r>
           <w:rPr>
             <w:rStyle w:val="Hyperlink"/>
@@ -3649,7 +3649,7 @@
             <w:noProof/>
             <w:webHidden/>
           </w:rPr>
-          <w:instrText xml:space="preserve"> PAGEREF _Toc227449199 \h </w:instrText>
+          <w:instrText xml:space="preserve"> PAGEREF _Toc227512593 \h </w:instrText>
         </w:r>
         <w:r>
           <w:rPr>
@@ -3690,7 +3690,7 @@
           <w:szCs w:val="24"/>
         </w:rPr>
       </w:pPr>
-      <w:hyperlink w:anchor="_Toc227449200" w:history="1">
+      <w:hyperlink w:anchor="_Toc227512594" w:history="1">
         <w:r>
           <w:rPr>
             <w:rStyle w:val="Hyperlink"/>
@@ -3725,7 +3725,7 @@
             <w:noProof/>
             <w:webHidden/>
           </w:rPr>
-          <w:instrText xml:space="preserve"> PAGEREF _Toc227449200 \h </w:instrText>
+          <w:instrText xml:space="preserve"> PAGEREF _Toc227512594 \h </w:instrText>
         </w:r>
         <w:r>
           <w:rPr>
@@ -3765,7 +3765,7 @@
           <w:szCs w:val="24"/>
         </w:rPr>
       </w:pPr>
-      <w:hyperlink w:anchor="_Toc227449201" w:history="1">
+      <w:hyperlink w:anchor="_Toc227512595" w:history="1">
         <w:r>
           <w:rPr>
             <w:rStyle w:val="Hyperlink"/>
@@ -3800,7 +3800,7 @@
             <w:noProof/>
             <w:webHidden/>
           </w:rPr>
-          <w:instrText xml:space="preserve"> PAGEREF _Toc227449201 \h </w:instrText>
+          <w:instrText xml:space="preserve"> PAGEREF _Toc227512595 \h </w:instrText>
         </w:r>
         <w:r>
           <w:rPr>
@@ -3840,7 +3840,7 @@
           <w:szCs w:val="24"/>
         </w:rPr>
       </w:pPr>
-      <w:hyperlink w:anchor="_Toc227449202" w:history="1">
+      <w:hyperlink w:anchor="_Toc227512596" w:history="1">
         <w:r>
           <w:rPr>
             <w:rStyle w:val="Hyperlink"/>
@@ -3875,7 +3875,7 @@
             <w:noProof/>
             <w:webHidden/>
           </w:rPr>
-          <w:instrText xml:space="preserve"> PAGEREF _Toc227449202 \h </w:instrText>
+          <w:instrText xml:space="preserve"> PAGEREF _Toc227512596 \h </w:instrText>
         </w:r>
         <w:r>
           <w:rPr>
@@ -3915,7 +3915,7 @@
           <w:szCs w:val="24"/>
         </w:rPr>
       </w:pPr>
-      <w:hyperlink w:anchor="_Toc227449203" w:history="1">
+      <w:hyperlink w:anchor="_Toc227512597" w:history="1">
         <w:r>
           <w:rPr>
             <w:rStyle w:val="Hyperlink"/>
@@ -3950,7 +3950,7 @@
             <w:noProof/>
             <w:webHidden/>
           </w:rPr>
-          <w:instrText xml:space="preserve"> PAGEREF _Toc227449203 \h </w:instrText>
+          <w:instrText xml:space="preserve"> PAGEREF _Toc227512597 \h </w:instrText>
         </w:r>
         <w:r>
           <w:rPr>
@@ -3991,7 +3991,7 @@
           <w:szCs w:val="24"/>
         </w:rPr>
       </w:pPr>
-      <w:hyperlink w:anchor="_Toc227449204" w:history="1">
+      <w:hyperlink w:anchor="_Toc227512598" w:history="1">
         <w:r>
           <w:rPr>
             <w:rStyle w:val="Hyperlink"/>
@@ -4019,7 +4019,7 @@
             <w:noProof/>
             <w:webHidden/>
           </w:rPr>
-          <w:instrText xml:space="preserve"> PAGEREF _Toc227449204 \h </w:instrText>
+          <w:instrText xml:space="preserve"> PAGEREF _Toc227512598 \h </w:instrText>
         </w:r>
         <w:r>
           <w:rPr>
@@ -4059,7 +4059,7 @@
           <w:szCs w:val="24"/>
         </w:rPr>
       </w:pPr>
-      <w:hyperlink w:anchor="_Toc227449205" w:history="1">
+      <w:hyperlink w:anchor="_Toc227512599" w:history="1">
         <w:r>
           <w:rPr>
             <w:rStyle w:val="Hyperlink"/>
@@ -4094,7 +4094,7 @@
             <w:noProof/>
             <w:webHidden/>
           </w:rPr>
-          <w:instrText xml:space="preserve"> PAGEREF _Toc227449205 \h </w:instrText>
+          <w:instrText xml:space="preserve"> PAGEREF _Toc227512599 \h </w:instrText>
         </w:r>
         <w:r>
           <w:rPr>
@@ -4135,7 +4135,7 @@
           <w:szCs w:val="24"/>
         </w:rPr>
       </w:pPr>
-      <w:hyperlink w:anchor="_Toc227449206" w:history="1">
+      <w:hyperlink w:anchor="_Toc227512600" w:history="1">
         <w:r>
           <w:rPr>
             <w:rStyle w:val="Hyperlink"/>
@@ -4163,7 +4163,7 @@
             <w:noProof/>
             <w:webHidden/>
           </w:rPr>
-          <w:instrText xml:space="preserve"> PAGEREF _Toc227449206 \h </w:instrText>
+          <w:instrText xml:space="preserve"> PAGEREF _Toc227512600 \h </w:instrText>
         </w:r>
         <w:r>
           <w:rPr>
@@ -4184,6 +4184,278 @@
             <w:webHidden/>
           </w:rPr>
           <w:t>28</w:t>
+        </w:r>
+        <w:r>
+          <w:rPr>
+            <w:noProof/>
+            <w:webHidden/>
+          </w:rPr>
+          <w:fldChar w:fldCharType="end"/>
+        </w:r>
+      </w:hyperlink>
+    </w:p>
+    <w:p>
+      <w:pPr>
+        <w:pStyle w:val="TOC3"/>
+        <w:rPr>
+          <w:rFonts w:asciiTheme="minorHAnsi" w:eastAsiaTheme="minorEastAsia" w:hAnsiTheme="minorHAnsi" w:cstheme="minorBidi"/>
+          <w:noProof/>
+          <w:szCs w:val="24"/>
+        </w:rPr>
+      </w:pPr>
+      <w:hyperlink w:anchor="_Toc227512601" w:history="1">
+        <w:r>
+          <w:rPr>
+            <w:rStyle w:val="Hyperlink"/>
+            <w:noProof/>
+            <w:lang w:val="sk-SK"/>
+          </w:rPr>
+          <w:t>4.3.1 Konvolučná vrstva</w:t>
+        </w:r>
+        <w:r>
+          <w:rPr>
+            <w:noProof/>
+            <w:webHidden/>
+          </w:rPr>
+          <w:tab/>
+        </w:r>
+        <w:r>
+          <w:rPr>
+            <w:noProof/>
+            <w:webHidden/>
+          </w:rPr>
+          <w:fldChar w:fldCharType="begin"/>
+        </w:r>
+        <w:r>
+          <w:rPr>
+            <w:noProof/>
+            <w:webHidden/>
+          </w:rPr>
+          <w:instrText xml:space="preserve"> PAGEREF _Toc227512601 \h </w:instrText>
+        </w:r>
+        <w:r>
+          <w:rPr>
+            <w:noProof/>
+            <w:webHidden/>
+          </w:rPr>
+        </w:r>
+        <w:r>
+          <w:rPr>
+            <w:noProof/>
+            <w:webHidden/>
+          </w:rPr>
+          <w:fldChar w:fldCharType="separate"/>
+        </w:r>
+        <w:r>
+          <w:rPr>
+            <w:noProof/>
+            <w:webHidden/>
+          </w:rPr>
+          <w:t>29</w:t>
+        </w:r>
+        <w:r>
+          <w:rPr>
+            <w:noProof/>
+            <w:webHidden/>
+          </w:rPr>
+          <w:fldChar w:fldCharType="end"/>
+        </w:r>
+      </w:hyperlink>
+    </w:p>
+    <w:p>
+      <w:pPr>
+        <w:pStyle w:val="TOC3"/>
+        <w:rPr>
+          <w:rFonts w:asciiTheme="minorHAnsi" w:eastAsiaTheme="minorEastAsia" w:hAnsiTheme="minorHAnsi" w:cstheme="minorBidi"/>
+          <w:noProof/>
+          <w:szCs w:val="24"/>
+        </w:rPr>
+      </w:pPr>
+      <w:hyperlink w:anchor="_Toc227512602" w:history="1">
+        <w:r>
+          <w:rPr>
+            <w:rStyle w:val="Hyperlink"/>
+            <w:noProof/>
+            <w:lang w:val="sk-SK"/>
+          </w:rPr>
+          <w:t>4.3.2 Pooling vrstva</w:t>
+        </w:r>
+        <w:r>
+          <w:rPr>
+            <w:noProof/>
+            <w:webHidden/>
+          </w:rPr>
+          <w:tab/>
+        </w:r>
+        <w:r>
+          <w:rPr>
+            <w:noProof/>
+            <w:webHidden/>
+          </w:rPr>
+          <w:fldChar w:fldCharType="begin"/>
+        </w:r>
+        <w:r>
+          <w:rPr>
+            <w:noProof/>
+            <w:webHidden/>
+          </w:rPr>
+          <w:instrText xml:space="preserve"> PAGEREF _Toc227512602 \h </w:instrText>
+        </w:r>
+        <w:r>
+          <w:rPr>
+            <w:noProof/>
+            <w:webHidden/>
+          </w:rPr>
+        </w:r>
+        <w:r>
+          <w:rPr>
+            <w:noProof/>
+            <w:webHidden/>
+          </w:rPr>
+          <w:fldChar w:fldCharType="separate"/>
+        </w:r>
+        <w:r>
+          <w:rPr>
+            <w:noProof/>
+            <w:webHidden/>
+          </w:rPr>
+          <w:t>29</w:t>
+        </w:r>
+        <w:r>
+          <w:rPr>
+            <w:noProof/>
+            <w:webHidden/>
+          </w:rPr>
+          <w:fldChar w:fldCharType="end"/>
+        </w:r>
+      </w:hyperlink>
+    </w:p>
+    <w:p>
+      <w:pPr>
+        <w:pStyle w:val="TOC3"/>
+        <w:rPr>
+          <w:rFonts w:asciiTheme="minorHAnsi" w:eastAsiaTheme="minorEastAsia" w:hAnsiTheme="minorHAnsi" w:cstheme="minorBidi"/>
+          <w:noProof/>
+          <w:szCs w:val="24"/>
+        </w:rPr>
+      </w:pPr>
+      <w:hyperlink w:anchor="_Toc227512603" w:history="1">
+        <w:r>
+          <w:rPr>
+            <w:rStyle w:val="Hyperlink"/>
+            <w:noProof/>
+            <w:lang w:val="sk-SK"/>
+          </w:rPr>
+          <w:t>4.3.3 Husto prepojená vrstva</w:t>
+        </w:r>
+        <w:r>
+          <w:rPr>
+            <w:noProof/>
+            <w:webHidden/>
+          </w:rPr>
+          <w:tab/>
+        </w:r>
+        <w:r>
+          <w:rPr>
+            <w:noProof/>
+            <w:webHidden/>
+          </w:rPr>
+          <w:fldChar w:fldCharType="begin"/>
+        </w:r>
+        <w:r>
+          <w:rPr>
+            <w:noProof/>
+            <w:webHidden/>
+          </w:rPr>
+          <w:instrText xml:space="preserve"> PAGEREF _Toc227512603 \h </w:instrText>
+        </w:r>
+        <w:r>
+          <w:rPr>
+            <w:noProof/>
+            <w:webHidden/>
+          </w:rPr>
+        </w:r>
+        <w:r>
+          <w:rPr>
+            <w:noProof/>
+            <w:webHidden/>
+          </w:rPr>
+          <w:fldChar w:fldCharType="separate"/>
+        </w:r>
+        <w:r>
+          <w:rPr>
+            <w:noProof/>
+            <w:webHidden/>
+          </w:rPr>
+          <w:t>29</w:t>
+        </w:r>
+        <w:r>
+          <w:rPr>
+            <w:noProof/>
+            <w:webHidden/>
+          </w:rPr>
+          <w:fldChar w:fldCharType="end"/>
+        </w:r>
+      </w:hyperlink>
+    </w:p>
+    <w:p>
+      <w:pPr>
+        <w:pStyle w:val="TOC3"/>
+        <w:rPr>
+          <w:rFonts w:asciiTheme="minorHAnsi" w:eastAsiaTheme="minorEastAsia" w:hAnsiTheme="minorHAnsi" w:cstheme="minorBidi"/>
+          <w:noProof/>
+          <w:szCs w:val="24"/>
+        </w:rPr>
+      </w:pPr>
+      <w:hyperlink w:anchor="_Toc227512604" w:history="1">
+        <w:r>
+          <w:rPr>
+            <w:rStyle w:val="Hyperlink"/>
+            <w:noProof/>
+            <w:lang w:val="sk-SK"/>
+          </w:rPr>
+          <w:t>4.3.4 Aktivačná funkcia</w:t>
+        </w:r>
+        <w:r>
+          <w:rPr>
+            <w:noProof/>
+            <w:webHidden/>
+          </w:rPr>
+          <w:tab/>
+        </w:r>
+        <w:r>
+          <w:rPr>
+            <w:noProof/>
+            <w:webHidden/>
+          </w:rPr>
+          <w:fldChar w:fldCharType="begin"/>
+        </w:r>
+        <w:r>
+          <w:rPr>
+            <w:noProof/>
+            <w:webHidden/>
+          </w:rPr>
+          <w:instrText xml:space="preserve"> PAGEREF _Toc227512604 \h </w:instrText>
+        </w:r>
+        <w:r>
+          <w:rPr>
+            <w:noProof/>
+            <w:webHidden/>
+          </w:rPr>
+        </w:r>
+        <w:r>
+          <w:rPr>
+            <w:noProof/>
+            <w:webHidden/>
+          </w:rPr>
+          <w:fldChar w:fldCharType="separate"/>
+        </w:r>
+        <w:r>
+          <w:rPr>
+            <w:noProof/>
+            <w:webHidden/>
+          </w:rPr>
+          <w:t>29</w:t>
         </w:r>
         <w:r>
           <w:rPr>
@@ -4204,7 +4476,7 @@
           <w:szCs w:val="24"/>
         </w:rPr>
       </w:pPr>
-      <w:hyperlink w:anchor="_Toc227449207" w:history="1">
+      <w:hyperlink w:anchor="_Toc227512605" w:history="1">
         <w:r>
           <w:rPr>
             <w:rStyle w:val="Hyperlink"/>
@@ -4232,7 +4504,7 @@
             <w:noProof/>
             <w:webHidden/>
           </w:rPr>
-          <w:instrText xml:space="preserve"> PAGEREF _Toc227449207 \h </w:instrText>
+          <w:instrText xml:space="preserve"> PAGEREF _Toc227512605 \h </w:instrText>
         </w:r>
         <w:r>
           <w:rPr>
@@ -4252,7 +4524,7 @@
             <w:noProof/>
             <w:webHidden/>
           </w:rPr>
-          <w:t>29</w:t>
+          <w:t>30</w:t>
         </w:r>
         <w:r>
           <w:rPr>
@@ -4276,7 +4548,7 @@
           <w:szCs w:val="24"/>
         </w:rPr>
       </w:pPr>
-      <w:hyperlink w:anchor="_Toc227449208" w:history="1">
+      <w:hyperlink w:anchor="_Toc227512606" w:history="1">
         <w:r>
           <w:rPr>
             <w:rStyle w:val="Hyperlink"/>
@@ -4323,7 +4595,7 @@
             <w:noProof/>
             <w:webHidden/>
           </w:rPr>
-          <w:instrText xml:space="preserve"> PAGEREF _Toc227449208 \h </w:instrText>
+          <w:instrText xml:space="preserve"> PAGEREF _Toc227512606 \h </w:instrText>
         </w:r>
         <w:r>
           <w:rPr>
@@ -4343,7 +4615,7 @@
             <w:noProof/>
             <w:webHidden/>
           </w:rPr>
-          <w:t>30</w:t>
+          <w:t>31</w:t>
         </w:r>
         <w:r>
           <w:rPr>
@@ -4356,20 +4628,22 @@
     </w:p>
     <w:p>
       <w:pPr>
-        <w:pStyle w:val="TOC3"/>
+        <w:pStyle w:val="TOC2"/>
         <w:rPr>
           <w:rFonts w:asciiTheme="minorHAnsi" w:eastAsiaTheme="minorEastAsia" w:hAnsiTheme="minorHAnsi" w:cstheme="minorBidi"/>
+          <w:iCs w:val="0"/>
           <w:noProof/>
           <w:szCs w:val="24"/>
         </w:rPr>
       </w:pPr>
-      <w:hyperlink w:anchor="_Toc227449209" w:history="1">
+      <w:hyperlink w:anchor="_Toc227512607" w:history="1">
         <w:r>
           <w:rPr>
             <w:rStyle w:val="Hyperlink"/>
             <w:noProof/>
-          </w:rPr>
-          <w:t>5.1.1 Záver</w:t>
+            <w:lang w:val="sk-SK"/>
+          </w:rPr>
+          <w:t>5.1 Stredná absolútna chyba (MAE)</w:t>
         </w:r>
         <w:r>
           <w:rPr>
@@ -4390,7 +4664,7 @@
             <w:noProof/>
             <w:webHidden/>
           </w:rPr>
-          <w:instrText xml:space="preserve"> PAGEREF _Toc227449209 \h </w:instrText>
+          <w:instrText xml:space="preserve"> PAGEREF _Toc227512607 \h </w:instrText>
         </w:r>
         <w:r>
           <w:rPr>
@@ -4410,7 +4684,175 @@
             <w:noProof/>
             <w:webHidden/>
           </w:rPr>
-          <w:t>30</w:t>
+          <w:t>31</w:t>
+        </w:r>
+        <w:r>
+          <w:rPr>
+            <w:noProof/>
+            <w:webHidden/>
+          </w:rPr>
+          <w:fldChar w:fldCharType="end"/>
+        </w:r>
+      </w:hyperlink>
+    </w:p>
+    <w:p>
+      <w:pPr>
+        <w:pStyle w:val="TOC2"/>
+        <w:rPr>
+          <w:rFonts w:asciiTheme="minorHAnsi" w:eastAsiaTheme="minorEastAsia" w:hAnsiTheme="minorHAnsi" w:cstheme="minorBidi"/>
+          <w:iCs w:val="0"/>
+          <w:noProof/>
+          <w:szCs w:val="24"/>
+        </w:rPr>
+      </w:pPr>
+      <w:hyperlink w:anchor="_Toc227512608" w:history="1">
+        <w:r>
+          <w:rPr>
+            <w:rStyle w:val="Hyperlink"/>
+            <w:noProof/>
+            <w:lang w:val="sk-SK"/>
+          </w:rPr>
+          <w:t>5.2 Koreň strednej kvadratickej chyby (RMSE)</w:t>
+        </w:r>
+        <w:r>
+          <w:rPr>
+            <w:noProof/>
+            <w:webHidden/>
+          </w:rPr>
+          <w:tab/>
+        </w:r>
+        <w:r>
+          <w:rPr>
+            <w:noProof/>
+            <w:webHidden/>
+          </w:rPr>
+          <w:fldChar w:fldCharType="begin"/>
+        </w:r>
+        <w:r>
+          <w:rPr>
+            <w:noProof/>
+            <w:webHidden/>
+          </w:rPr>
+          <w:instrText xml:space="preserve"> PAGEREF _Toc227512608 \h </w:instrText>
+        </w:r>
+        <w:r>
+          <w:rPr>
+            <w:noProof/>
+            <w:webHidden/>
+          </w:rPr>
+        </w:r>
+        <w:r>
+          <w:rPr>
+            <w:noProof/>
+            <w:webHidden/>
+          </w:rPr>
+          <w:fldChar w:fldCharType="separate"/>
+        </w:r>
+        <w:r>
+          <w:rPr>
+            <w:noProof/>
+            <w:webHidden/>
+          </w:rPr>
+          <w:t>31</w:t>
+        </w:r>
+        <w:r>
+          <w:rPr>
+            <w:noProof/>
+            <w:webHidden/>
+          </w:rPr>
+          <w:fldChar w:fldCharType="end"/>
+        </w:r>
+      </w:hyperlink>
+    </w:p>
+    <w:p>
+      <w:pPr>
+        <w:pStyle w:val="TOC2"/>
+        <w:rPr>
+          <w:rFonts w:asciiTheme="minorHAnsi" w:eastAsiaTheme="minorEastAsia" w:hAnsiTheme="minorHAnsi" w:cstheme="minorBidi"/>
+          <w:iCs w:val="0"/>
+          <w:noProof/>
+          <w:szCs w:val="24"/>
+        </w:rPr>
+      </w:pPr>
+      <w:hyperlink w:anchor="_Toc227512609" w:history="1">
+        <w:r>
+          <w:rPr>
+            <w:rStyle w:val="Hyperlink"/>
+            <w:noProof/>
+            <w:lang w:val="sk-SK"/>
+          </w:rPr>
+          <w:t>5.3 Koeficient determinácie</w:t>
+        </w:r>
+        <w:r>
+          <w:rPr>
+            <w:rStyle w:val="Hyperlink"/>
+            <w:noProof/>
+          </w:rPr>
+          <w:t xml:space="preserve"> </w:t>
+        </w:r>
+        <w:r>
+          <w:rPr>
+            <w:rStyle w:val="Hyperlink"/>
+            <w:noProof/>
+            <w:lang w:val="sk-SK"/>
+          </w:rPr>
+          <w:t>(</w:t>
+        </w:r>
+        <w:r>
+          <w:rPr>
+            <w:rStyle w:val="Hyperlink"/>
+            <w:noProof/>
+          </w:rPr>
+          <w:t>R²</w:t>
+        </w:r>
+        <w:r>
+          <w:rPr>
+            <w:rStyle w:val="Hyperlink"/>
+            <w:noProof/>
+            <w:lang w:val="sk-SK"/>
+          </w:rPr>
+          <w:t>)</w:t>
+        </w:r>
+        <w:r>
+          <w:rPr>
+            <w:noProof/>
+            <w:webHidden/>
+          </w:rPr>
+          <w:tab/>
+        </w:r>
+        <w:r>
+          <w:rPr>
+            <w:noProof/>
+            <w:webHidden/>
+          </w:rPr>
+          <w:fldChar w:fldCharType="begin"/>
+        </w:r>
+        <w:r>
+          <w:rPr>
+            <w:noProof/>
+            <w:webHidden/>
+          </w:rPr>
+          <w:instrText xml:space="preserve"> PAGEREF _Toc227512609 \h </w:instrText>
+        </w:r>
+        <w:r>
+          <w:rPr>
+            <w:noProof/>
+            <w:webHidden/>
+          </w:rPr>
+        </w:r>
+        <w:r>
+          <w:rPr>
+            <w:noProof/>
+            <w:webHidden/>
+          </w:rPr>
+          <w:fldChar w:fldCharType="separate"/>
+        </w:r>
+        <w:r>
+          <w:rPr>
+            <w:noProof/>
+            <w:webHidden/>
+          </w:rPr>
+          <w:t>32</w:t>
         </w:r>
         <w:r>
           <w:rPr>
@@ -4434,23 +4876,43 @@
           <w:szCs w:val="24"/>
         </w:rPr>
       </w:pPr>
-      <w:hyperlink w:anchor="_Toc227449210" w:history="1">
+      <w:hyperlink w:anchor="_Toc227512610" w:history="1">
         <w:r>
           <w:rPr>
             <w:rStyle w:val="Hyperlink"/>
             <w:noProof/>
-          </w:rPr>
-          <w:t>Záver</w:t>
-        </w:r>
-        <w:r>
-          <w:rPr>
-            <w:noProof/>
-            <w:webHidden/>
+            <w:lang w:val="sk-SK"/>
+          </w:rPr>
+          <w:t>6</w:t>
+        </w:r>
+        <w:r>
+          <w:rPr>
+            <w:rFonts w:asciiTheme="minorHAnsi" w:eastAsiaTheme="minorEastAsia" w:hAnsiTheme="minorHAnsi" w:cstheme="minorBidi"/>
+            <w:b w:val="0"/>
+            <w:bCs w:val="0"/>
+            <w:noProof/>
+            <w:sz w:val="24"/>
+            <w:szCs w:val="24"/>
           </w:rPr>
           <w:tab/>
         </w:r>
         <w:r>
           <w:rPr>
+            <w:rStyle w:val="Hyperlink"/>
+            <w:noProof/>
+            <w:lang w:val="sk-SK"/>
+          </w:rPr>
+          <w:t>Krížová validácia typu k-fold</w:t>
+        </w:r>
+        <w:r>
+          <w:rPr>
+            <w:noProof/>
+            <w:webHidden/>
+          </w:rPr>
+          <w:tab/>
+        </w:r>
+        <w:r>
+          <w:rPr>
             <w:noProof/>
             <w:webHidden/>
           </w:rPr>
@@ -4461,7 +4923,7 @@
             <w:noProof/>
             <w:webHidden/>
           </w:rPr>
-          <w:instrText xml:space="preserve"> PAGEREF _Toc227449210 \h </w:instrText>
+          <w:instrText xml:space="preserve"> PAGEREF _Toc227512610 \h </w:instrText>
         </w:r>
         <w:r>
           <w:rPr>
@@ -4481,7 +4943,74 @@
             <w:noProof/>
             <w:webHidden/>
           </w:rPr>
-          <w:t>31</w:t>
+          <w:t>33</w:t>
+        </w:r>
+        <w:r>
+          <w:rPr>
+            <w:noProof/>
+            <w:webHidden/>
+          </w:rPr>
+          <w:fldChar w:fldCharType="end"/>
+        </w:r>
+      </w:hyperlink>
+    </w:p>
+    <w:p>
+      <w:pPr>
+        <w:pStyle w:val="TOC3"/>
+        <w:rPr>
+          <w:rFonts w:asciiTheme="minorHAnsi" w:eastAsiaTheme="minorEastAsia" w:hAnsiTheme="minorHAnsi" w:cstheme="minorBidi"/>
+          <w:noProof/>
+          <w:szCs w:val="24"/>
+        </w:rPr>
+      </w:pPr>
+      <w:hyperlink w:anchor="_Toc227512611" w:history="1">
+        <w:r>
+          <w:rPr>
+            <w:rStyle w:val="Hyperlink"/>
+            <w:noProof/>
+          </w:rPr>
+          <w:t>6.1.1 Záver</w:t>
+        </w:r>
+        <w:r>
+          <w:rPr>
+            <w:noProof/>
+            <w:webHidden/>
+          </w:rPr>
+          <w:tab/>
+        </w:r>
+        <w:r>
+          <w:rPr>
+            <w:noProof/>
+            <w:webHidden/>
+          </w:rPr>
+          <w:fldChar w:fldCharType="begin"/>
+        </w:r>
+        <w:r>
+          <w:rPr>
+            <w:noProof/>
+            <w:webHidden/>
+          </w:rPr>
+          <w:instrText xml:space="preserve"> PAGEREF _Toc227512611 \h </w:instrText>
+        </w:r>
+        <w:r>
+          <w:rPr>
+            <w:noProof/>
+            <w:webHidden/>
+          </w:rPr>
+        </w:r>
+        <w:r>
+          <w:rPr>
+            <w:noProof/>
+            <w:webHidden/>
+          </w:rPr>
+          <w:fldChar w:fldCharType="separate"/>
+        </w:r>
+        <w:r>
+          <w:rPr>
+            <w:noProof/>
+            <w:webHidden/>
+          </w:rPr>
+          <w:t>34</w:t>
         </w:r>
         <w:r>
           <w:rPr>
@@ -4505,13 +5034,13 @@
           <w:szCs w:val="24"/>
         </w:rPr>
       </w:pPr>
-      <w:hyperlink w:anchor="_Toc227449211" w:history="1">
+      <w:hyperlink w:anchor="_Toc227512612" w:history="1">
         <w:r>
           <w:rPr>
             <w:rStyle w:val="Hyperlink"/>
             <w:noProof/>
           </w:rPr>
-          <w:t>Literatúra</w:t>
+          <w:t>Záver</w:t>
         </w:r>
         <w:r>
           <w:rPr>
@@ -4532,7 +5061,7 @@
             <w:noProof/>
             <w:webHidden/>
           </w:rPr>
-          <w:instrText xml:space="preserve"> PAGEREF _Toc227449211 \h </w:instrText>
+          <w:instrText xml:space="preserve"> PAGEREF _Toc227512612 \h </w:instrText>
         </w:r>
         <w:r>
           <w:rPr>
@@ -4552,7 +5081,7 @@
             <w:noProof/>
             <w:webHidden/>
           </w:rPr>
-          <w:t>32</w:t>
+          <w:t>35</w:t>
         </w:r>
         <w:r>
           <w:rPr>
@@ -4576,12 +5105,83 @@
           <w:szCs w:val="24"/>
         </w:rPr>
       </w:pPr>
-      <w:hyperlink w:anchor="_Toc227449212" w:history="1">
+      <w:hyperlink w:anchor="_Toc227512613" w:history="1">
         <w:r>
           <w:rPr>
             <w:rStyle w:val="Hyperlink"/>
             <w:noProof/>
           </w:rPr>
+          <w:t>Literatúra</w:t>
+        </w:r>
+        <w:r>
+          <w:rPr>
+            <w:noProof/>
+            <w:webHidden/>
+          </w:rPr>
+          <w:tab/>
+        </w:r>
+        <w:r>
+          <w:rPr>
+            <w:noProof/>
+            <w:webHidden/>
+          </w:rPr>
+          <w:fldChar w:fldCharType="begin"/>
+        </w:r>
+        <w:r>
+          <w:rPr>
+            <w:noProof/>
+            <w:webHidden/>
+          </w:rPr>
+          <w:instrText xml:space="preserve"> PAGEREF _Toc227512613 \h </w:instrText>
+        </w:r>
+        <w:r>
+          <w:rPr>
+            <w:noProof/>
+            <w:webHidden/>
+          </w:rPr>
+        </w:r>
+        <w:r>
+          <w:rPr>
+            <w:noProof/>
+            <w:webHidden/>
+          </w:rPr>
+          <w:fldChar w:fldCharType="separate"/>
+        </w:r>
+        <w:r>
+          <w:rPr>
+            <w:noProof/>
+            <w:webHidden/>
+          </w:rPr>
+          <w:t>36</w:t>
+        </w:r>
+        <w:r>
+          <w:rPr>
+            <w:noProof/>
+            <w:webHidden/>
+          </w:rPr>
+          <w:fldChar w:fldCharType="end"/>
+        </w:r>
+      </w:hyperlink>
+    </w:p>
+    <w:p>
+      <w:pPr>
+        <w:pStyle w:val="TOC1"/>
+        <w:spacing w:before="240"/>
+        <w:rPr>
+          <w:rFonts w:asciiTheme="minorHAnsi" w:eastAsiaTheme="minorEastAsia" w:hAnsiTheme="minorHAnsi" w:cstheme="minorBidi"/>
+          <w:b w:val="0"/>
+          <w:bCs w:val="0"/>
+          <w:noProof/>
+          <w:sz w:val="24"/>
+          <w:szCs w:val="24"/>
+        </w:rPr>
+      </w:pPr>
+      <w:hyperlink w:anchor="_Toc227512614" w:history="1">
+        <w:r>
+          <w:rPr>
+            <w:rStyle w:val="Hyperlink"/>
+            <w:noProof/>
+          </w:rPr>
           <w:t>Prílohy</w:t>
         </w:r>
         <w:r>
@@ -4603,7 +5203,7 @@
             <w:noProof/>
             <w:webHidden/>
           </w:rPr>
-          <w:instrText xml:space="preserve"> PAGEREF _Toc227449212 \h </w:instrText>
+          <w:instrText xml:space="preserve"> PAGEREF _Toc227512614 \h </w:instrText>
         </w:r>
         <w:r>
           <w:rPr>
@@ -4623,7 +5223,7 @@
             <w:noProof/>
             <w:webHidden/>
           </w:rPr>
-          <w:t>37</w:t>
+          <w:t>41</w:t>
         </w:r>
         <w:r>
           <w:rPr>
@@ -4651,7 +5251,7 @@
         <w:lastRenderedPageBreak/>
         <w:fldChar w:fldCharType="end"/>
       </w:r>
-      <w:bookmarkStart w:id="4" w:name="_Toc227449162"/>
+      <w:bookmarkStart w:id="4" w:name="_Toc227512556"/>
       <w:r>
         <w:t>Zoznam obrázkov</w:t>
       </w:r>
@@ -4684,7 +5284,7 @@
         </w:rPr>
         <w:fldChar w:fldCharType="separate"/>
       </w:r>
-      <w:hyperlink w:anchor="_Toc227449150" w:history="1">
+      <w:hyperlink w:anchor="_Toc227512543" w:history="1">
         <w:r>
           <w:rPr>
             <w:rStyle w:val="Hyperlink"/>
@@ -4712,7 +5312,7 @@
             <w:noProof/>
             <w:webHidden/>
           </w:rPr>
-          <w:instrText xml:space="preserve"> PAGEREF _Toc227449150 \h </w:instrText>
+          <w:instrText xml:space="preserve"> PAGEREF _Toc227512543 \h </w:instrText>
         </w:r>
         <w:r>
           <w:rPr>
@@ -4755,7 +5355,7 @@
           <w:noProof/>
         </w:rPr>
       </w:pPr>
-      <w:hyperlink w:anchor="_Toc227449151" w:history="1">
+      <w:hyperlink w:anchor="_Toc227512544" w:history="1">
         <w:r>
           <w:rPr>
             <w:rStyle w:val="Hyperlink"/>
@@ -4783,7 +5383,7 @@
             <w:noProof/>
             <w:webHidden/>
           </w:rPr>
-          <w:instrText xml:space="preserve"> PAGEREF _Toc227449151 \h </w:instrText>
+          <w:instrText xml:space="preserve"> PAGEREF _Toc227512544 \h </w:instrText>
         </w:r>
         <w:r>
           <w:rPr>
@@ -4826,7 +5426,7 @@
           <w:noProof/>
         </w:rPr>
       </w:pPr>
-      <w:hyperlink w:anchor="_Toc227449152" w:history="1">
+      <w:hyperlink w:anchor="_Toc227512545" w:history="1">
         <w:r>
           <w:rPr>
             <w:rStyle w:val="Hyperlink"/>
@@ -4854,7 +5454,7 @@
             <w:noProof/>
             <w:webHidden/>
           </w:rPr>
-          <w:instrText xml:space="preserve"> PAGEREF _Toc227449152 \h </w:instrText>
+          <w:instrText xml:space="preserve"> PAGEREF _Toc227512545 \h </w:instrText>
         </w:r>
         <w:r>
           <w:rPr>
@@ -4897,7 +5497,7 @@
           <w:noProof/>
         </w:rPr>
       </w:pPr>
-      <w:hyperlink w:anchor="_Toc227449153" w:history="1">
+      <w:hyperlink w:anchor="_Toc227512546" w:history="1">
         <w:r>
           <w:rPr>
             <w:rStyle w:val="Hyperlink"/>
@@ -4925,7 +5525,7 @@
             <w:noProof/>
             <w:webHidden/>
           </w:rPr>
-          <w:instrText xml:space="preserve"> PAGEREF _Toc227449153 \h </w:instrText>
+          <w:instrText xml:space="preserve"> PAGEREF _Toc227512546 \h </w:instrText>
         </w:r>
         <w:r>
           <w:rPr>
@@ -4968,7 +5568,7 @@
           <w:noProof/>
         </w:rPr>
       </w:pPr>
-      <w:hyperlink w:anchor="_Toc227449154" w:history="1">
+      <w:hyperlink w:anchor="_Toc227512547" w:history="1">
         <w:r>
           <w:rPr>
             <w:rStyle w:val="Hyperlink"/>
@@ -4996,7 +5596,7 @@
             <w:noProof/>
             <w:webHidden/>
           </w:rPr>
-          <w:instrText xml:space="preserve"> PAGEREF _Toc227449154 \h </w:instrText>
+          <w:instrText xml:space="preserve"> PAGEREF _Toc227512547 \h </w:instrText>
         </w:r>
         <w:r>
           <w:rPr>
@@ -5039,7 +5639,7 @@
           <w:noProof/>
         </w:rPr>
       </w:pPr>
-      <w:hyperlink w:anchor="_Toc227449155" w:history="1">
+      <w:hyperlink w:anchor="_Toc227512548" w:history="1">
         <w:r>
           <w:rPr>
             <w:rStyle w:val="Hyperlink"/>
@@ -5067,7 +5667,7 @@
             <w:noProof/>
             <w:webHidden/>
           </w:rPr>
-          <w:instrText xml:space="preserve"> PAGEREF _Toc227449155 \h </w:instrText>
+          <w:instrText xml:space="preserve"> PAGEREF _Toc227512548 \h </w:instrText>
         </w:r>
         <w:r>
           <w:rPr>
@@ -5110,7 +5710,7 @@
           <w:noProof/>
         </w:rPr>
       </w:pPr>
-      <w:hyperlink w:anchor="_Toc227449156" w:history="1">
+      <w:hyperlink w:anchor="_Toc227512549" w:history="1">
         <w:r>
           <w:rPr>
             <w:rStyle w:val="Hyperlink"/>
@@ -5138,7 +5738,7 @@
             <w:noProof/>
             <w:webHidden/>
           </w:rPr>
-          <w:instrText xml:space="preserve"> PAGEREF _Toc227449156 \h </w:instrText>
+          <w:instrText xml:space="preserve"> PAGEREF _Toc227512549 \h </w:instrText>
         </w:r>
         <w:r>
           <w:rPr>
@@ -5181,7 +5781,7 @@
           <w:noProof/>
         </w:rPr>
       </w:pPr>
-      <w:hyperlink w:anchor="_Toc227449157" w:history="1">
+      <w:hyperlink w:anchor="_Toc227512550" w:history="1">
         <w:r>
           <w:rPr>
             <w:rStyle w:val="Hyperlink"/>
@@ -5243,7 +5843,7 @@
             <w:noProof/>
             <w:webHidden/>
           </w:rPr>
-          <w:instrText xml:space="preserve"> PAGEREF _Toc227449157 \h </w:instrText>
+          <w:instrText xml:space="preserve"> PAGEREF _Toc227512550 \h </w:instrText>
         </w:r>
         <w:r>
           <w:rPr>
@@ -5286,7 +5886,7 @@
           <w:noProof/>
         </w:rPr>
       </w:pPr>
-      <w:hyperlink w:anchor="_Toc227449158" w:history="1">
+      <w:hyperlink w:anchor="_Toc227512551" w:history="1">
         <w:r>
           <w:rPr>
             <w:rStyle w:val="Hyperlink"/>
@@ -5348,7 +5948,7 @@
             <w:noProof/>
             <w:webHidden/>
           </w:rPr>
-          <w:instrText xml:space="preserve"> PAGEREF _Toc227449158 \h </w:instrText>
+          <w:instrText xml:space="preserve"> PAGEREF _Toc227512551 \h </w:instrText>
         </w:r>
         <w:r>
           <w:rPr>
@@ -5391,7 +5991,7 @@
           <w:noProof/>
         </w:rPr>
       </w:pPr>
-      <w:hyperlink w:anchor="_Toc227449159" w:history="1">
+      <w:hyperlink w:anchor="_Toc227512552" w:history="1">
         <w:r>
           <w:rPr>
             <w:rStyle w:val="Hyperlink"/>
@@ -5453,7 +6053,7 @@
             <w:noProof/>
             <w:webHidden/>
           </w:rPr>
-          <w:instrText xml:space="preserve"> PAGEREF _Toc227449159 \h </w:instrText>
+          <w:instrText xml:space="preserve"> PAGEREF _Toc227512552 \h </w:instrText>
         </w:r>
         <w:r>
           <w:rPr>
@@ -5496,7 +6096,7 @@
           <w:noProof/>
         </w:rPr>
       </w:pPr>
-      <w:hyperlink w:anchor="_Toc227449160" w:history="1">
+      <w:hyperlink w:anchor="_Toc227512553" w:history="1">
         <w:r>
           <w:rPr>
             <w:rStyle w:val="Hyperlink"/>
@@ -5558,7 +6158,7 @@
             <w:noProof/>
             <w:webHidden/>
           </w:rPr>
-          <w:instrText xml:space="preserve"> PAGEREF _Toc227449160 \h </w:instrText>
+          <w:instrText xml:space="preserve"> PAGEREF _Toc227512553 \h </w:instrText>
         </w:r>
         <w:r>
           <w:rPr>
@@ -5601,7 +6201,7 @@
           <w:noProof/>
         </w:rPr>
       </w:pPr>
-      <w:hyperlink w:anchor="_Toc227449161" w:history="1">
+      <w:hyperlink w:anchor="_Toc227512554" w:history="1">
         <w:r>
           <w:rPr>
             <w:rStyle w:val="Hyperlink"/>
@@ -5638,7 +6238,7 @@
             <w:noProof/>
             <w:webHidden/>
           </w:rPr>
-          <w:instrText xml:space="preserve"> PAGEREF _Toc227449161 \h </w:instrText>
+          <w:instrText xml:space="preserve"> PAGEREF _Toc227512554 \h </w:instrText>
         </w:r>
         <w:r>
           <w:rPr>
@@ -5658,7 +6258,87 @@
             <w:noProof/>
             <w:webHidden/>
           </w:rPr>
-          <w:t>29</w:t>
+          <w:t>30</w:t>
+        </w:r>
+        <w:r>
+          <w:rPr>
+            <w:noProof/>
+            <w:webHidden/>
+          </w:rPr>
+          <w:fldChar w:fldCharType="end"/>
+        </w:r>
+      </w:hyperlink>
+    </w:p>
+    <w:p>
+      <w:pPr>
+        <w:pStyle w:val="TableofFigures"/>
+        <w:tabs>
+          <w:tab w:val="right" w:leader="dot" w:pos="8778"/>
+        </w:tabs>
+        <w:spacing w:after="240"/>
+        <w:rPr>
+          <w:rFonts w:asciiTheme="minorHAnsi" w:eastAsiaTheme="minorEastAsia" w:hAnsiTheme="minorHAnsi" w:cstheme="minorBidi"/>
+          <w:noProof/>
+        </w:rPr>
+      </w:pPr>
+      <w:hyperlink w:anchor="_Toc227512555" w:history="1">
+        <w:r>
+          <w:rPr>
+            <w:rStyle w:val="Hyperlink"/>
+            <w:rFonts w:eastAsiaTheme="minorEastAsia"/>
+            <w:noProof/>
+          </w:rPr>
+          <w:t xml:space="preserve">Obr. 13: </w:t>
+        </w:r>
+        <w:r>
+          <w:rPr>
+            <w:rStyle w:val="Hyperlink"/>
+            <w:rFonts w:eastAsiaTheme="minorEastAsia"/>
+            <w:noProof/>
+            <w:lang w:val="sk-SK"/>
+          </w:rPr>
+          <w:t>Diagram popisujúci princíp 5k-fold validácie</w:t>
+        </w:r>
+        <w:r>
+          <w:rPr>
+            <w:noProof/>
+            <w:webHidden/>
+          </w:rPr>
+          <w:tab/>
+        </w:r>
+        <w:r>
+          <w:rPr>
+            <w:noProof/>
+            <w:webHidden/>
+          </w:rPr>
+          <w:fldChar w:fldCharType="begin"/>
+        </w:r>
+        <w:r>
+          <w:rPr>
+            <w:noProof/>
+            <w:webHidden/>
+          </w:rPr>
+          <w:instrText xml:space="preserve"> PAGEREF _Toc227512555 \h </w:instrText>
+        </w:r>
+        <w:r>
+          <w:rPr>
+            <w:noProof/>
+            <w:webHidden/>
+          </w:rPr>
+        </w:r>
+        <w:r>
+          <w:rPr>
+            <w:noProof/>
+            <w:webHidden/>
+          </w:rPr>
+          <w:fldChar w:fldCharType="separate"/>
+        </w:r>
+        <w:r>
+          <w:rPr>
+            <w:noProof/>
+            <w:webHidden/>
+          </w:rPr>
+          <w:t>33</w:t>
         </w:r>
         <w:r>
           <w:rPr>
@@ -5679,7 +6359,7 @@
         <w:lastRenderedPageBreak/>
         <w:fldChar w:fldCharType="end"/>
       </w:r>
-      <w:bookmarkStart w:id="5" w:name="_Toc227449163"/>
+      <w:bookmarkStart w:id="5" w:name="_Toc227512557"/>
       <w:r>
         <w:t>Zoznam tabuliek</w:t>
       </w:r>
@@ -6013,7 +6693,7 @@
         <w:lastRenderedPageBreak/>
         <w:fldChar w:fldCharType="end"/>
       </w:r>
-      <w:bookmarkStart w:id="6" w:name="_Toc227449164"/>
+      <w:bookmarkStart w:id="6" w:name="_Toc227512558"/>
       <w:r>
         <w:t>Zoznam značiek a skratiek</w:t>
       </w:r>
@@ -6514,7 +7194,126 @@
         <w:t xml:space="preserve">Convolutional Neural Network </w:t>
       </w:r>
     </w:p>
-    <w:p/>
+    <w:p>
+      <w:pPr>
+        <w:pStyle w:val="List"/>
+        <w:rPr>
+          <w:i/>
+          <w:iCs/>
+        </w:rPr>
+      </w:pPr>
+      <w:r>
+        <w:t>ReLU</w:t>
+      </w:r>
+      <w:r>
+        <w:rPr>
+          <w:lang w:val="sk-SK"/>
+        </w:rPr>
+        <w:t xml:space="preserve"> – rektifikovaná lineárna jednotka z angl. </w:t>
+      </w:r>
+      <w:r>
+        <w:rPr>
+          <w:i/>
+          <w:iCs/>
+        </w:rPr>
+        <w:t>Rectified Linear Unit</w:t>
+      </w:r>
+    </w:p>
+    <w:p>
+      <w:pPr>
+        <w:pStyle w:val="List"/>
+        <w:rPr>
+          <w:rFonts w:eastAsiaTheme="minorEastAsia"/>
+          <w:i/>
+          <w:iCs/>
+          <w:lang w:val="sk-SK"/>
+        </w:rPr>
+      </w:pPr>
+      <w:r>
+        <w:rPr>
+          <w:rFonts w:eastAsiaTheme="minorEastAsia"/>
+          <w:lang w:val="sk-SK"/>
+        </w:rPr>
+        <w:t xml:space="preserve">MAE – stredná absolútna chyba z angl. </w:t>
+      </w:r>
+      <w:r>
+        <w:rPr>
+          <w:rFonts w:eastAsiaTheme="minorEastAsia"/>
+          <w:i/>
+          <w:iCs/>
+          <w:lang w:val="sk-SK"/>
+        </w:rPr>
+        <w:t>Mean Absolute Error</w:t>
+      </w:r>
+    </w:p>
+    <w:p>
+      <w:pPr>
+        <w:pStyle w:val="List"/>
+        <w:rPr>
+          <w:rFonts w:eastAsiaTheme="minorEastAsia"/>
+          <w:i/>
+          <w:iCs/>
+          <w:lang w:val="sk-SK"/>
+        </w:rPr>
+      </w:pPr>
+      <w:r>
+        <w:rPr>
+          <w:rFonts w:eastAsiaTheme="minorEastAsia"/>
+          <w:lang w:val="sk-SK"/>
+        </w:rPr>
+        <w:t xml:space="preserve">RMSE – stredná kvadratická chyba z angl. </w:t>
+      </w:r>
+      <w:r>
+        <w:rPr>
+          <w:rFonts w:eastAsiaTheme="minorEastAsia"/>
+          <w:i/>
+          <w:iCs/>
+          <w:lang w:val="sk-SK"/>
+        </w:rPr>
+        <w:t>Root Mean Square Error</w:t>
+      </w:r>
+    </w:p>
+    <w:p>
+      <w:pPr>
+        <w:pStyle w:val="List"/>
+        <w:rPr>
+          <w:rFonts w:eastAsiaTheme="minorEastAsia"/>
+          <w:lang w:val="sk-SK"/>
+        </w:rPr>
+      </w:pPr>
+      <w:r>
+        <w:t>R²</w:t>
+      </w:r>
+      <w:r>
+        <w:rPr>
+          <w:lang w:val="sk-SK"/>
+        </w:rPr>
+        <w:t xml:space="preserve"> </w:t>
+      </w:r>
+      <w:r>
+        <w:rPr>
+          <w:rFonts w:eastAsiaTheme="minorEastAsia"/>
+          <w:lang w:val="sk-SK"/>
+        </w:rPr>
+        <w:t>–</w:t>
+      </w:r>
+      <w:r>
+        <w:rPr>
+          <w:rFonts w:eastAsiaTheme="minorEastAsia"/>
+          <w:lang w:val="sk-SK"/>
+        </w:rPr>
+        <w:t xml:space="preserve"> koeficient determinácie</w:t>
+      </w:r>
+    </w:p>
+    <w:p>
+      <w:pPr>
+        <w:pStyle w:val="List"/>
+        <w:rPr>
+          <w:rFonts w:eastAsiaTheme="minorEastAsia"/>
+          <w:lang w:val="sk-SK"/>
+        </w:rPr>
+      </w:pPr>
+    </w:p>
     <w:p>
       <w:pPr>
         <w:pStyle w:val="Nadpis1bezslovania"/>
@@ -6522,7 +7321,7 @@
       </w:pPr>
       <w:bookmarkStart w:id="7" w:name="_Toc173791394"/>
       <w:bookmarkStart w:id="8" w:name="_Toc173791533"/>
-      <w:bookmarkStart w:id="9" w:name="_Toc227449165"/>
+      <w:bookmarkStart w:id="9" w:name="_Toc227512559"/>
       <w:r>
         <w:lastRenderedPageBreak/>
         <w:t>Úvod</w:t>
@@ -6742,7 +7541,7 @@
       <w:r>
         <w:fldChar w:fldCharType="end"/>
       </w:r>
-      <w:bookmarkStart w:id="11" w:name="_Toc227449166"/>
+      <w:bookmarkStart w:id="11" w:name="_Toc227512560"/>
       <w:r>
         <w:t>Slnečné žiarenie a jeho význam</w:t>
       </w:r>
@@ -6753,7 +7552,7 @@
         <w:pStyle w:val="Heading2"/>
         <w:spacing w:before="480" w:after="240"/>
       </w:pPr>
-      <w:bookmarkStart w:id="12" w:name="_Toc227449167"/>
+      <w:bookmarkStart w:id="12" w:name="_Toc227512561"/>
       <w:r>
         <w:t>Charakteristika slnečného žiarenia</w:t>
       </w:r>
@@ -6798,7 +7597,7 @@
         <w:pStyle w:val="Heading2"/>
         <w:spacing w:before="480" w:after="240"/>
       </w:pPr>
-      <w:bookmarkStart w:id="13" w:name="_Toc227449168"/>
+      <w:bookmarkStart w:id="13" w:name="_Toc227512562"/>
       <w:r>
         <w:t>Význam a využitie v energetike</w:t>
       </w:r>
@@ -6940,7 +7739,7 @@
           <w14:ligatures w14:val="standardContextual"/>
         </w:rPr>
       </w:pPr>
-      <w:bookmarkStart w:id="14" w:name="_Toc227449150"/>
+      <w:bookmarkStart w:id="14" w:name="_Toc227512543"/>
       <w:r>
         <w:t xml:space="preserve">Obr. </w:t>
       </w:r>
@@ -7045,7 +7844,7 @@
           <w14:ligatures w14:val="standardContextual"/>
         </w:rPr>
       </w:pPr>
-      <w:bookmarkStart w:id="15" w:name="_Toc227449151"/>
+      <w:bookmarkStart w:id="15" w:name="_Toc227512544"/>
       <w:r>
         <w:t xml:space="preserve">Obr. </w:t>
       </w:r>
@@ -7086,7 +7885,8 @@
     </w:p>
     <w:p>
       <w:pPr>
-        <w:ind w:firstLine="426"/>
+        <w:spacing w:line="312" w:lineRule="auto"/>
+        <w:ind w:firstLine="425"/>
         <w:jc w:val="both"/>
       </w:pPr>
       <w:r>
@@ -7142,8 +7942,9 @@
         <w:pStyle w:val="Heading2"/>
         <w:spacing w:before="480" w:after="240"/>
       </w:pPr>
-      <w:bookmarkStart w:id="16" w:name="_Toc227449169"/>
-      <w:r>
+      <w:bookmarkStart w:id="16" w:name="_Toc227512563"/>
+      <w:r>
+        <w:lastRenderedPageBreak/>
         <w:t>Meranie slnečného žiarenia</w:t>
       </w:r>
       <w:bookmarkEnd w:id="16"/>
@@ -7154,11 +7955,7 @@
         <w:jc w:val="both"/>
       </w:pPr>
       <w:r>
-        <w:t xml:space="preserve">Okrem samotného významu žiarenia je nevyhnutné venovať pozornosť aj spôsobom jeho merania. Na získavanie presných údajov o intenzite slnečného žiarenia sa využívajú špecializované meteorologické prístroje. Pyranometer slúži na meranie globálneho horizontálneho žiarenia, pričom zaznamenáva celkový tok energie dopadajúci </w:t>
-      </w:r>
-      <w:r>
-        <w:lastRenderedPageBreak/>
-        <w:t>na</w:t>
+        <w:t>Okrem samotného významu žiarenia je nevyhnutné venovať pozornosť aj spôsobom jeho merania. Na získavanie presných údajov o intenzite slnečného žiarenia sa využívajú špecializované meteorologické prístroje. Pyranometer slúži na meranie globálneho horizontálneho žiarenia, pričom zaznamenáva celkový tok energie dopadajúci na</w:t>
       </w:r>
       <w:r>
         <w:t> </w:t>
@@ -7202,7 +7999,7 @@
       <w:r>
         <w:fldChar w:fldCharType="end"/>
       </w:r>
-      <w:bookmarkStart w:id="17" w:name="_Toc227449170"/>
+      <w:bookmarkStart w:id="17" w:name="_Toc227512564"/>
       <w:r>
         <w:t>Celooblohové zobrazovacie systémy</w:t>
       </w:r>
@@ -7255,7 +8052,7 @@
         <w:pStyle w:val="Heading2"/>
         <w:spacing w:before="480" w:after="240"/>
       </w:pPr>
-      <w:bookmarkStart w:id="18" w:name="_Toc227449171"/>
+      <w:bookmarkStart w:id="18" w:name="_Toc227512565"/>
       <w:r>
         <w:t>Fisheye kamery</w:t>
       </w:r>
@@ -7281,7 +8078,7 @@
         <w:pStyle w:val="Heading2"/>
         <w:spacing w:before="480" w:after="240"/>
       </w:pPr>
-      <w:bookmarkStart w:id="19" w:name="_Toc227449172"/>
+      <w:bookmarkStart w:id="19" w:name="_Toc227512566"/>
       <w:r>
         <w:t>Geometrické skreslenie a charakteristiky obrazu</w:t>
       </w:r>
@@ -7420,7 +8217,7 @@
           <w14:ligatures w14:val="standardContextual"/>
         </w:rPr>
       </w:pPr>
-      <w:bookmarkStart w:id="20" w:name="_Toc227449152"/>
+      <w:bookmarkStart w:id="20" w:name="_Toc227512545"/>
       <w:r>
         <w:t xml:space="preserve">Obr. </w:t>
       </w:r>
@@ -7506,7 +8303,7 @@
       <w:r>
         <w:fldChar w:fldCharType="end"/>
       </w:r>
-      <w:bookmarkStart w:id="21" w:name="_Toc227449173"/>
+      <w:bookmarkStart w:id="21" w:name="_Toc227512567"/>
       <w:r>
         <w:t>Predspracovanie obrazových dát</w:t>
       </w:r>
@@ -7517,7 +8314,7 @@
         <w:pStyle w:val="Heading2"/>
         <w:spacing w:before="480" w:after="240"/>
       </w:pPr>
-      <w:bookmarkStart w:id="22" w:name="_Toc227449174"/>
+      <w:bookmarkStart w:id="22" w:name="_Toc227512568"/>
       <w:r>
         <w:t>Základný postup predspracovania</w:t>
       </w:r>
@@ -7604,7 +8401,7 @@
       <w:pPr>
         <w:pStyle w:val="Heading3"/>
       </w:pPr>
-      <w:bookmarkStart w:id="23" w:name="_Toc227449175"/>
+      <w:bookmarkStart w:id="23" w:name="_Toc227512569"/>
       <w:r>
         <w:t>Zmena veľkosti obrazu</w:t>
       </w:r>
@@ -7629,7 +8426,7 @@
       <w:pPr>
         <w:pStyle w:val="Heading3"/>
       </w:pPr>
-      <w:bookmarkStart w:id="24" w:name="_Toc227449176"/>
+      <w:bookmarkStart w:id="24" w:name="_Toc227512570"/>
       <w:r>
         <w:t>Transformácia farebného obrazu</w:t>
       </w:r>
@@ -7739,7 +8536,7 @@
       <w:pPr>
         <w:pStyle w:val="Heading3"/>
       </w:pPr>
-      <w:bookmarkStart w:id="25" w:name="_Toc227449177"/>
+      <w:bookmarkStart w:id="25" w:name="_Toc227512571"/>
       <w:r>
         <w:lastRenderedPageBreak/>
         <w:t>Farebné priestory – RGB</w:t>
@@ -7851,7 +8648,7 @@
           <w14:ligatures w14:val="standardContextual"/>
         </w:rPr>
       </w:pPr>
-      <w:bookmarkStart w:id="26" w:name="_Toc227449153"/>
+      <w:bookmarkStart w:id="26" w:name="_Toc227512546"/>
       <w:r>
         <w:t xml:space="preserve">Obr. </w:t>
       </w:r>
@@ -7900,7 +8697,7 @@
       <w:pPr>
         <w:pStyle w:val="Heading3"/>
       </w:pPr>
-      <w:bookmarkStart w:id="27" w:name="_Toc227449178"/>
+      <w:bookmarkStart w:id="27" w:name="_Toc227512572"/>
       <w:r>
         <w:t>Farebné priestory – HSV</w:t>
       </w:r>
@@ -8005,7 +8802,7 @@
           <w14:ligatures w14:val="standardContextual"/>
         </w:rPr>
       </w:pPr>
-      <w:bookmarkStart w:id="28" w:name="_Toc227449154"/>
+      <w:bookmarkStart w:id="28" w:name="_Toc227512547"/>
       <w:r>
         <w:t xml:space="preserve">Obr. </w:t>
       </w:r>
@@ -8057,7 +8854,7 @@
       <w:pPr>
         <w:pStyle w:val="Heading3"/>
       </w:pPr>
-      <w:bookmarkStart w:id="29" w:name="_Toc227449179"/>
+      <w:bookmarkStart w:id="29" w:name="_Toc227512573"/>
       <w:r>
         <w:t>Farebné priestory – YCrCb</w:t>
       </w:r>
@@ -8351,7 +9148,7 @@
           <w14:ligatures w14:val="standardContextual"/>
         </w:rPr>
       </w:pPr>
-      <w:bookmarkStart w:id="30" w:name="_Toc227449155"/>
+      <w:bookmarkStart w:id="30" w:name="_Toc227512548"/>
       <w:r>
         <w:t xml:space="preserve">Obr. </w:t>
       </w:r>
@@ -8397,7 +9194,7 @@
       <w:pPr>
         <w:pStyle w:val="Heading3"/>
       </w:pPr>
-      <w:bookmarkStart w:id="31" w:name="_Toc227449180"/>
+      <w:bookmarkStart w:id="31" w:name="_Toc227512574"/>
       <w:r>
         <w:t>Farebné priestory – CMYK</w:t>
       </w:r>
@@ -8525,7 +9322,7 @@
       <w:pPr>
         <w:pStyle w:val="Caption"/>
       </w:pPr>
-      <w:bookmarkStart w:id="32" w:name="_Toc227449156"/>
+      <w:bookmarkStart w:id="32" w:name="_Toc227512549"/>
       <w:r>
         <w:t xml:space="preserve">Obr. </w:t>
       </w:r>
@@ -8571,7 +9368,7 @@
       <w:pPr>
         <w:pStyle w:val="Heading3"/>
       </w:pPr>
-      <w:bookmarkStart w:id="33" w:name="_Toc227449181"/>
+      <w:bookmarkStart w:id="33" w:name="_Toc227512575"/>
       <w:r>
         <w:t>Normalizácia dát</w:t>
       </w:r>
@@ -8614,7 +9411,7 @@
       <w:pPr>
         <w:pStyle w:val="Heading3"/>
       </w:pPr>
-      <w:bookmarkStart w:id="34" w:name="_Toc227449182"/>
+      <w:bookmarkStart w:id="34" w:name="_Toc227512576"/>
       <w:r>
         <w:lastRenderedPageBreak/>
         <w:t>Výber kanálu</w:t>
@@ -8644,7 +9441,7 @@
         <w:pStyle w:val="Heading2"/>
         <w:spacing w:before="480" w:after="240"/>
       </w:pPr>
-      <w:bookmarkStart w:id="35" w:name="_Toc227449183"/>
+      <w:bookmarkStart w:id="35" w:name="_Toc227512577"/>
       <w:r>
         <w:t>Dátové augmentácie</w:t>
       </w:r>
@@ -8724,7 +9521,7 @@
         <w:pStyle w:val="Heading2"/>
         <w:spacing w:before="480" w:after="240"/>
       </w:pPr>
-      <w:bookmarkStart w:id="36" w:name="_Toc227449184"/>
+      <w:bookmarkStart w:id="36" w:name="_Toc227512578"/>
       <w:r>
         <w:t>Geometrické augmentácie</w:t>
       </w:r>
@@ -8743,7 +9540,7 @@
       <w:pPr>
         <w:pStyle w:val="Heading3"/>
       </w:pPr>
-      <w:bookmarkStart w:id="37" w:name="_Toc227449185"/>
+      <w:bookmarkStart w:id="37" w:name="_Toc227512579"/>
       <w:r>
         <w:t>Rotácia</w:t>
       </w:r>
@@ -8765,7 +9562,7 @@
           <w:lang w:val="sk-SK"/>
         </w:rPr>
       </w:pPr>
-      <w:bookmarkStart w:id="38" w:name="_Toc227449186"/>
+      <w:bookmarkStart w:id="38" w:name="_Toc227512580"/>
       <w:r>
         <w:rPr>
           <w:lang w:val="sk-SK"/>
@@ -8796,7 +9593,7 @@
           <w:lang w:val="sk-SK"/>
         </w:rPr>
       </w:pPr>
-      <w:bookmarkStart w:id="39" w:name="_Toc227449187"/>
+      <w:bookmarkStart w:id="39" w:name="_Toc227512581"/>
       <w:r>
         <w:rPr>
           <w:lang w:val="sk-SK"/>
@@ -8838,7 +9635,7 @@
           <w:lang w:val="sk-SK"/>
         </w:rPr>
       </w:pPr>
-      <w:bookmarkStart w:id="40" w:name="_Toc227449188"/>
+      <w:bookmarkStart w:id="40" w:name="_Toc227512582"/>
       <w:r>
         <w:rPr>
           <w:lang w:val="sk-SK"/>
@@ -8862,7 +9659,7 @@
         <w:pStyle w:val="Heading2"/>
         <w:spacing w:before="480" w:after="240"/>
       </w:pPr>
-      <w:bookmarkStart w:id="41" w:name="_Toc227449189"/>
+      <w:bookmarkStart w:id="41" w:name="_Toc227512583"/>
       <w:r>
         <w:rPr>
           <w:lang w:val="sk-SK"/>
@@ -8890,7 +9687,7 @@
           <w:lang w:val="sk-SK"/>
         </w:rPr>
       </w:pPr>
-      <w:bookmarkStart w:id="42" w:name="_Toc227449190"/>
+      <w:bookmarkStart w:id="42" w:name="_Toc227512584"/>
       <w:r>
         <w:rPr>
           <w:lang w:val="sk-SK"/>
@@ -8915,7 +9712,7 @@
           <w:lang w:val="sk-SK"/>
         </w:rPr>
       </w:pPr>
-      <w:bookmarkStart w:id="43" w:name="_Toc227449191"/>
+      <w:bookmarkStart w:id="43" w:name="_Toc227512585"/>
       <w:r>
         <w:rPr>
           <w:lang w:val="sk-SK"/>
@@ -8940,7 +9737,7 @@
           <w:lang w:val="sk-SK"/>
         </w:rPr>
       </w:pPr>
-      <w:bookmarkStart w:id="44" w:name="_Toc227449192"/>
+      <w:bookmarkStart w:id="44" w:name="_Toc227512586"/>
       <w:r>
         <w:rPr>
           <w:lang w:val="sk-SK"/>
@@ -9078,7 +9875,7 @@
       <w:pPr>
         <w:pStyle w:val="Caption"/>
       </w:pPr>
-      <w:bookmarkStart w:id="45" w:name="_Toc227449157"/>
+      <w:bookmarkStart w:id="45" w:name="_Toc227512550"/>
       <w:r>
         <w:t xml:space="preserve">Obr. </w:t>
       </w:r>
@@ -9134,7 +9931,7 @@
         <w:pStyle w:val="Heading2"/>
         <w:spacing w:before="480" w:after="240"/>
       </w:pPr>
-      <w:bookmarkStart w:id="46" w:name="_Toc227449193"/>
+      <w:bookmarkStart w:id="46" w:name="_Toc227512587"/>
       <w:r>
         <w:rPr>
           <w:lang w:val="sk-SK"/>
@@ -9160,7 +9957,7 @@
           <w:lang w:val="sk-SK"/>
         </w:rPr>
       </w:pPr>
-      <w:bookmarkStart w:id="47" w:name="_Toc227449194"/>
+      <w:bookmarkStart w:id="47" w:name="_Toc227512588"/>
       <w:r>
         <w:rPr>
           <w:lang w:val="sk-SK"/>
@@ -9186,7 +9983,7 @@
           <w:lang w:val="sk-SK"/>
         </w:rPr>
       </w:pPr>
-      <w:bookmarkStart w:id="48" w:name="_Toc227449195"/>
+      <w:bookmarkStart w:id="48" w:name="_Toc227512589"/>
       <w:r>
         <w:rPr>
           <w:lang w:val="sk-SK"/>
@@ -9220,7 +10017,7 @@
           <w:lang w:val="sk-SK"/>
         </w:rPr>
       </w:pPr>
-      <w:bookmarkStart w:id="49" w:name="_Toc227449196"/>
+      <w:bookmarkStart w:id="49" w:name="_Toc227512590"/>
       <w:r>
         <w:rPr>
           <w:lang w:val="sk-SK"/>
@@ -9301,7 +10098,7 @@
       <w:pPr>
         <w:pStyle w:val="Caption"/>
       </w:pPr>
-      <w:bookmarkStart w:id="50" w:name="_Toc227449158"/>
+      <w:bookmarkStart w:id="50" w:name="_Toc227512551"/>
       <w:r>
         <w:t xml:space="preserve">Obr. </w:t>
       </w:r>
@@ -9362,7 +10159,7 @@
           <w:lang w:val="sk-SK"/>
         </w:rPr>
       </w:pPr>
-      <w:bookmarkStart w:id="51" w:name="_Toc227449197"/>
+      <w:bookmarkStart w:id="51" w:name="_Toc227512591"/>
       <w:r>
         <w:rPr>
           <w:lang w:val="sk-SK"/>
@@ -9443,7 +10240,7 @@
       <w:pPr>
         <w:pStyle w:val="Caption"/>
       </w:pPr>
-      <w:bookmarkStart w:id="52" w:name="_Toc227449159"/>
+      <w:bookmarkStart w:id="52" w:name="_Toc227512552"/>
       <w:r>
         <w:t xml:space="preserve">Obr. </w:t>
       </w:r>
@@ -9510,7 +10307,7 @@
           <w:lang w:val="sk-SK"/>
         </w:rPr>
       </w:pPr>
-      <w:bookmarkStart w:id="53" w:name="_Toc227449198"/>
+      <w:bookmarkStart w:id="53" w:name="_Toc227512592"/>
       <w:r>
         <w:rPr>
           <w:lang w:val="sk-SK"/>
@@ -9526,7 +10323,16 @@
         <w:jc w:val="both"/>
       </w:pPr>
       <w:r>
-        <w:t>Simuluje zakrytie časti obrazu, čím núti model učiť sa robustné reprezentácie aj pri neúplných vstupoch.</w:t>
+        <w:t>Simuluje zakrytie časti obrazu, čím núti model učiť sa robustné reprezentácie aj pri</w:t>
+      </w:r>
+      <w:r>
+        <w:rPr>
+          <w:lang w:val="sk-SK"/>
+        </w:rPr>
+        <w:t> </w:t>
+      </w:r>
+      <w:r>
+        <w:t>neúplných vstupoch.</w:t>
       </w:r>
     </w:p>
     <w:p>
@@ -9592,7 +10398,7 @@
       <w:pPr>
         <w:pStyle w:val="Caption"/>
       </w:pPr>
-      <w:bookmarkStart w:id="54" w:name="_Toc227449160"/>
+      <w:bookmarkStart w:id="54" w:name="_Toc227512553"/>
       <w:r>
         <w:t xml:space="preserve">Obr. </w:t>
       </w:r>
@@ -9662,7 +10468,7 @@
       <w:r>
         <w:fldChar w:fldCharType="end"/>
       </w:r>
-      <w:bookmarkStart w:id="55" w:name="_Toc227449199"/>
+      <w:bookmarkStart w:id="55" w:name="_Toc227512593"/>
       <w:r>
         <w:rPr>
           <w:lang w:val="sk-SK"/>
@@ -9682,7 +10488,7 @@
         <w:pStyle w:val="Heading2"/>
         <w:spacing w:before="480" w:after="240"/>
       </w:pPr>
-      <w:bookmarkStart w:id="56" w:name="_Toc227449200"/>
+      <w:bookmarkStart w:id="56" w:name="_Toc227512594"/>
       <w:r>
         <w:rPr>
           <w:lang w:val="sk-SK"/>
@@ -9722,7 +10528,7 @@
       <w:pPr>
         <w:pStyle w:val="Heading3"/>
       </w:pPr>
-      <w:bookmarkStart w:id="57" w:name="_Toc227449201"/>
+      <w:bookmarkStart w:id="57" w:name="_Toc227512595"/>
       <w:r>
         <w:rPr>
           <w:lang w:val="sk-SK"/>
@@ -9762,7 +10568,7 @@
       <w:pPr>
         <w:pStyle w:val="Heading3"/>
       </w:pPr>
-      <w:bookmarkStart w:id="58" w:name="_Toc227449202"/>
+      <w:bookmarkStart w:id="58" w:name="_Toc227512596"/>
       <w:r>
         <w:rPr>
           <w:lang w:val="sk-SK"/>
@@ -9793,7 +10599,16 @@
         <w:t> </w:t>
       </w:r>
       <w:r>
-        <w:t>časovým horizontom do šiestich hodín dopredu, čo ich robí vhodnými najmä pre krátkodobé predikcie. Ich nevýhodou však môže byť nižšia časová presnosť v prípade rýchlo sa meniacej oblačnosti alebo pri lokálnych meteorologických javoch, ktoré satelitné merania nedokážu detailne zachytiť [</w:t>
+        <w:t>časovým horizontom do šiestich hodín dopredu, čo ich robí vhodnými najmä pre</w:t>
+      </w:r>
+      <w:r>
+        <w:rPr>
+          <w:lang w:val="sk-SK"/>
+        </w:rPr>
+        <w:t> </w:t>
+      </w:r>
+      <w:r>
+        <w:t>krátkodobé predikcie. Ich nevýhodou však môže byť nižšia časová presnosť v prípade rýchlo sa meniacej oblačnosti alebo pri lokálnych meteorologických javoch, ktoré satelitné merania nedokážu detailne zachytiť [</w:t>
       </w:r>
       <w:r>
         <w:rPr>
@@ -9815,7 +10630,7 @@
       <w:pPr>
         <w:pStyle w:val="Heading3"/>
       </w:pPr>
-      <w:bookmarkStart w:id="59" w:name="_Toc227449203"/>
+      <w:bookmarkStart w:id="59" w:name="_Toc227512597"/>
       <w:r>
         <w:rPr>
           <w:lang w:val="sk-SK"/>
@@ -9914,7 +10729,7 @@
           <w:lang w:val="sk-SK"/>
         </w:rPr>
       </w:pPr>
-      <w:bookmarkStart w:id="60" w:name="_Toc227449204"/>
+      <w:bookmarkStart w:id="60" w:name="_Toc227512598"/>
       <w:r>
         <w:rPr>
           <w:lang w:val="sk-SK"/>
@@ -9969,7 +10784,7 @@
       <w:pPr>
         <w:pStyle w:val="Heading3"/>
       </w:pPr>
-      <w:bookmarkStart w:id="61" w:name="_Toc227449205"/>
+      <w:bookmarkStart w:id="61" w:name="_Toc227512599"/>
       <w:r>
         <w:rPr>
           <w:lang w:val="sk-SK"/>
@@ -10110,13 +10925,7 @@
         <w:rPr>
           <w:lang w:val="sk-SK"/>
         </w:rPr>
-        <w:t>1</w:t>
-      </w:r>
-      <w:r>
-        <w:rPr>
-          <w:lang w:val="sk-SK"/>
-        </w:rPr>
-        <w:t>6</w:t>
+        <w:t>16</w:t>
       </w:r>
       <w:r>
         <w:t>]</w:t>
@@ -10182,7 +10991,7 @@
           <w:lang w:val="sk-SK"/>
         </w:rPr>
       </w:pPr>
-      <w:bookmarkStart w:id="62" w:name="_Toc227449206"/>
+      <w:bookmarkStart w:id="62" w:name="_Toc227512600"/>
       <w:r>
         <w:rPr>
           <w:lang w:val="sk-SK"/>
@@ -10222,8 +11031,265 @@
         <w:jc w:val="both"/>
       </w:pPr>
       <w:r>
-        <w:t>Okrem konvolučných vrstiev obsahujú CNN aj pooling vrstvy, ktoré znižujú rozlíšenie dát a tým aj výpočtovú náročnosť, a aktivačné funkcie, ktoré zavádzajú nelinearitu do modelu. Výsledkom je schopnosť modelu učiť sa komplexné vzory priamo z dát bez potreby manuálneho zásahu.</w:t>
-      </w:r>
+        <w:t>Okrem konvolučných</w:t>
+      </w:r>
+      <w:r>
+        <w:rPr>
+          <w:lang w:val="sk-SK"/>
+        </w:rPr>
+        <w:t xml:space="preserve"> vrstiev obsahuje CNN aj</w:t>
+      </w:r>
+      <w:r>
+        <w:t xml:space="preserve"> pooling vrst</w:t>
+      </w:r>
+      <w:r>
+        <w:rPr>
+          <w:lang w:val="sk-SK"/>
+        </w:rPr>
+        <w:t xml:space="preserve">vy, </w:t>
+      </w:r>
+      <w:r>
+        <w:t>husto prepojené vrstvy a</w:t>
+      </w:r>
+      <w:r>
+        <w:rPr>
+          <w:lang w:val="sk-SK"/>
+        </w:rPr>
+        <w:t> </w:t>
+      </w:r>
+      <w:r>
+        <w:t xml:space="preserve">aktivačné funkcie, ktoré sa aplikujú na výstupy jednotlivých vrstiev. Každý z týchto prvkov plní špecifickú úlohu v procese spracovania dát a postupne transformuje vstupný </w:t>
+      </w:r>
+      <w:r>
+        <w:lastRenderedPageBreak/>
+        <w:t>obraz na výslednú reprezentáciu vhodnú pre predikciu. Výsledkom je schopnosť modelu učiť sa komplexné vzory priamo z dát bez potreby manuálneho návrhu príznakov.</w:t>
+      </w:r>
+    </w:p>
+    <w:p>
+      <w:pPr>
+        <w:pStyle w:val="Heading3"/>
+        <w:rPr>
+          <w:lang w:val="sk-SK"/>
+        </w:rPr>
+      </w:pPr>
+      <w:bookmarkStart w:id="63" w:name="_Toc227512601"/>
+      <w:r>
+        <w:rPr>
+          <w:lang w:val="sk-SK"/>
+        </w:rPr>
+        <w:t>Konvolučná vrstva</w:t>
+      </w:r>
+      <w:bookmarkEnd w:id="63"/>
+    </w:p>
+    <w:p>
+      <w:pPr>
+        <w:spacing w:line="312" w:lineRule="auto"/>
+        <w:jc w:val="both"/>
+      </w:pPr>
+      <w:r>
+        <w:t>Konvolučná vrstva predstavuje základný stavebný prvok CNN. Jej úlohou je aplikovať sadu filtrov (jadier) na vstupný obraz, čím dochádza k extrakcii lokálnych príznakov, ako sú hrany, textúry alebo jednoduché tvary. Každý filter sa počas učenia prispôsobuje tak, aby</w:t>
+      </w:r>
+      <w:r>
+        <w:rPr>
+          <w:lang w:val="sk-SK"/>
+        </w:rPr>
+        <w:t> </w:t>
+      </w:r>
+      <w:r>
+        <w:t>detegoval špecifické vzory v dátach. Výstupom konvolučnej vrstvy je množina tzv.</w:t>
+      </w:r>
+      <w:r>
+        <w:rPr>
+          <w:lang w:val="sk-SK"/>
+        </w:rPr>
+        <w:t> </w:t>
+      </w:r>
+      <w:r>
+        <w:t>feature máp, ktoré reprezentujú prítomnosť rôznych príznakov v obraze</w:t>
+      </w:r>
+      <w:r>
+        <w:rPr>
+          <w:lang w:val="sk-SK"/>
+        </w:rPr>
+        <w:t xml:space="preserve"> </w:t>
+      </w:r>
+      <w:r>
+        <w:t>[1</w:t>
+      </w:r>
+      <w:r>
+        <w:rPr>
+          <w:lang w:val="sk-SK"/>
+        </w:rPr>
+        <w:t>8</w:t>
+      </w:r>
+      <w:r>
+        <w:t>]</w:t>
+      </w:r>
+      <w:r>
+        <w:t>.</w:t>
+      </w:r>
+    </w:p>
+    <w:p>
+      <w:pPr>
+        <w:pStyle w:val="Heading3"/>
+        <w:rPr>
+          <w:lang w:val="sk-SK"/>
+        </w:rPr>
+      </w:pPr>
+      <w:bookmarkStart w:id="64" w:name="_Toc227512602"/>
+      <w:r>
+        <w:rPr>
+          <w:lang w:val="sk-SK"/>
+        </w:rPr>
+        <w:t>Pooling vrstva</w:t>
+      </w:r>
+      <w:bookmarkEnd w:id="64"/>
+    </w:p>
+    <w:p>
+      <w:pPr>
+        <w:spacing w:line="312" w:lineRule="auto"/>
+        <w:jc w:val="both"/>
+      </w:pPr>
+      <w:r>
+        <w:t>Pooling vrstva slúži na zníženie priestorových rozmerov feature máp, čím sa redukuje výpočtová náročnosť modelu a zároveň sa zvyšuje jeho odolnosť voči malým posunom v</w:t>
+      </w:r>
+      <w:r>
+        <w:rPr>
+          <w:lang w:val="sk-SK"/>
+        </w:rPr>
+        <w:t> </w:t>
+      </w:r>
+      <w:r>
+        <w:t>obraze. Najčastejšie sa používa max pooling, ktorý z každej lokálnej oblasti vyberá maximálnu hodnotu, alebo average pooling, ktorý počíta priemer. Tento proces pomáha zachovať najdôležitejšie informácie pri súčasnom zjednodušení dát</w:t>
+      </w:r>
+      <w:r>
+        <w:rPr>
+          <w:lang w:val="sk-SK"/>
+        </w:rPr>
+        <w:t xml:space="preserve"> </w:t>
+      </w:r>
+      <w:r>
+        <w:t>[1</w:t>
+      </w:r>
+      <w:r>
+        <w:rPr>
+          <w:lang w:val="sk-SK"/>
+        </w:rPr>
+        <w:t>8</w:t>
+      </w:r>
+      <w:r>
+        <w:t>]</w:t>
+      </w:r>
+      <w:r>
+        <w:t>.</w:t>
+      </w:r>
+    </w:p>
+    <w:p>
+      <w:pPr>
+        <w:pStyle w:val="Heading3"/>
+        <w:rPr>
+          <w:lang w:val="sk-SK"/>
+        </w:rPr>
+      </w:pPr>
+      <w:bookmarkStart w:id="65" w:name="_Toc227512603"/>
+      <w:r>
+        <w:rPr>
+          <w:lang w:val="sk-SK"/>
+        </w:rPr>
+        <w:t>Husto prepojená</w:t>
+      </w:r>
+      <w:r>
+        <w:rPr>
+          <w:lang w:val="sk-SK"/>
+        </w:rPr>
+        <w:t xml:space="preserve"> vrstva</w:t>
+      </w:r>
+      <w:bookmarkEnd w:id="65"/>
+    </w:p>
+    <w:p>
+      <w:pPr>
+        <w:pStyle w:val="NormalWeb"/>
+        <w:spacing w:line="312" w:lineRule="auto"/>
+        <w:jc w:val="both"/>
+      </w:pPr>
+      <w:r>
+        <w:t>Husto prepojená vrstva (fully connected layer) sa nachádza spravidla v závere CNN a slúži na finálne spracovanie extrahovaných príznakov. Každý neurón v tejto vrstve je prepojený so všetkými výstupmi z predchádzajúcej vrstvy, čo umožňuje kombinovať naučené príznaky do výslednej predikcie. V prípade regresných úloh, ako je odhad slnečného žiarenia, táto vrstva produkuje výslednú numerickú hodnotu</w:t>
+      </w:r>
+      <w:r>
+        <w:rPr>
+          <w:lang w:val="sk-SK"/>
+        </w:rPr>
+        <w:t xml:space="preserve"> </w:t>
+      </w:r>
+      <w:r>
+        <w:t>[1</w:t>
+      </w:r>
+      <w:r>
+        <w:rPr>
+          <w:lang w:val="sk-SK"/>
+        </w:rPr>
+        <w:t>8</w:t>
+      </w:r>
+      <w:r>
+        <w:t>]</w:t>
+      </w:r>
+      <w:r>
+        <w:t>.</w:t>
+      </w:r>
+    </w:p>
+    <w:p>
+      <w:pPr>
+        <w:pStyle w:val="Heading3"/>
+        <w:rPr>
+          <w:lang w:val="sk-SK"/>
+        </w:rPr>
+      </w:pPr>
+      <w:bookmarkStart w:id="66" w:name="_Toc227512604"/>
+      <w:r>
+        <w:rPr>
+          <w:lang w:val="sk-SK"/>
+        </w:rPr>
+        <w:t>Aktivačná funkcia</w:t>
+      </w:r>
+      <w:bookmarkEnd w:id="66"/>
+    </w:p>
+    <w:p>
+      <w:pPr>
+        <w:pStyle w:val="NormalWeb"/>
+        <w:spacing w:line="312" w:lineRule="auto"/>
+        <w:jc w:val="both"/>
+      </w:pPr>
+      <w:r>
+        <w:t>Aktivačná funkcia predstavuje nelineárnu transformáciu aplikovanú na výstup neurónu. Jej hlavnou úlohou je zaviesť nelinearitu do modelu, čo umožňuje neurónovej sieti učiť sa komplexné vzťahy medzi vstupmi a výstupmi. Bez aktivačných funkcií by bol model obmedzený na lineárne kombinácie vstupov a nedokázal by efektívne riešiť zložitejšie úlohy. Medzi najčastejšie používané aktivačné funkcie patria napríklad ReLU (Rectified Linear Unit), sigmoid alebo hyperbolický tangens</w:t>
+      </w:r>
+      <w:r>
+        <w:rPr>
+          <w:lang w:val="sk-SK"/>
+        </w:rPr>
+        <w:t xml:space="preserve"> </w:t>
+      </w:r>
+      <w:r>
+        <w:t>[1</w:t>
+      </w:r>
+      <w:r>
+        <w:rPr>
+          <w:lang w:val="sk-SK"/>
+        </w:rPr>
+        <w:t>8</w:t>
+      </w:r>
+      <w:r>
+        <w:t>]</w:t>
+      </w:r>
+      <w:r>
+        <w:t>.</w:t>
+      </w:r>
+    </w:p>
+    <w:p>
+      <w:pPr>
+        <w:pStyle w:val="NormalWeb"/>
+        <w:spacing w:line="312" w:lineRule="auto"/>
+        <w:jc w:val="both"/>
+      </w:pPr>
     </w:p>
     <w:p>
       <w:pPr>
@@ -10289,7 +11355,7 @@
       <w:pPr>
         <w:pStyle w:val="Caption"/>
       </w:pPr>
-      <w:bookmarkStart w:id="63" w:name="_Toc227449161"/>
+      <w:bookmarkStart w:id="67" w:name="_Toc227512554"/>
       <w:r>
         <w:t xml:space="preserve">Obr. </w:t>
       </w:r>
@@ -10323,7 +11389,7 @@
         </w:rPr>
         <w:t>Zjednodušený diagram konvolučnej neurónovej siete</w:t>
       </w:r>
-      <w:bookmarkEnd w:id="63"/>
+      <w:bookmarkEnd w:id="67"/>
       <w:r>
         <w:rPr>
           <w:lang w:val="sk-SK"/>
@@ -10339,7 +11405,7 @@
           <w:lang w:val="sk-SK"/>
         </w:rPr>
       </w:pPr>
-      <w:bookmarkStart w:id="64" w:name="_Toc227449207"/>
+      <w:bookmarkStart w:id="68" w:name="_Toc227512605"/>
       <w:r>
         <w:rPr>
           <w:lang w:val="sk-SK"/>
@@ -10352,7 +11418,7 @@
         </w:rPr>
         <w:t>CNN pre analýzu snímok oblohy</w:t>
       </w:r>
-      <w:bookmarkEnd w:id="64"/>
+      <w:bookmarkEnd w:id="68"/>
     </w:p>
     <w:p>
       <w:pPr>
@@ -10379,7 +11445,16 @@
         <w:jc w:val="both"/>
       </w:pPr>
       <w:r>
-        <w:t>Významnou výhodou je schopnosť pracovať s celým obrazom ako vstupom a automaticky identifikovať relevantné oblasti bez potreby explicitného definovania príznakov. Zároveň dokážu zachytiť nelineárne vzťahy medzi obrazovými dátami a cieľovou veličinou, čo je v</w:t>
+        <w:t>Významnou výhodou je schopnosť pracovať s celým obrazom ako vstupom a</w:t>
+      </w:r>
+      <w:r>
+        <w:rPr>
+          <w:lang w:val="sk-SK"/>
+        </w:rPr>
+        <w:t> </w:t>
+      </w:r>
+      <w:r>
+        <w:t>automaticky identifikovať relevantné oblasti bez potreby explicitného definovania príznakov. Zároveň dokážu zachytiť nelineárne vzťahy medzi obrazovými dátami a cieľovou veličinou, čo je v</w:t>
       </w:r>
       <w:r>
         <w:rPr>
@@ -10423,19 +11498,1493 @@
       <w:r>
         <w:fldChar w:fldCharType="end"/>
       </w:r>
-      <w:bookmarkStart w:id="65" w:name="_Toc227449208"/>
+      <w:bookmarkStart w:id="69" w:name="_Toc227512606"/>
       <w:r>
         <w:rPr>
           <w:lang w:val="sk-SK"/>
         </w:rPr>
         <w:t>Hodnotiace metriky</w:t>
       </w:r>
-      <w:bookmarkEnd w:id="65"/>
+      <w:bookmarkEnd w:id="69"/>
+    </w:p>
+    <w:p>
+      <w:pPr>
+        <w:spacing w:line="312" w:lineRule="auto"/>
+        <w:jc w:val="both"/>
+      </w:pPr>
+      <w:r>
+        <w:t>Hodnotenie presnosti predikčných modelov predstavuje kľúčový krok pri analýze ich výkonnosti. V prípade regresných úloh, akou je aj odhad intenzity slnečného žiarenia, sa používajú metriky, ktoré kvantifikujú rozdiel medzi predikovanými a skutočnými hodnotami. Medzi najčastejšie používané patria stredná absolútna chyba (MAE), koreň strednej kvadratickej chyby (RMSE) a koeficient determinácie (R²). Tieto metriky poskytujú rôzne pohľady na presnosť modelu a umožňujú jeho komplexné vyhodnotenie</w:t>
+      </w:r>
+      <w:r>
+        <w:rPr>
+          <w:lang w:val="sk-SK"/>
+        </w:rPr>
+        <w:t xml:space="preserve"> </w:t>
+      </w:r>
+      <w:r>
+        <w:t>[1</w:t>
+      </w:r>
+      <w:r>
+        <w:rPr>
+          <w:lang w:val="sk-SK"/>
+        </w:rPr>
+        <w:t>9</w:t>
+      </w:r>
+      <w:r>
+        <w:t>]</w:t>
+      </w:r>
+      <w:r>
+        <w:t>.</w:t>
+      </w:r>
+    </w:p>
+    <w:p>
+      <w:pPr>
+        <w:pStyle w:val="Heading2"/>
+        <w:spacing w:before="480" w:after="240"/>
+        <w:rPr>
+          <w:lang w:val="sk-SK"/>
+        </w:rPr>
+      </w:pPr>
+      <w:bookmarkStart w:id="70" w:name="_Toc227512607"/>
+      <w:r>
+        <w:rPr>
+          <w:lang w:val="sk-SK"/>
+        </w:rPr>
+        <w:t>Stredná absolútna chyba (MAE)</w:t>
+      </w:r>
+      <w:bookmarkEnd w:id="70"/>
+    </w:p>
+    <w:p>
+      <w:pPr>
+        <w:spacing w:line="312" w:lineRule="auto"/>
+        <w:jc w:val="both"/>
+      </w:pPr>
+      <w:r>
+        <w:t>Stredná absolútna chyba vyjadruje priemernú absolútnu odchýlku medzi predikovanými a</w:t>
+      </w:r>
+      <w:r>
+        <w:rPr>
+          <w:lang w:val="sk-SK"/>
+        </w:rPr>
+        <w:t> </w:t>
+      </w:r>
+      <w:r>
+        <w:t>skutočnými hodnotami. Ide o jednoduchú a intuitívnu metriku, ktorá poskytuje informáciu o priemernej veľkosti chyby bez ohľadu na jej smer.</w:t>
+      </w:r>
+    </w:p>
+    <w:p>
+      <w:pPr>
+        <w:pStyle w:val="Rovnica"/>
+        <w:spacing w:before="240" w:after="240"/>
+      </w:pPr>
+      <m:oMathPara>
+        <m:oMath>
+          <m:r>
+            <w:rPr>
+              <w:rFonts w:ascii="Cambria Math" w:hAnsi="Cambria Math"/>
+            </w:rPr>
+            <m:t>MAE</m:t>
+          </m:r>
+          <m:r>
+            <m:rPr>
+              <m:sty m:val="p"/>
+            </m:rPr>
+            <w:rPr>
+              <w:rFonts w:ascii="Cambria Math" w:hAnsi="Cambria Math"/>
+            </w:rPr>
+            <m:t>=</m:t>
+          </m:r>
+          <m:f>
+            <m:fPr>
+              <m:ctrlPr>
+                <w:rPr>
+                  <w:rFonts w:ascii="Cambria Math" w:hAnsi="Cambria Math"/>
+                </w:rPr>
+              </m:ctrlPr>
+            </m:fPr>
+            <m:num>
+              <m:r>
+                <w:rPr>
+                  <w:rFonts w:ascii="Cambria Math" w:hAnsi="Cambria Math"/>
+                </w:rPr>
+                <m:t>1</m:t>
+              </m:r>
+            </m:num>
+            <m:den>
+              <m:r>
+                <w:rPr>
+                  <w:rFonts w:ascii="Cambria Math" w:hAnsi="Cambria Math"/>
+                </w:rPr>
+                <m:t>n</m:t>
+              </m:r>
+            </m:den>
+          </m:f>
+          <m:nary>
+            <m:naryPr>
+              <m:chr m:val="∑"/>
+              <m:limLoc m:val="undOvr"/>
+              <m:ctrlPr>
+                <w:rPr>
+                  <w:rFonts w:ascii="Cambria Math" w:hAnsi="Cambria Math"/>
+                  <w:i/>
+                </w:rPr>
+              </m:ctrlPr>
+            </m:naryPr>
+            <m:sub>
+              <m:r>
+                <w:rPr>
+                  <w:rFonts w:ascii="Cambria Math" w:hAnsi="Cambria Math"/>
+                </w:rPr>
+                <m:t>i=1</m:t>
+              </m:r>
+            </m:sub>
+            <m:sup>
+              <m:r>
+                <w:rPr>
+                  <w:rFonts w:ascii="Cambria Math" w:hAnsi="Cambria Math"/>
+                </w:rPr>
+                <m:t>n</m:t>
+              </m:r>
+            </m:sup>
+            <m:e>
+              <m:d>
+                <m:dPr>
+                  <m:begChr m:val="|"/>
+                  <m:endChr m:val="|"/>
+                  <m:ctrlPr>
+                    <w:rPr>
+                      <w:rFonts w:ascii="Cambria Math" w:hAnsi="Cambria Math"/>
+                      <w:i/>
+                    </w:rPr>
+                  </m:ctrlPr>
+                </m:dPr>
+                <m:e>
+                  <m:sSub>
+                    <m:sSubPr>
+                      <m:ctrlPr>
+                        <w:rPr>
+                          <w:rFonts w:ascii="Cambria Math" w:hAnsi="Cambria Math"/>
+                          <w:i/>
+                        </w:rPr>
+                      </m:ctrlPr>
+                    </m:sSubPr>
+                    <m:e>
+                      <m:r>
+                        <w:rPr>
+                          <w:rFonts w:ascii="Cambria Math" w:hAnsi="Cambria Math"/>
+                        </w:rPr>
+                        <m:t>y</m:t>
+                      </m:r>
+                    </m:e>
+                    <m:sub>
+                      <m:r>
+                        <w:rPr>
+                          <w:rFonts w:ascii="Cambria Math" w:hAnsi="Cambria Math"/>
+                        </w:rPr>
+                        <m:t>i</m:t>
+                      </m:r>
+                    </m:sub>
+                  </m:sSub>
+                  <m:r>
+                    <w:rPr>
+                      <w:rFonts w:ascii="Cambria Math" w:hAnsi="Cambria Math"/>
+                    </w:rPr>
+                    <m:t>-</m:t>
+                  </m:r>
+                  <m:sSub>
+                    <m:sSubPr>
+                      <m:ctrlPr>
+                        <w:rPr>
+                          <w:rFonts w:ascii="Cambria Math" w:hAnsi="Cambria Math"/>
+                          <w:i/>
+                        </w:rPr>
+                      </m:ctrlPr>
+                    </m:sSubPr>
+                    <m:e>
+                      <m:acc>
+                        <m:accPr>
+                          <m:ctrlPr>
+                            <w:rPr>
+                              <w:rFonts w:ascii="Cambria Math" w:hAnsi="Cambria Math"/>
+                              <w:i/>
+                            </w:rPr>
+                          </m:ctrlPr>
+                        </m:accPr>
+                        <m:e>
+                          <m:r>
+                            <w:rPr>
+                              <w:rFonts w:ascii="Cambria Math" w:hAnsi="Cambria Math"/>
+                            </w:rPr>
+                            <m:t>y</m:t>
+                          </m:r>
+                        </m:e>
+                      </m:acc>
+                    </m:e>
+                    <m:sub>
+                      <m:r>
+                        <w:rPr>
+                          <w:rFonts w:ascii="Cambria Math" w:hAnsi="Cambria Math"/>
+                        </w:rPr>
+                        <m:t>i</m:t>
+                      </m:r>
+                    </m:sub>
+                  </m:sSub>
+                </m:e>
+              </m:d>
+            </m:e>
+          </m:nary>
+        </m:oMath>
+      </m:oMathPara>
+    </w:p>
+    <w:p>
+      <w:pPr>
+        <w:spacing w:line="312" w:lineRule="auto"/>
+        <w:jc w:val="both"/>
+      </w:pPr>
+      <w:r>
+        <w:rPr>
+          <w:lang w:val="en-US"/>
+        </w:rPr>
+        <w:t>k</w:t>
+      </w:r>
+      <w:r>
+        <w:t xml:space="preserve">de </w:t>
+      </w:r>
+      <m:oMath>
+        <m:sSub>
+          <m:sSubPr>
+            <m:ctrlPr>
+              <w:rPr>
+                <w:rFonts w:ascii="Cambria Math" w:eastAsiaTheme="minorEastAsia" w:hAnsi="Cambria Math"/>
+                <w:i/>
+              </w:rPr>
+            </m:ctrlPr>
+          </m:sSubPr>
+          <m:e>
+            <m:r>
+              <w:rPr>
+                <w:rFonts w:ascii="Cambria Math" w:hAnsi="Cambria Math"/>
+              </w:rPr>
+              <m:t>y</m:t>
+            </m:r>
+          </m:e>
+          <m:sub>
+            <m:r>
+              <w:rPr>
+                <w:rFonts w:ascii="Cambria Math" w:hAnsi="Cambria Math"/>
+              </w:rPr>
+              <m:t>i</m:t>
+            </m:r>
+          </m:sub>
+        </m:sSub>
+      </m:oMath>
+      <w:r>
+        <w:rPr>
+          <w:lang w:val="en-US"/>
+        </w:rPr>
+        <w:t xml:space="preserve"> </w:t>
+      </w:r>
+      <w:r>
+        <w:t xml:space="preserve">predstavuje skutočnú hodnotu, </w:t>
+      </w:r>
+      <m:oMath>
+        <m:sSub>
+          <m:sSubPr>
+            <m:ctrlPr>
+              <w:rPr>
+                <w:rFonts w:ascii="Cambria Math" w:eastAsiaTheme="minorEastAsia" w:hAnsi="Cambria Math"/>
+                <w:i/>
+              </w:rPr>
+            </m:ctrlPr>
+          </m:sSubPr>
+          <m:e>
+            <m:acc>
+              <m:accPr>
+                <m:ctrlPr>
+                  <w:rPr>
+                    <w:rFonts w:ascii="Cambria Math" w:hAnsi="Cambria Math"/>
+                    <w:i/>
+                  </w:rPr>
+                </m:ctrlPr>
+              </m:accPr>
+              <m:e>
+                <m:r>
+                  <w:rPr>
+                    <w:rFonts w:ascii="Cambria Math" w:hAnsi="Cambria Math"/>
+                  </w:rPr>
+                  <m:t>y</m:t>
+                </m:r>
+              </m:e>
+            </m:acc>
+          </m:e>
+          <m:sub>
+            <m:r>
+              <w:rPr>
+                <w:rFonts w:ascii="Cambria Math" w:hAnsi="Cambria Math"/>
+              </w:rPr>
+              <m:t>i</m:t>
+            </m:r>
+          </m:sub>
+        </m:sSub>
+      </m:oMath>
+      <w:r>
+        <w:rPr>
+          <w:lang w:val="en-US"/>
+        </w:rPr>
+        <w:t xml:space="preserve"> </w:t>
+      </w:r>
+      <w:r>
+        <w:t xml:space="preserve">predikovanú hodnotu a </w:t>
+      </w:r>
+      <m:oMath>
+        <m:r>
+          <w:rPr>
+            <w:rFonts w:ascii="Cambria Math" w:hAnsi="Cambria Math"/>
+          </w:rPr>
+          <m:t>n</m:t>
+        </m:r>
+      </m:oMath>
+      <w:r>
+        <w:t xml:space="preserve"> počet vzoriek. Výhodou MAE je jej interpretovateľnosť, nevýhodou je menšia citlivosť na veľké chyby</w:t>
+      </w:r>
+      <w:r>
+        <w:rPr>
+          <w:lang w:val="sk-SK"/>
+        </w:rPr>
+        <w:t xml:space="preserve"> </w:t>
+      </w:r>
+      <w:r>
+        <w:t>[1</w:t>
+      </w:r>
+      <w:r>
+        <w:rPr>
+          <w:lang w:val="sk-SK"/>
+        </w:rPr>
+        <w:t>9</w:t>
+      </w:r>
+      <w:r>
+        <w:t>]</w:t>
+      </w:r>
+      <w:r>
+        <w:t>.</w:t>
+      </w:r>
+    </w:p>
+    <w:p>
+      <w:pPr>
+        <w:pStyle w:val="Heading2"/>
+        <w:spacing w:before="480" w:after="240"/>
+        <w:rPr>
+          <w:lang w:val="sk-SK"/>
+        </w:rPr>
+      </w:pPr>
+      <w:bookmarkStart w:id="71" w:name="_Toc227512608"/>
+      <w:r>
+        <w:rPr>
+          <w:lang w:val="sk-SK"/>
+        </w:rPr>
+        <w:t>Koreň s</w:t>
+      </w:r>
+      <w:r>
+        <w:rPr>
+          <w:lang w:val="sk-SK"/>
+        </w:rPr>
+        <w:t>tredn</w:t>
+      </w:r>
+      <w:r>
+        <w:rPr>
+          <w:lang w:val="sk-SK"/>
+        </w:rPr>
+        <w:t>ej</w:t>
+      </w:r>
+      <w:r>
+        <w:rPr>
+          <w:lang w:val="sk-SK"/>
+        </w:rPr>
+        <w:t xml:space="preserve"> </w:t>
+      </w:r>
+      <w:r>
+        <w:rPr>
+          <w:lang w:val="sk-SK"/>
+        </w:rPr>
+        <w:t>kvadratickej</w:t>
+      </w:r>
+      <w:r>
+        <w:rPr>
+          <w:lang w:val="sk-SK"/>
+        </w:rPr>
+        <w:t xml:space="preserve"> chyb</w:t>
+      </w:r>
+      <w:r>
+        <w:rPr>
+          <w:lang w:val="sk-SK"/>
+        </w:rPr>
+        <w:t>y</w:t>
+      </w:r>
+      <w:r>
+        <w:rPr>
+          <w:lang w:val="sk-SK"/>
+        </w:rPr>
+        <w:t xml:space="preserve"> (</w:t>
+      </w:r>
+      <w:r>
+        <w:rPr>
+          <w:lang w:val="sk-SK"/>
+        </w:rPr>
+        <w:t>RMSE</w:t>
+      </w:r>
+      <w:r>
+        <w:rPr>
+          <w:lang w:val="sk-SK"/>
+        </w:rPr>
+        <w:t>)</w:t>
+      </w:r>
+      <w:bookmarkEnd w:id="71"/>
+    </w:p>
+    <w:p>
+      <w:pPr>
+        <w:spacing w:line="312" w:lineRule="auto"/>
+        <w:jc w:val="both"/>
+      </w:pPr>
+      <w:r>
+        <w:t>RMSE je podobná metrike MAE, avšak kladie väčší dôraz na väčšie chyby, keďže tieto sú kvadraticky penalizované.</w:t>
+      </w:r>
+    </w:p>
+    <w:p>
+      <w:pPr>
+        <w:pStyle w:val="Rovnica"/>
+        <w:spacing w:before="240" w:after="240"/>
+      </w:pPr>
+      <m:oMathPara>
+        <m:oMath>
+          <m:r>
+            <w:rPr>
+              <w:rFonts w:ascii="Cambria Math" w:hAnsi="Cambria Math"/>
+            </w:rPr>
+            <m:t>RMSE</m:t>
+          </m:r>
+          <m:r>
+            <m:rPr>
+              <m:sty m:val="p"/>
+            </m:rPr>
+            <w:rPr>
+              <w:rFonts w:ascii="Cambria Math" w:hAnsi="Cambria Math"/>
+            </w:rPr>
+            <m:t>=</m:t>
+          </m:r>
+          <m:rad>
+            <m:radPr>
+              <m:degHide m:val="1"/>
+              <m:ctrlPr>
+                <w:rPr>
+                  <w:rFonts w:ascii="Cambria Math" w:hAnsi="Cambria Math"/>
+                </w:rPr>
+              </m:ctrlPr>
+            </m:radPr>
+            <m:deg/>
+            <m:e>
+              <m:f>
+                <m:fPr>
+                  <m:ctrlPr>
+                    <w:rPr>
+                      <w:rFonts w:ascii="Cambria Math" w:hAnsi="Cambria Math"/>
+                    </w:rPr>
+                  </m:ctrlPr>
+                </m:fPr>
+                <m:num>
+                  <m:r>
+                    <w:rPr>
+                      <w:rFonts w:ascii="Cambria Math" w:hAnsi="Cambria Math"/>
+                    </w:rPr>
+                    <m:t>1</m:t>
+                  </m:r>
+                </m:num>
+                <m:den>
+                  <m:r>
+                    <w:rPr>
+                      <w:rFonts w:ascii="Cambria Math" w:hAnsi="Cambria Math"/>
+                    </w:rPr>
+                    <m:t>n</m:t>
+                  </m:r>
+                </m:den>
+              </m:f>
+              <m:nary>
+                <m:naryPr>
+                  <m:chr m:val="∑"/>
+                  <m:limLoc m:val="undOvr"/>
+                  <m:ctrlPr>
+                    <w:rPr>
+                      <w:rFonts w:ascii="Cambria Math" w:hAnsi="Cambria Math"/>
+                      <w:i/>
+                    </w:rPr>
+                  </m:ctrlPr>
+                </m:naryPr>
+                <m:sub>
+                  <m:r>
+                    <w:rPr>
+                      <w:rFonts w:ascii="Cambria Math" w:hAnsi="Cambria Math"/>
+                    </w:rPr>
+                    <m:t>i=1</m:t>
+                  </m:r>
+                </m:sub>
+                <m:sup>
+                  <m:r>
+                    <w:rPr>
+                      <w:rFonts w:ascii="Cambria Math" w:hAnsi="Cambria Math"/>
+                    </w:rPr>
+                    <m:t>n</m:t>
+                  </m:r>
+                </m:sup>
+                <m:e>
+                  <m:sSup>
+                    <m:sSupPr>
+                      <m:ctrlPr>
+                        <w:rPr>
+                          <w:rFonts w:ascii="Cambria Math" w:hAnsi="Cambria Math"/>
+                          <w:i/>
+                        </w:rPr>
+                      </m:ctrlPr>
+                    </m:sSupPr>
+                    <m:e>
+                      <m:d>
+                        <m:dPr>
+                          <m:ctrlPr>
+                            <w:rPr>
+                              <w:rFonts w:ascii="Cambria Math" w:hAnsi="Cambria Math"/>
+                              <w:i/>
+                            </w:rPr>
+                          </m:ctrlPr>
+                        </m:dPr>
+                        <m:e>
+                          <m:sSub>
+                            <m:sSubPr>
+                              <m:ctrlPr>
+                                <w:rPr>
+                                  <w:rFonts w:ascii="Cambria Math" w:hAnsi="Cambria Math"/>
+                                  <w:i/>
+                                </w:rPr>
+                              </m:ctrlPr>
+                            </m:sSubPr>
+                            <m:e>
+                              <m:r>
+                                <w:rPr>
+                                  <w:rFonts w:ascii="Cambria Math" w:hAnsi="Cambria Math"/>
+                                </w:rPr>
+                                <m:t>y</m:t>
+                              </m:r>
+                            </m:e>
+                            <m:sub>
+                              <m:r>
+                                <w:rPr>
+                                  <w:rFonts w:ascii="Cambria Math" w:hAnsi="Cambria Math"/>
+                                </w:rPr>
+                                <m:t>i</m:t>
+                              </m:r>
+                            </m:sub>
+                          </m:sSub>
+                          <m:r>
+                            <w:rPr>
+                              <w:rFonts w:ascii="Cambria Math" w:hAnsi="Cambria Math"/>
+                            </w:rPr>
+                            <m:t>-</m:t>
+                          </m:r>
+                          <m:sSub>
+                            <m:sSubPr>
+                              <m:ctrlPr>
+                                <w:rPr>
+                                  <w:rFonts w:ascii="Cambria Math" w:hAnsi="Cambria Math"/>
+                                  <w:i/>
+                                </w:rPr>
+                              </m:ctrlPr>
+                            </m:sSubPr>
+                            <m:e>
+                              <m:acc>
+                                <m:accPr>
+                                  <m:ctrlPr>
+                                    <w:rPr>
+                                      <w:rFonts w:ascii="Cambria Math" w:hAnsi="Cambria Math"/>
+                                      <w:i/>
+                                    </w:rPr>
+                                  </m:ctrlPr>
+                                </m:accPr>
+                                <m:e>
+                                  <m:r>
+                                    <w:rPr>
+                                      <w:rFonts w:ascii="Cambria Math" w:hAnsi="Cambria Math"/>
+                                    </w:rPr>
+                                    <m:t>y</m:t>
+                                  </m:r>
+                                </m:e>
+                              </m:acc>
+                            </m:e>
+                            <m:sub>
+                              <m:r>
+                                <w:rPr>
+                                  <w:rFonts w:ascii="Cambria Math" w:hAnsi="Cambria Math"/>
+                                </w:rPr>
+                                <m:t>i</m:t>
+                              </m:r>
+                            </m:sub>
+                          </m:sSub>
+                        </m:e>
+                      </m:d>
+                    </m:e>
+                    <m:sup>
+                      <m:r>
+                        <w:rPr>
+                          <w:rFonts w:ascii="Cambria Math" w:hAnsi="Cambria Math"/>
+                        </w:rPr>
+                        <m:t>2</m:t>
+                      </m:r>
+                    </m:sup>
+                  </m:sSup>
+                </m:e>
+              </m:nary>
+            </m:e>
+          </m:rad>
+        </m:oMath>
+      </m:oMathPara>
+    </w:p>
+    <w:p>
+      <w:pPr>
+        <w:jc w:val="both"/>
+      </w:pPr>
+      <w:r>
+        <w:rPr>
+          <w:lang w:val="sk-SK"/>
+        </w:rPr>
+        <w:t xml:space="preserve">kde </w:t>
+      </w:r>
+      <m:oMath>
+        <m:sSub>
+          <m:sSubPr>
+            <m:ctrlPr>
+              <w:rPr>
+                <w:rFonts w:ascii="Cambria Math" w:eastAsiaTheme="minorEastAsia" w:hAnsi="Cambria Math"/>
+                <w:i/>
+              </w:rPr>
+            </m:ctrlPr>
+          </m:sSubPr>
+          <m:e>
+            <m:r>
+              <w:rPr>
+                <w:rFonts w:ascii="Cambria Math" w:hAnsi="Cambria Math"/>
+              </w:rPr>
+              <m:t>y</m:t>
+            </m:r>
+          </m:e>
+          <m:sub>
+            <m:r>
+              <w:rPr>
+                <w:rFonts w:ascii="Cambria Math" w:hAnsi="Cambria Math"/>
+              </w:rPr>
+              <m:t>i</m:t>
+            </m:r>
+          </m:sub>
+        </m:sSub>
+      </m:oMath>
+      <w:r>
+        <w:rPr>
+          <w:lang w:val="en-US"/>
+        </w:rPr>
+        <w:t xml:space="preserve"> </w:t>
+      </w:r>
+      <w:r>
+        <w:t xml:space="preserve">predstavuje skutočnú hodnotu, </w:t>
+      </w:r>
+      <m:oMath>
+        <m:sSub>
+          <m:sSubPr>
+            <m:ctrlPr>
+              <w:rPr>
+                <w:rFonts w:ascii="Cambria Math" w:eastAsiaTheme="minorEastAsia" w:hAnsi="Cambria Math"/>
+                <w:i/>
+              </w:rPr>
+            </m:ctrlPr>
+          </m:sSubPr>
+          <m:e>
+            <m:acc>
+              <m:accPr>
+                <m:ctrlPr>
+                  <w:rPr>
+                    <w:rFonts w:ascii="Cambria Math" w:hAnsi="Cambria Math"/>
+                    <w:i/>
+                  </w:rPr>
+                </m:ctrlPr>
+              </m:accPr>
+              <m:e>
+                <m:r>
+                  <w:rPr>
+                    <w:rFonts w:ascii="Cambria Math" w:hAnsi="Cambria Math"/>
+                  </w:rPr>
+                  <m:t>y</m:t>
+                </m:r>
+              </m:e>
+            </m:acc>
+          </m:e>
+          <m:sub>
+            <m:r>
+              <w:rPr>
+                <w:rFonts w:ascii="Cambria Math" w:hAnsi="Cambria Math"/>
+              </w:rPr>
+              <m:t>i</m:t>
+            </m:r>
+          </m:sub>
+        </m:sSub>
+      </m:oMath>
+      <w:r>
+        <w:rPr>
+          <w:lang w:val="en-US"/>
+        </w:rPr>
+        <w:t xml:space="preserve"> </w:t>
+      </w:r>
+      <w:r>
+        <w:t xml:space="preserve">predikovanú hodnotu a </w:t>
+      </w:r>
+      <m:oMath>
+        <m:r>
+          <w:rPr>
+            <w:rFonts w:ascii="Cambria Math" w:hAnsi="Cambria Math"/>
+          </w:rPr>
+          <m:t>n</m:t>
+        </m:r>
+      </m:oMath>
+      <w:r>
+        <w:t xml:space="preserve"> počet vzoriek. </w:t>
+      </w:r>
+      <w:r>
+        <w:t>Táto vlastnosť robí RMSE vhodnou metrikou v prípadoch, kde sú veľké odchýlky obzvlášť nežiadúce. Na druhej strane môže byť citlivá na extrémne hodnoty (outliers)</w:t>
+      </w:r>
+      <w:r>
+        <w:rPr>
+          <w:lang w:val="sk-SK"/>
+        </w:rPr>
+        <w:t xml:space="preserve"> </w:t>
+      </w:r>
+      <w:r>
+        <w:t>[1</w:t>
+      </w:r>
+      <w:r>
+        <w:rPr>
+          <w:lang w:val="sk-SK"/>
+        </w:rPr>
+        <w:t>9</w:t>
+      </w:r>
+      <w:r>
+        <w:t>]</w:t>
+      </w:r>
+      <w:r>
+        <w:t>.</w:t>
+      </w:r>
+    </w:p>
+    <w:p>
+      <w:pPr>
+        <w:pStyle w:val="Heading2"/>
+        <w:spacing w:before="480" w:after="240"/>
+        <w:rPr>
+          <w:lang w:val="sk-SK"/>
+        </w:rPr>
+      </w:pPr>
+      <w:bookmarkStart w:id="72" w:name="_Toc227512609"/>
+      <w:r>
+        <w:rPr>
+          <w:lang w:val="sk-SK"/>
+        </w:rPr>
+        <w:lastRenderedPageBreak/>
+        <w:t>Koeficient determinácie</w:t>
+      </w:r>
+      <w:r>
+        <w:t xml:space="preserve"> </w:t>
+      </w:r>
+      <w:r>
+        <w:rPr>
+          <w:lang w:val="sk-SK"/>
+        </w:rPr>
+        <w:t>(</w:t>
+      </w:r>
+      <w:r>
+        <w:t>R²</w:t>
+      </w:r>
+      <w:r>
+        <w:rPr>
+          <w:lang w:val="sk-SK"/>
+        </w:rPr>
+        <w:t>)</w:t>
+      </w:r>
+      <w:bookmarkEnd w:id="72"/>
+    </w:p>
+    <w:p>
+      <w:pPr>
+        <w:spacing w:line="312" w:lineRule="auto"/>
+        <w:jc w:val="both"/>
+      </w:pPr>
+      <w:r>
+        <w:t>Koeficient determinácie vyjadruje, akú časť variability skutočných dát dokáže model vysvetliť. Jeho hodnota sa pohybuje typicky v intervale od 0 do 1, pričom vyššie hodnoty indikujú lepšiu zhodu modelu s dátami.</w:t>
+      </w:r>
+    </w:p>
+    <w:p>
+      <w:pPr>
+        <w:pStyle w:val="Rovnica"/>
+        <w:spacing w:before="240" w:after="240"/>
+      </w:pPr>
+      <m:oMathPara>
+        <m:oMath>
+          <m:sSup>
+            <m:sSupPr>
+              <m:ctrlPr>
+                <w:rPr>
+                  <w:rFonts w:ascii="Cambria Math" w:hAnsi="Cambria Math"/>
+                  <w:i/>
+                </w:rPr>
+              </m:ctrlPr>
+            </m:sSupPr>
+            <m:e>
+              <m:r>
+                <w:rPr>
+                  <w:rFonts w:ascii="Cambria Math" w:hAnsi="Cambria Math"/>
+                </w:rPr>
+                <m:t>R</m:t>
+              </m:r>
+            </m:e>
+            <m:sup>
+              <m:r>
+                <w:rPr>
+                  <w:rFonts w:ascii="Cambria Math" w:hAnsi="Cambria Math"/>
+                </w:rPr>
+                <m:t>2</m:t>
+              </m:r>
+            </m:sup>
+          </m:sSup>
+          <m:r>
+            <m:rPr>
+              <m:sty m:val="p"/>
+            </m:rPr>
+            <w:rPr>
+              <w:rFonts w:ascii="Cambria Math" w:hAnsi="Cambria Math"/>
+            </w:rPr>
+            <m:t>=</m:t>
+          </m:r>
+          <m:r>
+            <m:rPr>
+              <m:sty m:val="p"/>
+            </m:rPr>
+            <w:rPr>
+              <w:rFonts w:ascii="Cambria Math" w:hAnsi="Cambria Math"/>
+            </w:rPr>
+            <m:t>1-</m:t>
+          </m:r>
+          <m:f>
+            <m:fPr>
+              <m:ctrlPr>
+                <w:rPr>
+                  <w:rFonts w:ascii="Cambria Math" w:hAnsi="Cambria Math"/>
+                </w:rPr>
+              </m:ctrlPr>
+            </m:fPr>
+            <m:num>
+              <m:nary>
+                <m:naryPr>
+                  <m:chr m:val="∑"/>
+                  <m:limLoc m:val="undOvr"/>
+                  <m:ctrlPr>
+                    <w:rPr>
+                      <w:rFonts w:ascii="Cambria Math" w:hAnsi="Cambria Math"/>
+                      <w:i/>
+                    </w:rPr>
+                  </m:ctrlPr>
+                </m:naryPr>
+                <m:sub>
+                  <m:r>
+                    <w:rPr>
+                      <w:rFonts w:ascii="Cambria Math" w:hAnsi="Cambria Math"/>
+                    </w:rPr>
+                    <m:t>i=1</m:t>
+                  </m:r>
+                </m:sub>
+                <m:sup>
+                  <m:r>
+                    <w:rPr>
+                      <w:rFonts w:ascii="Cambria Math" w:hAnsi="Cambria Math"/>
+                    </w:rPr>
+                    <m:t>n</m:t>
+                  </m:r>
+                </m:sup>
+                <m:e>
+                  <m:sSup>
+                    <m:sSupPr>
+                      <m:ctrlPr>
+                        <w:rPr>
+                          <w:rFonts w:ascii="Cambria Math" w:hAnsi="Cambria Math"/>
+                          <w:i/>
+                        </w:rPr>
+                      </m:ctrlPr>
+                    </m:sSupPr>
+                    <m:e>
+                      <m:d>
+                        <m:dPr>
+                          <m:ctrlPr>
+                            <w:rPr>
+                              <w:rFonts w:ascii="Cambria Math" w:hAnsi="Cambria Math"/>
+                              <w:i/>
+                            </w:rPr>
+                          </m:ctrlPr>
+                        </m:dPr>
+                        <m:e>
+                          <m:sSub>
+                            <m:sSubPr>
+                              <m:ctrlPr>
+                                <w:rPr>
+                                  <w:rFonts w:ascii="Cambria Math" w:hAnsi="Cambria Math"/>
+                                  <w:i/>
+                                </w:rPr>
+                              </m:ctrlPr>
+                            </m:sSubPr>
+                            <m:e>
+                              <m:r>
+                                <w:rPr>
+                                  <w:rFonts w:ascii="Cambria Math" w:hAnsi="Cambria Math"/>
+                                </w:rPr>
+                                <m:t>y</m:t>
+                              </m:r>
+                            </m:e>
+                            <m:sub>
+                              <m:r>
+                                <w:rPr>
+                                  <w:rFonts w:ascii="Cambria Math" w:hAnsi="Cambria Math"/>
+                                </w:rPr>
+                                <m:t>i</m:t>
+                              </m:r>
+                            </m:sub>
+                          </m:sSub>
+                          <m:r>
+                            <w:rPr>
+                              <w:rFonts w:ascii="Cambria Math" w:hAnsi="Cambria Math"/>
+                            </w:rPr>
+                            <m:t>-</m:t>
+                          </m:r>
+                          <m:sSub>
+                            <m:sSubPr>
+                              <m:ctrlPr>
+                                <w:rPr>
+                                  <w:rFonts w:ascii="Cambria Math" w:hAnsi="Cambria Math"/>
+                                  <w:i/>
+                                </w:rPr>
+                              </m:ctrlPr>
+                            </m:sSubPr>
+                            <m:e>
+                              <m:acc>
+                                <m:accPr>
+                                  <m:ctrlPr>
+                                    <w:rPr>
+                                      <w:rFonts w:ascii="Cambria Math" w:hAnsi="Cambria Math"/>
+                                      <w:i/>
+                                    </w:rPr>
+                                  </m:ctrlPr>
+                                </m:accPr>
+                                <m:e>
+                                  <m:r>
+                                    <w:rPr>
+                                      <w:rFonts w:ascii="Cambria Math" w:hAnsi="Cambria Math"/>
+                                    </w:rPr>
+                                    <m:t>y</m:t>
+                                  </m:r>
+                                </m:e>
+                              </m:acc>
+                            </m:e>
+                            <m:sub>
+                              <m:r>
+                                <w:rPr>
+                                  <w:rFonts w:ascii="Cambria Math" w:hAnsi="Cambria Math"/>
+                                </w:rPr>
+                                <m:t>i</m:t>
+                              </m:r>
+                            </m:sub>
+                          </m:sSub>
+                        </m:e>
+                      </m:d>
+                    </m:e>
+                    <m:sup>
+                      <m:r>
+                        <w:rPr>
+                          <w:rFonts w:ascii="Cambria Math" w:hAnsi="Cambria Math"/>
+                        </w:rPr>
+                        <m:t>2</m:t>
+                      </m:r>
+                    </m:sup>
+                  </m:sSup>
+                </m:e>
+              </m:nary>
+            </m:num>
+            <m:den>
+              <m:nary>
+                <m:naryPr>
+                  <m:chr m:val="∑"/>
+                  <m:limLoc m:val="undOvr"/>
+                  <m:ctrlPr>
+                    <w:rPr>
+                      <w:rFonts w:ascii="Cambria Math" w:hAnsi="Cambria Math"/>
+                      <w:i/>
+                    </w:rPr>
+                  </m:ctrlPr>
+                </m:naryPr>
+                <m:sub>
+                  <m:r>
+                    <w:rPr>
+                      <w:rFonts w:ascii="Cambria Math" w:hAnsi="Cambria Math"/>
+                    </w:rPr>
+                    <m:t>i=1</m:t>
+                  </m:r>
+                </m:sub>
+                <m:sup>
+                  <m:r>
+                    <w:rPr>
+                      <w:rFonts w:ascii="Cambria Math" w:hAnsi="Cambria Math"/>
+                    </w:rPr>
+                    <m:t>n</m:t>
+                  </m:r>
+                </m:sup>
+                <m:e>
+                  <m:sSup>
+                    <m:sSupPr>
+                      <m:ctrlPr>
+                        <w:rPr>
+                          <w:rFonts w:ascii="Cambria Math" w:hAnsi="Cambria Math"/>
+                          <w:i/>
+                        </w:rPr>
+                      </m:ctrlPr>
+                    </m:sSupPr>
+                    <m:e>
+                      <m:d>
+                        <m:dPr>
+                          <m:ctrlPr>
+                            <w:rPr>
+                              <w:rFonts w:ascii="Cambria Math" w:hAnsi="Cambria Math"/>
+                              <w:i/>
+                            </w:rPr>
+                          </m:ctrlPr>
+                        </m:dPr>
+                        <m:e>
+                          <m:sSub>
+                            <m:sSubPr>
+                              <m:ctrlPr>
+                                <w:rPr>
+                                  <w:rFonts w:ascii="Cambria Math" w:hAnsi="Cambria Math"/>
+                                  <w:i/>
+                                </w:rPr>
+                              </m:ctrlPr>
+                            </m:sSubPr>
+                            <m:e>
+                              <m:r>
+                                <w:rPr>
+                                  <w:rFonts w:ascii="Cambria Math" w:hAnsi="Cambria Math"/>
+                                </w:rPr>
+                                <m:t>y</m:t>
+                              </m:r>
+                            </m:e>
+                            <m:sub>
+                              <m:r>
+                                <w:rPr>
+                                  <w:rFonts w:ascii="Cambria Math" w:hAnsi="Cambria Math"/>
+                                </w:rPr>
+                                <m:t>i</m:t>
+                              </m:r>
+                            </m:sub>
+                          </m:sSub>
+                          <m:r>
+                            <w:rPr>
+                              <w:rFonts w:ascii="Cambria Math" w:hAnsi="Cambria Math"/>
+                            </w:rPr>
+                            <m:t>-</m:t>
+                          </m:r>
+                          <m:acc>
+                            <m:accPr>
+                              <m:chr m:val="̅"/>
+                              <m:ctrlPr>
+                                <w:rPr>
+                                  <w:rFonts w:ascii="Cambria Math" w:hAnsi="Cambria Math"/>
+                                  <w:i/>
+                                </w:rPr>
+                              </m:ctrlPr>
+                            </m:accPr>
+                            <m:e>
+                              <m:r>
+                                <w:rPr>
+                                  <w:rFonts w:ascii="Cambria Math" w:hAnsi="Cambria Math"/>
+                                </w:rPr>
+                                <m:t>y</m:t>
+                              </m:r>
+                            </m:e>
+                          </m:acc>
+                        </m:e>
+                      </m:d>
+                    </m:e>
+                    <m:sup>
+                      <m:r>
+                        <w:rPr>
+                          <w:rFonts w:ascii="Cambria Math" w:hAnsi="Cambria Math"/>
+                        </w:rPr>
+                        <m:t>2</m:t>
+                      </m:r>
+                    </m:sup>
+                  </m:sSup>
+                </m:e>
+              </m:nary>
+            </m:den>
+          </m:f>
+        </m:oMath>
+      </m:oMathPara>
+    </w:p>
+    <w:p>
+      <w:pPr>
+        <w:spacing w:line="312" w:lineRule="auto"/>
+        <w:jc w:val="both"/>
+      </w:pPr>
+      <w:r>
+        <w:t xml:space="preserve">kde </w:t>
+      </w:r>
+      <m:oMath>
+        <m:acc>
+          <m:accPr>
+            <m:chr m:val="̅"/>
+            <m:ctrlPr>
+              <w:rPr>
+                <w:rFonts w:ascii="Cambria Math" w:hAnsi="Cambria Math"/>
+                <w:i/>
+              </w:rPr>
+            </m:ctrlPr>
+          </m:accPr>
+          <m:e>
+            <m:r>
+              <w:rPr>
+                <w:rFonts w:ascii="Cambria Math" w:hAnsi="Cambria Math"/>
+              </w:rPr>
+              <m:t>y</m:t>
+            </m:r>
+          </m:e>
+        </m:acc>
+      </m:oMath>
+      <w:r>
+        <w:rPr>
+          <w:lang w:val="sk-SK"/>
+        </w:rPr>
+        <w:t xml:space="preserve"> </w:t>
+      </w:r>
+      <w:r>
+        <w:t>predstavuje priemernú hodnotu skutočných dát</w:t>
+      </w:r>
+      <w:r>
+        <w:rPr>
+          <w:lang w:val="sk-SK"/>
+        </w:rPr>
+        <w:t xml:space="preserve">, </w:t>
+      </w:r>
+      <m:oMath>
+        <m:sSub>
+          <m:sSubPr>
+            <m:ctrlPr>
+              <w:rPr>
+                <w:rFonts w:ascii="Cambria Math" w:eastAsiaTheme="minorEastAsia" w:hAnsi="Cambria Math"/>
+                <w:i/>
+              </w:rPr>
+            </m:ctrlPr>
+          </m:sSubPr>
+          <m:e>
+            <m:r>
+              <w:rPr>
+                <w:rFonts w:ascii="Cambria Math" w:hAnsi="Cambria Math"/>
+              </w:rPr>
+              <m:t>y</m:t>
+            </m:r>
+          </m:e>
+          <m:sub>
+            <m:r>
+              <w:rPr>
+                <w:rFonts w:ascii="Cambria Math" w:hAnsi="Cambria Math"/>
+              </w:rPr>
+              <m:t>i</m:t>
+            </m:r>
+          </m:sub>
+        </m:sSub>
+      </m:oMath>
+      <w:r>
+        <w:rPr>
+          <w:lang w:val="en-US"/>
+        </w:rPr>
+        <w:t xml:space="preserve"> </w:t>
+      </w:r>
+      <w:r>
+        <w:t xml:space="preserve">predstavuje skutočnú hodnotu, </w:t>
+      </w:r>
+      <m:oMath>
+        <m:sSub>
+          <m:sSubPr>
+            <m:ctrlPr>
+              <w:rPr>
+                <w:rFonts w:ascii="Cambria Math" w:eastAsiaTheme="minorEastAsia" w:hAnsi="Cambria Math"/>
+                <w:i/>
+              </w:rPr>
+            </m:ctrlPr>
+          </m:sSubPr>
+          <m:e>
+            <m:acc>
+              <m:accPr>
+                <m:ctrlPr>
+                  <w:rPr>
+                    <w:rFonts w:ascii="Cambria Math" w:hAnsi="Cambria Math"/>
+                    <w:i/>
+                  </w:rPr>
+                </m:ctrlPr>
+              </m:accPr>
+              <m:e>
+                <m:r>
+                  <w:rPr>
+                    <w:rFonts w:ascii="Cambria Math" w:hAnsi="Cambria Math"/>
+                  </w:rPr>
+                  <m:t>y</m:t>
+                </m:r>
+              </m:e>
+            </m:acc>
+          </m:e>
+          <m:sub>
+            <m:r>
+              <w:rPr>
+                <w:rFonts w:ascii="Cambria Math" w:hAnsi="Cambria Math"/>
+              </w:rPr>
+              <m:t>i</m:t>
+            </m:r>
+          </m:sub>
+        </m:sSub>
+      </m:oMath>
+      <w:r>
+        <w:rPr>
+          <w:lang w:val="en-US"/>
+        </w:rPr>
+        <w:t> </w:t>
+      </w:r>
+      <w:r>
+        <w:t xml:space="preserve">predikovanú hodnotu a </w:t>
+      </w:r>
+      <m:oMath>
+        <m:r>
+          <w:rPr>
+            <w:rFonts w:ascii="Cambria Math" w:hAnsi="Cambria Math"/>
+          </w:rPr>
+          <m:t>n</m:t>
+        </m:r>
+      </m:oMath>
+      <w:r>
+        <w:t xml:space="preserve"> počet vzoriek. Hodnota blízka 1 znamená vysokú presnosť modelu, zatiaľ čo hodnota blízka 0 naznačuje slabú predikčnú schopnosť</w:t>
+      </w:r>
+      <w:r>
+        <w:rPr>
+          <w:lang w:val="sk-SK"/>
+        </w:rPr>
+        <w:t xml:space="preserve"> </w:t>
+      </w:r>
+      <w:r>
+        <w:t>[1</w:t>
+      </w:r>
+      <w:r>
+        <w:rPr>
+          <w:lang w:val="sk-SK"/>
+        </w:rPr>
+        <w:t>9</w:t>
+      </w:r>
+      <w:r>
+        <w:t>]</w:t>
+      </w:r>
+      <w:r>
+        <w:t>.</w:t>
+      </w:r>
+    </w:p>
+    <w:p>
+      <w:pPr>
+        <w:pStyle w:val="Heading1"/>
+        <w:numPr>
+          <w:ilvl w:val="0"/>
+          <w:numId w:val="36"/>
+        </w:numPr>
+        <w:spacing w:after="480"/>
+        <w:rPr>
+          <w:lang w:val="sk-SK"/>
+        </w:rPr>
+      </w:pPr>
+      <w:r>
+        <w:lastRenderedPageBreak/>
+        <w:fldChar w:fldCharType="begin"/>
+      </w:r>
+      <w:r>
+        <w:instrText xml:space="preserve">  </w:instrText>
+      </w:r>
+      <w:r>
+        <w:fldChar w:fldCharType="end"/>
+      </w:r>
+      <w:bookmarkStart w:id="73" w:name="_Toc227512610"/>
+      <w:r>
+        <w:rPr>
+          <w:lang w:val="sk-SK"/>
+        </w:rPr>
+        <w:t>Krížová validácia typu k-fold</w:t>
+      </w:r>
+      <w:bookmarkEnd w:id="73"/>
+    </w:p>
+    <w:p>
+      <w:pPr>
+        <w:spacing w:line="312" w:lineRule="auto"/>
+        <w:jc w:val="both"/>
+      </w:pPr>
+      <w:r>
+        <w:t xml:space="preserve">Na doplnenie hodnotiacich metrík je potrebné zvoliť aj vhodnú metódu validácie modelu, ktorá zabezpečí objektívne posúdenie jeho výkonnosti. Krížová validácia typu k-fold predstavuje metódu hodnotenia modelu, ktorá umožňuje efektívne využiť dostupné dáta. Dataset sa rozdelí na </w:t>
+      </w:r>
+      <w:r>
+        <w:rPr>
+          <w:rStyle w:val="katex-mathml"/>
+          <w:rFonts w:eastAsiaTheme="majorEastAsia"/>
+          <w:lang w:val="sk-SK"/>
+        </w:rPr>
+        <w:t>k</w:t>
+      </w:r>
+      <w:r>
+        <w:t xml:space="preserve"> približne rovnako veľkých častí (tzv. foldov). Model sa následne trénuje </w:t>
+      </w:r>
+      <w:r>
+        <w:rPr>
+          <w:rStyle w:val="katex-mathml"/>
+          <w:rFonts w:eastAsiaTheme="majorEastAsia"/>
+        </w:rPr>
+        <w:t>k</w:t>
+      </w:r>
+      <w:r>
+        <w:t>-krát, pričom v každej iterácii sa jedna časť použije ako validačná množina a zvyšné časti slúžia na tréning. Výsledná presnosť modelu sa získa spriemerovaním výsledkov zo</w:t>
+      </w:r>
+      <w:r>
+        <w:rPr>
+          <w:lang w:val="sk-SK"/>
+        </w:rPr>
+        <w:t> </w:t>
+      </w:r>
+      <w:r>
+        <w:t>všetkých iterácií. Tento prístup umožňuje spoľahlivejšie odhadnúť výkonnosť modelu a</w:t>
+      </w:r>
+      <w:r>
+        <w:rPr>
+          <w:lang w:val="sk-SK"/>
+        </w:rPr>
+        <w:t> </w:t>
+      </w:r>
+      <w:r>
+        <w:t>znižuje riziko skreslenia spôsobeného konkrétnym rozdelením dát. V rámci tejto práce bola k-fold validácia použitá výhradne na finálne vyhodnotenie navrhnutého modelu, keďže ide o výpočtovo náročnejší prístup, ktorý nie je vhodné aplikovať na všetky experimentálne konfigurácie. Jeho použitie na finálny model však umožnilo získať robustnejší odhad jeho generalizačnej schopnosti.</w:t>
+      </w:r>
+    </w:p>
+    <w:p>
+      <w:pPr>
+        <w:pStyle w:val="Obrzok"/>
+        <w:spacing w:before="240"/>
+      </w:pPr>
+      <w:r>
+        <w:rPr>
+          <w:noProof/>
+        </w:rPr>
+        <w:drawing>
+          <wp:inline distT="0" distB="0" distL="0" distR="0" wp14:anchorId="36014FFA" wp14:editId="714B5749">
+            <wp:extent cx="5477724" cy="3249385"/>
+            <wp:effectExtent l="0" t="0" r="0" b="0"/>
+            <wp:docPr id="2" name="Obrázok 1"/>
+            <wp:cNvGraphicFramePr>
+              <a:graphicFrameLocks xmlns:a="http://schemas.openxmlformats.org/drawingml/2006/main" noChangeAspect="1"/>
+            </wp:cNvGraphicFramePr>
+            <a:graphic xmlns:a="http://schemas.openxmlformats.org/drawingml/2006/main">
+              <a:graphicData uri="http://schemas.openxmlformats.org/drawingml/2006/picture">
+                <pic:pic xmlns:pic="http://schemas.openxmlformats.org/drawingml/2006/picture">
+                  <pic:nvPicPr>
+                    <pic:cNvPr id="2" name="Obrázok 1"/>
+                    <pic:cNvPicPr/>
+                  </pic:nvPicPr>
+                  <pic:blipFill rotWithShape="1">
+                    <a:blip r:embed="rId29" cstate="print">
+                      <a:extLst>
+                        <a:ext uri="{28A0092B-C50C-407E-A947-70E740481C1C}">
+                          <a14:useLocalDpi xmlns:a14="http://schemas.microsoft.com/office/drawing/2010/main" val="0"/>
+                        </a:ext>
+                      </a:extLst>
+                    </a:blip>
+                    <a:srcRect t="-3049" b="-1621"/>
+                    <a:stretch/>
+                  </pic:blipFill>
+                  <pic:spPr bwMode="auto">
+                    <a:xfrm>
+                      <a:off x="0" y="0"/>
+                      <a:ext cx="5502785" cy="3264251"/>
+                    </a:xfrm>
+                    <a:prstGeom prst="rect">
+                      <a:avLst/>
+                    </a:prstGeom>
+                    <a:ln>
+                      <a:noFill/>
+                    </a:ln>
+                    <a:extLst>
+                      <a:ext uri="{53640926-AAD7-44D8-BBD7-CCE9431645EC}">
+                        <a14:shadowObscured xmlns:a14="http://schemas.microsoft.com/office/drawing/2010/main"/>
+                      </a:ext>
+                    </a:extLst>
+                  </pic:spPr>
+                </pic:pic>
+              </a:graphicData>
+            </a:graphic>
+          </wp:inline>
+        </w:drawing>
+      </w:r>
+    </w:p>
+    <w:p>
+      <w:pPr>
+        <w:pStyle w:val="Caption"/>
+      </w:pPr>
+      <w:bookmarkStart w:id="74" w:name="_Toc227512555"/>
+      <w:r>
+        <w:t xml:space="preserve">Obr. </w:t>
+      </w:r>
+      <w:r>
+        <w:fldChar w:fldCharType="begin"/>
+      </w:r>
+      <w:r>
+        <w:instrText xml:space="preserve"> SEQ Obrázok \* ARABIC </w:instrText>
+      </w:r>
+      <w:r>
+        <w:fldChar w:fldCharType="separate"/>
+      </w:r>
+      <w:r>
+        <w:rPr>
+          <w:noProof/>
+        </w:rPr>
+        <w:t>13</w:t>
+      </w:r>
+      <w:r>
+        <w:rPr>
+          <w:noProof/>
+        </w:rPr>
+        <w:fldChar w:fldCharType="end"/>
+      </w:r>
+      <w:r>
+        <w:t xml:space="preserve">: </w:t>
+      </w:r>
+      <w:r>
+        <w:rPr>
+          <w:lang w:val="sk-SK"/>
+        </w:rPr>
+        <w:t>Diagram popisujúci princíp 5k-fold validácie</w:t>
+      </w:r>
+      <w:bookmarkEnd w:id="74"/>
+      <w:r>
+        <w:rPr>
+          <w:lang w:val="sk-SK"/>
+        </w:rPr>
+        <w:t xml:space="preserve"> </w:t>
+      </w:r>
     </w:p>
     <w:p>
       <w:pPr>
         <w:pStyle w:val="Bezodsadenia"/>
         <w:spacing w:line="312" w:lineRule="auto"/>
+        <w:jc w:val="both"/>
         <w:rPr>
           <w:lang w:val="sk-SK"/>
         </w:rPr>
@@ -10520,11 +13069,11 @@
       <w:pPr>
         <w:pStyle w:val="Heading3"/>
       </w:pPr>
-      <w:bookmarkStart w:id="66" w:name="_Toc227449209"/>
+      <w:bookmarkStart w:id="75" w:name="_Toc227512611"/>
       <w:r>
         <w:t>Záver</w:t>
       </w:r>
-      <w:bookmarkEnd w:id="66"/>
+      <w:bookmarkEnd w:id="75"/>
     </w:p>
     <w:p>
       <w:pPr>
@@ -10534,10 +13083,10 @@
           <w:bCs/>
         </w:rPr>
       </w:pPr>
-      <w:bookmarkStart w:id="67" w:name="_Ref178418312"/>
-      <w:bookmarkStart w:id="68" w:name="_Toc181225510"/>
-      <w:bookmarkStart w:id="69" w:name="_Toc173791406"/>
-      <w:bookmarkStart w:id="70" w:name="_Toc173791545"/>
+      <w:bookmarkStart w:id="76" w:name="_Ref178418312"/>
+      <w:bookmarkStart w:id="77" w:name="_Toc181225510"/>
+      <w:bookmarkStart w:id="78" w:name="_Toc173791406"/>
+      <w:bookmarkStart w:id="79" w:name="_Toc173791545"/>
       <w:r>
         <w:rPr>
           <w:b/>
@@ -10582,7 +13131,7 @@
         </w:rPr>
         <w:fldChar w:fldCharType="end"/>
       </w:r>
-      <w:bookmarkEnd w:id="67"/>
+      <w:bookmarkEnd w:id="76"/>
       <w:r>
         <w:rPr>
           <w:b/>
@@ -10659,7 +13208,7 @@
         </w:rPr>
         <w:t>.</w:t>
       </w:r>
-      <w:bookmarkEnd w:id="68"/>
+      <w:bookmarkEnd w:id="77"/>
     </w:p>
     <w:tbl>
       <w:tblPr>
@@ -11238,12 +13787,12 @@
         <w:pStyle w:val="Nadpis1bezslovania"/>
         <w:spacing w:before="1440" w:after="480"/>
       </w:pPr>
-      <w:bookmarkStart w:id="71" w:name="_Toc227449210"/>
+      <w:bookmarkStart w:id="80" w:name="_Toc227512612"/>
       <w:r>
         <w:lastRenderedPageBreak/>
         <w:t>Záver</w:t>
       </w:r>
-      <w:bookmarkEnd w:id="71"/>
+      <w:bookmarkEnd w:id="80"/>
     </w:p>
     <w:p>
       <w:pPr>
@@ -11316,15 +13865,15 @@
         <w:pStyle w:val="Nadpis1bezslovania"/>
         <w:spacing w:before="1440" w:after="480"/>
       </w:pPr>
-      <w:bookmarkStart w:id="72" w:name="_Toc227449211"/>
+      <w:bookmarkStart w:id="81" w:name="_Toc227512613"/>
       <w:r>
         <w:lastRenderedPageBreak/>
         <w:t>Literatúra</w:t>
       </w:r>
-      <w:bookmarkEnd w:id="72"/>
-    </w:p>
-    <w:bookmarkEnd w:id="69"/>
-    <w:bookmarkEnd w:id="70"/>
+      <w:bookmarkEnd w:id="81"/>
+    </w:p>
+    <w:bookmarkEnd w:id="78"/>
+    <w:bookmarkEnd w:id="79"/>
     <w:p>
       <w:pPr>
         <w:pStyle w:val="NormalWeb"/>
@@ -11344,9 +13893,8 @@
           <w:lang w:val="sk-SK" w:eastAsia="en-US"/>
           <w14:ligatures w14:val="standardContextual"/>
         </w:rPr>
-        <w:t xml:space="preserve">(PDF in </w:t>
-      </w:r>
-      <w:proofErr w:type="spellStart"/>
+        <w:t>(PDF in Articles Folder) Irradiance Forecasting for the Power Prediction</w:t>
+      </w:r>
       <w:r>
         <w:rPr>
           <w:rFonts w:asciiTheme="minorHAnsi" w:eastAsiaTheme="minorHAnsi" w:hAnsiTheme="minorHAnsi" w:cstheme="minorBidi"/>
@@ -11354,9 +13902,35 @@
           <w:lang w:val="sk-SK" w:eastAsia="en-US"/>
           <w14:ligatures w14:val="standardContextual"/>
         </w:rPr>
-        <w:t>Articles</w:t>
-      </w:r>
-      <w:proofErr w:type="spellEnd"/>
+        <w:br/>
+        <w:t>of Grid-Connected Photovoltaic Systems: Elke Lorenz, Johannes Hurka, Detlev Heinemann, and Hans Georg Beyer, str.: 1</w:t>
+      </w:r>
+      <w:r>
+        <w:rPr>
+          <w:rFonts w:ascii="TimesNewRomanPSMT" w:hAnsi="TimesNewRomanPSMT"/>
+        </w:rPr>
+        <w:t xml:space="preserve"> </w:t>
+      </w:r>
+    </w:p>
+    <w:p>
+      <w:pPr>
+        <w:pStyle w:val="NormalWeb"/>
+        <w:shd w:val="clear" w:color="auto" w:fill="FFFFFF"/>
+        <w:spacing w:line="312" w:lineRule="auto"/>
+        <w:ind w:left="709" w:hanging="709"/>
+      </w:pPr>
+      <w:r>
+        <w:t>[2]</w:t>
+      </w:r>
+      <w:r>
+        <w:tab/>
+      </w:r>
+      <w:r>
+        <w:rPr>
+          <w:rFonts w:ascii="TimesNewRomanPSMT" w:hAnsi="TimesNewRomanPSMT"/>
+        </w:rPr>
+        <w:t>(</w:t>
+      </w:r>
       <w:r>
         <w:rPr>
           <w:rFonts w:asciiTheme="minorHAnsi" w:eastAsiaTheme="minorHAnsi" w:hAnsiTheme="minorHAnsi" w:cstheme="minorBidi"/>
@@ -11364,304 +13938,202 @@
           <w:lang w:val="sk-SK" w:eastAsia="en-US"/>
           <w14:ligatures w14:val="standardContextual"/>
         </w:rPr>
+        <w:t>PDF in Articles Folder) Systematic Review on Impact of Different Irradiance Forecasting Techniques for Solar Energy Prediction, Big Data and Advanced Analytics in Energy Systems and Applications , edited by: Prof. Dr. Constantinos S. Psomopoulos, Dr. Helen C. Leligou, Prof. Dr. Ferdinanda Ponci, Prof. Dr. Josep M. Guerrero and Prof. Dr. Elisa Peñalvo-López, str.: 1</w:t>
+      </w:r>
+      <w:r>
+        <w:rPr>
+          <w:rFonts w:ascii="TimesNewRomanPSMT" w:hAnsi="TimesNewRomanPSMT"/>
+        </w:rPr>
         <w:t xml:space="preserve"> </w:t>
       </w:r>
-      <w:proofErr w:type="spellStart"/>
-      <w:r>
-        <w:rPr>
-          <w:rFonts w:asciiTheme="minorHAnsi" w:eastAsiaTheme="minorHAnsi" w:hAnsiTheme="minorHAnsi" w:cstheme="minorBidi"/>
-          <w:kern w:val="2"/>
-          <w:lang w:val="sk-SK" w:eastAsia="en-US"/>
-          <w14:ligatures w14:val="standardContextual"/>
-        </w:rPr>
-        <w:t>Folder</w:t>
-      </w:r>
-      <w:proofErr w:type="spellEnd"/>
-      <w:r>
-        <w:rPr>
-          <w:rFonts w:asciiTheme="minorHAnsi" w:eastAsiaTheme="minorHAnsi" w:hAnsiTheme="minorHAnsi" w:cstheme="minorBidi"/>
-          <w:kern w:val="2"/>
-          <w:lang w:val="sk-SK" w:eastAsia="en-US"/>
-          <w14:ligatures w14:val="standardContextual"/>
+    </w:p>
+    <w:p>
+      <w:pPr>
+        <w:pStyle w:val="NormalWeb"/>
+        <w:spacing w:line="312" w:lineRule="auto"/>
+        <w:ind w:left="709" w:hanging="709"/>
+        <w:rPr>
+          <w:rFonts w:ascii="Calibri" w:hAnsi="Calibri" w:cs="Calibri"/>
+        </w:rPr>
+      </w:pPr>
+      <w:r>
+        <w:t>[</w:t>
+      </w:r>
+      <w:r>
+        <w:t>3</w:t>
+      </w:r>
+      <w:r>
+        <w:t>]</w:t>
+      </w:r>
+      <w:r>
+        <w:tab/>
+      </w:r>
+      <w:r>
+        <w:rPr>
+          <w:rFonts w:ascii="Calibri" w:hAnsi="Calibri" w:cs="Calibri"/>
+        </w:rPr>
+        <w:t xml:space="preserve">[15] </w:t>
+      </w:r>
+      <w:r>
+        <w:rPr>
+          <w:rFonts w:ascii="TimesNewRomanPSMT" w:hAnsi="TimesNewRomanPSMT"/>
+        </w:rPr>
+        <w:t>(PDF in Articles Folder</w:t>
+      </w:r>
+      <w:r>
+        <w:rPr>
+          <w:rFonts w:ascii="Cambria" w:hAnsi="Cambria"/>
+          <w:sz w:val="26"/>
+          <w:szCs w:val="26"/>
         </w:rPr>
         <w:t xml:space="preserve">) </w:t>
       </w:r>
-      <w:proofErr w:type="spellStart"/>
-      <w:r>
-        <w:rPr>
-          <w:rFonts w:asciiTheme="minorHAnsi" w:eastAsiaTheme="minorHAnsi" w:hAnsiTheme="minorHAnsi" w:cstheme="minorBidi"/>
-          <w:kern w:val="2"/>
-          <w:lang w:val="sk-SK" w:eastAsia="en-US"/>
-          <w14:ligatures w14:val="standardContextual"/>
-        </w:rPr>
-        <w:t>Irradiance</w:t>
-      </w:r>
-      <w:proofErr w:type="spellEnd"/>
-      <w:r>
-        <w:rPr>
-          <w:rFonts w:asciiTheme="minorHAnsi" w:eastAsiaTheme="minorHAnsi" w:hAnsiTheme="minorHAnsi" w:cstheme="minorBidi"/>
-          <w:kern w:val="2"/>
-          <w:lang w:val="sk-SK" w:eastAsia="en-US"/>
-          <w14:ligatures w14:val="standardContextual"/>
-        </w:rPr>
-        <w:t xml:space="preserve"> </w:t>
-      </w:r>
-      <w:proofErr w:type="spellStart"/>
-      <w:r>
-        <w:rPr>
-          <w:rFonts w:asciiTheme="minorHAnsi" w:eastAsiaTheme="minorHAnsi" w:hAnsiTheme="minorHAnsi" w:cstheme="minorBidi"/>
-          <w:kern w:val="2"/>
-          <w:lang w:val="sk-SK" w:eastAsia="en-US"/>
-          <w14:ligatures w14:val="standardContextual"/>
-        </w:rPr>
-        <w:t>Forecasting</w:t>
-      </w:r>
-      <w:proofErr w:type="spellEnd"/>
-      <w:r>
-        <w:rPr>
-          <w:rFonts w:asciiTheme="minorHAnsi" w:eastAsiaTheme="minorHAnsi" w:hAnsiTheme="minorHAnsi" w:cstheme="minorBidi"/>
-          <w:kern w:val="2"/>
-          <w:lang w:val="sk-SK" w:eastAsia="en-US"/>
-          <w14:ligatures w14:val="standardContextual"/>
-        </w:rPr>
-        <w:t xml:space="preserve"> for the </w:t>
-      </w:r>
-      <w:proofErr w:type="spellStart"/>
-      <w:r>
-        <w:rPr>
-          <w:rFonts w:asciiTheme="minorHAnsi" w:eastAsiaTheme="minorHAnsi" w:hAnsiTheme="minorHAnsi" w:cstheme="minorBidi"/>
-          <w:kern w:val="2"/>
-          <w:lang w:val="sk-SK" w:eastAsia="en-US"/>
-          <w14:ligatures w14:val="standardContextual"/>
-        </w:rPr>
-        <w:t>Power</w:t>
-      </w:r>
-      <w:proofErr w:type="spellEnd"/>
-      <w:r>
-        <w:rPr>
-          <w:rFonts w:asciiTheme="minorHAnsi" w:eastAsiaTheme="minorHAnsi" w:hAnsiTheme="minorHAnsi" w:cstheme="minorBidi"/>
-          <w:kern w:val="2"/>
-          <w:lang w:val="sk-SK" w:eastAsia="en-US"/>
-          <w14:ligatures w14:val="standardContextual"/>
-        </w:rPr>
-        <w:t xml:space="preserve"> Prediction</w:t>
-      </w:r>
-      <w:r>
-        <w:rPr>
-          <w:rFonts w:asciiTheme="minorHAnsi" w:eastAsiaTheme="minorHAnsi" w:hAnsiTheme="minorHAnsi" w:cstheme="minorBidi"/>
-          <w:kern w:val="2"/>
-          <w:lang w:val="sk-SK" w:eastAsia="en-US"/>
-          <w14:ligatures w14:val="standardContextual"/>
-        </w:rPr>
-        <w:br/>
-        <w:t>of Grid-</w:t>
-      </w:r>
-      <w:proofErr w:type="spellStart"/>
-      <w:r>
-        <w:rPr>
-          <w:rFonts w:asciiTheme="minorHAnsi" w:eastAsiaTheme="minorHAnsi" w:hAnsiTheme="minorHAnsi" w:cstheme="minorBidi"/>
-          <w:kern w:val="2"/>
-          <w:lang w:val="sk-SK" w:eastAsia="en-US"/>
-          <w14:ligatures w14:val="standardContextual"/>
-        </w:rPr>
-        <w:t>Connected</w:t>
-      </w:r>
-      <w:proofErr w:type="spellEnd"/>
-      <w:r>
-        <w:rPr>
-          <w:rFonts w:asciiTheme="minorHAnsi" w:eastAsiaTheme="minorHAnsi" w:hAnsiTheme="minorHAnsi" w:cstheme="minorBidi"/>
-          <w:kern w:val="2"/>
-          <w:lang w:val="sk-SK" w:eastAsia="en-US"/>
-          <w14:ligatures w14:val="standardContextual"/>
-        </w:rPr>
-        <w:t xml:space="preserve"> </w:t>
-      </w:r>
-      <w:proofErr w:type="spellStart"/>
-      <w:r>
-        <w:rPr>
-          <w:rFonts w:asciiTheme="minorHAnsi" w:eastAsiaTheme="minorHAnsi" w:hAnsiTheme="minorHAnsi" w:cstheme="minorBidi"/>
-          <w:kern w:val="2"/>
-          <w:lang w:val="sk-SK" w:eastAsia="en-US"/>
-          <w14:ligatures w14:val="standardContextual"/>
-        </w:rPr>
-        <w:t>Photovoltaic</w:t>
-      </w:r>
-      <w:proofErr w:type="spellEnd"/>
-      <w:r>
-        <w:rPr>
-          <w:rFonts w:asciiTheme="minorHAnsi" w:eastAsiaTheme="minorHAnsi" w:hAnsiTheme="minorHAnsi" w:cstheme="minorBidi"/>
-          <w:kern w:val="2"/>
-          <w:lang w:val="sk-SK" w:eastAsia="en-US"/>
-          <w14:ligatures w14:val="standardContextual"/>
-        </w:rPr>
-        <w:t xml:space="preserve"> Systems: </w:t>
-      </w:r>
-      <w:proofErr w:type="spellStart"/>
-      <w:r>
-        <w:rPr>
-          <w:rFonts w:asciiTheme="minorHAnsi" w:eastAsiaTheme="minorHAnsi" w:hAnsiTheme="minorHAnsi" w:cstheme="minorBidi"/>
-          <w:kern w:val="2"/>
-          <w:lang w:val="sk-SK" w:eastAsia="en-US"/>
-          <w14:ligatures w14:val="standardContextual"/>
-        </w:rPr>
-        <w:t>Elke</w:t>
-      </w:r>
-      <w:proofErr w:type="spellEnd"/>
-      <w:r>
-        <w:rPr>
-          <w:rFonts w:asciiTheme="minorHAnsi" w:eastAsiaTheme="minorHAnsi" w:hAnsiTheme="minorHAnsi" w:cstheme="minorBidi"/>
-          <w:kern w:val="2"/>
-          <w:lang w:val="sk-SK" w:eastAsia="en-US"/>
-          <w14:ligatures w14:val="standardContextual"/>
-        </w:rPr>
-        <w:t xml:space="preserve"> </w:t>
-      </w:r>
-      <w:proofErr w:type="spellStart"/>
-      <w:r>
-        <w:rPr>
-          <w:rFonts w:asciiTheme="minorHAnsi" w:eastAsiaTheme="minorHAnsi" w:hAnsiTheme="minorHAnsi" w:cstheme="minorBidi"/>
-          <w:kern w:val="2"/>
-          <w:lang w:val="sk-SK" w:eastAsia="en-US"/>
-          <w14:ligatures w14:val="standardContextual"/>
-        </w:rPr>
-        <w:t>Lorenz</w:t>
-      </w:r>
-      <w:proofErr w:type="spellEnd"/>
-      <w:r>
-        <w:rPr>
-          <w:rFonts w:asciiTheme="minorHAnsi" w:eastAsiaTheme="minorHAnsi" w:hAnsiTheme="minorHAnsi" w:cstheme="minorBidi"/>
-          <w:kern w:val="2"/>
-          <w:lang w:val="sk-SK" w:eastAsia="en-US"/>
-          <w14:ligatures w14:val="standardContextual"/>
-        </w:rPr>
-        <w:t xml:space="preserve">, </w:t>
-      </w:r>
-      <w:proofErr w:type="spellStart"/>
-      <w:r>
-        <w:rPr>
-          <w:rFonts w:asciiTheme="minorHAnsi" w:eastAsiaTheme="minorHAnsi" w:hAnsiTheme="minorHAnsi" w:cstheme="minorBidi"/>
-          <w:kern w:val="2"/>
-          <w:lang w:val="sk-SK" w:eastAsia="en-US"/>
-          <w14:ligatures w14:val="standardContextual"/>
-        </w:rPr>
-        <w:t>Johannes</w:t>
-      </w:r>
-      <w:proofErr w:type="spellEnd"/>
-      <w:r>
-        <w:rPr>
-          <w:rFonts w:asciiTheme="minorHAnsi" w:eastAsiaTheme="minorHAnsi" w:hAnsiTheme="minorHAnsi" w:cstheme="minorBidi"/>
-          <w:kern w:val="2"/>
-          <w:lang w:val="sk-SK" w:eastAsia="en-US"/>
-          <w14:ligatures w14:val="standardContextual"/>
-        </w:rPr>
-        <w:t xml:space="preserve"> Hurka, </w:t>
-      </w:r>
-      <w:proofErr w:type="spellStart"/>
-      <w:r>
-        <w:rPr>
-          <w:rFonts w:asciiTheme="minorHAnsi" w:eastAsiaTheme="minorHAnsi" w:hAnsiTheme="minorHAnsi" w:cstheme="minorBidi"/>
-          <w:kern w:val="2"/>
-          <w:lang w:val="sk-SK" w:eastAsia="en-US"/>
-          <w14:ligatures w14:val="standardContextual"/>
-        </w:rPr>
-        <w:t>Detlev</w:t>
-      </w:r>
-      <w:proofErr w:type="spellEnd"/>
-      <w:r>
-        <w:rPr>
-          <w:rFonts w:asciiTheme="minorHAnsi" w:eastAsiaTheme="minorHAnsi" w:hAnsiTheme="minorHAnsi" w:cstheme="minorBidi"/>
-          <w:kern w:val="2"/>
-          <w:lang w:val="sk-SK" w:eastAsia="en-US"/>
-          <w14:ligatures w14:val="standardContextual"/>
-        </w:rPr>
-        <w:t xml:space="preserve"> </w:t>
-      </w:r>
-      <w:proofErr w:type="spellStart"/>
-      <w:r>
-        <w:rPr>
-          <w:rFonts w:asciiTheme="minorHAnsi" w:eastAsiaTheme="minorHAnsi" w:hAnsiTheme="minorHAnsi" w:cstheme="minorBidi"/>
-          <w:kern w:val="2"/>
-          <w:lang w:val="sk-SK" w:eastAsia="en-US"/>
-          <w14:ligatures w14:val="standardContextual"/>
-        </w:rPr>
-        <w:t>Heinemann</w:t>
-      </w:r>
-      <w:proofErr w:type="spellEnd"/>
-      <w:r>
-        <w:rPr>
-          <w:rFonts w:asciiTheme="minorHAnsi" w:eastAsiaTheme="minorHAnsi" w:hAnsiTheme="minorHAnsi" w:cstheme="minorBidi"/>
-          <w:kern w:val="2"/>
-          <w:lang w:val="sk-SK" w:eastAsia="en-US"/>
-          <w14:ligatures w14:val="standardContextual"/>
-        </w:rPr>
-        <w:t xml:space="preserve">, and </w:t>
-      </w:r>
-      <w:proofErr w:type="spellStart"/>
-      <w:r>
-        <w:rPr>
-          <w:rFonts w:asciiTheme="minorHAnsi" w:eastAsiaTheme="minorHAnsi" w:hAnsiTheme="minorHAnsi" w:cstheme="minorBidi"/>
-          <w:kern w:val="2"/>
-          <w:lang w:val="sk-SK" w:eastAsia="en-US"/>
-          <w14:ligatures w14:val="standardContextual"/>
-        </w:rPr>
-        <w:t>Hans</w:t>
-      </w:r>
-      <w:proofErr w:type="spellEnd"/>
-      <w:r>
-        <w:rPr>
-          <w:rFonts w:asciiTheme="minorHAnsi" w:eastAsiaTheme="minorHAnsi" w:hAnsiTheme="minorHAnsi" w:cstheme="minorBidi"/>
-          <w:kern w:val="2"/>
-          <w:lang w:val="sk-SK" w:eastAsia="en-US"/>
-          <w14:ligatures w14:val="standardContextual"/>
-        </w:rPr>
-        <w:t xml:space="preserve"> </w:t>
-      </w:r>
-      <w:proofErr w:type="spellStart"/>
-      <w:r>
-        <w:rPr>
-          <w:rFonts w:asciiTheme="minorHAnsi" w:eastAsiaTheme="minorHAnsi" w:hAnsiTheme="minorHAnsi" w:cstheme="minorBidi"/>
-          <w:kern w:val="2"/>
-          <w:lang w:val="sk-SK" w:eastAsia="en-US"/>
-          <w14:ligatures w14:val="standardContextual"/>
-        </w:rPr>
-        <w:t>Georg</w:t>
-      </w:r>
-      <w:proofErr w:type="spellEnd"/>
-      <w:r>
-        <w:rPr>
-          <w:rFonts w:asciiTheme="minorHAnsi" w:eastAsiaTheme="minorHAnsi" w:hAnsiTheme="minorHAnsi" w:cstheme="minorBidi"/>
-          <w:kern w:val="2"/>
-          <w:lang w:val="sk-SK" w:eastAsia="en-US"/>
-          <w14:ligatures w14:val="standardContextual"/>
-        </w:rPr>
-        <w:t xml:space="preserve"> </w:t>
-      </w:r>
-      <w:proofErr w:type="spellStart"/>
-      <w:r>
-        <w:rPr>
-          <w:rFonts w:asciiTheme="minorHAnsi" w:eastAsiaTheme="minorHAnsi" w:hAnsiTheme="minorHAnsi" w:cstheme="minorBidi"/>
-          <w:kern w:val="2"/>
-          <w:lang w:val="sk-SK" w:eastAsia="en-US"/>
-          <w14:ligatures w14:val="standardContextual"/>
-        </w:rPr>
-        <w:t>Beyer</w:t>
-      </w:r>
-      <w:proofErr w:type="spellEnd"/>
-      <w:r>
-        <w:rPr>
-          <w:rFonts w:asciiTheme="minorHAnsi" w:eastAsiaTheme="minorHAnsi" w:hAnsiTheme="minorHAnsi" w:cstheme="minorBidi"/>
-          <w:kern w:val="2"/>
-          <w:lang w:val="sk-SK" w:eastAsia="en-US"/>
-          <w14:ligatures w14:val="standardContextual"/>
-        </w:rPr>
-        <w:t>, str.: 1</w:t>
-      </w:r>
-      <w:r>
-        <w:rPr>
-          <w:rFonts w:ascii="TimesNewRomanPSMT" w:hAnsi="TimesNewRomanPSMT"/>
-        </w:rPr>
-        <w:t xml:space="preserve"> </w:t>
-      </w:r>
+      <w:r>
+        <w:rPr>
+          <w:rFonts w:ascii="Calibri" w:hAnsi="Calibri" w:cs="Calibri"/>
+        </w:rPr>
+        <w:t xml:space="preserve">Precise Forecasting of Sky Images Using Spatial Warping, Leron Julian Carnegie Mellon University, Aswin C. Sankaranarayanan Carnegie Mellon University </w:t>
+      </w:r>
+    </w:p>
+    <w:p>
+      <w:pPr>
+        <w:pStyle w:val="TableofAuthorities"/>
+        <w:spacing w:line="312" w:lineRule="auto"/>
+      </w:pPr>
+      <w:r>
+        <w:t>[4]</w:t>
+      </w:r>
+      <w:r>
+        <w:tab/>
+      </w:r>
+      <w:r>
+        <w:t>https://en.wikipedia.org/wiki/RGB_color_model</w:t>
+      </w:r>
+    </w:p>
+    <w:p>
+      <w:pPr>
+        <w:pStyle w:val="TableofAuthorities"/>
+        <w:spacing w:line="312" w:lineRule="auto"/>
+      </w:pPr>
+      <w:r>
+        <w:t>[</w:t>
+      </w:r>
+      <w:r>
+        <w:t>5</w:t>
+      </w:r>
+      <w:r>
+        <w:t>]</w:t>
+      </w:r>
+      <w:r>
+        <w:tab/>
+      </w:r>
+      <w:r>
+        <w:t xml:space="preserve">https://en.wikipedia.org/wiki/HSL_and_HSV </w:t>
+      </w:r>
+    </w:p>
+    <w:p>
+      <w:pPr>
+        <w:pStyle w:val="TableofAuthorities"/>
+        <w:spacing w:line="312" w:lineRule="auto"/>
+      </w:pPr>
+      <w:r>
+        <w:t>[</w:t>
+      </w:r>
+      <w:r>
+        <w:t>6</w:t>
+      </w:r>
+      <w:r>
+        <w:t>]</w:t>
+      </w:r>
+      <w:r>
+        <w:tab/>
+      </w:r>
+      <w:r>
+        <w:t>https://en.wikipedia.org/wiki/YCbCr</w:t>
+      </w:r>
+    </w:p>
+    <w:p>
+      <w:pPr>
+        <w:pStyle w:val="TableofAuthorities"/>
+        <w:spacing w:line="312" w:lineRule="auto"/>
+      </w:pPr>
+      <w:r>
+        <w:t>[</w:t>
+      </w:r>
+      <w:r>
+        <w:t>7</w:t>
+      </w:r>
+      <w:r>
+        <w:t>]</w:t>
+      </w:r>
+      <w:r>
+        <w:tab/>
+      </w:r>
+      <w:r>
+        <w:t xml:space="preserve">https://en.wikipedia.org/wiki/CMYK_color_model </w:t>
+      </w:r>
+    </w:p>
+    <w:p>
+      <w:pPr>
+        <w:pStyle w:val="TableofAuthorities"/>
+        <w:spacing w:line="312" w:lineRule="auto"/>
+      </w:pPr>
+      <w:r>
+        <w:t>[</w:t>
+      </w:r>
+      <w:r>
+        <w:t>8</w:t>
+      </w:r>
+      <w:r>
+        <w:t>]</w:t>
+      </w:r>
+      <w:r>
+        <w:tab/>
+      </w:r>
+      <w:r>
+        <w:t>https://imagemagick.org/clahe/#gsc.tab=0</w:t>
+      </w:r>
+    </w:p>
+    <w:p>
+      <w:pPr>
+        <w:pStyle w:val="TableofAuthorities"/>
+        <w:spacing w:line="312" w:lineRule="auto"/>
+      </w:pPr>
+      <w:r>
+        <w:t>[</w:t>
+      </w:r>
+      <w:r>
+        <w:t>9</w:t>
+      </w:r>
+      <w:r>
+        <w:t>]</w:t>
+      </w:r>
+      <w:r>
+        <w:tab/>
+      </w:r>
+      <w:r>
+        <w:t>https://medium.com/@muyandiritujr/noise-in-image-processing-and-how-to-add-it-to-images-in-python-456a434dcc3f</w:t>
+      </w:r>
+    </w:p>
+    <w:p>
+      <w:pPr>
+        <w:pStyle w:val="TableofAuthorities"/>
+        <w:spacing w:line="312" w:lineRule="auto"/>
+      </w:pPr>
+      <w:r>
+        <w:t>[10]</w:t>
+      </w:r>
+      <w:r>
+        <w:tab/>
+      </w:r>
+      <w:hyperlink r:id="rId30" w:history="1">
+        <w:r>
+          <w:rPr>
+            <w:rStyle w:val="Hyperlink"/>
+          </w:rPr>
+          <w:t>https://sarthakforwet.medium.com/cutmix-a-new-strategy-for-data-augmentation-bbc1c3d29aab</w:t>
+        </w:r>
+      </w:hyperlink>
     </w:p>
     <w:p>
       <w:pPr>
@@ -11671,640 +14143,33 @@
         <w:ind w:left="709" w:hanging="709"/>
       </w:pPr>
       <w:r>
-        <w:t>[2]</w:t>
-      </w:r>
-      <w:r>
+        <w:t>[10]</w:t>
+      </w:r>
+      <w:r>
+        <w:rPr>
+          <w:rFonts w:ascii="TimesNewRomanPSMT" w:hAnsi="TimesNewRomanPSMT"/>
+        </w:rPr>
+        <w:t xml:space="preserve"> </w:t>
+      </w:r>
+      <w:r>
+        <w:rPr>
+          <w:rFonts w:ascii="TimesNewRomanPSMT" w:hAnsi="TimesNewRomanPSMT"/>
+        </w:rPr>
         <w:tab/>
+        <w:t xml:space="preserve">(PDF in Articles Folder) </w:t>
+      </w:r>
+      <w:r>
+        <w:rPr>
+          <w:rFonts w:ascii="Calibri" w:hAnsi="Calibri" w:cs="Calibri"/>
+        </w:rPr>
+        <w:t xml:space="preserve">Systematic Review on Impact of Different Irradiance Forecasting Techniques for Solar Energy Prediction, </w:t>
       </w:r>
       <w:r>
         <w:rPr>
           <w:rFonts w:ascii="TimesNewRomanPSMT" w:hAnsi="TimesNewRomanPSMT"/>
         </w:rPr>
-        <w:t>(</w:t>
-      </w:r>
-      <w:r>
-        <w:rPr>
-          <w:rFonts w:asciiTheme="minorHAnsi" w:eastAsiaTheme="minorHAnsi" w:hAnsiTheme="minorHAnsi" w:cstheme="minorBidi"/>
-          <w:kern w:val="2"/>
-          <w:lang w:val="sk-SK" w:eastAsia="en-US"/>
-          <w14:ligatures w14:val="standardContextual"/>
-        </w:rPr>
-        <w:t xml:space="preserve">PDF in </w:t>
-      </w:r>
-      <w:proofErr w:type="spellStart"/>
-      <w:r>
-        <w:rPr>
-          <w:rFonts w:asciiTheme="minorHAnsi" w:eastAsiaTheme="minorHAnsi" w:hAnsiTheme="minorHAnsi" w:cstheme="minorBidi"/>
-          <w:kern w:val="2"/>
-          <w:lang w:val="sk-SK" w:eastAsia="en-US"/>
-          <w14:ligatures w14:val="standardContextual"/>
-        </w:rPr>
-        <w:t>Articles</w:t>
-      </w:r>
-      <w:proofErr w:type="spellEnd"/>
-      <w:r>
-        <w:rPr>
-          <w:rFonts w:asciiTheme="minorHAnsi" w:eastAsiaTheme="minorHAnsi" w:hAnsiTheme="minorHAnsi" w:cstheme="minorBidi"/>
-          <w:kern w:val="2"/>
-          <w:lang w:val="sk-SK" w:eastAsia="en-US"/>
-          <w14:ligatures w14:val="standardContextual"/>
-        </w:rPr>
-        <w:t xml:space="preserve"> </w:t>
-      </w:r>
-      <w:proofErr w:type="spellStart"/>
-      <w:r>
-        <w:rPr>
-          <w:rFonts w:asciiTheme="minorHAnsi" w:eastAsiaTheme="minorHAnsi" w:hAnsiTheme="minorHAnsi" w:cstheme="minorBidi"/>
-          <w:kern w:val="2"/>
-          <w:lang w:val="sk-SK" w:eastAsia="en-US"/>
-          <w14:ligatures w14:val="standardContextual"/>
-        </w:rPr>
-        <w:t>Folder</w:t>
-      </w:r>
-      <w:proofErr w:type="spellEnd"/>
-      <w:r>
-        <w:rPr>
-          <w:rFonts w:asciiTheme="minorHAnsi" w:eastAsiaTheme="minorHAnsi" w:hAnsiTheme="minorHAnsi" w:cstheme="minorBidi"/>
-          <w:kern w:val="2"/>
-          <w:lang w:val="sk-SK" w:eastAsia="en-US"/>
-          <w14:ligatures w14:val="standardContextual"/>
-        </w:rPr>
-        <w:t xml:space="preserve">) </w:t>
-      </w:r>
-      <w:proofErr w:type="spellStart"/>
-      <w:r>
-        <w:rPr>
-          <w:rFonts w:asciiTheme="minorHAnsi" w:eastAsiaTheme="minorHAnsi" w:hAnsiTheme="minorHAnsi" w:cstheme="minorBidi"/>
-          <w:kern w:val="2"/>
-          <w:lang w:val="sk-SK" w:eastAsia="en-US"/>
-          <w14:ligatures w14:val="standardContextual"/>
-        </w:rPr>
-        <w:t>Systematic</w:t>
-      </w:r>
-      <w:proofErr w:type="spellEnd"/>
-      <w:r>
-        <w:rPr>
-          <w:rFonts w:asciiTheme="minorHAnsi" w:eastAsiaTheme="minorHAnsi" w:hAnsiTheme="minorHAnsi" w:cstheme="minorBidi"/>
-          <w:kern w:val="2"/>
-          <w:lang w:val="sk-SK" w:eastAsia="en-US"/>
-          <w14:ligatures w14:val="standardContextual"/>
-        </w:rPr>
-        <w:t xml:space="preserve"> </w:t>
-      </w:r>
-      <w:proofErr w:type="spellStart"/>
-      <w:r>
-        <w:rPr>
-          <w:rFonts w:asciiTheme="minorHAnsi" w:eastAsiaTheme="minorHAnsi" w:hAnsiTheme="minorHAnsi" w:cstheme="minorBidi"/>
-          <w:kern w:val="2"/>
-          <w:lang w:val="sk-SK" w:eastAsia="en-US"/>
-          <w14:ligatures w14:val="standardContextual"/>
-        </w:rPr>
-        <w:t>Review</w:t>
-      </w:r>
-      <w:proofErr w:type="spellEnd"/>
-      <w:r>
-        <w:rPr>
-          <w:rFonts w:asciiTheme="minorHAnsi" w:eastAsiaTheme="minorHAnsi" w:hAnsiTheme="minorHAnsi" w:cstheme="minorBidi"/>
-          <w:kern w:val="2"/>
-          <w:lang w:val="sk-SK" w:eastAsia="en-US"/>
-          <w14:ligatures w14:val="standardContextual"/>
-        </w:rPr>
-        <w:t xml:space="preserve"> on </w:t>
-      </w:r>
-      <w:proofErr w:type="spellStart"/>
-      <w:r>
-        <w:rPr>
-          <w:rFonts w:asciiTheme="minorHAnsi" w:eastAsiaTheme="minorHAnsi" w:hAnsiTheme="minorHAnsi" w:cstheme="minorBidi"/>
-          <w:kern w:val="2"/>
-          <w:lang w:val="sk-SK" w:eastAsia="en-US"/>
-          <w14:ligatures w14:val="standardContextual"/>
-        </w:rPr>
-        <w:t>Impact</w:t>
-      </w:r>
-      <w:proofErr w:type="spellEnd"/>
-      <w:r>
-        <w:rPr>
-          <w:rFonts w:asciiTheme="minorHAnsi" w:eastAsiaTheme="minorHAnsi" w:hAnsiTheme="minorHAnsi" w:cstheme="minorBidi"/>
-          <w:kern w:val="2"/>
-          <w:lang w:val="sk-SK" w:eastAsia="en-US"/>
-          <w14:ligatures w14:val="standardContextual"/>
-        </w:rPr>
-        <w:t xml:space="preserve"> of Different </w:t>
-      </w:r>
-      <w:proofErr w:type="spellStart"/>
-      <w:r>
-        <w:rPr>
-          <w:rFonts w:asciiTheme="minorHAnsi" w:eastAsiaTheme="minorHAnsi" w:hAnsiTheme="minorHAnsi" w:cstheme="minorBidi"/>
-          <w:kern w:val="2"/>
-          <w:lang w:val="sk-SK" w:eastAsia="en-US"/>
-          <w14:ligatures w14:val="standardContextual"/>
-        </w:rPr>
-        <w:t>Irradiance</w:t>
-      </w:r>
-      <w:proofErr w:type="spellEnd"/>
-      <w:r>
-        <w:rPr>
-          <w:rFonts w:asciiTheme="minorHAnsi" w:eastAsiaTheme="minorHAnsi" w:hAnsiTheme="minorHAnsi" w:cstheme="minorBidi"/>
-          <w:kern w:val="2"/>
-          <w:lang w:val="sk-SK" w:eastAsia="en-US"/>
-          <w14:ligatures w14:val="standardContextual"/>
-        </w:rPr>
-        <w:t xml:space="preserve"> </w:t>
-      </w:r>
-      <w:proofErr w:type="spellStart"/>
-      <w:r>
-        <w:rPr>
-          <w:rFonts w:asciiTheme="minorHAnsi" w:eastAsiaTheme="minorHAnsi" w:hAnsiTheme="minorHAnsi" w:cstheme="minorBidi"/>
-          <w:kern w:val="2"/>
-          <w:lang w:val="sk-SK" w:eastAsia="en-US"/>
-          <w14:ligatures w14:val="standardContextual"/>
-        </w:rPr>
-        <w:t>Forecasting</w:t>
-      </w:r>
-      <w:proofErr w:type="spellEnd"/>
-      <w:r>
-        <w:rPr>
-          <w:rFonts w:asciiTheme="minorHAnsi" w:eastAsiaTheme="minorHAnsi" w:hAnsiTheme="minorHAnsi" w:cstheme="minorBidi"/>
-          <w:kern w:val="2"/>
-          <w:lang w:val="sk-SK" w:eastAsia="en-US"/>
-          <w14:ligatures w14:val="standardContextual"/>
-        </w:rPr>
-        <w:t xml:space="preserve"> </w:t>
-      </w:r>
-      <w:proofErr w:type="spellStart"/>
-      <w:r>
-        <w:rPr>
-          <w:rFonts w:asciiTheme="minorHAnsi" w:eastAsiaTheme="minorHAnsi" w:hAnsiTheme="minorHAnsi" w:cstheme="minorBidi"/>
-          <w:kern w:val="2"/>
-          <w:lang w:val="sk-SK" w:eastAsia="en-US"/>
-          <w14:ligatures w14:val="standardContextual"/>
-        </w:rPr>
-        <w:t>Techniques</w:t>
-      </w:r>
-      <w:proofErr w:type="spellEnd"/>
-      <w:r>
-        <w:rPr>
-          <w:rFonts w:asciiTheme="minorHAnsi" w:eastAsiaTheme="minorHAnsi" w:hAnsiTheme="minorHAnsi" w:cstheme="minorBidi"/>
-          <w:kern w:val="2"/>
-          <w:lang w:val="sk-SK" w:eastAsia="en-US"/>
-          <w14:ligatures w14:val="standardContextual"/>
-        </w:rPr>
-        <w:t xml:space="preserve"> for </w:t>
-      </w:r>
-      <w:proofErr w:type="spellStart"/>
-      <w:r>
-        <w:rPr>
-          <w:rFonts w:asciiTheme="minorHAnsi" w:eastAsiaTheme="minorHAnsi" w:hAnsiTheme="minorHAnsi" w:cstheme="minorBidi"/>
-          <w:kern w:val="2"/>
-          <w:lang w:val="sk-SK" w:eastAsia="en-US"/>
-          <w14:ligatures w14:val="standardContextual"/>
-        </w:rPr>
-        <w:t>Solar</w:t>
-      </w:r>
-      <w:proofErr w:type="spellEnd"/>
-      <w:r>
-        <w:rPr>
-          <w:rFonts w:asciiTheme="minorHAnsi" w:eastAsiaTheme="minorHAnsi" w:hAnsiTheme="minorHAnsi" w:cstheme="minorBidi"/>
-          <w:kern w:val="2"/>
-          <w:lang w:val="sk-SK" w:eastAsia="en-US"/>
-          <w14:ligatures w14:val="standardContextual"/>
-        </w:rPr>
-        <w:t xml:space="preserve"> Energy Prediction, Big Data and </w:t>
-      </w:r>
-      <w:proofErr w:type="spellStart"/>
-      <w:r>
-        <w:rPr>
-          <w:rFonts w:asciiTheme="minorHAnsi" w:eastAsiaTheme="minorHAnsi" w:hAnsiTheme="minorHAnsi" w:cstheme="minorBidi"/>
-          <w:kern w:val="2"/>
-          <w:lang w:val="sk-SK" w:eastAsia="en-US"/>
-          <w14:ligatures w14:val="standardContextual"/>
-        </w:rPr>
-        <w:t>Advanced</w:t>
-      </w:r>
-      <w:proofErr w:type="spellEnd"/>
-      <w:r>
-        <w:rPr>
-          <w:rFonts w:asciiTheme="minorHAnsi" w:eastAsiaTheme="minorHAnsi" w:hAnsiTheme="minorHAnsi" w:cstheme="minorBidi"/>
-          <w:kern w:val="2"/>
-          <w:lang w:val="sk-SK" w:eastAsia="en-US"/>
-          <w14:ligatures w14:val="standardContextual"/>
-        </w:rPr>
-        <w:t xml:space="preserve"> </w:t>
-      </w:r>
-      <w:proofErr w:type="spellStart"/>
-      <w:r>
-        <w:rPr>
-          <w:rFonts w:asciiTheme="minorHAnsi" w:eastAsiaTheme="minorHAnsi" w:hAnsiTheme="minorHAnsi" w:cstheme="minorBidi"/>
-          <w:kern w:val="2"/>
-          <w:lang w:val="sk-SK" w:eastAsia="en-US"/>
-          <w14:ligatures w14:val="standardContextual"/>
-        </w:rPr>
-        <w:t>Analytics</w:t>
-      </w:r>
-      <w:proofErr w:type="spellEnd"/>
-      <w:r>
-        <w:rPr>
-          <w:rFonts w:asciiTheme="minorHAnsi" w:eastAsiaTheme="minorHAnsi" w:hAnsiTheme="minorHAnsi" w:cstheme="minorBidi"/>
-          <w:kern w:val="2"/>
-          <w:lang w:val="sk-SK" w:eastAsia="en-US"/>
-          <w14:ligatures w14:val="standardContextual"/>
-        </w:rPr>
-        <w:t xml:space="preserve"> in Energy Systems and Applications , </w:t>
-      </w:r>
-      <w:proofErr w:type="spellStart"/>
-      <w:r>
-        <w:rPr>
-          <w:rFonts w:asciiTheme="minorHAnsi" w:eastAsiaTheme="minorHAnsi" w:hAnsiTheme="minorHAnsi" w:cstheme="minorBidi"/>
-          <w:kern w:val="2"/>
-          <w:lang w:val="sk-SK" w:eastAsia="en-US"/>
-          <w14:ligatures w14:val="standardContextual"/>
-        </w:rPr>
-        <w:t>edited</w:t>
-      </w:r>
-      <w:proofErr w:type="spellEnd"/>
-      <w:r>
-        <w:rPr>
-          <w:rFonts w:asciiTheme="minorHAnsi" w:eastAsiaTheme="minorHAnsi" w:hAnsiTheme="minorHAnsi" w:cstheme="minorBidi"/>
-          <w:kern w:val="2"/>
-          <w:lang w:val="sk-SK" w:eastAsia="en-US"/>
-          <w14:ligatures w14:val="standardContextual"/>
-        </w:rPr>
-        <w:t xml:space="preserve"> by: Prof. Dr. </w:t>
-      </w:r>
-      <w:proofErr w:type="spellStart"/>
-      <w:r>
-        <w:rPr>
-          <w:rFonts w:asciiTheme="minorHAnsi" w:eastAsiaTheme="minorHAnsi" w:hAnsiTheme="minorHAnsi" w:cstheme="minorBidi"/>
-          <w:kern w:val="2"/>
-          <w:lang w:val="sk-SK" w:eastAsia="en-US"/>
-          <w14:ligatures w14:val="standardContextual"/>
-        </w:rPr>
-        <w:t>Constantinos</w:t>
-      </w:r>
-      <w:proofErr w:type="spellEnd"/>
-      <w:r>
-        <w:rPr>
-          <w:rFonts w:asciiTheme="minorHAnsi" w:eastAsiaTheme="minorHAnsi" w:hAnsiTheme="minorHAnsi" w:cstheme="minorBidi"/>
-          <w:kern w:val="2"/>
-          <w:lang w:val="sk-SK" w:eastAsia="en-US"/>
-          <w14:ligatures w14:val="standardContextual"/>
-        </w:rPr>
-        <w:t xml:space="preserve"> S. </w:t>
-      </w:r>
-      <w:proofErr w:type="spellStart"/>
-      <w:r>
-        <w:rPr>
-          <w:rFonts w:asciiTheme="minorHAnsi" w:eastAsiaTheme="minorHAnsi" w:hAnsiTheme="minorHAnsi" w:cstheme="minorBidi"/>
-          <w:kern w:val="2"/>
-          <w:lang w:val="sk-SK" w:eastAsia="en-US"/>
-          <w14:ligatures w14:val="standardContextual"/>
-        </w:rPr>
-        <w:t>Psomopoulos</w:t>
-      </w:r>
-      <w:proofErr w:type="spellEnd"/>
-      <w:r>
-        <w:rPr>
-          <w:rFonts w:asciiTheme="minorHAnsi" w:eastAsiaTheme="minorHAnsi" w:hAnsiTheme="minorHAnsi" w:cstheme="minorBidi"/>
-          <w:kern w:val="2"/>
-          <w:lang w:val="sk-SK" w:eastAsia="en-US"/>
-          <w14:ligatures w14:val="standardContextual"/>
-        </w:rPr>
-        <w:t xml:space="preserve">, Dr. </w:t>
-      </w:r>
-      <w:proofErr w:type="spellStart"/>
-      <w:r>
-        <w:rPr>
-          <w:rFonts w:asciiTheme="minorHAnsi" w:eastAsiaTheme="minorHAnsi" w:hAnsiTheme="minorHAnsi" w:cstheme="minorBidi"/>
-          <w:kern w:val="2"/>
-          <w:lang w:val="sk-SK" w:eastAsia="en-US"/>
-          <w14:ligatures w14:val="standardContextual"/>
-        </w:rPr>
-        <w:t>Helen</w:t>
-      </w:r>
-      <w:proofErr w:type="spellEnd"/>
-      <w:r>
-        <w:rPr>
-          <w:rFonts w:asciiTheme="minorHAnsi" w:eastAsiaTheme="minorHAnsi" w:hAnsiTheme="minorHAnsi" w:cstheme="minorBidi"/>
-          <w:kern w:val="2"/>
-          <w:lang w:val="sk-SK" w:eastAsia="en-US"/>
-          <w14:ligatures w14:val="standardContextual"/>
-        </w:rPr>
-        <w:t xml:space="preserve"> C. </w:t>
-      </w:r>
-      <w:proofErr w:type="spellStart"/>
-      <w:r>
-        <w:rPr>
-          <w:rFonts w:asciiTheme="minorHAnsi" w:eastAsiaTheme="minorHAnsi" w:hAnsiTheme="minorHAnsi" w:cstheme="minorBidi"/>
-          <w:kern w:val="2"/>
-          <w:lang w:val="sk-SK" w:eastAsia="en-US"/>
-          <w14:ligatures w14:val="standardContextual"/>
-        </w:rPr>
-        <w:t>Leligou</w:t>
-      </w:r>
-      <w:proofErr w:type="spellEnd"/>
-      <w:r>
-        <w:rPr>
-          <w:rFonts w:asciiTheme="minorHAnsi" w:eastAsiaTheme="minorHAnsi" w:hAnsiTheme="minorHAnsi" w:cstheme="minorBidi"/>
-          <w:kern w:val="2"/>
-          <w:lang w:val="sk-SK" w:eastAsia="en-US"/>
-          <w14:ligatures w14:val="standardContextual"/>
-        </w:rPr>
-        <w:t xml:space="preserve">, Prof. Dr. Ferdinanda </w:t>
-      </w:r>
-      <w:proofErr w:type="spellStart"/>
-      <w:r>
-        <w:rPr>
-          <w:rFonts w:asciiTheme="minorHAnsi" w:eastAsiaTheme="minorHAnsi" w:hAnsiTheme="minorHAnsi" w:cstheme="minorBidi"/>
-          <w:kern w:val="2"/>
-          <w:lang w:val="sk-SK" w:eastAsia="en-US"/>
-          <w14:ligatures w14:val="standardContextual"/>
-        </w:rPr>
-        <w:t>Ponci</w:t>
-      </w:r>
-      <w:proofErr w:type="spellEnd"/>
-      <w:r>
-        <w:rPr>
-          <w:rFonts w:asciiTheme="minorHAnsi" w:eastAsiaTheme="minorHAnsi" w:hAnsiTheme="minorHAnsi" w:cstheme="minorBidi"/>
-          <w:kern w:val="2"/>
-          <w:lang w:val="sk-SK" w:eastAsia="en-US"/>
-          <w14:ligatures w14:val="standardContextual"/>
-        </w:rPr>
-        <w:t xml:space="preserve">, Prof. Dr. </w:t>
-      </w:r>
-      <w:proofErr w:type="spellStart"/>
-      <w:r>
-        <w:rPr>
-          <w:rFonts w:asciiTheme="minorHAnsi" w:eastAsiaTheme="minorHAnsi" w:hAnsiTheme="minorHAnsi" w:cstheme="minorBidi"/>
-          <w:kern w:val="2"/>
-          <w:lang w:val="sk-SK" w:eastAsia="en-US"/>
-          <w14:ligatures w14:val="standardContextual"/>
-        </w:rPr>
-        <w:t>Josep</w:t>
-      </w:r>
-      <w:proofErr w:type="spellEnd"/>
-      <w:r>
-        <w:rPr>
-          <w:rFonts w:asciiTheme="minorHAnsi" w:eastAsiaTheme="minorHAnsi" w:hAnsiTheme="minorHAnsi" w:cstheme="minorBidi"/>
-          <w:kern w:val="2"/>
-          <w:lang w:val="sk-SK" w:eastAsia="en-US"/>
-          <w14:ligatures w14:val="standardContextual"/>
-        </w:rPr>
-        <w:t xml:space="preserve"> M. </w:t>
-      </w:r>
-      <w:proofErr w:type="spellStart"/>
-      <w:r>
-        <w:rPr>
-          <w:rFonts w:asciiTheme="minorHAnsi" w:eastAsiaTheme="minorHAnsi" w:hAnsiTheme="minorHAnsi" w:cstheme="minorBidi"/>
-          <w:kern w:val="2"/>
-          <w:lang w:val="sk-SK" w:eastAsia="en-US"/>
-          <w14:ligatures w14:val="standardContextual"/>
-        </w:rPr>
-        <w:t>Guerrero</w:t>
-      </w:r>
-      <w:proofErr w:type="spellEnd"/>
-      <w:r>
-        <w:rPr>
-          <w:rFonts w:asciiTheme="minorHAnsi" w:eastAsiaTheme="minorHAnsi" w:hAnsiTheme="minorHAnsi" w:cstheme="minorBidi"/>
-          <w:kern w:val="2"/>
-          <w:lang w:val="sk-SK" w:eastAsia="en-US"/>
-          <w14:ligatures w14:val="standardContextual"/>
-        </w:rPr>
-        <w:t xml:space="preserve"> and Prof. Dr. </w:t>
-      </w:r>
-      <w:proofErr w:type="spellStart"/>
-      <w:r>
-        <w:rPr>
-          <w:rFonts w:asciiTheme="minorHAnsi" w:eastAsiaTheme="minorHAnsi" w:hAnsiTheme="minorHAnsi" w:cstheme="minorBidi"/>
-          <w:kern w:val="2"/>
-          <w:lang w:val="sk-SK" w:eastAsia="en-US"/>
-          <w14:ligatures w14:val="standardContextual"/>
-        </w:rPr>
-        <w:t>Elisa</w:t>
-      </w:r>
-      <w:proofErr w:type="spellEnd"/>
-      <w:r>
-        <w:rPr>
-          <w:rFonts w:asciiTheme="minorHAnsi" w:eastAsiaTheme="minorHAnsi" w:hAnsiTheme="minorHAnsi" w:cstheme="minorBidi"/>
-          <w:kern w:val="2"/>
-          <w:lang w:val="sk-SK" w:eastAsia="en-US"/>
-          <w14:ligatures w14:val="standardContextual"/>
-        </w:rPr>
-        <w:t xml:space="preserve"> </w:t>
-      </w:r>
-      <w:proofErr w:type="spellStart"/>
-      <w:r>
-        <w:rPr>
-          <w:rFonts w:asciiTheme="minorHAnsi" w:eastAsiaTheme="minorHAnsi" w:hAnsiTheme="minorHAnsi" w:cstheme="minorBidi"/>
-          <w:kern w:val="2"/>
-          <w:lang w:val="sk-SK" w:eastAsia="en-US"/>
-          <w14:ligatures w14:val="standardContextual"/>
-        </w:rPr>
-        <w:t>Peñalvo-López</w:t>
-      </w:r>
-      <w:proofErr w:type="spellEnd"/>
-      <w:r>
-        <w:rPr>
-          <w:rFonts w:asciiTheme="minorHAnsi" w:eastAsiaTheme="minorHAnsi" w:hAnsiTheme="minorHAnsi" w:cstheme="minorBidi"/>
-          <w:kern w:val="2"/>
-          <w:lang w:val="sk-SK" w:eastAsia="en-US"/>
-          <w14:ligatures w14:val="standardContextual"/>
-        </w:rPr>
-        <w:t>, str.: 1</w:t>
-      </w:r>
-      <w:r>
-        <w:rPr>
-          <w:rFonts w:ascii="TimesNewRomanPSMT" w:hAnsi="TimesNewRomanPSMT"/>
-        </w:rPr>
-        <w:t xml:space="preserve"> </w:t>
-      </w:r>
-    </w:p>
-    <w:p>
-      <w:pPr>
-        <w:pStyle w:val="NormalWeb"/>
-        <w:spacing w:line="312" w:lineRule="auto"/>
-        <w:ind w:left="709" w:hanging="709"/>
-        <w:rPr>
-          <w:rFonts w:ascii="Calibri" w:hAnsi="Calibri" w:cs="Calibri"/>
-        </w:rPr>
-      </w:pPr>
-      <w:r>
-        <w:t>[</w:t>
-      </w:r>
-      <w:r>
-        <w:t>3</w:t>
-      </w:r>
-      <w:r>
-        <w:t>]</w:t>
-      </w:r>
-      <w:r>
-        <w:tab/>
-      </w:r>
-      <w:r>
-        <w:rPr>
-          <w:rFonts w:ascii="Calibri" w:hAnsi="Calibri" w:cs="Calibri"/>
-        </w:rPr>
-        <w:t xml:space="preserve">[15] </w:t>
-      </w:r>
-      <w:r>
-        <w:rPr>
-          <w:rFonts w:ascii="TimesNewRomanPSMT" w:hAnsi="TimesNewRomanPSMT"/>
-        </w:rPr>
-        <w:t>(PDF in Articles Folder</w:t>
-      </w:r>
-      <w:r>
-        <w:rPr>
-          <w:rFonts w:ascii="Cambria" w:hAnsi="Cambria"/>
-          <w:sz w:val="26"/>
-          <w:szCs w:val="26"/>
-        </w:rPr>
-        <w:t xml:space="preserve">) </w:t>
-      </w:r>
-      <w:r>
-        <w:rPr>
-          <w:rFonts w:ascii="Calibri" w:hAnsi="Calibri" w:cs="Calibri"/>
-        </w:rPr>
-        <w:t xml:space="preserve">Precise Forecasting of Sky Images Using Spatial Warping, Leron Julian Carnegie Mellon University, Aswin C. Sankaranarayanan Carnegie Mellon University </w:t>
-      </w:r>
-    </w:p>
-    <w:p>
-      <w:pPr>
-        <w:pStyle w:val="TableofAuthorities"/>
-        <w:spacing w:line="312" w:lineRule="auto"/>
-      </w:pPr>
-      <w:r>
-        <w:t>[4]</w:t>
-      </w:r>
-      <w:r>
-        <w:tab/>
-      </w:r>
-      <w:r>
-        <w:t>https://en.wikipedia.org/wiki/RGB_color_model</w:t>
-      </w:r>
-    </w:p>
-    <w:p>
-      <w:pPr>
-        <w:pStyle w:val="TableofAuthorities"/>
-        <w:spacing w:line="312" w:lineRule="auto"/>
-      </w:pPr>
-      <w:r>
-        <w:t>[</w:t>
-      </w:r>
-      <w:r>
-        <w:t>5</w:t>
-      </w:r>
-      <w:r>
-        <w:t>]</w:t>
-      </w:r>
-      <w:r>
-        <w:tab/>
-      </w:r>
-      <w:r>
-        <w:t xml:space="preserve">https://en.wikipedia.org/wiki/HSL_and_HSV </w:t>
-      </w:r>
-    </w:p>
-    <w:p>
-      <w:pPr>
-        <w:pStyle w:val="TableofAuthorities"/>
-        <w:spacing w:line="312" w:lineRule="auto"/>
-      </w:pPr>
-      <w:r>
-        <w:t>[</w:t>
-      </w:r>
-      <w:r>
-        <w:t>6</w:t>
-      </w:r>
-      <w:r>
-        <w:t>]</w:t>
-      </w:r>
-      <w:r>
-        <w:tab/>
-      </w:r>
-      <w:r>
-        <w:t>https://en.wikipedia.org/wiki/YCbCr</w:t>
-      </w:r>
-    </w:p>
-    <w:p>
-      <w:pPr>
-        <w:pStyle w:val="TableofAuthorities"/>
-        <w:spacing w:line="312" w:lineRule="auto"/>
-      </w:pPr>
-      <w:r>
-        <w:t>[</w:t>
-      </w:r>
-      <w:r>
-        <w:t>7</w:t>
-      </w:r>
-      <w:r>
-        <w:t>]</w:t>
-      </w:r>
-      <w:r>
-        <w:tab/>
-      </w:r>
-      <w:r>
-        <w:t xml:space="preserve">https://en.wikipedia.org/wiki/CMYK_color_model </w:t>
-      </w:r>
-    </w:p>
-    <w:p>
-      <w:pPr>
-        <w:pStyle w:val="TableofAuthorities"/>
-        <w:spacing w:line="312" w:lineRule="auto"/>
-      </w:pPr>
-      <w:r>
-        <w:t>[</w:t>
-      </w:r>
-      <w:r>
-        <w:t>8</w:t>
-      </w:r>
-      <w:r>
-        <w:t>]</w:t>
-      </w:r>
-      <w:r>
-        <w:tab/>
-      </w:r>
-      <w:r>
-        <w:t>https://imagemagick.org/clahe/#gsc.tab=0</w:t>
-      </w:r>
-    </w:p>
-    <w:p>
-      <w:pPr>
-        <w:pStyle w:val="TableofAuthorities"/>
-        <w:spacing w:line="312" w:lineRule="auto"/>
-      </w:pPr>
-      <w:r>
-        <w:t>[</w:t>
-      </w:r>
-      <w:r>
-        <w:t>9</w:t>
-      </w:r>
-      <w:r>
-        <w:t>]</w:t>
-      </w:r>
-      <w:r>
-        <w:tab/>
-      </w:r>
-      <w:r>
-        <w:t>https://medium.com/@muyandiritujr/noise-in-image-processing-and-how-to-add-it-to-images-in-python-456a434dcc3f</w:t>
-      </w:r>
-    </w:p>
-    <w:p>
-      <w:pPr>
-        <w:pStyle w:val="TableofAuthorities"/>
-        <w:spacing w:line="312" w:lineRule="auto"/>
-      </w:pPr>
-      <w:r>
-        <w:t>[10]</w:t>
-      </w:r>
-      <w:r>
-        <w:tab/>
-      </w:r>
-      <w:hyperlink r:id="rId29" w:history="1">
-        <w:r>
-          <w:rPr>
-            <w:rStyle w:val="Hyperlink"/>
-          </w:rPr>
-          <w:t>https://sarthakforwet.medium.com/cutmix-a-new-strategy-for-data-augmentation-bbc1c3d29aab</w:t>
-        </w:r>
-      </w:hyperlink>
+        <w:t xml:space="preserve">Big Data and Advanced Analytics in Energy Systems and Applications , edited by: Prof. Dr. Constantinos S. Psomopoulos, Dr. Helen C. Leligou, Prof. Dr. Ferdinanda Ponci, Prof. Dr. Josep M. Guerrero and Prof. Dr. Elisa Peñalvo-López, str.: 1 </w:t>
+      </w:r>
     </w:p>
     <w:p>
       <w:pPr>
@@ -12314,7 +14179,16 @@
         <w:ind w:left="709" w:hanging="709"/>
       </w:pPr>
       <w:r>
-        <w:t>[10]</w:t>
+        <w:t>[1</w:t>
+      </w:r>
+      <w:r>
+        <w:rPr>
+          <w:lang w:val="sk-SK"/>
+        </w:rPr>
+        <w:t>1</w:t>
+      </w:r>
+      <w:r>
+        <w:t>]</w:t>
       </w:r>
       <w:r>
         <w:rPr>
@@ -12327,24 +14201,39 @@
           <w:rFonts w:ascii="TimesNewRomanPSMT" w:hAnsi="TimesNewRomanPSMT"/>
         </w:rPr>
         <w:tab/>
+        <w:t xml:space="preserve">(PDF in Articles Folder) </w:t>
+      </w:r>
+      <w:r>
+        <w:rPr>
+          <w:rFonts w:ascii="Calibri" w:hAnsi="Calibri" w:cs="Calibri"/>
+        </w:rPr>
+        <w:t xml:space="preserve">Systematic Review on Impact of Different Irradiance Forecasting Techniques for Solar Energy Prediction, </w:t>
       </w:r>
       <w:r>
         <w:rPr>
           <w:rFonts w:ascii="TimesNewRomanPSMT" w:hAnsi="TimesNewRomanPSMT"/>
         </w:rPr>
-        <w:t xml:space="preserve">(PDF in Articles Folder) </w:t>
-      </w:r>
-      <w:r>
-        <w:rPr>
-          <w:rFonts w:ascii="Calibri" w:hAnsi="Calibri" w:cs="Calibri"/>
-        </w:rPr>
-        <w:t xml:space="preserve">Systematic Review on Impact of Different Irradiance Forecasting Techniques for Solar Energy Prediction, </w:t>
+        <w:t xml:space="preserve">Big Data and Advanced Analytics in Energy Systems and Applications , edited by: Prof. Dr. Constantinos </w:t>
       </w:r>
       <w:r>
         <w:rPr>
           <w:rFonts w:ascii="TimesNewRomanPSMT" w:hAnsi="TimesNewRomanPSMT"/>
         </w:rPr>
-        <w:t xml:space="preserve">Big Data and Advanced Analytics in Energy Systems and Applications , edited by: Prof. Dr. Constantinos S. Psomopoulos, Dr. Helen C. Leligou, Prof. Dr. Ferdinanda Ponci, Prof. Dr. Josep M. Guerrero and Prof. Dr. Elisa Peñalvo-López, str.: 1 </w:t>
+        <w:lastRenderedPageBreak/>
+        <w:t>S. Psomopoulos, Dr. Helen C. Leligou, Prof. Dr. Ferdinanda Ponci, Prof. Dr. Josep M. Guerrero and Prof. Dr. Elisa Peñalvo-López, str.: 1</w:t>
+      </w:r>
+      <w:r>
+        <w:rPr>
+          <w:rFonts w:ascii="TimesNewRomanPSMT" w:hAnsi="TimesNewRomanPSMT"/>
+          <w:lang w:val="sk-SK"/>
+        </w:rPr>
+        <w:t>1-12</w:t>
+      </w:r>
+      <w:r>
+        <w:rPr>
+          <w:rFonts w:ascii="TimesNewRomanPSMT" w:hAnsi="TimesNewRomanPSMT"/>
+        </w:rPr>
+        <w:t xml:space="preserve"> </w:t>
       </w:r>
     </w:p>
     <w:p>
@@ -12361,7 +14250,7 @@
         <w:rPr>
           <w:lang w:val="sk-SK"/>
         </w:rPr>
-        <w:t>1</w:t>
+        <w:t>2</w:t>
       </w:r>
       <w:r>
         <w:t>]</w:t>
@@ -12389,21 +14278,14 @@
         <w:rPr>
           <w:rFonts w:ascii="TimesNewRomanPSMT" w:hAnsi="TimesNewRomanPSMT"/>
         </w:rPr>
-        <w:t xml:space="preserve">Big Data and Advanced Analytics in Energy Systems and Applications , edited by: Prof. Dr. Constantinos </w:t>
+        <w:t xml:space="preserve">Big Data and Advanced Analytics in Energy Systems and Applications , edited by: Prof. Dr. Constantinos S. Psomopoulos, Dr. Helen C. Leligou, Prof. Dr. Ferdinanda Ponci, Prof. Dr. Josep M. Guerrero and Prof. Dr. Elisa Peñalvo-López, str.: </w:t>
       </w:r>
       <w:r>
         <w:rPr>
           <w:rFonts w:ascii="TimesNewRomanPSMT" w:hAnsi="TimesNewRomanPSMT"/>
-        </w:rPr>
-        <w:lastRenderedPageBreak/>
-        <w:t>S. Psomopoulos, Dr. Helen C. Leligou, Prof. Dr. Ferdinanda Ponci, Prof. Dr. Josep M. Guerrero and Prof. Dr. Elisa Peñalvo-López, str.: 1</w:t>
-      </w:r>
-      <w:r>
-        <w:rPr>
-          <w:rFonts w:ascii="TimesNewRomanPSMT" w:hAnsi="TimesNewRomanPSMT"/>
-          <w:lang w:val="sk-SK"/>
-        </w:rPr>
-        <w:t>1-12</w:t>
+          <w:lang w:val="sk-SK"/>
+        </w:rPr>
+        <w:t>12</w:t>
       </w:r>
       <w:r>
         <w:rPr>
@@ -12426,7 +14308,7 @@
         <w:rPr>
           <w:lang w:val="sk-SK"/>
         </w:rPr>
-        <w:t>2</w:t>
+        <w:t>3</w:t>
       </w:r>
       <w:r>
         <w:t>]</w:t>
@@ -12461,11 +14343,250 @@
           <w:rFonts w:ascii="TimesNewRomanPSMT" w:hAnsi="TimesNewRomanPSMT"/>
           <w:lang w:val="sk-SK"/>
         </w:rPr>
-        <w:t>12</w:t>
+        <w:t>13</w:t>
       </w:r>
       <w:r>
         <w:rPr>
           <w:rFonts w:ascii="TimesNewRomanPSMT" w:hAnsi="TimesNewRomanPSMT"/>
+        </w:rPr>
+        <w:t xml:space="preserve"> </w:t>
+      </w:r>
+    </w:p>
+    <w:p>
+      <w:pPr>
+        <w:pStyle w:val="NormalWeb"/>
+        <w:spacing w:line="312" w:lineRule="auto"/>
+        <w:ind w:left="567" w:hanging="567"/>
+      </w:pPr>
+      <w:r>
+        <w:t>[1</w:t>
+      </w:r>
+      <w:r>
+        <w:rPr>
+          <w:lang w:val="sk-SK"/>
+        </w:rPr>
+        <w:t>4</w:t>
+      </w:r>
+      <w:r>
+        <w:t>]</w:t>
+      </w:r>
+      <w:r>
+        <w:rPr>
+          <w:rFonts w:ascii="TimesNewRomanPSMT" w:hAnsi="TimesNewRomanPSMT"/>
+        </w:rPr>
+        <w:t xml:space="preserve"> </w:t>
+      </w:r>
+      <w:r>
+        <w:rPr>
+          <w:rFonts w:ascii="TimesNewRomanPSMT" w:hAnsi="TimesNewRomanPSMT"/>
+        </w:rPr>
+        <w:tab/>
+      </w:r>
+      <w:r>
+        <w:rPr>
+          <w:rFonts w:ascii="TimesNewRomanPSMT" w:hAnsi="TimesNewRomanPSMT"/>
+          <w:lang w:val="sk-SK"/>
+        </w:rPr>
+        <w:t>(</w:t>
+      </w:r>
+      <w:r>
+        <w:rPr>
+          <w:rFonts w:ascii="TimesNewRomanPSMT" w:hAnsi="TimesNewRomanPSMT"/>
+        </w:rPr>
+        <w:t xml:space="preserve">PDF in Articles Folder) </w:t>
+      </w:r>
+      <w:r>
+        <w:rPr>
+          <w:rFonts w:ascii="Calibri" w:hAnsi="Calibri" w:cs="Calibri"/>
+        </w:rPr>
+        <w:t xml:space="preserve">Deep Learning vs. Traditional Computer Vision, Niall O’ Mahony, Sean Campbell, Anderson Carvalho, Suman Harapanahalli, Gustavo Velasco Hernandez, Lenka Krpalkova, Daniel Riordan, Joseph Walsh, IMaR Technology Gateway, Institute of Technology Tralee, Tralee, Ireland, str.: 1 </w:t>
+      </w:r>
+    </w:p>
+    <w:p>
+      <w:pPr>
+        <w:pStyle w:val="NormalWeb"/>
+        <w:spacing w:line="312" w:lineRule="auto"/>
+        <w:ind w:left="567" w:hanging="567"/>
+      </w:pPr>
+      <w:r>
+        <w:t>[1</w:t>
+      </w:r>
+      <w:r>
+        <w:rPr>
+          <w:lang w:val="sk-SK"/>
+        </w:rPr>
+        <w:t>5</w:t>
+      </w:r>
+      <w:r>
+        <w:t>]</w:t>
+      </w:r>
+      <w:r>
+        <w:rPr>
+          <w:rFonts w:ascii="TimesNewRomanPSMT" w:hAnsi="TimesNewRomanPSMT"/>
+        </w:rPr>
+        <w:t xml:space="preserve"> </w:t>
+      </w:r>
+      <w:r>
+        <w:rPr>
+          <w:rFonts w:ascii="TimesNewRomanPSMT" w:hAnsi="TimesNewRomanPSMT"/>
+        </w:rPr>
+        <w:tab/>
+      </w:r>
+      <w:r>
+        <w:rPr>
+          <w:rFonts w:ascii="TimesNewRomanPSMT" w:hAnsi="TimesNewRomanPSMT"/>
+          <w:lang w:val="sk-SK"/>
+        </w:rPr>
+        <w:t>(</w:t>
+      </w:r>
+      <w:r>
+        <w:rPr>
+          <w:rFonts w:ascii="TimesNewRomanPSMT" w:hAnsi="TimesNewRomanPSMT"/>
+        </w:rPr>
+        <w:t xml:space="preserve">PDF in Articles Folder) </w:t>
+      </w:r>
+      <w:r>
+        <w:rPr>
+          <w:rFonts w:ascii="Calibri" w:hAnsi="Calibri" w:cs="Calibri"/>
+        </w:rPr>
+        <w:t xml:space="preserve">Deep Learning vs. Traditional Computer Vision, Niall O’ Mahony, Sean Campbell, Anderson Carvalho, Suman Harapanahalli, Gustavo Velasco Hernandez, Lenka Krpalkova, Daniel Riordan, Joseph Walsh, IMaR Technology Gateway, Institute of Technology Tralee, Tralee, Ireland, str.: </w:t>
+      </w:r>
+      <w:r>
+        <w:rPr>
+          <w:rFonts w:ascii="Calibri" w:hAnsi="Calibri" w:cs="Calibri"/>
+          <w:lang w:val="sk-SK"/>
+        </w:rPr>
+        <w:t>5-6</w:t>
+      </w:r>
+      <w:r>
+        <w:rPr>
+          <w:rFonts w:ascii="Calibri" w:hAnsi="Calibri" w:cs="Calibri"/>
+        </w:rPr>
+        <w:t xml:space="preserve"> </w:t>
+      </w:r>
+    </w:p>
+    <w:p>
+      <w:pPr>
+        <w:pStyle w:val="NormalWeb"/>
+        <w:spacing w:line="312" w:lineRule="auto"/>
+        <w:ind w:left="567" w:hanging="567"/>
+      </w:pPr>
+      <w:r>
+        <w:t>[1</w:t>
+      </w:r>
+      <w:r>
+        <w:rPr>
+          <w:lang w:val="sk-SK"/>
+        </w:rPr>
+        <w:t>6</w:t>
+      </w:r>
+      <w:r>
+        <w:t>]</w:t>
+      </w:r>
+      <w:r>
+        <w:rPr>
+          <w:rFonts w:ascii="TimesNewRomanPSMT" w:hAnsi="TimesNewRomanPSMT"/>
+        </w:rPr>
+        <w:t xml:space="preserve"> </w:t>
+      </w:r>
+      <w:r>
+        <w:rPr>
+          <w:rFonts w:ascii="TimesNewRomanPSMT" w:hAnsi="TimesNewRomanPSMT"/>
+        </w:rPr>
+        <w:tab/>
+      </w:r>
+      <w:r>
+        <w:rPr>
+          <w:rFonts w:ascii="TimesNewRomanPSMT" w:hAnsi="TimesNewRomanPSMT"/>
+          <w:lang w:val="sk-SK"/>
+        </w:rPr>
+        <w:t>(</w:t>
+      </w:r>
+      <w:r>
+        <w:rPr>
+          <w:rFonts w:ascii="TimesNewRomanPSMT" w:hAnsi="TimesNewRomanPSMT"/>
+        </w:rPr>
+        <w:t xml:space="preserve">PDF in Articles Folder) </w:t>
+      </w:r>
+      <w:r>
+        <w:rPr>
+          <w:rFonts w:ascii="Calibri" w:hAnsi="Calibri" w:cs="Calibri"/>
+        </w:rPr>
+        <w:t xml:space="preserve">Deep Learning vs. Traditional Computer Vision, Niall O’ Mahony, Sean Campbell, Anderson Carvalho, Suman Harapanahalli, Gustavo Velasco Hernandez, Lenka Krpalkova, Daniel Riordan, Joseph Walsh, IMaR Technology Gateway, Institute of Technology Tralee, Tralee, Ireland, str.: </w:t>
+      </w:r>
+      <w:r>
+        <w:rPr>
+          <w:rFonts w:ascii="Calibri" w:hAnsi="Calibri" w:cs="Calibri"/>
+          <w:lang w:val="sk-SK"/>
+        </w:rPr>
+        <w:t>3</w:t>
+      </w:r>
+      <w:r>
+        <w:rPr>
+          <w:rFonts w:ascii="Calibri" w:hAnsi="Calibri" w:cs="Calibri"/>
+        </w:rPr>
+        <w:t xml:space="preserve"> </w:t>
+      </w:r>
+    </w:p>
+    <w:p>
+      <w:pPr>
+        <w:pStyle w:val="NormalWeb"/>
+        <w:spacing w:line="312" w:lineRule="auto"/>
+        <w:ind w:left="567" w:hanging="567"/>
+      </w:pPr>
+      <w:r>
+        <w:t>[1</w:t>
+      </w:r>
+      <w:r>
+        <w:rPr>
+          <w:lang w:val="sk-SK"/>
+        </w:rPr>
+        <w:t>7</w:t>
+      </w:r>
+      <w:r>
+        <w:t>]</w:t>
+      </w:r>
+      <w:r>
+        <w:rPr>
+          <w:rFonts w:ascii="TimesNewRomanPSMT" w:hAnsi="TimesNewRomanPSMT"/>
+        </w:rPr>
+        <w:t xml:space="preserve"> </w:t>
+      </w:r>
+      <w:r>
+        <w:rPr>
+          <w:rFonts w:ascii="TimesNewRomanPSMT" w:hAnsi="TimesNewRomanPSMT"/>
+        </w:rPr>
+        <w:tab/>
+      </w:r>
+      <w:r>
+        <w:rPr>
+          <w:rFonts w:ascii="TimesNewRomanPSMT" w:hAnsi="TimesNewRomanPSMT"/>
+          <w:lang w:val="sk-SK"/>
+        </w:rPr>
+        <w:t>(</w:t>
+      </w:r>
+      <w:r>
+        <w:rPr>
+          <w:rFonts w:ascii="TimesNewRomanPSMT" w:hAnsi="TimesNewRomanPSMT"/>
+        </w:rPr>
+        <w:t xml:space="preserve">PDF in Articles Folder) </w:t>
+      </w:r>
+      <w:r>
+        <w:rPr>
+          <w:rFonts w:ascii="Calibri" w:hAnsi="Calibri" w:cs="Calibri"/>
+        </w:rPr>
+        <w:t xml:space="preserve">Deep Learning vs. Traditional Computer Vision, Niall O’ Mahony, Sean Campbell, Anderson Carvalho, Suman Harapanahalli, Gustavo Velasco Hernandez, Lenka Krpalkova, Daniel Riordan, Joseph Walsh, IMaR Technology Gateway, Institute of Technology Tralee, Tralee, Ireland, str.: </w:t>
+      </w:r>
+      <w:r>
+        <w:rPr>
+          <w:rFonts w:ascii="Calibri" w:hAnsi="Calibri" w:cs="Calibri"/>
+          <w:lang w:val="sk-SK"/>
+        </w:rPr>
+        <w:t>6-8</w:t>
+      </w:r>
+      <w:r>
+        <w:rPr>
+          <w:rFonts w:ascii="Calibri" w:hAnsi="Calibri" w:cs="Calibri"/>
         </w:rPr>
         <w:t xml:space="preserve"> </w:t>
       </w:r>
@@ -12475,7 +14596,7 @@
         <w:pStyle w:val="NormalWeb"/>
         <w:shd w:val="clear" w:color="auto" w:fill="FFFFFF"/>
         <w:spacing w:line="312" w:lineRule="auto"/>
-        <w:ind w:left="709" w:hanging="709"/>
+        <w:ind w:left="567" w:hanging="567"/>
       </w:pPr>
       <w:r>
         <w:t>[1</w:t>
@@ -12484,294 +14605,22 @@
         <w:rPr>
           <w:lang w:val="sk-SK"/>
         </w:rPr>
-        <w:t>3</w:t>
+        <w:t>8</w:t>
       </w:r>
       <w:r>
         <w:t>]</w:t>
       </w:r>
       <w:r>
+        <w:tab/>
+      </w:r>
+      <w:r>
         <w:rPr>
           <w:rFonts w:ascii="TimesNewRomanPSMT" w:hAnsi="TimesNewRomanPSMT"/>
         </w:rPr>
         <w:t xml:space="preserve"> </w:t>
       </w:r>
       <w:r>
-        <w:rPr>
-          <w:rFonts w:ascii="TimesNewRomanPSMT" w:hAnsi="TimesNewRomanPSMT"/>
-        </w:rPr>
-        <w:tab/>
-        <w:t xml:space="preserve">(PDF in Articles Folder) </w:t>
-      </w:r>
-      <w:r>
-        <w:rPr>
-          <w:rFonts w:ascii="Calibri" w:hAnsi="Calibri" w:cs="Calibri"/>
-        </w:rPr>
-        <w:t xml:space="preserve">Systematic Review on Impact of Different Irradiance Forecasting Techniques for Solar Energy Prediction, </w:t>
-      </w:r>
-      <w:r>
-        <w:rPr>
-          <w:rFonts w:ascii="TimesNewRomanPSMT" w:hAnsi="TimesNewRomanPSMT"/>
-        </w:rPr>
-        <w:t xml:space="preserve">Big Data and Advanced Analytics in Energy Systems and Applications , edited by: Prof. Dr. Constantinos S. Psomopoulos, Dr. Helen C. Leligou, Prof. Dr. Ferdinanda Ponci, Prof. Dr. Josep M. Guerrero and Prof. Dr. Elisa Peñalvo-López, str.: </w:t>
-      </w:r>
-      <w:r>
-        <w:rPr>
-          <w:rFonts w:ascii="TimesNewRomanPSMT" w:hAnsi="TimesNewRomanPSMT"/>
-          <w:lang w:val="sk-SK"/>
-        </w:rPr>
-        <w:t>1</w:t>
-      </w:r>
-      <w:r>
-        <w:rPr>
-          <w:rFonts w:ascii="TimesNewRomanPSMT" w:hAnsi="TimesNewRomanPSMT"/>
-          <w:lang w:val="sk-SK"/>
-        </w:rPr>
-        <w:t>3</w:t>
-      </w:r>
-      <w:r>
-        <w:rPr>
-          <w:rFonts w:ascii="TimesNewRomanPSMT" w:hAnsi="TimesNewRomanPSMT"/>
-        </w:rPr>
-        <w:t xml:space="preserve"> </w:t>
-      </w:r>
-    </w:p>
-    <w:p>
-      <w:pPr>
-        <w:pStyle w:val="NormalWeb"/>
-        <w:spacing w:line="312" w:lineRule="auto"/>
-        <w:ind w:left="567" w:hanging="567"/>
-      </w:pPr>
-      <w:r>
-        <w:t>[1</w:t>
-      </w:r>
-      <w:r>
-        <w:rPr>
-          <w:lang w:val="sk-SK"/>
-        </w:rPr>
-        <w:t>4</w:t>
-      </w:r>
-      <w:r>
-        <w:t>]</w:t>
-      </w:r>
-      <w:r>
-        <w:rPr>
-          <w:rFonts w:ascii="TimesNewRomanPSMT" w:hAnsi="TimesNewRomanPSMT"/>
-        </w:rPr>
-        <w:t xml:space="preserve"> </w:t>
-      </w:r>
-      <w:r>
-        <w:rPr>
-          <w:rFonts w:ascii="TimesNewRomanPSMT" w:hAnsi="TimesNewRomanPSMT"/>
-        </w:rPr>
-        <w:tab/>
-      </w:r>
-      <w:r>
-        <w:rPr>
-          <w:rFonts w:ascii="TimesNewRomanPSMT" w:hAnsi="TimesNewRomanPSMT"/>
-          <w:lang w:val="sk-SK"/>
-        </w:rPr>
-        <w:t>(</w:t>
-      </w:r>
-      <w:r>
-        <w:rPr>
-          <w:rFonts w:ascii="TimesNewRomanPSMT" w:hAnsi="TimesNewRomanPSMT"/>
-        </w:rPr>
-        <w:t xml:space="preserve">PDF in Articles Folder) </w:t>
-      </w:r>
-      <w:r>
-        <w:rPr>
-          <w:rFonts w:ascii="Calibri" w:hAnsi="Calibri" w:cs="Calibri"/>
-        </w:rPr>
-        <w:t xml:space="preserve">Deep Learning vs. Traditional Computer Vision, Niall O’ Mahony, Sean Campbell, Anderson Carvalho, Suman Harapanahalli, Gustavo Velasco Hernandez, Lenka Krpalkova, Daniel Riordan, Joseph Walsh, IMaR Technology Gateway, Institute of Technology Tralee, Tralee, Ireland, str.: 1 </w:t>
-      </w:r>
-    </w:p>
-    <w:p>
-      <w:pPr>
-        <w:pStyle w:val="NormalWeb"/>
-        <w:spacing w:line="312" w:lineRule="auto"/>
-        <w:ind w:left="567" w:hanging="567"/>
-      </w:pPr>
-      <w:r>
-        <w:t>[1</w:t>
-      </w:r>
-      <w:r>
-        <w:rPr>
-          <w:lang w:val="sk-SK"/>
-        </w:rPr>
-        <w:t>5</w:t>
-      </w:r>
-      <w:r>
-        <w:t>]</w:t>
-      </w:r>
-      <w:r>
-        <w:rPr>
-          <w:rFonts w:ascii="TimesNewRomanPSMT" w:hAnsi="TimesNewRomanPSMT"/>
-        </w:rPr>
-        <w:t xml:space="preserve"> </w:t>
-      </w:r>
-      <w:r>
-        <w:rPr>
-          <w:rFonts w:ascii="TimesNewRomanPSMT" w:hAnsi="TimesNewRomanPSMT"/>
-        </w:rPr>
-        <w:tab/>
-      </w:r>
-      <w:r>
-        <w:rPr>
-          <w:rFonts w:ascii="TimesNewRomanPSMT" w:hAnsi="TimesNewRomanPSMT"/>
-          <w:lang w:val="sk-SK"/>
-        </w:rPr>
-        <w:t>(</w:t>
-      </w:r>
-      <w:r>
-        <w:rPr>
-          <w:rFonts w:ascii="TimesNewRomanPSMT" w:hAnsi="TimesNewRomanPSMT"/>
-        </w:rPr>
-        <w:t xml:space="preserve">PDF in Articles Folder) </w:t>
-      </w:r>
-      <w:r>
-        <w:rPr>
-          <w:rFonts w:ascii="Calibri" w:hAnsi="Calibri" w:cs="Calibri"/>
-        </w:rPr>
-        <w:t xml:space="preserve">Deep Learning vs. Traditional Computer Vision, Niall O’ Mahony, Sean Campbell, Anderson Carvalho, Suman Harapanahalli, Gustavo Velasco Hernandez, Lenka Krpalkova, Daniel Riordan, Joseph Walsh, IMaR Technology Gateway, Institute of Technology Tralee, Tralee, Ireland, str.: </w:t>
-      </w:r>
-      <w:r>
-        <w:rPr>
-          <w:rFonts w:ascii="Calibri" w:hAnsi="Calibri" w:cs="Calibri"/>
-          <w:lang w:val="sk-SK"/>
-        </w:rPr>
-        <w:t>5-6</w:t>
-      </w:r>
-      <w:r>
-        <w:rPr>
-          <w:rFonts w:ascii="Calibri" w:hAnsi="Calibri" w:cs="Calibri"/>
-        </w:rPr>
-        <w:t xml:space="preserve"> </w:t>
-      </w:r>
-    </w:p>
-    <w:p>
-      <w:pPr>
-        <w:pStyle w:val="NormalWeb"/>
-        <w:spacing w:line="312" w:lineRule="auto"/>
-        <w:ind w:left="567" w:hanging="567"/>
-      </w:pPr>
-      <w:r>
-        <w:t>[1</w:t>
-      </w:r>
-      <w:r>
-        <w:rPr>
-          <w:lang w:val="sk-SK"/>
-        </w:rPr>
-        <w:t>6</w:t>
-      </w:r>
-      <w:r>
-        <w:t>]</w:t>
-      </w:r>
-      <w:r>
-        <w:rPr>
-          <w:rFonts w:ascii="TimesNewRomanPSMT" w:hAnsi="TimesNewRomanPSMT"/>
-        </w:rPr>
-        <w:t xml:space="preserve"> </w:t>
-      </w:r>
-      <w:r>
-        <w:rPr>
-          <w:rFonts w:ascii="TimesNewRomanPSMT" w:hAnsi="TimesNewRomanPSMT"/>
-        </w:rPr>
-        <w:tab/>
-      </w:r>
-      <w:r>
-        <w:rPr>
-          <w:rFonts w:ascii="TimesNewRomanPSMT" w:hAnsi="TimesNewRomanPSMT"/>
-          <w:lang w:val="sk-SK"/>
-        </w:rPr>
-        <w:t>(</w:t>
-      </w:r>
-      <w:r>
-        <w:rPr>
-          <w:rFonts w:ascii="TimesNewRomanPSMT" w:hAnsi="TimesNewRomanPSMT"/>
-        </w:rPr>
-        <w:t xml:space="preserve">PDF in Articles Folder) </w:t>
-      </w:r>
-      <w:r>
-        <w:rPr>
-          <w:rFonts w:ascii="Calibri" w:hAnsi="Calibri" w:cs="Calibri"/>
-        </w:rPr>
-        <w:t xml:space="preserve">Deep Learning vs. Traditional Computer Vision, Niall O’ Mahony, Sean Campbell, Anderson Carvalho, Suman Harapanahalli, Gustavo Velasco Hernandez, Lenka Krpalkova, Daniel Riordan, Joseph Walsh, IMaR Technology Gateway, Institute of Technology Tralee, Tralee, Ireland, str.: </w:t>
-      </w:r>
-      <w:r>
-        <w:rPr>
-          <w:rFonts w:ascii="Calibri" w:hAnsi="Calibri" w:cs="Calibri"/>
-          <w:lang w:val="sk-SK"/>
-        </w:rPr>
-        <w:t>3</w:t>
-      </w:r>
-      <w:r>
-        <w:rPr>
-          <w:rFonts w:ascii="Calibri" w:hAnsi="Calibri" w:cs="Calibri"/>
-        </w:rPr>
-        <w:t xml:space="preserve"> </w:t>
-      </w:r>
-    </w:p>
-    <w:p>
-      <w:pPr>
-        <w:pStyle w:val="NormalWeb"/>
-        <w:spacing w:line="312" w:lineRule="auto"/>
-        <w:ind w:left="567" w:hanging="567"/>
-      </w:pPr>
-      <w:r>
-        <w:t>[1</w:t>
-      </w:r>
-      <w:r>
-        <w:rPr>
-          <w:lang w:val="sk-SK"/>
-        </w:rPr>
-        <w:t>7</w:t>
-      </w:r>
-      <w:r>
-        <w:t>]</w:t>
-      </w:r>
-      <w:r>
-        <w:rPr>
-          <w:rFonts w:ascii="TimesNewRomanPSMT" w:hAnsi="TimesNewRomanPSMT"/>
-        </w:rPr>
-        <w:t xml:space="preserve"> </w:t>
-      </w:r>
-      <w:r>
-        <w:rPr>
-          <w:rFonts w:ascii="TimesNewRomanPSMT" w:hAnsi="TimesNewRomanPSMT"/>
-        </w:rPr>
-        <w:tab/>
-      </w:r>
-      <w:r>
-        <w:rPr>
-          <w:rFonts w:ascii="TimesNewRomanPSMT" w:hAnsi="TimesNewRomanPSMT"/>
-          <w:lang w:val="sk-SK"/>
-        </w:rPr>
-        <w:t>(</w:t>
-      </w:r>
-      <w:r>
-        <w:rPr>
-          <w:rFonts w:ascii="TimesNewRomanPSMT" w:hAnsi="TimesNewRomanPSMT"/>
-        </w:rPr>
-        <w:t xml:space="preserve">PDF in Articles Folder) </w:t>
-      </w:r>
-      <w:r>
-        <w:rPr>
-          <w:rFonts w:ascii="Calibri" w:hAnsi="Calibri" w:cs="Calibri"/>
-        </w:rPr>
-        <w:t xml:space="preserve">Deep Learning vs. Traditional Computer Vision, Niall O’ Mahony, Sean Campbell, Anderson Carvalho, Suman Harapanahalli, Gustavo Velasco Hernandez, Lenka Krpalkova, Daniel Riordan, Joseph Walsh, IMaR Technology Gateway, Institute of Technology Tralee, Tralee, Ireland, str.: </w:t>
-      </w:r>
-      <w:r>
-        <w:rPr>
-          <w:rFonts w:ascii="Calibri" w:hAnsi="Calibri" w:cs="Calibri"/>
-          <w:lang w:val="sk-SK"/>
-        </w:rPr>
-        <w:t>6-8</w:t>
-      </w:r>
-      <w:r>
-        <w:rPr>
-          <w:rFonts w:ascii="Calibri" w:hAnsi="Calibri" w:cs="Calibri"/>
-        </w:rPr>
-        <w:t xml:space="preserve"> </w:t>
+        <w:t>https://www.mygreatlearning.com/blog/cnn-model-architectures-and-applications/</w:t>
       </w:r>
     </w:p>
     <w:p>
@@ -12779,16 +14628,26 @@
         <w:pStyle w:val="NormalWeb"/>
         <w:shd w:val="clear" w:color="auto" w:fill="FFFFFF"/>
         <w:spacing w:line="312" w:lineRule="auto"/>
-        <w:ind w:left="709" w:hanging="709"/>
-      </w:pPr>
-    </w:p>
-    <w:p>
-      <w:pPr>
-        <w:pStyle w:val="NormalWeb"/>
-        <w:shd w:val="clear" w:color="auto" w:fill="FFFFFF"/>
-        <w:spacing w:line="312" w:lineRule="auto"/>
-        <w:ind w:left="709" w:hanging="709"/>
-      </w:pPr>
+        <w:ind w:left="567" w:hanging="567"/>
+      </w:pPr>
+      <w:r>
+        <w:t>[1</w:t>
+      </w:r>
+      <w:r>
+        <w:rPr>
+          <w:lang w:val="sk-SK"/>
+        </w:rPr>
+        <w:t>9</w:t>
+      </w:r>
+      <w:r>
+        <w:t>]</w:t>
+      </w:r>
+      <w:r>
+        <w:tab/>
+      </w:r>
+      <w:r>
+        <w:t>https://click.clarity.io/knowledge/r2-rmse</w:t>
+      </w:r>
     </w:p>
     <w:p>
       <w:pPr>
@@ -13214,12 +15073,12 @@
         <w:pStyle w:val="Nadpis1bezslovania"/>
         <w:spacing w:after="480"/>
       </w:pPr>
-      <w:bookmarkStart w:id="73" w:name="_Toc227449212"/>
+      <w:bookmarkStart w:id="82" w:name="_Toc227512614"/>
       <w:r>
         <w:lastRenderedPageBreak/>
         <w:t>Prílohy</w:t>
       </w:r>
-      <w:bookmarkEnd w:id="73"/>
+      <w:bookmarkEnd w:id="82"/>
     </w:p>
     <w:p>
       <w:pPr>
@@ -13262,7 +15121,7 @@
       </w:pPr>
     </w:p>
     <w:sectPr>
-      <w:footerReference w:type="default" r:id="rId30"/>
+      <w:footerReference w:type="default" r:id="rId31"/>
       <w:type w:val="continuous"/>
       <w:pgSz w:w="11906" w:h="16838"/>
       <w:pgMar w:top="1701" w:right="1559" w:bottom="1701" w:left="1559" w:header="709" w:footer="709" w:gutter="0"/>
@@ -17260,7 +19119,7 @@
   <w:style w:type="paragraph" w:default="1" w:styleId="Normal">
     <w:name w:val="Normal"/>
     <w:qFormat/>
-    <w:rsid w:val="0073293F"/>
+    <w:rsid w:val="00595BC4"/>
     <w:pPr>
       <w:spacing w:line="240" w:lineRule="auto"/>
     </w:pPr>
@@ -18962,6 +20821,21 @@
       <w:spacing w:before="100" w:beforeAutospacing="1" w:after="100" w:afterAutospacing="1"/>
     </w:pPr>
   </w:style>
+  <w:style w:type="character" w:customStyle="1" w:styleId="katex-mathml">
+    <w:name w:val="katex-mathml"/>
+    <w:basedOn w:val="DefaultParagraphFont"/>
+    <w:rsid w:val="00560939"/>
+  </w:style>
+  <w:style w:type="character" w:customStyle="1" w:styleId="mord">
+    <w:name w:val="mord"/>
+    <w:basedOn w:val="DefaultParagraphFont"/>
+    <w:rsid w:val="00560939"/>
+  </w:style>
+  <w:style w:type="character" w:customStyle="1" w:styleId="vlist-s">
+    <w:name w:val="vlist-s"/>
+    <w:basedOn w:val="DefaultParagraphFont"/>
+    <w:rsid w:val="00560939"/>
+  </w:style>
 </w:styles>
 </file>
 

--- a/sumsala_diplomova_praca.docx
+++ b/sumsala_diplomova_praca.docx
@@ -1003,7 +1003,7 @@
         </w:rPr>
         <w:fldChar w:fldCharType="separate"/>
       </w:r>
-      <w:hyperlink w:anchor="_Toc227512556" w:history="1">
+      <w:hyperlink w:anchor="_Toc227514379" w:history="1">
         <w:r>
           <w:rPr>
             <w:rStyle w:val="Hyperlink"/>
@@ -1030,7 +1030,7 @@
             <w:noProof/>
             <w:webHidden/>
           </w:rPr>
-          <w:instrText xml:space="preserve"> PAGEREF _Toc227512556 \h </w:instrText>
+          <w:instrText xml:space="preserve"> PAGEREF _Toc227514379 \h </w:instrText>
         </w:r>
         <w:r>
           <w:rPr>
@@ -1071,7 +1071,7 @@
           <w:szCs w:val="24"/>
         </w:rPr>
       </w:pPr>
-      <w:hyperlink w:anchor="_Toc227512557" w:history="1">
+      <w:hyperlink w:anchor="_Toc227514380" w:history="1">
         <w:r>
           <w:rPr>
             <w:rStyle w:val="Hyperlink"/>
@@ -1098,7 +1098,7 @@
             <w:noProof/>
             <w:webHidden/>
           </w:rPr>
-          <w:instrText xml:space="preserve"> PAGEREF _Toc227512557 \h </w:instrText>
+          <w:instrText xml:space="preserve"> PAGEREF _Toc227514380 \h </w:instrText>
         </w:r>
         <w:r>
           <w:rPr>
@@ -1139,7 +1139,7 @@
           <w:szCs w:val="24"/>
         </w:rPr>
       </w:pPr>
-      <w:hyperlink w:anchor="_Toc227512558" w:history="1">
+      <w:hyperlink w:anchor="_Toc227514381" w:history="1">
         <w:r>
           <w:rPr>
             <w:rStyle w:val="Hyperlink"/>
@@ -1166,7 +1166,7 @@
             <w:noProof/>
             <w:webHidden/>
           </w:rPr>
-          <w:instrText xml:space="preserve"> PAGEREF _Toc227512558 \h </w:instrText>
+          <w:instrText xml:space="preserve"> PAGEREF _Toc227514381 \h </w:instrText>
         </w:r>
         <w:r>
           <w:rPr>
@@ -1210,7 +1210,7 @@
           <w:szCs w:val="24"/>
         </w:rPr>
       </w:pPr>
-      <w:hyperlink w:anchor="_Toc227512559" w:history="1">
+      <w:hyperlink w:anchor="_Toc227514382" w:history="1">
         <w:r>
           <w:rPr>
             <w:rStyle w:val="Hyperlink"/>
@@ -1237,7 +1237,7 @@
             <w:noProof/>
             <w:webHidden/>
           </w:rPr>
-          <w:instrText xml:space="preserve"> PAGEREF _Toc227512559 \h </w:instrText>
+          <w:instrText xml:space="preserve"> PAGEREF _Toc227514382 \h </w:instrText>
         </w:r>
         <w:r>
           <w:rPr>
@@ -1281,7 +1281,7 @@
           <w:szCs w:val="24"/>
         </w:rPr>
       </w:pPr>
-      <w:hyperlink w:anchor="_Toc227512560" w:history="1">
+      <w:hyperlink w:anchor="_Toc227514383" w:history="1">
         <w:r>
           <w:rPr>
             <w:rStyle w:val="Hyperlink"/>
@@ -1326,7 +1326,7 @@
             <w:noProof/>
             <w:webHidden/>
           </w:rPr>
-          <w:instrText xml:space="preserve"> PAGEREF _Toc227512560 \h </w:instrText>
+          <w:instrText xml:space="preserve"> PAGEREF _Toc227514383 \h </w:instrText>
         </w:r>
         <w:r>
           <w:rPr>
@@ -1367,7 +1367,7 @@
           <w:szCs w:val="24"/>
         </w:rPr>
       </w:pPr>
-      <w:hyperlink w:anchor="_Toc227512561" w:history="1">
+      <w:hyperlink w:anchor="_Toc227514384" w:history="1">
         <w:r>
           <w:rPr>
             <w:rStyle w:val="Hyperlink"/>
@@ -1394,7 +1394,7 @@
             <w:noProof/>
             <w:webHidden/>
           </w:rPr>
-          <w:instrText xml:space="preserve"> PAGEREF _Toc227512561 \h </w:instrText>
+          <w:instrText xml:space="preserve"> PAGEREF _Toc227514384 \h </w:instrText>
         </w:r>
         <w:r>
           <w:rPr>
@@ -1435,7 +1435,7 @@
           <w:szCs w:val="24"/>
         </w:rPr>
       </w:pPr>
-      <w:hyperlink w:anchor="_Toc227512562" w:history="1">
+      <w:hyperlink w:anchor="_Toc227514385" w:history="1">
         <w:r>
           <w:rPr>
             <w:rStyle w:val="Hyperlink"/>
@@ -1462,7 +1462,7 @@
             <w:noProof/>
             <w:webHidden/>
           </w:rPr>
-          <w:instrText xml:space="preserve"> PAGEREF _Toc227512562 \h </w:instrText>
+          <w:instrText xml:space="preserve"> PAGEREF _Toc227514385 \h </w:instrText>
         </w:r>
         <w:r>
           <w:rPr>
@@ -1503,7 +1503,7 @@
           <w:szCs w:val="24"/>
         </w:rPr>
       </w:pPr>
-      <w:hyperlink w:anchor="_Toc227512563" w:history="1">
+      <w:hyperlink w:anchor="_Toc227514386" w:history="1">
         <w:r>
           <w:rPr>
             <w:rStyle w:val="Hyperlink"/>
@@ -1530,7 +1530,7 @@
             <w:noProof/>
             <w:webHidden/>
           </w:rPr>
-          <w:instrText xml:space="preserve"> PAGEREF _Toc227512563 \h </w:instrText>
+          <w:instrText xml:space="preserve"> PAGEREF _Toc227514386 \h </w:instrText>
         </w:r>
         <w:r>
           <w:rPr>
@@ -1574,7 +1574,7 @@
           <w:szCs w:val="24"/>
         </w:rPr>
       </w:pPr>
-      <w:hyperlink w:anchor="_Toc227512564" w:history="1">
+      <w:hyperlink w:anchor="_Toc227514387" w:history="1">
         <w:r>
           <w:rPr>
             <w:rStyle w:val="Hyperlink"/>
@@ -1619,7 +1619,7 @@
             <w:noProof/>
             <w:webHidden/>
           </w:rPr>
-          <w:instrText xml:space="preserve"> PAGEREF _Toc227512564 \h </w:instrText>
+          <w:instrText xml:space="preserve"> PAGEREF _Toc227514387 \h </w:instrText>
         </w:r>
         <w:r>
           <w:rPr>
@@ -1660,7 +1660,7 @@
           <w:szCs w:val="24"/>
         </w:rPr>
       </w:pPr>
-      <w:hyperlink w:anchor="_Toc227512565" w:history="1">
+      <w:hyperlink w:anchor="_Toc227514388" w:history="1">
         <w:r>
           <w:rPr>
             <w:rStyle w:val="Hyperlink"/>
@@ -1687,7 +1687,7 @@
             <w:noProof/>
             <w:webHidden/>
           </w:rPr>
-          <w:instrText xml:space="preserve"> PAGEREF _Toc227512565 \h </w:instrText>
+          <w:instrText xml:space="preserve"> PAGEREF _Toc227514388 \h </w:instrText>
         </w:r>
         <w:r>
           <w:rPr>
@@ -1728,7 +1728,7 @@
           <w:szCs w:val="24"/>
         </w:rPr>
       </w:pPr>
-      <w:hyperlink w:anchor="_Toc227512566" w:history="1">
+      <w:hyperlink w:anchor="_Toc227514389" w:history="1">
         <w:r>
           <w:rPr>
             <w:rStyle w:val="Hyperlink"/>
@@ -1755,7 +1755,7 @@
             <w:noProof/>
             <w:webHidden/>
           </w:rPr>
-          <w:instrText xml:space="preserve"> PAGEREF _Toc227512566 \h </w:instrText>
+          <w:instrText xml:space="preserve"> PAGEREF _Toc227514389 \h </w:instrText>
         </w:r>
         <w:r>
           <w:rPr>
@@ -1799,7 +1799,7 @@
           <w:szCs w:val="24"/>
         </w:rPr>
       </w:pPr>
-      <w:hyperlink w:anchor="_Toc227512567" w:history="1">
+      <w:hyperlink w:anchor="_Toc227514390" w:history="1">
         <w:r>
           <w:rPr>
             <w:rStyle w:val="Hyperlink"/>
@@ -1844,7 +1844,7 @@
             <w:noProof/>
             <w:webHidden/>
           </w:rPr>
-          <w:instrText xml:space="preserve"> PAGEREF _Toc227512567 \h </w:instrText>
+          <w:instrText xml:space="preserve"> PAGEREF _Toc227514390 \h </w:instrText>
         </w:r>
         <w:r>
           <w:rPr>
@@ -1885,7 +1885,7 @@
           <w:szCs w:val="24"/>
         </w:rPr>
       </w:pPr>
-      <w:hyperlink w:anchor="_Toc227512568" w:history="1">
+      <w:hyperlink w:anchor="_Toc227514391" w:history="1">
         <w:r>
           <w:rPr>
             <w:rStyle w:val="Hyperlink"/>
@@ -1912,7 +1912,7 @@
             <w:noProof/>
             <w:webHidden/>
           </w:rPr>
-          <w:instrText xml:space="preserve"> PAGEREF _Toc227512568 \h </w:instrText>
+          <w:instrText xml:space="preserve"> PAGEREF _Toc227514391 \h </w:instrText>
         </w:r>
         <w:r>
           <w:rPr>
@@ -1952,7 +1952,7 @@
           <w:szCs w:val="24"/>
         </w:rPr>
       </w:pPr>
-      <w:hyperlink w:anchor="_Toc227512569" w:history="1">
+      <w:hyperlink w:anchor="_Toc227514392" w:history="1">
         <w:r>
           <w:rPr>
             <w:rStyle w:val="Hyperlink"/>
@@ -1979,7 +1979,7 @@
             <w:noProof/>
             <w:webHidden/>
           </w:rPr>
-          <w:instrText xml:space="preserve"> PAGEREF _Toc227512569 \h </w:instrText>
+          <w:instrText xml:space="preserve"> PAGEREF _Toc227514392 \h </w:instrText>
         </w:r>
         <w:r>
           <w:rPr>
@@ -2019,7 +2019,7 @@
           <w:szCs w:val="24"/>
         </w:rPr>
       </w:pPr>
-      <w:hyperlink w:anchor="_Toc227512570" w:history="1">
+      <w:hyperlink w:anchor="_Toc227514393" w:history="1">
         <w:r>
           <w:rPr>
             <w:rStyle w:val="Hyperlink"/>
@@ -2046,7 +2046,7 @@
             <w:noProof/>
             <w:webHidden/>
           </w:rPr>
-          <w:instrText xml:space="preserve"> PAGEREF _Toc227512570 \h </w:instrText>
+          <w:instrText xml:space="preserve"> PAGEREF _Toc227514393 \h </w:instrText>
         </w:r>
         <w:r>
           <w:rPr>
@@ -2086,7 +2086,7 @@
           <w:szCs w:val="24"/>
         </w:rPr>
       </w:pPr>
-      <w:hyperlink w:anchor="_Toc227512571" w:history="1">
+      <w:hyperlink w:anchor="_Toc227514394" w:history="1">
         <w:r>
           <w:rPr>
             <w:rStyle w:val="Hyperlink"/>
@@ -2113,7 +2113,7 @@
             <w:noProof/>
             <w:webHidden/>
           </w:rPr>
-          <w:instrText xml:space="preserve"> PAGEREF _Toc227512571 \h </w:instrText>
+          <w:instrText xml:space="preserve"> PAGEREF _Toc227514394 \h </w:instrText>
         </w:r>
         <w:r>
           <w:rPr>
@@ -2153,7 +2153,7 @@
           <w:szCs w:val="24"/>
         </w:rPr>
       </w:pPr>
-      <w:hyperlink w:anchor="_Toc227512572" w:history="1">
+      <w:hyperlink w:anchor="_Toc227514395" w:history="1">
         <w:r>
           <w:rPr>
             <w:rStyle w:val="Hyperlink"/>
@@ -2180,7 +2180,7 @@
             <w:noProof/>
             <w:webHidden/>
           </w:rPr>
-          <w:instrText xml:space="preserve"> PAGEREF _Toc227512572 \h </w:instrText>
+          <w:instrText xml:space="preserve"> PAGEREF _Toc227514395 \h </w:instrText>
         </w:r>
         <w:r>
           <w:rPr>
@@ -2220,7 +2220,7 @@
           <w:szCs w:val="24"/>
         </w:rPr>
       </w:pPr>
-      <w:hyperlink w:anchor="_Toc227512573" w:history="1">
+      <w:hyperlink w:anchor="_Toc227514396" w:history="1">
         <w:r>
           <w:rPr>
             <w:rStyle w:val="Hyperlink"/>
@@ -2247,7 +2247,7 @@
             <w:noProof/>
             <w:webHidden/>
           </w:rPr>
-          <w:instrText xml:space="preserve"> PAGEREF _Toc227512573 \h </w:instrText>
+          <w:instrText xml:space="preserve"> PAGEREF _Toc227514396 \h </w:instrText>
         </w:r>
         <w:r>
           <w:rPr>
@@ -2287,7 +2287,7 @@
           <w:szCs w:val="24"/>
         </w:rPr>
       </w:pPr>
-      <w:hyperlink w:anchor="_Toc227512574" w:history="1">
+      <w:hyperlink w:anchor="_Toc227514397" w:history="1">
         <w:r>
           <w:rPr>
             <w:rStyle w:val="Hyperlink"/>
@@ -2314,7 +2314,7 @@
             <w:noProof/>
             <w:webHidden/>
           </w:rPr>
-          <w:instrText xml:space="preserve"> PAGEREF _Toc227512574 \h </w:instrText>
+          <w:instrText xml:space="preserve"> PAGEREF _Toc227514397 \h </w:instrText>
         </w:r>
         <w:r>
           <w:rPr>
@@ -2354,7 +2354,7 @@
           <w:szCs w:val="24"/>
         </w:rPr>
       </w:pPr>
-      <w:hyperlink w:anchor="_Toc227512575" w:history="1">
+      <w:hyperlink w:anchor="_Toc227514398" w:history="1">
         <w:r>
           <w:rPr>
             <w:rStyle w:val="Hyperlink"/>
@@ -2381,7 +2381,7 @@
             <w:noProof/>
             <w:webHidden/>
           </w:rPr>
-          <w:instrText xml:space="preserve"> PAGEREF _Toc227512575 \h </w:instrText>
+          <w:instrText xml:space="preserve"> PAGEREF _Toc227514398 \h </w:instrText>
         </w:r>
         <w:r>
           <w:rPr>
@@ -2421,7 +2421,7 @@
           <w:szCs w:val="24"/>
         </w:rPr>
       </w:pPr>
-      <w:hyperlink w:anchor="_Toc227512576" w:history="1">
+      <w:hyperlink w:anchor="_Toc227514399" w:history="1">
         <w:r>
           <w:rPr>
             <w:rStyle w:val="Hyperlink"/>
@@ -2448,7 +2448,7 @@
             <w:noProof/>
             <w:webHidden/>
           </w:rPr>
-          <w:instrText xml:space="preserve"> PAGEREF _Toc227512576 \h </w:instrText>
+          <w:instrText xml:space="preserve"> PAGEREF _Toc227514399 \h </w:instrText>
         </w:r>
         <w:r>
           <w:rPr>
@@ -2489,7 +2489,7 @@
           <w:szCs w:val="24"/>
         </w:rPr>
       </w:pPr>
-      <w:hyperlink w:anchor="_Toc227512577" w:history="1">
+      <w:hyperlink w:anchor="_Toc227514400" w:history="1">
         <w:r>
           <w:rPr>
             <w:rStyle w:val="Hyperlink"/>
@@ -2516,7 +2516,7 @@
             <w:noProof/>
             <w:webHidden/>
           </w:rPr>
-          <w:instrText xml:space="preserve"> PAGEREF _Toc227512577 \h </w:instrText>
+          <w:instrText xml:space="preserve"> PAGEREF _Toc227514400 \h </w:instrText>
         </w:r>
         <w:r>
           <w:rPr>
@@ -2557,7 +2557,7 @@
           <w:szCs w:val="24"/>
         </w:rPr>
       </w:pPr>
-      <w:hyperlink w:anchor="_Toc227512578" w:history="1">
+      <w:hyperlink w:anchor="_Toc227514401" w:history="1">
         <w:r>
           <w:rPr>
             <w:rStyle w:val="Hyperlink"/>
@@ -2584,7 +2584,7 @@
             <w:noProof/>
             <w:webHidden/>
           </w:rPr>
-          <w:instrText xml:space="preserve"> PAGEREF _Toc227512578 \h </w:instrText>
+          <w:instrText xml:space="preserve"> PAGEREF _Toc227514401 \h </w:instrText>
         </w:r>
         <w:r>
           <w:rPr>
@@ -2624,7 +2624,7 @@
           <w:szCs w:val="24"/>
         </w:rPr>
       </w:pPr>
-      <w:hyperlink w:anchor="_Toc227512579" w:history="1">
+      <w:hyperlink w:anchor="_Toc227514402" w:history="1">
         <w:r>
           <w:rPr>
             <w:rStyle w:val="Hyperlink"/>
@@ -2651,7 +2651,7 @@
             <w:noProof/>
             <w:webHidden/>
           </w:rPr>
-          <w:instrText xml:space="preserve"> PAGEREF _Toc227512579 \h </w:instrText>
+          <w:instrText xml:space="preserve"> PAGEREF _Toc227514402 \h </w:instrText>
         </w:r>
         <w:r>
           <w:rPr>
@@ -2691,7 +2691,7 @@
           <w:szCs w:val="24"/>
         </w:rPr>
       </w:pPr>
-      <w:hyperlink w:anchor="_Toc227512580" w:history="1">
+      <w:hyperlink w:anchor="_Toc227514403" w:history="1">
         <w:r>
           <w:rPr>
             <w:rStyle w:val="Hyperlink"/>
@@ -2719,7 +2719,7 @@
             <w:noProof/>
             <w:webHidden/>
           </w:rPr>
-          <w:instrText xml:space="preserve"> PAGEREF _Toc227512580 \h </w:instrText>
+          <w:instrText xml:space="preserve"> PAGEREF _Toc227514403 \h </w:instrText>
         </w:r>
         <w:r>
           <w:rPr>
@@ -2759,7 +2759,7 @@
           <w:szCs w:val="24"/>
         </w:rPr>
       </w:pPr>
-      <w:hyperlink w:anchor="_Toc227512581" w:history="1">
+      <w:hyperlink w:anchor="_Toc227514404" w:history="1">
         <w:r>
           <w:rPr>
             <w:rStyle w:val="Hyperlink"/>
@@ -2787,7 +2787,7 @@
             <w:noProof/>
             <w:webHidden/>
           </w:rPr>
-          <w:instrText xml:space="preserve"> PAGEREF _Toc227512581 \h </w:instrText>
+          <w:instrText xml:space="preserve"> PAGEREF _Toc227514404 \h </w:instrText>
         </w:r>
         <w:r>
           <w:rPr>
@@ -2827,7 +2827,7 @@
           <w:szCs w:val="24"/>
         </w:rPr>
       </w:pPr>
-      <w:hyperlink w:anchor="_Toc227512582" w:history="1">
+      <w:hyperlink w:anchor="_Toc227514405" w:history="1">
         <w:r>
           <w:rPr>
             <w:rStyle w:val="Hyperlink"/>
@@ -2855,7 +2855,7 @@
             <w:noProof/>
             <w:webHidden/>
           </w:rPr>
-          <w:instrText xml:space="preserve"> PAGEREF _Toc227512582 \h </w:instrText>
+          <w:instrText xml:space="preserve"> PAGEREF _Toc227514405 \h </w:instrText>
         </w:r>
         <w:r>
           <w:rPr>
@@ -2896,7 +2896,7 @@
           <w:szCs w:val="24"/>
         </w:rPr>
       </w:pPr>
-      <w:hyperlink w:anchor="_Toc227512583" w:history="1">
+      <w:hyperlink w:anchor="_Toc227514406" w:history="1">
         <w:r>
           <w:rPr>
             <w:rStyle w:val="Hyperlink"/>
@@ -2938,7 +2938,7 @@
             <w:noProof/>
             <w:webHidden/>
           </w:rPr>
-          <w:instrText xml:space="preserve"> PAGEREF _Toc227512583 \h </w:instrText>
+          <w:instrText xml:space="preserve"> PAGEREF _Toc227514406 \h </w:instrText>
         </w:r>
         <w:r>
           <w:rPr>
@@ -2978,7 +2978,7 @@
           <w:szCs w:val="24"/>
         </w:rPr>
       </w:pPr>
-      <w:hyperlink w:anchor="_Toc227512584" w:history="1">
+      <w:hyperlink w:anchor="_Toc227514407" w:history="1">
         <w:r>
           <w:rPr>
             <w:rStyle w:val="Hyperlink"/>
@@ -3006,7 +3006,7 @@
             <w:noProof/>
             <w:webHidden/>
           </w:rPr>
-          <w:instrText xml:space="preserve"> PAGEREF _Toc227512584 \h </w:instrText>
+          <w:instrText xml:space="preserve"> PAGEREF _Toc227514407 \h </w:instrText>
         </w:r>
         <w:r>
           <w:rPr>
@@ -3046,7 +3046,7 @@
           <w:szCs w:val="24"/>
         </w:rPr>
       </w:pPr>
-      <w:hyperlink w:anchor="_Toc227512585" w:history="1">
+      <w:hyperlink w:anchor="_Toc227514408" w:history="1">
         <w:r>
           <w:rPr>
             <w:rStyle w:val="Hyperlink"/>
@@ -3074,7 +3074,7 @@
             <w:noProof/>
             <w:webHidden/>
           </w:rPr>
-          <w:instrText xml:space="preserve"> PAGEREF _Toc227512585 \h </w:instrText>
+          <w:instrText xml:space="preserve"> PAGEREF _Toc227514408 \h </w:instrText>
         </w:r>
         <w:r>
           <w:rPr>
@@ -3114,7 +3114,7 @@
           <w:szCs w:val="24"/>
         </w:rPr>
       </w:pPr>
-      <w:hyperlink w:anchor="_Toc227512586" w:history="1">
+      <w:hyperlink w:anchor="_Toc227514409" w:history="1">
         <w:r>
           <w:rPr>
             <w:rStyle w:val="Hyperlink"/>
@@ -3142,7 +3142,7 @@
             <w:noProof/>
             <w:webHidden/>
           </w:rPr>
-          <w:instrText xml:space="preserve"> PAGEREF _Toc227512586 \h </w:instrText>
+          <w:instrText xml:space="preserve"> PAGEREF _Toc227514409 \h </w:instrText>
         </w:r>
         <w:r>
           <w:rPr>
@@ -3183,7 +3183,7 @@
           <w:szCs w:val="24"/>
         </w:rPr>
       </w:pPr>
-      <w:hyperlink w:anchor="_Toc227512587" w:history="1">
+      <w:hyperlink w:anchor="_Toc227514410" w:history="1">
         <w:r>
           <w:rPr>
             <w:rStyle w:val="Hyperlink"/>
@@ -3218,7 +3218,7 @@
             <w:noProof/>
             <w:webHidden/>
           </w:rPr>
-          <w:instrText xml:space="preserve"> PAGEREF _Toc227512587 \h </w:instrText>
+          <w:instrText xml:space="preserve"> PAGEREF _Toc227514410 \h </w:instrText>
         </w:r>
         <w:r>
           <w:rPr>
@@ -3258,7 +3258,7 @@
           <w:szCs w:val="24"/>
         </w:rPr>
       </w:pPr>
-      <w:hyperlink w:anchor="_Toc227512588" w:history="1">
+      <w:hyperlink w:anchor="_Toc227514411" w:history="1">
         <w:r>
           <w:rPr>
             <w:rStyle w:val="Hyperlink"/>
@@ -3286,7 +3286,7 @@
             <w:noProof/>
             <w:webHidden/>
           </w:rPr>
-          <w:instrText xml:space="preserve"> PAGEREF _Toc227512588 \h </w:instrText>
+          <w:instrText xml:space="preserve"> PAGEREF _Toc227514411 \h </w:instrText>
         </w:r>
         <w:r>
           <w:rPr>
@@ -3326,7 +3326,7 @@
           <w:szCs w:val="24"/>
         </w:rPr>
       </w:pPr>
-      <w:hyperlink w:anchor="_Toc227512589" w:history="1">
+      <w:hyperlink w:anchor="_Toc227514412" w:history="1">
         <w:r>
           <w:rPr>
             <w:rStyle w:val="Hyperlink"/>
@@ -3354,7 +3354,7 @@
             <w:noProof/>
             <w:webHidden/>
           </w:rPr>
-          <w:instrText xml:space="preserve"> PAGEREF _Toc227512589 \h </w:instrText>
+          <w:instrText xml:space="preserve"> PAGEREF _Toc227514412 \h </w:instrText>
         </w:r>
         <w:r>
           <w:rPr>
@@ -3394,7 +3394,7 @@
           <w:szCs w:val="24"/>
         </w:rPr>
       </w:pPr>
-      <w:hyperlink w:anchor="_Toc227512590" w:history="1">
+      <w:hyperlink w:anchor="_Toc227514413" w:history="1">
         <w:r>
           <w:rPr>
             <w:rStyle w:val="Hyperlink"/>
@@ -3422,7 +3422,7 @@
             <w:noProof/>
             <w:webHidden/>
           </w:rPr>
-          <w:instrText xml:space="preserve"> PAGEREF _Toc227512590 \h </w:instrText>
+          <w:instrText xml:space="preserve"> PAGEREF _Toc227514413 \h </w:instrText>
         </w:r>
         <w:r>
           <w:rPr>
@@ -3462,7 +3462,7 @@
           <w:szCs w:val="24"/>
         </w:rPr>
       </w:pPr>
-      <w:hyperlink w:anchor="_Toc227512591" w:history="1">
+      <w:hyperlink w:anchor="_Toc227514414" w:history="1">
         <w:r>
           <w:rPr>
             <w:rStyle w:val="Hyperlink"/>
@@ -3490,7 +3490,7 @@
             <w:noProof/>
             <w:webHidden/>
           </w:rPr>
-          <w:instrText xml:space="preserve"> PAGEREF _Toc227512591 \h </w:instrText>
+          <w:instrText xml:space="preserve"> PAGEREF _Toc227514414 \h </w:instrText>
         </w:r>
         <w:r>
           <w:rPr>
@@ -3530,7 +3530,7 @@
           <w:szCs w:val="24"/>
         </w:rPr>
       </w:pPr>
-      <w:hyperlink w:anchor="_Toc227512592" w:history="1">
+      <w:hyperlink w:anchor="_Toc227514415" w:history="1">
         <w:r>
           <w:rPr>
             <w:rStyle w:val="Hyperlink"/>
@@ -3558,7 +3558,7 @@
             <w:noProof/>
             <w:webHidden/>
           </w:rPr>
-          <w:instrText xml:space="preserve"> PAGEREF _Toc227512592 \h </w:instrText>
+          <w:instrText xml:space="preserve"> PAGEREF _Toc227514415 \h </w:instrText>
         </w:r>
         <w:r>
           <w:rPr>
@@ -3602,7 +3602,7 @@
           <w:szCs w:val="24"/>
         </w:rPr>
       </w:pPr>
-      <w:hyperlink w:anchor="_Toc227512593" w:history="1">
+      <w:hyperlink w:anchor="_Toc227514416" w:history="1">
         <w:r>
           <w:rPr>
             <w:rStyle w:val="Hyperlink"/>
@@ -3649,7 +3649,7 @@
             <w:noProof/>
             <w:webHidden/>
           </w:rPr>
-          <w:instrText xml:space="preserve"> PAGEREF _Toc227512593 \h </w:instrText>
+          <w:instrText xml:space="preserve"> PAGEREF _Toc227514416 \h </w:instrText>
         </w:r>
         <w:r>
           <w:rPr>
@@ -3690,7 +3690,7 @@
           <w:szCs w:val="24"/>
         </w:rPr>
       </w:pPr>
-      <w:hyperlink w:anchor="_Toc227512594" w:history="1">
+      <w:hyperlink w:anchor="_Toc227514417" w:history="1">
         <w:r>
           <w:rPr>
             <w:rStyle w:val="Hyperlink"/>
@@ -3725,7 +3725,7 @@
             <w:noProof/>
             <w:webHidden/>
           </w:rPr>
-          <w:instrText xml:space="preserve"> PAGEREF _Toc227512594 \h </w:instrText>
+          <w:instrText xml:space="preserve"> PAGEREF _Toc227514417 \h </w:instrText>
         </w:r>
         <w:r>
           <w:rPr>
@@ -3765,7 +3765,7 @@
           <w:szCs w:val="24"/>
         </w:rPr>
       </w:pPr>
-      <w:hyperlink w:anchor="_Toc227512595" w:history="1">
+      <w:hyperlink w:anchor="_Toc227514418" w:history="1">
         <w:r>
           <w:rPr>
             <w:rStyle w:val="Hyperlink"/>
@@ -3800,7 +3800,7 @@
             <w:noProof/>
             <w:webHidden/>
           </w:rPr>
-          <w:instrText xml:space="preserve"> PAGEREF _Toc227512595 \h </w:instrText>
+          <w:instrText xml:space="preserve"> PAGEREF _Toc227514418 \h </w:instrText>
         </w:r>
         <w:r>
           <w:rPr>
@@ -3840,7 +3840,7 @@
           <w:szCs w:val="24"/>
         </w:rPr>
       </w:pPr>
-      <w:hyperlink w:anchor="_Toc227512596" w:history="1">
+      <w:hyperlink w:anchor="_Toc227514419" w:history="1">
         <w:r>
           <w:rPr>
             <w:rStyle w:val="Hyperlink"/>
@@ -3875,7 +3875,7 @@
             <w:noProof/>
             <w:webHidden/>
           </w:rPr>
-          <w:instrText xml:space="preserve"> PAGEREF _Toc227512596 \h </w:instrText>
+          <w:instrText xml:space="preserve"> PAGEREF _Toc227514419 \h </w:instrText>
         </w:r>
         <w:r>
           <w:rPr>
@@ -3915,7 +3915,7 @@
           <w:szCs w:val="24"/>
         </w:rPr>
       </w:pPr>
-      <w:hyperlink w:anchor="_Toc227512597" w:history="1">
+      <w:hyperlink w:anchor="_Toc227514420" w:history="1">
         <w:r>
           <w:rPr>
             <w:rStyle w:val="Hyperlink"/>
@@ -3950,7 +3950,7 @@
             <w:noProof/>
             <w:webHidden/>
           </w:rPr>
-          <w:instrText xml:space="preserve"> PAGEREF _Toc227512597 \h </w:instrText>
+          <w:instrText xml:space="preserve"> PAGEREF _Toc227514420 \h </w:instrText>
         </w:r>
         <w:r>
           <w:rPr>
@@ -3991,7 +3991,7 @@
           <w:szCs w:val="24"/>
         </w:rPr>
       </w:pPr>
-      <w:hyperlink w:anchor="_Toc227512598" w:history="1">
+      <w:hyperlink w:anchor="_Toc227514421" w:history="1">
         <w:r>
           <w:rPr>
             <w:rStyle w:val="Hyperlink"/>
@@ -4019,7 +4019,7 @@
             <w:noProof/>
             <w:webHidden/>
           </w:rPr>
-          <w:instrText xml:space="preserve"> PAGEREF _Toc227512598 \h </w:instrText>
+          <w:instrText xml:space="preserve"> PAGEREF _Toc227514421 \h </w:instrText>
         </w:r>
         <w:r>
           <w:rPr>
@@ -4059,7 +4059,7 @@
           <w:szCs w:val="24"/>
         </w:rPr>
       </w:pPr>
-      <w:hyperlink w:anchor="_Toc227512599" w:history="1">
+      <w:hyperlink w:anchor="_Toc227514422" w:history="1">
         <w:r>
           <w:rPr>
             <w:rStyle w:val="Hyperlink"/>
@@ -4094,7 +4094,7 @@
             <w:noProof/>
             <w:webHidden/>
           </w:rPr>
-          <w:instrText xml:space="preserve"> PAGEREF _Toc227512599 \h </w:instrText>
+          <w:instrText xml:space="preserve"> PAGEREF _Toc227514422 \h </w:instrText>
         </w:r>
         <w:r>
           <w:rPr>
@@ -4135,7 +4135,7 @@
           <w:szCs w:val="24"/>
         </w:rPr>
       </w:pPr>
-      <w:hyperlink w:anchor="_Toc227512600" w:history="1">
+      <w:hyperlink w:anchor="_Toc227514423" w:history="1">
         <w:r>
           <w:rPr>
             <w:rStyle w:val="Hyperlink"/>
@@ -4163,7 +4163,7 @@
             <w:noProof/>
             <w:webHidden/>
           </w:rPr>
-          <w:instrText xml:space="preserve"> PAGEREF _Toc227512600 \h </w:instrText>
+          <w:instrText xml:space="preserve"> PAGEREF _Toc227514423 \h </w:instrText>
         </w:r>
         <w:r>
           <w:rPr>
@@ -4203,7 +4203,7 @@
           <w:szCs w:val="24"/>
         </w:rPr>
       </w:pPr>
-      <w:hyperlink w:anchor="_Toc227512601" w:history="1">
+      <w:hyperlink w:anchor="_Toc227514424" w:history="1">
         <w:r>
           <w:rPr>
             <w:rStyle w:val="Hyperlink"/>
@@ -4231,7 +4231,7 @@
             <w:noProof/>
             <w:webHidden/>
           </w:rPr>
-          <w:instrText xml:space="preserve"> PAGEREF _Toc227512601 \h </w:instrText>
+          <w:instrText xml:space="preserve"> PAGEREF _Toc227514424 \h </w:instrText>
         </w:r>
         <w:r>
           <w:rPr>
@@ -4271,7 +4271,7 @@
           <w:szCs w:val="24"/>
         </w:rPr>
       </w:pPr>
-      <w:hyperlink w:anchor="_Toc227512602" w:history="1">
+      <w:hyperlink w:anchor="_Toc227514425" w:history="1">
         <w:r>
           <w:rPr>
             <w:rStyle w:val="Hyperlink"/>
@@ -4299,7 +4299,7 @@
             <w:noProof/>
             <w:webHidden/>
           </w:rPr>
-          <w:instrText xml:space="preserve"> PAGEREF _Toc227512602 \h </w:instrText>
+          <w:instrText xml:space="preserve"> PAGEREF _Toc227514425 \h </w:instrText>
         </w:r>
         <w:r>
           <w:rPr>
@@ -4339,7 +4339,7 @@
           <w:szCs w:val="24"/>
         </w:rPr>
       </w:pPr>
-      <w:hyperlink w:anchor="_Toc227512603" w:history="1">
+      <w:hyperlink w:anchor="_Toc227514426" w:history="1">
         <w:r>
           <w:rPr>
             <w:rStyle w:val="Hyperlink"/>
@@ -4367,7 +4367,7 @@
             <w:noProof/>
             <w:webHidden/>
           </w:rPr>
-          <w:instrText xml:space="preserve"> PAGEREF _Toc227512603 \h </w:instrText>
+          <w:instrText xml:space="preserve"> PAGEREF _Toc227514426 \h </w:instrText>
         </w:r>
         <w:r>
           <w:rPr>
@@ -4407,7 +4407,7 @@
           <w:szCs w:val="24"/>
         </w:rPr>
       </w:pPr>
-      <w:hyperlink w:anchor="_Toc227512604" w:history="1">
+      <w:hyperlink w:anchor="_Toc227514427" w:history="1">
         <w:r>
           <w:rPr>
             <w:rStyle w:val="Hyperlink"/>
@@ -4435,7 +4435,7 @@
             <w:noProof/>
             <w:webHidden/>
           </w:rPr>
-          <w:instrText xml:space="preserve"> PAGEREF _Toc227512604 \h </w:instrText>
+          <w:instrText xml:space="preserve"> PAGEREF _Toc227514427 \h </w:instrText>
         </w:r>
         <w:r>
           <w:rPr>
@@ -4476,7 +4476,7 @@
           <w:szCs w:val="24"/>
         </w:rPr>
       </w:pPr>
-      <w:hyperlink w:anchor="_Toc227512605" w:history="1">
+      <w:hyperlink w:anchor="_Toc227514428" w:history="1">
         <w:r>
           <w:rPr>
             <w:rStyle w:val="Hyperlink"/>
@@ -4504,7 +4504,7 @@
             <w:noProof/>
             <w:webHidden/>
           </w:rPr>
-          <w:instrText xml:space="preserve"> PAGEREF _Toc227512605 \h </w:instrText>
+          <w:instrText xml:space="preserve"> PAGEREF _Toc227514428 \h </w:instrText>
         </w:r>
         <w:r>
           <w:rPr>
@@ -4548,7 +4548,7 @@
           <w:szCs w:val="24"/>
         </w:rPr>
       </w:pPr>
-      <w:hyperlink w:anchor="_Toc227512606" w:history="1">
+      <w:hyperlink w:anchor="_Toc227514429" w:history="1">
         <w:r>
           <w:rPr>
             <w:rStyle w:val="Hyperlink"/>
@@ -4595,7 +4595,7 @@
             <w:noProof/>
             <w:webHidden/>
           </w:rPr>
-          <w:instrText xml:space="preserve"> PAGEREF _Toc227512606 \h </w:instrText>
+          <w:instrText xml:space="preserve"> PAGEREF _Toc227514429 \h </w:instrText>
         </w:r>
         <w:r>
           <w:rPr>
@@ -4636,7 +4636,7 @@
           <w:szCs w:val="24"/>
         </w:rPr>
       </w:pPr>
-      <w:hyperlink w:anchor="_Toc227512607" w:history="1">
+      <w:hyperlink w:anchor="_Toc227514430" w:history="1">
         <w:r>
           <w:rPr>
             <w:rStyle w:val="Hyperlink"/>
@@ -4664,7 +4664,7 @@
             <w:noProof/>
             <w:webHidden/>
           </w:rPr>
-          <w:instrText xml:space="preserve"> PAGEREF _Toc227512607 \h </w:instrText>
+          <w:instrText xml:space="preserve"> PAGEREF _Toc227514430 \h </w:instrText>
         </w:r>
         <w:r>
           <w:rPr>
@@ -4705,7 +4705,7 @@
           <w:szCs w:val="24"/>
         </w:rPr>
       </w:pPr>
-      <w:hyperlink w:anchor="_Toc227512608" w:history="1">
+      <w:hyperlink w:anchor="_Toc227514431" w:history="1">
         <w:r>
           <w:rPr>
             <w:rStyle w:val="Hyperlink"/>
@@ -4733,7 +4733,7 @@
             <w:noProof/>
             <w:webHidden/>
           </w:rPr>
-          <w:instrText xml:space="preserve"> PAGEREF _Toc227512608 \h </w:instrText>
+          <w:instrText xml:space="preserve"> PAGEREF _Toc227514431 \h </w:instrText>
         </w:r>
         <w:r>
           <w:rPr>
@@ -4774,7 +4774,7 @@
           <w:szCs w:val="24"/>
         </w:rPr>
       </w:pPr>
-      <w:hyperlink w:anchor="_Toc227512609" w:history="1">
+      <w:hyperlink w:anchor="_Toc227514432" w:history="1">
         <w:r>
           <w:rPr>
             <w:rStyle w:val="Hyperlink"/>
@@ -4832,7 +4832,7 @@
             <w:noProof/>
             <w:webHidden/>
           </w:rPr>
-          <w:instrText xml:space="preserve"> PAGEREF _Toc227512609 \h </w:instrText>
+          <w:instrText xml:space="preserve"> PAGEREF _Toc227514432 \h </w:instrText>
         </w:r>
         <w:r>
           <w:rPr>
@@ -4876,7 +4876,7 @@
           <w:szCs w:val="24"/>
         </w:rPr>
       </w:pPr>
-      <w:hyperlink w:anchor="_Toc227512610" w:history="1">
+      <w:hyperlink w:anchor="_Toc227514433" w:history="1">
         <w:r>
           <w:rPr>
             <w:rStyle w:val="Hyperlink"/>
@@ -4923,7 +4923,7 @@
             <w:noProof/>
             <w:webHidden/>
           </w:rPr>
-          <w:instrText xml:space="preserve"> PAGEREF _Toc227512610 \h </w:instrText>
+          <w:instrText xml:space="preserve"> PAGEREF _Toc227514433 \h </w:instrText>
         </w:r>
         <w:r>
           <w:rPr>
@@ -4944,73 +4944,6 @@
             <w:webHidden/>
           </w:rPr>
           <w:t>33</w:t>
-        </w:r>
-        <w:r>
-          <w:rPr>
-            <w:noProof/>
-            <w:webHidden/>
-          </w:rPr>
-          <w:fldChar w:fldCharType="end"/>
-        </w:r>
-      </w:hyperlink>
-    </w:p>
-    <w:p>
-      <w:pPr>
-        <w:pStyle w:val="TOC3"/>
-        <w:rPr>
-          <w:rFonts w:asciiTheme="minorHAnsi" w:eastAsiaTheme="minorEastAsia" w:hAnsiTheme="minorHAnsi" w:cstheme="minorBidi"/>
-          <w:noProof/>
-          <w:szCs w:val="24"/>
-        </w:rPr>
-      </w:pPr>
-      <w:hyperlink w:anchor="_Toc227512611" w:history="1">
-        <w:r>
-          <w:rPr>
-            <w:rStyle w:val="Hyperlink"/>
-            <w:noProof/>
-          </w:rPr>
-          <w:t>6.1.1 Záver</w:t>
-        </w:r>
-        <w:r>
-          <w:rPr>
-            <w:noProof/>
-            <w:webHidden/>
-          </w:rPr>
-          <w:tab/>
-        </w:r>
-        <w:r>
-          <w:rPr>
-            <w:noProof/>
-            <w:webHidden/>
-          </w:rPr>
-          <w:fldChar w:fldCharType="begin"/>
-        </w:r>
-        <w:r>
-          <w:rPr>
-            <w:noProof/>
-            <w:webHidden/>
-          </w:rPr>
-          <w:instrText xml:space="preserve"> PAGEREF _Toc227512611 \h </w:instrText>
-        </w:r>
-        <w:r>
-          <w:rPr>
-            <w:noProof/>
-            <w:webHidden/>
-          </w:rPr>
-        </w:r>
-        <w:r>
-          <w:rPr>
-            <w:noProof/>
-            <w:webHidden/>
-          </w:rPr>
-          <w:fldChar w:fldCharType="separate"/>
-        </w:r>
-        <w:r>
-          <w:rPr>
-            <w:noProof/>
-            <w:webHidden/>
-          </w:rPr>
-          <w:t>34</w:t>
         </w:r>
         <w:r>
           <w:rPr>
@@ -5034,23 +4967,43 @@
           <w:szCs w:val="24"/>
         </w:rPr>
       </w:pPr>
-      <w:hyperlink w:anchor="_Toc227512612" w:history="1">
+      <w:hyperlink w:anchor="_Toc227514434" w:history="1">
         <w:r>
           <w:rPr>
             <w:rStyle w:val="Hyperlink"/>
             <w:noProof/>
-          </w:rPr>
-          <w:t>Záver</w:t>
-        </w:r>
-        <w:r>
-          <w:rPr>
-            <w:noProof/>
-            <w:webHidden/>
+            <w:lang w:val="sk-SK"/>
+          </w:rPr>
+          <w:t>7</w:t>
+        </w:r>
+        <w:r>
+          <w:rPr>
+            <w:rFonts w:asciiTheme="minorHAnsi" w:eastAsiaTheme="minorEastAsia" w:hAnsiTheme="minorHAnsi" w:cstheme="minorBidi"/>
+            <w:b w:val="0"/>
+            <w:bCs w:val="0"/>
+            <w:noProof/>
+            <w:sz w:val="24"/>
+            <w:szCs w:val="24"/>
           </w:rPr>
           <w:tab/>
         </w:r>
         <w:r>
           <w:rPr>
+            <w:rStyle w:val="Hyperlink"/>
+            <w:noProof/>
+            <w:lang w:val="sk-SK"/>
+          </w:rPr>
+          <w:t>Optimalizácia hyperparametrov pomocou frameworku Optuna</w:t>
+        </w:r>
+        <w:r>
+          <w:rPr>
+            <w:noProof/>
+            <w:webHidden/>
+          </w:rPr>
+          <w:tab/>
+        </w:r>
+        <w:r>
+          <w:rPr>
             <w:noProof/>
             <w:webHidden/>
           </w:rPr>
@@ -5061,7 +5014,7 @@
             <w:noProof/>
             <w:webHidden/>
           </w:rPr>
-          <w:instrText xml:space="preserve"> PAGEREF _Toc227512612 \h </w:instrText>
+          <w:instrText xml:space="preserve"> PAGEREF _Toc227514434 \h </w:instrText>
         </w:r>
         <w:r>
           <w:rPr>
@@ -5081,7 +5034,688 @@
             <w:noProof/>
             <w:webHidden/>
           </w:rPr>
+          <w:t>34</w:t>
+        </w:r>
+        <w:r>
+          <w:rPr>
+            <w:noProof/>
+            <w:webHidden/>
+          </w:rPr>
+          <w:fldChar w:fldCharType="end"/>
+        </w:r>
+      </w:hyperlink>
+    </w:p>
+    <w:p>
+      <w:pPr>
+        <w:pStyle w:val="TOC2"/>
+        <w:rPr>
+          <w:rFonts w:asciiTheme="minorHAnsi" w:eastAsiaTheme="minorEastAsia" w:hAnsiTheme="minorHAnsi" w:cstheme="minorBidi"/>
+          <w:iCs w:val="0"/>
+          <w:noProof/>
+          <w:szCs w:val="24"/>
+        </w:rPr>
+      </w:pPr>
+      <w:hyperlink w:anchor="_Toc227514435" w:history="1">
+        <w:r>
+          <w:rPr>
+            <w:rStyle w:val="Hyperlink"/>
+            <w:noProof/>
+            <w:lang w:val="sk-SK"/>
+          </w:rPr>
+          <w:t>7.1 Optuna framework</w:t>
+        </w:r>
+        <w:r>
+          <w:rPr>
+            <w:noProof/>
+            <w:webHidden/>
+          </w:rPr>
+          <w:tab/>
+        </w:r>
+        <w:r>
+          <w:rPr>
+            <w:noProof/>
+            <w:webHidden/>
+          </w:rPr>
+          <w:fldChar w:fldCharType="begin"/>
+        </w:r>
+        <w:r>
+          <w:rPr>
+            <w:noProof/>
+            <w:webHidden/>
+          </w:rPr>
+          <w:instrText xml:space="preserve"> PAGEREF _Toc227514435 \h </w:instrText>
+        </w:r>
+        <w:r>
+          <w:rPr>
+            <w:noProof/>
+            <w:webHidden/>
+          </w:rPr>
+        </w:r>
+        <w:r>
+          <w:rPr>
+            <w:noProof/>
+            <w:webHidden/>
+          </w:rPr>
+          <w:fldChar w:fldCharType="separate"/>
+        </w:r>
+        <w:r>
+          <w:rPr>
+            <w:noProof/>
+            <w:webHidden/>
+          </w:rPr>
+          <w:t>34</w:t>
+        </w:r>
+        <w:r>
+          <w:rPr>
+            <w:noProof/>
+            <w:webHidden/>
+          </w:rPr>
+          <w:fldChar w:fldCharType="end"/>
+        </w:r>
+      </w:hyperlink>
+    </w:p>
+    <w:p>
+      <w:pPr>
+        <w:pStyle w:val="TOC2"/>
+        <w:rPr>
+          <w:rFonts w:asciiTheme="minorHAnsi" w:eastAsiaTheme="minorEastAsia" w:hAnsiTheme="minorHAnsi" w:cstheme="minorBidi"/>
+          <w:iCs w:val="0"/>
+          <w:noProof/>
+          <w:szCs w:val="24"/>
+        </w:rPr>
+      </w:pPr>
+      <w:hyperlink w:anchor="_Toc227514436" w:history="1">
+        <w:r>
+          <w:rPr>
+            <w:rStyle w:val="Hyperlink"/>
+            <w:noProof/>
+            <w:lang w:val="sk-SK"/>
+          </w:rPr>
+          <w:t>7.2 Optimalizované hyperparametre v tejto práci</w:t>
+        </w:r>
+        <w:r>
+          <w:rPr>
+            <w:noProof/>
+            <w:webHidden/>
+          </w:rPr>
+          <w:tab/>
+        </w:r>
+        <w:r>
+          <w:rPr>
+            <w:noProof/>
+            <w:webHidden/>
+          </w:rPr>
+          <w:fldChar w:fldCharType="begin"/>
+        </w:r>
+        <w:r>
+          <w:rPr>
+            <w:noProof/>
+            <w:webHidden/>
+          </w:rPr>
+          <w:instrText xml:space="preserve"> PAGEREF _Toc227514436 \h </w:instrText>
+        </w:r>
+        <w:r>
+          <w:rPr>
+            <w:noProof/>
+            <w:webHidden/>
+          </w:rPr>
+        </w:r>
+        <w:r>
+          <w:rPr>
+            <w:noProof/>
+            <w:webHidden/>
+          </w:rPr>
+          <w:fldChar w:fldCharType="separate"/>
+        </w:r>
+        <w:r>
+          <w:rPr>
+            <w:noProof/>
+            <w:webHidden/>
+          </w:rPr>
+          <w:t>34</w:t>
+        </w:r>
+        <w:r>
+          <w:rPr>
+            <w:noProof/>
+            <w:webHidden/>
+          </w:rPr>
+          <w:fldChar w:fldCharType="end"/>
+        </w:r>
+      </w:hyperlink>
+    </w:p>
+    <w:p>
+      <w:pPr>
+        <w:pStyle w:val="TOC3"/>
+        <w:rPr>
+          <w:rFonts w:asciiTheme="minorHAnsi" w:eastAsiaTheme="minorEastAsia" w:hAnsiTheme="minorHAnsi" w:cstheme="minorBidi"/>
+          <w:noProof/>
+          <w:szCs w:val="24"/>
+        </w:rPr>
+      </w:pPr>
+      <w:hyperlink w:anchor="_Toc227514437" w:history="1">
+        <w:r>
+          <w:rPr>
+            <w:rStyle w:val="Hyperlink"/>
+            <w:noProof/>
+            <w:lang w:val="sk-SK"/>
+          </w:rPr>
+          <w:t>7.2.1 Počet konvolučných vrstiev</w:t>
+        </w:r>
+        <w:r>
+          <w:rPr>
+            <w:noProof/>
+            <w:webHidden/>
+          </w:rPr>
+          <w:tab/>
+        </w:r>
+        <w:r>
+          <w:rPr>
+            <w:noProof/>
+            <w:webHidden/>
+          </w:rPr>
+          <w:fldChar w:fldCharType="begin"/>
+        </w:r>
+        <w:r>
+          <w:rPr>
+            <w:noProof/>
+            <w:webHidden/>
+          </w:rPr>
+          <w:instrText xml:space="preserve"> PAGEREF _Toc227514437 \h </w:instrText>
+        </w:r>
+        <w:r>
+          <w:rPr>
+            <w:noProof/>
+            <w:webHidden/>
+          </w:rPr>
+        </w:r>
+        <w:r>
+          <w:rPr>
+            <w:noProof/>
+            <w:webHidden/>
+          </w:rPr>
+          <w:fldChar w:fldCharType="separate"/>
+        </w:r>
+        <w:r>
+          <w:rPr>
+            <w:noProof/>
+            <w:webHidden/>
+          </w:rPr>
           <w:t>35</w:t>
+        </w:r>
+        <w:r>
+          <w:rPr>
+            <w:noProof/>
+            <w:webHidden/>
+          </w:rPr>
+          <w:fldChar w:fldCharType="end"/>
+        </w:r>
+      </w:hyperlink>
+    </w:p>
+    <w:p>
+      <w:pPr>
+        <w:pStyle w:val="TOC3"/>
+        <w:rPr>
+          <w:rFonts w:asciiTheme="minorHAnsi" w:eastAsiaTheme="minorEastAsia" w:hAnsiTheme="minorHAnsi" w:cstheme="minorBidi"/>
+          <w:noProof/>
+          <w:szCs w:val="24"/>
+        </w:rPr>
+      </w:pPr>
+      <w:hyperlink w:anchor="_Toc227514438" w:history="1">
+        <w:r>
+          <w:rPr>
+            <w:rStyle w:val="Hyperlink"/>
+            <w:noProof/>
+            <w:lang w:val="sk-SK"/>
+          </w:rPr>
+          <w:t>7.2.2 Počet epoch</w:t>
+        </w:r>
+        <w:r>
+          <w:rPr>
+            <w:noProof/>
+            <w:webHidden/>
+          </w:rPr>
+          <w:tab/>
+        </w:r>
+        <w:r>
+          <w:rPr>
+            <w:noProof/>
+            <w:webHidden/>
+          </w:rPr>
+          <w:fldChar w:fldCharType="begin"/>
+        </w:r>
+        <w:r>
+          <w:rPr>
+            <w:noProof/>
+            <w:webHidden/>
+          </w:rPr>
+          <w:instrText xml:space="preserve"> PAGEREF _Toc227514438 \h </w:instrText>
+        </w:r>
+        <w:r>
+          <w:rPr>
+            <w:noProof/>
+            <w:webHidden/>
+          </w:rPr>
+        </w:r>
+        <w:r>
+          <w:rPr>
+            <w:noProof/>
+            <w:webHidden/>
+          </w:rPr>
+          <w:fldChar w:fldCharType="separate"/>
+        </w:r>
+        <w:r>
+          <w:rPr>
+            <w:noProof/>
+            <w:webHidden/>
+          </w:rPr>
+          <w:t>35</w:t>
+        </w:r>
+        <w:r>
+          <w:rPr>
+            <w:noProof/>
+            <w:webHidden/>
+          </w:rPr>
+          <w:fldChar w:fldCharType="end"/>
+        </w:r>
+      </w:hyperlink>
+    </w:p>
+    <w:p>
+      <w:pPr>
+        <w:pStyle w:val="TOC3"/>
+        <w:rPr>
+          <w:rFonts w:asciiTheme="minorHAnsi" w:eastAsiaTheme="minorEastAsia" w:hAnsiTheme="minorHAnsi" w:cstheme="minorBidi"/>
+          <w:noProof/>
+          <w:szCs w:val="24"/>
+        </w:rPr>
+      </w:pPr>
+      <w:hyperlink w:anchor="_Toc227514439" w:history="1">
+        <w:r>
+          <w:rPr>
+            <w:rStyle w:val="Hyperlink"/>
+            <w:noProof/>
+            <w:lang w:val="sk-SK"/>
+          </w:rPr>
+          <w:t>7.2.3 Batch normalizácia</w:t>
+        </w:r>
+        <w:r>
+          <w:rPr>
+            <w:noProof/>
+            <w:webHidden/>
+          </w:rPr>
+          <w:tab/>
+        </w:r>
+        <w:r>
+          <w:rPr>
+            <w:noProof/>
+            <w:webHidden/>
+          </w:rPr>
+          <w:fldChar w:fldCharType="begin"/>
+        </w:r>
+        <w:r>
+          <w:rPr>
+            <w:noProof/>
+            <w:webHidden/>
+          </w:rPr>
+          <w:instrText xml:space="preserve"> PAGEREF _Toc227514439 \h </w:instrText>
+        </w:r>
+        <w:r>
+          <w:rPr>
+            <w:noProof/>
+            <w:webHidden/>
+          </w:rPr>
+        </w:r>
+        <w:r>
+          <w:rPr>
+            <w:noProof/>
+            <w:webHidden/>
+          </w:rPr>
+          <w:fldChar w:fldCharType="separate"/>
+        </w:r>
+        <w:r>
+          <w:rPr>
+            <w:noProof/>
+            <w:webHidden/>
+          </w:rPr>
+          <w:t>35</w:t>
+        </w:r>
+        <w:r>
+          <w:rPr>
+            <w:noProof/>
+            <w:webHidden/>
+          </w:rPr>
+          <w:fldChar w:fldCharType="end"/>
+        </w:r>
+      </w:hyperlink>
+    </w:p>
+    <w:p>
+      <w:pPr>
+        <w:pStyle w:val="TOC3"/>
+        <w:rPr>
+          <w:rFonts w:asciiTheme="minorHAnsi" w:eastAsiaTheme="minorEastAsia" w:hAnsiTheme="minorHAnsi" w:cstheme="minorBidi"/>
+          <w:noProof/>
+          <w:szCs w:val="24"/>
+        </w:rPr>
+      </w:pPr>
+      <w:hyperlink w:anchor="_Toc227514440" w:history="1">
+        <w:r>
+          <w:rPr>
+            <w:rStyle w:val="Hyperlink"/>
+            <w:noProof/>
+            <w:lang w:val="sk-SK"/>
+          </w:rPr>
+          <w:t>7.2.4 Veľkosť konvolučného jadra (kernel size)</w:t>
+        </w:r>
+        <w:r>
+          <w:rPr>
+            <w:noProof/>
+            <w:webHidden/>
+          </w:rPr>
+          <w:tab/>
+        </w:r>
+        <w:r>
+          <w:rPr>
+            <w:noProof/>
+            <w:webHidden/>
+          </w:rPr>
+          <w:fldChar w:fldCharType="begin"/>
+        </w:r>
+        <w:r>
+          <w:rPr>
+            <w:noProof/>
+            <w:webHidden/>
+          </w:rPr>
+          <w:instrText xml:space="preserve"> PAGEREF _Toc227514440 \h </w:instrText>
+        </w:r>
+        <w:r>
+          <w:rPr>
+            <w:noProof/>
+            <w:webHidden/>
+          </w:rPr>
+        </w:r>
+        <w:r>
+          <w:rPr>
+            <w:noProof/>
+            <w:webHidden/>
+          </w:rPr>
+          <w:fldChar w:fldCharType="separate"/>
+        </w:r>
+        <w:r>
+          <w:rPr>
+            <w:noProof/>
+            <w:webHidden/>
+          </w:rPr>
+          <w:t>35</w:t>
+        </w:r>
+        <w:r>
+          <w:rPr>
+            <w:noProof/>
+            <w:webHidden/>
+          </w:rPr>
+          <w:fldChar w:fldCharType="end"/>
+        </w:r>
+      </w:hyperlink>
+    </w:p>
+    <w:p>
+      <w:pPr>
+        <w:pStyle w:val="TOC3"/>
+        <w:rPr>
+          <w:rFonts w:asciiTheme="minorHAnsi" w:eastAsiaTheme="minorEastAsia" w:hAnsiTheme="minorHAnsi" w:cstheme="minorBidi"/>
+          <w:noProof/>
+          <w:szCs w:val="24"/>
+        </w:rPr>
+      </w:pPr>
+      <w:hyperlink w:anchor="_Toc227514441" w:history="1">
+        <w:r>
+          <w:rPr>
+            <w:rStyle w:val="Hyperlink"/>
+            <w:noProof/>
+            <w:lang w:val="sk-SK"/>
+          </w:rPr>
+          <w:t>7.2.5 Počet filtrov v prvej vrstve</w:t>
+        </w:r>
+        <w:r>
+          <w:rPr>
+            <w:noProof/>
+            <w:webHidden/>
+          </w:rPr>
+          <w:tab/>
+        </w:r>
+        <w:r>
+          <w:rPr>
+            <w:noProof/>
+            <w:webHidden/>
+          </w:rPr>
+          <w:fldChar w:fldCharType="begin"/>
+        </w:r>
+        <w:r>
+          <w:rPr>
+            <w:noProof/>
+            <w:webHidden/>
+          </w:rPr>
+          <w:instrText xml:space="preserve"> PAGEREF _Toc227514441 \h </w:instrText>
+        </w:r>
+        <w:r>
+          <w:rPr>
+            <w:noProof/>
+            <w:webHidden/>
+          </w:rPr>
+        </w:r>
+        <w:r>
+          <w:rPr>
+            <w:noProof/>
+            <w:webHidden/>
+          </w:rPr>
+          <w:fldChar w:fldCharType="separate"/>
+        </w:r>
+        <w:r>
+          <w:rPr>
+            <w:noProof/>
+            <w:webHidden/>
+          </w:rPr>
+          <w:t>35</w:t>
+        </w:r>
+        <w:r>
+          <w:rPr>
+            <w:noProof/>
+            <w:webHidden/>
+          </w:rPr>
+          <w:fldChar w:fldCharType="end"/>
+        </w:r>
+      </w:hyperlink>
+    </w:p>
+    <w:p>
+      <w:pPr>
+        <w:pStyle w:val="TOC3"/>
+        <w:rPr>
+          <w:rFonts w:asciiTheme="minorHAnsi" w:eastAsiaTheme="minorEastAsia" w:hAnsiTheme="minorHAnsi" w:cstheme="minorBidi"/>
+          <w:noProof/>
+          <w:szCs w:val="24"/>
+        </w:rPr>
+      </w:pPr>
+      <w:hyperlink w:anchor="_Toc227514442" w:history="1">
+        <w:r>
+          <w:rPr>
+            <w:rStyle w:val="Hyperlink"/>
+            <w:noProof/>
+            <w:lang w:val="sk-SK"/>
+          </w:rPr>
+          <w:t>7.2.6 Veľkosť vstupného obrazu</w:t>
+        </w:r>
+        <w:r>
+          <w:rPr>
+            <w:noProof/>
+            <w:webHidden/>
+          </w:rPr>
+          <w:tab/>
+        </w:r>
+        <w:r>
+          <w:rPr>
+            <w:noProof/>
+            <w:webHidden/>
+          </w:rPr>
+          <w:fldChar w:fldCharType="begin"/>
+        </w:r>
+        <w:r>
+          <w:rPr>
+            <w:noProof/>
+            <w:webHidden/>
+          </w:rPr>
+          <w:instrText xml:space="preserve"> PAGEREF _Toc227514442 \h </w:instrText>
+        </w:r>
+        <w:r>
+          <w:rPr>
+            <w:noProof/>
+            <w:webHidden/>
+          </w:rPr>
+        </w:r>
+        <w:r>
+          <w:rPr>
+            <w:noProof/>
+            <w:webHidden/>
+          </w:rPr>
+          <w:fldChar w:fldCharType="separate"/>
+        </w:r>
+        <w:r>
+          <w:rPr>
+            <w:noProof/>
+            <w:webHidden/>
+          </w:rPr>
+          <w:t>35</w:t>
+        </w:r>
+        <w:r>
+          <w:rPr>
+            <w:noProof/>
+            <w:webHidden/>
+          </w:rPr>
+          <w:fldChar w:fldCharType="end"/>
+        </w:r>
+      </w:hyperlink>
+    </w:p>
+    <w:p>
+      <w:pPr>
+        <w:pStyle w:val="TOC3"/>
+        <w:rPr>
+          <w:rFonts w:asciiTheme="minorHAnsi" w:eastAsiaTheme="minorEastAsia" w:hAnsiTheme="minorHAnsi" w:cstheme="minorBidi"/>
+          <w:noProof/>
+          <w:szCs w:val="24"/>
+        </w:rPr>
+      </w:pPr>
+      <w:hyperlink w:anchor="_Toc227514443" w:history="1">
+        <w:r>
+          <w:rPr>
+            <w:rStyle w:val="Hyperlink"/>
+            <w:noProof/>
+            <w:lang w:val="sk-SK"/>
+          </w:rPr>
+          <w:t>7.2.7 Learning rate</w:t>
+        </w:r>
+        <w:r>
+          <w:rPr>
+            <w:noProof/>
+            <w:webHidden/>
+          </w:rPr>
+          <w:tab/>
+        </w:r>
+        <w:r>
+          <w:rPr>
+            <w:noProof/>
+            <w:webHidden/>
+          </w:rPr>
+          <w:fldChar w:fldCharType="begin"/>
+        </w:r>
+        <w:r>
+          <w:rPr>
+            <w:noProof/>
+            <w:webHidden/>
+          </w:rPr>
+          <w:instrText xml:space="preserve"> PAGEREF _Toc227514443 \h </w:instrText>
+        </w:r>
+        <w:r>
+          <w:rPr>
+            <w:noProof/>
+            <w:webHidden/>
+          </w:rPr>
+        </w:r>
+        <w:r>
+          <w:rPr>
+            <w:noProof/>
+            <w:webHidden/>
+          </w:rPr>
+          <w:fldChar w:fldCharType="separate"/>
+        </w:r>
+        <w:r>
+          <w:rPr>
+            <w:noProof/>
+            <w:webHidden/>
+          </w:rPr>
+          <w:t>36</w:t>
+        </w:r>
+        <w:r>
+          <w:rPr>
+            <w:noProof/>
+            <w:webHidden/>
+          </w:rPr>
+          <w:fldChar w:fldCharType="end"/>
+        </w:r>
+      </w:hyperlink>
+    </w:p>
+    <w:p>
+      <w:pPr>
+        <w:pStyle w:val="TOC3"/>
+        <w:rPr>
+          <w:rFonts w:asciiTheme="minorHAnsi" w:eastAsiaTheme="minorEastAsia" w:hAnsiTheme="minorHAnsi" w:cstheme="minorBidi"/>
+          <w:noProof/>
+          <w:szCs w:val="24"/>
+        </w:rPr>
+      </w:pPr>
+      <w:hyperlink w:anchor="_Toc227514444" w:history="1">
+        <w:r>
+          <w:rPr>
+            <w:rStyle w:val="Hyperlink"/>
+            <w:noProof/>
+          </w:rPr>
+          <w:t>7.2.8 Záver</w:t>
+        </w:r>
+        <w:r>
+          <w:rPr>
+            <w:noProof/>
+            <w:webHidden/>
+          </w:rPr>
+          <w:tab/>
+        </w:r>
+        <w:r>
+          <w:rPr>
+            <w:noProof/>
+            <w:webHidden/>
+          </w:rPr>
+          <w:fldChar w:fldCharType="begin"/>
+        </w:r>
+        <w:r>
+          <w:rPr>
+            <w:noProof/>
+            <w:webHidden/>
+          </w:rPr>
+          <w:instrText xml:space="preserve"> PAGEREF _Toc227514444 \h </w:instrText>
+        </w:r>
+        <w:r>
+          <w:rPr>
+            <w:noProof/>
+            <w:webHidden/>
+          </w:rPr>
+        </w:r>
+        <w:r>
+          <w:rPr>
+            <w:noProof/>
+            <w:webHidden/>
+          </w:rPr>
+          <w:fldChar w:fldCharType="separate"/>
+        </w:r>
+        <w:r>
+          <w:rPr>
+            <w:noProof/>
+            <w:webHidden/>
+          </w:rPr>
+          <w:t>36</w:t>
         </w:r>
         <w:r>
           <w:rPr>
@@ -5105,13 +5739,13 @@
           <w:szCs w:val="24"/>
         </w:rPr>
       </w:pPr>
-      <w:hyperlink w:anchor="_Toc227512613" w:history="1">
+      <w:hyperlink w:anchor="_Toc227514445" w:history="1">
         <w:r>
           <w:rPr>
             <w:rStyle w:val="Hyperlink"/>
             <w:noProof/>
           </w:rPr>
-          <w:t>Literatúra</w:t>
+          <w:t>Záver</w:t>
         </w:r>
         <w:r>
           <w:rPr>
@@ -5132,7 +5766,7 @@
             <w:noProof/>
             <w:webHidden/>
           </w:rPr>
-          <w:instrText xml:space="preserve"> PAGEREF _Toc227512613 \h </w:instrText>
+          <w:instrText xml:space="preserve"> PAGEREF _Toc227514445 \h </w:instrText>
         </w:r>
         <w:r>
           <w:rPr>
@@ -5152,7 +5786,7 @@
             <w:noProof/>
             <w:webHidden/>
           </w:rPr>
-          <w:t>36</w:t>
+          <w:t>37</w:t>
         </w:r>
         <w:r>
           <w:rPr>
@@ -5176,12 +5810,83 @@
           <w:szCs w:val="24"/>
         </w:rPr>
       </w:pPr>
-      <w:hyperlink w:anchor="_Toc227512614" w:history="1">
+      <w:hyperlink w:anchor="_Toc227514446" w:history="1">
         <w:r>
           <w:rPr>
             <w:rStyle w:val="Hyperlink"/>
             <w:noProof/>
           </w:rPr>
+          <w:t>Literatúra</w:t>
+        </w:r>
+        <w:r>
+          <w:rPr>
+            <w:noProof/>
+            <w:webHidden/>
+          </w:rPr>
+          <w:tab/>
+        </w:r>
+        <w:r>
+          <w:rPr>
+            <w:noProof/>
+            <w:webHidden/>
+          </w:rPr>
+          <w:fldChar w:fldCharType="begin"/>
+        </w:r>
+        <w:r>
+          <w:rPr>
+            <w:noProof/>
+            <w:webHidden/>
+          </w:rPr>
+          <w:instrText xml:space="preserve"> PAGEREF _Toc227514446 \h </w:instrText>
+        </w:r>
+        <w:r>
+          <w:rPr>
+            <w:noProof/>
+            <w:webHidden/>
+          </w:rPr>
+        </w:r>
+        <w:r>
+          <w:rPr>
+            <w:noProof/>
+            <w:webHidden/>
+          </w:rPr>
+          <w:fldChar w:fldCharType="separate"/>
+        </w:r>
+        <w:r>
+          <w:rPr>
+            <w:noProof/>
+            <w:webHidden/>
+          </w:rPr>
+          <w:t>38</w:t>
+        </w:r>
+        <w:r>
+          <w:rPr>
+            <w:noProof/>
+            <w:webHidden/>
+          </w:rPr>
+          <w:fldChar w:fldCharType="end"/>
+        </w:r>
+      </w:hyperlink>
+    </w:p>
+    <w:p>
+      <w:pPr>
+        <w:pStyle w:val="TOC1"/>
+        <w:spacing w:before="240"/>
+        <w:rPr>
+          <w:rFonts w:asciiTheme="minorHAnsi" w:eastAsiaTheme="minorEastAsia" w:hAnsiTheme="minorHAnsi" w:cstheme="minorBidi"/>
+          <w:b w:val="0"/>
+          <w:bCs w:val="0"/>
+          <w:noProof/>
+          <w:sz w:val="24"/>
+          <w:szCs w:val="24"/>
+        </w:rPr>
+      </w:pPr>
+      <w:hyperlink w:anchor="_Toc227514447" w:history="1">
+        <w:r>
+          <w:rPr>
+            <w:rStyle w:val="Hyperlink"/>
+            <w:noProof/>
+          </w:rPr>
           <w:t>Prílohy</w:t>
         </w:r>
         <w:r>
@@ -5203,7 +5908,7 @@
             <w:noProof/>
             <w:webHidden/>
           </w:rPr>
-          <w:instrText xml:space="preserve"> PAGEREF _Toc227512614 \h </w:instrText>
+          <w:instrText xml:space="preserve"> PAGEREF _Toc227514447 \h </w:instrText>
         </w:r>
         <w:r>
           <w:rPr>
@@ -5223,7 +5928,7 @@
             <w:noProof/>
             <w:webHidden/>
           </w:rPr>
-          <w:t>41</w:t>
+          <w:t>43</w:t>
         </w:r>
         <w:r>
           <w:rPr>
@@ -5251,7 +5956,7 @@
         <w:lastRenderedPageBreak/>
         <w:fldChar w:fldCharType="end"/>
       </w:r>
-      <w:bookmarkStart w:id="4" w:name="_Toc227512556"/>
+      <w:bookmarkStart w:id="4" w:name="_Toc227514379"/>
       <w:r>
         <w:t>Zoznam obrázkov</w:t>
       </w:r>
@@ -5284,7 +5989,7 @@
         </w:rPr>
         <w:fldChar w:fldCharType="separate"/>
       </w:r>
-      <w:hyperlink w:anchor="_Toc227512543" w:history="1">
+      <w:hyperlink w:anchor="_Toc227514366" w:history="1">
         <w:r>
           <w:rPr>
             <w:rStyle w:val="Hyperlink"/>
@@ -5312,7 +6017,7 @@
             <w:noProof/>
             <w:webHidden/>
           </w:rPr>
-          <w:instrText xml:space="preserve"> PAGEREF _Toc227512543 \h </w:instrText>
+          <w:instrText xml:space="preserve"> PAGEREF _Toc227514366 \h </w:instrText>
         </w:r>
         <w:r>
           <w:rPr>
@@ -5355,7 +6060,7 @@
           <w:noProof/>
         </w:rPr>
       </w:pPr>
-      <w:hyperlink w:anchor="_Toc227512544" w:history="1">
+      <w:hyperlink w:anchor="_Toc227514367" w:history="1">
         <w:r>
           <w:rPr>
             <w:rStyle w:val="Hyperlink"/>
@@ -5383,7 +6088,7 @@
             <w:noProof/>
             <w:webHidden/>
           </w:rPr>
-          <w:instrText xml:space="preserve"> PAGEREF _Toc227512544 \h </w:instrText>
+          <w:instrText xml:space="preserve"> PAGEREF _Toc227514367 \h </w:instrText>
         </w:r>
         <w:r>
           <w:rPr>
@@ -5426,7 +6131,7 @@
           <w:noProof/>
         </w:rPr>
       </w:pPr>
-      <w:hyperlink w:anchor="_Toc227512545" w:history="1">
+      <w:hyperlink w:anchor="_Toc227514368" w:history="1">
         <w:r>
           <w:rPr>
             <w:rStyle w:val="Hyperlink"/>
@@ -5454,7 +6159,7 @@
             <w:noProof/>
             <w:webHidden/>
           </w:rPr>
-          <w:instrText xml:space="preserve"> PAGEREF _Toc227512545 \h </w:instrText>
+          <w:instrText xml:space="preserve"> PAGEREF _Toc227514368 \h </w:instrText>
         </w:r>
         <w:r>
           <w:rPr>
@@ -5497,7 +6202,7 @@
           <w:noProof/>
         </w:rPr>
       </w:pPr>
-      <w:hyperlink w:anchor="_Toc227512546" w:history="1">
+      <w:hyperlink w:anchor="_Toc227514369" w:history="1">
         <w:r>
           <w:rPr>
             <w:rStyle w:val="Hyperlink"/>
@@ -5525,7 +6230,7 @@
             <w:noProof/>
             <w:webHidden/>
           </w:rPr>
-          <w:instrText xml:space="preserve"> PAGEREF _Toc227512546 \h </w:instrText>
+          <w:instrText xml:space="preserve"> PAGEREF _Toc227514369 \h </w:instrText>
         </w:r>
         <w:r>
           <w:rPr>
@@ -5568,7 +6273,7 @@
           <w:noProof/>
         </w:rPr>
       </w:pPr>
-      <w:hyperlink w:anchor="_Toc227512547" w:history="1">
+      <w:hyperlink w:anchor="_Toc227514370" w:history="1">
         <w:r>
           <w:rPr>
             <w:rStyle w:val="Hyperlink"/>
@@ -5596,7 +6301,7 @@
             <w:noProof/>
             <w:webHidden/>
           </w:rPr>
-          <w:instrText xml:space="preserve"> PAGEREF _Toc227512547 \h </w:instrText>
+          <w:instrText xml:space="preserve"> PAGEREF _Toc227514370 \h </w:instrText>
         </w:r>
         <w:r>
           <w:rPr>
@@ -5639,7 +6344,7 @@
           <w:noProof/>
         </w:rPr>
       </w:pPr>
-      <w:hyperlink w:anchor="_Toc227512548" w:history="1">
+      <w:hyperlink w:anchor="_Toc227514371" w:history="1">
         <w:r>
           <w:rPr>
             <w:rStyle w:val="Hyperlink"/>
@@ -5667,7 +6372,7 @@
             <w:noProof/>
             <w:webHidden/>
           </w:rPr>
-          <w:instrText xml:space="preserve"> PAGEREF _Toc227512548 \h </w:instrText>
+          <w:instrText xml:space="preserve"> PAGEREF _Toc227514371 \h </w:instrText>
         </w:r>
         <w:r>
           <w:rPr>
@@ -5710,7 +6415,7 @@
           <w:noProof/>
         </w:rPr>
       </w:pPr>
-      <w:hyperlink w:anchor="_Toc227512549" w:history="1">
+      <w:hyperlink w:anchor="_Toc227514372" w:history="1">
         <w:r>
           <w:rPr>
             <w:rStyle w:val="Hyperlink"/>
@@ -5738,7 +6443,7 @@
             <w:noProof/>
             <w:webHidden/>
           </w:rPr>
-          <w:instrText xml:space="preserve"> PAGEREF _Toc227512549 \h </w:instrText>
+          <w:instrText xml:space="preserve"> PAGEREF _Toc227514372 \h </w:instrText>
         </w:r>
         <w:r>
           <w:rPr>
@@ -5781,7 +6486,7 @@
           <w:noProof/>
         </w:rPr>
       </w:pPr>
-      <w:hyperlink w:anchor="_Toc227512550" w:history="1">
+      <w:hyperlink w:anchor="_Toc227514373" w:history="1">
         <w:r>
           <w:rPr>
             <w:rStyle w:val="Hyperlink"/>
@@ -5843,7 +6548,7 @@
             <w:noProof/>
             <w:webHidden/>
           </w:rPr>
-          <w:instrText xml:space="preserve"> PAGEREF _Toc227512550 \h </w:instrText>
+          <w:instrText xml:space="preserve"> PAGEREF _Toc227514373 \h </w:instrText>
         </w:r>
         <w:r>
           <w:rPr>
@@ -5886,7 +6591,7 @@
           <w:noProof/>
         </w:rPr>
       </w:pPr>
-      <w:hyperlink w:anchor="_Toc227512551" w:history="1">
+      <w:hyperlink w:anchor="_Toc227514374" w:history="1">
         <w:r>
           <w:rPr>
             <w:rStyle w:val="Hyperlink"/>
@@ -5948,7 +6653,7 @@
             <w:noProof/>
             <w:webHidden/>
           </w:rPr>
-          <w:instrText xml:space="preserve"> PAGEREF _Toc227512551 \h </w:instrText>
+          <w:instrText xml:space="preserve"> PAGEREF _Toc227514374 \h </w:instrText>
         </w:r>
         <w:r>
           <w:rPr>
@@ -5991,7 +6696,7 @@
           <w:noProof/>
         </w:rPr>
       </w:pPr>
-      <w:hyperlink w:anchor="_Toc227512552" w:history="1">
+      <w:hyperlink w:anchor="_Toc227514375" w:history="1">
         <w:r>
           <w:rPr>
             <w:rStyle w:val="Hyperlink"/>
@@ -6053,7 +6758,7 @@
             <w:noProof/>
             <w:webHidden/>
           </w:rPr>
-          <w:instrText xml:space="preserve"> PAGEREF _Toc227512552 \h </w:instrText>
+          <w:instrText xml:space="preserve"> PAGEREF _Toc227514375 \h </w:instrText>
         </w:r>
         <w:r>
           <w:rPr>
@@ -6096,7 +6801,7 @@
           <w:noProof/>
         </w:rPr>
       </w:pPr>
-      <w:hyperlink w:anchor="_Toc227512553" w:history="1">
+      <w:hyperlink w:anchor="_Toc227514376" w:history="1">
         <w:r>
           <w:rPr>
             <w:rStyle w:val="Hyperlink"/>
@@ -6158,7 +6863,7 @@
             <w:noProof/>
             <w:webHidden/>
           </w:rPr>
-          <w:instrText xml:space="preserve"> PAGEREF _Toc227512553 \h </w:instrText>
+          <w:instrText xml:space="preserve"> PAGEREF _Toc227514376 \h </w:instrText>
         </w:r>
         <w:r>
           <w:rPr>
@@ -6201,7 +6906,7 @@
           <w:noProof/>
         </w:rPr>
       </w:pPr>
-      <w:hyperlink w:anchor="_Toc227512554" w:history="1">
+      <w:hyperlink w:anchor="_Toc227514377" w:history="1">
         <w:r>
           <w:rPr>
             <w:rStyle w:val="Hyperlink"/>
@@ -6238,7 +6943,7 @@
             <w:noProof/>
             <w:webHidden/>
           </w:rPr>
-          <w:instrText xml:space="preserve"> PAGEREF _Toc227512554 \h </w:instrText>
+          <w:instrText xml:space="preserve"> PAGEREF _Toc227514377 \h </w:instrText>
         </w:r>
         <w:r>
           <w:rPr>
@@ -6281,7 +6986,7 @@
           <w:noProof/>
         </w:rPr>
       </w:pPr>
-      <w:hyperlink w:anchor="_Toc227512555" w:history="1">
+      <w:hyperlink w:anchor="_Toc227514378" w:history="1">
         <w:r>
           <w:rPr>
             <w:rStyle w:val="Hyperlink"/>
@@ -6318,7 +7023,7 @@
             <w:noProof/>
             <w:webHidden/>
           </w:rPr>
-          <w:instrText xml:space="preserve"> PAGEREF _Toc227512555 \h </w:instrText>
+          <w:instrText xml:space="preserve"> PAGEREF _Toc227514378 \h </w:instrText>
         </w:r>
         <w:r>
           <w:rPr>
@@ -6359,7 +7064,7 @@
         <w:lastRenderedPageBreak/>
         <w:fldChar w:fldCharType="end"/>
       </w:r>
-      <w:bookmarkStart w:id="5" w:name="_Toc227512557"/>
+      <w:bookmarkStart w:id="5" w:name="_Toc227514380"/>
       <w:r>
         <w:t>Zoznam tabuliek</w:t>
       </w:r>
@@ -6693,7 +7398,7 @@
         <w:lastRenderedPageBreak/>
         <w:fldChar w:fldCharType="end"/>
       </w:r>
-      <w:bookmarkStart w:id="6" w:name="_Toc227512558"/>
+      <w:bookmarkStart w:id="6" w:name="_Toc227514381"/>
       <w:r>
         <w:t>Zoznam značiek a skratiek</w:t>
       </w:r>
@@ -7295,14 +8000,7 @@
           <w:rFonts w:eastAsiaTheme="minorEastAsia"/>
           <w:lang w:val="sk-SK"/>
         </w:rPr>
-        <w:t>–</w:t>
-      </w:r>
-      <w:r>
-        <w:rPr>
-          <w:rFonts w:eastAsiaTheme="minorEastAsia"/>
-          <w:lang w:val="sk-SK"/>
-        </w:rPr>
-        <w:t xml:space="preserve"> koeficient determinácie</w:t>
+        <w:t>– koeficient determinácie</w:t>
       </w:r>
     </w:p>
     <w:p>
@@ -7321,7 +8019,7 @@
       </w:pPr>
       <w:bookmarkStart w:id="7" w:name="_Toc173791394"/>
       <w:bookmarkStart w:id="8" w:name="_Toc173791533"/>
-      <w:bookmarkStart w:id="9" w:name="_Toc227512559"/>
+      <w:bookmarkStart w:id="9" w:name="_Toc227514382"/>
       <w:r>
         <w:lastRenderedPageBreak/>
         <w:t>Úvod</w:t>
@@ -7541,7 +8239,7 @@
       <w:r>
         <w:fldChar w:fldCharType="end"/>
       </w:r>
-      <w:bookmarkStart w:id="11" w:name="_Toc227512560"/>
+      <w:bookmarkStart w:id="11" w:name="_Toc227514383"/>
       <w:r>
         <w:t>Slnečné žiarenie a jeho význam</w:t>
       </w:r>
@@ -7552,7 +8250,7 @@
         <w:pStyle w:val="Heading2"/>
         <w:spacing w:before="480" w:after="240"/>
       </w:pPr>
-      <w:bookmarkStart w:id="12" w:name="_Toc227512561"/>
+      <w:bookmarkStart w:id="12" w:name="_Toc227514384"/>
       <w:r>
         <w:t>Charakteristika slnečného žiarenia</w:t>
       </w:r>
@@ -7597,7 +8295,7 @@
         <w:pStyle w:val="Heading2"/>
         <w:spacing w:before="480" w:after="240"/>
       </w:pPr>
-      <w:bookmarkStart w:id="13" w:name="_Toc227512562"/>
+      <w:bookmarkStart w:id="13" w:name="_Toc227514385"/>
       <w:r>
         <w:t>Význam a využitie v energetike</w:t>
       </w:r>
@@ -7739,7 +8437,7 @@
           <w14:ligatures w14:val="standardContextual"/>
         </w:rPr>
       </w:pPr>
-      <w:bookmarkStart w:id="14" w:name="_Toc227512543"/>
+      <w:bookmarkStart w:id="14" w:name="_Toc227514366"/>
       <w:r>
         <w:t xml:space="preserve">Obr. </w:t>
       </w:r>
@@ -7844,7 +8542,7 @@
           <w14:ligatures w14:val="standardContextual"/>
         </w:rPr>
       </w:pPr>
-      <w:bookmarkStart w:id="15" w:name="_Toc227512544"/>
+      <w:bookmarkStart w:id="15" w:name="_Toc227514367"/>
       <w:r>
         <w:t xml:space="preserve">Obr. </w:t>
       </w:r>
@@ -7942,7 +8640,7 @@
         <w:pStyle w:val="Heading2"/>
         <w:spacing w:before="480" w:after="240"/>
       </w:pPr>
-      <w:bookmarkStart w:id="16" w:name="_Toc227512563"/>
+      <w:bookmarkStart w:id="16" w:name="_Toc227514386"/>
       <w:r>
         <w:lastRenderedPageBreak/>
         <w:t>Meranie slnečného žiarenia</w:t>
@@ -7999,7 +8697,7 @@
       <w:r>
         <w:fldChar w:fldCharType="end"/>
       </w:r>
-      <w:bookmarkStart w:id="17" w:name="_Toc227512564"/>
+      <w:bookmarkStart w:id="17" w:name="_Toc227514387"/>
       <w:r>
         <w:t>Celooblohové zobrazovacie systémy</w:t>
       </w:r>
@@ -8052,7 +8750,7 @@
         <w:pStyle w:val="Heading2"/>
         <w:spacing w:before="480" w:after="240"/>
       </w:pPr>
-      <w:bookmarkStart w:id="18" w:name="_Toc227512565"/>
+      <w:bookmarkStart w:id="18" w:name="_Toc227514388"/>
       <w:r>
         <w:t>Fisheye kamery</w:t>
       </w:r>
@@ -8078,7 +8776,7 @@
         <w:pStyle w:val="Heading2"/>
         <w:spacing w:before="480" w:after="240"/>
       </w:pPr>
-      <w:bookmarkStart w:id="19" w:name="_Toc227512566"/>
+      <w:bookmarkStart w:id="19" w:name="_Toc227514389"/>
       <w:r>
         <w:t>Geometrické skreslenie a charakteristiky obrazu</w:t>
       </w:r>
@@ -8217,7 +8915,7 @@
           <w14:ligatures w14:val="standardContextual"/>
         </w:rPr>
       </w:pPr>
-      <w:bookmarkStart w:id="20" w:name="_Toc227512545"/>
+      <w:bookmarkStart w:id="20" w:name="_Toc227514368"/>
       <w:r>
         <w:t xml:space="preserve">Obr. </w:t>
       </w:r>
@@ -8303,7 +9001,7 @@
       <w:r>
         <w:fldChar w:fldCharType="end"/>
       </w:r>
-      <w:bookmarkStart w:id="21" w:name="_Toc227512567"/>
+      <w:bookmarkStart w:id="21" w:name="_Toc227514390"/>
       <w:r>
         <w:t>Predspracovanie obrazových dát</w:t>
       </w:r>
@@ -8314,7 +9012,7 @@
         <w:pStyle w:val="Heading2"/>
         <w:spacing w:before="480" w:after="240"/>
       </w:pPr>
-      <w:bookmarkStart w:id="22" w:name="_Toc227512568"/>
+      <w:bookmarkStart w:id="22" w:name="_Toc227514391"/>
       <w:r>
         <w:t>Základný postup predspracovania</w:t>
       </w:r>
@@ -8401,7 +9099,7 @@
       <w:pPr>
         <w:pStyle w:val="Heading3"/>
       </w:pPr>
-      <w:bookmarkStart w:id="23" w:name="_Toc227512569"/>
+      <w:bookmarkStart w:id="23" w:name="_Toc227514392"/>
       <w:r>
         <w:t>Zmena veľkosti obrazu</w:t>
       </w:r>
@@ -8426,7 +9124,7 @@
       <w:pPr>
         <w:pStyle w:val="Heading3"/>
       </w:pPr>
-      <w:bookmarkStart w:id="24" w:name="_Toc227512570"/>
+      <w:bookmarkStart w:id="24" w:name="_Toc227514393"/>
       <w:r>
         <w:t>Transformácia farebného obrazu</w:t>
       </w:r>
@@ -8536,7 +9234,7 @@
       <w:pPr>
         <w:pStyle w:val="Heading3"/>
       </w:pPr>
-      <w:bookmarkStart w:id="25" w:name="_Toc227512571"/>
+      <w:bookmarkStart w:id="25" w:name="_Toc227514394"/>
       <w:r>
         <w:lastRenderedPageBreak/>
         <w:t>Farebné priestory – RGB</w:t>
@@ -8648,7 +9346,7 @@
           <w14:ligatures w14:val="standardContextual"/>
         </w:rPr>
       </w:pPr>
-      <w:bookmarkStart w:id="26" w:name="_Toc227512546"/>
+      <w:bookmarkStart w:id="26" w:name="_Toc227514369"/>
       <w:r>
         <w:t xml:space="preserve">Obr. </w:t>
       </w:r>
@@ -8697,7 +9395,7 @@
       <w:pPr>
         <w:pStyle w:val="Heading3"/>
       </w:pPr>
-      <w:bookmarkStart w:id="27" w:name="_Toc227512572"/>
+      <w:bookmarkStart w:id="27" w:name="_Toc227514395"/>
       <w:r>
         <w:t>Farebné priestory – HSV</w:t>
       </w:r>
@@ -8802,7 +9500,7 @@
           <w14:ligatures w14:val="standardContextual"/>
         </w:rPr>
       </w:pPr>
-      <w:bookmarkStart w:id="28" w:name="_Toc227512547"/>
+      <w:bookmarkStart w:id="28" w:name="_Toc227514370"/>
       <w:r>
         <w:t xml:space="preserve">Obr. </w:t>
       </w:r>
@@ -8854,7 +9552,7 @@
       <w:pPr>
         <w:pStyle w:val="Heading3"/>
       </w:pPr>
-      <w:bookmarkStart w:id="29" w:name="_Toc227512573"/>
+      <w:bookmarkStart w:id="29" w:name="_Toc227514396"/>
       <w:r>
         <w:t>Farebné priestory – YCrCb</w:t>
       </w:r>
@@ -9148,7 +9846,7 @@
           <w14:ligatures w14:val="standardContextual"/>
         </w:rPr>
       </w:pPr>
-      <w:bookmarkStart w:id="30" w:name="_Toc227512548"/>
+      <w:bookmarkStart w:id="30" w:name="_Toc227514371"/>
       <w:r>
         <w:t xml:space="preserve">Obr. </w:t>
       </w:r>
@@ -9194,7 +9892,7 @@
       <w:pPr>
         <w:pStyle w:val="Heading3"/>
       </w:pPr>
-      <w:bookmarkStart w:id="31" w:name="_Toc227512574"/>
+      <w:bookmarkStart w:id="31" w:name="_Toc227514397"/>
       <w:r>
         <w:t>Farebné priestory – CMYK</w:t>
       </w:r>
@@ -9322,7 +10020,7 @@
       <w:pPr>
         <w:pStyle w:val="Caption"/>
       </w:pPr>
-      <w:bookmarkStart w:id="32" w:name="_Toc227512549"/>
+      <w:bookmarkStart w:id="32" w:name="_Toc227514372"/>
       <w:r>
         <w:t xml:space="preserve">Obr. </w:t>
       </w:r>
@@ -9368,7 +10066,7 @@
       <w:pPr>
         <w:pStyle w:val="Heading3"/>
       </w:pPr>
-      <w:bookmarkStart w:id="33" w:name="_Toc227512575"/>
+      <w:bookmarkStart w:id="33" w:name="_Toc227514398"/>
       <w:r>
         <w:t>Normalizácia dát</w:t>
       </w:r>
@@ -9411,7 +10109,7 @@
       <w:pPr>
         <w:pStyle w:val="Heading3"/>
       </w:pPr>
-      <w:bookmarkStart w:id="34" w:name="_Toc227512576"/>
+      <w:bookmarkStart w:id="34" w:name="_Toc227514399"/>
       <w:r>
         <w:lastRenderedPageBreak/>
         <w:t>Výber kanálu</w:t>
@@ -9441,7 +10139,7 @@
         <w:pStyle w:val="Heading2"/>
         <w:spacing w:before="480" w:after="240"/>
       </w:pPr>
-      <w:bookmarkStart w:id="35" w:name="_Toc227512577"/>
+      <w:bookmarkStart w:id="35" w:name="_Toc227514400"/>
       <w:r>
         <w:t>Dátové augmentácie</w:t>
       </w:r>
@@ -9521,7 +10219,7 @@
         <w:pStyle w:val="Heading2"/>
         <w:spacing w:before="480" w:after="240"/>
       </w:pPr>
-      <w:bookmarkStart w:id="36" w:name="_Toc227512578"/>
+      <w:bookmarkStart w:id="36" w:name="_Toc227514401"/>
       <w:r>
         <w:t>Geometrické augmentácie</w:t>
       </w:r>
@@ -9540,7 +10238,7 @@
       <w:pPr>
         <w:pStyle w:val="Heading3"/>
       </w:pPr>
-      <w:bookmarkStart w:id="37" w:name="_Toc227512579"/>
+      <w:bookmarkStart w:id="37" w:name="_Toc227514402"/>
       <w:r>
         <w:t>Rotácia</w:t>
       </w:r>
@@ -9562,7 +10260,7 @@
           <w:lang w:val="sk-SK"/>
         </w:rPr>
       </w:pPr>
-      <w:bookmarkStart w:id="38" w:name="_Toc227512580"/>
+      <w:bookmarkStart w:id="38" w:name="_Toc227514403"/>
       <w:r>
         <w:rPr>
           <w:lang w:val="sk-SK"/>
@@ -9593,7 +10291,7 @@
           <w:lang w:val="sk-SK"/>
         </w:rPr>
       </w:pPr>
-      <w:bookmarkStart w:id="39" w:name="_Toc227512581"/>
+      <w:bookmarkStart w:id="39" w:name="_Toc227514404"/>
       <w:r>
         <w:rPr>
           <w:lang w:val="sk-SK"/>
@@ -9635,7 +10333,7 @@
           <w:lang w:val="sk-SK"/>
         </w:rPr>
       </w:pPr>
-      <w:bookmarkStart w:id="40" w:name="_Toc227512582"/>
+      <w:bookmarkStart w:id="40" w:name="_Toc227514405"/>
       <w:r>
         <w:rPr>
           <w:lang w:val="sk-SK"/>
@@ -9659,7 +10357,7 @@
         <w:pStyle w:val="Heading2"/>
         <w:spacing w:before="480" w:after="240"/>
       </w:pPr>
-      <w:bookmarkStart w:id="41" w:name="_Toc227512583"/>
+      <w:bookmarkStart w:id="41" w:name="_Toc227514406"/>
       <w:r>
         <w:rPr>
           <w:lang w:val="sk-SK"/>
@@ -9687,7 +10385,7 @@
           <w:lang w:val="sk-SK"/>
         </w:rPr>
       </w:pPr>
-      <w:bookmarkStart w:id="42" w:name="_Toc227512584"/>
+      <w:bookmarkStart w:id="42" w:name="_Toc227514407"/>
       <w:r>
         <w:rPr>
           <w:lang w:val="sk-SK"/>
@@ -9712,7 +10410,7 @@
           <w:lang w:val="sk-SK"/>
         </w:rPr>
       </w:pPr>
-      <w:bookmarkStart w:id="43" w:name="_Toc227512585"/>
+      <w:bookmarkStart w:id="43" w:name="_Toc227514408"/>
       <w:r>
         <w:rPr>
           <w:lang w:val="sk-SK"/>
@@ -9737,7 +10435,7 @@
           <w:lang w:val="sk-SK"/>
         </w:rPr>
       </w:pPr>
-      <w:bookmarkStart w:id="44" w:name="_Toc227512586"/>
+      <w:bookmarkStart w:id="44" w:name="_Toc227514409"/>
       <w:r>
         <w:rPr>
           <w:lang w:val="sk-SK"/>
@@ -9875,7 +10573,7 @@
       <w:pPr>
         <w:pStyle w:val="Caption"/>
       </w:pPr>
-      <w:bookmarkStart w:id="45" w:name="_Toc227512550"/>
+      <w:bookmarkStart w:id="45" w:name="_Toc227514373"/>
       <w:r>
         <w:t xml:space="preserve">Obr. </w:t>
       </w:r>
@@ -9931,7 +10629,7 @@
         <w:pStyle w:val="Heading2"/>
         <w:spacing w:before="480" w:after="240"/>
       </w:pPr>
-      <w:bookmarkStart w:id="46" w:name="_Toc227512587"/>
+      <w:bookmarkStart w:id="46" w:name="_Toc227514410"/>
       <w:r>
         <w:rPr>
           <w:lang w:val="sk-SK"/>
@@ -9957,7 +10655,7 @@
           <w:lang w:val="sk-SK"/>
         </w:rPr>
       </w:pPr>
-      <w:bookmarkStart w:id="47" w:name="_Toc227512588"/>
+      <w:bookmarkStart w:id="47" w:name="_Toc227514411"/>
       <w:r>
         <w:rPr>
           <w:lang w:val="sk-SK"/>
@@ -9983,7 +10681,7 @@
           <w:lang w:val="sk-SK"/>
         </w:rPr>
       </w:pPr>
-      <w:bookmarkStart w:id="48" w:name="_Toc227512589"/>
+      <w:bookmarkStart w:id="48" w:name="_Toc227514412"/>
       <w:r>
         <w:rPr>
           <w:lang w:val="sk-SK"/>
@@ -10017,7 +10715,7 @@
           <w:lang w:val="sk-SK"/>
         </w:rPr>
       </w:pPr>
-      <w:bookmarkStart w:id="49" w:name="_Toc227512590"/>
+      <w:bookmarkStart w:id="49" w:name="_Toc227514413"/>
       <w:r>
         <w:rPr>
           <w:lang w:val="sk-SK"/>
@@ -10098,7 +10796,7 @@
       <w:pPr>
         <w:pStyle w:val="Caption"/>
       </w:pPr>
-      <w:bookmarkStart w:id="50" w:name="_Toc227512551"/>
+      <w:bookmarkStart w:id="50" w:name="_Toc227514374"/>
       <w:r>
         <w:t xml:space="preserve">Obr. </w:t>
       </w:r>
@@ -10159,7 +10857,7 @@
           <w:lang w:val="sk-SK"/>
         </w:rPr>
       </w:pPr>
-      <w:bookmarkStart w:id="51" w:name="_Toc227512591"/>
+      <w:bookmarkStart w:id="51" w:name="_Toc227514414"/>
       <w:r>
         <w:rPr>
           <w:lang w:val="sk-SK"/>
@@ -10240,7 +10938,7 @@
       <w:pPr>
         <w:pStyle w:val="Caption"/>
       </w:pPr>
-      <w:bookmarkStart w:id="52" w:name="_Toc227512552"/>
+      <w:bookmarkStart w:id="52" w:name="_Toc227514375"/>
       <w:r>
         <w:t xml:space="preserve">Obr. </w:t>
       </w:r>
@@ -10307,7 +11005,7 @@
           <w:lang w:val="sk-SK"/>
         </w:rPr>
       </w:pPr>
-      <w:bookmarkStart w:id="53" w:name="_Toc227512592"/>
+      <w:bookmarkStart w:id="53" w:name="_Toc227514415"/>
       <w:r>
         <w:rPr>
           <w:lang w:val="sk-SK"/>
@@ -10323,7 +11021,16 @@
         <w:jc w:val="both"/>
       </w:pPr>
       <w:r>
-        <w:t>Simuluje zakrytie časti obrazu, čím núti model učiť sa robustné reprezentácie aj pri</w:t>
+        <w:t>Simuluje zakrytie časti obrazu, čím núti model učiť sa robustné reprezentácie aj</w:t>
+      </w:r>
+      <w:r>
+        <w:rPr>
+          <w:lang w:val="sk-SK"/>
+        </w:rPr>
+        <w:t> </w:t>
+      </w:r>
+      <w:r>
+        <w:t>pri</w:t>
       </w:r>
       <w:r>
         <w:rPr>
@@ -10398,7 +11105,7 @@
       <w:pPr>
         <w:pStyle w:val="Caption"/>
       </w:pPr>
-      <w:bookmarkStart w:id="54" w:name="_Toc227512553"/>
+      <w:bookmarkStart w:id="54" w:name="_Toc227514376"/>
       <w:r>
         <w:t xml:space="preserve">Obr. </w:t>
       </w:r>
@@ -10468,7 +11175,7 @@
       <w:r>
         <w:fldChar w:fldCharType="end"/>
       </w:r>
-      <w:bookmarkStart w:id="55" w:name="_Toc227512593"/>
+      <w:bookmarkStart w:id="55" w:name="_Toc227514416"/>
       <w:r>
         <w:rPr>
           <w:lang w:val="sk-SK"/>
@@ -10488,7 +11195,7 @@
         <w:pStyle w:val="Heading2"/>
         <w:spacing w:before="480" w:after="240"/>
       </w:pPr>
-      <w:bookmarkStart w:id="56" w:name="_Toc227512594"/>
+      <w:bookmarkStart w:id="56" w:name="_Toc227514417"/>
       <w:r>
         <w:rPr>
           <w:lang w:val="sk-SK"/>
@@ -10528,7 +11235,7 @@
       <w:pPr>
         <w:pStyle w:val="Heading3"/>
       </w:pPr>
-      <w:bookmarkStart w:id="57" w:name="_Toc227512595"/>
+      <w:bookmarkStart w:id="57" w:name="_Toc227514418"/>
       <w:r>
         <w:rPr>
           <w:lang w:val="sk-SK"/>
@@ -10568,7 +11275,7 @@
       <w:pPr>
         <w:pStyle w:val="Heading3"/>
       </w:pPr>
-      <w:bookmarkStart w:id="58" w:name="_Toc227512596"/>
+      <w:bookmarkStart w:id="58" w:name="_Toc227514419"/>
       <w:r>
         <w:rPr>
           <w:lang w:val="sk-SK"/>
@@ -10630,7 +11337,7 @@
       <w:pPr>
         <w:pStyle w:val="Heading3"/>
       </w:pPr>
-      <w:bookmarkStart w:id="59" w:name="_Toc227512597"/>
+      <w:bookmarkStart w:id="59" w:name="_Toc227514420"/>
       <w:r>
         <w:rPr>
           <w:lang w:val="sk-SK"/>
@@ -10729,7 +11436,7 @@
           <w:lang w:val="sk-SK"/>
         </w:rPr>
       </w:pPr>
-      <w:bookmarkStart w:id="60" w:name="_Toc227512598"/>
+      <w:bookmarkStart w:id="60" w:name="_Toc227514421"/>
       <w:r>
         <w:rPr>
           <w:lang w:val="sk-SK"/>
@@ -10784,7 +11491,7 @@
       <w:pPr>
         <w:pStyle w:val="Heading3"/>
       </w:pPr>
-      <w:bookmarkStart w:id="61" w:name="_Toc227512599"/>
+      <w:bookmarkStart w:id="61" w:name="_Toc227514422"/>
       <w:r>
         <w:rPr>
           <w:lang w:val="sk-SK"/>
@@ -10991,7 +11698,7 @@
           <w:lang w:val="sk-SK"/>
         </w:rPr>
       </w:pPr>
-      <w:bookmarkStart w:id="62" w:name="_Toc227512600"/>
+      <w:bookmarkStart w:id="62" w:name="_Toc227514423"/>
       <w:r>
         <w:rPr>
           <w:lang w:val="sk-SK"/>
@@ -11072,7 +11779,7 @@
           <w:lang w:val="sk-SK"/>
         </w:rPr>
       </w:pPr>
-      <w:bookmarkStart w:id="63" w:name="_Toc227512601"/>
+      <w:bookmarkStart w:id="63" w:name="_Toc227514424"/>
       <w:r>
         <w:rPr>
           <w:lang w:val="sk-SK"/>
@@ -11136,7 +11843,7 @@
           <w:lang w:val="sk-SK"/>
         </w:rPr>
       </w:pPr>
-      <w:bookmarkStart w:id="64" w:name="_Toc227512602"/>
+      <w:bookmarkStart w:id="64" w:name="_Toc227514425"/>
       <w:r>
         <w:rPr>
           <w:lang w:val="sk-SK"/>
@@ -11191,18 +11898,12 @@
           <w:lang w:val="sk-SK"/>
         </w:rPr>
       </w:pPr>
-      <w:bookmarkStart w:id="65" w:name="_Toc227512603"/>
-      <w:r>
-        <w:rPr>
-          <w:lang w:val="sk-SK"/>
-        </w:rPr>
-        <w:t>Husto prepojená</w:t>
-      </w:r>
-      <w:r>
-        <w:rPr>
-          <w:lang w:val="sk-SK"/>
-        </w:rPr>
-        <w:t xml:space="preserve"> vrstva</w:t>
+      <w:bookmarkStart w:id="65" w:name="_Toc227514426"/>
+      <w:r>
+        <w:rPr>
+          <w:lang w:val="sk-SK"/>
+        </w:rPr>
+        <w:t>Husto prepojená vrstva</w:t>
       </w:r>
       <w:bookmarkEnd w:id="65"/>
     </w:p>
@@ -11244,7 +11945,7 @@
           <w:lang w:val="sk-SK"/>
         </w:rPr>
       </w:pPr>
-      <w:bookmarkStart w:id="66" w:name="_Toc227512604"/>
+      <w:bookmarkStart w:id="66" w:name="_Toc227514427"/>
       <w:r>
         <w:rPr>
           <w:lang w:val="sk-SK"/>
@@ -11355,7 +12056,7 @@
       <w:pPr>
         <w:pStyle w:val="Caption"/>
       </w:pPr>
-      <w:bookmarkStart w:id="67" w:name="_Toc227512554"/>
+      <w:bookmarkStart w:id="67" w:name="_Toc227514377"/>
       <w:r>
         <w:t xml:space="preserve">Obr. </w:t>
       </w:r>
@@ -11405,7 +12106,7 @@
           <w:lang w:val="sk-SK"/>
         </w:rPr>
       </w:pPr>
-      <w:bookmarkStart w:id="68" w:name="_Toc227512605"/>
+      <w:bookmarkStart w:id="68" w:name="_Toc227514428"/>
       <w:r>
         <w:rPr>
           <w:lang w:val="sk-SK"/>
@@ -11498,7 +12199,7 @@
       <w:r>
         <w:fldChar w:fldCharType="end"/>
       </w:r>
-      <w:bookmarkStart w:id="69" w:name="_Toc227512606"/>
+      <w:bookmarkStart w:id="69" w:name="_Toc227514429"/>
       <w:r>
         <w:rPr>
           <w:lang w:val="sk-SK"/>
@@ -11545,7 +12246,7 @@
           <w:lang w:val="sk-SK"/>
         </w:rPr>
       </w:pPr>
-      <w:bookmarkStart w:id="70" w:name="_Toc227512607"/>
+      <w:bookmarkStart w:id="70" w:name="_Toc227514430"/>
       <w:r>
         <w:rPr>
           <w:lang w:val="sk-SK"/>
@@ -11877,66 +12578,12 @@
           <w:lang w:val="sk-SK"/>
         </w:rPr>
       </w:pPr>
-      <w:bookmarkStart w:id="71" w:name="_Toc227512608"/>
-      <w:r>
-        <w:rPr>
-          <w:lang w:val="sk-SK"/>
-        </w:rPr>
-        <w:t>Koreň s</w:t>
-      </w:r>
-      <w:r>
-        <w:rPr>
-          <w:lang w:val="sk-SK"/>
-        </w:rPr>
-        <w:t>tredn</w:t>
-      </w:r>
-      <w:r>
-        <w:rPr>
-          <w:lang w:val="sk-SK"/>
-        </w:rPr>
-        <w:t>ej</w:t>
-      </w:r>
-      <w:r>
-        <w:rPr>
-          <w:lang w:val="sk-SK"/>
-        </w:rPr>
-        <w:t xml:space="preserve"> </w:t>
-      </w:r>
-      <w:r>
-        <w:rPr>
-          <w:lang w:val="sk-SK"/>
-        </w:rPr>
-        <w:t>kvadratickej</w:t>
-      </w:r>
-      <w:r>
-        <w:rPr>
-          <w:lang w:val="sk-SK"/>
-        </w:rPr>
-        <w:t xml:space="preserve"> chyb</w:t>
-      </w:r>
-      <w:r>
-        <w:rPr>
-          <w:lang w:val="sk-SK"/>
-        </w:rPr>
-        <w:t>y</w:t>
-      </w:r>
-      <w:r>
-        <w:rPr>
-          <w:lang w:val="sk-SK"/>
-        </w:rPr>
-        <w:t xml:space="preserve"> (</w:t>
-      </w:r>
-      <w:r>
-        <w:rPr>
-          <w:lang w:val="sk-SK"/>
-        </w:rPr>
-        <w:t>RMSE</w:t>
-      </w:r>
-      <w:r>
-        <w:rPr>
-          <w:lang w:val="sk-SK"/>
-        </w:rPr>
-        <w:t>)</w:t>
+      <w:bookmarkStart w:id="71" w:name="_Toc227514431"/>
+      <w:r>
+        <w:rPr>
+          <w:lang w:val="sk-SK"/>
+        </w:rPr>
+        <w:t>Koreň strednej kvadratickej chyby (RMSE)</w:t>
       </w:r>
       <w:bookmarkEnd w:id="71"/>
     </w:p>
@@ -12146,6 +12793,7 @@
     </w:p>
     <w:p>
       <w:pPr>
+        <w:spacing w:line="312" w:lineRule="auto"/>
         <w:jc w:val="both"/>
       </w:pPr>
       <w:r>
@@ -12284,7 +12932,7 @@
           <w:lang w:val="sk-SK"/>
         </w:rPr>
       </w:pPr>
-      <w:bookmarkStart w:id="72" w:name="_Toc227512609"/>
+      <w:bookmarkStart w:id="72" w:name="_Toc227514432"/>
       <w:r>
         <w:rPr>
           <w:lang w:val="sk-SK"/>
@@ -12361,16 +13009,7 @@
             <w:rPr>
               <w:rFonts w:ascii="Cambria Math" w:hAnsi="Cambria Math"/>
             </w:rPr>
-            <m:t>=</m:t>
-          </m:r>
-          <m:r>
-            <m:rPr>
-              <m:sty m:val="p"/>
-            </m:rPr>
-            <w:rPr>
-              <w:rFonts w:ascii="Cambria Math" w:hAnsi="Cambria Math"/>
-            </w:rPr>
-            <m:t>1-</m:t>
+            <m:t>=1-</m:t>
           </m:r>
           <m:f>
             <m:fPr>
@@ -12818,7 +13457,7 @@
       <w:r>
         <w:fldChar w:fldCharType="end"/>
       </w:r>
-      <w:bookmarkStart w:id="73" w:name="_Toc227512610"/>
+      <w:bookmarkStart w:id="73" w:name="_Toc227514433"/>
       <w:r>
         <w:rPr>
           <w:lang w:val="sk-SK"/>
@@ -12938,7 +13577,7 @@
       <w:pPr>
         <w:pStyle w:val="Caption"/>
       </w:pPr>
-      <w:bookmarkStart w:id="74" w:name="_Toc227512555"/>
+      <w:bookmarkStart w:id="74" w:name="_Toc227514378"/>
       <w:r>
         <w:t xml:space="preserve">Obr. </w:t>
       </w:r>
@@ -12979,6 +13618,474 @@
         </w:rPr>
         <w:t xml:space="preserve"> </w:t>
       </w:r>
+    </w:p>
+    <w:p>
+      <w:pPr>
+        <w:pStyle w:val="Heading1"/>
+        <w:numPr>
+          <w:ilvl w:val="0"/>
+          <w:numId w:val="36"/>
+        </w:numPr>
+        <w:spacing w:after="480"/>
+        <w:rPr>
+          <w:lang w:val="sk-SK"/>
+        </w:rPr>
+      </w:pPr>
+      <w:r>
+        <w:lastRenderedPageBreak/>
+        <w:fldChar w:fldCharType="begin"/>
+      </w:r>
+      <w:r>
+        <w:instrText xml:space="preserve">  </w:instrText>
+      </w:r>
+      <w:r>
+        <w:fldChar w:fldCharType="end"/>
+      </w:r>
+      <w:bookmarkStart w:id="75" w:name="_Toc227514434"/>
+      <w:r>
+        <w:rPr>
+          <w:lang w:val="sk-SK"/>
+        </w:rPr>
+        <w:t>Optimalizácia hyperparametrov pomocou frameworku Optuna</w:t>
+      </w:r>
+      <w:bookmarkEnd w:id="75"/>
+    </w:p>
+    <w:p>
+      <w:pPr>
+        <w:spacing w:line="312" w:lineRule="auto"/>
+        <w:jc w:val="both"/>
+      </w:pPr>
+      <w:r>
+        <w:t>Na základe vyhodnotenia modelu pomocou metrík (MAE, RMSE, R²) a validačných postupov je ďalším krokom optimalizácia jeho hyperparametrov. Keďže výkon konvolučných neurónových sietí je výrazne závislý od nastavenia jednotlivých parametrov architektúry a procesu učenia, v tejto práci bol na ich automatické vyhľadávanie použitý framework Optuna. Cieľom bolo nájsť kombináciu parametrov, ktorá minimalizuje chybu modelu a zároveň zlepšuje jeho generalizačnú schopnosť.</w:t>
+      </w:r>
+    </w:p>
+    <w:p>
+      <w:pPr>
+        <w:pStyle w:val="Heading2"/>
+        <w:spacing w:before="480" w:after="240"/>
+        <w:rPr>
+          <w:lang w:val="sk-SK"/>
+        </w:rPr>
+      </w:pPr>
+      <w:bookmarkStart w:id="76" w:name="_Toc227514435"/>
+      <w:r>
+        <w:rPr>
+          <w:lang w:val="sk-SK"/>
+        </w:rPr>
+        <w:t>Optuna framework</w:t>
+      </w:r>
+      <w:bookmarkEnd w:id="76"/>
+    </w:p>
+    <w:p>
+      <w:pPr>
+        <w:spacing w:line="312" w:lineRule="auto"/>
+        <w:jc w:val="both"/>
+      </w:pPr>
+      <w:r>
+        <w:t>Optuna predstavuje moderný framework pre automatickú optimalizáciu hyperparametrov v</w:t>
+      </w:r>
+      <w:r>
+        <w:rPr>
+          <w:lang w:val="sk-SK"/>
+        </w:rPr>
+        <w:t> </w:t>
+      </w:r>
+      <w:r>
+        <w:t>strojovom učení. Je založený na princípe definovania vyhľadávacieho priestoru priamo v</w:t>
+      </w:r>
+      <w:r>
+        <w:rPr>
+          <w:lang w:val="sk-SK"/>
+        </w:rPr>
+        <w:t> </w:t>
+      </w:r>
+      <w:r>
+        <w:t>kóde (tzv. define-by-run prístup), čo umožňuje dynamické a flexibilné nastavovanie optimalizačného procesu. Framework využíva efektívne algoritmy pre vyhľadávanie optimálnych konfigurácií, a zároveň podporuje tzv. pruning, teda predčasné ukončenie menej perspektívnych pokusov s cieľom znížiť výpočtovú náročnosť. Vďaka týmto vlastnostiam je Optuna vhodná najmä pre optimalizáciu hlbokých neurónových sietí.</w:t>
+      </w:r>
+    </w:p>
+    <w:p>
+      <w:pPr>
+        <w:spacing w:line="312" w:lineRule="auto"/>
+        <w:ind w:firstLine="425"/>
+        <w:jc w:val="both"/>
+        <w:rPr>
+          <w:lang w:val="sk-SK"/>
+        </w:rPr>
+      </w:pPr>
+      <w:r>
+        <w:t>V tejto práci bola použitá implementácia frameworku Optuna podľa štandardnej metodiky uvedenej v [</w:t>
+      </w:r>
+      <w:r>
+        <w:rPr>
+          <w:lang w:val="sk-SK"/>
+        </w:rPr>
+        <w:t>20</w:t>
+      </w:r>
+      <w:r>
+        <w:t>]</w:t>
+      </w:r>
+      <w:r>
+        <w:rPr>
+          <w:lang w:val="sk-SK"/>
+        </w:rPr>
+        <w:t>.</w:t>
+      </w:r>
+    </w:p>
+    <w:p>
+      <w:pPr>
+        <w:pStyle w:val="Heading2"/>
+        <w:spacing w:before="480" w:after="240"/>
+        <w:rPr>
+          <w:lang w:val="sk-SK"/>
+        </w:rPr>
+      </w:pPr>
+      <w:bookmarkStart w:id="77" w:name="_Toc227514436"/>
+      <w:r>
+        <w:rPr>
+          <w:lang w:val="sk-SK"/>
+        </w:rPr>
+        <w:t>Optimalizované hyperparametre v tejto práci</w:t>
+      </w:r>
+      <w:bookmarkEnd w:id="77"/>
+    </w:p>
+    <w:p>
+      <w:pPr>
+        <w:spacing w:line="312" w:lineRule="auto"/>
+        <w:jc w:val="both"/>
+      </w:pPr>
+      <w:r>
+        <w:t>V rámci experimentov boli pomocou Optuna optimalizované nasledujúce parametre:</w:t>
+      </w:r>
+    </w:p>
+    <w:p>
+      <w:pPr>
+        <w:pStyle w:val="ListParagraph"/>
+        <w:numPr>
+          <w:ilvl w:val="0"/>
+          <w:numId w:val="41"/>
+        </w:numPr>
+        <w:spacing w:line="312" w:lineRule="auto"/>
+        <w:jc w:val="both"/>
+      </w:pPr>
+      <w:r>
+        <w:rPr>
+          <w:lang w:val="sk-SK"/>
+        </w:rPr>
+        <w:t>počet konvolučných vrstiev</w:t>
+      </w:r>
+    </w:p>
+    <w:p>
+      <w:pPr>
+        <w:pStyle w:val="ListParagraph"/>
+        <w:numPr>
+          <w:ilvl w:val="0"/>
+          <w:numId w:val="41"/>
+        </w:numPr>
+        <w:spacing w:line="312" w:lineRule="auto"/>
+        <w:jc w:val="both"/>
+      </w:pPr>
+      <w:r>
+        <w:rPr>
+          <w:lang w:val="sk-SK"/>
+        </w:rPr>
+        <w:t>počet epoch</w:t>
+      </w:r>
+    </w:p>
+    <w:p>
+      <w:pPr>
+        <w:pStyle w:val="ListParagraph"/>
+        <w:numPr>
+          <w:ilvl w:val="0"/>
+          <w:numId w:val="41"/>
+        </w:numPr>
+        <w:spacing w:line="312" w:lineRule="auto"/>
+        <w:jc w:val="both"/>
+      </w:pPr>
+      <w:r>
+        <w:rPr>
+          <w:lang w:val="sk-SK"/>
+        </w:rPr>
+        <w:t>použitie batch normalizácie</w:t>
+      </w:r>
+    </w:p>
+    <w:p>
+      <w:pPr>
+        <w:pStyle w:val="ListParagraph"/>
+        <w:numPr>
+          <w:ilvl w:val="0"/>
+          <w:numId w:val="41"/>
+        </w:numPr>
+        <w:spacing w:line="312" w:lineRule="auto"/>
+        <w:jc w:val="both"/>
+      </w:pPr>
+      <w:r>
+        <w:rPr>
+          <w:lang w:val="sk-SK"/>
+        </w:rPr>
+        <w:t>veľkosť konvolučného jadra (kernel size)</w:t>
+      </w:r>
+    </w:p>
+    <w:p>
+      <w:pPr>
+        <w:pStyle w:val="ListParagraph"/>
+        <w:numPr>
+          <w:ilvl w:val="0"/>
+          <w:numId w:val="41"/>
+        </w:numPr>
+        <w:spacing w:line="312" w:lineRule="auto"/>
+        <w:jc w:val="both"/>
+      </w:pPr>
+      <w:r>
+        <w:rPr>
+          <w:lang w:val="sk-SK"/>
+        </w:rPr>
+        <w:t>počet filtrov v prvej konvolučnej vrstve</w:t>
+      </w:r>
+    </w:p>
+    <w:p>
+      <w:pPr>
+        <w:pStyle w:val="ListParagraph"/>
+        <w:numPr>
+          <w:ilvl w:val="0"/>
+          <w:numId w:val="41"/>
+        </w:numPr>
+        <w:spacing w:line="312" w:lineRule="auto"/>
+        <w:jc w:val="both"/>
+      </w:pPr>
+      <w:r>
+        <w:rPr>
+          <w:lang w:val="sk-SK"/>
+        </w:rPr>
+        <w:t>veľkosť vstupného obrazu</w:t>
+      </w:r>
+    </w:p>
+    <w:p>
+      <w:pPr>
+        <w:pStyle w:val="ListParagraph"/>
+        <w:numPr>
+          <w:ilvl w:val="0"/>
+          <w:numId w:val="41"/>
+        </w:numPr>
+        <w:spacing w:line="312" w:lineRule="auto"/>
+        <w:jc w:val="both"/>
+      </w:pPr>
+      <w:r>
+        <w:rPr>
+          <w:lang w:val="sk-SK"/>
+        </w:rPr>
+        <w:t>learning rate</w:t>
+      </w:r>
+    </w:p>
+    <w:p>
+      <w:pPr>
+        <w:pStyle w:val="Heading3"/>
+        <w:rPr>
+          <w:lang w:val="sk-SK"/>
+        </w:rPr>
+      </w:pPr>
+      <w:bookmarkStart w:id="78" w:name="_Toc227514437"/>
+      <w:r>
+        <w:rPr>
+          <w:lang w:val="sk-SK"/>
+        </w:rPr>
+        <w:lastRenderedPageBreak/>
+        <w:t>Počet konvolučných vrstiev</w:t>
+      </w:r>
+      <w:bookmarkEnd w:id="78"/>
+    </w:p>
+    <w:p>
+      <w:pPr>
+        <w:spacing w:line="312" w:lineRule="auto"/>
+        <w:jc w:val="both"/>
+      </w:pPr>
+      <w:r>
+        <w:t>Počet konvolučných vrstiev určuje hĺbku neurónovej siete. Vyšší počet vrstiev umožňuje modelu zachytiť komplexnejšie a abstraktnejšie príznaky, avšak zároveň zvyšuje riziko preučenia a výpočtovú náročnosť.</w:t>
+      </w:r>
+    </w:p>
+    <w:p>
+      <w:pPr>
+        <w:pStyle w:val="Heading3"/>
+        <w:rPr>
+          <w:lang w:val="sk-SK"/>
+        </w:rPr>
+      </w:pPr>
+      <w:bookmarkStart w:id="79" w:name="_Toc227514438"/>
+      <w:r>
+        <w:rPr>
+          <w:lang w:val="sk-SK"/>
+        </w:rPr>
+        <w:t xml:space="preserve">Počet </w:t>
+      </w:r>
+      <w:r>
+        <w:rPr>
+          <w:lang w:val="sk-SK"/>
+        </w:rPr>
+        <w:t>epoc</w:t>
+      </w:r>
+      <w:r>
+        <w:rPr>
+          <w:lang w:val="sk-SK"/>
+        </w:rPr>
+        <w:t>h</w:t>
+      </w:r>
+      <w:bookmarkEnd w:id="79"/>
+    </w:p>
+    <w:p>
+      <w:pPr>
+        <w:spacing w:line="312" w:lineRule="auto"/>
+        <w:jc w:val="both"/>
+      </w:pPr>
+      <w:r>
+        <w:t>Počet epoch predstavuje počet prechodov modelu cez celý tréningový dataset. Vyšší počet epoch môže zlepšiť presnosť modelu, avšak pri nadmernej hodnote môže dôjsť k preučeniu (overfittingu).</w:t>
+      </w:r>
+    </w:p>
+    <w:p>
+      <w:pPr>
+        <w:pStyle w:val="Heading3"/>
+        <w:rPr>
+          <w:lang w:val="sk-SK"/>
+        </w:rPr>
+      </w:pPr>
+      <w:bookmarkStart w:id="80" w:name="_Toc227514439"/>
+      <w:r>
+        <w:rPr>
+          <w:lang w:val="sk-SK"/>
+        </w:rPr>
+        <w:t>Batch normalizácia</w:t>
+      </w:r>
+      <w:bookmarkEnd w:id="80"/>
+    </w:p>
+    <w:p>
+      <w:pPr>
+        <w:spacing w:line="312" w:lineRule="auto"/>
+        <w:jc w:val="both"/>
+      </w:pPr>
+      <w:r>
+        <w:t>Batch normalizácia slúži na stabilizáciu a zrýchlenie procesu učenia. Normalizuje aktivácie jednotlivých vrstiev počas tréningu, čím znižuje citlivosť modelu na počiatočné nastavenia váh.</w:t>
+      </w:r>
+    </w:p>
+    <w:p>
+      <w:pPr>
+        <w:pStyle w:val="Heading3"/>
+        <w:rPr>
+          <w:lang w:val="sk-SK"/>
+        </w:rPr>
+      </w:pPr>
+      <w:bookmarkStart w:id="81" w:name="_Toc227514440"/>
+      <w:r>
+        <w:rPr>
+          <w:lang w:val="sk-SK"/>
+        </w:rPr>
+        <w:t>Veľkosť konvolučného jadra (kernel size)</w:t>
+      </w:r>
+      <w:bookmarkEnd w:id="81"/>
+    </w:p>
+    <w:p>
+      <w:pPr>
+        <w:spacing w:line="312" w:lineRule="auto"/>
+        <w:jc w:val="both"/>
+      </w:pPr>
+      <w:r>
+        <w:t>Veľkosť konvolučného jadra určuje rozsah lokálneho okolia, z ktorého sa extrahujú príznaky. Menšie jadrá zachytávajú jemnejšie detaily, zatiaľ čo väčšie jadrá umožňujú zachytiť širšie kontextové informácie.</w:t>
+      </w:r>
+    </w:p>
+    <w:p>
+      <w:pPr>
+        <w:pStyle w:val="Heading3"/>
+        <w:rPr>
+          <w:lang w:val="sk-SK"/>
+        </w:rPr>
+      </w:pPr>
+      <w:bookmarkStart w:id="82" w:name="_Toc227514441"/>
+      <w:r>
+        <w:rPr>
+          <w:lang w:val="sk-SK"/>
+        </w:rPr>
+        <w:t>Počet filtrov v prvej vrstve</w:t>
+      </w:r>
+      <w:bookmarkEnd w:id="82"/>
+    </w:p>
+    <w:p>
+      <w:pPr>
+        <w:spacing w:line="312" w:lineRule="auto"/>
+        <w:jc w:val="both"/>
+      </w:pPr>
+      <w:r>
+        <w:t>Počet filtrov určuje, koľko rôznych príznakov sa extrahuje v prvej konvolučnej vrstve. Vyšší počet filtrov zvyšuje kapacitu modelu, ale zároveň zvyšuje výpočtové nároky.</w:t>
+      </w:r>
+    </w:p>
+    <w:p>
+      <w:pPr>
+        <w:pStyle w:val="Heading3"/>
+        <w:rPr>
+          <w:lang w:val="sk-SK"/>
+        </w:rPr>
+      </w:pPr>
+      <w:bookmarkStart w:id="83" w:name="_Toc227514442"/>
+      <w:r>
+        <w:rPr>
+          <w:lang w:val="sk-SK"/>
+        </w:rPr>
+        <w:t>Veľkosť vstupného obrazu</w:t>
+      </w:r>
+      <w:bookmarkEnd w:id="83"/>
+    </w:p>
+    <w:p>
+      <w:pPr>
+        <w:spacing w:line="312" w:lineRule="auto"/>
+        <w:jc w:val="both"/>
+      </w:pPr>
+      <w:r>
+        <w:t>Veľkosť vstupného obrazu ovplyvňuje množstvo dostupných informácií pre model. Väčšie rozlíšenie môže obsahovať viac detailov, ale zároveň zvyšuje výpočtovú záťaž.</w:t>
+      </w:r>
+    </w:p>
+    <w:p>
+      <w:pPr>
+        <w:pStyle w:val="Heading3"/>
+        <w:rPr>
+          <w:lang w:val="sk-SK"/>
+        </w:rPr>
+      </w:pPr>
+      <w:bookmarkStart w:id="84" w:name="_Toc227514443"/>
+      <w:r>
+        <w:rPr>
+          <w:lang w:val="sk-SK"/>
+        </w:rPr>
+        <w:lastRenderedPageBreak/>
+        <w:t>Learning rate</w:t>
+      </w:r>
+      <w:bookmarkEnd w:id="84"/>
+    </w:p>
+    <w:p>
+      <w:pPr>
+        <w:spacing w:line="312" w:lineRule="auto"/>
+        <w:jc w:val="both"/>
+      </w:pPr>
+      <w:r>
+        <w:t>Learning rate určuje rýchlosť aktualizácie váh počas tréningu. Príliš vysoká hodnota môže spôsobiť nestabilné učenie, zatiaľ čo príliš nízka hodnota môže spomaliť konvergenciu modelu.</w:t>
+      </w:r>
+    </w:p>
+    <w:p>
+      <w:pPr>
+        <w:rPr>
+          <w:lang w:val="sk-SK"/>
+        </w:rPr>
+      </w:pPr>
+    </w:p>
+    <w:p>
+      <w:pPr>
+        <w:rPr>
+          <w:lang w:val="sk-SK"/>
+        </w:rPr>
+      </w:pPr>
+    </w:p>
+    <w:p>
+      <w:pPr>
+        <w:pStyle w:val="Bezodsadenia"/>
+        <w:rPr>
+          <w:lang w:val="sk-SK"/>
+        </w:rPr>
+      </w:pPr>
     </w:p>
     <w:p>
       <w:pPr>
@@ -13069,11 +14176,11 @@
       <w:pPr>
         <w:pStyle w:val="Heading3"/>
       </w:pPr>
-      <w:bookmarkStart w:id="75" w:name="_Toc227512611"/>
+      <w:bookmarkStart w:id="85" w:name="_Toc227514444"/>
       <w:r>
         <w:t>Záver</w:t>
       </w:r>
-      <w:bookmarkEnd w:id="75"/>
+      <w:bookmarkEnd w:id="85"/>
     </w:p>
     <w:p>
       <w:pPr>
@@ -13083,10 +14190,10 @@
           <w:bCs/>
         </w:rPr>
       </w:pPr>
-      <w:bookmarkStart w:id="76" w:name="_Ref178418312"/>
-      <w:bookmarkStart w:id="77" w:name="_Toc181225510"/>
-      <w:bookmarkStart w:id="78" w:name="_Toc173791406"/>
-      <w:bookmarkStart w:id="79" w:name="_Toc173791545"/>
+      <w:bookmarkStart w:id="86" w:name="_Ref178418312"/>
+      <w:bookmarkStart w:id="87" w:name="_Toc181225510"/>
+      <w:bookmarkStart w:id="88" w:name="_Toc173791406"/>
+      <w:bookmarkStart w:id="89" w:name="_Toc173791545"/>
       <w:r>
         <w:rPr>
           <w:b/>
@@ -13131,7 +14238,7 @@
         </w:rPr>
         <w:fldChar w:fldCharType="end"/>
       </w:r>
-      <w:bookmarkEnd w:id="76"/>
+      <w:bookmarkEnd w:id="86"/>
       <w:r>
         <w:rPr>
           <w:b/>
@@ -13208,7 +14315,7 @@
         </w:rPr>
         <w:t>.</w:t>
       </w:r>
-      <w:bookmarkEnd w:id="77"/>
+      <w:bookmarkEnd w:id="87"/>
     </w:p>
     <w:tbl>
       <w:tblPr>
@@ -13787,12 +14894,12 @@
         <w:pStyle w:val="Nadpis1bezslovania"/>
         <w:spacing w:before="1440" w:after="480"/>
       </w:pPr>
-      <w:bookmarkStart w:id="80" w:name="_Toc227512612"/>
+      <w:bookmarkStart w:id="90" w:name="_Toc227514445"/>
       <w:r>
         <w:lastRenderedPageBreak/>
         <w:t>Záver</w:t>
       </w:r>
-      <w:bookmarkEnd w:id="80"/>
+      <w:bookmarkEnd w:id="90"/>
     </w:p>
     <w:p>
       <w:pPr>
@@ -13865,15 +14972,15 @@
         <w:pStyle w:val="Nadpis1bezslovania"/>
         <w:spacing w:before="1440" w:after="480"/>
       </w:pPr>
-      <w:bookmarkStart w:id="81" w:name="_Toc227512613"/>
+      <w:bookmarkStart w:id="91" w:name="_Toc227514446"/>
       <w:r>
         <w:lastRenderedPageBreak/>
         <w:t>Literatúra</w:t>
       </w:r>
-      <w:bookmarkEnd w:id="81"/>
-    </w:p>
-    <w:bookmarkEnd w:id="78"/>
-    <w:bookmarkEnd w:id="79"/>
+      <w:bookmarkEnd w:id="91"/>
+    </w:p>
+    <w:bookmarkEnd w:id="88"/>
+    <w:bookmarkEnd w:id="89"/>
     <w:p>
       <w:pPr>
         <w:pStyle w:val="NormalWeb"/>
@@ -13893,8 +15000,9 @@
           <w:lang w:val="sk-SK" w:eastAsia="en-US"/>
           <w14:ligatures w14:val="standardContextual"/>
         </w:rPr>
-        <w:t>(PDF in Articles Folder) Irradiance Forecasting for the Power Prediction</w:t>
-      </w:r>
+        <w:t xml:space="preserve">(PDF in </w:t>
+      </w:r>
+      <w:proofErr w:type="spellStart"/>
       <w:r>
         <w:rPr>
           <w:rFonts w:asciiTheme="minorHAnsi" w:eastAsiaTheme="minorHAnsi" w:hAnsiTheme="minorHAnsi" w:cstheme="minorBidi"/>
@@ -13902,8 +15010,307 @@
           <w:lang w:val="sk-SK" w:eastAsia="en-US"/>
           <w14:ligatures w14:val="standardContextual"/>
         </w:rPr>
+        <w:t>Articles</w:t>
+      </w:r>
+      <w:proofErr w:type="spellEnd"/>
+      <w:r>
+        <w:rPr>
+          <w:rFonts w:asciiTheme="minorHAnsi" w:eastAsiaTheme="minorHAnsi" w:hAnsiTheme="minorHAnsi" w:cstheme="minorBidi"/>
+          <w:kern w:val="2"/>
+          <w:lang w:val="sk-SK" w:eastAsia="en-US"/>
+          <w14:ligatures w14:val="standardContextual"/>
+        </w:rPr>
+        <w:t xml:space="preserve"> </w:t>
+      </w:r>
+      <w:proofErr w:type="spellStart"/>
+      <w:r>
+        <w:rPr>
+          <w:rFonts w:asciiTheme="minorHAnsi" w:eastAsiaTheme="minorHAnsi" w:hAnsiTheme="minorHAnsi" w:cstheme="minorBidi"/>
+          <w:kern w:val="2"/>
+          <w:lang w:val="sk-SK" w:eastAsia="en-US"/>
+          <w14:ligatures w14:val="standardContextual"/>
+        </w:rPr>
+        <w:t>Folder</w:t>
+      </w:r>
+      <w:proofErr w:type="spellEnd"/>
+      <w:r>
+        <w:rPr>
+          <w:rFonts w:asciiTheme="minorHAnsi" w:eastAsiaTheme="minorHAnsi" w:hAnsiTheme="minorHAnsi" w:cstheme="minorBidi"/>
+          <w:kern w:val="2"/>
+          <w:lang w:val="sk-SK" w:eastAsia="en-US"/>
+          <w14:ligatures w14:val="standardContextual"/>
+        </w:rPr>
+        <w:t xml:space="preserve">) </w:t>
+      </w:r>
+      <w:proofErr w:type="spellStart"/>
+      <w:r>
+        <w:rPr>
+          <w:rFonts w:asciiTheme="minorHAnsi" w:eastAsiaTheme="minorHAnsi" w:hAnsiTheme="minorHAnsi" w:cstheme="minorBidi"/>
+          <w:kern w:val="2"/>
+          <w:lang w:val="sk-SK" w:eastAsia="en-US"/>
+          <w14:ligatures w14:val="standardContextual"/>
+        </w:rPr>
+        <w:t>Irradiance</w:t>
+      </w:r>
+      <w:proofErr w:type="spellEnd"/>
+      <w:r>
+        <w:rPr>
+          <w:rFonts w:asciiTheme="minorHAnsi" w:eastAsiaTheme="minorHAnsi" w:hAnsiTheme="minorHAnsi" w:cstheme="minorBidi"/>
+          <w:kern w:val="2"/>
+          <w:lang w:val="sk-SK" w:eastAsia="en-US"/>
+          <w14:ligatures w14:val="standardContextual"/>
+        </w:rPr>
+        <w:t xml:space="preserve"> </w:t>
+      </w:r>
+      <w:proofErr w:type="spellStart"/>
+      <w:r>
+        <w:rPr>
+          <w:rFonts w:asciiTheme="minorHAnsi" w:eastAsiaTheme="minorHAnsi" w:hAnsiTheme="minorHAnsi" w:cstheme="minorBidi"/>
+          <w:kern w:val="2"/>
+          <w:lang w:val="sk-SK" w:eastAsia="en-US"/>
+          <w14:ligatures w14:val="standardContextual"/>
+        </w:rPr>
+        <w:t>Forecasting</w:t>
+      </w:r>
+      <w:proofErr w:type="spellEnd"/>
+      <w:r>
+        <w:rPr>
+          <w:rFonts w:asciiTheme="minorHAnsi" w:eastAsiaTheme="minorHAnsi" w:hAnsiTheme="minorHAnsi" w:cstheme="minorBidi"/>
+          <w:kern w:val="2"/>
+          <w:lang w:val="sk-SK" w:eastAsia="en-US"/>
+          <w14:ligatures w14:val="standardContextual"/>
+        </w:rPr>
+        <w:t xml:space="preserve"> for the </w:t>
+      </w:r>
+      <w:proofErr w:type="spellStart"/>
+      <w:r>
+        <w:rPr>
+          <w:rFonts w:asciiTheme="minorHAnsi" w:eastAsiaTheme="minorHAnsi" w:hAnsiTheme="minorHAnsi" w:cstheme="minorBidi"/>
+          <w:kern w:val="2"/>
+          <w:lang w:val="sk-SK" w:eastAsia="en-US"/>
+          <w14:ligatures w14:val="standardContextual"/>
+        </w:rPr>
+        <w:t>Power</w:t>
+      </w:r>
+      <w:proofErr w:type="spellEnd"/>
+      <w:r>
+        <w:rPr>
+          <w:rFonts w:asciiTheme="minorHAnsi" w:eastAsiaTheme="minorHAnsi" w:hAnsiTheme="minorHAnsi" w:cstheme="minorBidi"/>
+          <w:kern w:val="2"/>
+          <w:lang w:val="sk-SK" w:eastAsia="en-US"/>
+          <w14:ligatures w14:val="standardContextual"/>
+        </w:rPr>
+        <w:t xml:space="preserve"> Prediction</w:t>
+      </w:r>
+      <w:r>
+        <w:rPr>
+          <w:rFonts w:asciiTheme="minorHAnsi" w:eastAsiaTheme="minorHAnsi" w:hAnsiTheme="minorHAnsi" w:cstheme="minorBidi"/>
+          <w:kern w:val="2"/>
+          <w:lang w:val="sk-SK" w:eastAsia="en-US"/>
+          <w14:ligatures w14:val="standardContextual"/>
+        </w:rPr>
         <w:br/>
-        <w:t>of Grid-Connected Photovoltaic Systems: Elke Lorenz, Johannes Hurka, Detlev Heinemann, and Hans Georg Beyer, str.: 1</w:t>
+        <w:t>of Grid-</w:t>
+      </w:r>
+      <w:proofErr w:type="spellStart"/>
+      <w:r>
+        <w:rPr>
+          <w:rFonts w:asciiTheme="minorHAnsi" w:eastAsiaTheme="minorHAnsi" w:hAnsiTheme="minorHAnsi" w:cstheme="minorBidi"/>
+          <w:kern w:val="2"/>
+          <w:lang w:val="sk-SK" w:eastAsia="en-US"/>
+          <w14:ligatures w14:val="standardContextual"/>
+        </w:rPr>
+        <w:t>Connected</w:t>
+      </w:r>
+      <w:proofErr w:type="spellEnd"/>
+      <w:r>
+        <w:rPr>
+          <w:rFonts w:asciiTheme="minorHAnsi" w:eastAsiaTheme="minorHAnsi" w:hAnsiTheme="minorHAnsi" w:cstheme="minorBidi"/>
+          <w:kern w:val="2"/>
+          <w:lang w:val="sk-SK" w:eastAsia="en-US"/>
+          <w14:ligatures w14:val="standardContextual"/>
+        </w:rPr>
+        <w:t xml:space="preserve"> </w:t>
+      </w:r>
+      <w:proofErr w:type="spellStart"/>
+      <w:r>
+        <w:rPr>
+          <w:rFonts w:asciiTheme="minorHAnsi" w:eastAsiaTheme="minorHAnsi" w:hAnsiTheme="minorHAnsi" w:cstheme="minorBidi"/>
+          <w:kern w:val="2"/>
+          <w:lang w:val="sk-SK" w:eastAsia="en-US"/>
+          <w14:ligatures w14:val="standardContextual"/>
+        </w:rPr>
+        <w:t>Photovoltaic</w:t>
+      </w:r>
+      <w:proofErr w:type="spellEnd"/>
+      <w:r>
+        <w:rPr>
+          <w:rFonts w:asciiTheme="minorHAnsi" w:eastAsiaTheme="minorHAnsi" w:hAnsiTheme="minorHAnsi" w:cstheme="minorBidi"/>
+          <w:kern w:val="2"/>
+          <w:lang w:val="sk-SK" w:eastAsia="en-US"/>
+          <w14:ligatures w14:val="standardContextual"/>
+        </w:rPr>
+        <w:t xml:space="preserve"> Systems: </w:t>
+      </w:r>
+      <w:proofErr w:type="spellStart"/>
+      <w:r>
+        <w:rPr>
+          <w:rFonts w:asciiTheme="minorHAnsi" w:eastAsiaTheme="minorHAnsi" w:hAnsiTheme="minorHAnsi" w:cstheme="minorBidi"/>
+          <w:kern w:val="2"/>
+          <w:lang w:val="sk-SK" w:eastAsia="en-US"/>
+          <w14:ligatures w14:val="standardContextual"/>
+        </w:rPr>
+        <w:t>Elke</w:t>
+      </w:r>
+      <w:proofErr w:type="spellEnd"/>
+      <w:r>
+        <w:rPr>
+          <w:rFonts w:asciiTheme="minorHAnsi" w:eastAsiaTheme="minorHAnsi" w:hAnsiTheme="minorHAnsi" w:cstheme="minorBidi"/>
+          <w:kern w:val="2"/>
+          <w:lang w:val="sk-SK" w:eastAsia="en-US"/>
+          <w14:ligatures w14:val="standardContextual"/>
+        </w:rPr>
+        <w:t xml:space="preserve"> </w:t>
+      </w:r>
+      <w:proofErr w:type="spellStart"/>
+      <w:r>
+        <w:rPr>
+          <w:rFonts w:asciiTheme="minorHAnsi" w:eastAsiaTheme="minorHAnsi" w:hAnsiTheme="minorHAnsi" w:cstheme="minorBidi"/>
+          <w:kern w:val="2"/>
+          <w:lang w:val="sk-SK" w:eastAsia="en-US"/>
+          <w14:ligatures w14:val="standardContextual"/>
+        </w:rPr>
+        <w:t>Lorenz</w:t>
+      </w:r>
+      <w:proofErr w:type="spellEnd"/>
+      <w:r>
+        <w:rPr>
+          <w:rFonts w:asciiTheme="minorHAnsi" w:eastAsiaTheme="minorHAnsi" w:hAnsiTheme="minorHAnsi" w:cstheme="minorBidi"/>
+          <w:kern w:val="2"/>
+          <w:lang w:val="sk-SK" w:eastAsia="en-US"/>
+          <w14:ligatures w14:val="standardContextual"/>
+        </w:rPr>
+        <w:t xml:space="preserve">, </w:t>
+      </w:r>
+      <w:proofErr w:type="spellStart"/>
+      <w:r>
+        <w:rPr>
+          <w:rFonts w:asciiTheme="minorHAnsi" w:eastAsiaTheme="minorHAnsi" w:hAnsiTheme="minorHAnsi" w:cstheme="minorBidi"/>
+          <w:kern w:val="2"/>
+          <w:lang w:val="sk-SK" w:eastAsia="en-US"/>
+          <w14:ligatures w14:val="standardContextual"/>
+        </w:rPr>
+        <w:t>Johannes</w:t>
+      </w:r>
+      <w:proofErr w:type="spellEnd"/>
+      <w:r>
+        <w:rPr>
+          <w:rFonts w:asciiTheme="minorHAnsi" w:eastAsiaTheme="minorHAnsi" w:hAnsiTheme="minorHAnsi" w:cstheme="minorBidi"/>
+          <w:kern w:val="2"/>
+          <w:lang w:val="sk-SK" w:eastAsia="en-US"/>
+          <w14:ligatures w14:val="standardContextual"/>
+        </w:rPr>
+        <w:t xml:space="preserve"> Hurka, </w:t>
+      </w:r>
+      <w:proofErr w:type="spellStart"/>
+      <w:r>
+        <w:rPr>
+          <w:rFonts w:asciiTheme="minorHAnsi" w:eastAsiaTheme="minorHAnsi" w:hAnsiTheme="minorHAnsi" w:cstheme="minorBidi"/>
+          <w:kern w:val="2"/>
+          <w:lang w:val="sk-SK" w:eastAsia="en-US"/>
+          <w14:ligatures w14:val="standardContextual"/>
+        </w:rPr>
+        <w:t>Detlev</w:t>
+      </w:r>
+      <w:proofErr w:type="spellEnd"/>
+      <w:r>
+        <w:rPr>
+          <w:rFonts w:asciiTheme="minorHAnsi" w:eastAsiaTheme="minorHAnsi" w:hAnsiTheme="minorHAnsi" w:cstheme="minorBidi"/>
+          <w:kern w:val="2"/>
+          <w:lang w:val="sk-SK" w:eastAsia="en-US"/>
+          <w14:ligatures w14:val="standardContextual"/>
+        </w:rPr>
+        <w:t xml:space="preserve"> </w:t>
+      </w:r>
+      <w:proofErr w:type="spellStart"/>
+      <w:r>
+        <w:rPr>
+          <w:rFonts w:asciiTheme="minorHAnsi" w:eastAsiaTheme="minorHAnsi" w:hAnsiTheme="minorHAnsi" w:cstheme="minorBidi"/>
+          <w:kern w:val="2"/>
+          <w:lang w:val="sk-SK" w:eastAsia="en-US"/>
+          <w14:ligatures w14:val="standardContextual"/>
+        </w:rPr>
+        <w:t>Heinemann</w:t>
+      </w:r>
+      <w:proofErr w:type="spellEnd"/>
+      <w:r>
+        <w:rPr>
+          <w:rFonts w:asciiTheme="minorHAnsi" w:eastAsiaTheme="minorHAnsi" w:hAnsiTheme="minorHAnsi" w:cstheme="minorBidi"/>
+          <w:kern w:val="2"/>
+          <w:lang w:val="sk-SK" w:eastAsia="en-US"/>
+          <w14:ligatures w14:val="standardContextual"/>
+        </w:rPr>
+        <w:t xml:space="preserve">, and </w:t>
+      </w:r>
+      <w:proofErr w:type="spellStart"/>
+      <w:r>
+        <w:rPr>
+          <w:rFonts w:asciiTheme="minorHAnsi" w:eastAsiaTheme="minorHAnsi" w:hAnsiTheme="minorHAnsi" w:cstheme="minorBidi"/>
+          <w:kern w:val="2"/>
+          <w:lang w:val="sk-SK" w:eastAsia="en-US"/>
+          <w14:ligatures w14:val="standardContextual"/>
+        </w:rPr>
+        <w:t>Hans</w:t>
+      </w:r>
+      <w:proofErr w:type="spellEnd"/>
+      <w:r>
+        <w:rPr>
+          <w:rFonts w:asciiTheme="minorHAnsi" w:eastAsiaTheme="minorHAnsi" w:hAnsiTheme="minorHAnsi" w:cstheme="minorBidi"/>
+          <w:kern w:val="2"/>
+          <w:lang w:val="sk-SK" w:eastAsia="en-US"/>
+          <w14:ligatures w14:val="standardContextual"/>
+        </w:rPr>
+        <w:t xml:space="preserve"> </w:t>
+      </w:r>
+      <w:proofErr w:type="spellStart"/>
+      <w:r>
+        <w:rPr>
+          <w:rFonts w:asciiTheme="minorHAnsi" w:eastAsiaTheme="minorHAnsi" w:hAnsiTheme="minorHAnsi" w:cstheme="minorBidi"/>
+          <w:kern w:val="2"/>
+          <w:lang w:val="sk-SK" w:eastAsia="en-US"/>
+          <w14:ligatures w14:val="standardContextual"/>
+        </w:rPr>
+        <w:t>Georg</w:t>
+      </w:r>
+      <w:proofErr w:type="spellEnd"/>
+      <w:r>
+        <w:rPr>
+          <w:rFonts w:asciiTheme="minorHAnsi" w:eastAsiaTheme="minorHAnsi" w:hAnsiTheme="minorHAnsi" w:cstheme="minorBidi"/>
+          <w:kern w:val="2"/>
+          <w:lang w:val="sk-SK" w:eastAsia="en-US"/>
+          <w14:ligatures w14:val="standardContextual"/>
+        </w:rPr>
+        <w:t xml:space="preserve"> </w:t>
+      </w:r>
+      <w:proofErr w:type="spellStart"/>
+      <w:r>
+        <w:rPr>
+          <w:rFonts w:asciiTheme="minorHAnsi" w:eastAsiaTheme="minorHAnsi" w:hAnsiTheme="minorHAnsi" w:cstheme="minorBidi"/>
+          <w:kern w:val="2"/>
+          <w:lang w:val="sk-SK" w:eastAsia="en-US"/>
+          <w14:ligatures w14:val="standardContextual"/>
+        </w:rPr>
+        <w:t>Beyer</w:t>
+      </w:r>
+      <w:proofErr w:type="spellEnd"/>
+      <w:r>
+        <w:rPr>
+          <w:rFonts w:asciiTheme="minorHAnsi" w:eastAsiaTheme="minorHAnsi" w:hAnsiTheme="minorHAnsi" w:cstheme="minorBidi"/>
+          <w:kern w:val="2"/>
+          <w:lang w:val="sk-SK" w:eastAsia="en-US"/>
+          <w14:ligatures w14:val="standardContextual"/>
+        </w:rPr>
+        <w:t>, str.: 1</w:t>
       </w:r>
       <w:r>
         <w:rPr>
@@ -13938,7 +15345,427 @@
           <w:lang w:val="sk-SK" w:eastAsia="en-US"/>
           <w14:ligatures w14:val="standardContextual"/>
         </w:rPr>
-        <w:t>PDF in Articles Folder) Systematic Review on Impact of Different Irradiance Forecasting Techniques for Solar Energy Prediction, Big Data and Advanced Analytics in Energy Systems and Applications , edited by: Prof. Dr. Constantinos S. Psomopoulos, Dr. Helen C. Leligou, Prof. Dr. Ferdinanda Ponci, Prof. Dr. Josep M. Guerrero and Prof. Dr. Elisa Peñalvo-López, str.: 1</w:t>
+        <w:t xml:space="preserve">PDF in </w:t>
+      </w:r>
+      <w:proofErr w:type="spellStart"/>
+      <w:r>
+        <w:rPr>
+          <w:rFonts w:asciiTheme="minorHAnsi" w:eastAsiaTheme="minorHAnsi" w:hAnsiTheme="minorHAnsi" w:cstheme="minorBidi"/>
+          <w:kern w:val="2"/>
+          <w:lang w:val="sk-SK" w:eastAsia="en-US"/>
+          <w14:ligatures w14:val="standardContextual"/>
+        </w:rPr>
+        <w:t>Articles</w:t>
+      </w:r>
+      <w:proofErr w:type="spellEnd"/>
+      <w:r>
+        <w:rPr>
+          <w:rFonts w:asciiTheme="minorHAnsi" w:eastAsiaTheme="minorHAnsi" w:hAnsiTheme="minorHAnsi" w:cstheme="minorBidi"/>
+          <w:kern w:val="2"/>
+          <w:lang w:val="sk-SK" w:eastAsia="en-US"/>
+          <w14:ligatures w14:val="standardContextual"/>
+        </w:rPr>
+        <w:t xml:space="preserve"> </w:t>
+      </w:r>
+      <w:proofErr w:type="spellStart"/>
+      <w:r>
+        <w:rPr>
+          <w:rFonts w:asciiTheme="minorHAnsi" w:eastAsiaTheme="minorHAnsi" w:hAnsiTheme="minorHAnsi" w:cstheme="minorBidi"/>
+          <w:kern w:val="2"/>
+          <w:lang w:val="sk-SK" w:eastAsia="en-US"/>
+          <w14:ligatures w14:val="standardContextual"/>
+        </w:rPr>
+        <w:t>Folder</w:t>
+      </w:r>
+      <w:proofErr w:type="spellEnd"/>
+      <w:r>
+        <w:rPr>
+          <w:rFonts w:asciiTheme="minorHAnsi" w:eastAsiaTheme="minorHAnsi" w:hAnsiTheme="minorHAnsi" w:cstheme="minorBidi"/>
+          <w:kern w:val="2"/>
+          <w:lang w:val="sk-SK" w:eastAsia="en-US"/>
+          <w14:ligatures w14:val="standardContextual"/>
+        </w:rPr>
+        <w:t xml:space="preserve">) </w:t>
+      </w:r>
+      <w:proofErr w:type="spellStart"/>
+      <w:r>
+        <w:rPr>
+          <w:rFonts w:asciiTheme="minorHAnsi" w:eastAsiaTheme="minorHAnsi" w:hAnsiTheme="minorHAnsi" w:cstheme="minorBidi"/>
+          <w:kern w:val="2"/>
+          <w:lang w:val="sk-SK" w:eastAsia="en-US"/>
+          <w14:ligatures w14:val="standardContextual"/>
+        </w:rPr>
+        <w:t>Systematic</w:t>
+      </w:r>
+      <w:proofErr w:type="spellEnd"/>
+      <w:r>
+        <w:rPr>
+          <w:rFonts w:asciiTheme="minorHAnsi" w:eastAsiaTheme="minorHAnsi" w:hAnsiTheme="minorHAnsi" w:cstheme="minorBidi"/>
+          <w:kern w:val="2"/>
+          <w:lang w:val="sk-SK" w:eastAsia="en-US"/>
+          <w14:ligatures w14:val="standardContextual"/>
+        </w:rPr>
+        <w:t xml:space="preserve"> </w:t>
+      </w:r>
+      <w:proofErr w:type="spellStart"/>
+      <w:r>
+        <w:rPr>
+          <w:rFonts w:asciiTheme="minorHAnsi" w:eastAsiaTheme="minorHAnsi" w:hAnsiTheme="minorHAnsi" w:cstheme="minorBidi"/>
+          <w:kern w:val="2"/>
+          <w:lang w:val="sk-SK" w:eastAsia="en-US"/>
+          <w14:ligatures w14:val="standardContextual"/>
+        </w:rPr>
+        <w:t>Review</w:t>
+      </w:r>
+      <w:proofErr w:type="spellEnd"/>
+      <w:r>
+        <w:rPr>
+          <w:rFonts w:asciiTheme="minorHAnsi" w:eastAsiaTheme="minorHAnsi" w:hAnsiTheme="minorHAnsi" w:cstheme="minorBidi"/>
+          <w:kern w:val="2"/>
+          <w:lang w:val="sk-SK" w:eastAsia="en-US"/>
+          <w14:ligatures w14:val="standardContextual"/>
+        </w:rPr>
+        <w:t xml:space="preserve"> on </w:t>
+      </w:r>
+      <w:proofErr w:type="spellStart"/>
+      <w:r>
+        <w:rPr>
+          <w:rFonts w:asciiTheme="minorHAnsi" w:eastAsiaTheme="minorHAnsi" w:hAnsiTheme="minorHAnsi" w:cstheme="minorBidi"/>
+          <w:kern w:val="2"/>
+          <w:lang w:val="sk-SK" w:eastAsia="en-US"/>
+          <w14:ligatures w14:val="standardContextual"/>
+        </w:rPr>
+        <w:t>Impact</w:t>
+      </w:r>
+      <w:proofErr w:type="spellEnd"/>
+      <w:r>
+        <w:rPr>
+          <w:rFonts w:asciiTheme="minorHAnsi" w:eastAsiaTheme="minorHAnsi" w:hAnsiTheme="minorHAnsi" w:cstheme="minorBidi"/>
+          <w:kern w:val="2"/>
+          <w:lang w:val="sk-SK" w:eastAsia="en-US"/>
+          <w14:ligatures w14:val="standardContextual"/>
+        </w:rPr>
+        <w:t xml:space="preserve"> of Different </w:t>
+      </w:r>
+      <w:proofErr w:type="spellStart"/>
+      <w:r>
+        <w:rPr>
+          <w:rFonts w:asciiTheme="minorHAnsi" w:eastAsiaTheme="minorHAnsi" w:hAnsiTheme="minorHAnsi" w:cstheme="minorBidi"/>
+          <w:kern w:val="2"/>
+          <w:lang w:val="sk-SK" w:eastAsia="en-US"/>
+          <w14:ligatures w14:val="standardContextual"/>
+        </w:rPr>
+        <w:t>Irradiance</w:t>
+      </w:r>
+      <w:proofErr w:type="spellEnd"/>
+      <w:r>
+        <w:rPr>
+          <w:rFonts w:asciiTheme="minorHAnsi" w:eastAsiaTheme="minorHAnsi" w:hAnsiTheme="minorHAnsi" w:cstheme="minorBidi"/>
+          <w:kern w:val="2"/>
+          <w:lang w:val="sk-SK" w:eastAsia="en-US"/>
+          <w14:ligatures w14:val="standardContextual"/>
+        </w:rPr>
+        <w:t xml:space="preserve"> </w:t>
+      </w:r>
+      <w:proofErr w:type="spellStart"/>
+      <w:r>
+        <w:rPr>
+          <w:rFonts w:asciiTheme="minorHAnsi" w:eastAsiaTheme="minorHAnsi" w:hAnsiTheme="minorHAnsi" w:cstheme="minorBidi"/>
+          <w:kern w:val="2"/>
+          <w:lang w:val="sk-SK" w:eastAsia="en-US"/>
+          <w14:ligatures w14:val="standardContextual"/>
+        </w:rPr>
+        <w:t>Forecasting</w:t>
+      </w:r>
+      <w:proofErr w:type="spellEnd"/>
+      <w:r>
+        <w:rPr>
+          <w:rFonts w:asciiTheme="minorHAnsi" w:eastAsiaTheme="minorHAnsi" w:hAnsiTheme="minorHAnsi" w:cstheme="minorBidi"/>
+          <w:kern w:val="2"/>
+          <w:lang w:val="sk-SK" w:eastAsia="en-US"/>
+          <w14:ligatures w14:val="standardContextual"/>
+        </w:rPr>
+        <w:t xml:space="preserve"> </w:t>
+      </w:r>
+      <w:proofErr w:type="spellStart"/>
+      <w:r>
+        <w:rPr>
+          <w:rFonts w:asciiTheme="minorHAnsi" w:eastAsiaTheme="minorHAnsi" w:hAnsiTheme="minorHAnsi" w:cstheme="minorBidi"/>
+          <w:kern w:val="2"/>
+          <w:lang w:val="sk-SK" w:eastAsia="en-US"/>
+          <w14:ligatures w14:val="standardContextual"/>
+        </w:rPr>
+        <w:t>Techniques</w:t>
+      </w:r>
+      <w:proofErr w:type="spellEnd"/>
+      <w:r>
+        <w:rPr>
+          <w:rFonts w:asciiTheme="minorHAnsi" w:eastAsiaTheme="minorHAnsi" w:hAnsiTheme="minorHAnsi" w:cstheme="minorBidi"/>
+          <w:kern w:val="2"/>
+          <w:lang w:val="sk-SK" w:eastAsia="en-US"/>
+          <w14:ligatures w14:val="standardContextual"/>
+        </w:rPr>
+        <w:t xml:space="preserve"> for </w:t>
+      </w:r>
+      <w:proofErr w:type="spellStart"/>
+      <w:r>
+        <w:rPr>
+          <w:rFonts w:asciiTheme="minorHAnsi" w:eastAsiaTheme="minorHAnsi" w:hAnsiTheme="minorHAnsi" w:cstheme="minorBidi"/>
+          <w:kern w:val="2"/>
+          <w:lang w:val="sk-SK" w:eastAsia="en-US"/>
+          <w14:ligatures w14:val="standardContextual"/>
+        </w:rPr>
+        <w:t>Solar</w:t>
+      </w:r>
+      <w:proofErr w:type="spellEnd"/>
+      <w:r>
+        <w:rPr>
+          <w:rFonts w:asciiTheme="minorHAnsi" w:eastAsiaTheme="minorHAnsi" w:hAnsiTheme="minorHAnsi" w:cstheme="minorBidi"/>
+          <w:kern w:val="2"/>
+          <w:lang w:val="sk-SK" w:eastAsia="en-US"/>
+          <w14:ligatures w14:val="standardContextual"/>
+        </w:rPr>
+        <w:t xml:space="preserve"> Energy Prediction, Big Data and </w:t>
+      </w:r>
+      <w:proofErr w:type="spellStart"/>
+      <w:r>
+        <w:rPr>
+          <w:rFonts w:asciiTheme="minorHAnsi" w:eastAsiaTheme="minorHAnsi" w:hAnsiTheme="minorHAnsi" w:cstheme="minorBidi"/>
+          <w:kern w:val="2"/>
+          <w:lang w:val="sk-SK" w:eastAsia="en-US"/>
+          <w14:ligatures w14:val="standardContextual"/>
+        </w:rPr>
+        <w:t>Advanced</w:t>
+      </w:r>
+      <w:proofErr w:type="spellEnd"/>
+      <w:r>
+        <w:rPr>
+          <w:rFonts w:asciiTheme="minorHAnsi" w:eastAsiaTheme="minorHAnsi" w:hAnsiTheme="minorHAnsi" w:cstheme="minorBidi"/>
+          <w:kern w:val="2"/>
+          <w:lang w:val="sk-SK" w:eastAsia="en-US"/>
+          <w14:ligatures w14:val="standardContextual"/>
+        </w:rPr>
+        <w:t xml:space="preserve"> </w:t>
+      </w:r>
+      <w:proofErr w:type="spellStart"/>
+      <w:r>
+        <w:rPr>
+          <w:rFonts w:asciiTheme="minorHAnsi" w:eastAsiaTheme="minorHAnsi" w:hAnsiTheme="minorHAnsi" w:cstheme="minorBidi"/>
+          <w:kern w:val="2"/>
+          <w:lang w:val="sk-SK" w:eastAsia="en-US"/>
+          <w14:ligatures w14:val="standardContextual"/>
+        </w:rPr>
+        <w:t>Analytics</w:t>
+      </w:r>
+      <w:proofErr w:type="spellEnd"/>
+      <w:r>
+        <w:rPr>
+          <w:rFonts w:asciiTheme="minorHAnsi" w:eastAsiaTheme="minorHAnsi" w:hAnsiTheme="minorHAnsi" w:cstheme="minorBidi"/>
+          <w:kern w:val="2"/>
+          <w:lang w:val="sk-SK" w:eastAsia="en-US"/>
+          <w14:ligatures w14:val="standardContextual"/>
+        </w:rPr>
+        <w:t xml:space="preserve"> in Energy Systems and Applications , </w:t>
+      </w:r>
+      <w:proofErr w:type="spellStart"/>
+      <w:r>
+        <w:rPr>
+          <w:rFonts w:asciiTheme="minorHAnsi" w:eastAsiaTheme="minorHAnsi" w:hAnsiTheme="minorHAnsi" w:cstheme="minorBidi"/>
+          <w:kern w:val="2"/>
+          <w:lang w:val="sk-SK" w:eastAsia="en-US"/>
+          <w14:ligatures w14:val="standardContextual"/>
+        </w:rPr>
+        <w:t>edited</w:t>
+      </w:r>
+      <w:proofErr w:type="spellEnd"/>
+      <w:r>
+        <w:rPr>
+          <w:rFonts w:asciiTheme="minorHAnsi" w:eastAsiaTheme="minorHAnsi" w:hAnsiTheme="minorHAnsi" w:cstheme="minorBidi"/>
+          <w:kern w:val="2"/>
+          <w:lang w:val="sk-SK" w:eastAsia="en-US"/>
+          <w14:ligatures w14:val="standardContextual"/>
+        </w:rPr>
+        <w:t xml:space="preserve"> by: Prof. Dr. </w:t>
+      </w:r>
+      <w:proofErr w:type="spellStart"/>
+      <w:r>
+        <w:rPr>
+          <w:rFonts w:asciiTheme="minorHAnsi" w:eastAsiaTheme="minorHAnsi" w:hAnsiTheme="minorHAnsi" w:cstheme="minorBidi"/>
+          <w:kern w:val="2"/>
+          <w:lang w:val="sk-SK" w:eastAsia="en-US"/>
+          <w14:ligatures w14:val="standardContextual"/>
+        </w:rPr>
+        <w:t>Constantinos</w:t>
+      </w:r>
+      <w:proofErr w:type="spellEnd"/>
+      <w:r>
+        <w:rPr>
+          <w:rFonts w:asciiTheme="minorHAnsi" w:eastAsiaTheme="minorHAnsi" w:hAnsiTheme="minorHAnsi" w:cstheme="minorBidi"/>
+          <w:kern w:val="2"/>
+          <w:lang w:val="sk-SK" w:eastAsia="en-US"/>
+          <w14:ligatures w14:val="standardContextual"/>
+        </w:rPr>
+        <w:t xml:space="preserve"> S. </w:t>
+      </w:r>
+      <w:proofErr w:type="spellStart"/>
+      <w:r>
+        <w:rPr>
+          <w:rFonts w:asciiTheme="minorHAnsi" w:eastAsiaTheme="minorHAnsi" w:hAnsiTheme="minorHAnsi" w:cstheme="minorBidi"/>
+          <w:kern w:val="2"/>
+          <w:lang w:val="sk-SK" w:eastAsia="en-US"/>
+          <w14:ligatures w14:val="standardContextual"/>
+        </w:rPr>
+        <w:t>Psomopoulos</w:t>
+      </w:r>
+      <w:proofErr w:type="spellEnd"/>
+      <w:r>
+        <w:rPr>
+          <w:rFonts w:asciiTheme="minorHAnsi" w:eastAsiaTheme="minorHAnsi" w:hAnsiTheme="minorHAnsi" w:cstheme="minorBidi"/>
+          <w:kern w:val="2"/>
+          <w:lang w:val="sk-SK" w:eastAsia="en-US"/>
+          <w14:ligatures w14:val="standardContextual"/>
+        </w:rPr>
+        <w:t xml:space="preserve">, Dr. </w:t>
+      </w:r>
+      <w:proofErr w:type="spellStart"/>
+      <w:r>
+        <w:rPr>
+          <w:rFonts w:asciiTheme="minorHAnsi" w:eastAsiaTheme="minorHAnsi" w:hAnsiTheme="minorHAnsi" w:cstheme="minorBidi"/>
+          <w:kern w:val="2"/>
+          <w:lang w:val="sk-SK" w:eastAsia="en-US"/>
+          <w14:ligatures w14:val="standardContextual"/>
+        </w:rPr>
+        <w:t>Helen</w:t>
+      </w:r>
+      <w:proofErr w:type="spellEnd"/>
+      <w:r>
+        <w:rPr>
+          <w:rFonts w:asciiTheme="minorHAnsi" w:eastAsiaTheme="minorHAnsi" w:hAnsiTheme="minorHAnsi" w:cstheme="minorBidi"/>
+          <w:kern w:val="2"/>
+          <w:lang w:val="sk-SK" w:eastAsia="en-US"/>
+          <w14:ligatures w14:val="standardContextual"/>
+        </w:rPr>
+        <w:t xml:space="preserve"> C. </w:t>
+      </w:r>
+      <w:proofErr w:type="spellStart"/>
+      <w:r>
+        <w:rPr>
+          <w:rFonts w:asciiTheme="minorHAnsi" w:eastAsiaTheme="minorHAnsi" w:hAnsiTheme="minorHAnsi" w:cstheme="minorBidi"/>
+          <w:kern w:val="2"/>
+          <w:lang w:val="sk-SK" w:eastAsia="en-US"/>
+          <w14:ligatures w14:val="standardContextual"/>
+        </w:rPr>
+        <w:t>Leligou</w:t>
+      </w:r>
+      <w:proofErr w:type="spellEnd"/>
+      <w:r>
+        <w:rPr>
+          <w:rFonts w:asciiTheme="minorHAnsi" w:eastAsiaTheme="minorHAnsi" w:hAnsiTheme="minorHAnsi" w:cstheme="minorBidi"/>
+          <w:kern w:val="2"/>
+          <w:lang w:val="sk-SK" w:eastAsia="en-US"/>
+          <w14:ligatures w14:val="standardContextual"/>
+        </w:rPr>
+        <w:t xml:space="preserve">, Prof. Dr. Ferdinanda </w:t>
+      </w:r>
+      <w:proofErr w:type="spellStart"/>
+      <w:r>
+        <w:rPr>
+          <w:rFonts w:asciiTheme="minorHAnsi" w:eastAsiaTheme="minorHAnsi" w:hAnsiTheme="minorHAnsi" w:cstheme="minorBidi"/>
+          <w:kern w:val="2"/>
+          <w:lang w:val="sk-SK" w:eastAsia="en-US"/>
+          <w14:ligatures w14:val="standardContextual"/>
+        </w:rPr>
+        <w:t>Ponci</w:t>
+      </w:r>
+      <w:proofErr w:type="spellEnd"/>
+      <w:r>
+        <w:rPr>
+          <w:rFonts w:asciiTheme="minorHAnsi" w:eastAsiaTheme="minorHAnsi" w:hAnsiTheme="minorHAnsi" w:cstheme="minorBidi"/>
+          <w:kern w:val="2"/>
+          <w:lang w:val="sk-SK" w:eastAsia="en-US"/>
+          <w14:ligatures w14:val="standardContextual"/>
+        </w:rPr>
+        <w:t xml:space="preserve">, Prof. Dr. </w:t>
+      </w:r>
+      <w:proofErr w:type="spellStart"/>
+      <w:r>
+        <w:rPr>
+          <w:rFonts w:asciiTheme="minorHAnsi" w:eastAsiaTheme="minorHAnsi" w:hAnsiTheme="minorHAnsi" w:cstheme="minorBidi"/>
+          <w:kern w:val="2"/>
+          <w:lang w:val="sk-SK" w:eastAsia="en-US"/>
+          <w14:ligatures w14:val="standardContextual"/>
+        </w:rPr>
+        <w:t>Josep</w:t>
+      </w:r>
+      <w:proofErr w:type="spellEnd"/>
+      <w:r>
+        <w:rPr>
+          <w:rFonts w:asciiTheme="minorHAnsi" w:eastAsiaTheme="minorHAnsi" w:hAnsiTheme="minorHAnsi" w:cstheme="minorBidi"/>
+          <w:kern w:val="2"/>
+          <w:lang w:val="sk-SK" w:eastAsia="en-US"/>
+          <w14:ligatures w14:val="standardContextual"/>
+        </w:rPr>
+        <w:t xml:space="preserve"> M. </w:t>
+      </w:r>
+      <w:proofErr w:type="spellStart"/>
+      <w:r>
+        <w:rPr>
+          <w:rFonts w:asciiTheme="minorHAnsi" w:eastAsiaTheme="minorHAnsi" w:hAnsiTheme="minorHAnsi" w:cstheme="minorBidi"/>
+          <w:kern w:val="2"/>
+          <w:lang w:val="sk-SK" w:eastAsia="en-US"/>
+          <w14:ligatures w14:val="standardContextual"/>
+        </w:rPr>
+        <w:t>Guerrero</w:t>
+      </w:r>
+      <w:proofErr w:type="spellEnd"/>
+      <w:r>
+        <w:rPr>
+          <w:rFonts w:asciiTheme="minorHAnsi" w:eastAsiaTheme="minorHAnsi" w:hAnsiTheme="minorHAnsi" w:cstheme="minorBidi"/>
+          <w:kern w:val="2"/>
+          <w:lang w:val="sk-SK" w:eastAsia="en-US"/>
+          <w14:ligatures w14:val="standardContextual"/>
+        </w:rPr>
+        <w:t xml:space="preserve"> and Prof. Dr. </w:t>
+      </w:r>
+      <w:proofErr w:type="spellStart"/>
+      <w:r>
+        <w:rPr>
+          <w:rFonts w:asciiTheme="minorHAnsi" w:eastAsiaTheme="minorHAnsi" w:hAnsiTheme="minorHAnsi" w:cstheme="minorBidi"/>
+          <w:kern w:val="2"/>
+          <w:lang w:val="sk-SK" w:eastAsia="en-US"/>
+          <w14:ligatures w14:val="standardContextual"/>
+        </w:rPr>
+        <w:t>Elisa</w:t>
+      </w:r>
+      <w:proofErr w:type="spellEnd"/>
+      <w:r>
+        <w:rPr>
+          <w:rFonts w:asciiTheme="minorHAnsi" w:eastAsiaTheme="minorHAnsi" w:hAnsiTheme="minorHAnsi" w:cstheme="minorBidi"/>
+          <w:kern w:val="2"/>
+          <w:lang w:val="sk-SK" w:eastAsia="en-US"/>
+          <w14:ligatures w14:val="standardContextual"/>
+        </w:rPr>
+        <w:t xml:space="preserve"> </w:t>
+      </w:r>
+      <w:proofErr w:type="spellStart"/>
+      <w:r>
+        <w:rPr>
+          <w:rFonts w:asciiTheme="minorHAnsi" w:eastAsiaTheme="minorHAnsi" w:hAnsiTheme="minorHAnsi" w:cstheme="minorBidi"/>
+          <w:kern w:val="2"/>
+          <w:lang w:val="sk-SK" w:eastAsia="en-US"/>
+          <w14:ligatures w14:val="standardContextual"/>
+        </w:rPr>
+        <w:t>Peñalvo-López</w:t>
+      </w:r>
+      <w:proofErr w:type="spellEnd"/>
+      <w:r>
+        <w:rPr>
+          <w:rFonts w:asciiTheme="minorHAnsi" w:eastAsiaTheme="minorHAnsi" w:hAnsiTheme="minorHAnsi" w:cstheme="minorBidi"/>
+          <w:kern w:val="2"/>
+          <w:lang w:val="sk-SK" w:eastAsia="en-US"/>
+          <w14:ligatures w14:val="standardContextual"/>
+        </w:rPr>
+        <w:t>, str.: 1</w:t>
       </w:r>
       <w:r>
         <w:rPr>
@@ -14651,6 +16478,33 @@
     </w:p>
     <w:p>
       <w:pPr>
+        <w:pStyle w:val="NormalWeb"/>
+        <w:shd w:val="clear" w:color="auto" w:fill="FFFFFF"/>
+        <w:spacing w:line="312" w:lineRule="auto"/>
+        <w:ind w:left="567" w:hanging="567"/>
+      </w:pPr>
+      <w:r>
+        <w:lastRenderedPageBreak/>
+        <w:t>[</w:t>
+      </w:r>
+      <w:r>
+        <w:rPr>
+          <w:lang w:val="sk-SK"/>
+        </w:rPr>
+        <w:t>20</w:t>
+      </w:r>
+      <w:r>
+        <w:t>]</w:t>
+      </w:r>
+      <w:r>
+        <w:tab/>
+      </w:r>
+      <w:r>
+        <w:t>https://optuna.org/</w:t>
+      </w:r>
+    </w:p>
+    <w:p>
+      <w:pPr>
         <w:pStyle w:val="TableofAuthorities"/>
         <w:spacing w:line="312" w:lineRule="auto"/>
       </w:pPr>
@@ -15073,12 +16927,12 @@
         <w:pStyle w:val="Nadpis1bezslovania"/>
         <w:spacing w:after="480"/>
       </w:pPr>
-      <w:bookmarkStart w:id="82" w:name="_Toc227512614"/>
+      <w:bookmarkStart w:id="92" w:name="_Toc227514447"/>
       <w:r>
         <w:lastRenderedPageBreak/>
         <w:t>Prílohy</w:t>
       </w:r>
-      <w:bookmarkEnd w:id="82"/>
+      <w:bookmarkEnd w:id="92"/>
     </w:p>
     <w:p>
       <w:pPr>
@@ -17420,6 +19274,119 @@
     </w:lvl>
   </w:abstractNum>
   <w:abstractNum w:abstractNumId="27" w15:restartNumberingAfterBreak="0">
+    <w:nsid w:val="47F24415"/>
+    <w:multiLevelType w:val="hybridMultilevel"/>
+    <w:tmpl w:val="59B87A6E"/>
+    <w:lvl w:ilvl="0" w:tplc="08090001">
+      <w:start w:val="1"/>
+      <w:numFmt w:val="bullet"/>
+      <w:lvlText w:val=""/>
+      <w:lvlJc w:val="left"/>
+      <w:pPr>
+        <w:ind w:left="1145" w:hanging="360"/>
+      </w:pPr>
+      <w:rPr>
+        <w:rFonts w:ascii="Symbol" w:hAnsi="Symbol" w:hint="default"/>
+      </w:rPr>
+    </w:lvl>
+    <w:lvl w:ilvl="1" w:tplc="08090003" w:tentative="1">
+      <w:start w:val="1"/>
+      <w:numFmt w:val="bullet"/>
+      <w:lvlText w:val="o"/>
+      <w:lvlJc w:val="left"/>
+      <w:pPr>
+        <w:ind w:left="1865" w:hanging="360"/>
+      </w:pPr>
+      <w:rPr>
+        <w:rFonts w:ascii="Courier New" w:hAnsi="Courier New" w:cs="Courier New" w:hint="default"/>
+      </w:rPr>
+    </w:lvl>
+    <w:lvl w:ilvl="2" w:tplc="08090005" w:tentative="1">
+      <w:start w:val="1"/>
+      <w:numFmt w:val="bullet"/>
+      <w:lvlText w:val=""/>
+      <w:lvlJc w:val="left"/>
+      <w:pPr>
+        <w:ind w:left="2585" w:hanging="360"/>
+      </w:pPr>
+      <w:rPr>
+        <w:rFonts w:ascii="Wingdings" w:hAnsi="Wingdings" w:hint="default"/>
+      </w:rPr>
+    </w:lvl>
+    <w:lvl w:ilvl="3" w:tplc="08090001" w:tentative="1">
+      <w:start w:val="1"/>
+      <w:numFmt w:val="bullet"/>
+      <w:lvlText w:val=""/>
+      <w:lvlJc w:val="left"/>
+      <w:pPr>
+        <w:ind w:left="3305" w:hanging="360"/>
+      </w:pPr>
+      <w:rPr>
+        <w:rFonts w:ascii="Symbol" w:hAnsi="Symbol" w:hint="default"/>
+      </w:rPr>
+    </w:lvl>
+    <w:lvl w:ilvl="4" w:tplc="08090003" w:tentative="1">
+      <w:start w:val="1"/>
+      <w:numFmt w:val="bullet"/>
+      <w:lvlText w:val="o"/>
+      <w:lvlJc w:val="left"/>
+      <w:pPr>
+        <w:ind w:left="4025" w:hanging="360"/>
+      </w:pPr>
+      <w:rPr>
+        <w:rFonts w:ascii="Courier New" w:hAnsi="Courier New" w:cs="Courier New" w:hint="default"/>
+      </w:rPr>
+    </w:lvl>
+    <w:lvl w:ilvl="5" w:tplc="08090005" w:tentative="1">
+      <w:start w:val="1"/>
+      <w:numFmt w:val="bullet"/>
+      <w:lvlText w:val=""/>
+      <w:lvlJc w:val="left"/>
+      <w:pPr>
+        <w:ind w:left="4745" w:hanging="360"/>
+      </w:pPr>
+      <w:rPr>
+        <w:rFonts w:ascii="Wingdings" w:hAnsi="Wingdings" w:hint="default"/>
+      </w:rPr>
+    </w:lvl>
+    <w:lvl w:ilvl="6" w:tplc="08090001" w:tentative="1">
+      <w:start w:val="1"/>
+      <w:numFmt w:val="bullet"/>
+      <w:lvlText w:val=""/>
+      <w:lvlJc w:val="left"/>
+      <w:pPr>
+        <w:ind w:left="5465" w:hanging="360"/>
+      </w:pPr>
+      <w:rPr>
+        <w:rFonts w:ascii="Symbol" w:hAnsi="Symbol" w:hint="default"/>
+      </w:rPr>
+    </w:lvl>
+    <w:lvl w:ilvl="7" w:tplc="08090003" w:tentative="1">
+      <w:start w:val="1"/>
+      <w:numFmt w:val="bullet"/>
+      <w:lvlText w:val="o"/>
+      <w:lvlJc w:val="left"/>
+      <w:pPr>
+        <w:ind w:left="6185" w:hanging="360"/>
+      </w:pPr>
+      <w:rPr>
+        <w:rFonts w:ascii="Courier New" w:hAnsi="Courier New" w:cs="Courier New" w:hint="default"/>
+      </w:rPr>
+    </w:lvl>
+    <w:lvl w:ilvl="8" w:tplc="08090005" w:tentative="1">
+      <w:start w:val="1"/>
+      <w:numFmt w:val="bullet"/>
+      <w:lvlText w:val=""/>
+      <w:lvlJc w:val="left"/>
+      <w:pPr>
+        <w:ind w:left="6905" w:hanging="360"/>
+      </w:pPr>
+      <w:rPr>
+        <w:rFonts w:ascii="Wingdings" w:hAnsi="Wingdings" w:hint="default"/>
+      </w:rPr>
+    </w:lvl>
+  </w:abstractNum>
+  <w:abstractNum w:abstractNumId="28" w15:restartNumberingAfterBreak="0">
     <w:nsid w:val="4AF27299"/>
     <w:multiLevelType w:val="hybridMultilevel"/>
     <w:tmpl w:val="CE087EBA"/>
@@ -17532,7 +19499,7 @@
       </w:rPr>
     </w:lvl>
   </w:abstractNum>
-  <w:abstractNum w:abstractNumId="28" w15:restartNumberingAfterBreak="0">
+  <w:abstractNum w:abstractNumId="29" w15:restartNumberingAfterBreak="0">
     <w:nsid w:val="4B356983"/>
     <w:multiLevelType w:val="hybridMultilevel"/>
     <w:tmpl w:val="3F725A78"/>
@@ -17645,7 +19612,7 @@
       </w:rPr>
     </w:lvl>
   </w:abstractNum>
-  <w:abstractNum w:abstractNumId="29" w15:restartNumberingAfterBreak="0">
+  <w:abstractNum w:abstractNumId="30" w15:restartNumberingAfterBreak="0">
     <w:nsid w:val="560C4C81"/>
     <w:multiLevelType w:val="multilevel"/>
     <w:tmpl w:val="B70E42AA"/>
@@ -17763,7 +19730,7 @@
       </w:rPr>
     </w:lvl>
   </w:abstractNum>
-  <w:abstractNum w:abstractNumId="30" w15:restartNumberingAfterBreak="0">
+  <w:abstractNum w:abstractNumId="31" w15:restartNumberingAfterBreak="0">
     <w:nsid w:val="611F40A2"/>
     <w:multiLevelType w:val="multilevel"/>
     <w:tmpl w:val="041B001D"/>
@@ -17849,7 +19816,7 @@
       </w:pPr>
     </w:lvl>
   </w:abstractNum>
-  <w:abstractNum w:abstractNumId="31" w15:restartNumberingAfterBreak="0">
+  <w:abstractNum w:abstractNumId="32" w15:restartNumberingAfterBreak="0">
     <w:nsid w:val="62593EFE"/>
     <w:multiLevelType w:val="hybridMultilevel"/>
     <w:tmpl w:val="B7AE2BDE"/>
@@ -17935,7 +19902,7 @@
       </w:pPr>
     </w:lvl>
   </w:abstractNum>
-  <w:abstractNum w:abstractNumId="32" w15:restartNumberingAfterBreak="0">
+  <w:abstractNum w:abstractNumId="33" w15:restartNumberingAfterBreak="0">
     <w:nsid w:val="633D6C51"/>
     <w:multiLevelType w:val="hybridMultilevel"/>
     <w:tmpl w:val="807472A4"/>
@@ -18021,7 +19988,7 @@
       </w:pPr>
     </w:lvl>
   </w:abstractNum>
-  <w:abstractNum w:abstractNumId="33" w15:restartNumberingAfterBreak="0">
+  <w:abstractNum w:abstractNumId="34" w15:restartNumberingAfterBreak="0">
     <w:nsid w:val="6416608A"/>
     <w:multiLevelType w:val="hybridMultilevel"/>
     <w:tmpl w:val="BFC45DC8"/>
@@ -18134,7 +20101,120 @@
       </w:rPr>
     </w:lvl>
   </w:abstractNum>
-  <w:abstractNum w:abstractNumId="34" w15:restartNumberingAfterBreak="0">
+  <w:abstractNum w:abstractNumId="35" w15:restartNumberingAfterBreak="0">
+    <w:nsid w:val="648874EA"/>
+    <w:multiLevelType w:val="hybridMultilevel"/>
+    <w:tmpl w:val="03A8A320"/>
+    <w:lvl w:ilvl="0" w:tplc="08090001">
+      <w:start w:val="1"/>
+      <w:numFmt w:val="bullet"/>
+      <w:lvlText w:val=""/>
+      <w:lvlJc w:val="left"/>
+      <w:pPr>
+        <w:ind w:left="720" w:hanging="360"/>
+      </w:pPr>
+      <w:rPr>
+        <w:rFonts w:ascii="Symbol" w:hAnsi="Symbol" w:hint="default"/>
+      </w:rPr>
+    </w:lvl>
+    <w:lvl w:ilvl="1" w:tplc="08090003" w:tentative="1">
+      <w:start w:val="1"/>
+      <w:numFmt w:val="bullet"/>
+      <w:lvlText w:val="o"/>
+      <w:lvlJc w:val="left"/>
+      <w:pPr>
+        <w:ind w:left="1440" w:hanging="360"/>
+      </w:pPr>
+      <w:rPr>
+        <w:rFonts w:ascii="Courier New" w:hAnsi="Courier New" w:cs="Courier New" w:hint="default"/>
+      </w:rPr>
+    </w:lvl>
+    <w:lvl w:ilvl="2" w:tplc="08090005" w:tentative="1">
+      <w:start w:val="1"/>
+      <w:numFmt w:val="bullet"/>
+      <w:lvlText w:val=""/>
+      <w:lvlJc w:val="left"/>
+      <w:pPr>
+        <w:ind w:left="2160" w:hanging="360"/>
+      </w:pPr>
+      <w:rPr>
+        <w:rFonts w:ascii="Wingdings" w:hAnsi="Wingdings" w:hint="default"/>
+      </w:rPr>
+    </w:lvl>
+    <w:lvl w:ilvl="3" w:tplc="08090001" w:tentative="1">
+      <w:start w:val="1"/>
+      <w:numFmt w:val="bullet"/>
+      <w:lvlText w:val=""/>
+      <w:lvlJc w:val="left"/>
+      <w:pPr>
+        <w:ind w:left="2880" w:hanging="360"/>
+      </w:pPr>
+      <w:rPr>
+        <w:rFonts w:ascii="Symbol" w:hAnsi="Symbol" w:hint="default"/>
+      </w:rPr>
+    </w:lvl>
+    <w:lvl w:ilvl="4" w:tplc="08090003" w:tentative="1">
+      <w:start w:val="1"/>
+      <w:numFmt w:val="bullet"/>
+      <w:lvlText w:val="o"/>
+      <w:lvlJc w:val="left"/>
+      <w:pPr>
+        <w:ind w:left="3600" w:hanging="360"/>
+      </w:pPr>
+      <w:rPr>
+        <w:rFonts w:ascii="Courier New" w:hAnsi="Courier New" w:cs="Courier New" w:hint="default"/>
+      </w:rPr>
+    </w:lvl>
+    <w:lvl w:ilvl="5" w:tplc="08090005" w:tentative="1">
+      <w:start w:val="1"/>
+      <w:numFmt w:val="bullet"/>
+      <w:lvlText w:val=""/>
+      <w:lvlJc w:val="left"/>
+      <w:pPr>
+        <w:ind w:left="4320" w:hanging="360"/>
+      </w:pPr>
+      <w:rPr>
+        <w:rFonts w:ascii="Wingdings" w:hAnsi="Wingdings" w:hint="default"/>
+      </w:rPr>
+    </w:lvl>
+    <w:lvl w:ilvl="6" w:tplc="08090001" w:tentative="1">
+      <w:start w:val="1"/>
+      <w:numFmt w:val="bullet"/>
+      <w:lvlText w:val=""/>
+      <w:lvlJc w:val="left"/>
+      <w:pPr>
+        <w:ind w:left="5040" w:hanging="360"/>
+      </w:pPr>
+      <w:rPr>
+        <w:rFonts w:ascii="Symbol" w:hAnsi="Symbol" w:hint="default"/>
+      </w:rPr>
+    </w:lvl>
+    <w:lvl w:ilvl="7" w:tplc="08090003" w:tentative="1">
+      <w:start w:val="1"/>
+      <w:numFmt w:val="bullet"/>
+      <w:lvlText w:val="o"/>
+      <w:lvlJc w:val="left"/>
+      <w:pPr>
+        <w:ind w:left="5760" w:hanging="360"/>
+      </w:pPr>
+      <w:rPr>
+        <w:rFonts w:ascii="Courier New" w:hAnsi="Courier New" w:cs="Courier New" w:hint="default"/>
+      </w:rPr>
+    </w:lvl>
+    <w:lvl w:ilvl="8" w:tplc="08090005" w:tentative="1">
+      <w:start w:val="1"/>
+      <w:numFmt w:val="bullet"/>
+      <w:lvlText w:val=""/>
+      <w:lvlJc w:val="left"/>
+      <w:pPr>
+        <w:ind w:left="6480" w:hanging="360"/>
+      </w:pPr>
+      <w:rPr>
+        <w:rFonts w:ascii="Wingdings" w:hAnsi="Wingdings" w:hint="default"/>
+      </w:rPr>
+    </w:lvl>
+  </w:abstractNum>
+  <w:abstractNum w:abstractNumId="36" w15:restartNumberingAfterBreak="0">
     <w:nsid w:val="680D043E"/>
     <w:multiLevelType w:val="multilevel"/>
     <w:tmpl w:val="041B001D"/>
@@ -18220,7 +20300,7 @@
       </w:pPr>
     </w:lvl>
   </w:abstractNum>
-  <w:abstractNum w:abstractNumId="35" w15:restartNumberingAfterBreak="0">
+  <w:abstractNum w:abstractNumId="37" w15:restartNumberingAfterBreak="0">
     <w:nsid w:val="68584894"/>
     <w:multiLevelType w:val="hybridMultilevel"/>
     <w:tmpl w:val="2FCE7350"/>
@@ -18432,7 +20512,7 @@
       </w:rPr>
     </w:lvl>
   </w:abstractNum>
-  <w:abstractNum w:abstractNumId="36" w15:restartNumberingAfterBreak="0">
+  <w:abstractNum w:abstractNumId="38" w15:restartNumberingAfterBreak="0">
     <w:nsid w:val="72784605"/>
     <w:multiLevelType w:val="hybridMultilevel"/>
     <w:tmpl w:val="E0885FF6"/>
@@ -18600,10 +20680,10 @@
     <w:abstractNumId w:val="4"/>
   </w:num>
   <w:num w:numId="19">
-    <w:abstractNumId w:val="30"/>
+    <w:abstractNumId w:val="31"/>
   </w:num>
   <w:num w:numId="20">
-    <w:abstractNumId w:val="31"/>
+    <w:abstractNumId w:val="32"/>
   </w:num>
   <w:num w:numId="21">
     <w:abstractNumId w:val="24"/>
@@ -18612,10 +20692,10 @@
     <w:abstractNumId w:val="19"/>
   </w:num>
   <w:num w:numId="23">
-    <w:abstractNumId w:val="36"/>
+    <w:abstractNumId w:val="38"/>
   </w:num>
   <w:num w:numId="24">
-    <w:abstractNumId w:val="33"/>
+    <w:abstractNumId w:val="34"/>
   </w:num>
   <w:num w:numId="25">
     <w:abstractNumId w:val="15"/>
@@ -18624,10 +20704,10 @@
     <w:abstractNumId w:val="12"/>
   </w:num>
   <w:num w:numId="27">
-    <w:abstractNumId w:val="35"/>
+    <w:abstractNumId w:val="37"/>
   </w:num>
   <w:num w:numId="28">
-    <w:abstractNumId w:val="27"/>
+    <w:abstractNumId w:val="28"/>
   </w:num>
   <w:num w:numId="29">
     <w:abstractNumId w:val="18"/>
@@ -18636,10 +20716,10 @@
     <w:abstractNumId w:val="25"/>
   </w:num>
   <w:num w:numId="31">
-    <w:abstractNumId w:val="29"/>
+    <w:abstractNumId w:val="30"/>
   </w:num>
   <w:num w:numId="32">
-    <w:abstractNumId w:val="34"/>
+    <w:abstractNumId w:val="36"/>
   </w:num>
   <w:num w:numId="33">
     <w:abstractNumId w:val="10"/>
@@ -18672,7 +20752,7 @@
     </w:lvlOverride>
   </w:num>
   <w:num w:numId="34">
-    <w:abstractNumId w:val="32"/>
+    <w:abstractNumId w:val="33"/>
   </w:num>
   <w:num w:numId="35">
     <w:abstractNumId w:val="20"/>
@@ -18708,13 +20788,19 @@
     </w:lvlOverride>
   </w:num>
   <w:num w:numId="37">
-    <w:abstractNumId w:val="28"/>
+    <w:abstractNumId w:val="29"/>
   </w:num>
   <w:num w:numId="38">
     <w:abstractNumId w:val="13"/>
   </w:num>
   <w:num w:numId="39">
     <w:abstractNumId w:val="16"/>
+  </w:num>
+  <w:num w:numId="40">
+    <w:abstractNumId w:val="27"/>
+  </w:num>
+  <w:num w:numId="41">
+    <w:abstractNumId w:val="35"/>
   </w:num>
 </w:numbering>
 </file>
@@ -19119,7 +21205,7 @@
   <w:style w:type="paragraph" w:default="1" w:styleId="Normal">
     <w:name w:val="Normal"/>
     <w:qFormat/>
-    <w:rsid w:val="00595BC4"/>
+    <w:rsid w:val="00A64AF3"/>
     <w:pPr>
       <w:spacing w:line="240" w:lineRule="auto"/>
     </w:pPr>

--- a/sumsala_diplomova_praca.docx
+++ b/sumsala_diplomova_praca.docx
@@ -1003,7 +1003,7 @@
         </w:rPr>
         <w:fldChar w:fldCharType="separate"/>
       </w:r>
-      <w:hyperlink w:anchor="_Toc227514379" w:history="1">
+      <w:hyperlink w:anchor="_Toc227520103" w:history="1">
         <w:r>
           <w:rPr>
             <w:rStyle w:val="Hyperlink"/>
@@ -1030,7 +1030,7 @@
             <w:noProof/>
             <w:webHidden/>
           </w:rPr>
-          <w:instrText xml:space="preserve"> PAGEREF _Toc227514379 \h </w:instrText>
+          <w:instrText xml:space="preserve"> PAGEREF _Toc227520103 \h </w:instrText>
         </w:r>
         <w:r>
           <w:rPr>
@@ -1071,7 +1071,7 @@
           <w:szCs w:val="24"/>
         </w:rPr>
       </w:pPr>
-      <w:hyperlink w:anchor="_Toc227514380" w:history="1">
+      <w:hyperlink w:anchor="_Toc227520104" w:history="1">
         <w:r>
           <w:rPr>
             <w:rStyle w:val="Hyperlink"/>
@@ -1098,7 +1098,7 @@
             <w:noProof/>
             <w:webHidden/>
           </w:rPr>
-          <w:instrText xml:space="preserve"> PAGEREF _Toc227514380 \h </w:instrText>
+          <w:instrText xml:space="preserve"> PAGEREF _Toc227520104 \h </w:instrText>
         </w:r>
         <w:r>
           <w:rPr>
@@ -1139,7 +1139,7 @@
           <w:szCs w:val="24"/>
         </w:rPr>
       </w:pPr>
-      <w:hyperlink w:anchor="_Toc227514381" w:history="1">
+      <w:hyperlink w:anchor="_Toc227520105" w:history="1">
         <w:r>
           <w:rPr>
             <w:rStyle w:val="Hyperlink"/>
@@ -1166,7 +1166,7 @@
             <w:noProof/>
             <w:webHidden/>
           </w:rPr>
-          <w:instrText xml:space="preserve"> PAGEREF _Toc227514381 \h </w:instrText>
+          <w:instrText xml:space="preserve"> PAGEREF _Toc227520105 \h </w:instrText>
         </w:r>
         <w:r>
           <w:rPr>
@@ -1210,7 +1210,7 @@
           <w:szCs w:val="24"/>
         </w:rPr>
       </w:pPr>
-      <w:hyperlink w:anchor="_Toc227514382" w:history="1">
+      <w:hyperlink w:anchor="_Toc227520106" w:history="1">
         <w:r>
           <w:rPr>
             <w:rStyle w:val="Hyperlink"/>
@@ -1237,7 +1237,7 @@
             <w:noProof/>
             <w:webHidden/>
           </w:rPr>
-          <w:instrText xml:space="preserve"> PAGEREF _Toc227514382 \h </w:instrText>
+          <w:instrText xml:space="preserve"> PAGEREF _Toc227520106 \h </w:instrText>
         </w:r>
         <w:r>
           <w:rPr>
@@ -1281,7 +1281,7 @@
           <w:szCs w:val="24"/>
         </w:rPr>
       </w:pPr>
-      <w:hyperlink w:anchor="_Toc227514383" w:history="1">
+      <w:hyperlink w:anchor="_Toc227520107" w:history="1">
         <w:r>
           <w:rPr>
             <w:rStyle w:val="Hyperlink"/>
@@ -1326,7 +1326,7 @@
             <w:noProof/>
             <w:webHidden/>
           </w:rPr>
-          <w:instrText xml:space="preserve"> PAGEREF _Toc227514383 \h </w:instrText>
+          <w:instrText xml:space="preserve"> PAGEREF _Toc227520107 \h </w:instrText>
         </w:r>
         <w:r>
           <w:rPr>
@@ -1367,7 +1367,7 @@
           <w:szCs w:val="24"/>
         </w:rPr>
       </w:pPr>
-      <w:hyperlink w:anchor="_Toc227514384" w:history="1">
+      <w:hyperlink w:anchor="_Toc227520108" w:history="1">
         <w:r>
           <w:rPr>
             <w:rStyle w:val="Hyperlink"/>
@@ -1394,7 +1394,7 @@
             <w:noProof/>
             <w:webHidden/>
           </w:rPr>
-          <w:instrText xml:space="preserve"> PAGEREF _Toc227514384 \h </w:instrText>
+          <w:instrText xml:space="preserve"> PAGEREF _Toc227520108 \h </w:instrText>
         </w:r>
         <w:r>
           <w:rPr>
@@ -1435,7 +1435,7 @@
           <w:szCs w:val="24"/>
         </w:rPr>
       </w:pPr>
-      <w:hyperlink w:anchor="_Toc227514385" w:history="1">
+      <w:hyperlink w:anchor="_Toc227520109" w:history="1">
         <w:r>
           <w:rPr>
             <w:rStyle w:val="Hyperlink"/>
@@ -1462,7 +1462,7 @@
             <w:noProof/>
             <w:webHidden/>
           </w:rPr>
-          <w:instrText xml:space="preserve"> PAGEREF _Toc227514385 \h </w:instrText>
+          <w:instrText xml:space="preserve"> PAGEREF _Toc227520109 \h </w:instrText>
         </w:r>
         <w:r>
           <w:rPr>
@@ -1503,7 +1503,7 @@
           <w:szCs w:val="24"/>
         </w:rPr>
       </w:pPr>
-      <w:hyperlink w:anchor="_Toc227514386" w:history="1">
+      <w:hyperlink w:anchor="_Toc227520110" w:history="1">
         <w:r>
           <w:rPr>
             <w:rStyle w:val="Hyperlink"/>
@@ -1530,7 +1530,7 @@
             <w:noProof/>
             <w:webHidden/>
           </w:rPr>
-          <w:instrText xml:space="preserve"> PAGEREF _Toc227514386 \h </w:instrText>
+          <w:instrText xml:space="preserve"> PAGEREF _Toc227520110 \h </w:instrText>
         </w:r>
         <w:r>
           <w:rPr>
@@ -1574,7 +1574,7 @@
           <w:szCs w:val="24"/>
         </w:rPr>
       </w:pPr>
-      <w:hyperlink w:anchor="_Toc227514387" w:history="1">
+      <w:hyperlink w:anchor="_Toc227520111" w:history="1">
         <w:r>
           <w:rPr>
             <w:rStyle w:val="Hyperlink"/>
@@ -1619,7 +1619,7 @@
             <w:noProof/>
             <w:webHidden/>
           </w:rPr>
-          <w:instrText xml:space="preserve"> PAGEREF _Toc227514387 \h </w:instrText>
+          <w:instrText xml:space="preserve"> PAGEREF _Toc227520111 \h </w:instrText>
         </w:r>
         <w:r>
           <w:rPr>
@@ -1660,7 +1660,7 @@
           <w:szCs w:val="24"/>
         </w:rPr>
       </w:pPr>
-      <w:hyperlink w:anchor="_Toc227514388" w:history="1">
+      <w:hyperlink w:anchor="_Toc227520112" w:history="1">
         <w:r>
           <w:rPr>
             <w:rStyle w:val="Hyperlink"/>
@@ -1687,7 +1687,7 @@
             <w:noProof/>
             <w:webHidden/>
           </w:rPr>
-          <w:instrText xml:space="preserve"> PAGEREF _Toc227514388 \h </w:instrText>
+          <w:instrText xml:space="preserve"> PAGEREF _Toc227520112 \h </w:instrText>
         </w:r>
         <w:r>
           <w:rPr>
@@ -1728,7 +1728,7 @@
           <w:szCs w:val="24"/>
         </w:rPr>
       </w:pPr>
-      <w:hyperlink w:anchor="_Toc227514389" w:history="1">
+      <w:hyperlink w:anchor="_Toc227520113" w:history="1">
         <w:r>
           <w:rPr>
             <w:rStyle w:val="Hyperlink"/>
@@ -1755,7 +1755,7 @@
             <w:noProof/>
             <w:webHidden/>
           </w:rPr>
-          <w:instrText xml:space="preserve"> PAGEREF _Toc227514389 \h </w:instrText>
+          <w:instrText xml:space="preserve"> PAGEREF _Toc227520113 \h </w:instrText>
         </w:r>
         <w:r>
           <w:rPr>
@@ -1799,7 +1799,7 @@
           <w:szCs w:val="24"/>
         </w:rPr>
       </w:pPr>
-      <w:hyperlink w:anchor="_Toc227514390" w:history="1">
+      <w:hyperlink w:anchor="_Toc227520114" w:history="1">
         <w:r>
           <w:rPr>
             <w:rStyle w:val="Hyperlink"/>
@@ -1844,7 +1844,7 @@
             <w:noProof/>
             <w:webHidden/>
           </w:rPr>
-          <w:instrText xml:space="preserve"> PAGEREF _Toc227514390 \h </w:instrText>
+          <w:instrText xml:space="preserve"> PAGEREF _Toc227520114 \h </w:instrText>
         </w:r>
         <w:r>
           <w:rPr>
@@ -1885,7 +1885,7 @@
           <w:szCs w:val="24"/>
         </w:rPr>
       </w:pPr>
-      <w:hyperlink w:anchor="_Toc227514391" w:history="1">
+      <w:hyperlink w:anchor="_Toc227520115" w:history="1">
         <w:r>
           <w:rPr>
             <w:rStyle w:val="Hyperlink"/>
@@ -1912,7 +1912,7 @@
             <w:noProof/>
             <w:webHidden/>
           </w:rPr>
-          <w:instrText xml:space="preserve"> PAGEREF _Toc227514391 \h </w:instrText>
+          <w:instrText xml:space="preserve"> PAGEREF _Toc227520115 \h </w:instrText>
         </w:r>
         <w:r>
           <w:rPr>
@@ -1952,7 +1952,7 @@
           <w:szCs w:val="24"/>
         </w:rPr>
       </w:pPr>
-      <w:hyperlink w:anchor="_Toc227514392" w:history="1">
+      <w:hyperlink w:anchor="_Toc227520116" w:history="1">
         <w:r>
           <w:rPr>
             <w:rStyle w:val="Hyperlink"/>
@@ -1979,7 +1979,7 @@
             <w:noProof/>
             <w:webHidden/>
           </w:rPr>
-          <w:instrText xml:space="preserve"> PAGEREF _Toc227514392 \h </w:instrText>
+          <w:instrText xml:space="preserve"> PAGEREF _Toc227520116 \h </w:instrText>
         </w:r>
         <w:r>
           <w:rPr>
@@ -2019,7 +2019,7 @@
           <w:szCs w:val="24"/>
         </w:rPr>
       </w:pPr>
-      <w:hyperlink w:anchor="_Toc227514393" w:history="1">
+      <w:hyperlink w:anchor="_Toc227520117" w:history="1">
         <w:r>
           <w:rPr>
             <w:rStyle w:val="Hyperlink"/>
@@ -2046,7 +2046,7 @@
             <w:noProof/>
             <w:webHidden/>
           </w:rPr>
-          <w:instrText xml:space="preserve"> PAGEREF _Toc227514393 \h </w:instrText>
+          <w:instrText xml:space="preserve"> PAGEREF _Toc227520117 \h </w:instrText>
         </w:r>
         <w:r>
           <w:rPr>
@@ -2086,7 +2086,7 @@
           <w:szCs w:val="24"/>
         </w:rPr>
       </w:pPr>
-      <w:hyperlink w:anchor="_Toc227514394" w:history="1">
+      <w:hyperlink w:anchor="_Toc227520118" w:history="1">
         <w:r>
           <w:rPr>
             <w:rStyle w:val="Hyperlink"/>
@@ -2113,7 +2113,7 @@
             <w:noProof/>
             <w:webHidden/>
           </w:rPr>
-          <w:instrText xml:space="preserve"> PAGEREF _Toc227514394 \h </w:instrText>
+          <w:instrText xml:space="preserve"> PAGEREF _Toc227520118 \h </w:instrText>
         </w:r>
         <w:r>
           <w:rPr>
@@ -2153,7 +2153,7 @@
           <w:szCs w:val="24"/>
         </w:rPr>
       </w:pPr>
-      <w:hyperlink w:anchor="_Toc227514395" w:history="1">
+      <w:hyperlink w:anchor="_Toc227520119" w:history="1">
         <w:r>
           <w:rPr>
             <w:rStyle w:val="Hyperlink"/>
@@ -2180,7 +2180,7 @@
             <w:noProof/>
             <w:webHidden/>
           </w:rPr>
-          <w:instrText xml:space="preserve"> PAGEREF _Toc227514395 \h </w:instrText>
+          <w:instrText xml:space="preserve"> PAGEREF _Toc227520119 \h </w:instrText>
         </w:r>
         <w:r>
           <w:rPr>
@@ -2220,7 +2220,7 @@
           <w:szCs w:val="24"/>
         </w:rPr>
       </w:pPr>
-      <w:hyperlink w:anchor="_Toc227514396" w:history="1">
+      <w:hyperlink w:anchor="_Toc227520120" w:history="1">
         <w:r>
           <w:rPr>
             <w:rStyle w:val="Hyperlink"/>
@@ -2247,7 +2247,7 @@
             <w:noProof/>
             <w:webHidden/>
           </w:rPr>
-          <w:instrText xml:space="preserve"> PAGEREF _Toc227514396 \h </w:instrText>
+          <w:instrText xml:space="preserve"> PAGEREF _Toc227520120 \h </w:instrText>
         </w:r>
         <w:r>
           <w:rPr>
@@ -2287,7 +2287,7 @@
           <w:szCs w:val="24"/>
         </w:rPr>
       </w:pPr>
-      <w:hyperlink w:anchor="_Toc227514397" w:history="1">
+      <w:hyperlink w:anchor="_Toc227520121" w:history="1">
         <w:r>
           <w:rPr>
             <w:rStyle w:val="Hyperlink"/>
@@ -2314,7 +2314,7 @@
             <w:noProof/>
             <w:webHidden/>
           </w:rPr>
-          <w:instrText xml:space="preserve"> PAGEREF _Toc227514397 \h </w:instrText>
+          <w:instrText xml:space="preserve"> PAGEREF _Toc227520121 \h </w:instrText>
         </w:r>
         <w:r>
           <w:rPr>
@@ -2354,7 +2354,7 @@
           <w:szCs w:val="24"/>
         </w:rPr>
       </w:pPr>
-      <w:hyperlink w:anchor="_Toc227514398" w:history="1">
+      <w:hyperlink w:anchor="_Toc227520122" w:history="1">
         <w:r>
           <w:rPr>
             <w:rStyle w:val="Hyperlink"/>
@@ -2381,7 +2381,7 @@
             <w:noProof/>
             <w:webHidden/>
           </w:rPr>
-          <w:instrText xml:space="preserve"> PAGEREF _Toc227514398 \h </w:instrText>
+          <w:instrText xml:space="preserve"> PAGEREF _Toc227520122 \h </w:instrText>
         </w:r>
         <w:r>
           <w:rPr>
@@ -2421,7 +2421,7 @@
           <w:szCs w:val="24"/>
         </w:rPr>
       </w:pPr>
-      <w:hyperlink w:anchor="_Toc227514399" w:history="1">
+      <w:hyperlink w:anchor="_Toc227520123" w:history="1">
         <w:r>
           <w:rPr>
             <w:rStyle w:val="Hyperlink"/>
@@ -2448,7 +2448,7 @@
             <w:noProof/>
             <w:webHidden/>
           </w:rPr>
-          <w:instrText xml:space="preserve"> PAGEREF _Toc227514399 \h </w:instrText>
+          <w:instrText xml:space="preserve"> PAGEREF _Toc227520123 \h </w:instrText>
         </w:r>
         <w:r>
           <w:rPr>
@@ -2489,7 +2489,7 @@
           <w:szCs w:val="24"/>
         </w:rPr>
       </w:pPr>
-      <w:hyperlink w:anchor="_Toc227514400" w:history="1">
+      <w:hyperlink w:anchor="_Toc227520124" w:history="1">
         <w:r>
           <w:rPr>
             <w:rStyle w:val="Hyperlink"/>
@@ -2516,7 +2516,7 @@
             <w:noProof/>
             <w:webHidden/>
           </w:rPr>
-          <w:instrText xml:space="preserve"> PAGEREF _Toc227514400 \h </w:instrText>
+          <w:instrText xml:space="preserve"> PAGEREF _Toc227520124 \h </w:instrText>
         </w:r>
         <w:r>
           <w:rPr>
@@ -2557,7 +2557,7 @@
           <w:szCs w:val="24"/>
         </w:rPr>
       </w:pPr>
-      <w:hyperlink w:anchor="_Toc227514401" w:history="1">
+      <w:hyperlink w:anchor="_Toc227520125" w:history="1">
         <w:r>
           <w:rPr>
             <w:rStyle w:val="Hyperlink"/>
@@ -2584,7 +2584,7 @@
             <w:noProof/>
             <w:webHidden/>
           </w:rPr>
-          <w:instrText xml:space="preserve"> PAGEREF _Toc227514401 \h </w:instrText>
+          <w:instrText xml:space="preserve"> PAGEREF _Toc227520125 \h </w:instrText>
         </w:r>
         <w:r>
           <w:rPr>
@@ -2624,7 +2624,7 @@
           <w:szCs w:val="24"/>
         </w:rPr>
       </w:pPr>
-      <w:hyperlink w:anchor="_Toc227514402" w:history="1">
+      <w:hyperlink w:anchor="_Toc227520126" w:history="1">
         <w:r>
           <w:rPr>
             <w:rStyle w:val="Hyperlink"/>
@@ -2651,7 +2651,7 @@
             <w:noProof/>
             <w:webHidden/>
           </w:rPr>
-          <w:instrText xml:space="preserve"> PAGEREF _Toc227514402 \h </w:instrText>
+          <w:instrText xml:space="preserve"> PAGEREF _Toc227520126 \h </w:instrText>
         </w:r>
         <w:r>
           <w:rPr>
@@ -2691,7 +2691,7 @@
           <w:szCs w:val="24"/>
         </w:rPr>
       </w:pPr>
-      <w:hyperlink w:anchor="_Toc227514403" w:history="1">
+      <w:hyperlink w:anchor="_Toc227520127" w:history="1">
         <w:r>
           <w:rPr>
             <w:rStyle w:val="Hyperlink"/>
@@ -2719,7 +2719,7 @@
             <w:noProof/>
             <w:webHidden/>
           </w:rPr>
-          <w:instrText xml:space="preserve"> PAGEREF _Toc227514403 \h </w:instrText>
+          <w:instrText xml:space="preserve"> PAGEREF _Toc227520127 \h </w:instrText>
         </w:r>
         <w:r>
           <w:rPr>
@@ -2759,7 +2759,7 @@
           <w:szCs w:val="24"/>
         </w:rPr>
       </w:pPr>
-      <w:hyperlink w:anchor="_Toc227514404" w:history="1">
+      <w:hyperlink w:anchor="_Toc227520128" w:history="1">
         <w:r>
           <w:rPr>
             <w:rStyle w:val="Hyperlink"/>
@@ -2787,7 +2787,7 @@
             <w:noProof/>
             <w:webHidden/>
           </w:rPr>
-          <w:instrText xml:space="preserve"> PAGEREF _Toc227514404 \h </w:instrText>
+          <w:instrText xml:space="preserve"> PAGEREF _Toc227520128 \h </w:instrText>
         </w:r>
         <w:r>
           <w:rPr>
@@ -2827,7 +2827,7 @@
           <w:szCs w:val="24"/>
         </w:rPr>
       </w:pPr>
-      <w:hyperlink w:anchor="_Toc227514405" w:history="1">
+      <w:hyperlink w:anchor="_Toc227520129" w:history="1">
         <w:r>
           <w:rPr>
             <w:rStyle w:val="Hyperlink"/>
@@ -2855,7 +2855,7 @@
             <w:noProof/>
             <w:webHidden/>
           </w:rPr>
-          <w:instrText xml:space="preserve"> PAGEREF _Toc227514405 \h </w:instrText>
+          <w:instrText xml:space="preserve"> PAGEREF _Toc227520129 \h </w:instrText>
         </w:r>
         <w:r>
           <w:rPr>
@@ -2896,7 +2896,7 @@
           <w:szCs w:val="24"/>
         </w:rPr>
       </w:pPr>
-      <w:hyperlink w:anchor="_Toc227514406" w:history="1">
+      <w:hyperlink w:anchor="_Toc227520130" w:history="1">
         <w:r>
           <w:rPr>
             <w:rStyle w:val="Hyperlink"/>
@@ -2938,7 +2938,7 @@
             <w:noProof/>
             <w:webHidden/>
           </w:rPr>
-          <w:instrText xml:space="preserve"> PAGEREF _Toc227514406 \h </w:instrText>
+          <w:instrText xml:space="preserve"> PAGEREF _Toc227520130 \h </w:instrText>
         </w:r>
         <w:r>
           <w:rPr>
@@ -2978,7 +2978,7 @@
           <w:szCs w:val="24"/>
         </w:rPr>
       </w:pPr>
-      <w:hyperlink w:anchor="_Toc227514407" w:history="1">
+      <w:hyperlink w:anchor="_Toc227520131" w:history="1">
         <w:r>
           <w:rPr>
             <w:rStyle w:val="Hyperlink"/>
@@ -3006,7 +3006,7 @@
             <w:noProof/>
             <w:webHidden/>
           </w:rPr>
-          <w:instrText xml:space="preserve"> PAGEREF _Toc227514407 \h </w:instrText>
+          <w:instrText xml:space="preserve"> PAGEREF _Toc227520131 \h </w:instrText>
         </w:r>
         <w:r>
           <w:rPr>
@@ -3046,7 +3046,7 @@
           <w:szCs w:val="24"/>
         </w:rPr>
       </w:pPr>
-      <w:hyperlink w:anchor="_Toc227514408" w:history="1">
+      <w:hyperlink w:anchor="_Toc227520132" w:history="1">
         <w:r>
           <w:rPr>
             <w:rStyle w:val="Hyperlink"/>
@@ -3074,7 +3074,7 @@
             <w:noProof/>
             <w:webHidden/>
           </w:rPr>
-          <w:instrText xml:space="preserve"> PAGEREF _Toc227514408 \h </w:instrText>
+          <w:instrText xml:space="preserve"> PAGEREF _Toc227520132 \h </w:instrText>
         </w:r>
         <w:r>
           <w:rPr>
@@ -3114,7 +3114,7 @@
           <w:szCs w:val="24"/>
         </w:rPr>
       </w:pPr>
-      <w:hyperlink w:anchor="_Toc227514409" w:history="1">
+      <w:hyperlink w:anchor="_Toc227520133" w:history="1">
         <w:r>
           <w:rPr>
             <w:rStyle w:val="Hyperlink"/>
@@ -3142,7 +3142,7 @@
             <w:noProof/>
             <w:webHidden/>
           </w:rPr>
-          <w:instrText xml:space="preserve"> PAGEREF _Toc227514409 \h </w:instrText>
+          <w:instrText xml:space="preserve"> PAGEREF _Toc227520133 \h </w:instrText>
         </w:r>
         <w:r>
           <w:rPr>
@@ -3183,7 +3183,7 @@
           <w:szCs w:val="24"/>
         </w:rPr>
       </w:pPr>
-      <w:hyperlink w:anchor="_Toc227514410" w:history="1">
+      <w:hyperlink w:anchor="_Toc227520134" w:history="1">
         <w:r>
           <w:rPr>
             <w:rStyle w:val="Hyperlink"/>
@@ -3218,7 +3218,7 @@
             <w:noProof/>
             <w:webHidden/>
           </w:rPr>
-          <w:instrText xml:space="preserve"> PAGEREF _Toc227514410 \h </w:instrText>
+          <w:instrText xml:space="preserve"> PAGEREF _Toc227520134 \h </w:instrText>
         </w:r>
         <w:r>
           <w:rPr>
@@ -3258,7 +3258,7 @@
           <w:szCs w:val="24"/>
         </w:rPr>
       </w:pPr>
-      <w:hyperlink w:anchor="_Toc227514411" w:history="1">
+      <w:hyperlink w:anchor="_Toc227520135" w:history="1">
         <w:r>
           <w:rPr>
             <w:rStyle w:val="Hyperlink"/>
@@ -3286,7 +3286,7 @@
             <w:noProof/>
             <w:webHidden/>
           </w:rPr>
-          <w:instrText xml:space="preserve"> PAGEREF _Toc227514411 \h </w:instrText>
+          <w:instrText xml:space="preserve"> PAGEREF _Toc227520135 \h </w:instrText>
         </w:r>
         <w:r>
           <w:rPr>
@@ -3326,7 +3326,7 @@
           <w:szCs w:val="24"/>
         </w:rPr>
       </w:pPr>
-      <w:hyperlink w:anchor="_Toc227514412" w:history="1">
+      <w:hyperlink w:anchor="_Toc227520136" w:history="1">
         <w:r>
           <w:rPr>
             <w:rStyle w:val="Hyperlink"/>
@@ -3354,7 +3354,7 @@
             <w:noProof/>
             <w:webHidden/>
           </w:rPr>
-          <w:instrText xml:space="preserve"> PAGEREF _Toc227514412 \h </w:instrText>
+          <w:instrText xml:space="preserve"> PAGEREF _Toc227520136 \h </w:instrText>
         </w:r>
         <w:r>
           <w:rPr>
@@ -3394,7 +3394,7 @@
           <w:szCs w:val="24"/>
         </w:rPr>
       </w:pPr>
-      <w:hyperlink w:anchor="_Toc227514413" w:history="1">
+      <w:hyperlink w:anchor="_Toc227520137" w:history="1">
         <w:r>
           <w:rPr>
             <w:rStyle w:val="Hyperlink"/>
@@ -3422,7 +3422,7 @@
             <w:noProof/>
             <w:webHidden/>
           </w:rPr>
-          <w:instrText xml:space="preserve"> PAGEREF _Toc227514413 \h </w:instrText>
+          <w:instrText xml:space="preserve"> PAGEREF _Toc227520137 \h </w:instrText>
         </w:r>
         <w:r>
           <w:rPr>
@@ -3462,7 +3462,7 @@
           <w:szCs w:val="24"/>
         </w:rPr>
       </w:pPr>
-      <w:hyperlink w:anchor="_Toc227514414" w:history="1">
+      <w:hyperlink w:anchor="_Toc227520138" w:history="1">
         <w:r>
           <w:rPr>
             <w:rStyle w:val="Hyperlink"/>
@@ -3490,7 +3490,7 @@
             <w:noProof/>
             <w:webHidden/>
           </w:rPr>
-          <w:instrText xml:space="preserve"> PAGEREF _Toc227514414 \h </w:instrText>
+          <w:instrText xml:space="preserve"> PAGEREF _Toc227520138 \h </w:instrText>
         </w:r>
         <w:r>
           <w:rPr>
@@ -3530,7 +3530,7 @@
           <w:szCs w:val="24"/>
         </w:rPr>
       </w:pPr>
-      <w:hyperlink w:anchor="_Toc227514415" w:history="1">
+      <w:hyperlink w:anchor="_Toc227520139" w:history="1">
         <w:r>
           <w:rPr>
             <w:rStyle w:val="Hyperlink"/>
@@ -3558,7 +3558,7 @@
             <w:noProof/>
             <w:webHidden/>
           </w:rPr>
-          <w:instrText xml:space="preserve"> PAGEREF _Toc227514415 \h </w:instrText>
+          <w:instrText xml:space="preserve"> PAGEREF _Toc227520139 \h </w:instrText>
         </w:r>
         <w:r>
           <w:rPr>
@@ -3602,7 +3602,7 @@
           <w:szCs w:val="24"/>
         </w:rPr>
       </w:pPr>
-      <w:hyperlink w:anchor="_Toc227514416" w:history="1">
+      <w:hyperlink w:anchor="_Toc227520140" w:history="1">
         <w:r>
           <w:rPr>
             <w:rStyle w:val="Hyperlink"/>
@@ -3649,7 +3649,7 @@
             <w:noProof/>
             <w:webHidden/>
           </w:rPr>
-          <w:instrText xml:space="preserve"> PAGEREF _Toc227514416 \h </w:instrText>
+          <w:instrText xml:space="preserve"> PAGEREF _Toc227520140 \h </w:instrText>
         </w:r>
         <w:r>
           <w:rPr>
@@ -3690,7 +3690,7 @@
           <w:szCs w:val="24"/>
         </w:rPr>
       </w:pPr>
-      <w:hyperlink w:anchor="_Toc227514417" w:history="1">
+      <w:hyperlink w:anchor="_Toc227520141" w:history="1">
         <w:r>
           <w:rPr>
             <w:rStyle w:val="Hyperlink"/>
@@ -3725,7 +3725,7 @@
             <w:noProof/>
             <w:webHidden/>
           </w:rPr>
-          <w:instrText xml:space="preserve"> PAGEREF _Toc227514417 \h </w:instrText>
+          <w:instrText xml:space="preserve"> PAGEREF _Toc227520141 \h </w:instrText>
         </w:r>
         <w:r>
           <w:rPr>
@@ -3765,7 +3765,7 @@
           <w:szCs w:val="24"/>
         </w:rPr>
       </w:pPr>
-      <w:hyperlink w:anchor="_Toc227514418" w:history="1">
+      <w:hyperlink w:anchor="_Toc227520142" w:history="1">
         <w:r>
           <w:rPr>
             <w:rStyle w:val="Hyperlink"/>
@@ -3800,7 +3800,7 @@
             <w:noProof/>
             <w:webHidden/>
           </w:rPr>
-          <w:instrText xml:space="preserve"> PAGEREF _Toc227514418 \h </w:instrText>
+          <w:instrText xml:space="preserve"> PAGEREF _Toc227520142 \h </w:instrText>
         </w:r>
         <w:r>
           <w:rPr>
@@ -3840,7 +3840,7 @@
           <w:szCs w:val="24"/>
         </w:rPr>
       </w:pPr>
-      <w:hyperlink w:anchor="_Toc227514419" w:history="1">
+      <w:hyperlink w:anchor="_Toc227520143" w:history="1">
         <w:r>
           <w:rPr>
             <w:rStyle w:val="Hyperlink"/>
@@ -3875,7 +3875,7 @@
             <w:noProof/>
             <w:webHidden/>
           </w:rPr>
-          <w:instrText xml:space="preserve"> PAGEREF _Toc227514419 \h </w:instrText>
+          <w:instrText xml:space="preserve"> PAGEREF _Toc227520143 \h </w:instrText>
         </w:r>
         <w:r>
           <w:rPr>
@@ -3915,7 +3915,7 @@
           <w:szCs w:val="24"/>
         </w:rPr>
       </w:pPr>
-      <w:hyperlink w:anchor="_Toc227514420" w:history="1">
+      <w:hyperlink w:anchor="_Toc227520144" w:history="1">
         <w:r>
           <w:rPr>
             <w:rStyle w:val="Hyperlink"/>
@@ -3950,7 +3950,7 @@
             <w:noProof/>
             <w:webHidden/>
           </w:rPr>
-          <w:instrText xml:space="preserve"> PAGEREF _Toc227514420 \h </w:instrText>
+          <w:instrText xml:space="preserve"> PAGEREF _Toc227520144 \h </w:instrText>
         </w:r>
         <w:r>
           <w:rPr>
@@ -3991,7 +3991,7 @@
           <w:szCs w:val="24"/>
         </w:rPr>
       </w:pPr>
-      <w:hyperlink w:anchor="_Toc227514421" w:history="1">
+      <w:hyperlink w:anchor="_Toc227520145" w:history="1">
         <w:r>
           <w:rPr>
             <w:rStyle w:val="Hyperlink"/>
@@ -4019,7 +4019,7 @@
             <w:noProof/>
             <w:webHidden/>
           </w:rPr>
-          <w:instrText xml:space="preserve"> PAGEREF _Toc227514421 \h </w:instrText>
+          <w:instrText xml:space="preserve"> PAGEREF _Toc227520145 \h </w:instrText>
         </w:r>
         <w:r>
           <w:rPr>
@@ -4059,7 +4059,7 @@
           <w:szCs w:val="24"/>
         </w:rPr>
       </w:pPr>
-      <w:hyperlink w:anchor="_Toc227514422" w:history="1">
+      <w:hyperlink w:anchor="_Toc227520146" w:history="1">
         <w:r>
           <w:rPr>
             <w:rStyle w:val="Hyperlink"/>
@@ -4094,7 +4094,7 @@
             <w:noProof/>
             <w:webHidden/>
           </w:rPr>
-          <w:instrText xml:space="preserve"> PAGEREF _Toc227514422 \h </w:instrText>
+          <w:instrText xml:space="preserve"> PAGEREF _Toc227520146 \h </w:instrText>
         </w:r>
         <w:r>
           <w:rPr>
@@ -4135,7 +4135,7 @@
           <w:szCs w:val="24"/>
         </w:rPr>
       </w:pPr>
-      <w:hyperlink w:anchor="_Toc227514423" w:history="1">
+      <w:hyperlink w:anchor="_Toc227520147" w:history="1">
         <w:r>
           <w:rPr>
             <w:rStyle w:val="Hyperlink"/>
@@ -4163,7 +4163,7 @@
             <w:noProof/>
             <w:webHidden/>
           </w:rPr>
-          <w:instrText xml:space="preserve"> PAGEREF _Toc227514423 \h </w:instrText>
+          <w:instrText xml:space="preserve"> PAGEREF _Toc227520147 \h </w:instrText>
         </w:r>
         <w:r>
           <w:rPr>
@@ -4203,7 +4203,7 @@
           <w:szCs w:val="24"/>
         </w:rPr>
       </w:pPr>
-      <w:hyperlink w:anchor="_Toc227514424" w:history="1">
+      <w:hyperlink w:anchor="_Toc227520148" w:history="1">
         <w:r>
           <w:rPr>
             <w:rStyle w:val="Hyperlink"/>
@@ -4231,7 +4231,7 @@
             <w:noProof/>
             <w:webHidden/>
           </w:rPr>
-          <w:instrText xml:space="preserve"> PAGEREF _Toc227514424 \h </w:instrText>
+          <w:instrText xml:space="preserve"> PAGEREF _Toc227520148 \h </w:instrText>
         </w:r>
         <w:r>
           <w:rPr>
@@ -4271,7 +4271,7 @@
           <w:szCs w:val="24"/>
         </w:rPr>
       </w:pPr>
-      <w:hyperlink w:anchor="_Toc227514425" w:history="1">
+      <w:hyperlink w:anchor="_Toc227520149" w:history="1">
         <w:r>
           <w:rPr>
             <w:rStyle w:val="Hyperlink"/>
@@ -4299,7 +4299,7 @@
             <w:noProof/>
             <w:webHidden/>
           </w:rPr>
-          <w:instrText xml:space="preserve"> PAGEREF _Toc227514425 \h </w:instrText>
+          <w:instrText xml:space="preserve"> PAGEREF _Toc227520149 \h </w:instrText>
         </w:r>
         <w:r>
           <w:rPr>
@@ -4339,7 +4339,7 @@
           <w:szCs w:val="24"/>
         </w:rPr>
       </w:pPr>
-      <w:hyperlink w:anchor="_Toc227514426" w:history="1">
+      <w:hyperlink w:anchor="_Toc227520150" w:history="1">
         <w:r>
           <w:rPr>
             <w:rStyle w:val="Hyperlink"/>
@@ -4367,7 +4367,7 @@
             <w:noProof/>
             <w:webHidden/>
           </w:rPr>
-          <w:instrText xml:space="preserve"> PAGEREF _Toc227514426 \h </w:instrText>
+          <w:instrText xml:space="preserve"> PAGEREF _Toc227520150 \h </w:instrText>
         </w:r>
         <w:r>
           <w:rPr>
@@ -4407,7 +4407,7 @@
           <w:szCs w:val="24"/>
         </w:rPr>
       </w:pPr>
-      <w:hyperlink w:anchor="_Toc227514427" w:history="1">
+      <w:hyperlink w:anchor="_Toc227520151" w:history="1">
         <w:r>
           <w:rPr>
             <w:rStyle w:val="Hyperlink"/>
@@ -4435,7 +4435,7 @@
             <w:noProof/>
             <w:webHidden/>
           </w:rPr>
-          <w:instrText xml:space="preserve"> PAGEREF _Toc227514427 \h </w:instrText>
+          <w:instrText xml:space="preserve"> PAGEREF _Toc227520151 \h </w:instrText>
         </w:r>
         <w:r>
           <w:rPr>
@@ -4476,7 +4476,7 @@
           <w:szCs w:val="24"/>
         </w:rPr>
       </w:pPr>
-      <w:hyperlink w:anchor="_Toc227514428" w:history="1">
+      <w:hyperlink w:anchor="_Toc227520152" w:history="1">
         <w:r>
           <w:rPr>
             <w:rStyle w:val="Hyperlink"/>
@@ -4504,7 +4504,7 @@
             <w:noProof/>
             <w:webHidden/>
           </w:rPr>
-          <w:instrText xml:space="preserve"> PAGEREF _Toc227514428 \h </w:instrText>
+          <w:instrText xml:space="preserve"> PAGEREF _Toc227520152 \h </w:instrText>
         </w:r>
         <w:r>
           <w:rPr>
@@ -4548,7 +4548,7 @@
           <w:szCs w:val="24"/>
         </w:rPr>
       </w:pPr>
-      <w:hyperlink w:anchor="_Toc227514429" w:history="1">
+      <w:hyperlink w:anchor="_Toc227520153" w:history="1">
         <w:r>
           <w:rPr>
             <w:rStyle w:val="Hyperlink"/>
@@ -4595,7 +4595,7 @@
             <w:noProof/>
             <w:webHidden/>
           </w:rPr>
-          <w:instrText xml:space="preserve"> PAGEREF _Toc227514429 \h </w:instrText>
+          <w:instrText xml:space="preserve"> PAGEREF _Toc227520153 \h </w:instrText>
         </w:r>
         <w:r>
           <w:rPr>
@@ -4636,7 +4636,7 @@
           <w:szCs w:val="24"/>
         </w:rPr>
       </w:pPr>
-      <w:hyperlink w:anchor="_Toc227514430" w:history="1">
+      <w:hyperlink w:anchor="_Toc227520154" w:history="1">
         <w:r>
           <w:rPr>
             <w:rStyle w:val="Hyperlink"/>
@@ -4664,7 +4664,7 @@
             <w:noProof/>
             <w:webHidden/>
           </w:rPr>
-          <w:instrText xml:space="preserve"> PAGEREF _Toc227514430 \h </w:instrText>
+          <w:instrText xml:space="preserve"> PAGEREF _Toc227520154 \h </w:instrText>
         </w:r>
         <w:r>
           <w:rPr>
@@ -4705,7 +4705,7 @@
           <w:szCs w:val="24"/>
         </w:rPr>
       </w:pPr>
-      <w:hyperlink w:anchor="_Toc227514431" w:history="1">
+      <w:hyperlink w:anchor="_Toc227520155" w:history="1">
         <w:r>
           <w:rPr>
             <w:rStyle w:val="Hyperlink"/>
@@ -4733,7 +4733,7 @@
             <w:noProof/>
             <w:webHidden/>
           </w:rPr>
-          <w:instrText xml:space="preserve"> PAGEREF _Toc227514431 \h </w:instrText>
+          <w:instrText xml:space="preserve"> PAGEREF _Toc227520155 \h </w:instrText>
         </w:r>
         <w:r>
           <w:rPr>
@@ -4774,7 +4774,7 @@
           <w:szCs w:val="24"/>
         </w:rPr>
       </w:pPr>
-      <w:hyperlink w:anchor="_Toc227514432" w:history="1">
+      <w:hyperlink w:anchor="_Toc227520156" w:history="1">
         <w:r>
           <w:rPr>
             <w:rStyle w:val="Hyperlink"/>
@@ -4832,7 +4832,7 @@
             <w:noProof/>
             <w:webHidden/>
           </w:rPr>
-          <w:instrText xml:space="preserve"> PAGEREF _Toc227514432 \h </w:instrText>
+          <w:instrText xml:space="preserve"> PAGEREF _Toc227520156 \h </w:instrText>
         </w:r>
         <w:r>
           <w:rPr>
@@ -4876,7 +4876,7 @@
           <w:szCs w:val="24"/>
         </w:rPr>
       </w:pPr>
-      <w:hyperlink w:anchor="_Toc227514433" w:history="1">
+      <w:hyperlink w:anchor="_Toc227520157" w:history="1">
         <w:r>
           <w:rPr>
             <w:rStyle w:val="Hyperlink"/>
@@ -4923,7 +4923,7 @@
             <w:noProof/>
             <w:webHidden/>
           </w:rPr>
-          <w:instrText xml:space="preserve"> PAGEREF _Toc227514433 \h </w:instrText>
+          <w:instrText xml:space="preserve"> PAGEREF _Toc227520157 \h </w:instrText>
         </w:r>
         <w:r>
           <w:rPr>
@@ -4967,7 +4967,7 @@
           <w:szCs w:val="24"/>
         </w:rPr>
       </w:pPr>
-      <w:hyperlink w:anchor="_Toc227514434" w:history="1">
+      <w:hyperlink w:anchor="_Toc227520158" w:history="1">
         <w:r>
           <w:rPr>
             <w:rStyle w:val="Hyperlink"/>
@@ -5014,7 +5014,7 @@
             <w:noProof/>
             <w:webHidden/>
           </w:rPr>
-          <w:instrText xml:space="preserve"> PAGEREF _Toc227514434 \h </w:instrText>
+          <w:instrText xml:space="preserve"> PAGEREF _Toc227520158 \h </w:instrText>
         </w:r>
         <w:r>
           <w:rPr>
@@ -5055,7 +5055,7 @@
           <w:szCs w:val="24"/>
         </w:rPr>
       </w:pPr>
-      <w:hyperlink w:anchor="_Toc227514435" w:history="1">
+      <w:hyperlink w:anchor="_Toc227520159" w:history="1">
         <w:r>
           <w:rPr>
             <w:rStyle w:val="Hyperlink"/>
@@ -5083,7 +5083,7 @@
             <w:noProof/>
             <w:webHidden/>
           </w:rPr>
-          <w:instrText xml:space="preserve"> PAGEREF _Toc227514435 \h </w:instrText>
+          <w:instrText xml:space="preserve"> PAGEREF _Toc227520159 \h </w:instrText>
         </w:r>
         <w:r>
           <w:rPr>
@@ -5124,7 +5124,7 @@
           <w:szCs w:val="24"/>
         </w:rPr>
       </w:pPr>
-      <w:hyperlink w:anchor="_Toc227514436" w:history="1">
+      <w:hyperlink w:anchor="_Toc227520160" w:history="1">
         <w:r>
           <w:rPr>
             <w:rStyle w:val="Hyperlink"/>
@@ -5152,7 +5152,7 @@
             <w:noProof/>
             <w:webHidden/>
           </w:rPr>
-          <w:instrText xml:space="preserve"> PAGEREF _Toc227514436 \h </w:instrText>
+          <w:instrText xml:space="preserve"> PAGEREF _Toc227520160 \h </w:instrText>
         </w:r>
         <w:r>
           <w:rPr>
@@ -5192,7 +5192,7 @@
           <w:szCs w:val="24"/>
         </w:rPr>
       </w:pPr>
-      <w:hyperlink w:anchor="_Toc227514437" w:history="1">
+      <w:hyperlink w:anchor="_Toc227520161" w:history="1">
         <w:r>
           <w:rPr>
             <w:rStyle w:val="Hyperlink"/>
@@ -5220,7 +5220,7 @@
             <w:noProof/>
             <w:webHidden/>
           </w:rPr>
-          <w:instrText xml:space="preserve"> PAGEREF _Toc227514437 \h </w:instrText>
+          <w:instrText xml:space="preserve"> PAGEREF _Toc227520161 \h </w:instrText>
         </w:r>
         <w:r>
           <w:rPr>
@@ -5260,7 +5260,7 @@
           <w:szCs w:val="24"/>
         </w:rPr>
       </w:pPr>
-      <w:hyperlink w:anchor="_Toc227514438" w:history="1">
+      <w:hyperlink w:anchor="_Toc227520162" w:history="1">
         <w:r>
           <w:rPr>
             <w:rStyle w:val="Hyperlink"/>
@@ -5288,7 +5288,7 @@
             <w:noProof/>
             <w:webHidden/>
           </w:rPr>
-          <w:instrText xml:space="preserve"> PAGEREF _Toc227514438 \h </w:instrText>
+          <w:instrText xml:space="preserve"> PAGEREF _Toc227520162 \h </w:instrText>
         </w:r>
         <w:r>
           <w:rPr>
@@ -5328,7 +5328,7 @@
           <w:szCs w:val="24"/>
         </w:rPr>
       </w:pPr>
-      <w:hyperlink w:anchor="_Toc227514439" w:history="1">
+      <w:hyperlink w:anchor="_Toc227520163" w:history="1">
         <w:r>
           <w:rPr>
             <w:rStyle w:val="Hyperlink"/>
@@ -5356,7 +5356,7 @@
             <w:noProof/>
             <w:webHidden/>
           </w:rPr>
-          <w:instrText xml:space="preserve"> PAGEREF _Toc227514439 \h </w:instrText>
+          <w:instrText xml:space="preserve"> PAGEREF _Toc227520163 \h </w:instrText>
         </w:r>
         <w:r>
           <w:rPr>
@@ -5396,7 +5396,7 @@
           <w:szCs w:val="24"/>
         </w:rPr>
       </w:pPr>
-      <w:hyperlink w:anchor="_Toc227514440" w:history="1">
+      <w:hyperlink w:anchor="_Toc227520164" w:history="1">
         <w:r>
           <w:rPr>
             <w:rStyle w:val="Hyperlink"/>
@@ -5424,7 +5424,7 @@
             <w:noProof/>
             <w:webHidden/>
           </w:rPr>
-          <w:instrText xml:space="preserve"> PAGEREF _Toc227514440 \h </w:instrText>
+          <w:instrText xml:space="preserve"> PAGEREF _Toc227520164 \h </w:instrText>
         </w:r>
         <w:r>
           <w:rPr>
@@ -5464,7 +5464,7 @@
           <w:szCs w:val="24"/>
         </w:rPr>
       </w:pPr>
-      <w:hyperlink w:anchor="_Toc227514441" w:history="1">
+      <w:hyperlink w:anchor="_Toc227520165" w:history="1">
         <w:r>
           <w:rPr>
             <w:rStyle w:val="Hyperlink"/>
@@ -5492,7 +5492,7 @@
             <w:noProof/>
             <w:webHidden/>
           </w:rPr>
-          <w:instrText xml:space="preserve"> PAGEREF _Toc227514441 \h </w:instrText>
+          <w:instrText xml:space="preserve"> PAGEREF _Toc227520165 \h </w:instrText>
         </w:r>
         <w:r>
           <w:rPr>
@@ -5532,7 +5532,7 @@
           <w:szCs w:val="24"/>
         </w:rPr>
       </w:pPr>
-      <w:hyperlink w:anchor="_Toc227514442" w:history="1">
+      <w:hyperlink w:anchor="_Toc227520166" w:history="1">
         <w:r>
           <w:rPr>
             <w:rStyle w:val="Hyperlink"/>
@@ -5560,7 +5560,7 @@
             <w:noProof/>
             <w:webHidden/>
           </w:rPr>
-          <w:instrText xml:space="preserve"> PAGEREF _Toc227514442 \h </w:instrText>
+          <w:instrText xml:space="preserve"> PAGEREF _Toc227520166 \h </w:instrText>
         </w:r>
         <w:r>
           <w:rPr>
@@ -5600,7 +5600,7 @@
           <w:szCs w:val="24"/>
         </w:rPr>
       </w:pPr>
-      <w:hyperlink w:anchor="_Toc227514443" w:history="1">
+      <w:hyperlink w:anchor="_Toc227520167" w:history="1">
         <w:r>
           <w:rPr>
             <w:rStyle w:val="Hyperlink"/>
@@ -5628,74 +5628,7 @@
             <w:noProof/>
             <w:webHidden/>
           </w:rPr>
-          <w:instrText xml:space="preserve"> PAGEREF _Toc227514443 \h </w:instrText>
-        </w:r>
-        <w:r>
-          <w:rPr>
-            <w:noProof/>
-            <w:webHidden/>
-          </w:rPr>
-        </w:r>
-        <w:r>
-          <w:rPr>
-            <w:noProof/>
-            <w:webHidden/>
-          </w:rPr>
-          <w:fldChar w:fldCharType="separate"/>
-        </w:r>
-        <w:r>
-          <w:rPr>
-            <w:noProof/>
-            <w:webHidden/>
-          </w:rPr>
-          <w:t>36</w:t>
-        </w:r>
-        <w:r>
-          <w:rPr>
-            <w:noProof/>
-            <w:webHidden/>
-          </w:rPr>
-          <w:fldChar w:fldCharType="end"/>
-        </w:r>
-      </w:hyperlink>
-    </w:p>
-    <w:p>
-      <w:pPr>
-        <w:pStyle w:val="TOC3"/>
-        <w:rPr>
-          <w:rFonts w:asciiTheme="minorHAnsi" w:eastAsiaTheme="minorEastAsia" w:hAnsiTheme="minorHAnsi" w:cstheme="minorBidi"/>
-          <w:noProof/>
-          <w:szCs w:val="24"/>
-        </w:rPr>
-      </w:pPr>
-      <w:hyperlink w:anchor="_Toc227514444" w:history="1">
-        <w:r>
-          <w:rPr>
-            <w:rStyle w:val="Hyperlink"/>
-            <w:noProof/>
-          </w:rPr>
-          <w:t>7.2.8 Záver</w:t>
-        </w:r>
-        <w:r>
-          <w:rPr>
-            <w:noProof/>
-            <w:webHidden/>
-          </w:rPr>
-          <w:tab/>
-        </w:r>
-        <w:r>
-          <w:rPr>
-            <w:noProof/>
-            <w:webHidden/>
-          </w:rPr>
-          <w:fldChar w:fldCharType="begin"/>
-        </w:r>
-        <w:r>
-          <w:rPr>
-            <w:noProof/>
-            <w:webHidden/>
-          </w:rPr>
-          <w:instrText xml:space="preserve"> PAGEREF _Toc227514444 \h </w:instrText>
+          <w:instrText xml:space="preserve"> PAGEREF _Toc227520167 \h </w:instrText>
         </w:r>
         <w:r>
           <w:rPr>
@@ -5739,23 +5672,43 @@
           <w:szCs w:val="24"/>
         </w:rPr>
       </w:pPr>
-      <w:hyperlink w:anchor="_Toc227514445" w:history="1">
+      <w:hyperlink w:anchor="_Toc227520168" w:history="1">
         <w:r>
           <w:rPr>
             <w:rStyle w:val="Hyperlink"/>
             <w:noProof/>
-          </w:rPr>
-          <w:t>Záver</w:t>
-        </w:r>
-        <w:r>
-          <w:rPr>
-            <w:noProof/>
-            <w:webHidden/>
+            <w:lang w:val="sk-SK"/>
+          </w:rPr>
+          <w:t>8</w:t>
+        </w:r>
+        <w:r>
+          <w:rPr>
+            <w:rFonts w:asciiTheme="minorHAnsi" w:eastAsiaTheme="minorEastAsia" w:hAnsiTheme="minorHAnsi" w:cstheme="minorBidi"/>
+            <w:b w:val="0"/>
+            <w:bCs w:val="0"/>
+            <w:noProof/>
+            <w:sz w:val="24"/>
+            <w:szCs w:val="24"/>
           </w:rPr>
           <w:tab/>
         </w:r>
         <w:r>
           <w:rPr>
+            <w:rStyle w:val="Hyperlink"/>
+            <w:noProof/>
+            <w:lang w:val="sk-SK"/>
+          </w:rPr>
+          <w:t>Analýza súčasného stavu problematiky</w:t>
+        </w:r>
+        <w:r>
+          <w:rPr>
+            <w:noProof/>
+            <w:webHidden/>
+          </w:rPr>
+          <w:tab/>
+        </w:r>
+        <w:r>
+          <w:rPr>
             <w:noProof/>
             <w:webHidden/>
           </w:rPr>
@@ -5766,7 +5719,7 @@
             <w:noProof/>
             <w:webHidden/>
           </w:rPr>
-          <w:instrText xml:space="preserve"> PAGEREF _Toc227514445 \h </w:instrText>
+          <w:instrText xml:space="preserve"> PAGEREF _Toc227520168 \h </w:instrText>
         </w:r>
         <w:r>
           <w:rPr>
@@ -5787,6 +5740,349 @@
             <w:webHidden/>
           </w:rPr>
           <w:t>37</w:t>
+        </w:r>
+        <w:r>
+          <w:rPr>
+            <w:noProof/>
+            <w:webHidden/>
+          </w:rPr>
+          <w:fldChar w:fldCharType="end"/>
+        </w:r>
+      </w:hyperlink>
+    </w:p>
+    <w:p>
+      <w:pPr>
+        <w:pStyle w:val="TOC2"/>
+        <w:rPr>
+          <w:rFonts w:asciiTheme="minorHAnsi" w:eastAsiaTheme="minorEastAsia" w:hAnsiTheme="minorHAnsi" w:cstheme="minorBidi"/>
+          <w:iCs w:val="0"/>
+          <w:noProof/>
+          <w:szCs w:val="24"/>
+        </w:rPr>
+      </w:pPr>
+      <w:hyperlink w:anchor="_Toc227520169" w:history="1">
+        <w:r>
+          <w:rPr>
+            <w:rStyle w:val="Hyperlink"/>
+            <w:noProof/>
+            <w:lang w:val="sk-SK"/>
+          </w:rPr>
+          <w:t>8.1 Prístup založený na transfer learningu a časových sekvenciách</w:t>
+        </w:r>
+        <w:r>
+          <w:rPr>
+            <w:noProof/>
+            <w:webHidden/>
+          </w:rPr>
+          <w:tab/>
+        </w:r>
+        <w:r>
+          <w:rPr>
+            <w:noProof/>
+            <w:webHidden/>
+          </w:rPr>
+          <w:fldChar w:fldCharType="begin"/>
+        </w:r>
+        <w:r>
+          <w:rPr>
+            <w:noProof/>
+            <w:webHidden/>
+          </w:rPr>
+          <w:instrText xml:space="preserve"> PAGEREF _Toc227520169 \h </w:instrText>
+        </w:r>
+        <w:r>
+          <w:rPr>
+            <w:noProof/>
+            <w:webHidden/>
+          </w:rPr>
+        </w:r>
+        <w:r>
+          <w:rPr>
+            <w:noProof/>
+            <w:webHidden/>
+          </w:rPr>
+          <w:fldChar w:fldCharType="separate"/>
+        </w:r>
+        <w:r>
+          <w:rPr>
+            <w:noProof/>
+            <w:webHidden/>
+          </w:rPr>
+          <w:t>37</w:t>
+        </w:r>
+        <w:r>
+          <w:rPr>
+            <w:noProof/>
+            <w:webHidden/>
+          </w:rPr>
+          <w:fldChar w:fldCharType="end"/>
+        </w:r>
+      </w:hyperlink>
+    </w:p>
+    <w:p>
+      <w:pPr>
+        <w:pStyle w:val="TOC2"/>
+        <w:rPr>
+          <w:rFonts w:asciiTheme="minorHAnsi" w:eastAsiaTheme="minorEastAsia" w:hAnsiTheme="minorHAnsi" w:cstheme="minorBidi"/>
+          <w:iCs w:val="0"/>
+          <w:noProof/>
+          <w:szCs w:val="24"/>
+        </w:rPr>
+      </w:pPr>
+      <w:hyperlink w:anchor="_Toc227520170" w:history="1">
+        <w:r>
+          <w:rPr>
+            <w:rStyle w:val="Hyperlink"/>
+            <w:noProof/>
+            <w:lang w:val="sk-SK"/>
+          </w:rPr>
+          <w:t>8.2 Predikcia vývoja oblohy a odstránenie fisheye deformácie snímok</w:t>
+        </w:r>
+        <w:r>
+          <w:rPr>
+            <w:noProof/>
+            <w:webHidden/>
+          </w:rPr>
+          <w:tab/>
+        </w:r>
+        <w:r>
+          <w:rPr>
+            <w:noProof/>
+            <w:webHidden/>
+          </w:rPr>
+          <w:fldChar w:fldCharType="begin"/>
+        </w:r>
+        <w:r>
+          <w:rPr>
+            <w:noProof/>
+            <w:webHidden/>
+          </w:rPr>
+          <w:instrText xml:space="preserve"> PAGEREF _Toc227520170 \h </w:instrText>
+        </w:r>
+        <w:r>
+          <w:rPr>
+            <w:noProof/>
+            <w:webHidden/>
+          </w:rPr>
+        </w:r>
+        <w:r>
+          <w:rPr>
+            <w:noProof/>
+            <w:webHidden/>
+          </w:rPr>
+          <w:fldChar w:fldCharType="separate"/>
+        </w:r>
+        <w:r>
+          <w:rPr>
+            <w:noProof/>
+            <w:webHidden/>
+          </w:rPr>
+          <w:t>37</w:t>
+        </w:r>
+        <w:r>
+          <w:rPr>
+            <w:noProof/>
+            <w:webHidden/>
+          </w:rPr>
+          <w:fldChar w:fldCharType="end"/>
+        </w:r>
+      </w:hyperlink>
+    </w:p>
+    <w:p>
+      <w:pPr>
+        <w:pStyle w:val="TOC2"/>
+        <w:rPr>
+          <w:rFonts w:asciiTheme="minorHAnsi" w:eastAsiaTheme="minorEastAsia" w:hAnsiTheme="minorHAnsi" w:cstheme="minorBidi"/>
+          <w:iCs w:val="0"/>
+          <w:noProof/>
+          <w:szCs w:val="24"/>
+        </w:rPr>
+      </w:pPr>
+      <w:hyperlink w:anchor="_Toc227520171" w:history="1">
+        <w:r>
+          <w:rPr>
+            <w:rStyle w:val="Hyperlink"/>
+            <w:noProof/>
+            <w:lang w:val="sk-SK"/>
+          </w:rPr>
+          <w:t>8.3 Kombinácia extrakcie príznakov a klasických metód</w:t>
+        </w:r>
+        <w:r>
+          <w:rPr>
+            <w:noProof/>
+            <w:webHidden/>
+          </w:rPr>
+          <w:tab/>
+        </w:r>
+        <w:r>
+          <w:rPr>
+            <w:noProof/>
+            <w:webHidden/>
+          </w:rPr>
+          <w:fldChar w:fldCharType="begin"/>
+        </w:r>
+        <w:r>
+          <w:rPr>
+            <w:noProof/>
+            <w:webHidden/>
+          </w:rPr>
+          <w:instrText xml:space="preserve"> PAGEREF _Toc227520171 \h </w:instrText>
+        </w:r>
+        <w:r>
+          <w:rPr>
+            <w:noProof/>
+            <w:webHidden/>
+          </w:rPr>
+        </w:r>
+        <w:r>
+          <w:rPr>
+            <w:noProof/>
+            <w:webHidden/>
+          </w:rPr>
+          <w:fldChar w:fldCharType="separate"/>
+        </w:r>
+        <w:r>
+          <w:rPr>
+            <w:noProof/>
+            <w:webHidden/>
+          </w:rPr>
+          <w:t>38</w:t>
+        </w:r>
+        <w:r>
+          <w:rPr>
+            <w:noProof/>
+            <w:webHidden/>
+          </w:rPr>
+          <w:fldChar w:fldCharType="end"/>
+        </w:r>
+      </w:hyperlink>
+    </w:p>
+    <w:p>
+      <w:pPr>
+        <w:pStyle w:val="TOC2"/>
+        <w:rPr>
+          <w:rFonts w:asciiTheme="minorHAnsi" w:eastAsiaTheme="minorEastAsia" w:hAnsiTheme="minorHAnsi" w:cstheme="minorBidi"/>
+          <w:iCs w:val="0"/>
+          <w:noProof/>
+          <w:szCs w:val="24"/>
+        </w:rPr>
+      </w:pPr>
+      <w:hyperlink w:anchor="_Toc227520172" w:history="1">
+        <w:r>
+          <w:rPr>
+            <w:rStyle w:val="Hyperlink"/>
+            <w:noProof/>
+            <w:lang w:val="sk-SK"/>
+          </w:rPr>
+          <w:t>8.4 Zhrnutie a porovnanie analyzovaných riešení</w:t>
+        </w:r>
+        <w:r>
+          <w:rPr>
+            <w:noProof/>
+            <w:webHidden/>
+          </w:rPr>
+          <w:tab/>
+        </w:r>
+        <w:r>
+          <w:rPr>
+            <w:noProof/>
+            <w:webHidden/>
+          </w:rPr>
+          <w:fldChar w:fldCharType="begin"/>
+        </w:r>
+        <w:r>
+          <w:rPr>
+            <w:noProof/>
+            <w:webHidden/>
+          </w:rPr>
+          <w:instrText xml:space="preserve"> PAGEREF _Toc227520172 \h </w:instrText>
+        </w:r>
+        <w:r>
+          <w:rPr>
+            <w:noProof/>
+            <w:webHidden/>
+          </w:rPr>
+        </w:r>
+        <w:r>
+          <w:rPr>
+            <w:noProof/>
+            <w:webHidden/>
+          </w:rPr>
+          <w:fldChar w:fldCharType="separate"/>
+        </w:r>
+        <w:r>
+          <w:rPr>
+            <w:noProof/>
+            <w:webHidden/>
+          </w:rPr>
+          <w:t>38</w:t>
+        </w:r>
+        <w:r>
+          <w:rPr>
+            <w:noProof/>
+            <w:webHidden/>
+          </w:rPr>
+          <w:fldChar w:fldCharType="end"/>
+        </w:r>
+      </w:hyperlink>
+    </w:p>
+    <w:p>
+      <w:pPr>
+        <w:pStyle w:val="TOC3"/>
+        <w:rPr>
+          <w:rFonts w:asciiTheme="minorHAnsi" w:eastAsiaTheme="minorEastAsia" w:hAnsiTheme="minorHAnsi" w:cstheme="minorBidi"/>
+          <w:noProof/>
+          <w:szCs w:val="24"/>
+        </w:rPr>
+      </w:pPr>
+      <w:hyperlink w:anchor="_Toc227520173" w:history="1">
+        <w:r>
+          <w:rPr>
+            <w:rStyle w:val="Hyperlink"/>
+            <w:noProof/>
+          </w:rPr>
+          <w:t>8.4.1 Záver</w:t>
+        </w:r>
+        <w:r>
+          <w:rPr>
+            <w:noProof/>
+            <w:webHidden/>
+          </w:rPr>
+          <w:tab/>
+        </w:r>
+        <w:r>
+          <w:rPr>
+            <w:noProof/>
+            <w:webHidden/>
+          </w:rPr>
+          <w:fldChar w:fldCharType="begin"/>
+        </w:r>
+        <w:r>
+          <w:rPr>
+            <w:noProof/>
+            <w:webHidden/>
+          </w:rPr>
+          <w:instrText xml:space="preserve"> PAGEREF _Toc227520173 \h </w:instrText>
+        </w:r>
+        <w:r>
+          <w:rPr>
+            <w:noProof/>
+            <w:webHidden/>
+          </w:rPr>
+        </w:r>
+        <w:r>
+          <w:rPr>
+            <w:noProof/>
+            <w:webHidden/>
+          </w:rPr>
+          <w:fldChar w:fldCharType="separate"/>
+        </w:r>
+        <w:r>
+          <w:rPr>
+            <w:noProof/>
+            <w:webHidden/>
+          </w:rPr>
+          <w:t>39</w:t>
         </w:r>
         <w:r>
           <w:rPr>
@@ -5810,13 +6106,13 @@
           <w:szCs w:val="24"/>
         </w:rPr>
       </w:pPr>
-      <w:hyperlink w:anchor="_Toc227514446" w:history="1">
+      <w:hyperlink w:anchor="_Toc227520174" w:history="1">
         <w:r>
           <w:rPr>
             <w:rStyle w:val="Hyperlink"/>
             <w:noProof/>
           </w:rPr>
-          <w:t>Literatúra</w:t>
+          <w:t>Záver</w:t>
         </w:r>
         <w:r>
           <w:rPr>
@@ -5837,7 +6133,7 @@
             <w:noProof/>
             <w:webHidden/>
           </w:rPr>
-          <w:instrText xml:space="preserve"> PAGEREF _Toc227514446 \h </w:instrText>
+          <w:instrText xml:space="preserve"> PAGEREF _Toc227520174 \h </w:instrText>
         </w:r>
         <w:r>
           <w:rPr>
@@ -5857,7 +6153,7 @@
             <w:noProof/>
             <w:webHidden/>
           </w:rPr>
-          <w:t>38</w:t>
+          <w:t>41</w:t>
         </w:r>
         <w:r>
           <w:rPr>
@@ -5881,12 +6177,83 @@
           <w:szCs w:val="24"/>
         </w:rPr>
       </w:pPr>
-      <w:hyperlink w:anchor="_Toc227514447" w:history="1">
+      <w:hyperlink w:anchor="_Toc227520175" w:history="1">
         <w:r>
           <w:rPr>
             <w:rStyle w:val="Hyperlink"/>
             <w:noProof/>
           </w:rPr>
+          <w:t>Literatúra</w:t>
+        </w:r>
+        <w:r>
+          <w:rPr>
+            <w:noProof/>
+            <w:webHidden/>
+          </w:rPr>
+          <w:tab/>
+        </w:r>
+        <w:r>
+          <w:rPr>
+            <w:noProof/>
+            <w:webHidden/>
+          </w:rPr>
+          <w:fldChar w:fldCharType="begin"/>
+        </w:r>
+        <w:r>
+          <w:rPr>
+            <w:noProof/>
+            <w:webHidden/>
+          </w:rPr>
+          <w:instrText xml:space="preserve"> PAGEREF _Toc227520175 \h </w:instrText>
+        </w:r>
+        <w:r>
+          <w:rPr>
+            <w:noProof/>
+            <w:webHidden/>
+          </w:rPr>
+        </w:r>
+        <w:r>
+          <w:rPr>
+            <w:noProof/>
+            <w:webHidden/>
+          </w:rPr>
+          <w:fldChar w:fldCharType="separate"/>
+        </w:r>
+        <w:r>
+          <w:rPr>
+            <w:noProof/>
+            <w:webHidden/>
+          </w:rPr>
+          <w:t>42</w:t>
+        </w:r>
+        <w:r>
+          <w:rPr>
+            <w:noProof/>
+            <w:webHidden/>
+          </w:rPr>
+          <w:fldChar w:fldCharType="end"/>
+        </w:r>
+      </w:hyperlink>
+    </w:p>
+    <w:p>
+      <w:pPr>
+        <w:pStyle w:val="TOC1"/>
+        <w:spacing w:before="240"/>
+        <w:rPr>
+          <w:rFonts w:asciiTheme="minorHAnsi" w:eastAsiaTheme="minorEastAsia" w:hAnsiTheme="minorHAnsi" w:cstheme="minorBidi"/>
+          <w:b w:val="0"/>
+          <w:bCs w:val="0"/>
+          <w:noProof/>
+          <w:sz w:val="24"/>
+          <w:szCs w:val="24"/>
+        </w:rPr>
+      </w:pPr>
+      <w:hyperlink w:anchor="_Toc227520176" w:history="1">
+        <w:r>
+          <w:rPr>
+            <w:rStyle w:val="Hyperlink"/>
+            <w:noProof/>
+          </w:rPr>
           <w:t>Prílohy</w:t>
         </w:r>
         <w:r>
@@ -5908,7 +6275,7 @@
             <w:noProof/>
             <w:webHidden/>
           </w:rPr>
-          <w:instrText xml:space="preserve"> PAGEREF _Toc227514447 \h </w:instrText>
+          <w:instrText xml:space="preserve"> PAGEREF _Toc227520176 \h </w:instrText>
         </w:r>
         <w:r>
           <w:rPr>
@@ -5928,7 +6295,7 @@
             <w:noProof/>
             <w:webHidden/>
           </w:rPr>
-          <w:t>43</w:t>
+          <w:t>47</w:t>
         </w:r>
         <w:r>
           <w:rPr>
@@ -5956,7 +6323,7 @@
         <w:lastRenderedPageBreak/>
         <w:fldChar w:fldCharType="end"/>
       </w:r>
-      <w:bookmarkStart w:id="4" w:name="_Toc227514379"/>
+      <w:bookmarkStart w:id="4" w:name="_Toc227520103"/>
       <w:r>
         <w:t>Zoznam obrázkov</w:t>
       </w:r>
@@ -5989,7 +6356,7 @@
         </w:rPr>
         <w:fldChar w:fldCharType="separate"/>
       </w:r>
-      <w:hyperlink w:anchor="_Toc227514366" w:history="1">
+      <w:hyperlink w:anchor="_Toc227520090" w:history="1">
         <w:r>
           <w:rPr>
             <w:rStyle w:val="Hyperlink"/>
@@ -6017,7 +6384,7 @@
             <w:noProof/>
             <w:webHidden/>
           </w:rPr>
-          <w:instrText xml:space="preserve"> PAGEREF _Toc227514366 \h </w:instrText>
+          <w:instrText xml:space="preserve"> PAGEREF _Toc227520090 \h </w:instrText>
         </w:r>
         <w:r>
           <w:rPr>
@@ -6060,7 +6427,7 @@
           <w:noProof/>
         </w:rPr>
       </w:pPr>
-      <w:hyperlink w:anchor="_Toc227514367" w:history="1">
+      <w:hyperlink w:anchor="_Toc227520091" w:history="1">
         <w:r>
           <w:rPr>
             <w:rStyle w:val="Hyperlink"/>
@@ -6088,7 +6455,7 @@
             <w:noProof/>
             <w:webHidden/>
           </w:rPr>
-          <w:instrText xml:space="preserve"> PAGEREF _Toc227514367 \h </w:instrText>
+          <w:instrText xml:space="preserve"> PAGEREF _Toc227520091 \h </w:instrText>
         </w:r>
         <w:r>
           <w:rPr>
@@ -6131,7 +6498,7 @@
           <w:noProof/>
         </w:rPr>
       </w:pPr>
-      <w:hyperlink w:anchor="_Toc227514368" w:history="1">
+      <w:hyperlink w:anchor="_Toc227520092" w:history="1">
         <w:r>
           <w:rPr>
             <w:rStyle w:val="Hyperlink"/>
@@ -6159,7 +6526,7 @@
             <w:noProof/>
             <w:webHidden/>
           </w:rPr>
-          <w:instrText xml:space="preserve"> PAGEREF _Toc227514368 \h </w:instrText>
+          <w:instrText xml:space="preserve"> PAGEREF _Toc227520092 \h </w:instrText>
         </w:r>
         <w:r>
           <w:rPr>
@@ -6202,7 +6569,7 @@
           <w:noProof/>
         </w:rPr>
       </w:pPr>
-      <w:hyperlink w:anchor="_Toc227514369" w:history="1">
+      <w:hyperlink w:anchor="_Toc227520093" w:history="1">
         <w:r>
           <w:rPr>
             <w:rStyle w:val="Hyperlink"/>
@@ -6230,7 +6597,7 @@
             <w:noProof/>
             <w:webHidden/>
           </w:rPr>
-          <w:instrText xml:space="preserve"> PAGEREF _Toc227514369 \h </w:instrText>
+          <w:instrText xml:space="preserve"> PAGEREF _Toc227520093 \h </w:instrText>
         </w:r>
         <w:r>
           <w:rPr>
@@ -6273,7 +6640,7 @@
           <w:noProof/>
         </w:rPr>
       </w:pPr>
-      <w:hyperlink w:anchor="_Toc227514370" w:history="1">
+      <w:hyperlink w:anchor="_Toc227520094" w:history="1">
         <w:r>
           <w:rPr>
             <w:rStyle w:val="Hyperlink"/>
@@ -6301,7 +6668,7 @@
             <w:noProof/>
             <w:webHidden/>
           </w:rPr>
-          <w:instrText xml:space="preserve"> PAGEREF _Toc227514370 \h </w:instrText>
+          <w:instrText xml:space="preserve"> PAGEREF _Toc227520094 \h </w:instrText>
         </w:r>
         <w:r>
           <w:rPr>
@@ -6344,7 +6711,7 @@
           <w:noProof/>
         </w:rPr>
       </w:pPr>
-      <w:hyperlink w:anchor="_Toc227514371" w:history="1">
+      <w:hyperlink w:anchor="_Toc227520095" w:history="1">
         <w:r>
           <w:rPr>
             <w:rStyle w:val="Hyperlink"/>
@@ -6372,7 +6739,7 @@
             <w:noProof/>
             <w:webHidden/>
           </w:rPr>
-          <w:instrText xml:space="preserve"> PAGEREF _Toc227514371 \h </w:instrText>
+          <w:instrText xml:space="preserve"> PAGEREF _Toc227520095 \h </w:instrText>
         </w:r>
         <w:r>
           <w:rPr>
@@ -6415,7 +6782,7 @@
           <w:noProof/>
         </w:rPr>
       </w:pPr>
-      <w:hyperlink w:anchor="_Toc227514372" w:history="1">
+      <w:hyperlink w:anchor="_Toc227520096" w:history="1">
         <w:r>
           <w:rPr>
             <w:rStyle w:val="Hyperlink"/>
@@ -6443,7 +6810,7 @@
             <w:noProof/>
             <w:webHidden/>
           </w:rPr>
-          <w:instrText xml:space="preserve"> PAGEREF _Toc227514372 \h </w:instrText>
+          <w:instrText xml:space="preserve"> PAGEREF _Toc227520096 \h </w:instrText>
         </w:r>
         <w:r>
           <w:rPr>
@@ -6486,7 +6853,7 @@
           <w:noProof/>
         </w:rPr>
       </w:pPr>
-      <w:hyperlink w:anchor="_Toc227514373" w:history="1">
+      <w:hyperlink w:anchor="_Toc227520097" w:history="1">
         <w:r>
           <w:rPr>
             <w:rStyle w:val="Hyperlink"/>
@@ -6548,7 +6915,7 @@
             <w:noProof/>
             <w:webHidden/>
           </w:rPr>
-          <w:instrText xml:space="preserve"> PAGEREF _Toc227514373 \h </w:instrText>
+          <w:instrText xml:space="preserve"> PAGEREF _Toc227520097 \h </w:instrText>
         </w:r>
         <w:r>
           <w:rPr>
@@ -6591,7 +6958,7 @@
           <w:noProof/>
         </w:rPr>
       </w:pPr>
-      <w:hyperlink w:anchor="_Toc227514374" w:history="1">
+      <w:hyperlink w:anchor="_Toc227520098" w:history="1">
         <w:r>
           <w:rPr>
             <w:rStyle w:val="Hyperlink"/>
@@ -6653,7 +7020,7 @@
             <w:noProof/>
             <w:webHidden/>
           </w:rPr>
-          <w:instrText xml:space="preserve"> PAGEREF _Toc227514374 \h </w:instrText>
+          <w:instrText xml:space="preserve"> PAGEREF _Toc227520098 \h </w:instrText>
         </w:r>
         <w:r>
           <w:rPr>
@@ -6696,7 +7063,7 @@
           <w:noProof/>
         </w:rPr>
       </w:pPr>
-      <w:hyperlink w:anchor="_Toc227514375" w:history="1">
+      <w:hyperlink w:anchor="_Toc227520099" w:history="1">
         <w:r>
           <w:rPr>
             <w:rStyle w:val="Hyperlink"/>
@@ -6758,7 +7125,7 @@
             <w:noProof/>
             <w:webHidden/>
           </w:rPr>
-          <w:instrText xml:space="preserve"> PAGEREF _Toc227514375 \h </w:instrText>
+          <w:instrText xml:space="preserve"> PAGEREF _Toc227520099 \h </w:instrText>
         </w:r>
         <w:r>
           <w:rPr>
@@ -6801,7 +7168,7 @@
           <w:noProof/>
         </w:rPr>
       </w:pPr>
-      <w:hyperlink w:anchor="_Toc227514376" w:history="1">
+      <w:hyperlink w:anchor="_Toc227520100" w:history="1">
         <w:r>
           <w:rPr>
             <w:rStyle w:val="Hyperlink"/>
@@ -6863,7 +7230,7 @@
             <w:noProof/>
             <w:webHidden/>
           </w:rPr>
-          <w:instrText xml:space="preserve"> PAGEREF _Toc227514376 \h </w:instrText>
+          <w:instrText xml:space="preserve"> PAGEREF _Toc227520100 \h </w:instrText>
         </w:r>
         <w:r>
           <w:rPr>
@@ -6906,7 +7273,7 @@
           <w:noProof/>
         </w:rPr>
       </w:pPr>
-      <w:hyperlink w:anchor="_Toc227514377" w:history="1">
+      <w:hyperlink w:anchor="_Toc227520101" w:history="1">
         <w:r>
           <w:rPr>
             <w:rStyle w:val="Hyperlink"/>
@@ -6943,7 +7310,7 @@
             <w:noProof/>
             <w:webHidden/>
           </w:rPr>
-          <w:instrText xml:space="preserve"> PAGEREF _Toc227514377 \h </w:instrText>
+          <w:instrText xml:space="preserve"> PAGEREF _Toc227520101 \h </w:instrText>
         </w:r>
         <w:r>
           <w:rPr>
@@ -6986,7 +7353,7 @@
           <w:noProof/>
         </w:rPr>
       </w:pPr>
-      <w:hyperlink w:anchor="_Toc227514378" w:history="1">
+      <w:hyperlink w:anchor="_Toc227520102" w:history="1">
         <w:r>
           <w:rPr>
             <w:rStyle w:val="Hyperlink"/>
@@ -7023,7 +7390,7 @@
             <w:noProof/>
             <w:webHidden/>
           </w:rPr>
-          <w:instrText xml:space="preserve"> PAGEREF _Toc227514378 \h </w:instrText>
+          <w:instrText xml:space="preserve"> PAGEREF _Toc227520102 \h </w:instrText>
         </w:r>
         <w:r>
           <w:rPr>
@@ -7064,7 +7431,7 @@
         <w:lastRenderedPageBreak/>
         <w:fldChar w:fldCharType="end"/>
       </w:r>
-      <w:bookmarkStart w:id="5" w:name="_Toc227514380"/>
+      <w:bookmarkStart w:id="5" w:name="_Toc227520104"/>
       <w:r>
         <w:t>Zoznam tabuliek</w:t>
       </w:r>
@@ -7398,7 +7765,7 @@
         <w:lastRenderedPageBreak/>
         <w:fldChar w:fldCharType="end"/>
       </w:r>
-      <w:bookmarkStart w:id="6" w:name="_Toc227514381"/>
+      <w:bookmarkStart w:id="6" w:name="_Toc227520105"/>
       <w:r>
         <w:t>Zoznam značiek a skratiek</w:t>
       </w:r>
@@ -8011,6 +8378,59 @@
           <w:lang w:val="sk-SK"/>
         </w:rPr>
       </w:pPr>
+      <w:r>
+        <w:rPr>
+          <w:rFonts w:eastAsiaTheme="minorEastAsia"/>
+          <w:lang w:val="sk-SK"/>
+        </w:rPr>
+        <w:t xml:space="preserve">TSI – označenie datasetu: celooblohový zobrazovač za angl. </w:t>
+      </w:r>
+      <w:r>
+        <w:rPr>
+          <w:rFonts w:eastAsiaTheme="minorEastAsia"/>
+          <w:i/>
+          <w:iCs/>
+          <w:lang w:val="sk-SK"/>
+        </w:rPr>
+        <w:t>Total Sky Imager</w:t>
+      </w:r>
+    </w:p>
+    <w:p>
+      <w:pPr>
+        <w:pStyle w:val="List"/>
+        <w:rPr>
+          <w:rFonts w:eastAsiaTheme="minorEastAsia"/>
+          <w:i/>
+          <w:iCs/>
+          <w:lang w:val="sk-SK"/>
+        </w:rPr>
+      </w:pPr>
+      <w:r>
+        <w:t>PSNR</w:t>
+      </w:r>
+      <w:r>
+        <w:rPr>
+          <w:lang w:val="sk-SK"/>
+        </w:rPr>
+        <w:t xml:space="preserve"> – špičkový pomer signálu k šumu z angl. </w:t>
+      </w:r>
+      <w:r>
+        <w:rPr>
+          <w:i/>
+          <w:iCs/>
+          <w:lang w:val="sk-SK"/>
+        </w:rPr>
+        <w:t>Peak Signal-to-Noise Ratio</w:t>
+      </w:r>
+    </w:p>
+    <w:p>
+      <w:pPr>
+        <w:pStyle w:val="List"/>
+        <w:rPr>
+          <w:rFonts w:eastAsiaTheme="minorEastAsia"/>
+          <w:lang w:val="sk-SK"/>
+        </w:rPr>
+      </w:pPr>
     </w:p>
     <w:p>
       <w:pPr>
@@ -8019,7 +8439,7 @@
       </w:pPr>
       <w:bookmarkStart w:id="7" w:name="_Toc173791394"/>
       <w:bookmarkStart w:id="8" w:name="_Toc173791533"/>
-      <w:bookmarkStart w:id="9" w:name="_Toc227514382"/>
+      <w:bookmarkStart w:id="9" w:name="_Toc227520106"/>
       <w:r>
         <w:lastRenderedPageBreak/>
         <w:t>Úvod</w:t>
@@ -8239,7 +8659,7 @@
       <w:r>
         <w:fldChar w:fldCharType="end"/>
       </w:r>
-      <w:bookmarkStart w:id="11" w:name="_Toc227514383"/>
+      <w:bookmarkStart w:id="11" w:name="_Toc227520107"/>
       <w:r>
         <w:t>Slnečné žiarenie a jeho význam</w:t>
       </w:r>
@@ -8250,7 +8670,7 @@
         <w:pStyle w:val="Heading2"/>
         <w:spacing w:before="480" w:after="240"/>
       </w:pPr>
-      <w:bookmarkStart w:id="12" w:name="_Toc227514384"/>
+      <w:bookmarkStart w:id="12" w:name="_Toc227520108"/>
       <w:r>
         <w:t>Charakteristika slnečného žiarenia</w:t>
       </w:r>
@@ -8295,7 +8715,7 @@
         <w:pStyle w:val="Heading2"/>
         <w:spacing w:before="480" w:after="240"/>
       </w:pPr>
-      <w:bookmarkStart w:id="13" w:name="_Toc227514385"/>
+      <w:bookmarkStart w:id="13" w:name="_Toc227520109"/>
       <w:r>
         <w:t>Význam a využitie v energetike</w:t>
       </w:r>
@@ -8437,7 +8857,7 @@
           <w14:ligatures w14:val="standardContextual"/>
         </w:rPr>
       </w:pPr>
-      <w:bookmarkStart w:id="14" w:name="_Toc227514366"/>
+      <w:bookmarkStart w:id="14" w:name="_Toc227520090"/>
       <w:r>
         <w:t xml:space="preserve">Obr. </w:t>
       </w:r>
@@ -8542,7 +8962,7 @@
           <w14:ligatures w14:val="standardContextual"/>
         </w:rPr>
       </w:pPr>
-      <w:bookmarkStart w:id="15" w:name="_Toc227514367"/>
+      <w:bookmarkStart w:id="15" w:name="_Toc227520091"/>
       <w:r>
         <w:t xml:space="preserve">Obr. </w:t>
       </w:r>
@@ -8640,7 +9060,7 @@
         <w:pStyle w:val="Heading2"/>
         <w:spacing w:before="480" w:after="240"/>
       </w:pPr>
-      <w:bookmarkStart w:id="16" w:name="_Toc227514386"/>
+      <w:bookmarkStart w:id="16" w:name="_Toc227520110"/>
       <w:r>
         <w:lastRenderedPageBreak/>
         <w:t>Meranie slnečného žiarenia</w:t>
@@ -8697,7 +9117,7 @@
       <w:r>
         <w:fldChar w:fldCharType="end"/>
       </w:r>
-      <w:bookmarkStart w:id="17" w:name="_Toc227514387"/>
+      <w:bookmarkStart w:id="17" w:name="_Toc227520111"/>
       <w:r>
         <w:t>Celooblohové zobrazovacie systémy</w:t>
       </w:r>
@@ -8750,7 +9170,7 @@
         <w:pStyle w:val="Heading2"/>
         <w:spacing w:before="480" w:after="240"/>
       </w:pPr>
-      <w:bookmarkStart w:id="18" w:name="_Toc227514388"/>
+      <w:bookmarkStart w:id="18" w:name="_Toc227520112"/>
       <w:r>
         <w:t>Fisheye kamery</w:t>
       </w:r>
@@ -8776,7 +9196,7 @@
         <w:pStyle w:val="Heading2"/>
         <w:spacing w:before="480" w:after="240"/>
       </w:pPr>
-      <w:bookmarkStart w:id="19" w:name="_Toc227514389"/>
+      <w:bookmarkStart w:id="19" w:name="_Toc227520113"/>
       <w:r>
         <w:t>Geometrické skreslenie a charakteristiky obrazu</w:t>
       </w:r>
@@ -8915,7 +9335,7 @@
           <w14:ligatures w14:val="standardContextual"/>
         </w:rPr>
       </w:pPr>
-      <w:bookmarkStart w:id="20" w:name="_Toc227514368"/>
+      <w:bookmarkStart w:id="20" w:name="_Toc227520092"/>
       <w:r>
         <w:t xml:space="preserve">Obr. </w:t>
       </w:r>
@@ -9001,7 +9421,7 @@
       <w:r>
         <w:fldChar w:fldCharType="end"/>
       </w:r>
-      <w:bookmarkStart w:id="21" w:name="_Toc227514390"/>
+      <w:bookmarkStart w:id="21" w:name="_Toc227520114"/>
       <w:r>
         <w:t>Predspracovanie obrazových dát</w:t>
       </w:r>
@@ -9012,7 +9432,7 @@
         <w:pStyle w:val="Heading2"/>
         <w:spacing w:before="480" w:after="240"/>
       </w:pPr>
-      <w:bookmarkStart w:id="22" w:name="_Toc227514391"/>
+      <w:bookmarkStart w:id="22" w:name="_Toc227520115"/>
       <w:r>
         <w:t>Základný postup predspracovania</w:t>
       </w:r>
@@ -9099,7 +9519,7 @@
       <w:pPr>
         <w:pStyle w:val="Heading3"/>
       </w:pPr>
-      <w:bookmarkStart w:id="23" w:name="_Toc227514392"/>
+      <w:bookmarkStart w:id="23" w:name="_Toc227520116"/>
       <w:r>
         <w:t>Zmena veľkosti obrazu</w:t>
       </w:r>
@@ -9124,7 +9544,7 @@
       <w:pPr>
         <w:pStyle w:val="Heading3"/>
       </w:pPr>
-      <w:bookmarkStart w:id="24" w:name="_Toc227514393"/>
+      <w:bookmarkStart w:id="24" w:name="_Toc227520117"/>
       <w:r>
         <w:t>Transformácia farebného obrazu</w:t>
       </w:r>
@@ -9234,7 +9654,7 @@
       <w:pPr>
         <w:pStyle w:val="Heading3"/>
       </w:pPr>
-      <w:bookmarkStart w:id="25" w:name="_Toc227514394"/>
+      <w:bookmarkStart w:id="25" w:name="_Toc227520118"/>
       <w:r>
         <w:lastRenderedPageBreak/>
         <w:t>Farebné priestory – RGB</w:t>
@@ -9346,7 +9766,7 @@
           <w14:ligatures w14:val="standardContextual"/>
         </w:rPr>
       </w:pPr>
-      <w:bookmarkStart w:id="26" w:name="_Toc227514369"/>
+      <w:bookmarkStart w:id="26" w:name="_Toc227520093"/>
       <w:r>
         <w:t xml:space="preserve">Obr. </w:t>
       </w:r>
@@ -9395,7 +9815,7 @@
       <w:pPr>
         <w:pStyle w:val="Heading3"/>
       </w:pPr>
-      <w:bookmarkStart w:id="27" w:name="_Toc227514395"/>
+      <w:bookmarkStart w:id="27" w:name="_Toc227520119"/>
       <w:r>
         <w:t>Farebné priestory – HSV</w:t>
       </w:r>
@@ -9500,7 +9920,7 @@
           <w14:ligatures w14:val="standardContextual"/>
         </w:rPr>
       </w:pPr>
-      <w:bookmarkStart w:id="28" w:name="_Toc227514370"/>
+      <w:bookmarkStart w:id="28" w:name="_Toc227520094"/>
       <w:r>
         <w:t xml:space="preserve">Obr. </w:t>
       </w:r>
@@ -9552,7 +9972,7 @@
       <w:pPr>
         <w:pStyle w:val="Heading3"/>
       </w:pPr>
-      <w:bookmarkStart w:id="29" w:name="_Toc227514396"/>
+      <w:bookmarkStart w:id="29" w:name="_Toc227520120"/>
       <w:r>
         <w:t>Farebné priestory – YCrCb</w:t>
       </w:r>
@@ -9846,7 +10266,7 @@
           <w14:ligatures w14:val="standardContextual"/>
         </w:rPr>
       </w:pPr>
-      <w:bookmarkStart w:id="30" w:name="_Toc227514371"/>
+      <w:bookmarkStart w:id="30" w:name="_Toc227520095"/>
       <w:r>
         <w:t xml:space="preserve">Obr. </w:t>
       </w:r>
@@ -9892,7 +10312,7 @@
       <w:pPr>
         <w:pStyle w:val="Heading3"/>
       </w:pPr>
-      <w:bookmarkStart w:id="31" w:name="_Toc227514397"/>
+      <w:bookmarkStart w:id="31" w:name="_Toc227520121"/>
       <w:r>
         <w:t>Farebné priestory – CMYK</w:t>
       </w:r>
@@ -10020,7 +10440,7 @@
       <w:pPr>
         <w:pStyle w:val="Caption"/>
       </w:pPr>
-      <w:bookmarkStart w:id="32" w:name="_Toc227514372"/>
+      <w:bookmarkStart w:id="32" w:name="_Toc227520096"/>
       <w:r>
         <w:t xml:space="preserve">Obr. </w:t>
       </w:r>
@@ -10066,7 +10486,7 @@
       <w:pPr>
         <w:pStyle w:val="Heading3"/>
       </w:pPr>
-      <w:bookmarkStart w:id="33" w:name="_Toc227514398"/>
+      <w:bookmarkStart w:id="33" w:name="_Toc227520122"/>
       <w:r>
         <w:t>Normalizácia dát</w:t>
       </w:r>
@@ -10109,7 +10529,7 @@
       <w:pPr>
         <w:pStyle w:val="Heading3"/>
       </w:pPr>
-      <w:bookmarkStart w:id="34" w:name="_Toc227514399"/>
+      <w:bookmarkStart w:id="34" w:name="_Toc227520123"/>
       <w:r>
         <w:lastRenderedPageBreak/>
         <w:t>Výber kanálu</w:t>
@@ -10139,7 +10559,7 @@
         <w:pStyle w:val="Heading2"/>
         <w:spacing w:before="480" w:after="240"/>
       </w:pPr>
-      <w:bookmarkStart w:id="35" w:name="_Toc227514400"/>
+      <w:bookmarkStart w:id="35" w:name="_Toc227520124"/>
       <w:r>
         <w:t>Dátové augmentácie</w:t>
       </w:r>
@@ -10219,7 +10639,7 @@
         <w:pStyle w:val="Heading2"/>
         <w:spacing w:before="480" w:after="240"/>
       </w:pPr>
-      <w:bookmarkStart w:id="36" w:name="_Toc227514401"/>
+      <w:bookmarkStart w:id="36" w:name="_Toc227520125"/>
       <w:r>
         <w:t>Geometrické augmentácie</w:t>
       </w:r>
@@ -10238,7 +10658,7 @@
       <w:pPr>
         <w:pStyle w:val="Heading3"/>
       </w:pPr>
-      <w:bookmarkStart w:id="37" w:name="_Toc227514402"/>
+      <w:bookmarkStart w:id="37" w:name="_Toc227520126"/>
       <w:r>
         <w:t>Rotácia</w:t>
       </w:r>
@@ -10260,7 +10680,7 @@
           <w:lang w:val="sk-SK"/>
         </w:rPr>
       </w:pPr>
-      <w:bookmarkStart w:id="38" w:name="_Toc227514403"/>
+      <w:bookmarkStart w:id="38" w:name="_Toc227520127"/>
       <w:r>
         <w:rPr>
           <w:lang w:val="sk-SK"/>
@@ -10291,7 +10711,7 @@
           <w:lang w:val="sk-SK"/>
         </w:rPr>
       </w:pPr>
-      <w:bookmarkStart w:id="39" w:name="_Toc227514404"/>
+      <w:bookmarkStart w:id="39" w:name="_Toc227520128"/>
       <w:r>
         <w:rPr>
           <w:lang w:val="sk-SK"/>
@@ -10333,7 +10753,7 @@
           <w:lang w:val="sk-SK"/>
         </w:rPr>
       </w:pPr>
-      <w:bookmarkStart w:id="40" w:name="_Toc227514405"/>
+      <w:bookmarkStart w:id="40" w:name="_Toc227520129"/>
       <w:r>
         <w:rPr>
           <w:lang w:val="sk-SK"/>
@@ -10357,7 +10777,7 @@
         <w:pStyle w:val="Heading2"/>
         <w:spacing w:before="480" w:after="240"/>
       </w:pPr>
-      <w:bookmarkStart w:id="41" w:name="_Toc227514406"/>
+      <w:bookmarkStart w:id="41" w:name="_Toc227520130"/>
       <w:r>
         <w:rPr>
           <w:lang w:val="sk-SK"/>
@@ -10385,7 +10805,7 @@
           <w:lang w:val="sk-SK"/>
         </w:rPr>
       </w:pPr>
-      <w:bookmarkStart w:id="42" w:name="_Toc227514407"/>
+      <w:bookmarkStart w:id="42" w:name="_Toc227520131"/>
       <w:r>
         <w:rPr>
           <w:lang w:val="sk-SK"/>
@@ -10410,7 +10830,7 @@
           <w:lang w:val="sk-SK"/>
         </w:rPr>
       </w:pPr>
-      <w:bookmarkStart w:id="43" w:name="_Toc227514408"/>
+      <w:bookmarkStart w:id="43" w:name="_Toc227520132"/>
       <w:r>
         <w:rPr>
           <w:lang w:val="sk-SK"/>
@@ -10435,7 +10855,7 @@
           <w:lang w:val="sk-SK"/>
         </w:rPr>
       </w:pPr>
-      <w:bookmarkStart w:id="44" w:name="_Toc227514409"/>
+      <w:bookmarkStart w:id="44" w:name="_Toc227520133"/>
       <w:r>
         <w:rPr>
           <w:lang w:val="sk-SK"/>
@@ -10573,7 +10993,7 @@
       <w:pPr>
         <w:pStyle w:val="Caption"/>
       </w:pPr>
-      <w:bookmarkStart w:id="45" w:name="_Toc227514373"/>
+      <w:bookmarkStart w:id="45" w:name="_Toc227520097"/>
       <w:r>
         <w:t xml:space="preserve">Obr. </w:t>
       </w:r>
@@ -10629,7 +11049,7 @@
         <w:pStyle w:val="Heading2"/>
         <w:spacing w:before="480" w:after="240"/>
       </w:pPr>
-      <w:bookmarkStart w:id="46" w:name="_Toc227514410"/>
+      <w:bookmarkStart w:id="46" w:name="_Toc227520134"/>
       <w:r>
         <w:rPr>
           <w:lang w:val="sk-SK"/>
@@ -10655,7 +11075,7 @@
           <w:lang w:val="sk-SK"/>
         </w:rPr>
       </w:pPr>
-      <w:bookmarkStart w:id="47" w:name="_Toc227514411"/>
+      <w:bookmarkStart w:id="47" w:name="_Toc227520135"/>
       <w:r>
         <w:rPr>
           <w:lang w:val="sk-SK"/>
@@ -10681,7 +11101,7 @@
           <w:lang w:val="sk-SK"/>
         </w:rPr>
       </w:pPr>
-      <w:bookmarkStart w:id="48" w:name="_Toc227514412"/>
+      <w:bookmarkStart w:id="48" w:name="_Toc227520136"/>
       <w:r>
         <w:rPr>
           <w:lang w:val="sk-SK"/>
@@ -10715,7 +11135,7 @@
           <w:lang w:val="sk-SK"/>
         </w:rPr>
       </w:pPr>
-      <w:bookmarkStart w:id="49" w:name="_Toc227514413"/>
+      <w:bookmarkStart w:id="49" w:name="_Toc227520137"/>
       <w:r>
         <w:rPr>
           <w:lang w:val="sk-SK"/>
@@ -10796,7 +11216,7 @@
       <w:pPr>
         <w:pStyle w:val="Caption"/>
       </w:pPr>
-      <w:bookmarkStart w:id="50" w:name="_Toc227514374"/>
+      <w:bookmarkStart w:id="50" w:name="_Toc227520098"/>
       <w:r>
         <w:t xml:space="preserve">Obr. </w:t>
       </w:r>
@@ -10857,7 +11277,7 @@
           <w:lang w:val="sk-SK"/>
         </w:rPr>
       </w:pPr>
-      <w:bookmarkStart w:id="51" w:name="_Toc227514414"/>
+      <w:bookmarkStart w:id="51" w:name="_Toc227520138"/>
       <w:r>
         <w:rPr>
           <w:lang w:val="sk-SK"/>
@@ -10938,7 +11358,7 @@
       <w:pPr>
         <w:pStyle w:val="Caption"/>
       </w:pPr>
-      <w:bookmarkStart w:id="52" w:name="_Toc227514375"/>
+      <w:bookmarkStart w:id="52" w:name="_Toc227520099"/>
       <w:r>
         <w:t xml:space="preserve">Obr. </w:t>
       </w:r>
@@ -11005,7 +11425,7 @@
           <w:lang w:val="sk-SK"/>
         </w:rPr>
       </w:pPr>
-      <w:bookmarkStart w:id="53" w:name="_Toc227514415"/>
+      <w:bookmarkStart w:id="53" w:name="_Toc227520139"/>
       <w:r>
         <w:rPr>
           <w:lang w:val="sk-SK"/>
@@ -11105,7 +11525,7 @@
       <w:pPr>
         <w:pStyle w:val="Caption"/>
       </w:pPr>
-      <w:bookmarkStart w:id="54" w:name="_Toc227514376"/>
+      <w:bookmarkStart w:id="54" w:name="_Toc227520100"/>
       <w:r>
         <w:t xml:space="preserve">Obr. </w:t>
       </w:r>
@@ -11175,7 +11595,7 @@
       <w:r>
         <w:fldChar w:fldCharType="end"/>
       </w:r>
-      <w:bookmarkStart w:id="55" w:name="_Toc227514416"/>
+      <w:bookmarkStart w:id="55" w:name="_Toc227520140"/>
       <w:r>
         <w:rPr>
           <w:lang w:val="sk-SK"/>
@@ -11195,7 +11615,7 @@
         <w:pStyle w:val="Heading2"/>
         <w:spacing w:before="480" w:after="240"/>
       </w:pPr>
-      <w:bookmarkStart w:id="56" w:name="_Toc227514417"/>
+      <w:bookmarkStart w:id="56" w:name="_Toc227520141"/>
       <w:r>
         <w:rPr>
           <w:lang w:val="sk-SK"/>
@@ -11235,7 +11655,7 @@
       <w:pPr>
         <w:pStyle w:val="Heading3"/>
       </w:pPr>
-      <w:bookmarkStart w:id="57" w:name="_Toc227514418"/>
+      <w:bookmarkStart w:id="57" w:name="_Toc227520142"/>
       <w:r>
         <w:rPr>
           <w:lang w:val="sk-SK"/>
@@ -11275,7 +11695,7 @@
       <w:pPr>
         <w:pStyle w:val="Heading3"/>
       </w:pPr>
-      <w:bookmarkStart w:id="58" w:name="_Toc227514419"/>
+      <w:bookmarkStart w:id="58" w:name="_Toc227520143"/>
       <w:r>
         <w:rPr>
           <w:lang w:val="sk-SK"/>
@@ -11337,7 +11757,7 @@
       <w:pPr>
         <w:pStyle w:val="Heading3"/>
       </w:pPr>
-      <w:bookmarkStart w:id="59" w:name="_Toc227514420"/>
+      <w:bookmarkStart w:id="59" w:name="_Toc227520144"/>
       <w:r>
         <w:rPr>
           <w:lang w:val="sk-SK"/>
@@ -11436,7 +11856,7 @@
           <w:lang w:val="sk-SK"/>
         </w:rPr>
       </w:pPr>
-      <w:bookmarkStart w:id="60" w:name="_Toc227514421"/>
+      <w:bookmarkStart w:id="60" w:name="_Toc227520145"/>
       <w:r>
         <w:rPr>
           <w:lang w:val="sk-SK"/>
@@ -11491,7 +11911,7 @@
       <w:pPr>
         <w:pStyle w:val="Heading3"/>
       </w:pPr>
-      <w:bookmarkStart w:id="61" w:name="_Toc227514422"/>
+      <w:bookmarkStart w:id="61" w:name="_Toc227520146"/>
       <w:r>
         <w:rPr>
           <w:lang w:val="sk-SK"/>
@@ -11698,7 +12118,7 @@
           <w:lang w:val="sk-SK"/>
         </w:rPr>
       </w:pPr>
-      <w:bookmarkStart w:id="62" w:name="_Toc227514423"/>
+      <w:bookmarkStart w:id="62" w:name="_Toc227520147"/>
       <w:r>
         <w:rPr>
           <w:lang w:val="sk-SK"/>
@@ -11779,7 +12199,7 @@
           <w:lang w:val="sk-SK"/>
         </w:rPr>
       </w:pPr>
-      <w:bookmarkStart w:id="63" w:name="_Toc227514424"/>
+      <w:bookmarkStart w:id="63" w:name="_Toc227520148"/>
       <w:r>
         <w:rPr>
           <w:lang w:val="sk-SK"/>
@@ -11843,7 +12263,7 @@
           <w:lang w:val="sk-SK"/>
         </w:rPr>
       </w:pPr>
-      <w:bookmarkStart w:id="64" w:name="_Toc227514425"/>
+      <w:bookmarkStart w:id="64" w:name="_Toc227520149"/>
       <w:r>
         <w:rPr>
           <w:lang w:val="sk-SK"/>
@@ -11898,7 +12318,7 @@
           <w:lang w:val="sk-SK"/>
         </w:rPr>
       </w:pPr>
-      <w:bookmarkStart w:id="65" w:name="_Toc227514426"/>
+      <w:bookmarkStart w:id="65" w:name="_Toc227520150"/>
       <w:r>
         <w:rPr>
           <w:lang w:val="sk-SK"/>
@@ -11945,7 +12365,7 @@
           <w:lang w:val="sk-SK"/>
         </w:rPr>
       </w:pPr>
-      <w:bookmarkStart w:id="66" w:name="_Toc227514427"/>
+      <w:bookmarkStart w:id="66" w:name="_Toc227520151"/>
       <w:r>
         <w:rPr>
           <w:lang w:val="sk-SK"/>
@@ -12056,7 +12476,7 @@
       <w:pPr>
         <w:pStyle w:val="Caption"/>
       </w:pPr>
-      <w:bookmarkStart w:id="67" w:name="_Toc227514377"/>
+      <w:bookmarkStart w:id="67" w:name="_Toc227520101"/>
       <w:r>
         <w:t xml:space="preserve">Obr. </w:t>
       </w:r>
@@ -12106,7 +12526,7 @@
           <w:lang w:val="sk-SK"/>
         </w:rPr>
       </w:pPr>
-      <w:bookmarkStart w:id="68" w:name="_Toc227514428"/>
+      <w:bookmarkStart w:id="68" w:name="_Toc227520152"/>
       <w:r>
         <w:rPr>
           <w:lang w:val="sk-SK"/>
@@ -12199,7 +12619,7 @@
       <w:r>
         <w:fldChar w:fldCharType="end"/>
       </w:r>
-      <w:bookmarkStart w:id="69" w:name="_Toc227514429"/>
+      <w:bookmarkStart w:id="69" w:name="_Toc227520153"/>
       <w:r>
         <w:rPr>
           <w:lang w:val="sk-SK"/>
@@ -12246,7 +12666,7 @@
           <w:lang w:val="sk-SK"/>
         </w:rPr>
       </w:pPr>
-      <w:bookmarkStart w:id="70" w:name="_Toc227514430"/>
+      <w:bookmarkStart w:id="70" w:name="_Toc227520154"/>
       <w:r>
         <w:rPr>
           <w:lang w:val="sk-SK"/>
@@ -12578,7 +12998,7 @@
           <w:lang w:val="sk-SK"/>
         </w:rPr>
       </w:pPr>
-      <w:bookmarkStart w:id="71" w:name="_Toc227514431"/>
+      <w:bookmarkStart w:id="71" w:name="_Toc227520155"/>
       <w:r>
         <w:rPr>
           <w:lang w:val="sk-SK"/>
@@ -12932,7 +13352,7 @@
           <w:lang w:val="sk-SK"/>
         </w:rPr>
       </w:pPr>
-      <w:bookmarkStart w:id="72" w:name="_Toc227514432"/>
+      <w:bookmarkStart w:id="72" w:name="_Toc227520156"/>
       <w:r>
         <w:rPr>
           <w:lang w:val="sk-SK"/>
@@ -13457,7 +13877,7 @@
       <w:r>
         <w:fldChar w:fldCharType="end"/>
       </w:r>
-      <w:bookmarkStart w:id="73" w:name="_Toc227514433"/>
+      <w:bookmarkStart w:id="73" w:name="_Toc227520157"/>
       <w:r>
         <w:rPr>
           <w:lang w:val="sk-SK"/>
@@ -13577,7 +13997,7 @@
       <w:pPr>
         <w:pStyle w:val="Caption"/>
       </w:pPr>
-      <w:bookmarkStart w:id="74" w:name="_Toc227514378"/>
+      <w:bookmarkStart w:id="74" w:name="_Toc227520102"/>
       <w:r>
         <w:t xml:space="preserve">Obr. </w:t>
       </w:r>
@@ -13641,7 +14061,7 @@
       <w:r>
         <w:fldChar w:fldCharType="end"/>
       </w:r>
-      <w:bookmarkStart w:id="75" w:name="_Toc227514434"/>
+      <w:bookmarkStart w:id="75" w:name="_Toc227520158"/>
       <w:r>
         <w:rPr>
           <w:lang w:val="sk-SK"/>
@@ -13667,7 +14087,7 @@
           <w:lang w:val="sk-SK"/>
         </w:rPr>
       </w:pPr>
-      <w:bookmarkStart w:id="76" w:name="_Toc227514435"/>
+      <w:bookmarkStart w:id="76" w:name="_Toc227520159"/>
       <w:r>
         <w:rPr>
           <w:lang w:val="sk-SK"/>
@@ -13739,7 +14159,7 @@
           <w:lang w:val="sk-SK"/>
         </w:rPr>
       </w:pPr>
-      <w:bookmarkStart w:id="77" w:name="_Toc227514436"/>
+      <w:bookmarkStart w:id="77" w:name="_Toc227520160"/>
       <w:r>
         <w:rPr>
           <w:lang w:val="sk-SK"/>
@@ -13883,7 +14303,7 @@
           <w:lang w:val="sk-SK"/>
         </w:rPr>
       </w:pPr>
-      <w:bookmarkStart w:id="78" w:name="_Toc227514437"/>
+      <w:bookmarkStart w:id="78" w:name="_Toc227520161"/>
       <w:r>
         <w:rPr>
           <w:lang w:val="sk-SK"/>
@@ -13909,18 +14329,12 @@
           <w:lang w:val="sk-SK"/>
         </w:rPr>
       </w:pPr>
-      <w:bookmarkStart w:id="79" w:name="_Toc227514438"/>
-      <w:r>
-        <w:rPr>
-          <w:lang w:val="sk-SK"/>
-        </w:rPr>
-        <w:t xml:space="preserve">Počet </w:t>
-      </w:r>
-      <w:r>
-        <w:rPr>
-          <w:lang w:val="sk-SK"/>
-        </w:rPr>
-        <w:t>epoc</w:t>
+      <w:bookmarkStart w:id="79" w:name="_Toc227520162"/>
+      <w:r>
+        <w:rPr>
+          <w:lang w:val="sk-SK"/>
+        </w:rPr>
+        <w:t>Počet epoc</w:t>
       </w:r>
       <w:r>
         <w:rPr>
@@ -13946,7 +14360,7 @@
           <w:lang w:val="sk-SK"/>
         </w:rPr>
       </w:pPr>
-      <w:bookmarkStart w:id="80" w:name="_Toc227514439"/>
+      <w:bookmarkStart w:id="80" w:name="_Toc227520163"/>
       <w:r>
         <w:rPr>
           <w:lang w:val="sk-SK"/>
@@ -13971,7 +14385,7 @@
           <w:lang w:val="sk-SK"/>
         </w:rPr>
       </w:pPr>
-      <w:bookmarkStart w:id="81" w:name="_Toc227514440"/>
+      <w:bookmarkStart w:id="81" w:name="_Toc227520164"/>
       <w:r>
         <w:rPr>
           <w:lang w:val="sk-SK"/>
@@ -13996,7 +14410,7 @@
           <w:lang w:val="sk-SK"/>
         </w:rPr>
       </w:pPr>
-      <w:bookmarkStart w:id="82" w:name="_Toc227514441"/>
+      <w:bookmarkStart w:id="82" w:name="_Toc227520165"/>
       <w:r>
         <w:rPr>
           <w:lang w:val="sk-SK"/>
@@ -14021,7 +14435,7 @@
           <w:lang w:val="sk-SK"/>
         </w:rPr>
       </w:pPr>
-      <w:bookmarkStart w:id="83" w:name="_Toc227514442"/>
+      <w:bookmarkStart w:id="83" w:name="_Toc227520166"/>
       <w:r>
         <w:rPr>
           <w:lang w:val="sk-SK"/>
@@ -14046,7 +14460,7 @@
           <w:lang w:val="sk-SK"/>
         </w:rPr>
       </w:pPr>
-      <w:bookmarkStart w:id="84" w:name="_Toc227514443"/>
+      <w:bookmarkStart w:id="84" w:name="_Toc227520167"/>
       <w:r>
         <w:rPr>
           <w:lang w:val="sk-SK"/>
@@ -14067,13 +14481,595 @@
     </w:p>
     <w:p>
       <w:pPr>
-        <w:rPr>
-          <w:lang w:val="sk-SK"/>
-        </w:rPr>
-      </w:pPr>
-    </w:p>
-    <w:p>
-      <w:pPr>
+        <w:pStyle w:val="Heading1"/>
+        <w:numPr>
+          <w:ilvl w:val="0"/>
+          <w:numId w:val="36"/>
+        </w:numPr>
+        <w:spacing w:after="480"/>
+        <w:rPr>
+          <w:lang w:val="sk-SK"/>
+        </w:rPr>
+      </w:pPr>
+      <w:r>
+        <w:lastRenderedPageBreak/>
+        <w:fldChar w:fldCharType="begin"/>
+      </w:r>
+      <w:r>
+        <w:instrText xml:space="preserve">  </w:instrText>
+      </w:r>
+      <w:r>
+        <w:fldChar w:fldCharType="end"/>
+      </w:r>
+      <w:bookmarkStart w:id="85" w:name="_Toc227520168"/>
+      <w:r>
+        <w:rPr>
+          <w:lang w:val="sk-SK"/>
+        </w:rPr>
+        <w:t>Analýza súčasného stavu problematiky</w:t>
+      </w:r>
+      <w:bookmarkEnd w:id="85"/>
+      <w:r>
+        <w:rPr>
+          <w:lang w:val="sk-SK"/>
+        </w:rPr>
+        <w:t xml:space="preserve"> </w:t>
+      </w:r>
+    </w:p>
+    <w:p>
+      <w:pPr>
+        <w:spacing w:line="312" w:lineRule="auto"/>
+        <w:jc w:val="both"/>
+      </w:pPr>
+      <w:r>
+        <w:t>Oblasť odhadu solárneho žiarenia na základe obrazových dát a meteorologických meraní v</w:t>
+      </w:r>
+      <w:r>
+        <w:rPr>
+          <w:lang w:val="sk-SK"/>
+        </w:rPr>
+        <w:t> </w:t>
+      </w:r>
+      <w:r>
+        <w:t>posledných rokoch výrazne napreduje, najmä vďaka rozvoju metód strojového a hlbokého učenia. Súčasné prístupy sa líšia použitými dátovými zdrojmi, architektúrami modelov, ako</w:t>
+      </w:r>
+      <w:r>
+        <w:rPr>
+          <w:lang w:val="sk-SK"/>
+        </w:rPr>
+        <w:t> </w:t>
+      </w:r>
+      <w:r>
+        <w:t>aj</w:t>
+      </w:r>
+      <w:r>
+        <w:rPr>
+          <w:lang w:val="sk-SK"/>
+        </w:rPr>
+        <w:t> </w:t>
+      </w:r>
+      <w:r>
+        <w:t>spôsobmi spracovania vstupných snímok. Spoločným cieľom týchto prístupov je zvýšenie presnosti predikcie a zníženie závislosti na klasických fyzikálnych modeloch. Nasledujúce práce predstavujú vybrané smery vývoja v tejto oblasti.</w:t>
+      </w:r>
+    </w:p>
+    <w:p>
+      <w:pPr>
+        <w:pStyle w:val="Heading2"/>
+        <w:spacing w:before="480" w:after="240"/>
+        <w:rPr>
+          <w:lang w:val="sk-SK"/>
+        </w:rPr>
+      </w:pPr>
+      <w:bookmarkStart w:id="86" w:name="_Toc227520169"/>
+      <w:r>
+        <w:rPr>
+          <w:lang w:val="sk-SK"/>
+        </w:rPr>
+        <w:t>Prístup založený na transfer learningu a časových sekvenciách</w:t>
+      </w:r>
+      <w:bookmarkEnd w:id="86"/>
+    </w:p>
+    <w:p>
+      <w:pPr>
+        <w:spacing w:line="312" w:lineRule="auto"/>
+        <w:jc w:val="both"/>
+      </w:pPr>
+      <w:r>
+        <w:rPr>
+          <w:lang w:val="sk-SK"/>
+        </w:rPr>
+        <w:t>P</w:t>
+      </w:r>
+      <w:r>
+        <w:t>ráca</w:t>
+      </w:r>
+      <w:r>
+        <w:rPr>
+          <w:lang w:val="sk-SK"/>
+        </w:rPr>
+        <w:t xml:space="preserve"> </w:t>
+      </w:r>
+      <w:r>
+        <w:t>[</w:t>
+      </w:r>
+      <w:r>
+        <w:rPr>
+          <w:lang w:val="sk-SK"/>
+        </w:rPr>
+        <w:t>21</w:t>
+      </w:r>
+      <w:r>
+        <w:t>]</w:t>
+      </w:r>
+      <w:r>
+        <w:rPr>
+          <w:lang w:val="sk-SK"/>
+        </w:rPr>
+        <w:t xml:space="preserve"> </w:t>
+      </w:r>
+      <w:r>
+        <w:t>sa zameriava na využitie hlbokého učenia s princípom transfer learningu, kde je model najprv trénovaný na všeobecných datasetoch a následne prispôsobený pre konkrétnu lokalitu. Použité datasety zahŕňajú Sirta, DEWA a Stanford dataset, pričom vstupné snímky majú rozlíšenie 64×64 px.</w:t>
+      </w:r>
+    </w:p>
+    <w:p>
+      <w:pPr>
+        <w:spacing w:line="312" w:lineRule="auto"/>
+        <w:ind w:firstLine="426"/>
+        <w:jc w:val="both"/>
+      </w:pPr>
+      <w:r>
+        <w:t>Model pracuje s časovými sekvenciami, kde na základe posledných 15 minút (vzorkovanie v 2-minútových intervaloch) predikuje nasledujúcich 15 minút vývoja žiarenia. Na tréning je použitý optimalizátor Adam a normalizácia dát. Výkon modelu je vyhodnocovaný pomocou 10-násobnej krížovej validácie, pričom sa sleduje predovšetkým RMSE ako hlavná metrika presnosti. Súčasťou hodnotenia je aj výpočtová náročnosť modelu. Výstupom sú predikcie globálneho horizontálneho žiarenia (W/m²).</w:t>
+      </w:r>
+    </w:p>
+    <w:p>
+      <w:pPr>
+        <w:pStyle w:val="Heading2"/>
+        <w:spacing w:before="480" w:after="240"/>
+        <w:rPr>
+          <w:lang w:val="sk-SK"/>
+        </w:rPr>
+      </w:pPr>
+      <w:bookmarkStart w:id="87" w:name="_Toc227520170"/>
+      <w:r>
+        <w:rPr>
+          <w:lang w:val="sk-SK"/>
+        </w:rPr>
+        <w:t>Predikcia vývoja oblohy a odstránenie fisheye deformácie snímo</w:t>
+      </w:r>
+      <w:r>
+        <w:rPr>
+          <w:lang w:val="sk-SK"/>
+        </w:rPr>
+        <w:t>k</w:t>
+      </w:r>
+      <w:bookmarkEnd w:id="87"/>
+    </w:p>
+    <w:p>
+      <w:pPr>
+        <w:spacing w:line="312" w:lineRule="auto"/>
+        <w:jc w:val="both"/>
+      </w:pPr>
+      <w:r>
+        <w:rPr>
+          <w:lang w:val="sk-SK"/>
+        </w:rPr>
+        <w:t xml:space="preserve">Práca </w:t>
+      </w:r>
+      <w:r>
+        <w:t>[</w:t>
+      </w:r>
+      <w:r>
+        <w:rPr>
+          <w:lang w:val="sk-SK"/>
+        </w:rPr>
+        <w:t>2</w:t>
+      </w:r>
+      <w:r>
+        <w:rPr>
+          <w:lang w:val="sk-SK"/>
+        </w:rPr>
+        <w:t>2</w:t>
+      </w:r>
+      <w:r>
+        <w:t>]</w:t>
+      </w:r>
+      <w:r>
+        <w:t xml:space="preserve"> sa zameriava na predikciu vývoja oblohy pomocou TSI datasetu (Total Sky Imager), pričom kľúčovým problémom sú geometrické deformácie spôsobené fisheye objektívmi a hemisférickými zrkadlami. Tieto deformácie ovplyvňujú konzistenciu </w:t>
+      </w:r>
+      <w:r>
+        <w:rPr>
+          <w:lang w:val="sk-SK"/>
+        </w:rPr>
+        <w:t>pixelovej reprezentácie rovnako veľkých</w:t>
+      </w:r>
+      <w:r>
+        <w:t xml:space="preserve"> oblakov, </w:t>
+      </w:r>
+      <w:r>
+        <w:rPr>
+          <w:lang w:val="sk-SK"/>
+        </w:rPr>
+        <w:t xml:space="preserve">a tým aj ich konzistenciu pohybu, </w:t>
+      </w:r>
+      <w:r>
+        <w:t>najmä v oblastiach blízko horizontu.</w:t>
+      </w:r>
+    </w:p>
+    <w:p>
+      <w:pPr>
+        <w:spacing w:line="312" w:lineRule="auto"/>
+        <w:ind w:firstLine="426"/>
+        <w:jc w:val="both"/>
+      </w:pPr>
+      <w:r>
+        <w:t>Autori navrhli uniformnú warping transformáciu, ktorá zjednocuje optický tok v obraze a zlepšuje konzistenciu pohybu oblakov naprieč scénou. Na modelovanie časového vývoja sa používajú sekvencie viacerých snímok, čím sa stabilizuje odhad pohybu.</w:t>
+      </w:r>
+    </w:p>
+    <w:p>
+      <w:pPr>
+        <w:spacing w:line="312" w:lineRule="auto"/>
+        <w:ind w:firstLine="426"/>
+        <w:jc w:val="both"/>
+      </w:pPr>
+      <w:r>
+        <w:t xml:space="preserve">Navrhnutá architektúra je založená na hlbokých neurónových sieťach, konkrétne U-Net a ConvLSTM variantoch (SkyNet). Modely sú trénované pomocou kombinácie </w:t>
+      </w:r>
+      <w:r>
+        <w:rPr>
+          <w:lang w:val="sk-SK"/>
+        </w:rPr>
+        <w:t>stratových</w:t>
+      </w:r>
+      <w:r>
+        <w:t xml:space="preserve"> </w:t>
+      </w:r>
+      <w:r>
+        <w:lastRenderedPageBreak/>
+        <w:t>funkcií založených na intenzite, gradientoch a optickom toku. Výsledky ukazujú výrazný pokles presnosti pri absencii warping transformácie, čo potvrdzuje jej význam. Hodnotenie je realizované pomocou metriky PSNR.</w:t>
+      </w:r>
+    </w:p>
+    <w:p>
+      <w:pPr>
+        <w:spacing w:line="312" w:lineRule="auto"/>
+        <w:ind w:firstLine="426"/>
+        <w:jc w:val="both"/>
+      </w:pPr>
+      <w:r>
+        <w:t>PSNR (Peak Signal-to-Noise Ratio) je metrika používaná na vyhodnotenie kvality rekonštruovaného alebo predikovaného obrazu voči referenčnému obrazu. Vyjadruje pomer medzi maximálnou možnou hodnotou signálu a veľkosťou šumu (chyby) medzi obrazmi. Vyššia hodnota PSNR znamená vyššiu podobnosť medzi predikovaným a skutočným obrazom, teda lepšiu kvalitu predikcie.</w:t>
+      </w:r>
+    </w:p>
+    <w:p>
+      <w:pPr>
+        <w:spacing w:line="312" w:lineRule="auto"/>
+        <w:ind w:firstLine="426"/>
+        <w:jc w:val="both"/>
+      </w:pPr>
+      <w:r>
+        <w:t xml:space="preserve">Na rozdiel od našej práce sa táto štúdia primárne nezameriava na odhad solárneho žiarenia, ale na predikciu obrazovej sekvencie vývoja oblohy. </w:t>
+      </w:r>
+      <w:r>
+        <w:rPr>
+          <w:lang w:val="sk-SK"/>
+        </w:rPr>
+        <w:t>Pritom</w:t>
+      </w:r>
+      <w:r>
+        <w:t xml:space="preserve"> rieši dôležitý problém spracovania fisheye snímok a geometrických deformácií, ktorý je priamo relevantný aj</w:t>
+      </w:r>
+      <w:r>
+        <w:rPr>
+          <w:lang w:val="sk-SK"/>
+        </w:rPr>
+        <w:t> </w:t>
+      </w:r>
+      <w:r>
+        <w:t>pre</w:t>
+      </w:r>
+      <w:r>
+        <w:rPr>
+          <w:lang w:val="sk-SK"/>
+        </w:rPr>
+        <w:t> </w:t>
+      </w:r>
+      <w:r>
+        <w:t>túto diplomovú prácu. Prístup založený na korekcii deformácie a analýze obrazových dát preto predstavuje významnú inšpiráciu, avšak v našej práci je zvolený jednoduchší a</w:t>
+      </w:r>
+      <w:r>
+        <w:rPr>
+          <w:lang w:val="sk-SK"/>
+        </w:rPr>
+        <w:t> </w:t>
+      </w:r>
+      <w:r>
+        <w:t>priamočiarejší prístup zameraný na predspracovanie vstupných snímok a regresný odhad žiarenia.</w:t>
+      </w:r>
+    </w:p>
+    <w:p>
+      <w:pPr>
+        <w:pStyle w:val="Heading2"/>
+        <w:spacing w:before="480" w:after="240"/>
+        <w:rPr>
+          <w:lang w:val="sk-SK"/>
+        </w:rPr>
+      </w:pPr>
+      <w:bookmarkStart w:id="88" w:name="_Toc227520171"/>
+      <w:r>
+        <w:rPr>
+          <w:lang w:val="sk-SK"/>
+        </w:rPr>
+        <w:t>Kombinácia extrakcie príznakov a klasických metód</w:t>
+      </w:r>
+      <w:bookmarkEnd w:id="88"/>
+    </w:p>
+    <w:p>
+      <w:pPr>
+        <w:spacing w:line="312" w:lineRule="auto"/>
+        <w:jc w:val="both"/>
+      </w:pPr>
+      <w:r>
+        <w:rPr>
+          <w:lang w:val="sk-SK"/>
+        </w:rPr>
+        <w:t xml:space="preserve">Práca </w:t>
+      </w:r>
+      <w:r>
+        <w:t>[</w:t>
+      </w:r>
+      <w:r>
+        <w:rPr>
+          <w:lang w:val="sk-SK"/>
+        </w:rPr>
+        <w:t>2</w:t>
+      </w:r>
+      <w:r>
+        <w:rPr>
+          <w:lang w:val="sk-SK"/>
+        </w:rPr>
+        <w:t>3</w:t>
+      </w:r>
+      <w:r>
+        <w:t>]</w:t>
+      </w:r>
+      <w:r>
+        <w:t xml:space="preserve"> </w:t>
+      </w:r>
+      <w:r>
+        <w:t>využíva rozsiahly dataset obsahujúci viac ako 350 000 snímok z obdobia 16 rokov, doplnený o merania globálneho horizontálneho žiarenia (GHI). Použité sú datasety TSI-880 a ASI-16.</w:t>
+      </w:r>
+    </w:p>
+    <w:p>
+      <w:pPr>
+        <w:spacing w:line="312" w:lineRule="auto"/>
+        <w:ind w:firstLine="426"/>
+        <w:jc w:val="both"/>
+      </w:pPr>
+      <w:r>
+        <w:t>Metodika je založená na dvojstupňovom prístupe: extrakcia príznakov a následná regresia. Vstupné snímky sú najprv konvertované a zmenšené na 32×32 RGB reprezentáciu, následne transformované do 1D vektorov.</w:t>
+      </w:r>
+    </w:p>
+    <w:p>
+      <w:pPr>
+        <w:spacing w:line="312" w:lineRule="auto"/>
+        <w:ind w:firstLine="426"/>
+        <w:jc w:val="both"/>
+      </w:pPr>
+      <w:r>
+        <w:t>Na regresiu sú použité klasické algoritmy strojového učenia, konkrétne Random Forest a K-Nearest Neighbors. Modely sú aplikované na nowcasting</w:t>
+      </w:r>
+      <w:r>
+        <w:rPr>
+          <w:lang w:val="sk-SK"/>
+        </w:rPr>
+        <w:t xml:space="preserve"> (krátkodobá predikcia v blízkej budúcnosti, z pravidla v rozsahu minút až desiatok minút)</w:t>
+      </w:r>
+      <w:r>
+        <w:t xml:space="preserve"> aj forecasting</w:t>
+      </w:r>
+      <w:r>
+        <w:rPr>
+          <w:lang w:val="sk-SK"/>
+        </w:rPr>
+        <w:t xml:space="preserve"> (dlhodobejšie predikcia, od desiatok minút až po hodiny)</w:t>
+      </w:r>
+      <w:r>
+        <w:t xml:space="preserve"> úlohy s rôznymi časovými horizontmi. Výkon je hodnotený pomocou RMSE a normalizovanej RMSE (nRMSE), čo</w:t>
+      </w:r>
+      <w:r>
+        <w:rPr>
+          <w:lang w:val="sk-SK"/>
+        </w:rPr>
+        <w:t> </w:t>
+      </w:r>
+      <w:r>
+        <w:t>umožňuje porovnanie naprieč rôznymi podmienkami.</w:t>
+      </w:r>
+    </w:p>
+    <w:p>
+      <w:pPr>
+        <w:pStyle w:val="Heading2"/>
+        <w:spacing w:before="480" w:after="240"/>
+        <w:rPr>
+          <w:lang w:val="sk-SK"/>
+        </w:rPr>
+      </w:pPr>
+      <w:bookmarkStart w:id="89" w:name="_Toc227520172"/>
+      <w:r>
+        <w:rPr>
+          <w:lang w:val="sk-SK"/>
+        </w:rPr>
+        <w:t>Zhrnutie a porovnanie analyzovaných riešení</w:t>
+      </w:r>
+      <w:bookmarkEnd w:id="89"/>
+    </w:p>
+    <w:p>
+      <w:pPr>
+        <w:spacing w:line="312" w:lineRule="auto"/>
+        <w:jc w:val="both"/>
+      </w:pPr>
+      <w:r>
+        <w:t>Analyzované prístupy ukazujú tri hlavné smery vývoja v oblasti odhadu solárneho žiarenia.</w:t>
+      </w:r>
+    </w:p>
+    <w:p>
+      <w:pPr>
+        <w:pStyle w:val="ListParagraph"/>
+        <w:numPr>
+          <w:ilvl w:val="0"/>
+          <w:numId w:val="42"/>
+        </w:numPr>
+        <w:spacing w:line="312" w:lineRule="auto"/>
+        <w:jc w:val="both"/>
+      </w:pPr>
+      <w:r>
+        <w:t>[</w:t>
+      </w:r>
+      <w:r>
+        <w:rPr>
+          <w:lang w:val="sk-SK"/>
+        </w:rPr>
+        <w:t>2</w:t>
+      </w:r>
+      <w:r>
+        <w:rPr>
+          <w:lang w:val="sk-SK"/>
+        </w:rPr>
+        <w:t>1</w:t>
+      </w:r>
+      <w:r>
+        <w:t>]</w:t>
+      </w:r>
+      <w:r>
+        <w:t xml:space="preserve"> </w:t>
+      </w:r>
+      <w:r>
+        <w:t>využíva hlboké neurónové siete s časovou informáciou a transfer learningom na</w:t>
+      </w:r>
+      <w:r>
+        <w:rPr>
+          <w:lang w:val="sk-SK"/>
+        </w:rPr>
+        <w:t> </w:t>
+      </w:r>
+      <w:r>
+        <w:t xml:space="preserve">zlepšenie generalizácie. </w:t>
+      </w:r>
+    </w:p>
+    <w:p>
+      <w:pPr>
+        <w:pStyle w:val="ListParagraph"/>
+        <w:numPr>
+          <w:ilvl w:val="0"/>
+          <w:numId w:val="42"/>
+        </w:numPr>
+        <w:spacing w:line="312" w:lineRule="auto"/>
+        <w:jc w:val="both"/>
+      </w:pPr>
+      <w:r>
+        <w:lastRenderedPageBreak/>
+        <w:t>[</w:t>
+      </w:r>
+      <w:r>
+        <w:rPr>
+          <w:lang w:val="sk-SK"/>
+        </w:rPr>
+        <w:t>2</w:t>
+      </w:r>
+      <w:r>
+        <w:rPr>
+          <w:lang w:val="sk-SK"/>
+        </w:rPr>
+        <w:t>2</w:t>
+      </w:r>
+      <w:r>
+        <w:t>]</w:t>
+      </w:r>
+      <w:r>
+        <w:t xml:space="preserve"> </w:t>
+      </w:r>
+      <w:r>
+        <w:t xml:space="preserve">sa zameriava na priestorovo-konzistentné spracovanie </w:t>
+      </w:r>
+      <w:r>
+        <w:rPr>
+          <w:lang w:val="sk-SK"/>
+        </w:rPr>
+        <w:t>celooblohových snímok</w:t>
+      </w:r>
+      <w:r>
+        <w:t>, najmä riešenie geometrických deformácií fisheye snímok a</w:t>
+      </w:r>
+      <w:r>
+        <w:rPr>
+          <w:lang w:val="sk-SK"/>
+        </w:rPr>
+        <w:t> </w:t>
+      </w:r>
+      <w:r>
+        <w:t xml:space="preserve">modelovanie časového vývoja pomocou sekvenčných architektúr. </w:t>
+      </w:r>
+    </w:p>
+    <w:p>
+      <w:pPr>
+        <w:pStyle w:val="ListParagraph"/>
+        <w:numPr>
+          <w:ilvl w:val="0"/>
+          <w:numId w:val="42"/>
+        </w:numPr>
+        <w:spacing w:line="312" w:lineRule="auto"/>
+        <w:jc w:val="both"/>
+      </w:pPr>
+      <w:r>
+        <w:t>[</w:t>
+      </w:r>
+      <w:r>
+        <w:rPr>
+          <w:lang w:val="sk-SK"/>
+        </w:rPr>
+        <w:t>23</w:t>
+      </w:r>
+      <w:r>
+        <w:t>]</w:t>
+      </w:r>
+      <w:r>
+        <w:t xml:space="preserve"> </w:t>
+      </w:r>
+      <w:r>
+        <w:t>kombinuje klasické metódy extrakcie príznakov so strojovým učením, pričom kladie dôraz na interpretovateľnosť a výpočtovú efektivitu.</w:t>
+      </w:r>
+    </w:p>
+    <w:p>
+      <w:pPr>
+        <w:spacing w:line="312" w:lineRule="auto"/>
+        <w:ind w:firstLine="426"/>
+        <w:jc w:val="both"/>
+      </w:pPr>
+      <w:r>
+        <w:t>Spoločným znakom všetkých prístupov je využitie obrazových dát z celooblohových kamier a snaha o presnú predikci</w:t>
+      </w:r>
+      <w:r>
+        <w:rPr>
+          <w:lang w:val="sk-SK"/>
+        </w:rPr>
+        <w:t>u</w:t>
+      </w:r>
+      <w:r>
+        <w:t>. Zároveň sa ukazuje, že kvalita predspracovania, reprezentácia dát a voľba modelovej architektúry majú zásadný vplyv na výslednú presnosť.</w:t>
+      </w:r>
+    </w:p>
+    <w:p>
+      <w:pPr>
+        <w:spacing w:line="312" w:lineRule="auto"/>
+        <w:ind w:firstLine="426"/>
+        <w:jc w:val="both"/>
+      </w:pPr>
+      <w:r>
+        <w:t>Na základe týchto poznatkov je v nasledujúcej časti práce navrhnutý vlastný prístup, ktorý kombinuje spracovanie fisheye snímok, konvolučné neurónové siete a optimalizačné metódy s cieľom dosiahnuť presnejší a robustnejší model pre odhad solárneho žiarenia.</w:t>
+      </w:r>
+    </w:p>
+    <w:p>
+      <w:pPr>
+        <w:spacing w:line="312" w:lineRule="auto"/>
+        <w:jc w:val="both"/>
         <w:rPr>
           <w:lang w:val="sk-SK"/>
         </w:rPr>
@@ -14159,7 +15155,40 @@
       <w:pPr>
         <w:spacing w:line="312" w:lineRule="auto"/>
         <w:jc w:val="both"/>
-      </w:pPr>
+        <w:rPr>
+          <w:lang w:val="sk-SK"/>
+        </w:rPr>
+      </w:pPr>
+      <w:r>
+        <w:rPr>
+          <w:lang w:val="sk-SK"/>
+        </w:rPr>
+        <w:t>TO MENTION: Pri odstraňovaní warpingu, ktorý nepriniesol zlepšenie spomenúť že pre pohyb oblakov ako v práci</w:t>
+      </w:r>
+      <w:r>
+        <w:rPr>
+          <w:lang w:val="sk-SK"/>
+        </w:rPr>
+        <w:t xml:space="preserve"> </w:t>
+      </w:r>
+      <w:r>
+        <w:t>[</w:t>
+      </w:r>
+      <w:r>
+        <w:rPr>
+          <w:lang w:val="sk-SK"/>
+        </w:rPr>
+        <w:t>22</w:t>
+      </w:r>
+      <w:r>
+        <w:t>]</w:t>
+      </w:r>
+      <w:r>
+        <w:rPr>
+          <w:lang w:val="sk-SK"/>
+        </w:rPr>
+        <w:t xml:space="preserve"> relevantný ale pre predikciu žiarenia nie, lebo... a spomenúť to čo vždy (taká fotka = také žiarenie...)</w:t>
+      </w:r>
     </w:p>
     <w:p>
       <w:pPr>
@@ -14176,11 +15205,11 @@
       <w:pPr>
         <w:pStyle w:val="Heading3"/>
       </w:pPr>
-      <w:bookmarkStart w:id="85" w:name="_Toc227514444"/>
+      <w:bookmarkStart w:id="90" w:name="_Toc227520173"/>
       <w:r>
         <w:t>Záver</w:t>
       </w:r>
-      <w:bookmarkEnd w:id="85"/>
+      <w:bookmarkEnd w:id="90"/>
     </w:p>
     <w:p>
       <w:pPr>
@@ -14190,10 +15219,10 @@
           <w:bCs/>
         </w:rPr>
       </w:pPr>
-      <w:bookmarkStart w:id="86" w:name="_Ref178418312"/>
-      <w:bookmarkStart w:id="87" w:name="_Toc181225510"/>
-      <w:bookmarkStart w:id="88" w:name="_Toc173791406"/>
-      <w:bookmarkStart w:id="89" w:name="_Toc173791545"/>
+      <w:bookmarkStart w:id="91" w:name="_Ref178418312"/>
+      <w:bookmarkStart w:id="92" w:name="_Toc181225510"/>
+      <w:bookmarkStart w:id="93" w:name="_Toc173791406"/>
+      <w:bookmarkStart w:id="94" w:name="_Toc173791545"/>
       <w:r>
         <w:rPr>
           <w:b/>
@@ -14238,7 +15267,7 @@
         </w:rPr>
         <w:fldChar w:fldCharType="end"/>
       </w:r>
-      <w:bookmarkEnd w:id="86"/>
+      <w:bookmarkEnd w:id="91"/>
       <w:r>
         <w:rPr>
           <w:b/>
@@ -14315,7 +15344,7 @@
         </w:rPr>
         <w:t>.</w:t>
       </w:r>
-      <w:bookmarkEnd w:id="87"/>
+      <w:bookmarkEnd w:id="92"/>
     </w:p>
     <w:tbl>
       <w:tblPr>
@@ -14730,6 +15759,7 @@
               <w:pStyle w:val="Textvtabuke"/>
             </w:pPr>
             <w:r>
+              <w:lastRenderedPageBreak/>
               <w:t>LED 3</w:t>
             </w:r>
           </w:p>
@@ -14894,12 +15924,12 @@
         <w:pStyle w:val="Nadpis1bezslovania"/>
         <w:spacing w:before="1440" w:after="480"/>
       </w:pPr>
-      <w:bookmarkStart w:id="90" w:name="_Toc227514445"/>
+      <w:bookmarkStart w:id="95" w:name="_Toc227520174"/>
       <w:r>
         <w:lastRenderedPageBreak/>
         <w:t>Záver</w:t>
       </w:r>
-      <w:bookmarkEnd w:id="90"/>
+      <w:bookmarkEnd w:id="95"/>
     </w:p>
     <w:p>
       <w:pPr>
@@ -14972,15 +16002,15 @@
         <w:pStyle w:val="Nadpis1bezslovania"/>
         <w:spacing w:before="1440" w:after="480"/>
       </w:pPr>
-      <w:bookmarkStart w:id="91" w:name="_Toc227514446"/>
+      <w:bookmarkStart w:id="96" w:name="_Toc227520175"/>
       <w:r>
         <w:lastRenderedPageBreak/>
         <w:t>Literatúra</w:t>
       </w:r>
-      <w:bookmarkEnd w:id="91"/>
-    </w:p>
-    <w:bookmarkEnd w:id="88"/>
-    <w:bookmarkEnd w:id="89"/>
+      <w:bookmarkEnd w:id="96"/>
+    </w:p>
+    <w:bookmarkEnd w:id="93"/>
+    <w:bookmarkEnd w:id="94"/>
     <w:p>
       <w:pPr>
         <w:pStyle w:val="NormalWeb"/>
@@ -16505,6 +17535,172 @@
     </w:p>
     <w:p>
       <w:pPr>
+        <w:pStyle w:val="NormalWeb"/>
+        <w:spacing w:line="312" w:lineRule="auto"/>
+        <w:ind w:left="567" w:hanging="567"/>
+      </w:pPr>
+      <w:r>
+        <w:t>[</w:t>
+      </w:r>
+      <w:r>
+        <w:rPr>
+          <w:lang w:val="sk-SK"/>
+        </w:rPr>
+        <w:t>2</w:t>
+      </w:r>
+      <w:r>
+        <w:rPr>
+          <w:lang w:val="sk-SK"/>
+        </w:rPr>
+        <w:t>1</w:t>
+      </w:r>
+      <w:r>
+        <w:t>]</w:t>
+      </w:r>
+      <w:r>
+        <w:tab/>
+      </w:r>
+      <w:r>
+        <w:rPr>
+          <w:rFonts w:ascii="TimesNewRomanPSMT" w:hAnsi="TimesNewRomanPSMT"/>
+        </w:rPr>
+        <w:t>(PDF in Articles Folder</w:t>
+      </w:r>
+      <w:r>
+        <w:rPr>
+          <w:rFonts w:ascii="Cambria" w:hAnsi="Cambria"/>
+          <w:sz w:val="26"/>
+          <w:szCs w:val="26"/>
+        </w:rPr>
+        <w:t xml:space="preserve">) </w:t>
+      </w:r>
+      <w:r>
+        <w:rPr>
+          <w:rFonts w:ascii="Calibri" w:hAnsi="Calibri" w:cs="Calibri"/>
+        </w:rPr>
+        <w:t xml:space="preserve">Sky image-based solar forecasting using deep learning with heterogeneous multi-location data: Dataset fusion versus transfer learning, Yuhao Nie, Quentin Paletta, Andea Scott, Luis Martin Pomares, Guillaume Arbod, Sgouris Sgouridis, Joan Lasenby, Adam Brandt </w:t>
+      </w:r>
+    </w:p>
+    <w:p>
+      <w:pPr>
+        <w:pStyle w:val="NormalWeb"/>
+        <w:spacing w:line="312" w:lineRule="auto"/>
+        <w:ind w:left="567" w:hanging="567"/>
+        <w:rPr>
+          <w:rFonts w:ascii="Calibri" w:hAnsi="Calibri" w:cs="Calibri"/>
+        </w:rPr>
+      </w:pPr>
+      <w:r>
+        <w:t>[</w:t>
+      </w:r>
+      <w:r>
+        <w:rPr>
+          <w:lang w:val="sk-SK"/>
+        </w:rPr>
+        <w:t>2</w:t>
+      </w:r>
+      <w:r>
+        <w:rPr>
+          <w:lang w:val="sk-SK"/>
+        </w:rPr>
+        <w:t>2</w:t>
+      </w:r>
+      <w:r>
+        <w:t>]</w:t>
+      </w:r>
+      <w:r>
+        <w:tab/>
+      </w:r>
+      <w:r>
+        <w:rPr>
+          <w:rFonts w:ascii="TimesNewRomanPSMT" w:hAnsi="TimesNewRomanPSMT"/>
+        </w:rPr>
+        <w:t>(PDF in Articles Folder</w:t>
+      </w:r>
+      <w:r>
+        <w:rPr>
+          <w:rFonts w:ascii="Cambria" w:hAnsi="Cambria"/>
+          <w:sz w:val="26"/>
+          <w:szCs w:val="26"/>
+        </w:rPr>
+        <w:t xml:space="preserve">) </w:t>
+      </w:r>
+      <w:r>
+        <w:rPr>
+          <w:rFonts w:ascii="Calibri" w:hAnsi="Calibri" w:cs="Calibri"/>
+        </w:rPr>
+        <w:t xml:space="preserve">Precise Forecasting of Sky Images Using Spatial Warping, Leron Julian Carnegie Mellon University, Aswin C. Sankaranarayanan Carnegie Mellon University </w:t>
+      </w:r>
+    </w:p>
+    <w:p>
+      <w:pPr>
+        <w:pStyle w:val="NormalWeb"/>
+        <w:spacing w:line="312" w:lineRule="auto"/>
+        <w:ind w:left="567" w:hanging="567"/>
+        <w:rPr>
+          <w:rFonts w:ascii="Calibri" w:hAnsi="Calibri" w:cs="Calibri"/>
+        </w:rPr>
+      </w:pPr>
+      <w:r>
+        <w:t>[</w:t>
+      </w:r>
+      <w:r>
+        <w:rPr>
+          <w:lang w:val="sk-SK"/>
+        </w:rPr>
+        <w:t>2</w:t>
+      </w:r>
+      <w:r>
+        <w:rPr>
+          <w:lang w:val="sk-SK"/>
+        </w:rPr>
+        <w:t>3</w:t>
+      </w:r>
+      <w:r>
+        <w:t>]</w:t>
+      </w:r>
+      <w:r>
+        <w:tab/>
+      </w:r>
+      <w:r>
+        <w:rPr>
+          <w:rFonts w:ascii="TimesNewRomanPSMT" w:hAnsi="TimesNewRomanPSMT"/>
+        </w:rPr>
+        <w:t xml:space="preserve">(PDF in Articles </w:t>
+      </w:r>
+      <w:r>
+        <w:rPr>
+          <w:rFonts w:ascii="Calibri" w:hAnsi="Calibri" w:cs="Calibri"/>
+        </w:rPr>
+        <w:t xml:space="preserve">Folder) Sky Imager-Based Forecast of Solar Irradiance Using Machine Learning, Anas Al-lahham, Obaidah Theeb , Khaled Elalem , Tariq A. Alshawi and Saleh A. Alshebeili </w:t>
+      </w:r>
+    </w:p>
+    <w:p>
+      <w:pPr>
+        <w:pStyle w:val="NormalWeb"/>
+        <w:spacing w:line="312" w:lineRule="auto"/>
+        <w:ind w:left="567" w:hanging="567"/>
+        <w:rPr>
+          <w:rFonts w:ascii="Calibri" w:hAnsi="Calibri" w:cs="Calibri"/>
+        </w:rPr>
+      </w:pPr>
+    </w:p>
+    <w:p>
+      <w:pPr>
+        <w:pStyle w:val="NormalWeb"/>
+        <w:spacing w:line="312" w:lineRule="auto"/>
+        <w:ind w:left="567" w:hanging="567"/>
+      </w:pPr>
+    </w:p>
+    <w:p>
+      <w:pPr>
+        <w:pStyle w:val="NormalWeb"/>
+        <w:spacing w:line="312" w:lineRule="auto"/>
+        <w:ind w:left="567" w:hanging="567"/>
+      </w:pPr>
+    </w:p>
+    <w:p>
+      <w:pPr>
         <w:pStyle w:val="TableofAuthorities"/>
         <w:spacing w:line="312" w:lineRule="auto"/>
       </w:pPr>
@@ -16927,12 +18123,12 @@
         <w:pStyle w:val="Nadpis1bezslovania"/>
         <w:spacing w:after="480"/>
       </w:pPr>
-      <w:bookmarkStart w:id="92" w:name="_Toc227514447"/>
+      <w:bookmarkStart w:id="97" w:name="_Toc227520176"/>
       <w:r>
         <w:lastRenderedPageBreak/>
         <w:t>Prílohy</w:t>
       </w:r>
-      <w:bookmarkEnd w:id="92"/>
+      <w:bookmarkEnd w:id="97"/>
     </w:p>
     <w:p>
       <w:pPr>
@@ -18786,6 +19982,92 @@
     </w:lvl>
   </w:abstractNum>
   <w:abstractNum w:abstractNumId="22" w15:restartNumberingAfterBreak="0">
+    <w:nsid w:val="33377D72"/>
+    <w:multiLevelType w:val="hybridMultilevel"/>
+    <w:tmpl w:val="979E264C"/>
+    <w:lvl w:ilvl="0" w:tplc="0809000F">
+      <w:start w:val="1"/>
+      <w:numFmt w:val="decimal"/>
+      <w:lvlText w:val="%1."/>
+      <w:lvlJc w:val="left"/>
+      <w:pPr>
+        <w:ind w:left="720" w:hanging="360"/>
+      </w:pPr>
+    </w:lvl>
+    <w:lvl w:ilvl="1" w:tplc="08090019" w:tentative="1">
+      <w:start w:val="1"/>
+      <w:numFmt w:val="lowerLetter"/>
+      <w:lvlText w:val="%2."/>
+      <w:lvlJc w:val="left"/>
+      <w:pPr>
+        <w:ind w:left="1440" w:hanging="360"/>
+      </w:pPr>
+    </w:lvl>
+    <w:lvl w:ilvl="2" w:tplc="0809001B" w:tentative="1">
+      <w:start w:val="1"/>
+      <w:numFmt w:val="lowerRoman"/>
+      <w:lvlText w:val="%3."/>
+      <w:lvlJc w:val="right"/>
+      <w:pPr>
+        <w:ind w:left="2160" w:hanging="180"/>
+      </w:pPr>
+    </w:lvl>
+    <w:lvl w:ilvl="3" w:tplc="0809000F" w:tentative="1">
+      <w:start w:val="1"/>
+      <w:numFmt w:val="decimal"/>
+      <w:lvlText w:val="%4."/>
+      <w:lvlJc w:val="left"/>
+      <w:pPr>
+        <w:ind w:left="2880" w:hanging="360"/>
+      </w:pPr>
+    </w:lvl>
+    <w:lvl w:ilvl="4" w:tplc="08090019" w:tentative="1">
+      <w:start w:val="1"/>
+      <w:numFmt w:val="lowerLetter"/>
+      <w:lvlText w:val="%5."/>
+      <w:lvlJc w:val="left"/>
+      <w:pPr>
+        <w:ind w:left="3600" w:hanging="360"/>
+      </w:pPr>
+    </w:lvl>
+    <w:lvl w:ilvl="5" w:tplc="0809001B" w:tentative="1">
+      <w:start w:val="1"/>
+      <w:numFmt w:val="lowerRoman"/>
+      <w:lvlText w:val="%6."/>
+      <w:lvlJc w:val="right"/>
+      <w:pPr>
+        <w:ind w:left="4320" w:hanging="180"/>
+      </w:pPr>
+    </w:lvl>
+    <w:lvl w:ilvl="6" w:tplc="0809000F" w:tentative="1">
+      <w:start w:val="1"/>
+      <w:numFmt w:val="decimal"/>
+      <w:lvlText w:val="%7."/>
+      <w:lvlJc w:val="left"/>
+      <w:pPr>
+        <w:ind w:left="5040" w:hanging="360"/>
+      </w:pPr>
+    </w:lvl>
+    <w:lvl w:ilvl="7" w:tplc="08090019" w:tentative="1">
+      <w:start w:val="1"/>
+      <w:numFmt w:val="lowerLetter"/>
+      <w:lvlText w:val="%8."/>
+      <w:lvlJc w:val="left"/>
+      <w:pPr>
+        <w:ind w:left="5760" w:hanging="360"/>
+      </w:pPr>
+    </w:lvl>
+    <w:lvl w:ilvl="8" w:tplc="0809001B" w:tentative="1">
+      <w:start w:val="1"/>
+      <w:numFmt w:val="lowerRoman"/>
+      <w:lvlText w:val="%9."/>
+      <w:lvlJc w:val="right"/>
+      <w:pPr>
+        <w:ind w:left="6480" w:hanging="180"/>
+      </w:pPr>
+    </w:lvl>
+  </w:abstractNum>
+  <w:abstractNum w:abstractNumId="23" w15:restartNumberingAfterBreak="0">
     <w:nsid w:val="337414E9"/>
     <w:multiLevelType w:val="multilevel"/>
     <w:tmpl w:val="80EC471A"/>
@@ -18898,7 +20180,7 @@
       </w:rPr>
     </w:lvl>
   </w:abstractNum>
-  <w:abstractNum w:abstractNumId="23" w15:restartNumberingAfterBreak="0">
+  <w:abstractNum w:abstractNumId="24" w15:restartNumberingAfterBreak="0">
     <w:nsid w:val="41AC2004"/>
     <w:multiLevelType w:val="multilevel"/>
     <w:tmpl w:val="041B001D"/>
@@ -18984,7 +20266,7 @@
       </w:pPr>
     </w:lvl>
   </w:abstractNum>
-  <w:abstractNum w:abstractNumId="24" w15:restartNumberingAfterBreak="0">
+  <w:abstractNum w:abstractNumId="25" w15:restartNumberingAfterBreak="0">
     <w:nsid w:val="4242221A"/>
     <w:multiLevelType w:val="hybridMultilevel"/>
     <w:tmpl w:val="03F8988A"/>
@@ -19073,7 +20355,7 @@
       </w:pPr>
     </w:lvl>
   </w:abstractNum>
-  <w:abstractNum w:abstractNumId="25" w15:restartNumberingAfterBreak="0">
+  <w:abstractNum w:abstractNumId="26" w15:restartNumberingAfterBreak="0">
     <w:nsid w:val="42475C47"/>
     <w:multiLevelType w:val="multilevel"/>
     <w:tmpl w:val="041B001D"/>
@@ -19160,7 +20442,7 @@
       </w:pPr>
     </w:lvl>
   </w:abstractNum>
-  <w:abstractNum w:abstractNumId="26" w15:restartNumberingAfterBreak="0">
+  <w:abstractNum w:abstractNumId="27" w15:restartNumberingAfterBreak="0">
     <w:nsid w:val="44C571BD"/>
     <w:multiLevelType w:val="hybridMultilevel"/>
     <w:tmpl w:val="5052E7F2"/>
@@ -19273,7 +20555,7 @@
       </w:rPr>
     </w:lvl>
   </w:abstractNum>
-  <w:abstractNum w:abstractNumId="27" w15:restartNumberingAfterBreak="0">
+  <w:abstractNum w:abstractNumId="28" w15:restartNumberingAfterBreak="0">
     <w:nsid w:val="47F24415"/>
     <w:multiLevelType w:val="hybridMultilevel"/>
     <w:tmpl w:val="59B87A6E"/>
@@ -19386,7 +20668,7 @@
       </w:rPr>
     </w:lvl>
   </w:abstractNum>
-  <w:abstractNum w:abstractNumId="28" w15:restartNumberingAfterBreak="0">
+  <w:abstractNum w:abstractNumId="29" w15:restartNumberingAfterBreak="0">
     <w:nsid w:val="4AF27299"/>
     <w:multiLevelType w:val="hybridMultilevel"/>
     <w:tmpl w:val="CE087EBA"/>
@@ -19499,7 +20781,7 @@
       </w:rPr>
     </w:lvl>
   </w:abstractNum>
-  <w:abstractNum w:abstractNumId="29" w15:restartNumberingAfterBreak="0">
+  <w:abstractNum w:abstractNumId="30" w15:restartNumberingAfterBreak="0">
     <w:nsid w:val="4B356983"/>
     <w:multiLevelType w:val="hybridMultilevel"/>
     <w:tmpl w:val="3F725A78"/>
@@ -19612,7 +20894,7 @@
       </w:rPr>
     </w:lvl>
   </w:abstractNum>
-  <w:abstractNum w:abstractNumId="30" w15:restartNumberingAfterBreak="0">
+  <w:abstractNum w:abstractNumId="31" w15:restartNumberingAfterBreak="0">
     <w:nsid w:val="560C4C81"/>
     <w:multiLevelType w:val="multilevel"/>
     <w:tmpl w:val="B70E42AA"/>
@@ -19730,7 +21012,7 @@
       </w:rPr>
     </w:lvl>
   </w:abstractNum>
-  <w:abstractNum w:abstractNumId="31" w15:restartNumberingAfterBreak="0">
+  <w:abstractNum w:abstractNumId="32" w15:restartNumberingAfterBreak="0">
     <w:nsid w:val="611F40A2"/>
     <w:multiLevelType w:val="multilevel"/>
     <w:tmpl w:val="041B001D"/>
@@ -19816,7 +21098,7 @@
       </w:pPr>
     </w:lvl>
   </w:abstractNum>
-  <w:abstractNum w:abstractNumId="32" w15:restartNumberingAfterBreak="0">
+  <w:abstractNum w:abstractNumId="33" w15:restartNumberingAfterBreak="0">
     <w:nsid w:val="62593EFE"/>
     <w:multiLevelType w:val="hybridMultilevel"/>
     <w:tmpl w:val="B7AE2BDE"/>
@@ -19902,7 +21184,7 @@
       </w:pPr>
     </w:lvl>
   </w:abstractNum>
-  <w:abstractNum w:abstractNumId="33" w15:restartNumberingAfterBreak="0">
+  <w:abstractNum w:abstractNumId="34" w15:restartNumberingAfterBreak="0">
     <w:nsid w:val="633D6C51"/>
     <w:multiLevelType w:val="hybridMultilevel"/>
     <w:tmpl w:val="807472A4"/>
@@ -19988,7 +21270,7 @@
       </w:pPr>
     </w:lvl>
   </w:abstractNum>
-  <w:abstractNum w:abstractNumId="34" w15:restartNumberingAfterBreak="0">
+  <w:abstractNum w:abstractNumId="35" w15:restartNumberingAfterBreak="0">
     <w:nsid w:val="6416608A"/>
     <w:multiLevelType w:val="hybridMultilevel"/>
     <w:tmpl w:val="BFC45DC8"/>
@@ -20101,7 +21383,7 @@
       </w:rPr>
     </w:lvl>
   </w:abstractNum>
-  <w:abstractNum w:abstractNumId="35" w15:restartNumberingAfterBreak="0">
+  <w:abstractNum w:abstractNumId="36" w15:restartNumberingAfterBreak="0">
     <w:nsid w:val="648874EA"/>
     <w:multiLevelType w:val="hybridMultilevel"/>
     <w:tmpl w:val="03A8A320"/>
@@ -20214,7 +21496,7 @@
       </w:rPr>
     </w:lvl>
   </w:abstractNum>
-  <w:abstractNum w:abstractNumId="36" w15:restartNumberingAfterBreak="0">
+  <w:abstractNum w:abstractNumId="37" w15:restartNumberingAfterBreak="0">
     <w:nsid w:val="680D043E"/>
     <w:multiLevelType w:val="multilevel"/>
     <w:tmpl w:val="041B001D"/>
@@ -20300,7 +21582,7 @@
       </w:pPr>
     </w:lvl>
   </w:abstractNum>
-  <w:abstractNum w:abstractNumId="37" w15:restartNumberingAfterBreak="0">
+  <w:abstractNum w:abstractNumId="38" w15:restartNumberingAfterBreak="0">
     <w:nsid w:val="68584894"/>
     <w:multiLevelType w:val="hybridMultilevel"/>
     <w:tmpl w:val="2FCE7350"/>
@@ -20512,7 +21794,7 @@
       </w:rPr>
     </w:lvl>
   </w:abstractNum>
-  <w:abstractNum w:abstractNumId="38" w15:restartNumberingAfterBreak="0">
+  <w:abstractNum w:abstractNumId="39" w15:restartNumberingAfterBreak="0">
     <w:nsid w:val="72784605"/>
     <w:multiLevelType w:val="hybridMultilevel"/>
     <w:tmpl w:val="E0885FF6"/>
@@ -20626,7 +21908,7 @@
     </w:lvl>
   </w:abstractNum>
   <w:num w:numId="1">
-    <w:abstractNumId w:val="23"/>
+    <w:abstractNumId w:val="24"/>
   </w:num>
   <w:num w:numId="2">
     <w:abstractNumId w:val="8"/>
@@ -20656,13 +21938,13 @@
     <w:abstractNumId w:val="21"/>
   </w:num>
   <w:num w:numId="11">
-    <w:abstractNumId w:val="26"/>
+    <w:abstractNumId w:val="27"/>
   </w:num>
   <w:num w:numId="12">
     <w:abstractNumId w:val="17"/>
   </w:num>
   <w:num w:numId="13">
-    <w:abstractNumId w:val="22"/>
+    <w:abstractNumId w:val="23"/>
   </w:num>
   <w:num w:numId="14">
     <w:abstractNumId w:val="9"/>
@@ -20680,22 +21962,22 @@
     <w:abstractNumId w:val="4"/>
   </w:num>
   <w:num w:numId="19">
-    <w:abstractNumId w:val="31"/>
+    <w:abstractNumId w:val="32"/>
   </w:num>
   <w:num w:numId="20">
-    <w:abstractNumId w:val="32"/>
+    <w:abstractNumId w:val="33"/>
   </w:num>
   <w:num w:numId="21">
-    <w:abstractNumId w:val="24"/>
+    <w:abstractNumId w:val="25"/>
   </w:num>
   <w:num w:numId="22">
     <w:abstractNumId w:val="19"/>
   </w:num>
   <w:num w:numId="23">
-    <w:abstractNumId w:val="38"/>
+    <w:abstractNumId w:val="39"/>
   </w:num>
   <w:num w:numId="24">
-    <w:abstractNumId w:val="34"/>
+    <w:abstractNumId w:val="35"/>
   </w:num>
   <w:num w:numId="25">
     <w:abstractNumId w:val="15"/>
@@ -20704,22 +21986,22 @@
     <w:abstractNumId w:val="12"/>
   </w:num>
   <w:num w:numId="27">
-    <w:abstractNumId w:val="37"/>
+    <w:abstractNumId w:val="38"/>
   </w:num>
   <w:num w:numId="28">
-    <w:abstractNumId w:val="28"/>
+    <w:abstractNumId w:val="29"/>
   </w:num>
   <w:num w:numId="29">
     <w:abstractNumId w:val="18"/>
   </w:num>
   <w:num w:numId="30">
-    <w:abstractNumId w:val="25"/>
+    <w:abstractNumId w:val="26"/>
   </w:num>
   <w:num w:numId="31">
-    <w:abstractNumId w:val="30"/>
+    <w:abstractNumId w:val="31"/>
   </w:num>
   <w:num w:numId="32">
-    <w:abstractNumId w:val="36"/>
+    <w:abstractNumId w:val="37"/>
   </w:num>
   <w:num w:numId="33">
     <w:abstractNumId w:val="10"/>
@@ -20752,7 +22034,7 @@
     </w:lvlOverride>
   </w:num>
   <w:num w:numId="34">
-    <w:abstractNumId w:val="33"/>
+    <w:abstractNumId w:val="34"/>
   </w:num>
   <w:num w:numId="35">
     <w:abstractNumId w:val="20"/>
@@ -20788,7 +22070,7 @@
     </w:lvlOverride>
   </w:num>
   <w:num w:numId="37">
-    <w:abstractNumId w:val="29"/>
+    <w:abstractNumId w:val="30"/>
   </w:num>
   <w:num w:numId="38">
     <w:abstractNumId w:val="13"/>
@@ -20797,10 +22079,13 @@
     <w:abstractNumId w:val="16"/>
   </w:num>
   <w:num w:numId="40">
-    <w:abstractNumId w:val="27"/>
+    <w:abstractNumId w:val="28"/>
   </w:num>
   <w:num w:numId="41">
-    <w:abstractNumId w:val="35"/>
+    <w:abstractNumId w:val="36"/>
+  </w:num>
+  <w:num w:numId="42">
+    <w:abstractNumId w:val="22"/>
   </w:num>
 </w:numbering>
 </file>
@@ -21205,7 +22490,7 @@
   <w:style w:type="paragraph" w:default="1" w:styleId="Normal">
     <w:name w:val="Normal"/>
     <w:qFormat/>
-    <w:rsid w:val="00A64AF3"/>
+    <w:rsid w:val="00417B66"/>
     <w:pPr>
       <w:spacing w:line="240" w:lineRule="auto"/>
     </w:pPr>

--- a/sumsala_diplomova_praca.docx
+++ b/sumsala_diplomova_praca.docx
@@ -1003,7 +1003,7 @@
         </w:rPr>
         <w:fldChar w:fldCharType="separate"/>
       </w:r>
-      <w:hyperlink w:anchor="_Toc227520103" w:history="1">
+      <w:hyperlink w:anchor="_Toc227610394" w:history="1">
         <w:r>
           <w:rPr>
             <w:rStyle w:val="Hyperlink"/>
@@ -1030,7 +1030,7 @@
             <w:noProof/>
             <w:webHidden/>
           </w:rPr>
-          <w:instrText xml:space="preserve"> PAGEREF _Toc227520103 \h </w:instrText>
+          <w:instrText xml:space="preserve"> PAGEREF _Toc227610394 \h </w:instrText>
         </w:r>
         <w:r>
           <w:rPr>
@@ -1071,7 +1071,7 @@
           <w:szCs w:val="24"/>
         </w:rPr>
       </w:pPr>
-      <w:hyperlink w:anchor="_Toc227520104" w:history="1">
+      <w:hyperlink w:anchor="_Toc227610395" w:history="1">
         <w:r>
           <w:rPr>
             <w:rStyle w:val="Hyperlink"/>
@@ -1098,7 +1098,7 @@
             <w:noProof/>
             <w:webHidden/>
           </w:rPr>
-          <w:instrText xml:space="preserve"> PAGEREF _Toc227520104 \h </w:instrText>
+          <w:instrText xml:space="preserve"> PAGEREF _Toc227610395 \h </w:instrText>
         </w:r>
         <w:r>
           <w:rPr>
@@ -1139,7 +1139,7 @@
           <w:szCs w:val="24"/>
         </w:rPr>
       </w:pPr>
-      <w:hyperlink w:anchor="_Toc227520105" w:history="1">
+      <w:hyperlink w:anchor="_Toc227610396" w:history="1">
         <w:r>
           <w:rPr>
             <w:rStyle w:val="Hyperlink"/>
@@ -1166,7 +1166,7 @@
             <w:noProof/>
             <w:webHidden/>
           </w:rPr>
-          <w:instrText xml:space="preserve"> PAGEREF _Toc227520105 \h </w:instrText>
+          <w:instrText xml:space="preserve"> PAGEREF _Toc227610396 \h </w:instrText>
         </w:r>
         <w:r>
           <w:rPr>
@@ -1210,7 +1210,7 @@
           <w:szCs w:val="24"/>
         </w:rPr>
       </w:pPr>
-      <w:hyperlink w:anchor="_Toc227520106" w:history="1">
+      <w:hyperlink w:anchor="_Toc227610397" w:history="1">
         <w:r>
           <w:rPr>
             <w:rStyle w:val="Hyperlink"/>
@@ -1237,7 +1237,7 @@
             <w:noProof/>
             <w:webHidden/>
           </w:rPr>
-          <w:instrText xml:space="preserve"> PAGEREF _Toc227520106 \h </w:instrText>
+          <w:instrText xml:space="preserve"> PAGEREF _Toc227610397 \h </w:instrText>
         </w:r>
         <w:r>
           <w:rPr>
@@ -1281,7 +1281,7 @@
           <w:szCs w:val="24"/>
         </w:rPr>
       </w:pPr>
-      <w:hyperlink w:anchor="_Toc227520107" w:history="1">
+      <w:hyperlink w:anchor="_Toc227610398" w:history="1">
         <w:r>
           <w:rPr>
             <w:rStyle w:val="Hyperlink"/>
@@ -1326,7 +1326,7 @@
             <w:noProof/>
             <w:webHidden/>
           </w:rPr>
-          <w:instrText xml:space="preserve"> PAGEREF _Toc227520107 \h </w:instrText>
+          <w:instrText xml:space="preserve"> PAGEREF _Toc227610398 \h </w:instrText>
         </w:r>
         <w:r>
           <w:rPr>
@@ -1367,7 +1367,7 @@
           <w:szCs w:val="24"/>
         </w:rPr>
       </w:pPr>
-      <w:hyperlink w:anchor="_Toc227520108" w:history="1">
+      <w:hyperlink w:anchor="_Toc227610399" w:history="1">
         <w:r>
           <w:rPr>
             <w:rStyle w:val="Hyperlink"/>
@@ -1394,7 +1394,7 @@
             <w:noProof/>
             <w:webHidden/>
           </w:rPr>
-          <w:instrText xml:space="preserve"> PAGEREF _Toc227520108 \h </w:instrText>
+          <w:instrText xml:space="preserve"> PAGEREF _Toc227610399 \h </w:instrText>
         </w:r>
         <w:r>
           <w:rPr>
@@ -1435,13 +1435,28 @@
           <w:szCs w:val="24"/>
         </w:rPr>
       </w:pPr>
-      <w:hyperlink w:anchor="_Toc227520109" w:history="1">
+      <w:hyperlink w:anchor="_Toc227610400" w:history="1">
         <w:r>
           <w:rPr>
             <w:rStyle w:val="Hyperlink"/>
             <w:noProof/>
           </w:rPr>
-          <w:t>1.2 Význam a využitie v energetike</w:t>
+          <w:t>1.2</w:t>
+        </w:r>
+        <w:r>
+          <w:rPr>
+            <w:rStyle w:val="Hyperlink"/>
+            <w:noProof/>
+            <w:lang w:val="en-US"/>
+          </w:rPr>
+          <w:t xml:space="preserve"> Zložky</w:t>
+        </w:r>
+        <w:r>
+          <w:rPr>
+            <w:rStyle w:val="Hyperlink"/>
+            <w:noProof/>
+          </w:rPr>
+          <w:t xml:space="preserve"> slnečného žiarenia</w:t>
         </w:r>
         <w:r>
           <w:rPr>
@@ -1462,7 +1477,7 @@
             <w:noProof/>
             <w:webHidden/>
           </w:rPr>
-          <w:instrText xml:space="preserve"> PAGEREF _Toc227520109 \h </w:instrText>
+          <w:instrText xml:space="preserve"> PAGEREF _Toc227610400 \h </w:instrText>
         </w:r>
         <w:r>
           <w:rPr>
@@ -1503,13 +1518,13 @@
           <w:szCs w:val="24"/>
         </w:rPr>
       </w:pPr>
-      <w:hyperlink w:anchor="_Toc227520110" w:history="1">
+      <w:hyperlink w:anchor="_Toc227610401" w:history="1">
         <w:r>
           <w:rPr>
             <w:rStyle w:val="Hyperlink"/>
             <w:noProof/>
           </w:rPr>
-          <w:t>1.3 Meranie slnečného žiarenia</w:t>
+          <w:t>1.3 Význam a využitie v energetike</w:t>
         </w:r>
         <w:r>
           <w:rPr>
@@ -1530,7 +1545,75 @@
             <w:noProof/>
             <w:webHidden/>
           </w:rPr>
-          <w:instrText xml:space="preserve"> PAGEREF _Toc227520110 \h </w:instrText>
+          <w:instrText xml:space="preserve"> PAGEREF _Toc227610401 \h </w:instrText>
+        </w:r>
+        <w:r>
+          <w:rPr>
+            <w:noProof/>
+            <w:webHidden/>
+          </w:rPr>
+        </w:r>
+        <w:r>
+          <w:rPr>
+            <w:noProof/>
+            <w:webHidden/>
+          </w:rPr>
+          <w:fldChar w:fldCharType="separate"/>
+        </w:r>
+        <w:r>
+          <w:rPr>
+            <w:noProof/>
+            <w:webHidden/>
+          </w:rPr>
+          <w:t>14</w:t>
+        </w:r>
+        <w:r>
+          <w:rPr>
+            <w:noProof/>
+            <w:webHidden/>
+          </w:rPr>
+          <w:fldChar w:fldCharType="end"/>
+        </w:r>
+      </w:hyperlink>
+    </w:p>
+    <w:p>
+      <w:pPr>
+        <w:pStyle w:val="TOC2"/>
+        <w:rPr>
+          <w:rFonts w:asciiTheme="minorHAnsi" w:eastAsiaTheme="minorEastAsia" w:hAnsiTheme="minorHAnsi" w:cstheme="minorBidi"/>
+          <w:iCs w:val="0"/>
+          <w:noProof/>
+          <w:szCs w:val="24"/>
+        </w:rPr>
+      </w:pPr>
+      <w:hyperlink w:anchor="_Toc227610402" w:history="1">
+        <w:r>
+          <w:rPr>
+            <w:rStyle w:val="Hyperlink"/>
+            <w:noProof/>
+          </w:rPr>
+          <w:t>1.4 Meranie slnečného žiarenia</w:t>
+        </w:r>
+        <w:r>
+          <w:rPr>
+            <w:noProof/>
+            <w:webHidden/>
+          </w:rPr>
+          <w:tab/>
+        </w:r>
+        <w:r>
+          <w:rPr>
+            <w:noProof/>
+            <w:webHidden/>
+          </w:rPr>
+          <w:fldChar w:fldCharType="begin"/>
+        </w:r>
+        <w:r>
+          <w:rPr>
+            <w:noProof/>
+            <w:webHidden/>
+          </w:rPr>
+          <w:instrText xml:space="preserve"> PAGEREF _Toc227610402 \h </w:instrText>
         </w:r>
         <w:r>
           <w:rPr>
@@ -1574,7 +1657,7 @@
           <w:szCs w:val="24"/>
         </w:rPr>
       </w:pPr>
-      <w:hyperlink w:anchor="_Toc227520111" w:history="1">
+      <w:hyperlink w:anchor="_Toc227610403" w:history="1">
         <w:r>
           <w:rPr>
             <w:rStyle w:val="Hyperlink"/>
@@ -1619,7 +1702,7 @@
             <w:noProof/>
             <w:webHidden/>
           </w:rPr>
-          <w:instrText xml:space="preserve"> PAGEREF _Toc227520111 \h </w:instrText>
+          <w:instrText xml:space="preserve"> PAGEREF _Toc227610403 \h </w:instrText>
         </w:r>
         <w:r>
           <w:rPr>
@@ -1660,7 +1743,7 @@
           <w:szCs w:val="24"/>
         </w:rPr>
       </w:pPr>
-      <w:hyperlink w:anchor="_Toc227520112" w:history="1">
+      <w:hyperlink w:anchor="_Toc227610404" w:history="1">
         <w:r>
           <w:rPr>
             <w:rStyle w:val="Hyperlink"/>
@@ -1687,7 +1770,7 @@
             <w:noProof/>
             <w:webHidden/>
           </w:rPr>
-          <w:instrText xml:space="preserve"> PAGEREF _Toc227520112 \h </w:instrText>
+          <w:instrText xml:space="preserve"> PAGEREF _Toc227610404 \h </w:instrText>
         </w:r>
         <w:r>
           <w:rPr>
@@ -1728,7 +1811,7 @@
           <w:szCs w:val="24"/>
         </w:rPr>
       </w:pPr>
-      <w:hyperlink w:anchor="_Toc227520113" w:history="1">
+      <w:hyperlink w:anchor="_Toc227610405" w:history="1">
         <w:r>
           <w:rPr>
             <w:rStyle w:val="Hyperlink"/>
@@ -1755,7 +1838,7 @@
             <w:noProof/>
             <w:webHidden/>
           </w:rPr>
-          <w:instrText xml:space="preserve"> PAGEREF _Toc227520113 \h </w:instrText>
+          <w:instrText xml:space="preserve"> PAGEREF _Toc227610405 \h </w:instrText>
         </w:r>
         <w:r>
           <w:rPr>
@@ -1799,7 +1882,7 @@
           <w:szCs w:val="24"/>
         </w:rPr>
       </w:pPr>
-      <w:hyperlink w:anchor="_Toc227520114" w:history="1">
+      <w:hyperlink w:anchor="_Toc227610406" w:history="1">
         <w:r>
           <w:rPr>
             <w:rStyle w:val="Hyperlink"/>
@@ -1844,7 +1927,7 @@
             <w:noProof/>
             <w:webHidden/>
           </w:rPr>
-          <w:instrText xml:space="preserve"> PAGEREF _Toc227520114 \h </w:instrText>
+          <w:instrText xml:space="preserve"> PAGEREF _Toc227610406 \h </w:instrText>
         </w:r>
         <w:r>
           <w:rPr>
@@ -1885,7 +1968,7 @@
           <w:szCs w:val="24"/>
         </w:rPr>
       </w:pPr>
-      <w:hyperlink w:anchor="_Toc227520115" w:history="1">
+      <w:hyperlink w:anchor="_Toc227610407" w:history="1">
         <w:r>
           <w:rPr>
             <w:rStyle w:val="Hyperlink"/>
@@ -1912,7 +1995,7 @@
             <w:noProof/>
             <w:webHidden/>
           </w:rPr>
-          <w:instrText xml:space="preserve"> PAGEREF _Toc227520115 \h </w:instrText>
+          <w:instrText xml:space="preserve"> PAGEREF _Toc227610407 \h </w:instrText>
         </w:r>
         <w:r>
           <w:rPr>
@@ -1952,7 +2035,7 @@
           <w:szCs w:val="24"/>
         </w:rPr>
       </w:pPr>
-      <w:hyperlink w:anchor="_Toc227520116" w:history="1">
+      <w:hyperlink w:anchor="_Toc227610408" w:history="1">
         <w:r>
           <w:rPr>
             <w:rStyle w:val="Hyperlink"/>
@@ -1979,7 +2062,7 @@
             <w:noProof/>
             <w:webHidden/>
           </w:rPr>
-          <w:instrText xml:space="preserve"> PAGEREF _Toc227520116 \h </w:instrText>
+          <w:instrText xml:space="preserve"> PAGEREF _Toc227610408 \h </w:instrText>
         </w:r>
         <w:r>
           <w:rPr>
@@ -2019,7 +2102,7 @@
           <w:szCs w:val="24"/>
         </w:rPr>
       </w:pPr>
-      <w:hyperlink w:anchor="_Toc227520117" w:history="1">
+      <w:hyperlink w:anchor="_Toc227610409" w:history="1">
         <w:r>
           <w:rPr>
             <w:rStyle w:val="Hyperlink"/>
@@ -2046,7 +2129,7 @@
             <w:noProof/>
             <w:webHidden/>
           </w:rPr>
-          <w:instrText xml:space="preserve"> PAGEREF _Toc227520117 \h </w:instrText>
+          <w:instrText xml:space="preserve"> PAGEREF _Toc227610409 \h </w:instrText>
         </w:r>
         <w:r>
           <w:rPr>
@@ -2086,7 +2169,7 @@
           <w:szCs w:val="24"/>
         </w:rPr>
       </w:pPr>
-      <w:hyperlink w:anchor="_Toc227520118" w:history="1">
+      <w:hyperlink w:anchor="_Toc227610410" w:history="1">
         <w:r>
           <w:rPr>
             <w:rStyle w:val="Hyperlink"/>
@@ -2113,7 +2196,7 @@
             <w:noProof/>
             <w:webHidden/>
           </w:rPr>
-          <w:instrText xml:space="preserve"> PAGEREF _Toc227520118 \h </w:instrText>
+          <w:instrText xml:space="preserve"> PAGEREF _Toc227610410 \h </w:instrText>
         </w:r>
         <w:r>
           <w:rPr>
@@ -2153,7 +2236,7 @@
           <w:szCs w:val="24"/>
         </w:rPr>
       </w:pPr>
-      <w:hyperlink w:anchor="_Toc227520119" w:history="1">
+      <w:hyperlink w:anchor="_Toc227610411" w:history="1">
         <w:r>
           <w:rPr>
             <w:rStyle w:val="Hyperlink"/>
@@ -2180,7 +2263,7 @@
             <w:noProof/>
             <w:webHidden/>
           </w:rPr>
-          <w:instrText xml:space="preserve"> PAGEREF _Toc227520119 \h </w:instrText>
+          <w:instrText xml:space="preserve"> PAGEREF _Toc227610411 \h </w:instrText>
         </w:r>
         <w:r>
           <w:rPr>
@@ -2220,7 +2303,7 @@
           <w:szCs w:val="24"/>
         </w:rPr>
       </w:pPr>
-      <w:hyperlink w:anchor="_Toc227520120" w:history="1">
+      <w:hyperlink w:anchor="_Toc227610412" w:history="1">
         <w:r>
           <w:rPr>
             <w:rStyle w:val="Hyperlink"/>
@@ -2247,7 +2330,7 @@
             <w:noProof/>
             <w:webHidden/>
           </w:rPr>
-          <w:instrText xml:space="preserve"> PAGEREF _Toc227520120 \h </w:instrText>
+          <w:instrText xml:space="preserve"> PAGEREF _Toc227610412 \h </w:instrText>
         </w:r>
         <w:r>
           <w:rPr>
@@ -2287,7 +2370,7 @@
           <w:szCs w:val="24"/>
         </w:rPr>
       </w:pPr>
-      <w:hyperlink w:anchor="_Toc227520121" w:history="1">
+      <w:hyperlink w:anchor="_Toc227610413" w:history="1">
         <w:r>
           <w:rPr>
             <w:rStyle w:val="Hyperlink"/>
@@ -2314,7 +2397,7 @@
             <w:noProof/>
             <w:webHidden/>
           </w:rPr>
-          <w:instrText xml:space="preserve"> PAGEREF _Toc227520121 \h </w:instrText>
+          <w:instrText xml:space="preserve"> PAGEREF _Toc227610413 \h </w:instrText>
         </w:r>
         <w:r>
           <w:rPr>
@@ -2354,7 +2437,7 @@
           <w:szCs w:val="24"/>
         </w:rPr>
       </w:pPr>
-      <w:hyperlink w:anchor="_Toc227520122" w:history="1">
+      <w:hyperlink w:anchor="_Toc227610414" w:history="1">
         <w:r>
           <w:rPr>
             <w:rStyle w:val="Hyperlink"/>
@@ -2381,7 +2464,7 @@
             <w:noProof/>
             <w:webHidden/>
           </w:rPr>
-          <w:instrText xml:space="preserve"> PAGEREF _Toc227520122 \h </w:instrText>
+          <w:instrText xml:space="preserve"> PAGEREF _Toc227610414 \h </w:instrText>
         </w:r>
         <w:r>
           <w:rPr>
@@ -2421,7 +2504,7 @@
           <w:szCs w:val="24"/>
         </w:rPr>
       </w:pPr>
-      <w:hyperlink w:anchor="_Toc227520123" w:history="1">
+      <w:hyperlink w:anchor="_Toc227610415" w:history="1">
         <w:r>
           <w:rPr>
             <w:rStyle w:val="Hyperlink"/>
@@ -2448,7 +2531,7 @@
             <w:noProof/>
             <w:webHidden/>
           </w:rPr>
-          <w:instrText xml:space="preserve"> PAGEREF _Toc227520123 \h </w:instrText>
+          <w:instrText xml:space="preserve"> PAGEREF _Toc227610415 \h </w:instrText>
         </w:r>
         <w:r>
           <w:rPr>
@@ -2489,7 +2572,7 @@
           <w:szCs w:val="24"/>
         </w:rPr>
       </w:pPr>
-      <w:hyperlink w:anchor="_Toc227520124" w:history="1">
+      <w:hyperlink w:anchor="_Toc227610416" w:history="1">
         <w:r>
           <w:rPr>
             <w:rStyle w:val="Hyperlink"/>
@@ -2516,7 +2599,7 @@
             <w:noProof/>
             <w:webHidden/>
           </w:rPr>
-          <w:instrText xml:space="preserve"> PAGEREF _Toc227520124 \h </w:instrText>
+          <w:instrText xml:space="preserve"> PAGEREF _Toc227610416 \h </w:instrText>
         </w:r>
         <w:r>
           <w:rPr>
@@ -2557,7 +2640,7 @@
           <w:szCs w:val="24"/>
         </w:rPr>
       </w:pPr>
-      <w:hyperlink w:anchor="_Toc227520125" w:history="1">
+      <w:hyperlink w:anchor="_Toc227610417" w:history="1">
         <w:r>
           <w:rPr>
             <w:rStyle w:val="Hyperlink"/>
@@ -2584,7 +2667,7 @@
             <w:noProof/>
             <w:webHidden/>
           </w:rPr>
-          <w:instrText xml:space="preserve"> PAGEREF _Toc227520125 \h </w:instrText>
+          <w:instrText xml:space="preserve"> PAGEREF _Toc227610417 \h </w:instrText>
         </w:r>
         <w:r>
           <w:rPr>
@@ -2624,7 +2707,7 @@
           <w:szCs w:val="24"/>
         </w:rPr>
       </w:pPr>
-      <w:hyperlink w:anchor="_Toc227520126" w:history="1">
+      <w:hyperlink w:anchor="_Toc227610418" w:history="1">
         <w:r>
           <w:rPr>
             <w:rStyle w:val="Hyperlink"/>
@@ -2651,7 +2734,7 @@
             <w:noProof/>
             <w:webHidden/>
           </w:rPr>
-          <w:instrText xml:space="preserve"> PAGEREF _Toc227520126 \h </w:instrText>
+          <w:instrText xml:space="preserve"> PAGEREF _Toc227610418 \h </w:instrText>
         </w:r>
         <w:r>
           <w:rPr>
@@ -2691,7 +2774,7 @@
           <w:szCs w:val="24"/>
         </w:rPr>
       </w:pPr>
-      <w:hyperlink w:anchor="_Toc227520127" w:history="1">
+      <w:hyperlink w:anchor="_Toc227610419" w:history="1">
         <w:r>
           <w:rPr>
             <w:rStyle w:val="Hyperlink"/>
@@ -2719,7 +2802,7 @@
             <w:noProof/>
             <w:webHidden/>
           </w:rPr>
-          <w:instrText xml:space="preserve"> PAGEREF _Toc227520127 \h </w:instrText>
+          <w:instrText xml:space="preserve"> PAGEREF _Toc227610419 \h </w:instrText>
         </w:r>
         <w:r>
           <w:rPr>
@@ -2759,7 +2842,7 @@
           <w:szCs w:val="24"/>
         </w:rPr>
       </w:pPr>
-      <w:hyperlink w:anchor="_Toc227520128" w:history="1">
+      <w:hyperlink w:anchor="_Toc227610420" w:history="1">
         <w:r>
           <w:rPr>
             <w:rStyle w:val="Hyperlink"/>
@@ -2787,7 +2870,7 @@
             <w:noProof/>
             <w:webHidden/>
           </w:rPr>
-          <w:instrText xml:space="preserve"> PAGEREF _Toc227520128 \h </w:instrText>
+          <w:instrText xml:space="preserve"> PAGEREF _Toc227610420 \h </w:instrText>
         </w:r>
         <w:r>
           <w:rPr>
@@ -2807,7 +2890,7 @@
             <w:noProof/>
             <w:webHidden/>
           </w:rPr>
-          <w:t>22</w:t>
+          <w:t>23</w:t>
         </w:r>
         <w:r>
           <w:rPr>
@@ -2827,7 +2910,7 @@
           <w:szCs w:val="24"/>
         </w:rPr>
       </w:pPr>
-      <w:hyperlink w:anchor="_Toc227520129" w:history="1">
+      <w:hyperlink w:anchor="_Toc227610421" w:history="1">
         <w:r>
           <w:rPr>
             <w:rStyle w:val="Hyperlink"/>
@@ -2855,7 +2938,7 @@
             <w:noProof/>
             <w:webHidden/>
           </w:rPr>
-          <w:instrText xml:space="preserve"> PAGEREF _Toc227520129 \h </w:instrText>
+          <w:instrText xml:space="preserve"> PAGEREF _Toc227610421 \h </w:instrText>
         </w:r>
         <w:r>
           <w:rPr>
@@ -2896,7 +2979,7 @@
           <w:szCs w:val="24"/>
         </w:rPr>
       </w:pPr>
-      <w:hyperlink w:anchor="_Toc227520130" w:history="1">
+      <w:hyperlink w:anchor="_Toc227610422" w:history="1">
         <w:r>
           <w:rPr>
             <w:rStyle w:val="Hyperlink"/>
@@ -2938,7 +3021,7 @@
             <w:noProof/>
             <w:webHidden/>
           </w:rPr>
-          <w:instrText xml:space="preserve"> PAGEREF _Toc227520130 \h </w:instrText>
+          <w:instrText xml:space="preserve"> PAGEREF _Toc227610422 \h </w:instrText>
         </w:r>
         <w:r>
           <w:rPr>
@@ -2978,7 +3061,7 @@
           <w:szCs w:val="24"/>
         </w:rPr>
       </w:pPr>
-      <w:hyperlink w:anchor="_Toc227520131" w:history="1">
+      <w:hyperlink w:anchor="_Toc227610423" w:history="1">
         <w:r>
           <w:rPr>
             <w:rStyle w:val="Hyperlink"/>
@@ -3006,7 +3089,7 @@
             <w:noProof/>
             <w:webHidden/>
           </w:rPr>
-          <w:instrText xml:space="preserve"> PAGEREF _Toc227520131 \h </w:instrText>
+          <w:instrText xml:space="preserve"> PAGEREF _Toc227610423 \h </w:instrText>
         </w:r>
         <w:r>
           <w:rPr>
@@ -3046,14 +3129,14 @@
           <w:szCs w:val="24"/>
         </w:rPr>
       </w:pPr>
-      <w:hyperlink w:anchor="_Toc227520132" w:history="1">
+      <w:hyperlink w:anchor="_Toc227610424" w:history="1">
         <w:r>
           <w:rPr>
             <w:rStyle w:val="Hyperlink"/>
             <w:noProof/>
             <w:lang w:val="sk-SK"/>
           </w:rPr>
-          <w:t>3.4.2 Zmena jasu</w:t>
+          <w:t>3.4.2 Zmena kontrastu</w:t>
         </w:r>
         <w:r>
           <w:rPr>
@@ -3074,7 +3157,7 @@
             <w:noProof/>
             <w:webHidden/>
           </w:rPr>
-          <w:instrText xml:space="preserve"> PAGEREF _Toc227520132 \h </w:instrText>
+          <w:instrText xml:space="preserve"> PAGEREF _Toc227610424 \h </w:instrText>
         </w:r>
         <w:r>
           <w:rPr>
@@ -3114,7 +3197,7 @@
           <w:szCs w:val="24"/>
         </w:rPr>
       </w:pPr>
-      <w:hyperlink w:anchor="_Toc227520133" w:history="1">
+      <w:hyperlink w:anchor="_Toc227610425" w:history="1">
         <w:r>
           <w:rPr>
             <w:rStyle w:val="Hyperlink"/>
@@ -3142,7 +3225,7 @@
             <w:noProof/>
             <w:webHidden/>
           </w:rPr>
-          <w:instrText xml:space="preserve"> PAGEREF _Toc227520133 \h </w:instrText>
+          <w:instrText xml:space="preserve"> PAGEREF _Toc227610425 \h </w:instrText>
         </w:r>
         <w:r>
           <w:rPr>
@@ -3183,7 +3266,7 @@
           <w:szCs w:val="24"/>
         </w:rPr>
       </w:pPr>
-      <w:hyperlink w:anchor="_Toc227520134" w:history="1">
+      <w:hyperlink w:anchor="_Toc227610426" w:history="1">
         <w:r>
           <w:rPr>
             <w:rStyle w:val="Hyperlink"/>
@@ -3218,7 +3301,7 @@
             <w:noProof/>
             <w:webHidden/>
           </w:rPr>
-          <w:instrText xml:space="preserve"> PAGEREF _Toc227520134 \h </w:instrText>
+          <w:instrText xml:space="preserve"> PAGEREF _Toc227610426 \h </w:instrText>
         </w:r>
         <w:r>
           <w:rPr>
@@ -3238,7 +3321,7 @@
             <w:noProof/>
             <w:webHidden/>
           </w:rPr>
-          <w:t>23</w:t>
+          <w:t>24</w:t>
         </w:r>
         <w:r>
           <w:rPr>
@@ -3258,7 +3341,7 @@
           <w:szCs w:val="24"/>
         </w:rPr>
       </w:pPr>
-      <w:hyperlink w:anchor="_Toc227520135" w:history="1">
+      <w:hyperlink w:anchor="_Toc227610427" w:history="1">
         <w:r>
           <w:rPr>
             <w:rStyle w:val="Hyperlink"/>
@@ -3286,7 +3369,7 @@
             <w:noProof/>
             <w:webHidden/>
           </w:rPr>
-          <w:instrText xml:space="preserve"> PAGEREF _Toc227520135 \h </w:instrText>
+          <w:instrText xml:space="preserve"> PAGEREF _Toc227610427 \h </w:instrText>
         </w:r>
         <w:r>
           <w:rPr>
@@ -3326,7 +3409,7 @@
           <w:szCs w:val="24"/>
         </w:rPr>
       </w:pPr>
-      <w:hyperlink w:anchor="_Toc227520136" w:history="1">
+      <w:hyperlink w:anchor="_Toc227610428" w:history="1">
         <w:r>
           <w:rPr>
             <w:rStyle w:val="Hyperlink"/>
@@ -3354,7 +3437,7 @@
             <w:noProof/>
             <w:webHidden/>
           </w:rPr>
-          <w:instrText xml:space="preserve"> PAGEREF _Toc227520136 \h </w:instrText>
+          <w:instrText xml:space="preserve"> PAGEREF _Toc227610428 \h </w:instrText>
         </w:r>
         <w:r>
           <w:rPr>
@@ -3394,7 +3477,7 @@
           <w:szCs w:val="24"/>
         </w:rPr>
       </w:pPr>
-      <w:hyperlink w:anchor="_Toc227520137" w:history="1">
+      <w:hyperlink w:anchor="_Toc227610429" w:history="1">
         <w:r>
           <w:rPr>
             <w:rStyle w:val="Hyperlink"/>
@@ -3422,7 +3505,7 @@
             <w:noProof/>
             <w:webHidden/>
           </w:rPr>
-          <w:instrText xml:space="preserve"> PAGEREF _Toc227520137 \h </w:instrText>
+          <w:instrText xml:space="preserve"> PAGEREF _Toc227610429 \h </w:instrText>
         </w:r>
         <w:r>
           <w:rPr>
@@ -3462,7 +3545,7 @@
           <w:szCs w:val="24"/>
         </w:rPr>
       </w:pPr>
-      <w:hyperlink w:anchor="_Toc227520138" w:history="1">
+      <w:hyperlink w:anchor="_Toc227610430" w:history="1">
         <w:r>
           <w:rPr>
             <w:rStyle w:val="Hyperlink"/>
@@ -3490,7 +3573,7 @@
             <w:noProof/>
             <w:webHidden/>
           </w:rPr>
-          <w:instrText xml:space="preserve"> PAGEREF _Toc227520138 \h </w:instrText>
+          <w:instrText xml:space="preserve"> PAGEREF _Toc227610430 \h </w:instrText>
         </w:r>
         <w:r>
           <w:rPr>
@@ -3530,7 +3613,7 @@
           <w:szCs w:val="24"/>
         </w:rPr>
       </w:pPr>
-      <w:hyperlink w:anchor="_Toc227520139" w:history="1">
+      <w:hyperlink w:anchor="_Toc227610431" w:history="1">
         <w:r>
           <w:rPr>
             <w:rStyle w:val="Hyperlink"/>
@@ -3558,7 +3641,7 @@
             <w:noProof/>
             <w:webHidden/>
           </w:rPr>
-          <w:instrText xml:space="preserve"> PAGEREF _Toc227520139 \h </w:instrText>
+          <w:instrText xml:space="preserve"> PAGEREF _Toc227610431 \h </w:instrText>
         </w:r>
         <w:r>
           <w:rPr>
@@ -3602,7 +3685,7 @@
           <w:szCs w:val="24"/>
         </w:rPr>
       </w:pPr>
-      <w:hyperlink w:anchor="_Toc227520140" w:history="1">
+      <w:hyperlink w:anchor="_Toc227610432" w:history="1">
         <w:r>
           <w:rPr>
             <w:rStyle w:val="Hyperlink"/>
@@ -3649,7 +3732,7 @@
             <w:noProof/>
             <w:webHidden/>
           </w:rPr>
-          <w:instrText xml:space="preserve"> PAGEREF _Toc227520140 \h </w:instrText>
+          <w:instrText xml:space="preserve"> PAGEREF _Toc227610432 \h </w:instrText>
         </w:r>
         <w:r>
           <w:rPr>
@@ -3690,7 +3773,7 @@
           <w:szCs w:val="24"/>
         </w:rPr>
       </w:pPr>
-      <w:hyperlink w:anchor="_Toc227520141" w:history="1">
+      <w:hyperlink w:anchor="_Toc227610433" w:history="1">
         <w:r>
           <w:rPr>
             <w:rStyle w:val="Hyperlink"/>
@@ -3725,7 +3808,7 @@
             <w:noProof/>
             <w:webHidden/>
           </w:rPr>
-          <w:instrText xml:space="preserve"> PAGEREF _Toc227520141 \h </w:instrText>
+          <w:instrText xml:space="preserve"> PAGEREF _Toc227610433 \h </w:instrText>
         </w:r>
         <w:r>
           <w:rPr>
@@ -3765,7 +3848,7 @@
           <w:szCs w:val="24"/>
         </w:rPr>
       </w:pPr>
-      <w:hyperlink w:anchor="_Toc227520142" w:history="1">
+      <w:hyperlink w:anchor="_Toc227610434" w:history="1">
         <w:r>
           <w:rPr>
             <w:rStyle w:val="Hyperlink"/>
@@ -3800,7 +3883,7 @@
             <w:noProof/>
             <w:webHidden/>
           </w:rPr>
-          <w:instrText xml:space="preserve"> PAGEREF _Toc227520142 \h </w:instrText>
+          <w:instrText xml:space="preserve"> PAGEREF _Toc227610434 \h </w:instrText>
         </w:r>
         <w:r>
           <w:rPr>
@@ -3840,7 +3923,7 @@
           <w:szCs w:val="24"/>
         </w:rPr>
       </w:pPr>
-      <w:hyperlink w:anchor="_Toc227520143" w:history="1">
+      <w:hyperlink w:anchor="_Toc227610435" w:history="1">
         <w:r>
           <w:rPr>
             <w:rStyle w:val="Hyperlink"/>
@@ -3875,7 +3958,7 @@
             <w:noProof/>
             <w:webHidden/>
           </w:rPr>
-          <w:instrText xml:space="preserve"> PAGEREF _Toc227520143 \h </w:instrText>
+          <w:instrText xml:space="preserve"> PAGEREF _Toc227610435 \h </w:instrText>
         </w:r>
         <w:r>
           <w:rPr>
@@ -3915,7 +3998,7 @@
           <w:szCs w:val="24"/>
         </w:rPr>
       </w:pPr>
-      <w:hyperlink w:anchor="_Toc227520144" w:history="1">
+      <w:hyperlink w:anchor="_Toc227610436" w:history="1">
         <w:r>
           <w:rPr>
             <w:rStyle w:val="Hyperlink"/>
@@ -3950,7 +4033,7 @@
             <w:noProof/>
             <w:webHidden/>
           </w:rPr>
-          <w:instrText xml:space="preserve"> PAGEREF _Toc227520144 \h </w:instrText>
+          <w:instrText xml:space="preserve"> PAGEREF _Toc227610436 \h </w:instrText>
         </w:r>
         <w:r>
           <w:rPr>
@@ -3991,7 +4074,7 @@
           <w:szCs w:val="24"/>
         </w:rPr>
       </w:pPr>
-      <w:hyperlink w:anchor="_Toc227520145" w:history="1">
+      <w:hyperlink w:anchor="_Toc227610437" w:history="1">
         <w:r>
           <w:rPr>
             <w:rStyle w:val="Hyperlink"/>
@@ -4019,7 +4102,7 @@
             <w:noProof/>
             <w:webHidden/>
           </w:rPr>
-          <w:instrText xml:space="preserve"> PAGEREF _Toc227520145 \h </w:instrText>
+          <w:instrText xml:space="preserve"> PAGEREF _Toc227610437 \h </w:instrText>
         </w:r>
         <w:r>
           <w:rPr>
@@ -4059,7 +4142,7 @@
           <w:szCs w:val="24"/>
         </w:rPr>
       </w:pPr>
-      <w:hyperlink w:anchor="_Toc227520146" w:history="1">
+      <w:hyperlink w:anchor="_Toc227610438" w:history="1">
         <w:r>
           <w:rPr>
             <w:rStyle w:val="Hyperlink"/>
@@ -4073,7 +4156,7 @@
             <w:noProof/>
             <w:lang w:val="sk-SK"/>
           </w:rPr>
-          <w:t xml:space="preserve"> Porovnanie hlboké učenia (deep learning) a tradičných prístupov v kontexte extrakcie príznakov pri predikcii slnečného žiarenia</w:t>
+          <w:t xml:space="preserve"> Porovnanie hlbokého učenia (deep learning) a tradičných prístupov v kontexte extrakcie príznakov pri predikcii slnečného žiarenia</w:t>
         </w:r>
         <w:r>
           <w:rPr>
@@ -4094,7 +4177,7 @@
             <w:noProof/>
             <w:webHidden/>
           </w:rPr>
-          <w:instrText xml:space="preserve"> PAGEREF _Toc227520146 \h </w:instrText>
+          <w:instrText xml:space="preserve"> PAGEREF _Toc227610438 \h </w:instrText>
         </w:r>
         <w:r>
           <w:rPr>
@@ -4135,7 +4218,7 @@
           <w:szCs w:val="24"/>
         </w:rPr>
       </w:pPr>
-      <w:hyperlink w:anchor="_Toc227520147" w:history="1">
+      <w:hyperlink w:anchor="_Toc227610439" w:history="1">
         <w:r>
           <w:rPr>
             <w:rStyle w:val="Hyperlink"/>
@@ -4163,7 +4246,7 @@
             <w:noProof/>
             <w:webHidden/>
           </w:rPr>
-          <w:instrText xml:space="preserve"> PAGEREF _Toc227520147 \h </w:instrText>
+          <w:instrText xml:space="preserve"> PAGEREF _Toc227610439 \h </w:instrText>
         </w:r>
         <w:r>
           <w:rPr>
@@ -4203,7 +4286,7 @@
           <w:szCs w:val="24"/>
         </w:rPr>
       </w:pPr>
-      <w:hyperlink w:anchor="_Toc227520148" w:history="1">
+      <w:hyperlink w:anchor="_Toc227610440" w:history="1">
         <w:r>
           <w:rPr>
             <w:rStyle w:val="Hyperlink"/>
@@ -4231,7 +4314,7 @@
             <w:noProof/>
             <w:webHidden/>
           </w:rPr>
-          <w:instrText xml:space="preserve"> PAGEREF _Toc227520148 \h </w:instrText>
+          <w:instrText xml:space="preserve"> PAGEREF _Toc227610440 \h </w:instrText>
         </w:r>
         <w:r>
           <w:rPr>
@@ -4271,7 +4354,7 @@
           <w:szCs w:val="24"/>
         </w:rPr>
       </w:pPr>
-      <w:hyperlink w:anchor="_Toc227520149" w:history="1">
+      <w:hyperlink w:anchor="_Toc227610441" w:history="1">
         <w:r>
           <w:rPr>
             <w:rStyle w:val="Hyperlink"/>
@@ -4299,7 +4382,7 @@
             <w:noProof/>
             <w:webHidden/>
           </w:rPr>
-          <w:instrText xml:space="preserve"> PAGEREF _Toc227520149 \h </w:instrText>
+          <w:instrText xml:space="preserve"> PAGEREF _Toc227610441 \h </w:instrText>
         </w:r>
         <w:r>
           <w:rPr>
@@ -4339,7 +4422,7 @@
           <w:szCs w:val="24"/>
         </w:rPr>
       </w:pPr>
-      <w:hyperlink w:anchor="_Toc227520150" w:history="1">
+      <w:hyperlink w:anchor="_Toc227610442" w:history="1">
         <w:r>
           <w:rPr>
             <w:rStyle w:val="Hyperlink"/>
@@ -4367,7 +4450,7 @@
             <w:noProof/>
             <w:webHidden/>
           </w:rPr>
-          <w:instrText xml:space="preserve"> PAGEREF _Toc227520150 \h </w:instrText>
+          <w:instrText xml:space="preserve"> PAGEREF _Toc227610442 \h </w:instrText>
         </w:r>
         <w:r>
           <w:rPr>
@@ -4407,7 +4490,7 @@
           <w:szCs w:val="24"/>
         </w:rPr>
       </w:pPr>
-      <w:hyperlink w:anchor="_Toc227520151" w:history="1">
+      <w:hyperlink w:anchor="_Toc227610443" w:history="1">
         <w:r>
           <w:rPr>
             <w:rStyle w:val="Hyperlink"/>
@@ -4435,7 +4518,7 @@
             <w:noProof/>
             <w:webHidden/>
           </w:rPr>
-          <w:instrText xml:space="preserve"> PAGEREF _Toc227520151 \h </w:instrText>
+          <w:instrText xml:space="preserve"> PAGEREF _Toc227610443 \h </w:instrText>
         </w:r>
         <w:r>
           <w:rPr>
@@ -4476,7 +4559,7 @@
           <w:szCs w:val="24"/>
         </w:rPr>
       </w:pPr>
-      <w:hyperlink w:anchor="_Toc227520152" w:history="1">
+      <w:hyperlink w:anchor="_Toc227610444" w:history="1">
         <w:r>
           <w:rPr>
             <w:rStyle w:val="Hyperlink"/>
@@ -4504,7 +4587,7 @@
             <w:noProof/>
             <w:webHidden/>
           </w:rPr>
-          <w:instrText xml:space="preserve"> PAGEREF _Toc227520152 \h </w:instrText>
+          <w:instrText xml:space="preserve"> PAGEREF _Toc227610444 \h </w:instrText>
         </w:r>
         <w:r>
           <w:rPr>
@@ -4548,7 +4631,7 @@
           <w:szCs w:val="24"/>
         </w:rPr>
       </w:pPr>
-      <w:hyperlink w:anchor="_Toc227520153" w:history="1">
+      <w:hyperlink w:anchor="_Toc227610445" w:history="1">
         <w:r>
           <w:rPr>
             <w:rStyle w:val="Hyperlink"/>
@@ -4595,7 +4678,7 @@
             <w:noProof/>
             <w:webHidden/>
           </w:rPr>
-          <w:instrText xml:space="preserve"> PAGEREF _Toc227520153 \h </w:instrText>
+          <w:instrText xml:space="preserve"> PAGEREF _Toc227610445 \h </w:instrText>
         </w:r>
         <w:r>
           <w:rPr>
@@ -4636,7 +4719,7 @@
           <w:szCs w:val="24"/>
         </w:rPr>
       </w:pPr>
-      <w:hyperlink w:anchor="_Toc227520154" w:history="1">
+      <w:hyperlink w:anchor="_Toc227610446" w:history="1">
         <w:r>
           <w:rPr>
             <w:rStyle w:val="Hyperlink"/>
@@ -4664,7 +4747,7 @@
             <w:noProof/>
             <w:webHidden/>
           </w:rPr>
-          <w:instrText xml:space="preserve"> PAGEREF _Toc227520154 \h </w:instrText>
+          <w:instrText xml:space="preserve"> PAGEREF _Toc227610446 \h </w:instrText>
         </w:r>
         <w:r>
           <w:rPr>
@@ -4705,7 +4788,7 @@
           <w:szCs w:val="24"/>
         </w:rPr>
       </w:pPr>
-      <w:hyperlink w:anchor="_Toc227520155" w:history="1">
+      <w:hyperlink w:anchor="_Toc227610447" w:history="1">
         <w:r>
           <w:rPr>
             <w:rStyle w:val="Hyperlink"/>
@@ -4733,7 +4816,7 @@
             <w:noProof/>
             <w:webHidden/>
           </w:rPr>
-          <w:instrText xml:space="preserve"> PAGEREF _Toc227520155 \h </w:instrText>
+          <w:instrText xml:space="preserve"> PAGEREF _Toc227610447 \h </w:instrText>
         </w:r>
         <w:r>
           <w:rPr>
@@ -4774,7 +4857,7 @@
           <w:szCs w:val="24"/>
         </w:rPr>
       </w:pPr>
-      <w:hyperlink w:anchor="_Toc227520156" w:history="1">
+      <w:hyperlink w:anchor="_Toc227610448" w:history="1">
         <w:r>
           <w:rPr>
             <w:rStyle w:val="Hyperlink"/>
@@ -4832,7 +4915,7 @@
             <w:noProof/>
             <w:webHidden/>
           </w:rPr>
-          <w:instrText xml:space="preserve"> PAGEREF _Toc227520156 \h </w:instrText>
+          <w:instrText xml:space="preserve"> PAGEREF _Toc227610448 \h </w:instrText>
         </w:r>
         <w:r>
           <w:rPr>
@@ -4876,7 +4959,7 @@
           <w:szCs w:val="24"/>
         </w:rPr>
       </w:pPr>
-      <w:hyperlink w:anchor="_Toc227520157" w:history="1">
+      <w:hyperlink w:anchor="_Toc227610449" w:history="1">
         <w:r>
           <w:rPr>
             <w:rStyle w:val="Hyperlink"/>
@@ -4923,7 +5006,7 @@
             <w:noProof/>
             <w:webHidden/>
           </w:rPr>
-          <w:instrText xml:space="preserve"> PAGEREF _Toc227520157 \h </w:instrText>
+          <w:instrText xml:space="preserve"> PAGEREF _Toc227610449 \h </w:instrText>
         </w:r>
         <w:r>
           <w:rPr>
@@ -4967,7 +5050,7 @@
           <w:szCs w:val="24"/>
         </w:rPr>
       </w:pPr>
-      <w:hyperlink w:anchor="_Toc227520158" w:history="1">
+      <w:hyperlink w:anchor="_Toc227610450" w:history="1">
         <w:r>
           <w:rPr>
             <w:rStyle w:val="Hyperlink"/>
@@ -5014,7 +5097,7 @@
             <w:noProof/>
             <w:webHidden/>
           </w:rPr>
-          <w:instrText xml:space="preserve"> PAGEREF _Toc227520158 \h </w:instrText>
+          <w:instrText xml:space="preserve"> PAGEREF _Toc227610450 \h </w:instrText>
         </w:r>
         <w:r>
           <w:rPr>
@@ -5055,7 +5138,7 @@
           <w:szCs w:val="24"/>
         </w:rPr>
       </w:pPr>
-      <w:hyperlink w:anchor="_Toc227520159" w:history="1">
+      <w:hyperlink w:anchor="_Toc227610451" w:history="1">
         <w:r>
           <w:rPr>
             <w:rStyle w:val="Hyperlink"/>
@@ -5083,7 +5166,7 @@
             <w:noProof/>
             <w:webHidden/>
           </w:rPr>
-          <w:instrText xml:space="preserve"> PAGEREF _Toc227520159 \h </w:instrText>
+          <w:instrText xml:space="preserve"> PAGEREF _Toc227610451 \h </w:instrText>
         </w:r>
         <w:r>
           <w:rPr>
@@ -5124,7 +5207,7 @@
           <w:szCs w:val="24"/>
         </w:rPr>
       </w:pPr>
-      <w:hyperlink w:anchor="_Toc227520160" w:history="1">
+      <w:hyperlink w:anchor="_Toc227610452" w:history="1">
         <w:r>
           <w:rPr>
             <w:rStyle w:val="Hyperlink"/>
@@ -5152,7 +5235,7 @@
             <w:noProof/>
             <w:webHidden/>
           </w:rPr>
-          <w:instrText xml:space="preserve"> PAGEREF _Toc227520160 \h </w:instrText>
+          <w:instrText xml:space="preserve"> PAGEREF _Toc227610452 \h </w:instrText>
         </w:r>
         <w:r>
           <w:rPr>
@@ -5192,7 +5275,7 @@
           <w:szCs w:val="24"/>
         </w:rPr>
       </w:pPr>
-      <w:hyperlink w:anchor="_Toc227520161" w:history="1">
+      <w:hyperlink w:anchor="_Toc227610453" w:history="1">
         <w:r>
           <w:rPr>
             <w:rStyle w:val="Hyperlink"/>
@@ -5220,7 +5303,7 @@
             <w:noProof/>
             <w:webHidden/>
           </w:rPr>
-          <w:instrText xml:space="preserve"> PAGEREF _Toc227520161 \h </w:instrText>
+          <w:instrText xml:space="preserve"> PAGEREF _Toc227610453 \h </w:instrText>
         </w:r>
         <w:r>
           <w:rPr>
@@ -5260,7 +5343,7 @@
           <w:szCs w:val="24"/>
         </w:rPr>
       </w:pPr>
-      <w:hyperlink w:anchor="_Toc227520162" w:history="1">
+      <w:hyperlink w:anchor="_Toc227610454" w:history="1">
         <w:r>
           <w:rPr>
             <w:rStyle w:val="Hyperlink"/>
@@ -5288,7 +5371,7 @@
             <w:noProof/>
             <w:webHidden/>
           </w:rPr>
-          <w:instrText xml:space="preserve"> PAGEREF _Toc227520162 \h </w:instrText>
+          <w:instrText xml:space="preserve"> PAGEREF _Toc227610454 \h </w:instrText>
         </w:r>
         <w:r>
           <w:rPr>
@@ -5328,7 +5411,7 @@
           <w:szCs w:val="24"/>
         </w:rPr>
       </w:pPr>
-      <w:hyperlink w:anchor="_Toc227520163" w:history="1">
+      <w:hyperlink w:anchor="_Toc227610455" w:history="1">
         <w:r>
           <w:rPr>
             <w:rStyle w:val="Hyperlink"/>
@@ -5356,7 +5439,7 @@
             <w:noProof/>
             <w:webHidden/>
           </w:rPr>
-          <w:instrText xml:space="preserve"> PAGEREF _Toc227520163 \h </w:instrText>
+          <w:instrText xml:space="preserve"> PAGEREF _Toc227610455 \h </w:instrText>
         </w:r>
         <w:r>
           <w:rPr>
@@ -5396,7 +5479,7 @@
           <w:szCs w:val="24"/>
         </w:rPr>
       </w:pPr>
-      <w:hyperlink w:anchor="_Toc227520164" w:history="1">
+      <w:hyperlink w:anchor="_Toc227610456" w:history="1">
         <w:r>
           <w:rPr>
             <w:rStyle w:val="Hyperlink"/>
@@ -5424,7 +5507,7 @@
             <w:noProof/>
             <w:webHidden/>
           </w:rPr>
-          <w:instrText xml:space="preserve"> PAGEREF _Toc227520164 \h </w:instrText>
+          <w:instrText xml:space="preserve"> PAGEREF _Toc227610456 \h </w:instrText>
         </w:r>
         <w:r>
           <w:rPr>
@@ -5464,7 +5547,7 @@
           <w:szCs w:val="24"/>
         </w:rPr>
       </w:pPr>
-      <w:hyperlink w:anchor="_Toc227520165" w:history="1">
+      <w:hyperlink w:anchor="_Toc227610457" w:history="1">
         <w:r>
           <w:rPr>
             <w:rStyle w:val="Hyperlink"/>
@@ -5492,7 +5575,7 @@
             <w:noProof/>
             <w:webHidden/>
           </w:rPr>
-          <w:instrText xml:space="preserve"> PAGEREF _Toc227520165 \h </w:instrText>
+          <w:instrText xml:space="preserve"> PAGEREF _Toc227610457 \h </w:instrText>
         </w:r>
         <w:r>
           <w:rPr>
@@ -5532,7 +5615,7 @@
           <w:szCs w:val="24"/>
         </w:rPr>
       </w:pPr>
-      <w:hyperlink w:anchor="_Toc227520166" w:history="1">
+      <w:hyperlink w:anchor="_Toc227610458" w:history="1">
         <w:r>
           <w:rPr>
             <w:rStyle w:val="Hyperlink"/>
@@ -5560,7 +5643,7 @@
             <w:noProof/>
             <w:webHidden/>
           </w:rPr>
-          <w:instrText xml:space="preserve"> PAGEREF _Toc227520166 \h </w:instrText>
+          <w:instrText xml:space="preserve"> PAGEREF _Toc227610458 \h </w:instrText>
         </w:r>
         <w:r>
           <w:rPr>
@@ -5600,7 +5683,7 @@
           <w:szCs w:val="24"/>
         </w:rPr>
       </w:pPr>
-      <w:hyperlink w:anchor="_Toc227520167" w:history="1">
+      <w:hyperlink w:anchor="_Toc227610459" w:history="1">
         <w:r>
           <w:rPr>
             <w:rStyle w:val="Hyperlink"/>
@@ -5628,7 +5711,7 @@
             <w:noProof/>
             <w:webHidden/>
           </w:rPr>
-          <w:instrText xml:space="preserve"> PAGEREF _Toc227520167 \h </w:instrText>
+          <w:instrText xml:space="preserve"> PAGEREF _Toc227610459 \h </w:instrText>
         </w:r>
         <w:r>
           <w:rPr>
@@ -5672,7 +5755,7 @@
           <w:szCs w:val="24"/>
         </w:rPr>
       </w:pPr>
-      <w:hyperlink w:anchor="_Toc227520168" w:history="1">
+      <w:hyperlink w:anchor="_Toc227610460" w:history="1">
         <w:r>
           <w:rPr>
             <w:rStyle w:val="Hyperlink"/>
@@ -5719,7 +5802,7 @@
             <w:noProof/>
             <w:webHidden/>
           </w:rPr>
-          <w:instrText xml:space="preserve"> PAGEREF _Toc227520168 \h </w:instrText>
+          <w:instrText xml:space="preserve"> PAGEREF _Toc227610460 \h </w:instrText>
         </w:r>
         <w:r>
           <w:rPr>
@@ -5760,7 +5843,7 @@
           <w:szCs w:val="24"/>
         </w:rPr>
       </w:pPr>
-      <w:hyperlink w:anchor="_Toc227520169" w:history="1">
+      <w:hyperlink w:anchor="_Toc227610461" w:history="1">
         <w:r>
           <w:rPr>
             <w:rStyle w:val="Hyperlink"/>
@@ -5788,7 +5871,7 @@
             <w:noProof/>
             <w:webHidden/>
           </w:rPr>
-          <w:instrText xml:space="preserve"> PAGEREF _Toc227520169 \h </w:instrText>
+          <w:instrText xml:space="preserve"> PAGEREF _Toc227610461 \h </w:instrText>
         </w:r>
         <w:r>
           <w:rPr>
@@ -5829,7 +5912,7 @@
           <w:szCs w:val="24"/>
         </w:rPr>
       </w:pPr>
-      <w:hyperlink w:anchor="_Toc227520170" w:history="1">
+      <w:hyperlink w:anchor="_Toc227610462" w:history="1">
         <w:r>
           <w:rPr>
             <w:rStyle w:val="Hyperlink"/>
@@ -5857,7 +5940,7 @@
             <w:noProof/>
             <w:webHidden/>
           </w:rPr>
-          <w:instrText xml:space="preserve"> PAGEREF _Toc227520170 \h </w:instrText>
+          <w:instrText xml:space="preserve"> PAGEREF _Toc227610462 \h </w:instrText>
         </w:r>
         <w:r>
           <w:rPr>
@@ -5898,7 +5981,7 @@
           <w:szCs w:val="24"/>
         </w:rPr>
       </w:pPr>
-      <w:hyperlink w:anchor="_Toc227520171" w:history="1">
+      <w:hyperlink w:anchor="_Toc227610463" w:history="1">
         <w:r>
           <w:rPr>
             <w:rStyle w:val="Hyperlink"/>
@@ -5926,7 +6009,7 @@
             <w:noProof/>
             <w:webHidden/>
           </w:rPr>
-          <w:instrText xml:space="preserve"> PAGEREF _Toc227520171 \h </w:instrText>
+          <w:instrText xml:space="preserve"> PAGEREF _Toc227610463 \h </w:instrText>
         </w:r>
         <w:r>
           <w:rPr>
@@ -5967,7 +6050,7 @@
           <w:szCs w:val="24"/>
         </w:rPr>
       </w:pPr>
-      <w:hyperlink w:anchor="_Toc227520172" w:history="1">
+      <w:hyperlink w:anchor="_Toc227610464" w:history="1">
         <w:r>
           <w:rPr>
             <w:rStyle w:val="Hyperlink"/>
@@ -5995,7 +6078,7 @@
             <w:noProof/>
             <w:webHidden/>
           </w:rPr>
-          <w:instrText xml:space="preserve"> PAGEREF _Toc227520172 \h </w:instrText>
+          <w:instrText xml:space="preserve"> PAGEREF _Toc227610464 \h </w:instrText>
         </w:r>
         <w:r>
           <w:rPr>
@@ -6035,7 +6118,7 @@
           <w:szCs w:val="24"/>
         </w:rPr>
       </w:pPr>
-      <w:hyperlink w:anchor="_Toc227520173" w:history="1">
+      <w:hyperlink w:anchor="_Toc227610465" w:history="1">
         <w:r>
           <w:rPr>
             <w:rStyle w:val="Hyperlink"/>
@@ -6062,7 +6145,7 @@
             <w:noProof/>
             <w:webHidden/>
           </w:rPr>
-          <w:instrText xml:space="preserve"> PAGEREF _Toc227520173 \h </w:instrText>
+          <w:instrText xml:space="preserve"> PAGEREF _Toc227610465 \h </w:instrText>
         </w:r>
         <w:r>
           <w:rPr>
@@ -6106,7 +6189,7 @@
           <w:szCs w:val="24"/>
         </w:rPr>
       </w:pPr>
-      <w:hyperlink w:anchor="_Toc227520174" w:history="1">
+      <w:hyperlink w:anchor="_Toc227610466" w:history="1">
         <w:r>
           <w:rPr>
             <w:rStyle w:val="Hyperlink"/>
@@ -6133,7 +6216,7 @@
             <w:noProof/>
             <w:webHidden/>
           </w:rPr>
-          <w:instrText xml:space="preserve"> PAGEREF _Toc227520174 \h </w:instrText>
+          <w:instrText xml:space="preserve"> PAGEREF _Toc227610466 \h </w:instrText>
         </w:r>
         <w:r>
           <w:rPr>
@@ -6177,7 +6260,7 @@
           <w:szCs w:val="24"/>
         </w:rPr>
       </w:pPr>
-      <w:hyperlink w:anchor="_Toc227520175" w:history="1">
+      <w:hyperlink w:anchor="_Toc227610467" w:history="1">
         <w:r>
           <w:rPr>
             <w:rStyle w:val="Hyperlink"/>
@@ -6204,7 +6287,7 @@
             <w:noProof/>
             <w:webHidden/>
           </w:rPr>
-          <w:instrText xml:space="preserve"> PAGEREF _Toc227520175 \h </w:instrText>
+          <w:instrText xml:space="preserve"> PAGEREF _Toc227610467 \h </w:instrText>
         </w:r>
         <w:r>
           <w:rPr>
@@ -6248,7 +6331,7 @@
           <w:szCs w:val="24"/>
         </w:rPr>
       </w:pPr>
-      <w:hyperlink w:anchor="_Toc227520176" w:history="1">
+      <w:hyperlink w:anchor="_Toc227610468" w:history="1">
         <w:r>
           <w:rPr>
             <w:rStyle w:val="Hyperlink"/>
@@ -6275,7 +6358,7 @@
             <w:noProof/>
             <w:webHidden/>
           </w:rPr>
-          <w:instrText xml:space="preserve"> PAGEREF _Toc227520176 \h </w:instrText>
+          <w:instrText xml:space="preserve"> PAGEREF _Toc227610468 \h </w:instrText>
         </w:r>
         <w:r>
           <w:rPr>
@@ -6323,7 +6406,7 @@
         <w:lastRenderedPageBreak/>
         <w:fldChar w:fldCharType="end"/>
       </w:r>
-      <w:bookmarkStart w:id="4" w:name="_Toc227520103"/>
+      <w:bookmarkStart w:id="4" w:name="_Toc227610394"/>
       <w:r>
         <w:t>Zoznam obrázkov</w:t>
       </w:r>
@@ -6356,7 +6439,7 @@
         </w:rPr>
         <w:fldChar w:fldCharType="separate"/>
       </w:r>
-      <w:hyperlink w:anchor="_Toc227520090" w:history="1">
+      <w:hyperlink w:anchor="_Toc227610469" w:history="1">
         <w:r>
           <w:rPr>
             <w:rStyle w:val="Hyperlink"/>
@@ -6384,7 +6467,7 @@
             <w:noProof/>
             <w:webHidden/>
           </w:rPr>
-          <w:instrText xml:space="preserve"> PAGEREF _Toc227520090 \h </w:instrText>
+          <w:instrText xml:space="preserve"> PAGEREF _Toc227610469 \h </w:instrText>
         </w:r>
         <w:r>
           <w:rPr>
@@ -6427,7 +6510,7 @@
           <w:noProof/>
         </w:rPr>
       </w:pPr>
-      <w:hyperlink w:anchor="_Toc227520091" w:history="1">
+      <w:hyperlink w:anchor="_Toc227610470" w:history="1">
         <w:r>
           <w:rPr>
             <w:rStyle w:val="Hyperlink"/>
@@ -6455,7 +6538,7 @@
             <w:noProof/>
             <w:webHidden/>
           </w:rPr>
-          <w:instrText xml:space="preserve"> PAGEREF _Toc227520091 \h </w:instrText>
+          <w:instrText xml:space="preserve"> PAGEREF _Toc227610470 \h </w:instrText>
         </w:r>
         <w:r>
           <w:rPr>
@@ -6498,7 +6581,7 @@
           <w:noProof/>
         </w:rPr>
       </w:pPr>
-      <w:hyperlink w:anchor="_Toc227520092" w:history="1">
+      <w:hyperlink w:anchor="_Toc227610471" w:history="1">
         <w:r>
           <w:rPr>
             <w:rStyle w:val="Hyperlink"/>
@@ -6526,7 +6609,7 @@
             <w:noProof/>
             <w:webHidden/>
           </w:rPr>
-          <w:instrText xml:space="preserve"> PAGEREF _Toc227520092 \h </w:instrText>
+          <w:instrText xml:space="preserve"> PAGEREF _Toc227610471 \h </w:instrText>
         </w:r>
         <w:r>
           <w:rPr>
@@ -6569,7 +6652,7 @@
           <w:noProof/>
         </w:rPr>
       </w:pPr>
-      <w:hyperlink w:anchor="_Toc227520093" w:history="1">
+      <w:hyperlink w:anchor="_Toc227610472" w:history="1">
         <w:r>
           <w:rPr>
             <w:rStyle w:val="Hyperlink"/>
@@ -6597,7 +6680,7 @@
             <w:noProof/>
             <w:webHidden/>
           </w:rPr>
-          <w:instrText xml:space="preserve"> PAGEREF _Toc227520093 \h </w:instrText>
+          <w:instrText xml:space="preserve"> PAGEREF _Toc227610472 \h </w:instrText>
         </w:r>
         <w:r>
           <w:rPr>
@@ -6640,7 +6723,7 @@
           <w:noProof/>
         </w:rPr>
       </w:pPr>
-      <w:hyperlink w:anchor="_Toc227520094" w:history="1">
+      <w:hyperlink w:anchor="_Toc227610473" w:history="1">
         <w:r>
           <w:rPr>
             <w:rStyle w:val="Hyperlink"/>
@@ -6668,7 +6751,7 @@
             <w:noProof/>
             <w:webHidden/>
           </w:rPr>
-          <w:instrText xml:space="preserve"> PAGEREF _Toc227520094 \h </w:instrText>
+          <w:instrText xml:space="preserve"> PAGEREF _Toc227610473 \h </w:instrText>
         </w:r>
         <w:r>
           <w:rPr>
@@ -6711,7 +6794,7 @@
           <w:noProof/>
         </w:rPr>
       </w:pPr>
-      <w:hyperlink w:anchor="_Toc227520095" w:history="1">
+      <w:hyperlink w:anchor="_Toc227610474" w:history="1">
         <w:r>
           <w:rPr>
             <w:rStyle w:val="Hyperlink"/>
@@ -6739,7 +6822,7 @@
             <w:noProof/>
             <w:webHidden/>
           </w:rPr>
-          <w:instrText xml:space="preserve"> PAGEREF _Toc227520095 \h </w:instrText>
+          <w:instrText xml:space="preserve"> PAGEREF _Toc227610474 \h </w:instrText>
         </w:r>
         <w:r>
           <w:rPr>
@@ -6782,7 +6865,7 @@
           <w:noProof/>
         </w:rPr>
       </w:pPr>
-      <w:hyperlink w:anchor="_Toc227520096" w:history="1">
+      <w:hyperlink w:anchor="_Toc227610475" w:history="1">
         <w:r>
           <w:rPr>
             <w:rStyle w:val="Hyperlink"/>
@@ -6810,7 +6893,7 @@
             <w:noProof/>
             <w:webHidden/>
           </w:rPr>
-          <w:instrText xml:space="preserve"> PAGEREF _Toc227520096 \h </w:instrText>
+          <w:instrText xml:space="preserve"> PAGEREF _Toc227610475 \h </w:instrText>
         </w:r>
         <w:r>
           <w:rPr>
@@ -6853,7 +6936,7 @@
           <w:noProof/>
         </w:rPr>
       </w:pPr>
-      <w:hyperlink w:anchor="_Toc227520097" w:history="1">
+      <w:hyperlink w:anchor="_Toc227610476" w:history="1">
         <w:r>
           <w:rPr>
             <w:rStyle w:val="Hyperlink"/>
@@ -6915,7 +6998,7 @@
             <w:noProof/>
             <w:webHidden/>
           </w:rPr>
-          <w:instrText xml:space="preserve"> PAGEREF _Toc227520097 \h </w:instrText>
+          <w:instrText xml:space="preserve"> PAGEREF _Toc227610476 \h </w:instrText>
         </w:r>
         <w:r>
           <w:rPr>
@@ -6958,7 +7041,7 @@
           <w:noProof/>
         </w:rPr>
       </w:pPr>
-      <w:hyperlink w:anchor="_Toc227520098" w:history="1">
+      <w:hyperlink w:anchor="_Toc227610477" w:history="1">
         <w:r>
           <w:rPr>
             <w:rStyle w:val="Hyperlink"/>
@@ -7020,7 +7103,7 @@
             <w:noProof/>
             <w:webHidden/>
           </w:rPr>
-          <w:instrText xml:space="preserve"> PAGEREF _Toc227520098 \h </w:instrText>
+          <w:instrText xml:space="preserve"> PAGEREF _Toc227610477 \h </w:instrText>
         </w:r>
         <w:r>
           <w:rPr>
@@ -7063,7 +7146,7 @@
           <w:noProof/>
         </w:rPr>
       </w:pPr>
-      <w:hyperlink w:anchor="_Toc227520099" w:history="1">
+      <w:hyperlink w:anchor="_Toc227610478" w:history="1">
         <w:r>
           <w:rPr>
             <w:rStyle w:val="Hyperlink"/>
@@ -7125,7 +7208,7 @@
             <w:noProof/>
             <w:webHidden/>
           </w:rPr>
-          <w:instrText xml:space="preserve"> PAGEREF _Toc227520099 \h </w:instrText>
+          <w:instrText xml:space="preserve"> PAGEREF _Toc227610478 \h </w:instrText>
         </w:r>
         <w:r>
           <w:rPr>
@@ -7145,7 +7228,7 @@
             <w:noProof/>
             <w:webHidden/>
           </w:rPr>
-          <w:t>24</w:t>
+          <w:t>25</w:t>
         </w:r>
         <w:r>
           <w:rPr>
@@ -7168,7 +7251,7 @@
           <w:noProof/>
         </w:rPr>
       </w:pPr>
-      <w:hyperlink w:anchor="_Toc227520100" w:history="1">
+      <w:hyperlink w:anchor="_Toc227610479" w:history="1">
         <w:r>
           <w:rPr>
             <w:rStyle w:val="Hyperlink"/>
@@ -7230,7 +7313,7 @@
             <w:noProof/>
             <w:webHidden/>
           </w:rPr>
-          <w:instrText xml:space="preserve"> PAGEREF _Toc227520100 \h </w:instrText>
+          <w:instrText xml:space="preserve"> PAGEREF _Toc227610479 \h </w:instrText>
         </w:r>
         <w:r>
           <w:rPr>
@@ -7273,7 +7356,7 @@
           <w:noProof/>
         </w:rPr>
       </w:pPr>
-      <w:hyperlink w:anchor="_Toc227520101" w:history="1">
+      <w:hyperlink w:anchor="_Toc227610480" w:history="1">
         <w:r>
           <w:rPr>
             <w:rStyle w:val="Hyperlink"/>
@@ -7310,7 +7393,7 @@
             <w:noProof/>
             <w:webHidden/>
           </w:rPr>
-          <w:instrText xml:space="preserve"> PAGEREF _Toc227520101 \h </w:instrText>
+          <w:instrText xml:space="preserve"> PAGEREF _Toc227610480 \h </w:instrText>
         </w:r>
         <w:r>
           <w:rPr>
@@ -7353,7 +7436,7 @@
           <w:noProof/>
         </w:rPr>
       </w:pPr>
-      <w:hyperlink w:anchor="_Toc227520102" w:history="1">
+      <w:hyperlink w:anchor="_Toc227610481" w:history="1">
         <w:r>
           <w:rPr>
             <w:rStyle w:val="Hyperlink"/>
@@ -7390,7 +7473,7 @@
             <w:noProof/>
             <w:webHidden/>
           </w:rPr>
-          <w:instrText xml:space="preserve"> PAGEREF _Toc227520102 \h </w:instrText>
+          <w:instrText xml:space="preserve"> PAGEREF _Toc227610481 \h </w:instrText>
         </w:r>
         <w:r>
           <w:rPr>
@@ -7431,7 +7514,7 @@
         <w:lastRenderedPageBreak/>
         <w:fldChar w:fldCharType="end"/>
       </w:r>
-      <w:bookmarkStart w:id="5" w:name="_Toc227520104"/>
+      <w:bookmarkStart w:id="5" w:name="_Toc227610395"/>
       <w:r>
         <w:t>Zoznam tabuliek</w:t>
       </w:r>
@@ -7765,7 +7848,7 @@
         <w:lastRenderedPageBreak/>
         <w:fldChar w:fldCharType="end"/>
       </w:r>
-      <w:bookmarkStart w:id="6" w:name="_Toc227520105"/>
+      <w:bookmarkStart w:id="6" w:name="_Toc227610396"/>
       <w:r>
         <w:t>Zoznam značiek a skratiek</w:t>
       </w:r>
@@ -7775,538 +7858,523 @@
       <w:pPr>
         <w:pStyle w:val="List"/>
         <w:rPr>
+          <w:i/>
+          <w:iCs/>
+        </w:rPr>
+      </w:pPr>
+      <w:r>
+        <w:t>GHI</w:t>
+      </w:r>
+      <w:r>
+        <w:rPr>
           <w:rFonts w:eastAsiaTheme="minorEastAsia"/>
-        </w:rPr>
-      </w:pPr>
-      <w:r>
-        <w:t>W</w:t>
+          <w:iCs/>
+        </w:rPr>
+        <w:t xml:space="preserve"> – </w:t>
+      </w:r>
+      <w:r>
+        <w:t>g</w:t>
+      </w:r>
+      <w:r>
+        <w:t xml:space="preserve">lobálne horizontálne žiarenie </w:t>
+      </w:r>
+      <w:r>
+        <w:t>z angl</w:t>
+      </w:r>
+      <w:r>
+        <w:rPr>
+          <w:i/>
+          <w:iCs/>
+        </w:rPr>
+        <w:t xml:space="preserve">. </w:t>
+      </w:r>
+      <w:r>
+        <w:rPr>
+          <w:i/>
+          <w:iCs/>
+        </w:rPr>
+        <w:t>Global Horizontal Irradiance</w:t>
+      </w:r>
+    </w:p>
+    <w:p>
+      <w:pPr>
+        <w:pStyle w:val="List"/>
+        <w:rPr>
+          <w:i/>
+          <w:iCs/>
+        </w:rPr>
+      </w:pPr>
+      <w:r>
+        <w:t>DNI</w:t>
+      </w:r>
+      <w:r>
+        <w:rPr>
+          <w:rFonts w:eastAsiaTheme="minorEastAsia"/>
+          <w:iCs/>
+        </w:rPr>
+        <w:t xml:space="preserve"> – </w:t>
+      </w:r>
+      <w:r>
+        <w:t>p</w:t>
+      </w:r>
+      <w:r>
+        <w:t xml:space="preserve">riame normálové žiarenie </w:t>
+      </w:r>
+      <w:r>
+        <w:t>z angl</w:t>
+      </w:r>
+      <w:r>
+        <w:rPr>
+          <w:i/>
+          <w:iCs/>
+        </w:rPr>
+        <w:t>. D</w:t>
+      </w:r>
+      <w:r>
+        <w:rPr>
+          <w:i/>
+          <w:iCs/>
+        </w:rPr>
+        <w:t>irect Normal Irradiance</w:t>
+      </w:r>
+    </w:p>
+    <w:p>
+      <w:pPr>
+        <w:pStyle w:val="List"/>
+        <w:rPr>
+          <w:i/>
+          <w:iCs/>
+        </w:rPr>
+      </w:pPr>
+      <w:r>
+        <w:t xml:space="preserve">DHI </w:t>
+      </w:r>
+      <w:r>
+        <w:rPr>
+          <w:rFonts w:eastAsiaTheme="minorEastAsia"/>
+          <w:iCs/>
+        </w:rPr>
+        <w:t>–</w:t>
       </w:r>
       <w:r>
         <w:t xml:space="preserve"> </w:t>
       </w:r>
       <w:r>
+        <w:t>d</w:t>
+      </w:r>
+      <w:r>
+        <w:t xml:space="preserve">ifúzne horizontálne žiarenie </w:t>
+      </w:r>
+      <w:r>
+        <w:t>z angl.</w:t>
+      </w:r>
+      <w:r>
+        <w:t xml:space="preserve"> </w:t>
+      </w:r>
+      <w:r>
+        <w:rPr>
+          <w:i/>
+          <w:iCs/>
+        </w:rPr>
+        <w:t>Diffuse Horizontal Irradiance</w:t>
+      </w:r>
+    </w:p>
+    <w:p>
+      <w:pPr>
+        <w:pStyle w:val="List"/>
+        <w:rPr>
+          <w:i/>
+          <w:iCs/>
+        </w:rPr>
+      </w:pPr>
+      <w:r>
+        <w:t xml:space="preserve">RGB – farebný priestor: červená, zelená, modrá z angl. </w:t>
+      </w:r>
+      <w:r>
+        <w:rPr>
+          <w:i/>
+          <w:iCs/>
+        </w:rPr>
+        <w:t>Red, Green, Blue</w:t>
+      </w:r>
+    </w:p>
+    <w:p>
+      <w:pPr>
+        <w:pStyle w:val="List"/>
+        <w:rPr>
+          <w:i/>
+          <w:iCs/>
+        </w:rPr>
+      </w:pPr>
+      <w:r>
+        <w:t xml:space="preserve">HSV – farebný priestor: odtieň, sýtosť, jase z angl. </w:t>
+      </w:r>
+      <w:r>
+        <w:rPr>
+          <w:i/>
+          <w:iCs/>
+        </w:rPr>
+        <w:t>Hue, Saturation, Value</w:t>
+      </w:r>
+    </w:p>
+    <w:p>
+      <w:pPr>
+        <w:pStyle w:val="List"/>
+        <w:rPr>
+          <w:i/>
+          <w:iCs/>
+        </w:rPr>
+      </w:pPr>
+      <w:r>
+        <w:t>YCrCb – farebný priestor:</w:t>
+      </w:r>
+      <w:r>
+        <w:t xml:space="preserve"> jas, červená zložka, modrá zložka z angl.</w:t>
+      </w:r>
+      <w:r>
+        <w:rPr>
+          <w:i/>
+          <w:iCs/>
+        </w:rPr>
+        <w:t xml:space="preserve"> Luma, Chroma Red, Chroma Blue</w:t>
+      </w:r>
+    </w:p>
+    <w:p>
+      <w:pPr>
+        <w:pStyle w:val="List"/>
+        <w:rPr>
+          <w:i/>
+          <w:iCs/>
+        </w:rPr>
+      </w:pPr>
+      <w:r>
+        <w:t xml:space="preserve">CMYK – farebný priestor: azúrová, purpurová, žltá, čierna z angl. </w:t>
+      </w:r>
+      <w:r>
+        <w:rPr>
+          <w:i/>
+          <w:iCs/>
+        </w:rPr>
+        <w:t>Cyan, Magenta, Yellow, Key/Black</w:t>
+      </w:r>
+    </w:p>
+    <w:p>
+      <w:pPr>
+        <w:pStyle w:val="List"/>
+        <w:rPr>
+          <w:lang w:val="sk-SK"/>
+        </w:rPr>
+      </w:pPr>
+      <w:r>
+        <w:rPr>
+          <w:lang w:val="sk-SK"/>
+        </w:rPr>
+        <w:t xml:space="preserve">SIFT – </w:t>
+      </w:r>
+      <w:r>
+        <w:rPr>
+          <w:lang w:val="sk-SK"/>
+        </w:rPr>
+        <w:t>i</w:t>
+      </w:r>
+      <w:r>
+        <w:rPr>
+          <w:lang w:val="sk-SK"/>
+        </w:rPr>
+        <w:t xml:space="preserve">nvariantná transformácia príznakov voči mierke z angl. </w:t>
+      </w:r>
+      <w:r>
+        <w:rPr>
+          <w:i/>
+          <w:iCs/>
+          <w:lang w:val="sk-SK"/>
+        </w:rPr>
+        <w:t>Scale-Invariant Feature Transform</w:t>
+      </w:r>
+    </w:p>
+    <w:p>
+      <w:pPr>
+        <w:pStyle w:val="List"/>
+        <w:rPr>
+          <w:i/>
+          <w:iCs/>
+          <w:lang w:val="sk-SK"/>
+        </w:rPr>
+      </w:pPr>
+      <w:r>
+        <w:rPr>
+          <w:lang w:val="sk-SK"/>
+        </w:rPr>
+        <w:t xml:space="preserve">SURF </w:t>
+      </w:r>
+      <w:r>
+        <w:rPr>
+          <w:lang w:val="sk-SK"/>
+        </w:rPr>
+        <w:t>–</w:t>
+      </w:r>
+      <w:r>
+        <w:rPr>
+          <w:lang w:val="sk-SK"/>
+        </w:rPr>
+        <w:t xml:space="preserve"> </w:t>
+      </w:r>
+      <w:r>
+        <w:rPr>
+          <w:lang w:val="sk-SK"/>
+        </w:rPr>
+        <w:t xml:space="preserve">zrýchlené robustné príznaky z angl. </w:t>
+      </w:r>
+      <w:r>
+        <w:rPr>
+          <w:i/>
+          <w:iCs/>
+          <w:lang w:val="sk-SK"/>
+        </w:rPr>
+        <w:t>Speeded-Up Robust Features</w:t>
+      </w:r>
+    </w:p>
+    <w:p>
+      <w:pPr>
+        <w:pStyle w:val="List"/>
+        <w:rPr>
+          <w:i/>
+          <w:iCs/>
+          <w:lang w:val="sk-SK"/>
+        </w:rPr>
+      </w:pPr>
+      <w:r>
+        <w:rPr>
+          <w:lang w:val="sk-SK"/>
+        </w:rPr>
+        <w:t>FAST</w:t>
+      </w:r>
+      <w:r>
+        <w:rPr>
+          <w:lang w:val="sk-SK"/>
+        </w:rPr>
+        <w:t xml:space="preserve"> – príznaky zrýchleného segmentového testu  z angl. </w:t>
+      </w:r>
+      <w:r>
+        <w:rPr>
+          <w:i/>
+          <w:iCs/>
+          <w:lang w:val="sk-SK"/>
+        </w:rPr>
+        <w:t>Features from Accelerated Segment Test</w:t>
+      </w:r>
+    </w:p>
+    <w:p>
+      <w:pPr>
+        <w:pStyle w:val="List"/>
+        <w:rPr>
+          <w:i/>
+          <w:iCs/>
+          <w:lang w:val="sk-SK"/>
+        </w:rPr>
+      </w:pPr>
+      <w:r>
+        <w:rPr>
+          <w:lang w:val="sk-SK"/>
+        </w:rPr>
+        <w:t>SVM – metóda podporných vektorov z angl</w:t>
+      </w:r>
+      <w:r>
+        <w:rPr>
+          <w:i/>
+          <w:iCs/>
+          <w:lang w:val="sk-SK"/>
+        </w:rPr>
+        <w:t>. Support Vector Machine</w:t>
+      </w:r>
+    </w:p>
+    <w:p>
+      <w:pPr>
+        <w:pStyle w:val="List"/>
+        <w:rPr>
+          <w:i/>
+          <w:iCs/>
+          <w:lang w:val="sk-SK"/>
+        </w:rPr>
+      </w:pPr>
+      <w:r>
+        <w:rPr>
+          <w:lang w:val="sk-SK"/>
+        </w:rPr>
+        <w:t xml:space="preserve">KNN </w:t>
+      </w:r>
+      <w:r>
+        <w:rPr>
+          <w:lang w:val="sk-SK"/>
+        </w:rPr>
+        <w:t>–</w:t>
+      </w:r>
+      <w:r>
+        <w:rPr>
+          <w:lang w:val="sk-SK"/>
+        </w:rPr>
+        <w:t xml:space="preserve"> </w:t>
+      </w:r>
+      <w:r>
+        <w:rPr>
+          <w:lang w:val="sk-SK"/>
+        </w:rPr>
+        <w:t xml:space="preserve">k-najbližších susedov z angl. </w:t>
+      </w:r>
+      <w:r>
+        <w:rPr>
+          <w:i/>
+          <w:iCs/>
+          <w:lang w:val="sk-SK"/>
+        </w:rPr>
+        <w:t>K-Nearest Neighbors</w:t>
+      </w:r>
+    </w:p>
+    <w:p>
+      <w:pPr>
+        <w:pStyle w:val="List"/>
         <w:rPr>
           <w:rFonts w:eastAsiaTheme="minorEastAsia"/>
           <w:i/>
           <w:iCs/>
-        </w:rPr>
-        <w:t xml:space="preserve">– </w:t>
-      </w:r>
+          <w:lang w:val="sk-SK"/>
+        </w:rPr>
+      </w:pPr>
       <w:r>
         <w:rPr>
           <w:rFonts w:eastAsiaTheme="minorEastAsia"/>
-        </w:rPr>
-        <w:t>watt</w:t>
-      </w:r>
-    </w:p>
-    <w:p>
-      <w:pPr>
-        <w:pStyle w:val="List"/>
-        <w:rPr>
-          <w:lang w:val="sk-SK"/>
-        </w:rPr>
-      </w:pPr>
-      <w:r>
-        <w:rPr>
-          <w:rFonts w:eastAsiaTheme="minorEastAsia"/>
-        </w:rPr>
-        <w:t>m</w:t>
-      </w:r>
-      <w:r>
-        <w:t xml:space="preserve"> </w:t>
+          <w:lang w:val="sk-SK"/>
+        </w:rPr>
+        <w:t xml:space="preserve">CNN – konvolučné neurónové siete z angl. </w:t>
       </w:r>
       <w:r>
         <w:rPr>
           <w:rFonts w:eastAsiaTheme="minorEastAsia"/>
           <w:i/>
           <w:iCs/>
-        </w:rPr>
-        <w:t xml:space="preserve">– </w:t>
-      </w:r>
-      <w:r>
-        <w:rPr>
-          <w:rFonts w:eastAsiaTheme="minorEastAsia"/>
-        </w:rPr>
-        <w:t>meter</w:t>
+          <w:lang w:val="sk-SK"/>
+        </w:rPr>
+        <w:t xml:space="preserve">Convolutional Neural Network </w:t>
       </w:r>
     </w:p>
     <w:p>
       <w:pPr>
         <w:pStyle w:val="List"/>
         <w:rPr>
-          <w:rFonts w:eastAsiaTheme="minorEastAsia"/>
-        </w:rPr>
-      </w:pPr>
-      <w:r>
-        <w:t xml:space="preserve">W/m² </w:t>
-      </w:r>
-      <w:r>
+          <w:i/>
+          <w:iCs/>
+        </w:rPr>
+      </w:pPr>
+      <w:r>
+        <w:t>ReLU</w:t>
+      </w:r>
+      <w:r>
+        <w:rPr>
+          <w:lang w:val="sk-SK"/>
+        </w:rPr>
+        <w:t xml:space="preserve"> – rektifikovaná lineárna jednotka z angl. </w:t>
+      </w:r>
+      <w:r>
+        <w:rPr>
+          <w:i/>
+          <w:iCs/>
+        </w:rPr>
+        <w:t>Rectified Linear Unit</w:t>
+      </w:r>
+    </w:p>
+    <w:p>
+      <w:pPr>
+        <w:pStyle w:val="List"/>
         <w:rPr>
           <w:rFonts w:eastAsiaTheme="minorEastAsia"/>
           <w:i/>
           <w:iCs/>
-        </w:rPr>
-        <w:t xml:space="preserve">– </w:t>
-      </w:r>
+          <w:lang w:val="sk-SK"/>
+        </w:rPr>
+      </w:pPr>
       <w:r>
         <w:rPr>
           <w:rFonts w:eastAsiaTheme="minorEastAsia"/>
-        </w:rPr>
-        <w:t>watt na meter štvorcový</w:t>
-      </w:r>
-    </w:p>
-    <w:p>
-      <w:pPr>
-        <w:pStyle w:val="List"/>
-        <w:rPr>
-          <w:i/>
-          <w:iCs/>
-        </w:rPr>
-      </w:pPr>
-      <w:r>
-        <w:t>GHI</w:t>
-      </w:r>
-      <w:r>
-        <w:rPr>
-          <w:rFonts w:eastAsiaTheme="minorEastAsia"/>
-          <w:iCs/>
-        </w:rPr>
-        <w:t xml:space="preserve"> – </w:t>
-      </w:r>
-      <w:r>
-        <w:t>g</w:t>
-      </w:r>
-      <w:r>
-        <w:t xml:space="preserve">lobálne horizontálne žiarenie </w:t>
-      </w:r>
-      <w:r>
-        <w:t>z angl</w:t>
-      </w:r>
-      <w:r>
-        <w:rPr>
-          <w:i/>
-          <w:iCs/>
-        </w:rPr>
-        <w:t xml:space="preserve">. </w:t>
-      </w:r>
-      <w:r>
-        <w:rPr>
-          <w:i/>
-          <w:iCs/>
-        </w:rPr>
-        <w:t>Global Horizontal Irradiance</w:t>
-      </w:r>
-    </w:p>
-    <w:p>
-      <w:pPr>
-        <w:pStyle w:val="List"/>
-        <w:rPr>
-          <w:i/>
-          <w:iCs/>
-        </w:rPr>
-      </w:pPr>
-      <w:r>
-        <w:t>DNI</w:t>
-      </w:r>
-      <w:r>
-        <w:rPr>
-          <w:rFonts w:eastAsiaTheme="minorEastAsia"/>
-          <w:iCs/>
-        </w:rPr>
-        <w:t xml:space="preserve"> – </w:t>
-      </w:r>
-      <w:r>
-        <w:t>p</w:t>
-      </w:r>
-      <w:r>
-        <w:t xml:space="preserve">riame normálové žiarenie </w:t>
-      </w:r>
-      <w:r>
-        <w:t>z angl</w:t>
-      </w:r>
-      <w:r>
-        <w:rPr>
-          <w:i/>
-          <w:iCs/>
-        </w:rPr>
-        <w:t>. D</w:t>
-      </w:r>
-      <w:r>
-        <w:rPr>
-          <w:i/>
-          <w:iCs/>
-        </w:rPr>
-        <w:t>irect Normal Irradiance</w:t>
-      </w:r>
-    </w:p>
-    <w:p>
-      <w:pPr>
-        <w:pStyle w:val="List"/>
-        <w:rPr>
-          <w:i/>
-          <w:iCs/>
-        </w:rPr>
-      </w:pPr>
-      <w:r>
-        <w:t xml:space="preserve">DHI </w:t>
-      </w:r>
-      <w:r>
-        <w:rPr>
-          <w:rFonts w:eastAsiaTheme="minorEastAsia"/>
-          <w:iCs/>
-        </w:rPr>
-        <w:t>–</w:t>
-      </w:r>
-      <w:r>
-        <w:t xml:space="preserve"> </w:t>
-      </w:r>
-      <w:r>
-        <w:t>d</w:t>
-      </w:r>
-      <w:r>
-        <w:t xml:space="preserve">ifúzne horizontálne žiarenie </w:t>
-      </w:r>
-      <w:r>
-        <w:t>z angl.</w:t>
-      </w:r>
-      <w:r>
-        <w:t xml:space="preserve"> </w:t>
-      </w:r>
-      <w:r>
-        <w:rPr>
-          <w:i/>
-          <w:iCs/>
-        </w:rPr>
-        <w:t>Diffuse Horizontal Irradiance</w:t>
-      </w:r>
-    </w:p>
-    <w:p>
-      <w:pPr>
-        <w:pStyle w:val="List"/>
-      </w:pPr>
-      <w:r>
-        <w:t>GW – gigawatt</w:t>
-      </w:r>
-    </w:p>
-    <w:p>
-      <w:pPr>
-        <w:pStyle w:val="List"/>
-        <w:rPr>
-          <w:i/>
-          <w:iCs/>
-        </w:rPr>
-      </w:pPr>
-      <w:r>
-        <w:t xml:space="preserve">RGB – farebný priestor: červená, zelená, modrá z angl. </w:t>
-      </w:r>
-      <w:r>
-        <w:rPr>
-          <w:i/>
-          <w:iCs/>
-        </w:rPr>
-        <w:t>Red, Green, Blue</w:t>
-      </w:r>
-    </w:p>
-    <w:p>
-      <w:pPr>
-        <w:pStyle w:val="List"/>
-        <w:rPr>
-          <w:i/>
-          <w:iCs/>
-        </w:rPr>
-      </w:pPr>
-      <w:r>
-        <w:t xml:space="preserve">HSV – farebný priestor: odtieň, sýtosť, jase z angl. </w:t>
-      </w:r>
-      <w:r>
-        <w:rPr>
-          <w:i/>
-          <w:iCs/>
-        </w:rPr>
-        <w:t>Hue, Saturation, Value</w:t>
-      </w:r>
-    </w:p>
-    <w:p>
-      <w:pPr>
-        <w:pStyle w:val="List"/>
-        <w:rPr>
-          <w:i/>
-          <w:iCs/>
-        </w:rPr>
-      </w:pPr>
-      <w:r>
-        <w:t>YCrCb – farebný priestor:</w:t>
-      </w:r>
-      <w:r>
-        <w:t xml:space="preserve"> jas, červená zložka, modrá zložka z angl.</w:t>
-      </w:r>
-      <w:r>
-        <w:rPr>
-          <w:i/>
-          <w:iCs/>
-        </w:rPr>
-        <w:t xml:space="preserve"> Luma, Chroma Red, Chroma Blue</w:t>
-      </w:r>
-    </w:p>
-    <w:p>
-      <w:pPr>
-        <w:pStyle w:val="List"/>
-        <w:rPr>
-          <w:i/>
-          <w:iCs/>
-        </w:rPr>
-      </w:pPr>
-      <w:r>
-        <w:t xml:space="preserve">CMYK – farebný priestor: azúrová, purpurová, žltá, čierna z angl. </w:t>
-      </w:r>
-      <w:r>
-        <w:rPr>
-          <w:i/>
-          <w:iCs/>
-        </w:rPr>
-        <w:t>Cyan, Magenta, Yellow, Key/Black</w:t>
-      </w:r>
-    </w:p>
-    <w:p>
-      <w:pPr>
-        <w:pStyle w:val="List"/>
-        <w:rPr>
-          <w:lang w:val="sk-SK"/>
-        </w:rPr>
-      </w:pPr>
-      <w:r>
-        <w:rPr>
-          <w:lang w:val="sk-SK"/>
-        </w:rPr>
-        <w:t xml:space="preserve">SIFT – </w:t>
-      </w:r>
-      <w:r>
-        <w:rPr>
-          <w:lang w:val="sk-SK"/>
-        </w:rPr>
-        <w:t>i</w:t>
-      </w:r>
-      <w:r>
-        <w:rPr>
-          <w:lang w:val="sk-SK"/>
-        </w:rPr>
-        <w:t xml:space="preserve">nvariantná transformácia príznakov voči mierke z angl. </w:t>
-      </w:r>
-      <w:r>
-        <w:rPr>
-          <w:i/>
-          <w:iCs/>
-          <w:lang w:val="sk-SK"/>
-        </w:rPr>
-        <w:t>Scale-Invariant Feature Transform</w:t>
-      </w:r>
-    </w:p>
-    <w:p>
-      <w:pPr>
-        <w:pStyle w:val="List"/>
-        <w:rPr>
-          <w:i/>
-          <w:iCs/>
-          <w:lang w:val="sk-SK"/>
-        </w:rPr>
-      </w:pPr>
-      <w:r>
-        <w:rPr>
-          <w:lang w:val="sk-SK"/>
-        </w:rPr>
-        <w:t xml:space="preserve">SURF </w:t>
-      </w:r>
-      <w:r>
-        <w:rPr>
-          <w:lang w:val="sk-SK"/>
-        </w:rPr>
-        <w:t>–</w:t>
-      </w:r>
-      <w:r>
-        <w:rPr>
-          <w:lang w:val="sk-SK"/>
-        </w:rPr>
-        <w:t xml:space="preserve"> </w:t>
-      </w:r>
-      <w:r>
-        <w:rPr>
-          <w:lang w:val="sk-SK"/>
-        </w:rPr>
-        <w:t xml:space="preserve">zrýchlené robustné príznaky z angl. </w:t>
-      </w:r>
-      <w:r>
-        <w:rPr>
-          <w:i/>
-          <w:iCs/>
-          <w:lang w:val="sk-SK"/>
-        </w:rPr>
-        <w:t>Speeded-Up Robust Features</w:t>
-      </w:r>
-    </w:p>
-    <w:p>
-      <w:pPr>
-        <w:pStyle w:val="List"/>
-        <w:rPr>
-          <w:i/>
-          <w:iCs/>
-          <w:lang w:val="sk-SK"/>
-        </w:rPr>
-      </w:pPr>
-      <w:r>
-        <w:rPr>
-          <w:lang w:val="sk-SK"/>
-        </w:rPr>
-        <w:t>FAST</w:t>
-      </w:r>
-      <w:r>
-        <w:rPr>
-          <w:lang w:val="sk-SK"/>
-        </w:rPr>
-        <w:t xml:space="preserve"> – príznaky zrýchleného segmentového testu  z angl. </w:t>
-      </w:r>
-      <w:r>
-        <w:rPr>
-          <w:i/>
-          <w:iCs/>
-          <w:lang w:val="sk-SK"/>
-        </w:rPr>
-        <w:t>Features from Accelerated Segment Test</w:t>
-      </w:r>
-    </w:p>
-    <w:p>
-      <w:pPr>
-        <w:pStyle w:val="List"/>
-        <w:rPr>
-          <w:i/>
-          <w:iCs/>
-          <w:lang w:val="sk-SK"/>
-        </w:rPr>
-      </w:pPr>
-      <w:r>
-        <w:rPr>
-          <w:lang w:val="sk-SK"/>
-        </w:rPr>
-        <w:t>SVM – metóda podporných vektorov z angl</w:t>
-      </w:r>
-      <w:r>
-        <w:rPr>
-          <w:i/>
-          <w:iCs/>
-          <w:lang w:val="sk-SK"/>
-        </w:rPr>
-        <w:t>. Support Vector Machine</w:t>
-      </w:r>
-    </w:p>
-    <w:p>
-      <w:pPr>
-        <w:pStyle w:val="List"/>
-        <w:rPr>
-          <w:i/>
-          <w:iCs/>
-          <w:lang w:val="sk-SK"/>
-        </w:rPr>
-      </w:pPr>
-      <w:r>
-        <w:rPr>
-          <w:lang w:val="sk-SK"/>
-        </w:rPr>
-        <w:t xml:space="preserve">KNN </w:t>
-      </w:r>
-      <w:r>
-        <w:rPr>
-          <w:lang w:val="sk-SK"/>
-        </w:rPr>
-        <w:t>–</w:t>
-      </w:r>
-      <w:r>
-        <w:rPr>
-          <w:lang w:val="sk-SK"/>
-        </w:rPr>
-        <w:t xml:space="preserve"> </w:t>
-      </w:r>
-      <w:r>
-        <w:rPr>
-          <w:lang w:val="sk-SK"/>
-        </w:rPr>
-        <w:t xml:space="preserve">k-najbližších susedov z angl. </w:t>
-      </w:r>
-      <w:r>
-        <w:rPr>
-          <w:i/>
-          <w:iCs/>
-          <w:lang w:val="sk-SK"/>
-        </w:rPr>
-        <w:t>K-Nearest Neighbors</w:t>
-      </w:r>
-    </w:p>
-    <w:p>
-      <w:pPr>
-        <w:pStyle w:val="List"/>
+          <w:lang w:val="sk-SK"/>
+        </w:rPr>
+        <w:t xml:space="preserve">MAE – stredná absolútna chyba z angl. </w:t>
+      </w:r>
+      <w:r>
         <w:rPr>
           <w:rFonts w:eastAsiaTheme="minorEastAsia"/>
           <w:i/>
           <w:iCs/>
           <w:lang w:val="sk-SK"/>
         </w:rPr>
-      </w:pPr>
-      <w:r>
-        <w:rPr>
-          <w:rFonts w:eastAsiaTheme="minorEastAsia"/>
-          <w:lang w:val="sk-SK"/>
-        </w:rPr>
-        <w:t xml:space="preserve">CNN – konvolučné neurónové siete z angl. </w:t>
-      </w:r>
-      <w:r>
+        <w:t>Mean Absolute Error</w:t>
+      </w:r>
+    </w:p>
+    <w:p>
+      <w:pPr>
+        <w:pStyle w:val="List"/>
         <w:rPr>
           <w:rFonts w:eastAsiaTheme="minorEastAsia"/>
           <w:i/>
           <w:iCs/>
           <w:lang w:val="sk-SK"/>
         </w:rPr>
-        <w:t xml:space="preserve">Convolutional Neural Network </w:t>
-      </w:r>
-    </w:p>
-    <w:p>
-      <w:pPr>
-        <w:pStyle w:val="List"/>
-        <w:rPr>
-          <w:i/>
-          <w:iCs/>
-        </w:rPr>
-      </w:pPr>
-      <w:r>
-        <w:t>ReLU</w:t>
-      </w:r>
-      <w:r>
-        <w:rPr>
-          <w:lang w:val="sk-SK"/>
-        </w:rPr>
-        <w:t xml:space="preserve"> – rektifikovaná lineárna jednotka z angl. </w:t>
-      </w:r>
-      <w:r>
-        <w:rPr>
-          <w:i/>
-          <w:iCs/>
-        </w:rPr>
-        <w:t>Rectified Linear Unit</w:t>
-      </w:r>
-    </w:p>
-    <w:p>
-      <w:pPr>
-        <w:pStyle w:val="List"/>
+      </w:pPr>
+      <w:r>
+        <w:rPr>
+          <w:rFonts w:eastAsiaTheme="minorEastAsia"/>
+          <w:lang w:val="sk-SK"/>
+        </w:rPr>
+        <w:t xml:space="preserve">RMSE – stredná kvadratická chyba z angl. </w:t>
+      </w:r>
+      <w:r>
         <w:rPr>
           <w:rFonts w:eastAsiaTheme="minorEastAsia"/>
           <w:i/>
           <w:iCs/>
           <w:lang w:val="sk-SK"/>
         </w:rPr>
-      </w:pPr>
-      <w:r>
+        <w:t>Root Mean Square Error</w:t>
+      </w:r>
+    </w:p>
+    <w:p>
+      <w:pPr>
+        <w:pStyle w:val="List"/>
         <w:rPr>
           <w:rFonts w:eastAsiaTheme="minorEastAsia"/>
           <w:lang w:val="sk-SK"/>
         </w:rPr>
-        <w:t xml:space="preserve">MAE – stredná absolútna chyba z angl. </w:t>
+      </w:pPr>
+      <w:r>
+        <w:t>R²</w:t>
+      </w:r>
+      <w:r>
+        <w:rPr>
+          <w:lang w:val="sk-SK"/>
+        </w:rPr>
+        <w:t xml:space="preserve"> </w:t>
+      </w:r>
+      <w:r>
+        <w:rPr>
+          <w:rFonts w:eastAsiaTheme="minorEastAsia"/>
+          <w:lang w:val="sk-SK"/>
+        </w:rPr>
+        <w:t>– koeficient determinácie</w:t>
+      </w:r>
+    </w:p>
+    <w:p>
+      <w:pPr>
+        <w:pStyle w:val="List"/>
+        <w:rPr>
+          <w:rFonts w:eastAsiaTheme="minorEastAsia"/>
+          <w:lang w:val="sk-SK"/>
+        </w:rPr>
+      </w:pPr>
+      <w:r>
+        <w:rPr>
+          <w:rFonts w:eastAsiaTheme="minorEastAsia"/>
+          <w:lang w:val="sk-SK"/>
+        </w:rPr>
+        <w:t xml:space="preserve">TSI – označenie datasetu: celooblohový zobrazovač za angl. </w:t>
       </w:r>
       <w:r>
         <w:rPr>
@@ -8315,7 +8383,7 @@
           <w:iCs/>
           <w:lang w:val="sk-SK"/>
         </w:rPr>
-        <w:t>Mean Absolute Error</w:t>
+        <w:t>Total Sky Imager</w:t>
       </w:r>
     </w:p>
     <w:p>
@@ -8329,97 +8397,20 @@
         </w:rPr>
       </w:pPr>
       <w:r>
-        <w:rPr>
-          <w:rFonts w:eastAsiaTheme="minorEastAsia"/>
-          <w:lang w:val="sk-SK"/>
-        </w:rPr>
-        <w:t xml:space="preserve">RMSE – stredná kvadratická chyba z angl. </w:t>
-      </w:r>
-      <w:r>
-        <w:rPr>
-          <w:rFonts w:eastAsiaTheme="minorEastAsia"/>
+        <w:t>PSNR</w:t>
+      </w:r>
+      <w:r>
+        <w:rPr>
+          <w:lang w:val="sk-SK"/>
+        </w:rPr>
+        <w:t xml:space="preserve"> – špičkový pomer signálu k šumu z angl. </w:t>
+      </w:r>
+      <w:r>
+        <w:rPr>
           <w:i/>
           <w:iCs/>
           <w:lang w:val="sk-SK"/>
         </w:rPr>
-        <w:t>Root Mean Square Error</w:t>
-      </w:r>
-    </w:p>
-    <w:p>
-      <w:pPr>
-        <w:pStyle w:val="List"/>
-        <w:rPr>
-          <w:rFonts w:eastAsiaTheme="minorEastAsia"/>
-          <w:lang w:val="sk-SK"/>
-        </w:rPr>
-      </w:pPr>
-      <w:r>
-        <w:t>R²</w:t>
-      </w:r>
-      <w:r>
-        <w:rPr>
-          <w:lang w:val="sk-SK"/>
-        </w:rPr>
-        <w:t xml:space="preserve"> </w:t>
-      </w:r>
-      <w:r>
-        <w:rPr>
-          <w:rFonts w:eastAsiaTheme="minorEastAsia"/>
-          <w:lang w:val="sk-SK"/>
-        </w:rPr>
-        <w:t>– koeficient determinácie</w:t>
-      </w:r>
-    </w:p>
-    <w:p>
-      <w:pPr>
-        <w:pStyle w:val="List"/>
-        <w:rPr>
-          <w:rFonts w:eastAsiaTheme="minorEastAsia"/>
-          <w:lang w:val="sk-SK"/>
-        </w:rPr>
-      </w:pPr>
-      <w:r>
-        <w:rPr>
-          <w:rFonts w:eastAsiaTheme="minorEastAsia"/>
-          <w:lang w:val="sk-SK"/>
-        </w:rPr>
-        <w:t xml:space="preserve">TSI – označenie datasetu: celooblohový zobrazovač za angl. </w:t>
-      </w:r>
-      <w:r>
-        <w:rPr>
-          <w:rFonts w:eastAsiaTheme="minorEastAsia"/>
-          <w:i/>
-          <w:iCs/>
-          <w:lang w:val="sk-SK"/>
-        </w:rPr>
-        <w:t>Total Sky Imager</w:t>
-      </w:r>
-    </w:p>
-    <w:p>
-      <w:pPr>
-        <w:pStyle w:val="List"/>
-        <w:rPr>
-          <w:rFonts w:eastAsiaTheme="minorEastAsia"/>
-          <w:i/>
-          <w:iCs/>
-          <w:lang w:val="sk-SK"/>
-        </w:rPr>
-      </w:pPr>
-      <w:r>
-        <w:t>PSNR</w:t>
-      </w:r>
-      <w:r>
-        <w:rPr>
-          <w:lang w:val="sk-SK"/>
-        </w:rPr>
-        <w:t xml:space="preserve"> – špičkový pomer signálu k šumu z angl. </w:t>
-      </w:r>
-      <w:r>
-        <w:rPr>
-          <w:i/>
-          <w:iCs/>
-          <w:lang w:val="sk-SK"/>
-        </w:rPr>
         <w:t>Peak Signal-to-Noise Ratio</w:t>
       </w:r>
     </w:p>
@@ -8439,7 +8430,7 @@
       </w:pPr>
       <w:bookmarkStart w:id="7" w:name="_Toc173791394"/>
       <w:bookmarkStart w:id="8" w:name="_Toc173791533"/>
-      <w:bookmarkStart w:id="9" w:name="_Toc227520106"/>
+      <w:bookmarkStart w:id="9" w:name="_Toc227610397"/>
       <w:r>
         <w:lastRenderedPageBreak/>
         <w:t>Úvod</w:t>
@@ -8659,7 +8650,7 @@
       <w:r>
         <w:fldChar w:fldCharType="end"/>
       </w:r>
-      <w:bookmarkStart w:id="11" w:name="_Toc227520107"/>
+      <w:bookmarkStart w:id="11" w:name="_Toc227610398"/>
       <w:r>
         <w:t>Slnečné žiarenie a jeho význam</w:t>
       </w:r>
@@ -8670,7 +8661,7 @@
         <w:pStyle w:val="Heading2"/>
         <w:spacing w:before="480" w:after="240"/>
       </w:pPr>
-      <w:bookmarkStart w:id="12" w:name="_Toc227520108"/>
+      <w:bookmarkStart w:id="12" w:name="_Toc227610399"/>
       <w:r>
         <w:t>Charakteristika slnečného žiarenia</w:t>
       </w:r>
@@ -8682,6 +8673,25 @@
         <w:jc w:val="both"/>
       </w:pPr>
       <w:r>
+        <w:t>Slnečné žiarenie predstavuje elektromagnetické žiarenie emitované Slnkom, ktoré vzniká v</w:t>
+      </w:r>
+      <w:r>
+        <w:rPr>
+          <w:lang w:val="sk-SK"/>
+        </w:rPr>
+        <w:t> </w:t>
+      </w:r>
+      <w:r>
+        <w:t>dôsledku termonukleárnych reakcií v jeho jadre. Toto žiarenie sa šíri priestorom vo forme elektromagnetických vĺn rôznych vlnových dĺžok, pričom najvýznamnejšiu časť z hľadiska energetických aplikácií tvorí viditeľná a blízka infračervená oblasť spektra.</w:t>
+      </w:r>
+    </w:p>
+    <w:p>
+      <w:pPr>
+        <w:spacing w:line="312" w:lineRule="auto"/>
+        <w:ind w:firstLine="426"/>
+        <w:jc w:val="both"/>
+      </w:pPr>
+      <w:r>
         <w:t>Slnečné žiarenie predstavuje základný zdroj energie pre väčšinu procesov prebiehajúcich na</w:t>
       </w:r>
       <w:r>
@@ -8696,6 +8706,23 @@
       <w:r>
         <w:t>kontexte energetiky ide o fyzikálnu veličinu vyjadrujúcu množstvo energie dopadajúcej na jednotku plochy za jednotku času, pričom sa najčastejšie udáva vo wattoch na meter štvorcový (W/m²). Presné pochopenie charakteru a variability slnečného žiarenia je nevyhnutné nielen pre návrh a optimalizáciu fotovoltických systémov, ale aj pre ich efektívne riadenie a integráciu do elektrizačných sústav.</w:t>
       </w:r>
+    </w:p>
+    <w:p>
+      <w:pPr>
+        <w:pStyle w:val="Heading2"/>
+        <w:spacing w:before="480" w:after="240"/>
+      </w:pPr>
+      <w:bookmarkStart w:id="13" w:name="_Toc227610400"/>
+      <w:r>
+        <w:rPr>
+          <w:lang w:val="en-US"/>
+        </w:rPr>
+        <w:t>Zložky</w:t>
+      </w:r>
+      <w:r>
+        <w:t xml:space="preserve"> slnečného žiarenia</w:t>
+      </w:r>
+      <w:bookmarkEnd w:id="13"/>
     </w:p>
     <w:p>
       <w:pPr>
@@ -8715,11 +8742,11 @@
         <w:pStyle w:val="Heading2"/>
         <w:spacing w:before="480" w:after="240"/>
       </w:pPr>
-      <w:bookmarkStart w:id="13" w:name="_Toc227520109"/>
+      <w:bookmarkStart w:id="14" w:name="_Toc227610401"/>
       <w:r>
         <w:t>Význam a využitie v energetike</w:t>
       </w:r>
-      <w:bookmarkEnd w:id="13"/>
+      <w:bookmarkEnd w:id="14"/>
     </w:p>
     <w:p>
       <w:pPr>
@@ -8745,7 +8772,11 @@
         <w:t> </w:t>
       </w:r>
       <w:r>
-        <w:t>obnoviteľné zdroje zároveň výrazne znížila jednotkové náklady, čo prispieva k</w:t>
+        <w:t xml:space="preserve">obnoviteľné zdroje zároveň výrazne znížila jednotkové náklady, čo prispieva </w:t>
+      </w:r>
+      <w:r>
+        <w:lastRenderedPageBreak/>
+        <w:t>k</w:t>
       </w:r>
       <w:r>
         <w:t> </w:t>
@@ -8763,11 +8794,7 @@
         <w:t> </w:t>
       </w:r>
       <w:r>
-        <w:t xml:space="preserve">jednoduchú prepravu, údržbu a širokú dostupnosť zdrojov. Rastúca kapacita </w:t>
-      </w:r>
-      <w:r>
-        <w:lastRenderedPageBreak/>
-        <w:t>fotovoltických systémov a obnoviteľných zdrojov energie v gigawattoch je znázornená na</w:t>
+        <w:t>jednoduchú prepravu, údržbu a širokú dostupnosť zdrojov. Rastúca kapacita fotovoltických systémov a obnoviteľných zdrojov energie v gigawattoch je znázornená na</w:t>
       </w:r>
       <w:r>
         <w:t> </w:t>
@@ -8857,7 +8884,7 @@
           <w14:ligatures w14:val="standardContextual"/>
         </w:rPr>
       </w:pPr>
-      <w:bookmarkStart w:id="14" w:name="_Toc227520090"/>
+      <w:bookmarkStart w:id="15" w:name="_Toc227610469"/>
       <w:r>
         <w:t xml:space="preserve">Obr. </w:t>
       </w:r>
@@ -8891,7 +8918,7 @@
       <w:r>
         <w:t>[2]</w:t>
       </w:r>
-      <w:bookmarkEnd w:id="14"/>
+      <w:bookmarkEnd w:id="15"/>
     </w:p>
     <w:p>
       <w:pPr>
@@ -8962,7 +8989,7 @@
           <w14:ligatures w14:val="standardContextual"/>
         </w:rPr>
       </w:pPr>
-      <w:bookmarkStart w:id="15" w:name="_Toc227520091"/>
+      <w:bookmarkStart w:id="16" w:name="_Toc227610470"/>
       <w:r>
         <w:t xml:space="preserve">Obr. </w:t>
       </w:r>
@@ -8996,7 +9023,7 @@
       <w:r>
         <w:t>[2]</w:t>
       </w:r>
-      <w:bookmarkEnd w:id="15"/>
+      <w:bookmarkEnd w:id="16"/>
       <w:r>
         <w:t xml:space="preserve"> </w:t>
       </w:r>
@@ -9032,7 +9059,11 @@
         <w:t> </w:t>
       </w:r>
       <w:r>
-        <w:t>Nemecku inštalovaný výkon fotovoltických elektrární presahuje už niekoľko gigawattov a v Bavorsku, kde sa nachádza veľká časť týchto systémov, môže podiel solárnej energie dodávanej do siete počas slnečných dní dosiahnuť až 10 % v čase špičky. Spoľahlivé predikcie solárneho žiarenia a následne aj výroby elektrickej energie preto predstavujú kľúčový predpoklad pre stabilitu elektrizačných sústav, efektívnu prevádzku a</w:t>
+        <w:t xml:space="preserve">Nemecku inštalovaný výkon fotovoltických elektrární presahuje už niekoľko gigawattov a v Bavorsku, kde sa nachádza veľká časť týchto systémov, môže podiel solárnej energie dodávanej do siete počas slnečných dní dosiahnuť až 10 % v čase špičky. Spoľahlivé predikcie solárneho žiarenia a následne aj výroby elektrickej energie preto predstavujú </w:t>
+      </w:r>
+      <w:r>
+        <w:lastRenderedPageBreak/>
+        <w:t>kľúčový predpoklad pre stabilitu elektrizačných sústav, efektívnu prevádzku a</w:t>
       </w:r>
       <w:r>
         <w:t> </w:t>
@@ -9060,42 +9091,150 @@
         <w:pStyle w:val="Heading2"/>
         <w:spacing w:before="480" w:after="240"/>
       </w:pPr>
-      <w:bookmarkStart w:id="16" w:name="_Toc227520110"/>
-      <w:r>
-        <w:lastRenderedPageBreak/>
+      <w:bookmarkStart w:id="17" w:name="_Toc227610402"/>
+      <w:r>
         <w:t>Meranie slnečného žiarenia</w:t>
       </w:r>
-      <w:bookmarkEnd w:id="16"/>
+      <w:bookmarkEnd w:id="17"/>
     </w:p>
     <w:p>
       <w:pPr>
         <w:spacing w:line="312" w:lineRule="auto"/>
         <w:jc w:val="both"/>
-      </w:pPr>
-      <w:r>
-        <w:t>Okrem samotného významu žiarenia je nevyhnutné venovať pozornosť aj spôsobom jeho merania. Na získavanie presných údajov o intenzite slnečného žiarenia sa využívajú špecializované meteorologické prístroje. Pyranometer slúži na meranie globálneho horizontálneho žiarenia, pričom zaznamenáva celkový tok energie dopadajúci na</w:t>
-      </w:r>
-      <w:r>
-        <w:t> </w:t>
-      </w:r>
-      <w:r>
-        <w:t>horizontálnu plochu. Pyrheliometer sa používa na meranie priameho normálového žiarenia a vyžaduje presné sledovanie polohy slnka. Difúzne žiarenie sa zvyčajne získava nepriamo, napríklad tienením priamej zložky pomocou špeciálnych tieniacich zariadení. Okrem tradičných meracích prístupov sa v posledných rokoch čoraz viac uplatňujú aj</w:t>
-      </w:r>
-      <w:r>
-        <w:t> </w:t>
-      </w:r>
-      <w:r>
-        <w:t>alternatívne metódy založené na analýze obrazových dát, najmä celooblohových snímok, ktoré umožňujú zachytiť aktuálny stav oblačnosti a jeho dynamiku.</w:t>
-      </w:r>
-    </w:p>
-    <w:p>
-      <w:pPr>
+        <w:rPr>
+          <w:lang w:val="sk-SK"/>
+        </w:rPr>
+      </w:pPr>
+      <w:r>
+        <w:t>Okrem samotného významu žiarenia je nevyhnutné venovať pozornosť aj spôsobom jeho merania. Na získavanie presných údajov o intenzite slnečného žiarenia sa využívajú špecializované meteorologické prístroje</w:t>
+      </w:r>
+      <w:r>
+        <w:rPr>
+          <w:lang w:val="sk-SK"/>
+        </w:rPr>
+        <w:t>:</w:t>
+      </w:r>
+    </w:p>
+    <w:p>
+      <w:pPr>
+        <w:pStyle w:val="ListParagraph"/>
+        <w:numPr>
+          <w:ilvl w:val="0"/>
+          <w:numId w:val="43"/>
+        </w:numPr>
+        <w:spacing w:line="312" w:lineRule="auto"/>
+        <w:jc w:val="both"/>
+        <w:rPr>
+          <w:lang w:val="sk-SK"/>
+        </w:rPr>
+      </w:pPr>
+      <w:r>
+        <w:rPr>
+          <w:lang w:val="sk-SK"/>
+        </w:rPr>
+        <w:t>pyranometer</w:t>
+      </w:r>
+    </w:p>
+    <w:p>
+      <w:pPr>
+        <w:pStyle w:val="ListParagraph"/>
+        <w:numPr>
+          <w:ilvl w:val="0"/>
+          <w:numId w:val="43"/>
+        </w:numPr>
+        <w:spacing w:line="312" w:lineRule="auto"/>
+        <w:jc w:val="both"/>
+        <w:rPr>
+          <w:lang w:val="sk-SK"/>
+        </w:rPr>
+      </w:pPr>
+      <w:r>
+        <w:rPr>
+          <w:lang w:val="sk-SK"/>
+        </w:rPr>
+        <w:t>pyrheliometer</w:t>
+      </w:r>
+    </w:p>
+    <w:p>
+      <w:pPr>
+        <w:tabs>
+          <w:tab w:val="left" w:pos="0"/>
+        </w:tabs>
         <w:spacing w:line="312" w:lineRule="auto"/>
         <w:ind w:firstLine="426"/>
         <w:jc w:val="both"/>
       </w:pPr>
       <w:r>
-        <w:t xml:space="preserve">Presné meranie a následná predikcia slnečného žiarenia tak predstavujú neoddeliteľnú súčasť moderných energetických systémov. Vzhľadom na vysokú variabilitu atmosférických podmienok a komplexnosť procesov ovplyvňujúcich šírenie žiarenia je však táto úloha mimoriadne náročná. Práve preto sa v súčasnosti kladie dôraz na vývoj pokročilých metód, ktoré dokážu efektívne využiť dostupné dáta a poskytovať spoľahlivé odhady. </w:t>
+        <w:t>Pyranometer slúži na meranie globálneho horizontálneho žiarenia, pričom zaznamenáva celkový tok energie dopadajúci na</w:t>
+      </w:r>
+      <w:r>
+        <w:t> </w:t>
+      </w:r>
+      <w:r>
+        <w:t xml:space="preserve">horizontálnu plochu. </w:t>
+      </w:r>
+    </w:p>
+    <w:p>
+      <w:pPr>
+        <w:tabs>
+          <w:tab w:val="left" w:pos="0"/>
+        </w:tabs>
+        <w:spacing w:line="312" w:lineRule="auto"/>
+        <w:ind w:firstLine="426"/>
+        <w:jc w:val="both"/>
+      </w:pPr>
+      <w:r>
+        <w:t xml:space="preserve">Pyrheliometer sa používa na meranie priameho normálového žiarenia a vyžaduje presné sledovanie polohy slnka. Difúzne žiarenie sa zvyčajne získava nepriamo, napríklad tienením priamej zložky pomocou špeciálnych tieniacich zariadení. </w:t>
+      </w:r>
+    </w:p>
+    <w:p>
+      <w:pPr>
+        <w:tabs>
+          <w:tab w:val="left" w:pos="0"/>
+        </w:tabs>
+        <w:spacing w:line="312" w:lineRule="auto"/>
+        <w:ind w:firstLine="426"/>
+        <w:jc w:val="both"/>
+      </w:pPr>
+      <w:r>
+        <w:t>Okrem tradičných meracích prístupov sa v posledných rokoch čoraz viac uplatňujú aj</w:t>
+      </w:r>
+      <w:r>
+        <w:t> </w:t>
+      </w:r>
+      <w:r>
+        <w:t>alternatívne metódy založené na analýze obrazových dát, najmä celooblohových snímok, ktoré umožňujú zachytiť aktuálny stav oblačnosti a jeho dynamiku.</w:t>
+      </w:r>
+    </w:p>
+    <w:p>
+      <w:pPr>
+        <w:spacing w:line="312" w:lineRule="auto"/>
+        <w:ind w:firstLine="426"/>
+        <w:jc w:val="both"/>
+      </w:pPr>
+      <w:r>
+        <w:t>Presné meranie a následná predikcia slnečného žiarenia tak predstavujú neoddeliteľnú súčasť moderných energetických systémov. Vzhľadom na vysokú variabilitu atmosférických podmienok a komplexnosť procesov ovplyvňujúcich šírenie žiarenia je však táto úloha mimoriadne náročná. Práve preto sa v súčasnosti kladie dôraz na vývoj pokročilých metód, ktoré dokážu efektívne využiť dostupné dáta a poskytovať spoľahlivé odhady</w:t>
+      </w:r>
+      <w:r>
+        <w:rPr>
+          <w:lang w:val="sk-SK"/>
+        </w:rPr>
+        <w:t xml:space="preserve"> </w:t>
+      </w:r>
+      <w:r>
+        <w:t>[</w:t>
+      </w:r>
+      <w:r>
+        <w:rPr>
+          <w:lang w:val="sk-SK"/>
+        </w:rPr>
+        <w:t>25</w:t>
+      </w:r>
+      <w:r>
+        <w:t>]</w:t>
+      </w:r>
+      <w:r>
+        <w:t xml:space="preserve">. </w:t>
       </w:r>
     </w:p>
     <w:p>
@@ -9117,16 +9256,19 @@
       <w:r>
         <w:fldChar w:fldCharType="end"/>
       </w:r>
-      <w:bookmarkStart w:id="17" w:name="_Toc227520111"/>
+      <w:bookmarkStart w:id="18" w:name="_Toc227610403"/>
       <w:r>
         <w:t>Celooblohové zobrazovacie systémy</w:t>
       </w:r>
-      <w:bookmarkEnd w:id="17"/>
+      <w:bookmarkEnd w:id="18"/>
     </w:p>
     <w:p>
       <w:pPr>
         <w:spacing w:line="312" w:lineRule="auto"/>
         <w:jc w:val="both"/>
+        <w:rPr>
+          <w:lang w:val="sk-SK"/>
+        </w:rPr>
       </w:pPr>
       <w:r>
         <w:t>Celooblohové zobrazovacie systémy predstavujú špecializované zariadenia určené na</w:t>
@@ -9141,7 +9283,7 @@
         <w:t> </w:t>
       </w:r>
       <w:r>
-        <w:t>pohybe oblačnosti. Tieto systémy sa využívajú v meteorológii, klimatológii, ako aj</w:t>
+        <w:t>pohybe oblačnosti. Tieto systémy sa využívajú v meteorológii, klimatológii, ako</w:t>
       </w:r>
       <w:r>
         <w:rPr>
@@ -9150,6 +9292,15 @@
         <w:t> </w:t>
       </w:r>
       <w:r>
+        <w:t>aj</w:t>
+      </w:r>
+      <w:r>
+        <w:rPr>
+          <w:lang w:val="sk-SK"/>
+        </w:rPr>
+        <w:t> </w:t>
+      </w:r>
+      <w:r>
         <w:t>v</w:t>
       </w:r>
       <w:r>
@@ -9162,7 +9313,140 @@
         <w:t> </w:t>
       </w:r>
       <w:r>
-        <w:t>okamžitých podmienkach slnečného žiarenia. V porovnaní s tradičnými meracími prístrojmi poskytujú obrazové systémy dodatočný rozmer informácií, ktorý umožňuje využitie metód počítačového videnia a strojového učenia.</w:t>
+        <w:t>okamžitých podmienkach slnečného žiarenia. V porovnaní s tradičnými meracími prístrojmi poskytujú obrazové systémy dodatočný rozmer informácií</w:t>
+      </w:r>
+      <w:r>
+        <w:rPr>
+          <w:lang w:val="sk-SK"/>
+        </w:rPr>
+        <w:t>:</w:t>
+      </w:r>
+    </w:p>
+    <w:p>
+      <w:pPr>
+        <w:pStyle w:val="ListParagraph"/>
+        <w:numPr>
+          <w:ilvl w:val="0"/>
+          <w:numId w:val="44"/>
+        </w:numPr>
+        <w:spacing w:line="312" w:lineRule="auto"/>
+        <w:jc w:val="both"/>
+      </w:pPr>
+      <w:r>
+        <w:rPr>
+          <w:lang w:val="sk-SK"/>
+        </w:rPr>
+        <w:t>priestorové rozloženie oblačnosti</w:t>
+      </w:r>
+    </w:p>
+    <w:p>
+      <w:pPr>
+        <w:pStyle w:val="ListParagraph"/>
+        <w:numPr>
+          <w:ilvl w:val="0"/>
+          <w:numId w:val="44"/>
+        </w:numPr>
+        <w:spacing w:line="312" w:lineRule="auto"/>
+        <w:jc w:val="both"/>
+      </w:pPr>
+      <w:r>
+        <w:rPr>
+          <w:lang w:val="sk-SK"/>
+        </w:rPr>
+        <w:t>tvar oblakov</w:t>
+      </w:r>
+    </w:p>
+    <w:p>
+      <w:pPr>
+        <w:pStyle w:val="ListParagraph"/>
+        <w:numPr>
+          <w:ilvl w:val="0"/>
+          <w:numId w:val="44"/>
+        </w:numPr>
+        <w:spacing w:line="312" w:lineRule="auto"/>
+        <w:jc w:val="both"/>
+      </w:pPr>
+      <w:r>
+        <w:rPr>
+          <w:lang w:val="sk-SK"/>
+        </w:rPr>
+        <w:t>počet oblako</w:t>
+      </w:r>
+      <w:r>
+        <w:rPr>
+          <w:lang w:val="sk-SK"/>
+        </w:rPr>
+        <w:t>v</w:t>
+      </w:r>
+    </w:p>
+    <w:p>
+      <w:pPr>
+        <w:pStyle w:val="ListParagraph"/>
+        <w:numPr>
+          <w:ilvl w:val="0"/>
+          <w:numId w:val="44"/>
+        </w:numPr>
+        <w:spacing w:line="312" w:lineRule="auto"/>
+        <w:jc w:val="both"/>
+      </w:pPr>
+      <w:r>
+        <w:rPr>
+          <w:lang w:val="sk-SK"/>
+        </w:rPr>
+        <w:t>hustota oblačnosti</w:t>
+      </w:r>
+    </w:p>
+    <w:p>
+      <w:pPr>
+        <w:pStyle w:val="ListParagraph"/>
+        <w:numPr>
+          <w:ilvl w:val="0"/>
+          <w:numId w:val="44"/>
+        </w:numPr>
+        <w:spacing w:line="312" w:lineRule="auto"/>
+        <w:jc w:val="both"/>
+      </w:pPr>
+      <w:r>
+        <w:rPr>
+          <w:lang w:val="sk-SK"/>
+        </w:rPr>
+        <w:t>pohyb a dynamika oblakov v</w:t>
+      </w:r>
+      <w:r>
+        <w:rPr>
+          <w:lang w:val="sk-SK"/>
+        </w:rPr>
+        <w:t> </w:t>
+      </w:r>
+      <w:r>
+        <w:rPr>
+          <w:lang w:val="sk-SK"/>
+        </w:rPr>
+        <w:t>čase</w:t>
+      </w:r>
+    </w:p>
+    <w:p>
+      <w:pPr>
+        <w:spacing w:line="312" w:lineRule="auto"/>
+        <w:jc w:val="both"/>
+        <w:rPr>
+          <w:lang w:val="sk-SK"/>
+        </w:rPr>
+      </w:pPr>
+      <w:r>
+        <w:rPr>
+          <w:lang w:val="sk-SK"/>
+        </w:rPr>
+        <w:t xml:space="preserve">Informácie, ktoré sú vhodné pri </w:t>
+      </w:r>
+      <w:r>
+        <w:t>využit</w:t>
+      </w:r>
+      <w:r>
+        <w:t>í</w:t>
+      </w:r>
+      <w:r>
+        <w:t xml:space="preserve"> metód počítačového videnia a strojového učenia.</w:t>
       </w:r>
     </w:p>
     <w:p>
@@ -9170,11 +9454,11 @@
         <w:pStyle w:val="Heading2"/>
         <w:spacing w:before="480" w:after="240"/>
       </w:pPr>
-      <w:bookmarkStart w:id="18" w:name="_Toc227520112"/>
+      <w:bookmarkStart w:id="19" w:name="_Toc227610404"/>
       <w:r>
         <w:t>Fisheye kamery</w:t>
       </w:r>
-      <w:bookmarkEnd w:id="18"/>
+      <w:bookmarkEnd w:id="19"/>
     </w:p>
     <w:p>
       <w:pPr>
@@ -9196,11 +9480,11 @@
         <w:pStyle w:val="Heading2"/>
         <w:spacing w:before="480" w:after="240"/>
       </w:pPr>
-      <w:bookmarkStart w:id="19" w:name="_Toc227520113"/>
+      <w:bookmarkStart w:id="20" w:name="_Toc227610405"/>
       <w:r>
         <w:t>Geometrické skreslenie a charakteristiky obrazu</w:t>
       </w:r>
-      <w:bookmarkEnd w:id="19"/>
+      <w:bookmarkEnd w:id="20"/>
     </w:p>
     <w:p>
       <w:pPr>
@@ -9231,39 +9515,6 @@
       <w:r>
         <w:t xml:space="preserve"> 3, kde je jasne viditeľné radiálne skreslenie smerom od stredu obrazu. </w:t>
       </w:r>
-      <w:r>
-        <w:t xml:space="preserve">Označenie </w:t>
-      </w:r>
-      <w:r>
-        <w:rPr>
-          <w:i/>
-          <w:iCs/>
-        </w:rPr>
-        <w:t xml:space="preserve">„Cloud height“ </w:t>
-      </w:r>
-      <w:r>
-        <w:t>na obrázku</w:t>
-      </w:r>
-      <w:r>
-        <w:rPr>
-          <w:i/>
-          <w:iCs/>
-        </w:rPr>
-        <w:t xml:space="preserve"> </w:t>
-      </w:r>
-      <w:r>
-        <w:t xml:space="preserve">zodpovedá výške oblaku a </w:t>
-      </w:r>
-      <w:r>
-        <w:rPr>
-          <w:i/>
-          <w:iCs/>
-        </w:rPr>
-        <w:t xml:space="preserve">„poor resolution at the horizon“ </w:t>
-      </w:r>
-      <w:r>
-        <w:t>zodpovedá slabému rozlíšeniu na horizonte.</w:t>
-      </w:r>
     </w:p>
     <w:p>
       <w:pPr>
@@ -9276,9 +9527,9 @@
         </w:rPr>
         <w:lastRenderedPageBreak/>
         <w:drawing>
-          <wp:inline distT="0" distB="0" distL="0" distR="0" wp14:anchorId="57E59645" wp14:editId="77FE2271">
-            <wp:extent cx="4171615" cy="1869440"/>
-            <wp:effectExtent l="0" t="0" r="0" b="0"/>
+          <wp:inline distT="0" distB="0" distL="0" distR="0" wp14:anchorId="57E59645" wp14:editId="24784D55">
+            <wp:extent cx="4186934" cy="1876305"/>
+            <wp:effectExtent l="0" t="0" r="4445" b="3810"/>
             <wp:docPr id="7" name="Obrázok 1"/>
             <wp:cNvGraphicFramePr>
               <a:graphicFrameLocks xmlns:a="http://schemas.openxmlformats.org/drawingml/2006/main" noChangeAspect="1"/>
@@ -9290,7 +9541,7 @@
                     <pic:cNvPr id="7" name="Obrázok 1"/>
                     <pic:cNvPicPr/>
                   </pic:nvPicPr>
-                  <pic:blipFill rotWithShape="1">
+                  <pic:blipFill>
                     <a:blip r:embed="rId15">
                       <a:extLst>
                         <a:ext uri="{28A0092B-C50C-407E-A947-70E740481C1C}">
@@ -9298,8 +9549,10 @@
                         </a:ext>
                       </a:extLst>
                     </a:blip>
-                    <a:srcRect l="4104" t="-9" r="4946" b="9"/>
-                    <a:stretch/>
+                    <a:srcRect l="4526" r="4526"/>
+                    <a:stretch>
+                      <a:fillRect/>
+                    </a:stretch>
                   </pic:blipFill>
                   <pic:spPr bwMode="auto">
                     <a:xfrm>
@@ -9335,7 +9588,7 @@
           <w14:ligatures w14:val="standardContextual"/>
         </w:rPr>
       </w:pPr>
-      <w:bookmarkStart w:id="20" w:name="_Toc227520092"/>
+      <w:bookmarkStart w:id="21" w:name="_Toc227610471"/>
       <w:r>
         <w:t xml:space="preserve">Obr. </w:t>
       </w:r>
@@ -9378,7 +9631,7 @@
       <w:r>
         <w:t>]</w:t>
       </w:r>
-      <w:bookmarkEnd w:id="20"/>
+      <w:bookmarkEnd w:id="21"/>
     </w:p>
     <w:p>
       <w:pPr>
@@ -9421,22 +9674,22 @@
       <w:r>
         <w:fldChar w:fldCharType="end"/>
       </w:r>
-      <w:bookmarkStart w:id="21" w:name="_Toc227520114"/>
+      <w:bookmarkStart w:id="22" w:name="_Toc227610406"/>
       <w:r>
         <w:t>Predspracovanie obrazových dát</w:t>
       </w:r>
-      <w:bookmarkEnd w:id="21"/>
+      <w:bookmarkEnd w:id="22"/>
     </w:p>
     <w:p>
       <w:pPr>
         <w:pStyle w:val="Heading2"/>
         <w:spacing w:before="480" w:after="240"/>
       </w:pPr>
-      <w:bookmarkStart w:id="22" w:name="_Toc227520115"/>
+      <w:bookmarkStart w:id="23" w:name="_Toc227610407"/>
       <w:r>
         <w:t>Základný postup predspracovania</w:t>
       </w:r>
-      <w:bookmarkEnd w:id="22"/>
+      <w:bookmarkEnd w:id="23"/>
     </w:p>
     <w:p>
       <w:pPr>
@@ -9519,11 +9772,11 @@
       <w:pPr>
         <w:pStyle w:val="Heading3"/>
       </w:pPr>
-      <w:bookmarkStart w:id="23" w:name="_Toc227520116"/>
+      <w:bookmarkStart w:id="24" w:name="_Toc227610408"/>
       <w:r>
         <w:t>Zmena veľkosti obrazu</w:t>
       </w:r>
-      <w:bookmarkEnd w:id="23"/>
+      <w:bookmarkEnd w:id="24"/>
     </w:p>
     <w:p>
       <w:pPr>
@@ -9531,24 +9784,18 @@
         <w:jc w:val="both"/>
       </w:pPr>
       <w:r>
-        <w:t>Prvým krokom je zjednotenie rozmerov vstupných snímok prostredníctvom resize operácie. Tento krok zabezpečuje, že všetky vstupy do neurónovej siete majú identickú dimenziu, čo</w:t>
-      </w:r>
-      <w:r>
-        <w:t> </w:t>
-      </w:r>
-      <w:r>
-        <w:t>je nevyhnutné pre batch spracovanie a stabilné učenie modelu. Zmena veľkosti sa vykonáva bez predchádzajúcej normalizácie, pričom obraz zostáva v pôvodnom dátovom type uint8.</w:t>
+        <w:t>Prvým krokom je zjednotenie rozmerov vstupných snímok prostredníctvom operácie zmeny veľkosti. Tento krok zabezpečuje, že všetky vstupy do neurónovej siete majú identickú dimenziu, čo je nevyhnutné pre dávkové spracovanie a stabilné učenie modelu. Zmena veľkosti sa vykonáva bez predchádzajúcej normalizácie.</w:t>
       </w:r>
     </w:p>
     <w:p>
       <w:pPr>
         <w:pStyle w:val="Heading3"/>
       </w:pPr>
-      <w:bookmarkStart w:id="24" w:name="_Toc227520117"/>
+      <w:bookmarkStart w:id="25" w:name="_Toc227610409"/>
       <w:r>
         <w:t>Transformácia farebného obrazu</w:t>
       </w:r>
-      <w:bookmarkEnd w:id="24"/>
+      <w:bookmarkEnd w:id="25"/>
     </w:p>
     <w:p>
       <w:pPr>
@@ -9654,12 +9901,12 @@
       <w:pPr>
         <w:pStyle w:val="Heading3"/>
       </w:pPr>
-      <w:bookmarkStart w:id="25" w:name="_Toc227520118"/>
+      <w:bookmarkStart w:id="26" w:name="_Toc227610410"/>
       <w:r>
         <w:lastRenderedPageBreak/>
         <w:t>Farebné priestory – RGB</w:t>
       </w:r>
-      <w:bookmarkEnd w:id="25"/>
+      <w:bookmarkEnd w:id="26"/>
     </w:p>
     <w:p>
       <w:pPr>
@@ -9679,7 +9926,19 @@
         <w:rPr>
           <w:lang w:val="sk-SK"/>
         </w:rPr>
-        <w:t xml:space="preserve"> </w:t>
+        <w:t xml:space="preserve">. </w:t>
+      </w:r>
+      <w:r>
+        <w:rPr>
+          <w:lang w:val="sk-SK"/>
+        </w:rPr>
+        <w:t xml:space="preserve">Prienik všetkých farieb tvorí </w:t>
+      </w:r>
+      <w:r>
+        <w:rPr>
+          <w:lang w:val="sk-SK"/>
+        </w:rPr>
+        <w:t xml:space="preserve">bielu </w:t>
       </w:r>
       <w:r>
         <w:t>[</w:t>
@@ -9766,7 +10025,7 @@
           <w14:ligatures w14:val="standardContextual"/>
         </w:rPr>
       </w:pPr>
-      <w:bookmarkStart w:id="26" w:name="_Toc227520093"/>
+      <w:bookmarkStart w:id="27" w:name="_Toc227610472"/>
       <w:r>
         <w:t xml:space="preserve">Obr. </w:t>
       </w:r>
@@ -9809,17 +10068,17 @@
       <w:r>
         <w:t>]</w:t>
       </w:r>
-      <w:bookmarkEnd w:id="26"/>
+      <w:bookmarkEnd w:id="27"/>
     </w:p>
     <w:p>
       <w:pPr>
         <w:pStyle w:val="Heading3"/>
       </w:pPr>
-      <w:bookmarkStart w:id="27" w:name="_Toc227520119"/>
+      <w:bookmarkStart w:id="28" w:name="_Toc227610411"/>
       <w:r>
         <w:t>Farebné priestory – HSV</w:t>
       </w:r>
-      <w:bookmarkEnd w:id="27"/>
+      <w:bookmarkEnd w:id="28"/>
     </w:p>
     <w:p>
       <w:pPr>
@@ -9920,7 +10179,7 @@
           <w14:ligatures w14:val="standardContextual"/>
         </w:rPr>
       </w:pPr>
-      <w:bookmarkStart w:id="28" w:name="_Toc227520094"/>
+      <w:bookmarkStart w:id="29" w:name="_Toc227610473"/>
       <w:r>
         <w:t xml:space="preserve">Obr. </w:t>
       </w:r>
@@ -9966,17 +10225,17 @@
       <w:r>
         <w:t>]</w:t>
       </w:r>
-      <w:bookmarkEnd w:id="28"/>
+      <w:bookmarkEnd w:id="29"/>
     </w:p>
     <w:p>
       <w:pPr>
         <w:pStyle w:val="Heading3"/>
       </w:pPr>
-      <w:bookmarkStart w:id="29" w:name="_Toc227520120"/>
+      <w:bookmarkStart w:id="30" w:name="_Toc227610412"/>
       <w:r>
         <w:t>Farebné priestory – YCrCb</w:t>
       </w:r>
-      <w:bookmarkEnd w:id="29"/>
+      <w:bookmarkEnd w:id="30"/>
     </w:p>
     <w:p>
       <w:pPr>
@@ -10266,7 +10525,7 @@
           <w14:ligatures w14:val="standardContextual"/>
         </w:rPr>
       </w:pPr>
-      <w:bookmarkStart w:id="30" w:name="_Toc227520095"/>
+      <w:bookmarkStart w:id="31" w:name="_Toc227610474"/>
       <w:r>
         <w:t xml:space="preserve">Obr. </w:t>
       </w:r>
@@ -10306,17 +10565,17 @@
       <w:r>
         <w:t>]</w:t>
       </w:r>
-      <w:bookmarkEnd w:id="30"/>
+      <w:bookmarkEnd w:id="31"/>
     </w:p>
     <w:p>
       <w:pPr>
         <w:pStyle w:val="Heading3"/>
       </w:pPr>
-      <w:bookmarkStart w:id="31" w:name="_Toc227520121"/>
+      <w:bookmarkStart w:id="32" w:name="_Toc227610413"/>
       <w:r>
         <w:t>Farebné priestory – CMYK</w:t>
       </w:r>
-      <w:bookmarkEnd w:id="31"/>
+      <w:bookmarkEnd w:id="32"/>
     </w:p>
     <w:p>
       <w:pPr>
@@ -10348,7 +10607,7 @@
         <w:rPr>
           <w:lang w:val="sk-SK"/>
         </w:rPr>
-        <w:t>Prienik všetkých farieb tvorí čiernu, na rozdiel od RGB, pri ktorom všetky farby vyskladajú bielu</w:t>
+        <w:t>Prienik všetkých farieb tvorí čiernu</w:t>
       </w:r>
       <w:r>
         <w:rPr>
@@ -10440,7 +10699,7 @@
       <w:pPr>
         <w:pStyle w:val="Caption"/>
       </w:pPr>
-      <w:bookmarkStart w:id="32" w:name="_Toc227520096"/>
+      <w:bookmarkStart w:id="33" w:name="_Toc227610475"/>
       <w:r>
         <w:t xml:space="preserve">Obr. </w:t>
       </w:r>
@@ -10480,17 +10739,17 @@
       <w:r>
         <w:t>]</w:t>
       </w:r>
-      <w:bookmarkEnd w:id="32"/>
+      <w:bookmarkEnd w:id="33"/>
     </w:p>
     <w:p>
       <w:pPr>
         <w:pStyle w:val="Heading3"/>
       </w:pPr>
-      <w:bookmarkStart w:id="33" w:name="_Toc227520122"/>
+      <w:bookmarkStart w:id="34" w:name="_Toc227610414"/>
       <w:r>
         <w:t>Normalizácia dát</w:t>
       </w:r>
-      <w:bookmarkEnd w:id="33"/>
+      <w:bookmarkEnd w:id="34"/>
     </w:p>
     <w:p>
       <w:pPr>
@@ -10498,13 +10757,17 @@
         <w:jc w:val="both"/>
       </w:pPr>
       <w:r>
-        <w:t>Po transformácii farebného priestoru sa obraz konvertuje na typ float32 a normalizuje do</w:t>
-      </w:r>
-      <w:r>
-        <w:t> </w:t>
-      </w:r>
-      <w:r>
-        <w:t xml:space="preserve">rozsahu </w:t>
+        <w:t xml:space="preserve">Po transformácii farebného priestoru sa obraz konvertuje na typ </w:t>
+      </w:r>
+      <w:r>
+        <w:rPr>
+          <w:rStyle w:val="Emphasis"/>
+          <w:rFonts w:eastAsiaTheme="minorEastAsia"/>
+        </w:rPr>
+        <w:t>float32</w:t>
+      </w:r>
+      <w:r>
+        <w:t xml:space="preserve"> a následne normalizuje do rozsahu </w:t>
       </w:r>
       <w:r>
         <w:rPr>
@@ -10522,19 +10785,40 @@
         <w:t>⟩</w:t>
       </w:r>
       <w:r>
-        <w:t>. Normalizácia je nevyhnutná pre stabilitu učenia neurónovej siete, pretože eliminuje rozdiely v rozsahu hodnôt pixelov a zabezpečuje konzistentné numerické správanie gradientov počas optimalizácie.</w:t>
+        <w:t xml:space="preserve">. Normalizácia sa realizuje škálovaním hodnôt pixelov delením konštantou 255, keďže pôvodné hodnoty sú v rozsahu </w:t>
+      </w:r>
+      <w:r>
+        <w:rPr>
+          <w:rFonts w:ascii="Cambria Math" w:hAnsi="Cambria Math" w:cs="Cambria Math"/>
+        </w:rPr>
+        <w:t>⟨</w:t>
+      </w:r>
+      <w:r>
+        <w:t>0,255</w:t>
+      </w:r>
+      <w:r>
+        <w:rPr>
+          <w:rFonts w:ascii="Cambria Math" w:hAnsi="Cambria Math" w:cs="Cambria Math"/>
+        </w:rPr>
+        <w:t>⟩</w:t>
+      </w:r>
+      <w:r>
+        <w:t xml:space="preserve">. Týmto krokom sa zabezpečí jednotný rozsah vstupných dát, čo prispieva k stabilnejšiemu a rýchlejšiemu učeniu </w:t>
+      </w:r>
+      <w:r>
+        <w:lastRenderedPageBreak/>
+        <w:t>neurónovej siete. Zároveň sa znižuje riziko numerických problémov a zlepšuje sa správanie gradientov počas optimalizácie.</w:t>
       </w:r>
     </w:p>
     <w:p>
       <w:pPr>
         <w:pStyle w:val="Heading3"/>
       </w:pPr>
-      <w:bookmarkStart w:id="34" w:name="_Toc227520123"/>
-      <w:r>
-        <w:lastRenderedPageBreak/>
+      <w:bookmarkStart w:id="35" w:name="_Toc227610415"/>
+      <w:r>
         <w:t>Výber kanálu</w:t>
       </w:r>
-      <w:bookmarkEnd w:id="34"/>
+      <w:bookmarkEnd w:id="35"/>
     </w:p>
     <w:p>
       <w:pPr>
@@ -10559,11 +10843,11 @@
         <w:pStyle w:val="Heading2"/>
         <w:spacing w:before="480" w:after="240"/>
       </w:pPr>
-      <w:bookmarkStart w:id="35" w:name="_Toc227520124"/>
+      <w:bookmarkStart w:id="36" w:name="_Toc227610416"/>
       <w:r>
         <w:t>Dátové augmentácie</w:t>
       </w:r>
-      <w:bookmarkEnd w:id="35"/>
+      <w:bookmarkEnd w:id="36"/>
     </w:p>
     <w:p>
       <w:pPr>
@@ -10605,6 +10889,12 @@
       <w:r>
         <w:t>geometrické</w:t>
       </w:r>
+      <w:r>
+        <w:rPr>
+          <w:lang w:val="sk-SK"/>
+        </w:rPr>
+        <w:t>: rotácia, posun, zmena mierky, shearing</w:t>
+      </w:r>
     </w:p>
     <w:p>
       <w:pPr>
@@ -10619,6 +10909,12 @@
       <w:r>
         <w:t>farebné</w:t>
       </w:r>
+      <w:r>
+        <w:rPr>
+          <w:lang w:val="sk-SK"/>
+        </w:rPr>
+        <w:t>: zmena jasu, zmena kontrastu, CLAHE</w:t>
+      </w:r>
     </w:p>
     <w:p>
       <w:pPr>
@@ -10633,17 +10929,23 @@
       <w:r>
         <w:t>priestorové transformácie</w:t>
       </w:r>
+      <w:r>
+        <w:rPr>
+          <w:lang w:val="sk-SK"/>
+        </w:rPr>
+        <w:t>: zrkadlenie, rozmazanie, šum, CutMix, oklúzia</w:t>
+      </w:r>
     </w:p>
     <w:p>
       <w:pPr>
         <w:pStyle w:val="Heading2"/>
         <w:spacing w:before="480" w:after="240"/>
       </w:pPr>
-      <w:bookmarkStart w:id="36" w:name="_Toc227520125"/>
+      <w:bookmarkStart w:id="37" w:name="_Toc227610417"/>
       <w:r>
         <w:t>Geometrické augmentácie</w:t>
       </w:r>
-      <w:bookmarkEnd w:id="36"/>
+      <w:bookmarkEnd w:id="37"/>
     </w:p>
     <w:p>
       <w:pPr>
@@ -10658,11 +10960,11 @@
       <w:pPr>
         <w:pStyle w:val="Heading3"/>
       </w:pPr>
-      <w:bookmarkStart w:id="37" w:name="_Toc227520126"/>
+      <w:bookmarkStart w:id="38" w:name="_Toc227610418"/>
       <w:r>
         <w:t>Rotácia</w:t>
       </w:r>
-      <w:bookmarkEnd w:id="37"/>
+      <w:bookmarkEnd w:id="38"/>
     </w:p>
     <w:p>
       <w:pPr>
@@ -10680,7 +10982,7 @@
           <w:lang w:val="sk-SK"/>
         </w:rPr>
       </w:pPr>
-      <w:bookmarkStart w:id="38" w:name="_Toc227520127"/>
+      <w:bookmarkStart w:id="39" w:name="_Toc227610419"/>
       <w:r>
         <w:rPr>
           <w:lang w:val="sk-SK"/>
@@ -10693,7 +10995,7 @@
         </w:rPr>
         <w:t xml:space="preserve"> (translation)</w:t>
       </w:r>
-      <w:bookmarkEnd w:id="38"/>
+      <w:bookmarkEnd w:id="39"/>
     </w:p>
     <w:p>
       <w:pPr>
@@ -10711,14 +11013,15 @@
           <w:lang w:val="sk-SK"/>
         </w:rPr>
       </w:pPr>
-      <w:bookmarkStart w:id="39" w:name="_Toc227520128"/>
-      <w:r>
-        <w:rPr>
-          <w:lang w:val="sk-SK"/>
-        </w:rPr>
+      <w:bookmarkStart w:id="40" w:name="_Toc227610420"/>
+      <w:r>
+        <w:rPr>
+          <w:lang w:val="sk-SK"/>
+        </w:rPr>
+        <w:lastRenderedPageBreak/>
         <w:t>Zmena mierky (scaling)</w:t>
       </w:r>
-      <w:bookmarkEnd w:id="39"/>
+      <w:bookmarkEnd w:id="40"/>
     </w:p>
     <w:p>
       <w:pPr>
@@ -10753,15 +11056,14 @@
           <w:lang w:val="sk-SK"/>
         </w:rPr>
       </w:pPr>
-      <w:bookmarkStart w:id="40" w:name="_Toc227520129"/>
-      <w:r>
-        <w:rPr>
-          <w:lang w:val="sk-SK"/>
-        </w:rPr>
-        <w:lastRenderedPageBreak/>
+      <w:bookmarkStart w:id="41" w:name="_Toc227610421"/>
+      <w:r>
+        <w:rPr>
+          <w:lang w:val="sk-SK"/>
+        </w:rPr>
         <w:t>Shearing</w:t>
       </w:r>
-      <w:bookmarkEnd w:id="40"/>
+      <w:bookmarkEnd w:id="41"/>
     </w:p>
     <w:p>
       <w:pPr>
@@ -10777,7 +11079,7 @@
         <w:pStyle w:val="Heading2"/>
         <w:spacing w:before="480" w:after="240"/>
       </w:pPr>
-      <w:bookmarkStart w:id="41" w:name="_Toc227520130"/>
+      <w:bookmarkStart w:id="42" w:name="_Toc227610422"/>
       <w:r>
         <w:rPr>
           <w:lang w:val="sk-SK"/>
@@ -10787,7 +11089,7 @@
       <w:r>
         <w:t xml:space="preserve"> augmentácie</w:t>
       </w:r>
-      <w:bookmarkEnd w:id="41"/>
+      <w:bookmarkEnd w:id="42"/>
     </w:p>
     <w:p>
       <w:pPr>
@@ -10805,14 +11107,14 @@
           <w:lang w:val="sk-SK"/>
         </w:rPr>
       </w:pPr>
-      <w:bookmarkStart w:id="42" w:name="_Toc227520131"/>
+      <w:bookmarkStart w:id="43" w:name="_Toc227610423"/>
       <w:r>
         <w:rPr>
           <w:lang w:val="sk-SK"/>
         </w:rPr>
         <w:t>Zmena jasu</w:t>
       </w:r>
-      <w:bookmarkEnd w:id="42"/>
+      <w:bookmarkEnd w:id="43"/>
     </w:p>
     <w:p>
       <w:pPr>
@@ -10830,14 +11132,20 @@
           <w:lang w:val="sk-SK"/>
         </w:rPr>
       </w:pPr>
-      <w:bookmarkStart w:id="43" w:name="_Toc227520132"/>
-      <w:r>
-        <w:rPr>
-          <w:lang w:val="sk-SK"/>
-        </w:rPr>
-        <w:t>Zmena jasu</w:t>
-      </w:r>
-      <w:bookmarkEnd w:id="43"/>
+      <w:bookmarkStart w:id="44" w:name="_Toc227610424"/>
+      <w:r>
+        <w:rPr>
+          <w:lang w:val="sk-SK"/>
+        </w:rPr>
+        <w:t xml:space="preserve">Zmena </w:t>
+      </w:r>
+      <w:r>
+        <w:rPr>
+          <w:lang w:val="sk-SK"/>
+        </w:rPr>
+        <w:t>kontrastu</w:t>
+      </w:r>
+      <w:bookmarkEnd w:id="44"/>
     </w:p>
     <w:p>
       <w:pPr>
@@ -10855,14 +11163,14 @@
           <w:lang w:val="sk-SK"/>
         </w:rPr>
       </w:pPr>
-      <w:bookmarkStart w:id="44" w:name="_Toc227520133"/>
+      <w:bookmarkStart w:id="45" w:name="_Toc227610425"/>
       <w:r>
         <w:rPr>
           <w:lang w:val="sk-SK"/>
         </w:rPr>
         <w:t>CLAHE</w:t>
       </w:r>
-      <w:bookmarkEnd w:id="44"/>
+      <w:bookmarkEnd w:id="45"/>
     </w:p>
     <w:p>
       <w:pPr>
@@ -10993,7 +11301,7 @@
       <w:pPr>
         <w:pStyle w:val="Caption"/>
       </w:pPr>
-      <w:bookmarkStart w:id="45" w:name="_Toc227520097"/>
+      <w:bookmarkStart w:id="46" w:name="_Toc227610476"/>
       <w:r>
         <w:t xml:space="preserve">Obr. </w:t>
       </w:r>
@@ -11042,21 +11350,22 @@
       <w:r>
         <w:t>]</w:t>
       </w:r>
-      <w:bookmarkEnd w:id="45"/>
+      <w:bookmarkEnd w:id="46"/>
     </w:p>
     <w:p>
       <w:pPr>
         <w:pStyle w:val="Heading2"/>
         <w:spacing w:before="480" w:after="240"/>
       </w:pPr>
-      <w:bookmarkStart w:id="46" w:name="_Toc227520134"/>
-      <w:r>
-        <w:rPr>
-          <w:lang w:val="sk-SK"/>
-        </w:rPr>
+      <w:bookmarkStart w:id="47" w:name="_Toc227610426"/>
+      <w:r>
+        <w:rPr>
+          <w:lang w:val="sk-SK"/>
+        </w:rPr>
+        <w:lastRenderedPageBreak/>
         <w:t>Priestorové augmentácie</w:t>
       </w:r>
-      <w:bookmarkEnd w:id="46"/>
+      <w:bookmarkEnd w:id="47"/>
     </w:p>
     <w:p>
       <w:pPr>
@@ -11075,15 +11384,14 @@
           <w:lang w:val="sk-SK"/>
         </w:rPr>
       </w:pPr>
-      <w:bookmarkStart w:id="47" w:name="_Toc227520135"/>
-      <w:r>
-        <w:rPr>
-          <w:lang w:val="sk-SK"/>
-        </w:rPr>
-        <w:lastRenderedPageBreak/>
+      <w:bookmarkStart w:id="48" w:name="_Toc227610427"/>
+      <w:r>
+        <w:rPr>
+          <w:lang w:val="sk-SK"/>
+        </w:rPr>
         <w:t>Zrkadlenie (mirroring)</w:t>
       </w:r>
-      <w:bookmarkEnd w:id="47"/>
+      <w:bookmarkEnd w:id="48"/>
     </w:p>
     <w:p>
       <w:pPr>
@@ -11101,14 +11409,14 @@
           <w:lang w:val="sk-SK"/>
         </w:rPr>
       </w:pPr>
-      <w:bookmarkStart w:id="48" w:name="_Toc227520136"/>
+      <w:bookmarkStart w:id="49" w:name="_Toc227610428"/>
       <w:r>
         <w:rPr>
           <w:lang w:val="sk-SK"/>
         </w:rPr>
         <w:t>Rozmazanie (blur)</w:t>
       </w:r>
-      <w:bookmarkEnd w:id="48"/>
+      <w:bookmarkEnd w:id="49"/>
     </w:p>
     <w:p>
       <w:pPr>
@@ -11135,14 +11443,14 @@
           <w:lang w:val="sk-SK"/>
         </w:rPr>
       </w:pPr>
-      <w:bookmarkStart w:id="49" w:name="_Toc227520137"/>
+      <w:bookmarkStart w:id="50" w:name="_Toc227610429"/>
       <w:r>
         <w:rPr>
           <w:lang w:val="sk-SK"/>
         </w:rPr>
         <w:t>Šum (noise)</w:t>
       </w:r>
-      <w:bookmarkEnd w:id="49"/>
+      <w:bookmarkEnd w:id="50"/>
     </w:p>
     <w:p>
       <w:pPr>
@@ -11216,7 +11524,7 @@
       <w:pPr>
         <w:pStyle w:val="Caption"/>
       </w:pPr>
-      <w:bookmarkStart w:id="50" w:name="_Toc227520098"/>
+      <w:bookmarkStart w:id="51" w:name="_Toc227610477"/>
       <w:r>
         <w:t xml:space="preserve">Obr. </w:t>
       </w:r>
@@ -11268,7 +11576,7 @@
       <w:r>
         <w:t>]</w:t>
       </w:r>
-      <w:bookmarkEnd w:id="50"/>
+      <w:bookmarkEnd w:id="51"/>
     </w:p>
     <w:p>
       <w:pPr>
@@ -11277,14 +11585,14 @@
           <w:lang w:val="sk-SK"/>
         </w:rPr>
       </w:pPr>
-      <w:bookmarkStart w:id="51" w:name="_Toc227520138"/>
+      <w:bookmarkStart w:id="52" w:name="_Toc227610430"/>
       <w:r>
         <w:rPr>
           <w:lang w:val="sk-SK"/>
         </w:rPr>
         <w:t>CutMix</w:t>
       </w:r>
-      <w:bookmarkEnd w:id="51"/>
+      <w:bookmarkEnd w:id="52"/>
     </w:p>
     <w:p>
       <w:pPr>
@@ -11304,6 +11612,7 @@
         <w:rPr>
           <w:noProof/>
         </w:rPr>
+        <w:lastRenderedPageBreak/>
         <w:drawing>
           <wp:inline distT="0" distB="0" distL="0" distR="0" wp14:anchorId="3DABC9FE" wp14:editId="53FD4063">
             <wp:extent cx="1870364" cy="1635775"/>
@@ -11358,7 +11667,7 @@
       <w:pPr>
         <w:pStyle w:val="Caption"/>
       </w:pPr>
-      <w:bookmarkStart w:id="52" w:name="_Toc227520099"/>
+      <w:bookmarkStart w:id="53" w:name="_Toc227610478"/>
       <w:r>
         <w:t xml:space="preserve">Obr. </w:t>
       </w:r>
@@ -11410,7 +11719,7 @@
       <w:r>
         <w:t>]</w:t>
       </w:r>
-      <w:bookmarkEnd w:id="52"/>
+      <w:bookmarkEnd w:id="53"/>
     </w:p>
     <w:p>
       <w:pPr>
@@ -11425,15 +11734,14 @@
           <w:lang w:val="sk-SK"/>
         </w:rPr>
       </w:pPr>
-      <w:bookmarkStart w:id="53" w:name="_Toc227520139"/>
-      <w:r>
-        <w:rPr>
-          <w:lang w:val="sk-SK"/>
-        </w:rPr>
-        <w:lastRenderedPageBreak/>
+      <w:bookmarkStart w:id="54" w:name="_Toc227610431"/>
+      <w:r>
+        <w:rPr>
+          <w:lang w:val="sk-SK"/>
+        </w:rPr>
         <w:t>Oklúzia (occlusion)</w:t>
       </w:r>
-      <w:bookmarkEnd w:id="53"/>
+      <w:bookmarkEnd w:id="54"/>
     </w:p>
     <w:p>
       <w:pPr>
@@ -11525,7 +11833,7 @@
       <w:pPr>
         <w:pStyle w:val="Caption"/>
       </w:pPr>
-      <w:bookmarkStart w:id="54" w:name="_Toc227520100"/>
+      <w:bookmarkStart w:id="55" w:name="_Toc227610479"/>
       <w:r>
         <w:t xml:space="preserve">Obr. </w:t>
       </w:r>
@@ -11571,7 +11879,7 @@
       <w:r>
         <w:t>]</w:t>
       </w:r>
-      <w:bookmarkEnd w:id="54"/>
+      <w:bookmarkEnd w:id="55"/>
     </w:p>
     <w:p>
       <w:pPr>
@@ -11595,7 +11903,7 @@
       <w:r>
         <w:fldChar w:fldCharType="end"/>
       </w:r>
-      <w:bookmarkStart w:id="55" w:name="_Toc227520140"/>
+      <w:bookmarkStart w:id="56" w:name="_Toc227610432"/>
       <w:r>
         <w:rPr>
           <w:lang w:val="sk-SK"/>
@@ -11608,21 +11916,21 @@
         </w:rPr>
         <w:t xml:space="preserve"> slnečného žiarenia</w:t>
       </w:r>
-      <w:bookmarkEnd w:id="55"/>
+      <w:bookmarkEnd w:id="56"/>
     </w:p>
     <w:p>
       <w:pPr>
         <w:pStyle w:val="Heading2"/>
         <w:spacing w:before="480" w:after="240"/>
       </w:pPr>
-      <w:bookmarkStart w:id="56" w:name="_Toc227520141"/>
+      <w:bookmarkStart w:id="57" w:name="_Toc227610433"/>
       <w:r>
         <w:rPr>
           <w:lang w:val="sk-SK"/>
         </w:rPr>
         <w:t>Tradičné prístupu a moderné metódy</w:t>
       </w:r>
-      <w:bookmarkEnd w:id="56"/>
+      <w:bookmarkEnd w:id="57"/>
     </w:p>
     <w:p>
       <w:pPr>
@@ -11639,7 +11947,13 @@
         <w:rPr>
           <w:lang w:val="sk-SK"/>
         </w:rPr>
-        <w:t>10</w:t>
+        <w:t>1</w:t>
+      </w:r>
+      <w:r>
+        <w:rPr>
+          <w:lang w:val="sk-SK"/>
+        </w:rPr>
+        <w:t>1</w:t>
       </w:r>
       <w:r>
         <w:t>]</w:t>
@@ -11655,14 +11969,14 @@
       <w:pPr>
         <w:pStyle w:val="Heading3"/>
       </w:pPr>
-      <w:bookmarkStart w:id="57" w:name="_Toc227520142"/>
+      <w:bookmarkStart w:id="58" w:name="_Toc227610434"/>
       <w:r>
         <w:rPr>
           <w:lang w:val="sk-SK"/>
         </w:rPr>
         <w:t>Model perzistencie</w:t>
       </w:r>
-      <w:bookmarkEnd w:id="57"/>
+      <w:bookmarkEnd w:id="58"/>
     </w:p>
     <w:p>
       <w:pPr>
@@ -11679,7 +11993,13 @@
         <w:rPr>
           <w:lang w:val="sk-SK"/>
         </w:rPr>
-        <w:t>11</w:t>
+        <w:t>1</w:t>
+      </w:r>
+      <w:r>
+        <w:rPr>
+          <w:lang w:val="sk-SK"/>
+        </w:rPr>
+        <w:t>2</w:t>
       </w:r>
       <w:r>
         <w:t>]</w:t>
@@ -11695,14 +12015,14 @@
       <w:pPr>
         <w:pStyle w:val="Heading3"/>
       </w:pPr>
-      <w:bookmarkStart w:id="58" w:name="_Toc227520143"/>
+      <w:bookmarkStart w:id="59" w:name="_Toc227610435"/>
       <w:r>
         <w:rPr>
           <w:lang w:val="sk-SK"/>
         </w:rPr>
         <w:t>Fyzikálne a satelitné modely</w:t>
       </w:r>
-      <w:bookmarkEnd w:id="58"/>
+      <w:bookmarkEnd w:id="59"/>
     </w:p>
     <w:p>
       <w:pPr>
@@ -11741,7 +12061,13 @@
         <w:rPr>
           <w:lang w:val="sk-SK"/>
         </w:rPr>
-        <w:t>12</w:t>
+        <w:t>1</w:t>
+      </w:r>
+      <w:r>
+        <w:rPr>
+          <w:lang w:val="sk-SK"/>
+        </w:rPr>
+        <w:t>3</w:t>
       </w:r>
       <w:r>
         <w:t>]</w:t>
@@ -11757,14 +12083,14 @@
       <w:pPr>
         <w:pStyle w:val="Heading3"/>
       </w:pPr>
-      <w:bookmarkStart w:id="59" w:name="_Toc227520144"/>
+      <w:bookmarkStart w:id="60" w:name="_Toc227610436"/>
       <w:r>
         <w:rPr>
           <w:lang w:val="sk-SK"/>
         </w:rPr>
         <w:t>Modely založené na celooblohových snímkach</w:t>
       </w:r>
-      <w:bookmarkEnd w:id="59"/>
+      <w:bookmarkEnd w:id="60"/>
     </w:p>
     <w:p>
       <w:pPr>
@@ -11836,7 +12162,13 @@
         <w:rPr>
           <w:lang w:val="sk-SK"/>
         </w:rPr>
-        <w:t>13</w:t>
+        <w:t>1</w:t>
+      </w:r>
+      <w:r>
+        <w:rPr>
+          <w:lang w:val="sk-SK"/>
+        </w:rPr>
+        <w:t>4</w:t>
       </w:r>
       <w:r>
         <w:t>]</w:t>
@@ -11856,14 +12188,14 @@
           <w:lang w:val="sk-SK"/>
         </w:rPr>
       </w:pPr>
-      <w:bookmarkStart w:id="60" w:name="_Toc227520145"/>
+      <w:bookmarkStart w:id="61" w:name="_Toc227610437"/>
       <w:r>
         <w:rPr>
           <w:lang w:val="sk-SK"/>
         </w:rPr>
         <w:t>Extrakcia príznakov</w:t>
       </w:r>
-      <w:bookmarkEnd w:id="60"/>
+      <w:bookmarkEnd w:id="61"/>
       <w:r>
         <w:rPr>
           <w:lang w:val="sk-SK"/>
@@ -11911,7 +12243,7 @@
       <w:pPr>
         <w:pStyle w:val="Heading3"/>
       </w:pPr>
-      <w:bookmarkStart w:id="61" w:name="_Toc227520146"/>
+      <w:bookmarkStart w:id="62" w:name="_Toc227610438"/>
       <w:r>
         <w:rPr>
           <w:lang w:val="sk-SK"/>
@@ -11923,7 +12255,19 @@
         <w:rPr>
           <w:lang w:val="sk-SK"/>
         </w:rPr>
-        <w:t>lboké učeni</w:t>
+        <w:t>lboké</w:t>
+      </w:r>
+      <w:r>
+        <w:rPr>
+          <w:lang w:val="sk-SK"/>
+        </w:rPr>
+        <w:t>ho</w:t>
+      </w:r>
+      <w:r>
+        <w:rPr>
+          <w:lang w:val="sk-SK"/>
+        </w:rPr>
+        <w:t xml:space="preserve"> učeni</w:t>
       </w:r>
       <w:r>
         <w:rPr>
@@ -11955,7 +12299,7 @@
         </w:rPr>
         <w:t>v kontexte extrakcie príznakov pri predikcii slnečného žiarenia</w:t>
       </w:r>
-      <w:bookmarkEnd w:id="61"/>
+      <w:bookmarkEnd w:id="62"/>
     </w:p>
     <w:p>
       <w:pPr>
@@ -11981,7 +12325,13 @@
         <w:rPr>
           <w:lang w:val="sk-SK"/>
         </w:rPr>
-        <w:t>14</w:t>
+        <w:t>1</w:t>
+      </w:r>
+      <w:r>
+        <w:rPr>
+          <w:lang w:val="sk-SK"/>
+        </w:rPr>
+        <w:t>5</w:t>
       </w:r>
       <w:r>
         <w:t>]</w:t>
@@ -12018,7 +12368,13 @@
         <w:rPr>
           <w:lang w:val="sk-SK"/>
         </w:rPr>
-        <w:t>15</w:t>
+        <w:t>1</w:t>
+      </w:r>
+      <w:r>
+        <w:rPr>
+          <w:lang w:val="sk-SK"/>
+        </w:rPr>
+        <w:t>6</w:t>
       </w:r>
       <w:r>
         <w:t>]</w:t>
@@ -12052,7 +12408,13 @@
         <w:rPr>
           <w:lang w:val="sk-SK"/>
         </w:rPr>
-        <w:t>16</w:t>
+        <w:t>1</w:t>
+      </w:r>
+      <w:r>
+        <w:rPr>
+          <w:lang w:val="sk-SK"/>
+        </w:rPr>
+        <w:t>7</w:t>
       </w:r>
       <w:r>
         <w:t>]</w:t>
@@ -12098,7 +12460,7 @@
         <w:rPr>
           <w:lang w:val="sk-SK"/>
         </w:rPr>
-        <w:t>7</w:t>
+        <w:t>8</w:t>
       </w:r>
       <w:r>
         <w:t>]</w:t>
@@ -12118,7 +12480,7 @@
           <w:lang w:val="sk-SK"/>
         </w:rPr>
       </w:pPr>
-      <w:bookmarkStart w:id="62" w:name="_Toc227520147"/>
+      <w:bookmarkStart w:id="63" w:name="_Toc227610439"/>
       <w:r>
         <w:rPr>
           <w:lang w:val="sk-SK"/>
@@ -12131,7 +12493,7 @@
         </w:rPr>
         <w:t xml:space="preserve"> (CNN)</w:t>
       </w:r>
-      <w:bookmarkEnd w:id="62"/>
+      <w:bookmarkEnd w:id="63"/>
     </w:p>
     <w:p>
       <w:pPr>
@@ -12199,14 +12561,14 @@
           <w:lang w:val="sk-SK"/>
         </w:rPr>
       </w:pPr>
-      <w:bookmarkStart w:id="63" w:name="_Toc227520148"/>
+      <w:bookmarkStart w:id="64" w:name="_Toc227610440"/>
       <w:r>
         <w:rPr>
           <w:lang w:val="sk-SK"/>
         </w:rPr>
         <w:t>Konvolučná vrstva</w:t>
       </w:r>
-      <w:bookmarkEnd w:id="63"/>
+      <w:bookmarkEnd w:id="64"/>
     </w:p>
     <w:p>
       <w:pPr>
@@ -12247,7 +12609,7 @@
         <w:rPr>
           <w:lang w:val="sk-SK"/>
         </w:rPr>
-        <w:t>8</w:t>
+        <w:t>9</w:t>
       </w:r>
       <w:r>
         <w:t>]</w:t>
@@ -12263,14 +12625,14 @@
           <w:lang w:val="sk-SK"/>
         </w:rPr>
       </w:pPr>
-      <w:bookmarkStart w:id="64" w:name="_Toc227520149"/>
+      <w:bookmarkStart w:id="65" w:name="_Toc227610441"/>
       <w:r>
         <w:rPr>
           <w:lang w:val="sk-SK"/>
         </w:rPr>
         <w:t>Pooling vrstva</w:t>
       </w:r>
-      <w:bookmarkEnd w:id="64"/>
+      <w:bookmarkEnd w:id="65"/>
     </w:p>
     <w:p>
       <w:pPr>
@@ -12302,7 +12664,7 @@
         <w:rPr>
           <w:lang w:val="sk-SK"/>
         </w:rPr>
-        <w:t>8</w:t>
+        <w:t>9</w:t>
       </w:r>
       <w:r>
         <w:t>]</w:t>
@@ -12318,14 +12680,14 @@
           <w:lang w:val="sk-SK"/>
         </w:rPr>
       </w:pPr>
-      <w:bookmarkStart w:id="65" w:name="_Toc227520150"/>
+      <w:bookmarkStart w:id="66" w:name="_Toc227610442"/>
       <w:r>
         <w:rPr>
           <w:lang w:val="sk-SK"/>
         </w:rPr>
         <w:t>Husto prepojená vrstva</w:t>
       </w:r>
-      <w:bookmarkEnd w:id="65"/>
+      <w:bookmarkEnd w:id="66"/>
     </w:p>
     <w:p>
       <w:pPr>
@@ -12349,7 +12711,7 @@
         <w:rPr>
           <w:lang w:val="sk-SK"/>
         </w:rPr>
-        <w:t>8</w:t>
+        <w:t>9</w:t>
       </w:r>
       <w:r>
         <w:t>]</w:t>
@@ -12365,14 +12727,14 @@
           <w:lang w:val="sk-SK"/>
         </w:rPr>
       </w:pPr>
-      <w:bookmarkStart w:id="66" w:name="_Toc227520151"/>
+      <w:bookmarkStart w:id="67" w:name="_Toc227610443"/>
       <w:r>
         <w:rPr>
           <w:lang w:val="sk-SK"/>
         </w:rPr>
         <w:t>Aktivačná funkcia</w:t>
       </w:r>
-      <w:bookmarkEnd w:id="66"/>
+      <w:bookmarkEnd w:id="67"/>
     </w:p>
     <w:p>
       <w:pPr>
@@ -12396,7 +12758,7 @@
         <w:rPr>
           <w:lang w:val="sk-SK"/>
         </w:rPr>
-        <w:t>8</w:t>
+        <w:t>9</w:t>
       </w:r>
       <w:r>
         <w:t>]</w:t>
@@ -12476,7 +12838,7 @@
       <w:pPr>
         <w:pStyle w:val="Caption"/>
       </w:pPr>
-      <w:bookmarkStart w:id="67" w:name="_Toc227520101"/>
+      <w:bookmarkStart w:id="68" w:name="_Toc227610480"/>
       <w:r>
         <w:t xml:space="preserve">Obr. </w:t>
       </w:r>
@@ -12510,7 +12872,7 @@
         </w:rPr>
         <w:t>Zjednodušený diagram konvolučnej neurónovej siete</w:t>
       </w:r>
-      <w:bookmarkEnd w:id="67"/>
+      <w:bookmarkEnd w:id="68"/>
       <w:r>
         <w:rPr>
           <w:lang w:val="sk-SK"/>
@@ -12526,7 +12888,7 @@
           <w:lang w:val="sk-SK"/>
         </w:rPr>
       </w:pPr>
-      <w:bookmarkStart w:id="68" w:name="_Toc227520152"/>
+      <w:bookmarkStart w:id="69" w:name="_Toc227610444"/>
       <w:r>
         <w:rPr>
           <w:lang w:val="sk-SK"/>
@@ -12539,7 +12901,7 @@
         </w:rPr>
         <w:t>CNN pre analýzu snímok oblohy</w:t>
       </w:r>
-      <w:bookmarkEnd w:id="68"/>
+      <w:bookmarkEnd w:id="69"/>
     </w:p>
     <w:p>
       <w:pPr>
@@ -12619,14 +12981,14 @@
       <w:r>
         <w:fldChar w:fldCharType="end"/>
       </w:r>
-      <w:bookmarkStart w:id="69" w:name="_Toc227520153"/>
+      <w:bookmarkStart w:id="70" w:name="_Toc227610445"/>
       <w:r>
         <w:rPr>
           <w:lang w:val="sk-SK"/>
         </w:rPr>
         <w:t>Hodnotiace metriky</w:t>
       </w:r>
-      <w:bookmarkEnd w:id="69"/>
+      <w:bookmarkEnd w:id="70"/>
     </w:p>
     <w:p>
       <w:pPr>
@@ -12643,13 +13005,13 @@
         <w:t xml:space="preserve"> </w:t>
       </w:r>
       <w:r>
-        <w:t>[1</w:t>
-      </w:r>
-      <w:r>
-        <w:rPr>
-          <w:lang w:val="sk-SK"/>
-        </w:rPr>
-        <w:t>9</w:t>
+        <w:t>[</w:t>
+      </w:r>
+      <w:r>
+        <w:rPr>
+          <w:lang w:val="sk-SK"/>
+        </w:rPr>
+        <w:t>20</w:t>
       </w:r>
       <w:r>
         <w:t>]</w:t>
@@ -12666,14 +13028,14 @@
           <w:lang w:val="sk-SK"/>
         </w:rPr>
       </w:pPr>
-      <w:bookmarkStart w:id="70" w:name="_Toc227520154"/>
+      <w:bookmarkStart w:id="71" w:name="_Toc227610446"/>
       <w:r>
         <w:rPr>
           <w:lang w:val="sk-SK"/>
         </w:rPr>
         <w:t>Stredná absolútna chyba (MAE)</w:t>
       </w:r>
-      <w:bookmarkEnd w:id="70"/>
+      <w:bookmarkEnd w:id="71"/>
     </w:p>
     <w:p>
       <w:pPr>
@@ -12975,13 +13337,13 @@
         <w:t xml:space="preserve"> </w:t>
       </w:r>
       <w:r>
-        <w:t>[1</w:t>
-      </w:r>
-      <w:r>
-        <w:rPr>
-          <w:lang w:val="sk-SK"/>
-        </w:rPr>
-        <w:t>9</w:t>
+        <w:t>[</w:t>
+      </w:r>
+      <w:r>
+        <w:rPr>
+          <w:lang w:val="sk-SK"/>
+        </w:rPr>
+        <w:t>20</w:t>
       </w:r>
       <w:r>
         <w:t>]</w:t>
@@ -12998,14 +13360,14 @@
           <w:lang w:val="sk-SK"/>
         </w:rPr>
       </w:pPr>
-      <w:bookmarkStart w:id="71" w:name="_Toc227520155"/>
+      <w:bookmarkStart w:id="72" w:name="_Toc227610447"/>
       <w:r>
         <w:rPr>
           <w:lang w:val="sk-SK"/>
         </w:rPr>
         <w:t>Koreň strednej kvadratickej chyby (RMSE)</w:t>
       </w:r>
-      <w:bookmarkEnd w:id="71"/>
+      <w:bookmarkEnd w:id="72"/>
     </w:p>
     <w:p>
       <w:pPr>
@@ -13329,13 +13691,13 @@
         <w:t xml:space="preserve"> </w:t>
       </w:r>
       <w:r>
-        <w:t>[1</w:t>
-      </w:r>
-      <w:r>
-        <w:rPr>
-          <w:lang w:val="sk-SK"/>
-        </w:rPr>
-        <w:t>9</w:t>
+        <w:t>[</w:t>
+      </w:r>
+      <w:r>
+        <w:rPr>
+          <w:lang w:val="sk-SK"/>
+        </w:rPr>
+        <w:t>20</w:t>
       </w:r>
       <w:r>
         <w:t>]</w:t>
@@ -13352,7 +13714,7 @@
           <w:lang w:val="sk-SK"/>
         </w:rPr>
       </w:pPr>
-      <w:bookmarkStart w:id="72" w:name="_Toc227520156"/>
+      <w:bookmarkStart w:id="73" w:name="_Toc227610448"/>
       <w:r>
         <w:rPr>
           <w:lang w:val="sk-SK"/>
@@ -13378,7 +13740,7 @@
         </w:rPr>
         <w:t>)</w:t>
       </w:r>
-      <w:bookmarkEnd w:id="72"/>
+      <w:bookmarkEnd w:id="73"/>
     </w:p>
     <w:p>
       <w:pPr>
@@ -13840,13 +14202,13 @@
         <w:t xml:space="preserve"> </w:t>
       </w:r>
       <w:r>
-        <w:t>[1</w:t>
-      </w:r>
-      <w:r>
-        <w:rPr>
-          <w:lang w:val="sk-SK"/>
-        </w:rPr>
-        <w:t>9</w:t>
+        <w:t>[</w:t>
+      </w:r>
+      <w:r>
+        <w:rPr>
+          <w:lang w:val="sk-SK"/>
+        </w:rPr>
+        <w:t>20</w:t>
       </w:r>
       <w:r>
         <w:t>]</w:t>
@@ -13877,14 +14239,14 @@
       <w:r>
         <w:fldChar w:fldCharType="end"/>
       </w:r>
-      <w:bookmarkStart w:id="73" w:name="_Toc227520157"/>
+      <w:bookmarkStart w:id="74" w:name="_Toc227610449"/>
       <w:r>
         <w:rPr>
           <w:lang w:val="sk-SK"/>
         </w:rPr>
         <w:t>Krížová validácia typu k-fold</w:t>
       </w:r>
-      <w:bookmarkEnd w:id="73"/>
+      <w:bookmarkEnd w:id="74"/>
     </w:p>
     <w:p>
       <w:pPr>
@@ -13997,7 +14359,7 @@
       <w:pPr>
         <w:pStyle w:val="Caption"/>
       </w:pPr>
-      <w:bookmarkStart w:id="74" w:name="_Toc227520102"/>
+      <w:bookmarkStart w:id="75" w:name="_Toc227610481"/>
       <w:r>
         <w:t xml:space="preserve">Obr. </w:t>
       </w:r>
@@ -14031,7 +14393,7 @@
         </w:rPr>
         <w:t>Diagram popisujúci princíp 5k-fold validácie</w:t>
       </w:r>
-      <w:bookmarkEnd w:id="74"/>
+      <w:bookmarkEnd w:id="75"/>
       <w:r>
         <w:rPr>
           <w:lang w:val="sk-SK"/>
@@ -14061,14 +14423,14 @@
       <w:r>
         <w:fldChar w:fldCharType="end"/>
       </w:r>
-      <w:bookmarkStart w:id="75" w:name="_Toc227520158"/>
+      <w:bookmarkStart w:id="76" w:name="_Toc227610450"/>
       <w:r>
         <w:rPr>
           <w:lang w:val="sk-SK"/>
         </w:rPr>
         <w:t>Optimalizácia hyperparametrov pomocou frameworku Optuna</w:t>
       </w:r>
-      <w:bookmarkEnd w:id="75"/>
+      <w:bookmarkEnd w:id="76"/>
     </w:p>
     <w:p>
       <w:pPr>
@@ -14087,14 +14449,14 @@
           <w:lang w:val="sk-SK"/>
         </w:rPr>
       </w:pPr>
-      <w:bookmarkStart w:id="76" w:name="_Toc227520159"/>
+      <w:bookmarkStart w:id="77" w:name="_Toc227610451"/>
       <w:r>
         <w:rPr>
           <w:lang w:val="sk-SK"/>
         </w:rPr>
         <w:t>Optuna framework</w:t>
       </w:r>
-      <w:bookmarkEnd w:id="76"/>
+      <w:bookmarkEnd w:id="77"/>
     </w:p>
     <w:p>
       <w:pPr>
@@ -14139,7 +14501,13 @@
         <w:rPr>
           <w:lang w:val="sk-SK"/>
         </w:rPr>
-        <w:t>20</w:t>
+        <w:t>2</w:t>
+      </w:r>
+      <w:r>
+        <w:rPr>
+          <w:lang w:val="sk-SK"/>
+        </w:rPr>
+        <w:t>1</w:t>
       </w:r>
       <w:r>
         <w:t>]</w:t>
@@ -14159,14 +14527,14 @@
           <w:lang w:val="sk-SK"/>
         </w:rPr>
       </w:pPr>
-      <w:bookmarkStart w:id="77" w:name="_Toc227520160"/>
+      <w:bookmarkStart w:id="78" w:name="_Toc227610452"/>
       <w:r>
         <w:rPr>
           <w:lang w:val="sk-SK"/>
         </w:rPr>
         <w:t>Optimalizované hyperparametre v tejto práci</w:t>
       </w:r>
-      <w:bookmarkEnd w:id="77"/>
+      <w:bookmarkEnd w:id="78"/>
     </w:p>
     <w:p>
       <w:pPr>
@@ -14303,7 +14671,7 @@
           <w:lang w:val="sk-SK"/>
         </w:rPr>
       </w:pPr>
-      <w:bookmarkStart w:id="78" w:name="_Toc227520161"/>
+      <w:bookmarkStart w:id="79" w:name="_Toc227610453"/>
       <w:r>
         <w:rPr>
           <w:lang w:val="sk-SK"/>
@@ -14311,7 +14679,7 @@
         <w:lastRenderedPageBreak/>
         <w:t>Počet konvolučných vrstiev</w:t>
       </w:r>
-      <w:bookmarkEnd w:id="78"/>
+      <w:bookmarkEnd w:id="79"/>
     </w:p>
     <w:p>
       <w:pPr>
@@ -14329,7 +14697,7 @@
           <w:lang w:val="sk-SK"/>
         </w:rPr>
       </w:pPr>
-      <w:bookmarkStart w:id="79" w:name="_Toc227520162"/>
+      <w:bookmarkStart w:id="80" w:name="_Toc227610454"/>
       <w:r>
         <w:rPr>
           <w:lang w:val="sk-SK"/>
@@ -14342,7 +14710,7 @@
         </w:rPr>
         <w:t>h</w:t>
       </w:r>
-      <w:bookmarkEnd w:id="79"/>
+      <w:bookmarkEnd w:id="80"/>
     </w:p>
     <w:p>
       <w:pPr>
@@ -14360,14 +14728,14 @@
           <w:lang w:val="sk-SK"/>
         </w:rPr>
       </w:pPr>
-      <w:bookmarkStart w:id="80" w:name="_Toc227520163"/>
+      <w:bookmarkStart w:id="81" w:name="_Toc227610455"/>
       <w:r>
         <w:rPr>
           <w:lang w:val="sk-SK"/>
         </w:rPr>
         <w:t>Batch normalizácia</w:t>
       </w:r>
-      <w:bookmarkEnd w:id="80"/>
+      <w:bookmarkEnd w:id="81"/>
     </w:p>
     <w:p>
       <w:pPr>
@@ -14385,14 +14753,14 @@
           <w:lang w:val="sk-SK"/>
         </w:rPr>
       </w:pPr>
-      <w:bookmarkStart w:id="81" w:name="_Toc227520164"/>
+      <w:bookmarkStart w:id="82" w:name="_Toc227610456"/>
       <w:r>
         <w:rPr>
           <w:lang w:val="sk-SK"/>
         </w:rPr>
         <w:t>Veľkosť konvolučného jadra (kernel size)</w:t>
       </w:r>
-      <w:bookmarkEnd w:id="81"/>
+      <w:bookmarkEnd w:id="82"/>
     </w:p>
     <w:p>
       <w:pPr>
@@ -14410,14 +14778,14 @@
           <w:lang w:val="sk-SK"/>
         </w:rPr>
       </w:pPr>
-      <w:bookmarkStart w:id="82" w:name="_Toc227520165"/>
+      <w:bookmarkStart w:id="83" w:name="_Toc227610457"/>
       <w:r>
         <w:rPr>
           <w:lang w:val="sk-SK"/>
         </w:rPr>
         <w:t>Počet filtrov v prvej vrstve</w:t>
       </w:r>
-      <w:bookmarkEnd w:id="82"/>
+      <w:bookmarkEnd w:id="83"/>
     </w:p>
     <w:p>
       <w:pPr>
@@ -14435,14 +14803,14 @@
           <w:lang w:val="sk-SK"/>
         </w:rPr>
       </w:pPr>
-      <w:bookmarkStart w:id="83" w:name="_Toc227520166"/>
+      <w:bookmarkStart w:id="84" w:name="_Toc227610458"/>
       <w:r>
         <w:rPr>
           <w:lang w:val="sk-SK"/>
         </w:rPr>
         <w:t>Veľkosť vstupného obrazu</w:t>
       </w:r>
-      <w:bookmarkEnd w:id="83"/>
+      <w:bookmarkEnd w:id="84"/>
     </w:p>
     <w:p>
       <w:pPr>
@@ -14460,7 +14828,7 @@
           <w:lang w:val="sk-SK"/>
         </w:rPr>
       </w:pPr>
-      <w:bookmarkStart w:id="84" w:name="_Toc227520167"/>
+      <w:bookmarkStart w:id="85" w:name="_Toc227610459"/>
       <w:r>
         <w:rPr>
           <w:lang w:val="sk-SK"/>
@@ -14468,7 +14836,7 @@
         <w:lastRenderedPageBreak/>
         <w:t>Learning rate</w:t>
       </w:r>
-      <w:bookmarkEnd w:id="84"/>
+      <w:bookmarkEnd w:id="85"/>
     </w:p>
     <w:p>
       <w:pPr>
@@ -14501,14 +14869,14 @@
       <w:r>
         <w:fldChar w:fldCharType="end"/>
       </w:r>
-      <w:bookmarkStart w:id="85" w:name="_Toc227520168"/>
+      <w:bookmarkStart w:id="86" w:name="_Toc227610460"/>
       <w:r>
         <w:rPr>
           <w:lang w:val="sk-SK"/>
         </w:rPr>
         <w:t>Analýza súčasného stavu problematiky</w:t>
       </w:r>
-      <w:bookmarkEnd w:id="85"/>
+      <w:bookmarkEnd w:id="86"/>
       <w:r>
         <w:rPr>
           <w:lang w:val="sk-SK"/>
@@ -14560,14 +14928,14 @@
           <w:lang w:val="sk-SK"/>
         </w:rPr>
       </w:pPr>
-      <w:bookmarkStart w:id="86" w:name="_Toc227520169"/>
+      <w:bookmarkStart w:id="87" w:name="_Toc227610461"/>
       <w:r>
         <w:rPr>
           <w:lang w:val="sk-SK"/>
         </w:rPr>
         <w:t>Prístup založený na transfer learningu a časových sekvenciách</w:t>
       </w:r>
-      <w:bookmarkEnd w:id="86"/>
+      <w:bookmarkEnd w:id="87"/>
     </w:p>
     <w:p>
       <w:pPr>
@@ -14596,7 +14964,13 @@
         <w:rPr>
           <w:lang w:val="sk-SK"/>
         </w:rPr>
-        <w:t>21</w:t>
+        <w:t>2</w:t>
+      </w:r>
+      <w:r>
+        <w:rPr>
+          <w:lang w:val="sk-SK"/>
+        </w:rPr>
+        <w:t>2</w:t>
       </w:r>
       <w:r>
         <w:t>]</w:t>
@@ -14629,7 +15003,7 @@
           <w:lang w:val="sk-SK"/>
         </w:rPr>
       </w:pPr>
-      <w:bookmarkStart w:id="87" w:name="_Toc227520170"/>
+      <w:bookmarkStart w:id="88" w:name="_Toc227610462"/>
       <w:r>
         <w:rPr>
           <w:lang w:val="sk-SK"/>
@@ -14642,7 +15016,7 @@
         </w:rPr>
         <w:t>k</w:t>
       </w:r>
-      <w:bookmarkEnd w:id="87"/>
+      <w:bookmarkEnd w:id="88"/>
     </w:p>
     <w:p>
       <w:pPr>
@@ -14668,7 +15042,7 @@
         <w:rPr>
           <w:lang w:val="sk-SK"/>
         </w:rPr>
-        <w:t>2</w:t>
+        <w:t>3</w:t>
       </w:r>
       <w:r>
         <w:t>]</w:t>
@@ -14792,14 +15166,14 @@
           <w:lang w:val="sk-SK"/>
         </w:rPr>
       </w:pPr>
-      <w:bookmarkStart w:id="88" w:name="_Toc227520171"/>
+      <w:bookmarkStart w:id="89" w:name="_Toc227610463"/>
       <w:r>
         <w:rPr>
           <w:lang w:val="sk-SK"/>
         </w:rPr>
         <w:t>Kombinácia extrakcie príznakov a klasických metód</w:t>
       </w:r>
-      <w:bookmarkEnd w:id="88"/>
+      <w:bookmarkEnd w:id="89"/>
     </w:p>
     <w:p>
       <w:pPr>
@@ -14825,7 +15199,7 @@
         <w:rPr>
           <w:lang w:val="sk-SK"/>
         </w:rPr>
-        <w:t>3</w:t>
+        <w:t>4</w:t>
       </w:r>
       <w:r>
         <w:t>]</w:t>
@@ -14892,14 +15266,14 @@
           <w:lang w:val="sk-SK"/>
         </w:rPr>
       </w:pPr>
-      <w:bookmarkStart w:id="89" w:name="_Toc227520172"/>
+      <w:bookmarkStart w:id="90" w:name="_Toc227610464"/>
       <w:r>
         <w:rPr>
           <w:lang w:val="sk-SK"/>
         </w:rPr>
         <w:t>Zhrnutie a porovnanie analyzovaných riešení</w:t>
       </w:r>
-      <w:bookmarkEnd w:id="89"/>
+      <w:bookmarkEnd w:id="90"/>
     </w:p>
     <w:p>
       <w:pPr>
@@ -14921,6 +15295,12 @@
         <w:jc w:val="both"/>
       </w:pPr>
       <w:r>
+        <w:rPr>
+          <w:lang w:val="sk-SK"/>
+        </w:rPr>
+        <w:t xml:space="preserve">Práca </w:t>
+      </w:r>
+      <w:r>
         <w:t>[</w:t>
       </w:r>
       <w:r>
@@ -14933,7 +15313,7 @@
         <w:rPr>
           <w:lang w:val="sk-SK"/>
         </w:rPr>
-        <w:t>1</w:t>
+        <w:t>2</w:t>
       </w:r>
       <w:r>
         <w:t>]</w:t>
@@ -14965,7 +15345,13 @@
         <w:jc w:val="both"/>
       </w:pPr>
       <w:r>
+        <w:rPr>
+          <w:lang w:val="sk-SK"/>
+        </w:rPr>
         <w:lastRenderedPageBreak/>
+        <w:t xml:space="preserve">Práca </w:t>
+      </w:r>
+      <w:r>
         <w:t>[</w:t>
       </w:r>
       <w:r>
@@ -14978,7 +15364,7 @@
         <w:rPr>
           <w:lang w:val="sk-SK"/>
         </w:rPr>
-        <w:t>2</w:t>
+        <w:t>3</w:t>
       </w:r>
       <w:r>
         <w:t>]</w:t>
@@ -15019,13 +15405,25 @@
         <w:jc w:val="both"/>
       </w:pPr>
       <w:r>
+        <w:rPr>
+          <w:lang w:val="sk-SK"/>
+        </w:rPr>
+        <w:t xml:space="preserve">Práca </w:t>
+      </w:r>
+      <w:r>
         <w:t>[</w:t>
       </w:r>
       <w:r>
         <w:rPr>
           <w:lang w:val="sk-SK"/>
         </w:rPr>
-        <w:t>23</w:t>
+        <w:t>2</w:t>
+      </w:r>
+      <w:r>
+        <w:rPr>
+          <w:lang w:val="sk-SK"/>
+        </w:rPr>
+        <w:t>4</w:t>
       </w:r>
       <w:r>
         <w:t>]</w:t>
@@ -15163,13 +15561,7 @@
         <w:rPr>
           <w:lang w:val="sk-SK"/>
         </w:rPr>
-        <w:t>TO MENTION: Pri odstraňovaní warpingu, ktorý nepriniesol zlepšenie spomenúť že pre pohyb oblakov ako v práci</w:t>
-      </w:r>
-      <w:r>
-        <w:rPr>
-          <w:lang w:val="sk-SK"/>
-        </w:rPr>
-        <w:t xml:space="preserve"> </w:t>
+        <w:t xml:space="preserve">TO MENTION: Pri odstraňovaní warpingu, ktorý nepriniesol zlepšenie spomenúť že pre pohyb oblakov ako v práci </w:t>
       </w:r>
       <w:r>
         <w:t>[</w:t>
@@ -15205,11 +15597,11 @@
       <w:pPr>
         <w:pStyle w:val="Heading3"/>
       </w:pPr>
-      <w:bookmarkStart w:id="90" w:name="_Toc227520173"/>
+      <w:bookmarkStart w:id="91" w:name="_Toc227610465"/>
       <w:r>
         <w:t>Záver</w:t>
       </w:r>
-      <w:bookmarkEnd w:id="90"/>
+      <w:bookmarkEnd w:id="91"/>
     </w:p>
     <w:p>
       <w:pPr>
@@ -15219,10 +15611,10 @@
           <w:bCs/>
         </w:rPr>
       </w:pPr>
-      <w:bookmarkStart w:id="91" w:name="_Ref178418312"/>
-      <w:bookmarkStart w:id="92" w:name="_Toc181225510"/>
-      <w:bookmarkStart w:id="93" w:name="_Toc173791406"/>
-      <w:bookmarkStart w:id="94" w:name="_Toc173791545"/>
+      <w:bookmarkStart w:id="92" w:name="_Ref178418312"/>
+      <w:bookmarkStart w:id="93" w:name="_Toc181225510"/>
+      <w:bookmarkStart w:id="94" w:name="_Toc173791406"/>
+      <w:bookmarkStart w:id="95" w:name="_Toc173791545"/>
       <w:r>
         <w:rPr>
           <w:b/>
@@ -15267,7 +15659,7 @@
         </w:rPr>
         <w:fldChar w:fldCharType="end"/>
       </w:r>
-      <w:bookmarkEnd w:id="91"/>
+      <w:bookmarkEnd w:id="92"/>
       <w:r>
         <w:rPr>
           <w:b/>
@@ -15344,7 +15736,7 @@
         </w:rPr>
         <w:t>.</w:t>
       </w:r>
-      <w:bookmarkEnd w:id="92"/>
+      <w:bookmarkEnd w:id="93"/>
     </w:p>
     <w:tbl>
       <w:tblPr>
@@ -15924,12 +16316,12 @@
         <w:pStyle w:val="Nadpis1bezslovania"/>
         <w:spacing w:before="1440" w:after="480"/>
       </w:pPr>
-      <w:bookmarkStart w:id="95" w:name="_Toc227520174"/>
+      <w:bookmarkStart w:id="96" w:name="_Toc227610466"/>
       <w:r>
         <w:lastRenderedPageBreak/>
         <w:t>Záver</w:t>
       </w:r>
-      <w:bookmarkEnd w:id="95"/>
+      <w:bookmarkEnd w:id="96"/>
     </w:p>
     <w:p>
       <w:pPr>
@@ -16002,15 +16394,15 @@
         <w:pStyle w:val="Nadpis1bezslovania"/>
         <w:spacing w:before="1440" w:after="480"/>
       </w:pPr>
-      <w:bookmarkStart w:id="96" w:name="_Toc227520175"/>
+      <w:bookmarkStart w:id="97" w:name="_Toc227610467"/>
       <w:r>
         <w:lastRenderedPageBreak/>
         <w:t>Literatúra</w:t>
       </w:r>
-      <w:bookmarkEnd w:id="96"/>
-    </w:p>
-    <w:bookmarkEnd w:id="93"/>
+      <w:bookmarkEnd w:id="97"/>
+    </w:p>
     <w:bookmarkEnd w:id="94"/>
+    <w:bookmarkEnd w:id="95"/>
     <w:p>
       <w:pPr>
         <w:pStyle w:val="NormalWeb"/>
@@ -16355,29 +16747,25 @@
         <w:shd w:val="clear" w:color="auto" w:fill="FFFFFF"/>
         <w:spacing w:line="312" w:lineRule="auto"/>
         <w:ind w:left="709" w:hanging="709"/>
-      </w:pPr>
-      <w:r>
-        <w:t>[2]</w:t>
-      </w:r>
-      <w:r>
-        <w:tab/>
-      </w:r>
-      <w:r>
-        <w:rPr>
-          <w:rFonts w:ascii="TimesNewRomanPSMT" w:hAnsi="TimesNewRomanPSMT"/>
-        </w:rPr>
-        <w:t>(</w:t>
-      </w:r>
-      <w:r>
         <w:rPr>
           <w:rFonts w:asciiTheme="minorHAnsi" w:eastAsiaTheme="minorHAnsi" w:hAnsiTheme="minorHAnsi" w:cstheme="minorBidi"/>
           <w:kern w:val="2"/>
           <w:lang w:val="sk-SK" w:eastAsia="en-US"/>
           <w14:ligatures w14:val="standardContextual"/>
         </w:rPr>
-        <w:t xml:space="preserve">PDF in </w:t>
-      </w:r>
-      <w:proofErr w:type="spellStart"/>
+      </w:pPr>
+      <w:r>
+        <w:t>[2]</w:t>
+      </w:r>
+      <w:r>
+        <w:tab/>
+      </w:r>
+      <w:r>
+        <w:rPr>
+          <w:rFonts w:ascii="TimesNewRomanPSMT" w:hAnsi="TimesNewRomanPSMT"/>
+        </w:rPr>
+        <w:t>(</w:t>
+      </w:r>
       <w:r>
         <w:rPr>
           <w:rFonts w:asciiTheme="minorHAnsi" w:eastAsiaTheme="minorHAnsi" w:hAnsiTheme="minorHAnsi" w:cstheme="minorBidi"/>
@@ -16385,9 +16773,9 @@
           <w:lang w:val="sk-SK" w:eastAsia="en-US"/>
           <w14:ligatures w14:val="standardContextual"/>
         </w:rPr>
-        <w:t>Articles</w:t>
-      </w:r>
-      <w:proofErr w:type="spellEnd"/>
+        <w:t xml:space="preserve">PDF in </w:t>
+      </w:r>
+      <w:proofErr w:type="spellStart"/>
       <w:r>
         <w:rPr>
           <w:rFonts w:asciiTheme="minorHAnsi" w:eastAsiaTheme="minorHAnsi" w:hAnsiTheme="minorHAnsi" w:cstheme="minorBidi"/>
@@ -16395,9 +16783,9 @@
           <w:lang w:val="sk-SK" w:eastAsia="en-US"/>
           <w14:ligatures w14:val="standardContextual"/>
         </w:rPr>
-        <w:t xml:space="preserve"> </w:t>
-      </w:r>
-      <w:proofErr w:type="spellStart"/>
+        <w:t>Articles</w:t>
+      </w:r>
+      <w:proofErr w:type="spellEnd"/>
       <w:r>
         <w:rPr>
           <w:rFonts w:asciiTheme="minorHAnsi" w:eastAsiaTheme="minorHAnsi" w:hAnsiTheme="minorHAnsi" w:cstheme="minorBidi"/>
@@ -16405,9 +16793,9 @@
           <w:lang w:val="sk-SK" w:eastAsia="en-US"/>
           <w14:ligatures w14:val="standardContextual"/>
         </w:rPr>
-        <w:t>Folder</w:t>
-      </w:r>
-      <w:proofErr w:type="spellEnd"/>
+        <w:t xml:space="preserve"> </w:t>
+      </w:r>
+      <w:proofErr w:type="spellStart"/>
       <w:r>
         <w:rPr>
           <w:rFonts w:asciiTheme="minorHAnsi" w:eastAsiaTheme="minorHAnsi" w:hAnsiTheme="minorHAnsi" w:cstheme="minorBidi"/>
@@ -16415,9 +16803,9 @@
           <w:lang w:val="sk-SK" w:eastAsia="en-US"/>
           <w14:ligatures w14:val="standardContextual"/>
         </w:rPr>
-        <w:t xml:space="preserve">) </w:t>
-      </w:r>
-      <w:proofErr w:type="spellStart"/>
+        <w:t>Folder</w:t>
+      </w:r>
+      <w:proofErr w:type="spellEnd"/>
       <w:r>
         <w:rPr>
           <w:rFonts w:asciiTheme="minorHAnsi" w:eastAsiaTheme="minorHAnsi" w:hAnsiTheme="minorHAnsi" w:cstheme="minorBidi"/>
@@ -16425,9 +16813,9 @@
           <w:lang w:val="sk-SK" w:eastAsia="en-US"/>
           <w14:ligatures w14:val="standardContextual"/>
         </w:rPr>
-        <w:t>Systematic</w:t>
-      </w:r>
-      <w:proofErr w:type="spellEnd"/>
+        <w:t xml:space="preserve">) </w:t>
+      </w:r>
+      <w:proofErr w:type="spellStart"/>
       <w:r>
         <w:rPr>
           <w:rFonts w:asciiTheme="minorHAnsi" w:eastAsiaTheme="minorHAnsi" w:hAnsiTheme="minorHAnsi" w:cstheme="minorBidi"/>
@@ -16435,9 +16823,9 @@
           <w:lang w:val="sk-SK" w:eastAsia="en-US"/>
           <w14:ligatures w14:val="standardContextual"/>
         </w:rPr>
-        <w:t xml:space="preserve"> </w:t>
-      </w:r>
-      <w:proofErr w:type="spellStart"/>
+        <w:t>Systematic</w:t>
+      </w:r>
+      <w:proofErr w:type="spellEnd"/>
       <w:r>
         <w:rPr>
           <w:rFonts w:asciiTheme="minorHAnsi" w:eastAsiaTheme="minorHAnsi" w:hAnsiTheme="minorHAnsi" w:cstheme="minorBidi"/>
@@ -16445,9 +16833,9 @@
           <w:lang w:val="sk-SK" w:eastAsia="en-US"/>
           <w14:ligatures w14:val="standardContextual"/>
         </w:rPr>
-        <w:t>Review</w:t>
-      </w:r>
-      <w:proofErr w:type="spellEnd"/>
+        <w:t xml:space="preserve"> </w:t>
+      </w:r>
+      <w:proofErr w:type="spellStart"/>
       <w:r>
         <w:rPr>
           <w:rFonts w:asciiTheme="minorHAnsi" w:eastAsiaTheme="minorHAnsi" w:hAnsiTheme="minorHAnsi" w:cstheme="minorBidi"/>
@@ -16455,9 +16843,9 @@
           <w:lang w:val="sk-SK" w:eastAsia="en-US"/>
           <w14:ligatures w14:val="standardContextual"/>
         </w:rPr>
-        <w:t xml:space="preserve"> on </w:t>
-      </w:r>
-      <w:proofErr w:type="spellStart"/>
+        <w:t>Review</w:t>
+      </w:r>
+      <w:proofErr w:type="spellEnd"/>
       <w:r>
         <w:rPr>
           <w:rFonts w:asciiTheme="minorHAnsi" w:eastAsiaTheme="minorHAnsi" w:hAnsiTheme="minorHAnsi" w:cstheme="minorBidi"/>
@@ -16465,9 +16853,9 @@
           <w:lang w:val="sk-SK" w:eastAsia="en-US"/>
           <w14:ligatures w14:val="standardContextual"/>
         </w:rPr>
-        <w:t>Impact</w:t>
-      </w:r>
-      <w:proofErr w:type="spellEnd"/>
+        <w:t xml:space="preserve"> on </w:t>
+      </w:r>
+      <w:proofErr w:type="spellStart"/>
       <w:r>
         <w:rPr>
           <w:rFonts w:asciiTheme="minorHAnsi" w:eastAsiaTheme="minorHAnsi" w:hAnsiTheme="minorHAnsi" w:cstheme="minorBidi"/>
@@ -16475,9 +16863,9 @@
           <w:lang w:val="sk-SK" w:eastAsia="en-US"/>
           <w14:ligatures w14:val="standardContextual"/>
         </w:rPr>
-        <w:t xml:space="preserve"> of Different </w:t>
-      </w:r>
-      <w:proofErr w:type="spellStart"/>
+        <w:t>Impact</w:t>
+      </w:r>
+      <w:proofErr w:type="spellEnd"/>
       <w:r>
         <w:rPr>
           <w:rFonts w:asciiTheme="minorHAnsi" w:eastAsiaTheme="minorHAnsi" w:hAnsiTheme="minorHAnsi" w:cstheme="minorBidi"/>
@@ -16485,9 +16873,9 @@
           <w:lang w:val="sk-SK" w:eastAsia="en-US"/>
           <w14:ligatures w14:val="standardContextual"/>
         </w:rPr>
-        <w:t>Irradiance</w:t>
-      </w:r>
-      <w:proofErr w:type="spellEnd"/>
+        <w:t xml:space="preserve"> of Different </w:t>
+      </w:r>
+      <w:proofErr w:type="spellStart"/>
       <w:r>
         <w:rPr>
           <w:rFonts w:asciiTheme="minorHAnsi" w:eastAsiaTheme="minorHAnsi" w:hAnsiTheme="minorHAnsi" w:cstheme="minorBidi"/>
@@ -16495,9 +16883,9 @@
           <w:lang w:val="sk-SK" w:eastAsia="en-US"/>
           <w14:ligatures w14:val="standardContextual"/>
         </w:rPr>
-        <w:t xml:space="preserve"> </w:t>
-      </w:r>
-      <w:proofErr w:type="spellStart"/>
+        <w:t>Irradiance</w:t>
+      </w:r>
+      <w:proofErr w:type="spellEnd"/>
       <w:r>
         <w:rPr>
           <w:rFonts w:asciiTheme="minorHAnsi" w:eastAsiaTheme="minorHAnsi" w:hAnsiTheme="minorHAnsi" w:cstheme="minorBidi"/>
@@ -16505,9 +16893,9 @@
           <w:lang w:val="sk-SK" w:eastAsia="en-US"/>
           <w14:ligatures w14:val="standardContextual"/>
         </w:rPr>
-        <w:t>Forecasting</w:t>
-      </w:r>
-      <w:proofErr w:type="spellEnd"/>
+        <w:t xml:space="preserve"> </w:t>
+      </w:r>
+      <w:proofErr w:type="spellStart"/>
       <w:r>
         <w:rPr>
           <w:rFonts w:asciiTheme="minorHAnsi" w:eastAsiaTheme="minorHAnsi" w:hAnsiTheme="minorHAnsi" w:cstheme="minorBidi"/>
@@ -16515,9 +16903,9 @@
           <w:lang w:val="sk-SK" w:eastAsia="en-US"/>
           <w14:ligatures w14:val="standardContextual"/>
         </w:rPr>
-        <w:t xml:space="preserve"> </w:t>
-      </w:r>
-      <w:proofErr w:type="spellStart"/>
+        <w:t>Forecasting</w:t>
+      </w:r>
+      <w:proofErr w:type="spellEnd"/>
       <w:r>
         <w:rPr>
           <w:rFonts w:asciiTheme="minorHAnsi" w:eastAsiaTheme="minorHAnsi" w:hAnsiTheme="minorHAnsi" w:cstheme="minorBidi"/>
@@ -16525,9 +16913,9 @@
           <w:lang w:val="sk-SK" w:eastAsia="en-US"/>
           <w14:ligatures w14:val="standardContextual"/>
         </w:rPr>
-        <w:t>Techniques</w:t>
-      </w:r>
-      <w:proofErr w:type="spellEnd"/>
+        <w:t xml:space="preserve"> </w:t>
+      </w:r>
+      <w:proofErr w:type="spellStart"/>
       <w:r>
         <w:rPr>
           <w:rFonts w:asciiTheme="minorHAnsi" w:eastAsiaTheme="minorHAnsi" w:hAnsiTheme="minorHAnsi" w:cstheme="minorBidi"/>
@@ -16535,9 +16923,9 @@
           <w:lang w:val="sk-SK" w:eastAsia="en-US"/>
           <w14:ligatures w14:val="standardContextual"/>
         </w:rPr>
-        <w:t xml:space="preserve"> for </w:t>
-      </w:r>
-      <w:proofErr w:type="spellStart"/>
+        <w:t>Techniques</w:t>
+      </w:r>
+      <w:proofErr w:type="spellEnd"/>
       <w:r>
         <w:rPr>
           <w:rFonts w:asciiTheme="minorHAnsi" w:eastAsiaTheme="minorHAnsi" w:hAnsiTheme="minorHAnsi" w:cstheme="minorBidi"/>
@@ -16545,9 +16933,9 @@
           <w:lang w:val="sk-SK" w:eastAsia="en-US"/>
           <w14:ligatures w14:val="standardContextual"/>
         </w:rPr>
-        <w:t>Solar</w:t>
-      </w:r>
-      <w:proofErr w:type="spellEnd"/>
+        <w:t xml:space="preserve"> for </w:t>
+      </w:r>
+      <w:proofErr w:type="spellStart"/>
       <w:r>
         <w:rPr>
           <w:rFonts w:asciiTheme="minorHAnsi" w:eastAsiaTheme="minorHAnsi" w:hAnsiTheme="minorHAnsi" w:cstheme="minorBidi"/>
@@ -16555,9 +16943,9 @@
           <w:lang w:val="sk-SK" w:eastAsia="en-US"/>
           <w14:ligatures w14:val="standardContextual"/>
         </w:rPr>
-        <w:t xml:space="preserve"> Energy Prediction, Big Data and </w:t>
-      </w:r>
-      <w:proofErr w:type="spellStart"/>
+        <w:t>Solar</w:t>
+      </w:r>
+      <w:proofErr w:type="spellEnd"/>
       <w:r>
         <w:rPr>
           <w:rFonts w:asciiTheme="minorHAnsi" w:eastAsiaTheme="minorHAnsi" w:hAnsiTheme="minorHAnsi" w:cstheme="minorBidi"/>
@@ -16565,9 +16953,9 @@
           <w:lang w:val="sk-SK" w:eastAsia="en-US"/>
           <w14:ligatures w14:val="standardContextual"/>
         </w:rPr>
-        <w:t>Advanced</w:t>
-      </w:r>
-      <w:proofErr w:type="spellEnd"/>
+        <w:t xml:space="preserve"> Energy Prediction, Big Data and </w:t>
+      </w:r>
+      <w:proofErr w:type="spellStart"/>
       <w:r>
         <w:rPr>
           <w:rFonts w:asciiTheme="minorHAnsi" w:eastAsiaTheme="minorHAnsi" w:hAnsiTheme="minorHAnsi" w:cstheme="minorBidi"/>
@@ -16575,9 +16963,9 @@
           <w:lang w:val="sk-SK" w:eastAsia="en-US"/>
           <w14:ligatures w14:val="standardContextual"/>
         </w:rPr>
-        <w:t xml:space="preserve"> </w:t>
-      </w:r>
-      <w:proofErr w:type="spellStart"/>
+        <w:t>Advanced</w:t>
+      </w:r>
+      <w:proofErr w:type="spellEnd"/>
       <w:r>
         <w:rPr>
           <w:rFonts w:asciiTheme="minorHAnsi" w:eastAsiaTheme="minorHAnsi" w:hAnsiTheme="minorHAnsi" w:cstheme="minorBidi"/>
@@ -16585,9 +16973,9 @@
           <w:lang w:val="sk-SK" w:eastAsia="en-US"/>
           <w14:ligatures w14:val="standardContextual"/>
         </w:rPr>
-        <w:t>Analytics</w:t>
-      </w:r>
-      <w:proofErr w:type="spellEnd"/>
+        <w:t xml:space="preserve"> </w:t>
+      </w:r>
+      <w:proofErr w:type="spellStart"/>
       <w:r>
         <w:rPr>
           <w:rFonts w:asciiTheme="minorHAnsi" w:eastAsiaTheme="minorHAnsi" w:hAnsiTheme="minorHAnsi" w:cstheme="minorBidi"/>
@@ -16595,9 +16983,9 @@
           <w:lang w:val="sk-SK" w:eastAsia="en-US"/>
           <w14:ligatures w14:val="standardContextual"/>
         </w:rPr>
-        <w:t xml:space="preserve"> in Energy Systems and Applications , </w:t>
-      </w:r>
-      <w:proofErr w:type="spellStart"/>
+        <w:t>Analytics</w:t>
+      </w:r>
+      <w:proofErr w:type="spellEnd"/>
       <w:r>
         <w:rPr>
           <w:rFonts w:asciiTheme="minorHAnsi" w:eastAsiaTheme="minorHAnsi" w:hAnsiTheme="minorHAnsi" w:cstheme="minorBidi"/>
@@ -16605,9 +16993,9 @@
           <w:lang w:val="sk-SK" w:eastAsia="en-US"/>
           <w14:ligatures w14:val="standardContextual"/>
         </w:rPr>
-        <w:t>edited</w:t>
-      </w:r>
-      <w:proofErr w:type="spellEnd"/>
+        <w:t xml:space="preserve"> in Energy Systems and Applications , </w:t>
+      </w:r>
+      <w:proofErr w:type="spellStart"/>
       <w:r>
         <w:rPr>
           <w:rFonts w:asciiTheme="minorHAnsi" w:eastAsiaTheme="minorHAnsi" w:hAnsiTheme="minorHAnsi" w:cstheme="minorBidi"/>
@@ -16615,9 +17003,9 @@
           <w:lang w:val="sk-SK" w:eastAsia="en-US"/>
           <w14:ligatures w14:val="standardContextual"/>
         </w:rPr>
-        <w:t xml:space="preserve"> by: Prof. Dr. </w:t>
-      </w:r>
-      <w:proofErr w:type="spellStart"/>
+        <w:t>edited</w:t>
+      </w:r>
+      <w:proofErr w:type="spellEnd"/>
       <w:r>
         <w:rPr>
           <w:rFonts w:asciiTheme="minorHAnsi" w:eastAsiaTheme="minorHAnsi" w:hAnsiTheme="minorHAnsi" w:cstheme="minorBidi"/>
@@ -16625,9 +17013,9 @@
           <w:lang w:val="sk-SK" w:eastAsia="en-US"/>
           <w14:ligatures w14:val="standardContextual"/>
         </w:rPr>
-        <w:t>Constantinos</w:t>
-      </w:r>
-      <w:proofErr w:type="spellEnd"/>
+        <w:t xml:space="preserve"> by: Prof. Dr. </w:t>
+      </w:r>
+      <w:proofErr w:type="spellStart"/>
       <w:r>
         <w:rPr>
           <w:rFonts w:asciiTheme="minorHAnsi" w:eastAsiaTheme="minorHAnsi" w:hAnsiTheme="minorHAnsi" w:cstheme="minorBidi"/>
@@ -16635,9 +17023,9 @@
           <w:lang w:val="sk-SK" w:eastAsia="en-US"/>
           <w14:ligatures w14:val="standardContextual"/>
         </w:rPr>
-        <w:t xml:space="preserve"> S. </w:t>
-      </w:r>
-      <w:proofErr w:type="spellStart"/>
+        <w:t>Constantinos</w:t>
+      </w:r>
+      <w:proofErr w:type="spellEnd"/>
       <w:r>
         <w:rPr>
           <w:rFonts w:asciiTheme="minorHAnsi" w:eastAsiaTheme="minorHAnsi" w:hAnsiTheme="minorHAnsi" w:cstheme="minorBidi"/>
@@ -16645,9 +17033,9 @@
           <w:lang w:val="sk-SK" w:eastAsia="en-US"/>
           <w14:ligatures w14:val="standardContextual"/>
         </w:rPr>
-        <w:t>Psomopoulos</w:t>
-      </w:r>
-      <w:proofErr w:type="spellEnd"/>
+        <w:t xml:space="preserve"> S. </w:t>
+      </w:r>
+      <w:proofErr w:type="spellStart"/>
       <w:r>
         <w:rPr>
           <w:rFonts w:asciiTheme="minorHAnsi" w:eastAsiaTheme="minorHAnsi" w:hAnsiTheme="minorHAnsi" w:cstheme="minorBidi"/>
@@ -16655,9 +17043,9 @@
           <w:lang w:val="sk-SK" w:eastAsia="en-US"/>
           <w14:ligatures w14:val="standardContextual"/>
         </w:rPr>
-        <w:t xml:space="preserve">, Dr. </w:t>
-      </w:r>
-      <w:proofErr w:type="spellStart"/>
+        <w:t>Psomopoulos</w:t>
+      </w:r>
+      <w:proofErr w:type="spellEnd"/>
       <w:r>
         <w:rPr>
           <w:rFonts w:asciiTheme="minorHAnsi" w:eastAsiaTheme="minorHAnsi" w:hAnsiTheme="minorHAnsi" w:cstheme="minorBidi"/>
@@ -16665,9 +17053,9 @@
           <w:lang w:val="sk-SK" w:eastAsia="en-US"/>
           <w14:ligatures w14:val="standardContextual"/>
         </w:rPr>
-        <w:t>Helen</w:t>
-      </w:r>
-      <w:proofErr w:type="spellEnd"/>
+        <w:t xml:space="preserve">, Dr. </w:t>
+      </w:r>
+      <w:proofErr w:type="spellStart"/>
       <w:r>
         <w:rPr>
           <w:rFonts w:asciiTheme="minorHAnsi" w:eastAsiaTheme="minorHAnsi" w:hAnsiTheme="minorHAnsi" w:cstheme="minorBidi"/>
@@ -16675,9 +17063,9 @@
           <w:lang w:val="sk-SK" w:eastAsia="en-US"/>
           <w14:ligatures w14:val="standardContextual"/>
         </w:rPr>
-        <w:t xml:space="preserve"> C. </w:t>
-      </w:r>
-      <w:proofErr w:type="spellStart"/>
+        <w:t>Helen</w:t>
+      </w:r>
+      <w:proofErr w:type="spellEnd"/>
       <w:r>
         <w:rPr>
           <w:rFonts w:asciiTheme="minorHAnsi" w:eastAsiaTheme="minorHAnsi" w:hAnsiTheme="minorHAnsi" w:cstheme="minorBidi"/>
@@ -16685,9 +17073,9 @@
           <w:lang w:val="sk-SK" w:eastAsia="en-US"/>
           <w14:ligatures w14:val="standardContextual"/>
         </w:rPr>
-        <w:t>Leligou</w:t>
-      </w:r>
-      <w:proofErr w:type="spellEnd"/>
+        <w:t xml:space="preserve"> C. </w:t>
+      </w:r>
+      <w:proofErr w:type="spellStart"/>
       <w:r>
         <w:rPr>
           <w:rFonts w:asciiTheme="minorHAnsi" w:eastAsiaTheme="minorHAnsi" w:hAnsiTheme="minorHAnsi" w:cstheme="minorBidi"/>
@@ -16695,9 +17083,9 @@
           <w:lang w:val="sk-SK" w:eastAsia="en-US"/>
           <w14:ligatures w14:val="standardContextual"/>
         </w:rPr>
-        <w:t xml:space="preserve">, Prof. Dr. Ferdinanda </w:t>
-      </w:r>
-      <w:proofErr w:type="spellStart"/>
+        <w:t>Leligou</w:t>
+      </w:r>
+      <w:proofErr w:type="spellEnd"/>
       <w:r>
         <w:rPr>
           <w:rFonts w:asciiTheme="minorHAnsi" w:eastAsiaTheme="minorHAnsi" w:hAnsiTheme="minorHAnsi" w:cstheme="minorBidi"/>
@@ -16705,9 +17093,9 @@
           <w:lang w:val="sk-SK" w:eastAsia="en-US"/>
           <w14:ligatures w14:val="standardContextual"/>
         </w:rPr>
-        <w:t>Ponci</w:t>
-      </w:r>
-      <w:proofErr w:type="spellEnd"/>
+        <w:t xml:space="preserve">, Prof. Dr. Ferdinanda </w:t>
+      </w:r>
+      <w:proofErr w:type="spellStart"/>
       <w:r>
         <w:rPr>
           <w:rFonts w:asciiTheme="minorHAnsi" w:eastAsiaTheme="minorHAnsi" w:hAnsiTheme="minorHAnsi" w:cstheme="minorBidi"/>
@@ -16715,9 +17103,9 @@
           <w:lang w:val="sk-SK" w:eastAsia="en-US"/>
           <w14:ligatures w14:val="standardContextual"/>
         </w:rPr>
-        <w:t xml:space="preserve">, Prof. Dr. </w:t>
-      </w:r>
-      <w:proofErr w:type="spellStart"/>
+        <w:t>Ponci</w:t>
+      </w:r>
+      <w:proofErr w:type="spellEnd"/>
       <w:r>
         <w:rPr>
           <w:rFonts w:asciiTheme="minorHAnsi" w:eastAsiaTheme="minorHAnsi" w:hAnsiTheme="minorHAnsi" w:cstheme="minorBidi"/>
@@ -16725,9 +17113,9 @@
           <w:lang w:val="sk-SK" w:eastAsia="en-US"/>
           <w14:ligatures w14:val="standardContextual"/>
         </w:rPr>
-        <w:t>Josep</w:t>
-      </w:r>
-      <w:proofErr w:type="spellEnd"/>
+        <w:t xml:space="preserve">, Prof. Dr. </w:t>
+      </w:r>
+      <w:proofErr w:type="spellStart"/>
       <w:r>
         <w:rPr>
           <w:rFonts w:asciiTheme="minorHAnsi" w:eastAsiaTheme="minorHAnsi" w:hAnsiTheme="minorHAnsi" w:cstheme="minorBidi"/>
@@ -16735,9 +17123,9 @@
           <w:lang w:val="sk-SK" w:eastAsia="en-US"/>
           <w14:ligatures w14:val="standardContextual"/>
         </w:rPr>
-        <w:t xml:space="preserve"> M. </w:t>
-      </w:r>
-      <w:proofErr w:type="spellStart"/>
+        <w:t>Josep</w:t>
+      </w:r>
+      <w:proofErr w:type="spellEnd"/>
       <w:r>
         <w:rPr>
           <w:rFonts w:asciiTheme="minorHAnsi" w:eastAsiaTheme="minorHAnsi" w:hAnsiTheme="minorHAnsi" w:cstheme="minorBidi"/>
@@ -16745,9 +17133,9 @@
           <w:lang w:val="sk-SK" w:eastAsia="en-US"/>
           <w14:ligatures w14:val="standardContextual"/>
         </w:rPr>
-        <w:t>Guerrero</w:t>
-      </w:r>
-      <w:proofErr w:type="spellEnd"/>
+        <w:t xml:space="preserve"> M. </w:t>
+      </w:r>
+      <w:proofErr w:type="spellStart"/>
       <w:r>
         <w:rPr>
           <w:rFonts w:asciiTheme="minorHAnsi" w:eastAsiaTheme="minorHAnsi" w:hAnsiTheme="minorHAnsi" w:cstheme="minorBidi"/>
@@ -16755,9 +17143,9 @@
           <w:lang w:val="sk-SK" w:eastAsia="en-US"/>
           <w14:ligatures w14:val="standardContextual"/>
         </w:rPr>
-        <w:t xml:space="preserve"> and Prof. Dr. </w:t>
-      </w:r>
-      <w:proofErr w:type="spellStart"/>
+        <w:t>Guerrero</w:t>
+      </w:r>
+      <w:proofErr w:type="spellEnd"/>
       <w:r>
         <w:rPr>
           <w:rFonts w:asciiTheme="minorHAnsi" w:eastAsiaTheme="minorHAnsi" w:hAnsiTheme="minorHAnsi" w:cstheme="minorBidi"/>
@@ -16765,9 +17153,9 @@
           <w:lang w:val="sk-SK" w:eastAsia="en-US"/>
           <w14:ligatures w14:val="standardContextual"/>
         </w:rPr>
-        <w:t>Elisa</w:t>
-      </w:r>
-      <w:proofErr w:type="spellEnd"/>
+        <w:t xml:space="preserve"> and Prof. Dr. </w:t>
+      </w:r>
+      <w:proofErr w:type="spellStart"/>
       <w:r>
         <w:rPr>
           <w:rFonts w:asciiTheme="minorHAnsi" w:eastAsiaTheme="minorHAnsi" w:hAnsiTheme="minorHAnsi" w:cstheme="minorBidi"/>
@@ -16775,9 +17163,9 @@
           <w:lang w:val="sk-SK" w:eastAsia="en-US"/>
           <w14:ligatures w14:val="standardContextual"/>
         </w:rPr>
-        <w:t xml:space="preserve"> </w:t>
-      </w:r>
-      <w:proofErr w:type="spellStart"/>
+        <w:t>Elisa</w:t>
+      </w:r>
+      <w:proofErr w:type="spellEnd"/>
       <w:r>
         <w:rPr>
           <w:rFonts w:asciiTheme="minorHAnsi" w:eastAsiaTheme="minorHAnsi" w:hAnsiTheme="minorHAnsi" w:cstheme="minorBidi"/>
@@ -16785,9 +17173,9 @@
           <w:lang w:val="sk-SK" w:eastAsia="en-US"/>
           <w14:ligatures w14:val="standardContextual"/>
         </w:rPr>
-        <w:t>Peñalvo-López</w:t>
-      </w:r>
-      <w:proofErr w:type="spellEnd"/>
+        <w:t xml:space="preserve"> </w:t>
+      </w:r>
+      <w:proofErr w:type="spellStart"/>
       <w:r>
         <w:rPr>
           <w:rFonts w:asciiTheme="minorHAnsi" w:eastAsiaTheme="minorHAnsi" w:hAnsiTheme="minorHAnsi" w:cstheme="minorBidi"/>
@@ -16795,6 +17183,16 @@
           <w:lang w:val="sk-SK" w:eastAsia="en-US"/>
           <w14:ligatures w14:val="standardContextual"/>
         </w:rPr>
+        <w:t>Peñalvo-López</w:t>
+      </w:r>
+      <w:proofErr w:type="spellEnd"/>
+      <w:r>
+        <w:rPr>
+          <w:rFonts w:asciiTheme="minorHAnsi" w:eastAsiaTheme="minorHAnsi" w:hAnsiTheme="minorHAnsi" w:cstheme="minorBidi"/>
+          <w:kern w:val="2"/>
+          <w:lang w:val="sk-SK" w:eastAsia="en-US"/>
+          <w14:ligatures w14:val="standardContextual"/>
+        </w:rPr>
         <w:t>, str.: 1</w:t>
       </w:r>
       <w:r>
@@ -17000,7 +17398,16 @@
         <w:ind w:left="709" w:hanging="709"/>
       </w:pPr>
       <w:r>
-        <w:t>[10]</w:t>
+        <w:t>[1</w:t>
+      </w:r>
+      <w:r>
+        <w:rPr>
+          <w:lang w:val="sk-SK"/>
+        </w:rPr>
+        <w:t>1</w:t>
+      </w:r>
+      <w:r>
+        <w:t>]</w:t>
       </w:r>
       <w:r>
         <w:rPr>
@@ -17042,7 +17449,7 @@
         <w:rPr>
           <w:lang w:val="sk-SK"/>
         </w:rPr>
-        <w:t>1</w:t>
+        <w:t>2</w:t>
       </w:r>
       <w:r>
         <w:t>]</w:t>
@@ -17107,7 +17514,7 @@
         <w:rPr>
           <w:lang w:val="sk-SK"/>
         </w:rPr>
-        <w:t>2</w:t>
+        <w:t>3</w:t>
       </w:r>
       <w:r>
         <w:t>]</w:t>
@@ -17165,7 +17572,7 @@
         <w:rPr>
           <w:lang w:val="sk-SK"/>
         </w:rPr>
-        <w:t>3</w:t>
+        <w:t>4</w:t>
       </w:r>
       <w:r>
         <w:t>]</w:t>
@@ -17222,7 +17629,7 @@
         <w:rPr>
           <w:lang w:val="sk-SK"/>
         </w:rPr>
-        <w:t>4</w:t>
+        <w:t>5</w:t>
       </w:r>
       <w:r>
         <w:t>]</w:t>
@@ -17272,7 +17679,7 @@
         <w:rPr>
           <w:lang w:val="sk-SK"/>
         </w:rPr>
-        <w:t>5</w:t>
+        <w:t>6</w:t>
       </w:r>
       <w:r>
         <w:t>]</w:t>
@@ -17335,7 +17742,7 @@
         <w:rPr>
           <w:lang w:val="sk-SK"/>
         </w:rPr>
-        <w:t>6</w:t>
+        <w:t>7</w:t>
       </w:r>
       <w:r>
         <w:t>]</w:t>
@@ -17398,7 +17805,7 @@
         <w:rPr>
           <w:lang w:val="sk-SK"/>
         </w:rPr>
-        <w:t>7</w:t>
+        <w:t>8</w:t>
       </w:r>
       <w:r>
         <w:t>]</w:t>
@@ -17462,7 +17869,7 @@
         <w:rPr>
           <w:lang w:val="sk-SK"/>
         </w:rPr>
-        <w:t>8</w:t>
+        <w:t>9</w:t>
       </w:r>
       <w:r>
         <w:t>]</w:t>
@@ -17488,13 +17895,13 @@
         <w:ind w:left="567" w:hanging="567"/>
       </w:pPr>
       <w:r>
-        <w:t>[1</w:t>
-      </w:r>
-      <w:r>
-        <w:rPr>
-          <w:lang w:val="sk-SK"/>
-        </w:rPr>
-        <w:t>9</w:t>
+        <w:t>[</w:t>
+      </w:r>
+      <w:r>
+        <w:rPr>
+          <w:lang w:val="sk-SK"/>
+        </w:rPr>
+        <w:t>20</w:t>
       </w:r>
       <w:r>
         <w:t>]</w:t>
@@ -17521,7 +17928,13 @@
         <w:rPr>
           <w:lang w:val="sk-SK"/>
         </w:rPr>
-        <w:t>20</w:t>
+        <w:t>2</w:t>
+      </w:r>
+      <w:r>
+        <w:rPr>
+          <w:lang w:val="sk-SK"/>
+        </w:rPr>
+        <w:t>1</w:t>
       </w:r>
       <w:r>
         <w:t>]</w:t>
@@ -17552,7 +17965,7 @@
         <w:rPr>
           <w:lang w:val="sk-SK"/>
         </w:rPr>
-        <w:t>1</w:t>
+        <w:t>2</w:t>
       </w:r>
       <w:r>
         <w:t>]</w:t>
@@ -17603,7 +18016,7 @@
         <w:rPr>
           <w:lang w:val="sk-SK"/>
         </w:rPr>
-        <w:t>2</w:t>
+        <w:t>3</w:t>
       </w:r>
       <w:r>
         <w:t>]</w:t>
@@ -17654,7 +18067,7 @@
         <w:rPr>
           <w:lang w:val="sk-SK"/>
         </w:rPr>
-        <w:t>3</w:t>
+        <w:t>4</w:t>
       </w:r>
       <w:r>
         <w:t>]</w:t>
@@ -17682,14 +18095,36 @@
         <w:ind w:left="567" w:hanging="567"/>
         <w:rPr>
           <w:rFonts w:ascii="Calibri" w:hAnsi="Calibri" w:cs="Calibri"/>
-        </w:rPr>
-      </w:pPr>
+          <w:lang w:val="sk-SK"/>
+        </w:rPr>
+      </w:pPr>
+      <w:r>
+        <w:t>[</w:t>
+      </w:r>
+      <w:r>
+        <w:rPr>
+          <w:lang w:val="sk-SK"/>
+        </w:rPr>
+        <w:t>25</w:t>
+      </w:r>
+      <w:r>
+        <w:t>]</w:t>
+      </w:r>
+      <w:r>
+        <w:tab/>
+      </w:r>
+      <w:r>
+        <w:t>https://www.codasensor.com/difference-between-pyranometer-and-pyrheliometer.html</w:t>
+      </w:r>
     </w:p>
     <w:p>
       <w:pPr>
         <w:pStyle w:val="NormalWeb"/>
         <w:spacing w:line="312" w:lineRule="auto"/>
         <w:ind w:left="567" w:hanging="567"/>
+        <w:rPr>
+          <w:rFonts w:ascii="Calibri" w:hAnsi="Calibri" w:cs="Calibri"/>
+        </w:rPr>
       </w:pPr>
     </w:p>
     <w:p>
@@ -17701,6 +18136,13 @@
     </w:p>
     <w:p>
       <w:pPr>
+        <w:pStyle w:val="NormalWeb"/>
+        <w:spacing w:line="312" w:lineRule="auto"/>
+        <w:ind w:left="567" w:hanging="567"/>
+      </w:pPr>
+    </w:p>
+    <w:p>
+      <w:pPr>
         <w:pStyle w:val="TableofAuthorities"/>
         <w:spacing w:line="312" w:lineRule="auto"/>
       </w:pPr>
@@ -18123,12 +18565,12 @@
         <w:pStyle w:val="Nadpis1bezslovania"/>
         <w:spacing w:after="480"/>
       </w:pPr>
-      <w:bookmarkStart w:id="97" w:name="_Toc227520176"/>
+      <w:bookmarkStart w:id="98" w:name="_Toc227610468"/>
       <w:r>
         <w:lastRenderedPageBreak/>
         <w:t>Prílohy</w:t>
       </w:r>
-      <w:bookmarkEnd w:id="97"/>
+      <w:bookmarkEnd w:id="98"/>
     </w:p>
     <w:p>
       <w:pPr>
@@ -19218,6 +19660,119 @@
     </w:lvl>
   </w:abstractNum>
   <w:abstractNum w:abstractNumId="15" w15:restartNumberingAfterBreak="0">
+    <w:nsid w:val="10A23E96"/>
+    <w:multiLevelType w:val="hybridMultilevel"/>
+    <w:tmpl w:val="8F1237D6"/>
+    <w:lvl w:ilvl="0" w:tplc="08090001">
+      <w:start w:val="1"/>
+      <w:numFmt w:val="bullet"/>
+      <w:lvlText w:val=""/>
+      <w:lvlJc w:val="left"/>
+      <w:pPr>
+        <w:ind w:left="720" w:hanging="360"/>
+      </w:pPr>
+      <w:rPr>
+        <w:rFonts w:ascii="Symbol" w:hAnsi="Symbol" w:hint="default"/>
+      </w:rPr>
+    </w:lvl>
+    <w:lvl w:ilvl="1" w:tplc="08090003" w:tentative="1">
+      <w:start w:val="1"/>
+      <w:numFmt w:val="bullet"/>
+      <w:lvlText w:val="o"/>
+      <w:lvlJc w:val="left"/>
+      <w:pPr>
+        <w:ind w:left="1440" w:hanging="360"/>
+      </w:pPr>
+      <w:rPr>
+        <w:rFonts w:ascii="Courier New" w:hAnsi="Courier New" w:cs="Courier New" w:hint="default"/>
+      </w:rPr>
+    </w:lvl>
+    <w:lvl w:ilvl="2" w:tplc="08090005" w:tentative="1">
+      <w:start w:val="1"/>
+      <w:numFmt w:val="bullet"/>
+      <w:lvlText w:val=""/>
+      <w:lvlJc w:val="left"/>
+      <w:pPr>
+        <w:ind w:left="2160" w:hanging="360"/>
+      </w:pPr>
+      <w:rPr>
+        <w:rFonts w:ascii="Wingdings" w:hAnsi="Wingdings" w:hint="default"/>
+      </w:rPr>
+    </w:lvl>
+    <w:lvl w:ilvl="3" w:tplc="08090001" w:tentative="1">
+      <w:start w:val="1"/>
+      <w:numFmt w:val="bullet"/>
+      <w:lvlText w:val=""/>
+      <w:lvlJc w:val="left"/>
+      <w:pPr>
+        <w:ind w:left="2880" w:hanging="360"/>
+      </w:pPr>
+      <w:rPr>
+        <w:rFonts w:ascii="Symbol" w:hAnsi="Symbol" w:hint="default"/>
+      </w:rPr>
+    </w:lvl>
+    <w:lvl w:ilvl="4" w:tplc="08090003" w:tentative="1">
+      <w:start w:val="1"/>
+      <w:numFmt w:val="bullet"/>
+      <w:lvlText w:val="o"/>
+      <w:lvlJc w:val="left"/>
+      <w:pPr>
+        <w:ind w:left="3600" w:hanging="360"/>
+      </w:pPr>
+      <w:rPr>
+        <w:rFonts w:ascii="Courier New" w:hAnsi="Courier New" w:cs="Courier New" w:hint="default"/>
+      </w:rPr>
+    </w:lvl>
+    <w:lvl w:ilvl="5" w:tplc="08090005" w:tentative="1">
+      <w:start w:val="1"/>
+      <w:numFmt w:val="bullet"/>
+      <w:lvlText w:val=""/>
+      <w:lvlJc w:val="left"/>
+      <w:pPr>
+        <w:ind w:left="4320" w:hanging="360"/>
+      </w:pPr>
+      <w:rPr>
+        <w:rFonts w:ascii="Wingdings" w:hAnsi="Wingdings" w:hint="default"/>
+      </w:rPr>
+    </w:lvl>
+    <w:lvl w:ilvl="6" w:tplc="08090001" w:tentative="1">
+      <w:start w:val="1"/>
+      <w:numFmt w:val="bullet"/>
+      <w:lvlText w:val=""/>
+      <w:lvlJc w:val="left"/>
+      <w:pPr>
+        <w:ind w:left="5040" w:hanging="360"/>
+      </w:pPr>
+      <w:rPr>
+        <w:rFonts w:ascii="Symbol" w:hAnsi="Symbol" w:hint="default"/>
+      </w:rPr>
+    </w:lvl>
+    <w:lvl w:ilvl="7" w:tplc="08090003" w:tentative="1">
+      <w:start w:val="1"/>
+      <w:numFmt w:val="bullet"/>
+      <w:lvlText w:val="o"/>
+      <w:lvlJc w:val="left"/>
+      <w:pPr>
+        <w:ind w:left="5760" w:hanging="360"/>
+      </w:pPr>
+      <w:rPr>
+        <w:rFonts w:ascii="Courier New" w:hAnsi="Courier New" w:cs="Courier New" w:hint="default"/>
+      </w:rPr>
+    </w:lvl>
+    <w:lvl w:ilvl="8" w:tplc="08090005" w:tentative="1">
+      <w:start w:val="1"/>
+      <w:numFmt w:val="bullet"/>
+      <w:lvlText w:val=""/>
+      <w:lvlJc w:val="left"/>
+      <w:pPr>
+        <w:ind w:left="6480" w:hanging="360"/>
+      </w:pPr>
+      <w:rPr>
+        <w:rFonts w:ascii="Wingdings" w:hAnsi="Wingdings" w:hint="default"/>
+      </w:rPr>
+    </w:lvl>
+  </w:abstractNum>
+  <w:abstractNum w:abstractNumId="16" w15:restartNumberingAfterBreak="0">
     <w:nsid w:val="11517820"/>
     <w:multiLevelType w:val="hybridMultilevel"/>
     <w:tmpl w:val="660098B8"/>
@@ -19330,7 +19885,7 @@
       </w:rPr>
     </w:lvl>
   </w:abstractNum>
-  <w:abstractNum w:abstractNumId="16" w15:restartNumberingAfterBreak="0">
+  <w:abstractNum w:abstractNumId="17" w15:restartNumberingAfterBreak="0">
     <w:nsid w:val="12045934"/>
     <w:multiLevelType w:val="hybridMultilevel"/>
     <w:tmpl w:val="C9CE5714"/>
@@ -19443,7 +19998,7 @@
       </w:rPr>
     </w:lvl>
   </w:abstractNum>
-  <w:abstractNum w:abstractNumId="17" w15:restartNumberingAfterBreak="0">
+  <w:abstractNum w:abstractNumId="18" w15:restartNumberingAfterBreak="0">
     <w:nsid w:val="150468E1"/>
     <w:multiLevelType w:val="hybridMultilevel"/>
     <w:tmpl w:val="9188864A"/>
@@ -19556,7 +20111,7 @@
       </w:rPr>
     </w:lvl>
   </w:abstractNum>
-  <w:abstractNum w:abstractNumId="18" w15:restartNumberingAfterBreak="0">
+  <w:abstractNum w:abstractNumId="19" w15:restartNumberingAfterBreak="0">
     <w:nsid w:val="16EF7EC5"/>
     <w:multiLevelType w:val="hybridMultilevel"/>
     <w:tmpl w:val="4AB6A060"/>
@@ -19669,7 +20224,7 @@
       </w:rPr>
     </w:lvl>
   </w:abstractNum>
-  <w:abstractNum w:abstractNumId="19" w15:restartNumberingAfterBreak="0">
+  <w:abstractNum w:abstractNumId="20" w15:restartNumberingAfterBreak="0">
     <w:nsid w:val="260E305B"/>
     <w:multiLevelType w:val="hybridMultilevel"/>
     <w:tmpl w:val="C11E27A6"/>
@@ -19782,7 +20337,7 @@
       </w:rPr>
     </w:lvl>
   </w:abstractNum>
-  <w:abstractNum w:abstractNumId="20" w15:restartNumberingAfterBreak="0">
+  <w:abstractNum w:abstractNumId="21" w15:restartNumberingAfterBreak="0">
     <w:nsid w:val="26AC47C2"/>
     <w:multiLevelType w:val="hybridMultilevel"/>
     <w:tmpl w:val="2EE08CD4"/>
@@ -19868,7 +20423,7 @@
       </w:pPr>
     </w:lvl>
   </w:abstractNum>
-  <w:abstractNum w:abstractNumId="21" w15:restartNumberingAfterBreak="0">
+  <w:abstractNum w:abstractNumId="22" w15:restartNumberingAfterBreak="0">
     <w:nsid w:val="28F50451"/>
     <w:multiLevelType w:val="hybridMultilevel"/>
     <w:tmpl w:val="947AAC36"/>
@@ -19981,7 +20536,120 @@
       </w:rPr>
     </w:lvl>
   </w:abstractNum>
-  <w:abstractNum w:abstractNumId="22" w15:restartNumberingAfterBreak="0">
+  <w:abstractNum w:abstractNumId="23" w15:restartNumberingAfterBreak="0">
+    <w:nsid w:val="2C7951F3"/>
+    <w:multiLevelType w:val="hybridMultilevel"/>
+    <w:tmpl w:val="579EBB9C"/>
+    <w:lvl w:ilvl="0" w:tplc="08090001">
+      <w:start w:val="1"/>
+      <w:numFmt w:val="bullet"/>
+      <w:lvlText w:val=""/>
+      <w:lvlJc w:val="left"/>
+      <w:pPr>
+        <w:ind w:left="720" w:hanging="360"/>
+      </w:pPr>
+      <w:rPr>
+        <w:rFonts w:ascii="Symbol" w:hAnsi="Symbol" w:hint="default"/>
+      </w:rPr>
+    </w:lvl>
+    <w:lvl w:ilvl="1" w:tplc="08090003" w:tentative="1">
+      <w:start w:val="1"/>
+      <w:numFmt w:val="bullet"/>
+      <w:lvlText w:val="o"/>
+      <w:lvlJc w:val="left"/>
+      <w:pPr>
+        <w:ind w:left="1440" w:hanging="360"/>
+      </w:pPr>
+      <w:rPr>
+        <w:rFonts w:ascii="Courier New" w:hAnsi="Courier New" w:cs="Courier New" w:hint="default"/>
+      </w:rPr>
+    </w:lvl>
+    <w:lvl w:ilvl="2" w:tplc="08090005" w:tentative="1">
+      <w:start w:val="1"/>
+      <w:numFmt w:val="bullet"/>
+      <w:lvlText w:val=""/>
+      <w:lvlJc w:val="left"/>
+      <w:pPr>
+        <w:ind w:left="2160" w:hanging="360"/>
+      </w:pPr>
+      <w:rPr>
+        <w:rFonts w:ascii="Wingdings" w:hAnsi="Wingdings" w:hint="default"/>
+      </w:rPr>
+    </w:lvl>
+    <w:lvl w:ilvl="3" w:tplc="08090001" w:tentative="1">
+      <w:start w:val="1"/>
+      <w:numFmt w:val="bullet"/>
+      <w:lvlText w:val=""/>
+      <w:lvlJc w:val="left"/>
+      <w:pPr>
+        <w:ind w:left="2880" w:hanging="360"/>
+      </w:pPr>
+      <w:rPr>
+        <w:rFonts w:ascii="Symbol" w:hAnsi="Symbol" w:hint="default"/>
+      </w:rPr>
+    </w:lvl>
+    <w:lvl w:ilvl="4" w:tplc="08090003" w:tentative="1">
+      <w:start w:val="1"/>
+      <w:numFmt w:val="bullet"/>
+      <w:lvlText w:val="o"/>
+      <w:lvlJc w:val="left"/>
+      <w:pPr>
+        <w:ind w:left="3600" w:hanging="360"/>
+      </w:pPr>
+      <w:rPr>
+        <w:rFonts w:ascii="Courier New" w:hAnsi="Courier New" w:cs="Courier New" w:hint="default"/>
+      </w:rPr>
+    </w:lvl>
+    <w:lvl w:ilvl="5" w:tplc="08090005" w:tentative="1">
+      <w:start w:val="1"/>
+      <w:numFmt w:val="bullet"/>
+      <w:lvlText w:val=""/>
+      <w:lvlJc w:val="left"/>
+      <w:pPr>
+        <w:ind w:left="4320" w:hanging="360"/>
+      </w:pPr>
+      <w:rPr>
+        <w:rFonts w:ascii="Wingdings" w:hAnsi="Wingdings" w:hint="default"/>
+      </w:rPr>
+    </w:lvl>
+    <w:lvl w:ilvl="6" w:tplc="08090001" w:tentative="1">
+      <w:start w:val="1"/>
+      <w:numFmt w:val="bullet"/>
+      <w:lvlText w:val=""/>
+      <w:lvlJc w:val="left"/>
+      <w:pPr>
+        <w:ind w:left="5040" w:hanging="360"/>
+      </w:pPr>
+      <w:rPr>
+        <w:rFonts w:ascii="Symbol" w:hAnsi="Symbol" w:hint="default"/>
+      </w:rPr>
+    </w:lvl>
+    <w:lvl w:ilvl="7" w:tplc="08090003" w:tentative="1">
+      <w:start w:val="1"/>
+      <w:numFmt w:val="bullet"/>
+      <w:lvlText w:val="o"/>
+      <w:lvlJc w:val="left"/>
+      <w:pPr>
+        <w:ind w:left="5760" w:hanging="360"/>
+      </w:pPr>
+      <w:rPr>
+        <w:rFonts w:ascii="Courier New" w:hAnsi="Courier New" w:cs="Courier New" w:hint="default"/>
+      </w:rPr>
+    </w:lvl>
+    <w:lvl w:ilvl="8" w:tplc="08090005" w:tentative="1">
+      <w:start w:val="1"/>
+      <w:numFmt w:val="bullet"/>
+      <w:lvlText w:val=""/>
+      <w:lvlJc w:val="left"/>
+      <w:pPr>
+        <w:ind w:left="6480" w:hanging="360"/>
+      </w:pPr>
+      <w:rPr>
+        <w:rFonts w:ascii="Wingdings" w:hAnsi="Wingdings" w:hint="default"/>
+      </w:rPr>
+    </w:lvl>
+  </w:abstractNum>
+  <w:abstractNum w:abstractNumId="24" w15:restartNumberingAfterBreak="0">
     <w:nsid w:val="33377D72"/>
     <w:multiLevelType w:val="hybridMultilevel"/>
     <w:tmpl w:val="979E264C"/>
@@ -20067,7 +20735,7 @@
       </w:pPr>
     </w:lvl>
   </w:abstractNum>
-  <w:abstractNum w:abstractNumId="23" w15:restartNumberingAfterBreak="0">
+  <w:abstractNum w:abstractNumId="25" w15:restartNumberingAfterBreak="0">
     <w:nsid w:val="337414E9"/>
     <w:multiLevelType w:val="multilevel"/>
     <w:tmpl w:val="80EC471A"/>
@@ -20180,7 +20848,7 @@
       </w:rPr>
     </w:lvl>
   </w:abstractNum>
-  <w:abstractNum w:abstractNumId="24" w15:restartNumberingAfterBreak="0">
+  <w:abstractNum w:abstractNumId="26" w15:restartNumberingAfterBreak="0">
     <w:nsid w:val="41AC2004"/>
     <w:multiLevelType w:val="multilevel"/>
     <w:tmpl w:val="041B001D"/>
@@ -20266,7 +20934,7 @@
       </w:pPr>
     </w:lvl>
   </w:abstractNum>
-  <w:abstractNum w:abstractNumId="25" w15:restartNumberingAfterBreak="0">
+  <w:abstractNum w:abstractNumId="27" w15:restartNumberingAfterBreak="0">
     <w:nsid w:val="4242221A"/>
     <w:multiLevelType w:val="hybridMultilevel"/>
     <w:tmpl w:val="03F8988A"/>
@@ -20355,7 +21023,7 @@
       </w:pPr>
     </w:lvl>
   </w:abstractNum>
-  <w:abstractNum w:abstractNumId="26" w15:restartNumberingAfterBreak="0">
+  <w:abstractNum w:abstractNumId="28" w15:restartNumberingAfterBreak="0">
     <w:nsid w:val="42475C47"/>
     <w:multiLevelType w:val="multilevel"/>
     <w:tmpl w:val="041B001D"/>
@@ -20442,7 +21110,7 @@
       </w:pPr>
     </w:lvl>
   </w:abstractNum>
-  <w:abstractNum w:abstractNumId="27" w15:restartNumberingAfterBreak="0">
+  <w:abstractNum w:abstractNumId="29" w15:restartNumberingAfterBreak="0">
     <w:nsid w:val="44C571BD"/>
     <w:multiLevelType w:val="hybridMultilevel"/>
     <w:tmpl w:val="5052E7F2"/>
@@ -20555,7 +21223,7 @@
       </w:rPr>
     </w:lvl>
   </w:abstractNum>
-  <w:abstractNum w:abstractNumId="28" w15:restartNumberingAfterBreak="0">
+  <w:abstractNum w:abstractNumId="30" w15:restartNumberingAfterBreak="0">
     <w:nsid w:val="47F24415"/>
     <w:multiLevelType w:val="hybridMultilevel"/>
     <w:tmpl w:val="59B87A6E"/>
@@ -20668,7 +21336,7 @@
       </w:rPr>
     </w:lvl>
   </w:abstractNum>
-  <w:abstractNum w:abstractNumId="29" w15:restartNumberingAfterBreak="0">
+  <w:abstractNum w:abstractNumId="31" w15:restartNumberingAfterBreak="0">
     <w:nsid w:val="4AF27299"/>
     <w:multiLevelType w:val="hybridMultilevel"/>
     <w:tmpl w:val="CE087EBA"/>
@@ -20781,7 +21449,7 @@
       </w:rPr>
     </w:lvl>
   </w:abstractNum>
-  <w:abstractNum w:abstractNumId="30" w15:restartNumberingAfterBreak="0">
+  <w:abstractNum w:abstractNumId="32" w15:restartNumberingAfterBreak="0">
     <w:nsid w:val="4B356983"/>
     <w:multiLevelType w:val="hybridMultilevel"/>
     <w:tmpl w:val="3F725A78"/>
@@ -20894,7 +21562,7 @@
       </w:rPr>
     </w:lvl>
   </w:abstractNum>
-  <w:abstractNum w:abstractNumId="31" w15:restartNumberingAfterBreak="0">
+  <w:abstractNum w:abstractNumId="33" w15:restartNumberingAfterBreak="0">
     <w:nsid w:val="560C4C81"/>
     <w:multiLevelType w:val="multilevel"/>
     <w:tmpl w:val="B70E42AA"/>
@@ -21012,7 +21680,7 @@
       </w:rPr>
     </w:lvl>
   </w:abstractNum>
-  <w:abstractNum w:abstractNumId="32" w15:restartNumberingAfterBreak="0">
+  <w:abstractNum w:abstractNumId="34" w15:restartNumberingAfterBreak="0">
     <w:nsid w:val="611F40A2"/>
     <w:multiLevelType w:val="multilevel"/>
     <w:tmpl w:val="041B001D"/>
@@ -21098,7 +21766,7 @@
       </w:pPr>
     </w:lvl>
   </w:abstractNum>
-  <w:abstractNum w:abstractNumId="33" w15:restartNumberingAfterBreak="0">
+  <w:abstractNum w:abstractNumId="35" w15:restartNumberingAfterBreak="0">
     <w:nsid w:val="62593EFE"/>
     <w:multiLevelType w:val="hybridMultilevel"/>
     <w:tmpl w:val="B7AE2BDE"/>
@@ -21184,7 +21852,7 @@
       </w:pPr>
     </w:lvl>
   </w:abstractNum>
-  <w:abstractNum w:abstractNumId="34" w15:restartNumberingAfterBreak="0">
+  <w:abstractNum w:abstractNumId="36" w15:restartNumberingAfterBreak="0">
     <w:nsid w:val="633D6C51"/>
     <w:multiLevelType w:val="hybridMultilevel"/>
     <w:tmpl w:val="807472A4"/>
@@ -21270,7 +21938,7 @@
       </w:pPr>
     </w:lvl>
   </w:abstractNum>
-  <w:abstractNum w:abstractNumId="35" w15:restartNumberingAfterBreak="0">
+  <w:abstractNum w:abstractNumId="37" w15:restartNumberingAfterBreak="0">
     <w:nsid w:val="6416608A"/>
     <w:multiLevelType w:val="hybridMultilevel"/>
     <w:tmpl w:val="BFC45DC8"/>
@@ -21383,7 +22051,7 @@
       </w:rPr>
     </w:lvl>
   </w:abstractNum>
-  <w:abstractNum w:abstractNumId="36" w15:restartNumberingAfterBreak="0">
+  <w:abstractNum w:abstractNumId="38" w15:restartNumberingAfterBreak="0">
     <w:nsid w:val="648874EA"/>
     <w:multiLevelType w:val="hybridMultilevel"/>
     <w:tmpl w:val="03A8A320"/>
@@ -21496,7 +22164,7 @@
       </w:rPr>
     </w:lvl>
   </w:abstractNum>
-  <w:abstractNum w:abstractNumId="37" w15:restartNumberingAfterBreak="0">
+  <w:abstractNum w:abstractNumId="39" w15:restartNumberingAfterBreak="0">
     <w:nsid w:val="680D043E"/>
     <w:multiLevelType w:val="multilevel"/>
     <w:tmpl w:val="041B001D"/>
@@ -21582,7 +22250,7 @@
       </w:pPr>
     </w:lvl>
   </w:abstractNum>
-  <w:abstractNum w:abstractNumId="38" w15:restartNumberingAfterBreak="0">
+  <w:abstractNum w:abstractNumId="40" w15:restartNumberingAfterBreak="0">
     <w:nsid w:val="68584894"/>
     <w:multiLevelType w:val="hybridMultilevel"/>
     <w:tmpl w:val="2FCE7350"/>
@@ -21794,7 +22462,7 @@
       </w:rPr>
     </w:lvl>
   </w:abstractNum>
-  <w:abstractNum w:abstractNumId="39" w15:restartNumberingAfterBreak="0">
+  <w:abstractNum w:abstractNumId="41" w15:restartNumberingAfterBreak="0">
     <w:nsid w:val="72784605"/>
     <w:multiLevelType w:val="hybridMultilevel"/>
     <w:tmpl w:val="E0885FF6"/>
@@ -21908,7 +22576,7 @@
     </w:lvl>
   </w:abstractNum>
   <w:num w:numId="1">
-    <w:abstractNumId w:val="24"/>
+    <w:abstractNumId w:val="26"/>
   </w:num>
   <w:num w:numId="2">
     <w:abstractNumId w:val="8"/>
@@ -21935,16 +22603,16 @@
     <w:abstractNumId w:val="14"/>
   </w:num>
   <w:num w:numId="10">
-    <w:abstractNumId w:val="21"/>
+    <w:abstractNumId w:val="22"/>
   </w:num>
   <w:num w:numId="11">
-    <w:abstractNumId w:val="27"/>
+    <w:abstractNumId w:val="29"/>
   </w:num>
   <w:num w:numId="12">
-    <w:abstractNumId w:val="17"/>
+    <w:abstractNumId w:val="18"/>
   </w:num>
   <w:num w:numId="13">
-    <w:abstractNumId w:val="23"/>
+    <w:abstractNumId w:val="25"/>
   </w:num>
   <w:num w:numId="14">
     <w:abstractNumId w:val="9"/>
@@ -21962,46 +22630,46 @@
     <w:abstractNumId w:val="4"/>
   </w:num>
   <w:num w:numId="19">
-    <w:abstractNumId w:val="32"/>
+    <w:abstractNumId w:val="34"/>
   </w:num>
   <w:num w:numId="20">
-    <w:abstractNumId w:val="33"/>
+    <w:abstractNumId w:val="35"/>
   </w:num>
   <w:num w:numId="21">
-    <w:abstractNumId w:val="25"/>
+    <w:abstractNumId w:val="27"/>
   </w:num>
   <w:num w:numId="22">
-    <w:abstractNumId w:val="19"/>
+    <w:abstractNumId w:val="20"/>
   </w:num>
   <w:num w:numId="23">
-    <w:abstractNumId w:val="39"/>
+    <w:abstractNumId w:val="41"/>
   </w:num>
   <w:num w:numId="24">
-    <w:abstractNumId w:val="35"/>
+    <w:abstractNumId w:val="37"/>
   </w:num>
   <w:num w:numId="25">
-    <w:abstractNumId w:val="15"/>
+    <w:abstractNumId w:val="16"/>
   </w:num>
   <w:num w:numId="26">
     <w:abstractNumId w:val="12"/>
   </w:num>
   <w:num w:numId="27">
-    <w:abstractNumId w:val="38"/>
+    <w:abstractNumId w:val="40"/>
   </w:num>
   <w:num w:numId="28">
-    <w:abstractNumId w:val="29"/>
+    <w:abstractNumId w:val="31"/>
   </w:num>
   <w:num w:numId="29">
-    <w:abstractNumId w:val="18"/>
+    <w:abstractNumId w:val="19"/>
   </w:num>
   <w:num w:numId="30">
-    <w:abstractNumId w:val="26"/>
+    <w:abstractNumId w:val="28"/>
   </w:num>
   <w:num w:numId="31">
-    <w:abstractNumId w:val="31"/>
+    <w:abstractNumId w:val="33"/>
   </w:num>
   <w:num w:numId="32">
-    <w:abstractNumId w:val="37"/>
+    <w:abstractNumId w:val="39"/>
   </w:num>
   <w:num w:numId="33">
     <w:abstractNumId w:val="10"/>
@@ -22034,10 +22702,10 @@
     </w:lvlOverride>
   </w:num>
   <w:num w:numId="34">
-    <w:abstractNumId w:val="34"/>
+    <w:abstractNumId w:val="36"/>
   </w:num>
   <w:num w:numId="35">
-    <w:abstractNumId w:val="20"/>
+    <w:abstractNumId w:val="21"/>
   </w:num>
   <w:num w:numId="36">
     <w:abstractNumId w:val="10"/>
@@ -22070,22 +22738,28 @@
     </w:lvlOverride>
   </w:num>
   <w:num w:numId="37">
-    <w:abstractNumId w:val="30"/>
+    <w:abstractNumId w:val="32"/>
   </w:num>
   <w:num w:numId="38">
     <w:abstractNumId w:val="13"/>
   </w:num>
   <w:num w:numId="39">
-    <w:abstractNumId w:val="16"/>
+    <w:abstractNumId w:val="17"/>
   </w:num>
   <w:num w:numId="40">
-    <w:abstractNumId w:val="28"/>
+    <w:abstractNumId w:val="30"/>
   </w:num>
   <w:num w:numId="41">
-    <w:abstractNumId w:val="36"/>
+    <w:abstractNumId w:val="38"/>
   </w:num>
   <w:num w:numId="42">
-    <w:abstractNumId w:val="22"/>
+    <w:abstractNumId w:val="24"/>
+  </w:num>
+  <w:num w:numId="43">
+    <w:abstractNumId w:val="23"/>
+  </w:num>
+  <w:num w:numId="44">
+    <w:abstractNumId w:val="15"/>
   </w:num>
 </w:numbering>
 </file>

--- a/sumsala_diplomova_praca.docx
+++ b/sumsala_diplomova_praca.docx
@@ -1003,7 +1003,7 @@
         </w:rPr>
         <w:fldChar w:fldCharType="separate"/>
       </w:r>
-      <w:hyperlink w:anchor="_Toc227610394" w:history="1">
+      <w:hyperlink w:anchor="_Toc227689611" w:history="1">
         <w:r>
           <w:rPr>
             <w:rStyle w:val="Hyperlink"/>
@@ -1030,7 +1030,7 @@
             <w:noProof/>
             <w:webHidden/>
           </w:rPr>
-          <w:instrText xml:space="preserve"> PAGEREF _Toc227610394 \h </w:instrText>
+          <w:instrText xml:space="preserve"> PAGEREF _Toc227689611 \h </w:instrText>
         </w:r>
         <w:r>
           <w:rPr>
@@ -1071,7 +1071,7 @@
           <w:szCs w:val="24"/>
         </w:rPr>
       </w:pPr>
-      <w:hyperlink w:anchor="_Toc227610395" w:history="1">
+      <w:hyperlink w:anchor="_Toc227689612" w:history="1">
         <w:r>
           <w:rPr>
             <w:rStyle w:val="Hyperlink"/>
@@ -1098,7 +1098,7 @@
             <w:noProof/>
             <w:webHidden/>
           </w:rPr>
-          <w:instrText xml:space="preserve"> PAGEREF _Toc227610395 \h </w:instrText>
+          <w:instrText xml:space="preserve"> PAGEREF _Toc227689612 \h </w:instrText>
         </w:r>
         <w:r>
           <w:rPr>
@@ -1139,7 +1139,7 @@
           <w:szCs w:val="24"/>
         </w:rPr>
       </w:pPr>
-      <w:hyperlink w:anchor="_Toc227610396" w:history="1">
+      <w:hyperlink w:anchor="_Toc227689613" w:history="1">
         <w:r>
           <w:rPr>
             <w:rStyle w:val="Hyperlink"/>
@@ -1166,7 +1166,7 @@
             <w:noProof/>
             <w:webHidden/>
           </w:rPr>
-          <w:instrText xml:space="preserve"> PAGEREF _Toc227610396 \h </w:instrText>
+          <w:instrText xml:space="preserve"> PAGEREF _Toc227689613 \h </w:instrText>
         </w:r>
         <w:r>
           <w:rPr>
@@ -1210,7 +1210,7 @@
           <w:szCs w:val="24"/>
         </w:rPr>
       </w:pPr>
-      <w:hyperlink w:anchor="_Toc227610397" w:history="1">
+      <w:hyperlink w:anchor="_Toc227689614" w:history="1">
         <w:r>
           <w:rPr>
             <w:rStyle w:val="Hyperlink"/>
@@ -1237,7 +1237,7 @@
             <w:noProof/>
             <w:webHidden/>
           </w:rPr>
-          <w:instrText xml:space="preserve"> PAGEREF _Toc227610397 \h </w:instrText>
+          <w:instrText xml:space="preserve"> PAGEREF _Toc227689614 \h </w:instrText>
         </w:r>
         <w:r>
           <w:rPr>
@@ -1281,7 +1281,7 @@
           <w:szCs w:val="24"/>
         </w:rPr>
       </w:pPr>
-      <w:hyperlink w:anchor="_Toc227610398" w:history="1">
+      <w:hyperlink w:anchor="_Toc227689615" w:history="1">
         <w:r>
           <w:rPr>
             <w:rStyle w:val="Hyperlink"/>
@@ -1326,7 +1326,7 @@
             <w:noProof/>
             <w:webHidden/>
           </w:rPr>
-          <w:instrText xml:space="preserve"> PAGEREF _Toc227610398 \h </w:instrText>
+          <w:instrText xml:space="preserve"> PAGEREF _Toc227689615 \h </w:instrText>
         </w:r>
         <w:r>
           <w:rPr>
@@ -1367,7 +1367,7 @@
           <w:szCs w:val="24"/>
         </w:rPr>
       </w:pPr>
-      <w:hyperlink w:anchor="_Toc227610399" w:history="1">
+      <w:hyperlink w:anchor="_Toc227689616" w:history="1">
         <w:r>
           <w:rPr>
             <w:rStyle w:val="Hyperlink"/>
@@ -1394,7 +1394,7 @@
             <w:noProof/>
             <w:webHidden/>
           </w:rPr>
-          <w:instrText xml:space="preserve"> PAGEREF _Toc227610399 \h </w:instrText>
+          <w:instrText xml:space="preserve"> PAGEREF _Toc227689616 \h </w:instrText>
         </w:r>
         <w:r>
           <w:rPr>
@@ -1435,7 +1435,7 @@
           <w:szCs w:val="24"/>
         </w:rPr>
       </w:pPr>
-      <w:hyperlink w:anchor="_Toc227610400" w:history="1">
+      <w:hyperlink w:anchor="_Toc227689617" w:history="1">
         <w:r>
           <w:rPr>
             <w:rStyle w:val="Hyperlink"/>
@@ -1477,7 +1477,7 @@
             <w:noProof/>
             <w:webHidden/>
           </w:rPr>
-          <w:instrText xml:space="preserve"> PAGEREF _Toc227610400 \h </w:instrText>
+          <w:instrText xml:space="preserve"> PAGEREF _Toc227689617 \h </w:instrText>
         </w:r>
         <w:r>
           <w:rPr>
@@ -1518,7 +1518,7 @@
           <w:szCs w:val="24"/>
         </w:rPr>
       </w:pPr>
-      <w:hyperlink w:anchor="_Toc227610401" w:history="1">
+      <w:hyperlink w:anchor="_Toc227689618" w:history="1">
         <w:r>
           <w:rPr>
             <w:rStyle w:val="Hyperlink"/>
@@ -1545,7 +1545,7 @@
             <w:noProof/>
             <w:webHidden/>
           </w:rPr>
-          <w:instrText xml:space="preserve"> PAGEREF _Toc227610401 \h </w:instrText>
+          <w:instrText xml:space="preserve"> PAGEREF _Toc227689618 \h </w:instrText>
         </w:r>
         <w:r>
           <w:rPr>
@@ -1586,7 +1586,7 @@
           <w:szCs w:val="24"/>
         </w:rPr>
       </w:pPr>
-      <w:hyperlink w:anchor="_Toc227610402" w:history="1">
+      <w:hyperlink w:anchor="_Toc227689619" w:history="1">
         <w:r>
           <w:rPr>
             <w:rStyle w:val="Hyperlink"/>
@@ -1613,7 +1613,7 @@
             <w:noProof/>
             <w:webHidden/>
           </w:rPr>
-          <w:instrText xml:space="preserve"> PAGEREF _Toc227610402 \h </w:instrText>
+          <w:instrText xml:space="preserve"> PAGEREF _Toc227689619 \h </w:instrText>
         </w:r>
         <w:r>
           <w:rPr>
@@ -1657,7 +1657,7 @@
           <w:szCs w:val="24"/>
         </w:rPr>
       </w:pPr>
-      <w:hyperlink w:anchor="_Toc227610403" w:history="1">
+      <w:hyperlink w:anchor="_Toc227689620" w:history="1">
         <w:r>
           <w:rPr>
             <w:rStyle w:val="Hyperlink"/>
@@ -1702,7 +1702,7 @@
             <w:noProof/>
             <w:webHidden/>
           </w:rPr>
-          <w:instrText xml:space="preserve"> PAGEREF _Toc227610403 \h </w:instrText>
+          <w:instrText xml:space="preserve"> PAGEREF _Toc227689620 \h </w:instrText>
         </w:r>
         <w:r>
           <w:rPr>
@@ -1743,7 +1743,7 @@
           <w:szCs w:val="24"/>
         </w:rPr>
       </w:pPr>
-      <w:hyperlink w:anchor="_Toc227610404" w:history="1">
+      <w:hyperlink w:anchor="_Toc227689621" w:history="1">
         <w:r>
           <w:rPr>
             <w:rStyle w:val="Hyperlink"/>
@@ -1770,7 +1770,7 @@
             <w:noProof/>
             <w:webHidden/>
           </w:rPr>
-          <w:instrText xml:space="preserve"> PAGEREF _Toc227610404 \h </w:instrText>
+          <w:instrText xml:space="preserve"> PAGEREF _Toc227689621 \h </w:instrText>
         </w:r>
         <w:r>
           <w:rPr>
@@ -1811,7 +1811,7 @@
           <w:szCs w:val="24"/>
         </w:rPr>
       </w:pPr>
-      <w:hyperlink w:anchor="_Toc227610405" w:history="1">
+      <w:hyperlink w:anchor="_Toc227689622" w:history="1">
         <w:r>
           <w:rPr>
             <w:rStyle w:val="Hyperlink"/>
@@ -1838,7 +1838,7 @@
             <w:noProof/>
             <w:webHidden/>
           </w:rPr>
-          <w:instrText xml:space="preserve"> PAGEREF _Toc227610405 \h </w:instrText>
+          <w:instrText xml:space="preserve"> PAGEREF _Toc227689622 \h </w:instrText>
         </w:r>
         <w:r>
           <w:rPr>
@@ -1882,7 +1882,7 @@
           <w:szCs w:val="24"/>
         </w:rPr>
       </w:pPr>
-      <w:hyperlink w:anchor="_Toc227610406" w:history="1">
+      <w:hyperlink w:anchor="_Toc227689623" w:history="1">
         <w:r>
           <w:rPr>
             <w:rStyle w:val="Hyperlink"/>
@@ -1927,7 +1927,7 @@
             <w:noProof/>
             <w:webHidden/>
           </w:rPr>
-          <w:instrText xml:space="preserve"> PAGEREF _Toc227610406 \h </w:instrText>
+          <w:instrText xml:space="preserve"> PAGEREF _Toc227689623 \h </w:instrText>
         </w:r>
         <w:r>
           <w:rPr>
@@ -1968,7 +1968,7 @@
           <w:szCs w:val="24"/>
         </w:rPr>
       </w:pPr>
-      <w:hyperlink w:anchor="_Toc227610407" w:history="1">
+      <w:hyperlink w:anchor="_Toc227689624" w:history="1">
         <w:r>
           <w:rPr>
             <w:rStyle w:val="Hyperlink"/>
@@ -1995,7 +1995,7 @@
             <w:noProof/>
             <w:webHidden/>
           </w:rPr>
-          <w:instrText xml:space="preserve"> PAGEREF _Toc227610407 \h </w:instrText>
+          <w:instrText xml:space="preserve"> PAGEREF _Toc227689624 \h </w:instrText>
         </w:r>
         <w:r>
           <w:rPr>
@@ -2035,7 +2035,7 @@
           <w:szCs w:val="24"/>
         </w:rPr>
       </w:pPr>
-      <w:hyperlink w:anchor="_Toc227610408" w:history="1">
+      <w:hyperlink w:anchor="_Toc227689625" w:history="1">
         <w:r>
           <w:rPr>
             <w:rStyle w:val="Hyperlink"/>
@@ -2062,7 +2062,7 @@
             <w:noProof/>
             <w:webHidden/>
           </w:rPr>
-          <w:instrText xml:space="preserve"> PAGEREF _Toc227610408 \h </w:instrText>
+          <w:instrText xml:space="preserve"> PAGEREF _Toc227689625 \h </w:instrText>
         </w:r>
         <w:r>
           <w:rPr>
@@ -2102,7 +2102,7 @@
           <w:szCs w:val="24"/>
         </w:rPr>
       </w:pPr>
-      <w:hyperlink w:anchor="_Toc227610409" w:history="1">
+      <w:hyperlink w:anchor="_Toc227689626" w:history="1">
         <w:r>
           <w:rPr>
             <w:rStyle w:val="Hyperlink"/>
@@ -2129,7 +2129,7 @@
             <w:noProof/>
             <w:webHidden/>
           </w:rPr>
-          <w:instrText xml:space="preserve"> PAGEREF _Toc227610409 \h </w:instrText>
+          <w:instrText xml:space="preserve"> PAGEREF _Toc227689626 \h </w:instrText>
         </w:r>
         <w:r>
           <w:rPr>
@@ -2169,7 +2169,7 @@
           <w:szCs w:val="24"/>
         </w:rPr>
       </w:pPr>
-      <w:hyperlink w:anchor="_Toc227610410" w:history="1">
+      <w:hyperlink w:anchor="_Toc227689627" w:history="1">
         <w:r>
           <w:rPr>
             <w:rStyle w:val="Hyperlink"/>
@@ -2196,7 +2196,7 @@
             <w:noProof/>
             <w:webHidden/>
           </w:rPr>
-          <w:instrText xml:space="preserve"> PAGEREF _Toc227610410 \h </w:instrText>
+          <w:instrText xml:space="preserve"> PAGEREF _Toc227689627 \h </w:instrText>
         </w:r>
         <w:r>
           <w:rPr>
@@ -2236,7 +2236,7 @@
           <w:szCs w:val="24"/>
         </w:rPr>
       </w:pPr>
-      <w:hyperlink w:anchor="_Toc227610411" w:history="1">
+      <w:hyperlink w:anchor="_Toc227689628" w:history="1">
         <w:r>
           <w:rPr>
             <w:rStyle w:val="Hyperlink"/>
@@ -2263,7 +2263,7 @@
             <w:noProof/>
             <w:webHidden/>
           </w:rPr>
-          <w:instrText xml:space="preserve"> PAGEREF _Toc227610411 \h </w:instrText>
+          <w:instrText xml:space="preserve"> PAGEREF _Toc227689628 \h </w:instrText>
         </w:r>
         <w:r>
           <w:rPr>
@@ -2303,7 +2303,7 @@
           <w:szCs w:val="24"/>
         </w:rPr>
       </w:pPr>
-      <w:hyperlink w:anchor="_Toc227610412" w:history="1">
+      <w:hyperlink w:anchor="_Toc227689629" w:history="1">
         <w:r>
           <w:rPr>
             <w:rStyle w:val="Hyperlink"/>
@@ -2330,7 +2330,7 @@
             <w:noProof/>
             <w:webHidden/>
           </w:rPr>
-          <w:instrText xml:space="preserve"> PAGEREF _Toc227610412 \h </w:instrText>
+          <w:instrText xml:space="preserve"> PAGEREF _Toc227689629 \h </w:instrText>
         </w:r>
         <w:r>
           <w:rPr>
@@ -2370,7 +2370,7 @@
           <w:szCs w:val="24"/>
         </w:rPr>
       </w:pPr>
-      <w:hyperlink w:anchor="_Toc227610413" w:history="1">
+      <w:hyperlink w:anchor="_Toc227689630" w:history="1">
         <w:r>
           <w:rPr>
             <w:rStyle w:val="Hyperlink"/>
@@ -2397,7 +2397,7 @@
             <w:noProof/>
             <w:webHidden/>
           </w:rPr>
-          <w:instrText xml:space="preserve"> PAGEREF _Toc227610413 \h </w:instrText>
+          <w:instrText xml:space="preserve"> PAGEREF _Toc227689630 \h </w:instrText>
         </w:r>
         <w:r>
           <w:rPr>
@@ -2437,7 +2437,7 @@
           <w:szCs w:val="24"/>
         </w:rPr>
       </w:pPr>
-      <w:hyperlink w:anchor="_Toc227610414" w:history="1">
+      <w:hyperlink w:anchor="_Toc227689631" w:history="1">
         <w:r>
           <w:rPr>
             <w:rStyle w:val="Hyperlink"/>
@@ -2464,7 +2464,7 @@
             <w:noProof/>
             <w:webHidden/>
           </w:rPr>
-          <w:instrText xml:space="preserve"> PAGEREF _Toc227610414 \h </w:instrText>
+          <w:instrText xml:space="preserve"> PAGEREF _Toc227689631 \h </w:instrText>
         </w:r>
         <w:r>
           <w:rPr>
@@ -2504,7 +2504,7 @@
           <w:szCs w:val="24"/>
         </w:rPr>
       </w:pPr>
-      <w:hyperlink w:anchor="_Toc227610415" w:history="1">
+      <w:hyperlink w:anchor="_Toc227689632" w:history="1">
         <w:r>
           <w:rPr>
             <w:rStyle w:val="Hyperlink"/>
@@ -2531,7 +2531,7 @@
             <w:noProof/>
             <w:webHidden/>
           </w:rPr>
-          <w:instrText xml:space="preserve"> PAGEREF _Toc227610415 \h </w:instrText>
+          <w:instrText xml:space="preserve"> PAGEREF _Toc227689632 \h </w:instrText>
         </w:r>
         <w:r>
           <w:rPr>
@@ -2572,7 +2572,7 @@
           <w:szCs w:val="24"/>
         </w:rPr>
       </w:pPr>
-      <w:hyperlink w:anchor="_Toc227610416" w:history="1">
+      <w:hyperlink w:anchor="_Toc227689633" w:history="1">
         <w:r>
           <w:rPr>
             <w:rStyle w:val="Hyperlink"/>
@@ -2599,7 +2599,7 @@
             <w:noProof/>
             <w:webHidden/>
           </w:rPr>
-          <w:instrText xml:space="preserve"> PAGEREF _Toc227610416 \h </w:instrText>
+          <w:instrText xml:space="preserve"> PAGEREF _Toc227689633 \h </w:instrText>
         </w:r>
         <w:r>
           <w:rPr>
@@ -2640,7 +2640,7 @@
           <w:szCs w:val="24"/>
         </w:rPr>
       </w:pPr>
-      <w:hyperlink w:anchor="_Toc227610417" w:history="1">
+      <w:hyperlink w:anchor="_Toc227689634" w:history="1">
         <w:r>
           <w:rPr>
             <w:rStyle w:val="Hyperlink"/>
@@ -2667,7 +2667,7 @@
             <w:noProof/>
             <w:webHidden/>
           </w:rPr>
-          <w:instrText xml:space="preserve"> PAGEREF _Toc227610417 \h </w:instrText>
+          <w:instrText xml:space="preserve"> PAGEREF _Toc227689634 \h </w:instrText>
         </w:r>
         <w:r>
           <w:rPr>
@@ -2707,7 +2707,7 @@
           <w:szCs w:val="24"/>
         </w:rPr>
       </w:pPr>
-      <w:hyperlink w:anchor="_Toc227610418" w:history="1">
+      <w:hyperlink w:anchor="_Toc227689635" w:history="1">
         <w:r>
           <w:rPr>
             <w:rStyle w:val="Hyperlink"/>
@@ -2734,7 +2734,7 @@
             <w:noProof/>
             <w:webHidden/>
           </w:rPr>
-          <w:instrText xml:space="preserve"> PAGEREF _Toc227610418 \h </w:instrText>
+          <w:instrText xml:space="preserve"> PAGEREF _Toc227689635 \h </w:instrText>
         </w:r>
         <w:r>
           <w:rPr>
@@ -2774,7 +2774,7 @@
           <w:szCs w:val="24"/>
         </w:rPr>
       </w:pPr>
-      <w:hyperlink w:anchor="_Toc227610419" w:history="1">
+      <w:hyperlink w:anchor="_Toc227689636" w:history="1">
         <w:r>
           <w:rPr>
             <w:rStyle w:val="Hyperlink"/>
@@ -2802,7 +2802,7 @@
             <w:noProof/>
             <w:webHidden/>
           </w:rPr>
-          <w:instrText xml:space="preserve"> PAGEREF _Toc227610419 \h </w:instrText>
+          <w:instrText xml:space="preserve"> PAGEREF _Toc227689636 \h </w:instrText>
         </w:r>
         <w:r>
           <w:rPr>
@@ -2842,7 +2842,7 @@
           <w:szCs w:val="24"/>
         </w:rPr>
       </w:pPr>
-      <w:hyperlink w:anchor="_Toc227610420" w:history="1">
+      <w:hyperlink w:anchor="_Toc227689637" w:history="1">
         <w:r>
           <w:rPr>
             <w:rStyle w:val="Hyperlink"/>
@@ -2870,7 +2870,7 @@
             <w:noProof/>
             <w:webHidden/>
           </w:rPr>
-          <w:instrText xml:space="preserve"> PAGEREF _Toc227610420 \h </w:instrText>
+          <w:instrText xml:space="preserve"> PAGEREF _Toc227689637 \h </w:instrText>
         </w:r>
         <w:r>
           <w:rPr>
@@ -2910,7 +2910,7 @@
           <w:szCs w:val="24"/>
         </w:rPr>
       </w:pPr>
-      <w:hyperlink w:anchor="_Toc227610421" w:history="1">
+      <w:hyperlink w:anchor="_Toc227689638" w:history="1">
         <w:r>
           <w:rPr>
             <w:rStyle w:val="Hyperlink"/>
@@ -2938,7 +2938,7 @@
             <w:noProof/>
             <w:webHidden/>
           </w:rPr>
-          <w:instrText xml:space="preserve"> PAGEREF _Toc227610421 \h </w:instrText>
+          <w:instrText xml:space="preserve"> PAGEREF _Toc227689638 \h </w:instrText>
         </w:r>
         <w:r>
           <w:rPr>
@@ -2979,7 +2979,7 @@
           <w:szCs w:val="24"/>
         </w:rPr>
       </w:pPr>
-      <w:hyperlink w:anchor="_Toc227610422" w:history="1">
+      <w:hyperlink w:anchor="_Toc227689639" w:history="1">
         <w:r>
           <w:rPr>
             <w:rStyle w:val="Hyperlink"/>
@@ -3021,7 +3021,7 @@
             <w:noProof/>
             <w:webHidden/>
           </w:rPr>
-          <w:instrText xml:space="preserve"> PAGEREF _Toc227610422 \h </w:instrText>
+          <w:instrText xml:space="preserve"> PAGEREF _Toc227689639 \h </w:instrText>
         </w:r>
         <w:r>
           <w:rPr>
@@ -3061,7 +3061,7 @@
           <w:szCs w:val="24"/>
         </w:rPr>
       </w:pPr>
-      <w:hyperlink w:anchor="_Toc227610423" w:history="1">
+      <w:hyperlink w:anchor="_Toc227689640" w:history="1">
         <w:r>
           <w:rPr>
             <w:rStyle w:val="Hyperlink"/>
@@ -3089,7 +3089,7 @@
             <w:noProof/>
             <w:webHidden/>
           </w:rPr>
-          <w:instrText xml:space="preserve"> PAGEREF _Toc227610423 \h </w:instrText>
+          <w:instrText xml:space="preserve"> PAGEREF _Toc227689640 \h </w:instrText>
         </w:r>
         <w:r>
           <w:rPr>
@@ -3129,7 +3129,7 @@
           <w:szCs w:val="24"/>
         </w:rPr>
       </w:pPr>
-      <w:hyperlink w:anchor="_Toc227610424" w:history="1">
+      <w:hyperlink w:anchor="_Toc227689641" w:history="1">
         <w:r>
           <w:rPr>
             <w:rStyle w:val="Hyperlink"/>
@@ -3157,7 +3157,7 @@
             <w:noProof/>
             <w:webHidden/>
           </w:rPr>
-          <w:instrText xml:space="preserve"> PAGEREF _Toc227610424 \h </w:instrText>
+          <w:instrText xml:space="preserve"> PAGEREF _Toc227689641 \h </w:instrText>
         </w:r>
         <w:r>
           <w:rPr>
@@ -3197,7 +3197,7 @@
           <w:szCs w:val="24"/>
         </w:rPr>
       </w:pPr>
-      <w:hyperlink w:anchor="_Toc227610425" w:history="1">
+      <w:hyperlink w:anchor="_Toc227689642" w:history="1">
         <w:r>
           <w:rPr>
             <w:rStyle w:val="Hyperlink"/>
@@ -3225,7 +3225,7 @@
             <w:noProof/>
             <w:webHidden/>
           </w:rPr>
-          <w:instrText xml:space="preserve"> PAGEREF _Toc227610425 \h </w:instrText>
+          <w:instrText xml:space="preserve"> PAGEREF _Toc227689642 \h </w:instrText>
         </w:r>
         <w:r>
           <w:rPr>
@@ -3266,7 +3266,7 @@
           <w:szCs w:val="24"/>
         </w:rPr>
       </w:pPr>
-      <w:hyperlink w:anchor="_Toc227610426" w:history="1">
+      <w:hyperlink w:anchor="_Toc227689643" w:history="1">
         <w:r>
           <w:rPr>
             <w:rStyle w:val="Hyperlink"/>
@@ -3301,7 +3301,7 @@
             <w:noProof/>
             <w:webHidden/>
           </w:rPr>
-          <w:instrText xml:space="preserve"> PAGEREF _Toc227610426 \h </w:instrText>
+          <w:instrText xml:space="preserve"> PAGEREF _Toc227689643 \h </w:instrText>
         </w:r>
         <w:r>
           <w:rPr>
@@ -3341,7 +3341,7 @@
           <w:szCs w:val="24"/>
         </w:rPr>
       </w:pPr>
-      <w:hyperlink w:anchor="_Toc227610427" w:history="1">
+      <w:hyperlink w:anchor="_Toc227689644" w:history="1">
         <w:r>
           <w:rPr>
             <w:rStyle w:val="Hyperlink"/>
@@ -3369,7 +3369,7 @@
             <w:noProof/>
             <w:webHidden/>
           </w:rPr>
-          <w:instrText xml:space="preserve"> PAGEREF _Toc227610427 \h </w:instrText>
+          <w:instrText xml:space="preserve"> PAGEREF _Toc227689644 \h </w:instrText>
         </w:r>
         <w:r>
           <w:rPr>
@@ -3409,7 +3409,7 @@
           <w:szCs w:val="24"/>
         </w:rPr>
       </w:pPr>
-      <w:hyperlink w:anchor="_Toc227610428" w:history="1">
+      <w:hyperlink w:anchor="_Toc227689645" w:history="1">
         <w:r>
           <w:rPr>
             <w:rStyle w:val="Hyperlink"/>
@@ -3437,7 +3437,7 @@
             <w:noProof/>
             <w:webHidden/>
           </w:rPr>
-          <w:instrText xml:space="preserve"> PAGEREF _Toc227610428 \h </w:instrText>
+          <w:instrText xml:space="preserve"> PAGEREF _Toc227689645 \h </w:instrText>
         </w:r>
         <w:r>
           <w:rPr>
@@ -3477,7 +3477,7 @@
           <w:szCs w:val="24"/>
         </w:rPr>
       </w:pPr>
-      <w:hyperlink w:anchor="_Toc227610429" w:history="1">
+      <w:hyperlink w:anchor="_Toc227689646" w:history="1">
         <w:r>
           <w:rPr>
             <w:rStyle w:val="Hyperlink"/>
@@ -3505,7 +3505,7 @@
             <w:noProof/>
             <w:webHidden/>
           </w:rPr>
-          <w:instrText xml:space="preserve"> PAGEREF _Toc227610429 \h </w:instrText>
+          <w:instrText xml:space="preserve"> PAGEREF _Toc227689646 \h </w:instrText>
         </w:r>
         <w:r>
           <w:rPr>
@@ -3545,7 +3545,7 @@
           <w:szCs w:val="24"/>
         </w:rPr>
       </w:pPr>
-      <w:hyperlink w:anchor="_Toc227610430" w:history="1">
+      <w:hyperlink w:anchor="_Toc227689647" w:history="1">
         <w:r>
           <w:rPr>
             <w:rStyle w:val="Hyperlink"/>
@@ -3573,7 +3573,7 @@
             <w:noProof/>
             <w:webHidden/>
           </w:rPr>
-          <w:instrText xml:space="preserve"> PAGEREF _Toc227610430 \h </w:instrText>
+          <w:instrText xml:space="preserve"> PAGEREF _Toc227689647 \h </w:instrText>
         </w:r>
         <w:r>
           <w:rPr>
@@ -3613,7 +3613,7 @@
           <w:szCs w:val="24"/>
         </w:rPr>
       </w:pPr>
-      <w:hyperlink w:anchor="_Toc227610431" w:history="1">
+      <w:hyperlink w:anchor="_Toc227689648" w:history="1">
         <w:r>
           <w:rPr>
             <w:rStyle w:val="Hyperlink"/>
@@ -3641,7 +3641,7 @@
             <w:noProof/>
             <w:webHidden/>
           </w:rPr>
-          <w:instrText xml:space="preserve"> PAGEREF _Toc227610431 \h </w:instrText>
+          <w:instrText xml:space="preserve"> PAGEREF _Toc227689648 \h </w:instrText>
         </w:r>
         <w:r>
           <w:rPr>
@@ -3685,7 +3685,7 @@
           <w:szCs w:val="24"/>
         </w:rPr>
       </w:pPr>
-      <w:hyperlink w:anchor="_Toc227610432" w:history="1">
+      <w:hyperlink w:anchor="_Toc227689649" w:history="1">
         <w:r>
           <w:rPr>
             <w:rStyle w:val="Hyperlink"/>
@@ -3732,7 +3732,7 @@
             <w:noProof/>
             <w:webHidden/>
           </w:rPr>
-          <w:instrText xml:space="preserve"> PAGEREF _Toc227610432 \h </w:instrText>
+          <w:instrText xml:space="preserve"> PAGEREF _Toc227689649 \h </w:instrText>
         </w:r>
         <w:r>
           <w:rPr>
@@ -3773,7 +3773,7 @@
           <w:szCs w:val="24"/>
         </w:rPr>
       </w:pPr>
-      <w:hyperlink w:anchor="_Toc227610433" w:history="1">
+      <w:hyperlink w:anchor="_Toc227689650" w:history="1">
         <w:r>
           <w:rPr>
             <w:rStyle w:val="Hyperlink"/>
@@ -3808,7 +3808,7 @@
             <w:noProof/>
             <w:webHidden/>
           </w:rPr>
-          <w:instrText xml:space="preserve"> PAGEREF _Toc227610433 \h </w:instrText>
+          <w:instrText xml:space="preserve"> PAGEREF _Toc227689650 \h </w:instrText>
         </w:r>
         <w:r>
           <w:rPr>
@@ -3848,7 +3848,7 @@
           <w:szCs w:val="24"/>
         </w:rPr>
       </w:pPr>
-      <w:hyperlink w:anchor="_Toc227610434" w:history="1">
+      <w:hyperlink w:anchor="_Toc227689651" w:history="1">
         <w:r>
           <w:rPr>
             <w:rStyle w:val="Hyperlink"/>
@@ -3883,7 +3883,7 @@
             <w:noProof/>
             <w:webHidden/>
           </w:rPr>
-          <w:instrText xml:space="preserve"> PAGEREF _Toc227610434 \h </w:instrText>
+          <w:instrText xml:space="preserve"> PAGEREF _Toc227689651 \h </w:instrText>
         </w:r>
         <w:r>
           <w:rPr>
@@ -3923,7 +3923,7 @@
           <w:szCs w:val="24"/>
         </w:rPr>
       </w:pPr>
-      <w:hyperlink w:anchor="_Toc227610435" w:history="1">
+      <w:hyperlink w:anchor="_Toc227689652" w:history="1">
         <w:r>
           <w:rPr>
             <w:rStyle w:val="Hyperlink"/>
@@ -3958,7 +3958,7 @@
             <w:noProof/>
             <w:webHidden/>
           </w:rPr>
-          <w:instrText xml:space="preserve"> PAGEREF _Toc227610435 \h </w:instrText>
+          <w:instrText xml:space="preserve"> PAGEREF _Toc227689652 \h </w:instrText>
         </w:r>
         <w:r>
           <w:rPr>
@@ -3998,7 +3998,7 @@
           <w:szCs w:val="24"/>
         </w:rPr>
       </w:pPr>
-      <w:hyperlink w:anchor="_Toc227610436" w:history="1">
+      <w:hyperlink w:anchor="_Toc227689653" w:history="1">
         <w:r>
           <w:rPr>
             <w:rStyle w:val="Hyperlink"/>
@@ -4033,7 +4033,7 @@
             <w:noProof/>
             <w:webHidden/>
           </w:rPr>
-          <w:instrText xml:space="preserve"> PAGEREF _Toc227610436 \h </w:instrText>
+          <w:instrText xml:space="preserve"> PAGEREF _Toc227689653 \h </w:instrText>
         </w:r>
         <w:r>
           <w:rPr>
@@ -4074,7 +4074,7 @@
           <w:szCs w:val="24"/>
         </w:rPr>
       </w:pPr>
-      <w:hyperlink w:anchor="_Toc227610437" w:history="1">
+      <w:hyperlink w:anchor="_Toc227689654" w:history="1">
         <w:r>
           <w:rPr>
             <w:rStyle w:val="Hyperlink"/>
@@ -4102,7 +4102,7 @@
             <w:noProof/>
             <w:webHidden/>
           </w:rPr>
-          <w:instrText xml:space="preserve"> PAGEREF _Toc227610437 \h </w:instrText>
+          <w:instrText xml:space="preserve"> PAGEREF _Toc227689654 \h </w:instrText>
         </w:r>
         <w:r>
           <w:rPr>
@@ -4142,7 +4142,7 @@
           <w:szCs w:val="24"/>
         </w:rPr>
       </w:pPr>
-      <w:hyperlink w:anchor="_Toc227610438" w:history="1">
+      <w:hyperlink w:anchor="_Toc227689655" w:history="1">
         <w:r>
           <w:rPr>
             <w:rStyle w:val="Hyperlink"/>
@@ -4177,7 +4177,7 @@
             <w:noProof/>
             <w:webHidden/>
           </w:rPr>
-          <w:instrText xml:space="preserve"> PAGEREF _Toc227610438 \h </w:instrText>
+          <w:instrText xml:space="preserve"> PAGEREF _Toc227689655 \h </w:instrText>
         </w:r>
         <w:r>
           <w:rPr>
@@ -4218,7 +4218,7 @@
           <w:szCs w:val="24"/>
         </w:rPr>
       </w:pPr>
-      <w:hyperlink w:anchor="_Toc227610439" w:history="1">
+      <w:hyperlink w:anchor="_Toc227689656" w:history="1">
         <w:r>
           <w:rPr>
             <w:rStyle w:val="Hyperlink"/>
@@ -4246,7 +4246,7 @@
             <w:noProof/>
             <w:webHidden/>
           </w:rPr>
-          <w:instrText xml:space="preserve"> PAGEREF _Toc227610439 \h </w:instrText>
+          <w:instrText xml:space="preserve"> PAGEREF _Toc227689656 \h </w:instrText>
         </w:r>
         <w:r>
           <w:rPr>
@@ -4286,7 +4286,7 @@
           <w:szCs w:val="24"/>
         </w:rPr>
       </w:pPr>
-      <w:hyperlink w:anchor="_Toc227610440" w:history="1">
+      <w:hyperlink w:anchor="_Toc227689657" w:history="1">
         <w:r>
           <w:rPr>
             <w:rStyle w:val="Hyperlink"/>
@@ -4314,7 +4314,7 @@
             <w:noProof/>
             <w:webHidden/>
           </w:rPr>
-          <w:instrText xml:space="preserve"> PAGEREF _Toc227610440 \h </w:instrText>
+          <w:instrText xml:space="preserve"> PAGEREF _Toc227689657 \h </w:instrText>
         </w:r>
         <w:r>
           <w:rPr>
@@ -4354,7 +4354,7 @@
           <w:szCs w:val="24"/>
         </w:rPr>
       </w:pPr>
-      <w:hyperlink w:anchor="_Toc227610441" w:history="1">
+      <w:hyperlink w:anchor="_Toc227689658" w:history="1">
         <w:r>
           <w:rPr>
             <w:rStyle w:val="Hyperlink"/>
@@ -4382,7 +4382,7 @@
             <w:noProof/>
             <w:webHidden/>
           </w:rPr>
-          <w:instrText xml:space="preserve"> PAGEREF _Toc227610441 \h </w:instrText>
+          <w:instrText xml:space="preserve"> PAGEREF _Toc227689658 \h </w:instrText>
         </w:r>
         <w:r>
           <w:rPr>
@@ -4422,7 +4422,7 @@
           <w:szCs w:val="24"/>
         </w:rPr>
       </w:pPr>
-      <w:hyperlink w:anchor="_Toc227610442" w:history="1">
+      <w:hyperlink w:anchor="_Toc227689659" w:history="1">
         <w:r>
           <w:rPr>
             <w:rStyle w:val="Hyperlink"/>
@@ -4450,7 +4450,7 @@
             <w:noProof/>
             <w:webHidden/>
           </w:rPr>
-          <w:instrText xml:space="preserve"> PAGEREF _Toc227610442 \h </w:instrText>
+          <w:instrText xml:space="preserve"> PAGEREF _Toc227689659 \h </w:instrText>
         </w:r>
         <w:r>
           <w:rPr>
@@ -4490,7 +4490,7 @@
           <w:szCs w:val="24"/>
         </w:rPr>
       </w:pPr>
-      <w:hyperlink w:anchor="_Toc227610443" w:history="1">
+      <w:hyperlink w:anchor="_Toc227689660" w:history="1">
         <w:r>
           <w:rPr>
             <w:rStyle w:val="Hyperlink"/>
@@ -4518,7 +4518,7 @@
             <w:noProof/>
             <w:webHidden/>
           </w:rPr>
-          <w:instrText xml:space="preserve"> PAGEREF _Toc227610443 \h </w:instrText>
+          <w:instrText xml:space="preserve"> PAGEREF _Toc227689660 \h </w:instrText>
         </w:r>
         <w:r>
           <w:rPr>
@@ -4559,7 +4559,7 @@
           <w:szCs w:val="24"/>
         </w:rPr>
       </w:pPr>
-      <w:hyperlink w:anchor="_Toc227610444" w:history="1">
+      <w:hyperlink w:anchor="_Toc227689661" w:history="1">
         <w:r>
           <w:rPr>
             <w:rStyle w:val="Hyperlink"/>
@@ -4587,7 +4587,7 @@
             <w:noProof/>
             <w:webHidden/>
           </w:rPr>
-          <w:instrText xml:space="preserve"> PAGEREF _Toc227610444 \h </w:instrText>
+          <w:instrText xml:space="preserve"> PAGEREF _Toc227689661 \h </w:instrText>
         </w:r>
         <w:r>
           <w:rPr>
@@ -4631,7 +4631,7 @@
           <w:szCs w:val="24"/>
         </w:rPr>
       </w:pPr>
-      <w:hyperlink w:anchor="_Toc227610445" w:history="1">
+      <w:hyperlink w:anchor="_Toc227689662" w:history="1">
         <w:r>
           <w:rPr>
             <w:rStyle w:val="Hyperlink"/>
@@ -4678,7 +4678,7 @@
             <w:noProof/>
             <w:webHidden/>
           </w:rPr>
-          <w:instrText xml:space="preserve"> PAGEREF _Toc227610445 \h </w:instrText>
+          <w:instrText xml:space="preserve"> PAGEREF _Toc227689662 \h </w:instrText>
         </w:r>
         <w:r>
           <w:rPr>
@@ -4719,7 +4719,7 @@
           <w:szCs w:val="24"/>
         </w:rPr>
       </w:pPr>
-      <w:hyperlink w:anchor="_Toc227610446" w:history="1">
+      <w:hyperlink w:anchor="_Toc227689663" w:history="1">
         <w:r>
           <w:rPr>
             <w:rStyle w:val="Hyperlink"/>
@@ -4747,7 +4747,7 @@
             <w:noProof/>
             <w:webHidden/>
           </w:rPr>
-          <w:instrText xml:space="preserve"> PAGEREF _Toc227610446 \h </w:instrText>
+          <w:instrText xml:space="preserve"> PAGEREF _Toc227689663 \h </w:instrText>
         </w:r>
         <w:r>
           <w:rPr>
@@ -4788,7 +4788,7 @@
           <w:szCs w:val="24"/>
         </w:rPr>
       </w:pPr>
-      <w:hyperlink w:anchor="_Toc227610447" w:history="1">
+      <w:hyperlink w:anchor="_Toc227689664" w:history="1">
         <w:r>
           <w:rPr>
             <w:rStyle w:val="Hyperlink"/>
@@ -4816,7 +4816,7 @@
             <w:noProof/>
             <w:webHidden/>
           </w:rPr>
-          <w:instrText xml:space="preserve"> PAGEREF _Toc227610447 \h </w:instrText>
+          <w:instrText xml:space="preserve"> PAGEREF _Toc227689664 \h </w:instrText>
         </w:r>
         <w:r>
           <w:rPr>
@@ -4857,7 +4857,7 @@
           <w:szCs w:val="24"/>
         </w:rPr>
       </w:pPr>
-      <w:hyperlink w:anchor="_Toc227610448" w:history="1">
+      <w:hyperlink w:anchor="_Toc227689665" w:history="1">
         <w:r>
           <w:rPr>
             <w:rStyle w:val="Hyperlink"/>
@@ -4915,7 +4915,7 @@
             <w:noProof/>
             <w:webHidden/>
           </w:rPr>
-          <w:instrText xml:space="preserve"> PAGEREF _Toc227610448 \h </w:instrText>
+          <w:instrText xml:space="preserve"> PAGEREF _Toc227689665 \h </w:instrText>
         </w:r>
         <w:r>
           <w:rPr>
@@ -4959,7 +4959,7 @@
           <w:szCs w:val="24"/>
         </w:rPr>
       </w:pPr>
-      <w:hyperlink w:anchor="_Toc227610449" w:history="1">
+      <w:hyperlink w:anchor="_Toc227689666" w:history="1">
         <w:r>
           <w:rPr>
             <w:rStyle w:val="Hyperlink"/>
@@ -5006,7 +5006,7 @@
             <w:noProof/>
             <w:webHidden/>
           </w:rPr>
-          <w:instrText xml:space="preserve"> PAGEREF _Toc227610449 \h </w:instrText>
+          <w:instrText xml:space="preserve"> PAGEREF _Toc227689666 \h </w:instrText>
         </w:r>
         <w:r>
           <w:rPr>
@@ -5050,7 +5050,7 @@
           <w:szCs w:val="24"/>
         </w:rPr>
       </w:pPr>
-      <w:hyperlink w:anchor="_Toc227610450" w:history="1">
+      <w:hyperlink w:anchor="_Toc227689667" w:history="1">
         <w:r>
           <w:rPr>
             <w:rStyle w:val="Hyperlink"/>
@@ -5097,7 +5097,7 @@
             <w:noProof/>
             <w:webHidden/>
           </w:rPr>
-          <w:instrText xml:space="preserve"> PAGEREF _Toc227610450 \h </w:instrText>
+          <w:instrText xml:space="preserve"> PAGEREF _Toc227689667 \h </w:instrText>
         </w:r>
         <w:r>
           <w:rPr>
@@ -5138,7 +5138,7 @@
           <w:szCs w:val="24"/>
         </w:rPr>
       </w:pPr>
-      <w:hyperlink w:anchor="_Toc227610451" w:history="1">
+      <w:hyperlink w:anchor="_Toc227689668" w:history="1">
         <w:r>
           <w:rPr>
             <w:rStyle w:val="Hyperlink"/>
@@ -5166,7 +5166,7 @@
             <w:noProof/>
             <w:webHidden/>
           </w:rPr>
-          <w:instrText xml:space="preserve"> PAGEREF _Toc227610451 \h </w:instrText>
+          <w:instrText xml:space="preserve"> PAGEREF _Toc227689668 \h </w:instrText>
         </w:r>
         <w:r>
           <w:rPr>
@@ -5207,7 +5207,7 @@
           <w:szCs w:val="24"/>
         </w:rPr>
       </w:pPr>
-      <w:hyperlink w:anchor="_Toc227610452" w:history="1">
+      <w:hyperlink w:anchor="_Toc227689669" w:history="1">
         <w:r>
           <w:rPr>
             <w:rStyle w:val="Hyperlink"/>
@@ -5235,7 +5235,7 @@
             <w:noProof/>
             <w:webHidden/>
           </w:rPr>
-          <w:instrText xml:space="preserve"> PAGEREF _Toc227610452 \h </w:instrText>
+          <w:instrText xml:space="preserve"> PAGEREF _Toc227689669 \h </w:instrText>
         </w:r>
         <w:r>
           <w:rPr>
@@ -5275,7 +5275,7 @@
           <w:szCs w:val="24"/>
         </w:rPr>
       </w:pPr>
-      <w:hyperlink w:anchor="_Toc227610453" w:history="1">
+      <w:hyperlink w:anchor="_Toc227689670" w:history="1">
         <w:r>
           <w:rPr>
             <w:rStyle w:val="Hyperlink"/>
@@ -5303,7 +5303,7 @@
             <w:noProof/>
             <w:webHidden/>
           </w:rPr>
-          <w:instrText xml:space="preserve"> PAGEREF _Toc227610453 \h </w:instrText>
+          <w:instrText xml:space="preserve"> PAGEREF _Toc227689670 \h </w:instrText>
         </w:r>
         <w:r>
           <w:rPr>
@@ -5343,7 +5343,7 @@
           <w:szCs w:val="24"/>
         </w:rPr>
       </w:pPr>
-      <w:hyperlink w:anchor="_Toc227610454" w:history="1">
+      <w:hyperlink w:anchor="_Toc227689671" w:history="1">
         <w:r>
           <w:rPr>
             <w:rStyle w:val="Hyperlink"/>
@@ -5371,7 +5371,7 @@
             <w:noProof/>
             <w:webHidden/>
           </w:rPr>
-          <w:instrText xml:space="preserve"> PAGEREF _Toc227610454 \h </w:instrText>
+          <w:instrText xml:space="preserve"> PAGEREF _Toc227689671 \h </w:instrText>
         </w:r>
         <w:r>
           <w:rPr>
@@ -5411,14 +5411,14 @@
           <w:szCs w:val="24"/>
         </w:rPr>
       </w:pPr>
-      <w:hyperlink w:anchor="_Toc227610455" w:history="1">
+      <w:hyperlink w:anchor="_Toc227689672" w:history="1">
         <w:r>
           <w:rPr>
             <w:rStyle w:val="Hyperlink"/>
             <w:noProof/>
             <w:lang w:val="sk-SK"/>
           </w:rPr>
-          <w:t>7.2.3 Batch normalizácia</w:t>
+          <w:t>7.2.3 Normalizácia dávok (batch normalization)</w:t>
         </w:r>
         <w:r>
           <w:rPr>
@@ -5439,7 +5439,7 @@
             <w:noProof/>
             <w:webHidden/>
           </w:rPr>
-          <w:instrText xml:space="preserve"> PAGEREF _Toc227610455 \h </w:instrText>
+          <w:instrText xml:space="preserve"> PAGEREF _Toc227689672 \h </w:instrText>
         </w:r>
         <w:r>
           <w:rPr>
@@ -5479,7 +5479,7 @@
           <w:szCs w:val="24"/>
         </w:rPr>
       </w:pPr>
-      <w:hyperlink w:anchor="_Toc227610456" w:history="1">
+      <w:hyperlink w:anchor="_Toc227689673" w:history="1">
         <w:r>
           <w:rPr>
             <w:rStyle w:val="Hyperlink"/>
@@ -5507,7 +5507,7 @@
             <w:noProof/>
             <w:webHidden/>
           </w:rPr>
-          <w:instrText xml:space="preserve"> PAGEREF _Toc227610456 \h </w:instrText>
+          <w:instrText xml:space="preserve"> PAGEREF _Toc227689673 \h </w:instrText>
         </w:r>
         <w:r>
           <w:rPr>
@@ -5547,7 +5547,7 @@
           <w:szCs w:val="24"/>
         </w:rPr>
       </w:pPr>
-      <w:hyperlink w:anchor="_Toc227610457" w:history="1">
+      <w:hyperlink w:anchor="_Toc227689674" w:history="1">
         <w:r>
           <w:rPr>
             <w:rStyle w:val="Hyperlink"/>
@@ -5575,7 +5575,7 @@
             <w:noProof/>
             <w:webHidden/>
           </w:rPr>
-          <w:instrText xml:space="preserve"> PAGEREF _Toc227610457 \h </w:instrText>
+          <w:instrText xml:space="preserve"> PAGEREF _Toc227689674 \h </w:instrText>
         </w:r>
         <w:r>
           <w:rPr>
@@ -5615,7 +5615,7 @@
           <w:szCs w:val="24"/>
         </w:rPr>
       </w:pPr>
-      <w:hyperlink w:anchor="_Toc227610458" w:history="1">
+      <w:hyperlink w:anchor="_Toc227689675" w:history="1">
         <w:r>
           <w:rPr>
             <w:rStyle w:val="Hyperlink"/>
@@ -5643,7 +5643,7 @@
             <w:noProof/>
             <w:webHidden/>
           </w:rPr>
-          <w:instrText xml:space="preserve"> PAGEREF _Toc227610458 \h </w:instrText>
+          <w:instrText xml:space="preserve"> PAGEREF _Toc227689675 \h </w:instrText>
         </w:r>
         <w:r>
           <w:rPr>
@@ -5683,14 +5683,14 @@
           <w:szCs w:val="24"/>
         </w:rPr>
       </w:pPr>
-      <w:hyperlink w:anchor="_Toc227610459" w:history="1">
+      <w:hyperlink w:anchor="_Toc227689676" w:history="1">
         <w:r>
           <w:rPr>
             <w:rStyle w:val="Hyperlink"/>
             <w:noProof/>
             <w:lang w:val="sk-SK"/>
           </w:rPr>
-          <w:t>7.2.7 Learning rate</w:t>
+          <w:t>7.2.7 Rýchlosť učenia</w:t>
         </w:r>
         <w:r>
           <w:rPr>
@@ -5711,7 +5711,7 @@
             <w:noProof/>
             <w:webHidden/>
           </w:rPr>
-          <w:instrText xml:space="preserve"> PAGEREF _Toc227610459 \h </w:instrText>
+          <w:instrText xml:space="preserve"> PAGEREF _Toc227689676 \h </w:instrText>
         </w:r>
         <w:r>
           <w:rPr>
@@ -5755,7 +5755,7 @@
           <w:szCs w:val="24"/>
         </w:rPr>
       </w:pPr>
-      <w:hyperlink w:anchor="_Toc227610460" w:history="1">
+      <w:hyperlink w:anchor="_Toc227689677" w:history="1">
         <w:r>
           <w:rPr>
             <w:rStyle w:val="Hyperlink"/>
@@ -5802,7 +5802,7 @@
             <w:noProof/>
             <w:webHidden/>
           </w:rPr>
-          <w:instrText xml:space="preserve"> PAGEREF _Toc227610460 \h </w:instrText>
+          <w:instrText xml:space="preserve"> PAGEREF _Toc227689677 \h </w:instrText>
         </w:r>
         <w:r>
           <w:rPr>
@@ -5843,7 +5843,7 @@
           <w:szCs w:val="24"/>
         </w:rPr>
       </w:pPr>
-      <w:hyperlink w:anchor="_Toc227610461" w:history="1">
+      <w:hyperlink w:anchor="_Toc227689678" w:history="1">
         <w:r>
           <w:rPr>
             <w:rStyle w:val="Hyperlink"/>
@@ -5871,7 +5871,7 @@
             <w:noProof/>
             <w:webHidden/>
           </w:rPr>
-          <w:instrText xml:space="preserve"> PAGEREF _Toc227610461 \h </w:instrText>
+          <w:instrText xml:space="preserve"> PAGEREF _Toc227689678 \h </w:instrText>
         </w:r>
         <w:r>
           <w:rPr>
@@ -5912,7 +5912,7 @@
           <w:szCs w:val="24"/>
         </w:rPr>
       </w:pPr>
-      <w:hyperlink w:anchor="_Toc227610462" w:history="1">
+      <w:hyperlink w:anchor="_Toc227689679" w:history="1">
         <w:r>
           <w:rPr>
             <w:rStyle w:val="Hyperlink"/>
@@ -5940,7 +5940,7 @@
             <w:noProof/>
             <w:webHidden/>
           </w:rPr>
-          <w:instrText xml:space="preserve"> PAGEREF _Toc227610462 \h </w:instrText>
+          <w:instrText xml:space="preserve"> PAGEREF _Toc227689679 \h </w:instrText>
         </w:r>
         <w:r>
           <w:rPr>
@@ -5981,7 +5981,7 @@
           <w:szCs w:val="24"/>
         </w:rPr>
       </w:pPr>
-      <w:hyperlink w:anchor="_Toc227610463" w:history="1">
+      <w:hyperlink w:anchor="_Toc227689680" w:history="1">
         <w:r>
           <w:rPr>
             <w:rStyle w:val="Hyperlink"/>
@@ -6009,7 +6009,7 @@
             <w:noProof/>
             <w:webHidden/>
           </w:rPr>
-          <w:instrText xml:space="preserve"> PAGEREF _Toc227610463 \h </w:instrText>
+          <w:instrText xml:space="preserve"> PAGEREF _Toc227689680 \h </w:instrText>
         </w:r>
         <w:r>
           <w:rPr>
@@ -6050,7 +6050,7 @@
           <w:szCs w:val="24"/>
         </w:rPr>
       </w:pPr>
-      <w:hyperlink w:anchor="_Toc227610464" w:history="1">
+      <w:hyperlink w:anchor="_Toc227689681" w:history="1">
         <w:r>
           <w:rPr>
             <w:rStyle w:val="Hyperlink"/>
@@ -6078,7 +6078,7 @@
             <w:noProof/>
             <w:webHidden/>
           </w:rPr>
-          <w:instrText xml:space="preserve"> PAGEREF _Toc227610464 \h </w:instrText>
+          <w:instrText xml:space="preserve"> PAGEREF _Toc227689681 \h </w:instrText>
         </w:r>
         <w:r>
           <w:rPr>
@@ -6118,7 +6118,7 @@
           <w:szCs w:val="24"/>
         </w:rPr>
       </w:pPr>
-      <w:hyperlink w:anchor="_Toc227610465" w:history="1">
+      <w:hyperlink w:anchor="_Toc227689682" w:history="1">
         <w:r>
           <w:rPr>
             <w:rStyle w:val="Hyperlink"/>
@@ -6145,7 +6145,7 @@
             <w:noProof/>
             <w:webHidden/>
           </w:rPr>
-          <w:instrText xml:space="preserve"> PAGEREF _Toc227610465 \h </w:instrText>
+          <w:instrText xml:space="preserve"> PAGEREF _Toc227689682 \h </w:instrText>
         </w:r>
         <w:r>
           <w:rPr>
@@ -6189,7 +6189,7 @@
           <w:szCs w:val="24"/>
         </w:rPr>
       </w:pPr>
-      <w:hyperlink w:anchor="_Toc227610466" w:history="1">
+      <w:hyperlink w:anchor="_Toc227689683" w:history="1">
         <w:r>
           <w:rPr>
             <w:rStyle w:val="Hyperlink"/>
@@ -6216,7 +6216,7 @@
             <w:noProof/>
             <w:webHidden/>
           </w:rPr>
-          <w:instrText xml:space="preserve"> PAGEREF _Toc227610466 \h </w:instrText>
+          <w:instrText xml:space="preserve"> PAGEREF _Toc227689683 \h </w:instrText>
         </w:r>
         <w:r>
           <w:rPr>
@@ -6260,7 +6260,7 @@
           <w:szCs w:val="24"/>
         </w:rPr>
       </w:pPr>
-      <w:hyperlink w:anchor="_Toc227610467" w:history="1">
+      <w:hyperlink w:anchor="_Toc227689684" w:history="1">
         <w:r>
           <w:rPr>
             <w:rStyle w:val="Hyperlink"/>
@@ -6287,7 +6287,7 @@
             <w:noProof/>
             <w:webHidden/>
           </w:rPr>
-          <w:instrText xml:space="preserve"> PAGEREF _Toc227610467 \h </w:instrText>
+          <w:instrText xml:space="preserve"> PAGEREF _Toc227689684 \h </w:instrText>
         </w:r>
         <w:r>
           <w:rPr>
@@ -6331,7 +6331,7 @@
           <w:szCs w:val="24"/>
         </w:rPr>
       </w:pPr>
-      <w:hyperlink w:anchor="_Toc227610468" w:history="1">
+      <w:hyperlink w:anchor="_Toc227689685" w:history="1">
         <w:r>
           <w:rPr>
             <w:rStyle w:val="Hyperlink"/>
@@ -6358,7 +6358,7 @@
             <w:noProof/>
             <w:webHidden/>
           </w:rPr>
-          <w:instrText xml:space="preserve"> PAGEREF _Toc227610468 \h </w:instrText>
+          <w:instrText xml:space="preserve"> PAGEREF _Toc227689685 \h </w:instrText>
         </w:r>
         <w:r>
           <w:rPr>
@@ -6406,7 +6406,7 @@
         <w:lastRenderedPageBreak/>
         <w:fldChar w:fldCharType="end"/>
       </w:r>
-      <w:bookmarkStart w:id="4" w:name="_Toc227610394"/>
+      <w:bookmarkStart w:id="4" w:name="_Toc227689611"/>
       <w:r>
         <w:t>Zoznam obrázkov</w:t>
       </w:r>
@@ -7514,7 +7514,7 @@
         <w:lastRenderedPageBreak/>
         <w:fldChar w:fldCharType="end"/>
       </w:r>
-      <w:bookmarkStart w:id="5" w:name="_Toc227610395"/>
+      <w:bookmarkStart w:id="5" w:name="_Toc227689612"/>
       <w:r>
         <w:t>Zoznam tabuliek</w:t>
       </w:r>
@@ -7848,7 +7848,7 @@
         <w:lastRenderedPageBreak/>
         <w:fldChar w:fldCharType="end"/>
       </w:r>
-      <w:bookmarkStart w:id="6" w:name="_Toc227610396"/>
+      <w:bookmarkStart w:id="6" w:name="_Toc227689613"/>
       <w:r>
         <w:t>Zoznam značiek a skratiek</w:t>
       </w:r>
@@ -8430,7 +8430,7 @@
       </w:pPr>
       <w:bookmarkStart w:id="7" w:name="_Toc173791394"/>
       <w:bookmarkStart w:id="8" w:name="_Toc173791533"/>
-      <w:bookmarkStart w:id="9" w:name="_Toc227610397"/>
+      <w:bookmarkStart w:id="9" w:name="_Toc227689614"/>
       <w:r>
         <w:lastRenderedPageBreak/>
         <w:t>Úvod</w:t>
@@ -8650,7 +8650,7 @@
       <w:r>
         <w:fldChar w:fldCharType="end"/>
       </w:r>
-      <w:bookmarkStart w:id="11" w:name="_Toc227610398"/>
+      <w:bookmarkStart w:id="11" w:name="_Toc227689615"/>
       <w:r>
         <w:t>Slnečné žiarenie a jeho význam</w:t>
       </w:r>
@@ -8661,7 +8661,7 @@
         <w:pStyle w:val="Heading2"/>
         <w:spacing w:before="480" w:after="240"/>
       </w:pPr>
-      <w:bookmarkStart w:id="12" w:name="_Toc227610399"/>
+      <w:bookmarkStart w:id="12" w:name="_Toc227689616"/>
       <w:r>
         <w:t>Charakteristika slnečného žiarenia</w:t>
       </w:r>
@@ -8712,7 +8712,7 @@
         <w:pStyle w:val="Heading2"/>
         <w:spacing w:before="480" w:after="240"/>
       </w:pPr>
-      <w:bookmarkStart w:id="13" w:name="_Toc227610400"/>
+      <w:bookmarkStart w:id="13" w:name="_Toc227689617"/>
       <w:r>
         <w:rPr>
           <w:lang w:val="en-US"/>
@@ -8742,7 +8742,7 @@
         <w:pStyle w:val="Heading2"/>
         <w:spacing w:before="480" w:after="240"/>
       </w:pPr>
-      <w:bookmarkStart w:id="14" w:name="_Toc227610401"/>
+      <w:bookmarkStart w:id="14" w:name="_Toc227689618"/>
       <w:r>
         <w:t>Význam a využitie v energetike</w:t>
       </w:r>
@@ -9091,7 +9091,7 @@
         <w:pStyle w:val="Heading2"/>
         <w:spacing w:before="480" w:after="240"/>
       </w:pPr>
-      <w:bookmarkStart w:id="17" w:name="_Toc227610402"/>
+      <w:bookmarkStart w:id="17" w:name="_Toc227689619"/>
       <w:r>
         <w:t>Meranie slnečného žiarenia</w:t>
       </w:r>
@@ -9256,7 +9256,7 @@
       <w:r>
         <w:fldChar w:fldCharType="end"/>
       </w:r>
-      <w:bookmarkStart w:id="18" w:name="_Toc227610403"/>
+      <w:bookmarkStart w:id="18" w:name="_Toc227689620"/>
       <w:r>
         <w:t>Celooblohové zobrazovacie systémy</w:t>
       </w:r>
@@ -9454,7 +9454,7 @@
         <w:pStyle w:val="Heading2"/>
         <w:spacing w:before="480" w:after="240"/>
       </w:pPr>
-      <w:bookmarkStart w:id="19" w:name="_Toc227610404"/>
+      <w:bookmarkStart w:id="19" w:name="_Toc227689621"/>
       <w:r>
         <w:t>Fisheye kamery</w:t>
       </w:r>
@@ -9480,7 +9480,7 @@
         <w:pStyle w:val="Heading2"/>
         <w:spacing w:before="480" w:after="240"/>
       </w:pPr>
-      <w:bookmarkStart w:id="20" w:name="_Toc227610405"/>
+      <w:bookmarkStart w:id="20" w:name="_Toc227689622"/>
       <w:r>
         <w:t>Geometrické skreslenie a charakteristiky obrazu</w:t>
       </w:r>
@@ -9674,7 +9674,7 @@
       <w:r>
         <w:fldChar w:fldCharType="end"/>
       </w:r>
-      <w:bookmarkStart w:id="22" w:name="_Toc227610406"/>
+      <w:bookmarkStart w:id="22" w:name="_Toc227689623"/>
       <w:r>
         <w:t>Predspracovanie obrazových dát</w:t>
       </w:r>
@@ -9685,7 +9685,7 @@
         <w:pStyle w:val="Heading2"/>
         <w:spacing w:before="480" w:after="240"/>
       </w:pPr>
-      <w:bookmarkStart w:id="23" w:name="_Toc227610407"/>
+      <w:bookmarkStart w:id="23" w:name="_Toc227689624"/>
       <w:r>
         <w:t>Základný postup predspracovania</w:t>
       </w:r>
@@ -9772,7 +9772,7 @@
       <w:pPr>
         <w:pStyle w:val="Heading3"/>
       </w:pPr>
-      <w:bookmarkStart w:id="24" w:name="_Toc227610408"/>
+      <w:bookmarkStart w:id="24" w:name="_Toc227689625"/>
       <w:r>
         <w:t>Zmena veľkosti obrazu</w:t>
       </w:r>
@@ -9791,7 +9791,7 @@
       <w:pPr>
         <w:pStyle w:val="Heading3"/>
       </w:pPr>
-      <w:bookmarkStart w:id="25" w:name="_Toc227610409"/>
+      <w:bookmarkStart w:id="25" w:name="_Toc227689626"/>
       <w:r>
         <w:t>Transformácia farebného obrazu</w:t>
       </w:r>
@@ -9901,7 +9901,7 @@
       <w:pPr>
         <w:pStyle w:val="Heading3"/>
       </w:pPr>
-      <w:bookmarkStart w:id="26" w:name="_Toc227610410"/>
+      <w:bookmarkStart w:id="26" w:name="_Toc227689627"/>
       <w:r>
         <w:lastRenderedPageBreak/>
         <w:t>Farebné priestory – RGB</w:t>
@@ -9926,19 +9926,7 @@
         <w:rPr>
           <w:lang w:val="sk-SK"/>
         </w:rPr>
-        <w:t xml:space="preserve">. </w:t>
-      </w:r>
-      <w:r>
-        <w:rPr>
-          <w:lang w:val="sk-SK"/>
-        </w:rPr>
-        <w:t xml:space="preserve">Prienik všetkých farieb tvorí </w:t>
-      </w:r>
-      <w:r>
-        <w:rPr>
-          <w:lang w:val="sk-SK"/>
-        </w:rPr>
-        <w:t xml:space="preserve">bielu </w:t>
+        <w:t xml:space="preserve">. Prienik všetkých farieb tvorí bielu </w:t>
       </w:r>
       <w:r>
         <w:t>[</w:t>
@@ -10074,7 +10062,7 @@
       <w:pPr>
         <w:pStyle w:val="Heading3"/>
       </w:pPr>
-      <w:bookmarkStart w:id="28" w:name="_Toc227610411"/>
+      <w:bookmarkStart w:id="28" w:name="_Toc227689628"/>
       <w:r>
         <w:t>Farebné priestory – HSV</w:t>
       </w:r>
@@ -10231,7 +10219,7 @@
       <w:pPr>
         <w:pStyle w:val="Heading3"/>
       </w:pPr>
-      <w:bookmarkStart w:id="30" w:name="_Toc227610412"/>
+      <w:bookmarkStart w:id="30" w:name="_Toc227689629"/>
       <w:r>
         <w:t>Farebné priestory – YCrCb</w:t>
       </w:r>
@@ -10571,7 +10559,7 @@
       <w:pPr>
         <w:pStyle w:val="Heading3"/>
       </w:pPr>
-      <w:bookmarkStart w:id="32" w:name="_Toc227610413"/>
+      <w:bookmarkStart w:id="32" w:name="_Toc227689630"/>
       <w:r>
         <w:t>Farebné priestory – CMYK</w:t>
       </w:r>
@@ -10745,7 +10733,7 @@
       <w:pPr>
         <w:pStyle w:val="Heading3"/>
       </w:pPr>
-      <w:bookmarkStart w:id="34" w:name="_Toc227610414"/>
+      <w:bookmarkStart w:id="34" w:name="_Toc227689631"/>
       <w:r>
         <w:t>Normalizácia dát</w:t>
       </w:r>
@@ -10814,7 +10802,7 @@
       <w:pPr>
         <w:pStyle w:val="Heading3"/>
       </w:pPr>
-      <w:bookmarkStart w:id="35" w:name="_Toc227610415"/>
+      <w:bookmarkStart w:id="35" w:name="_Toc227689632"/>
       <w:r>
         <w:t>Výber kanálu</w:t>
       </w:r>
@@ -10843,7 +10831,7 @@
         <w:pStyle w:val="Heading2"/>
         <w:spacing w:before="480" w:after="240"/>
       </w:pPr>
-      <w:bookmarkStart w:id="36" w:name="_Toc227610416"/>
+      <w:bookmarkStart w:id="36" w:name="_Toc227689633"/>
       <w:r>
         <w:t>Dátové augmentácie</w:t>
       </w:r>
@@ -10941,7 +10929,7 @@
         <w:pStyle w:val="Heading2"/>
         <w:spacing w:before="480" w:after="240"/>
       </w:pPr>
-      <w:bookmarkStart w:id="37" w:name="_Toc227610417"/>
+      <w:bookmarkStart w:id="37" w:name="_Toc227689634"/>
       <w:r>
         <w:t>Geometrické augmentácie</w:t>
       </w:r>
@@ -10960,7 +10948,7 @@
       <w:pPr>
         <w:pStyle w:val="Heading3"/>
       </w:pPr>
-      <w:bookmarkStart w:id="38" w:name="_Toc227610418"/>
+      <w:bookmarkStart w:id="38" w:name="_Toc227689635"/>
       <w:r>
         <w:t>Rotácia</w:t>
       </w:r>
@@ -10982,7 +10970,7 @@
           <w:lang w:val="sk-SK"/>
         </w:rPr>
       </w:pPr>
-      <w:bookmarkStart w:id="39" w:name="_Toc227610419"/>
+      <w:bookmarkStart w:id="39" w:name="_Toc227689636"/>
       <w:r>
         <w:rPr>
           <w:lang w:val="sk-SK"/>
@@ -11013,7 +11001,7 @@
           <w:lang w:val="sk-SK"/>
         </w:rPr>
       </w:pPr>
-      <w:bookmarkStart w:id="40" w:name="_Toc227610420"/>
+      <w:bookmarkStart w:id="40" w:name="_Toc227689637"/>
       <w:r>
         <w:rPr>
           <w:lang w:val="sk-SK"/>
@@ -11056,7 +11044,7 @@
           <w:lang w:val="sk-SK"/>
         </w:rPr>
       </w:pPr>
-      <w:bookmarkStart w:id="41" w:name="_Toc227610421"/>
+      <w:bookmarkStart w:id="41" w:name="_Toc227689638"/>
       <w:r>
         <w:rPr>
           <w:lang w:val="sk-SK"/>
@@ -11079,7 +11067,7 @@
         <w:pStyle w:val="Heading2"/>
         <w:spacing w:before="480" w:after="240"/>
       </w:pPr>
-      <w:bookmarkStart w:id="42" w:name="_Toc227610422"/>
+      <w:bookmarkStart w:id="42" w:name="_Toc227689639"/>
       <w:r>
         <w:rPr>
           <w:lang w:val="sk-SK"/>
@@ -11107,7 +11095,7 @@
           <w:lang w:val="sk-SK"/>
         </w:rPr>
       </w:pPr>
-      <w:bookmarkStart w:id="43" w:name="_Toc227610423"/>
+      <w:bookmarkStart w:id="43" w:name="_Toc227689640"/>
       <w:r>
         <w:rPr>
           <w:lang w:val="sk-SK"/>
@@ -11132,7 +11120,7 @@
           <w:lang w:val="sk-SK"/>
         </w:rPr>
       </w:pPr>
-      <w:bookmarkStart w:id="44" w:name="_Toc227610424"/>
+      <w:bookmarkStart w:id="44" w:name="_Toc227689641"/>
       <w:r>
         <w:rPr>
           <w:lang w:val="sk-SK"/>
@@ -11163,7 +11151,7 @@
           <w:lang w:val="sk-SK"/>
         </w:rPr>
       </w:pPr>
-      <w:bookmarkStart w:id="45" w:name="_Toc227610425"/>
+      <w:bookmarkStart w:id="45" w:name="_Toc227689642"/>
       <w:r>
         <w:rPr>
           <w:lang w:val="sk-SK"/>
@@ -11357,7 +11345,7 @@
         <w:pStyle w:val="Heading2"/>
         <w:spacing w:before="480" w:after="240"/>
       </w:pPr>
-      <w:bookmarkStart w:id="47" w:name="_Toc227610426"/>
+      <w:bookmarkStart w:id="47" w:name="_Toc227689643"/>
       <w:r>
         <w:rPr>
           <w:lang w:val="sk-SK"/>
@@ -11384,7 +11372,7 @@
           <w:lang w:val="sk-SK"/>
         </w:rPr>
       </w:pPr>
-      <w:bookmarkStart w:id="48" w:name="_Toc227610427"/>
+      <w:bookmarkStart w:id="48" w:name="_Toc227689644"/>
       <w:r>
         <w:rPr>
           <w:lang w:val="sk-SK"/>
@@ -11409,7 +11397,7 @@
           <w:lang w:val="sk-SK"/>
         </w:rPr>
       </w:pPr>
-      <w:bookmarkStart w:id="49" w:name="_Toc227610428"/>
+      <w:bookmarkStart w:id="49" w:name="_Toc227689645"/>
       <w:r>
         <w:rPr>
           <w:lang w:val="sk-SK"/>
@@ -11443,7 +11431,7 @@
           <w:lang w:val="sk-SK"/>
         </w:rPr>
       </w:pPr>
-      <w:bookmarkStart w:id="50" w:name="_Toc227610429"/>
+      <w:bookmarkStart w:id="50" w:name="_Toc227689646"/>
       <w:r>
         <w:rPr>
           <w:lang w:val="sk-SK"/>
@@ -11585,7 +11573,7 @@
           <w:lang w:val="sk-SK"/>
         </w:rPr>
       </w:pPr>
-      <w:bookmarkStart w:id="52" w:name="_Toc227610430"/>
+      <w:bookmarkStart w:id="52" w:name="_Toc227689647"/>
       <w:r>
         <w:rPr>
           <w:lang w:val="sk-SK"/>
@@ -11734,7 +11722,7 @@
           <w:lang w:val="sk-SK"/>
         </w:rPr>
       </w:pPr>
-      <w:bookmarkStart w:id="54" w:name="_Toc227610431"/>
+      <w:bookmarkStart w:id="54" w:name="_Toc227689648"/>
       <w:r>
         <w:rPr>
           <w:lang w:val="sk-SK"/>
@@ -11903,7 +11891,7 @@
       <w:r>
         <w:fldChar w:fldCharType="end"/>
       </w:r>
-      <w:bookmarkStart w:id="56" w:name="_Toc227610432"/>
+      <w:bookmarkStart w:id="56" w:name="_Toc227689649"/>
       <w:r>
         <w:rPr>
           <w:lang w:val="sk-SK"/>
@@ -11923,7 +11911,7 @@
         <w:pStyle w:val="Heading2"/>
         <w:spacing w:before="480" w:after="240"/>
       </w:pPr>
-      <w:bookmarkStart w:id="57" w:name="_Toc227610433"/>
+      <w:bookmarkStart w:id="57" w:name="_Toc227689650"/>
       <w:r>
         <w:rPr>
           <w:lang w:val="sk-SK"/>
@@ -11969,7 +11957,7 @@
       <w:pPr>
         <w:pStyle w:val="Heading3"/>
       </w:pPr>
-      <w:bookmarkStart w:id="58" w:name="_Toc227610434"/>
+      <w:bookmarkStart w:id="58" w:name="_Toc227689651"/>
       <w:r>
         <w:rPr>
           <w:lang w:val="sk-SK"/>
@@ -12015,7 +12003,7 @@
       <w:pPr>
         <w:pStyle w:val="Heading3"/>
       </w:pPr>
-      <w:bookmarkStart w:id="59" w:name="_Toc227610435"/>
+      <w:bookmarkStart w:id="59" w:name="_Toc227689652"/>
       <w:r>
         <w:rPr>
           <w:lang w:val="sk-SK"/>
@@ -12083,7 +12071,7 @@
       <w:pPr>
         <w:pStyle w:val="Heading3"/>
       </w:pPr>
-      <w:bookmarkStart w:id="60" w:name="_Toc227610436"/>
+      <w:bookmarkStart w:id="60" w:name="_Toc227689653"/>
       <w:r>
         <w:rPr>
           <w:lang w:val="sk-SK"/>
@@ -12188,7 +12176,7 @@
           <w:lang w:val="sk-SK"/>
         </w:rPr>
       </w:pPr>
-      <w:bookmarkStart w:id="61" w:name="_Toc227610437"/>
+      <w:bookmarkStart w:id="61" w:name="_Toc227689654"/>
       <w:r>
         <w:rPr>
           <w:lang w:val="sk-SK"/>
@@ -12243,7 +12231,7 @@
       <w:pPr>
         <w:pStyle w:val="Heading3"/>
       </w:pPr>
-      <w:bookmarkStart w:id="62" w:name="_Toc227610438"/>
+      <w:bookmarkStart w:id="62" w:name="_Toc227689655"/>
       <w:r>
         <w:rPr>
           <w:lang w:val="sk-SK"/>
@@ -12480,7 +12468,7 @@
           <w:lang w:val="sk-SK"/>
         </w:rPr>
       </w:pPr>
-      <w:bookmarkStart w:id="63" w:name="_Toc227610439"/>
+      <w:bookmarkStart w:id="63" w:name="_Toc227689656"/>
       <w:r>
         <w:rPr>
           <w:lang w:val="sk-SK"/>
@@ -12561,7 +12549,7 @@
           <w:lang w:val="sk-SK"/>
         </w:rPr>
       </w:pPr>
-      <w:bookmarkStart w:id="64" w:name="_Toc227610440"/>
+      <w:bookmarkStart w:id="64" w:name="_Toc227689657"/>
       <w:r>
         <w:rPr>
           <w:lang w:val="sk-SK"/>
@@ -12625,7 +12613,7 @@
           <w:lang w:val="sk-SK"/>
         </w:rPr>
       </w:pPr>
-      <w:bookmarkStart w:id="65" w:name="_Toc227610441"/>
+      <w:bookmarkStart w:id="65" w:name="_Toc227689658"/>
       <w:r>
         <w:rPr>
           <w:lang w:val="sk-SK"/>
@@ -12680,7 +12668,7 @@
           <w:lang w:val="sk-SK"/>
         </w:rPr>
       </w:pPr>
-      <w:bookmarkStart w:id="66" w:name="_Toc227610442"/>
+      <w:bookmarkStart w:id="66" w:name="_Toc227689659"/>
       <w:r>
         <w:rPr>
           <w:lang w:val="sk-SK"/>
@@ -12727,7 +12715,7 @@
           <w:lang w:val="sk-SK"/>
         </w:rPr>
       </w:pPr>
-      <w:bookmarkStart w:id="67" w:name="_Toc227610443"/>
+      <w:bookmarkStart w:id="67" w:name="_Toc227689660"/>
       <w:r>
         <w:rPr>
           <w:lang w:val="sk-SK"/>
@@ -12888,7 +12876,7 @@
           <w:lang w:val="sk-SK"/>
         </w:rPr>
       </w:pPr>
-      <w:bookmarkStart w:id="69" w:name="_Toc227610444"/>
+      <w:bookmarkStart w:id="69" w:name="_Toc227689661"/>
       <w:r>
         <w:rPr>
           <w:lang w:val="sk-SK"/>
@@ -12981,7 +12969,7 @@
       <w:r>
         <w:fldChar w:fldCharType="end"/>
       </w:r>
-      <w:bookmarkStart w:id="70" w:name="_Toc227610445"/>
+      <w:bookmarkStart w:id="70" w:name="_Toc227689662"/>
       <w:r>
         <w:rPr>
           <w:lang w:val="sk-SK"/>
@@ -13028,7 +13016,7 @@
           <w:lang w:val="sk-SK"/>
         </w:rPr>
       </w:pPr>
-      <w:bookmarkStart w:id="71" w:name="_Toc227610446"/>
+      <w:bookmarkStart w:id="71" w:name="_Toc227689663"/>
       <w:r>
         <w:rPr>
           <w:lang w:val="sk-SK"/>
@@ -13360,7 +13348,7 @@
           <w:lang w:val="sk-SK"/>
         </w:rPr>
       </w:pPr>
-      <w:bookmarkStart w:id="72" w:name="_Toc227610447"/>
+      <w:bookmarkStart w:id="72" w:name="_Toc227689664"/>
       <w:r>
         <w:rPr>
           <w:lang w:val="sk-SK"/>
@@ -13714,7 +13702,7 @@
           <w:lang w:val="sk-SK"/>
         </w:rPr>
       </w:pPr>
-      <w:bookmarkStart w:id="73" w:name="_Toc227610448"/>
+      <w:bookmarkStart w:id="73" w:name="_Toc227689665"/>
       <w:r>
         <w:rPr>
           <w:lang w:val="sk-SK"/>
@@ -14239,7 +14227,7 @@
       <w:r>
         <w:fldChar w:fldCharType="end"/>
       </w:r>
-      <w:bookmarkStart w:id="74" w:name="_Toc227610449"/>
+      <w:bookmarkStart w:id="74" w:name="_Toc227689666"/>
       <w:r>
         <w:rPr>
           <w:lang w:val="sk-SK"/>
@@ -14423,7 +14411,7 @@
       <w:r>
         <w:fldChar w:fldCharType="end"/>
       </w:r>
-      <w:bookmarkStart w:id="76" w:name="_Toc227610450"/>
+      <w:bookmarkStart w:id="76" w:name="_Toc227689667"/>
       <w:r>
         <w:rPr>
           <w:lang w:val="sk-SK"/>
@@ -14449,7 +14437,7 @@
           <w:lang w:val="sk-SK"/>
         </w:rPr>
       </w:pPr>
-      <w:bookmarkStart w:id="77" w:name="_Toc227610451"/>
+      <w:bookmarkStart w:id="77" w:name="_Toc227689668"/>
       <w:r>
         <w:rPr>
           <w:lang w:val="sk-SK"/>
@@ -14527,7 +14515,7 @@
           <w:lang w:val="sk-SK"/>
         </w:rPr>
       </w:pPr>
-      <w:bookmarkStart w:id="78" w:name="_Toc227610452"/>
+      <w:bookmarkStart w:id="78" w:name="_Toc227689669"/>
       <w:r>
         <w:rPr>
           <w:lang w:val="sk-SK"/>
@@ -14593,7 +14581,25 @@
         <w:rPr>
           <w:lang w:val="sk-SK"/>
         </w:rPr>
-        <w:t>použitie batch normalizácie</w:t>
+        <w:t>použitie normalizácie</w:t>
+      </w:r>
+      <w:r>
+        <w:rPr>
+          <w:lang w:val="sk-SK"/>
+        </w:rPr>
+        <w:t xml:space="preserve"> dávok (batch normaliz</w:t>
+      </w:r>
+      <w:r>
+        <w:rPr>
+          <w:lang w:val="sk-SK"/>
+        </w:rPr>
+        <w:t>ation</w:t>
+      </w:r>
+      <w:r>
+        <w:rPr>
+          <w:lang w:val="sk-SK"/>
+        </w:rPr>
+        <w:t>)</w:t>
       </w:r>
     </w:p>
     <w:p>
@@ -14661,7 +14667,7 @@
         <w:rPr>
           <w:lang w:val="sk-SK"/>
         </w:rPr>
-        <w:t>learning rate</w:t>
+        <w:t>rýchlosť učenia</w:t>
       </w:r>
     </w:p>
     <w:p>
@@ -14671,7 +14677,7 @@
           <w:lang w:val="sk-SK"/>
         </w:rPr>
       </w:pPr>
-      <w:bookmarkStart w:id="79" w:name="_Toc227610453"/>
+      <w:bookmarkStart w:id="79" w:name="_Toc227689670"/>
       <w:r>
         <w:rPr>
           <w:lang w:val="sk-SK"/>
@@ -14697,7 +14703,7 @@
           <w:lang w:val="sk-SK"/>
         </w:rPr>
       </w:pPr>
-      <w:bookmarkStart w:id="80" w:name="_Toc227610454"/>
+      <w:bookmarkStart w:id="80" w:name="_Toc227689671"/>
       <w:r>
         <w:rPr>
           <w:lang w:val="sk-SK"/>
@@ -14728,12 +14734,24 @@
           <w:lang w:val="sk-SK"/>
         </w:rPr>
       </w:pPr>
-      <w:bookmarkStart w:id="81" w:name="_Toc227610455"/>
-      <w:r>
-        <w:rPr>
-          <w:lang w:val="sk-SK"/>
-        </w:rPr>
-        <w:t>Batch normalizácia</w:t>
+      <w:bookmarkStart w:id="81" w:name="_Toc227689672"/>
+      <w:r>
+        <w:rPr>
+          <w:lang w:val="sk-SK"/>
+        </w:rPr>
+        <w:t>N</w:t>
+      </w:r>
+      <w:r>
+        <w:rPr>
+          <w:lang w:val="sk-SK"/>
+        </w:rPr>
+        <w:t>ormalizácia</w:t>
+      </w:r>
+      <w:r>
+        <w:rPr>
+          <w:lang w:val="sk-SK"/>
+        </w:rPr>
+        <w:t xml:space="preserve"> dávok (batch normalization)</w:t>
       </w:r>
       <w:bookmarkEnd w:id="81"/>
     </w:p>
@@ -14743,7 +14761,22 @@
         <w:jc w:val="both"/>
       </w:pPr>
       <w:r>
-        <w:t>Batch normalizácia slúži na stabilizáciu a zrýchlenie procesu učenia. Normalizuje aktivácie jednotlivých vrstiev počas tréningu, čím znižuje citlivosť modelu na počiatočné nastavenia váh.</w:t>
+        <w:rPr>
+          <w:lang w:val="sk-SK"/>
+        </w:rPr>
+        <w:t>N</w:t>
+      </w:r>
+      <w:r>
+        <w:t>ormalizácia</w:t>
+      </w:r>
+      <w:r>
+        <w:rPr>
+          <w:lang w:val="sk-SK"/>
+        </w:rPr>
+        <w:t xml:space="preserve"> dávok</w:t>
+      </w:r>
+      <w:r>
+        <w:t xml:space="preserve"> slúži na stabilizáciu a zrýchlenie procesu učenia. Normalizuje aktivácie jednotlivých vrstiev počas tréningu, čím znižuje citlivosť modelu na počiatočné nastavenia váh.</w:t>
       </w:r>
     </w:p>
     <w:p>
@@ -14753,7 +14786,7 @@
           <w:lang w:val="sk-SK"/>
         </w:rPr>
       </w:pPr>
-      <w:bookmarkStart w:id="82" w:name="_Toc227610456"/>
+      <w:bookmarkStart w:id="82" w:name="_Toc227689673"/>
       <w:r>
         <w:rPr>
           <w:lang w:val="sk-SK"/>
@@ -14778,7 +14811,7 @@
           <w:lang w:val="sk-SK"/>
         </w:rPr>
       </w:pPr>
-      <w:bookmarkStart w:id="83" w:name="_Toc227610457"/>
+      <w:bookmarkStart w:id="83" w:name="_Toc227689674"/>
       <w:r>
         <w:rPr>
           <w:lang w:val="sk-SK"/>
@@ -14803,7 +14836,7 @@
           <w:lang w:val="sk-SK"/>
         </w:rPr>
       </w:pPr>
-      <w:bookmarkStart w:id="84" w:name="_Toc227610458"/>
+      <w:bookmarkStart w:id="84" w:name="_Toc227689675"/>
       <w:r>
         <w:rPr>
           <w:lang w:val="sk-SK"/>
@@ -14828,13 +14861,13 @@
           <w:lang w:val="sk-SK"/>
         </w:rPr>
       </w:pPr>
-      <w:bookmarkStart w:id="85" w:name="_Toc227610459"/>
+      <w:bookmarkStart w:id="85" w:name="_Toc227689676"/>
       <w:r>
         <w:rPr>
           <w:lang w:val="sk-SK"/>
         </w:rPr>
         <w:lastRenderedPageBreak/>
-        <w:t>Learning rate</w:t>
+        <w:t>Rýchlosť učenia</w:t>
       </w:r>
       <w:bookmarkEnd w:id="85"/>
     </w:p>
@@ -14844,7 +14877,13 @@
         <w:jc w:val="both"/>
       </w:pPr>
       <w:r>
-        <w:t>Learning rate určuje rýchlosť aktualizácie váh počas tréningu. Príliš vysoká hodnota môže spôsobiť nestabilné učenie, zatiaľ čo príliš nízka hodnota môže spomaliť konvergenciu modelu.</w:t>
+        <w:rPr>
+          <w:lang w:val="sk-SK"/>
+        </w:rPr>
+        <w:t>Rýchlosť učenia</w:t>
+      </w:r>
+      <w:r>
+        <w:t xml:space="preserve"> určuje rýchlosť aktualizácie váh počas tréningu. Príliš vysoká hodnota môže spôsobiť nestabilné učenie, zatiaľ čo príliš nízka hodnota môže spomaliť konvergenciu modelu.</w:t>
       </w:r>
     </w:p>
     <w:p>
@@ -14869,7 +14908,7 @@
       <w:r>
         <w:fldChar w:fldCharType="end"/>
       </w:r>
-      <w:bookmarkStart w:id="86" w:name="_Toc227610460"/>
+      <w:bookmarkStart w:id="86" w:name="_Toc227689677"/>
       <w:r>
         <w:rPr>
           <w:lang w:val="sk-SK"/>
@@ -14928,7 +14967,7 @@
           <w:lang w:val="sk-SK"/>
         </w:rPr>
       </w:pPr>
-      <w:bookmarkStart w:id="87" w:name="_Toc227610461"/>
+      <w:bookmarkStart w:id="87" w:name="_Toc227689678"/>
       <w:r>
         <w:rPr>
           <w:lang w:val="sk-SK"/>
@@ -15003,7 +15042,7 @@
           <w:lang w:val="sk-SK"/>
         </w:rPr>
       </w:pPr>
-      <w:bookmarkStart w:id="88" w:name="_Toc227610462"/>
+      <w:bookmarkStart w:id="88" w:name="_Toc227689679"/>
       <w:r>
         <w:rPr>
           <w:lang w:val="sk-SK"/>
@@ -15076,7 +15115,30 @@
         <w:jc w:val="both"/>
       </w:pPr>
       <w:r>
-        <w:t>Autori navrhli uniformnú warping transformáciu, ktorá zjednocuje optický tok v obraze a zlepšuje konzistenciu pohybu oblakov naprieč scénou. Na modelovanie časového vývoja sa používajú sekvencie viacerých snímok, čím sa stabilizuje odhad pohybu.</w:t>
+        <w:t xml:space="preserve">Autori navrhli uniformnú </w:t>
+      </w:r>
+      <w:r>
+        <w:rPr>
+          <w:lang w:val="sk-SK"/>
+        </w:rPr>
+        <w:t xml:space="preserve">warping (z angl. </w:t>
+      </w:r>
+      <w:r>
+        <w:rPr>
+          <w:i/>
+          <w:iCs/>
+          <w:lang w:val="sk-SK"/>
+        </w:rPr>
+        <w:t>warping</w:t>
+      </w:r>
+      <w:r>
+        <w:rPr>
+          <w:lang w:val="sk-SK"/>
+        </w:rPr>
+        <w:t xml:space="preserve"> – termín popisujúci geometrickú deformáciu obrazu)</w:t>
+      </w:r>
+      <w:r>
+        <w:t xml:space="preserve"> transformáciu, ktorá zjednocuje optický tok v obraze a zlepšuje konzistenciu pohybu oblakov naprieč scénou. Na modelovanie časového vývoja sa používajú sekvencie viacerých snímok, čím sa stabilizuje odhad pohybu.</w:t>
       </w:r>
     </w:p>
     <w:p>
@@ -15086,6 +15148,7 @@
         <w:jc w:val="both"/>
       </w:pPr>
       <w:r>
+        <w:lastRenderedPageBreak/>
         <w:t xml:space="preserve">Navrhnutá architektúra je založená na hlbokých neurónových sieťach, konkrétne U-Net a ConvLSTM variantoch (SkyNet). Modely sú trénované pomocou kombinácie </w:t>
       </w:r>
       <w:r>
@@ -15095,11 +15158,7 @@
         <w:t>stratových</w:t>
       </w:r>
       <w:r>
-        <w:t xml:space="preserve"> </w:t>
-      </w:r>
-      <w:r>
-        <w:lastRenderedPageBreak/>
-        <w:t>funkcií založených na intenzite, gradientoch a optickom toku. Výsledky ukazujú výrazný pokles presnosti pri absencii warping transformácie, čo potvrdzuje jej význam. Hodnotenie je realizované pomocou metriky PSNR.</w:t>
+        <w:t xml:space="preserve"> funkcií založených na intenzite, gradientoch a optickom toku. Výsledky ukazujú výrazný pokles presnosti pri absencii warping transformácie, čo potvrdzuje jej význam. Hodnotenie je realizované pomocou metriky PSNR.</w:t>
       </w:r>
     </w:p>
     <w:p>
@@ -15166,7 +15225,7 @@
           <w:lang w:val="sk-SK"/>
         </w:rPr>
       </w:pPr>
-      <w:bookmarkStart w:id="89" w:name="_Toc227610463"/>
+      <w:bookmarkStart w:id="89" w:name="_Toc227689680"/>
       <w:r>
         <w:rPr>
           <w:lang w:val="sk-SK"/>
@@ -15266,7 +15325,7 @@
           <w:lang w:val="sk-SK"/>
         </w:rPr>
       </w:pPr>
-      <w:bookmarkStart w:id="90" w:name="_Toc227610464"/>
+      <w:bookmarkStart w:id="90" w:name="_Toc227689681"/>
       <w:r>
         <w:rPr>
           <w:lang w:val="sk-SK"/>
@@ -15298,6 +15357,7 @@
         <w:rPr>
           <w:lang w:val="sk-SK"/>
         </w:rPr>
+        <w:lastRenderedPageBreak/>
         <w:t xml:space="preserve">Práca </w:t>
       </w:r>
       <w:r>
@@ -15348,7 +15408,6 @@
         <w:rPr>
           <w:lang w:val="sk-SK"/>
         </w:rPr>
-        <w:lastRenderedPageBreak/>
         <w:t xml:space="preserve">Práca </w:t>
       </w:r>
       <w:r>
@@ -15597,8 +15656,9 @@
       <w:pPr>
         <w:pStyle w:val="Heading3"/>
       </w:pPr>
-      <w:bookmarkStart w:id="91" w:name="_Toc227610465"/>
-      <w:r>
+      <w:bookmarkStart w:id="91" w:name="_Toc227689682"/>
+      <w:r>
+        <w:lastRenderedPageBreak/>
         <w:t>Záver</w:t>
       </w:r>
       <w:bookmarkEnd w:id="91"/>
@@ -16151,7 +16211,6 @@
               <w:pStyle w:val="Textvtabuke"/>
             </w:pPr>
             <w:r>
-              <w:lastRenderedPageBreak/>
               <w:t>LED 3</w:t>
             </w:r>
           </w:p>
@@ -16316,7 +16375,7 @@
         <w:pStyle w:val="Nadpis1bezslovania"/>
         <w:spacing w:before="1440" w:after="480"/>
       </w:pPr>
-      <w:bookmarkStart w:id="96" w:name="_Toc227610466"/>
+      <w:bookmarkStart w:id="96" w:name="_Toc227689683"/>
       <w:r>
         <w:lastRenderedPageBreak/>
         <w:t>Záver</w:t>
@@ -16394,7 +16453,7 @@
         <w:pStyle w:val="Nadpis1bezslovania"/>
         <w:spacing w:before="1440" w:after="480"/>
       </w:pPr>
-      <w:bookmarkStart w:id="97" w:name="_Toc227610467"/>
+      <w:bookmarkStart w:id="97" w:name="_Toc227689684"/>
       <w:r>
         <w:lastRenderedPageBreak/>
         <w:t>Literatúra</w:t>
@@ -18565,7 +18624,7 @@
         <w:pStyle w:val="Nadpis1bezslovania"/>
         <w:spacing w:after="480"/>
       </w:pPr>
-      <w:bookmarkStart w:id="98" w:name="_Toc227610468"/>
+      <w:bookmarkStart w:id="98" w:name="_Toc227689685"/>
       <w:r>
         <w:lastRenderedPageBreak/>
         <w:t>Prílohy</w:t>

--- a/sumsala_diplomova_praca.docx
+++ b/sumsala_diplomova_praca.docx
@@ -1003,7 +1003,7 @@
         </w:rPr>
         <w:fldChar w:fldCharType="separate"/>
       </w:r>
-      <w:hyperlink w:anchor="_Toc227689611" w:history="1">
+      <w:hyperlink w:anchor="_Toc227696016" w:history="1">
         <w:r>
           <w:rPr>
             <w:rStyle w:val="Hyperlink"/>
@@ -1030,7 +1030,7 @@
             <w:noProof/>
             <w:webHidden/>
           </w:rPr>
-          <w:instrText xml:space="preserve"> PAGEREF _Toc227689611 \h </w:instrText>
+          <w:instrText xml:space="preserve"> PAGEREF _Toc227696016 \h </w:instrText>
         </w:r>
         <w:r>
           <w:rPr>
@@ -1071,7 +1071,7 @@
           <w:szCs w:val="24"/>
         </w:rPr>
       </w:pPr>
-      <w:hyperlink w:anchor="_Toc227689612" w:history="1">
+      <w:hyperlink w:anchor="_Toc227696017" w:history="1">
         <w:r>
           <w:rPr>
             <w:rStyle w:val="Hyperlink"/>
@@ -1098,7 +1098,7 @@
             <w:noProof/>
             <w:webHidden/>
           </w:rPr>
-          <w:instrText xml:space="preserve"> PAGEREF _Toc227689612 \h </w:instrText>
+          <w:instrText xml:space="preserve"> PAGEREF _Toc227696017 \h </w:instrText>
         </w:r>
         <w:r>
           <w:rPr>
@@ -1139,7 +1139,7 @@
           <w:szCs w:val="24"/>
         </w:rPr>
       </w:pPr>
-      <w:hyperlink w:anchor="_Toc227689613" w:history="1">
+      <w:hyperlink w:anchor="_Toc227696018" w:history="1">
         <w:r>
           <w:rPr>
             <w:rStyle w:val="Hyperlink"/>
@@ -1166,7 +1166,7 @@
             <w:noProof/>
             <w:webHidden/>
           </w:rPr>
-          <w:instrText xml:space="preserve"> PAGEREF _Toc227689613 \h </w:instrText>
+          <w:instrText xml:space="preserve"> PAGEREF _Toc227696018 \h </w:instrText>
         </w:r>
         <w:r>
           <w:rPr>
@@ -1210,7 +1210,7 @@
           <w:szCs w:val="24"/>
         </w:rPr>
       </w:pPr>
-      <w:hyperlink w:anchor="_Toc227689614" w:history="1">
+      <w:hyperlink w:anchor="_Toc227696019" w:history="1">
         <w:r>
           <w:rPr>
             <w:rStyle w:val="Hyperlink"/>
@@ -1237,7 +1237,7 @@
             <w:noProof/>
             <w:webHidden/>
           </w:rPr>
-          <w:instrText xml:space="preserve"> PAGEREF _Toc227689614 \h </w:instrText>
+          <w:instrText xml:space="preserve"> PAGEREF _Toc227696019 \h </w:instrText>
         </w:r>
         <w:r>
           <w:rPr>
@@ -1281,7 +1281,7 @@
           <w:szCs w:val="24"/>
         </w:rPr>
       </w:pPr>
-      <w:hyperlink w:anchor="_Toc227689615" w:history="1">
+      <w:hyperlink w:anchor="_Toc227696020" w:history="1">
         <w:r>
           <w:rPr>
             <w:rStyle w:val="Hyperlink"/>
@@ -1326,7 +1326,7 @@
             <w:noProof/>
             <w:webHidden/>
           </w:rPr>
-          <w:instrText xml:space="preserve"> PAGEREF _Toc227689615 \h </w:instrText>
+          <w:instrText xml:space="preserve"> PAGEREF _Toc227696020 \h </w:instrText>
         </w:r>
         <w:r>
           <w:rPr>
@@ -1367,7 +1367,7 @@
           <w:szCs w:val="24"/>
         </w:rPr>
       </w:pPr>
-      <w:hyperlink w:anchor="_Toc227689616" w:history="1">
+      <w:hyperlink w:anchor="_Toc227696021" w:history="1">
         <w:r>
           <w:rPr>
             <w:rStyle w:val="Hyperlink"/>
@@ -1394,7 +1394,7 @@
             <w:noProof/>
             <w:webHidden/>
           </w:rPr>
-          <w:instrText xml:space="preserve"> PAGEREF _Toc227689616 \h </w:instrText>
+          <w:instrText xml:space="preserve"> PAGEREF _Toc227696021 \h </w:instrText>
         </w:r>
         <w:r>
           <w:rPr>
@@ -1435,7 +1435,7 @@
           <w:szCs w:val="24"/>
         </w:rPr>
       </w:pPr>
-      <w:hyperlink w:anchor="_Toc227689617" w:history="1">
+      <w:hyperlink w:anchor="_Toc227696022" w:history="1">
         <w:r>
           <w:rPr>
             <w:rStyle w:val="Hyperlink"/>
@@ -1477,7 +1477,7 @@
             <w:noProof/>
             <w:webHidden/>
           </w:rPr>
-          <w:instrText xml:space="preserve"> PAGEREF _Toc227689617 \h </w:instrText>
+          <w:instrText xml:space="preserve"> PAGEREF _Toc227696022 \h </w:instrText>
         </w:r>
         <w:r>
           <w:rPr>
@@ -1518,7 +1518,7 @@
           <w:szCs w:val="24"/>
         </w:rPr>
       </w:pPr>
-      <w:hyperlink w:anchor="_Toc227689618" w:history="1">
+      <w:hyperlink w:anchor="_Toc227696023" w:history="1">
         <w:r>
           <w:rPr>
             <w:rStyle w:val="Hyperlink"/>
@@ -1545,7 +1545,7 @@
             <w:noProof/>
             <w:webHidden/>
           </w:rPr>
-          <w:instrText xml:space="preserve"> PAGEREF _Toc227689618 \h </w:instrText>
+          <w:instrText xml:space="preserve"> PAGEREF _Toc227696023 \h </w:instrText>
         </w:r>
         <w:r>
           <w:rPr>
@@ -1586,7 +1586,7 @@
           <w:szCs w:val="24"/>
         </w:rPr>
       </w:pPr>
-      <w:hyperlink w:anchor="_Toc227689619" w:history="1">
+      <w:hyperlink w:anchor="_Toc227696024" w:history="1">
         <w:r>
           <w:rPr>
             <w:rStyle w:val="Hyperlink"/>
@@ -1613,7 +1613,7 @@
             <w:noProof/>
             <w:webHidden/>
           </w:rPr>
-          <w:instrText xml:space="preserve"> PAGEREF _Toc227689619 \h </w:instrText>
+          <w:instrText xml:space="preserve"> PAGEREF _Toc227696024 \h </w:instrText>
         </w:r>
         <w:r>
           <w:rPr>
@@ -1657,7 +1657,7 @@
           <w:szCs w:val="24"/>
         </w:rPr>
       </w:pPr>
-      <w:hyperlink w:anchor="_Toc227689620" w:history="1">
+      <w:hyperlink w:anchor="_Toc227696025" w:history="1">
         <w:r>
           <w:rPr>
             <w:rStyle w:val="Hyperlink"/>
@@ -1702,7 +1702,7 @@
             <w:noProof/>
             <w:webHidden/>
           </w:rPr>
-          <w:instrText xml:space="preserve"> PAGEREF _Toc227689620 \h </w:instrText>
+          <w:instrText xml:space="preserve"> PAGEREF _Toc227696025 \h </w:instrText>
         </w:r>
         <w:r>
           <w:rPr>
@@ -1743,7 +1743,7 @@
           <w:szCs w:val="24"/>
         </w:rPr>
       </w:pPr>
-      <w:hyperlink w:anchor="_Toc227689621" w:history="1">
+      <w:hyperlink w:anchor="_Toc227696026" w:history="1">
         <w:r>
           <w:rPr>
             <w:rStyle w:val="Hyperlink"/>
@@ -1770,7 +1770,7 @@
             <w:noProof/>
             <w:webHidden/>
           </w:rPr>
-          <w:instrText xml:space="preserve"> PAGEREF _Toc227689621 \h </w:instrText>
+          <w:instrText xml:space="preserve"> PAGEREF _Toc227696026 \h </w:instrText>
         </w:r>
         <w:r>
           <w:rPr>
@@ -1811,7 +1811,7 @@
           <w:szCs w:val="24"/>
         </w:rPr>
       </w:pPr>
-      <w:hyperlink w:anchor="_Toc227689622" w:history="1">
+      <w:hyperlink w:anchor="_Toc227696027" w:history="1">
         <w:r>
           <w:rPr>
             <w:rStyle w:val="Hyperlink"/>
@@ -1838,7 +1838,7 @@
             <w:noProof/>
             <w:webHidden/>
           </w:rPr>
-          <w:instrText xml:space="preserve"> PAGEREF _Toc227689622 \h </w:instrText>
+          <w:instrText xml:space="preserve"> PAGEREF _Toc227696027 \h </w:instrText>
         </w:r>
         <w:r>
           <w:rPr>
@@ -1882,7 +1882,7 @@
           <w:szCs w:val="24"/>
         </w:rPr>
       </w:pPr>
-      <w:hyperlink w:anchor="_Toc227689623" w:history="1">
+      <w:hyperlink w:anchor="_Toc227696028" w:history="1">
         <w:r>
           <w:rPr>
             <w:rStyle w:val="Hyperlink"/>
@@ -1927,7 +1927,7 @@
             <w:noProof/>
             <w:webHidden/>
           </w:rPr>
-          <w:instrText xml:space="preserve"> PAGEREF _Toc227689623 \h </w:instrText>
+          <w:instrText xml:space="preserve"> PAGEREF _Toc227696028 \h </w:instrText>
         </w:r>
         <w:r>
           <w:rPr>
@@ -1968,7 +1968,7 @@
           <w:szCs w:val="24"/>
         </w:rPr>
       </w:pPr>
-      <w:hyperlink w:anchor="_Toc227689624" w:history="1">
+      <w:hyperlink w:anchor="_Toc227696029" w:history="1">
         <w:r>
           <w:rPr>
             <w:rStyle w:val="Hyperlink"/>
@@ -1995,7 +1995,7 @@
             <w:noProof/>
             <w:webHidden/>
           </w:rPr>
-          <w:instrText xml:space="preserve"> PAGEREF _Toc227689624 \h </w:instrText>
+          <w:instrText xml:space="preserve"> PAGEREF _Toc227696029 \h </w:instrText>
         </w:r>
         <w:r>
           <w:rPr>
@@ -2035,7 +2035,7 @@
           <w:szCs w:val="24"/>
         </w:rPr>
       </w:pPr>
-      <w:hyperlink w:anchor="_Toc227689625" w:history="1">
+      <w:hyperlink w:anchor="_Toc227696030" w:history="1">
         <w:r>
           <w:rPr>
             <w:rStyle w:val="Hyperlink"/>
@@ -2062,7 +2062,7 @@
             <w:noProof/>
             <w:webHidden/>
           </w:rPr>
-          <w:instrText xml:space="preserve"> PAGEREF _Toc227689625 \h </w:instrText>
+          <w:instrText xml:space="preserve"> PAGEREF _Toc227696030 \h </w:instrText>
         </w:r>
         <w:r>
           <w:rPr>
@@ -2102,7 +2102,7 @@
           <w:szCs w:val="24"/>
         </w:rPr>
       </w:pPr>
-      <w:hyperlink w:anchor="_Toc227689626" w:history="1">
+      <w:hyperlink w:anchor="_Toc227696031" w:history="1">
         <w:r>
           <w:rPr>
             <w:rStyle w:val="Hyperlink"/>
@@ -2129,7 +2129,7 @@
             <w:noProof/>
             <w:webHidden/>
           </w:rPr>
-          <w:instrText xml:space="preserve"> PAGEREF _Toc227689626 \h </w:instrText>
+          <w:instrText xml:space="preserve"> PAGEREF _Toc227696031 \h </w:instrText>
         </w:r>
         <w:r>
           <w:rPr>
@@ -2169,7 +2169,7 @@
           <w:szCs w:val="24"/>
         </w:rPr>
       </w:pPr>
-      <w:hyperlink w:anchor="_Toc227689627" w:history="1">
+      <w:hyperlink w:anchor="_Toc227696032" w:history="1">
         <w:r>
           <w:rPr>
             <w:rStyle w:val="Hyperlink"/>
@@ -2196,7 +2196,7 @@
             <w:noProof/>
             <w:webHidden/>
           </w:rPr>
-          <w:instrText xml:space="preserve"> PAGEREF _Toc227689627 \h </w:instrText>
+          <w:instrText xml:space="preserve"> PAGEREF _Toc227696032 \h </w:instrText>
         </w:r>
         <w:r>
           <w:rPr>
@@ -2236,7 +2236,7 @@
           <w:szCs w:val="24"/>
         </w:rPr>
       </w:pPr>
-      <w:hyperlink w:anchor="_Toc227689628" w:history="1">
+      <w:hyperlink w:anchor="_Toc227696033" w:history="1">
         <w:r>
           <w:rPr>
             <w:rStyle w:val="Hyperlink"/>
@@ -2263,7 +2263,7 @@
             <w:noProof/>
             <w:webHidden/>
           </w:rPr>
-          <w:instrText xml:space="preserve"> PAGEREF _Toc227689628 \h </w:instrText>
+          <w:instrText xml:space="preserve"> PAGEREF _Toc227696033 \h </w:instrText>
         </w:r>
         <w:r>
           <w:rPr>
@@ -2303,7 +2303,7 @@
           <w:szCs w:val="24"/>
         </w:rPr>
       </w:pPr>
-      <w:hyperlink w:anchor="_Toc227689629" w:history="1">
+      <w:hyperlink w:anchor="_Toc227696034" w:history="1">
         <w:r>
           <w:rPr>
             <w:rStyle w:val="Hyperlink"/>
@@ -2330,7 +2330,7 @@
             <w:noProof/>
             <w:webHidden/>
           </w:rPr>
-          <w:instrText xml:space="preserve"> PAGEREF _Toc227689629 \h </w:instrText>
+          <w:instrText xml:space="preserve"> PAGEREF _Toc227696034 \h </w:instrText>
         </w:r>
         <w:r>
           <w:rPr>
@@ -2370,7 +2370,7 @@
           <w:szCs w:val="24"/>
         </w:rPr>
       </w:pPr>
-      <w:hyperlink w:anchor="_Toc227689630" w:history="1">
+      <w:hyperlink w:anchor="_Toc227696035" w:history="1">
         <w:r>
           <w:rPr>
             <w:rStyle w:val="Hyperlink"/>
@@ -2397,7 +2397,7 @@
             <w:noProof/>
             <w:webHidden/>
           </w:rPr>
-          <w:instrText xml:space="preserve"> PAGEREF _Toc227689630 \h </w:instrText>
+          <w:instrText xml:space="preserve"> PAGEREF _Toc227696035 \h </w:instrText>
         </w:r>
         <w:r>
           <w:rPr>
@@ -2437,7 +2437,7 @@
           <w:szCs w:val="24"/>
         </w:rPr>
       </w:pPr>
-      <w:hyperlink w:anchor="_Toc227689631" w:history="1">
+      <w:hyperlink w:anchor="_Toc227696036" w:history="1">
         <w:r>
           <w:rPr>
             <w:rStyle w:val="Hyperlink"/>
@@ -2464,7 +2464,7 @@
             <w:noProof/>
             <w:webHidden/>
           </w:rPr>
-          <w:instrText xml:space="preserve"> PAGEREF _Toc227689631 \h </w:instrText>
+          <w:instrText xml:space="preserve"> PAGEREF _Toc227696036 \h </w:instrText>
         </w:r>
         <w:r>
           <w:rPr>
@@ -2504,7 +2504,7 @@
           <w:szCs w:val="24"/>
         </w:rPr>
       </w:pPr>
-      <w:hyperlink w:anchor="_Toc227689632" w:history="1">
+      <w:hyperlink w:anchor="_Toc227696037" w:history="1">
         <w:r>
           <w:rPr>
             <w:rStyle w:val="Hyperlink"/>
@@ -2531,7 +2531,7 @@
             <w:noProof/>
             <w:webHidden/>
           </w:rPr>
-          <w:instrText xml:space="preserve"> PAGEREF _Toc227689632 \h </w:instrText>
+          <w:instrText xml:space="preserve"> PAGEREF _Toc227696037 \h </w:instrText>
         </w:r>
         <w:r>
           <w:rPr>
@@ -2572,7 +2572,7 @@
           <w:szCs w:val="24"/>
         </w:rPr>
       </w:pPr>
-      <w:hyperlink w:anchor="_Toc227689633" w:history="1">
+      <w:hyperlink w:anchor="_Toc227696038" w:history="1">
         <w:r>
           <w:rPr>
             <w:rStyle w:val="Hyperlink"/>
@@ -2599,7 +2599,7 @@
             <w:noProof/>
             <w:webHidden/>
           </w:rPr>
-          <w:instrText xml:space="preserve"> PAGEREF _Toc227689633 \h </w:instrText>
+          <w:instrText xml:space="preserve"> PAGEREF _Toc227696038 \h </w:instrText>
         </w:r>
         <w:r>
           <w:rPr>
@@ -2640,7 +2640,7 @@
           <w:szCs w:val="24"/>
         </w:rPr>
       </w:pPr>
-      <w:hyperlink w:anchor="_Toc227689634" w:history="1">
+      <w:hyperlink w:anchor="_Toc227696039" w:history="1">
         <w:r>
           <w:rPr>
             <w:rStyle w:val="Hyperlink"/>
@@ -2667,7 +2667,7 @@
             <w:noProof/>
             <w:webHidden/>
           </w:rPr>
-          <w:instrText xml:space="preserve"> PAGEREF _Toc227689634 \h </w:instrText>
+          <w:instrText xml:space="preserve"> PAGEREF _Toc227696039 \h </w:instrText>
         </w:r>
         <w:r>
           <w:rPr>
@@ -2707,7 +2707,7 @@
           <w:szCs w:val="24"/>
         </w:rPr>
       </w:pPr>
-      <w:hyperlink w:anchor="_Toc227689635" w:history="1">
+      <w:hyperlink w:anchor="_Toc227696040" w:history="1">
         <w:r>
           <w:rPr>
             <w:rStyle w:val="Hyperlink"/>
@@ -2734,7 +2734,7 @@
             <w:noProof/>
             <w:webHidden/>
           </w:rPr>
-          <w:instrText xml:space="preserve"> PAGEREF _Toc227689635 \h </w:instrText>
+          <w:instrText xml:space="preserve"> PAGEREF _Toc227696040 \h </w:instrText>
         </w:r>
         <w:r>
           <w:rPr>
@@ -2774,7 +2774,7 @@
           <w:szCs w:val="24"/>
         </w:rPr>
       </w:pPr>
-      <w:hyperlink w:anchor="_Toc227689636" w:history="1">
+      <w:hyperlink w:anchor="_Toc227696041" w:history="1">
         <w:r>
           <w:rPr>
             <w:rStyle w:val="Hyperlink"/>
@@ -2802,7 +2802,7 @@
             <w:noProof/>
             <w:webHidden/>
           </w:rPr>
-          <w:instrText xml:space="preserve"> PAGEREF _Toc227689636 \h </w:instrText>
+          <w:instrText xml:space="preserve"> PAGEREF _Toc227696041 \h </w:instrText>
         </w:r>
         <w:r>
           <w:rPr>
@@ -2842,7 +2842,7 @@
           <w:szCs w:val="24"/>
         </w:rPr>
       </w:pPr>
-      <w:hyperlink w:anchor="_Toc227689637" w:history="1">
+      <w:hyperlink w:anchor="_Toc227696042" w:history="1">
         <w:r>
           <w:rPr>
             <w:rStyle w:val="Hyperlink"/>
@@ -2870,7 +2870,7 @@
             <w:noProof/>
             <w:webHidden/>
           </w:rPr>
-          <w:instrText xml:space="preserve"> PAGEREF _Toc227689637 \h </w:instrText>
+          <w:instrText xml:space="preserve"> PAGEREF _Toc227696042 \h </w:instrText>
         </w:r>
         <w:r>
           <w:rPr>
@@ -2910,7 +2910,7 @@
           <w:szCs w:val="24"/>
         </w:rPr>
       </w:pPr>
-      <w:hyperlink w:anchor="_Toc227689638" w:history="1">
+      <w:hyperlink w:anchor="_Toc227696043" w:history="1">
         <w:r>
           <w:rPr>
             <w:rStyle w:val="Hyperlink"/>
@@ -2938,7 +2938,7 @@
             <w:noProof/>
             <w:webHidden/>
           </w:rPr>
-          <w:instrText xml:space="preserve"> PAGEREF _Toc227689638 \h </w:instrText>
+          <w:instrText xml:space="preserve"> PAGEREF _Toc227696043 \h </w:instrText>
         </w:r>
         <w:r>
           <w:rPr>
@@ -2979,7 +2979,7 @@
           <w:szCs w:val="24"/>
         </w:rPr>
       </w:pPr>
-      <w:hyperlink w:anchor="_Toc227689639" w:history="1">
+      <w:hyperlink w:anchor="_Toc227696044" w:history="1">
         <w:r>
           <w:rPr>
             <w:rStyle w:val="Hyperlink"/>
@@ -3021,7 +3021,7 @@
             <w:noProof/>
             <w:webHidden/>
           </w:rPr>
-          <w:instrText xml:space="preserve"> PAGEREF _Toc227689639 \h </w:instrText>
+          <w:instrText xml:space="preserve"> PAGEREF _Toc227696044 \h </w:instrText>
         </w:r>
         <w:r>
           <w:rPr>
@@ -3061,7 +3061,7 @@
           <w:szCs w:val="24"/>
         </w:rPr>
       </w:pPr>
-      <w:hyperlink w:anchor="_Toc227689640" w:history="1">
+      <w:hyperlink w:anchor="_Toc227696045" w:history="1">
         <w:r>
           <w:rPr>
             <w:rStyle w:val="Hyperlink"/>
@@ -3089,7 +3089,7 @@
             <w:noProof/>
             <w:webHidden/>
           </w:rPr>
-          <w:instrText xml:space="preserve"> PAGEREF _Toc227689640 \h </w:instrText>
+          <w:instrText xml:space="preserve"> PAGEREF _Toc227696045 \h </w:instrText>
         </w:r>
         <w:r>
           <w:rPr>
@@ -3129,7 +3129,7 @@
           <w:szCs w:val="24"/>
         </w:rPr>
       </w:pPr>
-      <w:hyperlink w:anchor="_Toc227689641" w:history="1">
+      <w:hyperlink w:anchor="_Toc227696046" w:history="1">
         <w:r>
           <w:rPr>
             <w:rStyle w:val="Hyperlink"/>
@@ -3157,7 +3157,7 @@
             <w:noProof/>
             <w:webHidden/>
           </w:rPr>
-          <w:instrText xml:space="preserve"> PAGEREF _Toc227689641 \h </w:instrText>
+          <w:instrText xml:space="preserve"> PAGEREF _Toc227696046 \h </w:instrText>
         </w:r>
         <w:r>
           <w:rPr>
@@ -3197,7 +3197,7 @@
           <w:szCs w:val="24"/>
         </w:rPr>
       </w:pPr>
-      <w:hyperlink w:anchor="_Toc227689642" w:history="1">
+      <w:hyperlink w:anchor="_Toc227696047" w:history="1">
         <w:r>
           <w:rPr>
             <w:rStyle w:val="Hyperlink"/>
@@ -3225,7 +3225,7 @@
             <w:noProof/>
             <w:webHidden/>
           </w:rPr>
-          <w:instrText xml:space="preserve"> PAGEREF _Toc227689642 \h </w:instrText>
+          <w:instrText xml:space="preserve"> PAGEREF _Toc227696047 \h </w:instrText>
         </w:r>
         <w:r>
           <w:rPr>
@@ -3266,7 +3266,7 @@
           <w:szCs w:val="24"/>
         </w:rPr>
       </w:pPr>
-      <w:hyperlink w:anchor="_Toc227689643" w:history="1">
+      <w:hyperlink w:anchor="_Toc227696048" w:history="1">
         <w:r>
           <w:rPr>
             <w:rStyle w:val="Hyperlink"/>
@@ -3301,7 +3301,7 @@
             <w:noProof/>
             <w:webHidden/>
           </w:rPr>
-          <w:instrText xml:space="preserve"> PAGEREF _Toc227689643 \h </w:instrText>
+          <w:instrText xml:space="preserve"> PAGEREF _Toc227696048 \h </w:instrText>
         </w:r>
         <w:r>
           <w:rPr>
@@ -3341,7 +3341,7 @@
           <w:szCs w:val="24"/>
         </w:rPr>
       </w:pPr>
-      <w:hyperlink w:anchor="_Toc227689644" w:history="1">
+      <w:hyperlink w:anchor="_Toc227696049" w:history="1">
         <w:r>
           <w:rPr>
             <w:rStyle w:val="Hyperlink"/>
@@ -3369,7 +3369,7 @@
             <w:noProof/>
             <w:webHidden/>
           </w:rPr>
-          <w:instrText xml:space="preserve"> PAGEREF _Toc227689644 \h </w:instrText>
+          <w:instrText xml:space="preserve"> PAGEREF _Toc227696049 \h </w:instrText>
         </w:r>
         <w:r>
           <w:rPr>
@@ -3409,7 +3409,7 @@
           <w:szCs w:val="24"/>
         </w:rPr>
       </w:pPr>
-      <w:hyperlink w:anchor="_Toc227689645" w:history="1">
+      <w:hyperlink w:anchor="_Toc227696050" w:history="1">
         <w:r>
           <w:rPr>
             <w:rStyle w:val="Hyperlink"/>
@@ -3437,7 +3437,7 @@
             <w:noProof/>
             <w:webHidden/>
           </w:rPr>
-          <w:instrText xml:space="preserve"> PAGEREF _Toc227689645 \h </w:instrText>
+          <w:instrText xml:space="preserve"> PAGEREF _Toc227696050 \h </w:instrText>
         </w:r>
         <w:r>
           <w:rPr>
@@ -3477,7 +3477,7 @@
           <w:szCs w:val="24"/>
         </w:rPr>
       </w:pPr>
-      <w:hyperlink w:anchor="_Toc227689646" w:history="1">
+      <w:hyperlink w:anchor="_Toc227696051" w:history="1">
         <w:r>
           <w:rPr>
             <w:rStyle w:val="Hyperlink"/>
@@ -3505,7 +3505,7 @@
             <w:noProof/>
             <w:webHidden/>
           </w:rPr>
-          <w:instrText xml:space="preserve"> PAGEREF _Toc227689646 \h </w:instrText>
+          <w:instrText xml:space="preserve"> PAGEREF _Toc227696051 \h </w:instrText>
         </w:r>
         <w:r>
           <w:rPr>
@@ -3545,7 +3545,7 @@
           <w:szCs w:val="24"/>
         </w:rPr>
       </w:pPr>
-      <w:hyperlink w:anchor="_Toc227689647" w:history="1">
+      <w:hyperlink w:anchor="_Toc227696052" w:history="1">
         <w:r>
           <w:rPr>
             <w:rStyle w:val="Hyperlink"/>
@@ -3573,7 +3573,7 @@
             <w:noProof/>
             <w:webHidden/>
           </w:rPr>
-          <w:instrText xml:space="preserve"> PAGEREF _Toc227689647 \h </w:instrText>
+          <w:instrText xml:space="preserve"> PAGEREF _Toc227696052 \h </w:instrText>
         </w:r>
         <w:r>
           <w:rPr>
@@ -3613,7 +3613,7 @@
           <w:szCs w:val="24"/>
         </w:rPr>
       </w:pPr>
-      <w:hyperlink w:anchor="_Toc227689648" w:history="1">
+      <w:hyperlink w:anchor="_Toc227696053" w:history="1">
         <w:r>
           <w:rPr>
             <w:rStyle w:val="Hyperlink"/>
@@ -3641,7 +3641,7 @@
             <w:noProof/>
             <w:webHidden/>
           </w:rPr>
-          <w:instrText xml:space="preserve"> PAGEREF _Toc227689648 \h </w:instrText>
+          <w:instrText xml:space="preserve"> PAGEREF _Toc227696053 \h </w:instrText>
         </w:r>
         <w:r>
           <w:rPr>
@@ -3685,7 +3685,7 @@
           <w:szCs w:val="24"/>
         </w:rPr>
       </w:pPr>
-      <w:hyperlink w:anchor="_Toc227689649" w:history="1">
+      <w:hyperlink w:anchor="_Toc227696054" w:history="1">
         <w:r>
           <w:rPr>
             <w:rStyle w:val="Hyperlink"/>
@@ -3732,7 +3732,7 @@
             <w:noProof/>
             <w:webHidden/>
           </w:rPr>
-          <w:instrText xml:space="preserve"> PAGEREF _Toc227689649 \h </w:instrText>
+          <w:instrText xml:space="preserve"> PAGEREF _Toc227696054 \h </w:instrText>
         </w:r>
         <w:r>
           <w:rPr>
@@ -3773,7 +3773,7 @@
           <w:szCs w:val="24"/>
         </w:rPr>
       </w:pPr>
-      <w:hyperlink w:anchor="_Toc227689650" w:history="1">
+      <w:hyperlink w:anchor="_Toc227696055" w:history="1">
         <w:r>
           <w:rPr>
             <w:rStyle w:val="Hyperlink"/>
@@ -3808,7 +3808,7 @@
             <w:noProof/>
             <w:webHidden/>
           </w:rPr>
-          <w:instrText xml:space="preserve"> PAGEREF _Toc227689650 \h </w:instrText>
+          <w:instrText xml:space="preserve"> PAGEREF _Toc227696055 \h </w:instrText>
         </w:r>
         <w:r>
           <w:rPr>
@@ -3848,7 +3848,7 @@
           <w:szCs w:val="24"/>
         </w:rPr>
       </w:pPr>
-      <w:hyperlink w:anchor="_Toc227689651" w:history="1">
+      <w:hyperlink w:anchor="_Toc227696056" w:history="1">
         <w:r>
           <w:rPr>
             <w:rStyle w:val="Hyperlink"/>
@@ -3883,7 +3883,7 @@
             <w:noProof/>
             <w:webHidden/>
           </w:rPr>
-          <w:instrText xml:space="preserve"> PAGEREF _Toc227689651 \h </w:instrText>
+          <w:instrText xml:space="preserve"> PAGEREF _Toc227696056 \h </w:instrText>
         </w:r>
         <w:r>
           <w:rPr>
@@ -3923,7 +3923,7 @@
           <w:szCs w:val="24"/>
         </w:rPr>
       </w:pPr>
-      <w:hyperlink w:anchor="_Toc227689652" w:history="1">
+      <w:hyperlink w:anchor="_Toc227696057" w:history="1">
         <w:r>
           <w:rPr>
             <w:rStyle w:val="Hyperlink"/>
@@ -3958,7 +3958,7 @@
             <w:noProof/>
             <w:webHidden/>
           </w:rPr>
-          <w:instrText xml:space="preserve"> PAGEREF _Toc227689652 \h </w:instrText>
+          <w:instrText xml:space="preserve"> PAGEREF _Toc227696057 \h </w:instrText>
         </w:r>
         <w:r>
           <w:rPr>
@@ -3998,7 +3998,7 @@
           <w:szCs w:val="24"/>
         </w:rPr>
       </w:pPr>
-      <w:hyperlink w:anchor="_Toc227689653" w:history="1">
+      <w:hyperlink w:anchor="_Toc227696058" w:history="1">
         <w:r>
           <w:rPr>
             <w:rStyle w:val="Hyperlink"/>
@@ -4033,7 +4033,7 @@
             <w:noProof/>
             <w:webHidden/>
           </w:rPr>
-          <w:instrText xml:space="preserve"> PAGEREF _Toc227689653 \h </w:instrText>
+          <w:instrText xml:space="preserve"> PAGEREF _Toc227696058 \h </w:instrText>
         </w:r>
         <w:r>
           <w:rPr>
@@ -4074,7 +4074,7 @@
           <w:szCs w:val="24"/>
         </w:rPr>
       </w:pPr>
-      <w:hyperlink w:anchor="_Toc227689654" w:history="1">
+      <w:hyperlink w:anchor="_Toc227696059" w:history="1">
         <w:r>
           <w:rPr>
             <w:rStyle w:val="Hyperlink"/>
@@ -4102,7 +4102,7 @@
             <w:noProof/>
             <w:webHidden/>
           </w:rPr>
-          <w:instrText xml:space="preserve"> PAGEREF _Toc227689654 \h </w:instrText>
+          <w:instrText xml:space="preserve"> PAGEREF _Toc227696059 \h </w:instrText>
         </w:r>
         <w:r>
           <w:rPr>
@@ -4142,7 +4142,7 @@
           <w:szCs w:val="24"/>
         </w:rPr>
       </w:pPr>
-      <w:hyperlink w:anchor="_Toc227689655" w:history="1">
+      <w:hyperlink w:anchor="_Toc227696060" w:history="1">
         <w:r>
           <w:rPr>
             <w:rStyle w:val="Hyperlink"/>
@@ -4177,7 +4177,7 @@
             <w:noProof/>
             <w:webHidden/>
           </w:rPr>
-          <w:instrText xml:space="preserve"> PAGEREF _Toc227689655 \h </w:instrText>
+          <w:instrText xml:space="preserve"> PAGEREF _Toc227696060 \h </w:instrText>
         </w:r>
         <w:r>
           <w:rPr>
@@ -4218,7 +4218,7 @@
           <w:szCs w:val="24"/>
         </w:rPr>
       </w:pPr>
-      <w:hyperlink w:anchor="_Toc227689656" w:history="1">
+      <w:hyperlink w:anchor="_Toc227696061" w:history="1">
         <w:r>
           <w:rPr>
             <w:rStyle w:val="Hyperlink"/>
@@ -4246,7 +4246,7 @@
             <w:noProof/>
             <w:webHidden/>
           </w:rPr>
-          <w:instrText xml:space="preserve"> PAGEREF _Toc227689656 \h </w:instrText>
+          <w:instrText xml:space="preserve"> PAGEREF _Toc227696061 \h </w:instrText>
         </w:r>
         <w:r>
           <w:rPr>
@@ -4286,7 +4286,7 @@
           <w:szCs w:val="24"/>
         </w:rPr>
       </w:pPr>
-      <w:hyperlink w:anchor="_Toc227689657" w:history="1">
+      <w:hyperlink w:anchor="_Toc227696062" w:history="1">
         <w:r>
           <w:rPr>
             <w:rStyle w:val="Hyperlink"/>
@@ -4314,7 +4314,7 @@
             <w:noProof/>
             <w:webHidden/>
           </w:rPr>
-          <w:instrText xml:space="preserve"> PAGEREF _Toc227689657 \h </w:instrText>
+          <w:instrText xml:space="preserve"> PAGEREF _Toc227696062 \h </w:instrText>
         </w:r>
         <w:r>
           <w:rPr>
@@ -4354,7 +4354,7 @@
           <w:szCs w:val="24"/>
         </w:rPr>
       </w:pPr>
-      <w:hyperlink w:anchor="_Toc227689658" w:history="1">
+      <w:hyperlink w:anchor="_Toc227696063" w:history="1">
         <w:r>
           <w:rPr>
             <w:rStyle w:val="Hyperlink"/>
@@ -4382,7 +4382,7 @@
             <w:noProof/>
             <w:webHidden/>
           </w:rPr>
-          <w:instrText xml:space="preserve"> PAGEREF _Toc227689658 \h </w:instrText>
+          <w:instrText xml:space="preserve"> PAGEREF _Toc227696063 \h </w:instrText>
         </w:r>
         <w:r>
           <w:rPr>
@@ -4422,7 +4422,7 @@
           <w:szCs w:val="24"/>
         </w:rPr>
       </w:pPr>
-      <w:hyperlink w:anchor="_Toc227689659" w:history="1">
+      <w:hyperlink w:anchor="_Toc227696064" w:history="1">
         <w:r>
           <w:rPr>
             <w:rStyle w:val="Hyperlink"/>
@@ -4450,7 +4450,7 @@
             <w:noProof/>
             <w:webHidden/>
           </w:rPr>
-          <w:instrText xml:space="preserve"> PAGEREF _Toc227689659 \h </w:instrText>
+          <w:instrText xml:space="preserve"> PAGEREF _Toc227696064 \h </w:instrText>
         </w:r>
         <w:r>
           <w:rPr>
@@ -4490,7 +4490,7 @@
           <w:szCs w:val="24"/>
         </w:rPr>
       </w:pPr>
-      <w:hyperlink w:anchor="_Toc227689660" w:history="1">
+      <w:hyperlink w:anchor="_Toc227696065" w:history="1">
         <w:r>
           <w:rPr>
             <w:rStyle w:val="Hyperlink"/>
@@ -4518,7 +4518,7 @@
             <w:noProof/>
             <w:webHidden/>
           </w:rPr>
-          <w:instrText xml:space="preserve"> PAGEREF _Toc227689660 \h </w:instrText>
+          <w:instrText xml:space="preserve"> PAGEREF _Toc227696065 \h </w:instrText>
         </w:r>
         <w:r>
           <w:rPr>
@@ -4559,7 +4559,7 @@
           <w:szCs w:val="24"/>
         </w:rPr>
       </w:pPr>
-      <w:hyperlink w:anchor="_Toc227689661" w:history="1">
+      <w:hyperlink w:anchor="_Toc227696066" w:history="1">
         <w:r>
           <w:rPr>
             <w:rStyle w:val="Hyperlink"/>
@@ -4587,7 +4587,7 @@
             <w:noProof/>
             <w:webHidden/>
           </w:rPr>
-          <w:instrText xml:space="preserve"> PAGEREF _Toc227689661 \h </w:instrText>
+          <w:instrText xml:space="preserve"> PAGEREF _Toc227696066 \h </w:instrText>
         </w:r>
         <w:r>
           <w:rPr>
@@ -4631,7 +4631,7 @@
           <w:szCs w:val="24"/>
         </w:rPr>
       </w:pPr>
-      <w:hyperlink w:anchor="_Toc227689662" w:history="1">
+      <w:hyperlink w:anchor="_Toc227696067" w:history="1">
         <w:r>
           <w:rPr>
             <w:rStyle w:val="Hyperlink"/>
@@ -4678,7 +4678,7 @@
             <w:noProof/>
             <w:webHidden/>
           </w:rPr>
-          <w:instrText xml:space="preserve"> PAGEREF _Toc227689662 \h </w:instrText>
+          <w:instrText xml:space="preserve"> PAGEREF _Toc227696067 \h </w:instrText>
         </w:r>
         <w:r>
           <w:rPr>
@@ -4719,7 +4719,7 @@
           <w:szCs w:val="24"/>
         </w:rPr>
       </w:pPr>
-      <w:hyperlink w:anchor="_Toc227689663" w:history="1">
+      <w:hyperlink w:anchor="_Toc227696068" w:history="1">
         <w:r>
           <w:rPr>
             <w:rStyle w:val="Hyperlink"/>
@@ -4747,7 +4747,7 @@
             <w:noProof/>
             <w:webHidden/>
           </w:rPr>
-          <w:instrText xml:space="preserve"> PAGEREF _Toc227689663 \h </w:instrText>
+          <w:instrText xml:space="preserve"> PAGEREF _Toc227696068 \h </w:instrText>
         </w:r>
         <w:r>
           <w:rPr>
@@ -4788,7 +4788,7 @@
           <w:szCs w:val="24"/>
         </w:rPr>
       </w:pPr>
-      <w:hyperlink w:anchor="_Toc227689664" w:history="1">
+      <w:hyperlink w:anchor="_Toc227696069" w:history="1">
         <w:r>
           <w:rPr>
             <w:rStyle w:val="Hyperlink"/>
@@ -4816,7 +4816,7 @@
             <w:noProof/>
             <w:webHidden/>
           </w:rPr>
-          <w:instrText xml:space="preserve"> PAGEREF _Toc227689664 \h </w:instrText>
+          <w:instrText xml:space="preserve"> PAGEREF _Toc227696069 \h </w:instrText>
         </w:r>
         <w:r>
           <w:rPr>
@@ -4857,7 +4857,7 @@
           <w:szCs w:val="24"/>
         </w:rPr>
       </w:pPr>
-      <w:hyperlink w:anchor="_Toc227689665" w:history="1">
+      <w:hyperlink w:anchor="_Toc227696070" w:history="1">
         <w:r>
           <w:rPr>
             <w:rStyle w:val="Hyperlink"/>
@@ -4915,7 +4915,7 @@
             <w:noProof/>
             <w:webHidden/>
           </w:rPr>
-          <w:instrText xml:space="preserve"> PAGEREF _Toc227689665 \h </w:instrText>
+          <w:instrText xml:space="preserve"> PAGEREF _Toc227696070 \h </w:instrText>
         </w:r>
         <w:r>
           <w:rPr>
@@ -4959,7 +4959,7 @@
           <w:szCs w:val="24"/>
         </w:rPr>
       </w:pPr>
-      <w:hyperlink w:anchor="_Toc227689666" w:history="1">
+      <w:hyperlink w:anchor="_Toc227696071" w:history="1">
         <w:r>
           <w:rPr>
             <w:rStyle w:val="Hyperlink"/>
@@ -5006,7 +5006,7 @@
             <w:noProof/>
             <w:webHidden/>
           </w:rPr>
-          <w:instrText xml:space="preserve"> PAGEREF _Toc227689666 \h </w:instrText>
+          <w:instrText xml:space="preserve"> PAGEREF _Toc227696071 \h </w:instrText>
         </w:r>
         <w:r>
           <w:rPr>
@@ -5050,7 +5050,7 @@
           <w:szCs w:val="24"/>
         </w:rPr>
       </w:pPr>
-      <w:hyperlink w:anchor="_Toc227689667" w:history="1">
+      <w:hyperlink w:anchor="_Toc227696072" w:history="1">
         <w:r>
           <w:rPr>
             <w:rStyle w:val="Hyperlink"/>
@@ -5097,7 +5097,7 @@
             <w:noProof/>
             <w:webHidden/>
           </w:rPr>
-          <w:instrText xml:space="preserve"> PAGEREF _Toc227689667 \h </w:instrText>
+          <w:instrText xml:space="preserve"> PAGEREF _Toc227696072 \h </w:instrText>
         </w:r>
         <w:r>
           <w:rPr>
@@ -5138,7 +5138,7 @@
           <w:szCs w:val="24"/>
         </w:rPr>
       </w:pPr>
-      <w:hyperlink w:anchor="_Toc227689668" w:history="1">
+      <w:hyperlink w:anchor="_Toc227696073" w:history="1">
         <w:r>
           <w:rPr>
             <w:rStyle w:val="Hyperlink"/>
@@ -5166,7 +5166,7 @@
             <w:noProof/>
             <w:webHidden/>
           </w:rPr>
-          <w:instrText xml:space="preserve"> PAGEREF _Toc227689668 \h </w:instrText>
+          <w:instrText xml:space="preserve"> PAGEREF _Toc227696073 \h </w:instrText>
         </w:r>
         <w:r>
           <w:rPr>
@@ -5207,7 +5207,7 @@
           <w:szCs w:val="24"/>
         </w:rPr>
       </w:pPr>
-      <w:hyperlink w:anchor="_Toc227689669" w:history="1">
+      <w:hyperlink w:anchor="_Toc227696074" w:history="1">
         <w:r>
           <w:rPr>
             <w:rStyle w:val="Hyperlink"/>
@@ -5235,7 +5235,7 @@
             <w:noProof/>
             <w:webHidden/>
           </w:rPr>
-          <w:instrText xml:space="preserve"> PAGEREF _Toc227689669 \h </w:instrText>
+          <w:instrText xml:space="preserve"> PAGEREF _Toc227696074 \h </w:instrText>
         </w:r>
         <w:r>
           <w:rPr>
@@ -5275,7 +5275,7 @@
           <w:szCs w:val="24"/>
         </w:rPr>
       </w:pPr>
-      <w:hyperlink w:anchor="_Toc227689670" w:history="1">
+      <w:hyperlink w:anchor="_Toc227696075" w:history="1">
         <w:r>
           <w:rPr>
             <w:rStyle w:val="Hyperlink"/>
@@ -5303,7 +5303,7 @@
             <w:noProof/>
             <w:webHidden/>
           </w:rPr>
-          <w:instrText xml:space="preserve"> PAGEREF _Toc227689670 \h </w:instrText>
+          <w:instrText xml:space="preserve"> PAGEREF _Toc227696075 \h </w:instrText>
         </w:r>
         <w:r>
           <w:rPr>
@@ -5343,7 +5343,7 @@
           <w:szCs w:val="24"/>
         </w:rPr>
       </w:pPr>
-      <w:hyperlink w:anchor="_Toc227689671" w:history="1">
+      <w:hyperlink w:anchor="_Toc227696076" w:history="1">
         <w:r>
           <w:rPr>
             <w:rStyle w:val="Hyperlink"/>
@@ -5371,7 +5371,7 @@
             <w:noProof/>
             <w:webHidden/>
           </w:rPr>
-          <w:instrText xml:space="preserve"> PAGEREF _Toc227689671 \h </w:instrText>
+          <w:instrText xml:space="preserve"> PAGEREF _Toc227696076 \h </w:instrText>
         </w:r>
         <w:r>
           <w:rPr>
@@ -5411,7 +5411,7 @@
           <w:szCs w:val="24"/>
         </w:rPr>
       </w:pPr>
-      <w:hyperlink w:anchor="_Toc227689672" w:history="1">
+      <w:hyperlink w:anchor="_Toc227696077" w:history="1">
         <w:r>
           <w:rPr>
             <w:rStyle w:val="Hyperlink"/>
@@ -5439,7 +5439,7 @@
             <w:noProof/>
             <w:webHidden/>
           </w:rPr>
-          <w:instrText xml:space="preserve"> PAGEREF _Toc227689672 \h </w:instrText>
+          <w:instrText xml:space="preserve"> PAGEREF _Toc227696077 \h </w:instrText>
         </w:r>
         <w:r>
           <w:rPr>
@@ -5479,7 +5479,7 @@
           <w:szCs w:val="24"/>
         </w:rPr>
       </w:pPr>
-      <w:hyperlink w:anchor="_Toc227689673" w:history="1">
+      <w:hyperlink w:anchor="_Toc227696078" w:history="1">
         <w:r>
           <w:rPr>
             <w:rStyle w:val="Hyperlink"/>
@@ -5507,7 +5507,7 @@
             <w:noProof/>
             <w:webHidden/>
           </w:rPr>
-          <w:instrText xml:space="preserve"> PAGEREF _Toc227689673 \h </w:instrText>
+          <w:instrText xml:space="preserve"> PAGEREF _Toc227696078 \h </w:instrText>
         </w:r>
         <w:r>
           <w:rPr>
@@ -5547,7 +5547,7 @@
           <w:szCs w:val="24"/>
         </w:rPr>
       </w:pPr>
-      <w:hyperlink w:anchor="_Toc227689674" w:history="1">
+      <w:hyperlink w:anchor="_Toc227696079" w:history="1">
         <w:r>
           <w:rPr>
             <w:rStyle w:val="Hyperlink"/>
@@ -5575,7 +5575,7 @@
             <w:noProof/>
             <w:webHidden/>
           </w:rPr>
-          <w:instrText xml:space="preserve"> PAGEREF _Toc227689674 \h </w:instrText>
+          <w:instrText xml:space="preserve"> PAGEREF _Toc227696079 \h </w:instrText>
         </w:r>
         <w:r>
           <w:rPr>
@@ -5615,7 +5615,7 @@
           <w:szCs w:val="24"/>
         </w:rPr>
       </w:pPr>
-      <w:hyperlink w:anchor="_Toc227689675" w:history="1">
+      <w:hyperlink w:anchor="_Toc227696080" w:history="1">
         <w:r>
           <w:rPr>
             <w:rStyle w:val="Hyperlink"/>
@@ -5643,7 +5643,7 @@
             <w:noProof/>
             <w:webHidden/>
           </w:rPr>
-          <w:instrText xml:space="preserve"> PAGEREF _Toc227689675 \h </w:instrText>
+          <w:instrText xml:space="preserve"> PAGEREF _Toc227696080 \h </w:instrText>
         </w:r>
         <w:r>
           <w:rPr>
@@ -5683,7 +5683,7 @@
           <w:szCs w:val="24"/>
         </w:rPr>
       </w:pPr>
-      <w:hyperlink w:anchor="_Toc227689676" w:history="1">
+      <w:hyperlink w:anchor="_Toc227696081" w:history="1">
         <w:r>
           <w:rPr>
             <w:rStyle w:val="Hyperlink"/>
@@ -5711,7 +5711,7 @@
             <w:noProof/>
             <w:webHidden/>
           </w:rPr>
-          <w:instrText xml:space="preserve"> PAGEREF _Toc227689676 \h </w:instrText>
+          <w:instrText xml:space="preserve"> PAGEREF _Toc227696081 \h </w:instrText>
         </w:r>
         <w:r>
           <w:rPr>
@@ -5755,7 +5755,7 @@
           <w:szCs w:val="24"/>
         </w:rPr>
       </w:pPr>
-      <w:hyperlink w:anchor="_Toc227689677" w:history="1">
+      <w:hyperlink w:anchor="_Toc227696082" w:history="1">
         <w:r>
           <w:rPr>
             <w:rStyle w:val="Hyperlink"/>
@@ -5802,7 +5802,7 @@
             <w:noProof/>
             <w:webHidden/>
           </w:rPr>
-          <w:instrText xml:space="preserve"> PAGEREF _Toc227689677 \h </w:instrText>
+          <w:instrText xml:space="preserve"> PAGEREF _Toc227696082 \h </w:instrText>
         </w:r>
         <w:r>
           <w:rPr>
@@ -5843,7 +5843,7 @@
           <w:szCs w:val="24"/>
         </w:rPr>
       </w:pPr>
-      <w:hyperlink w:anchor="_Toc227689678" w:history="1">
+      <w:hyperlink w:anchor="_Toc227696083" w:history="1">
         <w:r>
           <w:rPr>
             <w:rStyle w:val="Hyperlink"/>
@@ -5871,7 +5871,7 @@
             <w:noProof/>
             <w:webHidden/>
           </w:rPr>
-          <w:instrText xml:space="preserve"> PAGEREF _Toc227689678 \h </w:instrText>
+          <w:instrText xml:space="preserve"> PAGEREF _Toc227696083 \h </w:instrText>
         </w:r>
         <w:r>
           <w:rPr>
@@ -5912,7 +5912,7 @@
           <w:szCs w:val="24"/>
         </w:rPr>
       </w:pPr>
-      <w:hyperlink w:anchor="_Toc227689679" w:history="1">
+      <w:hyperlink w:anchor="_Toc227696084" w:history="1">
         <w:r>
           <w:rPr>
             <w:rStyle w:val="Hyperlink"/>
@@ -5940,7 +5940,7 @@
             <w:noProof/>
             <w:webHidden/>
           </w:rPr>
-          <w:instrText xml:space="preserve"> PAGEREF _Toc227689679 \h </w:instrText>
+          <w:instrText xml:space="preserve"> PAGEREF _Toc227696084 \h </w:instrText>
         </w:r>
         <w:r>
           <w:rPr>
@@ -5981,7 +5981,7 @@
           <w:szCs w:val="24"/>
         </w:rPr>
       </w:pPr>
-      <w:hyperlink w:anchor="_Toc227689680" w:history="1">
+      <w:hyperlink w:anchor="_Toc227696085" w:history="1">
         <w:r>
           <w:rPr>
             <w:rStyle w:val="Hyperlink"/>
@@ -6009,7 +6009,7 @@
             <w:noProof/>
             <w:webHidden/>
           </w:rPr>
-          <w:instrText xml:space="preserve"> PAGEREF _Toc227689680 \h </w:instrText>
+          <w:instrText xml:space="preserve"> PAGEREF _Toc227696085 \h </w:instrText>
         </w:r>
         <w:r>
           <w:rPr>
@@ -6050,7 +6050,7 @@
           <w:szCs w:val="24"/>
         </w:rPr>
       </w:pPr>
-      <w:hyperlink w:anchor="_Toc227689681" w:history="1">
+      <w:hyperlink w:anchor="_Toc227696086" w:history="1">
         <w:r>
           <w:rPr>
             <w:rStyle w:val="Hyperlink"/>
@@ -6078,7 +6078,7 @@
             <w:noProof/>
             <w:webHidden/>
           </w:rPr>
-          <w:instrText xml:space="preserve"> PAGEREF _Toc227689681 \h </w:instrText>
+          <w:instrText xml:space="preserve"> PAGEREF _Toc227696086 \h </w:instrText>
         </w:r>
         <w:r>
           <w:rPr>
@@ -6099,73 +6099,6 @@
             <w:webHidden/>
           </w:rPr>
           <w:t>38</w:t>
-        </w:r>
-        <w:r>
-          <w:rPr>
-            <w:noProof/>
-            <w:webHidden/>
-          </w:rPr>
-          <w:fldChar w:fldCharType="end"/>
-        </w:r>
-      </w:hyperlink>
-    </w:p>
-    <w:p>
-      <w:pPr>
-        <w:pStyle w:val="TOC3"/>
-        <w:rPr>
-          <w:rFonts w:asciiTheme="minorHAnsi" w:eastAsiaTheme="minorEastAsia" w:hAnsiTheme="minorHAnsi" w:cstheme="minorBidi"/>
-          <w:noProof/>
-          <w:szCs w:val="24"/>
-        </w:rPr>
-      </w:pPr>
-      <w:hyperlink w:anchor="_Toc227689682" w:history="1">
-        <w:r>
-          <w:rPr>
-            <w:rStyle w:val="Hyperlink"/>
-            <w:noProof/>
-          </w:rPr>
-          <w:t>8.4.1 Záver</w:t>
-        </w:r>
-        <w:r>
-          <w:rPr>
-            <w:noProof/>
-            <w:webHidden/>
-          </w:rPr>
-          <w:tab/>
-        </w:r>
-        <w:r>
-          <w:rPr>
-            <w:noProof/>
-            <w:webHidden/>
-          </w:rPr>
-          <w:fldChar w:fldCharType="begin"/>
-        </w:r>
-        <w:r>
-          <w:rPr>
-            <w:noProof/>
-            <w:webHidden/>
-          </w:rPr>
-          <w:instrText xml:space="preserve"> PAGEREF _Toc227689682 \h </w:instrText>
-        </w:r>
-        <w:r>
-          <w:rPr>
-            <w:noProof/>
-            <w:webHidden/>
-          </w:rPr>
-        </w:r>
-        <w:r>
-          <w:rPr>
-            <w:noProof/>
-            <w:webHidden/>
-          </w:rPr>
-          <w:fldChar w:fldCharType="separate"/>
-        </w:r>
-        <w:r>
-          <w:rPr>
-            <w:noProof/>
-            <w:webHidden/>
-          </w:rPr>
-          <w:t>39</w:t>
         </w:r>
         <w:r>
           <w:rPr>
@@ -6189,23 +6122,43 @@
           <w:szCs w:val="24"/>
         </w:rPr>
       </w:pPr>
-      <w:hyperlink w:anchor="_Toc227689683" w:history="1">
+      <w:hyperlink w:anchor="_Toc227696087" w:history="1">
         <w:r>
           <w:rPr>
             <w:rStyle w:val="Hyperlink"/>
             <w:noProof/>
-          </w:rPr>
-          <w:t>Záver</w:t>
-        </w:r>
-        <w:r>
-          <w:rPr>
-            <w:noProof/>
-            <w:webHidden/>
+            <w:lang w:val="sk-SK"/>
+          </w:rPr>
+          <w:t>9</w:t>
+        </w:r>
+        <w:r>
+          <w:rPr>
+            <w:rFonts w:asciiTheme="minorHAnsi" w:eastAsiaTheme="minorEastAsia" w:hAnsiTheme="minorHAnsi" w:cstheme="minorBidi"/>
+            <w:b w:val="0"/>
+            <w:bCs w:val="0"/>
+            <w:noProof/>
+            <w:sz w:val="24"/>
+            <w:szCs w:val="24"/>
           </w:rPr>
           <w:tab/>
         </w:r>
         <w:r>
           <w:rPr>
+            <w:rStyle w:val="Hyperlink"/>
+            <w:noProof/>
+            <w:lang w:val="sk-SK"/>
+          </w:rPr>
+          <w:t>Výber vhodného datasetu</w:t>
+        </w:r>
+        <w:r>
+          <w:rPr>
+            <w:noProof/>
+            <w:webHidden/>
+          </w:rPr>
+          <w:tab/>
+        </w:r>
+        <w:r>
+          <w:rPr>
             <w:noProof/>
             <w:webHidden/>
           </w:rPr>
@@ -6216,7 +6169,7 @@
             <w:noProof/>
             <w:webHidden/>
           </w:rPr>
-          <w:instrText xml:space="preserve"> PAGEREF _Toc227689683 \h </w:instrText>
+          <w:instrText xml:space="preserve"> PAGEREF _Toc227696087 \h </w:instrText>
         </w:r>
         <w:r>
           <w:rPr>
@@ -6236,7 +6189,212 @@
             <w:noProof/>
             <w:webHidden/>
           </w:rPr>
-          <w:t>41</w:t>
+          <w:t>40</w:t>
+        </w:r>
+        <w:r>
+          <w:rPr>
+            <w:noProof/>
+            <w:webHidden/>
+          </w:rPr>
+          <w:fldChar w:fldCharType="end"/>
+        </w:r>
+      </w:hyperlink>
+    </w:p>
+    <w:p>
+      <w:pPr>
+        <w:pStyle w:val="TOC2"/>
+        <w:rPr>
+          <w:rFonts w:asciiTheme="minorHAnsi" w:eastAsiaTheme="minorEastAsia" w:hAnsiTheme="minorHAnsi" w:cstheme="minorBidi"/>
+          <w:iCs w:val="0"/>
+          <w:noProof/>
+          <w:szCs w:val="24"/>
+        </w:rPr>
+      </w:pPr>
+      <w:hyperlink w:anchor="_Toc227696088" w:history="1">
+        <w:r>
+          <w:rPr>
+            <w:rStyle w:val="Hyperlink"/>
+            <w:noProof/>
+            <w:lang w:val="sk-SK"/>
+          </w:rPr>
+          <w:t>9.1 SkyCam dataset</w:t>
+        </w:r>
+        <w:r>
+          <w:rPr>
+            <w:noProof/>
+            <w:webHidden/>
+          </w:rPr>
+          <w:tab/>
+        </w:r>
+        <w:r>
+          <w:rPr>
+            <w:noProof/>
+            <w:webHidden/>
+          </w:rPr>
+          <w:fldChar w:fldCharType="begin"/>
+        </w:r>
+        <w:r>
+          <w:rPr>
+            <w:noProof/>
+            <w:webHidden/>
+          </w:rPr>
+          <w:instrText xml:space="preserve"> PAGEREF _Toc227696088 \h </w:instrText>
+        </w:r>
+        <w:r>
+          <w:rPr>
+            <w:noProof/>
+            <w:webHidden/>
+          </w:rPr>
+        </w:r>
+        <w:r>
+          <w:rPr>
+            <w:noProof/>
+            <w:webHidden/>
+          </w:rPr>
+          <w:fldChar w:fldCharType="separate"/>
+        </w:r>
+        <w:r>
+          <w:rPr>
+            <w:noProof/>
+            <w:webHidden/>
+          </w:rPr>
+          <w:t>40</w:t>
+        </w:r>
+        <w:r>
+          <w:rPr>
+            <w:noProof/>
+            <w:webHidden/>
+          </w:rPr>
+          <w:fldChar w:fldCharType="end"/>
+        </w:r>
+      </w:hyperlink>
+    </w:p>
+    <w:p>
+      <w:pPr>
+        <w:pStyle w:val="TOC2"/>
+        <w:rPr>
+          <w:rFonts w:asciiTheme="minorHAnsi" w:eastAsiaTheme="minorEastAsia" w:hAnsiTheme="minorHAnsi" w:cstheme="minorBidi"/>
+          <w:iCs w:val="0"/>
+          <w:noProof/>
+          <w:szCs w:val="24"/>
+        </w:rPr>
+      </w:pPr>
+      <w:hyperlink w:anchor="_Toc227696089" w:history="1">
+        <w:r>
+          <w:rPr>
+            <w:rStyle w:val="Hyperlink"/>
+            <w:noProof/>
+            <w:lang w:val="sk-SK"/>
+          </w:rPr>
+          <w:t>9.2 Úprava datasetu SkyCam pre potreby nášho modelu</w:t>
+        </w:r>
+        <w:r>
+          <w:rPr>
+            <w:noProof/>
+            <w:webHidden/>
+          </w:rPr>
+          <w:tab/>
+        </w:r>
+        <w:r>
+          <w:rPr>
+            <w:noProof/>
+            <w:webHidden/>
+          </w:rPr>
+          <w:fldChar w:fldCharType="begin"/>
+        </w:r>
+        <w:r>
+          <w:rPr>
+            <w:noProof/>
+            <w:webHidden/>
+          </w:rPr>
+          <w:instrText xml:space="preserve"> PAGEREF _Toc227696089 \h </w:instrText>
+        </w:r>
+        <w:r>
+          <w:rPr>
+            <w:noProof/>
+            <w:webHidden/>
+          </w:rPr>
+        </w:r>
+        <w:r>
+          <w:rPr>
+            <w:noProof/>
+            <w:webHidden/>
+          </w:rPr>
+          <w:fldChar w:fldCharType="separate"/>
+        </w:r>
+        <w:r>
+          <w:rPr>
+            <w:noProof/>
+            <w:webHidden/>
+          </w:rPr>
+          <w:t>42</w:t>
+        </w:r>
+        <w:r>
+          <w:rPr>
+            <w:noProof/>
+            <w:webHidden/>
+          </w:rPr>
+          <w:fldChar w:fldCharType="end"/>
+        </w:r>
+      </w:hyperlink>
+    </w:p>
+    <w:p>
+      <w:pPr>
+        <w:pStyle w:val="TOC3"/>
+        <w:rPr>
+          <w:rFonts w:asciiTheme="minorHAnsi" w:eastAsiaTheme="minorEastAsia" w:hAnsiTheme="minorHAnsi" w:cstheme="minorBidi"/>
+          <w:noProof/>
+          <w:szCs w:val="24"/>
+        </w:rPr>
+      </w:pPr>
+      <w:hyperlink w:anchor="_Toc227696090" w:history="1">
+        <w:r>
+          <w:rPr>
+            <w:rStyle w:val="Hyperlink"/>
+            <w:noProof/>
+          </w:rPr>
+          <w:t>9.2.1 Záver</w:t>
+        </w:r>
+        <w:r>
+          <w:rPr>
+            <w:noProof/>
+            <w:webHidden/>
+          </w:rPr>
+          <w:tab/>
+        </w:r>
+        <w:r>
+          <w:rPr>
+            <w:noProof/>
+            <w:webHidden/>
+          </w:rPr>
+          <w:fldChar w:fldCharType="begin"/>
+        </w:r>
+        <w:r>
+          <w:rPr>
+            <w:noProof/>
+            <w:webHidden/>
+          </w:rPr>
+          <w:instrText xml:space="preserve"> PAGEREF _Toc227696090 \h </w:instrText>
+        </w:r>
+        <w:r>
+          <w:rPr>
+            <w:noProof/>
+            <w:webHidden/>
+          </w:rPr>
+        </w:r>
+        <w:r>
+          <w:rPr>
+            <w:noProof/>
+            <w:webHidden/>
+          </w:rPr>
+          <w:fldChar w:fldCharType="separate"/>
+        </w:r>
+        <w:r>
+          <w:rPr>
+            <w:noProof/>
+            <w:webHidden/>
+          </w:rPr>
+          <w:t>43</w:t>
         </w:r>
         <w:r>
           <w:rPr>
@@ -6260,13 +6418,13 @@
           <w:szCs w:val="24"/>
         </w:rPr>
       </w:pPr>
-      <w:hyperlink w:anchor="_Toc227689684" w:history="1">
+      <w:hyperlink w:anchor="_Toc227696091" w:history="1">
         <w:r>
           <w:rPr>
             <w:rStyle w:val="Hyperlink"/>
             <w:noProof/>
           </w:rPr>
-          <w:t>Literatúra</w:t>
+          <w:t>Záver</w:t>
         </w:r>
         <w:r>
           <w:rPr>
@@ -6287,7 +6445,7 @@
             <w:noProof/>
             <w:webHidden/>
           </w:rPr>
-          <w:instrText xml:space="preserve"> PAGEREF _Toc227689684 \h </w:instrText>
+          <w:instrText xml:space="preserve"> PAGEREF _Toc227696091 \h </w:instrText>
         </w:r>
         <w:r>
           <w:rPr>
@@ -6307,7 +6465,7 @@
             <w:noProof/>
             <w:webHidden/>
           </w:rPr>
-          <w:t>42</w:t>
+          <w:t>44</w:t>
         </w:r>
         <w:r>
           <w:rPr>
@@ -6331,12 +6489,83 @@
           <w:szCs w:val="24"/>
         </w:rPr>
       </w:pPr>
-      <w:hyperlink w:anchor="_Toc227689685" w:history="1">
+      <w:hyperlink w:anchor="_Toc227696092" w:history="1">
         <w:r>
           <w:rPr>
             <w:rStyle w:val="Hyperlink"/>
             <w:noProof/>
           </w:rPr>
+          <w:t>Literatúra</w:t>
+        </w:r>
+        <w:r>
+          <w:rPr>
+            <w:noProof/>
+            <w:webHidden/>
+          </w:rPr>
+          <w:tab/>
+        </w:r>
+        <w:r>
+          <w:rPr>
+            <w:noProof/>
+            <w:webHidden/>
+          </w:rPr>
+          <w:fldChar w:fldCharType="begin"/>
+        </w:r>
+        <w:r>
+          <w:rPr>
+            <w:noProof/>
+            <w:webHidden/>
+          </w:rPr>
+          <w:instrText xml:space="preserve"> PAGEREF _Toc227696092 \h </w:instrText>
+        </w:r>
+        <w:r>
+          <w:rPr>
+            <w:noProof/>
+            <w:webHidden/>
+          </w:rPr>
+        </w:r>
+        <w:r>
+          <w:rPr>
+            <w:noProof/>
+            <w:webHidden/>
+          </w:rPr>
+          <w:fldChar w:fldCharType="separate"/>
+        </w:r>
+        <w:r>
+          <w:rPr>
+            <w:noProof/>
+            <w:webHidden/>
+          </w:rPr>
+          <w:t>45</w:t>
+        </w:r>
+        <w:r>
+          <w:rPr>
+            <w:noProof/>
+            <w:webHidden/>
+          </w:rPr>
+          <w:fldChar w:fldCharType="end"/>
+        </w:r>
+      </w:hyperlink>
+    </w:p>
+    <w:p>
+      <w:pPr>
+        <w:pStyle w:val="TOC1"/>
+        <w:spacing w:before="240"/>
+        <w:rPr>
+          <w:rFonts w:asciiTheme="minorHAnsi" w:eastAsiaTheme="minorEastAsia" w:hAnsiTheme="minorHAnsi" w:cstheme="minorBidi"/>
+          <w:b w:val="0"/>
+          <w:bCs w:val="0"/>
+          <w:noProof/>
+          <w:sz w:val="24"/>
+          <w:szCs w:val="24"/>
+        </w:rPr>
+      </w:pPr>
+      <w:hyperlink w:anchor="_Toc227696093" w:history="1">
+        <w:r>
+          <w:rPr>
+            <w:rStyle w:val="Hyperlink"/>
+            <w:noProof/>
+          </w:rPr>
           <w:t>Prílohy</w:t>
         </w:r>
         <w:r>
@@ -6358,7 +6587,7 @@
             <w:noProof/>
             <w:webHidden/>
           </w:rPr>
-          <w:instrText xml:space="preserve"> PAGEREF _Toc227689685 \h </w:instrText>
+          <w:instrText xml:space="preserve"> PAGEREF _Toc227696093 \h </w:instrText>
         </w:r>
         <w:r>
           <w:rPr>
@@ -6378,7 +6607,7 @@
             <w:noProof/>
             <w:webHidden/>
           </w:rPr>
-          <w:t>47</w:t>
+          <w:t>50</w:t>
         </w:r>
         <w:r>
           <w:rPr>
@@ -6406,7 +6635,7 @@
         <w:lastRenderedPageBreak/>
         <w:fldChar w:fldCharType="end"/>
       </w:r>
-      <w:bookmarkStart w:id="4" w:name="_Toc227689611"/>
+      <w:bookmarkStart w:id="4" w:name="_Toc227696016"/>
       <w:r>
         <w:t>Zoznam obrázkov</w:t>
       </w:r>
@@ -6439,7 +6668,7 @@
         </w:rPr>
         <w:fldChar w:fldCharType="separate"/>
       </w:r>
-      <w:hyperlink w:anchor="_Toc227610469" w:history="1">
+      <w:hyperlink w:anchor="_Toc227696094" w:history="1">
         <w:r>
           <w:rPr>
             <w:rStyle w:val="Hyperlink"/>
@@ -6467,7 +6696,7 @@
             <w:noProof/>
             <w:webHidden/>
           </w:rPr>
-          <w:instrText xml:space="preserve"> PAGEREF _Toc227610469 \h </w:instrText>
+          <w:instrText xml:space="preserve"> PAGEREF _Toc227696094 \h </w:instrText>
         </w:r>
         <w:r>
           <w:rPr>
@@ -6510,7 +6739,7 @@
           <w:noProof/>
         </w:rPr>
       </w:pPr>
-      <w:hyperlink w:anchor="_Toc227610470" w:history="1">
+      <w:hyperlink w:anchor="_Toc227696095" w:history="1">
         <w:r>
           <w:rPr>
             <w:rStyle w:val="Hyperlink"/>
@@ -6538,7 +6767,7 @@
             <w:noProof/>
             <w:webHidden/>
           </w:rPr>
-          <w:instrText xml:space="preserve"> PAGEREF _Toc227610470 \h </w:instrText>
+          <w:instrText xml:space="preserve"> PAGEREF _Toc227696095 \h </w:instrText>
         </w:r>
         <w:r>
           <w:rPr>
@@ -6581,7 +6810,7 @@
           <w:noProof/>
         </w:rPr>
       </w:pPr>
-      <w:hyperlink w:anchor="_Toc227610471" w:history="1">
+      <w:hyperlink w:anchor="_Toc227696096" w:history="1">
         <w:r>
           <w:rPr>
             <w:rStyle w:val="Hyperlink"/>
@@ -6609,7 +6838,7 @@
             <w:noProof/>
             <w:webHidden/>
           </w:rPr>
-          <w:instrText xml:space="preserve"> PAGEREF _Toc227610471 \h </w:instrText>
+          <w:instrText xml:space="preserve"> PAGEREF _Toc227696096 \h </w:instrText>
         </w:r>
         <w:r>
           <w:rPr>
@@ -6652,7 +6881,7 @@
           <w:noProof/>
         </w:rPr>
       </w:pPr>
-      <w:hyperlink w:anchor="_Toc227610472" w:history="1">
+      <w:hyperlink w:anchor="_Toc227696097" w:history="1">
         <w:r>
           <w:rPr>
             <w:rStyle w:val="Hyperlink"/>
@@ -6680,7 +6909,7 @@
             <w:noProof/>
             <w:webHidden/>
           </w:rPr>
-          <w:instrText xml:space="preserve"> PAGEREF _Toc227610472 \h </w:instrText>
+          <w:instrText xml:space="preserve"> PAGEREF _Toc227696097 \h </w:instrText>
         </w:r>
         <w:r>
           <w:rPr>
@@ -6723,7 +6952,7 @@
           <w:noProof/>
         </w:rPr>
       </w:pPr>
-      <w:hyperlink w:anchor="_Toc227610473" w:history="1">
+      <w:hyperlink w:anchor="_Toc227696098" w:history="1">
         <w:r>
           <w:rPr>
             <w:rStyle w:val="Hyperlink"/>
@@ -6751,7 +6980,7 @@
             <w:noProof/>
             <w:webHidden/>
           </w:rPr>
-          <w:instrText xml:space="preserve"> PAGEREF _Toc227610473 \h </w:instrText>
+          <w:instrText xml:space="preserve"> PAGEREF _Toc227696098 \h </w:instrText>
         </w:r>
         <w:r>
           <w:rPr>
@@ -6794,7 +7023,7 @@
           <w:noProof/>
         </w:rPr>
       </w:pPr>
-      <w:hyperlink w:anchor="_Toc227610474" w:history="1">
+      <w:hyperlink w:anchor="_Toc227696099" w:history="1">
         <w:r>
           <w:rPr>
             <w:rStyle w:val="Hyperlink"/>
@@ -6822,7 +7051,7 @@
             <w:noProof/>
             <w:webHidden/>
           </w:rPr>
-          <w:instrText xml:space="preserve"> PAGEREF _Toc227610474 \h </w:instrText>
+          <w:instrText xml:space="preserve"> PAGEREF _Toc227696099 \h </w:instrText>
         </w:r>
         <w:r>
           <w:rPr>
@@ -6865,7 +7094,7 @@
           <w:noProof/>
         </w:rPr>
       </w:pPr>
-      <w:hyperlink w:anchor="_Toc227610475" w:history="1">
+      <w:hyperlink w:anchor="_Toc227696100" w:history="1">
         <w:r>
           <w:rPr>
             <w:rStyle w:val="Hyperlink"/>
@@ -6893,7 +7122,7 @@
             <w:noProof/>
             <w:webHidden/>
           </w:rPr>
-          <w:instrText xml:space="preserve"> PAGEREF _Toc227610475 \h </w:instrText>
+          <w:instrText xml:space="preserve"> PAGEREF _Toc227696100 \h </w:instrText>
         </w:r>
         <w:r>
           <w:rPr>
@@ -6936,7 +7165,7 @@
           <w:noProof/>
         </w:rPr>
       </w:pPr>
-      <w:hyperlink w:anchor="_Toc227610476" w:history="1">
+      <w:hyperlink w:anchor="_Toc227696101" w:history="1">
         <w:r>
           <w:rPr>
             <w:rStyle w:val="Hyperlink"/>
@@ -6998,7 +7227,7 @@
             <w:noProof/>
             <w:webHidden/>
           </w:rPr>
-          <w:instrText xml:space="preserve"> PAGEREF _Toc227610476 \h </w:instrText>
+          <w:instrText xml:space="preserve"> PAGEREF _Toc227696101 \h </w:instrText>
         </w:r>
         <w:r>
           <w:rPr>
@@ -7041,7 +7270,7 @@
           <w:noProof/>
         </w:rPr>
       </w:pPr>
-      <w:hyperlink w:anchor="_Toc227610477" w:history="1">
+      <w:hyperlink w:anchor="_Toc227696102" w:history="1">
         <w:r>
           <w:rPr>
             <w:rStyle w:val="Hyperlink"/>
@@ -7103,7 +7332,7 @@
             <w:noProof/>
             <w:webHidden/>
           </w:rPr>
-          <w:instrText xml:space="preserve"> PAGEREF _Toc227610477 \h </w:instrText>
+          <w:instrText xml:space="preserve"> PAGEREF _Toc227696102 \h </w:instrText>
         </w:r>
         <w:r>
           <w:rPr>
@@ -7146,7 +7375,7 @@
           <w:noProof/>
         </w:rPr>
       </w:pPr>
-      <w:hyperlink w:anchor="_Toc227610478" w:history="1">
+      <w:hyperlink w:anchor="_Toc227696103" w:history="1">
         <w:r>
           <w:rPr>
             <w:rStyle w:val="Hyperlink"/>
@@ -7208,7 +7437,7 @@
             <w:noProof/>
             <w:webHidden/>
           </w:rPr>
-          <w:instrText xml:space="preserve"> PAGEREF _Toc227610478 \h </w:instrText>
+          <w:instrText xml:space="preserve"> PAGEREF _Toc227696103 \h </w:instrText>
         </w:r>
         <w:r>
           <w:rPr>
@@ -7251,7 +7480,7 @@
           <w:noProof/>
         </w:rPr>
       </w:pPr>
-      <w:hyperlink w:anchor="_Toc227610479" w:history="1">
+      <w:hyperlink w:anchor="_Toc227696104" w:history="1">
         <w:r>
           <w:rPr>
             <w:rStyle w:val="Hyperlink"/>
@@ -7313,7 +7542,7 @@
             <w:noProof/>
             <w:webHidden/>
           </w:rPr>
-          <w:instrText xml:space="preserve"> PAGEREF _Toc227610479 \h </w:instrText>
+          <w:instrText xml:space="preserve"> PAGEREF _Toc227696104 \h </w:instrText>
         </w:r>
         <w:r>
           <w:rPr>
@@ -7356,7 +7585,7 @@
           <w:noProof/>
         </w:rPr>
       </w:pPr>
-      <w:hyperlink w:anchor="_Toc227610480" w:history="1">
+      <w:hyperlink w:anchor="_Toc227696105" w:history="1">
         <w:r>
           <w:rPr>
             <w:rStyle w:val="Hyperlink"/>
@@ -7393,7 +7622,7 @@
             <w:noProof/>
             <w:webHidden/>
           </w:rPr>
-          <w:instrText xml:space="preserve"> PAGEREF _Toc227610480 \h </w:instrText>
+          <w:instrText xml:space="preserve"> PAGEREF _Toc227696105 \h </w:instrText>
         </w:r>
         <w:r>
           <w:rPr>
@@ -7436,7 +7665,7 @@
           <w:noProof/>
         </w:rPr>
       </w:pPr>
-      <w:hyperlink w:anchor="_Toc227610481" w:history="1">
+      <w:hyperlink w:anchor="_Toc227696106" w:history="1">
         <w:r>
           <w:rPr>
             <w:rStyle w:val="Hyperlink"/>
@@ -7473,7 +7702,7 @@
             <w:noProof/>
             <w:webHidden/>
           </w:rPr>
-          <w:instrText xml:space="preserve"> PAGEREF _Toc227610481 \h </w:instrText>
+          <w:instrText xml:space="preserve"> PAGEREF _Toc227696106 \h </w:instrText>
         </w:r>
         <w:r>
           <w:rPr>
@@ -7494,6 +7723,225 @@
             <w:webHidden/>
           </w:rPr>
           <w:t>33</w:t>
+        </w:r>
+        <w:r>
+          <w:rPr>
+            <w:noProof/>
+            <w:webHidden/>
+          </w:rPr>
+          <w:fldChar w:fldCharType="end"/>
+        </w:r>
+      </w:hyperlink>
+    </w:p>
+    <w:p>
+      <w:pPr>
+        <w:pStyle w:val="TableofFigures"/>
+        <w:tabs>
+          <w:tab w:val="right" w:leader="dot" w:pos="8778"/>
+        </w:tabs>
+        <w:spacing w:after="240"/>
+        <w:rPr>
+          <w:rFonts w:asciiTheme="minorHAnsi" w:eastAsiaTheme="minorEastAsia" w:hAnsiTheme="minorHAnsi" w:cstheme="minorBidi"/>
+          <w:noProof/>
+        </w:rPr>
+      </w:pPr>
+      <w:hyperlink w:anchor="_Toc227696107" w:history="1">
+        <w:r>
+          <w:rPr>
+            <w:rStyle w:val="Hyperlink"/>
+            <w:rFonts w:eastAsiaTheme="minorEastAsia"/>
+            <w:noProof/>
+          </w:rPr>
+          <w:t>Obr. 14:</w:t>
+        </w:r>
+        <w:r>
+          <w:rPr>
+            <w:rStyle w:val="Hyperlink"/>
+            <w:rFonts w:eastAsiaTheme="minorEastAsia"/>
+            <w:noProof/>
+            <w:lang w:val="sk-SK"/>
+          </w:rPr>
+          <w:t xml:space="preserve"> Príklad sekvencie 13 snímok s narastajúcou expozíciou. Posledný obrázok predstavuje finálnu HDR snímku, ktorá vznikla kombináciou predchádzajúcich snímok. </w:t>
+        </w:r>
+        <w:r>
+          <w:rPr>
+            <w:rStyle w:val="Hyperlink"/>
+            <w:rFonts w:eastAsiaTheme="minorEastAsia"/>
+            <w:noProof/>
+          </w:rPr>
+          <w:t>[</w:t>
+        </w:r>
+        <w:r>
+          <w:rPr>
+            <w:rStyle w:val="Hyperlink"/>
+            <w:rFonts w:eastAsiaTheme="minorEastAsia"/>
+            <w:noProof/>
+            <w:lang w:val="sk-SK"/>
+          </w:rPr>
+          <w:t>26</w:t>
+        </w:r>
+        <w:r>
+          <w:rPr>
+            <w:rStyle w:val="Hyperlink"/>
+            <w:rFonts w:eastAsiaTheme="minorEastAsia"/>
+            <w:noProof/>
+          </w:rPr>
+          <w:t>]</w:t>
+        </w:r>
+        <w:r>
+          <w:rPr>
+            <w:rStyle w:val="Hyperlink"/>
+            <w:rFonts w:eastAsiaTheme="minorEastAsia"/>
+            <w:noProof/>
+            <w:lang w:val="sk-SK"/>
+          </w:rPr>
+          <w:t>.</w:t>
+        </w:r>
+        <w:r>
+          <w:rPr>
+            <w:noProof/>
+            <w:webHidden/>
+          </w:rPr>
+          <w:tab/>
+        </w:r>
+        <w:r>
+          <w:rPr>
+            <w:noProof/>
+            <w:webHidden/>
+          </w:rPr>
+          <w:fldChar w:fldCharType="begin"/>
+        </w:r>
+        <w:r>
+          <w:rPr>
+            <w:noProof/>
+            <w:webHidden/>
+          </w:rPr>
+          <w:instrText xml:space="preserve"> PAGEREF _Toc227696107 \h </w:instrText>
+        </w:r>
+        <w:r>
+          <w:rPr>
+            <w:noProof/>
+            <w:webHidden/>
+          </w:rPr>
+        </w:r>
+        <w:r>
+          <w:rPr>
+            <w:noProof/>
+            <w:webHidden/>
+          </w:rPr>
+          <w:fldChar w:fldCharType="separate"/>
+        </w:r>
+        <w:r>
+          <w:rPr>
+            <w:noProof/>
+            <w:webHidden/>
+          </w:rPr>
+          <w:t>41</w:t>
+        </w:r>
+        <w:r>
+          <w:rPr>
+            <w:noProof/>
+            <w:webHidden/>
+          </w:rPr>
+          <w:fldChar w:fldCharType="end"/>
+        </w:r>
+      </w:hyperlink>
+    </w:p>
+    <w:p>
+      <w:pPr>
+        <w:pStyle w:val="TableofFigures"/>
+        <w:tabs>
+          <w:tab w:val="right" w:leader="dot" w:pos="8778"/>
+        </w:tabs>
+        <w:spacing w:after="240"/>
+        <w:rPr>
+          <w:rFonts w:asciiTheme="minorHAnsi" w:eastAsiaTheme="minorEastAsia" w:hAnsiTheme="minorHAnsi" w:cstheme="minorBidi"/>
+          <w:noProof/>
+        </w:rPr>
+      </w:pPr>
+      <w:hyperlink w:anchor="_Toc227696108" w:history="1">
+        <w:r>
+          <w:rPr>
+            <w:rStyle w:val="Hyperlink"/>
+            <w:rFonts w:eastAsiaTheme="minorEastAsia"/>
+            <w:noProof/>
+          </w:rPr>
+          <w:t xml:space="preserve">Obr. 15: </w:t>
+        </w:r>
+        <w:r>
+          <w:rPr>
+            <w:rStyle w:val="Hyperlink"/>
+            <w:rFonts w:eastAsiaTheme="minorEastAsia"/>
+            <w:noProof/>
+            <w:lang w:val="sk-SK"/>
+          </w:rPr>
+          <w:t xml:space="preserve">Pyranometer (vľavo) a kamera (vpravo) použitá pri vytváraní SkyCam datasetu </w:t>
+        </w:r>
+        <w:r>
+          <w:rPr>
+            <w:rStyle w:val="Hyperlink"/>
+            <w:rFonts w:eastAsiaTheme="minorEastAsia"/>
+            <w:noProof/>
+          </w:rPr>
+          <w:t>[</w:t>
+        </w:r>
+        <w:r>
+          <w:rPr>
+            <w:rStyle w:val="Hyperlink"/>
+            <w:rFonts w:eastAsiaTheme="minorEastAsia"/>
+            <w:noProof/>
+            <w:lang w:val="sk-SK"/>
+          </w:rPr>
+          <w:t>26</w:t>
+        </w:r>
+        <w:r>
+          <w:rPr>
+            <w:rStyle w:val="Hyperlink"/>
+            <w:rFonts w:eastAsiaTheme="minorEastAsia"/>
+            <w:noProof/>
+          </w:rPr>
+          <w:t>]</w:t>
+        </w:r>
+        <w:r>
+          <w:rPr>
+            <w:noProof/>
+            <w:webHidden/>
+          </w:rPr>
+          <w:tab/>
+        </w:r>
+        <w:r>
+          <w:rPr>
+            <w:noProof/>
+            <w:webHidden/>
+          </w:rPr>
+          <w:fldChar w:fldCharType="begin"/>
+        </w:r>
+        <w:r>
+          <w:rPr>
+            <w:noProof/>
+            <w:webHidden/>
+          </w:rPr>
+          <w:instrText xml:space="preserve"> PAGEREF _Toc227696108 \h </w:instrText>
+        </w:r>
+        <w:r>
+          <w:rPr>
+            <w:noProof/>
+            <w:webHidden/>
+          </w:rPr>
+        </w:r>
+        <w:r>
+          <w:rPr>
+            <w:noProof/>
+            <w:webHidden/>
+          </w:rPr>
+          <w:fldChar w:fldCharType="separate"/>
+        </w:r>
+        <w:r>
+          <w:rPr>
+            <w:noProof/>
+            <w:webHidden/>
+          </w:rPr>
+          <w:t>41</w:t>
         </w:r>
         <w:r>
           <w:rPr>
@@ -7514,7 +7962,7 @@
         <w:lastRenderedPageBreak/>
         <w:fldChar w:fldCharType="end"/>
       </w:r>
-      <w:bookmarkStart w:id="5" w:name="_Toc227689612"/>
+      <w:bookmarkStart w:id="5" w:name="_Toc227696017"/>
       <w:r>
         <w:t>Zoznam tabuliek</w:t>
       </w:r>
@@ -7848,7 +8296,7 @@
         <w:lastRenderedPageBreak/>
         <w:fldChar w:fldCharType="end"/>
       </w:r>
-      <w:bookmarkStart w:id="6" w:name="_Toc227689613"/>
+      <w:bookmarkStart w:id="6" w:name="_Toc227696018"/>
       <w:r>
         <w:t>Zoznam značiek a skratiek</w:t>
       </w:r>
@@ -8390,7 +8838,6 @@
       <w:pPr>
         <w:pStyle w:val="List"/>
         <w:rPr>
-          <w:rFonts w:eastAsiaTheme="minorEastAsia"/>
           <w:i/>
           <w:iCs/>
           <w:lang w:val="sk-SK"/>
@@ -8418,6 +8865,39 @@
       <w:pPr>
         <w:pStyle w:val="List"/>
         <w:rPr>
+          <w:i/>
+          <w:iCs/>
+          <w:lang w:val="sk-SK"/>
+        </w:rPr>
+      </w:pPr>
+      <w:r>
+        <w:rPr>
+          <w:lang w:val="sk-SK"/>
+        </w:rPr>
+        <w:t xml:space="preserve">HDR – vysoko dynamický obsah z angl. </w:t>
+      </w:r>
+      <w:r>
+        <w:rPr>
+          <w:i/>
+          <w:iCs/>
+          <w:lang w:val="sk-SK"/>
+        </w:rPr>
+        <w:t>High Dynamic Range</w:t>
+      </w:r>
+    </w:p>
+    <w:p>
+      <w:pPr>
+        <w:pStyle w:val="List"/>
+        <w:rPr>
+          <w:rFonts w:eastAsiaTheme="minorEastAsia"/>
+          <w:lang w:val="sk-SK"/>
+        </w:rPr>
+      </w:pPr>
+    </w:p>
+    <w:p>
+      <w:pPr>
+        <w:pStyle w:val="List"/>
+        <w:rPr>
           <w:rFonts w:eastAsiaTheme="minorEastAsia"/>
           <w:lang w:val="sk-SK"/>
         </w:rPr>
@@ -8430,7 +8910,7 @@
       </w:pPr>
       <w:bookmarkStart w:id="7" w:name="_Toc173791394"/>
       <w:bookmarkStart w:id="8" w:name="_Toc173791533"/>
-      <w:bookmarkStart w:id="9" w:name="_Toc227689614"/>
+      <w:bookmarkStart w:id="9" w:name="_Toc227696019"/>
       <w:r>
         <w:lastRenderedPageBreak/>
         <w:t>Úvod</w:t>
@@ -8650,7 +9130,7 @@
       <w:r>
         <w:fldChar w:fldCharType="end"/>
       </w:r>
-      <w:bookmarkStart w:id="11" w:name="_Toc227689615"/>
+      <w:bookmarkStart w:id="11" w:name="_Toc227696020"/>
       <w:r>
         <w:t>Slnečné žiarenie a jeho význam</w:t>
       </w:r>
@@ -8661,7 +9141,7 @@
         <w:pStyle w:val="Heading2"/>
         <w:spacing w:before="480" w:after="240"/>
       </w:pPr>
-      <w:bookmarkStart w:id="12" w:name="_Toc227689616"/>
+      <w:bookmarkStart w:id="12" w:name="_Toc227696021"/>
       <w:r>
         <w:t>Charakteristika slnečného žiarenia</w:t>
       </w:r>
@@ -8712,7 +9192,7 @@
         <w:pStyle w:val="Heading2"/>
         <w:spacing w:before="480" w:after="240"/>
       </w:pPr>
-      <w:bookmarkStart w:id="13" w:name="_Toc227689617"/>
+      <w:bookmarkStart w:id="13" w:name="_Toc227696022"/>
       <w:r>
         <w:rPr>
           <w:lang w:val="en-US"/>
@@ -8742,7 +9222,7 @@
         <w:pStyle w:val="Heading2"/>
         <w:spacing w:before="480" w:after="240"/>
       </w:pPr>
-      <w:bookmarkStart w:id="14" w:name="_Toc227689618"/>
+      <w:bookmarkStart w:id="14" w:name="_Toc227696023"/>
       <w:r>
         <w:t>Význam a využitie v energetike</w:t>
       </w:r>
@@ -8884,7 +9364,7 @@
           <w14:ligatures w14:val="standardContextual"/>
         </w:rPr>
       </w:pPr>
-      <w:bookmarkStart w:id="15" w:name="_Toc227610469"/>
+      <w:bookmarkStart w:id="15" w:name="_Toc227696094"/>
       <w:r>
         <w:t xml:space="preserve">Obr. </w:t>
       </w:r>
@@ -8989,7 +9469,7 @@
           <w14:ligatures w14:val="standardContextual"/>
         </w:rPr>
       </w:pPr>
-      <w:bookmarkStart w:id="16" w:name="_Toc227610470"/>
+      <w:bookmarkStart w:id="16" w:name="_Toc227696095"/>
       <w:r>
         <w:t xml:space="preserve">Obr. </w:t>
       </w:r>
@@ -9091,7 +9571,7 @@
         <w:pStyle w:val="Heading2"/>
         <w:spacing w:before="480" w:after="240"/>
       </w:pPr>
-      <w:bookmarkStart w:id="17" w:name="_Toc227689619"/>
+      <w:bookmarkStart w:id="17" w:name="_Toc227696024"/>
       <w:r>
         <w:t>Meranie slnečného žiarenia</w:t>
       </w:r>
@@ -9256,7 +9736,7 @@
       <w:r>
         <w:fldChar w:fldCharType="end"/>
       </w:r>
-      <w:bookmarkStart w:id="18" w:name="_Toc227689620"/>
+      <w:bookmarkStart w:id="18" w:name="_Toc227696025"/>
       <w:r>
         <w:t>Celooblohové zobrazovacie systémy</w:t>
       </w:r>
@@ -9454,7 +9934,7 @@
         <w:pStyle w:val="Heading2"/>
         <w:spacing w:before="480" w:after="240"/>
       </w:pPr>
-      <w:bookmarkStart w:id="19" w:name="_Toc227689621"/>
+      <w:bookmarkStart w:id="19" w:name="_Toc227696026"/>
       <w:r>
         <w:t>Fisheye kamery</w:t>
       </w:r>
@@ -9480,7 +9960,7 @@
         <w:pStyle w:val="Heading2"/>
         <w:spacing w:before="480" w:after="240"/>
       </w:pPr>
-      <w:bookmarkStart w:id="20" w:name="_Toc227689622"/>
+      <w:bookmarkStart w:id="20" w:name="_Toc227696027"/>
       <w:r>
         <w:t>Geometrické skreslenie a charakteristiky obrazu</w:t>
       </w:r>
@@ -9588,7 +10068,7 @@
           <w14:ligatures w14:val="standardContextual"/>
         </w:rPr>
       </w:pPr>
-      <w:bookmarkStart w:id="21" w:name="_Toc227610471"/>
+      <w:bookmarkStart w:id="21" w:name="_Toc227696096"/>
       <w:r>
         <w:t xml:space="preserve">Obr. </w:t>
       </w:r>
@@ -9674,7 +10154,7 @@
       <w:r>
         <w:fldChar w:fldCharType="end"/>
       </w:r>
-      <w:bookmarkStart w:id="22" w:name="_Toc227689623"/>
+      <w:bookmarkStart w:id="22" w:name="_Toc227696028"/>
       <w:r>
         <w:t>Predspracovanie obrazových dát</w:t>
       </w:r>
@@ -9685,7 +10165,7 @@
         <w:pStyle w:val="Heading2"/>
         <w:spacing w:before="480" w:after="240"/>
       </w:pPr>
-      <w:bookmarkStart w:id="23" w:name="_Toc227689624"/>
+      <w:bookmarkStart w:id="23" w:name="_Toc227696029"/>
       <w:r>
         <w:t>Základný postup predspracovania</w:t>
       </w:r>
@@ -9772,7 +10252,7 @@
       <w:pPr>
         <w:pStyle w:val="Heading3"/>
       </w:pPr>
-      <w:bookmarkStart w:id="24" w:name="_Toc227689625"/>
+      <w:bookmarkStart w:id="24" w:name="_Toc227696030"/>
       <w:r>
         <w:t>Zmena veľkosti obrazu</w:t>
       </w:r>
@@ -9791,7 +10271,7 @@
       <w:pPr>
         <w:pStyle w:val="Heading3"/>
       </w:pPr>
-      <w:bookmarkStart w:id="25" w:name="_Toc227689626"/>
+      <w:bookmarkStart w:id="25" w:name="_Toc227696031"/>
       <w:r>
         <w:t>Transformácia farebného obrazu</w:t>
       </w:r>
@@ -9901,7 +10381,7 @@
       <w:pPr>
         <w:pStyle w:val="Heading3"/>
       </w:pPr>
-      <w:bookmarkStart w:id="26" w:name="_Toc227689627"/>
+      <w:bookmarkStart w:id="26" w:name="_Toc227696032"/>
       <w:r>
         <w:lastRenderedPageBreak/>
         <w:t>Farebné priestory – RGB</w:t>
@@ -10013,7 +10493,7 @@
           <w14:ligatures w14:val="standardContextual"/>
         </w:rPr>
       </w:pPr>
-      <w:bookmarkStart w:id="27" w:name="_Toc227610472"/>
+      <w:bookmarkStart w:id="27" w:name="_Toc227696097"/>
       <w:r>
         <w:t xml:space="preserve">Obr. </w:t>
       </w:r>
@@ -10062,7 +10542,7 @@
       <w:pPr>
         <w:pStyle w:val="Heading3"/>
       </w:pPr>
-      <w:bookmarkStart w:id="28" w:name="_Toc227689628"/>
+      <w:bookmarkStart w:id="28" w:name="_Toc227696033"/>
       <w:r>
         <w:t>Farebné priestory – HSV</w:t>
       </w:r>
@@ -10167,7 +10647,7 @@
           <w14:ligatures w14:val="standardContextual"/>
         </w:rPr>
       </w:pPr>
-      <w:bookmarkStart w:id="29" w:name="_Toc227610473"/>
+      <w:bookmarkStart w:id="29" w:name="_Toc227696098"/>
       <w:r>
         <w:t xml:space="preserve">Obr. </w:t>
       </w:r>
@@ -10219,7 +10699,7 @@
       <w:pPr>
         <w:pStyle w:val="Heading3"/>
       </w:pPr>
-      <w:bookmarkStart w:id="30" w:name="_Toc227689629"/>
+      <w:bookmarkStart w:id="30" w:name="_Toc227696034"/>
       <w:r>
         <w:t>Farebné priestory – YCrCb</w:t>
       </w:r>
@@ -10513,7 +10993,7 @@
           <w14:ligatures w14:val="standardContextual"/>
         </w:rPr>
       </w:pPr>
-      <w:bookmarkStart w:id="31" w:name="_Toc227610474"/>
+      <w:bookmarkStart w:id="31" w:name="_Toc227696099"/>
       <w:r>
         <w:t xml:space="preserve">Obr. </w:t>
       </w:r>
@@ -10559,7 +11039,7 @@
       <w:pPr>
         <w:pStyle w:val="Heading3"/>
       </w:pPr>
-      <w:bookmarkStart w:id="32" w:name="_Toc227689630"/>
+      <w:bookmarkStart w:id="32" w:name="_Toc227696035"/>
       <w:r>
         <w:t>Farebné priestory – CMYK</w:t>
       </w:r>
@@ -10687,7 +11167,7 @@
       <w:pPr>
         <w:pStyle w:val="Caption"/>
       </w:pPr>
-      <w:bookmarkStart w:id="33" w:name="_Toc227610475"/>
+      <w:bookmarkStart w:id="33" w:name="_Toc227696100"/>
       <w:r>
         <w:t xml:space="preserve">Obr. </w:t>
       </w:r>
@@ -10733,7 +11213,7 @@
       <w:pPr>
         <w:pStyle w:val="Heading3"/>
       </w:pPr>
-      <w:bookmarkStart w:id="34" w:name="_Toc227689631"/>
+      <w:bookmarkStart w:id="34" w:name="_Toc227696036"/>
       <w:r>
         <w:t>Normalizácia dát</w:t>
       </w:r>
@@ -10802,7 +11282,7 @@
       <w:pPr>
         <w:pStyle w:val="Heading3"/>
       </w:pPr>
-      <w:bookmarkStart w:id="35" w:name="_Toc227689632"/>
+      <w:bookmarkStart w:id="35" w:name="_Toc227696037"/>
       <w:r>
         <w:t>Výber kanálu</w:t>
       </w:r>
@@ -10831,7 +11311,7 @@
         <w:pStyle w:val="Heading2"/>
         <w:spacing w:before="480" w:after="240"/>
       </w:pPr>
-      <w:bookmarkStart w:id="36" w:name="_Toc227689633"/>
+      <w:bookmarkStart w:id="36" w:name="_Toc227696038"/>
       <w:r>
         <w:t>Dátové augmentácie</w:t>
       </w:r>
@@ -10929,7 +11409,7 @@
         <w:pStyle w:val="Heading2"/>
         <w:spacing w:before="480" w:after="240"/>
       </w:pPr>
-      <w:bookmarkStart w:id="37" w:name="_Toc227689634"/>
+      <w:bookmarkStart w:id="37" w:name="_Toc227696039"/>
       <w:r>
         <w:t>Geometrické augmentácie</w:t>
       </w:r>
@@ -10948,7 +11428,7 @@
       <w:pPr>
         <w:pStyle w:val="Heading3"/>
       </w:pPr>
-      <w:bookmarkStart w:id="38" w:name="_Toc227689635"/>
+      <w:bookmarkStart w:id="38" w:name="_Toc227696040"/>
       <w:r>
         <w:t>Rotácia</w:t>
       </w:r>
@@ -10970,7 +11450,7 @@
           <w:lang w:val="sk-SK"/>
         </w:rPr>
       </w:pPr>
-      <w:bookmarkStart w:id="39" w:name="_Toc227689636"/>
+      <w:bookmarkStart w:id="39" w:name="_Toc227696041"/>
       <w:r>
         <w:rPr>
           <w:lang w:val="sk-SK"/>
@@ -11001,7 +11481,7 @@
           <w:lang w:val="sk-SK"/>
         </w:rPr>
       </w:pPr>
-      <w:bookmarkStart w:id="40" w:name="_Toc227689637"/>
+      <w:bookmarkStart w:id="40" w:name="_Toc227696042"/>
       <w:r>
         <w:rPr>
           <w:lang w:val="sk-SK"/>
@@ -11044,7 +11524,7 @@
           <w:lang w:val="sk-SK"/>
         </w:rPr>
       </w:pPr>
-      <w:bookmarkStart w:id="41" w:name="_Toc227689638"/>
+      <w:bookmarkStart w:id="41" w:name="_Toc227696043"/>
       <w:r>
         <w:rPr>
           <w:lang w:val="sk-SK"/>
@@ -11067,7 +11547,7 @@
         <w:pStyle w:val="Heading2"/>
         <w:spacing w:before="480" w:after="240"/>
       </w:pPr>
-      <w:bookmarkStart w:id="42" w:name="_Toc227689639"/>
+      <w:bookmarkStart w:id="42" w:name="_Toc227696044"/>
       <w:r>
         <w:rPr>
           <w:lang w:val="sk-SK"/>
@@ -11095,7 +11575,7 @@
           <w:lang w:val="sk-SK"/>
         </w:rPr>
       </w:pPr>
-      <w:bookmarkStart w:id="43" w:name="_Toc227689640"/>
+      <w:bookmarkStart w:id="43" w:name="_Toc227696045"/>
       <w:r>
         <w:rPr>
           <w:lang w:val="sk-SK"/>
@@ -11120,7 +11600,7 @@
           <w:lang w:val="sk-SK"/>
         </w:rPr>
       </w:pPr>
-      <w:bookmarkStart w:id="44" w:name="_Toc227689641"/>
+      <w:bookmarkStart w:id="44" w:name="_Toc227696046"/>
       <w:r>
         <w:rPr>
           <w:lang w:val="sk-SK"/>
@@ -11151,7 +11631,7 @@
           <w:lang w:val="sk-SK"/>
         </w:rPr>
       </w:pPr>
-      <w:bookmarkStart w:id="45" w:name="_Toc227689642"/>
+      <w:bookmarkStart w:id="45" w:name="_Toc227696047"/>
       <w:r>
         <w:rPr>
           <w:lang w:val="sk-SK"/>
@@ -11289,7 +11769,7 @@
       <w:pPr>
         <w:pStyle w:val="Caption"/>
       </w:pPr>
-      <w:bookmarkStart w:id="46" w:name="_Toc227610476"/>
+      <w:bookmarkStart w:id="46" w:name="_Toc227696101"/>
       <w:r>
         <w:t xml:space="preserve">Obr. </w:t>
       </w:r>
@@ -11345,7 +11825,7 @@
         <w:pStyle w:val="Heading2"/>
         <w:spacing w:before="480" w:after="240"/>
       </w:pPr>
-      <w:bookmarkStart w:id="47" w:name="_Toc227689643"/>
+      <w:bookmarkStart w:id="47" w:name="_Toc227696048"/>
       <w:r>
         <w:rPr>
           <w:lang w:val="sk-SK"/>
@@ -11372,7 +11852,7 @@
           <w:lang w:val="sk-SK"/>
         </w:rPr>
       </w:pPr>
-      <w:bookmarkStart w:id="48" w:name="_Toc227689644"/>
+      <w:bookmarkStart w:id="48" w:name="_Toc227696049"/>
       <w:r>
         <w:rPr>
           <w:lang w:val="sk-SK"/>
@@ -11397,7 +11877,7 @@
           <w:lang w:val="sk-SK"/>
         </w:rPr>
       </w:pPr>
-      <w:bookmarkStart w:id="49" w:name="_Toc227689645"/>
+      <w:bookmarkStart w:id="49" w:name="_Toc227696050"/>
       <w:r>
         <w:rPr>
           <w:lang w:val="sk-SK"/>
@@ -11431,7 +11911,7 @@
           <w:lang w:val="sk-SK"/>
         </w:rPr>
       </w:pPr>
-      <w:bookmarkStart w:id="50" w:name="_Toc227689646"/>
+      <w:bookmarkStart w:id="50" w:name="_Toc227696051"/>
       <w:r>
         <w:rPr>
           <w:lang w:val="sk-SK"/>
@@ -11512,7 +11992,7 @@
       <w:pPr>
         <w:pStyle w:val="Caption"/>
       </w:pPr>
-      <w:bookmarkStart w:id="51" w:name="_Toc227610477"/>
+      <w:bookmarkStart w:id="51" w:name="_Toc227696102"/>
       <w:r>
         <w:t xml:space="preserve">Obr. </w:t>
       </w:r>
@@ -11573,7 +12053,7 @@
           <w:lang w:val="sk-SK"/>
         </w:rPr>
       </w:pPr>
-      <w:bookmarkStart w:id="52" w:name="_Toc227689647"/>
+      <w:bookmarkStart w:id="52" w:name="_Toc227696052"/>
       <w:r>
         <w:rPr>
           <w:lang w:val="sk-SK"/>
@@ -11655,7 +12135,7 @@
       <w:pPr>
         <w:pStyle w:val="Caption"/>
       </w:pPr>
-      <w:bookmarkStart w:id="53" w:name="_Toc227610478"/>
+      <w:bookmarkStart w:id="53" w:name="_Toc227696103"/>
       <w:r>
         <w:t xml:space="preserve">Obr. </w:t>
       </w:r>
@@ -11722,7 +12202,7 @@
           <w:lang w:val="sk-SK"/>
         </w:rPr>
       </w:pPr>
-      <w:bookmarkStart w:id="54" w:name="_Toc227689648"/>
+      <w:bookmarkStart w:id="54" w:name="_Toc227696053"/>
       <w:r>
         <w:rPr>
           <w:lang w:val="sk-SK"/>
@@ -11821,7 +12301,7 @@
       <w:pPr>
         <w:pStyle w:val="Caption"/>
       </w:pPr>
-      <w:bookmarkStart w:id="55" w:name="_Toc227610479"/>
+      <w:bookmarkStart w:id="55" w:name="_Toc227696104"/>
       <w:r>
         <w:t xml:space="preserve">Obr. </w:t>
       </w:r>
@@ -11891,7 +12371,7 @@
       <w:r>
         <w:fldChar w:fldCharType="end"/>
       </w:r>
-      <w:bookmarkStart w:id="56" w:name="_Toc227689649"/>
+      <w:bookmarkStart w:id="56" w:name="_Toc227696054"/>
       <w:r>
         <w:rPr>
           <w:lang w:val="sk-SK"/>
@@ -11911,7 +12391,7 @@
         <w:pStyle w:val="Heading2"/>
         <w:spacing w:before="480" w:after="240"/>
       </w:pPr>
-      <w:bookmarkStart w:id="57" w:name="_Toc227689650"/>
+      <w:bookmarkStart w:id="57" w:name="_Toc227696055"/>
       <w:r>
         <w:rPr>
           <w:lang w:val="sk-SK"/>
@@ -11957,7 +12437,7 @@
       <w:pPr>
         <w:pStyle w:val="Heading3"/>
       </w:pPr>
-      <w:bookmarkStart w:id="58" w:name="_Toc227689651"/>
+      <w:bookmarkStart w:id="58" w:name="_Toc227696056"/>
       <w:r>
         <w:rPr>
           <w:lang w:val="sk-SK"/>
@@ -12003,7 +12483,7 @@
       <w:pPr>
         <w:pStyle w:val="Heading3"/>
       </w:pPr>
-      <w:bookmarkStart w:id="59" w:name="_Toc227689652"/>
+      <w:bookmarkStart w:id="59" w:name="_Toc227696057"/>
       <w:r>
         <w:rPr>
           <w:lang w:val="sk-SK"/>
@@ -12071,7 +12551,7 @@
       <w:pPr>
         <w:pStyle w:val="Heading3"/>
       </w:pPr>
-      <w:bookmarkStart w:id="60" w:name="_Toc227689653"/>
+      <w:bookmarkStart w:id="60" w:name="_Toc227696058"/>
       <w:r>
         <w:rPr>
           <w:lang w:val="sk-SK"/>
@@ -12176,7 +12656,7 @@
           <w:lang w:val="sk-SK"/>
         </w:rPr>
       </w:pPr>
-      <w:bookmarkStart w:id="61" w:name="_Toc227689654"/>
+      <w:bookmarkStart w:id="61" w:name="_Toc227696059"/>
       <w:r>
         <w:rPr>
           <w:lang w:val="sk-SK"/>
@@ -12231,7 +12711,7 @@
       <w:pPr>
         <w:pStyle w:val="Heading3"/>
       </w:pPr>
-      <w:bookmarkStart w:id="62" w:name="_Toc227689655"/>
+      <w:bookmarkStart w:id="62" w:name="_Toc227696060"/>
       <w:r>
         <w:rPr>
           <w:lang w:val="sk-SK"/>
@@ -12468,7 +12948,7 @@
           <w:lang w:val="sk-SK"/>
         </w:rPr>
       </w:pPr>
-      <w:bookmarkStart w:id="63" w:name="_Toc227689656"/>
+      <w:bookmarkStart w:id="63" w:name="_Toc227696061"/>
       <w:r>
         <w:rPr>
           <w:lang w:val="sk-SK"/>
@@ -12549,7 +13029,7 @@
           <w:lang w:val="sk-SK"/>
         </w:rPr>
       </w:pPr>
-      <w:bookmarkStart w:id="64" w:name="_Toc227689657"/>
+      <w:bookmarkStart w:id="64" w:name="_Toc227696062"/>
       <w:r>
         <w:rPr>
           <w:lang w:val="sk-SK"/>
@@ -12613,7 +13093,7 @@
           <w:lang w:val="sk-SK"/>
         </w:rPr>
       </w:pPr>
-      <w:bookmarkStart w:id="65" w:name="_Toc227689658"/>
+      <w:bookmarkStart w:id="65" w:name="_Toc227696063"/>
       <w:r>
         <w:rPr>
           <w:lang w:val="sk-SK"/>
@@ -12668,7 +13148,7 @@
           <w:lang w:val="sk-SK"/>
         </w:rPr>
       </w:pPr>
-      <w:bookmarkStart w:id="66" w:name="_Toc227689659"/>
+      <w:bookmarkStart w:id="66" w:name="_Toc227696064"/>
       <w:r>
         <w:rPr>
           <w:lang w:val="sk-SK"/>
@@ -12715,7 +13195,7 @@
           <w:lang w:val="sk-SK"/>
         </w:rPr>
       </w:pPr>
-      <w:bookmarkStart w:id="67" w:name="_Toc227689660"/>
+      <w:bookmarkStart w:id="67" w:name="_Toc227696065"/>
       <w:r>
         <w:rPr>
           <w:lang w:val="sk-SK"/>
@@ -12826,7 +13306,7 @@
       <w:pPr>
         <w:pStyle w:val="Caption"/>
       </w:pPr>
-      <w:bookmarkStart w:id="68" w:name="_Toc227610480"/>
+      <w:bookmarkStart w:id="68" w:name="_Toc227696105"/>
       <w:r>
         <w:t xml:space="preserve">Obr. </w:t>
       </w:r>
@@ -12876,7 +13356,7 @@
           <w:lang w:val="sk-SK"/>
         </w:rPr>
       </w:pPr>
-      <w:bookmarkStart w:id="69" w:name="_Toc227689661"/>
+      <w:bookmarkStart w:id="69" w:name="_Toc227696066"/>
       <w:r>
         <w:rPr>
           <w:lang w:val="sk-SK"/>
@@ -12969,7 +13449,7 @@
       <w:r>
         <w:fldChar w:fldCharType="end"/>
       </w:r>
-      <w:bookmarkStart w:id="70" w:name="_Toc227689662"/>
+      <w:bookmarkStart w:id="70" w:name="_Toc227696067"/>
       <w:r>
         <w:rPr>
           <w:lang w:val="sk-SK"/>
@@ -13016,7 +13496,7 @@
           <w:lang w:val="sk-SK"/>
         </w:rPr>
       </w:pPr>
-      <w:bookmarkStart w:id="71" w:name="_Toc227689663"/>
+      <w:bookmarkStart w:id="71" w:name="_Toc227696068"/>
       <w:r>
         <w:rPr>
           <w:lang w:val="sk-SK"/>
@@ -13348,7 +13828,7 @@
           <w:lang w:val="sk-SK"/>
         </w:rPr>
       </w:pPr>
-      <w:bookmarkStart w:id="72" w:name="_Toc227689664"/>
+      <w:bookmarkStart w:id="72" w:name="_Toc227696069"/>
       <w:r>
         <w:rPr>
           <w:lang w:val="sk-SK"/>
@@ -13702,7 +14182,7 @@
           <w:lang w:val="sk-SK"/>
         </w:rPr>
       </w:pPr>
-      <w:bookmarkStart w:id="73" w:name="_Toc227689665"/>
+      <w:bookmarkStart w:id="73" w:name="_Toc227696070"/>
       <w:r>
         <w:rPr>
           <w:lang w:val="sk-SK"/>
@@ -14227,7 +14707,7 @@
       <w:r>
         <w:fldChar w:fldCharType="end"/>
       </w:r>
-      <w:bookmarkStart w:id="74" w:name="_Toc227689666"/>
+      <w:bookmarkStart w:id="74" w:name="_Toc227696071"/>
       <w:r>
         <w:rPr>
           <w:lang w:val="sk-SK"/>
@@ -14347,7 +14827,7 @@
       <w:pPr>
         <w:pStyle w:val="Caption"/>
       </w:pPr>
-      <w:bookmarkStart w:id="75" w:name="_Toc227610481"/>
+      <w:bookmarkStart w:id="75" w:name="_Toc227696106"/>
       <w:r>
         <w:t xml:space="preserve">Obr. </w:t>
       </w:r>
@@ -14411,7 +14891,7 @@
       <w:r>
         <w:fldChar w:fldCharType="end"/>
       </w:r>
-      <w:bookmarkStart w:id="76" w:name="_Toc227689667"/>
+      <w:bookmarkStart w:id="76" w:name="_Toc227696072"/>
       <w:r>
         <w:rPr>
           <w:lang w:val="sk-SK"/>
@@ -14437,7 +14917,7 @@
           <w:lang w:val="sk-SK"/>
         </w:rPr>
       </w:pPr>
-      <w:bookmarkStart w:id="77" w:name="_Toc227689668"/>
+      <w:bookmarkStart w:id="77" w:name="_Toc227696073"/>
       <w:r>
         <w:rPr>
           <w:lang w:val="sk-SK"/>
@@ -14515,7 +14995,7 @@
           <w:lang w:val="sk-SK"/>
         </w:rPr>
       </w:pPr>
-      <w:bookmarkStart w:id="78" w:name="_Toc227689669"/>
+      <w:bookmarkStart w:id="78" w:name="_Toc227696074"/>
       <w:r>
         <w:rPr>
           <w:lang w:val="sk-SK"/>
@@ -14677,7 +15157,7 @@
           <w:lang w:val="sk-SK"/>
         </w:rPr>
       </w:pPr>
-      <w:bookmarkStart w:id="79" w:name="_Toc227689670"/>
+      <w:bookmarkStart w:id="79" w:name="_Toc227696075"/>
       <w:r>
         <w:rPr>
           <w:lang w:val="sk-SK"/>
@@ -14703,7 +15183,7 @@
           <w:lang w:val="sk-SK"/>
         </w:rPr>
       </w:pPr>
-      <w:bookmarkStart w:id="80" w:name="_Toc227689671"/>
+      <w:bookmarkStart w:id="80" w:name="_Toc227696076"/>
       <w:r>
         <w:rPr>
           <w:lang w:val="sk-SK"/>
@@ -14734,7 +15214,7 @@
           <w:lang w:val="sk-SK"/>
         </w:rPr>
       </w:pPr>
-      <w:bookmarkStart w:id="81" w:name="_Toc227689672"/>
+      <w:bookmarkStart w:id="81" w:name="_Toc227696077"/>
       <w:r>
         <w:rPr>
           <w:lang w:val="sk-SK"/>
@@ -14786,7 +15266,7 @@
           <w:lang w:val="sk-SK"/>
         </w:rPr>
       </w:pPr>
-      <w:bookmarkStart w:id="82" w:name="_Toc227689673"/>
+      <w:bookmarkStart w:id="82" w:name="_Toc227696078"/>
       <w:r>
         <w:rPr>
           <w:lang w:val="sk-SK"/>
@@ -14811,7 +15291,7 @@
           <w:lang w:val="sk-SK"/>
         </w:rPr>
       </w:pPr>
-      <w:bookmarkStart w:id="83" w:name="_Toc227689674"/>
+      <w:bookmarkStart w:id="83" w:name="_Toc227696079"/>
       <w:r>
         <w:rPr>
           <w:lang w:val="sk-SK"/>
@@ -14836,7 +15316,7 @@
           <w:lang w:val="sk-SK"/>
         </w:rPr>
       </w:pPr>
-      <w:bookmarkStart w:id="84" w:name="_Toc227689675"/>
+      <w:bookmarkStart w:id="84" w:name="_Toc227696080"/>
       <w:r>
         <w:rPr>
           <w:lang w:val="sk-SK"/>
@@ -14861,7 +15341,7 @@
           <w:lang w:val="sk-SK"/>
         </w:rPr>
       </w:pPr>
-      <w:bookmarkStart w:id="85" w:name="_Toc227689676"/>
+      <w:bookmarkStart w:id="85" w:name="_Toc227696081"/>
       <w:r>
         <w:rPr>
           <w:lang w:val="sk-SK"/>
@@ -14908,7 +15388,7 @@
       <w:r>
         <w:fldChar w:fldCharType="end"/>
       </w:r>
-      <w:bookmarkStart w:id="86" w:name="_Toc227689677"/>
+      <w:bookmarkStart w:id="86" w:name="_Toc227696082"/>
       <w:r>
         <w:rPr>
           <w:lang w:val="sk-SK"/>
@@ -14967,7 +15447,7 @@
           <w:lang w:val="sk-SK"/>
         </w:rPr>
       </w:pPr>
-      <w:bookmarkStart w:id="87" w:name="_Toc227689678"/>
+      <w:bookmarkStart w:id="87" w:name="_Toc227696083"/>
       <w:r>
         <w:rPr>
           <w:lang w:val="sk-SK"/>
@@ -15042,7 +15522,7 @@
           <w:lang w:val="sk-SK"/>
         </w:rPr>
       </w:pPr>
-      <w:bookmarkStart w:id="88" w:name="_Toc227689679"/>
+      <w:bookmarkStart w:id="88" w:name="_Toc227696084"/>
       <w:r>
         <w:rPr>
           <w:lang w:val="sk-SK"/>
@@ -15225,7 +15705,7 @@
           <w:lang w:val="sk-SK"/>
         </w:rPr>
       </w:pPr>
-      <w:bookmarkStart w:id="89" w:name="_Toc227689680"/>
+      <w:bookmarkStart w:id="89" w:name="_Toc227696085"/>
       <w:r>
         <w:rPr>
           <w:lang w:val="sk-SK"/>
@@ -15325,7 +15805,7 @@
           <w:lang w:val="sk-SK"/>
         </w:rPr>
       </w:pPr>
-      <w:bookmarkStart w:id="90" w:name="_Toc227689681"/>
+      <w:bookmarkStart w:id="90" w:name="_Toc227696086"/>
       <w:r>
         <w:rPr>
           <w:lang w:val="sk-SK"/>
@@ -15525,20 +16005,331 @@
     </w:p>
     <w:p>
       <w:pPr>
+        <w:pStyle w:val="Heading1"/>
+        <w:numPr>
+          <w:ilvl w:val="0"/>
+          <w:numId w:val="36"/>
+        </w:numPr>
+        <w:spacing w:after="480"/>
+        <w:rPr>
+          <w:lang w:val="sk-SK"/>
+        </w:rPr>
+      </w:pPr>
+      <w:r>
+        <w:lastRenderedPageBreak/>
+        <w:fldChar w:fldCharType="begin"/>
+      </w:r>
+      <w:r>
+        <w:instrText xml:space="preserve">  </w:instrText>
+      </w:r>
+      <w:r>
+        <w:fldChar w:fldCharType="end"/>
+      </w:r>
+      <w:bookmarkStart w:id="91" w:name="_Toc227696087"/>
+      <w:r>
+        <w:rPr>
+          <w:lang w:val="sk-SK"/>
+        </w:rPr>
+        <w:t>Výber vhodného datasetu</w:t>
+      </w:r>
+      <w:bookmarkEnd w:id="91"/>
+    </w:p>
+    <w:p>
+      <w:pPr>
         <w:spacing w:line="312" w:lineRule="auto"/>
         <w:jc w:val="both"/>
         <w:rPr>
           <w:lang w:val="sk-SK"/>
         </w:rPr>
       </w:pPr>
-    </w:p>
-    <w:p>
-      <w:pPr>
-        <w:pStyle w:val="Bezodsadenia"/>
-        <w:rPr>
-          <w:lang w:val="sk-SK"/>
-        </w:rPr>
-      </w:pPr>
+      <w:r>
+        <w:rPr>
+          <w:lang w:val="sk-SK"/>
+        </w:rPr>
+        <w:t>Výber vhodného datasetu predstavuje kľúčový krok pri návrhu modelu pre odhad solárneho žiarenia. Vzhľadom na charakter riešenej úloh</w:t>
+      </w:r>
+      <w:r>
+        <w:rPr>
+          <w:lang w:val="sk-SK"/>
+        </w:rPr>
+        <w:t xml:space="preserve">y musel dataset spĺňať </w:t>
+      </w:r>
+      <w:r>
+        <w:rPr>
+          <w:lang w:val="sk-SK"/>
+        </w:rPr>
+        <w:t>nasledujúce</w:t>
+      </w:r>
+      <w:r>
+        <w:rPr>
+          <w:lang w:val="sk-SK"/>
+        </w:rPr>
+        <w:t xml:space="preserve"> požiadavky:</w:t>
+      </w:r>
+    </w:p>
+    <w:p>
+      <w:pPr>
+        <w:pStyle w:val="ListParagraph"/>
+        <w:numPr>
+          <w:ilvl w:val="0"/>
+          <w:numId w:val="45"/>
+        </w:numPr>
+        <w:spacing w:line="312" w:lineRule="auto"/>
+        <w:jc w:val="both"/>
+        <w:rPr>
+          <w:lang w:val="sk-SK"/>
+        </w:rPr>
+      </w:pPr>
+      <w:r>
+        <w:rPr>
+          <w:lang w:val="sk-SK"/>
+        </w:rPr>
+        <w:t>Dataset z</w:t>
+      </w:r>
+      <w:r>
+        <w:rPr>
+          <w:lang w:val="sk-SK"/>
+        </w:rPr>
+        <w:t xml:space="preserve">ložený z </w:t>
+      </w:r>
+      <w:r>
+        <w:rPr>
+          <w:lang w:val="sk-SK"/>
+        </w:rPr>
+        <w:t>celooblohov</w:t>
+      </w:r>
+      <w:r>
+        <w:rPr>
+          <w:lang w:val="sk-SK"/>
+        </w:rPr>
+        <w:t>ých</w:t>
+      </w:r>
+      <w:r>
+        <w:rPr>
+          <w:lang w:val="sk-SK"/>
+        </w:rPr>
+        <w:t xml:space="preserve"> sním</w:t>
+      </w:r>
+      <w:r>
+        <w:rPr>
+          <w:lang w:val="sk-SK"/>
+        </w:rPr>
+        <w:t>ok</w:t>
+      </w:r>
+      <w:r>
+        <w:rPr>
+          <w:lang w:val="sk-SK"/>
+        </w:rPr>
+        <w:t>, získan</w:t>
+      </w:r>
+      <w:r>
+        <w:rPr>
+          <w:lang w:val="sk-SK"/>
+        </w:rPr>
+        <w:t>ých</w:t>
+      </w:r>
+      <w:r>
+        <w:rPr>
+          <w:lang w:val="sk-SK"/>
+        </w:rPr>
+        <w:t xml:space="preserve"> širokouhlou kamerou typu rybie oko</w:t>
+      </w:r>
+      <w:r>
+        <w:rPr>
+          <w:lang w:val="sk-SK"/>
+        </w:rPr>
+        <w:t xml:space="preserve">, ktoré zachytávajú kompletnú hemisféru oblohy a poskytujú tak informácie o priestorovom rozložení oblačnosti. </w:t>
+      </w:r>
+    </w:p>
+    <w:p>
+      <w:pPr>
+        <w:pStyle w:val="ListParagraph"/>
+        <w:numPr>
+          <w:ilvl w:val="0"/>
+          <w:numId w:val="45"/>
+        </w:numPr>
+        <w:spacing w:line="312" w:lineRule="auto"/>
+        <w:jc w:val="both"/>
+        <w:rPr>
+          <w:lang w:val="sk-SK"/>
+        </w:rPr>
+      </w:pPr>
+      <w:r>
+        <w:rPr>
+          <w:lang w:val="sk-SK"/>
+        </w:rPr>
+        <w:t>Dataset obsahujúci</w:t>
+      </w:r>
+      <w:r>
+        <w:rPr>
+          <w:lang w:val="sk-SK"/>
+        </w:rPr>
+        <w:t xml:space="preserve"> zodpovedajúce merania solárneho žiarenia</w:t>
+      </w:r>
+      <w:r>
+        <w:rPr>
+          <w:lang w:val="sk-SK"/>
+        </w:rPr>
+        <w:t xml:space="preserve"> priradené k </w:t>
+      </w:r>
+      <w:r>
+        <w:rPr>
+          <w:lang w:val="sk-SK"/>
+        </w:rPr>
+        <w:t>jednotlivým</w:t>
+      </w:r>
+      <w:r>
+        <w:rPr>
+          <w:lang w:val="sk-SK"/>
+        </w:rPr>
+        <w:t xml:space="preserve"> snímkam </w:t>
+      </w:r>
+      <w:r>
+        <w:rPr>
+          <w:lang w:val="sk-SK"/>
+        </w:rPr>
+        <w:t>v</w:t>
+      </w:r>
+      <w:r>
+        <w:rPr>
+          <w:lang w:val="sk-SK"/>
+        </w:rPr>
+        <w:t> dan</w:t>
+      </w:r>
+      <w:r>
+        <w:rPr>
+          <w:lang w:val="sk-SK"/>
+        </w:rPr>
+        <w:t>om</w:t>
+      </w:r>
+      <w:r>
+        <w:rPr>
+          <w:lang w:val="sk-SK"/>
+        </w:rPr>
+        <w:t xml:space="preserve"> časov</w:t>
+      </w:r>
+      <w:r>
+        <w:rPr>
+          <w:lang w:val="sk-SK"/>
+        </w:rPr>
+        <w:t xml:space="preserve">om </w:t>
+      </w:r>
+      <w:r>
+        <w:rPr>
+          <w:lang w:val="sk-SK"/>
+        </w:rPr>
+        <w:t>okamihu,</w:t>
+      </w:r>
+      <w:r>
+        <w:rPr>
+          <w:lang w:val="sk-SK"/>
+        </w:rPr>
+        <w:t xml:space="preserve"> ktoré slúžia ako referenčné hodnoty pre tréning modelu.</w:t>
+      </w:r>
+      <w:r>
+        <w:rPr>
+          <w:lang w:val="sk-SK"/>
+        </w:rPr>
+        <w:t xml:space="preserve"> </w:t>
+      </w:r>
+    </w:p>
+    <w:p>
+      <w:pPr>
+        <w:pStyle w:val="ListParagraph"/>
+        <w:numPr>
+          <w:ilvl w:val="0"/>
+          <w:numId w:val="45"/>
+        </w:numPr>
+        <w:spacing w:line="312" w:lineRule="auto"/>
+        <w:jc w:val="both"/>
+        <w:rPr>
+          <w:lang w:val="sk-SK"/>
+        </w:rPr>
+      </w:pPr>
+      <w:r>
+        <w:rPr>
+          <w:lang w:val="sk-SK"/>
+        </w:rPr>
+        <w:t>Dataset s d</w:t>
+      </w:r>
+      <w:r>
+        <w:rPr>
+          <w:lang w:val="sk-SK"/>
+        </w:rPr>
+        <w:t>ostatočný</w:t>
+      </w:r>
+      <w:r>
+        <w:rPr>
+          <w:lang w:val="sk-SK"/>
+        </w:rPr>
+        <w:t>m</w:t>
+      </w:r>
+      <w:r>
+        <w:rPr>
+          <w:lang w:val="sk-SK"/>
+        </w:rPr>
+        <w:t xml:space="preserve"> rozsah</w:t>
+      </w:r>
+      <w:r>
+        <w:rPr>
+          <w:lang w:val="sk-SK"/>
+        </w:rPr>
+        <w:t>om</w:t>
+      </w:r>
+      <w:r>
+        <w:rPr>
+          <w:lang w:val="sk-SK"/>
+        </w:rPr>
+        <w:t xml:space="preserve">, </w:t>
+      </w:r>
+      <w:r>
+        <w:rPr>
+          <w:lang w:val="sk-SK"/>
+        </w:rPr>
+        <w:t>t</w:t>
+      </w:r>
+      <w:r>
+        <w:rPr>
+          <w:lang w:val="sk-SK"/>
+        </w:rPr>
+        <w:t>eda</w:t>
+      </w:r>
+      <w:r>
+        <w:rPr>
+          <w:lang w:val="sk-SK"/>
+        </w:rPr>
+        <w:t xml:space="preserve"> veľký</w:t>
+      </w:r>
+      <w:r>
+        <w:rPr>
+          <w:lang w:val="sk-SK"/>
+        </w:rPr>
+        <w:t>m</w:t>
+      </w:r>
+      <w:r>
+        <w:rPr>
+          <w:lang w:val="sk-SK"/>
+        </w:rPr>
+        <w:t xml:space="preserve"> poč</w:t>
+      </w:r>
+      <w:r>
+        <w:rPr>
+          <w:lang w:val="sk-SK"/>
+        </w:rPr>
+        <w:t>tom</w:t>
+      </w:r>
+      <w:r>
+        <w:rPr>
+          <w:lang w:val="sk-SK"/>
+        </w:rPr>
+        <w:t xml:space="preserve"> vzoriek, </w:t>
+      </w:r>
+      <w:r>
+        <w:rPr>
+          <w:lang w:val="sk-SK"/>
+        </w:rPr>
+        <w:t xml:space="preserve">ktorý zabezpečuje robustnosť modelu a jeho schopnosť generalizácie v rôznych podmienkach. </w:t>
+      </w:r>
     </w:p>
     <w:p>
       <w:pPr>
@@ -15549,97 +16340,641 @@
           <w:lang w:val="sk-SK"/>
         </w:rPr>
       </w:pPr>
-    </w:p>
-    <w:p>
-      <w:pPr>
-        <w:pStyle w:val="Bezodsadenia"/>
-      </w:pPr>
-    </w:p>
-    <w:p>
-      <w:pPr>
-        <w:pStyle w:val="Bezodsadenia"/>
-      </w:pPr>
+      <w:r>
+        <w:rPr>
+          <w:lang w:val="sk-SK"/>
+        </w:rPr>
+        <w:t>Na základe uvedených požiadaviek bol pre účely tejto práce zvolený dataset SkyCam</w:t>
+      </w:r>
+      <w:r>
+        <w:rPr>
+          <w:lang w:val="sk-SK"/>
+        </w:rPr>
+        <w:t>.</w:t>
+      </w:r>
+      <w:r>
+        <w:rPr>
+          <w:lang w:val="sk-SK"/>
+        </w:rPr>
+        <w:t xml:space="preserve"> </w:t>
+      </w:r>
+    </w:p>
+    <w:p>
+      <w:pPr>
+        <w:pStyle w:val="Heading2"/>
+        <w:spacing w:before="480" w:after="240"/>
+        <w:rPr>
+          <w:lang w:val="sk-SK"/>
+        </w:rPr>
+      </w:pPr>
+      <w:bookmarkStart w:id="92" w:name="_Toc227696088"/>
+      <w:r>
+        <w:rPr>
+          <w:lang w:val="sk-SK"/>
+        </w:rPr>
+        <w:t>SkyCam dataset</w:t>
+      </w:r>
+      <w:bookmarkEnd w:id="92"/>
     </w:p>
     <w:p>
       <w:pPr>
         <w:spacing w:line="312" w:lineRule="auto"/>
         <w:jc w:val="both"/>
       </w:pPr>
-    </w:p>
-    <w:p>
-      <w:pPr>
+      <w:r>
+        <w:t xml:space="preserve">Dataset SkyCam, využitý v tejto práci, je verejne dostupný prostredníctvom oficiálneho repozitára na platforme GitHub [26]. Poskytuje rozsiahlu kolekciu celooblohových snímok spolu so zodpovedajúcimi meraniami solárneho žiarenia, čím je vhodný pre úlohy krátkodobej predikcie </w:t>
+      </w:r>
+      <w:r>
+        <w:rPr>
+          <w:lang w:val="sk-SK"/>
+        </w:rPr>
+        <w:t>solárneho žiarenia</w:t>
+      </w:r>
+      <w:r>
+        <w:t>.</w:t>
+      </w:r>
+      <w:r>
+        <w:rPr>
+          <w:lang w:val="sk-SK"/>
+        </w:rPr>
+        <w:t xml:space="preserve"> Dataset bol zbieraný v troch rôznych lokalitách:</w:t>
+      </w:r>
+    </w:p>
+    <w:p>
+      <w:pPr>
+        <w:pStyle w:val="ListParagraph"/>
+        <w:numPr>
+          <w:ilvl w:val="0"/>
+          <w:numId w:val="46"/>
+        </w:numPr>
         <w:spacing w:line="312" w:lineRule="auto"/>
         <w:jc w:val="both"/>
-      </w:pPr>
-    </w:p>
-    <w:p>
-      <w:pPr>
+        <w:rPr>
+          <w:lang w:val="sk-SK"/>
+        </w:rPr>
+      </w:pPr>
+      <w:r>
+        <w:rPr>
+          <w:lang w:val="sk-SK"/>
+        </w:rPr>
+        <w:t>Neuchâtel</w:t>
+      </w:r>
+    </w:p>
+    <w:p>
+      <w:pPr>
+        <w:pStyle w:val="ListParagraph"/>
+        <w:numPr>
+          <w:ilvl w:val="0"/>
+          <w:numId w:val="46"/>
+        </w:numPr>
         <w:spacing w:line="312" w:lineRule="auto"/>
         <w:jc w:val="both"/>
-      </w:pPr>
-    </w:p>
-    <w:p>
-      <w:pPr>
+        <w:rPr>
+          <w:lang w:val="sk-SK"/>
+        </w:rPr>
+      </w:pPr>
+      <w:r>
+        <w:rPr>
+          <w:lang w:val="sk-SK"/>
+        </w:rPr>
+        <w:t>Alpnach</w:t>
+      </w:r>
+    </w:p>
+    <w:p>
+      <w:pPr>
+        <w:pStyle w:val="ListParagraph"/>
+        <w:numPr>
+          <w:ilvl w:val="0"/>
+          <w:numId w:val="46"/>
+        </w:numPr>
         <w:spacing w:line="312" w:lineRule="auto"/>
         <w:jc w:val="both"/>
-      </w:pPr>
+        <w:rPr>
+          <w:lang w:val="sk-SK"/>
+        </w:rPr>
+      </w:pPr>
+      <w:r>
+        <w:rPr>
+          <w:lang w:val="sk-SK"/>
+        </w:rPr>
+        <w:t>Bern</w:t>
+      </w:r>
+    </w:p>
+    <w:p>
+      <w:pPr>
+        <w:spacing w:line="312" w:lineRule="auto"/>
+        <w:ind w:firstLine="426"/>
+        <w:jc w:val="both"/>
+        <w:rPr>
+          <w:lang w:val="sk-SK"/>
+        </w:rPr>
+      </w:pPr>
+      <w:r>
+        <w:t>V každom časovom okamihu je</w:t>
+      </w:r>
+      <w:r>
+        <w:rPr>
+          <w:lang w:val="sk-SK"/>
+        </w:rPr>
+        <w:t xml:space="preserve"> pomocou širokouhlej kamery typu rybie oko,</w:t>
+      </w:r>
+      <w:r>
+        <w:t xml:space="preserve"> zaznamenaná séria 13 snímok s rôznymi expozičnými časmi, ktoré sú následne spracované do jedného výsledného HDR (High Dynamic Range) obrazu. Pôvodné snímky majú rozlíšenie 1200 × 1200 pixelov, pričom výsledné HDR snímky majú rozlíšenie 600 × 600 pixelov. Celková veľkosť datasetu dosahuje približne 16 TB.</w:t>
+      </w:r>
+      <w:r>
+        <w:rPr>
+          <w:lang w:val="sk-SK"/>
+        </w:rPr>
+        <w:t xml:space="preserve"> Vizualizácia vzniku jednej finálnej snímky, pre jeden časový okamih, je viditeľná na obrázku 14. Obrázok 14 obsahuje v</w:t>
+      </w:r>
+      <w:r>
+        <w:rPr>
+          <w:lang w:val="sk-SK"/>
+        </w:rPr>
+        <w:t xml:space="preserve">šetky snímky vytvorené systémom dňa 29. januára 2018 o 11:09:20 na lokalite Alpnach. Prvých 13 snímok bolo zachytených sekvenčne s postupne narastajúcimi expozičnými časmi. Posledná snímka predstavuje výsledný HDR (High Dynamic Range) obraz vytvorený následným spracovaním. </w:t>
+      </w:r>
+      <w:r>
+        <w:rPr>
+          <w:lang w:val="sk-SK"/>
+        </w:rPr>
+        <w:t xml:space="preserve">Príklad umiestnenia kamery je </w:t>
+      </w:r>
+      <w:r>
+        <w:rPr>
+          <w:lang w:val="sk-SK"/>
+        </w:rPr>
+        <w:t>znázornený</w:t>
+      </w:r>
+      <w:r>
+        <w:rPr>
+          <w:lang w:val="sk-SK"/>
+        </w:rPr>
+        <w:t xml:space="preserve"> na obr. 1</w:t>
+      </w:r>
+      <w:r>
+        <w:rPr>
+          <w:lang w:val="sk-SK"/>
+        </w:rPr>
+        <w:t>5</w:t>
+      </w:r>
+      <w:r>
+        <w:rPr>
+          <w:lang w:val="sk-SK"/>
+        </w:rPr>
+        <w:t>.</w:t>
+      </w:r>
+    </w:p>
+    <w:p>
+      <w:pPr>
+        <w:pStyle w:val="Obrzok"/>
+        <w:spacing w:before="240"/>
+      </w:pPr>
+      <w:r>
+        <w:rPr>
+          <w:noProof/>
+        </w:rPr>
+        <w:lastRenderedPageBreak/>
+        <w:drawing>
+          <wp:inline distT="0" distB="0" distL="0" distR="0" wp14:anchorId="072B4AA7" wp14:editId="22DBAA28">
+            <wp:extent cx="5240998" cy="3108960"/>
+            <wp:effectExtent l="0" t="0" r="4445" b="2540"/>
+            <wp:docPr id="6" name="Obrázok 1" descr="A group of circles in a row&#10;&#10;Description automatically generated"/>
+            <wp:cNvGraphicFramePr>
+              <a:graphicFrameLocks xmlns:a="http://schemas.openxmlformats.org/drawingml/2006/main" noChangeAspect="1"/>
+            </wp:cNvGraphicFramePr>
+            <a:graphic xmlns:a="http://schemas.openxmlformats.org/drawingml/2006/main">
+              <a:graphicData uri="http://schemas.openxmlformats.org/drawingml/2006/picture">
+                <pic:pic xmlns:pic="http://schemas.openxmlformats.org/drawingml/2006/picture">
+                  <pic:nvPicPr>
+                    <pic:cNvPr id="6" name="Obrázok 1" descr="A group of circles in a row&#10;&#10;Description automatically generated"/>
+                    <pic:cNvPicPr/>
+                  </pic:nvPicPr>
+                  <pic:blipFill>
+                    <a:blip r:embed="rId30" cstate="print">
+                      <a:extLst>
+                        <a:ext uri="{28A0092B-C50C-407E-A947-70E740481C1C}">
+                          <a14:useLocalDpi xmlns:a14="http://schemas.microsoft.com/office/drawing/2010/main" val="0"/>
+                        </a:ext>
+                      </a:extLst>
+                    </a:blip>
+                    <a:srcRect t="2023" b="2023"/>
+                    <a:stretch>
+                      <a:fillRect/>
+                    </a:stretch>
+                  </pic:blipFill>
+                  <pic:spPr bwMode="auto">
+                    <a:xfrm>
+                      <a:off x="0" y="0"/>
+                      <a:ext cx="5253029" cy="3116097"/>
+                    </a:xfrm>
+                    <a:prstGeom prst="rect">
+                      <a:avLst/>
+                    </a:prstGeom>
+                    <a:ln>
+                      <a:noFill/>
+                    </a:ln>
+                    <a:extLst>
+                      <a:ext uri="{53640926-AAD7-44D8-BBD7-CCE9431645EC}">
+                        <a14:shadowObscured xmlns:a14="http://schemas.microsoft.com/office/drawing/2010/main"/>
+                      </a:ext>
+                    </a:extLst>
+                  </pic:spPr>
+                </pic:pic>
+              </a:graphicData>
+            </a:graphic>
+          </wp:inline>
+        </w:drawing>
+      </w:r>
+    </w:p>
+    <w:p>
+      <w:pPr>
+        <w:pStyle w:val="Caption"/>
+        <w:rPr>
+          <w:lang w:val="sk-SK"/>
+        </w:rPr>
+      </w:pPr>
+      <w:bookmarkStart w:id="93" w:name="_Toc227696107"/>
+      <w:r>
+        <w:t xml:space="preserve">Obr. </w:t>
+      </w:r>
+      <w:r>
+        <w:fldChar w:fldCharType="begin"/>
+      </w:r>
+      <w:r>
+        <w:instrText xml:space="preserve"> SEQ Obrázok \* ARABIC </w:instrText>
+      </w:r>
+      <w:r>
+        <w:fldChar w:fldCharType="separate"/>
+      </w:r>
+      <w:r>
+        <w:rPr>
+          <w:noProof/>
+        </w:rPr>
+        <w:t>14</w:t>
+      </w:r>
+      <w:r>
+        <w:rPr>
+          <w:noProof/>
+        </w:rPr>
+        <w:fldChar w:fldCharType="end"/>
+      </w:r>
+      <w:r>
+        <w:t>:</w:t>
+      </w:r>
+      <w:r>
+        <w:rPr>
+          <w:lang w:val="sk-SK"/>
+        </w:rPr>
+        <w:t xml:space="preserve"> Príklad sekvencie 13 snímok s narastajúcou expozíciou. Posledný obrázok predstavuje finálnu HDR snímku, ktorá vznikla kombináciou predchádzajúcich snímok.</w:t>
+      </w:r>
+      <w:r>
+        <w:rPr>
+          <w:lang w:val="sk-SK"/>
+        </w:rPr>
+        <w:t xml:space="preserve"> </w:t>
+      </w:r>
+      <w:r>
+        <w:t>[</w:t>
+      </w:r>
+      <w:r>
+        <w:rPr>
+          <w:lang w:val="sk-SK"/>
+        </w:rPr>
+        <w:t>26</w:t>
+      </w:r>
+      <w:r>
+        <w:t>]</w:t>
+      </w:r>
+      <w:r>
+        <w:rPr>
+          <w:lang w:val="sk-SK"/>
+        </w:rPr>
+        <w:t>.</w:t>
+      </w:r>
+      <w:bookmarkEnd w:id="93"/>
+    </w:p>
+    <w:p>
+      <w:pPr>
+        <w:spacing w:line="312" w:lineRule="auto"/>
+        <w:ind w:firstLine="426"/>
+        <w:jc w:val="both"/>
+      </w:pPr>
+    </w:p>
+    <w:p>
+      <w:pPr>
+        <w:spacing w:line="312" w:lineRule="auto"/>
+        <w:ind w:firstLine="426"/>
+        <w:jc w:val="both"/>
+      </w:pPr>
+      <w:r>
+        <w:t>Okrem obrazových dát dataset obsahuje aj presné merania solárneho žiarenia získané pomocou pyranometra typu Hukseflux SR30, ktorý je určený pre monitorovanie výkonu fotovoltických systémov a meteorologické aplikácie. Pyranometer meria globálne horizontálne žiarenie dopadajúce na rovinný povrch v jednotkách W/m² s uhlom záberu 180°. Príklad umiestnenia a použitia pyranometra je znázornený na obr. 1</w:t>
+      </w:r>
+      <w:r>
+        <w:rPr>
+          <w:lang w:val="sk-SK"/>
+        </w:rPr>
+        <w:t>5</w:t>
+      </w:r>
+      <w:r>
+        <w:t>.</w:t>
+      </w:r>
+    </w:p>
+    <w:p>
+      <w:pPr>
+        <w:pStyle w:val="Obrzok"/>
+        <w:spacing w:before="240"/>
+      </w:pPr>
+      <w:r>
+        <w:rPr>
+          <w:noProof/>
+        </w:rPr>
+        <w:drawing>
+          <wp:inline distT="0" distB="0" distL="0" distR="0" wp14:anchorId="14F7F261" wp14:editId="73C3B5CA">
+            <wp:extent cx="3474720" cy="2061204"/>
+            <wp:effectExtent l="0" t="0" r="5080" b="0"/>
+            <wp:docPr id="4" name="Obrázok 1"/>
+            <wp:cNvGraphicFramePr>
+              <a:graphicFrameLocks xmlns:a="http://schemas.openxmlformats.org/drawingml/2006/main" noChangeAspect="1"/>
+            </wp:cNvGraphicFramePr>
+            <a:graphic xmlns:a="http://schemas.openxmlformats.org/drawingml/2006/main">
+              <a:graphicData uri="http://schemas.openxmlformats.org/drawingml/2006/picture">
+                <pic:pic xmlns:pic="http://schemas.openxmlformats.org/drawingml/2006/picture">
+                  <pic:nvPicPr>
+                    <pic:cNvPr id="4" name="Obrázok 1"/>
+                    <pic:cNvPicPr/>
+                  </pic:nvPicPr>
+                  <pic:blipFill>
+                    <a:blip r:embed="rId31" cstate="print">
+                      <a:extLst>
+                        <a:ext uri="{28A0092B-C50C-407E-A947-70E740481C1C}">
+                          <a14:useLocalDpi xmlns:a14="http://schemas.microsoft.com/office/drawing/2010/main" val="0"/>
+                        </a:ext>
+                      </a:extLst>
+                    </a:blip>
+                    <a:srcRect t="10037" b="10037"/>
+                    <a:stretch>
+                      <a:fillRect/>
+                    </a:stretch>
+                  </pic:blipFill>
+                  <pic:spPr bwMode="auto">
+                    <a:xfrm>
+                      <a:off x="0" y="0"/>
+                      <a:ext cx="3523358" cy="2090056"/>
+                    </a:xfrm>
+                    <a:prstGeom prst="rect">
+                      <a:avLst/>
+                    </a:prstGeom>
+                    <a:ln>
+                      <a:noFill/>
+                    </a:ln>
+                    <a:extLst>
+                      <a:ext uri="{53640926-AAD7-44D8-BBD7-CCE9431645EC}">
+                        <a14:shadowObscured xmlns:a14="http://schemas.microsoft.com/office/drawing/2010/main"/>
+                      </a:ext>
+                    </a:extLst>
+                  </pic:spPr>
+                </pic:pic>
+              </a:graphicData>
+            </a:graphic>
+          </wp:inline>
+        </w:drawing>
+      </w:r>
+    </w:p>
+    <w:p>
+      <w:pPr>
+        <w:pStyle w:val="Caption"/>
+      </w:pPr>
+      <w:bookmarkStart w:id="94" w:name="_Toc227696108"/>
+      <w:r>
+        <w:t xml:space="preserve">Obr. </w:t>
+      </w:r>
+      <w:r>
+        <w:fldChar w:fldCharType="begin"/>
+      </w:r>
+      <w:r>
+        <w:instrText xml:space="preserve"> SEQ Obrázok \* ARABIC </w:instrText>
+      </w:r>
+      <w:r>
+        <w:fldChar w:fldCharType="separate"/>
+      </w:r>
+      <w:r>
+        <w:rPr>
+          <w:noProof/>
+        </w:rPr>
+        <w:t>15</w:t>
+      </w:r>
+      <w:r>
+        <w:rPr>
+          <w:noProof/>
+        </w:rPr>
+        <w:fldChar w:fldCharType="end"/>
+      </w:r>
+      <w:r>
+        <w:t xml:space="preserve">: </w:t>
+      </w:r>
+      <w:r>
+        <w:rPr>
+          <w:lang w:val="sk-SK"/>
+        </w:rPr>
+        <w:t>Pyranometer</w:t>
+      </w:r>
+      <w:r>
+        <w:rPr>
+          <w:lang w:val="sk-SK"/>
+        </w:rPr>
+        <w:t xml:space="preserve"> (vľavo) a</w:t>
+      </w:r>
+      <w:r>
+        <w:rPr>
+          <w:lang w:val="sk-SK"/>
+        </w:rPr>
+        <w:t> </w:t>
+      </w:r>
+      <w:r>
+        <w:rPr>
+          <w:lang w:val="sk-SK"/>
+        </w:rPr>
+        <w:t>kamera</w:t>
+      </w:r>
+      <w:r>
+        <w:rPr>
+          <w:lang w:val="sk-SK"/>
+        </w:rPr>
+        <w:t xml:space="preserve"> (vpravo)</w:t>
+      </w:r>
+      <w:r>
+        <w:rPr>
+          <w:lang w:val="sk-SK"/>
+        </w:rPr>
+        <w:t xml:space="preserve"> použit</w:t>
+      </w:r>
+      <w:r>
+        <w:rPr>
+          <w:lang w:val="sk-SK"/>
+        </w:rPr>
+        <w:t>á pri vytváraní SkyCam datasetu</w:t>
+      </w:r>
+      <w:r>
+        <w:rPr>
+          <w:lang w:val="sk-SK"/>
+        </w:rPr>
+        <w:t xml:space="preserve"> </w:t>
+      </w:r>
+      <w:r>
+        <w:t>[</w:t>
+      </w:r>
+      <w:r>
+        <w:rPr>
+          <w:lang w:val="sk-SK"/>
+        </w:rPr>
+        <w:t>26</w:t>
+      </w:r>
+      <w:r>
+        <w:t>]</w:t>
+      </w:r>
+      <w:bookmarkEnd w:id="94"/>
+    </w:p>
+    <w:p>
+      <w:pPr>
+        <w:spacing w:line="312" w:lineRule="auto"/>
+        <w:ind w:firstLine="426"/>
+        <w:jc w:val="both"/>
+      </w:pPr>
+      <w:r>
+        <w:lastRenderedPageBreak/>
+        <w:t>Vďaka kombinácii vysokofrekvenčných celooblohových snímok, rôznych expozičných úrovní a presných meraní žiarenia predstavuje dataset SkyCam vhodný základ pre návrh a</w:t>
+      </w:r>
+      <w:r>
+        <w:rPr>
+          <w:lang w:val="sk-SK"/>
+        </w:rPr>
+        <w:t> </w:t>
+      </w:r>
+      <w:r>
+        <w:t>testovanie modelov zameraných na krátkodobú predikciu solárneho žiarenia.</w:t>
+      </w:r>
+    </w:p>
+    <w:p>
+      <w:pPr>
+        <w:pStyle w:val="Heading2"/>
+        <w:spacing w:before="480" w:after="240"/>
+        <w:rPr>
+          <w:lang w:val="sk-SK"/>
+        </w:rPr>
+      </w:pPr>
+      <w:bookmarkStart w:id="95" w:name="_Toc227696089"/>
+      <w:r>
+        <w:rPr>
+          <w:lang w:val="sk-SK"/>
+        </w:rPr>
+        <w:t>Úprava datasetu SkyCam pre potreby nášho modelu</w:t>
+      </w:r>
+      <w:bookmarkEnd w:id="95"/>
     </w:p>
     <w:p>
       <w:pPr>
         <w:spacing w:line="312" w:lineRule="auto"/>
         <w:jc w:val="both"/>
-      </w:pPr>
-    </w:p>
-    <w:p>
-      <w:pPr>
+        <w:rPr>
+          <w:lang w:val="sk-SK"/>
+        </w:rPr>
+      </w:pPr>
+      <w:r>
+        <w:rPr>
+          <w:lang w:val="sk-SK"/>
+        </w:rPr>
+        <w:t>V tejto práci boli využité iba snímky datasetu SkyCam zozbierané v lokalite Alpnach. Ich počet bol dostatočný na zabezpečenie požadovanej robustnosti modelu, pričom zároveň nepredstavoval nadmernú záťaž pre dostupné výpočtové prostriedky.</w:t>
+      </w:r>
+    </w:p>
+    <w:p>
+      <w:pPr>
+        <w:spacing w:line="312" w:lineRule="auto"/>
+        <w:ind w:firstLine="426"/>
+        <w:jc w:val="both"/>
+        <w:rPr>
+          <w:lang w:val="sk-SK"/>
+        </w:rPr>
+      </w:pPr>
+      <w:r>
+        <w:rPr>
+          <w:lang w:val="sk-SK"/>
+        </w:rPr>
+        <w:t xml:space="preserve">Použitý dataset pozostával z 33 067 snímok, s priradenými hodnotami solárneho žiarenia z pyranometra. Tento </w:t>
+      </w:r>
+      <w:r>
+        <w:rPr>
+          <w:lang w:val="sk-SK"/>
+        </w:rPr>
+        <w:t>dataset</w:t>
+      </w:r>
+      <w:r>
+        <w:rPr>
+          <w:lang w:val="sk-SK"/>
+        </w:rPr>
+        <w:t xml:space="preserve"> bol rozdelený na tri pevné časti:</w:t>
+      </w:r>
+    </w:p>
+    <w:p>
+      <w:pPr>
+        <w:pStyle w:val="ListParagraph"/>
+        <w:numPr>
+          <w:ilvl w:val="0"/>
+          <w:numId w:val="47"/>
+        </w:numPr>
         <w:spacing w:line="312" w:lineRule="auto"/>
         <w:jc w:val="both"/>
       </w:pPr>
-    </w:p>
-    <w:p>
-      <w:pPr>
+      <w:r>
+        <w:rPr>
+          <w:lang w:val="sk-SK"/>
+        </w:rPr>
+        <w:t>trénovacia množina: 25 600 snímok</w:t>
+      </w:r>
+    </w:p>
+    <w:p>
+      <w:pPr>
+        <w:pStyle w:val="ListParagraph"/>
+        <w:numPr>
+          <w:ilvl w:val="0"/>
+          <w:numId w:val="47"/>
+        </w:numPr>
         <w:spacing w:line="312" w:lineRule="auto"/>
         <w:jc w:val="both"/>
       </w:pPr>
-    </w:p>
-    <w:p>
-      <w:pPr>
+      <w:r>
+        <w:rPr>
+          <w:lang w:val="sk-SK"/>
+        </w:rPr>
+        <w:t>validačná množina: 2 845 snímok</w:t>
+      </w:r>
+    </w:p>
+    <w:p>
+      <w:pPr>
+        <w:pStyle w:val="ListParagraph"/>
+        <w:numPr>
+          <w:ilvl w:val="0"/>
+          <w:numId w:val="47"/>
+        </w:numPr>
         <w:spacing w:line="312" w:lineRule="auto"/>
         <w:jc w:val="both"/>
       </w:pPr>
+      <w:r>
+        <w:rPr>
+          <w:lang w:val="sk-SK"/>
+        </w:rPr>
+        <w:t>testovacia množina: 4 622 snímok</w:t>
+      </w:r>
+    </w:p>
+    <w:p>
+      <w:pPr>
+        <w:pStyle w:val="Bezodsadenia"/>
+      </w:pPr>
     </w:p>
     <w:p>
       <w:pPr>
         <w:spacing w:line="312" w:lineRule="auto"/>
         <w:jc w:val="both"/>
-        <w:rPr>
-          <w:lang w:val="sk-SK"/>
-        </w:rPr>
-      </w:pPr>
-      <w:r>
-        <w:rPr>
-          <w:lang w:val="sk-SK"/>
-        </w:rPr>
-        <w:t xml:space="preserve">TO MENTION: Pri odstraňovaní warpingu, ktorý nepriniesol zlepšenie spomenúť že pre pohyb oblakov ako v práci </w:t>
-      </w:r>
-      <w:r>
-        <w:t>[</w:t>
-      </w:r>
-      <w:r>
-        <w:rPr>
-          <w:lang w:val="sk-SK"/>
-        </w:rPr>
-        <w:t>22</w:t>
-      </w:r>
-      <w:r>
-        <w:t>]</w:t>
-      </w:r>
-      <w:r>
-        <w:rPr>
-          <w:lang w:val="sk-SK"/>
-        </w:rPr>
-        <w:t xml:space="preserve"> relevantný ale pre predikciu žiarenia nie, lebo... a spomenúť to čo vždy (taká fotka = také žiarenie...)</w:t>
-      </w:r>
+      </w:pPr>
     </w:p>
     <w:p>
       <w:pPr>
@@ -15649,6 +16984,123 @@
     </w:p>
     <w:p>
       <w:pPr>
+        <w:spacing w:line="312" w:lineRule="auto"/>
+        <w:jc w:val="both"/>
+      </w:pPr>
+    </w:p>
+    <w:p>
+      <w:pPr>
+        <w:spacing w:line="312" w:lineRule="auto"/>
+        <w:jc w:val="both"/>
+      </w:pPr>
+    </w:p>
+    <w:p>
+      <w:pPr>
+        <w:spacing w:line="312" w:lineRule="auto"/>
+        <w:jc w:val="both"/>
+      </w:pPr>
+    </w:p>
+    <w:p>
+      <w:pPr>
+        <w:spacing w:line="312" w:lineRule="auto"/>
+        <w:jc w:val="both"/>
+      </w:pPr>
+    </w:p>
+    <w:p>
+      <w:pPr>
+        <w:spacing w:line="312" w:lineRule="auto"/>
+        <w:jc w:val="both"/>
+      </w:pPr>
+    </w:p>
+    <w:p>
+      <w:pPr>
+        <w:spacing w:line="312" w:lineRule="auto"/>
+        <w:jc w:val="both"/>
+      </w:pPr>
+    </w:p>
+    <w:p>
+      <w:pPr>
+        <w:spacing w:line="312" w:lineRule="auto"/>
+        <w:jc w:val="both"/>
+      </w:pPr>
+    </w:p>
+    <w:p>
+      <w:pPr>
+        <w:spacing w:line="312" w:lineRule="auto"/>
+        <w:jc w:val="both"/>
+      </w:pPr>
+    </w:p>
+    <w:p>
+      <w:pPr>
+        <w:spacing w:line="312" w:lineRule="auto"/>
+        <w:jc w:val="both"/>
+      </w:pPr>
+    </w:p>
+    <w:p>
+      <w:pPr>
+        <w:spacing w:line="312" w:lineRule="auto"/>
+        <w:jc w:val="both"/>
+      </w:pPr>
+    </w:p>
+    <w:p>
+      <w:pPr>
+        <w:spacing w:line="312" w:lineRule="auto"/>
+        <w:jc w:val="both"/>
+      </w:pPr>
+    </w:p>
+    <w:p>
+      <w:pPr>
+        <w:spacing w:line="312" w:lineRule="auto"/>
+        <w:jc w:val="both"/>
+      </w:pPr>
+    </w:p>
+    <w:p>
+      <w:pPr>
+        <w:spacing w:line="312" w:lineRule="auto"/>
+        <w:jc w:val="both"/>
+      </w:pPr>
+    </w:p>
+    <w:p>
+      <w:pPr>
+        <w:spacing w:line="312" w:lineRule="auto"/>
+        <w:jc w:val="both"/>
+        <w:rPr>
+          <w:lang w:val="sk-SK"/>
+        </w:rPr>
+      </w:pPr>
+      <w:r>
+        <w:rPr>
+          <w:lang w:val="sk-SK"/>
+        </w:rPr>
+        <w:t xml:space="preserve">TO MENTION: Pri odstraňovaní warpingu, ktorý nepriniesol zlepšenie spomenúť že pre pohyb oblakov ako v práci </w:t>
+      </w:r>
+      <w:r>
+        <w:t>[</w:t>
+      </w:r>
+      <w:r>
+        <w:rPr>
+          <w:lang w:val="sk-SK"/>
+        </w:rPr>
+        <w:t>22</w:t>
+      </w:r>
+      <w:r>
+        <w:t>]</w:t>
+      </w:r>
+      <w:r>
+        <w:rPr>
+          <w:lang w:val="sk-SK"/>
+        </w:rPr>
+        <w:t xml:space="preserve"> relevantný ale pre predikciu žiarenia nie, lebo... a spomenúť to čo vždy (taká fotka = také žiarenie...)</w:t>
+      </w:r>
+    </w:p>
+    <w:p>
+      <w:pPr>
+        <w:spacing w:line="312" w:lineRule="auto"/>
+        <w:jc w:val="both"/>
+      </w:pPr>
+    </w:p>
+    <w:p>
+      <w:pPr>
         <w:pStyle w:val="Bezodsadenia"/>
       </w:pPr>
     </w:p>
@@ -15656,12 +17108,12 @@
       <w:pPr>
         <w:pStyle w:val="Heading3"/>
       </w:pPr>
-      <w:bookmarkStart w:id="91" w:name="_Toc227689682"/>
+      <w:bookmarkStart w:id="96" w:name="_Toc227696090"/>
       <w:r>
         <w:lastRenderedPageBreak/>
         <w:t>Záver</w:t>
       </w:r>
-      <w:bookmarkEnd w:id="91"/>
+      <w:bookmarkEnd w:id="96"/>
     </w:p>
     <w:p>
       <w:pPr>
@@ -15671,10 +17123,10 @@
           <w:bCs/>
         </w:rPr>
       </w:pPr>
-      <w:bookmarkStart w:id="92" w:name="_Ref178418312"/>
-      <w:bookmarkStart w:id="93" w:name="_Toc181225510"/>
-      <w:bookmarkStart w:id="94" w:name="_Toc173791406"/>
-      <w:bookmarkStart w:id="95" w:name="_Toc173791545"/>
+      <w:bookmarkStart w:id="97" w:name="_Ref178418312"/>
+      <w:bookmarkStart w:id="98" w:name="_Toc181225510"/>
+      <w:bookmarkStart w:id="99" w:name="_Toc173791406"/>
+      <w:bookmarkStart w:id="100" w:name="_Toc173791545"/>
       <w:r>
         <w:rPr>
           <w:b/>
@@ -15719,7 +17171,7 @@
         </w:rPr>
         <w:fldChar w:fldCharType="end"/>
       </w:r>
-      <w:bookmarkEnd w:id="92"/>
+      <w:bookmarkEnd w:id="97"/>
       <w:r>
         <w:rPr>
           <w:b/>
@@ -15796,7 +17248,7 @@
         </w:rPr>
         <w:t>.</w:t>
       </w:r>
-      <w:bookmarkEnd w:id="93"/>
+      <w:bookmarkEnd w:id="98"/>
     </w:p>
     <w:tbl>
       <w:tblPr>
@@ -16375,12 +17827,12 @@
         <w:pStyle w:val="Nadpis1bezslovania"/>
         <w:spacing w:before="1440" w:after="480"/>
       </w:pPr>
-      <w:bookmarkStart w:id="96" w:name="_Toc227689683"/>
+      <w:bookmarkStart w:id="101" w:name="_Toc227696091"/>
       <w:r>
         <w:lastRenderedPageBreak/>
         <w:t>Záver</w:t>
       </w:r>
-      <w:bookmarkEnd w:id="96"/>
+      <w:bookmarkEnd w:id="101"/>
     </w:p>
     <w:p>
       <w:pPr>
@@ -16453,15 +17905,15 @@
         <w:pStyle w:val="Nadpis1bezslovania"/>
         <w:spacing w:before="1440" w:after="480"/>
       </w:pPr>
-      <w:bookmarkStart w:id="97" w:name="_Toc227689684"/>
+      <w:bookmarkStart w:id="102" w:name="_Toc227696092"/>
       <w:r>
         <w:lastRenderedPageBreak/>
         <w:t>Literatúra</w:t>
       </w:r>
-      <w:bookmarkEnd w:id="97"/>
-    </w:p>
-    <w:bookmarkEnd w:id="94"/>
-    <w:bookmarkEnd w:id="95"/>
+      <w:bookmarkEnd w:id="102"/>
+    </w:p>
+    <w:bookmarkEnd w:id="99"/>
+    <w:bookmarkEnd w:id="100"/>
     <w:p>
       <w:pPr>
         <w:pStyle w:val="NormalWeb"/>
@@ -17440,7 +18892,7 @@
       <w:r>
         <w:tab/>
       </w:r>
-      <w:hyperlink r:id="rId30" w:history="1">
+      <w:hyperlink r:id="rId32" w:history="1">
         <w:r>
           <w:rPr>
             <w:rStyle w:val="Hyperlink"/>
@@ -18152,10 +19604,6 @@
         <w:pStyle w:val="NormalWeb"/>
         <w:spacing w:line="312" w:lineRule="auto"/>
         <w:ind w:left="567" w:hanging="567"/>
-        <w:rPr>
-          <w:rFonts w:ascii="Calibri" w:hAnsi="Calibri" w:cs="Calibri"/>
-          <w:lang w:val="sk-SK"/>
-        </w:rPr>
       </w:pPr>
       <w:r>
         <w:t>[</w:t>
@@ -18172,25 +19620,55 @@
       <w:r>
         <w:tab/>
       </w:r>
-      <w:r>
-        <w:t>https://www.codasensor.com/difference-between-pyranometer-and-pyrheliometer.html</w:t>
-      </w:r>
+      <w:hyperlink r:id="rId33" w:history="1">
+        <w:r>
+          <w:rPr>
+            <w:rStyle w:val="Hyperlink"/>
+          </w:rPr>
+          <w:t>https://www.codasensor.com/difference-between-pyranometer-and-pyrheliometer.html</w:t>
+        </w:r>
+      </w:hyperlink>
     </w:p>
     <w:p>
       <w:pPr>
         <w:pStyle w:val="NormalWeb"/>
         <w:spacing w:line="312" w:lineRule="auto"/>
         <w:ind w:left="567" w:hanging="567"/>
-        <w:rPr>
-          <w:rFonts w:ascii="Calibri" w:hAnsi="Calibri" w:cs="Calibri"/>
-        </w:rPr>
-      </w:pPr>
+      </w:pPr>
+      <w:r>
+        <w:t>[</w:t>
+      </w:r>
+      <w:r>
+        <w:rPr>
+          <w:lang w:val="sk-SK"/>
+        </w:rPr>
+        <w:t>2</w:t>
+      </w:r>
+      <w:r>
+        <w:rPr>
+          <w:lang w:val="sk-SK"/>
+        </w:rPr>
+        <w:t>6</w:t>
+      </w:r>
+      <w:r>
+        <w:t>]</w:t>
+      </w:r>
+      <w:r>
+        <w:tab/>
+      </w:r>
+      <w:r>
+        <w:t>https://github.com/entavelis/SkyCam</w:t>
+      </w:r>
     </w:p>
     <w:p>
       <w:pPr>
         <w:pStyle w:val="NormalWeb"/>
         <w:spacing w:line="312" w:lineRule="auto"/>
         <w:ind w:left="567" w:hanging="567"/>
+        <w:rPr>
+          <w:rFonts w:ascii="Calibri" w:hAnsi="Calibri" w:cs="Calibri"/>
+          <w:lang w:val="sk-SK"/>
+        </w:rPr>
       </w:pPr>
     </w:p>
     <w:p>
@@ -18198,6 +19676,23 @@
         <w:pStyle w:val="NormalWeb"/>
         <w:spacing w:line="312" w:lineRule="auto"/>
         <w:ind w:left="567" w:hanging="567"/>
+        <w:rPr>
+          <w:rFonts w:ascii="Calibri" w:hAnsi="Calibri" w:cs="Calibri"/>
+        </w:rPr>
+      </w:pPr>
+    </w:p>
+    <w:p>
+      <w:pPr>
+        <w:pStyle w:val="NormalWeb"/>
+        <w:spacing w:line="312" w:lineRule="auto"/>
+        <w:ind w:left="567" w:hanging="567"/>
+      </w:pPr>
+    </w:p>
+    <w:p>
+      <w:pPr>
+        <w:pStyle w:val="NormalWeb"/>
+        <w:spacing w:line="312" w:lineRule="auto"/>
+        <w:ind w:left="567" w:hanging="567"/>
       </w:pPr>
     </w:p>
     <w:p>
@@ -18624,12 +20119,12 @@
         <w:pStyle w:val="Nadpis1bezslovania"/>
         <w:spacing w:after="480"/>
       </w:pPr>
-      <w:bookmarkStart w:id="98" w:name="_Toc227689685"/>
+      <w:bookmarkStart w:id="103" w:name="_Toc227696093"/>
       <w:r>
         <w:lastRenderedPageBreak/>
         <w:t>Prílohy</w:t>
       </w:r>
-      <w:bookmarkEnd w:id="98"/>
+      <w:bookmarkEnd w:id="103"/>
     </w:p>
     <w:p>
       <w:pPr>
@@ -18672,7 +20167,7 @@
       </w:pPr>
     </w:p>
     <w:sectPr>
-      <w:footerReference w:type="default" r:id="rId31"/>
+      <w:footerReference w:type="default" r:id="rId34"/>
       <w:type w:val="continuous"/>
       <w:pgSz w:w="11906" w:h="16838"/>
       <w:pgMar w:top="1701" w:right="1559" w:bottom="1701" w:left="1559" w:header="709" w:footer="709" w:gutter="0"/>
@@ -19281,6 +20776,119 @@
     </w:lvl>
   </w:abstractNum>
   <w:abstractNum w:abstractNumId="12" w15:restartNumberingAfterBreak="0">
+    <w:nsid w:val="036B606B"/>
+    <w:multiLevelType w:val="hybridMultilevel"/>
+    <w:tmpl w:val="80EC6528"/>
+    <w:lvl w:ilvl="0" w:tplc="08090001">
+      <w:start w:val="1"/>
+      <w:numFmt w:val="bullet"/>
+      <w:lvlText w:val=""/>
+      <w:lvlJc w:val="left"/>
+      <w:pPr>
+        <w:ind w:left="720" w:hanging="360"/>
+      </w:pPr>
+      <w:rPr>
+        <w:rFonts w:ascii="Symbol" w:hAnsi="Symbol" w:hint="default"/>
+      </w:rPr>
+    </w:lvl>
+    <w:lvl w:ilvl="1" w:tplc="08090003" w:tentative="1">
+      <w:start w:val="1"/>
+      <w:numFmt w:val="bullet"/>
+      <w:lvlText w:val="o"/>
+      <w:lvlJc w:val="left"/>
+      <w:pPr>
+        <w:ind w:left="1440" w:hanging="360"/>
+      </w:pPr>
+      <w:rPr>
+        <w:rFonts w:ascii="Courier New" w:hAnsi="Courier New" w:cs="Courier New" w:hint="default"/>
+      </w:rPr>
+    </w:lvl>
+    <w:lvl w:ilvl="2" w:tplc="08090005" w:tentative="1">
+      <w:start w:val="1"/>
+      <w:numFmt w:val="bullet"/>
+      <w:lvlText w:val=""/>
+      <w:lvlJc w:val="left"/>
+      <w:pPr>
+        <w:ind w:left="2160" w:hanging="360"/>
+      </w:pPr>
+      <w:rPr>
+        <w:rFonts w:ascii="Wingdings" w:hAnsi="Wingdings" w:hint="default"/>
+      </w:rPr>
+    </w:lvl>
+    <w:lvl w:ilvl="3" w:tplc="08090001" w:tentative="1">
+      <w:start w:val="1"/>
+      <w:numFmt w:val="bullet"/>
+      <w:lvlText w:val=""/>
+      <w:lvlJc w:val="left"/>
+      <w:pPr>
+        <w:ind w:left="2880" w:hanging="360"/>
+      </w:pPr>
+      <w:rPr>
+        <w:rFonts w:ascii="Symbol" w:hAnsi="Symbol" w:hint="default"/>
+      </w:rPr>
+    </w:lvl>
+    <w:lvl w:ilvl="4" w:tplc="08090003" w:tentative="1">
+      <w:start w:val="1"/>
+      <w:numFmt w:val="bullet"/>
+      <w:lvlText w:val="o"/>
+      <w:lvlJc w:val="left"/>
+      <w:pPr>
+        <w:ind w:left="3600" w:hanging="360"/>
+      </w:pPr>
+      <w:rPr>
+        <w:rFonts w:ascii="Courier New" w:hAnsi="Courier New" w:cs="Courier New" w:hint="default"/>
+      </w:rPr>
+    </w:lvl>
+    <w:lvl w:ilvl="5" w:tplc="08090005" w:tentative="1">
+      <w:start w:val="1"/>
+      <w:numFmt w:val="bullet"/>
+      <w:lvlText w:val=""/>
+      <w:lvlJc w:val="left"/>
+      <w:pPr>
+        <w:ind w:left="4320" w:hanging="360"/>
+      </w:pPr>
+      <w:rPr>
+        <w:rFonts w:ascii="Wingdings" w:hAnsi="Wingdings" w:hint="default"/>
+      </w:rPr>
+    </w:lvl>
+    <w:lvl w:ilvl="6" w:tplc="08090001" w:tentative="1">
+      <w:start w:val="1"/>
+      <w:numFmt w:val="bullet"/>
+      <w:lvlText w:val=""/>
+      <w:lvlJc w:val="left"/>
+      <w:pPr>
+        <w:ind w:left="5040" w:hanging="360"/>
+      </w:pPr>
+      <w:rPr>
+        <w:rFonts w:ascii="Symbol" w:hAnsi="Symbol" w:hint="default"/>
+      </w:rPr>
+    </w:lvl>
+    <w:lvl w:ilvl="7" w:tplc="08090003" w:tentative="1">
+      <w:start w:val="1"/>
+      <w:numFmt w:val="bullet"/>
+      <w:lvlText w:val="o"/>
+      <w:lvlJc w:val="left"/>
+      <w:pPr>
+        <w:ind w:left="5760" w:hanging="360"/>
+      </w:pPr>
+      <w:rPr>
+        <w:rFonts w:ascii="Courier New" w:hAnsi="Courier New" w:cs="Courier New" w:hint="default"/>
+      </w:rPr>
+    </w:lvl>
+    <w:lvl w:ilvl="8" w:tplc="08090005" w:tentative="1">
+      <w:start w:val="1"/>
+      <w:numFmt w:val="bullet"/>
+      <w:lvlText w:val=""/>
+      <w:lvlJc w:val="left"/>
+      <w:pPr>
+        <w:ind w:left="6480" w:hanging="360"/>
+      </w:pPr>
+      <w:rPr>
+        <w:rFonts w:ascii="Wingdings" w:hAnsi="Wingdings" w:hint="default"/>
+      </w:rPr>
+    </w:lvl>
+  </w:abstractNum>
+  <w:abstractNum w:abstractNumId="13" w15:restartNumberingAfterBreak="0">
     <w:nsid w:val="04205C8D"/>
     <w:multiLevelType w:val="hybridMultilevel"/>
     <w:tmpl w:val="CC5A3FF4"/>
@@ -19492,7 +21100,7 @@
       </w:rPr>
     </w:lvl>
   </w:abstractNum>
-  <w:abstractNum w:abstractNumId="13" w15:restartNumberingAfterBreak="0">
+  <w:abstractNum w:abstractNumId="14" w15:restartNumberingAfterBreak="0">
     <w:nsid w:val="06FA6405"/>
     <w:multiLevelType w:val="hybridMultilevel"/>
     <w:tmpl w:val="B8F2B7AE"/>
@@ -19605,7 +21213,7 @@
       </w:rPr>
     </w:lvl>
   </w:abstractNum>
-  <w:abstractNum w:abstractNumId="14" w15:restartNumberingAfterBreak="0">
+  <w:abstractNum w:abstractNumId="15" w15:restartNumberingAfterBreak="0">
     <w:nsid w:val="0B044171"/>
     <w:multiLevelType w:val="hybridMultilevel"/>
     <w:tmpl w:val="8EA49460"/>
@@ -19718,7 +21326,7 @@
       </w:rPr>
     </w:lvl>
   </w:abstractNum>
-  <w:abstractNum w:abstractNumId="15" w15:restartNumberingAfterBreak="0">
+  <w:abstractNum w:abstractNumId="16" w15:restartNumberingAfterBreak="0">
     <w:nsid w:val="10A23E96"/>
     <w:multiLevelType w:val="hybridMultilevel"/>
     <w:tmpl w:val="8F1237D6"/>
@@ -19831,7 +21439,7 @@
       </w:rPr>
     </w:lvl>
   </w:abstractNum>
-  <w:abstractNum w:abstractNumId="16" w15:restartNumberingAfterBreak="0">
+  <w:abstractNum w:abstractNumId="17" w15:restartNumberingAfterBreak="0">
     <w:nsid w:val="11517820"/>
     <w:multiLevelType w:val="hybridMultilevel"/>
     <w:tmpl w:val="660098B8"/>
@@ -19944,7 +21552,7 @@
       </w:rPr>
     </w:lvl>
   </w:abstractNum>
-  <w:abstractNum w:abstractNumId="17" w15:restartNumberingAfterBreak="0">
+  <w:abstractNum w:abstractNumId="18" w15:restartNumberingAfterBreak="0">
     <w:nsid w:val="12045934"/>
     <w:multiLevelType w:val="hybridMultilevel"/>
     <w:tmpl w:val="C9CE5714"/>
@@ -20057,7 +21665,7 @@
       </w:rPr>
     </w:lvl>
   </w:abstractNum>
-  <w:abstractNum w:abstractNumId="18" w15:restartNumberingAfterBreak="0">
+  <w:abstractNum w:abstractNumId="19" w15:restartNumberingAfterBreak="0">
     <w:nsid w:val="150468E1"/>
     <w:multiLevelType w:val="hybridMultilevel"/>
     <w:tmpl w:val="9188864A"/>
@@ -20170,7 +21778,7 @@
       </w:rPr>
     </w:lvl>
   </w:abstractNum>
-  <w:abstractNum w:abstractNumId="19" w15:restartNumberingAfterBreak="0">
+  <w:abstractNum w:abstractNumId="20" w15:restartNumberingAfterBreak="0">
     <w:nsid w:val="16EF7EC5"/>
     <w:multiLevelType w:val="hybridMultilevel"/>
     <w:tmpl w:val="4AB6A060"/>
@@ -20283,7 +21891,7 @@
       </w:rPr>
     </w:lvl>
   </w:abstractNum>
-  <w:abstractNum w:abstractNumId="20" w15:restartNumberingAfterBreak="0">
+  <w:abstractNum w:abstractNumId="21" w15:restartNumberingAfterBreak="0">
     <w:nsid w:val="260E305B"/>
     <w:multiLevelType w:val="hybridMultilevel"/>
     <w:tmpl w:val="C11E27A6"/>
@@ -20396,7 +22004,7 @@
       </w:rPr>
     </w:lvl>
   </w:abstractNum>
-  <w:abstractNum w:abstractNumId="21" w15:restartNumberingAfterBreak="0">
+  <w:abstractNum w:abstractNumId="22" w15:restartNumberingAfterBreak="0">
     <w:nsid w:val="26AC47C2"/>
     <w:multiLevelType w:val="hybridMultilevel"/>
     <w:tmpl w:val="2EE08CD4"/>
@@ -20482,7 +22090,7 @@
       </w:pPr>
     </w:lvl>
   </w:abstractNum>
-  <w:abstractNum w:abstractNumId="22" w15:restartNumberingAfterBreak="0">
+  <w:abstractNum w:abstractNumId="23" w15:restartNumberingAfterBreak="0">
     <w:nsid w:val="28F50451"/>
     <w:multiLevelType w:val="hybridMultilevel"/>
     <w:tmpl w:val="947AAC36"/>
@@ -20595,7 +22203,7 @@
       </w:rPr>
     </w:lvl>
   </w:abstractNum>
-  <w:abstractNum w:abstractNumId="23" w15:restartNumberingAfterBreak="0">
+  <w:abstractNum w:abstractNumId="24" w15:restartNumberingAfterBreak="0">
     <w:nsid w:val="2C7951F3"/>
     <w:multiLevelType w:val="hybridMultilevel"/>
     <w:tmpl w:val="579EBB9C"/>
@@ -20708,7 +22316,7 @@
       </w:rPr>
     </w:lvl>
   </w:abstractNum>
-  <w:abstractNum w:abstractNumId="24" w15:restartNumberingAfterBreak="0">
+  <w:abstractNum w:abstractNumId="25" w15:restartNumberingAfterBreak="0">
     <w:nsid w:val="33377D72"/>
     <w:multiLevelType w:val="hybridMultilevel"/>
     <w:tmpl w:val="979E264C"/>
@@ -20794,7 +22402,7 @@
       </w:pPr>
     </w:lvl>
   </w:abstractNum>
-  <w:abstractNum w:abstractNumId="25" w15:restartNumberingAfterBreak="0">
+  <w:abstractNum w:abstractNumId="26" w15:restartNumberingAfterBreak="0">
     <w:nsid w:val="337414E9"/>
     <w:multiLevelType w:val="multilevel"/>
     <w:tmpl w:val="80EC471A"/>
@@ -20907,7 +22515,7 @@
       </w:rPr>
     </w:lvl>
   </w:abstractNum>
-  <w:abstractNum w:abstractNumId="26" w15:restartNumberingAfterBreak="0">
+  <w:abstractNum w:abstractNumId="27" w15:restartNumberingAfterBreak="0">
     <w:nsid w:val="41AC2004"/>
     <w:multiLevelType w:val="multilevel"/>
     <w:tmpl w:val="041B001D"/>
@@ -20993,7 +22601,7 @@
       </w:pPr>
     </w:lvl>
   </w:abstractNum>
-  <w:abstractNum w:abstractNumId="27" w15:restartNumberingAfterBreak="0">
+  <w:abstractNum w:abstractNumId="28" w15:restartNumberingAfterBreak="0">
     <w:nsid w:val="4242221A"/>
     <w:multiLevelType w:val="hybridMultilevel"/>
     <w:tmpl w:val="03F8988A"/>
@@ -21082,7 +22690,7 @@
       </w:pPr>
     </w:lvl>
   </w:abstractNum>
-  <w:abstractNum w:abstractNumId="28" w15:restartNumberingAfterBreak="0">
+  <w:abstractNum w:abstractNumId="29" w15:restartNumberingAfterBreak="0">
     <w:nsid w:val="42475C47"/>
     <w:multiLevelType w:val="multilevel"/>
     <w:tmpl w:val="041B001D"/>
@@ -21169,7 +22777,7 @@
       </w:pPr>
     </w:lvl>
   </w:abstractNum>
-  <w:abstractNum w:abstractNumId="29" w15:restartNumberingAfterBreak="0">
+  <w:abstractNum w:abstractNumId="30" w15:restartNumberingAfterBreak="0">
     <w:nsid w:val="44C571BD"/>
     <w:multiLevelType w:val="hybridMultilevel"/>
     <w:tmpl w:val="5052E7F2"/>
@@ -21282,7 +22890,7 @@
       </w:rPr>
     </w:lvl>
   </w:abstractNum>
-  <w:abstractNum w:abstractNumId="30" w15:restartNumberingAfterBreak="0">
+  <w:abstractNum w:abstractNumId="31" w15:restartNumberingAfterBreak="0">
     <w:nsid w:val="47F24415"/>
     <w:multiLevelType w:val="hybridMultilevel"/>
     <w:tmpl w:val="59B87A6E"/>
@@ -21395,7 +23003,7 @@
       </w:rPr>
     </w:lvl>
   </w:abstractNum>
-  <w:abstractNum w:abstractNumId="31" w15:restartNumberingAfterBreak="0">
+  <w:abstractNum w:abstractNumId="32" w15:restartNumberingAfterBreak="0">
     <w:nsid w:val="4AF27299"/>
     <w:multiLevelType w:val="hybridMultilevel"/>
     <w:tmpl w:val="CE087EBA"/>
@@ -21508,7 +23116,7 @@
       </w:rPr>
     </w:lvl>
   </w:abstractNum>
-  <w:abstractNum w:abstractNumId="32" w15:restartNumberingAfterBreak="0">
+  <w:abstractNum w:abstractNumId="33" w15:restartNumberingAfterBreak="0">
     <w:nsid w:val="4B356983"/>
     <w:multiLevelType w:val="hybridMultilevel"/>
     <w:tmpl w:val="3F725A78"/>
@@ -21621,7 +23229,7 @@
       </w:rPr>
     </w:lvl>
   </w:abstractNum>
-  <w:abstractNum w:abstractNumId="33" w15:restartNumberingAfterBreak="0">
+  <w:abstractNum w:abstractNumId="34" w15:restartNumberingAfterBreak="0">
     <w:nsid w:val="560C4C81"/>
     <w:multiLevelType w:val="multilevel"/>
     <w:tmpl w:val="B70E42AA"/>
@@ -21739,7 +23347,120 @@
       </w:rPr>
     </w:lvl>
   </w:abstractNum>
-  <w:abstractNum w:abstractNumId="34" w15:restartNumberingAfterBreak="0">
+  <w:abstractNum w:abstractNumId="35" w15:restartNumberingAfterBreak="0">
+    <w:nsid w:val="5D704B2C"/>
+    <w:multiLevelType w:val="hybridMultilevel"/>
+    <w:tmpl w:val="5B4601F6"/>
+    <w:lvl w:ilvl="0" w:tplc="08090001">
+      <w:start w:val="1"/>
+      <w:numFmt w:val="bullet"/>
+      <w:lvlText w:val=""/>
+      <w:lvlJc w:val="left"/>
+      <w:pPr>
+        <w:ind w:left="1146" w:hanging="360"/>
+      </w:pPr>
+      <w:rPr>
+        <w:rFonts w:ascii="Symbol" w:hAnsi="Symbol" w:hint="default"/>
+      </w:rPr>
+    </w:lvl>
+    <w:lvl w:ilvl="1" w:tplc="08090003" w:tentative="1">
+      <w:start w:val="1"/>
+      <w:numFmt w:val="bullet"/>
+      <w:lvlText w:val="o"/>
+      <w:lvlJc w:val="left"/>
+      <w:pPr>
+        <w:ind w:left="1866" w:hanging="360"/>
+      </w:pPr>
+      <w:rPr>
+        <w:rFonts w:ascii="Courier New" w:hAnsi="Courier New" w:cs="Courier New" w:hint="default"/>
+      </w:rPr>
+    </w:lvl>
+    <w:lvl w:ilvl="2" w:tplc="08090005" w:tentative="1">
+      <w:start w:val="1"/>
+      <w:numFmt w:val="bullet"/>
+      <w:lvlText w:val=""/>
+      <w:lvlJc w:val="left"/>
+      <w:pPr>
+        <w:ind w:left="2586" w:hanging="360"/>
+      </w:pPr>
+      <w:rPr>
+        <w:rFonts w:ascii="Wingdings" w:hAnsi="Wingdings" w:hint="default"/>
+      </w:rPr>
+    </w:lvl>
+    <w:lvl w:ilvl="3" w:tplc="08090001" w:tentative="1">
+      <w:start w:val="1"/>
+      <w:numFmt w:val="bullet"/>
+      <w:lvlText w:val=""/>
+      <w:lvlJc w:val="left"/>
+      <w:pPr>
+        <w:ind w:left="3306" w:hanging="360"/>
+      </w:pPr>
+      <w:rPr>
+        <w:rFonts w:ascii="Symbol" w:hAnsi="Symbol" w:hint="default"/>
+      </w:rPr>
+    </w:lvl>
+    <w:lvl w:ilvl="4" w:tplc="08090003" w:tentative="1">
+      <w:start w:val="1"/>
+      <w:numFmt w:val="bullet"/>
+      <w:lvlText w:val="o"/>
+      <w:lvlJc w:val="left"/>
+      <w:pPr>
+        <w:ind w:left="4026" w:hanging="360"/>
+      </w:pPr>
+      <w:rPr>
+        <w:rFonts w:ascii="Courier New" w:hAnsi="Courier New" w:cs="Courier New" w:hint="default"/>
+      </w:rPr>
+    </w:lvl>
+    <w:lvl w:ilvl="5" w:tplc="08090005" w:tentative="1">
+      <w:start w:val="1"/>
+      <w:numFmt w:val="bullet"/>
+      <w:lvlText w:val=""/>
+      <w:lvlJc w:val="left"/>
+      <w:pPr>
+        <w:ind w:left="4746" w:hanging="360"/>
+      </w:pPr>
+      <w:rPr>
+        <w:rFonts w:ascii="Wingdings" w:hAnsi="Wingdings" w:hint="default"/>
+      </w:rPr>
+    </w:lvl>
+    <w:lvl w:ilvl="6" w:tplc="08090001" w:tentative="1">
+      <w:start w:val="1"/>
+      <w:numFmt w:val="bullet"/>
+      <w:lvlText w:val=""/>
+      <w:lvlJc w:val="left"/>
+      <w:pPr>
+        <w:ind w:left="5466" w:hanging="360"/>
+      </w:pPr>
+      <w:rPr>
+        <w:rFonts w:ascii="Symbol" w:hAnsi="Symbol" w:hint="default"/>
+      </w:rPr>
+    </w:lvl>
+    <w:lvl w:ilvl="7" w:tplc="08090003" w:tentative="1">
+      <w:start w:val="1"/>
+      <w:numFmt w:val="bullet"/>
+      <w:lvlText w:val="o"/>
+      <w:lvlJc w:val="left"/>
+      <w:pPr>
+        <w:ind w:left="6186" w:hanging="360"/>
+      </w:pPr>
+      <w:rPr>
+        <w:rFonts w:ascii="Courier New" w:hAnsi="Courier New" w:cs="Courier New" w:hint="default"/>
+      </w:rPr>
+    </w:lvl>
+    <w:lvl w:ilvl="8" w:tplc="08090005" w:tentative="1">
+      <w:start w:val="1"/>
+      <w:numFmt w:val="bullet"/>
+      <w:lvlText w:val=""/>
+      <w:lvlJc w:val="left"/>
+      <w:pPr>
+        <w:ind w:left="6906" w:hanging="360"/>
+      </w:pPr>
+      <w:rPr>
+        <w:rFonts w:ascii="Wingdings" w:hAnsi="Wingdings" w:hint="default"/>
+      </w:rPr>
+    </w:lvl>
+  </w:abstractNum>
+  <w:abstractNum w:abstractNumId="36" w15:restartNumberingAfterBreak="0">
     <w:nsid w:val="611F40A2"/>
     <w:multiLevelType w:val="multilevel"/>
     <w:tmpl w:val="041B001D"/>
@@ -21825,7 +23546,7 @@
       </w:pPr>
     </w:lvl>
   </w:abstractNum>
-  <w:abstractNum w:abstractNumId="35" w15:restartNumberingAfterBreak="0">
+  <w:abstractNum w:abstractNumId="37" w15:restartNumberingAfterBreak="0">
     <w:nsid w:val="62593EFE"/>
     <w:multiLevelType w:val="hybridMultilevel"/>
     <w:tmpl w:val="B7AE2BDE"/>
@@ -21911,7 +23632,7 @@
       </w:pPr>
     </w:lvl>
   </w:abstractNum>
-  <w:abstractNum w:abstractNumId="36" w15:restartNumberingAfterBreak="0">
+  <w:abstractNum w:abstractNumId="38" w15:restartNumberingAfterBreak="0">
     <w:nsid w:val="633D6C51"/>
     <w:multiLevelType w:val="hybridMultilevel"/>
     <w:tmpl w:val="807472A4"/>
@@ -21997,7 +23718,7 @@
       </w:pPr>
     </w:lvl>
   </w:abstractNum>
-  <w:abstractNum w:abstractNumId="37" w15:restartNumberingAfterBreak="0">
+  <w:abstractNum w:abstractNumId="39" w15:restartNumberingAfterBreak="0">
     <w:nsid w:val="6416608A"/>
     <w:multiLevelType w:val="hybridMultilevel"/>
     <w:tmpl w:val="BFC45DC8"/>
@@ -22110,7 +23831,7 @@
       </w:rPr>
     </w:lvl>
   </w:abstractNum>
-  <w:abstractNum w:abstractNumId="38" w15:restartNumberingAfterBreak="0">
+  <w:abstractNum w:abstractNumId="40" w15:restartNumberingAfterBreak="0">
     <w:nsid w:val="648874EA"/>
     <w:multiLevelType w:val="hybridMultilevel"/>
     <w:tmpl w:val="03A8A320"/>
@@ -22223,7 +23944,7 @@
       </w:rPr>
     </w:lvl>
   </w:abstractNum>
-  <w:abstractNum w:abstractNumId="39" w15:restartNumberingAfterBreak="0">
+  <w:abstractNum w:abstractNumId="41" w15:restartNumberingAfterBreak="0">
     <w:nsid w:val="680D043E"/>
     <w:multiLevelType w:val="multilevel"/>
     <w:tmpl w:val="041B001D"/>
@@ -22309,7 +24030,7 @@
       </w:pPr>
     </w:lvl>
   </w:abstractNum>
-  <w:abstractNum w:abstractNumId="40" w15:restartNumberingAfterBreak="0">
+  <w:abstractNum w:abstractNumId="42" w15:restartNumberingAfterBreak="0">
     <w:nsid w:val="68584894"/>
     <w:multiLevelType w:val="hybridMultilevel"/>
     <w:tmpl w:val="2FCE7350"/>
@@ -22521,7 +24242,7 @@
       </w:rPr>
     </w:lvl>
   </w:abstractNum>
-  <w:abstractNum w:abstractNumId="41" w15:restartNumberingAfterBreak="0">
+  <w:abstractNum w:abstractNumId="43" w15:restartNumberingAfterBreak="0">
     <w:nsid w:val="72784605"/>
     <w:multiLevelType w:val="hybridMultilevel"/>
     <w:tmpl w:val="E0885FF6"/>
@@ -22634,8 +24355,121 @@
       </w:rPr>
     </w:lvl>
   </w:abstractNum>
+  <w:abstractNum w:abstractNumId="44" w15:restartNumberingAfterBreak="0">
+    <w:nsid w:val="741D5FE7"/>
+    <w:multiLevelType w:val="hybridMultilevel"/>
+    <w:tmpl w:val="CCB609C4"/>
+    <w:lvl w:ilvl="0" w:tplc="08090001">
+      <w:start w:val="1"/>
+      <w:numFmt w:val="bullet"/>
+      <w:lvlText w:val=""/>
+      <w:lvlJc w:val="left"/>
+      <w:pPr>
+        <w:ind w:left="1146" w:hanging="360"/>
+      </w:pPr>
+      <w:rPr>
+        <w:rFonts w:ascii="Symbol" w:hAnsi="Symbol" w:hint="default"/>
+      </w:rPr>
+    </w:lvl>
+    <w:lvl w:ilvl="1" w:tplc="08090003" w:tentative="1">
+      <w:start w:val="1"/>
+      <w:numFmt w:val="bullet"/>
+      <w:lvlText w:val="o"/>
+      <w:lvlJc w:val="left"/>
+      <w:pPr>
+        <w:ind w:left="1866" w:hanging="360"/>
+      </w:pPr>
+      <w:rPr>
+        <w:rFonts w:ascii="Courier New" w:hAnsi="Courier New" w:cs="Courier New" w:hint="default"/>
+      </w:rPr>
+    </w:lvl>
+    <w:lvl w:ilvl="2" w:tplc="08090005" w:tentative="1">
+      <w:start w:val="1"/>
+      <w:numFmt w:val="bullet"/>
+      <w:lvlText w:val=""/>
+      <w:lvlJc w:val="left"/>
+      <w:pPr>
+        <w:ind w:left="2586" w:hanging="360"/>
+      </w:pPr>
+      <w:rPr>
+        <w:rFonts w:ascii="Wingdings" w:hAnsi="Wingdings" w:hint="default"/>
+      </w:rPr>
+    </w:lvl>
+    <w:lvl w:ilvl="3" w:tplc="08090001" w:tentative="1">
+      <w:start w:val="1"/>
+      <w:numFmt w:val="bullet"/>
+      <w:lvlText w:val=""/>
+      <w:lvlJc w:val="left"/>
+      <w:pPr>
+        <w:ind w:left="3306" w:hanging="360"/>
+      </w:pPr>
+      <w:rPr>
+        <w:rFonts w:ascii="Symbol" w:hAnsi="Symbol" w:hint="default"/>
+      </w:rPr>
+    </w:lvl>
+    <w:lvl w:ilvl="4" w:tplc="08090003" w:tentative="1">
+      <w:start w:val="1"/>
+      <w:numFmt w:val="bullet"/>
+      <w:lvlText w:val="o"/>
+      <w:lvlJc w:val="left"/>
+      <w:pPr>
+        <w:ind w:left="4026" w:hanging="360"/>
+      </w:pPr>
+      <w:rPr>
+        <w:rFonts w:ascii="Courier New" w:hAnsi="Courier New" w:cs="Courier New" w:hint="default"/>
+      </w:rPr>
+    </w:lvl>
+    <w:lvl w:ilvl="5" w:tplc="08090005" w:tentative="1">
+      <w:start w:val="1"/>
+      <w:numFmt w:val="bullet"/>
+      <w:lvlText w:val=""/>
+      <w:lvlJc w:val="left"/>
+      <w:pPr>
+        <w:ind w:left="4746" w:hanging="360"/>
+      </w:pPr>
+      <w:rPr>
+        <w:rFonts w:ascii="Wingdings" w:hAnsi="Wingdings" w:hint="default"/>
+      </w:rPr>
+    </w:lvl>
+    <w:lvl w:ilvl="6" w:tplc="08090001" w:tentative="1">
+      <w:start w:val="1"/>
+      <w:numFmt w:val="bullet"/>
+      <w:lvlText w:val=""/>
+      <w:lvlJc w:val="left"/>
+      <w:pPr>
+        <w:ind w:left="5466" w:hanging="360"/>
+      </w:pPr>
+      <w:rPr>
+        <w:rFonts w:ascii="Symbol" w:hAnsi="Symbol" w:hint="default"/>
+      </w:rPr>
+    </w:lvl>
+    <w:lvl w:ilvl="7" w:tplc="08090003" w:tentative="1">
+      <w:start w:val="1"/>
+      <w:numFmt w:val="bullet"/>
+      <w:lvlText w:val="o"/>
+      <w:lvlJc w:val="left"/>
+      <w:pPr>
+        <w:ind w:left="6186" w:hanging="360"/>
+      </w:pPr>
+      <w:rPr>
+        <w:rFonts w:ascii="Courier New" w:hAnsi="Courier New" w:cs="Courier New" w:hint="default"/>
+      </w:rPr>
+    </w:lvl>
+    <w:lvl w:ilvl="8" w:tplc="08090005" w:tentative="1">
+      <w:start w:val="1"/>
+      <w:numFmt w:val="bullet"/>
+      <w:lvlText w:val=""/>
+      <w:lvlJc w:val="left"/>
+      <w:pPr>
+        <w:ind w:left="6906" w:hanging="360"/>
+      </w:pPr>
+      <w:rPr>
+        <w:rFonts w:ascii="Wingdings" w:hAnsi="Wingdings" w:hint="default"/>
+      </w:rPr>
+    </w:lvl>
+  </w:abstractNum>
   <w:num w:numId="1">
-    <w:abstractNumId w:val="26"/>
+    <w:abstractNumId w:val="27"/>
   </w:num>
   <w:num w:numId="2">
     <w:abstractNumId w:val="8"/>
@@ -22659,19 +24493,19 @@
     <w:abstractNumId w:val="11"/>
   </w:num>
   <w:num w:numId="9">
-    <w:abstractNumId w:val="14"/>
+    <w:abstractNumId w:val="15"/>
   </w:num>
   <w:num w:numId="10">
-    <w:abstractNumId w:val="22"/>
+    <w:abstractNumId w:val="23"/>
   </w:num>
   <w:num w:numId="11">
-    <w:abstractNumId w:val="29"/>
+    <w:abstractNumId w:val="30"/>
   </w:num>
   <w:num w:numId="12">
-    <w:abstractNumId w:val="18"/>
+    <w:abstractNumId w:val="19"/>
   </w:num>
   <w:num w:numId="13">
-    <w:abstractNumId w:val="25"/>
+    <w:abstractNumId w:val="26"/>
   </w:num>
   <w:num w:numId="14">
     <w:abstractNumId w:val="9"/>
@@ -22689,46 +24523,46 @@
     <w:abstractNumId w:val="4"/>
   </w:num>
   <w:num w:numId="19">
+    <w:abstractNumId w:val="36"/>
+  </w:num>
+  <w:num w:numId="20">
+    <w:abstractNumId w:val="37"/>
+  </w:num>
+  <w:num w:numId="21">
+    <w:abstractNumId w:val="28"/>
+  </w:num>
+  <w:num w:numId="22">
+    <w:abstractNumId w:val="21"/>
+  </w:num>
+  <w:num w:numId="23">
+    <w:abstractNumId w:val="43"/>
+  </w:num>
+  <w:num w:numId="24">
+    <w:abstractNumId w:val="39"/>
+  </w:num>
+  <w:num w:numId="25">
+    <w:abstractNumId w:val="17"/>
+  </w:num>
+  <w:num w:numId="26">
+    <w:abstractNumId w:val="13"/>
+  </w:num>
+  <w:num w:numId="27">
+    <w:abstractNumId w:val="42"/>
+  </w:num>
+  <w:num w:numId="28">
+    <w:abstractNumId w:val="32"/>
+  </w:num>
+  <w:num w:numId="29">
+    <w:abstractNumId w:val="20"/>
+  </w:num>
+  <w:num w:numId="30">
+    <w:abstractNumId w:val="29"/>
+  </w:num>
+  <w:num w:numId="31">
     <w:abstractNumId w:val="34"/>
   </w:num>
-  <w:num w:numId="20">
-    <w:abstractNumId w:val="35"/>
-  </w:num>
-  <w:num w:numId="21">
-    <w:abstractNumId w:val="27"/>
-  </w:num>
-  <w:num w:numId="22">
-    <w:abstractNumId w:val="20"/>
-  </w:num>
-  <w:num w:numId="23">
+  <w:num w:numId="32">
     <w:abstractNumId w:val="41"/>
-  </w:num>
-  <w:num w:numId="24">
-    <w:abstractNumId w:val="37"/>
-  </w:num>
-  <w:num w:numId="25">
-    <w:abstractNumId w:val="16"/>
-  </w:num>
-  <w:num w:numId="26">
-    <w:abstractNumId w:val="12"/>
-  </w:num>
-  <w:num w:numId="27">
-    <w:abstractNumId w:val="40"/>
-  </w:num>
-  <w:num w:numId="28">
-    <w:abstractNumId w:val="31"/>
-  </w:num>
-  <w:num w:numId="29">
-    <w:abstractNumId w:val="19"/>
-  </w:num>
-  <w:num w:numId="30">
-    <w:abstractNumId w:val="28"/>
-  </w:num>
-  <w:num w:numId="31">
-    <w:abstractNumId w:val="33"/>
-  </w:num>
-  <w:num w:numId="32">
-    <w:abstractNumId w:val="39"/>
   </w:num>
   <w:num w:numId="33">
     <w:abstractNumId w:val="10"/>
@@ -22761,10 +24595,10 @@
     </w:lvlOverride>
   </w:num>
   <w:num w:numId="34">
-    <w:abstractNumId w:val="36"/>
+    <w:abstractNumId w:val="38"/>
   </w:num>
   <w:num w:numId="35">
-    <w:abstractNumId w:val="21"/>
+    <w:abstractNumId w:val="22"/>
   </w:num>
   <w:num w:numId="36">
     <w:abstractNumId w:val="10"/>
@@ -22797,28 +24631,37 @@
     </w:lvlOverride>
   </w:num>
   <w:num w:numId="37">
-    <w:abstractNumId w:val="32"/>
+    <w:abstractNumId w:val="33"/>
   </w:num>
   <w:num w:numId="38">
-    <w:abstractNumId w:val="13"/>
+    <w:abstractNumId w:val="14"/>
   </w:num>
   <w:num w:numId="39">
-    <w:abstractNumId w:val="17"/>
+    <w:abstractNumId w:val="18"/>
   </w:num>
   <w:num w:numId="40">
-    <w:abstractNumId w:val="30"/>
+    <w:abstractNumId w:val="31"/>
   </w:num>
   <w:num w:numId="41">
-    <w:abstractNumId w:val="38"/>
+    <w:abstractNumId w:val="40"/>
   </w:num>
   <w:num w:numId="42">
+    <w:abstractNumId w:val="25"/>
+  </w:num>
+  <w:num w:numId="43">
     <w:abstractNumId w:val="24"/>
   </w:num>
-  <w:num w:numId="43">
-    <w:abstractNumId w:val="23"/>
+  <w:num w:numId="44">
+    <w:abstractNumId w:val="16"/>
   </w:num>
-  <w:num w:numId="44">
-    <w:abstractNumId w:val="15"/>
+  <w:num w:numId="45">
+    <w:abstractNumId w:val="12"/>
+  </w:num>
+  <w:num w:numId="46">
+    <w:abstractNumId w:val="35"/>
+  </w:num>
+  <w:num w:numId="47">
+    <w:abstractNumId w:val="44"/>
   </w:num>
 </w:numbering>
 </file>

--- a/sumsala_diplomova_praca.docx
+++ b/sumsala_diplomova_praca.docx
@@ -1003,7 +1003,7 @@
         </w:rPr>
         <w:fldChar w:fldCharType="separate"/>
       </w:r>
-      <w:hyperlink w:anchor="_Toc227696016" w:history="1">
+      <w:hyperlink w:anchor="_Toc227785216" w:history="1">
         <w:r>
           <w:rPr>
             <w:rStyle w:val="Hyperlink"/>
@@ -1030,7 +1030,7 @@
             <w:noProof/>
             <w:webHidden/>
           </w:rPr>
-          <w:instrText xml:space="preserve"> PAGEREF _Toc227696016 \h </w:instrText>
+          <w:instrText xml:space="preserve"> PAGEREF _Toc227785216 \h </w:instrText>
         </w:r>
         <w:r>
           <w:rPr>
@@ -1050,7 +1050,7 @@
             <w:noProof/>
             <w:webHidden/>
           </w:rPr>
-          <w:t>9</w:t>
+          <w:t>10</w:t>
         </w:r>
         <w:r>
           <w:rPr>
@@ -1071,7 +1071,7 @@
           <w:szCs w:val="24"/>
         </w:rPr>
       </w:pPr>
-      <w:hyperlink w:anchor="_Toc227696017" w:history="1">
+      <w:hyperlink w:anchor="_Toc227785217" w:history="1">
         <w:r>
           <w:rPr>
             <w:rStyle w:val="Hyperlink"/>
@@ -1098,7 +1098,7 @@
             <w:noProof/>
             <w:webHidden/>
           </w:rPr>
-          <w:instrText xml:space="preserve"> PAGEREF _Toc227696017 \h </w:instrText>
+          <w:instrText xml:space="preserve"> PAGEREF _Toc227785217 \h </w:instrText>
         </w:r>
         <w:r>
           <w:rPr>
@@ -1118,7 +1118,7 @@
             <w:noProof/>
             <w:webHidden/>
           </w:rPr>
-          <w:t>10</w:t>
+          <w:t>11</w:t>
         </w:r>
         <w:r>
           <w:rPr>
@@ -1139,7 +1139,7 @@
           <w:szCs w:val="24"/>
         </w:rPr>
       </w:pPr>
-      <w:hyperlink w:anchor="_Toc227696018" w:history="1">
+      <w:hyperlink w:anchor="_Toc227785218" w:history="1">
         <w:r>
           <w:rPr>
             <w:rStyle w:val="Hyperlink"/>
@@ -1166,7 +1166,7 @@
             <w:noProof/>
             <w:webHidden/>
           </w:rPr>
-          <w:instrText xml:space="preserve"> PAGEREF _Toc227696018 \h </w:instrText>
+          <w:instrText xml:space="preserve"> PAGEREF _Toc227785218 \h </w:instrText>
         </w:r>
         <w:r>
           <w:rPr>
@@ -1186,7 +1186,7 @@
             <w:noProof/>
             <w:webHidden/>
           </w:rPr>
-          <w:t>11</w:t>
+          <w:t>12</w:t>
         </w:r>
         <w:r>
           <w:rPr>
@@ -1210,7 +1210,7 @@
           <w:szCs w:val="24"/>
         </w:rPr>
       </w:pPr>
-      <w:hyperlink w:anchor="_Toc227696019" w:history="1">
+      <w:hyperlink w:anchor="_Toc227785219" w:history="1">
         <w:r>
           <w:rPr>
             <w:rStyle w:val="Hyperlink"/>
@@ -1237,7 +1237,7 @@
             <w:noProof/>
             <w:webHidden/>
           </w:rPr>
-          <w:instrText xml:space="preserve"> PAGEREF _Toc227696019 \h </w:instrText>
+          <w:instrText xml:space="preserve"> PAGEREF _Toc227785219 \h </w:instrText>
         </w:r>
         <w:r>
           <w:rPr>
@@ -1257,7 +1257,7 @@
             <w:noProof/>
             <w:webHidden/>
           </w:rPr>
-          <w:t>12</w:t>
+          <w:t>13</w:t>
         </w:r>
         <w:r>
           <w:rPr>
@@ -1281,7 +1281,7 @@
           <w:szCs w:val="24"/>
         </w:rPr>
       </w:pPr>
-      <w:hyperlink w:anchor="_Toc227696020" w:history="1">
+      <w:hyperlink w:anchor="_Toc227785220" w:history="1">
         <w:r>
           <w:rPr>
             <w:rStyle w:val="Hyperlink"/>
@@ -1326,7 +1326,7 @@
             <w:noProof/>
             <w:webHidden/>
           </w:rPr>
-          <w:instrText xml:space="preserve"> PAGEREF _Toc227696020 \h </w:instrText>
+          <w:instrText xml:space="preserve"> PAGEREF _Toc227785220 \h </w:instrText>
         </w:r>
         <w:r>
           <w:rPr>
@@ -1346,7 +1346,7 @@
             <w:noProof/>
             <w:webHidden/>
           </w:rPr>
-          <w:t>14</w:t>
+          <w:t>15</w:t>
         </w:r>
         <w:r>
           <w:rPr>
@@ -1367,7 +1367,7 @@
           <w:szCs w:val="24"/>
         </w:rPr>
       </w:pPr>
-      <w:hyperlink w:anchor="_Toc227696021" w:history="1">
+      <w:hyperlink w:anchor="_Toc227785221" w:history="1">
         <w:r>
           <w:rPr>
             <w:rStyle w:val="Hyperlink"/>
@@ -1394,7 +1394,7 @@
             <w:noProof/>
             <w:webHidden/>
           </w:rPr>
-          <w:instrText xml:space="preserve"> PAGEREF _Toc227696021 \h </w:instrText>
+          <w:instrText xml:space="preserve"> PAGEREF _Toc227785221 \h </w:instrText>
         </w:r>
         <w:r>
           <w:rPr>
@@ -1414,7 +1414,7 @@
             <w:noProof/>
             <w:webHidden/>
           </w:rPr>
-          <w:t>14</w:t>
+          <w:t>15</w:t>
         </w:r>
         <w:r>
           <w:rPr>
@@ -1435,7 +1435,7 @@
           <w:szCs w:val="24"/>
         </w:rPr>
       </w:pPr>
-      <w:hyperlink w:anchor="_Toc227696022" w:history="1">
+      <w:hyperlink w:anchor="_Toc227785222" w:history="1">
         <w:r>
           <w:rPr>
             <w:rStyle w:val="Hyperlink"/>
@@ -1477,7 +1477,7 @@
             <w:noProof/>
             <w:webHidden/>
           </w:rPr>
-          <w:instrText xml:space="preserve"> PAGEREF _Toc227696022 \h </w:instrText>
+          <w:instrText xml:space="preserve"> PAGEREF _Toc227785222 \h </w:instrText>
         </w:r>
         <w:r>
           <w:rPr>
@@ -1497,7 +1497,7 @@
             <w:noProof/>
             <w:webHidden/>
           </w:rPr>
-          <w:t>14</w:t>
+          <w:t>15</w:t>
         </w:r>
         <w:r>
           <w:rPr>
@@ -1518,7 +1518,7 @@
           <w:szCs w:val="24"/>
         </w:rPr>
       </w:pPr>
-      <w:hyperlink w:anchor="_Toc227696023" w:history="1">
+      <w:hyperlink w:anchor="_Toc227785223" w:history="1">
         <w:r>
           <w:rPr>
             <w:rStyle w:val="Hyperlink"/>
@@ -1545,7 +1545,7 @@
             <w:noProof/>
             <w:webHidden/>
           </w:rPr>
-          <w:instrText xml:space="preserve"> PAGEREF _Toc227696023 \h </w:instrText>
+          <w:instrText xml:space="preserve"> PAGEREF _Toc227785223 \h </w:instrText>
         </w:r>
         <w:r>
           <w:rPr>
@@ -1565,7 +1565,7 @@
             <w:noProof/>
             <w:webHidden/>
           </w:rPr>
-          <w:t>14</w:t>
+          <w:t>15</w:t>
         </w:r>
         <w:r>
           <w:rPr>
@@ -1586,7 +1586,7 @@
           <w:szCs w:val="24"/>
         </w:rPr>
       </w:pPr>
-      <w:hyperlink w:anchor="_Toc227696024" w:history="1">
+      <w:hyperlink w:anchor="_Toc227785224" w:history="1">
         <w:r>
           <w:rPr>
             <w:rStyle w:val="Hyperlink"/>
@@ -1613,7 +1613,7 @@
             <w:noProof/>
             <w:webHidden/>
           </w:rPr>
-          <w:instrText xml:space="preserve"> PAGEREF _Toc227696024 \h </w:instrText>
+          <w:instrText xml:space="preserve"> PAGEREF _Toc227785224 \h </w:instrText>
         </w:r>
         <w:r>
           <w:rPr>
@@ -1633,7 +1633,7 @@
             <w:noProof/>
             <w:webHidden/>
           </w:rPr>
-          <w:t>16</w:t>
+          <w:t>17</w:t>
         </w:r>
         <w:r>
           <w:rPr>
@@ -1657,7 +1657,7 @@
           <w:szCs w:val="24"/>
         </w:rPr>
       </w:pPr>
-      <w:hyperlink w:anchor="_Toc227696025" w:history="1">
+      <w:hyperlink w:anchor="_Toc227785225" w:history="1">
         <w:r>
           <w:rPr>
             <w:rStyle w:val="Hyperlink"/>
@@ -1702,7 +1702,7 @@
             <w:noProof/>
             <w:webHidden/>
           </w:rPr>
-          <w:instrText xml:space="preserve"> PAGEREF _Toc227696025 \h </w:instrText>
+          <w:instrText xml:space="preserve"> PAGEREF _Toc227785225 \h </w:instrText>
         </w:r>
         <w:r>
           <w:rPr>
@@ -1722,7 +1722,7 @@
             <w:noProof/>
             <w:webHidden/>
           </w:rPr>
-          <w:t>17</w:t>
+          <w:t>18</w:t>
         </w:r>
         <w:r>
           <w:rPr>
@@ -1743,7 +1743,7 @@
           <w:szCs w:val="24"/>
         </w:rPr>
       </w:pPr>
-      <w:hyperlink w:anchor="_Toc227696026" w:history="1">
+      <w:hyperlink w:anchor="_Toc227785226" w:history="1">
         <w:r>
           <w:rPr>
             <w:rStyle w:val="Hyperlink"/>
@@ -1770,7 +1770,7 @@
             <w:noProof/>
             <w:webHidden/>
           </w:rPr>
-          <w:instrText xml:space="preserve"> PAGEREF _Toc227696026 \h </w:instrText>
+          <w:instrText xml:space="preserve"> PAGEREF _Toc227785226 \h </w:instrText>
         </w:r>
         <w:r>
           <w:rPr>
@@ -1790,7 +1790,7 @@
             <w:noProof/>
             <w:webHidden/>
           </w:rPr>
-          <w:t>17</w:t>
+          <w:t>18</w:t>
         </w:r>
         <w:r>
           <w:rPr>
@@ -1811,7 +1811,7 @@
           <w:szCs w:val="24"/>
         </w:rPr>
       </w:pPr>
-      <w:hyperlink w:anchor="_Toc227696027" w:history="1">
+      <w:hyperlink w:anchor="_Toc227785227" w:history="1">
         <w:r>
           <w:rPr>
             <w:rStyle w:val="Hyperlink"/>
@@ -1838,7 +1838,7 @@
             <w:noProof/>
             <w:webHidden/>
           </w:rPr>
-          <w:instrText xml:space="preserve"> PAGEREF _Toc227696027 \h </w:instrText>
+          <w:instrText xml:space="preserve"> PAGEREF _Toc227785227 \h </w:instrText>
         </w:r>
         <w:r>
           <w:rPr>
@@ -1858,7 +1858,7 @@
             <w:noProof/>
             <w:webHidden/>
           </w:rPr>
-          <w:t>17</w:t>
+          <w:t>18</w:t>
         </w:r>
         <w:r>
           <w:rPr>
@@ -1882,7 +1882,7 @@
           <w:szCs w:val="24"/>
         </w:rPr>
       </w:pPr>
-      <w:hyperlink w:anchor="_Toc227696028" w:history="1">
+      <w:hyperlink w:anchor="_Toc227785228" w:history="1">
         <w:r>
           <w:rPr>
             <w:rStyle w:val="Hyperlink"/>
@@ -1927,7 +1927,7 @@
             <w:noProof/>
             <w:webHidden/>
           </w:rPr>
-          <w:instrText xml:space="preserve"> PAGEREF _Toc227696028 \h </w:instrText>
+          <w:instrText xml:space="preserve"> PAGEREF _Toc227785228 \h </w:instrText>
         </w:r>
         <w:r>
           <w:rPr>
@@ -1947,7 +1947,7 @@
             <w:noProof/>
             <w:webHidden/>
           </w:rPr>
-          <w:t>19</w:t>
+          <w:t>20</w:t>
         </w:r>
         <w:r>
           <w:rPr>
@@ -1968,7 +1968,7 @@
           <w:szCs w:val="24"/>
         </w:rPr>
       </w:pPr>
-      <w:hyperlink w:anchor="_Toc227696029" w:history="1">
+      <w:hyperlink w:anchor="_Toc227785229" w:history="1">
         <w:r>
           <w:rPr>
             <w:rStyle w:val="Hyperlink"/>
@@ -1995,7 +1995,7 @@
             <w:noProof/>
             <w:webHidden/>
           </w:rPr>
-          <w:instrText xml:space="preserve"> PAGEREF _Toc227696029 \h </w:instrText>
+          <w:instrText xml:space="preserve"> PAGEREF _Toc227785229 \h </w:instrText>
         </w:r>
         <w:r>
           <w:rPr>
@@ -2015,7 +2015,7 @@
             <w:noProof/>
             <w:webHidden/>
           </w:rPr>
-          <w:t>19</w:t>
+          <w:t>20</w:t>
         </w:r>
         <w:r>
           <w:rPr>
@@ -2035,7 +2035,7 @@
           <w:szCs w:val="24"/>
         </w:rPr>
       </w:pPr>
-      <w:hyperlink w:anchor="_Toc227696030" w:history="1">
+      <w:hyperlink w:anchor="_Toc227785230" w:history="1">
         <w:r>
           <w:rPr>
             <w:rStyle w:val="Hyperlink"/>
@@ -2062,7 +2062,7 @@
             <w:noProof/>
             <w:webHidden/>
           </w:rPr>
-          <w:instrText xml:space="preserve"> PAGEREF _Toc227696030 \h </w:instrText>
+          <w:instrText xml:space="preserve"> PAGEREF _Toc227785230 \h </w:instrText>
         </w:r>
         <w:r>
           <w:rPr>
@@ -2082,7 +2082,7 @@
             <w:noProof/>
             <w:webHidden/>
           </w:rPr>
-          <w:t>19</w:t>
+          <w:t>20</w:t>
         </w:r>
         <w:r>
           <w:rPr>
@@ -2102,7 +2102,7 @@
           <w:szCs w:val="24"/>
         </w:rPr>
       </w:pPr>
-      <w:hyperlink w:anchor="_Toc227696031" w:history="1">
+      <w:hyperlink w:anchor="_Toc227785231" w:history="1">
         <w:r>
           <w:rPr>
             <w:rStyle w:val="Hyperlink"/>
@@ -2129,7 +2129,7 @@
             <w:noProof/>
             <w:webHidden/>
           </w:rPr>
-          <w:instrText xml:space="preserve"> PAGEREF _Toc227696031 \h </w:instrText>
+          <w:instrText xml:space="preserve"> PAGEREF _Toc227785231 \h </w:instrText>
         </w:r>
         <w:r>
           <w:rPr>
@@ -2149,7 +2149,7 @@
             <w:noProof/>
             <w:webHidden/>
           </w:rPr>
-          <w:t>19</w:t>
+          <w:t>20</w:t>
         </w:r>
         <w:r>
           <w:rPr>
@@ -2169,7 +2169,7 @@
           <w:szCs w:val="24"/>
         </w:rPr>
       </w:pPr>
-      <w:hyperlink w:anchor="_Toc227696032" w:history="1">
+      <w:hyperlink w:anchor="_Toc227785232" w:history="1">
         <w:r>
           <w:rPr>
             <w:rStyle w:val="Hyperlink"/>
@@ -2196,7 +2196,7 @@
             <w:noProof/>
             <w:webHidden/>
           </w:rPr>
-          <w:instrText xml:space="preserve"> PAGEREF _Toc227696032 \h </w:instrText>
+          <w:instrText xml:space="preserve"> PAGEREF _Toc227785232 \h </w:instrText>
         </w:r>
         <w:r>
           <w:rPr>
@@ -2216,7 +2216,7 @@
             <w:noProof/>
             <w:webHidden/>
           </w:rPr>
-          <w:t>20</w:t>
+          <w:t>21</w:t>
         </w:r>
         <w:r>
           <w:rPr>
@@ -2236,7 +2236,7 @@
           <w:szCs w:val="24"/>
         </w:rPr>
       </w:pPr>
-      <w:hyperlink w:anchor="_Toc227696033" w:history="1">
+      <w:hyperlink w:anchor="_Toc227785233" w:history="1">
         <w:r>
           <w:rPr>
             <w:rStyle w:val="Hyperlink"/>
@@ -2263,7 +2263,7 @@
             <w:noProof/>
             <w:webHidden/>
           </w:rPr>
-          <w:instrText xml:space="preserve"> PAGEREF _Toc227696033 \h </w:instrText>
+          <w:instrText xml:space="preserve"> PAGEREF _Toc227785233 \h </w:instrText>
         </w:r>
         <w:r>
           <w:rPr>
@@ -2283,7 +2283,7 @@
             <w:noProof/>
             <w:webHidden/>
           </w:rPr>
-          <w:t>20</w:t>
+          <w:t>21</w:t>
         </w:r>
         <w:r>
           <w:rPr>
@@ -2303,7 +2303,7 @@
           <w:szCs w:val="24"/>
         </w:rPr>
       </w:pPr>
-      <w:hyperlink w:anchor="_Toc227696034" w:history="1">
+      <w:hyperlink w:anchor="_Toc227785234" w:history="1">
         <w:r>
           <w:rPr>
             <w:rStyle w:val="Hyperlink"/>
@@ -2330,7 +2330,7 @@
             <w:noProof/>
             <w:webHidden/>
           </w:rPr>
-          <w:instrText xml:space="preserve"> PAGEREF _Toc227696034 \h </w:instrText>
+          <w:instrText xml:space="preserve"> PAGEREF _Toc227785234 \h </w:instrText>
         </w:r>
         <w:r>
           <w:rPr>
@@ -2350,7 +2350,7 @@
             <w:noProof/>
             <w:webHidden/>
           </w:rPr>
-          <w:t>20</w:t>
+          <w:t>21</w:t>
         </w:r>
         <w:r>
           <w:rPr>
@@ -2370,7 +2370,7 @@
           <w:szCs w:val="24"/>
         </w:rPr>
       </w:pPr>
-      <w:hyperlink w:anchor="_Toc227696035" w:history="1">
+      <w:hyperlink w:anchor="_Toc227785235" w:history="1">
         <w:r>
           <w:rPr>
             <w:rStyle w:val="Hyperlink"/>
@@ -2397,7 +2397,7 @@
             <w:noProof/>
             <w:webHidden/>
           </w:rPr>
-          <w:instrText xml:space="preserve"> PAGEREF _Toc227696035 \h </w:instrText>
+          <w:instrText xml:space="preserve"> PAGEREF _Toc227785235 \h </w:instrText>
         </w:r>
         <w:r>
           <w:rPr>
@@ -2417,7 +2417,7 @@
             <w:noProof/>
             <w:webHidden/>
           </w:rPr>
-          <w:t>21</w:t>
+          <w:t>22</w:t>
         </w:r>
         <w:r>
           <w:rPr>
@@ -2437,7 +2437,7 @@
           <w:szCs w:val="24"/>
         </w:rPr>
       </w:pPr>
-      <w:hyperlink w:anchor="_Toc227696036" w:history="1">
+      <w:hyperlink w:anchor="_Toc227785236" w:history="1">
         <w:r>
           <w:rPr>
             <w:rStyle w:val="Hyperlink"/>
@@ -2464,7 +2464,7 @@
             <w:noProof/>
             <w:webHidden/>
           </w:rPr>
-          <w:instrText xml:space="preserve"> PAGEREF _Toc227696036 \h </w:instrText>
+          <w:instrText xml:space="preserve"> PAGEREF _Toc227785236 \h </w:instrText>
         </w:r>
         <w:r>
           <w:rPr>
@@ -2484,7 +2484,7 @@
             <w:noProof/>
             <w:webHidden/>
           </w:rPr>
-          <w:t>21</w:t>
+          <w:t>22</w:t>
         </w:r>
         <w:r>
           <w:rPr>
@@ -2504,7 +2504,7 @@
           <w:szCs w:val="24"/>
         </w:rPr>
       </w:pPr>
-      <w:hyperlink w:anchor="_Toc227696037" w:history="1">
+      <w:hyperlink w:anchor="_Toc227785237" w:history="1">
         <w:r>
           <w:rPr>
             <w:rStyle w:val="Hyperlink"/>
@@ -2531,7 +2531,7 @@
             <w:noProof/>
             <w:webHidden/>
           </w:rPr>
-          <w:instrText xml:space="preserve"> PAGEREF _Toc227696037 \h </w:instrText>
+          <w:instrText xml:space="preserve"> PAGEREF _Toc227785237 \h </w:instrText>
         </w:r>
         <w:r>
           <w:rPr>
@@ -2551,7 +2551,7 @@
             <w:noProof/>
             <w:webHidden/>
           </w:rPr>
-          <w:t>22</w:t>
+          <w:t>23</w:t>
         </w:r>
         <w:r>
           <w:rPr>
@@ -2572,7 +2572,7 @@
           <w:szCs w:val="24"/>
         </w:rPr>
       </w:pPr>
-      <w:hyperlink w:anchor="_Toc227696038" w:history="1">
+      <w:hyperlink w:anchor="_Toc227785238" w:history="1">
         <w:r>
           <w:rPr>
             <w:rStyle w:val="Hyperlink"/>
@@ -2599,7 +2599,7 @@
             <w:noProof/>
             <w:webHidden/>
           </w:rPr>
-          <w:instrText xml:space="preserve"> PAGEREF _Toc227696038 \h </w:instrText>
+          <w:instrText xml:space="preserve"> PAGEREF _Toc227785238 \h </w:instrText>
         </w:r>
         <w:r>
           <w:rPr>
@@ -2619,7 +2619,7 @@
             <w:noProof/>
             <w:webHidden/>
           </w:rPr>
-          <w:t>22</w:t>
+          <w:t>23</w:t>
         </w:r>
         <w:r>
           <w:rPr>
@@ -2640,7 +2640,7 @@
           <w:szCs w:val="24"/>
         </w:rPr>
       </w:pPr>
-      <w:hyperlink w:anchor="_Toc227696039" w:history="1">
+      <w:hyperlink w:anchor="_Toc227785239" w:history="1">
         <w:r>
           <w:rPr>
             <w:rStyle w:val="Hyperlink"/>
@@ -2667,7 +2667,7 @@
             <w:noProof/>
             <w:webHidden/>
           </w:rPr>
-          <w:instrText xml:space="preserve"> PAGEREF _Toc227696039 \h </w:instrText>
+          <w:instrText xml:space="preserve"> PAGEREF _Toc227785239 \h </w:instrText>
         </w:r>
         <w:r>
           <w:rPr>
@@ -2687,7 +2687,7 @@
             <w:noProof/>
             <w:webHidden/>
           </w:rPr>
-          <w:t>22</w:t>
+          <w:t>23</w:t>
         </w:r>
         <w:r>
           <w:rPr>
@@ -2707,7 +2707,7 @@
           <w:szCs w:val="24"/>
         </w:rPr>
       </w:pPr>
-      <w:hyperlink w:anchor="_Toc227696040" w:history="1">
+      <w:hyperlink w:anchor="_Toc227785240" w:history="1">
         <w:r>
           <w:rPr>
             <w:rStyle w:val="Hyperlink"/>
@@ -2734,7 +2734,7 @@
             <w:noProof/>
             <w:webHidden/>
           </w:rPr>
-          <w:instrText xml:space="preserve"> PAGEREF _Toc227696040 \h </w:instrText>
+          <w:instrText xml:space="preserve"> PAGEREF _Toc227785240 \h </w:instrText>
         </w:r>
         <w:r>
           <w:rPr>
@@ -2754,7 +2754,7 @@
             <w:noProof/>
             <w:webHidden/>
           </w:rPr>
-          <w:t>22</w:t>
+          <w:t>23</w:t>
         </w:r>
         <w:r>
           <w:rPr>
@@ -2774,7 +2774,7 @@
           <w:szCs w:val="24"/>
         </w:rPr>
       </w:pPr>
-      <w:hyperlink w:anchor="_Toc227696041" w:history="1">
+      <w:hyperlink w:anchor="_Toc227785241" w:history="1">
         <w:r>
           <w:rPr>
             <w:rStyle w:val="Hyperlink"/>
@@ -2802,7 +2802,7 @@
             <w:noProof/>
             <w:webHidden/>
           </w:rPr>
-          <w:instrText xml:space="preserve"> PAGEREF _Toc227696041 \h </w:instrText>
+          <w:instrText xml:space="preserve"> PAGEREF _Toc227785241 \h </w:instrText>
         </w:r>
         <w:r>
           <w:rPr>
@@ -2822,7 +2822,7 @@
             <w:noProof/>
             <w:webHidden/>
           </w:rPr>
-          <w:t>22</w:t>
+          <w:t>23</w:t>
         </w:r>
         <w:r>
           <w:rPr>
@@ -2842,7 +2842,7 @@
           <w:szCs w:val="24"/>
         </w:rPr>
       </w:pPr>
-      <w:hyperlink w:anchor="_Toc227696042" w:history="1">
+      <w:hyperlink w:anchor="_Toc227785242" w:history="1">
         <w:r>
           <w:rPr>
             <w:rStyle w:val="Hyperlink"/>
@@ -2870,7 +2870,7 @@
             <w:noProof/>
             <w:webHidden/>
           </w:rPr>
-          <w:instrText xml:space="preserve"> PAGEREF _Toc227696042 \h </w:instrText>
+          <w:instrText xml:space="preserve"> PAGEREF _Toc227785242 \h </w:instrText>
         </w:r>
         <w:r>
           <w:rPr>
@@ -2890,7 +2890,7 @@
             <w:noProof/>
             <w:webHidden/>
           </w:rPr>
-          <w:t>23</w:t>
+          <w:t>24</w:t>
         </w:r>
         <w:r>
           <w:rPr>
@@ -2910,7 +2910,7 @@
           <w:szCs w:val="24"/>
         </w:rPr>
       </w:pPr>
-      <w:hyperlink w:anchor="_Toc227696043" w:history="1">
+      <w:hyperlink w:anchor="_Toc227785243" w:history="1">
         <w:r>
           <w:rPr>
             <w:rStyle w:val="Hyperlink"/>
@@ -2938,7 +2938,7 @@
             <w:noProof/>
             <w:webHidden/>
           </w:rPr>
-          <w:instrText xml:space="preserve"> PAGEREF _Toc227696043 \h </w:instrText>
+          <w:instrText xml:space="preserve"> PAGEREF _Toc227785243 \h </w:instrText>
         </w:r>
         <w:r>
           <w:rPr>
@@ -2958,7 +2958,7 @@
             <w:noProof/>
             <w:webHidden/>
           </w:rPr>
-          <w:t>23</w:t>
+          <w:t>24</w:t>
         </w:r>
         <w:r>
           <w:rPr>
@@ -2979,7 +2979,7 @@
           <w:szCs w:val="24"/>
         </w:rPr>
       </w:pPr>
-      <w:hyperlink w:anchor="_Toc227696044" w:history="1">
+      <w:hyperlink w:anchor="_Toc227785244" w:history="1">
         <w:r>
           <w:rPr>
             <w:rStyle w:val="Hyperlink"/>
@@ -3021,7 +3021,7 @@
             <w:noProof/>
             <w:webHidden/>
           </w:rPr>
-          <w:instrText xml:space="preserve"> PAGEREF _Toc227696044 \h </w:instrText>
+          <w:instrText xml:space="preserve"> PAGEREF _Toc227785244 \h </w:instrText>
         </w:r>
         <w:r>
           <w:rPr>
@@ -3041,7 +3041,7 @@
             <w:noProof/>
             <w:webHidden/>
           </w:rPr>
-          <w:t>23</w:t>
+          <w:t>24</w:t>
         </w:r>
         <w:r>
           <w:rPr>
@@ -3061,7 +3061,7 @@
           <w:szCs w:val="24"/>
         </w:rPr>
       </w:pPr>
-      <w:hyperlink w:anchor="_Toc227696045" w:history="1">
+      <w:hyperlink w:anchor="_Toc227785245" w:history="1">
         <w:r>
           <w:rPr>
             <w:rStyle w:val="Hyperlink"/>
@@ -3089,7 +3089,7 @@
             <w:noProof/>
             <w:webHidden/>
           </w:rPr>
-          <w:instrText xml:space="preserve"> PAGEREF _Toc227696045 \h </w:instrText>
+          <w:instrText xml:space="preserve"> PAGEREF _Toc227785245 \h </w:instrText>
         </w:r>
         <w:r>
           <w:rPr>
@@ -3109,7 +3109,7 @@
             <w:noProof/>
             <w:webHidden/>
           </w:rPr>
-          <w:t>23</w:t>
+          <w:t>24</w:t>
         </w:r>
         <w:r>
           <w:rPr>
@@ -3129,7 +3129,7 @@
           <w:szCs w:val="24"/>
         </w:rPr>
       </w:pPr>
-      <w:hyperlink w:anchor="_Toc227696046" w:history="1">
+      <w:hyperlink w:anchor="_Toc227785246" w:history="1">
         <w:r>
           <w:rPr>
             <w:rStyle w:val="Hyperlink"/>
@@ -3157,7 +3157,7 @@
             <w:noProof/>
             <w:webHidden/>
           </w:rPr>
-          <w:instrText xml:space="preserve"> PAGEREF _Toc227696046 \h </w:instrText>
+          <w:instrText xml:space="preserve"> PAGEREF _Toc227785246 \h </w:instrText>
         </w:r>
         <w:r>
           <w:rPr>
@@ -3177,7 +3177,7 @@
             <w:noProof/>
             <w:webHidden/>
           </w:rPr>
-          <w:t>23</w:t>
+          <w:t>24</w:t>
         </w:r>
         <w:r>
           <w:rPr>
@@ -3197,7 +3197,7 @@
           <w:szCs w:val="24"/>
         </w:rPr>
       </w:pPr>
-      <w:hyperlink w:anchor="_Toc227696047" w:history="1">
+      <w:hyperlink w:anchor="_Toc227785247" w:history="1">
         <w:r>
           <w:rPr>
             <w:rStyle w:val="Hyperlink"/>
@@ -3225,7 +3225,7 @@
             <w:noProof/>
             <w:webHidden/>
           </w:rPr>
-          <w:instrText xml:space="preserve"> PAGEREF _Toc227696047 \h </w:instrText>
+          <w:instrText xml:space="preserve"> PAGEREF _Toc227785247 \h </w:instrText>
         </w:r>
         <w:r>
           <w:rPr>
@@ -3245,7 +3245,7 @@
             <w:noProof/>
             <w:webHidden/>
           </w:rPr>
-          <w:t>23</w:t>
+          <w:t>24</w:t>
         </w:r>
         <w:r>
           <w:rPr>
@@ -3266,7 +3266,7 @@
           <w:szCs w:val="24"/>
         </w:rPr>
       </w:pPr>
-      <w:hyperlink w:anchor="_Toc227696048" w:history="1">
+      <w:hyperlink w:anchor="_Toc227785248" w:history="1">
         <w:r>
           <w:rPr>
             <w:rStyle w:val="Hyperlink"/>
@@ -3301,7 +3301,7 @@
             <w:noProof/>
             <w:webHidden/>
           </w:rPr>
-          <w:instrText xml:space="preserve"> PAGEREF _Toc227696048 \h </w:instrText>
+          <w:instrText xml:space="preserve"> PAGEREF _Toc227785248 \h </w:instrText>
         </w:r>
         <w:r>
           <w:rPr>
@@ -3321,7 +3321,7 @@
             <w:noProof/>
             <w:webHidden/>
           </w:rPr>
-          <w:t>24</w:t>
+          <w:t>25</w:t>
         </w:r>
         <w:r>
           <w:rPr>
@@ -3341,7 +3341,7 @@
           <w:szCs w:val="24"/>
         </w:rPr>
       </w:pPr>
-      <w:hyperlink w:anchor="_Toc227696049" w:history="1">
+      <w:hyperlink w:anchor="_Toc227785249" w:history="1">
         <w:r>
           <w:rPr>
             <w:rStyle w:val="Hyperlink"/>
@@ -3369,7 +3369,7 @@
             <w:noProof/>
             <w:webHidden/>
           </w:rPr>
-          <w:instrText xml:space="preserve"> PAGEREF _Toc227696049 \h </w:instrText>
+          <w:instrText xml:space="preserve"> PAGEREF _Toc227785249 \h </w:instrText>
         </w:r>
         <w:r>
           <w:rPr>
@@ -3389,7 +3389,7 @@
             <w:noProof/>
             <w:webHidden/>
           </w:rPr>
-          <w:t>24</w:t>
+          <w:t>25</w:t>
         </w:r>
         <w:r>
           <w:rPr>
@@ -3409,7 +3409,7 @@
           <w:szCs w:val="24"/>
         </w:rPr>
       </w:pPr>
-      <w:hyperlink w:anchor="_Toc227696050" w:history="1">
+      <w:hyperlink w:anchor="_Toc227785250" w:history="1">
         <w:r>
           <w:rPr>
             <w:rStyle w:val="Hyperlink"/>
@@ -3437,7 +3437,7 @@
             <w:noProof/>
             <w:webHidden/>
           </w:rPr>
-          <w:instrText xml:space="preserve"> PAGEREF _Toc227696050 \h </w:instrText>
+          <w:instrText xml:space="preserve"> PAGEREF _Toc227785250 \h </w:instrText>
         </w:r>
         <w:r>
           <w:rPr>
@@ -3457,7 +3457,7 @@
             <w:noProof/>
             <w:webHidden/>
           </w:rPr>
-          <w:t>24</w:t>
+          <w:t>25</w:t>
         </w:r>
         <w:r>
           <w:rPr>
@@ -3477,7 +3477,7 @@
           <w:szCs w:val="24"/>
         </w:rPr>
       </w:pPr>
-      <w:hyperlink w:anchor="_Toc227696051" w:history="1">
+      <w:hyperlink w:anchor="_Toc227785251" w:history="1">
         <w:r>
           <w:rPr>
             <w:rStyle w:val="Hyperlink"/>
@@ -3505,7 +3505,7 @@
             <w:noProof/>
             <w:webHidden/>
           </w:rPr>
-          <w:instrText xml:space="preserve"> PAGEREF _Toc227696051 \h </w:instrText>
+          <w:instrText xml:space="preserve"> PAGEREF _Toc227785251 \h </w:instrText>
         </w:r>
         <w:r>
           <w:rPr>
@@ -3525,7 +3525,7 @@
             <w:noProof/>
             <w:webHidden/>
           </w:rPr>
-          <w:t>24</w:t>
+          <w:t>25</w:t>
         </w:r>
         <w:r>
           <w:rPr>
@@ -3545,7 +3545,7 @@
           <w:szCs w:val="24"/>
         </w:rPr>
       </w:pPr>
-      <w:hyperlink w:anchor="_Toc227696052" w:history="1">
+      <w:hyperlink w:anchor="_Toc227785252" w:history="1">
         <w:r>
           <w:rPr>
             <w:rStyle w:val="Hyperlink"/>
@@ -3573,7 +3573,7 @@
             <w:noProof/>
             <w:webHidden/>
           </w:rPr>
-          <w:instrText xml:space="preserve"> PAGEREF _Toc227696052 \h </w:instrText>
+          <w:instrText xml:space="preserve"> PAGEREF _Toc227785252 \h </w:instrText>
         </w:r>
         <w:r>
           <w:rPr>
@@ -3593,7 +3593,7 @@
             <w:noProof/>
             <w:webHidden/>
           </w:rPr>
-          <w:t>24</w:t>
+          <w:t>25</w:t>
         </w:r>
         <w:r>
           <w:rPr>
@@ -3613,7 +3613,7 @@
           <w:szCs w:val="24"/>
         </w:rPr>
       </w:pPr>
-      <w:hyperlink w:anchor="_Toc227696053" w:history="1">
+      <w:hyperlink w:anchor="_Toc227785253" w:history="1">
         <w:r>
           <w:rPr>
             <w:rStyle w:val="Hyperlink"/>
@@ -3641,7 +3641,7 @@
             <w:noProof/>
             <w:webHidden/>
           </w:rPr>
-          <w:instrText xml:space="preserve"> PAGEREF _Toc227696053 \h </w:instrText>
+          <w:instrText xml:space="preserve"> PAGEREF _Toc227785253 \h </w:instrText>
         </w:r>
         <w:r>
           <w:rPr>
@@ -3661,7 +3661,7 @@
             <w:noProof/>
             <w:webHidden/>
           </w:rPr>
-          <w:t>25</w:t>
+          <w:t>26</w:t>
         </w:r>
         <w:r>
           <w:rPr>
@@ -3685,7 +3685,7 @@
           <w:szCs w:val="24"/>
         </w:rPr>
       </w:pPr>
-      <w:hyperlink w:anchor="_Toc227696054" w:history="1">
+      <w:hyperlink w:anchor="_Toc227785254" w:history="1">
         <w:r>
           <w:rPr>
             <w:rStyle w:val="Hyperlink"/>
@@ -3732,7 +3732,7 @@
             <w:noProof/>
             <w:webHidden/>
           </w:rPr>
-          <w:instrText xml:space="preserve"> PAGEREF _Toc227696054 \h </w:instrText>
+          <w:instrText xml:space="preserve"> PAGEREF _Toc227785254 \h </w:instrText>
         </w:r>
         <w:r>
           <w:rPr>
@@ -3752,7 +3752,7 @@
             <w:noProof/>
             <w:webHidden/>
           </w:rPr>
-          <w:t>26</w:t>
+          <w:t>27</w:t>
         </w:r>
         <w:r>
           <w:rPr>
@@ -3773,7 +3773,7 @@
           <w:szCs w:val="24"/>
         </w:rPr>
       </w:pPr>
-      <w:hyperlink w:anchor="_Toc227696055" w:history="1">
+      <w:hyperlink w:anchor="_Toc227785255" w:history="1">
         <w:r>
           <w:rPr>
             <w:rStyle w:val="Hyperlink"/>
@@ -3808,7 +3808,7 @@
             <w:noProof/>
             <w:webHidden/>
           </w:rPr>
-          <w:instrText xml:space="preserve"> PAGEREF _Toc227696055 \h </w:instrText>
+          <w:instrText xml:space="preserve"> PAGEREF _Toc227785255 \h </w:instrText>
         </w:r>
         <w:r>
           <w:rPr>
@@ -3828,7 +3828,7 @@
             <w:noProof/>
             <w:webHidden/>
           </w:rPr>
-          <w:t>26</w:t>
+          <w:t>27</w:t>
         </w:r>
         <w:r>
           <w:rPr>
@@ -3848,7 +3848,7 @@
           <w:szCs w:val="24"/>
         </w:rPr>
       </w:pPr>
-      <w:hyperlink w:anchor="_Toc227696056" w:history="1">
+      <w:hyperlink w:anchor="_Toc227785256" w:history="1">
         <w:r>
           <w:rPr>
             <w:rStyle w:val="Hyperlink"/>
@@ -3883,7 +3883,7 @@
             <w:noProof/>
             <w:webHidden/>
           </w:rPr>
-          <w:instrText xml:space="preserve"> PAGEREF _Toc227696056 \h </w:instrText>
+          <w:instrText xml:space="preserve"> PAGEREF _Toc227785256 \h </w:instrText>
         </w:r>
         <w:r>
           <w:rPr>
@@ -3903,7 +3903,7 @@
             <w:noProof/>
             <w:webHidden/>
           </w:rPr>
-          <w:t>26</w:t>
+          <w:t>27</w:t>
         </w:r>
         <w:r>
           <w:rPr>
@@ -3923,7 +3923,7 @@
           <w:szCs w:val="24"/>
         </w:rPr>
       </w:pPr>
-      <w:hyperlink w:anchor="_Toc227696057" w:history="1">
+      <w:hyperlink w:anchor="_Toc227785257" w:history="1">
         <w:r>
           <w:rPr>
             <w:rStyle w:val="Hyperlink"/>
@@ -3958,7 +3958,7 @@
             <w:noProof/>
             <w:webHidden/>
           </w:rPr>
-          <w:instrText xml:space="preserve"> PAGEREF _Toc227696057 \h </w:instrText>
+          <w:instrText xml:space="preserve"> PAGEREF _Toc227785257 \h </w:instrText>
         </w:r>
         <w:r>
           <w:rPr>
@@ -3978,7 +3978,7 @@
             <w:noProof/>
             <w:webHidden/>
           </w:rPr>
-          <w:t>26</w:t>
+          <w:t>27</w:t>
         </w:r>
         <w:r>
           <w:rPr>
@@ -3998,7 +3998,7 @@
           <w:szCs w:val="24"/>
         </w:rPr>
       </w:pPr>
-      <w:hyperlink w:anchor="_Toc227696058" w:history="1">
+      <w:hyperlink w:anchor="_Toc227785258" w:history="1">
         <w:r>
           <w:rPr>
             <w:rStyle w:val="Hyperlink"/>
@@ -4033,7 +4033,7 @@
             <w:noProof/>
             <w:webHidden/>
           </w:rPr>
-          <w:instrText xml:space="preserve"> PAGEREF _Toc227696058 \h </w:instrText>
+          <w:instrText xml:space="preserve"> PAGEREF _Toc227785258 \h </w:instrText>
         </w:r>
         <w:r>
           <w:rPr>
@@ -4053,7 +4053,7 @@
             <w:noProof/>
             <w:webHidden/>
           </w:rPr>
-          <w:t>27</w:t>
+          <w:t>28</w:t>
         </w:r>
         <w:r>
           <w:rPr>
@@ -4074,7 +4074,7 @@
           <w:szCs w:val="24"/>
         </w:rPr>
       </w:pPr>
-      <w:hyperlink w:anchor="_Toc227696059" w:history="1">
+      <w:hyperlink w:anchor="_Toc227785259" w:history="1">
         <w:r>
           <w:rPr>
             <w:rStyle w:val="Hyperlink"/>
@@ -4102,7 +4102,7 @@
             <w:noProof/>
             <w:webHidden/>
           </w:rPr>
-          <w:instrText xml:space="preserve"> PAGEREF _Toc227696059 \h </w:instrText>
+          <w:instrText xml:space="preserve"> PAGEREF _Toc227785259 \h </w:instrText>
         </w:r>
         <w:r>
           <w:rPr>
@@ -4122,7 +4122,7 @@
             <w:noProof/>
             <w:webHidden/>
           </w:rPr>
-          <w:t>27</w:t>
+          <w:t>28</w:t>
         </w:r>
         <w:r>
           <w:rPr>
@@ -4142,7 +4142,7 @@
           <w:szCs w:val="24"/>
         </w:rPr>
       </w:pPr>
-      <w:hyperlink w:anchor="_Toc227696060" w:history="1">
+      <w:hyperlink w:anchor="_Toc227785260" w:history="1">
         <w:r>
           <w:rPr>
             <w:rStyle w:val="Hyperlink"/>
@@ -4177,7 +4177,7 @@
             <w:noProof/>
             <w:webHidden/>
           </w:rPr>
-          <w:instrText xml:space="preserve"> PAGEREF _Toc227696060 \h </w:instrText>
+          <w:instrText xml:space="preserve"> PAGEREF _Toc227785260 \h </w:instrText>
         </w:r>
         <w:r>
           <w:rPr>
@@ -4197,7 +4197,7 @@
             <w:noProof/>
             <w:webHidden/>
           </w:rPr>
-          <w:t>28</w:t>
+          <w:t>29</w:t>
         </w:r>
         <w:r>
           <w:rPr>
@@ -4218,7 +4218,7 @@
           <w:szCs w:val="24"/>
         </w:rPr>
       </w:pPr>
-      <w:hyperlink w:anchor="_Toc227696061" w:history="1">
+      <w:hyperlink w:anchor="_Toc227785261" w:history="1">
         <w:r>
           <w:rPr>
             <w:rStyle w:val="Hyperlink"/>
@@ -4246,7 +4246,7 @@
             <w:noProof/>
             <w:webHidden/>
           </w:rPr>
-          <w:instrText xml:space="preserve"> PAGEREF _Toc227696061 \h </w:instrText>
+          <w:instrText xml:space="preserve"> PAGEREF _Toc227785261 \h </w:instrText>
         </w:r>
         <w:r>
           <w:rPr>
@@ -4266,7 +4266,7 @@
             <w:noProof/>
             <w:webHidden/>
           </w:rPr>
-          <w:t>28</w:t>
+          <w:t>29</w:t>
         </w:r>
         <w:r>
           <w:rPr>
@@ -4286,7 +4286,7 @@
           <w:szCs w:val="24"/>
         </w:rPr>
       </w:pPr>
-      <w:hyperlink w:anchor="_Toc227696062" w:history="1">
+      <w:hyperlink w:anchor="_Toc227785262" w:history="1">
         <w:r>
           <w:rPr>
             <w:rStyle w:val="Hyperlink"/>
@@ -4314,7 +4314,7 @@
             <w:noProof/>
             <w:webHidden/>
           </w:rPr>
-          <w:instrText xml:space="preserve"> PAGEREF _Toc227696062 \h </w:instrText>
+          <w:instrText xml:space="preserve"> PAGEREF _Toc227785262 \h </w:instrText>
         </w:r>
         <w:r>
           <w:rPr>
@@ -4334,7 +4334,7 @@
             <w:noProof/>
             <w:webHidden/>
           </w:rPr>
-          <w:t>29</w:t>
+          <w:t>30</w:t>
         </w:r>
         <w:r>
           <w:rPr>
@@ -4354,7 +4354,7 @@
           <w:szCs w:val="24"/>
         </w:rPr>
       </w:pPr>
-      <w:hyperlink w:anchor="_Toc227696063" w:history="1">
+      <w:hyperlink w:anchor="_Toc227785263" w:history="1">
         <w:r>
           <w:rPr>
             <w:rStyle w:val="Hyperlink"/>
@@ -4382,7 +4382,7 @@
             <w:noProof/>
             <w:webHidden/>
           </w:rPr>
-          <w:instrText xml:space="preserve"> PAGEREF _Toc227696063 \h </w:instrText>
+          <w:instrText xml:space="preserve"> PAGEREF _Toc227785263 \h </w:instrText>
         </w:r>
         <w:r>
           <w:rPr>
@@ -4402,7 +4402,7 @@
             <w:noProof/>
             <w:webHidden/>
           </w:rPr>
-          <w:t>29</w:t>
+          <w:t>30</w:t>
         </w:r>
         <w:r>
           <w:rPr>
@@ -4422,7 +4422,7 @@
           <w:szCs w:val="24"/>
         </w:rPr>
       </w:pPr>
-      <w:hyperlink w:anchor="_Toc227696064" w:history="1">
+      <w:hyperlink w:anchor="_Toc227785264" w:history="1">
         <w:r>
           <w:rPr>
             <w:rStyle w:val="Hyperlink"/>
@@ -4450,7 +4450,7 @@
             <w:noProof/>
             <w:webHidden/>
           </w:rPr>
-          <w:instrText xml:space="preserve"> PAGEREF _Toc227696064 \h </w:instrText>
+          <w:instrText xml:space="preserve"> PAGEREF _Toc227785264 \h </w:instrText>
         </w:r>
         <w:r>
           <w:rPr>
@@ -4470,7 +4470,7 @@
             <w:noProof/>
             <w:webHidden/>
           </w:rPr>
-          <w:t>29</w:t>
+          <w:t>30</w:t>
         </w:r>
         <w:r>
           <w:rPr>
@@ -4490,7 +4490,7 @@
           <w:szCs w:val="24"/>
         </w:rPr>
       </w:pPr>
-      <w:hyperlink w:anchor="_Toc227696065" w:history="1">
+      <w:hyperlink w:anchor="_Toc227785265" w:history="1">
         <w:r>
           <w:rPr>
             <w:rStyle w:val="Hyperlink"/>
@@ -4518,7 +4518,7 @@
             <w:noProof/>
             <w:webHidden/>
           </w:rPr>
-          <w:instrText xml:space="preserve"> PAGEREF _Toc227696065 \h </w:instrText>
+          <w:instrText xml:space="preserve"> PAGEREF _Toc227785265 \h </w:instrText>
         </w:r>
         <w:r>
           <w:rPr>
@@ -4538,7 +4538,75 @@
             <w:noProof/>
             <w:webHidden/>
           </w:rPr>
-          <w:t>29</w:t>
+          <w:t>30</w:t>
+        </w:r>
+        <w:r>
+          <w:rPr>
+            <w:noProof/>
+            <w:webHidden/>
+          </w:rPr>
+          <w:fldChar w:fldCharType="end"/>
+        </w:r>
+      </w:hyperlink>
+    </w:p>
+    <w:p>
+      <w:pPr>
+        <w:pStyle w:val="TOC3"/>
+        <w:rPr>
+          <w:rFonts w:asciiTheme="minorHAnsi" w:eastAsiaTheme="minorEastAsia" w:hAnsiTheme="minorHAnsi" w:cstheme="minorBidi"/>
+          <w:noProof/>
+          <w:szCs w:val="24"/>
+        </w:rPr>
+      </w:pPr>
+      <w:hyperlink w:anchor="_Toc227785266" w:history="1">
+        <w:r>
+          <w:rPr>
+            <w:rStyle w:val="Hyperlink"/>
+            <w:noProof/>
+            <w:lang w:val="sk-SK"/>
+          </w:rPr>
+          <w:t>4.3.5 Stratová funkcia</w:t>
+        </w:r>
+        <w:r>
+          <w:rPr>
+            <w:noProof/>
+            <w:webHidden/>
+          </w:rPr>
+          <w:tab/>
+        </w:r>
+        <w:r>
+          <w:rPr>
+            <w:noProof/>
+            <w:webHidden/>
+          </w:rPr>
+          <w:fldChar w:fldCharType="begin"/>
+        </w:r>
+        <w:r>
+          <w:rPr>
+            <w:noProof/>
+            <w:webHidden/>
+          </w:rPr>
+          <w:instrText xml:space="preserve"> PAGEREF _Toc227785266 \h </w:instrText>
+        </w:r>
+        <w:r>
+          <w:rPr>
+            <w:noProof/>
+            <w:webHidden/>
+          </w:rPr>
+        </w:r>
+        <w:r>
+          <w:rPr>
+            <w:noProof/>
+            <w:webHidden/>
+          </w:rPr>
+          <w:fldChar w:fldCharType="separate"/>
+        </w:r>
+        <w:r>
+          <w:rPr>
+            <w:noProof/>
+            <w:webHidden/>
+          </w:rPr>
+          <w:t>31</w:t>
         </w:r>
         <w:r>
           <w:rPr>
@@ -4559,7 +4627,7 @@
           <w:szCs w:val="24"/>
         </w:rPr>
       </w:pPr>
-      <w:hyperlink w:anchor="_Toc227696066" w:history="1">
+      <w:hyperlink w:anchor="_Toc227785267" w:history="1">
         <w:r>
           <w:rPr>
             <w:rStyle w:val="Hyperlink"/>
@@ -4587,7 +4655,7 @@
             <w:noProof/>
             <w:webHidden/>
           </w:rPr>
-          <w:instrText xml:space="preserve"> PAGEREF _Toc227696066 \h </w:instrText>
+          <w:instrText xml:space="preserve"> PAGEREF _Toc227785267 \h </w:instrText>
         </w:r>
         <w:r>
           <w:rPr>
@@ -4607,7 +4675,7 @@
             <w:noProof/>
             <w:webHidden/>
           </w:rPr>
-          <w:t>30</w:t>
+          <w:t>31</w:t>
         </w:r>
         <w:r>
           <w:rPr>
@@ -4631,7 +4699,7 @@
           <w:szCs w:val="24"/>
         </w:rPr>
       </w:pPr>
-      <w:hyperlink w:anchor="_Toc227696067" w:history="1">
+      <w:hyperlink w:anchor="_Toc227785268" w:history="1">
         <w:r>
           <w:rPr>
             <w:rStyle w:val="Hyperlink"/>
@@ -4678,7 +4746,7 @@
             <w:noProof/>
             <w:webHidden/>
           </w:rPr>
-          <w:instrText xml:space="preserve"> PAGEREF _Toc227696067 \h </w:instrText>
+          <w:instrText xml:space="preserve"> PAGEREF _Toc227785268 \h </w:instrText>
         </w:r>
         <w:r>
           <w:rPr>
@@ -4698,7 +4766,7 @@
             <w:noProof/>
             <w:webHidden/>
           </w:rPr>
-          <w:t>31</w:t>
+          <w:t>32</w:t>
         </w:r>
         <w:r>
           <w:rPr>
@@ -4719,7 +4787,7 @@
           <w:szCs w:val="24"/>
         </w:rPr>
       </w:pPr>
-      <w:hyperlink w:anchor="_Toc227696068" w:history="1">
+      <w:hyperlink w:anchor="_Toc227785269" w:history="1">
         <w:r>
           <w:rPr>
             <w:rStyle w:val="Hyperlink"/>
@@ -4747,7 +4815,7 @@
             <w:noProof/>
             <w:webHidden/>
           </w:rPr>
-          <w:instrText xml:space="preserve"> PAGEREF _Toc227696068 \h </w:instrText>
+          <w:instrText xml:space="preserve"> PAGEREF _Toc227785269 \h </w:instrText>
         </w:r>
         <w:r>
           <w:rPr>
@@ -4767,7 +4835,7 @@
             <w:noProof/>
             <w:webHidden/>
           </w:rPr>
-          <w:t>31</w:t>
+          <w:t>32</w:t>
         </w:r>
         <w:r>
           <w:rPr>
@@ -4788,7 +4856,7 @@
           <w:szCs w:val="24"/>
         </w:rPr>
       </w:pPr>
-      <w:hyperlink w:anchor="_Toc227696069" w:history="1">
+      <w:hyperlink w:anchor="_Toc227785270" w:history="1">
         <w:r>
           <w:rPr>
             <w:rStyle w:val="Hyperlink"/>
@@ -4816,7 +4884,7 @@
             <w:noProof/>
             <w:webHidden/>
           </w:rPr>
-          <w:instrText xml:space="preserve"> PAGEREF _Toc227696069 \h </w:instrText>
+          <w:instrText xml:space="preserve"> PAGEREF _Toc227785270 \h </w:instrText>
         </w:r>
         <w:r>
           <w:rPr>
@@ -4836,7 +4904,7 @@
             <w:noProof/>
             <w:webHidden/>
           </w:rPr>
-          <w:t>31</w:t>
+          <w:t>32</w:t>
         </w:r>
         <w:r>
           <w:rPr>
@@ -4857,7 +4925,7 @@
           <w:szCs w:val="24"/>
         </w:rPr>
       </w:pPr>
-      <w:hyperlink w:anchor="_Toc227696070" w:history="1">
+      <w:hyperlink w:anchor="_Toc227785271" w:history="1">
         <w:r>
           <w:rPr>
             <w:rStyle w:val="Hyperlink"/>
@@ -4915,7 +4983,7 @@
             <w:noProof/>
             <w:webHidden/>
           </w:rPr>
-          <w:instrText xml:space="preserve"> PAGEREF _Toc227696070 \h </w:instrText>
+          <w:instrText xml:space="preserve"> PAGEREF _Toc227785271 \h </w:instrText>
         </w:r>
         <w:r>
           <w:rPr>
@@ -4935,7 +5003,7 @@
             <w:noProof/>
             <w:webHidden/>
           </w:rPr>
-          <w:t>32</w:t>
+          <w:t>33</w:t>
         </w:r>
         <w:r>
           <w:rPr>
@@ -4959,7 +5027,7 @@
           <w:szCs w:val="24"/>
         </w:rPr>
       </w:pPr>
-      <w:hyperlink w:anchor="_Toc227696071" w:history="1">
+      <w:hyperlink w:anchor="_Toc227785272" w:history="1">
         <w:r>
           <w:rPr>
             <w:rStyle w:val="Hyperlink"/>
@@ -5006,7 +5074,7 @@
             <w:noProof/>
             <w:webHidden/>
           </w:rPr>
-          <w:instrText xml:space="preserve"> PAGEREF _Toc227696071 \h </w:instrText>
+          <w:instrText xml:space="preserve"> PAGEREF _Toc227785272 \h </w:instrText>
         </w:r>
         <w:r>
           <w:rPr>
@@ -5026,7 +5094,7 @@
             <w:noProof/>
             <w:webHidden/>
           </w:rPr>
-          <w:t>33</w:t>
+          <w:t>34</w:t>
         </w:r>
         <w:r>
           <w:rPr>
@@ -5050,7 +5118,7 @@
           <w:szCs w:val="24"/>
         </w:rPr>
       </w:pPr>
-      <w:hyperlink w:anchor="_Toc227696072" w:history="1">
+      <w:hyperlink w:anchor="_Toc227785273" w:history="1">
         <w:r>
           <w:rPr>
             <w:rStyle w:val="Hyperlink"/>
@@ -5097,7 +5165,7 @@
             <w:noProof/>
             <w:webHidden/>
           </w:rPr>
-          <w:instrText xml:space="preserve"> PAGEREF _Toc227696072 \h </w:instrText>
+          <w:instrText xml:space="preserve"> PAGEREF _Toc227785273 \h </w:instrText>
         </w:r>
         <w:r>
           <w:rPr>
@@ -5117,7 +5185,7 @@
             <w:noProof/>
             <w:webHidden/>
           </w:rPr>
-          <w:t>34</w:t>
+          <w:t>35</w:t>
         </w:r>
         <w:r>
           <w:rPr>
@@ -5138,7 +5206,7 @@
           <w:szCs w:val="24"/>
         </w:rPr>
       </w:pPr>
-      <w:hyperlink w:anchor="_Toc227696073" w:history="1">
+      <w:hyperlink w:anchor="_Toc227785274" w:history="1">
         <w:r>
           <w:rPr>
             <w:rStyle w:val="Hyperlink"/>
@@ -5166,7 +5234,7 @@
             <w:noProof/>
             <w:webHidden/>
           </w:rPr>
-          <w:instrText xml:space="preserve"> PAGEREF _Toc227696073 \h </w:instrText>
+          <w:instrText xml:space="preserve"> PAGEREF _Toc227785274 \h </w:instrText>
         </w:r>
         <w:r>
           <w:rPr>
@@ -5186,7 +5254,7 @@
             <w:noProof/>
             <w:webHidden/>
           </w:rPr>
-          <w:t>34</w:t>
+          <w:t>35</w:t>
         </w:r>
         <w:r>
           <w:rPr>
@@ -5207,7 +5275,7 @@
           <w:szCs w:val="24"/>
         </w:rPr>
       </w:pPr>
-      <w:hyperlink w:anchor="_Toc227696074" w:history="1">
+      <w:hyperlink w:anchor="_Toc227785275" w:history="1">
         <w:r>
           <w:rPr>
             <w:rStyle w:val="Hyperlink"/>
@@ -5235,7 +5303,7 @@
             <w:noProof/>
             <w:webHidden/>
           </w:rPr>
-          <w:instrText xml:space="preserve"> PAGEREF _Toc227696074 \h </w:instrText>
+          <w:instrText xml:space="preserve"> PAGEREF _Toc227785275 \h </w:instrText>
         </w:r>
         <w:r>
           <w:rPr>
@@ -5255,7 +5323,7 @@
             <w:noProof/>
             <w:webHidden/>
           </w:rPr>
-          <w:t>34</w:t>
+          <w:t>35</w:t>
         </w:r>
         <w:r>
           <w:rPr>
@@ -5275,7 +5343,7 @@
           <w:szCs w:val="24"/>
         </w:rPr>
       </w:pPr>
-      <w:hyperlink w:anchor="_Toc227696075" w:history="1">
+      <w:hyperlink w:anchor="_Toc227785276" w:history="1">
         <w:r>
           <w:rPr>
             <w:rStyle w:val="Hyperlink"/>
@@ -5303,7 +5371,7 @@
             <w:noProof/>
             <w:webHidden/>
           </w:rPr>
-          <w:instrText xml:space="preserve"> PAGEREF _Toc227696075 \h </w:instrText>
+          <w:instrText xml:space="preserve"> PAGEREF _Toc227785276 \h </w:instrText>
         </w:r>
         <w:r>
           <w:rPr>
@@ -5323,7 +5391,7 @@
             <w:noProof/>
             <w:webHidden/>
           </w:rPr>
-          <w:t>35</w:t>
+          <w:t>36</w:t>
         </w:r>
         <w:r>
           <w:rPr>
@@ -5343,7 +5411,7 @@
           <w:szCs w:val="24"/>
         </w:rPr>
       </w:pPr>
-      <w:hyperlink w:anchor="_Toc227696076" w:history="1">
+      <w:hyperlink w:anchor="_Toc227785277" w:history="1">
         <w:r>
           <w:rPr>
             <w:rStyle w:val="Hyperlink"/>
@@ -5371,7 +5439,7 @@
             <w:noProof/>
             <w:webHidden/>
           </w:rPr>
-          <w:instrText xml:space="preserve"> PAGEREF _Toc227696076 \h </w:instrText>
+          <w:instrText xml:space="preserve"> PAGEREF _Toc227785277 \h </w:instrText>
         </w:r>
         <w:r>
           <w:rPr>
@@ -5391,7 +5459,7 @@
             <w:noProof/>
             <w:webHidden/>
           </w:rPr>
-          <w:t>35</w:t>
+          <w:t>36</w:t>
         </w:r>
         <w:r>
           <w:rPr>
@@ -5411,7 +5479,7 @@
           <w:szCs w:val="24"/>
         </w:rPr>
       </w:pPr>
-      <w:hyperlink w:anchor="_Toc227696077" w:history="1">
+      <w:hyperlink w:anchor="_Toc227785278" w:history="1">
         <w:r>
           <w:rPr>
             <w:rStyle w:val="Hyperlink"/>
@@ -5439,7 +5507,7 @@
             <w:noProof/>
             <w:webHidden/>
           </w:rPr>
-          <w:instrText xml:space="preserve"> PAGEREF _Toc227696077 \h </w:instrText>
+          <w:instrText xml:space="preserve"> PAGEREF _Toc227785278 \h </w:instrText>
         </w:r>
         <w:r>
           <w:rPr>
@@ -5459,7 +5527,7 @@
             <w:noProof/>
             <w:webHidden/>
           </w:rPr>
-          <w:t>35</w:t>
+          <w:t>36</w:t>
         </w:r>
         <w:r>
           <w:rPr>
@@ -5479,7 +5547,7 @@
           <w:szCs w:val="24"/>
         </w:rPr>
       </w:pPr>
-      <w:hyperlink w:anchor="_Toc227696078" w:history="1">
+      <w:hyperlink w:anchor="_Toc227785279" w:history="1">
         <w:r>
           <w:rPr>
             <w:rStyle w:val="Hyperlink"/>
@@ -5507,7 +5575,7 @@
             <w:noProof/>
             <w:webHidden/>
           </w:rPr>
-          <w:instrText xml:space="preserve"> PAGEREF _Toc227696078 \h </w:instrText>
+          <w:instrText xml:space="preserve"> PAGEREF _Toc227785279 \h </w:instrText>
         </w:r>
         <w:r>
           <w:rPr>
@@ -5527,7 +5595,7 @@
             <w:noProof/>
             <w:webHidden/>
           </w:rPr>
-          <w:t>35</w:t>
+          <w:t>36</w:t>
         </w:r>
         <w:r>
           <w:rPr>
@@ -5547,7 +5615,7 @@
           <w:szCs w:val="24"/>
         </w:rPr>
       </w:pPr>
-      <w:hyperlink w:anchor="_Toc227696079" w:history="1">
+      <w:hyperlink w:anchor="_Toc227785280" w:history="1">
         <w:r>
           <w:rPr>
             <w:rStyle w:val="Hyperlink"/>
@@ -5575,7 +5643,7 @@
             <w:noProof/>
             <w:webHidden/>
           </w:rPr>
-          <w:instrText xml:space="preserve"> PAGEREF _Toc227696079 \h </w:instrText>
+          <w:instrText xml:space="preserve"> PAGEREF _Toc227785280 \h </w:instrText>
         </w:r>
         <w:r>
           <w:rPr>
@@ -5595,7 +5663,7 @@
             <w:noProof/>
             <w:webHidden/>
           </w:rPr>
-          <w:t>35</w:t>
+          <w:t>36</w:t>
         </w:r>
         <w:r>
           <w:rPr>
@@ -5615,7 +5683,7 @@
           <w:szCs w:val="24"/>
         </w:rPr>
       </w:pPr>
-      <w:hyperlink w:anchor="_Toc227696080" w:history="1">
+      <w:hyperlink w:anchor="_Toc227785281" w:history="1">
         <w:r>
           <w:rPr>
             <w:rStyle w:val="Hyperlink"/>
@@ -5643,7 +5711,7 @@
             <w:noProof/>
             <w:webHidden/>
           </w:rPr>
-          <w:instrText xml:space="preserve"> PAGEREF _Toc227696080 \h </w:instrText>
+          <w:instrText xml:space="preserve"> PAGEREF _Toc227785281 \h </w:instrText>
         </w:r>
         <w:r>
           <w:rPr>
@@ -5663,7 +5731,7 @@
             <w:noProof/>
             <w:webHidden/>
           </w:rPr>
-          <w:t>35</w:t>
+          <w:t>36</w:t>
         </w:r>
         <w:r>
           <w:rPr>
@@ -5683,7 +5751,7 @@
           <w:szCs w:val="24"/>
         </w:rPr>
       </w:pPr>
-      <w:hyperlink w:anchor="_Toc227696081" w:history="1">
+      <w:hyperlink w:anchor="_Toc227785282" w:history="1">
         <w:r>
           <w:rPr>
             <w:rStyle w:val="Hyperlink"/>
@@ -5711,7 +5779,7 @@
             <w:noProof/>
             <w:webHidden/>
           </w:rPr>
-          <w:instrText xml:space="preserve"> PAGEREF _Toc227696081 \h </w:instrText>
+          <w:instrText xml:space="preserve"> PAGEREF _Toc227785282 \h </w:instrText>
         </w:r>
         <w:r>
           <w:rPr>
@@ -5731,7 +5799,7 @@
             <w:noProof/>
             <w:webHidden/>
           </w:rPr>
-          <w:t>36</w:t>
+          <w:t>37</w:t>
         </w:r>
         <w:r>
           <w:rPr>
@@ -5755,7 +5823,7 @@
           <w:szCs w:val="24"/>
         </w:rPr>
       </w:pPr>
-      <w:hyperlink w:anchor="_Toc227696082" w:history="1">
+      <w:hyperlink w:anchor="_Toc227785283" w:history="1">
         <w:r>
           <w:rPr>
             <w:rStyle w:val="Hyperlink"/>
@@ -5802,7 +5870,7 @@
             <w:noProof/>
             <w:webHidden/>
           </w:rPr>
-          <w:instrText xml:space="preserve"> PAGEREF _Toc227696082 \h </w:instrText>
+          <w:instrText xml:space="preserve"> PAGEREF _Toc227785283 \h </w:instrText>
         </w:r>
         <w:r>
           <w:rPr>
@@ -5822,7 +5890,7 @@
             <w:noProof/>
             <w:webHidden/>
           </w:rPr>
-          <w:t>37</w:t>
+          <w:t>38</w:t>
         </w:r>
         <w:r>
           <w:rPr>
@@ -5843,7 +5911,7 @@
           <w:szCs w:val="24"/>
         </w:rPr>
       </w:pPr>
-      <w:hyperlink w:anchor="_Toc227696083" w:history="1">
+      <w:hyperlink w:anchor="_Toc227785284" w:history="1">
         <w:r>
           <w:rPr>
             <w:rStyle w:val="Hyperlink"/>
@@ -5871,7 +5939,7 @@
             <w:noProof/>
             <w:webHidden/>
           </w:rPr>
-          <w:instrText xml:space="preserve"> PAGEREF _Toc227696083 \h </w:instrText>
+          <w:instrText xml:space="preserve"> PAGEREF _Toc227785284 \h </w:instrText>
         </w:r>
         <w:r>
           <w:rPr>
@@ -5891,7 +5959,7 @@
             <w:noProof/>
             <w:webHidden/>
           </w:rPr>
-          <w:t>37</w:t>
+          <w:t>38</w:t>
         </w:r>
         <w:r>
           <w:rPr>
@@ -5912,7 +5980,7 @@
           <w:szCs w:val="24"/>
         </w:rPr>
       </w:pPr>
-      <w:hyperlink w:anchor="_Toc227696084" w:history="1">
+      <w:hyperlink w:anchor="_Toc227785285" w:history="1">
         <w:r>
           <w:rPr>
             <w:rStyle w:val="Hyperlink"/>
@@ -5940,7 +6008,7 @@
             <w:noProof/>
             <w:webHidden/>
           </w:rPr>
-          <w:instrText xml:space="preserve"> PAGEREF _Toc227696084 \h </w:instrText>
+          <w:instrText xml:space="preserve"> PAGEREF _Toc227785285 \h </w:instrText>
         </w:r>
         <w:r>
           <w:rPr>
@@ -5960,7 +6028,7 @@
             <w:noProof/>
             <w:webHidden/>
           </w:rPr>
-          <w:t>37</w:t>
+          <w:t>38</w:t>
         </w:r>
         <w:r>
           <w:rPr>
@@ -5981,7 +6049,7 @@
           <w:szCs w:val="24"/>
         </w:rPr>
       </w:pPr>
-      <w:hyperlink w:anchor="_Toc227696085" w:history="1">
+      <w:hyperlink w:anchor="_Toc227785286" w:history="1">
         <w:r>
           <w:rPr>
             <w:rStyle w:val="Hyperlink"/>
@@ -6009,7 +6077,7 @@
             <w:noProof/>
             <w:webHidden/>
           </w:rPr>
-          <w:instrText xml:space="preserve"> PAGEREF _Toc227696085 \h </w:instrText>
+          <w:instrText xml:space="preserve"> PAGEREF _Toc227785286 \h </w:instrText>
         </w:r>
         <w:r>
           <w:rPr>
@@ -6029,7 +6097,7 @@
             <w:noProof/>
             <w:webHidden/>
           </w:rPr>
-          <w:t>38</w:t>
+          <w:t>39</w:t>
         </w:r>
         <w:r>
           <w:rPr>
@@ -6050,7 +6118,7 @@
           <w:szCs w:val="24"/>
         </w:rPr>
       </w:pPr>
-      <w:hyperlink w:anchor="_Toc227696086" w:history="1">
+      <w:hyperlink w:anchor="_Toc227785287" w:history="1">
         <w:r>
           <w:rPr>
             <w:rStyle w:val="Hyperlink"/>
@@ -6078,7 +6146,7 @@
             <w:noProof/>
             <w:webHidden/>
           </w:rPr>
-          <w:instrText xml:space="preserve"> PAGEREF _Toc227696086 \h </w:instrText>
+          <w:instrText xml:space="preserve"> PAGEREF _Toc227785287 \h </w:instrText>
         </w:r>
         <w:r>
           <w:rPr>
@@ -6098,7 +6166,7 @@
             <w:noProof/>
             <w:webHidden/>
           </w:rPr>
-          <w:t>38</w:t>
+          <w:t>39</w:t>
         </w:r>
         <w:r>
           <w:rPr>
@@ -6122,7 +6190,7 @@
           <w:szCs w:val="24"/>
         </w:rPr>
       </w:pPr>
-      <w:hyperlink w:anchor="_Toc227696087" w:history="1">
+      <w:hyperlink w:anchor="_Toc227785288" w:history="1">
         <w:r>
           <w:rPr>
             <w:rStyle w:val="Hyperlink"/>
@@ -6148,7 +6216,7 @@
             <w:noProof/>
             <w:lang w:val="sk-SK"/>
           </w:rPr>
-          <w:t>Výber vhodného datasetu</w:t>
+          <w:t>Výber datasetu</w:t>
         </w:r>
         <w:r>
           <w:rPr>
@@ -6169,7 +6237,7 @@
             <w:noProof/>
             <w:webHidden/>
           </w:rPr>
-          <w:instrText xml:space="preserve"> PAGEREF _Toc227696087 \h </w:instrText>
+          <w:instrText xml:space="preserve"> PAGEREF _Toc227785288 \h </w:instrText>
         </w:r>
         <w:r>
           <w:rPr>
@@ -6189,7 +6257,7 @@
             <w:noProof/>
             <w:webHidden/>
           </w:rPr>
-          <w:t>40</w:t>
+          <w:t>41</w:t>
         </w:r>
         <w:r>
           <w:rPr>
@@ -6210,7 +6278,7 @@
           <w:szCs w:val="24"/>
         </w:rPr>
       </w:pPr>
-      <w:hyperlink w:anchor="_Toc227696088" w:history="1">
+      <w:hyperlink w:anchor="_Toc227785289" w:history="1">
         <w:r>
           <w:rPr>
             <w:rStyle w:val="Hyperlink"/>
@@ -6238,7 +6306,7 @@
             <w:noProof/>
             <w:webHidden/>
           </w:rPr>
-          <w:instrText xml:space="preserve"> PAGEREF _Toc227696088 \h </w:instrText>
+          <w:instrText xml:space="preserve"> PAGEREF _Toc227785289 \h </w:instrText>
         </w:r>
         <w:r>
           <w:rPr>
@@ -6258,7 +6326,7 @@
             <w:noProof/>
             <w:webHidden/>
           </w:rPr>
-          <w:t>40</w:t>
+          <w:t>41</w:t>
         </w:r>
         <w:r>
           <w:rPr>
@@ -6279,7 +6347,7 @@
           <w:szCs w:val="24"/>
         </w:rPr>
       </w:pPr>
-      <w:hyperlink w:anchor="_Toc227696089" w:history="1">
+      <w:hyperlink w:anchor="_Toc227785290" w:history="1">
         <w:r>
           <w:rPr>
             <w:rStyle w:val="Hyperlink"/>
@@ -6307,74 +6375,7 @@
             <w:noProof/>
             <w:webHidden/>
           </w:rPr>
-          <w:instrText xml:space="preserve"> PAGEREF _Toc227696089 \h </w:instrText>
-        </w:r>
-        <w:r>
-          <w:rPr>
-            <w:noProof/>
-            <w:webHidden/>
-          </w:rPr>
-        </w:r>
-        <w:r>
-          <w:rPr>
-            <w:noProof/>
-            <w:webHidden/>
-          </w:rPr>
-          <w:fldChar w:fldCharType="separate"/>
-        </w:r>
-        <w:r>
-          <w:rPr>
-            <w:noProof/>
-            <w:webHidden/>
-          </w:rPr>
-          <w:t>42</w:t>
-        </w:r>
-        <w:r>
-          <w:rPr>
-            <w:noProof/>
-            <w:webHidden/>
-          </w:rPr>
-          <w:fldChar w:fldCharType="end"/>
-        </w:r>
-      </w:hyperlink>
-    </w:p>
-    <w:p>
-      <w:pPr>
-        <w:pStyle w:val="TOC3"/>
-        <w:rPr>
-          <w:rFonts w:asciiTheme="minorHAnsi" w:eastAsiaTheme="minorEastAsia" w:hAnsiTheme="minorHAnsi" w:cstheme="minorBidi"/>
-          <w:noProof/>
-          <w:szCs w:val="24"/>
-        </w:rPr>
-      </w:pPr>
-      <w:hyperlink w:anchor="_Toc227696090" w:history="1">
-        <w:r>
-          <w:rPr>
-            <w:rStyle w:val="Hyperlink"/>
-            <w:noProof/>
-          </w:rPr>
-          <w:t>9.2.1 Záver</w:t>
-        </w:r>
-        <w:r>
-          <w:rPr>
-            <w:noProof/>
-            <w:webHidden/>
-          </w:rPr>
-          <w:tab/>
-        </w:r>
-        <w:r>
-          <w:rPr>
-            <w:noProof/>
-            <w:webHidden/>
-          </w:rPr>
-          <w:fldChar w:fldCharType="begin"/>
-        </w:r>
-        <w:r>
-          <w:rPr>
-            <w:noProof/>
-            <w:webHidden/>
-          </w:rPr>
-          <w:instrText xml:space="preserve"> PAGEREF _Toc227696090 \h </w:instrText>
+          <w:instrText xml:space="preserve"> PAGEREF _Toc227785290 \h </w:instrText>
         </w:r>
         <w:r>
           <w:rPr>
@@ -6418,23 +6419,43 @@
           <w:szCs w:val="24"/>
         </w:rPr>
       </w:pPr>
-      <w:hyperlink w:anchor="_Toc227696091" w:history="1">
+      <w:hyperlink w:anchor="_Toc227785291" w:history="1">
         <w:r>
           <w:rPr>
             <w:rStyle w:val="Hyperlink"/>
             <w:noProof/>
-          </w:rPr>
-          <w:t>Záver</w:t>
-        </w:r>
-        <w:r>
-          <w:rPr>
-            <w:noProof/>
-            <w:webHidden/>
+            <w:lang w:val="sk-SK"/>
+          </w:rPr>
+          <w:t>10</w:t>
+        </w:r>
+        <w:r>
+          <w:rPr>
+            <w:rFonts w:asciiTheme="minorHAnsi" w:eastAsiaTheme="minorEastAsia" w:hAnsiTheme="minorHAnsi" w:cstheme="minorBidi"/>
+            <w:b w:val="0"/>
+            <w:bCs w:val="0"/>
+            <w:noProof/>
+            <w:sz w:val="24"/>
+            <w:szCs w:val="24"/>
           </w:rPr>
           <w:tab/>
         </w:r>
         <w:r>
           <w:rPr>
+            <w:rStyle w:val="Hyperlink"/>
+            <w:noProof/>
+            <w:lang w:val="sk-SK"/>
+          </w:rPr>
+          <w:t>Návrh a implementácia referenčného modelu pre odhad slnečného žiarenia</w:t>
+        </w:r>
+        <w:r>
+          <w:rPr>
+            <w:noProof/>
+            <w:webHidden/>
+          </w:rPr>
+          <w:tab/>
+        </w:r>
+        <w:r>
+          <w:rPr>
             <w:noProof/>
             <w:webHidden/>
           </w:rPr>
@@ -6445,7 +6466,7 @@
             <w:noProof/>
             <w:webHidden/>
           </w:rPr>
-          <w:instrText xml:space="preserve"> PAGEREF _Toc227696091 \h </w:instrText>
+          <w:instrText xml:space="preserve"> PAGEREF _Toc227785291 \h </w:instrText>
         </w:r>
         <w:r>
           <w:rPr>
@@ -6466,6 +6487,825 @@
             <w:webHidden/>
           </w:rPr>
           <w:t>44</w:t>
+        </w:r>
+        <w:r>
+          <w:rPr>
+            <w:noProof/>
+            <w:webHidden/>
+          </w:rPr>
+          <w:fldChar w:fldCharType="end"/>
+        </w:r>
+      </w:hyperlink>
+    </w:p>
+    <w:p>
+      <w:pPr>
+        <w:pStyle w:val="TOC2"/>
+        <w:rPr>
+          <w:rFonts w:asciiTheme="minorHAnsi" w:eastAsiaTheme="minorEastAsia" w:hAnsiTheme="minorHAnsi" w:cstheme="minorBidi"/>
+          <w:iCs w:val="0"/>
+          <w:noProof/>
+          <w:szCs w:val="24"/>
+        </w:rPr>
+      </w:pPr>
+      <w:hyperlink w:anchor="_Toc227785292" w:history="1">
+        <w:r>
+          <w:rPr>
+            <w:rStyle w:val="Hyperlink"/>
+            <w:noProof/>
+            <w:lang w:val="sk-SK"/>
+          </w:rPr>
+          <w:t>10.1 Návrh vlastnej konvolučnej neurónovej siete</w:t>
+        </w:r>
+        <w:r>
+          <w:rPr>
+            <w:noProof/>
+            <w:webHidden/>
+          </w:rPr>
+          <w:tab/>
+        </w:r>
+        <w:r>
+          <w:rPr>
+            <w:noProof/>
+            <w:webHidden/>
+          </w:rPr>
+          <w:fldChar w:fldCharType="begin"/>
+        </w:r>
+        <w:r>
+          <w:rPr>
+            <w:noProof/>
+            <w:webHidden/>
+          </w:rPr>
+          <w:instrText xml:space="preserve"> PAGEREF _Toc227785292 \h </w:instrText>
+        </w:r>
+        <w:r>
+          <w:rPr>
+            <w:noProof/>
+            <w:webHidden/>
+          </w:rPr>
+        </w:r>
+        <w:r>
+          <w:rPr>
+            <w:noProof/>
+            <w:webHidden/>
+          </w:rPr>
+          <w:fldChar w:fldCharType="separate"/>
+        </w:r>
+        <w:r>
+          <w:rPr>
+            <w:noProof/>
+            <w:webHidden/>
+          </w:rPr>
+          <w:t>44</w:t>
+        </w:r>
+        <w:r>
+          <w:rPr>
+            <w:noProof/>
+            <w:webHidden/>
+          </w:rPr>
+          <w:fldChar w:fldCharType="end"/>
+        </w:r>
+      </w:hyperlink>
+    </w:p>
+    <w:p>
+      <w:pPr>
+        <w:pStyle w:val="TOC3"/>
+        <w:rPr>
+          <w:rFonts w:asciiTheme="minorHAnsi" w:eastAsiaTheme="minorEastAsia" w:hAnsiTheme="minorHAnsi" w:cstheme="minorBidi"/>
+          <w:noProof/>
+          <w:szCs w:val="24"/>
+        </w:rPr>
+      </w:pPr>
+      <w:hyperlink w:anchor="_Toc227785293" w:history="1">
+        <w:r>
+          <w:rPr>
+            <w:rStyle w:val="Hyperlink"/>
+            <w:noProof/>
+            <w:lang w:val="sk-SK"/>
+          </w:rPr>
+          <w:t>10.1.1 Vstup a predspracovanie dát</w:t>
+        </w:r>
+        <w:r>
+          <w:rPr>
+            <w:noProof/>
+            <w:webHidden/>
+          </w:rPr>
+          <w:tab/>
+        </w:r>
+        <w:r>
+          <w:rPr>
+            <w:noProof/>
+            <w:webHidden/>
+          </w:rPr>
+          <w:fldChar w:fldCharType="begin"/>
+        </w:r>
+        <w:r>
+          <w:rPr>
+            <w:noProof/>
+            <w:webHidden/>
+          </w:rPr>
+          <w:instrText xml:space="preserve"> PAGEREF _Toc227785293 \h </w:instrText>
+        </w:r>
+        <w:r>
+          <w:rPr>
+            <w:noProof/>
+            <w:webHidden/>
+          </w:rPr>
+        </w:r>
+        <w:r>
+          <w:rPr>
+            <w:noProof/>
+            <w:webHidden/>
+          </w:rPr>
+          <w:fldChar w:fldCharType="separate"/>
+        </w:r>
+        <w:r>
+          <w:rPr>
+            <w:noProof/>
+            <w:webHidden/>
+          </w:rPr>
+          <w:t>44</w:t>
+        </w:r>
+        <w:r>
+          <w:rPr>
+            <w:noProof/>
+            <w:webHidden/>
+          </w:rPr>
+          <w:fldChar w:fldCharType="end"/>
+        </w:r>
+      </w:hyperlink>
+    </w:p>
+    <w:p>
+      <w:pPr>
+        <w:pStyle w:val="TOC3"/>
+        <w:rPr>
+          <w:rFonts w:asciiTheme="minorHAnsi" w:eastAsiaTheme="minorEastAsia" w:hAnsiTheme="minorHAnsi" w:cstheme="minorBidi"/>
+          <w:noProof/>
+          <w:szCs w:val="24"/>
+        </w:rPr>
+      </w:pPr>
+      <w:hyperlink w:anchor="_Toc227785294" w:history="1">
+        <w:r>
+          <w:rPr>
+            <w:rStyle w:val="Hyperlink"/>
+            <w:noProof/>
+            <w:lang w:val="sk-SK"/>
+          </w:rPr>
+          <w:t>10.1.2 Generovanie dát a spracovanie dávok</w:t>
+        </w:r>
+        <w:r>
+          <w:rPr>
+            <w:noProof/>
+            <w:webHidden/>
+          </w:rPr>
+          <w:tab/>
+        </w:r>
+        <w:r>
+          <w:rPr>
+            <w:noProof/>
+            <w:webHidden/>
+          </w:rPr>
+          <w:fldChar w:fldCharType="begin"/>
+        </w:r>
+        <w:r>
+          <w:rPr>
+            <w:noProof/>
+            <w:webHidden/>
+          </w:rPr>
+          <w:instrText xml:space="preserve"> PAGEREF _Toc227785294 \h </w:instrText>
+        </w:r>
+        <w:r>
+          <w:rPr>
+            <w:noProof/>
+            <w:webHidden/>
+          </w:rPr>
+        </w:r>
+        <w:r>
+          <w:rPr>
+            <w:noProof/>
+            <w:webHidden/>
+          </w:rPr>
+          <w:fldChar w:fldCharType="separate"/>
+        </w:r>
+        <w:r>
+          <w:rPr>
+            <w:noProof/>
+            <w:webHidden/>
+          </w:rPr>
+          <w:t>44</w:t>
+        </w:r>
+        <w:r>
+          <w:rPr>
+            <w:noProof/>
+            <w:webHidden/>
+          </w:rPr>
+          <w:fldChar w:fldCharType="end"/>
+        </w:r>
+      </w:hyperlink>
+    </w:p>
+    <w:p>
+      <w:pPr>
+        <w:pStyle w:val="TOC3"/>
+        <w:rPr>
+          <w:rFonts w:asciiTheme="minorHAnsi" w:eastAsiaTheme="minorEastAsia" w:hAnsiTheme="minorHAnsi" w:cstheme="minorBidi"/>
+          <w:noProof/>
+          <w:szCs w:val="24"/>
+        </w:rPr>
+      </w:pPr>
+      <w:hyperlink w:anchor="_Toc227785295" w:history="1">
+        <w:r>
+          <w:rPr>
+            <w:rStyle w:val="Hyperlink"/>
+            <w:noProof/>
+            <w:lang w:val="sk-SK"/>
+          </w:rPr>
+          <w:t>10.1.3 Konvolučná časť siete</w:t>
+        </w:r>
+        <w:r>
+          <w:rPr>
+            <w:noProof/>
+            <w:webHidden/>
+          </w:rPr>
+          <w:tab/>
+        </w:r>
+        <w:r>
+          <w:rPr>
+            <w:noProof/>
+            <w:webHidden/>
+          </w:rPr>
+          <w:fldChar w:fldCharType="begin"/>
+        </w:r>
+        <w:r>
+          <w:rPr>
+            <w:noProof/>
+            <w:webHidden/>
+          </w:rPr>
+          <w:instrText xml:space="preserve"> PAGEREF _Toc227785295 \h </w:instrText>
+        </w:r>
+        <w:r>
+          <w:rPr>
+            <w:noProof/>
+            <w:webHidden/>
+          </w:rPr>
+        </w:r>
+        <w:r>
+          <w:rPr>
+            <w:noProof/>
+            <w:webHidden/>
+          </w:rPr>
+          <w:fldChar w:fldCharType="separate"/>
+        </w:r>
+        <w:r>
+          <w:rPr>
+            <w:noProof/>
+            <w:webHidden/>
+          </w:rPr>
+          <w:t>45</w:t>
+        </w:r>
+        <w:r>
+          <w:rPr>
+            <w:noProof/>
+            <w:webHidden/>
+          </w:rPr>
+          <w:fldChar w:fldCharType="end"/>
+        </w:r>
+      </w:hyperlink>
+    </w:p>
+    <w:p>
+      <w:pPr>
+        <w:pStyle w:val="TOC3"/>
+        <w:rPr>
+          <w:rFonts w:asciiTheme="minorHAnsi" w:eastAsiaTheme="minorEastAsia" w:hAnsiTheme="minorHAnsi" w:cstheme="minorBidi"/>
+          <w:noProof/>
+          <w:szCs w:val="24"/>
+        </w:rPr>
+      </w:pPr>
+      <w:hyperlink w:anchor="_Toc227785296" w:history="1">
+        <w:r>
+          <w:rPr>
+            <w:rStyle w:val="Hyperlink"/>
+            <w:noProof/>
+            <w:lang w:val="sk-SK"/>
+          </w:rPr>
+          <w:t>10.1.4 Normalizačné a aktivačné mechanizmy</w:t>
+        </w:r>
+        <w:r>
+          <w:rPr>
+            <w:noProof/>
+            <w:webHidden/>
+          </w:rPr>
+          <w:tab/>
+        </w:r>
+        <w:r>
+          <w:rPr>
+            <w:noProof/>
+            <w:webHidden/>
+          </w:rPr>
+          <w:fldChar w:fldCharType="begin"/>
+        </w:r>
+        <w:r>
+          <w:rPr>
+            <w:noProof/>
+            <w:webHidden/>
+          </w:rPr>
+          <w:instrText xml:space="preserve"> PAGEREF _Toc227785296 \h </w:instrText>
+        </w:r>
+        <w:r>
+          <w:rPr>
+            <w:noProof/>
+            <w:webHidden/>
+          </w:rPr>
+        </w:r>
+        <w:r>
+          <w:rPr>
+            <w:noProof/>
+            <w:webHidden/>
+          </w:rPr>
+          <w:fldChar w:fldCharType="separate"/>
+        </w:r>
+        <w:r>
+          <w:rPr>
+            <w:noProof/>
+            <w:webHidden/>
+          </w:rPr>
+          <w:t>45</w:t>
+        </w:r>
+        <w:r>
+          <w:rPr>
+            <w:noProof/>
+            <w:webHidden/>
+          </w:rPr>
+          <w:fldChar w:fldCharType="end"/>
+        </w:r>
+      </w:hyperlink>
+    </w:p>
+    <w:p>
+      <w:pPr>
+        <w:pStyle w:val="TOC3"/>
+        <w:rPr>
+          <w:rFonts w:asciiTheme="minorHAnsi" w:eastAsiaTheme="minorEastAsia" w:hAnsiTheme="minorHAnsi" w:cstheme="minorBidi"/>
+          <w:noProof/>
+          <w:szCs w:val="24"/>
+        </w:rPr>
+      </w:pPr>
+      <w:hyperlink w:anchor="_Toc227785297" w:history="1">
+        <w:r>
+          <w:rPr>
+            <w:rStyle w:val="Hyperlink"/>
+            <w:noProof/>
+            <w:lang w:val="sk-SK"/>
+          </w:rPr>
+          <w:t>10.1.5 Husto prepojená časť siete</w:t>
+        </w:r>
+        <w:r>
+          <w:rPr>
+            <w:noProof/>
+            <w:webHidden/>
+          </w:rPr>
+          <w:tab/>
+        </w:r>
+        <w:r>
+          <w:rPr>
+            <w:noProof/>
+            <w:webHidden/>
+          </w:rPr>
+          <w:fldChar w:fldCharType="begin"/>
+        </w:r>
+        <w:r>
+          <w:rPr>
+            <w:noProof/>
+            <w:webHidden/>
+          </w:rPr>
+          <w:instrText xml:space="preserve"> PAGEREF _Toc227785297 \h </w:instrText>
+        </w:r>
+        <w:r>
+          <w:rPr>
+            <w:noProof/>
+            <w:webHidden/>
+          </w:rPr>
+        </w:r>
+        <w:r>
+          <w:rPr>
+            <w:noProof/>
+            <w:webHidden/>
+          </w:rPr>
+          <w:fldChar w:fldCharType="separate"/>
+        </w:r>
+        <w:r>
+          <w:rPr>
+            <w:noProof/>
+            <w:webHidden/>
+          </w:rPr>
+          <w:t>45</w:t>
+        </w:r>
+        <w:r>
+          <w:rPr>
+            <w:noProof/>
+            <w:webHidden/>
+          </w:rPr>
+          <w:fldChar w:fldCharType="end"/>
+        </w:r>
+      </w:hyperlink>
+    </w:p>
+    <w:p>
+      <w:pPr>
+        <w:pStyle w:val="TOC3"/>
+        <w:rPr>
+          <w:rFonts w:asciiTheme="minorHAnsi" w:eastAsiaTheme="minorEastAsia" w:hAnsiTheme="minorHAnsi" w:cstheme="minorBidi"/>
+          <w:noProof/>
+          <w:szCs w:val="24"/>
+        </w:rPr>
+      </w:pPr>
+      <w:hyperlink w:anchor="_Toc227785298" w:history="1">
+        <w:r>
+          <w:rPr>
+            <w:rStyle w:val="Hyperlink"/>
+            <w:noProof/>
+            <w:lang w:val="sk-SK"/>
+          </w:rPr>
+          <w:t>10.1.6 Tréning modelu</w:t>
+        </w:r>
+        <w:r>
+          <w:rPr>
+            <w:noProof/>
+            <w:webHidden/>
+          </w:rPr>
+          <w:tab/>
+        </w:r>
+        <w:r>
+          <w:rPr>
+            <w:noProof/>
+            <w:webHidden/>
+          </w:rPr>
+          <w:fldChar w:fldCharType="begin"/>
+        </w:r>
+        <w:r>
+          <w:rPr>
+            <w:noProof/>
+            <w:webHidden/>
+          </w:rPr>
+          <w:instrText xml:space="preserve"> PAGEREF _Toc227785298 \h </w:instrText>
+        </w:r>
+        <w:r>
+          <w:rPr>
+            <w:noProof/>
+            <w:webHidden/>
+          </w:rPr>
+        </w:r>
+        <w:r>
+          <w:rPr>
+            <w:noProof/>
+            <w:webHidden/>
+          </w:rPr>
+          <w:fldChar w:fldCharType="separate"/>
+        </w:r>
+        <w:r>
+          <w:rPr>
+            <w:noProof/>
+            <w:webHidden/>
+          </w:rPr>
+          <w:t>46</w:t>
+        </w:r>
+        <w:r>
+          <w:rPr>
+            <w:noProof/>
+            <w:webHidden/>
+          </w:rPr>
+          <w:fldChar w:fldCharType="end"/>
+        </w:r>
+      </w:hyperlink>
+    </w:p>
+    <w:p>
+      <w:pPr>
+        <w:pStyle w:val="TOC2"/>
+        <w:rPr>
+          <w:rFonts w:asciiTheme="minorHAnsi" w:eastAsiaTheme="minorEastAsia" w:hAnsiTheme="minorHAnsi" w:cstheme="minorBidi"/>
+          <w:iCs w:val="0"/>
+          <w:noProof/>
+          <w:szCs w:val="24"/>
+        </w:rPr>
+      </w:pPr>
+      <w:hyperlink w:anchor="_Toc227785299" w:history="1">
+        <w:r>
+          <w:rPr>
+            <w:rStyle w:val="Hyperlink"/>
+            <w:noProof/>
+            <w:lang w:val="sk-SK"/>
+          </w:rPr>
+          <w:t>10.2 Manuálna predbežná optimalizácia hyperparametrov</w:t>
+        </w:r>
+        <w:r>
+          <w:rPr>
+            <w:noProof/>
+            <w:webHidden/>
+          </w:rPr>
+          <w:tab/>
+        </w:r>
+        <w:r>
+          <w:rPr>
+            <w:noProof/>
+            <w:webHidden/>
+          </w:rPr>
+          <w:fldChar w:fldCharType="begin"/>
+        </w:r>
+        <w:r>
+          <w:rPr>
+            <w:noProof/>
+            <w:webHidden/>
+          </w:rPr>
+          <w:instrText xml:space="preserve"> PAGEREF _Toc227785299 \h </w:instrText>
+        </w:r>
+        <w:r>
+          <w:rPr>
+            <w:noProof/>
+            <w:webHidden/>
+          </w:rPr>
+        </w:r>
+        <w:r>
+          <w:rPr>
+            <w:noProof/>
+            <w:webHidden/>
+          </w:rPr>
+          <w:fldChar w:fldCharType="separate"/>
+        </w:r>
+        <w:r>
+          <w:rPr>
+            <w:noProof/>
+            <w:webHidden/>
+          </w:rPr>
+          <w:t>46</w:t>
+        </w:r>
+        <w:r>
+          <w:rPr>
+            <w:noProof/>
+            <w:webHidden/>
+          </w:rPr>
+          <w:fldChar w:fldCharType="end"/>
+        </w:r>
+      </w:hyperlink>
+    </w:p>
+    <w:p>
+      <w:pPr>
+        <w:pStyle w:val="TOC3"/>
+        <w:rPr>
+          <w:rFonts w:asciiTheme="minorHAnsi" w:eastAsiaTheme="minorEastAsia" w:hAnsiTheme="minorHAnsi" w:cstheme="minorBidi"/>
+          <w:noProof/>
+          <w:szCs w:val="24"/>
+        </w:rPr>
+      </w:pPr>
+      <w:hyperlink w:anchor="_Toc227785300" w:history="1">
+        <w:r>
+          <w:rPr>
+            <w:rStyle w:val="Hyperlink"/>
+            <w:noProof/>
+            <w:lang w:val="sk-SK"/>
+          </w:rPr>
+          <w:t>10.2.1 Popis experimentu</w:t>
+        </w:r>
+        <w:r>
+          <w:rPr>
+            <w:noProof/>
+            <w:webHidden/>
+          </w:rPr>
+          <w:tab/>
+        </w:r>
+        <w:r>
+          <w:rPr>
+            <w:noProof/>
+            <w:webHidden/>
+          </w:rPr>
+          <w:fldChar w:fldCharType="begin"/>
+        </w:r>
+        <w:r>
+          <w:rPr>
+            <w:noProof/>
+            <w:webHidden/>
+          </w:rPr>
+          <w:instrText xml:space="preserve"> PAGEREF _Toc227785300 \h </w:instrText>
+        </w:r>
+        <w:r>
+          <w:rPr>
+            <w:noProof/>
+            <w:webHidden/>
+          </w:rPr>
+        </w:r>
+        <w:r>
+          <w:rPr>
+            <w:noProof/>
+            <w:webHidden/>
+          </w:rPr>
+          <w:fldChar w:fldCharType="separate"/>
+        </w:r>
+        <w:r>
+          <w:rPr>
+            <w:noProof/>
+            <w:webHidden/>
+          </w:rPr>
+          <w:t>46</w:t>
+        </w:r>
+        <w:r>
+          <w:rPr>
+            <w:noProof/>
+            <w:webHidden/>
+          </w:rPr>
+          <w:fldChar w:fldCharType="end"/>
+        </w:r>
+      </w:hyperlink>
+    </w:p>
+    <w:p>
+      <w:pPr>
+        <w:pStyle w:val="TOC3"/>
+        <w:rPr>
+          <w:rFonts w:asciiTheme="minorHAnsi" w:eastAsiaTheme="minorEastAsia" w:hAnsiTheme="minorHAnsi" w:cstheme="minorBidi"/>
+          <w:noProof/>
+          <w:szCs w:val="24"/>
+        </w:rPr>
+      </w:pPr>
+      <w:hyperlink w:anchor="_Toc227785301" w:history="1">
+        <w:r>
+          <w:rPr>
+            <w:rStyle w:val="Hyperlink"/>
+            <w:noProof/>
+            <w:lang w:val="sk-SK"/>
+          </w:rPr>
+          <w:t>10.2.2 Výsledky experimentu</w:t>
+        </w:r>
+        <w:r>
+          <w:rPr>
+            <w:noProof/>
+            <w:webHidden/>
+          </w:rPr>
+          <w:tab/>
+        </w:r>
+        <w:r>
+          <w:rPr>
+            <w:noProof/>
+            <w:webHidden/>
+          </w:rPr>
+          <w:fldChar w:fldCharType="begin"/>
+        </w:r>
+        <w:r>
+          <w:rPr>
+            <w:noProof/>
+            <w:webHidden/>
+          </w:rPr>
+          <w:instrText xml:space="preserve"> PAGEREF _Toc227785301 \h </w:instrText>
+        </w:r>
+        <w:r>
+          <w:rPr>
+            <w:noProof/>
+            <w:webHidden/>
+          </w:rPr>
+        </w:r>
+        <w:r>
+          <w:rPr>
+            <w:noProof/>
+            <w:webHidden/>
+          </w:rPr>
+          <w:fldChar w:fldCharType="separate"/>
+        </w:r>
+        <w:r>
+          <w:rPr>
+            <w:noProof/>
+            <w:webHidden/>
+          </w:rPr>
+          <w:t>46</w:t>
+        </w:r>
+        <w:r>
+          <w:rPr>
+            <w:noProof/>
+            <w:webHidden/>
+          </w:rPr>
+          <w:fldChar w:fldCharType="end"/>
+        </w:r>
+      </w:hyperlink>
+    </w:p>
+    <w:p>
+      <w:pPr>
+        <w:pStyle w:val="TOC3"/>
+        <w:rPr>
+          <w:rFonts w:asciiTheme="minorHAnsi" w:eastAsiaTheme="minorEastAsia" w:hAnsiTheme="minorHAnsi" w:cstheme="minorBidi"/>
+          <w:noProof/>
+          <w:szCs w:val="24"/>
+        </w:rPr>
+      </w:pPr>
+      <w:hyperlink w:anchor="_Toc227785302" w:history="1">
+        <w:r>
+          <w:rPr>
+            <w:rStyle w:val="Hyperlink"/>
+            <w:noProof/>
+            <w:lang w:val="sk-SK"/>
+          </w:rPr>
+          <w:t>10.2.3 Záver experimentu</w:t>
+        </w:r>
+        <w:r>
+          <w:rPr>
+            <w:noProof/>
+            <w:webHidden/>
+          </w:rPr>
+          <w:tab/>
+        </w:r>
+        <w:r>
+          <w:rPr>
+            <w:noProof/>
+            <w:webHidden/>
+          </w:rPr>
+          <w:fldChar w:fldCharType="begin"/>
+        </w:r>
+        <w:r>
+          <w:rPr>
+            <w:noProof/>
+            <w:webHidden/>
+          </w:rPr>
+          <w:instrText xml:space="preserve"> PAGEREF _Toc227785302 \h </w:instrText>
+        </w:r>
+        <w:r>
+          <w:rPr>
+            <w:noProof/>
+            <w:webHidden/>
+          </w:rPr>
+        </w:r>
+        <w:r>
+          <w:rPr>
+            <w:noProof/>
+            <w:webHidden/>
+          </w:rPr>
+          <w:fldChar w:fldCharType="separate"/>
+        </w:r>
+        <w:r>
+          <w:rPr>
+            <w:noProof/>
+            <w:webHidden/>
+          </w:rPr>
+          <w:t>48</w:t>
+        </w:r>
+        <w:r>
+          <w:rPr>
+            <w:noProof/>
+            <w:webHidden/>
+          </w:rPr>
+          <w:fldChar w:fldCharType="end"/>
+        </w:r>
+      </w:hyperlink>
+    </w:p>
+    <w:p>
+      <w:pPr>
+        <w:pStyle w:val="TOC2"/>
+        <w:rPr>
+          <w:rFonts w:asciiTheme="minorHAnsi" w:eastAsiaTheme="minorEastAsia" w:hAnsiTheme="minorHAnsi" w:cstheme="minorBidi"/>
+          <w:iCs w:val="0"/>
+          <w:noProof/>
+          <w:szCs w:val="24"/>
+        </w:rPr>
+      </w:pPr>
+      <w:hyperlink w:anchor="_Toc227785303" w:history="1">
+        <w:r>
+          <w:rPr>
+            <w:rStyle w:val="Hyperlink"/>
+            <w:noProof/>
+            <w:lang w:val="sk-SK"/>
+          </w:rPr>
+          <w:t>10.3 Optimalizácia hyperparametrov pomocou Optuna</w:t>
+        </w:r>
+        <w:r>
+          <w:rPr>
+            <w:noProof/>
+            <w:webHidden/>
+          </w:rPr>
+          <w:tab/>
+        </w:r>
+        <w:r>
+          <w:rPr>
+            <w:noProof/>
+            <w:webHidden/>
+          </w:rPr>
+          <w:fldChar w:fldCharType="begin"/>
+        </w:r>
+        <w:r>
+          <w:rPr>
+            <w:noProof/>
+            <w:webHidden/>
+          </w:rPr>
+          <w:instrText xml:space="preserve"> PAGEREF _Toc227785303 \h </w:instrText>
+        </w:r>
+        <w:r>
+          <w:rPr>
+            <w:noProof/>
+            <w:webHidden/>
+          </w:rPr>
+        </w:r>
+        <w:r>
+          <w:rPr>
+            <w:noProof/>
+            <w:webHidden/>
+          </w:rPr>
+          <w:fldChar w:fldCharType="separate"/>
+        </w:r>
+        <w:r>
+          <w:rPr>
+            <w:noProof/>
+            <w:webHidden/>
+          </w:rPr>
+          <w:t>49</w:t>
         </w:r>
         <w:r>
           <w:rPr>
@@ -6489,13 +7329,13 @@
           <w:szCs w:val="24"/>
         </w:rPr>
       </w:pPr>
-      <w:hyperlink w:anchor="_Toc227696092" w:history="1">
+      <w:hyperlink w:anchor="_Toc227785304" w:history="1">
         <w:r>
           <w:rPr>
             <w:rStyle w:val="Hyperlink"/>
             <w:noProof/>
           </w:rPr>
-          <w:t>Literatúra</w:t>
+          <w:t>Záver</w:t>
         </w:r>
         <w:r>
           <w:rPr>
@@ -6516,7 +7356,7 @@
             <w:noProof/>
             <w:webHidden/>
           </w:rPr>
-          <w:instrText xml:space="preserve"> PAGEREF _Toc227696092 \h </w:instrText>
+          <w:instrText xml:space="preserve"> PAGEREF _Toc227785304 \h </w:instrText>
         </w:r>
         <w:r>
           <w:rPr>
@@ -6536,7 +7376,7 @@
             <w:noProof/>
             <w:webHidden/>
           </w:rPr>
-          <w:t>45</w:t>
+          <w:t>50</w:t>
         </w:r>
         <w:r>
           <w:rPr>
@@ -6560,12 +7400,83 @@
           <w:szCs w:val="24"/>
         </w:rPr>
       </w:pPr>
-      <w:hyperlink w:anchor="_Toc227696093" w:history="1">
+      <w:hyperlink w:anchor="_Toc227785305" w:history="1">
         <w:r>
           <w:rPr>
             <w:rStyle w:val="Hyperlink"/>
             <w:noProof/>
           </w:rPr>
+          <w:t>Literatúra</w:t>
+        </w:r>
+        <w:r>
+          <w:rPr>
+            <w:noProof/>
+            <w:webHidden/>
+          </w:rPr>
+          <w:tab/>
+        </w:r>
+        <w:r>
+          <w:rPr>
+            <w:noProof/>
+            <w:webHidden/>
+          </w:rPr>
+          <w:fldChar w:fldCharType="begin"/>
+        </w:r>
+        <w:r>
+          <w:rPr>
+            <w:noProof/>
+            <w:webHidden/>
+          </w:rPr>
+          <w:instrText xml:space="preserve"> PAGEREF _Toc227785305 \h </w:instrText>
+        </w:r>
+        <w:r>
+          <w:rPr>
+            <w:noProof/>
+            <w:webHidden/>
+          </w:rPr>
+        </w:r>
+        <w:r>
+          <w:rPr>
+            <w:noProof/>
+            <w:webHidden/>
+          </w:rPr>
+          <w:fldChar w:fldCharType="separate"/>
+        </w:r>
+        <w:r>
+          <w:rPr>
+            <w:noProof/>
+            <w:webHidden/>
+          </w:rPr>
+          <w:t>51</w:t>
+        </w:r>
+        <w:r>
+          <w:rPr>
+            <w:noProof/>
+            <w:webHidden/>
+          </w:rPr>
+          <w:fldChar w:fldCharType="end"/>
+        </w:r>
+      </w:hyperlink>
+    </w:p>
+    <w:p>
+      <w:pPr>
+        <w:pStyle w:val="TOC1"/>
+        <w:spacing w:before="240"/>
+        <w:rPr>
+          <w:rFonts w:asciiTheme="minorHAnsi" w:eastAsiaTheme="minorEastAsia" w:hAnsiTheme="minorHAnsi" w:cstheme="minorBidi"/>
+          <w:b w:val="0"/>
+          <w:bCs w:val="0"/>
+          <w:noProof/>
+          <w:sz w:val="24"/>
+          <w:szCs w:val="24"/>
+        </w:rPr>
+      </w:pPr>
+      <w:hyperlink w:anchor="_Toc227785306" w:history="1">
+        <w:r>
+          <w:rPr>
+            <w:rStyle w:val="Hyperlink"/>
+            <w:noProof/>
+          </w:rPr>
           <w:t>Prílohy</w:t>
         </w:r>
         <w:r>
@@ -6587,7 +7498,7 @@
             <w:noProof/>
             <w:webHidden/>
           </w:rPr>
-          <w:instrText xml:space="preserve"> PAGEREF _Toc227696093 \h </w:instrText>
+          <w:instrText xml:space="preserve"> PAGEREF _Toc227785306 \h </w:instrText>
         </w:r>
         <w:r>
           <w:rPr>
@@ -6607,7 +7518,7 @@
             <w:noProof/>
             <w:webHidden/>
           </w:rPr>
-          <w:t>50</w:t>
+          <w:t>56</w:t>
         </w:r>
         <w:r>
           <w:rPr>
@@ -6635,7 +7546,7 @@
         <w:lastRenderedPageBreak/>
         <w:fldChar w:fldCharType="end"/>
       </w:r>
-      <w:bookmarkStart w:id="4" w:name="_Toc227696016"/>
+      <w:bookmarkStart w:id="4" w:name="_Toc227785216"/>
       <w:r>
         <w:t>Zoznam obrázkov</w:t>
       </w:r>
@@ -6668,7 +7579,7 @@
         </w:rPr>
         <w:fldChar w:fldCharType="separate"/>
       </w:r>
-      <w:hyperlink w:anchor="_Toc227696094" w:history="1">
+      <w:hyperlink w:anchor="_Toc227785200" w:history="1">
         <w:r>
           <w:rPr>
             <w:rStyle w:val="Hyperlink"/>
@@ -6696,7 +7607,7 @@
             <w:noProof/>
             <w:webHidden/>
           </w:rPr>
-          <w:instrText xml:space="preserve"> PAGEREF _Toc227696094 \h </w:instrText>
+          <w:instrText xml:space="preserve"> PAGEREF _Toc227785200 \h </w:instrText>
         </w:r>
         <w:r>
           <w:rPr>
@@ -6739,7 +7650,7 @@
           <w:noProof/>
         </w:rPr>
       </w:pPr>
-      <w:hyperlink w:anchor="_Toc227696095" w:history="1">
+      <w:hyperlink w:anchor="_Toc227785201" w:history="1">
         <w:r>
           <w:rPr>
             <w:rStyle w:val="Hyperlink"/>
@@ -6767,7 +7678,7 @@
             <w:noProof/>
             <w:webHidden/>
           </w:rPr>
-          <w:instrText xml:space="preserve"> PAGEREF _Toc227696095 \h </w:instrText>
+          <w:instrText xml:space="preserve"> PAGEREF _Toc227785201 \h </w:instrText>
         </w:r>
         <w:r>
           <w:rPr>
@@ -6810,7 +7721,7 @@
           <w:noProof/>
         </w:rPr>
       </w:pPr>
-      <w:hyperlink w:anchor="_Toc227696096" w:history="1">
+      <w:hyperlink w:anchor="_Toc227785202" w:history="1">
         <w:r>
           <w:rPr>
             <w:rStyle w:val="Hyperlink"/>
@@ -6838,7 +7749,7 @@
             <w:noProof/>
             <w:webHidden/>
           </w:rPr>
-          <w:instrText xml:space="preserve"> PAGEREF _Toc227696096 \h </w:instrText>
+          <w:instrText xml:space="preserve"> PAGEREF _Toc227785202 \h </w:instrText>
         </w:r>
         <w:r>
           <w:rPr>
@@ -6881,7 +7792,7 @@
           <w:noProof/>
         </w:rPr>
       </w:pPr>
-      <w:hyperlink w:anchor="_Toc227696097" w:history="1">
+      <w:hyperlink w:anchor="_Toc227785203" w:history="1">
         <w:r>
           <w:rPr>
             <w:rStyle w:val="Hyperlink"/>
@@ -6909,7 +7820,7 @@
             <w:noProof/>
             <w:webHidden/>
           </w:rPr>
-          <w:instrText xml:space="preserve"> PAGEREF _Toc227696097 \h </w:instrText>
+          <w:instrText xml:space="preserve"> PAGEREF _Toc227785203 \h </w:instrText>
         </w:r>
         <w:r>
           <w:rPr>
@@ -6952,7 +7863,7 @@
           <w:noProof/>
         </w:rPr>
       </w:pPr>
-      <w:hyperlink w:anchor="_Toc227696098" w:history="1">
+      <w:hyperlink w:anchor="_Toc227785204" w:history="1">
         <w:r>
           <w:rPr>
             <w:rStyle w:val="Hyperlink"/>
@@ -6980,7 +7891,7 @@
             <w:noProof/>
             <w:webHidden/>
           </w:rPr>
-          <w:instrText xml:space="preserve"> PAGEREF _Toc227696098 \h </w:instrText>
+          <w:instrText xml:space="preserve"> PAGEREF _Toc227785204 \h </w:instrText>
         </w:r>
         <w:r>
           <w:rPr>
@@ -7023,7 +7934,7 @@
           <w:noProof/>
         </w:rPr>
       </w:pPr>
-      <w:hyperlink w:anchor="_Toc227696099" w:history="1">
+      <w:hyperlink w:anchor="_Toc227785205" w:history="1">
         <w:r>
           <w:rPr>
             <w:rStyle w:val="Hyperlink"/>
@@ -7051,7 +7962,7 @@
             <w:noProof/>
             <w:webHidden/>
           </w:rPr>
-          <w:instrText xml:space="preserve"> PAGEREF _Toc227696099 \h </w:instrText>
+          <w:instrText xml:space="preserve"> PAGEREF _Toc227785205 \h </w:instrText>
         </w:r>
         <w:r>
           <w:rPr>
@@ -7094,7 +8005,7 @@
           <w:noProof/>
         </w:rPr>
       </w:pPr>
-      <w:hyperlink w:anchor="_Toc227696100" w:history="1">
+      <w:hyperlink w:anchor="_Toc227785206" w:history="1">
         <w:r>
           <w:rPr>
             <w:rStyle w:val="Hyperlink"/>
@@ -7122,7 +8033,7 @@
             <w:noProof/>
             <w:webHidden/>
           </w:rPr>
-          <w:instrText xml:space="preserve"> PAGEREF _Toc227696100 \h </w:instrText>
+          <w:instrText xml:space="preserve"> PAGEREF _Toc227785206 \h </w:instrText>
         </w:r>
         <w:r>
           <w:rPr>
@@ -7165,7 +8076,7 @@
           <w:noProof/>
         </w:rPr>
       </w:pPr>
-      <w:hyperlink w:anchor="_Toc227696101" w:history="1">
+      <w:hyperlink w:anchor="_Toc227785207" w:history="1">
         <w:r>
           <w:rPr>
             <w:rStyle w:val="Hyperlink"/>
@@ -7227,7 +8138,7 @@
             <w:noProof/>
             <w:webHidden/>
           </w:rPr>
-          <w:instrText xml:space="preserve"> PAGEREF _Toc227696101 \h </w:instrText>
+          <w:instrText xml:space="preserve"> PAGEREF _Toc227785207 \h </w:instrText>
         </w:r>
         <w:r>
           <w:rPr>
@@ -7270,7 +8181,7 @@
           <w:noProof/>
         </w:rPr>
       </w:pPr>
-      <w:hyperlink w:anchor="_Toc227696102" w:history="1">
+      <w:hyperlink w:anchor="_Toc227785208" w:history="1">
         <w:r>
           <w:rPr>
             <w:rStyle w:val="Hyperlink"/>
@@ -7332,7 +8243,7 @@
             <w:noProof/>
             <w:webHidden/>
           </w:rPr>
-          <w:instrText xml:space="preserve"> PAGEREF _Toc227696102 \h </w:instrText>
+          <w:instrText xml:space="preserve"> PAGEREF _Toc227785208 \h </w:instrText>
         </w:r>
         <w:r>
           <w:rPr>
@@ -7375,7 +8286,7 @@
           <w:noProof/>
         </w:rPr>
       </w:pPr>
-      <w:hyperlink w:anchor="_Toc227696103" w:history="1">
+      <w:hyperlink w:anchor="_Toc227785209" w:history="1">
         <w:r>
           <w:rPr>
             <w:rStyle w:val="Hyperlink"/>
@@ -7437,7 +8348,7 @@
             <w:noProof/>
             <w:webHidden/>
           </w:rPr>
-          <w:instrText xml:space="preserve"> PAGEREF _Toc227696103 \h </w:instrText>
+          <w:instrText xml:space="preserve"> PAGEREF _Toc227785209 \h </w:instrText>
         </w:r>
         <w:r>
           <w:rPr>
@@ -7480,7 +8391,7 @@
           <w:noProof/>
         </w:rPr>
       </w:pPr>
-      <w:hyperlink w:anchor="_Toc227696104" w:history="1">
+      <w:hyperlink w:anchor="_Toc227785210" w:history="1">
         <w:r>
           <w:rPr>
             <w:rStyle w:val="Hyperlink"/>
@@ -7542,7 +8453,7 @@
             <w:noProof/>
             <w:webHidden/>
           </w:rPr>
-          <w:instrText xml:space="preserve"> PAGEREF _Toc227696104 \h </w:instrText>
+          <w:instrText xml:space="preserve"> PAGEREF _Toc227785210 \h </w:instrText>
         </w:r>
         <w:r>
           <w:rPr>
@@ -7585,7 +8496,7 @@
           <w:noProof/>
         </w:rPr>
       </w:pPr>
-      <w:hyperlink w:anchor="_Toc227696105" w:history="1">
+      <w:hyperlink w:anchor="_Toc227785211" w:history="1">
         <w:r>
           <w:rPr>
             <w:rStyle w:val="Hyperlink"/>
@@ -7622,7 +8533,7 @@
             <w:noProof/>
             <w:webHidden/>
           </w:rPr>
-          <w:instrText xml:space="preserve"> PAGEREF _Toc227696105 \h </w:instrText>
+          <w:instrText xml:space="preserve"> PAGEREF _Toc227785211 \h </w:instrText>
         </w:r>
         <w:r>
           <w:rPr>
@@ -7665,7 +8576,7 @@
           <w:noProof/>
         </w:rPr>
       </w:pPr>
-      <w:hyperlink w:anchor="_Toc227696106" w:history="1">
+      <w:hyperlink w:anchor="_Toc227785212" w:history="1">
         <w:r>
           <w:rPr>
             <w:rStyle w:val="Hyperlink"/>
@@ -7702,7 +8613,7 @@
             <w:noProof/>
             <w:webHidden/>
           </w:rPr>
-          <w:instrText xml:space="preserve"> PAGEREF _Toc227696106 \h </w:instrText>
+          <w:instrText xml:space="preserve"> PAGEREF _Toc227785212 \h </w:instrText>
         </w:r>
         <w:r>
           <w:rPr>
@@ -7745,7 +8656,7 @@
           <w:noProof/>
         </w:rPr>
       </w:pPr>
-      <w:hyperlink w:anchor="_Toc227696107" w:history="1">
+      <w:hyperlink w:anchor="_Toc227785213" w:history="1">
         <w:r>
           <w:rPr>
             <w:rStyle w:val="Hyperlink"/>
@@ -7816,7 +8727,7 @@
             <w:noProof/>
             <w:webHidden/>
           </w:rPr>
-          <w:instrText xml:space="preserve"> PAGEREF _Toc227696107 \h </w:instrText>
+          <w:instrText xml:space="preserve"> PAGEREF _Toc227785213 \h </w:instrText>
         </w:r>
         <w:r>
           <w:rPr>
@@ -7859,7 +8770,7 @@
           <w:noProof/>
         </w:rPr>
       </w:pPr>
-      <w:hyperlink w:anchor="_Toc227696108" w:history="1">
+      <w:hyperlink w:anchor="_Toc227785214" w:history="1">
         <w:r>
           <w:rPr>
             <w:rStyle w:val="Hyperlink"/>
@@ -7921,7 +8832,7 @@
             <w:noProof/>
             <w:webHidden/>
           </w:rPr>
-          <w:instrText xml:space="preserve"> PAGEREF _Toc227696108 \h </w:instrText>
+          <w:instrText xml:space="preserve"> PAGEREF _Toc227785214 \h </w:instrText>
         </w:r>
         <w:r>
           <w:rPr>
@@ -7951,22 +8862,6 @@
           <w:fldChar w:fldCharType="end"/>
         </w:r>
       </w:hyperlink>
-    </w:p>
-    <w:p>
-      <w:pPr>
-        <w:pStyle w:val="Nadpis1bezslovania"/>
-        <w:spacing w:before="1440" w:after="480"/>
-        <w:outlineLvl w:val="1"/>
-      </w:pPr>
-      <w:r>
-        <w:lastRenderedPageBreak/>
-        <w:fldChar w:fldCharType="end"/>
-      </w:r>
-      <w:bookmarkStart w:id="5" w:name="_Toc227696017"/>
-      <w:r>
-        <w:t>Zoznam tabuliek</w:t>
-      </w:r>
-      <w:bookmarkEnd w:id="5"/>
     </w:p>
     <w:p>
       <w:pPr>
@@ -7976,42 +8871,27 @@
         </w:tabs>
         <w:spacing w:after="240"/>
         <w:rPr>
-          <w:rFonts w:eastAsiaTheme="minorEastAsia"/>
+          <w:rFonts w:asciiTheme="minorHAnsi" w:eastAsiaTheme="minorEastAsia" w:hAnsiTheme="minorHAnsi" w:cstheme="minorBidi"/>
           <w:noProof/>
-          <w:lang w:eastAsia="sk-SK"/>
-        </w:rPr>
-      </w:pPr>
-      <w:r>
-        <w:rPr>
-          <w:rFonts w:asciiTheme="minorHAnsi" w:eastAsiaTheme="minorHAnsi" w:hAnsiTheme="minorHAnsi" w:cstheme="minorBidi"/>
-        </w:rPr>
-        <w:fldChar w:fldCharType="begin"/>
-      </w:r>
-      <w:r>
-        <w:instrText xml:space="preserve"> TOC \h \z \c "Tabuľka" </w:instrText>
-      </w:r>
-      <w:r>
-        <w:rPr>
-          <w:rFonts w:asciiTheme="minorHAnsi" w:eastAsiaTheme="minorHAnsi" w:hAnsiTheme="minorHAnsi" w:cstheme="minorBidi"/>
-        </w:rPr>
-        <w:fldChar w:fldCharType="separate"/>
-      </w:r>
-      <w:hyperlink w:anchor="_Toc181225508" w:history="1">
+        </w:rPr>
+      </w:pPr>
+      <w:hyperlink w:anchor="_Toc227785215" w:history="1">
         <w:r>
           <w:rPr>
             <w:rStyle w:val="Hyperlink"/>
-            <w:b/>
-            <w:bCs/>
-            <w:noProof/>
-          </w:rPr>
-          <w:t>Tabuľka 1:</w:t>
+            <w:rFonts w:eastAsiaTheme="minorEastAsia"/>
+            <w:noProof/>
+          </w:rPr>
+          <w:t xml:space="preserve">Obr. 16: </w:t>
         </w:r>
         <w:r>
           <w:rPr>
             <w:rStyle w:val="Hyperlink"/>
-            <w:noProof/>
-          </w:rPr>
-          <w:t xml:space="preserve"> Prehľad najčastejších chýb pri nesprávnom zápise skalárnej fyzikálnej veličiny. Správny zápis predstavuje rovnica (2).</w:t>
+            <w:rFonts w:eastAsiaTheme="minorEastAsia"/>
+            <w:noProof/>
+            <w:lang w:val="sk-SK"/>
+          </w:rPr>
+          <w:t>Graf popisujúci priebeh učenia CNN s najlepším nastavením hyperparametrov podľa výsledkov z manuálnej optimalizácie hyperparametrov</w:t>
         </w:r>
         <w:r>
           <w:rPr>
@@ -8032,7 +8912,7 @@
             <w:noProof/>
             <w:webHidden/>
           </w:rPr>
-          <w:instrText xml:space="preserve"> PAGEREF _Toc181225508 \h </w:instrText>
+          <w:instrText xml:space="preserve"> PAGEREF _Toc227785215 \h </w:instrText>
         </w:r>
         <w:r>
           <w:rPr>
@@ -8052,7 +8932,7 @@
             <w:noProof/>
             <w:webHidden/>
           </w:rPr>
-          <w:t>31</w:t>
+          <w:t>47</w:t>
         </w:r>
         <w:r>
           <w:rPr>
@@ -8062,6 +8942,22 @@
           <w:fldChar w:fldCharType="end"/>
         </w:r>
       </w:hyperlink>
+    </w:p>
+    <w:p>
+      <w:pPr>
+        <w:pStyle w:val="Nadpis1bezslovania"/>
+        <w:spacing w:before="1440" w:after="480"/>
+        <w:outlineLvl w:val="1"/>
+      </w:pPr>
+      <w:r>
+        <w:lastRenderedPageBreak/>
+        <w:fldChar w:fldCharType="end"/>
+      </w:r>
+      <w:bookmarkStart w:id="5" w:name="_Toc227785217"/>
+      <w:r>
+        <w:t>Zoznam tabuliek</w:t>
+      </w:r>
+      <w:bookmarkEnd w:id="5"/>
     </w:p>
     <w:p>
       <w:pPr>
@@ -8071,24 +8967,40 @@
         </w:tabs>
         <w:spacing w:after="240"/>
         <w:rPr>
-          <w:rFonts w:eastAsiaTheme="minorEastAsia"/>
+          <w:rFonts w:asciiTheme="minorHAnsi" w:eastAsiaTheme="minorEastAsia" w:hAnsiTheme="minorHAnsi" w:cstheme="minorBidi"/>
           <w:noProof/>
-          <w:lang w:eastAsia="sk-SK"/>
-        </w:rPr>
-      </w:pPr>
-      <w:hyperlink w:anchor="_Toc181225509" w:history="1">
+        </w:rPr>
+      </w:pPr>
+      <w:r>
+        <w:rPr>
+          <w:rFonts w:asciiTheme="minorHAnsi" w:eastAsiaTheme="minorHAnsi" w:hAnsiTheme="minorHAnsi" w:cstheme="minorBidi"/>
+        </w:rPr>
+        <w:fldChar w:fldCharType="begin"/>
+      </w:r>
+      <w:r>
+        <w:instrText xml:space="preserve"> TOC \h \z \c "Tabuľka" </w:instrText>
+      </w:r>
+      <w:r>
+        <w:rPr>
+          <w:rFonts w:asciiTheme="minorHAnsi" w:eastAsiaTheme="minorHAnsi" w:hAnsiTheme="minorHAnsi" w:cstheme="minorBidi"/>
+        </w:rPr>
+        <w:fldChar w:fldCharType="separate"/>
+      </w:r>
+      <w:hyperlink w:anchor="_Toc227785192" w:history="1">
         <w:r>
           <w:rPr>
             <w:rStyle w:val="Hyperlink"/>
+            <w:rFonts w:eastAsiaTheme="minorEastAsia"/>
             <w:b/>
             <w:bCs/>
             <w:noProof/>
           </w:rPr>
-          <w:t>Tabuľka 2:</w:t>
+          <w:t>Tabuľka 1:</w:t>
         </w:r>
         <w:r>
           <w:rPr>
             <w:rStyle w:val="Hyperlink"/>
+            <w:rFonts w:eastAsiaTheme="minorEastAsia"/>
             <w:noProof/>
           </w:rPr>
           <w:t xml:space="preserve"> </w:t>
@@ -8096,10 +9008,12 @@
         <w:r>
           <w:rPr>
             <w:rStyle w:val="Hyperlink"/>
+            <w:rFonts w:eastAsiaTheme="minorEastAsia"/>
             <w:bCs/>
             <w:noProof/>
-          </w:rPr>
-          <w:t>Vzorová tabuľka</w:t>
+            <w:lang w:val="sk-SK"/>
+          </w:rPr>
+          <w:t>Tabuľka výsledkov manuálnej optimalizácie hyperparametrov</w:t>
         </w:r>
         <w:r>
           <w:rPr>
@@ -8120,7 +9034,7 @@
             <w:noProof/>
             <w:webHidden/>
           </w:rPr>
-          <w:instrText xml:space="preserve"> PAGEREF _Toc181225509 \h </w:instrText>
+          <w:instrText xml:space="preserve"> PAGEREF _Toc227785192 \h </w:instrText>
         </w:r>
         <w:r>
           <w:rPr>
@@ -8140,142 +9054,7 @@
             <w:noProof/>
             <w:webHidden/>
           </w:rPr>
-          <w:t>38</w:t>
-        </w:r>
-        <w:r>
-          <w:rPr>
-            <w:noProof/>
-            <w:webHidden/>
-          </w:rPr>
-          <w:fldChar w:fldCharType="end"/>
-        </w:r>
-      </w:hyperlink>
-    </w:p>
-    <w:p>
-      <w:pPr>
-        <w:pStyle w:val="TableofFigures"/>
-        <w:tabs>
-          <w:tab w:val="right" w:leader="dot" w:pos="8778"/>
-        </w:tabs>
-        <w:spacing w:after="240"/>
-        <w:rPr>
-          <w:rFonts w:eastAsiaTheme="minorEastAsia"/>
-          <w:noProof/>
-          <w:lang w:eastAsia="sk-SK"/>
-        </w:rPr>
-      </w:pPr>
-      <w:hyperlink w:anchor="_Toc181225510" w:history="1">
-        <w:r>
-          <w:rPr>
-            <w:rStyle w:val="Hyperlink"/>
-            <w:b/>
-            <w:bCs/>
-            <w:noProof/>
-          </w:rPr>
-          <w:t>Tabuľka 3:</w:t>
-        </w:r>
-        <w:r>
-          <w:rPr>
-            <w:rStyle w:val="Hyperlink"/>
-            <w:noProof/>
-          </w:rPr>
-          <w:t xml:space="preserve"> </w:t>
-        </w:r>
-        <w:r>
-          <w:rPr>
-            <w:rStyle w:val="Hyperlink"/>
-            <w:bCs/>
-            <w:noProof/>
-          </w:rPr>
-          <w:t>Tabuľka parametrov štyroch diód LED. FWHM predstavuje šírku píku v polovici intenzity spektrálneho maxima (</w:t>
-        </w:r>
-        <w:r>
-          <w:rPr>
-            <w:rStyle w:val="Hyperlink"/>
-            <w:bCs/>
-            <w:i/>
-            <w:iCs/>
-            <w:noProof/>
-          </w:rPr>
-          <w:t>Full-Width-Half-Maximum</w:t>
-        </w:r>
-        <w:r>
-          <w:rPr>
-            <w:rStyle w:val="Hyperlink"/>
-            <w:bCs/>
-            <w:noProof/>
-          </w:rPr>
-          <w:t xml:space="preserve">) pri vlnovej dĺžke </w:t>
-        </w:r>
-        <m:oMath>
-          <m:r>
-            <w:rPr>
-              <w:rStyle w:val="Hyperlink"/>
-              <w:rFonts w:ascii="Cambria Math" w:hAnsi="Cambria Math"/>
-              <w:noProof/>
-            </w:rPr>
-            <m:t>λ</m:t>
-          </m:r>
-          <m:r>
-            <m:rPr>
-              <m:sty m:val="p"/>
-            </m:rPr>
-            <w:rPr>
-              <w:rStyle w:val="Hyperlink"/>
-              <w:rFonts w:ascii="Cambria Math" w:hAnsi="Cambria Math"/>
-              <w:noProof/>
-            </w:rPr>
-            <m:t>m</m:t>
-          </m:r>
-        </m:oMath>
-        <w:r>
-          <w:rPr>
-            <w:rStyle w:val="Hyperlink"/>
-            <w:bCs/>
-            <w:noProof/>
-          </w:rPr>
-          <w:t>.</w:t>
-        </w:r>
-        <w:r>
-          <w:rPr>
-            <w:noProof/>
-            <w:webHidden/>
-          </w:rPr>
-          <w:tab/>
-        </w:r>
-        <w:r>
-          <w:rPr>
-            <w:noProof/>
-            <w:webHidden/>
-          </w:rPr>
-          <w:fldChar w:fldCharType="begin"/>
-        </w:r>
-        <w:r>
-          <w:rPr>
-            <w:noProof/>
-            <w:webHidden/>
-          </w:rPr>
-          <w:instrText xml:space="preserve"> PAGEREF _Toc181225510 \h </w:instrText>
-        </w:r>
-        <w:r>
-          <w:rPr>
-            <w:noProof/>
-            <w:webHidden/>
-          </w:rPr>
-        </w:r>
-        <w:r>
-          <w:rPr>
-            <w:noProof/>
-            <w:webHidden/>
-          </w:rPr>
-          <w:fldChar w:fldCharType="separate"/>
-        </w:r>
-        <w:r>
-          <w:rPr>
-            <w:noProof/>
-            <w:webHidden/>
-          </w:rPr>
-          <w:t>39</w:t>
+          <w:t>46</w:t>
         </w:r>
         <w:r>
           <w:rPr>
@@ -8296,7 +9075,7 @@
         <w:lastRenderedPageBreak/>
         <w:fldChar w:fldCharType="end"/>
       </w:r>
-      <w:bookmarkStart w:id="6" w:name="_Toc227696018"/>
+      <w:bookmarkStart w:id="6" w:name="_Toc227785218"/>
       <w:r>
         <w:t>Zoznam značiek a skratiek</w:t>
       </w:r>
@@ -8793,36 +9572,11 @@
         </w:rPr>
       </w:pPr>
       <w:r>
-        <w:t>R²</w:t>
-      </w:r>
-      <w:r>
-        <w:rPr>
-          <w:lang w:val="sk-SK"/>
-        </w:rPr>
-        <w:t xml:space="preserve"> </w:t>
-      </w:r>
-      <w:r>
         <w:rPr>
           <w:rFonts w:eastAsiaTheme="minorEastAsia"/>
           <w:lang w:val="sk-SK"/>
         </w:rPr>
-        <w:t>– koeficient determinácie</w:t>
-      </w:r>
-    </w:p>
-    <w:p>
-      <w:pPr>
-        <w:pStyle w:val="List"/>
-        <w:rPr>
-          <w:rFonts w:eastAsiaTheme="minorEastAsia"/>
-          <w:lang w:val="sk-SK"/>
-        </w:rPr>
-      </w:pPr>
-      <w:r>
-        <w:rPr>
-          <w:rFonts w:eastAsiaTheme="minorEastAsia"/>
-          <w:lang w:val="sk-SK"/>
-        </w:rPr>
-        <w:t xml:space="preserve">TSI – označenie datasetu: celooblohový zobrazovač za angl. </w:t>
+        <w:t xml:space="preserve">MSE – stredná kvadratická chyba z angl. </w:t>
       </w:r>
       <w:r>
         <w:rPr>
@@ -8831,57 +9585,107 @@
           <w:iCs/>
           <w:lang w:val="sk-SK"/>
         </w:rPr>
-        <w:t>Total Sky Imager</w:t>
+        <w:t>Mean Square Error</w:t>
       </w:r>
     </w:p>
     <w:p>
       <w:pPr>
         <w:pStyle w:val="List"/>
         <w:rPr>
+          <w:rFonts w:eastAsiaTheme="minorEastAsia"/>
+          <w:lang w:val="sk-SK"/>
+        </w:rPr>
+      </w:pPr>
+      <w:r>
+        <w:t>R²</w:t>
+      </w:r>
+      <w:r>
+        <w:rPr>
+          <w:lang w:val="sk-SK"/>
+        </w:rPr>
+        <w:t xml:space="preserve"> </w:t>
+      </w:r>
+      <w:r>
+        <w:rPr>
+          <w:rFonts w:eastAsiaTheme="minorEastAsia"/>
+          <w:lang w:val="sk-SK"/>
+        </w:rPr>
+        <w:t>– koeficient determinácie</w:t>
+      </w:r>
+    </w:p>
+    <w:p>
+      <w:pPr>
+        <w:pStyle w:val="List"/>
+        <w:rPr>
+          <w:rFonts w:eastAsiaTheme="minorEastAsia"/>
+          <w:lang w:val="sk-SK"/>
+        </w:rPr>
+      </w:pPr>
+      <w:r>
+        <w:rPr>
+          <w:rFonts w:eastAsiaTheme="minorEastAsia"/>
+          <w:lang w:val="sk-SK"/>
+        </w:rPr>
+        <w:t xml:space="preserve">TSI – označenie datasetu: celooblohový zobrazovač za angl. </w:t>
+      </w:r>
+      <w:r>
+        <w:rPr>
+          <w:rFonts w:eastAsiaTheme="minorEastAsia"/>
           <w:i/>
           <w:iCs/>
           <w:lang w:val="sk-SK"/>
         </w:rPr>
-      </w:pPr>
-      <w:r>
-        <w:t>PSNR</w:t>
-      </w:r>
-      <w:r>
-        <w:rPr>
-          <w:lang w:val="sk-SK"/>
-        </w:rPr>
-        <w:t xml:space="preserve"> – špičkový pomer signálu k šumu z angl. </w:t>
-      </w:r>
-      <w:r>
+        <w:t>Total Sky Imager</w:t>
+      </w:r>
+    </w:p>
+    <w:p>
+      <w:pPr>
+        <w:pStyle w:val="List"/>
         <w:rPr>
           <w:i/>
           <w:iCs/>
           <w:lang w:val="sk-SK"/>
         </w:rPr>
-        <w:t>Peak Signal-to-Noise Ratio</w:t>
-      </w:r>
-    </w:p>
-    <w:p>
-      <w:pPr>
-        <w:pStyle w:val="List"/>
+      </w:pPr>
+      <w:r>
+        <w:t>PSNR</w:t>
+      </w:r>
+      <w:r>
+        <w:rPr>
+          <w:lang w:val="sk-SK"/>
+        </w:rPr>
+        <w:t xml:space="preserve"> – špičkový pomer signálu k šumu z angl. </w:t>
+      </w:r>
+      <w:r>
         <w:rPr>
           <w:i/>
           <w:iCs/>
           <w:lang w:val="sk-SK"/>
         </w:rPr>
-      </w:pPr>
-      <w:r>
-        <w:rPr>
-          <w:lang w:val="sk-SK"/>
-        </w:rPr>
-        <w:t xml:space="preserve">HDR – vysoko dynamický obsah z angl. </w:t>
-      </w:r>
-      <w:r>
+        <w:t>Peak Signal-to-Noise Ratio</w:t>
+      </w:r>
+    </w:p>
+    <w:p>
+      <w:pPr>
+        <w:pStyle w:val="List"/>
         <w:rPr>
           <w:i/>
           <w:iCs/>
           <w:lang w:val="sk-SK"/>
         </w:rPr>
+      </w:pPr>
+      <w:r>
+        <w:rPr>
+          <w:lang w:val="sk-SK"/>
+        </w:rPr>
+        <w:t xml:space="preserve">HDR – vysoko dynamický obsah z angl. </w:t>
+      </w:r>
+      <w:r>
+        <w:rPr>
+          <w:i/>
+          <w:iCs/>
+          <w:lang w:val="sk-SK"/>
+        </w:rPr>
         <w:t>High Dynamic Range</w:t>
       </w:r>
     </w:p>
@@ -8910,7 +9714,7 @@
       </w:pPr>
       <w:bookmarkStart w:id="7" w:name="_Toc173791394"/>
       <w:bookmarkStart w:id="8" w:name="_Toc173791533"/>
-      <w:bookmarkStart w:id="9" w:name="_Toc227696019"/>
+      <w:bookmarkStart w:id="9" w:name="_Toc227785219"/>
       <w:r>
         <w:lastRenderedPageBreak/>
         <w:t>Úvod</w:t>
@@ -9130,7 +9934,7 @@
       <w:r>
         <w:fldChar w:fldCharType="end"/>
       </w:r>
-      <w:bookmarkStart w:id="11" w:name="_Toc227696020"/>
+      <w:bookmarkStart w:id="11" w:name="_Toc227785220"/>
       <w:r>
         <w:t>Slnečné žiarenie a jeho význam</w:t>
       </w:r>
@@ -9141,7 +9945,7 @@
         <w:pStyle w:val="Heading2"/>
         <w:spacing w:before="480" w:after="240"/>
       </w:pPr>
-      <w:bookmarkStart w:id="12" w:name="_Toc227696021"/>
+      <w:bookmarkStart w:id="12" w:name="_Toc227785221"/>
       <w:r>
         <w:t>Charakteristika slnečného žiarenia</w:t>
       </w:r>
@@ -9192,7 +9996,7 @@
         <w:pStyle w:val="Heading2"/>
         <w:spacing w:before="480" w:after="240"/>
       </w:pPr>
-      <w:bookmarkStart w:id="13" w:name="_Toc227696022"/>
+      <w:bookmarkStart w:id="13" w:name="_Toc227785222"/>
       <w:r>
         <w:rPr>
           <w:lang w:val="en-US"/>
@@ -9222,7 +10026,7 @@
         <w:pStyle w:val="Heading2"/>
         <w:spacing w:before="480" w:after="240"/>
       </w:pPr>
-      <w:bookmarkStart w:id="14" w:name="_Toc227696023"/>
+      <w:bookmarkStart w:id="14" w:name="_Toc227785223"/>
       <w:r>
         <w:t>Význam a využitie v energetike</w:t>
       </w:r>
@@ -9364,7 +10168,7 @@
           <w14:ligatures w14:val="standardContextual"/>
         </w:rPr>
       </w:pPr>
-      <w:bookmarkStart w:id="15" w:name="_Toc227696094"/>
+      <w:bookmarkStart w:id="15" w:name="_Toc227785200"/>
       <w:r>
         <w:t xml:space="preserve">Obr. </w:t>
       </w:r>
@@ -9469,7 +10273,7 @@
           <w14:ligatures w14:val="standardContextual"/>
         </w:rPr>
       </w:pPr>
-      <w:bookmarkStart w:id="16" w:name="_Toc227696095"/>
+      <w:bookmarkStart w:id="16" w:name="_Toc227785201"/>
       <w:r>
         <w:t xml:space="preserve">Obr. </w:t>
       </w:r>
@@ -9571,7 +10375,7 @@
         <w:pStyle w:val="Heading2"/>
         <w:spacing w:before="480" w:after="240"/>
       </w:pPr>
-      <w:bookmarkStart w:id="17" w:name="_Toc227696024"/>
+      <w:bookmarkStart w:id="17" w:name="_Toc227785224"/>
       <w:r>
         <w:t>Meranie slnečného žiarenia</w:t>
       </w:r>
@@ -9736,7 +10540,7 @@
       <w:r>
         <w:fldChar w:fldCharType="end"/>
       </w:r>
-      <w:bookmarkStart w:id="18" w:name="_Toc227696025"/>
+      <w:bookmarkStart w:id="18" w:name="_Toc227785225"/>
       <w:r>
         <w:t>Celooblohové zobrazovacie systémy</w:t>
       </w:r>
@@ -9934,7 +10738,7 @@
         <w:pStyle w:val="Heading2"/>
         <w:spacing w:before="480" w:after="240"/>
       </w:pPr>
-      <w:bookmarkStart w:id="19" w:name="_Toc227696026"/>
+      <w:bookmarkStart w:id="19" w:name="_Toc227785226"/>
       <w:r>
         <w:t>Fisheye kamery</w:t>
       </w:r>
@@ -9960,7 +10764,7 @@
         <w:pStyle w:val="Heading2"/>
         <w:spacing w:before="480" w:after="240"/>
       </w:pPr>
-      <w:bookmarkStart w:id="20" w:name="_Toc227696027"/>
+      <w:bookmarkStart w:id="20" w:name="_Toc227785227"/>
       <w:r>
         <w:t>Geometrické skreslenie a charakteristiky obrazu</w:t>
       </w:r>
@@ -10068,7 +10872,7 @@
           <w14:ligatures w14:val="standardContextual"/>
         </w:rPr>
       </w:pPr>
-      <w:bookmarkStart w:id="21" w:name="_Toc227696096"/>
+      <w:bookmarkStart w:id="21" w:name="_Toc227785202"/>
       <w:r>
         <w:t xml:space="preserve">Obr. </w:t>
       </w:r>
@@ -10154,7 +10958,7 @@
       <w:r>
         <w:fldChar w:fldCharType="end"/>
       </w:r>
-      <w:bookmarkStart w:id="22" w:name="_Toc227696028"/>
+      <w:bookmarkStart w:id="22" w:name="_Toc227785228"/>
       <w:r>
         <w:t>Predspracovanie obrazových dát</w:t>
       </w:r>
@@ -10165,7 +10969,7 @@
         <w:pStyle w:val="Heading2"/>
         <w:spacing w:before="480" w:after="240"/>
       </w:pPr>
-      <w:bookmarkStart w:id="23" w:name="_Toc227696029"/>
+      <w:bookmarkStart w:id="23" w:name="_Toc227785229"/>
       <w:r>
         <w:t>Základný postup predspracovania</w:t>
       </w:r>
@@ -10252,7 +11056,7 @@
       <w:pPr>
         <w:pStyle w:val="Heading3"/>
       </w:pPr>
-      <w:bookmarkStart w:id="24" w:name="_Toc227696030"/>
+      <w:bookmarkStart w:id="24" w:name="_Toc227785230"/>
       <w:r>
         <w:t>Zmena veľkosti obrazu</w:t>
       </w:r>
@@ -10271,7 +11075,7 @@
       <w:pPr>
         <w:pStyle w:val="Heading3"/>
       </w:pPr>
-      <w:bookmarkStart w:id="25" w:name="_Toc227696031"/>
+      <w:bookmarkStart w:id="25" w:name="_Toc227785231"/>
       <w:r>
         <w:t>Transformácia farebného obrazu</w:t>
       </w:r>
@@ -10381,7 +11185,7 @@
       <w:pPr>
         <w:pStyle w:val="Heading3"/>
       </w:pPr>
-      <w:bookmarkStart w:id="26" w:name="_Toc227696032"/>
+      <w:bookmarkStart w:id="26" w:name="_Toc227785232"/>
       <w:r>
         <w:lastRenderedPageBreak/>
         <w:t>Farebné priestory – RGB</w:t>
@@ -10493,7 +11297,7 @@
           <w14:ligatures w14:val="standardContextual"/>
         </w:rPr>
       </w:pPr>
-      <w:bookmarkStart w:id="27" w:name="_Toc227696097"/>
+      <w:bookmarkStart w:id="27" w:name="_Toc227785203"/>
       <w:r>
         <w:t xml:space="preserve">Obr. </w:t>
       </w:r>
@@ -10542,7 +11346,7 @@
       <w:pPr>
         <w:pStyle w:val="Heading3"/>
       </w:pPr>
-      <w:bookmarkStart w:id="28" w:name="_Toc227696033"/>
+      <w:bookmarkStart w:id="28" w:name="_Toc227785233"/>
       <w:r>
         <w:t>Farebné priestory – HSV</w:t>
       </w:r>
@@ -10647,7 +11451,7 @@
           <w14:ligatures w14:val="standardContextual"/>
         </w:rPr>
       </w:pPr>
-      <w:bookmarkStart w:id="29" w:name="_Toc227696098"/>
+      <w:bookmarkStart w:id="29" w:name="_Toc227785204"/>
       <w:r>
         <w:t xml:space="preserve">Obr. </w:t>
       </w:r>
@@ -10699,7 +11503,7 @@
       <w:pPr>
         <w:pStyle w:val="Heading3"/>
       </w:pPr>
-      <w:bookmarkStart w:id="30" w:name="_Toc227696034"/>
+      <w:bookmarkStart w:id="30" w:name="_Toc227785234"/>
       <w:r>
         <w:t>Farebné priestory – YCrCb</w:t>
       </w:r>
@@ -10993,7 +11797,7 @@
           <w14:ligatures w14:val="standardContextual"/>
         </w:rPr>
       </w:pPr>
-      <w:bookmarkStart w:id="31" w:name="_Toc227696099"/>
+      <w:bookmarkStart w:id="31" w:name="_Toc227785205"/>
       <w:r>
         <w:t xml:space="preserve">Obr. </w:t>
       </w:r>
@@ -11039,7 +11843,7 @@
       <w:pPr>
         <w:pStyle w:val="Heading3"/>
       </w:pPr>
-      <w:bookmarkStart w:id="32" w:name="_Toc227696035"/>
+      <w:bookmarkStart w:id="32" w:name="_Toc227785235"/>
       <w:r>
         <w:t>Farebné priestory – CMYK</w:t>
       </w:r>
@@ -11167,7 +11971,7 @@
       <w:pPr>
         <w:pStyle w:val="Caption"/>
       </w:pPr>
-      <w:bookmarkStart w:id="33" w:name="_Toc227696100"/>
+      <w:bookmarkStart w:id="33" w:name="_Toc227785206"/>
       <w:r>
         <w:t xml:space="preserve">Obr. </w:t>
       </w:r>
@@ -11213,7 +12017,7 @@
       <w:pPr>
         <w:pStyle w:val="Heading3"/>
       </w:pPr>
-      <w:bookmarkStart w:id="34" w:name="_Toc227696036"/>
+      <w:bookmarkStart w:id="34" w:name="_Toc227785236"/>
       <w:r>
         <w:t>Normalizácia dát</w:t>
       </w:r>
@@ -11282,7 +12086,7 @@
       <w:pPr>
         <w:pStyle w:val="Heading3"/>
       </w:pPr>
-      <w:bookmarkStart w:id="35" w:name="_Toc227696037"/>
+      <w:bookmarkStart w:id="35" w:name="_Toc227785237"/>
       <w:r>
         <w:t>Výber kanálu</w:t>
       </w:r>
@@ -11311,7 +12115,7 @@
         <w:pStyle w:val="Heading2"/>
         <w:spacing w:before="480" w:after="240"/>
       </w:pPr>
-      <w:bookmarkStart w:id="36" w:name="_Toc227696038"/>
+      <w:bookmarkStart w:id="36" w:name="_Toc227785238"/>
       <w:r>
         <w:t>Dátové augmentácie</w:t>
       </w:r>
@@ -11409,7 +12213,7 @@
         <w:pStyle w:val="Heading2"/>
         <w:spacing w:before="480" w:after="240"/>
       </w:pPr>
-      <w:bookmarkStart w:id="37" w:name="_Toc227696039"/>
+      <w:bookmarkStart w:id="37" w:name="_Toc227785239"/>
       <w:r>
         <w:t>Geometrické augmentácie</w:t>
       </w:r>
@@ -11428,7 +12232,7 @@
       <w:pPr>
         <w:pStyle w:val="Heading3"/>
       </w:pPr>
-      <w:bookmarkStart w:id="38" w:name="_Toc227696040"/>
+      <w:bookmarkStart w:id="38" w:name="_Toc227785240"/>
       <w:r>
         <w:t>Rotácia</w:t>
       </w:r>
@@ -11450,7 +12254,7 @@
           <w:lang w:val="sk-SK"/>
         </w:rPr>
       </w:pPr>
-      <w:bookmarkStart w:id="39" w:name="_Toc227696041"/>
+      <w:bookmarkStart w:id="39" w:name="_Toc227785241"/>
       <w:r>
         <w:rPr>
           <w:lang w:val="sk-SK"/>
@@ -11481,7 +12285,7 @@
           <w:lang w:val="sk-SK"/>
         </w:rPr>
       </w:pPr>
-      <w:bookmarkStart w:id="40" w:name="_Toc227696042"/>
+      <w:bookmarkStart w:id="40" w:name="_Toc227785242"/>
       <w:r>
         <w:rPr>
           <w:lang w:val="sk-SK"/>
@@ -11524,7 +12328,7 @@
           <w:lang w:val="sk-SK"/>
         </w:rPr>
       </w:pPr>
-      <w:bookmarkStart w:id="41" w:name="_Toc227696043"/>
+      <w:bookmarkStart w:id="41" w:name="_Toc227785243"/>
       <w:r>
         <w:rPr>
           <w:lang w:val="sk-SK"/>
@@ -11547,7 +12351,7 @@
         <w:pStyle w:val="Heading2"/>
         <w:spacing w:before="480" w:after="240"/>
       </w:pPr>
-      <w:bookmarkStart w:id="42" w:name="_Toc227696044"/>
+      <w:bookmarkStart w:id="42" w:name="_Toc227785244"/>
       <w:r>
         <w:rPr>
           <w:lang w:val="sk-SK"/>
@@ -11575,7 +12379,7 @@
           <w:lang w:val="sk-SK"/>
         </w:rPr>
       </w:pPr>
-      <w:bookmarkStart w:id="43" w:name="_Toc227696045"/>
+      <w:bookmarkStart w:id="43" w:name="_Toc227785245"/>
       <w:r>
         <w:rPr>
           <w:lang w:val="sk-SK"/>
@@ -11600,7 +12404,7 @@
           <w:lang w:val="sk-SK"/>
         </w:rPr>
       </w:pPr>
-      <w:bookmarkStart w:id="44" w:name="_Toc227696046"/>
+      <w:bookmarkStart w:id="44" w:name="_Toc227785246"/>
       <w:r>
         <w:rPr>
           <w:lang w:val="sk-SK"/>
@@ -11631,7 +12435,7 @@
           <w:lang w:val="sk-SK"/>
         </w:rPr>
       </w:pPr>
-      <w:bookmarkStart w:id="45" w:name="_Toc227696047"/>
+      <w:bookmarkStart w:id="45" w:name="_Toc227785247"/>
       <w:r>
         <w:rPr>
           <w:lang w:val="sk-SK"/>
@@ -11769,7 +12573,7 @@
       <w:pPr>
         <w:pStyle w:val="Caption"/>
       </w:pPr>
-      <w:bookmarkStart w:id="46" w:name="_Toc227696101"/>
+      <w:bookmarkStart w:id="46" w:name="_Toc227785207"/>
       <w:r>
         <w:t xml:space="preserve">Obr. </w:t>
       </w:r>
@@ -11825,7 +12629,7 @@
         <w:pStyle w:val="Heading2"/>
         <w:spacing w:before="480" w:after="240"/>
       </w:pPr>
-      <w:bookmarkStart w:id="47" w:name="_Toc227696048"/>
+      <w:bookmarkStart w:id="47" w:name="_Toc227785248"/>
       <w:r>
         <w:rPr>
           <w:lang w:val="sk-SK"/>
@@ -11852,7 +12656,7 @@
           <w:lang w:val="sk-SK"/>
         </w:rPr>
       </w:pPr>
-      <w:bookmarkStart w:id="48" w:name="_Toc227696049"/>
+      <w:bookmarkStart w:id="48" w:name="_Toc227785249"/>
       <w:r>
         <w:rPr>
           <w:lang w:val="sk-SK"/>
@@ -11877,7 +12681,7 @@
           <w:lang w:val="sk-SK"/>
         </w:rPr>
       </w:pPr>
-      <w:bookmarkStart w:id="49" w:name="_Toc227696050"/>
+      <w:bookmarkStart w:id="49" w:name="_Toc227785250"/>
       <w:r>
         <w:rPr>
           <w:lang w:val="sk-SK"/>
@@ -11911,7 +12715,7 @@
           <w:lang w:val="sk-SK"/>
         </w:rPr>
       </w:pPr>
-      <w:bookmarkStart w:id="50" w:name="_Toc227696051"/>
+      <w:bookmarkStart w:id="50" w:name="_Toc227785251"/>
       <w:r>
         <w:rPr>
           <w:lang w:val="sk-SK"/>
@@ -11992,7 +12796,7 @@
       <w:pPr>
         <w:pStyle w:val="Caption"/>
       </w:pPr>
-      <w:bookmarkStart w:id="51" w:name="_Toc227696102"/>
+      <w:bookmarkStart w:id="51" w:name="_Toc227785208"/>
       <w:r>
         <w:t xml:space="preserve">Obr. </w:t>
       </w:r>
@@ -12053,7 +12857,7 @@
           <w:lang w:val="sk-SK"/>
         </w:rPr>
       </w:pPr>
-      <w:bookmarkStart w:id="52" w:name="_Toc227696052"/>
+      <w:bookmarkStart w:id="52" w:name="_Toc227785252"/>
       <w:r>
         <w:rPr>
           <w:lang w:val="sk-SK"/>
@@ -12135,7 +12939,7 @@
       <w:pPr>
         <w:pStyle w:val="Caption"/>
       </w:pPr>
-      <w:bookmarkStart w:id="53" w:name="_Toc227696103"/>
+      <w:bookmarkStart w:id="53" w:name="_Toc227785209"/>
       <w:r>
         <w:t xml:space="preserve">Obr. </w:t>
       </w:r>
@@ -12202,7 +13006,7 @@
           <w:lang w:val="sk-SK"/>
         </w:rPr>
       </w:pPr>
-      <w:bookmarkStart w:id="54" w:name="_Toc227696053"/>
+      <w:bookmarkStart w:id="54" w:name="_Toc227785253"/>
       <w:r>
         <w:rPr>
           <w:lang w:val="sk-SK"/>
@@ -12301,7 +13105,7 @@
       <w:pPr>
         <w:pStyle w:val="Caption"/>
       </w:pPr>
-      <w:bookmarkStart w:id="55" w:name="_Toc227696104"/>
+      <w:bookmarkStart w:id="55" w:name="_Toc227785210"/>
       <w:r>
         <w:t xml:space="preserve">Obr. </w:t>
       </w:r>
@@ -12371,7 +13175,7 @@
       <w:r>
         <w:fldChar w:fldCharType="end"/>
       </w:r>
-      <w:bookmarkStart w:id="56" w:name="_Toc227696054"/>
+      <w:bookmarkStart w:id="56" w:name="_Toc227785254"/>
       <w:r>
         <w:rPr>
           <w:lang w:val="sk-SK"/>
@@ -12391,7 +13195,7 @@
         <w:pStyle w:val="Heading2"/>
         <w:spacing w:before="480" w:after="240"/>
       </w:pPr>
-      <w:bookmarkStart w:id="57" w:name="_Toc227696055"/>
+      <w:bookmarkStart w:id="57" w:name="_Toc227785255"/>
       <w:r>
         <w:rPr>
           <w:lang w:val="sk-SK"/>
@@ -12437,7 +13241,7 @@
       <w:pPr>
         <w:pStyle w:val="Heading3"/>
       </w:pPr>
-      <w:bookmarkStart w:id="58" w:name="_Toc227696056"/>
+      <w:bookmarkStart w:id="58" w:name="_Toc227785256"/>
       <w:r>
         <w:rPr>
           <w:lang w:val="sk-SK"/>
@@ -12483,7 +13287,7 @@
       <w:pPr>
         <w:pStyle w:val="Heading3"/>
       </w:pPr>
-      <w:bookmarkStart w:id="59" w:name="_Toc227696057"/>
+      <w:bookmarkStart w:id="59" w:name="_Toc227785257"/>
       <w:r>
         <w:rPr>
           <w:lang w:val="sk-SK"/>
@@ -12551,7 +13355,7 @@
       <w:pPr>
         <w:pStyle w:val="Heading3"/>
       </w:pPr>
-      <w:bookmarkStart w:id="60" w:name="_Toc227696058"/>
+      <w:bookmarkStart w:id="60" w:name="_Toc227785258"/>
       <w:r>
         <w:rPr>
           <w:lang w:val="sk-SK"/>
@@ -12656,7 +13460,7 @@
           <w:lang w:val="sk-SK"/>
         </w:rPr>
       </w:pPr>
-      <w:bookmarkStart w:id="61" w:name="_Toc227696059"/>
+      <w:bookmarkStart w:id="61" w:name="_Toc227785259"/>
       <w:r>
         <w:rPr>
           <w:lang w:val="sk-SK"/>
@@ -12711,7 +13515,7 @@
       <w:pPr>
         <w:pStyle w:val="Heading3"/>
       </w:pPr>
-      <w:bookmarkStart w:id="62" w:name="_Toc227696060"/>
+      <w:bookmarkStart w:id="62" w:name="_Toc227785260"/>
       <w:r>
         <w:rPr>
           <w:lang w:val="sk-SK"/>
@@ -12948,7 +13752,7 @@
           <w:lang w:val="sk-SK"/>
         </w:rPr>
       </w:pPr>
-      <w:bookmarkStart w:id="63" w:name="_Toc227696061"/>
+      <w:bookmarkStart w:id="63" w:name="_Toc227785261"/>
       <w:r>
         <w:rPr>
           <w:lang w:val="sk-SK"/>
@@ -13006,7 +13810,16 @@
         <w:t xml:space="preserve">vy, </w:t>
       </w:r>
       <w:r>
-        <w:t>husto prepojené vrstvy a</w:t>
+        <w:t>husto prepojené vrstvy</w:t>
+      </w:r>
+      <w:r>
+        <w:rPr>
+          <w:lang w:val="sk-SK"/>
+        </w:rPr>
+        <w:t xml:space="preserve">, stratovú funkciu </w:t>
+      </w:r>
+      <w:r>
+        <w:t>a</w:t>
       </w:r>
       <w:r>
         <w:rPr>
@@ -13015,11 +13828,11 @@
         <w:t> </w:t>
       </w:r>
       <w:r>
-        <w:t xml:space="preserve">aktivačné funkcie, ktoré sa aplikujú na výstupy jednotlivých vrstiev. Každý z týchto prvkov plní špecifickú úlohu v procese spracovania dát a postupne transformuje vstupný </w:t>
+        <w:t xml:space="preserve">aktivačné funkcie, ktoré sa aplikujú na výstupy jednotlivých vrstiev. Každý z týchto prvkov plní špecifickú úlohu v procese spracovania dát a postupne transformuje vstupný obraz na výslednú reprezentáciu vhodnú pre predikciu. Výsledkom je </w:t>
       </w:r>
       <w:r>
         <w:lastRenderedPageBreak/>
-        <w:t>obraz na výslednú reprezentáciu vhodnú pre predikciu. Výsledkom je schopnosť modelu učiť sa komplexné vzory priamo z dát bez potreby manuálneho návrhu príznakov.</w:t>
+        <w:t>schopnosť modelu učiť sa komplexné vzory priamo z dát bez potreby manuálneho návrhu príznakov.</w:t>
       </w:r>
     </w:p>
     <w:p>
@@ -13029,7 +13842,7 @@
           <w:lang w:val="sk-SK"/>
         </w:rPr>
       </w:pPr>
-      <w:bookmarkStart w:id="64" w:name="_Toc227696062"/>
+      <w:bookmarkStart w:id="64" w:name="_Toc227785262"/>
       <w:r>
         <w:rPr>
           <w:lang w:val="sk-SK"/>
@@ -13093,7 +13906,7 @@
           <w:lang w:val="sk-SK"/>
         </w:rPr>
       </w:pPr>
-      <w:bookmarkStart w:id="65" w:name="_Toc227696063"/>
+      <w:bookmarkStart w:id="65" w:name="_Toc227785263"/>
       <w:r>
         <w:rPr>
           <w:lang w:val="sk-SK"/>
@@ -13148,7 +13961,7 @@
           <w:lang w:val="sk-SK"/>
         </w:rPr>
       </w:pPr>
-      <w:bookmarkStart w:id="66" w:name="_Toc227696064"/>
+      <w:bookmarkStart w:id="66" w:name="_Toc227785264"/>
       <w:r>
         <w:rPr>
           <w:lang w:val="sk-SK"/>
@@ -13195,7 +14008,7 @@
           <w:lang w:val="sk-SK"/>
         </w:rPr>
       </w:pPr>
-      <w:bookmarkStart w:id="67" w:name="_Toc227696065"/>
+      <w:bookmarkStart w:id="67" w:name="_Toc227785265"/>
       <w:r>
         <w:rPr>
           <w:lang w:val="sk-SK"/>
@@ -13237,10 +14050,36 @@
     </w:p>
     <w:p>
       <w:pPr>
+        <w:pStyle w:val="Heading3"/>
+        <w:rPr>
+          <w:lang w:val="sk-SK"/>
+        </w:rPr>
+      </w:pPr>
+      <w:bookmarkStart w:id="68" w:name="_Toc227785266"/>
+      <w:r>
+        <w:rPr>
+          <w:lang w:val="sk-SK"/>
+        </w:rPr>
+        <w:lastRenderedPageBreak/>
+        <w:t>Stratová</w:t>
+      </w:r>
+      <w:r>
+        <w:rPr>
+          <w:lang w:val="sk-SK"/>
+        </w:rPr>
+        <w:t xml:space="preserve"> funkcia</w:t>
+      </w:r>
+      <w:bookmarkEnd w:id="68"/>
+    </w:p>
+    <w:p>
+      <w:pPr>
         <w:pStyle w:val="NormalWeb"/>
         <w:spacing w:line="312" w:lineRule="auto"/>
         <w:jc w:val="both"/>
       </w:pPr>
+      <w:r>
+        <w:t>Stratová funkcia predstavuje matematický mechanizmus, ktorý vyjadruje mieru chyby medzi predikovanou hodnotou modelu a skutočnou hodnotou v trénovacích dátach. Počas procesu učenia slúži ako hlavný ukazovateľ toho, ako presne model vykonáva svoju úlohu. Cieľom optimalizačného algoritmu je minimalizovať hodnotu stratovej funkcie postupnou úpravou váh neurónovej siete. Výber vhodnej stratovej funkcie závisí od typu riešeného problému, pričom pri regresných úlohách sa často využívajú metriky založené na rozdiele medzi predikovanými a skutočnými hodnotami.</w:t>
+      </w:r>
     </w:p>
     <w:p>
       <w:pPr>
@@ -13251,7 +14090,6 @@
         <w:rPr>
           <w:noProof/>
         </w:rPr>
-        <w:lastRenderedPageBreak/>
         <w:drawing>
           <wp:inline distT="0" distB="0" distL="0" distR="0" wp14:anchorId="17E81D9D" wp14:editId="2FADEC62">
             <wp:extent cx="4806950" cy="1856672"/>
@@ -13306,7 +14144,7 @@
       <w:pPr>
         <w:pStyle w:val="Caption"/>
       </w:pPr>
-      <w:bookmarkStart w:id="68" w:name="_Toc227696105"/>
+      <w:bookmarkStart w:id="69" w:name="_Toc227785211"/>
       <w:r>
         <w:t xml:space="preserve">Obr. </w:t>
       </w:r>
@@ -13340,7 +14178,7 @@
         </w:rPr>
         <w:t>Zjednodušený diagram konvolučnej neurónovej siete</w:t>
       </w:r>
-      <w:bookmarkEnd w:id="68"/>
+      <w:bookmarkEnd w:id="69"/>
       <w:r>
         <w:rPr>
           <w:lang w:val="sk-SK"/>
@@ -13356,7 +14194,7 @@
           <w:lang w:val="sk-SK"/>
         </w:rPr>
       </w:pPr>
-      <w:bookmarkStart w:id="69" w:name="_Toc227696066"/>
+      <w:bookmarkStart w:id="70" w:name="_Toc227785267"/>
       <w:r>
         <w:rPr>
           <w:lang w:val="sk-SK"/>
@@ -13369,7 +14207,7 @@
         </w:rPr>
         <w:t>CNN pre analýzu snímok oblohy</w:t>
       </w:r>
-      <w:bookmarkEnd w:id="69"/>
+      <w:bookmarkEnd w:id="70"/>
     </w:p>
     <w:p>
       <w:pPr>
@@ -13449,14 +14287,14 @@
       <w:r>
         <w:fldChar w:fldCharType="end"/>
       </w:r>
-      <w:bookmarkStart w:id="70" w:name="_Toc227696067"/>
+      <w:bookmarkStart w:id="71" w:name="_Toc227785268"/>
       <w:r>
         <w:rPr>
           <w:lang w:val="sk-SK"/>
         </w:rPr>
         <w:t>Hodnotiace metriky</w:t>
       </w:r>
-      <w:bookmarkEnd w:id="70"/>
+      <w:bookmarkEnd w:id="71"/>
     </w:p>
     <w:p>
       <w:pPr>
@@ -13496,14 +14334,14 @@
           <w:lang w:val="sk-SK"/>
         </w:rPr>
       </w:pPr>
-      <w:bookmarkStart w:id="71" w:name="_Toc227696068"/>
+      <w:bookmarkStart w:id="72" w:name="_Toc227785269"/>
       <w:r>
         <w:rPr>
           <w:lang w:val="sk-SK"/>
         </w:rPr>
         <w:t>Stredná absolútna chyba (MAE)</w:t>
       </w:r>
-      <w:bookmarkEnd w:id="71"/>
+      <w:bookmarkEnd w:id="72"/>
     </w:p>
     <w:p>
       <w:pPr>
@@ -13828,14 +14666,14 @@
           <w:lang w:val="sk-SK"/>
         </w:rPr>
       </w:pPr>
-      <w:bookmarkStart w:id="72" w:name="_Toc227696069"/>
+      <w:bookmarkStart w:id="73" w:name="_Toc227785270"/>
       <w:r>
         <w:rPr>
           <w:lang w:val="sk-SK"/>
         </w:rPr>
         <w:t>Koreň strednej kvadratickej chyby (RMSE)</w:t>
       </w:r>
-      <w:bookmarkEnd w:id="72"/>
+      <w:bookmarkEnd w:id="73"/>
     </w:p>
     <w:p>
       <w:pPr>
@@ -14182,7 +15020,7 @@
           <w:lang w:val="sk-SK"/>
         </w:rPr>
       </w:pPr>
-      <w:bookmarkStart w:id="73" w:name="_Toc227696070"/>
+      <w:bookmarkStart w:id="74" w:name="_Toc227785271"/>
       <w:r>
         <w:rPr>
           <w:lang w:val="sk-SK"/>
@@ -14208,7 +15046,7 @@
         </w:rPr>
         <w:t>)</w:t>
       </w:r>
-      <w:bookmarkEnd w:id="73"/>
+      <w:bookmarkEnd w:id="74"/>
     </w:p>
     <w:p>
       <w:pPr>
@@ -14707,14 +15545,14 @@
       <w:r>
         <w:fldChar w:fldCharType="end"/>
       </w:r>
-      <w:bookmarkStart w:id="74" w:name="_Toc227696071"/>
+      <w:bookmarkStart w:id="75" w:name="_Toc227785272"/>
       <w:r>
         <w:rPr>
           <w:lang w:val="sk-SK"/>
         </w:rPr>
         <w:t>Krížová validácia typu k-fold</w:t>
       </w:r>
-      <w:bookmarkEnd w:id="74"/>
+      <w:bookmarkEnd w:id="75"/>
     </w:p>
     <w:p>
       <w:pPr>
@@ -14827,7 +15665,7 @@
       <w:pPr>
         <w:pStyle w:val="Caption"/>
       </w:pPr>
-      <w:bookmarkStart w:id="75" w:name="_Toc227696106"/>
+      <w:bookmarkStart w:id="76" w:name="_Toc227785212"/>
       <w:r>
         <w:t xml:space="preserve">Obr. </w:t>
       </w:r>
@@ -14861,7 +15699,7 @@
         </w:rPr>
         <w:t>Diagram popisujúci princíp 5k-fold validácie</w:t>
       </w:r>
-      <w:bookmarkEnd w:id="75"/>
+      <w:bookmarkEnd w:id="76"/>
       <w:r>
         <w:rPr>
           <w:lang w:val="sk-SK"/>
@@ -14891,14 +15729,14 @@
       <w:r>
         <w:fldChar w:fldCharType="end"/>
       </w:r>
-      <w:bookmarkStart w:id="76" w:name="_Toc227696072"/>
+      <w:bookmarkStart w:id="77" w:name="_Toc227785273"/>
       <w:r>
         <w:rPr>
           <w:lang w:val="sk-SK"/>
         </w:rPr>
         <w:t>Optimalizácia hyperparametrov pomocou frameworku Optuna</w:t>
       </w:r>
-      <w:bookmarkEnd w:id="76"/>
+      <w:bookmarkEnd w:id="77"/>
     </w:p>
     <w:p>
       <w:pPr>
@@ -14917,14 +15755,14 @@
           <w:lang w:val="sk-SK"/>
         </w:rPr>
       </w:pPr>
-      <w:bookmarkStart w:id="77" w:name="_Toc227696073"/>
+      <w:bookmarkStart w:id="78" w:name="_Toc227785274"/>
       <w:r>
         <w:rPr>
           <w:lang w:val="sk-SK"/>
         </w:rPr>
         <w:t>Optuna framework</w:t>
       </w:r>
-      <w:bookmarkEnd w:id="77"/>
+      <w:bookmarkEnd w:id="78"/>
     </w:p>
     <w:p>
       <w:pPr>
@@ -14995,14 +15833,14 @@
           <w:lang w:val="sk-SK"/>
         </w:rPr>
       </w:pPr>
-      <w:bookmarkStart w:id="78" w:name="_Toc227696074"/>
+      <w:bookmarkStart w:id="79" w:name="_Toc227785275"/>
       <w:r>
         <w:rPr>
           <w:lang w:val="sk-SK"/>
         </w:rPr>
         <w:t>Optimalizované hyperparametre v tejto práci</w:t>
       </w:r>
-      <w:bookmarkEnd w:id="78"/>
+      <w:bookmarkEnd w:id="79"/>
     </w:p>
     <w:p>
       <w:pPr>
@@ -15157,7 +15995,7 @@
           <w:lang w:val="sk-SK"/>
         </w:rPr>
       </w:pPr>
-      <w:bookmarkStart w:id="79" w:name="_Toc227696075"/>
+      <w:bookmarkStart w:id="80" w:name="_Toc227785276"/>
       <w:r>
         <w:rPr>
           <w:lang w:val="sk-SK"/>
@@ -15165,7 +16003,7 @@
         <w:lastRenderedPageBreak/>
         <w:t>Počet konvolučných vrstiev</w:t>
       </w:r>
-      <w:bookmarkEnd w:id="79"/>
+      <w:bookmarkEnd w:id="80"/>
     </w:p>
     <w:p>
       <w:pPr>
@@ -15183,7 +16021,7 @@
           <w:lang w:val="sk-SK"/>
         </w:rPr>
       </w:pPr>
-      <w:bookmarkStart w:id="80" w:name="_Toc227696076"/>
+      <w:bookmarkStart w:id="81" w:name="_Toc227785277"/>
       <w:r>
         <w:rPr>
           <w:lang w:val="sk-SK"/>
@@ -15196,7 +16034,7 @@
         </w:rPr>
         <w:t>h</w:t>
       </w:r>
-      <w:bookmarkEnd w:id="80"/>
+      <w:bookmarkEnd w:id="81"/>
     </w:p>
     <w:p>
       <w:pPr>
@@ -15214,7 +16052,7 @@
           <w:lang w:val="sk-SK"/>
         </w:rPr>
       </w:pPr>
-      <w:bookmarkStart w:id="81" w:name="_Toc227696077"/>
+      <w:bookmarkStart w:id="82" w:name="_Toc227785278"/>
       <w:r>
         <w:rPr>
           <w:lang w:val="sk-SK"/>
@@ -15233,7 +16071,7 @@
         </w:rPr>
         <w:t xml:space="preserve"> dávok (batch normalization)</w:t>
       </w:r>
-      <w:bookmarkEnd w:id="81"/>
+      <w:bookmarkEnd w:id="82"/>
     </w:p>
     <w:p>
       <w:pPr>
@@ -15266,14 +16104,14 @@
           <w:lang w:val="sk-SK"/>
         </w:rPr>
       </w:pPr>
-      <w:bookmarkStart w:id="82" w:name="_Toc227696078"/>
+      <w:bookmarkStart w:id="83" w:name="_Toc227785279"/>
       <w:r>
         <w:rPr>
           <w:lang w:val="sk-SK"/>
         </w:rPr>
         <w:t>Veľkosť konvolučného jadra (kernel size)</w:t>
       </w:r>
-      <w:bookmarkEnd w:id="82"/>
+      <w:bookmarkEnd w:id="83"/>
     </w:p>
     <w:p>
       <w:pPr>
@@ -15291,14 +16129,14 @@
           <w:lang w:val="sk-SK"/>
         </w:rPr>
       </w:pPr>
-      <w:bookmarkStart w:id="83" w:name="_Toc227696079"/>
+      <w:bookmarkStart w:id="84" w:name="_Toc227785280"/>
       <w:r>
         <w:rPr>
           <w:lang w:val="sk-SK"/>
         </w:rPr>
         <w:t>Počet filtrov v prvej vrstve</w:t>
       </w:r>
-      <w:bookmarkEnd w:id="83"/>
+      <w:bookmarkEnd w:id="84"/>
     </w:p>
     <w:p>
       <w:pPr>
@@ -15316,14 +16154,14 @@
           <w:lang w:val="sk-SK"/>
         </w:rPr>
       </w:pPr>
-      <w:bookmarkStart w:id="84" w:name="_Toc227696080"/>
+      <w:bookmarkStart w:id="85" w:name="_Toc227785281"/>
       <w:r>
         <w:rPr>
           <w:lang w:val="sk-SK"/>
         </w:rPr>
         <w:t>Veľkosť vstupného obrazu</w:t>
       </w:r>
-      <w:bookmarkEnd w:id="84"/>
+      <w:bookmarkEnd w:id="85"/>
     </w:p>
     <w:p>
       <w:pPr>
@@ -15341,7 +16179,7 @@
           <w:lang w:val="sk-SK"/>
         </w:rPr>
       </w:pPr>
-      <w:bookmarkStart w:id="85" w:name="_Toc227696081"/>
+      <w:bookmarkStart w:id="86" w:name="_Toc227785282"/>
       <w:r>
         <w:rPr>
           <w:lang w:val="sk-SK"/>
@@ -15349,7 +16187,7 @@
         <w:lastRenderedPageBreak/>
         <w:t>Rýchlosť učenia</w:t>
       </w:r>
-      <w:bookmarkEnd w:id="85"/>
+      <w:bookmarkEnd w:id="86"/>
     </w:p>
     <w:p>
       <w:pPr>
@@ -15388,14 +16226,14 @@
       <w:r>
         <w:fldChar w:fldCharType="end"/>
       </w:r>
-      <w:bookmarkStart w:id="86" w:name="_Toc227696082"/>
+      <w:bookmarkStart w:id="87" w:name="_Toc227785283"/>
       <w:r>
         <w:rPr>
           <w:lang w:val="sk-SK"/>
         </w:rPr>
         <w:t>Analýza súčasného stavu problematiky</w:t>
       </w:r>
-      <w:bookmarkEnd w:id="86"/>
+      <w:bookmarkEnd w:id="87"/>
       <w:r>
         <w:rPr>
           <w:lang w:val="sk-SK"/>
@@ -15447,14 +16285,14 @@
           <w:lang w:val="sk-SK"/>
         </w:rPr>
       </w:pPr>
-      <w:bookmarkStart w:id="87" w:name="_Toc227696083"/>
+      <w:bookmarkStart w:id="88" w:name="_Toc227785284"/>
       <w:r>
         <w:rPr>
           <w:lang w:val="sk-SK"/>
         </w:rPr>
         <w:t>Prístup založený na transfer learningu a časových sekvenciách</w:t>
       </w:r>
-      <w:bookmarkEnd w:id="87"/>
+      <w:bookmarkEnd w:id="88"/>
     </w:p>
     <w:p>
       <w:pPr>
@@ -15522,7 +16360,7 @@
           <w:lang w:val="sk-SK"/>
         </w:rPr>
       </w:pPr>
-      <w:bookmarkStart w:id="88" w:name="_Toc227696084"/>
+      <w:bookmarkStart w:id="89" w:name="_Toc227785285"/>
       <w:r>
         <w:rPr>
           <w:lang w:val="sk-SK"/>
@@ -15535,7 +16373,7 @@
         </w:rPr>
         <w:t>k</w:t>
       </w:r>
-      <w:bookmarkEnd w:id="88"/>
+      <w:bookmarkEnd w:id="89"/>
     </w:p>
     <w:p>
       <w:pPr>
@@ -15705,14 +16543,14 @@
           <w:lang w:val="sk-SK"/>
         </w:rPr>
       </w:pPr>
-      <w:bookmarkStart w:id="89" w:name="_Toc227696085"/>
+      <w:bookmarkStart w:id="90" w:name="_Toc227785286"/>
       <w:r>
         <w:rPr>
           <w:lang w:val="sk-SK"/>
         </w:rPr>
         <w:t>Kombinácia extrakcie príznakov a klasických metód</w:t>
       </w:r>
-      <w:bookmarkEnd w:id="89"/>
+      <w:bookmarkEnd w:id="90"/>
     </w:p>
     <w:p>
       <w:pPr>
@@ -15805,14 +16643,14 @@
           <w:lang w:val="sk-SK"/>
         </w:rPr>
       </w:pPr>
-      <w:bookmarkStart w:id="90" w:name="_Toc227696086"/>
+      <w:bookmarkStart w:id="91" w:name="_Toc227785287"/>
       <w:r>
         <w:rPr>
           <w:lang w:val="sk-SK"/>
         </w:rPr>
         <w:t>Zhrnutie a porovnanie analyzovaných riešení</w:t>
       </w:r>
-      <w:bookmarkEnd w:id="90"/>
+      <w:bookmarkEnd w:id="91"/>
     </w:p>
     <w:p>
       <w:pPr>
@@ -16025,14 +16863,14 @@
       <w:r>
         <w:fldChar w:fldCharType="end"/>
       </w:r>
-      <w:bookmarkStart w:id="91" w:name="_Toc227696087"/>
-      <w:r>
-        <w:rPr>
-          <w:lang w:val="sk-SK"/>
-        </w:rPr>
-        <w:t>Výber vhodného datasetu</w:t>
-      </w:r>
-      <w:bookmarkEnd w:id="91"/>
+      <w:bookmarkStart w:id="92" w:name="_Toc227785288"/>
+      <w:r>
+        <w:rPr>
+          <w:lang w:val="sk-SK"/>
+        </w:rPr>
+        <w:t>Výber datasetu</w:t>
+      </w:r>
+      <w:bookmarkEnd w:id="92"/>
     </w:p>
     <w:p>
       <w:pPr>
@@ -16367,14 +17205,14 @@
           <w:lang w:val="sk-SK"/>
         </w:rPr>
       </w:pPr>
-      <w:bookmarkStart w:id="92" w:name="_Toc227696088"/>
+      <w:bookmarkStart w:id="93" w:name="_Toc227785289"/>
       <w:r>
         <w:rPr>
           <w:lang w:val="sk-SK"/>
         </w:rPr>
         <w:t>SkyCam dataset</w:t>
       </w:r>
-      <w:bookmarkEnd w:id="92"/>
+      <w:bookmarkEnd w:id="93"/>
     </w:p>
     <w:p>
       <w:pPr>
@@ -16593,7 +17431,7 @@
           <w:lang w:val="sk-SK"/>
         </w:rPr>
       </w:pPr>
-      <w:bookmarkStart w:id="93" w:name="_Toc227696107"/>
+      <w:bookmarkStart w:id="94" w:name="_Toc227785213"/>
       <w:r>
         <w:t xml:space="preserve">Obr. </w:t>
       </w:r>
@@ -16651,7 +17489,7 @@
         </w:rPr>
         <w:t>.</w:t>
       </w:r>
-      <w:bookmarkEnd w:id="93"/>
+      <w:bookmarkEnd w:id="94"/>
     </w:p>
     <w:p>
       <w:pPr>
@@ -16744,7 +17582,7 @@
       <w:pPr>
         <w:pStyle w:val="Caption"/>
       </w:pPr>
-      <w:bookmarkStart w:id="94" w:name="_Toc227696108"/>
+      <w:bookmarkStart w:id="95" w:name="_Toc227785214"/>
       <w:r>
         <w:t xml:space="preserve">Obr. </w:t>
       </w:r>
@@ -16832,7 +17670,7 @@
       <w:r>
         <w:t>]</w:t>
       </w:r>
-      <w:bookmarkEnd w:id="94"/>
+      <w:bookmarkEnd w:id="95"/>
     </w:p>
     <w:p>
       <w:pPr>
@@ -16862,14 +17700,14 @@
           <w:lang w:val="sk-SK"/>
         </w:rPr>
       </w:pPr>
-      <w:bookmarkStart w:id="95" w:name="_Toc227696089"/>
+      <w:bookmarkStart w:id="96" w:name="_Toc227785290"/>
       <w:r>
         <w:rPr>
           <w:lang w:val="sk-SK"/>
         </w:rPr>
         <w:t>Úprava datasetu SkyCam pre potreby nášho modelu</w:t>
       </w:r>
-      <w:bookmarkEnd w:id="95"/>
+      <w:bookmarkEnd w:id="96"/>
     </w:p>
     <w:p>
       <w:pPr>
@@ -16967,166 +17805,1028 @@
     </w:p>
     <w:p>
       <w:pPr>
+        <w:pStyle w:val="Heading1"/>
+        <w:numPr>
+          <w:ilvl w:val="0"/>
+          <w:numId w:val="36"/>
+        </w:numPr>
+        <w:spacing w:after="480"/>
+        <w:rPr>
+          <w:lang w:val="sk-SK"/>
+        </w:rPr>
+      </w:pPr>
+      <w:r>
+        <w:lastRenderedPageBreak/>
+        <w:fldChar w:fldCharType="begin"/>
+      </w:r>
+      <w:r>
+        <w:instrText xml:space="preserve">  </w:instrText>
+      </w:r>
+      <w:r>
+        <w:fldChar w:fldCharType="end"/>
+      </w:r>
+      <w:bookmarkStart w:id="97" w:name="_Toc227785291"/>
+      <w:r>
+        <w:rPr>
+          <w:lang w:val="sk-SK"/>
+        </w:rPr>
+        <w:t>Návrh a implementácia referenčného modelu pre odhad slnečného žiarenia</w:t>
+      </w:r>
+      <w:bookmarkEnd w:id="97"/>
+    </w:p>
+    <w:p>
+      <w:pPr>
         <w:pStyle w:val="Bezodsadenia"/>
-      </w:pPr>
-    </w:p>
-    <w:p>
-      <w:pPr>
         <w:spacing w:line="312" w:lineRule="auto"/>
         <w:jc w:val="both"/>
-      </w:pPr>
-    </w:p>
-    <w:p>
-      <w:pPr>
+        <w:rPr>
+          <w:lang w:val="sk-SK"/>
+        </w:rPr>
+      </w:pPr>
+      <w:r>
+        <w:rPr>
+          <w:lang w:val="sk-SK"/>
+        </w:rPr>
+        <w:t xml:space="preserve">V tejto časti práce je opísaná implementácia referenčného modelu, ktorý predstavuje východiskový bod pre následné experimenty. Tento model slúži na vytvorenie stabilnej </w:t>
+      </w:r>
+      <w:r>
+        <w:rPr>
+          <w:lang w:val="sk-SK"/>
+        </w:rPr>
+        <w:t>základnej</w:t>
+      </w:r>
+      <w:r>
+        <w:rPr>
+          <w:lang w:val="sk-SK"/>
+        </w:rPr>
+        <w:t xml:space="preserve"> architektúry, voči ktorej je možné následne objektívne vyhodnocovať vplyv rôznych prístupov k spracovaniu vstupných dát, zahŕňajúcich úpravy geometrických vlastností obrazu, selekciu relevantných častí snímky a rozšírenie tréningových dát prostredníctvom augmentácie.</w:t>
+      </w:r>
+    </w:p>
+    <w:p>
+      <w:pPr>
+        <w:pStyle w:val="Heading2"/>
+        <w:spacing w:before="480" w:after="240"/>
+        <w:rPr>
+          <w:lang w:val="sk-SK"/>
+        </w:rPr>
+      </w:pPr>
+      <w:bookmarkStart w:id="98" w:name="_Toc227785292"/>
+      <w:r>
+        <w:rPr>
+          <w:lang w:val="sk-SK"/>
+        </w:rPr>
+        <w:t xml:space="preserve">Návrh </w:t>
+      </w:r>
+      <w:r>
+        <w:rPr>
+          <w:lang w:val="sk-SK"/>
+        </w:rPr>
+        <w:t xml:space="preserve">vlastnej </w:t>
+      </w:r>
+      <w:r>
+        <w:rPr>
+          <w:lang w:val="sk-SK"/>
+        </w:rPr>
+        <w:t xml:space="preserve">konvolučnej </w:t>
+      </w:r>
+      <w:r>
+        <w:rPr>
+          <w:lang w:val="sk-SK"/>
+        </w:rPr>
+        <w:t>neurónovej siete</w:t>
+      </w:r>
+      <w:bookmarkEnd w:id="98"/>
+    </w:p>
+    <w:p>
+      <w:pPr>
+        <w:pStyle w:val="Bezodsadenia"/>
         <w:spacing w:line="312" w:lineRule="auto"/>
         <w:jc w:val="both"/>
-      </w:pPr>
-    </w:p>
-    <w:p>
-      <w:pPr>
+        <w:rPr>
+          <w:lang w:val="sk-SK"/>
+        </w:rPr>
+      </w:pPr>
+      <w:r>
+        <w:rPr>
+          <w:lang w:val="sk-SK"/>
+        </w:rPr>
+        <w:t>Navrhnutý referenčný model je založený na konvolučnej neurónovej sieti (CNN), ktorá je optimalizovaná pre regresnú úlohu odhadu intenzity slnečného žiarenia zo vstupných obrazových dát. Model bol navrhnutý tak, aby umožňoval flexibilné experimentovanie s</w:t>
+      </w:r>
+      <w:r>
+        <w:rPr>
+          <w:lang w:val="sk-SK"/>
+        </w:rPr>
+        <w:t> </w:t>
+      </w:r>
+      <w:r>
+        <w:rPr>
+          <w:lang w:val="sk-SK"/>
+        </w:rPr>
+        <w:t>architektúrou a zároveň bol dostatočne efektívny z hľadiska výpočtových nárokov.</w:t>
+      </w:r>
+    </w:p>
+    <w:p>
+      <w:pPr>
+        <w:pStyle w:val="Heading3"/>
+        <w:rPr>
+          <w:lang w:val="sk-SK"/>
+        </w:rPr>
+      </w:pPr>
+      <w:bookmarkStart w:id="99" w:name="_Toc227785293"/>
+      <w:r>
+        <w:rPr>
+          <w:lang w:val="sk-SK"/>
+        </w:rPr>
+        <w:t>Vstup a predspracovanie dát</w:t>
+      </w:r>
+      <w:bookmarkEnd w:id="99"/>
+    </w:p>
+    <w:p>
+      <w:pPr>
+        <w:pStyle w:val="Bezodsadenia"/>
         <w:spacing w:line="312" w:lineRule="auto"/>
         <w:jc w:val="both"/>
-      </w:pPr>
-    </w:p>
-    <w:p>
-      <w:pPr>
+        <w:rPr>
+          <w:lang w:val="sk-SK"/>
+        </w:rPr>
+      </w:pPr>
+      <w:r>
+        <w:rPr>
+          <w:lang w:val="sk-SK"/>
+        </w:rPr>
+        <w:t>Vstupom do modelu sú celooblohové snímky, ktoré sú pred samotným spracovaním upravené pomocou štandardizovaného reťazca</w:t>
+      </w:r>
+      <w:r>
+        <w:rPr>
+          <w:lang w:val="sk-SK"/>
+        </w:rPr>
+        <w:t xml:space="preserve"> predspracovania</w:t>
+      </w:r>
+      <w:r>
+        <w:rPr>
+          <w:lang w:val="sk-SK"/>
+        </w:rPr>
+        <w:t xml:space="preserve">. Tento </w:t>
+      </w:r>
+      <w:r>
+        <w:rPr>
+          <w:lang w:val="sk-SK"/>
+        </w:rPr>
+        <w:t xml:space="preserve">proces </w:t>
+      </w:r>
+      <w:r>
+        <w:rPr>
+          <w:lang w:val="sk-SK"/>
+        </w:rPr>
+        <w:t>zahŕňa zmenu veľkosti obrazov na jednotnú dimenziu, konverziu farebného priestoru a následnú normalizáciu hodnôt pixelov</w:t>
+      </w:r>
+      <w:r>
+        <w:rPr>
+          <w:lang w:val="sk-SK"/>
+        </w:rPr>
+        <w:t xml:space="preserve"> (bližšie popísané v kapitole 3)</w:t>
+      </w:r>
+      <w:r>
+        <w:rPr>
+          <w:lang w:val="sk-SK"/>
+        </w:rPr>
+        <w:t>. V prípade potreby je možné pracovať aj s vybraným kanálom obrazu</w:t>
+      </w:r>
+      <w:r>
+        <w:rPr>
+          <w:lang w:val="sk-SK"/>
+        </w:rPr>
+        <w:t xml:space="preserve"> alebo </w:t>
+      </w:r>
+      <w:r>
+        <w:rPr>
+          <w:lang w:val="sk-SK"/>
+        </w:rPr>
+        <w:t>vykonať transformáciu do alternatívneho farebného priestoru</w:t>
+      </w:r>
+      <w:r>
+        <w:rPr>
+          <w:lang w:val="sk-SK"/>
+        </w:rPr>
+        <w:t>.</w:t>
+      </w:r>
+    </w:p>
+    <w:p>
+      <w:pPr>
+        <w:pStyle w:val="Heading3"/>
+        <w:rPr>
+          <w:lang w:val="sk-SK"/>
+        </w:rPr>
+      </w:pPr>
+      <w:bookmarkStart w:id="100" w:name="_Toc227785294"/>
+      <w:r>
+        <w:rPr>
+          <w:lang w:val="sk-SK"/>
+        </w:rPr>
+        <w:t>Generovanie dát a spracovanie dávok</w:t>
+      </w:r>
+      <w:bookmarkEnd w:id="100"/>
+    </w:p>
+    <w:p>
+      <w:pPr>
+        <w:pStyle w:val="Bezodsadenia"/>
         <w:spacing w:line="312" w:lineRule="auto"/>
         <w:jc w:val="both"/>
-      </w:pPr>
-    </w:p>
-    <w:p>
-      <w:pPr>
+        <w:rPr>
+          <w:lang w:val="sk-SK"/>
+        </w:rPr>
+      </w:pPr>
+      <w:r>
+        <w:rPr>
+          <w:lang w:val="sk-SK"/>
+        </w:rPr>
+        <w:t xml:space="preserve">Z dôvodu pamäťových obmedzení </w:t>
+      </w:r>
+      <w:r>
+        <w:rPr>
+          <w:lang w:val="sk-SK"/>
+        </w:rPr>
+        <w:t>nie sú</w:t>
+      </w:r>
+      <w:r>
+        <w:rPr>
+          <w:lang w:val="sk-SK"/>
+        </w:rPr>
+        <w:t xml:space="preserve"> dáta</w:t>
+      </w:r>
+      <w:r>
+        <w:rPr>
+          <w:lang w:val="sk-SK"/>
+        </w:rPr>
+        <w:t xml:space="preserve"> vo finálnom modely</w:t>
+      </w:r>
+      <w:r>
+        <w:rPr>
+          <w:lang w:val="sk-SK"/>
+        </w:rPr>
+        <w:t xml:space="preserve"> spracovávané ako celá množina naraz, ale pomocou dátových generátorov, ktoré zabezpečujú dynamické načítavanie a</w:t>
+      </w:r>
+      <w:r>
+        <w:rPr>
+          <w:lang w:val="sk-SK"/>
+        </w:rPr>
+        <w:t> </w:t>
+      </w:r>
+      <w:r>
+        <w:rPr>
+          <w:lang w:val="sk-SK"/>
+        </w:rPr>
+        <w:t xml:space="preserve">spracovanie obrazov po dávkach. </w:t>
+      </w:r>
+      <w:r>
+        <w:rPr>
+          <w:lang w:val="sk-SK"/>
+        </w:rPr>
+        <w:t xml:space="preserve">Ďalším krokom optimalizácie bolo </w:t>
+      </w:r>
+      <w:r>
+        <w:rPr>
+          <w:lang w:val="sk-SK"/>
+        </w:rPr>
+        <w:t>implementovan</w:t>
+      </w:r>
+      <w:r>
+        <w:rPr>
+          <w:lang w:val="sk-SK"/>
+        </w:rPr>
+        <w:t>ie</w:t>
+      </w:r>
+      <w:r>
+        <w:rPr>
+          <w:lang w:val="sk-SK"/>
+        </w:rPr>
+        <w:t xml:space="preserve"> technik</w:t>
+      </w:r>
+      <w:r>
+        <w:rPr>
+          <w:lang w:val="sk-SK"/>
+        </w:rPr>
+        <w:t>y</w:t>
+      </w:r>
+      <w:r>
+        <w:rPr>
+          <w:lang w:val="sk-SK"/>
+        </w:rPr>
+        <w:t xml:space="preserve"> </w:t>
+      </w:r>
+      <w:r>
+        <w:rPr>
+          <w:lang w:val="sk-SK"/>
+        </w:rPr>
+        <w:t xml:space="preserve">zmiešanej presnosti (z angl. </w:t>
+      </w:r>
+      <w:r>
+        <w:rPr>
+          <w:i/>
+          <w:iCs/>
+          <w:lang w:val="sk-SK"/>
+        </w:rPr>
+        <w:t>Mixed Precision Technique)</w:t>
+      </w:r>
+      <w:r>
+        <w:rPr>
+          <w:lang w:val="sk-SK"/>
+        </w:rPr>
+        <w:t>, pri</w:t>
+      </w:r>
+      <w:r>
+        <w:rPr>
+          <w:lang w:val="sk-SK"/>
+        </w:rPr>
+        <w:t> </w:t>
+      </w:r>
+      <w:r>
+        <w:rPr>
+          <w:lang w:val="sk-SK"/>
+        </w:rPr>
+        <w:t>ktorej sa časť výpočtov realizuje vo formáte float16 namiesto štandardného float32. Tento prístup znižuje množstvo pamäte potrebnej na uloženie dát počas tréningu a umožnil efektívnejšie spracovanie väčších vstupných obrazov.</w:t>
+      </w:r>
+    </w:p>
+    <w:p>
+      <w:pPr>
+        <w:spacing w:line="312" w:lineRule="auto"/>
+        <w:ind w:firstLine="426"/>
+        <w:jc w:val="both"/>
+        <w:rPr>
+          <w:lang w:val="sk-SK"/>
+        </w:rPr>
+      </w:pPr>
+      <w:r>
+        <w:rPr>
+          <w:lang w:val="sk-SK"/>
+        </w:rPr>
+        <w:lastRenderedPageBreak/>
+        <w:t>Dáta boli rozdelené na trénovaciu a validačnú množinu, pričom testovacia množina bola spracovaná samostatne. Pri trénovaní sa používala pevne definovaná veľkosť</w:t>
+      </w:r>
+      <w:r>
+        <w:rPr>
+          <w:lang w:val="sk-SK"/>
+        </w:rPr>
+        <w:t xml:space="preserve"> dávky</w:t>
+      </w:r>
+      <w:r>
+        <w:rPr>
+          <w:lang w:val="sk-SK"/>
+        </w:rPr>
+        <w:t>.</w:t>
+      </w:r>
+    </w:p>
+    <w:p>
+      <w:pPr>
+        <w:pStyle w:val="Heading3"/>
+        <w:rPr>
+          <w:lang w:val="sk-SK"/>
+        </w:rPr>
+      </w:pPr>
+      <w:bookmarkStart w:id="101" w:name="_Toc227785295"/>
+      <w:r>
+        <w:rPr>
+          <w:lang w:val="sk-SK"/>
+        </w:rPr>
+        <w:t>Konvolučná časť siete</w:t>
+      </w:r>
+      <w:bookmarkEnd w:id="101"/>
+    </w:p>
+    <w:p>
+      <w:pPr>
+        <w:pStyle w:val="Bezodsadenia"/>
         <w:spacing w:line="312" w:lineRule="auto"/>
         <w:jc w:val="both"/>
-      </w:pPr>
-    </w:p>
-    <w:p>
-      <w:pPr>
+        <w:rPr>
+          <w:lang w:val="sk-SK"/>
+        </w:rPr>
+      </w:pPr>
+      <w:r>
+        <w:rPr>
+          <w:lang w:val="sk-SK"/>
+        </w:rPr>
+        <w:t>Jadro modelu tvorí sekvenčná konvolučná architektúra pozostávajúca z viacerých konvolučných vrstiev. Každá konvolučná vrstva aplikuje množinu filtrov na vstupné dáta s</w:t>
+      </w:r>
+      <w:r>
+        <w:rPr>
+          <w:lang w:val="sk-SK"/>
+        </w:rPr>
+        <w:t> </w:t>
+      </w:r>
+      <w:r>
+        <w:rPr>
+          <w:lang w:val="sk-SK"/>
+        </w:rPr>
+        <w:t>cieľom extrahovať lokálne vizuálne príznaky, ako sú hrany, textúry a štruktúry oblačnosti.</w:t>
+      </w:r>
+    </w:p>
+    <w:p>
+      <w:pPr>
+        <w:spacing w:line="312" w:lineRule="auto"/>
+        <w:ind w:firstLine="426"/>
+        <w:jc w:val="both"/>
+        <w:rPr>
+          <w:lang w:val="sk-SK"/>
+        </w:rPr>
+      </w:pPr>
+      <w:r>
+        <w:rPr>
+          <w:lang w:val="sk-SK"/>
+        </w:rPr>
+        <w:t>Počet konvolučných vrstiev predstavuje konfigurovateľný parameter, pričom s každou ďalšou vrstvou sa počet filtrov postupne navyšuj</w:t>
+      </w:r>
+      <w:r>
+        <w:rPr>
+          <w:lang w:val="sk-SK"/>
+        </w:rPr>
+        <w:t>.</w:t>
+      </w:r>
+      <w:r>
+        <w:rPr>
+          <w:lang w:val="sk-SK"/>
+        </w:rPr>
+        <w:t xml:space="preserve">. Tento prístup umožňuje modelu extrahovať čoraz komplexnejšie obrazové príznaky vo vyšších vrstvách siete. </w:t>
+      </w:r>
+      <w:r>
+        <w:rPr>
+          <w:lang w:val="sk-SK"/>
+        </w:rPr>
+        <w:t>Koeficient rastu počtu filtrov bol nastavený na hodnotu 1,2 a z</w:t>
+      </w:r>
+      <w:r>
+        <w:rPr>
+          <w:lang w:val="sk-SK"/>
+        </w:rPr>
+        <w:t>ároveň bol maximálny počet filtrov explicitne obmedzený na hodnotu 256, aby sa predišlo nadmerným pamäťovým nárokom a</w:t>
+      </w:r>
+      <w:r>
+        <w:rPr>
+          <w:lang w:val="sk-SK"/>
+        </w:rPr>
+        <w:t> </w:t>
+      </w:r>
+      <w:r>
+        <w:rPr>
+          <w:lang w:val="sk-SK"/>
+        </w:rPr>
+        <w:t>problémom s nedostatkom grafickej pamäte počas tréningu modelu.</w:t>
+      </w:r>
+    </w:p>
+    <w:p>
+      <w:pPr>
+        <w:pStyle w:val="Bezodsadenia"/>
+        <w:spacing w:line="312" w:lineRule="auto"/>
+        <w:ind w:firstLine="426"/>
+        <w:jc w:val="both"/>
+        <w:rPr>
+          <w:lang w:val="sk-SK"/>
+        </w:rPr>
+      </w:pPr>
+      <w:r>
+        <w:rPr>
+          <w:lang w:val="sk-SK"/>
+        </w:rPr>
+        <w:t>Počas experimentov sa ukázalo, že pri hlbších architektúrach obsahujúcich väčší počet konvolučných vrstiev dochádzalo pri menších vstupných rozlíšeniach k príliš rýchlej redukcii rozmerov máp</w:t>
+      </w:r>
+      <w:r>
+        <w:rPr>
+          <w:lang w:val="sk-SK"/>
+        </w:rPr>
+        <w:t xml:space="preserve"> príznakov</w:t>
+      </w:r>
+      <w:r>
+        <w:rPr>
+          <w:lang w:val="sk-SK"/>
+        </w:rPr>
+        <w:t>. Pri aplikovaní pooling vrstvy po každej konvolučnej vrstve sa priestorové rozmery vstupných dát zmenšovali príliš rýchlo, čo viedlo k strate dôležitých vizuálnych informácií ešte pred spracovaním vo vyšších vrstvách siete. Tento problém bol riešený aplikovaním pooling vrstiev až po každej druhej konvolučnej vrstve, čím sa spomalila redukcia rozlíšenia máp</w:t>
+      </w:r>
+      <w:r>
+        <w:rPr>
+          <w:lang w:val="sk-SK"/>
+        </w:rPr>
+        <w:t xml:space="preserve"> príznakov</w:t>
+      </w:r>
+      <w:r>
+        <w:rPr>
+          <w:lang w:val="sk-SK"/>
+        </w:rPr>
+        <w:t xml:space="preserve"> a zachovalo sa dostatočné množstvo priestorových informácií potrebných na extrakciu relevantných príznakov.</w:t>
+      </w:r>
+    </w:p>
+    <w:p>
+      <w:pPr>
+        <w:pStyle w:val="Heading3"/>
+        <w:rPr>
+          <w:lang w:val="sk-SK"/>
+        </w:rPr>
+      </w:pPr>
+      <w:bookmarkStart w:id="102" w:name="_Toc227785296"/>
+      <w:r>
+        <w:rPr>
+          <w:lang w:val="sk-SK"/>
+        </w:rPr>
+        <w:t>Normalizačné a aktivačné mechanizmy</w:t>
+      </w:r>
+      <w:bookmarkEnd w:id="102"/>
+    </w:p>
+    <w:p>
+      <w:pPr>
+        <w:pStyle w:val="Bezodsadenia"/>
         <w:spacing w:line="312" w:lineRule="auto"/>
         <w:jc w:val="both"/>
-      </w:pPr>
+        <w:rPr>
+          <w:lang w:val="sk-SK"/>
+        </w:rPr>
+      </w:pPr>
+      <w:r>
+        <w:rPr>
+          <w:lang w:val="sk-SK"/>
+        </w:rPr>
+        <w:t>V modeli je možné voliteľne použiť normalizáciu</w:t>
+      </w:r>
+      <w:r>
+        <w:rPr>
+          <w:lang w:val="sk-SK"/>
+        </w:rPr>
+        <w:t xml:space="preserve"> dávok</w:t>
+      </w:r>
+      <w:r>
+        <w:rPr>
+          <w:lang w:val="sk-SK"/>
+        </w:rPr>
+        <w:t>, ktorá stabilizuje priebeh učenia a</w:t>
+      </w:r>
+      <w:r>
+        <w:rPr>
+          <w:lang w:val="sk-SK"/>
+        </w:rPr>
+        <w:t> </w:t>
+      </w:r>
+      <w:r>
+        <w:rPr>
+          <w:lang w:val="sk-SK"/>
+        </w:rPr>
+        <w:t>zrýchľuje konvergenciu. Aktivačná funkcia ReLU je použitá po konvolučných operáciách a zavádza nelinearitu do modelu, čím umožňuje učenie komplexných vzťahov v dátach.</w:t>
+      </w:r>
+    </w:p>
+    <w:p>
+      <w:pPr>
+        <w:pStyle w:val="Heading3"/>
+        <w:rPr>
+          <w:lang w:val="sk-SK"/>
+        </w:rPr>
+      </w:pPr>
+      <w:bookmarkStart w:id="103" w:name="_Toc227785297"/>
+      <w:r>
+        <w:rPr>
+          <w:lang w:val="sk-SK"/>
+        </w:rPr>
+        <w:t>Husto</w:t>
+      </w:r>
+      <w:r>
+        <w:rPr>
+          <w:lang w:val="sk-SK"/>
+        </w:rPr>
+        <w:t xml:space="preserve"> prepojená časť siete</w:t>
+      </w:r>
+      <w:bookmarkEnd w:id="103"/>
     </w:p>
     <w:p>
       <w:pPr>
         <w:spacing w:line="312" w:lineRule="auto"/>
         <w:jc w:val="both"/>
-      </w:pPr>
+        <w:rPr>
+          <w:lang w:val="sk-SK"/>
+        </w:rPr>
+      </w:pPr>
+      <w:r>
+        <w:rPr>
+          <w:lang w:val="sk-SK"/>
+        </w:rPr>
+        <w:t>Na konci konvolučnej časti sa výstup transformuje do jednorozmernej reprezentácie pomocou operácie</w:t>
+      </w:r>
+      <w:r>
+        <w:rPr>
+          <w:lang w:val="sk-SK"/>
+        </w:rPr>
+        <w:t xml:space="preserve"> sploštenia</w:t>
+      </w:r>
+      <w:r>
+        <w:rPr>
+          <w:lang w:val="sk-SK"/>
+        </w:rPr>
+        <w:t xml:space="preserve">. Následne nasleduje </w:t>
+      </w:r>
+      <w:r>
+        <w:rPr>
+          <w:lang w:val="sk-SK"/>
+        </w:rPr>
+        <w:t>husto</w:t>
+      </w:r>
+      <w:r>
+        <w:rPr>
+          <w:lang w:val="sk-SK"/>
+        </w:rPr>
+        <w:t xml:space="preserve"> prepojená vrstva, ktorá spracúva extrahované príznaky. Výstupná vrstva obsahuje jeden neurón s lineárnou aktiváciou, keďže ide o regresnú úlohu.</w:t>
+      </w:r>
+    </w:p>
+    <w:p>
+      <w:pPr>
+        <w:pStyle w:val="Heading3"/>
+        <w:rPr>
+          <w:lang w:val="sk-SK"/>
+        </w:rPr>
+      </w:pPr>
+      <w:bookmarkStart w:id="104" w:name="_Toc227785298"/>
+      <w:r>
+        <w:rPr>
+          <w:lang w:val="sk-SK"/>
+        </w:rPr>
+        <w:lastRenderedPageBreak/>
+        <w:t>Tréning modelu</w:t>
+      </w:r>
+      <w:bookmarkEnd w:id="104"/>
     </w:p>
     <w:p>
       <w:pPr>
         <w:spacing w:line="312" w:lineRule="auto"/>
         <w:jc w:val="both"/>
       </w:pPr>
+      <w:r>
+        <w:t>Model je optimalizovaný pomocou algoritmu Adam s nastavenou rýchlosťou učenia ako konfigurovateľným parametrom. Ako stratová funkcia je použitý stredný kvadratický error (MSE), pričom ako doplnková metrika je sledovaná stredná absolútna chyba (MAE).</w:t>
+      </w:r>
+    </w:p>
+    <w:p>
+      <w:pPr>
+        <w:pStyle w:val="Heading2"/>
+        <w:spacing w:before="480" w:after="240"/>
+        <w:rPr>
+          <w:lang w:val="sk-SK"/>
+        </w:rPr>
+      </w:pPr>
+      <w:bookmarkStart w:id="105" w:name="_Toc227785299"/>
+      <w:r>
+        <w:rPr>
+          <w:lang w:val="sk-SK"/>
+        </w:rPr>
+        <w:t>Manuálna predbežná optimalizácia hyperparametrov</w:t>
+      </w:r>
+      <w:bookmarkEnd w:id="105"/>
+    </w:p>
+    <w:p>
+      <w:pPr>
+        <w:pStyle w:val="Heading3"/>
+        <w:rPr>
+          <w:lang w:val="sk-SK"/>
+        </w:rPr>
+      </w:pPr>
+      <w:bookmarkStart w:id="106" w:name="_Toc227785300"/>
+      <w:r>
+        <w:rPr>
+          <w:lang w:val="sk-SK"/>
+        </w:rPr>
+        <w:t>Popis experimentu</w:t>
+      </w:r>
+      <w:bookmarkEnd w:id="106"/>
     </w:p>
     <w:p>
       <w:pPr>
         <w:spacing w:line="312" w:lineRule="auto"/>
         <w:jc w:val="both"/>
-      </w:pPr>
-    </w:p>
-    <w:p>
-      <w:pPr>
+        <w:rPr>
+          <w:lang w:val="sk-SK"/>
+        </w:rPr>
+      </w:pPr>
+      <w:r>
+        <w:rPr>
+          <w:lang w:val="sk-SK"/>
+        </w:rPr>
+        <w:t>Pred aplikáciou automatizovanej optimalizácie hyperparametrov bolo potrebné získať základný prehľad o správaní navrhnutej architektúry a identifikovať parametre, ktoré majú najvýraznejší vplyv na výkon modelu. Z tohto dôvodu bola realizovaná predbežná experimentálna analýza, pri ktorej boli jednotlivé hyperparametre testované postupne. V</w:t>
+      </w:r>
+      <w:r>
+        <w:rPr>
+          <w:lang w:val="sk-SK"/>
+        </w:rPr>
+        <w:t> </w:t>
+      </w:r>
+      <w:r>
+        <w:rPr>
+          <w:lang w:val="sk-SK"/>
+        </w:rPr>
+        <w:t>rámci každého experimentu bolo otestovaných viacero hodnôt daného parametra, pričom najlepšia z nich bola následne fixovaná a použitá pri testovaní ďalšieho parametra. Najskôr bol analyzovaný vplyv počtu konvolučných vrstiev, následne bol pri najlepšej architektúre testovaný prínos normalizácie</w:t>
+      </w:r>
+      <w:r>
+        <w:rPr>
+          <w:lang w:val="sk-SK"/>
+        </w:rPr>
+        <w:t xml:space="preserve"> dávok</w:t>
+      </w:r>
+      <w:r>
+        <w:rPr>
+          <w:lang w:val="sk-SK"/>
+        </w:rPr>
+        <w:t>, ďalej veľkosť konvolučných jadier a napokon veľkosť vstupných obrazov. Tento sekvenčný prístup umožnil izolovať vplyv jednotlivých parametrov bez súčasnej zmeny viacerých premenných naraz.</w:t>
+      </w:r>
+    </w:p>
+    <w:p>
+      <w:pPr>
+        <w:spacing w:line="312" w:lineRule="auto"/>
+        <w:ind w:firstLine="426"/>
+        <w:jc w:val="both"/>
+        <w:rPr>
+          <w:lang w:val="sk-SK"/>
+        </w:rPr>
+      </w:pPr>
+      <w:r>
+        <w:rPr>
+          <w:lang w:val="sk-SK"/>
+        </w:rPr>
+        <w:t xml:space="preserve">Pre každý experiment boli zaznamenané metriky RMSE, MAE a R² na trénovacej, validačnej a testovacej množine. Súčasne boli ukladané aj grafy </w:t>
+      </w:r>
+      <w:r>
+        <w:rPr>
+          <w:lang w:val="sk-SK"/>
+        </w:rPr>
+        <w:t>krivky učenia</w:t>
+      </w:r>
+      <w:r>
+        <w:rPr>
+          <w:lang w:val="sk-SK"/>
+        </w:rPr>
+        <w:t xml:space="preserve"> zobrazujúce priebeh stratovej funkcie a metriky MAE počas tréningu, čo umožnilo vizuálne analyzovať stabilitu učenia modelu, identifikovať prípadné prejavy preučenia a vytvoriť kvalitný základ pre následnú optimalizáciu pomocou nástroja Optuna.</w:t>
+      </w:r>
+    </w:p>
+    <w:p>
+      <w:pPr>
+        <w:pStyle w:val="Heading3"/>
+        <w:rPr>
+          <w:lang w:val="sk-SK"/>
+        </w:rPr>
+      </w:pPr>
+      <w:bookmarkStart w:id="107" w:name="_Toc227785301"/>
+      <w:r>
+        <w:rPr>
+          <w:lang w:val="sk-SK"/>
+        </w:rPr>
+        <w:t>Výsledky experimentu</w:t>
+      </w:r>
+      <w:bookmarkEnd w:id="107"/>
+    </w:p>
+    <w:p>
+      <w:pPr>
+        <w:pStyle w:val="Bezodsadenia"/>
         <w:spacing w:line="312" w:lineRule="auto"/>
         <w:jc w:val="both"/>
-      </w:pPr>
-    </w:p>
-    <w:p>
-      <w:pPr>
+        <w:rPr>
+          <w:lang w:val="sk-SK"/>
+        </w:rPr>
+      </w:pPr>
+      <w:r>
+        <w:rPr>
+          <w:lang w:val="sk-SK"/>
+        </w:rPr>
+        <w:t>Na základe realizovaných experimentov boli identifikované</w:t>
+      </w:r>
+      <w:r>
+        <w:rPr>
+          <w:lang w:val="sk-SK"/>
+        </w:rPr>
+        <w:t xml:space="preserve"> predbežné</w:t>
+      </w:r>
+      <w:r>
+        <w:rPr>
+          <w:lang w:val="sk-SK"/>
+        </w:rPr>
+        <w:t xml:space="preserve"> optimálne hodnoty hlavných hyperparametrov referenčného modelu.</w:t>
+      </w:r>
+    </w:p>
+    <w:p>
+      <w:pPr>
+        <w:pStyle w:val="Bezodsadenia"/>
+        <w:numPr>
+          <w:ilvl w:val="0"/>
+          <w:numId w:val="49"/>
+        </w:numPr>
         <w:spacing w:line="312" w:lineRule="auto"/>
         <w:jc w:val="both"/>
-      </w:pPr>
-    </w:p>
-    <w:p>
-      <w:pPr>
+        <w:rPr>
+          <w:lang w:val="sk-SK"/>
+        </w:rPr>
+      </w:pPr>
+      <w:r>
+        <w:rPr>
+          <w:lang w:val="sk-SK"/>
+        </w:rPr>
+        <w:t xml:space="preserve">Najlepšie výsledky dosiahol stredný </w:t>
+      </w:r>
+      <w:r>
+        <w:rPr>
+          <w:lang w:val="sk-SK"/>
+        </w:rPr>
+        <w:t>počet konvolučných vrstiev</w:t>
+      </w:r>
+      <w:r>
+        <w:rPr>
+          <w:lang w:val="sk-SK"/>
+        </w:rPr>
+        <w:t>:</w:t>
+      </w:r>
+      <w:r>
+        <w:rPr>
+          <w:lang w:val="sk-SK"/>
+        </w:rPr>
+        <w:t xml:space="preserve"> 6</w:t>
+      </w:r>
+      <w:r>
+        <w:rPr>
+          <w:lang w:val="sk-SK"/>
+        </w:rPr>
+        <w:t>.</w:t>
+      </w:r>
+    </w:p>
+    <w:p>
+      <w:pPr>
+        <w:pStyle w:val="Bezodsadenia"/>
+        <w:numPr>
+          <w:ilvl w:val="0"/>
+          <w:numId w:val="49"/>
+        </w:numPr>
         <w:spacing w:line="312" w:lineRule="auto"/>
         <w:jc w:val="both"/>
-      </w:pPr>
-    </w:p>
-    <w:p>
-      <w:pPr>
+        <w:rPr>
+          <w:lang w:val="sk-SK"/>
+        </w:rPr>
+      </w:pPr>
+      <w:r>
+        <w:rPr>
+          <w:lang w:val="sk-SK"/>
+        </w:rPr>
+        <w:t xml:space="preserve">Aktívna </w:t>
+      </w:r>
+      <w:r>
+        <w:rPr>
+          <w:lang w:val="sk-SK"/>
+        </w:rPr>
+        <w:t>normalizáci</w:t>
+      </w:r>
+      <w:r>
+        <w:rPr>
+          <w:lang w:val="sk-SK"/>
+        </w:rPr>
+        <w:t xml:space="preserve">a dávok </w:t>
+      </w:r>
+      <w:r>
+        <w:rPr>
+          <w:lang w:val="sk-SK"/>
+        </w:rPr>
+        <w:t>mal</w:t>
+      </w:r>
+      <w:r>
+        <w:rPr>
+          <w:lang w:val="sk-SK"/>
+        </w:rPr>
+        <w:t>a</w:t>
+      </w:r>
+      <w:r>
+        <w:rPr>
+          <w:lang w:val="sk-SK"/>
+        </w:rPr>
+        <w:t xml:space="preserve"> výrazne pozitívny vplyv na výkon modelu. Konkrétne došlo k významnému zníženiu hodnôt RMSE a MAE na trénovacej aj</w:t>
+      </w:r>
+      <w:r>
+        <w:rPr>
+          <w:lang w:val="sk-SK"/>
+        </w:rPr>
+        <w:t> </w:t>
+      </w:r>
+      <w:r>
+        <w:rPr>
+          <w:lang w:val="sk-SK"/>
+        </w:rPr>
+        <w:t xml:space="preserve">validačnej množine, čo poukazuje na stabilnejší priebeh učenia. </w:t>
+      </w:r>
+    </w:p>
+    <w:p>
+      <w:pPr>
+        <w:pStyle w:val="Bezodsadenia"/>
+        <w:numPr>
+          <w:ilvl w:val="0"/>
+          <w:numId w:val="49"/>
+        </w:numPr>
         <w:spacing w:line="312" w:lineRule="auto"/>
         <w:jc w:val="both"/>
-      </w:pPr>
-    </w:p>
-    <w:p>
-      <w:pPr>
+        <w:rPr>
+          <w:lang w:val="sk-SK"/>
+        </w:rPr>
+      </w:pPr>
+      <w:r>
+        <w:rPr>
+          <w:lang w:val="sk-SK"/>
+        </w:rPr>
+        <w:t xml:space="preserve">Jadro </w:t>
+      </w:r>
+      <w:r>
+        <w:rPr>
+          <w:lang w:val="sk-SK"/>
+        </w:rPr>
+        <w:t>s rozmerom 7 × 7</w:t>
+      </w:r>
+      <w:r>
+        <w:rPr>
+          <w:lang w:val="sk-SK"/>
+        </w:rPr>
+        <w:t xml:space="preserve"> dosiahlo najlepšie výsledky</w:t>
+      </w:r>
+      <w:r>
+        <w:rPr>
+          <w:lang w:val="sk-SK"/>
+        </w:rPr>
+        <w:t>, najmä z pohľadu presnosti na</w:t>
+      </w:r>
+      <w:r>
+        <w:rPr>
+          <w:lang w:val="sk-SK"/>
+        </w:rPr>
+        <w:t> </w:t>
+      </w:r>
+      <w:r>
+        <w:rPr>
+          <w:lang w:val="sk-SK"/>
+        </w:rPr>
+        <w:t xml:space="preserve">testovacej množine. </w:t>
+      </w:r>
+    </w:p>
+    <w:p>
+      <w:pPr>
+        <w:pStyle w:val="Bezodsadenia"/>
+        <w:numPr>
+          <w:ilvl w:val="0"/>
+          <w:numId w:val="49"/>
+        </w:numPr>
         <w:spacing w:line="312" w:lineRule="auto"/>
         <w:jc w:val="both"/>
-      </w:pPr>
-    </w:p>
-    <w:p>
-      <w:pPr>
+        <w:rPr>
+          <w:lang w:val="sk-SK"/>
+        </w:rPr>
+      </w:pPr>
+      <w:r>
+        <w:rPr>
+          <w:lang w:val="sk-SK"/>
+        </w:rPr>
+        <w:lastRenderedPageBreak/>
+        <w:t>Významný vplyv bol pozorovaný pri zmene veľkosti vstupných snímok. Menšie rozlíšenie 128 × 128 pixelov poskytlo stabilné a</w:t>
+      </w:r>
+      <w:r>
+        <w:rPr>
+          <w:lang w:val="sk-SK"/>
+        </w:rPr>
+        <w:t> </w:t>
+      </w:r>
+      <w:r>
+        <w:rPr>
+          <w:lang w:val="sk-SK"/>
+        </w:rPr>
+        <w:t>konzistentné výsledky, zatiaľ čo väčšie rozlíšenia, najmä 640 × 640 pixelov, viedli k</w:t>
+      </w:r>
+      <w:r>
+        <w:rPr>
+          <w:lang w:val="sk-SK"/>
+        </w:rPr>
+        <w:t> </w:t>
+      </w:r>
+      <w:r>
+        <w:rPr>
+          <w:lang w:val="sk-SK"/>
+        </w:rPr>
+        <w:t xml:space="preserve">výraznému zhoršeniu metrík. </w:t>
+      </w:r>
+    </w:p>
+    <w:p>
+      <w:pPr>
+        <w:pStyle w:val="Bezodsadenia"/>
         <w:spacing w:line="312" w:lineRule="auto"/>
         <w:jc w:val="both"/>
-      </w:pPr>
-    </w:p>
-    <w:p>
-      <w:pPr>
-        <w:spacing w:line="312" w:lineRule="auto"/>
-        <w:jc w:val="both"/>
-        <w:rPr>
-          <w:lang w:val="sk-SK"/>
-        </w:rPr>
-      </w:pPr>
-      <w:r>
-        <w:rPr>
-          <w:lang w:val="sk-SK"/>
-        </w:rPr>
-        <w:t xml:space="preserve">TO MENTION: Pri odstraňovaní warpingu, ktorý nepriniesol zlepšenie spomenúť že pre pohyb oblakov ako v práci </w:t>
-      </w:r>
-      <w:r>
-        <w:t>[</w:t>
-      </w:r>
-      <w:r>
-        <w:rPr>
-          <w:lang w:val="sk-SK"/>
-        </w:rPr>
-        <w:t>22</w:t>
-      </w:r>
-      <w:r>
-        <w:t>]</w:t>
-      </w:r>
-      <w:r>
-        <w:rPr>
-          <w:lang w:val="sk-SK"/>
-        </w:rPr>
-        <w:t xml:space="preserve"> relevantný ale pre predikciu žiarenia nie, lebo... a spomenúť to čo vždy (taká fotka = také žiarenie...)</w:t>
-      </w:r>
-    </w:p>
-    <w:p>
-      <w:pPr>
-        <w:spacing w:line="312" w:lineRule="auto"/>
-        <w:jc w:val="both"/>
-      </w:pPr>
-    </w:p>
-    <w:p>
-      <w:pPr>
-        <w:pStyle w:val="Bezodsadenia"/>
-      </w:pPr>
-    </w:p>
-    <w:p>
-      <w:pPr>
-        <w:pStyle w:val="Heading3"/>
-      </w:pPr>
-      <w:bookmarkStart w:id="96" w:name="_Toc227696090"/>
-      <w:r>
-        <w:lastRenderedPageBreak/>
-        <w:t>Záver</w:t>
-      </w:r>
-      <w:bookmarkEnd w:id="96"/>
+        <w:rPr>
+          <w:lang w:val="sk-SK"/>
+        </w:rPr>
+      </w:pPr>
+      <w:r>
+        <w:rPr>
+          <w:lang w:val="sk-SK"/>
+        </w:rPr>
+        <w:t>Podrobné výsledky jednotlivých experimentov sú uvedené v Tabuľke 1.</w:t>
+      </w:r>
     </w:p>
     <w:p>
       <w:pPr>
         <w:pStyle w:val="Oznaenietabuky"/>
         <w:rPr>
-          <w:b/>
-          <w:bCs/>
-        </w:rPr>
-      </w:pPr>
-      <w:bookmarkStart w:id="97" w:name="_Ref178418312"/>
-      <w:bookmarkStart w:id="98" w:name="_Toc181225510"/>
-      <w:bookmarkStart w:id="99" w:name="_Toc173791406"/>
-      <w:bookmarkStart w:id="100" w:name="_Toc173791545"/>
+          <w:lang w:val="sk-SK"/>
+        </w:rPr>
+      </w:pPr>
+      <w:bookmarkStart w:id="108" w:name="_Ref173859874"/>
+      <w:bookmarkStart w:id="109" w:name="_Toc173972309"/>
+      <w:bookmarkStart w:id="110" w:name="_Toc227785192"/>
       <w:r>
         <w:rPr>
           <w:b/>
@@ -17161,7 +18861,7 @@
           <w:bCs/>
           <w:noProof/>
         </w:rPr>
-        <w:t>3</w:t>
+        <w:t>1</w:t>
       </w:r>
       <w:r>
         <w:rPr>
@@ -17171,7 +18871,7 @@
         </w:rPr>
         <w:fldChar w:fldCharType="end"/>
       </w:r>
-      <w:bookmarkEnd w:id="97"/>
+      <w:bookmarkEnd w:id="108"/>
       <w:r>
         <w:rPr>
           <w:b/>
@@ -17183,640 +18883,1620 @@
       <w:r>
         <w:t xml:space="preserve"> </w:t>
       </w:r>
+      <w:bookmarkEnd w:id="109"/>
       <w:r>
         <w:rPr>
           <w:bCs/>
-        </w:rPr>
-        <w:t xml:space="preserve">Tabuľka parametrov štyroch diód LED. </w:t>
-      </w:r>
-      <w:r>
-        <w:rPr>
-          <w:bCs/>
-        </w:rPr>
-        <w:t>FWHM predstavuje šírku píku v polovici intenzity spektrálneho maxima (</w:t>
-      </w:r>
-      <w:r>
-        <w:rPr>
-          <w:bCs/>
-          <w:i/>
-          <w:iCs/>
-        </w:rPr>
-        <w:t>Full-Width-Half-Maximum</w:t>
-      </w:r>
-      <w:r>
-        <w:rPr>
-          <w:bCs/>
-        </w:rPr>
-        <w:t xml:space="preserve">) pri vlnovej dĺžke </w:t>
-      </w:r>
-      <m:oMath>
-        <m:sSub>
-          <m:sSubPr>
-            <m:ctrlPr>
-              <w:rPr>
-                <w:rFonts w:ascii="Cambria Math" w:hAnsi="Cambria Math"/>
-                <w:bCs/>
-                <w:i/>
-              </w:rPr>
-            </m:ctrlPr>
-          </m:sSubPr>
-          <m:e>
-            <m:r>
-              <w:rPr>
-                <w:rFonts w:ascii="Cambria Math" w:hAnsi="Cambria Math"/>
-              </w:rPr>
-              <m:t>λ</m:t>
-            </m:r>
-          </m:e>
-          <m:sub>
-            <m:r>
-              <m:rPr>
-                <m:sty m:val="p"/>
-              </m:rPr>
-              <w:rPr>
-                <w:rFonts w:ascii="Cambria Math" w:hAnsi="Cambria Math"/>
-              </w:rPr>
-              <m:t>m</m:t>
-            </m:r>
-          </m:sub>
-        </m:sSub>
-      </m:oMath>
-      <w:r>
-        <w:rPr>
-          <w:rFonts w:eastAsiaTheme="minorEastAsia"/>
-          <w:bCs/>
-        </w:rPr>
-        <w:t>.</w:t>
-      </w:r>
-      <w:bookmarkEnd w:id="98"/>
+          <w:lang w:val="sk-SK"/>
+        </w:rPr>
+        <w:t>Tabuľka výsledkov manuálnej optimalizácie hyperparametrov</w:t>
+      </w:r>
+      <w:bookmarkEnd w:id="110"/>
+    </w:p>
+    <w:p>
+      <w:pPr>
+        <w:rPr>
+          <w:lang w:val="sk-SK"/>
+        </w:rPr>
+      </w:pPr>
     </w:p>
     <w:tbl>
       <w:tblPr>
-        <w:tblStyle w:val="TableGrid"/>
-        <w:tblpPr w:leftFromText="142" w:rightFromText="142" w:bottomFromText="120" w:vertAnchor="text" w:tblpXSpec="center" w:tblpY="1"/>
-        <w:tblOverlap w:val="never"/>
-        <w:tblW w:w="5000" w:type="pct"/>
+        <w:tblW w:w="8647" w:type="dxa"/>
+        <w:tblCellSpacing w:w="15" w:type="dxa"/>
+        <w:tblInd w:w="137" w:type="dxa"/>
         <w:tblBorders>
-          <w:left w:val="none" w:sz="0" w:space="0" w:color="auto"/>
-          <w:right w:val="none" w:sz="0" w:space="0" w:color="auto"/>
-          <w:insideH w:val="none" w:sz="0" w:space="0" w:color="auto"/>
-          <w:insideV w:val="none" w:sz="0" w:space="0" w:color="auto"/>
+          <w:top w:val="single" w:sz="4" w:space="0" w:color="auto"/>
+          <w:left w:val="single" w:sz="4" w:space="0" w:color="auto"/>
+          <w:bottom w:val="single" w:sz="4" w:space="0" w:color="auto"/>
+          <w:right w:val="single" w:sz="4" w:space="0" w:color="auto"/>
         </w:tblBorders>
+        <w:tblCellMar>
+          <w:top w:w="15" w:type="dxa"/>
+          <w:left w:w="15" w:type="dxa"/>
+          <w:bottom w:w="15" w:type="dxa"/>
+          <w:right w:w="15" w:type="dxa"/>
+        </w:tblCellMar>
         <w:tblLook w:val="04A0" w:firstRow="1" w:lastRow="0" w:firstColumn="1" w:lastColumn="0" w:noHBand="0" w:noVBand="1"/>
       </w:tblPr>
       <w:tblGrid>
-        <w:gridCol w:w="1092"/>
-        <w:gridCol w:w="1310"/>
-        <w:gridCol w:w="1886"/>
-        <w:gridCol w:w="3113"/>
-        <w:gridCol w:w="1387"/>
+        <w:gridCol w:w="1943"/>
+        <w:gridCol w:w="1010"/>
+        <w:gridCol w:w="2095"/>
+        <w:gridCol w:w="1711"/>
+        <w:gridCol w:w="1888"/>
       </w:tblGrid>
       <w:tr>
         <w:trPr>
-          <w:cantSplit/>
           <w:tblHeader/>
+          <w:tblCellSpacing w:w="15" w:type="dxa"/>
         </w:trPr>
         <w:tc>
           <w:tcPr>
-            <w:cnfStyle w:val="001000000000" w:firstRow="0" w:lastRow="0" w:firstColumn="1" w:lastColumn="0" w:oddVBand="0" w:evenVBand="0" w:oddHBand="0" w:evenHBand="0" w:firstRowFirstColumn="0" w:firstRowLastColumn="0" w:lastRowFirstColumn="0" w:lastRowLastColumn="0"/>
-            <w:tcW w:w="621" w:type="pct"/>
+            <w:tcW w:w="1898" w:type="dxa"/>
+            <w:tcBorders>
+              <w:top w:val="nil"/>
+              <w:bottom w:val="single" w:sz="4" w:space="0" w:color="auto"/>
+              <w:right w:val="single" w:sz="4" w:space="0" w:color="auto"/>
+            </w:tcBorders>
+            <w:vAlign w:val="center"/>
+            <w:hideMark/>
+          </w:tcPr>
+          <w:p>
+            <w:pPr>
+              <w:jc w:val="center"/>
+            </w:pPr>
+            <w:r>
+              <w:t>Parameter</w:t>
+            </w:r>
+          </w:p>
+        </w:tc>
+        <w:tc>
+          <w:tcPr>
+            <w:tcW w:w="980" w:type="dxa"/>
+            <w:tcBorders>
+              <w:top w:val="nil"/>
+              <w:bottom w:val="single" w:sz="4" w:space="0" w:color="auto"/>
+              <w:right w:val="single" w:sz="4" w:space="0" w:color="auto"/>
+            </w:tcBorders>
+            <w:vAlign w:val="center"/>
+            <w:hideMark/>
+          </w:tcPr>
+          <w:p>
+            <w:pPr>
+              <w:jc w:val="center"/>
+            </w:pPr>
+            <w:r>
+              <w:t>Hodnota</w:t>
+            </w:r>
+          </w:p>
+        </w:tc>
+        <w:tc>
+          <w:tcPr>
+            <w:tcW w:w="2065" w:type="dxa"/>
+            <w:tcBorders>
+              <w:top w:val="nil"/>
+              <w:bottom w:val="single" w:sz="4" w:space="0" w:color="auto"/>
+            </w:tcBorders>
+            <w:vAlign w:val="center"/>
+            <w:hideMark/>
+          </w:tcPr>
+          <w:p>
+            <w:pPr>
+              <w:jc w:val="center"/>
+            </w:pPr>
+            <w:r>
+              <w:t>Train RMSE / MAE</w:t>
+            </w:r>
+          </w:p>
+        </w:tc>
+        <w:tc>
+          <w:tcPr>
+            <w:tcW w:w="1681" w:type="dxa"/>
+            <w:tcBorders>
+              <w:top w:val="nil"/>
+              <w:bottom w:val="single" w:sz="4" w:space="0" w:color="auto"/>
+            </w:tcBorders>
+            <w:vAlign w:val="center"/>
+            <w:hideMark/>
+          </w:tcPr>
+          <w:p>
+            <w:pPr>
+              <w:jc w:val="center"/>
+            </w:pPr>
+            <w:r>
+              <w:t>Val RMSE / MAE</w:t>
+            </w:r>
+          </w:p>
+        </w:tc>
+        <w:tc>
+          <w:tcPr>
+            <w:tcW w:w="1843" w:type="dxa"/>
+            <w:tcBorders>
+              <w:top w:val="nil"/>
+              <w:bottom w:val="single" w:sz="4" w:space="0" w:color="auto"/>
+            </w:tcBorders>
+            <w:vAlign w:val="center"/>
+            <w:hideMark/>
+          </w:tcPr>
+          <w:p>
+            <w:pPr>
+              <w:jc w:val="center"/>
+            </w:pPr>
+            <w:r>
+              <w:t>Test RMSE / MAE / R²</w:t>
+            </w:r>
+          </w:p>
+        </w:tc>
+      </w:tr>
+      <w:tr>
+        <w:trPr>
+          <w:tblCellSpacing w:w="15" w:type="dxa"/>
+        </w:trPr>
+        <w:tc>
+          <w:tcPr>
+            <w:tcW w:w="1898" w:type="dxa"/>
+            <w:tcBorders>
+              <w:top w:val="nil"/>
+              <w:bottom w:val="nil"/>
+              <w:right w:val="single" w:sz="4" w:space="0" w:color="auto"/>
+            </w:tcBorders>
+            <w:vAlign w:val="center"/>
+            <w:hideMark/>
+          </w:tcPr>
+          <w:p>
+            <w:r>
+              <w:t>Počet vrstiev</w:t>
+            </w:r>
+          </w:p>
+        </w:tc>
+        <w:tc>
+          <w:tcPr>
+            <w:tcW w:w="980" w:type="dxa"/>
+            <w:tcBorders>
+              <w:right w:val="single" w:sz="4" w:space="0" w:color="auto"/>
+            </w:tcBorders>
+            <w:vAlign w:val="center"/>
+            <w:hideMark/>
+          </w:tcPr>
+          <w:p>
+            <w:pPr>
+              <w:jc w:val="center"/>
+            </w:pPr>
+            <w:r>
+              <w:t>3</w:t>
+            </w:r>
+          </w:p>
+        </w:tc>
+        <w:tc>
+          <w:tcPr>
+            <w:tcW w:w="2065" w:type="dxa"/>
+            <w:vAlign w:val="center"/>
+            <w:hideMark/>
+          </w:tcPr>
+          <w:p>
+            <w:pPr>
+              <w:jc w:val="center"/>
+            </w:pPr>
+            <w:r>
+              <w:t>38.25 / 22.53</w:t>
+            </w:r>
+          </w:p>
+        </w:tc>
+        <w:tc>
+          <w:tcPr>
+            <w:tcW w:w="1681" w:type="dxa"/>
+            <w:vAlign w:val="center"/>
+            <w:hideMark/>
+          </w:tcPr>
+          <w:p>
+            <w:pPr>
+              <w:jc w:val="center"/>
+            </w:pPr>
+            <w:r>
+              <w:t>48.01 / 30.62</w:t>
+            </w:r>
+          </w:p>
+        </w:tc>
+        <w:tc>
+          <w:tcPr>
+            <w:tcW w:w="1843" w:type="dxa"/>
+            <w:vAlign w:val="center"/>
+            <w:hideMark/>
+          </w:tcPr>
+          <w:p>
+            <w:pPr>
+              <w:jc w:val="center"/>
+            </w:pPr>
+            <w:r>
+              <w:t>48.75 / 30.84 / 0.970</w:t>
+            </w:r>
+          </w:p>
+        </w:tc>
+      </w:tr>
+      <w:tr>
+        <w:trPr>
+          <w:tblCellSpacing w:w="15" w:type="dxa"/>
+        </w:trPr>
+        <w:tc>
+          <w:tcPr>
+            <w:tcW w:w="1898" w:type="dxa"/>
+            <w:tcBorders>
+              <w:top w:val="nil"/>
+              <w:bottom w:val="nil"/>
+              <w:right w:val="single" w:sz="4" w:space="0" w:color="auto"/>
+            </w:tcBorders>
+            <w:vAlign w:val="center"/>
+            <w:hideMark/>
+          </w:tcPr>
+          <w:p/>
+        </w:tc>
+        <w:tc>
+          <w:tcPr>
+            <w:tcW w:w="980" w:type="dxa"/>
+            <w:tcBorders>
+              <w:right w:val="single" w:sz="4" w:space="0" w:color="auto"/>
+            </w:tcBorders>
+            <w:vAlign w:val="center"/>
+            <w:hideMark/>
+          </w:tcPr>
+          <w:p>
+            <w:pPr>
+              <w:jc w:val="center"/>
+            </w:pPr>
+            <w:r>
+              <w:t>6</w:t>
+            </w:r>
+          </w:p>
+        </w:tc>
+        <w:tc>
+          <w:tcPr>
+            <w:tcW w:w="2065" w:type="dxa"/>
+            <w:vAlign w:val="center"/>
+            <w:hideMark/>
+          </w:tcPr>
+          <w:p>
+            <w:pPr>
+              <w:jc w:val="center"/>
+            </w:pPr>
+            <w:r>
+              <w:t>39.07 / 25.57</w:t>
+            </w:r>
+          </w:p>
+        </w:tc>
+        <w:tc>
+          <w:tcPr>
+            <w:tcW w:w="1681" w:type="dxa"/>
+            <w:vAlign w:val="center"/>
+            <w:hideMark/>
+          </w:tcPr>
+          <w:p>
+            <w:pPr>
+              <w:jc w:val="center"/>
+            </w:pPr>
+            <w:r>
+              <w:t>39.05 / 25.76</w:t>
+            </w:r>
+          </w:p>
+        </w:tc>
+        <w:tc>
+          <w:tcPr>
+            <w:tcW w:w="1843" w:type="dxa"/>
+            <w:vAlign w:val="center"/>
+            <w:hideMark/>
+          </w:tcPr>
+          <w:p>
+            <w:pPr>
+              <w:jc w:val="center"/>
+            </w:pPr>
+            <w:r>
+              <w:t>39.17 / 25.74 / 0.980</w:t>
+            </w:r>
+          </w:p>
+        </w:tc>
+      </w:tr>
+      <w:tr>
+        <w:trPr>
+          <w:tblCellSpacing w:w="15" w:type="dxa"/>
+        </w:trPr>
+        <w:tc>
+          <w:tcPr>
+            <w:tcW w:w="1898" w:type="dxa"/>
+            <w:tcBorders>
+              <w:top w:val="nil"/>
+              <w:bottom w:val="nil"/>
+              <w:right w:val="single" w:sz="4" w:space="0" w:color="auto"/>
+            </w:tcBorders>
+            <w:vAlign w:val="center"/>
+            <w:hideMark/>
+          </w:tcPr>
+          <w:p/>
+        </w:tc>
+        <w:tc>
+          <w:tcPr>
+            <w:tcW w:w="980" w:type="dxa"/>
+            <w:tcBorders>
+              <w:right w:val="single" w:sz="4" w:space="0" w:color="auto"/>
+            </w:tcBorders>
+            <w:vAlign w:val="center"/>
+            <w:hideMark/>
+          </w:tcPr>
+          <w:p>
+            <w:pPr>
+              <w:jc w:val="center"/>
+            </w:pPr>
+            <w:r>
+              <w:t>9</w:t>
+            </w:r>
+          </w:p>
+        </w:tc>
+        <w:tc>
+          <w:tcPr>
+            <w:tcW w:w="2065" w:type="dxa"/>
+            <w:vAlign w:val="center"/>
+            <w:hideMark/>
+          </w:tcPr>
+          <w:p>
+            <w:pPr>
+              <w:jc w:val="center"/>
+            </w:pPr>
+            <w:r>
+              <w:t>41.59 / 26.11</w:t>
+            </w:r>
+          </w:p>
+        </w:tc>
+        <w:tc>
+          <w:tcPr>
+            <w:tcW w:w="1681" w:type="dxa"/>
+            <w:vAlign w:val="center"/>
+            <w:hideMark/>
+          </w:tcPr>
+          <w:p>
+            <w:pPr>
+              <w:jc w:val="center"/>
+            </w:pPr>
+            <w:r>
+              <w:t>41.14 / 25.65</w:t>
+            </w:r>
+          </w:p>
+        </w:tc>
+        <w:tc>
+          <w:tcPr>
+            <w:tcW w:w="1843" w:type="dxa"/>
+            <w:vAlign w:val="center"/>
+            <w:hideMark/>
+          </w:tcPr>
+          <w:p>
+            <w:pPr>
+              <w:jc w:val="center"/>
+            </w:pPr>
+            <w:r>
+              <w:t>40.62 / 25.52 / 0.979</w:t>
+            </w:r>
+          </w:p>
+        </w:tc>
+      </w:tr>
+      <w:tr>
+        <w:trPr>
+          <w:tblCellSpacing w:w="15" w:type="dxa"/>
+        </w:trPr>
+        <w:tc>
+          <w:tcPr>
+            <w:tcW w:w="1898" w:type="dxa"/>
             <w:tcBorders>
               <w:top w:val="single" w:sz="4" w:space="0" w:color="auto"/>
               <w:bottom w:val="single" w:sz="4" w:space="0" w:color="auto"/>
               <w:right w:val="single" w:sz="4" w:space="0" w:color="auto"/>
             </w:tcBorders>
+            <w:shd w:val="pct12" w:color="auto" w:fill="auto"/>
+            <w:vAlign w:val="center"/>
+            <w:hideMark/>
           </w:tcPr>
           <w:p>
-            <w:pPr>
-              <w:pStyle w:val="Texthlavikytabuky"/>
-              <w:framePr w:hSpace="0" w:wrap="auto" w:vAnchor="margin" w:xAlign="left" w:yAlign="inline"/>
-              <w:suppressOverlap w:val="0"/>
-              <w:rPr>
-                <w:b w:val="0"/>
-                <w:bCs w:val="0"/>
-              </w:rPr>
-            </w:pPr>
             <w:r>
               <w:rPr>
-                <w:b w:val="0"/>
-                <w:bCs w:val="0"/>
+                <w:b/>
+                <w:bCs/>
+                <w:lang w:val="sk-SK"/>
               </w:rPr>
-              <w:t>dióda</w:t>
+              <w:t>Vybrané</w:t>
             </w:r>
           </w:p>
         </w:tc>
         <w:tc>
           <w:tcPr>
-            <w:tcW w:w="745" w:type="pct"/>
+            <w:tcW w:w="980" w:type="dxa"/>
             <w:tcBorders>
               <w:top w:val="single" w:sz="4" w:space="0" w:color="auto"/>
-              <w:left w:val="single" w:sz="4" w:space="0" w:color="auto"/>
               <w:bottom w:val="single" w:sz="4" w:space="0" w:color="auto"/>
-              <w:right w:val="nil"/>
+              <w:right w:val="single" w:sz="4" w:space="0" w:color="auto"/>
             </w:tcBorders>
+            <w:shd w:val="pct12" w:color="auto" w:fill="auto"/>
+            <w:vAlign w:val="center"/>
+            <w:hideMark/>
           </w:tcPr>
           <w:p>
             <w:pPr>
-              <w:pStyle w:val="Textvtabuke"/>
-              <w:keepNext/>
-              <w:cnfStyle w:val="000000000000" w:firstRow="0" w:lastRow="0" w:firstColumn="0" w:lastColumn="0" w:oddVBand="0" w:evenVBand="0" w:oddHBand="0" w:evenHBand="0" w:firstRowFirstColumn="0" w:firstRowLastColumn="0" w:lastRowFirstColumn="0" w:lastRowLastColumn="0"/>
+              <w:jc w:val="center"/>
             </w:pPr>
-            <m:oMath>
-              <m:sSub>
-                <m:sSubPr>
-                  <m:ctrlPr>
-                    <w:rPr>
-                      <w:rFonts w:ascii="Cambria Math" w:hAnsi="Cambria Math"/>
-                      <w:i/>
-                    </w:rPr>
-                  </m:ctrlPr>
-                </m:sSubPr>
-                <m:e>
-                  <m:r>
-                    <w:rPr>
-                      <w:rFonts w:ascii="Cambria Math" w:hAnsi="Cambria Math"/>
-                    </w:rPr>
-                    <m:t>λ</m:t>
-                  </m:r>
-                </m:e>
-                <m:sub>
-                  <m:r>
-                    <m:rPr>
-                      <m:sty m:val="p"/>
-                    </m:rPr>
-                    <w:rPr>
-                      <w:rFonts w:ascii="Cambria Math" w:hAnsi="Cambria Math"/>
-                    </w:rPr>
-                    <m:t>m</m:t>
-                  </m:r>
-                </m:sub>
-              </m:sSub>
-            </m:oMath>
             <w:r>
-              <w:rPr>
-                <w:rFonts w:eastAsiaTheme="minorEastAsia"/>
-              </w:rPr>
-              <w:t xml:space="preserve"> (nm)</w:t>
-            </w:r>
-            <w:r>
-              <w:rPr>
-                <w:rFonts w:eastAsiaTheme="minorEastAsia"/>
-              </w:rPr>
-              <w:t xml:space="preserve"> </w:t>
+              <w:t>6</w:t>
             </w:r>
           </w:p>
         </w:tc>
         <w:tc>
           <w:tcPr>
-            <w:tcW w:w="1073" w:type="pct"/>
+            <w:tcW w:w="2065" w:type="dxa"/>
             <w:tcBorders>
               <w:top w:val="single" w:sz="4" w:space="0" w:color="auto"/>
-              <w:left w:val="nil"/>
               <w:bottom w:val="single" w:sz="4" w:space="0" w:color="auto"/>
-              <w:right w:val="nil"/>
             </w:tcBorders>
+            <w:shd w:val="pct12" w:color="auto" w:fill="auto"/>
+            <w:vAlign w:val="center"/>
+            <w:hideMark/>
           </w:tcPr>
           <w:p>
             <w:pPr>
-              <w:pStyle w:val="Textvtabuke"/>
-              <w:keepNext/>
-              <w:cnfStyle w:val="000000000000" w:firstRow="0" w:lastRow="0" w:firstColumn="0" w:lastColumn="0" w:oddVBand="0" w:evenVBand="0" w:oddHBand="0" w:evenHBand="0" w:firstRowFirstColumn="0" w:firstRowLastColumn="0" w:lastRowFirstColumn="0" w:lastRowLastColumn="0"/>
+              <w:jc w:val="center"/>
             </w:pPr>
             <w:r>
-              <w:t>FWHM (nm)</w:t>
+              <w:t>39.07 / 25.57</w:t>
             </w:r>
           </w:p>
         </w:tc>
         <w:tc>
           <w:tcPr>
-            <w:tcW w:w="1771" w:type="pct"/>
+            <w:tcW w:w="1681" w:type="dxa"/>
             <w:tcBorders>
               <w:top w:val="single" w:sz="4" w:space="0" w:color="auto"/>
-              <w:left w:val="nil"/>
               <w:bottom w:val="single" w:sz="4" w:space="0" w:color="auto"/>
-              <w:right w:val="nil"/>
             </w:tcBorders>
+            <w:shd w:val="pct12" w:color="auto" w:fill="auto"/>
+            <w:vAlign w:val="center"/>
+            <w:hideMark/>
           </w:tcPr>
           <w:p>
             <w:pPr>
-              <w:pStyle w:val="Textvtabuke"/>
-              <w:keepNext/>
-              <w:cnfStyle w:val="000000000000" w:firstRow="0" w:lastRow="0" w:firstColumn="0" w:lastColumn="0" w:oddVBand="0" w:evenVBand="0" w:oddHBand="0" w:evenHBand="0" w:firstRowFirstColumn="0" w:firstRowLastColumn="0" w:lastRowFirstColumn="0" w:lastRowLastColumn="0"/>
+              <w:jc w:val="center"/>
             </w:pPr>
             <w:r>
-              <w:t>žiarivý výkon</w:t>
-            </w:r>
-            <w:r>
-              <w:t>*</w:t>
-            </w:r>
-            <w:r>
-              <w:t xml:space="preserve"> (</w:t>
-            </w:r>
-            <w:r>
-              <w:t>10</w:t>
-            </w:r>
-            <w:r>
-              <w:rPr>
-                <w:rFonts w:cstheme="minorHAnsi"/>
-                <w:vertAlign w:val="superscript"/>
-              </w:rPr>
-              <w:t>−</w:t>
-            </w:r>
-            <w:r>
-              <w:rPr>
-                <w:rFonts w:cstheme="minorHAnsi"/>
-                <w:vertAlign w:val="superscript"/>
-              </w:rPr>
-              <w:t>5</w:t>
-            </w:r>
-            <w:r>
-              <w:t> </w:t>
-            </w:r>
-            <w:r>
-              <w:t>W)</w:t>
+              <w:t>39.05 / 25.76</w:t>
             </w:r>
           </w:p>
         </w:tc>
         <w:tc>
           <w:tcPr>
-            <w:tcW w:w="789" w:type="pct"/>
+            <w:tcW w:w="1843" w:type="dxa"/>
             <w:tcBorders>
               <w:top w:val="single" w:sz="4" w:space="0" w:color="auto"/>
-              <w:left w:val="nil"/>
               <w:bottom w:val="single" w:sz="4" w:space="0" w:color="auto"/>
-              <w:right w:val="nil"/>
             </w:tcBorders>
+            <w:shd w:val="pct12" w:color="auto" w:fill="auto"/>
+            <w:vAlign w:val="center"/>
+            <w:hideMark/>
           </w:tcPr>
           <w:p>
             <w:pPr>
-              <w:pStyle w:val="Textvtabuke"/>
-              <w:keepNext/>
-              <w:cnfStyle w:val="000000000000" w:firstRow="0" w:lastRow="0" w:firstColumn="0" w:lastColumn="0" w:oddVBand="0" w:evenVBand="0" w:oddHBand="0" w:evenHBand="0" w:firstRowFirstColumn="0" w:firstRowLastColumn="0" w:lastRowFirstColumn="0" w:lastRowLastColumn="0"/>
+              <w:jc w:val="center"/>
             </w:pPr>
             <w:r>
-              <w:t>f</w:t>
-            </w:r>
-            <w:r>
-              <w:t>arba</w:t>
+              <w:t>39.17 / 25.74 / 0.980</w:t>
             </w:r>
           </w:p>
         </w:tc>
       </w:tr>
       <w:tr>
+        <w:trPr>
+          <w:tblCellSpacing w:w="15" w:type="dxa"/>
+        </w:trPr>
         <w:tc>
           <w:tcPr>
-            <w:cnfStyle w:val="001000000000" w:firstRow="0" w:lastRow="0" w:firstColumn="1" w:lastColumn="0" w:oddVBand="0" w:evenVBand="0" w:oddHBand="0" w:evenHBand="0" w:firstRowFirstColumn="0" w:firstRowLastColumn="0" w:lastRowFirstColumn="0" w:lastRowLastColumn="0"/>
-            <w:tcW w:w="621" w:type="pct"/>
+            <w:tcW w:w="1898" w:type="dxa"/>
+            <w:tcBorders>
+              <w:top w:val="nil"/>
+              <w:bottom w:val="nil"/>
+              <w:right w:val="single" w:sz="4" w:space="0" w:color="auto"/>
+            </w:tcBorders>
+            <w:vAlign w:val="center"/>
+            <w:hideMark/>
+          </w:tcPr>
+          <w:p>
+            <w:pPr>
+              <w:rPr>
+                <w:lang w:val="sk-SK"/>
+              </w:rPr>
+            </w:pPr>
+            <w:r>
+              <w:rPr>
+                <w:lang w:val="sk-SK"/>
+              </w:rPr>
+              <w:t>Normalizácia dávok</w:t>
+            </w:r>
+          </w:p>
+        </w:tc>
+        <w:tc>
+          <w:tcPr>
+            <w:tcW w:w="980" w:type="dxa"/>
+            <w:tcBorders>
+              <w:right w:val="single" w:sz="4" w:space="0" w:color="auto"/>
+            </w:tcBorders>
+            <w:vAlign w:val="center"/>
+            <w:hideMark/>
+          </w:tcPr>
+          <w:p>
+            <w:pPr>
+              <w:jc w:val="center"/>
+            </w:pPr>
+            <w:r>
+              <w:t>False</w:t>
+            </w:r>
+          </w:p>
+        </w:tc>
+        <w:tc>
+          <w:tcPr>
+            <w:tcW w:w="2065" w:type="dxa"/>
+            <w:vAlign w:val="center"/>
+            <w:hideMark/>
+          </w:tcPr>
+          <w:p>
+            <w:pPr>
+              <w:jc w:val="center"/>
+            </w:pPr>
+            <w:r>
+              <w:t>42.16 / 27.19</w:t>
+            </w:r>
+          </w:p>
+        </w:tc>
+        <w:tc>
+          <w:tcPr>
+            <w:tcW w:w="1681" w:type="dxa"/>
+            <w:vAlign w:val="center"/>
+            <w:hideMark/>
+          </w:tcPr>
+          <w:p>
+            <w:pPr>
+              <w:jc w:val="center"/>
+            </w:pPr>
+            <w:r>
+              <w:t>41.60 / 28.03</w:t>
+            </w:r>
+          </w:p>
+        </w:tc>
+        <w:tc>
+          <w:tcPr>
+            <w:tcW w:w="1843" w:type="dxa"/>
+            <w:vAlign w:val="center"/>
+            <w:hideMark/>
+          </w:tcPr>
+          <w:p>
+            <w:pPr>
+              <w:jc w:val="center"/>
+            </w:pPr>
+            <w:r>
+              <w:t>41.69 / 27.98 / 0.978</w:t>
+            </w:r>
+          </w:p>
+        </w:tc>
+      </w:tr>
+      <w:tr>
+        <w:trPr>
+          <w:tblCellSpacing w:w="15" w:type="dxa"/>
+        </w:trPr>
+        <w:tc>
+          <w:tcPr>
+            <w:tcW w:w="1898" w:type="dxa"/>
+            <w:tcBorders>
+              <w:top w:val="nil"/>
+              <w:bottom w:val="nil"/>
+              <w:right w:val="single" w:sz="4" w:space="0" w:color="auto"/>
+            </w:tcBorders>
+            <w:vAlign w:val="center"/>
+            <w:hideMark/>
+          </w:tcPr>
+          <w:p/>
+        </w:tc>
+        <w:tc>
+          <w:tcPr>
+            <w:tcW w:w="980" w:type="dxa"/>
+            <w:tcBorders>
+              <w:right w:val="single" w:sz="4" w:space="0" w:color="auto"/>
+            </w:tcBorders>
+            <w:vAlign w:val="center"/>
+            <w:hideMark/>
+          </w:tcPr>
+          <w:p>
+            <w:pPr>
+              <w:jc w:val="center"/>
+            </w:pPr>
+            <w:r>
+              <w:t>True</w:t>
+            </w:r>
+          </w:p>
+        </w:tc>
+        <w:tc>
+          <w:tcPr>
+            <w:tcW w:w="2065" w:type="dxa"/>
+            <w:vAlign w:val="center"/>
+            <w:hideMark/>
+          </w:tcPr>
+          <w:p>
+            <w:pPr>
+              <w:jc w:val="center"/>
+            </w:pPr>
+            <w:r>
+              <w:t>18.80 / 12.38</w:t>
+            </w:r>
+          </w:p>
+        </w:tc>
+        <w:tc>
+          <w:tcPr>
+            <w:tcW w:w="1681" w:type="dxa"/>
+            <w:vAlign w:val="center"/>
+            <w:hideMark/>
+          </w:tcPr>
+          <w:p>
+            <w:pPr>
+              <w:jc w:val="center"/>
+            </w:pPr>
+            <w:r>
+              <w:t>27.88 / 18.87</w:t>
+            </w:r>
+          </w:p>
+        </w:tc>
+        <w:tc>
+          <w:tcPr>
+            <w:tcW w:w="1843" w:type="dxa"/>
+            <w:vAlign w:val="center"/>
+            <w:hideMark/>
+          </w:tcPr>
+          <w:p>
+            <w:pPr>
+              <w:jc w:val="center"/>
+            </w:pPr>
+            <w:r>
+              <w:t>27.33 / 18.47 / 0.990</w:t>
+            </w:r>
+          </w:p>
+        </w:tc>
+      </w:tr>
+      <w:tr>
+        <w:trPr>
+          <w:tblCellSpacing w:w="15" w:type="dxa"/>
+        </w:trPr>
+        <w:tc>
+          <w:tcPr>
+            <w:tcW w:w="1898" w:type="dxa"/>
+            <w:tcBorders>
+              <w:top w:val="single" w:sz="4" w:space="0" w:color="auto"/>
+              <w:bottom w:val="single" w:sz="4" w:space="0" w:color="auto"/>
+              <w:right w:val="single" w:sz="4" w:space="0" w:color="auto"/>
+            </w:tcBorders>
+            <w:shd w:val="pct12" w:color="auto" w:fill="auto"/>
+            <w:vAlign w:val="center"/>
+            <w:hideMark/>
+          </w:tcPr>
+          <w:p>
+            <w:pPr>
+              <w:rPr>
+                <w:lang w:val="sk-SK"/>
+              </w:rPr>
+            </w:pPr>
+            <w:r>
+              <w:rPr>
+                <w:b/>
+                <w:bCs/>
+                <w:lang w:val="sk-SK"/>
+              </w:rPr>
+              <w:t>Vybrané</w:t>
+            </w:r>
+          </w:p>
+        </w:tc>
+        <w:tc>
+          <w:tcPr>
+            <w:tcW w:w="980" w:type="dxa"/>
+            <w:tcBorders>
+              <w:top w:val="single" w:sz="4" w:space="0" w:color="auto"/>
+              <w:bottom w:val="single" w:sz="4" w:space="0" w:color="auto"/>
+              <w:right w:val="single" w:sz="4" w:space="0" w:color="auto"/>
+            </w:tcBorders>
+            <w:shd w:val="pct12" w:color="auto" w:fill="auto"/>
+            <w:vAlign w:val="center"/>
+            <w:hideMark/>
+          </w:tcPr>
+          <w:p>
+            <w:pPr>
+              <w:jc w:val="center"/>
+            </w:pPr>
+            <w:r>
+              <w:t>True</w:t>
+            </w:r>
+          </w:p>
+        </w:tc>
+        <w:tc>
+          <w:tcPr>
+            <w:tcW w:w="2065" w:type="dxa"/>
+            <w:tcBorders>
+              <w:top w:val="single" w:sz="4" w:space="0" w:color="auto"/>
+              <w:bottom w:val="single" w:sz="4" w:space="0" w:color="auto"/>
+            </w:tcBorders>
+            <w:shd w:val="pct12" w:color="auto" w:fill="auto"/>
+            <w:vAlign w:val="center"/>
+            <w:hideMark/>
+          </w:tcPr>
+          <w:p>
+            <w:pPr>
+              <w:jc w:val="center"/>
+            </w:pPr>
+            <w:r>
+              <w:t>18.80 / 12.38</w:t>
+            </w:r>
+          </w:p>
+        </w:tc>
+        <w:tc>
+          <w:tcPr>
+            <w:tcW w:w="1681" w:type="dxa"/>
+            <w:tcBorders>
+              <w:top w:val="single" w:sz="4" w:space="0" w:color="auto"/>
+              <w:bottom w:val="single" w:sz="4" w:space="0" w:color="auto"/>
+            </w:tcBorders>
+            <w:shd w:val="pct12" w:color="auto" w:fill="auto"/>
+            <w:vAlign w:val="center"/>
+            <w:hideMark/>
+          </w:tcPr>
+          <w:p>
+            <w:pPr>
+              <w:jc w:val="center"/>
+            </w:pPr>
+            <w:r>
+              <w:t>27.88 / 18.87</w:t>
+            </w:r>
+          </w:p>
+        </w:tc>
+        <w:tc>
+          <w:tcPr>
+            <w:tcW w:w="1843" w:type="dxa"/>
+            <w:tcBorders>
+              <w:top w:val="single" w:sz="4" w:space="0" w:color="auto"/>
+              <w:bottom w:val="single" w:sz="4" w:space="0" w:color="auto"/>
+            </w:tcBorders>
+            <w:shd w:val="pct12" w:color="auto" w:fill="auto"/>
+            <w:vAlign w:val="center"/>
+            <w:hideMark/>
+          </w:tcPr>
+          <w:p>
+            <w:pPr>
+              <w:jc w:val="center"/>
+            </w:pPr>
+            <w:r>
+              <w:t>27.33 / 18.47 / 0.990</w:t>
+            </w:r>
+          </w:p>
+        </w:tc>
+      </w:tr>
+      <w:tr>
+        <w:trPr>
+          <w:tblCellSpacing w:w="15" w:type="dxa"/>
+        </w:trPr>
+        <w:tc>
+          <w:tcPr>
+            <w:tcW w:w="1898" w:type="dxa"/>
+            <w:tcBorders>
+              <w:top w:val="nil"/>
+              <w:bottom w:val="nil"/>
+              <w:right w:val="single" w:sz="4" w:space="0" w:color="auto"/>
+            </w:tcBorders>
+            <w:vAlign w:val="center"/>
+            <w:hideMark/>
+          </w:tcPr>
+          <w:p>
+            <w:pPr>
+              <w:rPr>
+                <w:lang w:val="sk-SK"/>
+              </w:rPr>
+            </w:pPr>
+            <w:r>
+              <w:rPr>
+                <w:lang w:val="sk-SK"/>
+              </w:rPr>
+              <w:t>Veľkosť jadra</w:t>
+            </w:r>
+          </w:p>
+        </w:tc>
+        <w:tc>
+          <w:tcPr>
+            <w:tcW w:w="980" w:type="dxa"/>
+            <w:tcBorders>
+              <w:top w:val="nil"/>
+              <w:bottom w:val="nil"/>
+              <w:right w:val="single" w:sz="4" w:space="0" w:color="auto"/>
+            </w:tcBorders>
+            <w:vAlign w:val="center"/>
+            <w:hideMark/>
+          </w:tcPr>
+          <w:p>
+            <w:pPr>
+              <w:jc w:val="center"/>
+            </w:pPr>
+            <w:r>
+              <w:t>(3,3)</w:t>
+            </w:r>
+          </w:p>
+        </w:tc>
+        <w:tc>
+          <w:tcPr>
+            <w:tcW w:w="2065" w:type="dxa"/>
+            <w:vAlign w:val="center"/>
+            <w:hideMark/>
+          </w:tcPr>
+          <w:p>
+            <w:pPr>
+              <w:jc w:val="center"/>
+            </w:pPr>
+            <w:r>
+              <w:t>19.47 / 12.71</w:t>
+            </w:r>
+          </w:p>
+        </w:tc>
+        <w:tc>
+          <w:tcPr>
+            <w:tcW w:w="1681" w:type="dxa"/>
+            <w:vAlign w:val="center"/>
+            <w:hideMark/>
+          </w:tcPr>
+          <w:p>
+            <w:pPr>
+              <w:jc w:val="center"/>
+            </w:pPr>
+            <w:r>
+              <w:t>22.19 / 16.70</w:t>
+            </w:r>
+          </w:p>
+        </w:tc>
+        <w:tc>
+          <w:tcPr>
+            <w:tcW w:w="1843" w:type="dxa"/>
+            <w:vAlign w:val="center"/>
+            <w:hideMark/>
+          </w:tcPr>
+          <w:p>
+            <w:pPr>
+              <w:jc w:val="center"/>
+            </w:pPr>
+            <w:r>
+              <w:t>22.53 / 16.68 / 0.994</w:t>
+            </w:r>
+          </w:p>
+        </w:tc>
+      </w:tr>
+      <w:tr>
+        <w:trPr>
+          <w:tblCellSpacing w:w="15" w:type="dxa"/>
+        </w:trPr>
+        <w:tc>
+          <w:tcPr>
+            <w:tcW w:w="1898" w:type="dxa"/>
+            <w:tcBorders>
+              <w:top w:val="nil"/>
+              <w:bottom w:val="nil"/>
+              <w:right w:val="single" w:sz="4" w:space="0" w:color="auto"/>
+            </w:tcBorders>
+            <w:vAlign w:val="center"/>
+            <w:hideMark/>
+          </w:tcPr>
+          <w:p/>
+        </w:tc>
+        <w:tc>
+          <w:tcPr>
+            <w:tcW w:w="980" w:type="dxa"/>
+            <w:tcBorders>
+              <w:top w:val="nil"/>
+              <w:bottom w:val="nil"/>
+              <w:right w:val="single" w:sz="4" w:space="0" w:color="auto"/>
+            </w:tcBorders>
+            <w:vAlign w:val="center"/>
+            <w:hideMark/>
+          </w:tcPr>
+          <w:p>
+            <w:pPr>
+              <w:jc w:val="center"/>
+            </w:pPr>
+            <w:r>
+              <w:t>(5,5)</w:t>
+            </w:r>
+          </w:p>
+        </w:tc>
+        <w:tc>
+          <w:tcPr>
+            <w:tcW w:w="2065" w:type="dxa"/>
+            <w:vAlign w:val="center"/>
+            <w:hideMark/>
+          </w:tcPr>
+          <w:p>
+            <w:pPr>
+              <w:jc w:val="center"/>
+            </w:pPr>
+            <w:r>
+              <w:t>21.01 / 13.81</w:t>
+            </w:r>
+          </w:p>
+        </w:tc>
+        <w:tc>
+          <w:tcPr>
+            <w:tcW w:w="1681" w:type="dxa"/>
+            <w:vAlign w:val="center"/>
+            <w:hideMark/>
+          </w:tcPr>
+          <w:p>
+            <w:pPr>
+              <w:jc w:val="center"/>
+            </w:pPr>
+            <w:r>
+              <w:t>27.55 / 19.07</w:t>
+            </w:r>
+          </w:p>
+        </w:tc>
+        <w:tc>
+          <w:tcPr>
+            <w:tcW w:w="1843" w:type="dxa"/>
+            <w:vAlign w:val="center"/>
+            <w:hideMark/>
+          </w:tcPr>
+          <w:p>
+            <w:pPr>
+              <w:jc w:val="center"/>
+            </w:pPr>
+            <w:r>
+              <w:t>27.46 / 18.89 / 0.990</w:t>
+            </w:r>
+          </w:p>
+        </w:tc>
+      </w:tr>
+      <w:tr>
+        <w:trPr>
+          <w:tblCellSpacing w:w="15" w:type="dxa"/>
+        </w:trPr>
+        <w:tc>
+          <w:tcPr>
+            <w:tcW w:w="1898" w:type="dxa"/>
+            <w:tcBorders>
+              <w:top w:val="nil"/>
+              <w:bottom w:val="nil"/>
+              <w:right w:val="single" w:sz="4" w:space="0" w:color="auto"/>
+            </w:tcBorders>
+            <w:vAlign w:val="center"/>
+            <w:hideMark/>
+          </w:tcPr>
+          <w:p/>
+        </w:tc>
+        <w:tc>
+          <w:tcPr>
+            <w:tcW w:w="980" w:type="dxa"/>
+            <w:tcBorders>
+              <w:top w:val="nil"/>
+              <w:bottom w:val="nil"/>
+              <w:right w:val="single" w:sz="4" w:space="0" w:color="auto"/>
+            </w:tcBorders>
+            <w:vAlign w:val="center"/>
+            <w:hideMark/>
+          </w:tcPr>
+          <w:p>
+            <w:pPr>
+              <w:jc w:val="center"/>
+            </w:pPr>
+            <w:r>
+              <w:t>(7,7)</w:t>
+            </w:r>
+          </w:p>
+        </w:tc>
+        <w:tc>
+          <w:tcPr>
+            <w:tcW w:w="2065" w:type="dxa"/>
+            <w:vAlign w:val="center"/>
+            <w:hideMark/>
+          </w:tcPr>
+          <w:p>
+            <w:pPr>
+              <w:jc w:val="center"/>
+            </w:pPr>
+            <w:r>
+              <w:t>17.17 / 11.64</w:t>
+            </w:r>
+          </w:p>
+        </w:tc>
+        <w:tc>
+          <w:tcPr>
+            <w:tcW w:w="1681" w:type="dxa"/>
+            <w:vAlign w:val="center"/>
+            <w:hideMark/>
+          </w:tcPr>
+          <w:p>
+            <w:pPr>
+              <w:jc w:val="center"/>
+            </w:pPr>
+            <w:r>
+              <w:t>17.38 / 11.72</w:t>
+            </w:r>
+          </w:p>
+        </w:tc>
+        <w:tc>
+          <w:tcPr>
+            <w:tcW w:w="1843" w:type="dxa"/>
+            <w:vAlign w:val="center"/>
+            <w:hideMark/>
+          </w:tcPr>
+          <w:p>
+            <w:pPr>
+              <w:jc w:val="center"/>
+            </w:pPr>
+            <w:r>
+              <w:t>17.59 / 11.82 / 0.996</w:t>
+            </w:r>
+          </w:p>
+        </w:tc>
+      </w:tr>
+      <w:tr>
+        <w:trPr>
+          <w:tblCellSpacing w:w="15" w:type="dxa"/>
+        </w:trPr>
+        <w:tc>
+          <w:tcPr>
+            <w:tcW w:w="1898" w:type="dxa"/>
+            <w:tcBorders>
+              <w:top w:val="single" w:sz="4" w:space="0" w:color="auto"/>
+              <w:bottom w:val="single" w:sz="4" w:space="0" w:color="auto"/>
+              <w:right w:val="single" w:sz="4" w:space="0" w:color="auto"/>
+            </w:tcBorders>
+            <w:shd w:val="pct12" w:color="auto" w:fill="auto"/>
+            <w:vAlign w:val="center"/>
+            <w:hideMark/>
+          </w:tcPr>
+          <w:p>
+            <w:pPr>
+              <w:rPr>
+                <w:lang w:val="sk-SK"/>
+              </w:rPr>
+            </w:pPr>
+            <w:r>
+              <w:rPr>
+                <w:b/>
+                <w:bCs/>
+                <w:lang w:val="sk-SK"/>
+              </w:rPr>
+              <w:t>Vybrané</w:t>
+            </w:r>
+          </w:p>
+        </w:tc>
+        <w:tc>
+          <w:tcPr>
+            <w:tcW w:w="980" w:type="dxa"/>
+            <w:tcBorders>
+              <w:top w:val="single" w:sz="4" w:space="0" w:color="auto"/>
+              <w:bottom w:val="single" w:sz="4" w:space="0" w:color="auto"/>
+              <w:right w:val="single" w:sz="4" w:space="0" w:color="auto"/>
+            </w:tcBorders>
+            <w:shd w:val="pct12" w:color="auto" w:fill="auto"/>
+            <w:vAlign w:val="center"/>
+            <w:hideMark/>
+          </w:tcPr>
+          <w:p>
+            <w:pPr>
+              <w:jc w:val="center"/>
+            </w:pPr>
+            <w:r>
+              <w:t>(7,7)</w:t>
+            </w:r>
+          </w:p>
+        </w:tc>
+        <w:tc>
+          <w:tcPr>
+            <w:tcW w:w="2065" w:type="dxa"/>
+            <w:tcBorders>
+              <w:top w:val="single" w:sz="4" w:space="0" w:color="auto"/>
+              <w:bottom w:val="single" w:sz="4" w:space="0" w:color="auto"/>
+            </w:tcBorders>
+            <w:shd w:val="pct12" w:color="auto" w:fill="auto"/>
+            <w:vAlign w:val="center"/>
+            <w:hideMark/>
+          </w:tcPr>
+          <w:p>
+            <w:pPr>
+              <w:jc w:val="center"/>
+            </w:pPr>
+            <w:r>
+              <w:t>17.17 / 11.64</w:t>
+            </w:r>
+          </w:p>
+        </w:tc>
+        <w:tc>
+          <w:tcPr>
+            <w:tcW w:w="1681" w:type="dxa"/>
+            <w:tcBorders>
+              <w:top w:val="single" w:sz="4" w:space="0" w:color="auto"/>
+              <w:bottom w:val="single" w:sz="4" w:space="0" w:color="auto"/>
+            </w:tcBorders>
+            <w:shd w:val="pct12" w:color="auto" w:fill="auto"/>
+            <w:vAlign w:val="center"/>
+            <w:hideMark/>
+          </w:tcPr>
+          <w:p>
+            <w:pPr>
+              <w:jc w:val="center"/>
+            </w:pPr>
+            <w:r>
+              <w:t>17.38 / 11.72</w:t>
+            </w:r>
+          </w:p>
+        </w:tc>
+        <w:tc>
+          <w:tcPr>
+            <w:tcW w:w="1843" w:type="dxa"/>
+            <w:tcBorders>
+              <w:top w:val="single" w:sz="4" w:space="0" w:color="auto"/>
+              <w:bottom w:val="single" w:sz="4" w:space="0" w:color="auto"/>
+            </w:tcBorders>
+            <w:shd w:val="pct12" w:color="auto" w:fill="auto"/>
+            <w:vAlign w:val="center"/>
+            <w:hideMark/>
+          </w:tcPr>
+          <w:p>
+            <w:pPr>
+              <w:jc w:val="center"/>
+            </w:pPr>
+            <w:r>
+              <w:t>17.59 / 11.82 / 0.996</w:t>
+            </w:r>
+          </w:p>
+        </w:tc>
+      </w:tr>
+      <w:tr>
+        <w:trPr>
+          <w:tblCellSpacing w:w="15" w:type="dxa"/>
+        </w:trPr>
+        <w:tc>
+          <w:tcPr>
+            <w:tcW w:w="1898" w:type="dxa"/>
+            <w:tcBorders>
+              <w:top w:val="nil"/>
+              <w:bottom w:val="nil"/>
+              <w:right w:val="single" w:sz="4" w:space="0" w:color="auto"/>
+            </w:tcBorders>
+            <w:vAlign w:val="center"/>
+            <w:hideMark/>
+          </w:tcPr>
+          <w:p>
+            <w:pPr>
+              <w:rPr>
+                <w:lang w:val="sk-SK"/>
+              </w:rPr>
+            </w:pPr>
+            <w:r>
+              <w:rPr>
+                <w:lang w:val="sk-SK"/>
+              </w:rPr>
+              <w:t>Veľkosť obrázku</w:t>
+            </w:r>
+          </w:p>
+        </w:tc>
+        <w:tc>
+          <w:tcPr>
+            <w:tcW w:w="980" w:type="dxa"/>
+            <w:tcBorders>
+              <w:top w:val="nil"/>
+              <w:bottom w:val="nil"/>
+              <w:right w:val="single" w:sz="4" w:space="0" w:color="auto"/>
+            </w:tcBorders>
+            <w:vAlign w:val="center"/>
+            <w:hideMark/>
+          </w:tcPr>
+          <w:p>
+            <w:pPr>
+              <w:jc w:val="center"/>
+            </w:pPr>
+            <w:r>
+              <w:t>(128,128)</w:t>
+            </w:r>
+          </w:p>
+        </w:tc>
+        <w:tc>
+          <w:tcPr>
+            <w:tcW w:w="2065" w:type="dxa"/>
+            <w:vAlign w:val="center"/>
+            <w:hideMark/>
+          </w:tcPr>
+          <w:p>
+            <w:pPr>
+              <w:jc w:val="center"/>
+            </w:pPr>
+            <w:r>
+              <w:t>21.98 / 14.06</w:t>
+            </w:r>
+          </w:p>
+        </w:tc>
+        <w:tc>
+          <w:tcPr>
+            <w:tcW w:w="1681" w:type="dxa"/>
+            <w:vAlign w:val="center"/>
+            <w:hideMark/>
+          </w:tcPr>
+          <w:p>
+            <w:pPr>
+              <w:jc w:val="center"/>
+            </w:pPr>
+            <w:r>
+              <w:t>18.31 / 11.45</w:t>
+            </w:r>
+          </w:p>
+        </w:tc>
+        <w:tc>
+          <w:tcPr>
+            <w:tcW w:w="1843" w:type="dxa"/>
+            <w:vAlign w:val="center"/>
+            <w:hideMark/>
+          </w:tcPr>
+          <w:p>
+            <w:pPr>
+              <w:jc w:val="center"/>
+            </w:pPr>
+            <w:r>
+              <w:t>18.16 / 11.52 / 0.996</w:t>
+            </w:r>
+          </w:p>
+        </w:tc>
+      </w:tr>
+      <w:tr>
+        <w:trPr>
+          <w:tblCellSpacing w:w="15" w:type="dxa"/>
+        </w:trPr>
+        <w:tc>
+          <w:tcPr>
+            <w:tcW w:w="1898" w:type="dxa"/>
+            <w:tcBorders>
+              <w:top w:val="nil"/>
+              <w:bottom w:val="nil"/>
+              <w:right w:val="single" w:sz="4" w:space="0" w:color="auto"/>
+            </w:tcBorders>
+            <w:vAlign w:val="center"/>
+            <w:hideMark/>
+          </w:tcPr>
+          <w:p/>
+        </w:tc>
+        <w:tc>
+          <w:tcPr>
+            <w:tcW w:w="980" w:type="dxa"/>
+            <w:tcBorders>
+              <w:top w:val="nil"/>
+              <w:bottom w:val="nil"/>
+              <w:right w:val="single" w:sz="4" w:space="0" w:color="auto"/>
+            </w:tcBorders>
+            <w:vAlign w:val="center"/>
+            <w:hideMark/>
+          </w:tcPr>
+          <w:p>
+            <w:pPr>
+              <w:jc w:val="center"/>
+            </w:pPr>
+            <w:r>
+              <w:t>(224,224)</w:t>
+            </w:r>
+          </w:p>
+        </w:tc>
+        <w:tc>
+          <w:tcPr>
+            <w:tcW w:w="2065" w:type="dxa"/>
+            <w:vAlign w:val="center"/>
+            <w:hideMark/>
+          </w:tcPr>
+          <w:p>
+            <w:pPr>
+              <w:jc w:val="center"/>
+            </w:pPr>
+            <w:r>
+              <w:t>20.25 / 13.53</w:t>
+            </w:r>
+          </w:p>
+        </w:tc>
+        <w:tc>
+          <w:tcPr>
+            <w:tcW w:w="1681" w:type="dxa"/>
+            <w:vAlign w:val="center"/>
+            <w:hideMark/>
+          </w:tcPr>
+          <w:p>
+            <w:pPr>
+              <w:jc w:val="center"/>
+            </w:pPr>
+            <w:r>
+              <w:t>18.46 / 12.12</w:t>
+            </w:r>
+          </w:p>
+        </w:tc>
+        <w:tc>
+          <w:tcPr>
+            <w:tcW w:w="1843" w:type="dxa"/>
+            <w:vAlign w:val="center"/>
+            <w:hideMark/>
+          </w:tcPr>
+          <w:p>
+            <w:pPr>
+              <w:jc w:val="center"/>
+            </w:pPr>
+            <w:r>
+              <w:t>18.79 / 12.32 / 0.995</w:t>
+            </w:r>
+          </w:p>
+        </w:tc>
+      </w:tr>
+      <w:tr>
+        <w:trPr>
+          <w:tblCellSpacing w:w="15" w:type="dxa"/>
+        </w:trPr>
+        <w:tc>
+          <w:tcPr>
+            <w:tcW w:w="1898" w:type="dxa"/>
+            <w:tcBorders>
+              <w:top w:val="nil"/>
+              <w:bottom w:val="nil"/>
+              <w:right w:val="single" w:sz="4" w:space="0" w:color="auto"/>
+            </w:tcBorders>
+            <w:vAlign w:val="center"/>
+            <w:hideMark/>
+          </w:tcPr>
+          <w:p/>
+        </w:tc>
+        <w:tc>
+          <w:tcPr>
+            <w:tcW w:w="980" w:type="dxa"/>
+            <w:tcBorders>
+              <w:top w:val="nil"/>
+              <w:bottom w:val="nil"/>
+              <w:right w:val="single" w:sz="4" w:space="0" w:color="auto"/>
+            </w:tcBorders>
+            <w:vAlign w:val="center"/>
+            <w:hideMark/>
+          </w:tcPr>
+          <w:p>
+            <w:pPr>
+              <w:jc w:val="center"/>
+            </w:pPr>
+            <w:r>
+              <w:t>(480,480)</w:t>
+            </w:r>
+          </w:p>
+        </w:tc>
+        <w:tc>
+          <w:tcPr>
+            <w:tcW w:w="2065" w:type="dxa"/>
+            <w:vAlign w:val="center"/>
+            <w:hideMark/>
+          </w:tcPr>
+          <w:p>
+            <w:pPr>
+              <w:jc w:val="center"/>
+            </w:pPr>
+            <w:r>
+              <w:t>27.41 / 18.56</w:t>
+            </w:r>
+          </w:p>
+        </w:tc>
+        <w:tc>
+          <w:tcPr>
+            <w:tcW w:w="1681" w:type="dxa"/>
+            <w:vAlign w:val="center"/>
+            <w:hideMark/>
+          </w:tcPr>
+          <w:p>
+            <w:pPr>
+              <w:jc w:val="center"/>
+            </w:pPr>
+            <w:r>
+              <w:t>41.40 / 30.94</w:t>
+            </w:r>
+          </w:p>
+        </w:tc>
+        <w:tc>
+          <w:tcPr>
+            <w:tcW w:w="1843" w:type="dxa"/>
+            <w:vAlign w:val="center"/>
+            <w:hideMark/>
+          </w:tcPr>
+          <w:p>
+            <w:pPr>
+              <w:jc w:val="center"/>
+            </w:pPr>
+            <w:r>
+              <w:t>41.38 / 30.80 / 0.978</w:t>
+            </w:r>
+          </w:p>
+        </w:tc>
+      </w:tr>
+      <w:tr>
+        <w:trPr>
+          <w:tblCellSpacing w:w="15" w:type="dxa"/>
+        </w:trPr>
+        <w:tc>
+          <w:tcPr>
+            <w:tcW w:w="1898" w:type="dxa"/>
+            <w:tcBorders>
+              <w:top w:val="nil"/>
+              <w:bottom w:val="nil"/>
+              <w:right w:val="single" w:sz="4" w:space="0" w:color="auto"/>
+            </w:tcBorders>
+            <w:vAlign w:val="center"/>
+            <w:hideMark/>
+          </w:tcPr>
+          <w:p/>
+        </w:tc>
+        <w:tc>
+          <w:tcPr>
+            <w:tcW w:w="980" w:type="dxa"/>
+            <w:tcBorders>
+              <w:top w:val="nil"/>
+              <w:bottom w:val="nil"/>
+              <w:right w:val="single" w:sz="4" w:space="0" w:color="auto"/>
+            </w:tcBorders>
+            <w:vAlign w:val="center"/>
+            <w:hideMark/>
+          </w:tcPr>
+          <w:p>
+            <w:pPr>
+              <w:jc w:val="center"/>
+            </w:pPr>
+            <w:r>
+              <w:t>(640,640)</w:t>
+            </w:r>
+          </w:p>
+        </w:tc>
+        <w:tc>
+          <w:tcPr>
+            <w:tcW w:w="2065" w:type="dxa"/>
+            <w:vAlign w:val="center"/>
+            <w:hideMark/>
+          </w:tcPr>
+          <w:p>
+            <w:pPr>
+              <w:jc w:val="center"/>
+            </w:pPr>
+            <w:r>
+              <w:t>20.64 / 13.63</w:t>
+            </w:r>
+          </w:p>
+        </w:tc>
+        <w:tc>
+          <w:tcPr>
+            <w:tcW w:w="1681" w:type="dxa"/>
+            <w:vAlign w:val="center"/>
+            <w:hideMark/>
+          </w:tcPr>
+          <w:p>
+            <w:pPr>
+              <w:jc w:val="center"/>
+            </w:pPr>
+            <w:r>
+              <w:t>331.05 / 208.87</w:t>
+            </w:r>
+          </w:p>
+        </w:tc>
+        <w:tc>
+          <w:tcPr>
+            <w:tcW w:w="1843" w:type="dxa"/>
+            <w:vAlign w:val="center"/>
+            <w:hideMark/>
+          </w:tcPr>
+          <w:p>
+            <w:pPr>
+              <w:jc w:val="center"/>
+            </w:pPr>
+            <w:r>
+              <w:t>331.75 / 209.45 / -0.403</w:t>
+            </w:r>
+          </w:p>
+        </w:tc>
+      </w:tr>
+      <w:tr>
+        <w:trPr>
+          <w:tblCellSpacing w:w="15" w:type="dxa"/>
+        </w:trPr>
+        <w:tc>
+          <w:tcPr>
+            <w:tcW w:w="1898" w:type="dxa"/>
             <w:tcBorders>
               <w:top w:val="single" w:sz="4" w:space="0" w:color="auto"/>
               <w:bottom w:val="nil"/>
               <w:right w:val="single" w:sz="4" w:space="0" w:color="auto"/>
             </w:tcBorders>
+            <w:shd w:val="pct12" w:color="auto" w:fill="auto"/>
+            <w:vAlign w:val="center"/>
+            <w:hideMark/>
           </w:tcPr>
           <w:p>
-            <w:pPr>
-              <w:pStyle w:val="Textvtabuke"/>
-            </w:pPr>
             <w:r>
-              <w:t>LED 1</w:t>
+              <w:rPr>
+                <w:b/>
+                <w:bCs/>
+                <w:lang w:val="sk-SK"/>
+              </w:rPr>
+              <w:t>Vybrané</w:t>
             </w:r>
           </w:p>
         </w:tc>
         <w:tc>
           <w:tcPr>
-            <w:tcW w:w="745" w:type="pct"/>
+            <w:tcW w:w="980" w:type="dxa"/>
             <w:tcBorders>
               <w:top w:val="single" w:sz="4" w:space="0" w:color="auto"/>
-              <w:left w:val="single" w:sz="4" w:space="0" w:color="auto"/>
+              <w:bottom w:val="nil"/>
+              <w:right w:val="single" w:sz="4" w:space="0" w:color="auto"/>
             </w:tcBorders>
+            <w:shd w:val="pct12" w:color="auto" w:fill="auto"/>
+            <w:vAlign w:val="center"/>
+            <w:hideMark/>
           </w:tcPr>
           <w:p>
             <w:pPr>
-              <w:pStyle w:val="Textvtabuke"/>
-              <w:cnfStyle w:val="000000000000" w:firstRow="0" w:lastRow="0" w:firstColumn="0" w:lastColumn="0" w:oddVBand="0" w:evenVBand="0" w:oddHBand="0" w:evenHBand="0" w:firstRowFirstColumn="0" w:firstRowLastColumn="0" w:lastRowFirstColumn="0" w:lastRowLastColumn="0"/>
+              <w:jc w:val="center"/>
             </w:pPr>
             <w:r>
-              <w:t>450 ± 5</w:t>
+              <w:t>(128,128)</w:t>
             </w:r>
           </w:p>
         </w:tc>
         <w:tc>
           <w:tcPr>
-            <w:tcW w:w="1073" w:type="pct"/>
+            <w:tcW w:w="2065" w:type="dxa"/>
             <w:tcBorders>
               <w:top w:val="single" w:sz="4" w:space="0" w:color="auto"/>
+              <w:bottom w:val="nil"/>
             </w:tcBorders>
+            <w:shd w:val="pct12" w:color="auto" w:fill="auto"/>
+            <w:vAlign w:val="center"/>
+            <w:hideMark/>
           </w:tcPr>
           <w:p>
             <w:pPr>
-              <w:pStyle w:val="Textvtabuke"/>
-              <w:cnfStyle w:val="000000000000" w:firstRow="0" w:lastRow="0" w:firstColumn="0" w:lastColumn="0" w:oddVBand="0" w:evenVBand="0" w:oddHBand="0" w:evenHBand="0" w:firstRowFirstColumn="0" w:firstRowLastColumn="0" w:lastRowFirstColumn="0" w:lastRowLastColumn="0"/>
+              <w:jc w:val="center"/>
             </w:pPr>
             <w:r>
-              <w:t>20 ± 2</w:t>
+              <w:t>21.98 / 14.06</w:t>
             </w:r>
           </w:p>
         </w:tc>
         <w:tc>
           <w:tcPr>
-            <w:tcW w:w="1771" w:type="pct"/>
+            <w:tcW w:w="1681" w:type="dxa"/>
             <w:tcBorders>
               <w:top w:val="single" w:sz="4" w:space="0" w:color="auto"/>
+              <w:bottom w:val="nil"/>
             </w:tcBorders>
+            <w:shd w:val="pct12" w:color="auto" w:fill="auto"/>
+            <w:vAlign w:val="center"/>
+            <w:hideMark/>
           </w:tcPr>
           <w:p>
             <w:pPr>
-              <w:pStyle w:val="Textvtabuke"/>
-              <w:cnfStyle w:val="000000000000" w:firstRow="0" w:lastRow="0" w:firstColumn="0" w:lastColumn="0" w:oddVBand="0" w:evenVBand="0" w:oddHBand="0" w:evenHBand="0" w:firstRowFirstColumn="0" w:firstRowLastColumn="0" w:lastRowFirstColumn="0" w:lastRowLastColumn="0"/>
+              <w:jc w:val="center"/>
             </w:pPr>
             <w:r>
-              <w:t>3</w:t>
-            </w:r>
-            <w:r>
-              <w:t xml:space="preserve"> ± 1</w:t>
+              <w:t>18.31 / 11.45</w:t>
             </w:r>
           </w:p>
         </w:tc>
         <w:tc>
           <w:tcPr>
-            <w:tcW w:w="789" w:type="pct"/>
+            <w:tcW w:w="1843" w:type="dxa"/>
             <w:tcBorders>
               <w:top w:val="single" w:sz="4" w:space="0" w:color="auto"/>
+              <w:bottom w:val="nil"/>
             </w:tcBorders>
+            <w:shd w:val="pct12" w:color="auto" w:fill="auto"/>
+            <w:vAlign w:val="center"/>
+            <w:hideMark/>
           </w:tcPr>
           <w:p>
             <w:pPr>
-              <w:pStyle w:val="Textvtabuke"/>
-              <w:cnfStyle w:val="000000000000" w:firstRow="0" w:lastRow="0" w:firstColumn="0" w:lastColumn="0" w:oddVBand="0" w:evenVBand="0" w:oddHBand="0" w:evenHBand="0" w:firstRowFirstColumn="0" w:firstRowLastColumn="0" w:lastRowFirstColumn="0" w:lastRowLastColumn="0"/>
+              <w:jc w:val="center"/>
             </w:pPr>
             <w:r>
-              <w:t>m</w:t>
-            </w:r>
-            <w:r>
-              <w:t>odrá</w:t>
-            </w:r>
-          </w:p>
-        </w:tc>
-      </w:tr>
-      <w:tr>
-        <w:tc>
-          <w:tcPr>
-            <w:cnfStyle w:val="001000000000" w:firstRow="0" w:lastRow="0" w:firstColumn="1" w:lastColumn="0" w:oddVBand="0" w:evenVBand="0" w:oddHBand="0" w:evenHBand="0" w:firstRowFirstColumn="0" w:firstRowLastColumn="0" w:lastRowFirstColumn="0" w:lastRowLastColumn="0"/>
-            <w:tcW w:w="621" w:type="pct"/>
-            <w:tcBorders>
-              <w:top w:val="nil"/>
-              <w:bottom w:val="nil"/>
-              <w:right w:val="single" w:sz="4" w:space="0" w:color="auto"/>
-            </w:tcBorders>
-          </w:tcPr>
-          <w:p>
-            <w:pPr>
-              <w:pStyle w:val="Textvtabuke"/>
-            </w:pPr>
-            <w:r>
-              <w:t>LED 2</w:t>
-            </w:r>
-          </w:p>
-        </w:tc>
-        <w:tc>
-          <w:tcPr>
-            <w:tcW w:w="745" w:type="pct"/>
-            <w:tcBorders>
-              <w:left w:val="single" w:sz="4" w:space="0" w:color="auto"/>
-            </w:tcBorders>
-          </w:tcPr>
-          <w:p>
-            <w:pPr>
-              <w:pStyle w:val="Textvtabuke"/>
-              <w:cnfStyle w:val="000000000000" w:firstRow="0" w:lastRow="0" w:firstColumn="0" w:lastColumn="0" w:oddVBand="0" w:evenVBand="0" w:oddHBand="0" w:evenHBand="0" w:firstRowFirstColumn="0" w:firstRowLastColumn="0" w:lastRowFirstColumn="0" w:lastRowLastColumn="0"/>
-            </w:pPr>
-            <w:r>
-              <w:t>525 ± 5</w:t>
-            </w:r>
-          </w:p>
-        </w:tc>
-        <w:tc>
-          <w:tcPr>
-            <w:tcW w:w="1073" w:type="pct"/>
-          </w:tcPr>
-          <w:p>
-            <w:pPr>
-              <w:pStyle w:val="Textvtabuke"/>
-              <w:cnfStyle w:val="000000000000" w:firstRow="0" w:lastRow="0" w:firstColumn="0" w:lastColumn="0" w:oddVBand="0" w:evenVBand="0" w:oddHBand="0" w:evenHBand="0" w:firstRowFirstColumn="0" w:firstRowLastColumn="0" w:lastRowFirstColumn="0" w:lastRowLastColumn="0"/>
-            </w:pPr>
-            <w:r>
-              <w:t>25 ± 3</w:t>
-            </w:r>
-          </w:p>
-        </w:tc>
-        <w:tc>
-          <w:tcPr>
-            <w:tcW w:w="1771" w:type="pct"/>
-          </w:tcPr>
-          <w:p>
-            <w:pPr>
-              <w:pStyle w:val="Textvtabuke"/>
-              <w:cnfStyle w:val="000000000000" w:firstRow="0" w:lastRow="0" w:firstColumn="0" w:lastColumn="0" w:oddVBand="0" w:evenVBand="0" w:oddHBand="0" w:evenHBand="0" w:firstRowFirstColumn="0" w:firstRowLastColumn="0" w:lastRowFirstColumn="0" w:lastRowLastColumn="0"/>
-            </w:pPr>
-            <w:r>
-              <w:t>50</w:t>
-            </w:r>
-            <w:r>
-              <w:t xml:space="preserve"> ± </w:t>
-            </w:r>
-            <w:r>
-              <w:t>4</w:t>
-            </w:r>
-          </w:p>
-        </w:tc>
-        <w:tc>
-          <w:tcPr>
-            <w:tcW w:w="789" w:type="pct"/>
-          </w:tcPr>
-          <w:p>
-            <w:pPr>
-              <w:pStyle w:val="Textvtabuke"/>
-              <w:cnfStyle w:val="000000000000" w:firstRow="0" w:lastRow="0" w:firstColumn="0" w:lastColumn="0" w:oddVBand="0" w:evenVBand="0" w:oddHBand="0" w:evenHBand="0" w:firstRowFirstColumn="0" w:firstRowLastColumn="0" w:lastRowFirstColumn="0" w:lastRowLastColumn="0"/>
-            </w:pPr>
-            <w:r>
-              <w:t>z</w:t>
-            </w:r>
-            <w:r>
-              <w:t>elená</w:t>
-            </w:r>
-          </w:p>
-        </w:tc>
-      </w:tr>
-      <w:tr>
-        <w:tc>
-          <w:tcPr>
-            <w:cnfStyle w:val="001000000000" w:firstRow="0" w:lastRow="0" w:firstColumn="1" w:lastColumn="0" w:oddVBand="0" w:evenVBand="0" w:oddHBand="0" w:evenHBand="0" w:firstRowFirstColumn="0" w:firstRowLastColumn="0" w:lastRowFirstColumn="0" w:lastRowLastColumn="0"/>
-            <w:tcW w:w="621" w:type="pct"/>
-            <w:tcBorders>
-              <w:top w:val="nil"/>
-              <w:bottom w:val="nil"/>
-              <w:right w:val="single" w:sz="4" w:space="0" w:color="auto"/>
-            </w:tcBorders>
-          </w:tcPr>
-          <w:p>
-            <w:pPr>
-              <w:pStyle w:val="Textvtabuke"/>
-            </w:pPr>
-            <w:r>
-              <w:t>LED 3</w:t>
-            </w:r>
-          </w:p>
-        </w:tc>
-        <w:tc>
-          <w:tcPr>
-            <w:tcW w:w="745" w:type="pct"/>
-            <w:tcBorders>
-              <w:left w:val="single" w:sz="4" w:space="0" w:color="auto"/>
-            </w:tcBorders>
-          </w:tcPr>
-          <w:p>
-            <w:pPr>
-              <w:pStyle w:val="Textvtabuke"/>
-              <w:cnfStyle w:val="000000000000" w:firstRow="0" w:lastRow="0" w:firstColumn="0" w:lastColumn="0" w:oddVBand="0" w:evenVBand="0" w:oddHBand="0" w:evenHBand="0" w:firstRowFirstColumn="0" w:firstRowLastColumn="0" w:lastRowFirstColumn="0" w:lastRowLastColumn="0"/>
-            </w:pPr>
-            <w:r>
-              <w:t>615 ± 5</w:t>
-            </w:r>
-          </w:p>
-        </w:tc>
-        <w:tc>
-          <w:tcPr>
-            <w:tcW w:w="1073" w:type="pct"/>
-          </w:tcPr>
-          <w:p>
-            <w:pPr>
-              <w:pStyle w:val="Textvtabuke"/>
-              <w:cnfStyle w:val="000000000000" w:firstRow="0" w:lastRow="0" w:firstColumn="0" w:lastColumn="0" w:oddVBand="0" w:evenVBand="0" w:oddHBand="0" w:evenHBand="0" w:firstRowFirstColumn="0" w:firstRowLastColumn="0" w:lastRowFirstColumn="0" w:lastRowLastColumn="0"/>
-            </w:pPr>
-            <w:r>
-              <w:t>15 ± 1</w:t>
-            </w:r>
-          </w:p>
-        </w:tc>
-        <w:tc>
-          <w:tcPr>
-            <w:tcW w:w="1771" w:type="pct"/>
-          </w:tcPr>
-          <w:p>
-            <w:pPr>
-              <w:pStyle w:val="Textvtabuke"/>
-              <w:cnfStyle w:val="000000000000" w:firstRow="0" w:lastRow="0" w:firstColumn="0" w:lastColumn="0" w:oddVBand="0" w:evenVBand="0" w:oddHBand="0" w:evenHBand="0" w:firstRowFirstColumn="0" w:firstRowLastColumn="0" w:lastRowFirstColumn="0" w:lastRowLastColumn="0"/>
-            </w:pPr>
-            <w:r>
-              <w:t>2</w:t>
-            </w:r>
-            <w:r>
-              <w:t xml:space="preserve"> ± </w:t>
-            </w:r>
-            <w:r>
-              <w:t>1</w:t>
-            </w:r>
-          </w:p>
-        </w:tc>
-        <w:tc>
-          <w:tcPr>
-            <w:tcW w:w="789" w:type="pct"/>
-          </w:tcPr>
-          <w:p>
-            <w:pPr>
-              <w:pStyle w:val="Textvtabuke"/>
-              <w:cnfStyle w:val="000000000000" w:firstRow="0" w:lastRow="0" w:firstColumn="0" w:lastColumn="0" w:oddVBand="0" w:evenVBand="0" w:oddHBand="0" w:evenHBand="0" w:firstRowFirstColumn="0" w:firstRowLastColumn="0" w:lastRowFirstColumn="0" w:lastRowLastColumn="0"/>
-            </w:pPr>
-            <w:r>
-              <w:t>oranžová</w:t>
-            </w:r>
-          </w:p>
-        </w:tc>
-      </w:tr>
-      <w:tr>
-        <w:tc>
-          <w:tcPr>
-            <w:cnfStyle w:val="001000000000" w:firstRow="0" w:lastRow="0" w:firstColumn="1" w:lastColumn="0" w:oddVBand="0" w:evenVBand="0" w:oddHBand="0" w:evenHBand="0" w:firstRowFirstColumn="0" w:firstRowLastColumn="0" w:lastRowFirstColumn="0" w:lastRowLastColumn="0"/>
-            <w:tcW w:w="621" w:type="pct"/>
-            <w:tcBorders>
-              <w:top w:val="nil"/>
-              <w:bottom w:val="single" w:sz="4" w:space="0" w:color="auto"/>
-              <w:right w:val="single" w:sz="4" w:space="0" w:color="auto"/>
-            </w:tcBorders>
-          </w:tcPr>
-          <w:p>
-            <w:pPr>
-              <w:pStyle w:val="Textvtabuke"/>
-              <w:keepNext/>
-            </w:pPr>
-            <w:r>
-              <w:t>LED 4</w:t>
-            </w:r>
-          </w:p>
-        </w:tc>
-        <w:tc>
-          <w:tcPr>
-            <w:tcW w:w="745" w:type="pct"/>
-            <w:tcBorders>
-              <w:left w:val="single" w:sz="4" w:space="0" w:color="auto"/>
-            </w:tcBorders>
-          </w:tcPr>
-          <w:p>
-            <w:pPr>
-              <w:pStyle w:val="Textvtabuke"/>
-              <w:keepNext/>
-              <w:cnfStyle w:val="000000000000" w:firstRow="0" w:lastRow="0" w:firstColumn="0" w:lastColumn="0" w:oddVBand="0" w:evenVBand="0" w:oddHBand="0" w:evenHBand="0" w:firstRowFirstColumn="0" w:firstRowLastColumn="0" w:lastRowFirstColumn="0" w:lastRowLastColumn="0"/>
-            </w:pPr>
-            <w:r>
-              <w:t>630 ± 5</w:t>
-            </w:r>
-          </w:p>
-        </w:tc>
-        <w:tc>
-          <w:tcPr>
-            <w:tcW w:w="1073" w:type="pct"/>
-          </w:tcPr>
-          <w:p>
-            <w:pPr>
-              <w:pStyle w:val="Textvtabuke"/>
-              <w:keepNext/>
-              <w:cnfStyle w:val="000000000000" w:firstRow="0" w:lastRow="0" w:firstColumn="0" w:lastColumn="0" w:oddVBand="0" w:evenVBand="0" w:oddHBand="0" w:evenHBand="0" w:firstRowFirstColumn="0" w:firstRowLastColumn="0" w:lastRowFirstColumn="0" w:lastRowLastColumn="0"/>
-            </w:pPr>
-            <w:r>
-              <w:t>20 ± 2</w:t>
-            </w:r>
-          </w:p>
-        </w:tc>
-        <w:tc>
-          <w:tcPr>
-            <w:tcW w:w="1771" w:type="pct"/>
-          </w:tcPr>
-          <w:p>
-            <w:pPr>
-              <w:pStyle w:val="Textvtabuke"/>
-              <w:keepNext/>
-              <w:cnfStyle w:val="000000000000" w:firstRow="0" w:lastRow="0" w:firstColumn="0" w:lastColumn="0" w:oddVBand="0" w:evenVBand="0" w:oddHBand="0" w:evenHBand="0" w:firstRowFirstColumn="0" w:firstRowLastColumn="0" w:lastRowFirstColumn="0" w:lastRowLastColumn="0"/>
-            </w:pPr>
-            <w:r>
-              <w:t>5</w:t>
-            </w:r>
-            <w:r>
-              <w:t xml:space="preserve"> ± 1</w:t>
-            </w:r>
-          </w:p>
-        </w:tc>
-        <w:tc>
-          <w:tcPr>
-            <w:tcW w:w="789" w:type="pct"/>
-          </w:tcPr>
-          <w:p>
-            <w:pPr>
-              <w:pStyle w:val="Textvtabuke"/>
-              <w:keepNext/>
-              <w:cnfStyle w:val="000000000000" w:firstRow="0" w:lastRow="0" w:firstColumn="0" w:lastColumn="0" w:oddVBand="0" w:evenVBand="0" w:oddHBand="0" w:evenHBand="0" w:firstRowFirstColumn="0" w:firstRowLastColumn="0" w:lastRowFirstColumn="0" w:lastRowLastColumn="0"/>
-            </w:pPr>
-            <w:r>
-              <w:t>červená</w:t>
+              <w:t>18.16 / 11.52 / 0.996</w:t>
             </w:r>
           </w:p>
         </w:tc>
@@ -17824,15 +20504,475 @@
     </w:tbl>
     <w:p>
       <w:pPr>
+        <w:pStyle w:val="Obrzok"/>
+        <w:spacing w:before="240"/>
+      </w:pPr>
+      <w:r>
+        <w:rPr>
+          <w:noProof/>
+        </w:rPr>
+        <w:lastRenderedPageBreak/>
+        <w:drawing>
+          <wp:inline distT="0" distB="0" distL="0" distR="0" wp14:anchorId="4EF18F72" wp14:editId="7E321583">
+            <wp:extent cx="4739640" cy="2473960"/>
+            <wp:effectExtent l="0" t="0" r="0" b="2540"/>
+            <wp:docPr id="16" name="Obrázok 1"/>
+            <wp:cNvGraphicFramePr>
+              <a:graphicFrameLocks xmlns:a="http://schemas.openxmlformats.org/drawingml/2006/main" noChangeAspect="1"/>
+            </wp:cNvGraphicFramePr>
+            <a:graphic xmlns:a="http://schemas.openxmlformats.org/drawingml/2006/main">
+              <a:graphicData uri="http://schemas.openxmlformats.org/drawingml/2006/picture">
+                <pic:pic xmlns:pic="http://schemas.openxmlformats.org/drawingml/2006/picture">
+                  <pic:nvPicPr>
+                    <pic:cNvPr id="16" name="Obrázok 1"/>
+                    <pic:cNvPicPr/>
+                  </pic:nvPicPr>
+                  <pic:blipFill rotWithShape="1">
+                    <a:blip r:embed="rId32" cstate="print">
+                      <a:extLst>
+                        <a:ext uri="{28A0092B-C50C-407E-A947-70E740481C1C}">
+                          <a14:useLocalDpi xmlns:a14="http://schemas.microsoft.com/office/drawing/2010/main" val="0"/>
+                        </a:ext>
+                      </a:extLst>
+                    </a:blip>
+                    <a:srcRect l="1" t="10982" r="-3600" b="2604"/>
+                    <a:stretch/>
+                  </pic:blipFill>
+                  <pic:spPr bwMode="auto">
+                    <a:xfrm>
+                      <a:off x="0" y="0"/>
+                      <a:ext cx="4739640" cy="2473960"/>
+                    </a:xfrm>
+                    <a:prstGeom prst="rect">
+                      <a:avLst/>
+                    </a:prstGeom>
+                    <a:ln>
+                      <a:noFill/>
+                    </a:ln>
+                    <a:extLst>
+                      <a:ext uri="{53640926-AAD7-44D8-BBD7-CCE9431645EC}">
+                        <a14:shadowObscured xmlns:a14="http://schemas.microsoft.com/office/drawing/2010/main"/>
+                      </a:ext>
+                    </a:extLst>
+                  </pic:spPr>
+                </pic:pic>
+              </a:graphicData>
+            </a:graphic>
+          </wp:inline>
+        </w:drawing>
+      </w:r>
+    </w:p>
+    <w:p>
+      <w:pPr>
+        <w:pStyle w:val="Caption"/>
+      </w:pPr>
+      <w:bookmarkStart w:id="111" w:name="_Toc227785215"/>
+      <w:r>
+        <w:t xml:space="preserve">Obr. </w:t>
+      </w:r>
+      <w:r>
+        <w:fldChar w:fldCharType="begin"/>
+      </w:r>
+      <w:r>
+        <w:instrText xml:space="preserve"> SEQ Obrázok \* ARABIC </w:instrText>
+      </w:r>
+      <w:r>
+        <w:fldChar w:fldCharType="separate"/>
+      </w:r>
+      <w:r>
+        <w:rPr>
+          <w:noProof/>
+        </w:rPr>
+        <w:t>16</w:t>
+      </w:r>
+      <w:r>
+        <w:rPr>
+          <w:noProof/>
+        </w:rPr>
+        <w:fldChar w:fldCharType="end"/>
+      </w:r>
+      <w:r>
+        <w:t xml:space="preserve">: </w:t>
+      </w:r>
+      <w:r>
+        <w:rPr>
+          <w:lang w:val="sk-SK"/>
+        </w:rPr>
+        <w:t>Graf popisujúci priebeh učenia CNN s najlepším nastavením hyperparametrov podľa výsledkov z manuálnej optimalizácie hyperparametrov</w:t>
+      </w:r>
+      <w:bookmarkEnd w:id="111"/>
+    </w:p>
+    <w:p>
+      <w:pPr>
+        <w:spacing w:line="312" w:lineRule="auto"/>
+        <w:ind w:firstLine="426"/>
+        <w:jc w:val="both"/>
+      </w:pPr>
+      <w:r>
+        <w:rPr>
+          <w:lang w:val="sk-SK"/>
+        </w:rPr>
+        <w:t>Na grafe na obrázku 16 vidno, že k</w:t>
+      </w:r>
+      <w:r>
+        <w:t>rivka učenia ukazuje, že tréningová strata (MSE) začína približne na hodnote 27 000 a</w:t>
+      </w:r>
+      <w:r>
+        <w:rPr>
+          <w:lang w:val="sk-SK"/>
+        </w:rPr>
+        <w:t> </w:t>
+      </w:r>
+      <w:r>
+        <w:t>veľmi rýchlo klesá už v prvej epoche, čo naznačuje, že sieť okamžite začína zachytávať základné vzory v dátach. Postupne sa znižuje až</w:t>
+      </w:r>
+      <w:r>
+        <w:rPr>
+          <w:lang w:val="sk-SK"/>
+        </w:rPr>
+        <w:t> </w:t>
+      </w:r>
+      <w:r>
+        <w:t>do</w:t>
+      </w:r>
+      <w:r>
+        <w:rPr>
+          <w:lang w:val="sk-SK"/>
+        </w:rPr>
+        <w:t> </w:t>
+      </w:r>
+      <w:r>
+        <w:t>približne 6. epochy, kde sa stabilizuje na</w:t>
+      </w:r>
+      <w:r>
+        <w:rPr>
+          <w:lang w:val="sk-SK"/>
+        </w:rPr>
+        <w:t> </w:t>
+      </w:r>
+      <w:r>
+        <w:t>nízkej hodnote, čo indikuje konvergenciu modelu.</w:t>
+      </w:r>
+    </w:p>
+    <w:p>
+      <w:pPr>
+        <w:spacing w:line="312" w:lineRule="auto"/>
+        <w:ind w:firstLine="426"/>
+        <w:jc w:val="both"/>
+      </w:pPr>
+      <w:r>
+        <w:t>Strata na validačných dátach začína vyššie, nad 150 000, ale už v prvej epoche sa výrazne znižuje a k 3. epoche klesá približne na 25 000. Od 4. epochy sa validačná strata približuje tréningovej strate a od 6. epochy ostáva na rovnakej úrovni, čo svedčí o dobrej generalizácii modelu.</w:t>
+      </w:r>
+    </w:p>
+    <w:p>
+      <w:pPr>
+        <w:spacing w:line="312" w:lineRule="auto"/>
+        <w:ind w:firstLine="426"/>
+        <w:jc w:val="both"/>
+      </w:pPr>
+      <w:r>
+        <w:t>Celková interpretácia krivky učenia naznačuje, že model sa učí veľmi rýchlo a</w:t>
+      </w:r>
+      <w:r>
+        <w:rPr>
+          <w:lang w:val="sk-SK"/>
+        </w:rPr>
+        <w:t> </w:t>
+      </w:r>
+      <w:r>
+        <w:t>efektívne, pričom nedochádza k</w:t>
+      </w:r>
+      <w:r>
+        <w:rPr>
+          <w:lang w:val="sk-SK"/>
+        </w:rPr>
+        <w:t xml:space="preserve"> pretrénovaniu</w:t>
+      </w:r>
+      <w:r>
+        <w:t xml:space="preserve">. </w:t>
+      </w:r>
+    </w:p>
+    <w:p>
+      <w:pPr>
+        <w:pStyle w:val="Heading3"/>
+        <w:rPr>
+          <w:lang w:val="sk-SK"/>
+        </w:rPr>
+      </w:pPr>
+      <w:bookmarkStart w:id="112" w:name="_Toc227785302"/>
+      <w:r>
+        <w:rPr>
+          <w:lang w:val="sk-SK"/>
+        </w:rPr>
+        <w:t>Záver experimentu</w:t>
+      </w:r>
+      <w:bookmarkEnd w:id="112"/>
+    </w:p>
+    <w:p>
+      <w:pPr>
+        <w:spacing w:line="312" w:lineRule="auto"/>
+        <w:jc w:val="both"/>
+      </w:pPr>
+      <w:r>
+        <w:rPr>
+          <w:lang w:val="sk-SK"/>
+        </w:rPr>
+        <w:t>Na základe predbežnej manuálnej optimalizácie hyperparametrov bolo identifikované nasledujúce nastavenie referenčného modelu:</w:t>
+      </w:r>
+    </w:p>
+    <w:p>
+      <w:pPr>
+        <w:pStyle w:val="ListParagraph"/>
+        <w:numPr>
+          <w:ilvl w:val="0"/>
+          <w:numId w:val="50"/>
+        </w:numPr>
+        <w:spacing w:line="312" w:lineRule="auto"/>
+        <w:jc w:val="both"/>
+      </w:pPr>
+      <w:r>
+        <w:rPr>
+          <w:lang w:val="sk-SK"/>
+        </w:rPr>
+        <w:t>počet vrstiev: 6</w:t>
+      </w:r>
+    </w:p>
+    <w:p>
+      <w:pPr>
+        <w:pStyle w:val="ListParagraph"/>
+        <w:numPr>
+          <w:ilvl w:val="0"/>
+          <w:numId w:val="50"/>
+        </w:numPr>
+        <w:spacing w:line="312" w:lineRule="auto"/>
+        <w:jc w:val="both"/>
+      </w:pPr>
+      <w:r>
+        <w:rPr>
+          <w:lang w:val="sk-SK"/>
+        </w:rPr>
+        <w:t>použitie normalizácie dávok: áno</w:t>
+      </w:r>
+    </w:p>
+    <w:p>
+      <w:pPr>
+        <w:pStyle w:val="ListParagraph"/>
+        <w:numPr>
+          <w:ilvl w:val="0"/>
+          <w:numId w:val="50"/>
+        </w:numPr>
+        <w:spacing w:line="312" w:lineRule="auto"/>
+        <w:jc w:val="both"/>
+      </w:pPr>
+      <w:r>
+        <w:rPr>
+          <w:lang w:val="sk-SK"/>
+        </w:rPr>
+        <w:t xml:space="preserve">veľkosť jadra: 7 </w:t>
+      </w:r>
+      <w:r>
+        <w:rPr>
+          <w:lang w:val="sk-SK"/>
+        </w:rPr>
+        <w:t>×</w:t>
+      </w:r>
+      <w:r>
+        <w:rPr>
+          <w:lang w:val="sk-SK"/>
+        </w:rPr>
+        <w:t xml:space="preserve"> 7</w:t>
+      </w:r>
+    </w:p>
+    <w:p>
+      <w:pPr>
+        <w:pStyle w:val="ListParagraph"/>
+        <w:numPr>
+          <w:ilvl w:val="0"/>
+          <w:numId w:val="50"/>
+        </w:numPr>
+        <w:spacing w:line="312" w:lineRule="auto"/>
+        <w:jc w:val="both"/>
+      </w:pPr>
+      <w:r>
+        <w:rPr>
+          <w:lang w:val="sk-SK"/>
+        </w:rPr>
+        <w:t xml:space="preserve">veľkosť vstupných snímok: 128 </w:t>
+      </w:r>
+      <w:r>
+        <w:rPr>
+          <w:lang w:val="sk-SK"/>
+        </w:rPr>
+        <w:t>×</w:t>
+      </w:r>
+      <w:r>
+        <w:rPr>
+          <w:lang w:val="sk-SK"/>
+        </w:rPr>
+        <w:t xml:space="preserve"> 128</w:t>
+      </w:r>
+    </w:p>
+    <w:p>
+      <w:pPr>
+        <w:spacing w:line="312" w:lineRule="auto"/>
+        <w:jc w:val="both"/>
+      </w:pPr>
+      <w:r>
+        <w:rPr>
+          <w:lang w:val="sk-SK"/>
+        </w:rPr>
+        <w:t xml:space="preserve">Tieto hodnoty boli následne použité ako východiskové nastavenie pri finálnej optimalizácii hyperparametrov pomocou </w:t>
+      </w:r>
+      <w:r>
+        <w:rPr>
+          <w:lang w:val="sk-SK"/>
+        </w:rPr>
+        <w:t>framework-u</w:t>
+      </w:r>
+      <w:r>
+        <w:rPr>
+          <w:lang w:val="sk-SK"/>
+        </w:rPr>
+        <w:t xml:space="preserve"> Optuna.</w:t>
+      </w:r>
+    </w:p>
+    <w:p>
+      <w:pPr>
+        <w:pStyle w:val="Heading2"/>
+        <w:spacing w:before="480" w:after="240"/>
+        <w:rPr>
+          <w:lang w:val="sk-SK"/>
+        </w:rPr>
+      </w:pPr>
+      <w:bookmarkStart w:id="113" w:name="_Toc227785303"/>
+      <w:r>
+        <w:rPr>
+          <w:lang w:val="sk-SK"/>
+        </w:rPr>
+        <w:lastRenderedPageBreak/>
+        <w:t>O</w:t>
+      </w:r>
+      <w:r>
+        <w:rPr>
+          <w:lang w:val="sk-SK"/>
+        </w:rPr>
+        <w:t>ptimalizácia hyperparametrov</w:t>
+      </w:r>
+      <w:r>
+        <w:rPr>
+          <w:lang w:val="sk-SK"/>
+        </w:rPr>
+        <w:t xml:space="preserve"> pomocou Optuna</w:t>
+      </w:r>
+      <w:bookmarkEnd w:id="113"/>
+    </w:p>
+    <w:p>
+      <w:pPr>
+        <w:spacing w:line="312" w:lineRule="auto"/>
+        <w:jc w:val="both"/>
+      </w:pPr>
+    </w:p>
+    <w:p>
+      <w:pPr>
+        <w:spacing w:line="312" w:lineRule="auto"/>
+        <w:jc w:val="both"/>
+      </w:pPr>
+    </w:p>
+    <w:p>
+      <w:pPr>
+        <w:spacing w:line="312" w:lineRule="auto"/>
+        <w:jc w:val="both"/>
+      </w:pPr>
+    </w:p>
+    <w:p>
+      <w:pPr>
+        <w:spacing w:line="312" w:lineRule="auto"/>
+        <w:jc w:val="both"/>
+      </w:pPr>
+    </w:p>
+    <w:p>
+      <w:pPr>
+        <w:spacing w:line="312" w:lineRule="auto"/>
+        <w:jc w:val="both"/>
+      </w:pPr>
+    </w:p>
+    <w:p>
+      <w:pPr>
+        <w:spacing w:line="312" w:lineRule="auto"/>
+        <w:jc w:val="both"/>
+      </w:pPr>
+    </w:p>
+    <w:p>
+      <w:pPr>
+        <w:spacing w:line="312" w:lineRule="auto"/>
+        <w:jc w:val="both"/>
+      </w:pPr>
+    </w:p>
+    <w:p>
+      <w:pPr>
+        <w:spacing w:line="312" w:lineRule="auto"/>
+        <w:jc w:val="both"/>
+      </w:pPr>
+    </w:p>
+    <w:p>
+      <w:pPr>
+        <w:spacing w:line="312" w:lineRule="auto"/>
+        <w:jc w:val="both"/>
+        <w:rPr>
+          <w:lang w:val="sk-SK"/>
+        </w:rPr>
+      </w:pPr>
+      <w:r>
+        <w:rPr>
+          <w:lang w:val="sk-SK"/>
+        </w:rPr>
+        <w:t xml:space="preserve">TO MENTION: Pri odstraňovaní warpingu, ktorý nepriniesol zlepšenie spomenúť že pre pohyb oblakov ako v práci </w:t>
+      </w:r>
+      <w:r>
+        <w:t>[</w:t>
+      </w:r>
+      <w:r>
+        <w:rPr>
+          <w:lang w:val="sk-SK"/>
+        </w:rPr>
+        <w:t>22</w:t>
+      </w:r>
+      <w:r>
+        <w:t>]</w:t>
+      </w:r>
+      <w:r>
+        <w:rPr>
+          <w:lang w:val="sk-SK"/>
+        </w:rPr>
+        <w:t xml:space="preserve"> relevantný ale pre predikciu žiarenia nie, lebo... a spomenúť to čo vždy (taká fotka = také žiarenie...)</w:t>
+      </w:r>
+    </w:p>
+    <w:p>
+      <w:pPr>
+        <w:spacing w:line="312" w:lineRule="auto"/>
+        <w:jc w:val="both"/>
+      </w:pPr>
+    </w:p>
+    <w:p>
+      <w:pPr>
+        <w:pStyle w:val="Bezodsadenia"/>
+        <w:spacing w:line="312" w:lineRule="auto"/>
+        <w:jc w:val="both"/>
+      </w:pPr>
+    </w:p>
+    <w:p>
+      <w:pPr>
         <w:pStyle w:val="Nadpis1bezslovania"/>
         <w:spacing w:before="1440" w:after="480"/>
       </w:pPr>
-      <w:bookmarkStart w:id="101" w:name="_Toc227696091"/>
+      <w:bookmarkStart w:id="114" w:name="_Toc173791406"/>
+      <w:bookmarkStart w:id="115" w:name="_Toc173791545"/>
+      <w:bookmarkStart w:id="116" w:name="_Toc227785304"/>
       <w:r>
         <w:lastRenderedPageBreak/>
         <w:t>Záver</w:t>
       </w:r>
-      <w:bookmarkEnd w:id="101"/>
+      <w:bookmarkEnd w:id="116"/>
     </w:p>
     <w:p>
       <w:pPr>
@@ -17905,15 +21045,15 @@
         <w:pStyle w:val="Nadpis1bezslovania"/>
         <w:spacing w:before="1440" w:after="480"/>
       </w:pPr>
-      <w:bookmarkStart w:id="102" w:name="_Toc227696092"/>
+      <w:bookmarkStart w:id="117" w:name="_Toc227785305"/>
       <w:r>
         <w:lastRenderedPageBreak/>
         <w:t>Literatúra</w:t>
       </w:r>
-      <w:bookmarkEnd w:id="102"/>
-    </w:p>
-    <w:bookmarkEnd w:id="99"/>
-    <w:bookmarkEnd w:id="100"/>
+      <w:bookmarkEnd w:id="117"/>
+    </w:p>
+    <w:bookmarkEnd w:id="114"/>
+    <w:bookmarkEnd w:id="115"/>
     <w:p>
       <w:pPr>
         <w:pStyle w:val="NormalWeb"/>
@@ -18892,7 +22032,7 @@
       <w:r>
         <w:tab/>
       </w:r>
-      <w:hyperlink r:id="rId32" w:history="1">
+      <w:hyperlink r:id="rId33" w:history="1">
         <w:r>
           <w:rPr>
             <w:rStyle w:val="Hyperlink"/>
@@ -19620,7 +22760,7 @@
       <w:r>
         <w:tab/>
       </w:r>
-      <w:hyperlink r:id="rId33" w:history="1">
+      <w:hyperlink r:id="rId34" w:history="1">
         <w:r>
           <w:rPr>
             <w:rStyle w:val="Hyperlink"/>
@@ -19642,13 +22782,7 @@
         <w:rPr>
           <w:lang w:val="sk-SK"/>
         </w:rPr>
-        <w:t>2</w:t>
-      </w:r>
-      <w:r>
-        <w:rPr>
-          <w:lang w:val="sk-SK"/>
-        </w:rPr>
-        <w:t>6</w:t>
+        <w:t>26</w:t>
       </w:r>
       <w:r>
         <w:t>]</w:t>
@@ -20119,12 +23253,12 @@
         <w:pStyle w:val="Nadpis1bezslovania"/>
         <w:spacing w:after="480"/>
       </w:pPr>
-      <w:bookmarkStart w:id="103" w:name="_Toc227696093"/>
+      <w:bookmarkStart w:id="118" w:name="_Toc227785306"/>
       <w:r>
         <w:lastRenderedPageBreak/>
         <w:t>Prílohy</w:t>
       </w:r>
-      <w:bookmarkEnd w:id="103"/>
+      <w:bookmarkEnd w:id="118"/>
     </w:p>
     <w:p>
       <w:pPr>
@@ -20167,7 +23301,7 @@
       </w:pPr>
     </w:p>
     <w:sectPr>
-      <w:footerReference w:type="default" r:id="rId34"/>
+      <w:footerReference w:type="default" r:id="rId35"/>
       <w:type w:val="continuous"/>
       <w:pgSz w:w="11906" w:h="16838"/>
       <w:pgMar w:top="1701" w:right="1559" w:bottom="1701" w:left="1559" w:header="709" w:footer="709" w:gutter="0"/>
@@ -21327,6 +24461,119 @@
     </w:lvl>
   </w:abstractNum>
   <w:abstractNum w:abstractNumId="16" w15:restartNumberingAfterBreak="0">
+    <w:nsid w:val="0CF71EC2"/>
+    <w:multiLevelType w:val="hybridMultilevel"/>
+    <w:tmpl w:val="4F306A90"/>
+    <w:lvl w:ilvl="0" w:tplc="08090001">
+      <w:start w:val="1"/>
+      <w:numFmt w:val="bullet"/>
+      <w:lvlText w:val=""/>
+      <w:lvlJc w:val="left"/>
+      <w:pPr>
+        <w:ind w:left="720" w:hanging="360"/>
+      </w:pPr>
+      <w:rPr>
+        <w:rFonts w:ascii="Symbol" w:hAnsi="Symbol" w:hint="default"/>
+      </w:rPr>
+    </w:lvl>
+    <w:lvl w:ilvl="1" w:tplc="08090003" w:tentative="1">
+      <w:start w:val="1"/>
+      <w:numFmt w:val="bullet"/>
+      <w:lvlText w:val="o"/>
+      <w:lvlJc w:val="left"/>
+      <w:pPr>
+        <w:ind w:left="1440" w:hanging="360"/>
+      </w:pPr>
+      <w:rPr>
+        <w:rFonts w:ascii="Courier New" w:hAnsi="Courier New" w:cs="Courier New" w:hint="default"/>
+      </w:rPr>
+    </w:lvl>
+    <w:lvl w:ilvl="2" w:tplc="08090005" w:tentative="1">
+      <w:start w:val="1"/>
+      <w:numFmt w:val="bullet"/>
+      <w:lvlText w:val=""/>
+      <w:lvlJc w:val="left"/>
+      <w:pPr>
+        <w:ind w:left="2160" w:hanging="360"/>
+      </w:pPr>
+      <w:rPr>
+        <w:rFonts w:ascii="Wingdings" w:hAnsi="Wingdings" w:hint="default"/>
+      </w:rPr>
+    </w:lvl>
+    <w:lvl w:ilvl="3" w:tplc="08090001" w:tentative="1">
+      <w:start w:val="1"/>
+      <w:numFmt w:val="bullet"/>
+      <w:lvlText w:val=""/>
+      <w:lvlJc w:val="left"/>
+      <w:pPr>
+        <w:ind w:left="2880" w:hanging="360"/>
+      </w:pPr>
+      <w:rPr>
+        <w:rFonts w:ascii="Symbol" w:hAnsi="Symbol" w:hint="default"/>
+      </w:rPr>
+    </w:lvl>
+    <w:lvl w:ilvl="4" w:tplc="08090003" w:tentative="1">
+      <w:start w:val="1"/>
+      <w:numFmt w:val="bullet"/>
+      <w:lvlText w:val="o"/>
+      <w:lvlJc w:val="left"/>
+      <w:pPr>
+        <w:ind w:left="3600" w:hanging="360"/>
+      </w:pPr>
+      <w:rPr>
+        <w:rFonts w:ascii="Courier New" w:hAnsi="Courier New" w:cs="Courier New" w:hint="default"/>
+      </w:rPr>
+    </w:lvl>
+    <w:lvl w:ilvl="5" w:tplc="08090005" w:tentative="1">
+      <w:start w:val="1"/>
+      <w:numFmt w:val="bullet"/>
+      <w:lvlText w:val=""/>
+      <w:lvlJc w:val="left"/>
+      <w:pPr>
+        <w:ind w:left="4320" w:hanging="360"/>
+      </w:pPr>
+      <w:rPr>
+        <w:rFonts w:ascii="Wingdings" w:hAnsi="Wingdings" w:hint="default"/>
+      </w:rPr>
+    </w:lvl>
+    <w:lvl w:ilvl="6" w:tplc="08090001" w:tentative="1">
+      <w:start w:val="1"/>
+      <w:numFmt w:val="bullet"/>
+      <w:lvlText w:val=""/>
+      <w:lvlJc w:val="left"/>
+      <w:pPr>
+        <w:ind w:left="5040" w:hanging="360"/>
+      </w:pPr>
+      <w:rPr>
+        <w:rFonts w:ascii="Symbol" w:hAnsi="Symbol" w:hint="default"/>
+      </w:rPr>
+    </w:lvl>
+    <w:lvl w:ilvl="7" w:tplc="08090003" w:tentative="1">
+      <w:start w:val="1"/>
+      <w:numFmt w:val="bullet"/>
+      <w:lvlText w:val="o"/>
+      <w:lvlJc w:val="left"/>
+      <w:pPr>
+        <w:ind w:left="5760" w:hanging="360"/>
+      </w:pPr>
+      <w:rPr>
+        <w:rFonts w:ascii="Courier New" w:hAnsi="Courier New" w:cs="Courier New" w:hint="default"/>
+      </w:rPr>
+    </w:lvl>
+    <w:lvl w:ilvl="8" w:tplc="08090005" w:tentative="1">
+      <w:start w:val="1"/>
+      <w:numFmt w:val="bullet"/>
+      <w:lvlText w:val=""/>
+      <w:lvlJc w:val="left"/>
+      <w:pPr>
+        <w:ind w:left="6480" w:hanging="360"/>
+      </w:pPr>
+      <w:rPr>
+        <w:rFonts w:ascii="Wingdings" w:hAnsi="Wingdings" w:hint="default"/>
+      </w:rPr>
+    </w:lvl>
+  </w:abstractNum>
+  <w:abstractNum w:abstractNumId="17" w15:restartNumberingAfterBreak="0">
     <w:nsid w:val="10A23E96"/>
     <w:multiLevelType w:val="hybridMultilevel"/>
     <w:tmpl w:val="8F1237D6"/>
@@ -21439,7 +24686,7 @@
       </w:rPr>
     </w:lvl>
   </w:abstractNum>
-  <w:abstractNum w:abstractNumId="17" w15:restartNumberingAfterBreak="0">
+  <w:abstractNum w:abstractNumId="18" w15:restartNumberingAfterBreak="0">
     <w:nsid w:val="11517820"/>
     <w:multiLevelType w:val="hybridMultilevel"/>
     <w:tmpl w:val="660098B8"/>
@@ -21552,7 +24799,7 @@
       </w:rPr>
     </w:lvl>
   </w:abstractNum>
-  <w:abstractNum w:abstractNumId="18" w15:restartNumberingAfterBreak="0">
+  <w:abstractNum w:abstractNumId="19" w15:restartNumberingAfterBreak="0">
     <w:nsid w:val="12045934"/>
     <w:multiLevelType w:val="hybridMultilevel"/>
     <w:tmpl w:val="C9CE5714"/>
@@ -21665,7 +24912,7 @@
       </w:rPr>
     </w:lvl>
   </w:abstractNum>
-  <w:abstractNum w:abstractNumId="19" w15:restartNumberingAfterBreak="0">
+  <w:abstractNum w:abstractNumId="20" w15:restartNumberingAfterBreak="0">
     <w:nsid w:val="150468E1"/>
     <w:multiLevelType w:val="hybridMultilevel"/>
     <w:tmpl w:val="9188864A"/>
@@ -21778,7 +25025,7 @@
       </w:rPr>
     </w:lvl>
   </w:abstractNum>
-  <w:abstractNum w:abstractNumId="20" w15:restartNumberingAfterBreak="0">
+  <w:abstractNum w:abstractNumId="21" w15:restartNumberingAfterBreak="0">
     <w:nsid w:val="16EF7EC5"/>
     <w:multiLevelType w:val="hybridMultilevel"/>
     <w:tmpl w:val="4AB6A060"/>
@@ -21891,7 +25138,120 @@
       </w:rPr>
     </w:lvl>
   </w:abstractNum>
-  <w:abstractNum w:abstractNumId="21" w15:restartNumberingAfterBreak="0">
+  <w:abstractNum w:abstractNumId="22" w15:restartNumberingAfterBreak="0">
+    <w:nsid w:val="21C64EDD"/>
+    <w:multiLevelType w:val="hybridMultilevel"/>
+    <w:tmpl w:val="54522332"/>
+    <w:lvl w:ilvl="0" w:tplc="08090001">
+      <w:start w:val="1"/>
+      <w:numFmt w:val="bullet"/>
+      <w:lvlText w:val=""/>
+      <w:lvlJc w:val="left"/>
+      <w:pPr>
+        <w:ind w:left="720" w:hanging="360"/>
+      </w:pPr>
+      <w:rPr>
+        <w:rFonts w:ascii="Symbol" w:hAnsi="Symbol" w:hint="default"/>
+      </w:rPr>
+    </w:lvl>
+    <w:lvl w:ilvl="1" w:tplc="08090003" w:tentative="1">
+      <w:start w:val="1"/>
+      <w:numFmt w:val="bullet"/>
+      <w:lvlText w:val="o"/>
+      <w:lvlJc w:val="left"/>
+      <w:pPr>
+        <w:ind w:left="1440" w:hanging="360"/>
+      </w:pPr>
+      <w:rPr>
+        <w:rFonts w:ascii="Courier New" w:hAnsi="Courier New" w:cs="Courier New" w:hint="default"/>
+      </w:rPr>
+    </w:lvl>
+    <w:lvl w:ilvl="2" w:tplc="08090005" w:tentative="1">
+      <w:start w:val="1"/>
+      <w:numFmt w:val="bullet"/>
+      <w:lvlText w:val=""/>
+      <w:lvlJc w:val="left"/>
+      <w:pPr>
+        <w:ind w:left="2160" w:hanging="360"/>
+      </w:pPr>
+      <w:rPr>
+        <w:rFonts w:ascii="Wingdings" w:hAnsi="Wingdings" w:hint="default"/>
+      </w:rPr>
+    </w:lvl>
+    <w:lvl w:ilvl="3" w:tplc="08090001" w:tentative="1">
+      <w:start w:val="1"/>
+      <w:numFmt w:val="bullet"/>
+      <w:lvlText w:val=""/>
+      <w:lvlJc w:val="left"/>
+      <w:pPr>
+        <w:ind w:left="2880" w:hanging="360"/>
+      </w:pPr>
+      <w:rPr>
+        <w:rFonts w:ascii="Symbol" w:hAnsi="Symbol" w:hint="default"/>
+      </w:rPr>
+    </w:lvl>
+    <w:lvl w:ilvl="4" w:tplc="08090003" w:tentative="1">
+      <w:start w:val="1"/>
+      <w:numFmt w:val="bullet"/>
+      <w:lvlText w:val="o"/>
+      <w:lvlJc w:val="left"/>
+      <w:pPr>
+        <w:ind w:left="3600" w:hanging="360"/>
+      </w:pPr>
+      <w:rPr>
+        <w:rFonts w:ascii="Courier New" w:hAnsi="Courier New" w:cs="Courier New" w:hint="default"/>
+      </w:rPr>
+    </w:lvl>
+    <w:lvl w:ilvl="5" w:tplc="08090005" w:tentative="1">
+      <w:start w:val="1"/>
+      <w:numFmt w:val="bullet"/>
+      <w:lvlText w:val=""/>
+      <w:lvlJc w:val="left"/>
+      <w:pPr>
+        <w:ind w:left="4320" w:hanging="360"/>
+      </w:pPr>
+      <w:rPr>
+        <w:rFonts w:ascii="Wingdings" w:hAnsi="Wingdings" w:hint="default"/>
+      </w:rPr>
+    </w:lvl>
+    <w:lvl w:ilvl="6" w:tplc="08090001" w:tentative="1">
+      <w:start w:val="1"/>
+      <w:numFmt w:val="bullet"/>
+      <w:lvlText w:val=""/>
+      <w:lvlJc w:val="left"/>
+      <w:pPr>
+        <w:ind w:left="5040" w:hanging="360"/>
+      </w:pPr>
+      <w:rPr>
+        <w:rFonts w:ascii="Symbol" w:hAnsi="Symbol" w:hint="default"/>
+      </w:rPr>
+    </w:lvl>
+    <w:lvl w:ilvl="7" w:tplc="08090003" w:tentative="1">
+      <w:start w:val="1"/>
+      <w:numFmt w:val="bullet"/>
+      <w:lvlText w:val="o"/>
+      <w:lvlJc w:val="left"/>
+      <w:pPr>
+        <w:ind w:left="5760" w:hanging="360"/>
+      </w:pPr>
+      <w:rPr>
+        <w:rFonts w:ascii="Courier New" w:hAnsi="Courier New" w:cs="Courier New" w:hint="default"/>
+      </w:rPr>
+    </w:lvl>
+    <w:lvl w:ilvl="8" w:tplc="08090005" w:tentative="1">
+      <w:start w:val="1"/>
+      <w:numFmt w:val="bullet"/>
+      <w:lvlText w:val=""/>
+      <w:lvlJc w:val="left"/>
+      <w:pPr>
+        <w:ind w:left="6480" w:hanging="360"/>
+      </w:pPr>
+      <w:rPr>
+        <w:rFonts w:ascii="Wingdings" w:hAnsi="Wingdings" w:hint="default"/>
+      </w:rPr>
+    </w:lvl>
+  </w:abstractNum>
+  <w:abstractNum w:abstractNumId="23" w15:restartNumberingAfterBreak="0">
     <w:nsid w:val="260E305B"/>
     <w:multiLevelType w:val="hybridMultilevel"/>
     <w:tmpl w:val="C11E27A6"/>
@@ -22004,7 +25364,7 @@
       </w:rPr>
     </w:lvl>
   </w:abstractNum>
-  <w:abstractNum w:abstractNumId="22" w15:restartNumberingAfterBreak="0">
+  <w:abstractNum w:abstractNumId="24" w15:restartNumberingAfterBreak="0">
     <w:nsid w:val="26AC47C2"/>
     <w:multiLevelType w:val="hybridMultilevel"/>
     <w:tmpl w:val="2EE08CD4"/>
@@ -22090,7 +25450,7 @@
       </w:pPr>
     </w:lvl>
   </w:abstractNum>
-  <w:abstractNum w:abstractNumId="23" w15:restartNumberingAfterBreak="0">
+  <w:abstractNum w:abstractNumId="25" w15:restartNumberingAfterBreak="0">
     <w:nsid w:val="28F50451"/>
     <w:multiLevelType w:val="hybridMultilevel"/>
     <w:tmpl w:val="947AAC36"/>
@@ -22203,7 +25563,7 @@
       </w:rPr>
     </w:lvl>
   </w:abstractNum>
-  <w:abstractNum w:abstractNumId="24" w15:restartNumberingAfterBreak="0">
+  <w:abstractNum w:abstractNumId="26" w15:restartNumberingAfterBreak="0">
     <w:nsid w:val="2C7951F3"/>
     <w:multiLevelType w:val="hybridMultilevel"/>
     <w:tmpl w:val="579EBB9C"/>
@@ -22316,7 +25676,7 @@
       </w:rPr>
     </w:lvl>
   </w:abstractNum>
-  <w:abstractNum w:abstractNumId="25" w15:restartNumberingAfterBreak="0">
+  <w:abstractNum w:abstractNumId="27" w15:restartNumberingAfterBreak="0">
     <w:nsid w:val="33377D72"/>
     <w:multiLevelType w:val="hybridMultilevel"/>
     <w:tmpl w:val="979E264C"/>
@@ -22402,7 +25762,7 @@
       </w:pPr>
     </w:lvl>
   </w:abstractNum>
-  <w:abstractNum w:abstractNumId="26" w15:restartNumberingAfterBreak="0">
+  <w:abstractNum w:abstractNumId="28" w15:restartNumberingAfterBreak="0">
     <w:nsid w:val="337414E9"/>
     <w:multiLevelType w:val="multilevel"/>
     <w:tmpl w:val="80EC471A"/>
@@ -22515,7 +25875,7 @@
       </w:rPr>
     </w:lvl>
   </w:abstractNum>
-  <w:abstractNum w:abstractNumId="27" w15:restartNumberingAfterBreak="0">
+  <w:abstractNum w:abstractNumId="29" w15:restartNumberingAfterBreak="0">
     <w:nsid w:val="41AC2004"/>
     <w:multiLevelType w:val="multilevel"/>
     <w:tmpl w:val="041B001D"/>
@@ -22601,7 +25961,7 @@
       </w:pPr>
     </w:lvl>
   </w:abstractNum>
-  <w:abstractNum w:abstractNumId="28" w15:restartNumberingAfterBreak="0">
+  <w:abstractNum w:abstractNumId="30" w15:restartNumberingAfterBreak="0">
     <w:nsid w:val="4242221A"/>
     <w:multiLevelType w:val="hybridMultilevel"/>
     <w:tmpl w:val="03F8988A"/>
@@ -22690,7 +26050,7 @@
       </w:pPr>
     </w:lvl>
   </w:abstractNum>
-  <w:abstractNum w:abstractNumId="29" w15:restartNumberingAfterBreak="0">
+  <w:abstractNum w:abstractNumId="31" w15:restartNumberingAfterBreak="0">
     <w:nsid w:val="42475C47"/>
     <w:multiLevelType w:val="multilevel"/>
     <w:tmpl w:val="041B001D"/>
@@ -22777,7 +26137,7 @@
       </w:pPr>
     </w:lvl>
   </w:abstractNum>
-  <w:abstractNum w:abstractNumId="30" w15:restartNumberingAfterBreak="0">
+  <w:abstractNum w:abstractNumId="32" w15:restartNumberingAfterBreak="0">
     <w:nsid w:val="44C571BD"/>
     <w:multiLevelType w:val="hybridMultilevel"/>
     <w:tmpl w:val="5052E7F2"/>
@@ -22890,7 +26250,7 @@
       </w:rPr>
     </w:lvl>
   </w:abstractNum>
-  <w:abstractNum w:abstractNumId="31" w15:restartNumberingAfterBreak="0">
+  <w:abstractNum w:abstractNumId="33" w15:restartNumberingAfterBreak="0">
     <w:nsid w:val="47F24415"/>
     <w:multiLevelType w:val="hybridMultilevel"/>
     <w:tmpl w:val="59B87A6E"/>
@@ -23003,7 +26363,7 @@
       </w:rPr>
     </w:lvl>
   </w:abstractNum>
-  <w:abstractNum w:abstractNumId="32" w15:restartNumberingAfterBreak="0">
+  <w:abstractNum w:abstractNumId="34" w15:restartNumberingAfterBreak="0">
     <w:nsid w:val="4AF27299"/>
     <w:multiLevelType w:val="hybridMultilevel"/>
     <w:tmpl w:val="CE087EBA"/>
@@ -23116,7 +26476,7 @@
       </w:rPr>
     </w:lvl>
   </w:abstractNum>
-  <w:abstractNum w:abstractNumId="33" w15:restartNumberingAfterBreak="0">
+  <w:abstractNum w:abstractNumId="35" w15:restartNumberingAfterBreak="0">
     <w:nsid w:val="4B356983"/>
     <w:multiLevelType w:val="hybridMultilevel"/>
     <w:tmpl w:val="3F725A78"/>
@@ -23229,7 +26589,7 @@
       </w:rPr>
     </w:lvl>
   </w:abstractNum>
-  <w:abstractNum w:abstractNumId="34" w15:restartNumberingAfterBreak="0">
+  <w:abstractNum w:abstractNumId="36" w15:restartNumberingAfterBreak="0">
     <w:nsid w:val="560C4C81"/>
     <w:multiLevelType w:val="multilevel"/>
     <w:tmpl w:val="B70E42AA"/>
@@ -23347,7 +26707,156 @@
       </w:rPr>
     </w:lvl>
   </w:abstractNum>
-  <w:abstractNum w:abstractNumId="35" w15:restartNumberingAfterBreak="0">
+  <w:abstractNum w:abstractNumId="37" w15:restartNumberingAfterBreak="0">
+    <w:nsid w:val="5920731C"/>
+    <w:multiLevelType w:val="multilevel"/>
+    <w:tmpl w:val="93906950"/>
+    <w:lvl w:ilvl="0">
+      <w:start w:val="1"/>
+      <w:numFmt w:val="bullet"/>
+      <w:lvlText w:val=""/>
+      <w:lvlJc w:val="left"/>
+      <w:pPr>
+        <w:tabs>
+          <w:tab w:val="num" w:pos="720"/>
+        </w:tabs>
+        <w:ind w:left="720" w:hanging="360"/>
+      </w:pPr>
+      <w:rPr>
+        <w:rFonts w:ascii="Symbol" w:hAnsi="Symbol" w:hint="default"/>
+        <w:sz w:val="20"/>
+      </w:rPr>
+    </w:lvl>
+    <w:lvl w:ilvl="1" w:tentative="1">
+      <w:start w:val="1"/>
+      <w:numFmt w:val="bullet"/>
+      <w:lvlText w:val=""/>
+      <w:lvlJc w:val="left"/>
+      <w:pPr>
+        <w:tabs>
+          <w:tab w:val="num" w:pos="1440"/>
+        </w:tabs>
+        <w:ind w:left="1440" w:hanging="360"/>
+      </w:pPr>
+      <w:rPr>
+        <w:rFonts w:ascii="Symbol" w:hAnsi="Symbol" w:hint="default"/>
+        <w:sz w:val="20"/>
+      </w:rPr>
+    </w:lvl>
+    <w:lvl w:ilvl="2" w:tentative="1">
+      <w:start w:val="1"/>
+      <w:numFmt w:val="bullet"/>
+      <w:lvlText w:val=""/>
+      <w:lvlJc w:val="left"/>
+      <w:pPr>
+        <w:tabs>
+          <w:tab w:val="num" w:pos="2160"/>
+        </w:tabs>
+        <w:ind w:left="2160" w:hanging="360"/>
+      </w:pPr>
+      <w:rPr>
+        <w:rFonts w:ascii="Symbol" w:hAnsi="Symbol" w:hint="default"/>
+        <w:sz w:val="20"/>
+      </w:rPr>
+    </w:lvl>
+    <w:lvl w:ilvl="3" w:tentative="1">
+      <w:start w:val="1"/>
+      <w:numFmt w:val="bullet"/>
+      <w:lvlText w:val=""/>
+      <w:lvlJc w:val="left"/>
+      <w:pPr>
+        <w:tabs>
+          <w:tab w:val="num" w:pos="2880"/>
+        </w:tabs>
+        <w:ind w:left="2880" w:hanging="360"/>
+      </w:pPr>
+      <w:rPr>
+        <w:rFonts w:ascii="Symbol" w:hAnsi="Symbol" w:hint="default"/>
+        <w:sz w:val="20"/>
+      </w:rPr>
+    </w:lvl>
+    <w:lvl w:ilvl="4" w:tentative="1">
+      <w:start w:val="1"/>
+      <w:numFmt w:val="bullet"/>
+      <w:lvlText w:val=""/>
+      <w:lvlJc w:val="left"/>
+      <w:pPr>
+        <w:tabs>
+          <w:tab w:val="num" w:pos="3600"/>
+        </w:tabs>
+        <w:ind w:left="3600" w:hanging="360"/>
+      </w:pPr>
+      <w:rPr>
+        <w:rFonts w:ascii="Symbol" w:hAnsi="Symbol" w:hint="default"/>
+        <w:sz w:val="20"/>
+      </w:rPr>
+    </w:lvl>
+    <w:lvl w:ilvl="5" w:tentative="1">
+      <w:start w:val="1"/>
+      <w:numFmt w:val="bullet"/>
+      <w:lvlText w:val=""/>
+      <w:lvlJc w:val="left"/>
+      <w:pPr>
+        <w:tabs>
+          <w:tab w:val="num" w:pos="4320"/>
+        </w:tabs>
+        <w:ind w:left="4320" w:hanging="360"/>
+      </w:pPr>
+      <w:rPr>
+        <w:rFonts w:ascii="Symbol" w:hAnsi="Symbol" w:hint="default"/>
+        <w:sz w:val="20"/>
+      </w:rPr>
+    </w:lvl>
+    <w:lvl w:ilvl="6" w:tentative="1">
+      <w:start w:val="1"/>
+      <w:numFmt w:val="bullet"/>
+      <w:lvlText w:val=""/>
+      <w:lvlJc w:val="left"/>
+      <w:pPr>
+        <w:tabs>
+          <w:tab w:val="num" w:pos="5040"/>
+        </w:tabs>
+        <w:ind w:left="5040" w:hanging="360"/>
+      </w:pPr>
+      <w:rPr>
+        <w:rFonts w:ascii="Symbol" w:hAnsi="Symbol" w:hint="default"/>
+        <w:sz w:val="20"/>
+      </w:rPr>
+    </w:lvl>
+    <w:lvl w:ilvl="7" w:tentative="1">
+      <w:start w:val="1"/>
+      <w:numFmt w:val="bullet"/>
+      <w:lvlText w:val=""/>
+      <w:lvlJc w:val="left"/>
+      <w:pPr>
+        <w:tabs>
+          <w:tab w:val="num" w:pos="5760"/>
+        </w:tabs>
+        <w:ind w:left="5760" w:hanging="360"/>
+      </w:pPr>
+      <w:rPr>
+        <w:rFonts w:ascii="Symbol" w:hAnsi="Symbol" w:hint="default"/>
+        <w:sz w:val="20"/>
+      </w:rPr>
+    </w:lvl>
+    <w:lvl w:ilvl="8" w:tentative="1">
+      <w:start w:val="1"/>
+      <w:numFmt w:val="bullet"/>
+      <w:lvlText w:val=""/>
+      <w:lvlJc w:val="left"/>
+      <w:pPr>
+        <w:tabs>
+          <w:tab w:val="num" w:pos="6480"/>
+        </w:tabs>
+        <w:ind w:left="6480" w:hanging="360"/>
+      </w:pPr>
+      <w:rPr>
+        <w:rFonts w:ascii="Symbol" w:hAnsi="Symbol" w:hint="default"/>
+        <w:sz w:val="20"/>
+      </w:rPr>
+    </w:lvl>
+  </w:abstractNum>
+  <w:abstractNum w:abstractNumId="38" w15:restartNumberingAfterBreak="0">
     <w:nsid w:val="5D704B2C"/>
     <w:multiLevelType w:val="hybridMultilevel"/>
     <w:tmpl w:val="5B4601F6"/>
@@ -23460,7 +26969,7 @@
       </w:rPr>
     </w:lvl>
   </w:abstractNum>
-  <w:abstractNum w:abstractNumId="36" w15:restartNumberingAfterBreak="0">
+  <w:abstractNum w:abstractNumId="39" w15:restartNumberingAfterBreak="0">
     <w:nsid w:val="611F40A2"/>
     <w:multiLevelType w:val="multilevel"/>
     <w:tmpl w:val="041B001D"/>
@@ -23546,7 +27055,7 @@
       </w:pPr>
     </w:lvl>
   </w:abstractNum>
-  <w:abstractNum w:abstractNumId="37" w15:restartNumberingAfterBreak="0">
+  <w:abstractNum w:abstractNumId="40" w15:restartNumberingAfterBreak="0">
     <w:nsid w:val="62593EFE"/>
     <w:multiLevelType w:val="hybridMultilevel"/>
     <w:tmpl w:val="B7AE2BDE"/>
@@ -23632,7 +27141,7 @@
       </w:pPr>
     </w:lvl>
   </w:abstractNum>
-  <w:abstractNum w:abstractNumId="38" w15:restartNumberingAfterBreak="0">
+  <w:abstractNum w:abstractNumId="41" w15:restartNumberingAfterBreak="0">
     <w:nsid w:val="633D6C51"/>
     <w:multiLevelType w:val="hybridMultilevel"/>
     <w:tmpl w:val="807472A4"/>
@@ -23718,7 +27227,7 @@
       </w:pPr>
     </w:lvl>
   </w:abstractNum>
-  <w:abstractNum w:abstractNumId="39" w15:restartNumberingAfterBreak="0">
+  <w:abstractNum w:abstractNumId="42" w15:restartNumberingAfterBreak="0">
     <w:nsid w:val="6416608A"/>
     <w:multiLevelType w:val="hybridMultilevel"/>
     <w:tmpl w:val="BFC45DC8"/>
@@ -23831,7 +27340,7 @@
       </w:rPr>
     </w:lvl>
   </w:abstractNum>
-  <w:abstractNum w:abstractNumId="40" w15:restartNumberingAfterBreak="0">
+  <w:abstractNum w:abstractNumId="43" w15:restartNumberingAfterBreak="0">
     <w:nsid w:val="648874EA"/>
     <w:multiLevelType w:val="hybridMultilevel"/>
     <w:tmpl w:val="03A8A320"/>
@@ -23944,7 +27453,7 @@
       </w:rPr>
     </w:lvl>
   </w:abstractNum>
-  <w:abstractNum w:abstractNumId="41" w15:restartNumberingAfterBreak="0">
+  <w:abstractNum w:abstractNumId="44" w15:restartNumberingAfterBreak="0">
     <w:nsid w:val="680D043E"/>
     <w:multiLevelType w:val="multilevel"/>
     <w:tmpl w:val="041B001D"/>
@@ -24030,7 +27539,7 @@
       </w:pPr>
     </w:lvl>
   </w:abstractNum>
-  <w:abstractNum w:abstractNumId="42" w15:restartNumberingAfterBreak="0">
+  <w:abstractNum w:abstractNumId="45" w15:restartNumberingAfterBreak="0">
     <w:nsid w:val="68584894"/>
     <w:multiLevelType w:val="hybridMultilevel"/>
     <w:tmpl w:val="2FCE7350"/>
@@ -24242,7 +27751,7 @@
       </w:rPr>
     </w:lvl>
   </w:abstractNum>
-  <w:abstractNum w:abstractNumId="43" w15:restartNumberingAfterBreak="0">
+  <w:abstractNum w:abstractNumId="46" w15:restartNumberingAfterBreak="0">
     <w:nsid w:val="72784605"/>
     <w:multiLevelType w:val="hybridMultilevel"/>
     <w:tmpl w:val="E0885FF6"/>
@@ -24355,7 +27864,7 @@
       </w:rPr>
     </w:lvl>
   </w:abstractNum>
-  <w:abstractNum w:abstractNumId="44" w15:restartNumberingAfterBreak="0">
+  <w:abstractNum w:abstractNumId="47" w15:restartNumberingAfterBreak="0">
     <w:nsid w:val="741D5FE7"/>
     <w:multiLevelType w:val="hybridMultilevel"/>
     <w:tmpl w:val="CCB609C4"/>
@@ -24469,7 +27978,7 @@
     </w:lvl>
   </w:abstractNum>
   <w:num w:numId="1">
-    <w:abstractNumId w:val="27"/>
+    <w:abstractNumId w:val="29"/>
   </w:num>
   <w:num w:numId="2">
     <w:abstractNumId w:val="8"/>
@@ -24496,16 +28005,16 @@
     <w:abstractNumId w:val="15"/>
   </w:num>
   <w:num w:numId="10">
-    <w:abstractNumId w:val="23"/>
+    <w:abstractNumId w:val="25"/>
   </w:num>
   <w:num w:numId="11">
-    <w:abstractNumId w:val="30"/>
+    <w:abstractNumId w:val="32"/>
   </w:num>
   <w:num w:numId="12">
-    <w:abstractNumId w:val="19"/>
+    <w:abstractNumId w:val="20"/>
   </w:num>
   <w:num w:numId="13">
-    <w:abstractNumId w:val="26"/>
+    <w:abstractNumId w:val="28"/>
   </w:num>
   <w:num w:numId="14">
     <w:abstractNumId w:val="9"/>
@@ -24523,46 +28032,46 @@
     <w:abstractNumId w:val="4"/>
   </w:num>
   <w:num w:numId="19">
-    <w:abstractNumId w:val="36"/>
+    <w:abstractNumId w:val="39"/>
   </w:num>
   <w:num w:numId="20">
-    <w:abstractNumId w:val="37"/>
+    <w:abstractNumId w:val="40"/>
   </w:num>
   <w:num w:numId="21">
-    <w:abstractNumId w:val="28"/>
+    <w:abstractNumId w:val="30"/>
   </w:num>
   <w:num w:numId="22">
-    <w:abstractNumId w:val="21"/>
+    <w:abstractNumId w:val="23"/>
   </w:num>
   <w:num w:numId="23">
-    <w:abstractNumId w:val="43"/>
+    <w:abstractNumId w:val="46"/>
   </w:num>
   <w:num w:numId="24">
-    <w:abstractNumId w:val="39"/>
+    <w:abstractNumId w:val="42"/>
   </w:num>
   <w:num w:numId="25">
-    <w:abstractNumId w:val="17"/>
+    <w:abstractNumId w:val="18"/>
   </w:num>
   <w:num w:numId="26">
     <w:abstractNumId w:val="13"/>
   </w:num>
   <w:num w:numId="27">
-    <w:abstractNumId w:val="42"/>
+    <w:abstractNumId w:val="45"/>
   </w:num>
   <w:num w:numId="28">
-    <w:abstractNumId w:val="32"/>
+    <w:abstractNumId w:val="34"/>
   </w:num>
   <w:num w:numId="29">
-    <w:abstractNumId w:val="20"/>
+    <w:abstractNumId w:val="21"/>
   </w:num>
   <w:num w:numId="30">
-    <w:abstractNumId w:val="29"/>
+    <w:abstractNumId w:val="31"/>
   </w:num>
   <w:num w:numId="31">
-    <w:abstractNumId w:val="34"/>
+    <w:abstractNumId w:val="36"/>
   </w:num>
   <w:num w:numId="32">
-    <w:abstractNumId w:val="41"/>
+    <w:abstractNumId w:val="44"/>
   </w:num>
   <w:num w:numId="33">
     <w:abstractNumId w:val="10"/>
@@ -24595,10 +28104,10 @@
     </w:lvlOverride>
   </w:num>
   <w:num w:numId="34">
-    <w:abstractNumId w:val="38"/>
+    <w:abstractNumId w:val="41"/>
   </w:num>
   <w:num w:numId="35">
-    <w:abstractNumId w:val="22"/>
+    <w:abstractNumId w:val="24"/>
   </w:num>
   <w:num w:numId="36">
     <w:abstractNumId w:val="10"/>
@@ -24631,37 +28140,46 @@
     </w:lvlOverride>
   </w:num>
   <w:num w:numId="37">
-    <w:abstractNumId w:val="33"/>
+    <w:abstractNumId w:val="35"/>
   </w:num>
   <w:num w:numId="38">
     <w:abstractNumId w:val="14"/>
   </w:num>
   <w:num w:numId="39">
-    <w:abstractNumId w:val="18"/>
+    <w:abstractNumId w:val="19"/>
   </w:num>
   <w:num w:numId="40">
-    <w:abstractNumId w:val="31"/>
+    <w:abstractNumId w:val="33"/>
   </w:num>
   <w:num w:numId="41">
-    <w:abstractNumId w:val="40"/>
+    <w:abstractNumId w:val="43"/>
   </w:num>
   <w:num w:numId="42">
-    <w:abstractNumId w:val="25"/>
+    <w:abstractNumId w:val="27"/>
   </w:num>
   <w:num w:numId="43">
-    <w:abstractNumId w:val="24"/>
+    <w:abstractNumId w:val="26"/>
   </w:num>
   <w:num w:numId="44">
-    <w:abstractNumId w:val="16"/>
+    <w:abstractNumId w:val="17"/>
   </w:num>
   <w:num w:numId="45">
     <w:abstractNumId w:val="12"/>
   </w:num>
   <w:num w:numId="46">
-    <w:abstractNumId w:val="35"/>
+    <w:abstractNumId w:val="38"/>
   </w:num>
   <w:num w:numId="47">
-    <w:abstractNumId w:val="44"/>
+    <w:abstractNumId w:val="47"/>
+  </w:num>
+  <w:num w:numId="48">
+    <w:abstractNumId w:val="37"/>
+  </w:num>
+  <w:num w:numId="49">
+    <w:abstractNumId w:val="16"/>
+  </w:num>
+  <w:num w:numId="50">
+    <w:abstractNumId w:val="22"/>
   </w:num>
 </w:numbering>
 </file>
